--- a/data/outputs/v2/Biology/SS1.2_Chemicals_of_Life/Biology_Chemicals_of_Life_CBE_LessonSequence.docx
+++ b/data/outputs/v2/Biology/SS1.2_Chemicals_of_Life/Biology_Chemicals_of_Life_CBE_LessonSequence.docx
@@ -3244,7 +3244,7 @@
             <w:pPr>
               <w:spacing w:after="20" w:before="0"/>
             </w:pPr>
-            <w:hyperlink w:history="1" r:id="rIdrp7thtmbhxv_iknfcv9sd">
+            <w:hyperlink w:history="1" r:id="rIdicerqq5gek7xdafvofpig">
               <w:r>
                 <w:rPr>
                   <w:rFonts w:ascii="Arial" w:cs="Arial" w:eastAsia="Arial" w:hAnsi="Arial"/>
@@ -3253,7 +3253,7 @@
                   <w:szCs w:val="16"/>
                   <w:u w:val="single" w:color="2E75B6"/>
                 </w:rPr>
-                <w:t xml:space="preserve">Dehydration synthesis or a condensation reaction</w:t>
+                <w:t xml:space="preserve">Scale of cells</w:t>
               </w:r>
             </w:hyperlink>
           </w:p>
@@ -3277,7 +3277,7 @@
               <w:spacing w:after="10" w:before="0"/>
               <w:ind w:left="120"/>
             </w:pPr>
-            <w:hyperlink w:history="1" r:id="rIdtbhaffdp0ozaup5qurwlk">
+            <w:hyperlink w:history="1" r:id="rIdkgw3srmasy___jbvtwuni">
               <w:r>
                 <w:rPr>
                   <w:rFonts w:ascii="Arial" w:cs="Arial" w:eastAsia="Arial" w:hAnsi="Arial"/>
@@ -3322,7 +3322,7 @@
             <w:pPr>
               <w:spacing w:after="20" w:before="0"/>
             </w:pPr>
-            <w:hyperlink w:history="1" r:id="rIdkbqckukcpshuwe-8uhh3c">
+            <w:hyperlink w:history="1" r:id="rIdaqhlmospyzcfw0aocmfwn">
               <w:r>
                 <w:rPr>
                   <w:rFonts w:ascii="Arial" w:cs="Arial" w:eastAsia="Arial" w:hAnsi="Arial"/>
@@ -3331,7 +3331,7 @@
                   <w:szCs w:val="16"/>
                   <w:u w:val="single" w:color="2E75B6"/>
                 </w:rPr>
-                <w:t xml:space="preserve">Evolution of Eukaryotes to Multicellular Life (Flexbook)</w:t>
+                <w:t xml:space="preserve">Carbohydrate Classification (Flexbook)</w:t>
               </w:r>
             </w:hyperlink>
           </w:p>
@@ -3355,7 +3355,7 @@
               <w:spacing w:after="10" w:before="0"/>
               <w:ind w:left="120"/>
             </w:pPr>
-            <w:hyperlink w:history="1" r:id="rId6rmzr6pvxsppko1a9q-d7">
+            <w:hyperlink w:history="1" r:id="rIdj28ky-osh8bzayovx1u7n">
               <w:r>
                 <w:rPr>
                   <w:rFonts w:ascii="Arial" w:cs="Arial" w:eastAsia="Arial" w:hAnsi="Arial"/>
@@ -3816,7 +3816,7 @@
             <w:pPr>
               <w:spacing w:after="20" w:before="0"/>
             </w:pPr>
-            <w:hyperlink w:history="1" r:id="rId0cn-n5opvg98hm4r7y8q1">
+            <w:hyperlink w:history="1" r:id="rId833f-orgqdszktnwnynlr">
               <w:r>
                 <w:rPr>
                   <w:rFonts w:ascii="Arial" w:cs="Arial" w:eastAsia="Arial" w:hAnsi="Arial"/>
@@ -3825,7 +3825,7 @@
                   <w:szCs w:val="16"/>
                   <w:u w:val="single" w:color="2E75B6"/>
                 </w:rPr>
-                <w:t xml:space="preserve">Dehydration synthesis or a condensation reaction</w:t>
+                <w:t xml:space="preserve">Photosynthesis</w:t>
               </w:r>
             </w:hyperlink>
           </w:p>
@@ -3849,7 +3849,7 @@
               <w:spacing w:after="10" w:before="0"/>
               <w:ind w:left="120"/>
             </w:pPr>
-            <w:hyperlink w:history="1" r:id="rIdlhurdq77qulih3cbevmca">
+            <w:hyperlink w:history="1" r:id="rId9xnio62hk1pmtcmkjzjgr">
               <w:r>
                 <w:rPr>
                   <w:rFonts w:ascii="Arial" w:cs="Arial" w:eastAsia="Arial" w:hAnsi="Arial"/>
@@ -3887,14 +3887,14 @@
                 <w:sz w:val="16"/>
                 <w:szCs w:val="16"/>
               </w:rPr>
-              <w:t xml:space="preserve">📖 HTML:</w:t>
+              <w:t xml:space="preserve">📖 EXERCISE:</w:t>
             </w:r>
           </w:p>
           <w:p>
             <w:pPr>
               <w:spacing w:after="20" w:before="0"/>
             </w:pPr>
-            <w:hyperlink w:history="1" r:id="rIdyfnewhshruqgm1pxjbkub">
+            <w:hyperlink w:history="1" r:id="rIdizrx8uuknhpgy1lsxc2id">
               <w:r>
                 <w:rPr>
                   <w:rFonts w:ascii="Arial" w:cs="Arial" w:eastAsia="Arial" w:hAnsi="Arial"/>
@@ -3903,7 +3903,7 @@
                   <w:szCs w:val="16"/>
                   <w:u w:val="single" w:color="2E75B6"/>
                 </w:rPr>
-                <w:t xml:space="preserve">Evolution of Eukaryotes to Multicellular Life (Flexbook)</w:t>
+                <w:t xml:space="preserve">Carbohydrate Classification Practice</w:t>
               </w:r>
             </w:hyperlink>
           </w:p>
@@ -3927,7 +3927,7 @@
               <w:spacing w:after="10" w:before="0"/>
               <w:ind w:left="120"/>
             </w:pPr>
-            <w:hyperlink w:history="1" r:id="rId8el6wr922qnphivdlg9ys">
+            <w:hyperlink w:history="1" r:id="rIdcmb442y955p7wid1nu-4v">
               <w:r>
                 <w:rPr>
                   <w:rFonts w:ascii="Arial" w:cs="Arial" w:eastAsia="Arial" w:hAnsi="Arial"/>
@@ -4274,7 +4274,7 @@
             <w:pPr>
               <w:spacing w:after="20" w:before="0"/>
             </w:pPr>
-            <w:hyperlink w:history="1" r:id="rIdfcob2mlwbkqc0eeefyewe">
+            <w:hyperlink w:history="1" r:id="rIdsl0scrgdl3fxvxjisj-kj">
               <w:r>
                 <w:rPr>
                   <w:rFonts w:ascii="Arial" w:cs="Arial" w:eastAsia="Arial" w:hAnsi="Arial"/>
@@ -4283,7 +4283,7 @@
                   <w:szCs w:val="16"/>
                   <w:u w:val="single" w:color="2E75B6"/>
                 </w:rPr>
-                <w:t xml:space="preserve">Dehydration synthesis or a condensation reaction</w:t>
+                <w:t xml:space="preserve">Organelles in eukaryotic cells</w:t>
               </w:r>
             </w:hyperlink>
           </w:p>
@@ -4307,7 +4307,7 @@
               <w:spacing w:after="10" w:before="0"/>
               <w:ind w:left="120"/>
             </w:pPr>
-            <w:hyperlink w:history="1" r:id="rId1ofdc5qvxmg6nxyzcyz9w">
+            <w:hyperlink w:history="1" r:id="rIdlrw_kc_7unvamd9kly_d1">
               <w:r>
                 <w:rPr>
                   <w:rFonts w:ascii="Arial" w:cs="Arial" w:eastAsia="Arial" w:hAnsi="Arial"/>
@@ -4352,7 +4352,7 @@
             <w:pPr>
               <w:spacing w:after="20" w:before="0"/>
             </w:pPr>
-            <w:hyperlink w:history="1" r:id="rIduthrrmnigmv5i7k2ue2yn">
+            <w:hyperlink w:history="1" r:id="rIdll-z99_9ai5iiy-5m8la5">
               <w:r>
                 <w:rPr>
                   <w:rFonts w:ascii="Arial" w:cs="Arial" w:eastAsia="Arial" w:hAnsi="Arial"/>
@@ -4361,7 +4361,7 @@
                   <w:szCs w:val="16"/>
                   <w:u w:val="single" w:color="2E75B6"/>
                 </w:rPr>
-                <w:t xml:space="preserve">Evolution of Eukaryotes to Multicellular Life (Flexbook)</w:t>
+                <w:t xml:space="preserve">Carbohydrates (Flexbook)</w:t>
               </w:r>
             </w:hyperlink>
           </w:p>
@@ -4385,7 +4385,7 @@
               <w:spacing w:after="10" w:before="0"/>
               <w:ind w:left="120"/>
             </w:pPr>
-            <w:hyperlink w:history="1" r:id="rIdmeybqwxl7mosjjokzulsy">
+            <w:hyperlink w:history="1" r:id="rIdlbijg7lxxxgtvgcppzhuy">
               <w:r>
                 <w:rPr>
                   <w:rFonts w:ascii="Arial" w:cs="Arial" w:eastAsia="Arial" w:hAnsi="Arial"/>
@@ -4770,7 +4770,7 @@
             <w:pPr>
               <w:spacing w:after="20" w:before="0"/>
             </w:pPr>
-            <w:hyperlink w:history="1" r:id="rIdysbblwol7g4nlxytdiujy">
+            <w:hyperlink w:history="1" r:id="rIddjm1wt72oqejvsmahm3tm">
               <w:r>
                 <w:rPr>
                   <w:rFonts w:ascii="Arial" w:cs="Arial" w:eastAsia="Arial" w:hAnsi="Arial"/>
@@ -4779,7 +4779,7 @@
                   <w:szCs w:val="16"/>
                   <w:u w:val="single" w:color="2E75B6"/>
                 </w:rPr>
-                <w:t xml:space="preserve">Dehydration synthesis or a condensation reaction</w:t>
+                <w:t xml:space="preserve">Introduction to carbohydrates</w:t>
               </w:r>
             </w:hyperlink>
           </w:p>
@@ -4803,7 +4803,7 @@
               <w:spacing w:after="10" w:before="0"/>
               <w:ind w:left="120"/>
             </w:pPr>
-            <w:hyperlink w:history="1" r:id="rId7bpsyug9hxbsc2l262egg">
+            <w:hyperlink w:history="1" r:id="rIdp89lg0et9pylsnzyc9jdc">
               <w:r>
                 <w:rPr>
                   <w:rFonts w:ascii="Arial" w:cs="Arial" w:eastAsia="Arial" w:hAnsi="Arial"/>
@@ -4841,14 +4841,14 @@
                 <w:sz w:val="16"/>
                 <w:szCs w:val="16"/>
               </w:rPr>
-              <w:t xml:space="preserve">📖 HTML:</w:t>
+              <w:t xml:space="preserve">📖 EXERCISE:</w:t>
             </w:r>
           </w:p>
           <w:p>
             <w:pPr>
               <w:spacing w:after="20" w:before="0"/>
             </w:pPr>
-            <w:hyperlink w:history="1" r:id="rIdyvvqy4dwehqz9swnlpivc">
+            <w:hyperlink w:history="1" r:id="rIdnm5yjizsdcgsxzlgrergr">
               <w:r>
                 <w:rPr>
                   <w:rFonts w:ascii="Arial" w:cs="Arial" w:eastAsia="Arial" w:hAnsi="Arial"/>
@@ -4857,7 +4857,7 @@
                   <w:szCs w:val="16"/>
                   <w:u w:val="single" w:color="2E75B6"/>
                 </w:rPr>
-                <w:t xml:space="preserve">Evolution of Eukaryotes to Multicellular Life (Flexbook)</w:t>
+                <w:t xml:space="preserve">Carbohydrates Practice</w:t>
               </w:r>
             </w:hyperlink>
           </w:p>
@@ -4881,7 +4881,7 @@
               <w:spacing w:after="10" w:before="0"/>
               <w:ind w:left="120"/>
             </w:pPr>
-            <w:hyperlink w:history="1" r:id="rIdxlgpedb-b4iwwko4nvrlt">
+            <w:hyperlink w:history="1" r:id="rIdviogfcssohqpzqmukjlka">
               <w:r>
                 <w:rPr>
                   <w:rFonts w:ascii="Arial" w:cs="Arial" w:eastAsia="Arial" w:hAnsi="Arial"/>
@@ -5228,7 +5228,7 @@
             <w:pPr>
               <w:spacing w:after="20" w:before="0"/>
             </w:pPr>
-            <w:hyperlink w:history="1" r:id="rIdhtwkzdbsavjfz7dc-xqvx">
+            <w:hyperlink w:history="1" r:id="rIddz0-kqzoxmbg2ztltyzth">
               <w:r>
                 <w:rPr>
                   <w:rFonts w:ascii="Arial" w:cs="Arial" w:eastAsia="Arial" w:hAnsi="Arial"/>
@@ -5237,7 +5237,7 @@
                   <w:szCs w:val="16"/>
                   <w:u w:val="single" w:color="2E75B6"/>
                 </w:rPr>
-                <w:t xml:space="preserve">Dehydration synthesis or a condensation reaction</w:t>
+                <w:t xml:space="preserve">Scale of cells</w:t>
               </w:r>
             </w:hyperlink>
           </w:p>
@@ -5261,7 +5261,7 @@
               <w:spacing w:after="10" w:before="0"/>
               <w:ind w:left="120"/>
             </w:pPr>
-            <w:hyperlink w:history="1" r:id="rIdqsljlcdld9kn5s3xjn5ib">
+            <w:hyperlink w:history="1" r:id="rIdls013rm9iiuic-km9yfdx">
               <w:r>
                 <w:rPr>
                   <w:rFonts w:ascii="Arial" w:cs="Arial" w:eastAsia="Arial" w:hAnsi="Arial"/>
@@ -5299,14 +5299,14 @@
                 <w:sz w:val="16"/>
                 <w:szCs w:val="16"/>
               </w:rPr>
-              <w:t xml:space="preserve">📖 HTML:</w:t>
+              <w:t xml:space="preserve">📖 EXERCISE:</w:t>
             </w:r>
           </w:p>
           <w:p>
             <w:pPr>
               <w:spacing w:after="20" w:before="0"/>
             </w:pPr>
-            <w:hyperlink w:history="1" r:id="rIdcc22_ejrx_qhvpid7ikrj">
+            <w:hyperlink w:history="1" r:id="rIdnsjpcu3_npzxtnqfhtfse">
               <w:r>
                 <w:rPr>
                   <w:rFonts w:ascii="Arial" w:cs="Arial" w:eastAsia="Arial" w:hAnsi="Arial"/>
@@ -5315,7 +5315,7 @@
                   <w:szCs w:val="16"/>
                   <w:u w:val="single" w:color="2E75B6"/>
                 </w:rPr>
-                <w:t xml:space="preserve">Evolution of Eukaryotes to Multicellular Life (Flexbook)</w:t>
+                <w:t xml:space="preserve">Carbohydrates</w:t>
               </w:r>
             </w:hyperlink>
           </w:p>
@@ -5331,7 +5331,7 @@
                 <w:sz w:val="14"/>
                 <w:szCs w:val="14"/>
               </w:rPr>
-              <w:t xml:space="preserve">Source: CK-12</w:t>
+              <w:t xml:space="preserve">Source: Khan Academy (English - US curriculum)</w:t>
             </w:r>
           </w:p>
           <w:p>
@@ -5339,7 +5339,7 @@
               <w:spacing w:after="10" w:before="0"/>
               <w:ind w:left="120"/>
             </w:pPr>
-            <w:hyperlink w:history="1" r:id="rIdsmh_3cmlrco97t463xslm">
+            <w:hyperlink w:history="1" r:id="rIdlnluofsnkavv71oxd-dbv">
               <w:r>
                 <w:rPr>
                   <w:rFonts w:ascii="Arial" w:cs="Arial" w:eastAsia="Arial" w:hAnsi="Arial"/>
@@ -7206,7 +7206,7 @@
             <w:pPr>
               <w:spacing w:after="20" w:before="0"/>
             </w:pPr>
-            <w:hyperlink w:history="1" r:id="rIdb7a33iw8y5n9qda2ttjn6">
+            <w:hyperlink w:history="1" r:id="rIdiorbrj5rrsau0vhrzcsw4">
               <w:r>
                 <w:rPr>
                   <w:rFonts w:ascii="Arial" w:cs="Arial" w:eastAsia="Arial" w:hAnsi="Arial"/>
@@ -7215,7 +7215,7 @@
                   <w:szCs w:val="16"/>
                   <w:u w:val="single" w:color="2E75B6"/>
                 </w:rPr>
-                <w:t xml:space="preserve">Dehydration synthesis or a condensation reaction</w:t>
+                <w:t xml:space="preserve">Introduction to vitamins and minerals</w:t>
               </w:r>
             </w:hyperlink>
           </w:p>
@@ -7239,7 +7239,7 @@
               <w:spacing w:after="10" w:before="0"/>
               <w:ind w:left="120"/>
             </w:pPr>
-            <w:hyperlink w:history="1" r:id="rIdsscyeu5nqf4cshj4r8v0u">
+            <w:hyperlink w:history="1" r:id="rIdt18vul_w6jfjthywu-qbu">
               <w:r>
                 <w:rPr>
                   <w:rFonts w:ascii="Arial" w:cs="Arial" w:eastAsia="Arial" w:hAnsi="Arial"/>
@@ -7284,7 +7284,7 @@
             <w:pPr>
               <w:spacing w:after="20" w:before="0"/>
             </w:pPr>
-            <w:hyperlink w:history="1" r:id="rIdqeaw3xvzsog20hajktcdh">
+            <w:hyperlink w:history="1" r:id="rId65tmpscymn124iymvum93">
               <w:r>
                 <w:rPr>
                   <w:rFonts w:ascii="Arial" w:cs="Arial" w:eastAsia="Arial" w:hAnsi="Arial"/>
@@ -7293,7 +7293,7 @@
                   <w:szCs w:val="16"/>
                   <w:u w:val="single" w:color="2E75B6"/>
                 </w:rPr>
-                <w:t xml:space="preserve">Evolution of Eukaryotes to Multicellular Life (Flexbook)</w:t>
+                <w:t xml:space="preserve">Vitamins and Minerals (Flexbook)</w:t>
               </w:r>
             </w:hyperlink>
           </w:p>
@@ -7317,7 +7317,7 @@
               <w:spacing w:after="10" w:before="0"/>
               <w:ind w:left="120"/>
             </w:pPr>
-            <w:hyperlink w:history="1" r:id="rIdfzj07yzmctmfr_0tra9uj">
+            <w:hyperlink w:history="1" r:id="rIdiessww2vufoicu_pmmixa">
               <w:r>
                 <w:rPr>
                   <w:rFonts w:ascii="Arial" w:cs="Arial" w:eastAsia="Arial" w:hAnsi="Arial"/>
@@ -7512,7 +7512,7 @@
             <w:pPr>
               <w:spacing w:after="20" w:before="0"/>
             </w:pPr>
-            <w:hyperlink w:history="1" r:id="rIdfsqhkf9c_jsvkh5qglxiq">
+            <w:hyperlink w:history="1" r:id="rIdrgrwdznongilbtmadqolx">
               <w:r>
                 <w:rPr>
                   <w:rFonts w:ascii="Arial" w:cs="Arial" w:eastAsia="Arial" w:hAnsi="Arial"/>
@@ -7521,7 +7521,7 @@
                   <w:szCs w:val="16"/>
                   <w:u w:val="single" w:color="2E75B6"/>
                 </w:rPr>
-                <w:t xml:space="preserve">Dehydration synthesis or a condensation reaction</w:t>
+                <w:t xml:space="preserve">Introduction to proteins and amino acids</w:t>
               </w:r>
             </w:hyperlink>
           </w:p>
@@ -7545,7 +7545,7 @@
               <w:spacing w:after="10" w:before="0"/>
               <w:ind w:left="120"/>
             </w:pPr>
-            <w:hyperlink w:history="1" r:id="rIdu5_schkp_pbvkvuhw_6ns">
+            <w:hyperlink w:history="1" r:id="rIdnpvukw25y8fanu1qa7jom">
               <w:r>
                 <w:rPr>
                   <w:rFonts w:ascii="Arial" w:cs="Arial" w:eastAsia="Arial" w:hAnsi="Arial"/>
@@ -7583,14 +7583,14 @@
                 <w:sz w:val="16"/>
                 <w:szCs w:val="16"/>
               </w:rPr>
-              <w:t xml:space="preserve">📖 HTML:</w:t>
+              <w:t xml:space="preserve">📖 EXERCISE:</w:t>
             </w:r>
           </w:p>
           <w:p>
             <w:pPr>
               <w:spacing w:after="20" w:before="0"/>
             </w:pPr>
-            <w:hyperlink w:history="1" r:id="rIds-6t5_yojq7t8mopyl0lp">
+            <w:hyperlink w:history="1" r:id="rIddac59tsjzjl6c8xes7tct">
               <w:r>
                 <w:rPr>
                   <w:rFonts w:ascii="Arial" w:cs="Arial" w:eastAsia="Arial" w:hAnsi="Arial"/>
@@ -7599,7 +7599,7 @@
                   <w:szCs w:val="16"/>
                   <w:u w:val="single" w:color="2E75B6"/>
                 </w:rPr>
-                <w:t xml:space="preserve">Evolution of Eukaryotes to Multicellular Life (Flexbook)</w:t>
+                <w:t xml:space="preserve">Vitamins and Minerals Practice</w:t>
               </w:r>
             </w:hyperlink>
           </w:p>
@@ -7623,7 +7623,7 @@
               <w:spacing w:after="10" w:before="0"/>
               <w:ind w:left="120"/>
             </w:pPr>
-            <w:hyperlink w:history="1" r:id="rId5fk_xtis09ltytgbrzoku">
+            <w:hyperlink w:history="1" r:id="rIdtbtdbq1_pjlqvvd40pfw1">
               <w:r>
                 <w:rPr>
                   <w:rFonts w:ascii="Arial" w:cs="Arial" w:eastAsia="Arial" w:hAnsi="Arial"/>
@@ -7818,7 +7818,7 @@
             <w:pPr>
               <w:spacing w:after="20" w:before="0"/>
             </w:pPr>
-            <w:hyperlink w:history="1" r:id="rIdbm9oa8kufiwdyboxyhuvp">
+            <w:hyperlink w:history="1" r:id="rIdteo8fp0vgotqts-pwfjg0">
               <w:r>
                 <w:rPr>
                   <w:rFonts w:ascii="Arial" w:cs="Arial" w:eastAsia="Arial" w:hAnsi="Arial"/>
@@ -7827,7 +7827,7 @@
                   <w:szCs w:val="16"/>
                   <w:u w:val="single" w:color="2E75B6"/>
                 </w:rPr>
-                <w:t xml:space="preserve">Dehydration synthesis or a condensation reaction</w:t>
+                <w:t xml:space="preserve">Scale of cells</w:t>
               </w:r>
             </w:hyperlink>
           </w:p>
@@ -7851,7 +7851,7 @@
               <w:spacing w:after="10" w:before="0"/>
               <w:ind w:left="120"/>
             </w:pPr>
-            <w:hyperlink w:history="1" r:id="rIdracs6l1bjq_dzybyx1usi">
+            <w:hyperlink w:history="1" r:id="rIdhwtcvqqr4gsevuwuelftl">
               <w:r>
                 <w:rPr>
                   <w:rFonts w:ascii="Arial" w:cs="Arial" w:eastAsia="Arial" w:hAnsi="Arial"/>
@@ -7896,7 +7896,7 @@
             <w:pPr>
               <w:spacing w:after="20" w:before="0"/>
             </w:pPr>
-            <w:hyperlink w:history="1" r:id="rIdejt5pfpqmm8d9dzza1c_u">
+            <w:hyperlink w:history="1" r:id="rIdq2y7n6ujkfenojbotzrte">
               <w:r>
                 <w:rPr>
                   <w:rFonts w:ascii="Arial" w:cs="Arial" w:eastAsia="Arial" w:hAnsi="Arial"/>
@@ -7905,7 +7905,7 @@
                   <w:szCs w:val="16"/>
                   <w:u w:val="single" w:color="2E75B6"/>
                 </w:rPr>
-                <w:t xml:space="preserve">Evolution of Eukaryotes to Multicellular Life (Flexbook)</w:t>
+                <w:t xml:space="preserve">Vitamins and Minerals - Advanced (Flexbook)</w:t>
               </w:r>
             </w:hyperlink>
           </w:p>
@@ -7929,7 +7929,7 @@
               <w:spacing w:after="10" w:before="0"/>
               <w:ind w:left="120"/>
             </w:pPr>
-            <w:hyperlink w:history="1" r:id="rIdniqrqvewwaukrn_wz6xpw">
+            <w:hyperlink w:history="1" r:id="rIduch_bbhpr8bcpl0g_51lw">
               <w:r>
                 <w:rPr>
                   <w:rFonts w:ascii="Arial" w:cs="Arial" w:eastAsia="Arial" w:hAnsi="Arial"/>
@@ -8124,7 +8124,7 @@
             <w:pPr>
               <w:spacing w:after="20" w:before="0"/>
             </w:pPr>
-            <w:hyperlink w:history="1" r:id="rIdl33bz4zcayw83hetqmrkf">
+            <w:hyperlink w:history="1" r:id="rIduwmeylupxhpf_ozhko3xm">
               <w:r>
                 <w:rPr>
                   <w:rFonts w:ascii="Arial" w:cs="Arial" w:eastAsia="Arial" w:hAnsi="Arial"/>
@@ -8133,7 +8133,7 @@
                   <w:szCs w:val="16"/>
                   <w:u w:val="single" w:color="2E75B6"/>
                 </w:rPr>
-                <w:t xml:space="preserve">Dehydration synthesis or a condensation reaction</w:t>
+                <w:t xml:space="preserve">Introduction to vitamins and minerals</w:t>
               </w:r>
             </w:hyperlink>
           </w:p>
@@ -8157,7 +8157,7 @@
               <w:spacing w:after="10" w:before="0"/>
               <w:ind w:left="120"/>
             </w:pPr>
-            <w:hyperlink w:history="1" r:id="rId91itysjktd3s41ifo0gef">
+            <w:hyperlink w:history="1" r:id="rIdbpjzvcueqeipzaazawb3d">
               <w:r>
                 <w:rPr>
                   <w:rFonts w:ascii="Arial" w:cs="Arial" w:eastAsia="Arial" w:hAnsi="Arial"/>
@@ -8202,7 +8202,7 @@
             <w:pPr>
               <w:spacing w:after="20" w:before="0"/>
             </w:pPr>
-            <w:hyperlink w:history="1" r:id="rIdxmc99rdtlo0lpnyd9psi5">
+            <w:hyperlink w:history="1" r:id="rIdo129zwtnwqa5_fsq9l73e">
               <w:r>
                 <w:rPr>
                   <w:rFonts w:ascii="Arial" w:cs="Arial" w:eastAsia="Arial" w:hAnsi="Arial"/>
@@ -8211,7 +8211,7 @@
                   <w:szCs w:val="16"/>
                   <w:u w:val="single" w:color="2E75B6"/>
                 </w:rPr>
-                <w:t xml:space="preserve">Evolution of Eukaryotes to Multicellular Life (Flexbook)</w:t>
+                <w:t xml:space="preserve">Vitamins and Minerals (Flexbook)</w:t>
               </w:r>
             </w:hyperlink>
           </w:p>
@@ -8235,7 +8235,7 @@
               <w:spacing w:after="10" w:before="0"/>
               <w:ind w:left="120"/>
             </w:pPr>
-            <w:hyperlink w:history="1" r:id="rIdsneqqjkmgdwq3lu0hzicc">
+            <w:hyperlink w:history="1" r:id="rIdw9zncssn8fakmdtd1fwqr">
               <w:r>
                 <w:rPr>
                   <w:rFonts w:ascii="Arial" w:cs="Arial" w:eastAsia="Arial" w:hAnsi="Arial"/>
@@ -8430,7 +8430,7 @@
             <w:pPr>
               <w:spacing w:after="20" w:before="0"/>
             </w:pPr>
-            <w:hyperlink w:history="1" r:id="rIdqudlz9_encnuaz7qamwks">
+            <w:hyperlink w:history="1" r:id="rIdds23pxmjg9ylnyigwovyn">
               <w:r>
                 <w:rPr>
                   <w:rFonts w:ascii="Arial" w:cs="Arial" w:eastAsia="Arial" w:hAnsi="Arial"/>
@@ -8439,7 +8439,7 @@
                   <w:szCs w:val="16"/>
                   <w:u w:val="single" w:color="2E75B6"/>
                 </w:rPr>
-                <w:t xml:space="preserve">Dehydration synthesis or a condensation reaction</w:t>
+                <w:t xml:space="preserve">Introduction to vitamins and minerals</w:t>
               </w:r>
             </w:hyperlink>
           </w:p>
@@ -8463,7 +8463,7 @@
               <w:spacing w:after="10" w:before="0"/>
               <w:ind w:left="120"/>
             </w:pPr>
-            <w:hyperlink w:history="1" r:id="rIdlsclcwqv3uki08ng1a4rm">
+            <w:hyperlink w:history="1" r:id="rIds-52yrp2x8w2q7qubenul">
               <w:r>
                 <w:rPr>
                   <w:rFonts w:ascii="Arial" w:cs="Arial" w:eastAsia="Arial" w:hAnsi="Arial"/>
@@ -8508,7 +8508,7 @@
             <w:pPr>
               <w:spacing w:after="20" w:before="0"/>
             </w:pPr>
-            <w:hyperlink w:history="1" r:id="rIdvgy5vqtkk0m3qts-jfkyk">
+            <w:hyperlink w:history="1" r:id="rIdqc7m3r37-vjndbcsmh12t">
               <w:r>
                 <w:rPr>
                   <w:rFonts w:ascii="Arial" w:cs="Arial" w:eastAsia="Arial" w:hAnsi="Arial"/>
@@ -8517,7 +8517,7 @@
                   <w:szCs w:val="16"/>
                   <w:u w:val="single" w:color="2E75B6"/>
                 </w:rPr>
-                <w:t xml:space="preserve">Evolution of Eukaryotes to Multicellular Life (Flexbook)</w:t>
+                <w:t xml:space="preserve">Vitamins and Minerals (Flexbook)</w:t>
               </w:r>
             </w:hyperlink>
           </w:p>
@@ -8541,7 +8541,7 @@
               <w:spacing w:after="10" w:before="0"/>
               <w:ind w:left="120"/>
             </w:pPr>
-            <w:hyperlink w:history="1" r:id="rIdjwgywgaigzhsww_c1july">
+            <w:hyperlink w:history="1" r:id="rIdxl3qfjezx4_ocrvoyvt79">
               <w:r>
                 <w:rPr>
                   <w:rFonts w:ascii="Arial" w:cs="Arial" w:eastAsia="Arial" w:hAnsi="Arial"/>
@@ -10142,7 +10142,7 @@
             <w:pPr>
               <w:spacing w:after="20" w:before="0"/>
             </w:pPr>
-            <w:hyperlink w:history="1" r:id="rIdwjh61htcd6nqg7jf_dzyf">
+            <w:hyperlink w:history="1" r:id="rIdairawwhjqr3rnbqpn5ra0">
               <w:r>
                 <w:rPr>
                   <w:rFonts w:ascii="Arial" w:cs="Arial" w:eastAsia="Arial" w:hAnsi="Arial"/>
@@ -10151,7 +10151,7 @@
                   <w:szCs w:val="16"/>
                   <w:u w:val="single" w:color="2E75B6"/>
                 </w:rPr>
-                <w:t xml:space="preserve">Endomembrane system</w:t>
+                <w:t xml:space="preserve">Lipid overview</w:t>
               </w:r>
             </w:hyperlink>
           </w:p>
@@ -10175,7 +10175,7 @@
               <w:spacing w:after="10" w:before="0"/>
               <w:ind w:left="120"/>
             </w:pPr>
-            <w:hyperlink w:history="1" r:id="rIdg4c-g9mplycdkzni0gms6">
+            <w:hyperlink w:history="1" r:id="rIdz5hha4lewzrcfohewn-v9">
               <w:r>
                 <w:rPr>
                   <w:rFonts w:ascii="Arial" w:cs="Arial" w:eastAsia="Arial" w:hAnsi="Arial"/>
@@ -10213,14 +10213,14 @@
                 <w:sz w:val="16"/>
                 <w:szCs w:val="16"/>
               </w:rPr>
-              <w:t xml:space="preserve">📖 PDF:</w:t>
+              <w:t xml:space="preserve">📖 EXERCISE:</w:t>
             </w:r>
           </w:p>
           <w:p>
             <w:pPr>
               <w:spacing w:after="20" w:before="0"/>
             </w:pPr>
-            <w:hyperlink w:history="1" r:id="rIdlosv5asytx8rxsap92e9e">
+            <w:hyperlink w:history="1" r:id="rIdukpryjli7pcxeydcvsh83">
               <w:r>
                 <w:rPr>
                   <w:rFonts w:ascii="Arial" w:cs="Arial" w:eastAsia="Arial" w:hAnsi="Arial"/>
@@ -10229,7 +10229,7 @@
                   <w:szCs w:val="16"/>
                   <w:u w:val="single" w:color="2E75B6"/>
                 </w:rPr>
-                <w:t xml:space="preserve">Meet the Family: Inv..:Segment 6 Single Letter Codes and DNA Codons for Amino Acids</w:t>
+                <w:t xml:space="preserve">Lipids</w:t>
               </w:r>
             </w:hyperlink>
           </w:p>
@@ -10245,7 +10245,7 @@
                 <w:sz w:val="14"/>
                 <w:szCs w:val="14"/>
               </w:rPr>
-              <w:t xml:space="preserve">Source: MIT Blossoms</w:t>
+              <w:t xml:space="preserve">Source: Khan Academy (English - US curriculum)</w:t>
             </w:r>
           </w:p>
           <w:p>
@@ -10253,7 +10253,7 @@
               <w:spacing w:after="10" w:before="0"/>
               <w:ind w:left="120"/>
             </w:pPr>
-            <w:hyperlink w:history="1" r:id="rIdehlfs-2xotud-s7ucdbad">
+            <w:hyperlink w:history="1" r:id="rId-kpgr7tub5ktd45vl5xaz">
               <w:r>
                 <w:rPr>
                   <w:rFonts w:ascii="Arial" w:cs="Arial" w:eastAsia="Arial" w:hAnsi="Arial"/>
@@ -10448,7 +10448,7 @@
             <w:pPr>
               <w:spacing w:after="20" w:before="0"/>
             </w:pPr>
-            <w:hyperlink w:history="1" r:id="rId1erxpzjkpmqfubgsz0fxb">
+            <w:hyperlink w:history="1" r:id="rIdmjcnlspndubqomr6ux-rk">
               <w:r>
                 <w:rPr>
                   <w:rFonts w:ascii="Arial" w:cs="Arial" w:eastAsia="Arial" w:hAnsi="Arial"/>
@@ -10457,7 +10457,7 @@
                   <w:szCs w:val="16"/>
                   <w:u w:val="single" w:color="2E75B6"/>
                 </w:rPr>
-                <w:t xml:space="preserve">Endomembrane system</w:t>
+                <w:t xml:space="preserve">Molecular structure of triglycerides (fats)</w:t>
               </w:r>
             </w:hyperlink>
           </w:p>
@@ -10481,7 +10481,7 @@
               <w:spacing w:after="10" w:before="0"/>
               <w:ind w:left="120"/>
             </w:pPr>
-            <w:hyperlink w:history="1" r:id="rIdvdxzsdhbos3lkgbindand">
+            <w:hyperlink w:history="1" r:id="rIdp2bscoupcsyrqplzhy0xf">
               <w:r>
                 <w:rPr>
                   <w:rFonts w:ascii="Arial" w:cs="Arial" w:eastAsia="Arial" w:hAnsi="Arial"/>
@@ -10519,14 +10519,14 @@
                 <w:sz w:val="16"/>
                 <w:szCs w:val="16"/>
               </w:rPr>
-              <w:t xml:space="preserve">📖 PDF:</w:t>
+              <w:t xml:space="preserve">📖 EXERCISE:</w:t>
             </w:r>
           </w:p>
           <w:p>
             <w:pPr>
               <w:spacing w:after="20" w:before="0"/>
             </w:pPr>
-            <w:hyperlink w:history="1" r:id="rIdlzpzyeabumufoosigptve">
+            <w:hyperlink w:history="1" r:id="rId-ruk3umwcqgkunmh0junr">
               <w:r>
                 <w:rPr>
                   <w:rFonts w:ascii="Arial" w:cs="Arial" w:eastAsia="Arial" w:hAnsi="Arial"/>
@@ -10535,7 +10535,7 @@
                   <w:szCs w:val="16"/>
                   <w:u w:val="single" w:color="2E75B6"/>
                 </w:rPr>
-                <w:t xml:space="preserve">Meet the Family: Inv..:Segment 6 Single Letter Codes and DNA Codons for Amino Acids</w:t>
+                <w:t xml:space="preserve">Lipids</w:t>
               </w:r>
             </w:hyperlink>
           </w:p>
@@ -10551,7 +10551,7 @@
                 <w:sz w:val="14"/>
                 <w:szCs w:val="14"/>
               </w:rPr>
-              <w:t xml:space="preserve">Source: MIT Blossoms</w:t>
+              <w:t xml:space="preserve">Source: Khan Academy (English - US curriculum)</w:t>
             </w:r>
           </w:p>
           <w:p>
@@ -10559,7 +10559,7 @@
               <w:spacing w:after="10" w:before="0"/>
               <w:ind w:left="120"/>
             </w:pPr>
-            <w:hyperlink w:history="1" r:id="rIdicy98lxppvrfm_wqpzca4">
+            <w:hyperlink w:history="1" r:id="rIdxzpkz9akbfc4ktbxkotmi">
               <w:r>
                 <w:rPr>
                   <w:rFonts w:ascii="Arial" w:cs="Arial" w:eastAsia="Arial" w:hAnsi="Arial"/>
@@ -10754,7 +10754,7 @@
             <w:pPr>
               <w:spacing w:after="20" w:before="0"/>
             </w:pPr>
-            <w:hyperlink w:history="1" r:id="rId4_pmvw4qdl9qdwhpv372u">
+            <w:hyperlink w:history="1" r:id="rIdzwf-li87o2b3y1enfwuwj">
               <w:r>
                 <w:rPr>
                   <w:rFonts w:ascii="Arial" w:cs="Arial" w:eastAsia="Arial" w:hAnsi="Arial"/>
@@ -10763,7 +10763,7 @@
                   <w:szCs w:val="16"/>
                   <w:u w:val="single" w:color="2E75B6"/>
                 </w:rPr>
-                <w:t xml:space="preserve">Endomembrane system</w:t>
+                <w:t xml:space="preserve">Introduction to lipids</w:t>
               </w:r>
             </w:hyperlink>
           </w:p>
@@ -10787,7 +10787,7 @@
               <w:spacing w:after="10" w:before="0"/>
               <w:ind w:left="120"/>
             </w:pPr>
-            <w:hyperlink w:history="1" r:id="rIdft06m8fz3lmayi6q54ux2">
+            <w:hyperlink w:history="1" r:id="rIdkhvjweqldkmyxtdhek5ja">
               <w:r>
                 <w:rPr>
                   <w:rFonts w:ascii="Arial" w:cs="Arial" w:eastAsia="Arial" w:hAnsi="Arial"/>
@@ -10825,14 +10825,14 @@
                 <w:sz w:val="16"/>
                 <w:szCs w:val="16"/>
               </w:rPr>
-              <w:t xml:space="preserve">📖 PDF:</w:t>
+              <w:t xml:space="preserve">📖 EXERCISE:</w:t>
             </w:r>
           </w:p>
           <w:p>
             <w:pPr>
               <w:spacing w:after="20" w:before="0"/>
             </w:pPr>
-            <w:hyperlink w:history="1" r:id="rIdzeqzqqkjhiifzw1_ltrpv">
+            <w:hyperlink w:history="1" r:id="rIda70lorsgigwuikeepj-gs">
               <w:r>
                 <w:rPr>
                   <w:rFonts w:ascii="Arial" w:cs="Arial" w:eastAsia="Arial" w:hAnsi="Arial"/>
@@ -10841,7 +10841,7 @@
                   <w:szCs w:val="16"/>
                   <w:u w:val="single" w:color="2E75B6"/>
                 </w:rPr>
-                <w:t xml:space="preserve">Meet the Family: Inv..:Segment 6 Single Letter Codes and DNA Codons for Amino Acids</w:t>
+                <w:t xml:space="preserve">Lipids</w:t>
               </w:r>
             </w:hyperlink>
           </w:p>
@@ -10857,7 +10857,7 @@
                 <w:sz w:val="14"/>
                 <w:szCs w:val="14"/>
               </w:rPr>
-              <w:t xml:space="preserve">Source: MIT Blossoms</w:t>
+              <w:t xml:space="preserve">Source: Khan Academy (English - US curriculum)</w:t>
             </w:r>
           </w:p>
           <w:p>
@@ -10865,7 +10865,7 @@
               <w:spacing w:after="10" w:before="0"/>
               <w:ind w:left="120"/>
             </w:pPr>
-            <w:hyperlink w:history="1" r:id="rIdc8uyowit1womorppclwgl">
+            <w:hyperlink w:history="1" r:id="rId_tvbvp3hyufrs91ipd6jf">
               <w:r>
                 <w:rPr>
                   <w:rFonts w:ascii="Arial" w:cs="Arial" w:eastAsia="Arial" w:hAnsi="Arial"/>
@@ -11060,7 +11060,7 @@
             <w:pPr>
               <w:spacing w:after="20" w:before="0"/>
             </w:pPr>
-            <w:hyperlink w:history="1" r:id="rIdpwnjhon14lq2ed9dgwypn">
+            <w:hyperlink w:history="1" r:id="rIdbndigiiluzitba_iupmvv">
               <w:r>
                 <w:rPr>
                   <w:rFonts w:ascii="Arial" w:cs="Arial" w:eastAsia="Arial" w:hAnsi="Arial"/>
@@ -11069,7 +11069,7 @@
                   <w:szCs w:val="16"/>
                   <w:u w:val="single" w:color="2E75B6"/>
                 </w:rPr>
-                <w:t xml:space="preserve">Endomembrane system</w:t>
+                <w:t xml:space="preserve">Lipid overview</w:t>
               </w:r>
             </w:hyperlink>
           </w:p>
@@ -11093,7 +11093,7 @@
               <w:spacing w:after="10" w:before="0"/>
               <w:ind w:left="120"/>
             </w:pPr>
-            <w:hyperlink w:history="1" r:id="rIdn3b7yy3-qghfhoxppzaex">
+            <w:hyperlink w:history="1" r:id="rIdwembnc7a3ivorawedxxun">
               <w:r>
                 <w:rPr>
                   <w:rFonts w:ascii="Arial" w:cs="Arial" w:eastAsia="Arial" w:hAnsi="Arial"/>
@@ -11131,14 +11131,14 @@
                 <w:sz w:val="16"/>
                 <w:szCs w:val="16"/>
               </w:rPr>
-              <w:t xml:space="preserve">📖 PDF:</w:t>
+              <w:t xml:space="preserve">📖 EXERCISE:</w:t>
             </w:r>
           </w:p>
           <w:p>
             <w:pPr>
               <w:spacing w:after="20" w:before="0"/>
             </w:pPr>
-            <w:hyperlink w:history="1" r:id="rIdz7jrvsqypuvp8deeyikdm">
+            <w:hyperlink w:history="1" r:id="rIdvtmku1lcxf9ah7wl93oqi">
               <w:r>
                 <w:rPr>
                   <w:rFonts w:ascii="Arial" w:cs="Arial" w:eastAsia="Arial" w:hAnsi="Arial"/>
@@ -11147,7 +11147,7 @@
                   <w:szCs w:val="16"/>
                   <w:u w:val="single" w:color="2E75B6"/>
                 </w:rPr>
-                <w:t xml:space="preserve">Meet the Family: Inv..:Segment 6 Single Letter Codes and DNA Codons for Amino Acids</w:t>
+                <w:t xml:space="preserve">Lipids</w:t>
               </w:r>
             </w:hyperlink>
           </w:p>
@@ -11163,7 +11163,7 @@
                 <w:sz w:val="14"/>
                 <w:szCs w:val="14"/>
               </w:rPr>
-              <w:t xml:space="preserve">Source: MIT Blossoms</w:t>
+              <w:t xml:space="preserve">Source: Khan Academy (English - US curriculum)</w:t>
             </w:r>
           </w:p>
           <w:p>
@@ -11171,7 +11171,7 @@
               <w:spacing w:after="10" w:before="0"/>
               <w:ind w:left="120"/>
             </w:pPr>
-            <w:hyperlink w:history="1" r:id="rIdf72atcwtyih_b7sculcvz">
+            <w:hyperlink w:history="1" r:id="rIdc7bx8psyobomem5vk8gkg">
               <w:r>
                 <w:rPr>
                   <w:rFonts w:ascii="Arial" w:cs="Arial" w:eastAsia="Arial" w:hAnsi="Arial"/>
@@ -11366,7 +11366,7 @@
             <w:pPr>
               <w:spacing w:after="20" w:before="0"/>
             </w:pPr>
-            <w:hyperlink w:history="1" r:id="rIdgmyy2o1bvehfsekn9memq">
+            <w:hyperlink w:history="1" r:id="rIdgrwnzvltd_ukfyunkn4jw">
               <w:r>
                 <w:rPr>
                   <w:rFonts w:ascii="Arial" w:cs="Arial" w:eastAsia="Arial" w:hAnsi="Arial"/>
@@ -11375,7 +11375,7 @@
                   <w:szCs w:val="16"/>
                   <w:u w:val="single" w:color="2E75B6"/>
                 </w:rPr>
-                <w:t xml:space="preserve">Endomembrane system</w:t>
+                <w:t xml:space="preserve">Molecular structure of triglycerides (fats)</w:t>
               </w:r>
             </w:hyperlink>
           </w:p>
@@ -11399,7 +11399,7 @@
               <w:spacing w:after="10" w:before="0"/>
               <w:ind w:left="120"/>
             </w:pPr>
-            <w:hyperlink w:history="1" r:id="rIdasmw8s0hovdx5tqoaftpj">
+            <w:hyperlink w:history="1" r:id="rIdmnb_6iazzllzoimwd4pej">
               <w:r>
                 <w:rPr>
                   <w:rFonts w:ascii="Arial" w:cs="Arial" w:eastAsia="Arial" w:hAnsi="Arial"/>
@@ -11437,14 +11437,14 @@
                 <w:sz w:val="16"/>
                 <w:szCs w:val="16"/>
               </w:rPr>
-              <w:t xml:space="preserve">📖 PDF:</w:t>
+              <w:t xml:space="preserve">📖 EXERCISE:</w:t>
             </w:r>
           </w:p>
           <w:p>
             <w:pPr>
               <w:spacing w:after="20" w:before="0"/>
             </w:pPr>
-            <w:hyperlink w:history="1" r:id="rIdtxsmnfiy7skig3ypclh2j">
+            <w:hyperlink w:history="1" r:id="rIdewrklmnnfglme9umwv6jl">
               <w:r>
                 <w:rPr>
                   <w:rFonts w:ascii="Arial" w:cs="Arial" w:eastAsia="Arial" w:hAnsi="Arial"/>
@@ -11453,7 +11453,7 @@
                   <w:szCs w:val="16"/>
                   <w:u w:val="single" w:color="2E75B6"/>
                 </w:rPr>
-                <w:t xml:space="preserve">Meet the Family: Inv..:Segment 6 Single Letter Codes and DNA Codons for Amino Acids</w:t>
+                <w:t xml:space="preserve">Lipids</w:t>
               </w:r>
             </w:hyperlink>
           </w:p>
@@ -11469,7 +11469,7 @@
                 <w:sz w:val="14"/>
                 <w:szCs w:val="14"/>
               </w:rPr>
-              <w:t xml:space="preserve">Source: MIT Blossoms</w:t>
+              <w:t xml:space="preserve">Source: Khan Academy (English - US curriculum)</w:t>
             </w:r>
           </w:p>
           <w:p>
@@ -11477,7 +11477,7 @@
               <w:spacing w:after="10" w:before="0"/>
               <w:ind w:left="120"/>
             </w:pPr>
-            <w:hyperlink w:history="1" r:id="rId5ggkq1-_hwxm8w135i-dw">
+            <w:hyperlink w:history="1" r:id="rIdvigjf-7c7pljimiubumdr">
               <w:r>
                 <w:rPr>
                   <w:rFonts w:ascii="Arial" w:cs="Arial" w:eastAsia="Arial" w:hAnsi="Arial"/>
@@ -12964,7 +12964,313 @@
             <w:pPr>
               <w:spacing w:after="20" w:before="0"/>
             </w:pPr>
-            <w:hyperlink w:history="1" r:id="rIdflyrbvyqhey22-bes8ofd">
+            <w:hyperlink w:history="1" r:id="rIdz0nz2f21rynfcpymko71t">
+              <w:r>
+                <w:rPr>
+                  <w:rFonts w:ascii="Arial" w:cs="Arial" w:eastAsia="Arial" w:hAnsi="Arial"/>
+                  <w:color w:val="2E75B6"/>
+                  <w:sz w:val="16"/>
+                  <w:szCs w:val="16"/>
+                  <w:u w:val="single" w:color="2E75B6"/>
+                </w:rPr>
+                <w:t xml:space="preserve">Hydrolysis</w:t>
+              </w:r>
+            </w:hyperlink>
+          </w:p>
+          <w:p>
+            <w:pPr>
+              <w:spacing w:after="10" w:before="0"/>
+              <w:ind w:left="120"/>
+            </w:pPr>
+            <w:r>
+              <w:rPr>
+                <w:rFonts w:ascii="Arial" w:cs="Arial" w:eastAsia="Arial" w:hAnsi="Arial"/>
+                <w:color w:val="595959"/>
+                <w:sz w:val="14"/>
+                <w:szCs w:val="14"/>
+              </w:rPr>
+              <w:t xml:space="preserve">Source: Khan Academy (English - US curriculum)</w:t>
+            </w:r>
+          </w:p>
+          <w:p>
+            <w:pPr>
+              <w:spacing w:after="10" w:before="0"/>
+              <w:ind w:left="120"/>
+            </w:pPr>
+            <w:hyperlink w:history="1" r:id="rId03wlseiinmsi0ny0l0edg">
+              <w:r>
+                <w:rPr>
+                  <w:rFonts w:ascii="Arial" w:cs="Arial" w:eastAsia="Arial" w:hAnsi="Arial"/>
+                  <w:color w:val="595959"/>
+                  <w:sz w:val="14"/>
+                  <w:szCs w:val="14"/>
+                  <w:u w:val="single" w:color="595959"/>
+                </w:rPr>
+                <w:t xml:space="preserve">🔍 Search ARES for similar videos</w:t>
+              </w:r>
+            </w:hyperlink>
+          </w:p>
+          <w:p>
+            <w:pPr>
+              <w:spacing w:after="40" w:before="0"/>
+            </w:pPr>
+            <w:r>
+              <w:rPr>
+                <w:sz w:val="14"/>
+                <w:szCs w:val="14"/>
+              </w:rPr>
+              <w:t xml:space="preserve"/>
+            </w:r>
+          </w:p>
+          <w:p>
+            <w:pPr>
+              <w:spacing w:after="20" w:before="0"/>
+            </w:pPr>
+            <w:r>
+              <w:rPr>
+                <w:rFonts w:ascii="Arial" w:cs="Arial" w:eastAsia="Arial" w:hAnsi="Arial"/>
+                <w:b/>
+                <w:bCs/>
+                <w:color w:val="1F3864"/>
+                <w:sz w:val="16"/>
+                <w:szCs w:val="16"/>
+              </w:rPr>
+              <w:t xml:space="preserve">📖 HTML:</w:t>
+            </w:r>
+          </w:p>
+          <w:p>
+            <w:pPr>
+              <w:spacing w:after="20" w:before="0"/>
+            </w:pPr>
+            <w:hyperlink w:history="1" r:id="rIdhdn4js-jjvsmkwqwojrun">
+              <w:r>
+                <w:rPr>
+                  <w:rFonts w:ascii="Arial" w:cs="Arial" w:eastAsia="Arial" w:hAnsi="Arial"/>
+                  <w:color w:val="2E75B6"/>
+                  <w:sz w:val="16"/>
+                  <w:szCs w:val="16"/>
+                  <w:u w:val="single" w:color="2E75B6"/>
+                </w:rPr>
+                <w:t xml:space="preserve">Carbohydrate Classification (Flexbook)</w:t>
+              </w:r>
+            </w:hyperlink>
+          </w:p>
+          <w:p>
+            <w:pPr>
+              <w:spacing w:after="10" w:before="0"/>
+              <w:ind w:left="120"/>
+            </w:pPr>
+            <w:r>
+              <w:rPr>
+                <w:rFonts w:ascii="Arial" w:cs="Arial" w:eastAsia="Arial" w:hAnsi="Arial"/>
+                <w:color w:val="595959"/>
+                <w:sz w:val="14"/>
+                <w:szCs w:val="14"/>
+              </w:rPr>
+              <w:t xml:space="preserve">Source: CK-12</w:t>
+            </w:r>
+          </w:p>
+          <w:p>
+            <w:pPr>
+              <w:spacing w:after="10" w:before="0"/>
+              <w:ind w:left="120"/>
+            </w:pPr>
+            <w:hyperlink w:history="1" r:id="rId11vxhmxfumcuoyj6usbcs">
+              <w:r>
+                <w:rPr>
+                  <w:rFonts w:ascii="Arial" w:cs="Arial" w:eastAsia="Arial" w:hAnsi="Arial"/>
+                  <w:color w:val="595959"/>
+                  <w:sz w:val="14"/>
+                  <w:szCs w:val="14"/>
+                  <w:u w:val="single" w:color="595959"/>
+                </w:rPr>
+                <w:t xml:space="preserve">🔍 Search ARES for similar readings</w:t>
+              </w:r>
+            </w:hyperlink>
+          </w:p>
+        </w:tc>
+        <w:tc>
+          <w:tcPr>
+            <w:tcW w:type="dxa" w:w="3040"/>
+            <w:shd w:fill="FFFFFF" w:color="auto" w:val="clear"/>
+            <w:tcMar>
+              <w:top w:type="dxa" w:w="60"/>
+              <w:left w:type="dxa" w:w="120"/>
+              <w:bottom w:type="dxa" w:w="60"/>
+              <w:right w:type="dxa" w:w="120"/>
+            </w:tcMar>
+            <w:vAlign w:val="top"/>
+          </w:tcPr>
+          <w:p>
+            <w:pPr>
+              <w:spacing w:after="40" w:before="0"/>
+              <w:jc w:val="left"/>
+            </w:pPr>
+            <w:r>
+              <w:rPr>
+                <w:rFonts w:ascii="Arial" w:cs="Arial" w:eastAsia="Arial" w:hAnsi="Arial"/>
+                <w:b w:val="false"/>
+                <w:bCs w:val="false"/>
+                <w:i w:val="false"/>
+                <w:iCs w:val="false"/>
+                <w:color w:val="000000"/>
+                <w:sz w:val="18"/>
+                <w:szCs w:val="18"/>
+              </w:rPr>
+              <w:t xml:space="preserve">Learners are shown the anchoring phenomenon photographs of the two Kisumu children (the child with kwashiorkor eating ugali daily vs. the healthy child eating githeri) displayed at the front of the room. Working individually for 2 minutes, then in pairs for 2 minutes, learners write a prediction in their science notebooks responding to the prompt: 'We now know ugali is mostly starch and githeri contains both starch and protein. Predict: what do you think is DIFFERENT about the molecules in starch versus the molecules in protein — and why might that difference matter for the child's body?' Pairs then share predictions with a neighbouring pair (think-pair-square) before three pairs are cold-called to share with the class. Predictions are recorded on a class 'Before' column of a T-chart on the board titled 'What we predicted vs. what we found.'</w:t>
+            </w:r>
+          </w:p>
+        </w:tc>
+        <w:tc>
+          <w:tcPr>
+            <w:tcW w:type="dxa" w:w="3040"/>
+            <w:shd w:fill="F2F2F2" w:color="auto" w:val="clear"/>
+            <w:tcMar>
+              <w:top w:type="dxa" w:w="60"/>
+              <w:left w:type="dxa" w:w="120"/>
+              <w:bottom w:type="dxa" w:w="60"/>
+              <w:right w:type="dxa" w:w="120"/>
+            </w:tcMar>
+            <w:vAlign w:val="top"/>
+          </w:tcPr>
+          <w:p>
+            <w:pPr>
+              <w:spacing w:after="40" w:before="0"/>
+              <w:jc w:val="left"/>
+            </w:pPr>
+            <w:r>
+              <w:rPr>
+                <w:rFonts w:ascii="Arial" w:cs="Arial" w:eastAsia="Arial" w:hAnsi="Arial"/>
+                <w:b w:val="false"/>
+                <w:bCs w:val="false"/>
+                <w:i w:val="false"/>
+                <w:iCs w:val="false"/>
+                <w:color w:val="000000"/>
+                <w:sz w:val="18"/>
+                <w:szCs w:val="18"/>
+              </w:rPr>
+              <w:t xml:space="preserve">Display the two photographs prominently. Say: 'Look carefully at these two children. You have spent three lessons gathering evidence about the chemicals in food. Today we go deeper — we look INSIDE those chemicals at their molecular structure. Before I show you anything new, I want your best scientific prediction.' Circulate during individual writing — do not correct or affirm. After 2 minutes, say: 'Now share with your partner. You have 2 minutes — both of you must speak.' After pair discussion, say: 'I am going to cold-call three pairs — be ready.' Cold-call Pair 1, Pair 2, Pair 3. For each response, ask a probing follow-up: 'What evidence from our previous lessons supports that prediction?' Allow 10–12 seconds of WAIT TIME after each follow-up before accepting a response. Record key prediction words (e.g. 'starch is simpler,' 'protein has more parts,' 'amino acids') verbatim on the T-chart 'Before' column without evaluation.</w:t>
+            </w:r>
+          </w:p>
+        </w:tc>
+        <w:tc>
+          <w:tcPr>
+            <w:tcW w:type="dxa" w:w="3040"/>
+            <w:shd w:fill="FFFFFF" w:color="auto" w:val="clear"/>
+            <w:tcMar>
+              <w:top w:type="dxa" w:w="60"/>
+              <w:left w:type="dxa" w:w="120"/>
+              <w:bottom w:type="dxa" w:w="60"/>
+              <w:right w:type="dxa" w:w="120"/>
+            </w:tcMar>
+            <w:vAlign w:val="top"/>
+          </w:tcPr>
+          <w:p>
+            <w:pPr>
+              <w:spacing w:after="40" w:before="0"/>
+              <w:jc w:val="left"/>
+            </w:pPr>
+            <w:r>
+              <w:rPr>
+                <w:rFonts w:ascii="Arial" w:cs="Arial" w:eastAsia="Arial" w:hAnsi="Arial"/>
+                <w:b w:val="false"/>
+                <w:bCs w:val="false"/>
+                <w:i w:val="false"/>
+                <w:iCs w:val="false"/>
+                <w:color w:val="000000"/>
+                <w:sz w:val="18"/>
+                <w:szCs w:val="18"/>
+              </w:rPr>
+              <w:t xml:space="preserve">Think-Pair-Square-Share: This strategy activates prior knowledge from Lessons 1–3, surfaces existing mental models about molecular structure, and creates cognitive dissonance that motivates the evidence-gathering phases. Recording predictions publicly commits learners to ideas they will test and revise, making the later sensemaking more meaningful.</w:t>
+            </w:r>
+          </w:p>
+        </w:tc>
+        <w:tc>
+          <w:tcPr>
+            <w:tcW w:type="dxa" w:w="3040"/>
+            <w:shd w:fill="F2F2F2" w:color="auto" w:val="clear"/>
+            <w:tcMar>
+              <w:top w:type="dxa" w:w="60"/>
+              <w:left w:type="dxa" w:w="120"/>
+              <w:bottom w:type="dxa" w:w="60"/>
+              <w:right w:type="dxa" w:w="120"/>
+            </w:tcMar>
+            <w:vAlign w:val="top"/>
+          </w:tcPr>
+          <w:p>
+            <w:pPr>
+              <w:spacing w:after="40" w:before="0"/>
+              <w:jc w:val="left"/>
+            </w:pPr>
+            <w:r>
+              <w:rPr>
+                <w:rFonts w:ascii="Arial" w:cs="Arial" w:eastAsia="Arial" w:hAnsi="Arial"/>
+                <w:b w:val="false"/>
+                <w:bCs w:val="false"/>
+                <w:i w:val="false"/>
+                <w:iCs w:val="false"/>
+                <w:color w:val="000000"/>
+                <w:sz w:val="18"/>
+                <w:szCs w:val="18"/>
+              </w:rPr>
+              <w:t xml:space="preserve">Teacher scans written predictions during circulation — look for evidence that learners are connecting chemical class names (carbohydrate, protein) to function rather than just food names. Observable indicator of readiness: learner writes at least one functional claim (e.g. 'starch gives energy but cannot build muscle'). Learners who write only food names (e.g. 'ugali has starch, githeri has beans') are noted for targeted questioning during Phase 2.</w:t>
+            </w:r>
+          </w:p>
+        </w:tc>
+      </w:tr>
+      <w:tr>
+        <w:tc>
+          <w:tcPr>
+            <w:tcW w:type="dxa" w:w="1520"/>
+            <w:shd w:fill="D9EEF1" w:color="auto" w:val="clear"/>
+            <w:tcMar>
+              <w:top w:type="dxa" w:w="60"/>
+              <w:left w:type="dxa" w:w="120"/>
+              <w:bottom w:type="dxa" w:w="60"/>
+              <w:right w:type="dxa" w:w="120"/>
+            </w:tcMar>
+            <w:vAlign w:val="top"/>
+          </w:tcPr>
+          <w:p>
+            <w:pPr>
+              <w:spacing w:after="40" w:before="0"/>
+              <w:jc w:val="left"/>
+            </w:pPr>
+            <w:r>
+              <w:rPr>
+                <w:rFonts w:ascii="Arial" w:cs="Arial" w:eastAsia="Arial" w:hAnsi="Arial"/>
+                <w:b/>
+                <w:bCs/>
+                <w:i w:val="false"/>
+                <w:iCs w:val="false"/>
+                <w:color w:val="000000"/>
+                <w:sz w:val="18"/>
+                <w:szCs w:val="18"/>
+              </w:rPr>
+              <w:t xml:space="preserve">Observe Phase</w:t>
+            </w:r>
+          </w:p>
+          <w:p>
+            <w:pPr>
+              <w:spacing w:after="20" w:before="0"/>
+            </w:pPr>
+            <w:r>
+              <w:rPr>
+                <w:rFonts w:ascii="Arial" w:cs="Arial" w:eastAsia="Arial" w:hAnsi="Arial"/>
+                <w:b/>
+                <w:bCs/>
+                <w:color w:val="1F3864"/>
+                <w:sz w:val="16"/>
+                <w:szCs w:val="16"/>
+              </w:rPr>
+              <w:t xml:space="preserve">📹 VIDEO:</w:t>
+            </w:r>
+          </w:p>
+          <w:p>
+            <w:pPr>
+              <w:spacing w:after="20" w:before="0"/>
+            </w:pPr>
+            <w:hyperlink w:history="1" r:id="rIdo8-hbq_jmm58typaadwaa">
               <w:r>
                 <w:rPr>
                   <w:rFonts w:ascii="Arial" w:cs="Arial" w:eastAsia="Arial" w:hAnsi="Arial"/>
@@ -12997,7 +13303,7 @@
               <w:spacing w:after="10" w:before="0"/>
               <w:ind w:left="120"/>
             </w:pPr>
-            <w:hyperlink w:history="1" r:id="rIdumkeqtmg824afkw9gxsi2">
+            <w:hyperlink w:history="1" r:id="rIdotfems2yenk5gp1xqmvjv">
               <w:r>
                 <w:rPr>
                   <w:rFonts w:ascii="Arial" w:cs="Arial" w:eastAsia="Arial" w:hAnsi="Arial"/>
@@ -13035,14 +13341,14 @@
                 <w:sz w:val="16"/>
                 <w:szCs w:val="16"/>
               </w:rPr>
-              <w:t xml:space="preserve">📖 HTML:</w:t>
+              <w:t xml:space="preserve">📖 EXERCISE:</w:t>
             </w:r>
           </w:p>
           <w:p>
             <w:pPr>
               <w:spacing w:after="20" w:before="0"/>
             </w:pPr>
-            <w:hyperlink w:history="1" r:id="rIdwurrpsj6katezifegabbd">
+            <w:hyperlink w:history="1" r:id="rIdadvywkbwoviyyjnc_qpum">
               <w:r>
                 <w:rPr>
                   <w:rFonts w:ascii="Arial" w:cs="Arial" w:eastAsia="Arial" w:hAnsi="Arial"/>
@@ -13051,7 +13357,7 @@
                   <w:szCs w:val="16"/>
                   <w:u w:val="single" w:color="2E75B6"/>
                 </w:rPr>
-                <w:t xml:space="preserve">DNA to RNA to Protein (PLIX)</w:t>
+                <w:t xml:space="preserve">Carbohydrate Classification Practice</w:t>
               </w:r>
             </w:hyperlink>
           </w:p>
@@ -13075,7 +13381,7 @@
               <w:spacing w:after="10" w:before="0"/>
               <w:ind w:left="120"/>
             </w:pPr>
-            <w:hyperlink w:history="1" r:id="rIdrpeqgf3dufpkulqqq7uab">
+            <w:hyperlink w:history="1" r:id="rIdv04a5jcmgpn2pmmf5av1s">
               <w:r>
                 <w:rPr>
                   <w:rFonts w:ascii="Arial" w:cs="Arial" w:eastAsia="Arial" w:hAnsi="Arial"/>
@@ -13117,7 +13423,7 @@
                 <w:sz w:val="18"/>
                 <w:szCs w:val="18"/>
               </w:rPr>
-              <w:t xml:space="preserve">Learners are shown the anchoring phenomenon photographs of the two Kisumu children (the child with kwashiorkor eating ugali daily vs. the healthy child eating githeri) displayed at the front of the room. Working individually for 2 minutes, then in pairs for 2 minutes, learners write a prediction in their science notebooks responding to the prompt: 'We now know ugali is mostly starch and githeri contains both starch and protein. Predict: what do you think is DIFFERENT about the molecules in starch versus the molecules in protein — and why might that difference matter for the child's body?' Pairs then share predictions with a neighbouring pair (think-pair-square) before three pairs are cold-called to share with the class. Predictions are recorded on a class 'Before' column of a T-chart on the board titled 'What we predicted vs. what we found.'</w:t>
+              <w:t xml:space="preserve">ACTIVITY A — Guided Reading &amp; Annotated Diagrams (25 minutes): Learners receive a one-page illustrated reading passage (ARES platform resource) titled 'From Sugar to Starch: The Architecture of Carbohydrates' and a second passage titled 'Amino Acids: The Alphabet of Proteins.' Each passage includes structural diagrams (glucose ring, glycosidic bond forming maltose, glycogen branching diagram; generic amino acid structure, peptide bond formation, short polypeptide chain). Learners read individually for 8 minutes, then use coloured pencils to annotate their diagrams: (a) label monomer units in one colour, (b) label the bond type in a second colour, (c) write a one-sentence function note next to each polymer. ACTIVITY B — Model Building (15 minutes): In groups of four, learners receive 20 bottle tops (representing amino acids — different colours for different R-groups), 10 straws cut to 3 cm lengths (representing peptide bonds), and a modelling instruction card. Groups construct: (i) a monosaccharide 'monomer' using a single bottle top with a label; (ii) a disaccharide by connecting two bottle tops with one straw; (iii) a polysaccharide chain of at least six bottle tops; (iv) a dipeptide and then a tripeptide using bottle tops of mixed colours. Groups photograph their models using the ARES tablet (if available) or sketch them into notebooks. ACTIVITY C — Kenyan Food Molecule Mapping (5 minutes): Each group receives a blank classification chart with columns: Monosaccharide / Disaccharide / Polysaccharide / Protein. They are given cards bearing the names: glucose (in sugarcane juice), sucrose (in chai), starch (in ugali), glycogen (stored in nyama choma meat), amino acids (in beans/githeri), keratin (in hair/nails), haemoglobin (in blood). Groups place each card in the correct column.</w:t>
             </w:r>
           </w:p>
         </w:tc>
@@ -13149,7 +13455,7 @@
                 <w:sz w:val="18"/>
                 <w:szCs w:val="18"/>
               </w:rPr>
-              <w:t xml:space="preserve">Display the two photographs prominently. Say: 'Look carefully at these two children. You have spent three lessons gathering evidence about the chemicals in food. Today we go deeper — we look INSIDE those chemicals at their molecular structure. Before I show you anything new, I want your best scientific prediction.' Circulate during individual writing — do not correct or affirm. After 2 minutes, say: 'Now share with your partner. You have 2 minutes — both of you must speak.' After pair discussion, say: 'I am going to cold-call three pairs — be ready.' Cold-call Pair 1, Pair 2, Pair 3. For each response, ask a probing follow-up: 'What evidence from our previous lessons supports that prediction?' Allow 10–12 seconds of WAIT TIME after each follow-up before accepting a response. Record key prediction words (e.g. 'starch is simpler,' 'protein has more parts,' 'amino acids') verbatim on the T-chart 'Before' column without evaluation.</w:t>
+              <w:t xml:space="preserve">Distribute reading passages and coloured pencils. Say: 'You have 8 minutes of silent reading. As you read, use your pencils — do not just highlight, ANNOTATE. I want to see your thinking on the page.' Set a visible timer. Circulate and look for annotation quality — if a learner is not annotating, crouch to their level and whisper: 'Show me with your pencil what a monomer is in that diagram.' After 8 minutes, say: 'Now annotate your diagrams using the three tasks on the board' (display tasks). Give 7 minutes. Transition to model building: 'In your groups, you are about to become molecular architects. Your bottle tops are amino acids. Your straws are peptide bonds. Build what I describe — step by step.' Read each build step aloud, demonstrate ONE step physically at the front using oversized props if available, then release groups to build. After 10 minutes of building, say: 'You have 2 minutes — sketch your final model in your notebook and write ONE sentence: what does this model tell us about why proteins are so varied?' Allow 12 seconds WAIT TIME after posing that question before groups write. For food mapping, distribute cards and say: 'Place each card in the correct column. Disagreements are good — argue with evidence from your reading.' After 4 minutes, cold-call two groups to justify one placement each.</w:t>
             </w:r>
           </w:p>
         </w:tc>
@@ -13181,7 +13487,7 @@
                 <w:sz w:val="18"/>
                 <w:szCs w:val="18"/>
               </w:rPr>
-              <w:t xml:space="preserve">Think-Pair-Square-Share: This strategy activates prior knowledge from Lessons 1–3, surfaces existing mental models about molecular structure, and creates cognitive dissonance that motivates the evidence-gathering phases. Recording predictions publicly commits learners to ideas they will test and revise, making the later sensemaking more meaningful.</w:t>
+              <w:t xml:space="preserve">Annotated Diagram + Physical Modelling (Dual Coding + Embodied Cognition): Annotating structural diagrams with colour-coded labels forces learners to distinguish monomers from polymers and bonds from molecules — a distinction that is frequently confused. Physical model-building with bottle tops and straws engages spatial and kinesthetic reasoning, making abstract molecular geometry concrete. Together, these strategies build a multi-representational understanding of molecular structure that learners can later deploy in explanation and model-building phases.</w:t>
             </w:r>
           </w:p>
         </w:tc>
@@ -13213,7 +13519,7 @@
                 <w:sz w:val="18"/>
                 <w:szCs w:val="18"/>
               </w:rPr>
-              <w:t xml:space="preserve">Teacher scans written predictions during circulation — look for evidence that learners are connecting chemical class names (carbohydrate, protein) to function rather than just food names. Observable indicator of readiness: learner writes at least one functional claim (e.g. 'starch gives energy but cannot build muscle'). Learners who write only food names (e.g. 'ugali has starch, githeri has beans') are noted for targeted questioning during Phase 2.</w:t>
+              <w:t xml:space="preserve">During annotation: teacher looks for correct colour-coding — specifically that glycosidic bonds and peptide bonds are labelled separately and not confused. Observable indicator: learner correctly labels a peptide bond between two amino acid bottle tops AND writes a function note distinguishing 'energy storage' (glycogen) from 'body building' (protein). During food mapping: observable indicator of understanding is correct placement of glycogen (polysaccharide, not protein) — this is a common error that reveals whether learners have read carefully. Flag any group that places glycogen under 'Protein' for targeted re-teaching during Phase 3.</w:t>
             </w:r>
           </w:p>
         </w:tc>
@@ -13222,32 +13528,32 @@
         <w:tc>
           <w:tcPr>
             <w:tcW w:type="dxa" w:w="1520"/>
-            <w:shd w:fill="D9EEF1" w:color="auto" w:val="clear"/>
-            <w:tcMar>
-              <w:top w:type="dxa" w:w="60"/>
-              <w:left w:type="dxa" w:w="120"/>
-              <w:bottom w:type="dxa" w:w="60"/>
-              <w:right w:type="dxa" w:w="120"/>
-            </w:tcMar>
-            <w:vAlign w:val="top"/>
-          </w:tcPr>
-          <w:p>
-            <w:pPr>
-              <w:spacing w:after="40" w:before="0"/>
-              <w:jc w:val="left"/>
-            </w:pPr>
-            <w:r>
-              <w:rPr>
-                <w:rFonts w:ascii="Arial" w:cs="Arial" w:eastAsia="Arial" w:hAnsi="Arial"/>
-                <w:b/>
-                <w:bCs/>
-                <w:i w:val="false"/>
-                <w:iCs w:val="false"/>
-                <w:color w:val="000000"/>
-                <w:sz w:val="18"/>
-                <w:szCs w:val="18"/>
-              </w:rPr>
-              <w:t xml:space="preserve">Observe Phase</w:t>
+            <w:shd w:fill="E2EFDA" w:color="auto" w:val="clear"/>
+            <w:tcMar>
+              <w:top w:type="dxa" w:w="60"/>
+              <w:left w:type="dxa" w:w="120"/>
+              <w:bottom w:type="dxa" w:w="60"/>
+              <w:right w:type="dxa" w:w="120"/>
+            </w:tcMar>
+            <w:vAlign w:val="top"/>
+          </w:tcPr>
+          <w:p>
+            <w:pPr>
+              <w:spacing w:after="40" w:before="0"/>
+              <w:jc w:val="left"/>
+            </w:pPr>
+            <w:r>
+              <w:rPr>
+                <w:rFonts w:ascii="Arial" w:cs="Arial" w:eastAsia="Arial" w:hAnsi="Arial"/>
+                <w:b/>
+                <w:bCs/>
+                <w:i w:val="false"/>
+                <w:iCs w:val="false"/>
+                <w:color w:val="000000"/>
+                <w:sz w:val="18"/>
+                <w:szCs w:val="18"/>
+              </w:rPr>
+              <w:t xml:space="preserve">Explain Phase</w:t>
             </w:r>
           </w:p>
           <w:p>
@@ -13270,7 +13576,7 @@
             <w:pPr>
               <w:spacing w:after="20" w:before="0"/>
             </w:pPr>
-            <w:hyperlink w:history="1" r:id="rId5nagmbsmiuplpf4w69jkg">
+            <w:hyperlink w:history="1" r:id="rId1veff-mp0k-vhxknzq5fh">
               <w:r>
                 <w:rPr>
                   <w:rFonts w:ascii="Arial" w:cs="Arial" w:eastAsia="Arial" w:hAnsi="Arial"/>
@@ -13279,7 +13585,7 @@
                   <w:szCs w:val="16"/>
                   <w:u w:val="single" w:color="2E75B6"/>
                 </w:rPr>
-                <w:t xml:space="preserve">Dehydration synthesis or a condensation reaction</w:t>
+                <w:t xml:space="preserve">Introduction to carbohydrates</w:t>
               </w:r>
             </w:hyperlink>
           </w:p>
@@ -13303,7 +13609,7 @@
               <w:spacing w:after="10" w:before="0"/>
               <w:ind w:left="120"/>
             </w:pPr>
-            <w:hyperlink w:history="1" r:id="rIdyixwsjvbyuoopbam3vi1d">
+            <w:hyperlink w:history="1" r:id="rIdauxg3ysrte-fcbdrjnvhk">
               <w:r>
                 <w:rPr>
                   <w:rFonts w:ascii="Arial" w:cs="Arial" w:eastAsia="Arial" w:hAnsi="Arial"/>
@@ -13348,7 +13654,7 @@
             <w:pPr>
               <w:spacing w:after="20" w:before="0"/>
             </w:pPr>
-            <w:hyperlink w:history="1" r:id="rIdyaqdxokdmg0as5izssujr">
+            <w:hyperlink w:history="1" r:id="rIdwu7ixrey-gcxwax2mosug">
               <w:r>
                 <w:rPr>
                   <w:rFonts w:ascii="Arial" w:cs="Arial" w:eastAsia="Arial" w:hAnsi="Arial"/>
@@ -13357,7 +13663,7 @@
                   <w:szCs w:val="16"/>
                   <w:u w:val="single" w:color="2E75B6"/>
                 </w:rPr>
-                <w:t xml:space="preserve">DNA to RNA to Protein (PLIX)</w:t>
+                <w:t xml:space="preserve">Carbohydrate Classification (Flexbook)</w:t>
               </w:r>
             </w:hyperlink>
           </w:p>
@@ -13381,7 +13687,7 @@
               <w:spacing w:after="10" w:before="0"/>
               <w:ind w:left="120"/>
             </w:pPr>
-            <w:hyperlink w:history="1" r:id="rId0zrytitvaayjh9pfvmgpw">
+            <w:hyperlink w:history="1" r:id="rId3oowqbptagvluito21xmp">
               <w:r>
                 <w:rPr>
                   <w:rFonts w:ascii="Arial" w:cs="Arial" w:eastAsia="Arial" w:hAnsi="Arial"/>
@@ -13423,7 +13729,7 @@
                 <w:sz w:val="18"/>
                 <w:szCs w:val="18"/>
               </w:rPr>
-              <w:t xml:space="preserve">ACTIVITY A — Guided Reading &amp; Annotated Diagrams (25 minutes): Learners receive a one-page illustrated reading passage (ARES platform resource) titled 'From Sugar to Starch: The Architecture of Carbohydrates' and a second passage titled 'Amino Acids: The Alphabet of Proteins.' Each passage includes structural diagrams (glucose ring, glycosidic bond forming maltose, glycogen branching diagram; generic amino acid structure, peptide bond formation, short polypeptide chain). Learners read individually for 8 minutes, then use coloured pencils to annotate their diagrams: (a) label monomer units in one colour, (b) label the bond type in a second colour, (c) write a one-sentence function note next to each polymer. ACTIVITY B — Model Building (15 minutes): In groups of four, learners receive 20 bottle tops (representing amino acids — different colours for different R-groups), 10 straws cut to 3 cm lengths (representing peptide bonds), and a modelling instruction card. Groups construct: (i) a monosaccharide 'monomer' using a single bottle top with a label; (ii) a disaccharide by connecting two bottle tops with one straw; (iii) a polysaccharide chain of at least six bottle tops; (iv) a dipeptide and then a tripeptide using bottle tops of mixed colours. Groups photograph their models using the ARES tablet (if available) or sketch them into notebooks. ACTIVITY C — Kenyan Food Molecule Mapping (5 minutes): Each group receives a blank classification chart with columns: Monosaccharide / Disaccharide / Polysaccharide / Protein. They are given cards bearing the names: glucose (in sugarcane juice), sucrose (in chai), starch (in ugali), glycogen (stored in nyama choma meat), amino acids (in beans/githeri), keratin (in hair/nails), haemoglobin (in blood). Groups place each card in the correct column.</w:t>
+              <w:t xml:space="preserve">GALLERY WALK — Molecular Model Exhibition (10 minutes): Each group's bottle-top model is placed on their desk with a sticky-note label. Half the class circulates (Walkers) while the other half stands by their model as 'Explainers.' After 4 minutes, roles swap. Walkers must write one question and one connection on a sticky note left at each model they visit. WHOLE-CLASS SENSEMAKING DISCUSSION (10 minutes): Teacher facilitates a structured discussion using the following sequence of questions, returning always to the anchoring phenomenon. Learners respond in full sentences, referencing their models and diagrams. The class builds a shared explanation on the board: 'Ugali provides starch (a polysaccharide of glucose). Glucose monomers release energy. BUT — glucose monomers contain only C, H, and O. Amino acids contain N (nitrogen) as well. The body cannot build proteins — including muscle, enzymes, and the protein albumin that prevents the swollen belly — without amino acids. Githeri provides amino acids from beans. Ugali alone does not. This is why the child eating only ugali develops kwashiorkor.' Learners write this explanation in their own words in their notebooks as a 'Sensemaking Summary.'</w:t>
             </w:r>
           </w:p>
         </w:tc>
@@ -13455,7 +13761,7 @@
                 <w:sz w:val="18"/>
                 <w:szCs w:val="18"/>
               </w:rPr>
-              <w:t xml:space="preserve">Distribute reading passages and coloured pencils. Say: 'You have 8 minutes of silent reading. As you read, use your pencils — do not just highlight, ANNOTATE. I want to see your thinking on the page.' Set a visible timer. Circulate and look for annotation quality — if a learner is not annotating, crouch to their level and whisper: 'Show me with your pencil what a monomer is in that diagram.' After 8 minutes, say: 'Now annotate your diagrams using the three tasks on the board' (display tasks). Give 7 minutes. Transition to model building: 'In your groups, you are about to become molecular architects. Your bottle tops are amino acids. Your straws are peptide bonds. Build what I describe — step by step.' Read each build step aloud, demonstrate ONE step physically at the front using oversized props if available, then release groups to build. After 10 minutes of building, say: 'You have 2 minutes — sketch your final model in your notebook and write ONE sentence: what does this model tell us about why proteins are so varied?' Allow 12 seconds WAIT TIME after posing that question before groups write. For food mapping, distribute cards and say: 'Place each card in the correct column. Disagreements are good — argue with evidence from your reading.' After 4 minutes, cold-call two groups to justify one placement each.</w:t>
+              <w:t xml:space="preserve">Initiate Gallery Walk: 'Explainers — your job is to explain your model to every Walker who visits. Use the words: monomer, polymer, bond, function. Walkers — leave a question AND a connection at every model.' Set 4-minute timer. After swap, set another 4-minute timer. Bring class back together: 'Let us build our explanation together. I am going to ask you three questions. Each answer gets us closer to solving the mystery of our two Kisumu children.' Q1: 'What elements are found in carbohydrates?' (Cold-call 1 learner — WAIT 10 seconds.) Q2: 'What extra element is found in amino acids that is NOT in glucose?' (Cold-call 1 learner — WAIT 12 seconds. Expected: nitrogen.) Q3 (to whole class, think-pair then share): 'If the Kisumu child eating only ugali has NO dietary source of amino acids — what happens to body tissues that need constant protein repair, like muscle and blood proteins?' (Pair discuss 90 seconds, then cold-call 2 pairs.) Scribe key words on board: C-H-O (carbohydrates) vs. C-H-O-N-S (proteins). Say: 'This is the molecular reason. Not quantity of food — CHEMICAL COMPOSITION of food. Write your own sensemaking summary now — 3–4 sentences, in your own words, connecting molecular structure to the child's condition.'</w:t>
             </w:r>
           </w:p>
         </w:tc>
@@ -13487,7 +13793,7 @@
                 <w:sz w:val="18"/>
                 <w:szCs w:val="18"/>
               </w:rPr>
-              <w:t xml:space="preserve">Annotated Diagram + Physical Modelling (Dual Coding + Embodied Cognition): Annotating structural diagrams with colour-coded labels forces learners to distinguish monomers from polymers and bonds from molecules — a distinction that is frequently confused. Physical model-building with bottle tops and straws engages spatial and kinesthetic reasoning, making abstract molecular geometry concrete. Together, these strategies build a multi-representational understanding of molecular structure that learners can later deploy in explanation and model-building phases.</w:t>
+              <w:t xml:space="preserve">Gallery Walk + Socratic Questioning Sequence: The Gallery Walk distributes the explanatory burden across all groups and forces learners to articulate molecular structure in their own words — a high-leverage retrieval and elaboration practice. The Socratic questioning sequence scaffolds learners from elemental composition → structural difference → physiological consequence → phenomenon explanation, mirroring the scientific reasoning chain. Writing the Sensemaking Summary consolidates understanding and produces a formative artefact.</w:t>
             </w:r>
           </w:p>
         </w:tc>
@@ -13519,7 +13825,7 @@
                 <w:sz w:val="18"/>
                 <w:szCs w:val="18"/>
               </w:rPr>
-              <w:t xml:space="preserve">During annotation: teacher looks for correct colour-coding — specifically that glycosidic bonds and peptide bonds are labelled separately and not confused. Observable indicator: learner correctly labels a peptide bond between two amino acid bottle tops AND writes a function note distinguishing 'energy storage' (glycogen) from 'body building' (protein). During food mapping: observable indicator of understanding is correct placement of glycogen (polysaccharide, not protein) — this is a common error that reveals whether learners have read carefully. Flag any group that places glycogen under 'Protein' for targeted re-teaching during Phase 3.</w:t>
+              <w:t xml:space="preserve">Teacher reads 4–5 Sensemaking Summaries during the final minutes of the phase (circulate and photograph with tablet or read over shoulder). Observable indicator of proficiency: learner's summary (a) names at least one monomer for each macromolecule class, (b) identifies nitrogen as the key distinguishing element in amino acids, and (c) explicitly connects protein absence to a named symptom of the Kisumu child (swollen belly = loss of albumin protein, or thin limbs = loss of muscle protein). Learners who write only 'ugali has no protein' without molecular reasoning are identified for additional scaffolding in Phase 5.</w:t>
             </w:r>
           </w:p>
         </w:tc>
@@ -13528,32 +13834,32 @@
         <w:tc>
           <w:tcPr>
             <w:tcW w:type="dxa" w:w="1520"/>
-            <w:shd w:fill="E2EFDA" w:color="auto" w:val="clear"/>
-            <w:tcMar>
-              <w:top w:type="dxa" w:w="60"/>
-              <w:left w:type="dxa" w:w="120"/>
-              <w:bottom w:type="dxa" w:w="60"/>
-              <w:right w:type="dxa" w:w="120"/>
-            </w:tcMar>
-            <w:vAlign w:val="top"/>
-          </w:tcPr>
-          <w:p>
-            <w:pPr>
-              <w:spacing w:after="40" w:before="0"/>
-              <w:jc w:val="left"/>
-            </w:pPr>
-            <w:r>
-              <w:rPr>
-                <w:rFonts w:ascii="Arial" w:cs="Arial" w:eastAsia="Arial" w:hAnsi="Arial"/>
-                <w:b/>
-                <w:bCs/>
-                <w:i w:val="false"/>
-                <w:iCs w:val="false"/>
-                <w:color w:val="000000"/>
-                <w:sz w:val="18"/>
-                <w:szCs w:val="18"/>
-              </w:rPr>
-              <w:t xml:space="preserve">Explain Phase</w:t>
+            <w:shd w:fill="FCE4D6" w:color="auto" w:val="clear"/>
+            <w:tcMar>
+              <w:top w:type="dxa" w:w="60"/>
+              <w:left w:type="dxa" w:w="120"/>
+              <w:bottom w:type="dxa" w:w="60"/>
+              <w:right w:type="dxa" w:w="120"/>
+            </w:tcMar>
+            <w:vAlign w:val="top"/>
+          </w:tcPr>
+          <w:p>
+            <w:pPr>
+              <w:spacing w:after="40" w:before="0"/>
+              <w:jc w:val="left"/>
+            </w:pPr>
+            <w:r>
+              <w:rPr>
+                <w:rFonts w:ascii="Arial" w:cs="Arial" w:eastAsia="Arial" w:hAnsi="Arial"/>
+                <w:b/>
+                <w:bCs/>
+                <w:i w:val="false"/>
+                <w:iCs w:val="false"/>
+                <w:color w:val="000000"/>
+                <w:sz w:val="18"/>
+                <w:szCs w:val="18"/>
+              </w:rPr>
+              <w:t xml:space="preserve">Driving Question Board (DQB) Creation</w:t>
             </w:r>
           </w:p>
           <w:p>
@@ -13576,7 +13882,7 @@
             <w:pPr>
               <w:spacing w:after="20" w:before="0"/>
             </w:pPr>
-            <w:hyperlink w:history="1" r:id="rIdowqrs_ss59v3pp2sd2nqd">
+            <w:hyperlink w:history="1" r:id="rIdo-oa9rlcawgru6h_od0pj">
               <w:r>
                 <w:rPr>
                   <w:rFonts w:ascii="Arial" w:cs="Arial" w:eastAsia="Arial" w:hAnsi="Arial"/>
@@ -13585,7 +13891,7 @@
                   <w:szCs w:val="16"/>
                   <w:u w:val="single" w:color="2E75B6"/>
                 </w:rPr>
-                <w:t xml:space="preserve">Dehydration synthesis or a condensation reaction</w:t>
+                <w:t xml:space="preserve">Peptide bond formation</w:t>
               </w:r>
             </w:hyperlink>
           </w:p>
@@ -13609,7 +13915,7 @@
               <w:spacing w:after="10" w:before="0"/>
               <w:ind w:left="120"/>
             </w:pPr>
-            <w:hyperlink w:history="1" r:id="rIdfhbskokquaxrhsgmyn909">
+            <w:hyperlink w:history="1" r:id="rIdo6wxws8jh-plgefg02jeu">
               <w:r>
                 <w:rPr>
                   <w:rFonts w:ascii="Arial" w:cs="Arial" w:eastAsia="Arial" w:hAnsi="Arial"/>
@@ -13654,7 +13960,7 @@
             <w:pPr>
               <w:spacing w:after="20" w:before="0"/>
             </w:pPr>
-            <w:hyperlink w:history="1" r:id="rIdvmhr1owifz6vxrjnbznjp">
+            <w:hyperlink w:history="1" r:id="rIdabvueawfp6yftldfxa7bt">
               <w:r>
                 <w:rPr>
                   <w:rFonts w:ascii="Arial" w:cs="Arial" w:eastAsia="Arial" w:hAnsi="Arial"/>
@@ -13663,7 +13969,7 @@
                   <w:szCs w:val="16"/>
                   <w:u w:val="single" w:color="2E75B6"/>
                 </w:rPr>
-                <w:t xml:space="preserve">DNA to RNA to Protein (PLIX)</w:t>
+                <w:t xml:space="preserve">Carbohydrate Classification (Flexbook)</w:t>
               </w:r>
             </w:hyperlink>
           </w:p>
@@ -13687,7 +13993,7 @@
               <w:spacing w:after="10" w:before="0"/>
               <w:ind w:left="120"/>
             </w:pPr>
-            <w:hyperlink w:history="1" r:id="rIdlkbjygrfi1w07csxpvd8c">
+            <w:hyperlink w:history="1" r:id="rIdxynzr_cfigipmhgzbhfno">
               <w:r>
                 <w:rPr>
                   <w:rFonts w:ascii="Arial" w:cs="Arial" w:eastAsia="Arial" w:hAnsi="Arial"/>
@@ -13729,7 +14035,7 @@
                 <w:sz w:val="18"/>
                 <w:szCs w:val="18"/>
               </w:rPr>
-              <w:t xml:space="preserve">GALLERY WALK — Molecular Model Exhibition (10 minutes): Each group's bottle-top model is placed on their desk with a sticky-note label. Half the class circulates (Walkers) while the other half stands by their model as 'Explainers.' After 4 minutes, roles swap. Walkers must write one question and one connection on a sticky note left at each model they visit. WHOLE-CLASS SENSEMAKING DISCUSSION (10 minutes): Teacher facilitates a structured discussion using the following sequence of questions, returning always to the anchoring phenomenon. Learners respond in full sentences, referencing their models and diagrams. The class builds a shared explanation on the board: 'Ugali provides starch (a polysaccharide of glucose). Glucose monomers release energy. BUT — glucose monomers contain only C, H, and O. Amino acids contain N (nitrogen) as well. The body cannot build proteins — including muscle, enzymes, and the protein albumin that prevents the swollen belly — without amino acids. Githeri provides amino acids from beans. Ugali alone does not. This is why the child eating only ugali develops kwashiorkor.' Learners write this explanation in their own words in their notebooks as a 'Sensemaking Summary.'</w:t>
+              <w:t xml:space="preserve">Learners return to the class Driving Question Board. Each learner receives two sticky notes of different colours — one colour for 'Questions this lesson ANSWERED' and one for 'New questions this lesson RAISED.' Individually (3 minutes), learners write: (a) one answered question connected to today's molecular structure learning (e.g. 'Why can't ugali alone build muscle? Because starch has no nitrogen-containing amino acids.') and (b) one new question raised (e.g. 'How does the body break polysaccharides back into glucose — and where does this happen?' or 'Are all proteins in githeri beans actually usable by the human body?'). Sticky notes are placed on the DQB. Teacher reads three 'new questions' aloud and the class votes (thumbs up) on which ones are most exciting — these become preview hooks for Lessons 5 and 6.</w:t>
             </w:r>
           </w:p>
         </w:tc>
@@ -13761,7 +14067,7 @@
                 <w:sz w:val="18"/>
                 <w:szCs w:val="18"/>
               </w:rPr>
-              <w:t xml:space="preserve">Initiate Gallery Walk: 'Explainers — your job is to explain your model to every Walker who visits. Use the words: monomer, polymer, bond, function. Walkers — leave a question AND a connection at every model.' Set 4-minute timer. After swap, set another 4-minute timer. Bring class back together: 'Let us build our explanation together. I am going to ask you three questions. Each answer gets us closer to solving the mystery of our two Kisumu children.' Q1: 'What elements are found in carbohydrates?' (Cold-call 1 learner — WAIT 10 seconds.) Q2: 'What extra element is found in amino acids that is NOT in glucose?' (Cold-call 1 learner — WAIT 12 seconds. Expected: nitrogen.) Q3 (to whole class, think-pair then share): 'If the Kisumu child eating only ugali has NO dietary source of amino acids — what happens to body tissues that need constant protein repair, like muscle and blood proteins?' (Pair discuss 90 seconds, then cold-call 2 pairs.) Scribe key words on board: C-H-O (carbohydrates) vs. C-H-O-N-S (proteins). Say: 'This is the molecular reason. Not quantity of food — CHEMICAL COMPOSITION of food. Write your own sensemaking summary now — 3–4 sentences, in your own words, connecting molecular structure to the child's condition.'</w:t>
+              <w:t xml:space="preserve">Say: 'Our Driving Question Board is a living record of our growing understanding. Today we go back to it. I want two sticky notes from each of you — one for what we can now ANSWER, one for what we still wonder.' Distribute sticky notes. Allow 3 minutes of silent individual writing. As learners post notes, circulate and read them — do not correct yet. Select three 'new question' notes that align with upcoming lessons (digestion, lipids, enzymes). Read them aloud: 'Someone asks: [read question]. Hands up — who else wonders this?' Count hands visibly. Say: 'These questions will drive our next two lessons. Your curiosity is doing exactly what scientists' curiosity does — it points to the next investigation.' Point to the DQB and say: 'Notice how our board has grown since Lesson 1. Four lessons ago, many of you could not explain the difference between the two children. What can you explain now?'</w:t>
             </w:r>
           </w:p>
         </w:tc>
@@ -13793,7 +14099,7 @@
                 <w:sz w:val="18"/>
                 <w:szCs w:val="18"/>
               </w:rPr>
-              <w:t xml:space="preserve">Gallery Walk + Socratic Questioning Sequence: The Gallery Walk distributes the explanatory burden across all groups and forces learners to articulate molecular structure in their own words — a high-leverage retrieval and elaboration practice. The Socratic questioning sequence scaffolds learners from elemental composition → structural difference → physiological consequence → phenomenon explanation, mirroring the scientific reasoning chain. Writing the Sensemaking Summary consolidates understanding and produces a formative artefact.</w:t>
+              <w:t xml:space="preserve">Driving Question Board Revision (Metacognitive Progress Tracking): Revisiting the DQB at the end of each lesson makes learning growth visible and tangible. Distinguishing 'answered' from 'new' questions trains learners to recognise the iterative nature of scientific inquiry — answering one question always generates new ones. Public voting on new questions builds collective ownership of the inquiry and previews upcoming lessons with genuine learner-generated curiosity.</w:t>
             </w:r>
           </w:p>
         </w:tc>
@@ -13825,7 +14131,7 @@
                 <w:sz w:val="18"/>
                 <w:szCs w:val="18"/>
               </w:rPr>
-              <w:t xml:space="preserve">Teacher reads 4–5 Sensemaking Summaries during the final minutes of the phase (circulate and photograph with tablet or read over shoulder). Observable indicator of proficiency: learner's summary (a) names at least one monomer for each macromolecule class, (b) identifies nitrogen as the key distinguishing element in amino acids, and (c) explicitly connects protein absence to a named symptom of the Kisumu child (swollen belly = loss of albumin protein, or thin limbs = loss of muscle protein). Learners who write only 'ugali has no protein' without molecular reasoning are identified for additional scaffolding in Phase 5.</w:t>
+              <w:t xml:space="preserve">Teacher photographs the DQB after sticky notes are placed. Observable indicators: (a) 'answered' notes reference molecular vocabulary from today (monomer, polymer, amino acid, peptide bond, glycosidic bond) — not just food names; (b) 'new question' notes are scientifically framed (begin with 'how,' 'why,' 'what happens when') rather than purely factual ('what is a protein'). Any learner whose 'answered' note is still at the food-name level (e.g. 'githeri has protein, ugali does not') is paired with a stronger peer for the model-building phase.</w:t>
             </w:r>
           </w:p>
         </w:tc>
@@ -13834,32 +14140,32 @@
         <w:tc>
           <w:tcPr>
             <w:tcW w:type="dxa" w:w="1520"/>
-            <w:shd w:fill="FCE4D6" w:color="auto" w:val="clear"/>
-            <w:tcMar>
-              <w:top w:type="dxa" w:w="60"/>
-              <w:left w:type="dxa" w:w="120"/>
-              <w:bottom w:type="dxa" w:w="60"/>
-              <w:right w:type="dxa" w:w="120"/>
-            </w:tcMar>
-            <w:vAlign w:val="top"/>
-          </w:tcPr>
-          <w:p>
-            <w:pPr>
-              <w:spacing w:after="40" w:before="0"/>
-              <w:jc w:val="left"/>
-            </w:pPr>
-            <w:r>
-              <w:rPr>
-                <w:rFonts w:ascii="Arial" w:cs="Arial" w:eastAsia="Arial" w:hAnsi="Arial"/>
-                <w:b/>
-                <w:bCs/>
-                <w:i w:val="false"/>
-                <w:iCs w:val="false"/>
-                <w:color w:val="000000"/>
-                <w:sz w:val="18"/>
-                <w:szCs w:val="18"/>
-              </w:rPr>
-              <w:t xml:space="preserve">Driving Question Board (DQB) Creation</w:t>
+            <w:shd w:fill="D5E8F0" w:color="auto" w:val="clear"/>
+            <w:tcMar>
+              <w:top w:type="dxa" w:w="60"/>
+              <w:left w:type="dxa" w:w="120"/>
+              <w:bottom w:type="dxa" w:w="60"/>
+              <w:right w:type="dxa" w:w="120"/>
+            </w:tcMar>
+            <w:vAlign w:val="top"/>
+          </w:tcPr>
+          <w:p>
+            <w:pPr>
+              <w:spacing w:after="40" w:before="0"/>
+              <w:jc w:val="left"/>
+            </w:pPr>
+            <w:r>
+              <w:rPr>
+                <w:rFonts w:ascii="Arial" w:cs="Arial" w:eastAsia="Arial" w:hAnsi="Arial"/>
+                <w:b/>
+                <w:bCs/>
+                <w:i w:val="false"/>
+                <w:iCs w:val="false"/>
+                <w:color w:val="000000"/>
+                <w:sz w:val="18"/>
+                <w:szCs w:val="18"/>
+              </w:rPr>
+              <w:t xml:space="preserve">Model Building Phase</w:t>
             </w:r>
           </w:p>
           <w:p>
@@ -13882,7 +14188,7 @@
             <w:pPr>
               <w:spacing w:after="20" w:before="0"/>
             </w:pPr>
-            <w:hyperlink w:history="1" r:id="rId9nvpetnpmjnn09unqjtad">
+            <w:hyperlink w:history="1" r:id="rId7haquyliioe4njwobnos-">
               <w:r>
                 <w:rPr>
                   <w:rFonts w:ascii="Arial" w:cs="Arial" w:eastAsia="Arial" w:hAnsi="Arial"/>
@@ -13891,7 +14197,7 @@
                   <w:szCs w:val="16"/>
                   <w:u w:val="single" w:color="2E75B6"/>
                 </w:rPr>
-                <w:t xml:space="preserve">Dehydration synthesis or a condensation reaction</w:t>
+                <w:t xml:space="preserve">Introduction to proteins and amino acids</w:t>
               </w:r>
             </w:hyperlink>
           </w:p>
@@ -13915,7 +14221,7 @@
               <w:spacing w:after="10" w:before="0"/>
               <w:ind w:left="120"/>
             </w:pPr>
-            <w:hyperlink w:history="1" r:id="rIdnwvsc-rkjanz_zaxyxy-4">
+            <w:hyperlink w:history="1" r:id="rIdxeuyokrhw1ws7oxsr1uj2">
               <w:r>
                 <w:rPr>
                   <w:rFonts w:ascii="Arial" w:cs="Arial" w:eastAsia="Arial" w:hAnsi="Arial"/>
@@ -13960,7 +14266,7 @@
             <w:pPr>
               <w:spacing w:after="20" w:before="0"/>
             </w:pPr>
-            <w:hyperlink w:history="1" r:id="rIdmyznwn0ysy1iy33wz6a7s">
+            <w:hyperlink w:history="1" r:id="rIdph7lxwhmdgz6obm8xicvb">
               <w:r>
                 <w:rPr>
                   <w:rFonts w:ascii="Arial" w:cs="Arial" w:eastAsia="Arial" w:hAnsi="Arial"/>
@@ -13969,7 +14275,7 @@
                   <w:szCs w:val="16"/>
                   <w:u w:val="single" w:color="2E75B6"/>
                 </w:rPr>
-                <w:t xml:space="preserve">DNA to RNA to Protein (PLIX)</w:t>
+                <w:t xml:space="preserve">Carbohydrate Classification (Flexbook)</w:t>
               </w:r>
             </w:hyperlink>
           </w:p>
@@ -13993,313 +14299,7 @@
               <w:spacing w:after="10" w:before="0"/>
               <w:ind w:left="120"/>
             </w:pPr>
-            <w:hyperlink w:history="1" r:id="rIdg8klmwnvpqe0nwiq4codd">
-              <w:r>
-                <w:rPr>
-                  <w:rFonts w:ascii="Arial" w:cs="Arial" w:eastAsia="Arial" w:hAnsi="Arial"/>
-                  <w:color w:val="595959"/>
-                  <w:sz w:val="14"/>
-                  <w:szCs w:val="14"/>
-                  <w:u w:val="single" w:color="595959"/>
-                </w:rPr>
-                <w:t xml:space="preserve">🔍 Search ARES for similar readings</w:t>
-              </w:r>
-            </w:hyperlink>
-          </w:p>
-        </w:tc>
-        <w:tc>
-          <w:tcPr>
-            <w:tcW w:type="dxa" w:w="3040"/>
-            <w:shd w:fill="FFFFFF" w:color="auto" w:val="clear"/>
-            <w:tcMar>
-              <w:top w:type="dxa" w:w="60"/>
-              <w:left w:type="dxa" w:w="120"/>
-              <w:bottom w:type="dxa" w:w="60"/>
-              <w:right w:type="dxa" w:w="120"/>
-            </w:tcMar>
-            <w:vAlign w:val="top"/>
-          </w:tcPr>
-          <w:p>
-            <w:pPr>
-              <w:spacing w:after="40" w:before="0"/>
-              <w:jc w:val="left"/>
-            </w:pPr>
-            <w:r>
-              <w:rPr>
-                <w:rFonts w:ascii="Arial" w:cs="Arial" w:eastAsia="Arial" w:hAnsi="Arial"/>
-                <w:b w:val="false"/>
-                <w:bCs w:val="false"/>
-                <w:i w:val="false"/>
-                <w:iCs w:val="false"/>
-                <w:color w:val="000000"/>
-                <w:sz w:val="18"/>
-                <w:szCs w:val="18"/>
-              </w:rPr>
-              <w:t xml:space="preserve">Learners return to the class Driving Question Board. Each learner receives two sticky notes of different colours — one colour for 'Questions this lesson ANSWERED' and one for 'New questions this lesson RAISED.' Individually (3 minutes), learners write: (a) one answered question connected to today's molecular structure learning (e.g. 'Why can't ugali alone build muscle? Because starch has no nitrogen-containing amino acids.') and (b) one new question raised (e.g. 'How does the body break polysaccharides back into glucose — and where does this happen?' or 'Are all proteins in githeri beans actually usable by the human body?'). Sticky notes are placed on the DQB. Teacher reads three 'new questions' aloud and the class votes (thumbs up) on which ones are most exciting — these become preview hooks for Lessons 5 and 6.</w:t>
-            </w:r>
-          </w:p>
-        </w:tc>
-        <w:tc>
-          <w:tcPr>
-            <w:tcW w:type="dxa" w:w="3040"/>
-            <w:shd w:fill="F2F2F2" w:color="auto" w:val="clear"/>
-            <w:tcMar>
-              <w:top w:type="dxa" w:w="60"/>
-              <w:left w:type="dxa" w:w="120"/>
-              <w:bottom w:type="dxa" w:w="60"/>
-              <w:right w:type="dxa" w:w="120"/>
-            </w:tcMar>
-            <w:vAlign w:val="top"/>
-          </w:tcPr>
-          <w:p>
-            <w:pPr>
-              <w:spacing w:after="40" w:before="0"/>
-              <w:jc w:val="left"/>
-            </w:pPr>
-            <w:r>
-              <w:rPr>
-                <w:rFonts w:ascii="Arial" w:cs="Arial" w:eastAsia="Arial" w:hAnsi="Arial"/>
-                <w:b w:val="false"/>
-                <w:bCs w:val="false"/>
-                <w:i w:val="false"/>
-                <w:iCs w:val="false"/>
-                <w:color w:val="000000"/>
-                <w:sz w:val="18"/>
-                <w:szCs w:val="18"/>
-              </w:rPr>
-              <w:t xml:space="preserve">Say: 'Our Driving Question Board is a living record of our growing understanding. Today we go back to it. I want two sticky notes from each of you — one for what we can now ANSWER, one for what we still wonder.' Distribute sticky notes. Allow 3 minutes of silent individual writing. As learners post notes, circulate and read them — do not correct yet. Select three 'new question' notes that align with upcoming lessons (digestion, lipids, enzymes). Read them aloud: 'Someone asks: [read question]. Hands up — who else wonders this?' Count hands visibly. Say: 'These questions will drive our next two lessons. Your curiosity is doing exactly what scientists' curiosity does — it points to the next investigation.' Point to the DQB and say: 'Notice how our board has grown since Lesson 1. Four lessons ago, many of you could not explain the difference between the two children. What can you explain now?'</w:t>
-            </w:r>
-          </w:p>
-        </w:tc>
-        <w:tc>
-          <w:tcPr>
-            <w:tcW w:type="dxa" w:w="3040"/>
-            <w:shd w:fill="FFFFFF" w:color="auto" w:val="clear"/>
-            <w:tcMar>
-              <w:top w:type="dxa" w:w="60"/>
-              <w:left w:type="dxa" w:w="120"/>
-              <w:bottom w:type="dxa" w:w="60"/>
-              <w:right w:type="dxa" w:w="120"/>
-            </w:tcMar>
-            <w:vAlign w:val="top"/>
-          </w:tcPr>
-          <w:p>
-            <w:pPr>
-              <w:spacing w:after="40" w:before="0"/>
-              <w:jc w:val="left"/>
-            </w:pPr>
-            <w:r>
-              <w:rPr>
-                <w:rFonts w:ascii="Arial" w:cs="Arial" w:eastAsia="Arial" w:hAnsi="Arial"/>
-                <w:b w:val="false"/>
-                <w:bCs w:val="false"/>
-                <w:i w:val="false"/>
-                <w:iCs w:val="false"/>
-                <w:color w:val="000000"/>
-                <w:sz w:val="18"/>
-                <w:szCs w:val="18"/>
-              </w:rPr>
-              <w:t xml:space="preserve">Driving Question Board Revision (Metacognitive Progress Tracking): Revisiting the DQB at the end of each lesson makes learning growth visible and tangible. Distinguishing 'answered' from 'new' questions trains learners to recognise the iterative nature of scientific inquiry — answering one question always generates new ones. Public voting on new questions builds collective ownership of the inquiry and previews upcoming lessons with genuine learner-generated curiosity.</w:t>
-            </w:r>
-          </w:p>
-        </w:tc>
-        <w:tc>
-          <w:tcPr>
-            <w:tcW w:type="dxa" w:w="3040"/>
-            <w:shd w:fill="F2F2F2" w:color="auto" w:val="clear"/>
-            <w:tcMar>
-              <w:top w:type="dxa" w:w="60"/>
-              <w:left w:type="dxa" w:w="120"/>
-              <w:bottom w:type="dxa" w:w="60"/>
-              <w:right w:type="dxa" w:w="120"/>
-            </w:tcMar>
-            <w:vAlign w:val="top"/>
-          </w:tcPr>
-          <w:p>
-            <w:pPr>
-              <w:spacing w:after="40" w:before="0"/>
-              <w:jc w:val="left"/>
-            </w:pPr>
-            <w:r>
-              <w:rPr>
-                <w:rFonts w:ascii="Arial" w:cs="Arial" w:eastAsia="Arial" w:hAnsi="Arial"/>
-                <w:b w:val="false"/>
-                <w:bCs w:val="false"/>
-                <w:i w:val="false"/>
-                <w:iCs w:val="false"/>
-                <w:color w:val="000000"/>
-                <w:sz w:val="18"/>
-                <w:szCs w:val="18"/>
-              </w:rPr>
-              <w:t xml:space="preserve">Teacher photographs the DQB after sticky notes are placed. Observable indicators: (a) 'answered' notes reference molecular vocabulary from today (monomer, polymer, amino acid, peptide bond, glycosidic bond) — not just food names; (b) 'new question' notes are scientifically framed (begin with 'how,' 'why,' 'what happens when') rather than purely factual ('what is a protein'). Any learner whose 'answered' note is still at the food-name level (e.g. 'githeri has protein, ugali does not') is paired with a stronger peer for the model-building phase.</w:t>
-            </w:r>
-          </w:p>
-        </w:tc>
-      </w:tr>
-      <w:tr>
-        <w:tc>
-          <w:tcPr>
-            <w:tcW w:type="dxa" w:w="1520"/>
-            <w:shd w:fill="D5E8F0" w:color="auto" w:val="clear"/>
-            <w:tcMar>
-              <w:top w:type="dxa" w:w="60"/>
-              <w:left w:type="dxa" w:w="120"/>
-              <w:bottom w:type="dxa" w:w="60"/>
-              <w:right w:type="dxa" w:w="120"/>
-            </w:tcMar>
-            <w:vAlign w:val="top"/>
-          </w:tcPr>
-          <w:p>
-            <w:pPr>
-              <w:spacing w:after="40" w:before="0"/>
-              <w:jc w:val="left"/>
-            </w:pPr>
-            <w:r>
-              <w:rPr>
-                <w:rFonts w:ascii="Arial" w:cs="Arial" w:eastAsia="Arial" w:hAnsi="Arial"/>
-                <w:b/>
-                <w:bCs/>
-                <w:i w:val="false"/>
-                <w:iCs w:val="false"/>
-                <w:color w:val="000000"/>
-                <w:sz w:val="18"/>
-                <w:szCs w:val="18"/>
-              </w:rPr>
-              <w:t xml:space="preserve">Model Building Phase</w:t>
-            </w:r>
-          </w:p>
-          <w:p>
-            <w:pPr>
-              <w:spacing w:after="20" w:before="0"/>
-            </w:pPr>
-            <w:r>
-              <w:rPr>
-                <w:rFonts w:ascii="Arial" w:cs="Arial" w:eastAsia="Arial" w:hAnsi="Arial"/>
-                <w:b/>
-                <w:bCs/>
-                <w:color w:val="1F3864"/>
-                <w:sz w:val="16"/>
-                <w:szCs w:val="16"/>
-              </w:rPr>
-              <w:t xml:space="preserve">📹 VIDEO:</w:t>
-            </w:r>
-          </w:p>
-          <w:p>
-            <w:pPr>
-              <w:spacing w:after="20" w:before="0"/>
-            </w:pPr>
-            <w:hyperlink w:history="1" r:id="rIdo0w1ewzroonggrhefzb4i">
-              <w:r>
-                <w:rPr>
-                  <w:rFonts w:ascii="Arial" w:cs="Arial" w:eastAsia="Arial" w:hAnsi="Arial"/>
-                  <w:color w:val="2E75B6"/>
-                  <w:sz w:val="16"/>
-                  <w:szCs w:val="16"/>
-                  <w:u w:val="single" w:color="2E75B6"/>
-                </w:rPr>
-                <w:t xml:space="preserve">Dehydration synthesis or a condensation reaction</w:t>
-              </w:r>
-            </w:hyperlink>
-          </w:p>
-          <w:p>
-            <w:pPr>
-              <w:spacing w:after="10" w:before="0"/>
-              <w:ind w:left="120"/>
-            </w:pPr>
-            <w:r>
-              <w:rPr>
-                <w:rFonts w:ascii="Arial" w:cs="Arial" w:eastAsia="Arial" w:hAnsi="Arial"/>
-                <w:color w:val="595959"/>
-                <w:sz w:val="14"/>
-                <w:szCs w:val="14"/>
-              </w:rPr>
-              <w:t xml:space="preserve">Source: Khan Academy (English - US curriculum)</w:t>
-            </w:r>
-          </w:p>
-          <w:p>
-            <w:pPr>
-              <w:spacing w:after="10" w:before="0"/>
-              <w:ind w:left="120"/>
-            </w:pPr>
-            <w:hyperlink w:history="1" r:id="rIdn_vfe6eq16ycccshg4q48">
-              <w:r>
-                <w:rPr>
-                  <w:rFonts w:ascii="Arial" w:cs="Arial" w:eastAsia="Arial" w:hAnsi="Arial"/>
-                  <w:color w:val="595959"/>
-                  <w:sz w:val="14"/>
-                  <w:szCs w:val="14"/>
-                  <w:u w:val="single" w:color="595959"/>
-                </w:rPr>
-                <w:t xml:space="preserve">🔍 Search ARES for similar videos</w:t>
-              </w:r>
-            </w:hyperlink>
-          </w:p>
-          <w:p>
-            <w:pPr>
-              <w:spacing w:after="40" w:before="0"/>
-            </w:pPr>
-            <w:r>
-              <w:rPr>
-                <w:sz w:val="14"/>
-                <w:szCs w:val="14"/>
-              </w:rPr>
-              <w:t xml:space="preserve"/>
-            </w:r>
-          </w:p>
-          <w:p>
-            <w:pPr>
-              <w:spacing w:after="20" w:before="0"/>
-            </w:pPr>
-            <w:r>
-              <w:rPr>
-                <w:rFonts w:ascii="Arial" w:cs="Arial" w:eastAsia="Arial" w:hAnsi="Arial"/>
-                <w:b/>
-                <w:bCs/>
-                <w:color w:val="1F3864"/>
-                <w:sz w:val="16"/>
-                <w:szCs w:val="16"/>
-              </w:rPr>
-              <w:t xml:space="preserve">📖 HTML:</w:t>
-            </w:r>
-          </w:p>
-          <w:p>
-            <w:pPr>
-              <w:spacing w:after="20" w:before="0"/>
-            </w:pPr>
-            <w:hyperlink w:history="1" r:id="rIdjlmk_csllqur7cmwqwkrg">
-              <w:r>
-                <w:rPr>
-                  <w:rFonts w:ascii="Arial" w:cs="Arial" w:eastAsia="Arial" w:hAnsi="Arial"/>
-                  <w:color w:val="2E75B6"/>
-                  <w:sz w:val="16"/>
-                  <w:szCs w:val="16"/>
-                  <w:u w:val="single" w:color="2E75B6"/>
-                </w:rPr>
-                <w:t xml:space="preserve">DNA to RNA to Protein (PLIX)</w:t>
-              </w:r>
-            </w:hyperlink>
-          </w:p>
-          <w:p>
-            <w:pPr>
-              <w:spacing w:after="10" w:before="0"/>
-              <w:ind w:left="120"/>
-            </w:pPr>
-            <w:r>
-              <w:rPr>
-                <w:rFonts w:ascii="Arial" w:cs="Arial" w:eastAsia="Arial" w:hAnsi="Arial"/>
-                <w:color w:val="595959"/>
-                <w:sz w:val="14"/>
-                <w:szCs w:val="14"/>
-              </w:rPr>
-              <w:t xml:space="preserve">Source: CK-12</w:t>
-            </w:r>
-          </w:p>
-          <w:p>
-            <w:pPr>
-              <w:spacing w:after="10" w:before="0"/>
-              <w:ind w:left="120"/>
-            </w:pPr>
-            <w:hyperlink w:history="1" r:id="rIdyfrjlgapnqm_raywquqfi">
+            <w:hyperlink w:history="1" r:id="rIdnd4kuspan7ayd3kbivpsg">
               <w:r>
                 <w:rPr>
                   <w:rFonts w:ascii="Arial" w:cs="Arial" w:eastAsia="Arial" w:hAnsi="Arial"/>
@@ -15881,7 +15881,7 @@
             <w:pPr>
               <w:spacing w:after="20" w:before="0"/>
             </w:pPr>
-            <w:hyperlink w:history="1" r:id="rIdvabd8jdizev-swtskbsra">
+            <w:hyperlink w:history="1" r:id="rIdqj4yq6mhctuq0a9l6ab-n">
               <w:r>
                 <w:rPr>
                   <w:rFonts w:ascii="Arial" w:cs="Arial" w:eastAsia="Arial" w:hAnsi="Arial"/>
@@ -15890,7 +15890,7 @@
                   <w:szCs w:val="16"/>
                   <w:u w:val="single" w:color="2E75B6"/>
                 </w:rPr>
-                <w:t xml:space="preserve">Dehydration synthesis or a condensation reaction</w:t>
+                <w:t xml:space="preserve">Introduction to proteins and amino acids</w:t>
               </w:r>
             </w:hyperlink>
           </w:p>
@@ -15914,7 +15914,7 @@
               <w:spacing w:after="10" w:before="0"/>
               <w:ind w:left="120"/>
             </w:pPr>
-            <w:hyperlink w:history="1" r:id="rIdruabmbzdxi9qio29fzo6u">
+            <w:hyperlink w:history="1" r:id="rIdudzozapl5dk_ojaz6a09y">
               <w:r>
                 <w:rPr>
                   <w:rFonts w:ascii="Arial" w:cs="Arial" w:eastAsia="Arial" w:hAnsi="Arial"/>
@@ -15952,14 +15952,14 @@
                 <w:sz w:val="16"/>
                 <w:szCs w:val="16"/>
               </w:rPr>
-              <w:t xml:space="preserve">📖 HTML:</w:t>
+              <w:t xml:space="preserve">📖 EXERCISE:</w:t>
             </w:r>
           </w:p>
           <w:p>
             <w:pPr>
               <w:spacing w:after="20" w:before="0"/>
             </w:pPr>
-            <w:hyperlink w:history="1" r:id="rIdxo9axic3lxsrl7a-khnmx">
+            <w:hyperlink w:history="1" r:id="rIdouwrrnlvptvvum3azzhwn">
               <w:r>
                 <w:rPr>
                   <w:rFonts w:ascii="Arial" w:cs="Arial" w:eastAsia="Arial" w:hAnsi="Arial"/>
@@ -15968,7 +15968,7 @@
                   <w:szCs w:val="16"/>
                   <w:u w:val="single" w:color="2E75B6"/>
                 </w:rPr>
-                <w:t xml:space="preserve">Bacterial Diseases - Advanced (Flexbook)</w:t>
+                <w:t xml:space="preserve">Proteins</w:t>
               </w:r>
             </w:hyperlink>
           </w:p>
@@ -15984,7 +15984,7 @@
                 <w:sz w:val="14"/>
                 <w:szCs w:val="14"/>
               </w:rPr>
-              <w:t xml:space="preserve">Source: CK-12</w:t>
+              <w:t xml:space="preserve">Source: Khan Academy (English - US curriculum)</w:t>
             </w:r>
           </w:p>
           <w:p>
@@ -15992,7 +15992,7 @@
               <w:spacing w:after="10" w:before="0"/>
               <w:ind w:left="120"/>
             </w:pPr>
-            <w:hyperlink w:history="1" r:id="rIdmgjgdgzp75yezqq5tbsja">
+            <w:hyperlink w:history="1" r:id="rIdamm6fvmzhjgsvelb-2ipk">
               <w:r>
                 <w:rPr>
                   <w:rFonts w:ascii="Arial" w:cs="Arial" w:eastAsia="Arial" w:hAnsi="Arial"/>
@@ -16187,7 +16187,7 @@
             <w:pPr>
               <w:spacing w:after="20" w:before="0"/>
             </w:pPr>
-            <w:hyperlink w:history="1" r:id="rIdaeg1ddp00yvi_cb11jcls">
+            <w:hyperlink w:history="1" r:id="rIdxka05wzsoye0lnbefi7ze">
               <w:r>
                 <w:rPr>
                   <w:rFonts w:ascii="Arial" w:cs="Arial" w:eastAsia="Arial" w:hAnsi="Arial"/>
@@ -16196,7 +16196,7 @@
                   <w:szCs w:val="16"/>
                   <w:u w:val="single" w:color="2E75B6"/>
                 </w:rPr>
-                <w:t xml:space="preserve">Dehydration synthesis or a condensation reaction</w:t>
+                <w:t xml:space="preserve">Translation (mRNA to protein)</w:t>
               </w:r>
             </w:hyperlink>
           </w:p>
@@ -16220,7 +16220,7 @@
               <w:spacing w:after="10" w:before="0"/>
               <w:ind w:left="120"/>
             </w:pPr>
-            <w:hyperlink w:history="1" r:id="rIduniqkrnawmpli6oirwk3e">
+            <w:hyperlink w:history="1" r:id="rIdeo9fla_1itlpbsp3wsbea">
               <w:r>
                 <w:rPr>
                   <w:rFonts w:ascii="Arial" w:cs="Arial" w:eastAsia="Arial" w:hAnsi="Arial"/>
@@ -16258,14 +16258,14 @@
                 <w:sz w:val="16"/>
                 <w:szCs w:val="16"/>
               </w:rPr>
-              <w:t xml:space="preserve">📖 HTML:</w:t>
+              <w:t xml:space="preserve">📖 EXERCISE:</w:t>
             </w:r>
           </w:p>
           <w:p>
             <w:pPr>
               <w:spacing w:after="20" w:before="0"/>
             </w:pPr>
-            <w:hyperlink w:history="1" r:id="rIdh2-urmleoiwh-h96szpqo">
+            <w:hyperlink w:history="1" r:id="rIdce9-skbg-btza7a0ugytw">
               <w:r>
                 <w:rPr>
                   <w:rFonts w:ascii="Arial" w:cs="Arial" w:eastAsia="Arial" w:hAnsi="Arial"/>
@@ -16274,7 +16274,7 @@
                   <w:szCs w:val="16"/>
                   <w:u w:val="single" w:color="2E75B6"/>
                 </w:rPr>
-                <w:t xml:space="preserve">Bacterial Diseases - Advanced (Flexbook)</w:t>
+                <w:t xml:space="preserve">Transcription and translation</w:t>
               </w:r>
             </w:hyperlink>
           </w:p>
@@ -16290,7 +16290,7 @@
                 <w:sz w:val="14"/>
                 <w:szCs w:val="14"/>
               </w:rPr>
-              <w:t xml:space="preserve">Source: CK-12</w:t>
+              <w:t xml:space="preserve">Source: Khan Academy (English - US curriculum)</w:t>
             </w:r>
           </w:p>
           <w:p>
@@ -16298,7 +16298,7 @@
               <w:spacing w:after="10" w:before="0"/>
               <w:ind w:left="120"/>
             </w:pPr>
-            <w:hyperlink w:history="1" r:id="rId5aufu8e-3sza-ameyoro2">
+            <w:hyperlink w:history="1" r:id="rId9pscsoj5spx81g4xcazht">
               <w:r>
                 <w:rPr>
                   <w:rFonts w:ascii="Arial" w:cs="Arial" w:eastAsia="Arial" w:hAnsi="Arial"/>
@@ -16493,7 +16493,7 @@
             <w:pPr>
               <w:spacing w:after="20" w:before="0"/>
             </w:pPr>
-            <w:hyperlink w:history="1" r:id="rIdwakvfujhhomfff2oodyo9">
+            <w:hyperlink w:history="1" r:id="rIdzvfo8qws4wqvemo5cugys">
               <w:r>
                 <w:rPr>
                   <w:rFonts w:ascii="Arial" w:cs="Arial" w:eastAsia="Arial" w:hAnsi="Arial"/>
@@ -16502,7 +16502,7 @@
                   <w:szCs w:val="16"/>
                   <w:u w:val="single" w:color="2E75B6"/>
                 </w:rPr>
-                <w:t xml:space="preserve">Dehydration synthesis or a condensation reaction</w:t>
+                <w:t xml:space="preserve">Introduction to proteins and amino acids</w:t>
               </w:r>
             </w:hyperlink>
           </w:p>
@@ -16526,7 +16526,7 @@
               <w:spacing w:after="10" w:before="0"/>
               <w:ind w:left="120"/>
             </w:pPr>
-            <w:hyperlink w:history="1" r:id="rIdwgc7abogfsrfiyfxrknfp">
+            <w:hyperlink w:history="1" r:id="rId4zy7ypx6cinmkf6q486db">
               <w:r>
                 <w:rPr>
                   <w:rFonts w:ascii="Arial" w:cs="Arial" w:eastAsia="Arial" w:hAnsi="Arial"/>
@@ -16564,14 +16564,14 @@
                 <w:sz w:val="16"/>
                 <w:szCs w:val="16"/>
               </w:rPr>
-              <w:t xml:space="preserve">📖 HTML:</w:t>
+              <w:t xml:space="preserve">📖 EXERCISE:</w:t>
             </w:r>
           </w:p>
           <w:p>
             <w:pPr>
               <w:spacing w:after="20" w:before="0"/>
             </w:pPr>
-            <w:hyperlink w:history="1" r:id="rId0kq35vbhgr4drm3dt5ftn">
+            <w:hyperlink w:history="1" r:id="rIdbot6kvfmeqdwnfbpzjkqe">
               <w:r>
                 <w:rPr>
                   <w:rFonts w:ascii="Arial" w:cs="Arial" w:eastAsia="Arial" w:hAnsi="Arial"/>
@@ -16580,7 +16580,7 @@
                   <w:szCs w:val="16"/>
                   <w:u w:val="single" w:color="2E75B6"/>
                 </w:rPr>
-                <w:t xml:space="preserve">Bacterial Diseases - Advanced (Flexbook)</w:t>
+                <w:t xml:space="preserve">Proteins</w:t>
               </w:r>
             </w:hyperlink>
           </w:p>
@@ -16596,7 +16596,7 @@
                 <w:sz w:val="14"/>
                 <w:szCs w:val="14"/>
               </w:rPr>
-              <w:t xml:space="preserve">Source: CK-12</w:t>
+              <w:t xml:space="preserve">Source: Khan Academy (English - US curriculum)</w:t>
             </w:r>
           </w:p>
           <w:p>
@@ -16604,7 +16604,7 @@
               <w:spacing w:after="10" w:before="0"/>
               <w:ind w:left="120"/>
             </w:pPr>
-            <w:hyperlink w:history="1" r:id="rIdgyz8a1-rszqmxercna0b-">
+            <w:hyperlink w:history="1" r:id="rId39jxlwn5dhlak8hfuujwe">
               <w:r>
                 <w:rPr>
                   <w:rFonts w:ascii="Arial" w:cs="Arial" w:eastAsia="Arial" w:hAnsi="Arial"/>
@@ -16799,7 +16799,7 @@
             <w:pPr>
               <w:spacing w:after="20" w:before="0"/>
             </w:pPr>
-            <w:hyperlink w:history="1" r:id="rIdvletsynkmy-ium-ny1-u7">
+            <w:hyperlink w:history="1" r:id="rIdclxiadoxlz3mbipbttyiz">
               <w:r>
                 <w:rPr>
                   <w:rFonts w:ascii="Arial" w:cs="Arial" w:eastAsia="Arial" w:hAnsi="Arial"/>
@@ -16808,7 +16808,7 @@
                   <w:szCs w:val="16"/>
                   <w:u w:val="single" w:color="2E75B6"/>
                 </w:rPr>
-                <w:t xml:space="preserve">Dehydration synthesis or a condensation reaction</w:t>
+                <w:t xml:space="preserve">Introduction to proteins and amino acids</w:t>
               </w:r>
             </w:hyperlink>
           </w:p>
@@ -16832,7 +16832,7 @@
               <w:spacing w:after="10" w:before="0"/>
               <w:ind w:left="120"/>
             </w:pPr>
-            <w:hyperlink w:history="1" r:id="rIdynqeutilsufyiwebcob9r">
+            <w:hyperlink w:history="1" r:id="rIdfaffogzhcelbnwy2xe3oy">
               <w:r>
                 <w:rPr>
                   <w:rFonts w:ascii="Arial" w:cs="Arial" w:eastAsia="Arial" w:hAnsi="Arial"/>
@@ -16870,14 +16870,14 @@
                 <w:sz w:val="16"/>
                 <w:szCs w:val="16"/>
               </w:rPr>
-              <w:t xml:space="preserve">📖 HTML:</w:t>
+              <w:t xml:space="preserve">📖 EXERCISE:</w:t>
             </w:r>
           </w:p>
           <w:p>
             <w:pPr>
               <w:spacing w:after="20" w:before="0"/>
             </w:pPr>
-            <w:hyperlink w:history="1" r:id="rIdsvyvjm28ezuvw8csjpwbb">
+            <w:hyperlink w:history="1" r:id="rIdd-xchjvhtz5woe3ly6emi">
               <w:r>
                 <w:rPr>
                   <w:rFonts w:ascii="Arial" w:cs="Arial" w:eastAsia="Arial" w:hAnsi="Arial"/>
@@ -16886,7 +16886,7 @@
                   <w:szCs w:val="16"/>
                   <w:u w:val="single" w:color="2E75B6"/>
                 </w:rPr>
-                <w:t xml:space="preserve">Bacterial Diseases - Advanced (Flexbook)</w:t>
+                <w:t xml:space="preserve">Proteins</w:t>
               </w:r>
             </w:hyperlink>
           </w:p>
@@ -16902,7 +16902,7 @@
                 <w:sz w:val="14"/>
                 <w:szCs w:val="14"/>
               </w:rPr>
-              <w:t xml:space="preserve">Source: CK-12</w:t>
+              <w:t xml:space="preserve">Source: Khan Academy (English - US curriculum)</w:t>
             </w:r>
           </w:p>
           <w:p>
@@ -16910,7 +16910,7 @@
               <w:spacing w:after="10" w:before="0"/>
               <w:ind w:left="120"/>
             </w:pPr>
-            <w:hyperlink w:history="1" r:id="rIdiqa_x6d6sx-ejhvuayrge">
+            <w:hyperlink w:history="1" r:id="rIdcsgi1qeun_caupazmuaoi">
               <w:r>
                 <w:rPr>
                   <w:rFonts w:ascii="Arial" w:cs="Arial" w:eastAsia="Arial" w:hAnsi="Arial"/>
@@ -17105,7 +17105,7 @@
             <w:pPr>
               <w:spacing w:after="20" w:before="0"/>
             </w:pPr>
-            <w:hyperlink w:history="1" r:id="rIdd_widg_3y8g3a99gnjtz5">
+            <w:hyperlink w:history="1" r:id="rIdoq73rwjnxx0wu1rbkipba">
               <w:r>
                 <w:rPr>
                   <w:rFonts w:ascii="Arial" w:cs="Arial" w:eastAsia="Arial" w:hAnsi="Arial"/>
@@ -17114,7 +17114,7 @@
                   <w:szCs w:val="16"/>
                   <w:u w:val="single" w:color="2E75B6"/>
                 </w:rPr>
-                <w:t xml:space="preserve">Dehydration synthesis or a condensation reaction</w:t>
+                <w:t xml:space="preserve">Introduction to proteins and amino acids</w:t>
               </w:r>
             </w:hyperlink>
           </w:p>
@@ -17138,7 +17138,7 @@
               <w:spacing w:after="10" w:before="0"/>
               <w:ind w:left="120"/>
             </w:pPr>
-            <w:hyperlink w:history="1" r:id="rIdzywvonz5fdjlcszogmzdk">
+            <w:hyperlink w:history="1" r:id="rIdcomr8awqeriqj1rpxmhbq">
               <w:r>
                 <w:rPr>
                   <w:rFonts w:ascii="Arial" w:cs="Arial" w:eastAsia="Arial" w:hAnsi="Arial"/>
@@ -17176,14 +17176,14 @@
                 <w:sz w:val="16"/>
                 <w:szCs w:val="16"/>
               </w:rPr>
-              <w:t xml:space="preserve">📖 HTML:</w:t>
+              <w:t xml:space="preserve">📖 EXERCISE:</w:t>
             </w:r>
           </w:p>
           <w:p>
             <w:pPr>
               <w:spacing w:after="20" w:before="0"/>
             </w:pPr>
-            <w:hyperlink w:history="1" r:id="rId4myt82doh01i4lfohuvl8">
+            <w:hyperlink w:history="1" r:id="rIdx31utfvsi3almcnwwx5v3">
               <w:r>
                 <w:rPr>
                   <w:rFonts w:ascii="Arial" w:cs="Arial" w:eastAsia="Arial" w:hAnsi="Arial"/>
@@ -17192,7 +17192,7 @@
                   <w:szCs w:val="16"/>
                   <w:u w:val="single" w:color="2E75B6"/>
                 </w:rPr>
-                <w:t xml:space="preserve">Bacterial Diseases - Advanced (Flexbook)</w:t>
+                <w:t xml:space="preserve">Proteins</w:t>
               </w:r>
             </w:hyperlink>
           </w:p>
@@ -17208,7 +17208,7 @@
                 <w:sz w:val="14"/>
                 <w:szCs w:val="14"/>
               </w:rPr>
-              <w:t xml:space="preserve">Source: CK-12</w:t>
+              <w:t xml:space="preserve">Source: Khan Academy (English - US curriculum)</w:t>
             </w:r>
           </w:p>
           <w:p>
@@ -17216,7 +17216,7 @@
               <w:spacing w:after="10" w:before="0"/>
               <w:ind w:left="120"/>
             </w:pPr>
-            <w:hyperlink w:history="1" r:id="rIdvdh7zm4owr9jriby_kg9t">
+            <w:hyperlink w:history="1" r:id="rIdc3sb7uwshl5gnmzbwewci">
               <w:r>
                 <w:rPr>
                   <w:rFonts w:ascii="Arial" w:cs="Arial" w:eastAsia="Arial" w:hAnsi="Arial"/>
@@ -18703,7 +18703,7 @@
             <w:pPr>
               <w:spacing w:after="20" w:before="0"/>
             </w:pPr>
-            <w:hyperlink w:history="1" r:id="rIdkfqelmrjxhces01hsduyn">
+            <w:hyperlink w:history="1" r:id="rIdaotdmhos_3psilb4grmmn">
               <w:r>
                 <w:rPr>
                   <w:rFonts w:ascii="Arial" w:cs="Arial" w:eastAsia="Arial" w:hAnsi="Arial"/>
@@ -18712,7 +18712,7 @@
                   <w:szCs w:val="16"/>
                   <w:u w:val="single" w:color="2E75B6"/>
                 </w:rPr>
-                <w:t xml:space="preserve">Dehydration synthesis or a condensation reaction</w:t>
+                <w:t xml:space="preserve">Introduction to vitamins and minerals</w:t>
               </w:r>
             </w:hyperlink>
           </w:p>
@@ -18736,7 +18736,7 @@
               <w:spacing w:after="10" w:before="0"/>
               <w:ind w:left="120"/>
             </w:pPr>
-            <w:hyperlink w:history="1" r:id="rIduhuoe5jppj0xolgt5kilg">
+            <w:hyperlink w:history="1" r:id="rIdyg_vewzm7lvvdd1xpvkrp">
               <w:r>
                 <w:rPr>
                   <w:rFonts w:ascii="Arial" w:cs="Arial" w:eastAsia="Arial" w:hAnsi="Arial"/>
@@ -18774,14 +18774,14 @@
                 <w:sz w:val="16"/>
                 <w:szCs w:val="16"/>
               </w:rPr>
-              <w:t xml:space="preserve">📖 PDF:</w:t>
+              <w:t xml:space="preserve">📖 HTML:</w:t>
             </w:r>
           </w:p>
           <w:p>
             <w:pPr>
               <w:spacing w:after="20" w:before="0"/>
             </w:pPr>
-            <w:hyperlink w:history="1" r:id="rIdebbro9by_lnxvsbtdksaf">
+            <w:hyperlink w:history="1" r:id="rIddu3abkggfvf50ri031fw4">
               <w:r>
                 <w:rPr>
                   <w:rFonts w:ascii="Arial" w:cs="Arial" w:eastAsia="Arial" w:hAnsi="Arial"/>
@@ -18790,7 +18790,7 @@
                   <w:szCs w:val="16"/>
                   <w:u w:val="single" w:color="2E75B6"/>
                 </w:rPr>
-                <w:t xml:space="preserve">Meet the Family: Inv..:Segment 6 Single Letter Codes and DNA Codons for Amino Acids</w:t>
+                <w:t xml:space="preserve">Vitamins and Minerals (Flexbook)</w:t>
               </w:r>
             </w:hyperlink>
           </w:p>
@@ -18806,7 +18806,7 @@
                 <w:sz w:val="14"/>
                 <w:szCs w:val="14"/>
               </w:rPr>
-              <w:t xml:space="preserve">Source: MIT Blossoms</w:t>
+              <w:t xml:space="preserve">Source: CK-12</w:t>
             </w:r>
           </w:p>
           <w:p>
@@ -18814,7 +18814,7 @@
               <w:spacing w:after="10" w:before="0"/>
               <w:ind w:left="120"/>
             </w:pPr>
-            <w:hyperlink w:history="1" r:id="rIduvnkjuxc__mojj9ditbeq">
+            <w:hyperlink w:history="1" r:id="rIdgqlhx7bboutmwcjtfups_">
               <w:r>
                 <w:rPr>
                   <w:rFonts w:ascii="Arial" w:cs="Arial" w:eastAsia="Arial" w:hAnsi="Arial"/>
@@ -19009,7 +19009,7 @@
             <w:pPr>
               <w:spacing w:after="20" w:before="0"/>
             </w:pPr>
-            <w:hyperlink w:history="1" r:id="rIdqdshbaub1d35jig0gdvib">
+            <w:hyperlink w:history="1" r:id="rIdtih9opcdubox514u2qnkd">
               <w:r>
                 <w:rPr>
                   <w:rFonts w:ascii="Arial" w:cs="Arial" w:eastAsia="Arial" w:hAnsi="Arial"/>
@@ -19018,7 +19018,7 @@
                   <w:szCs w:val="16"/>
                   <w:u w:val="single" w:color="2E75B6"/>
                 </w:rPr>
-                <w:t xml:space="preserve">Dehydration synthesis or a condensation reaction</w:t>
+                <w:t xml:space="preserve">Photosynthesis</w:t>
               </w:r>
             </w:hyperlink>
           </w:p>
@@ -19042,7 +19042,7 @@
               <w:spacing w:after="10" w:before="0"/>
               <w:ind w:left="120"/>
             </w:pPr>
-            <w:hyperlink w:history="1" r:id="rIddo_s1pplkdaa_hjodb8u9">
+            <w:hyperlink w:history="1" r:id="rIdrqythjlidvnbtqozgx0fw">
               <w:r>
                 <w:rPr>
                   <w:rFonts w:ascii="Arial" w:cs="Arial" w:eastAsia="Arial" w:hAnsi="Arial"/>
@@ -19080,14 +19080,14 @@
                 <w:sz w:val="16"/>
                 <w:szCs w:val="16"/>
               </w:rPr>
-              <w:t xml:space="preserve">📖 PDF:</w:t>
+              <w:t xml:space="preserve">📖 EXERCISE:</w:t>
             </w:r>
           </w:p>
           <w:p>
             <w:pPr>
               <w:spacing w:after="20" w:before="0"/>
             </w:pPr>
-            <w:hyperlink w:history="1" r:id="rIdnyx9m7ysuc7snd3radgel">
+            <w:hyperlink w:history="1" r:id="rIdi4c9gomgpt-0mvmbpfops">
               <w:r>
                 <w:rPr>
                   <w:rFonts w:ascii="Arial" w:cs="Arial" w:eastAsia="Arial" w:hAnsi="Arial"/>
@@ -19096,7 +19096,7 @@
                   <w:szCs w:val="16"/>
                   <w:u w:val="single" w:color="2E75B6"/>
                 </w:rPr>
-                <w:t xml:space="preserve">Meet the Family: Inv..:Segment 6 Single Letter Codes and DNA Codons for Amino Acids</w:t>
+                <w:t xml:space="preserve">Vitamins and Minerals Practice</w:t>
               </w:r>
             </w:hyperlink>
           </w:p>
@@ -19112,7 +19112,7 @@
                 <w:sz w:val="14"/>
                 <w:szCs w:val="14"/>
               </w:rPr>
-              <w:t xml:space="preserve">Source: MIT Blossoms</w:t>
+              <w:t xml:space="preserve">Source: CK-12</w:t>
             </w:r>
           </w:p>
           <w:p>
@@ -19120,7 +19120,7 @@
               <w:spacing w:after="10" w:before="0"/>
               <w:ind w:left="120"/>
             </w:pPr>
-            <w:hyperlink w:history="1" r:id="rIdf9_6a3l_xk0rucdo5d6rl">
+            <w:hyperlink w:history="1" r:id="rIduhta-ncwom_8utbd_kvof">
               <w:r>
                 <w:rPr>
                   <w:rFonts w:ascii="Arial" w:cs="Arial" w:eastAsia="Arial" w:hAnsi="Arial"/>
@@ -19315,7 +19315,7 @@
             <w:pPr>
               <w:spacing w:after="20" w:before="0"/>
             </w:pPr>
-            <w:hyperlink w:history="1" r:id="rId-o2xw1ee2x9bbexpxpq0o">
+            <w:hyperlink w:history="1" r:id="rIdi_hyfss5yltlsyb1duta_">
               <w:r>
                 <w:rPr>
                   <w:rFonts w:ascii="Arial" w:cs="Arial" w:eastAsia="Arial" w:hAnsi="Arial"/>
@@ -19324,7 +19324,7 @@
                   <w:szCs w:val="16"/>
                   <w:u w:val="single" w:color="2E75B6"/>
                 </w:rPr>
-                <w:t xml:space="preserve">Dehydration synthesis or a condensation reaction</w:t>
+                <w:t xml:space="preserve">Scale of cells</w:t>
               </w:r>
             </w:hyperlink>
           </w:p>
@@ -19348,7 +19348,7 @@
               <w:spacing w:after="10" w:before="0"/>
               <w:ind w:left="120"/>
             </w:pPr>
-            <w:hyperlink w:history="1" r:id="rIdiekj8wnbzfpdh9opr88t8">
+            <w:hyperlink w:history="1" r:id="rId6wqqe73leouyy-nebrrsb">
               <w:r>
                 <w:rPr>
                   <w:rFonts w:ascii="Arial" w:cs="Arial" w:eastAsia="Arial" w:hAnsi="Arial"/>
@@ -19386,14 +19386,14 @@
                 <w:sz w:val="16"/>
                 <w:szCs w:val="16"/>
               </w:rPr>
-              <w:t xml:space="preserve">📖 PDF:</w:t>
+              <w:t xml:space="preserve">📖 HTML:</w:t>
             </w:r>
           </w:p>
           <w:p>
             <w:pPr>
               <w:spacing w:after="20" w:before="0"/>
             </w:pPr>
-            <w:hyperlink w:history="1" r:id="rIddm5fo4hchzsnnhklxuluj">
+            <w:hyperlink w:history="1" r:id="rIdkdfllb0pa6oj91e2ab_kx">
               <w:r>
                 <w:rPr>
                   <w:rFonts w:ascii="Arial" w:cs="Arial" w:eastAsia="Arial" w:hAnsi="Arial"/>
@@ -19402,7 +19402,7 @@
                   <w:szCs w:val="16"/>
                   <w:u w:val="single" w:color="2E75B6"/>
                 </w:rPr>
-                <w:t xml:space="preserve">Meet the Family: Inv..:Segment 6 Single Letter Codes and DNA Codons for Amino Acids</w:t>
+                <w:t xml:space="preserve">Vitamins and Minerals - Advanced (Flexbook)</w:t>
               </w:r>
             </w:hyperlink>
           </w:p>
@@ -19418,7 +19418,7 @@
                 <w:sz w:val="14"/>
                 <w:szCs w:val="14"/>
               </w:rPr>
-              <w:t xml:space="preserve">Source: MIT Blossoms</w:t>
+              <w:t xml:space="preserve">Source: CK-12</w:t>
             </w:r>
           </w:p>
           <w:p>
@@ -19426,7 +19426,7 @@
               <w:spacing w:after="10" w:before="0"/>
               <w:ind w:left="120"/>
             </w:pPr>
-            <w:hyperlink w:history="1" r:id="rId2o36b14nb1_m1cijnwf8e">
+            <w:hyperlink w:history="1" r:id="rIdkxr8g_8f1y9uss_r2nkyb">
               <w:r>
                 <w:rPr>
                   <w:rFonts w:ascii="Arial" w:cs="Arial" w:eastAsia="Arial" w:hAnsi="Arial"/>
@@ -19621,7 +19621,7 @@
             <w:pPr>
               <w:spacing w:after="20" w:before="0"/>
             </w:pPr>
-            <w:hyperlink w:history="1" r:id="rIdq3kxr8fbrzlpnzonfqn4a">
+            <w:hyperlink w:history="1" r:id="rIdz10vgmpcvsge30wnr_e-u">
               <w:r>
                 <w:rPr>
                   <w:rFonts w:ascii="Arial" w:cs="Arial" w:eastAsia="Arial" w:hAnsi="Arial"/>
@@ -19630,7 +19630,7 @@
                   <w:szCs w:val="16"/>
                   <w:u w:val="single" w:color="2E75B6"/>
                 </w:rPr>
-                <w:t xml:space="preserve">Dehydration synthesis or a condensation reaction</w:t>
+                <w:t xml:space="preserve">Introduction to vitamins and minerals</w:t>
               </w:r>
             </w:hyperlink>
           </w:p>
@@ -19654,7 +19654,7 @@
               <w:spacing w:after="10" w:before="0"/>
               <w:ind w:left="120"/>
             </w:pPr>
-            <w:hyperlink w:history="1" r:id="rIds_vfrng3loyixxkn-8k1c">
+            <w:hyperlink w:history="1" r:id="rId0h-23la9e4oeacsotybd4">
               <w:r>
                 <w:rPr>
                   <w:rFonts w:ascii="Arial" w:cs="Arial" w:eastAsia="Arial" w:hAnsi="Arial"/>
@@ -19692,14 +19692,14 @@
                 <w:sz w:val="16"/>
                 <w:szCs w:val="16"/>
               </w:rPr>
-              <w:t xml:space="preserve">📖 PDF:</w:t>
+              <w:t xml:space="preserve">📖 HTML:</w:t>
             </w:r>
           </w:p>
           <w:p>
             <w:pPr>
               <w:spacing w:after="20" w:before="0"/>
             </w:pPr>
-            <w:hyperlink w:history="1" r:id="rIdl87ggb7x4lzcerv2achrh">
+            <w:hyperlink w:history="1" r:id="rIdeffcegnk2tlfpkfkb_vu8">
               <w:r>
                 <w:rPr>
                   <w:rFonts w:ascii="Arial" w:cs="Arial" w:eastAsia="Arial" w:hAnsi="Arial"/>
@@ -19708,7 +19708,7 @@
                   <w:szCs w:val="16"/>
                   <w:u w:val="single" w:color="2E75B6"/>
                 </w:rPr>
-                <w:t xml:space="preserve">Meet the Family: Inv..:Segment 6 Single Letter Codes and DNA Codons for Amino Acids</w:t>
+                <w:t xml:space="preserve">Vitamins and Minerals (Flexbook)</w:t>
               </w:r>
             </w:hyperlink>
           </w:p>
@@ -19724,7 +19724,7 @@
                 <w:sz w:val="14"/>
                 <w:szCs w:val="14"/>
               </w:rPr>
-              <w:t xml:space="preserve">Source: MIT Blossoms</w:t>
+              <w:t xml:space="preserve">Source: CK-12</w:t>
             </w:r>
           </w:p>
           <w:p>
@@ -19732,7 +19732,7 @@
               <w:spacing w:after="10" w:before="0"/>
               <w:ind w:left="120"/>
             </w:pPr>
-            <w:hyperlink w:history="1" r:id="rIdw222je2saidd4ymf7hr65">
+            <w:hyperlink w:history="1" r:id="rId6axdoi-q_fm4kamsynpam">
               <w:r>
                 <w:rPr>
                   <w:rFonts w:ascii="Arial" w:cs="Arial" w:eastAsia="Arial" w:hAnsi="Arial"/>
@@ -19927,7 +19927,7 @@
             <w:pPr>
               <w:spacing w:after="20" w:before="0"/>
             </w:pPr>
-            <w:hyperlink w:history="1" r:id="rId5p2n3rchvfqrcb_5xvhaq">
+            <w:hyperlink w:history="1" r:id="rId6yde4hdxc28bczldpiuol">
               <w:r>
                 <w:rPr>
                   <w:rFonts w:ascii="Arial" w:cs="Arial" w:eastAsia="Arial" w:hAnsi="Arial"/>
@@ -19936,7 +19936,7 @@
                   <w:szCs w:val="16"/>
                   <w:u w:val="single" w:color="2E75B6"/>
                 </w:rPr>
-                <w:t xml:space="preserve">Dehydration synthesis or a condensation reaction</w:t>
+                <w:t xml:space="preserve">Introduction to vitamins and minerals</w:t>
               </w:r>
             </w:hyperlink>
           </w:p>
@@ -19960,7 +19960,7 @@
               <w:spacing w:after="10" w:before="0"/>
               <w:ind w:left="120"/>
             </w:pPr>
-            <w:hyperlink w:history="1" r:id="rId8gmlhyjxygkppzyyy93wa">
+            <w:hyperlink w:history="1" r:id="rIdlyf_3fgkv6xvomtciwkp4">
               <w:r>
                 <w:rPr>
                   <w:rFonts w:ascii="Arial" w:cs="Arial" w:eastAsia="Arial" w:hAnsi="Arial"/>
@@ -19998,14 +19998,14 @@
                 <w:sz w:val="16"/>
                 <w:szCs w:val="16"/>
               </w:rPr>
-              <w:t xml:space="preserve">📖 PDF:</w:t>
+              <w:t xml:space="preserve">📖 HTML:</w:t>
             </w:r>
           </w:p>
           <w:p>
             <w:pPr>
               <w:spacing w:after="20" w:before="0"/>
             </w:pPr>
-            <w:hyperlink w:history="1" r:id="rIdezma7a6sl2ueds5e7ngaa">
+            <w:hyperlink w:history="1" r:id="rIdpk7h5rn_7scr5pkky4nz2">
               <w:r>
                 <w:rPr>
                   <w:rFonts w:ascii="Arial" w:cs="Arial" w:eastAsia="Arial" w:hAnsi="Arial"/>
@@ -20014,7 +20014,7 @@
                   <w:szCs w:val="16"/>
                   <w:u w:val="single" w:color="2E75B6"/>
                 </w:rPr>
-                <w:t xml:space="preserve">Meet the Family: Inv..:Segment 6 Single Letter Codes and DNA Codons for Amino Acids</w:t>
+                <w:t xml:space="preserve">Vitamins and Minerals (Flexbook)</w:t>
               </w:r>
             </w:hyperlink>
           </w:p>
@@ -20030,7 +20030,7 @@
                 <w:sz w:val="14"/>
                 <w:szCs w:val="14"/>
               </w:rPr>
-              <w:t xml:space="preserve">Source: MIT Blossoms</w:t>
+              <w:t xml:space="preserve">Source: CK-12</w:t>
             </w:r>
           </w:p>
           <w:p>
@@ -20038,7 +20038,7 @@
               <w:spacing w:after="10" w:before="0"/>
               <w:ind w:left="120"/>
             </w:pPr>
-            <w:hyperlink w:history="1" r:id="rIdx1x2_qw-nof16svpmpyka">
+            <w:hyperlink w:history="1" r:id="rIdv7sq6k3ohiolbzhkadwu7">
               <w:r>
                 <w:rPr>
                   <w:rFonts w:ascii="Arial" w:cs="Arial" w:eastAsia="Arial" w:hAnsi="Arial"/>

--- a/data/outputs/v2/Biology/SS1.2_Chemicals_of_Life/Biology_Chemicals_of_Life_CBE_LessonSequence.docx
+++ b/data/outputs/v2/Biology/SS1.2_Chemicals_of_Life/Biology_Chemicals_of_Life_CBE_LessonSequence.docx
@@ -3244,7 +3244,7 @@
             <w:pPr>
               <w:spacing w:after="20" w:before="0"/>
             </w:pPr>
-            <w:hyperlink w:history="1" r:id="rIdicerqq5gek7xdafvofpig">
+            <w:hyperlink w:history="1" r:id="rIdsi9g1ju0v-hcca4zzp6jw">
               <w:r>
                 <w:rPr>
                   <w:rFonts w:ascii="Arial" w:cs="Arial" w:eastAsia="Arial" w:hAnsi="Arial"/>
@@ -3277,7 +3277,7 @@
               <w:spacing w:after="10" w:before="0"/>
               <w:ind w:left="120"/>
             </w:pPr>
-            <w:hyperlink w:history="1" r:id="rIdkgw3srmasy___jbvtwuni">
+            <w:hyperlink w:history="1" r:id="rIdpbnlrqg5xvvxmxrnnmvvm">
               <w:r>
                 <w:rPr>
                   <w:rFonts w:ascii="Arial" w:cs="Arial" w:eastAsia="Arial" w:hAnsi="Arial"/>
@@ -3322,7 +3322,7 @@
             <w:pPr>
               <w:spacing w:after="20" w:before="0"/>
             </w:pPr>
-            <w:hyperlink w:history="1" r:id="rIdaqhlmospyzcfw0aocmfwn">
+            <w:hyperlink w:history="1" r:id="rId_xpq175fig0ct7xgzrknv">
               <w:r>
                 <w:rPr>
                   <w:rFonts w:ascii="Arial" w:cs="Arial" w:eastAsia="Arial" w:hAnsi="Arial"/>
@@ -3355,7 +3355,7 @@
               <w:spacing w:after="10" w:before="0"/>
               <w:ind w:left="120"/>
             </w:pPr>
-            <w:hyperlink w:history="1" r:id="rIdj28ky-osh8bzayovx1u7n">
+            <w:hyperlink w:history="1" r:id="rIdbl_va8jd1-qglw2dsl7r-">
               <w:r>
                 <w:rPr>
                   <w:rFonts w:ascii="Arial" w:cs="Arial" w:eastAsia="Arial" w:hAnsi="Arial"/>
@@ -3816,7 +3816,7 @@
             <w:pPr>
               <w:spacing w:after="20" w:before="0"/>
             </w:pPr>
-            <w:hyperlink w:history="1" r:id="rId833f-orgqdszktnwnynlr">
+            <w:hyperlink w:history="1" r:id="rIdrazwslgsnt9op5_m1faqc">
               <w:r>
                 <w:rPr>
                   <w:rFonts w:ascii="Arial" w:cs="Arial" w:eastAsia="Arial" w:hAnsi="Arial"/>
@@ -3849,7 +3849,7 @@
               <w:spacing w:after="10" w:before="0"/>
               <w:ind w:left="120"/>
             </w:pPr>
-            <w:hyperlink w:history="1" r:id="rId9xnio62hk1pmtcmkjzjgr">
+            <w:hyperlink w:history="1" r:id="rIdtk4timrrnzyg0yuldkudw">
               <w:r>
                 <w:rPr>
                   <w:rFonts w:ascii="Arial" w:cs="Arial" w:eastAsia="Arial" w:hAnsi="Arial"/>
@@ -3894,7 +3894,7 @@
             <w:pPr>
               <w:spacing w:after="20" w:before="0"/>
             </w:pPr>
-            <w:hyperlink w:history="1" r:id="rIdizrx8uuknhpgy1lsxc2id">
+            <w:hyperlink w:history="1" r:id="rIdssoptx3iwde15p-hynwbg">
               <w:r>
                 <w:rPr>
                   <w:rFonts w:ascii="Arial" w:cs="Arial" w:eastAsia="Arial" w:hAnsi="Arial"/>
@@ -3927,7 +3927,7 @@
               <w:spacing w:after="10" w:before="0"/>
               <w:ind w:left="120"/>
             </w:pPr>
-            <w:hyperlink w:history="1" r:id="rIdcmb442y955p7wid1nu-4v">
+            <w:hyperlink w:history="1" r:id="rId7mvexs84g7fla4mqd3i6v">
               <w:r>
                 <w:rPr>
                   <w:rFonts w:ascii="Arial" w:cs="Arial" w:eastAsia="Arial" w:hAnsi="Arial"/>
@@ -4274,7 +4274,503 @@
             <w:pPr>
               <w:spacing w:after="20" w:before="0"/>
             </w:pPr>
-            <w:hyperlink w:history="1" r:id="rIdsl0scrgdl3fxvxjisj-kj">
+            <w:hyperlink w:history="1" r:id="rIdbareh_1lcnm4tya-uxoas">
+              <w:r>
+                <w:rPr>
+                  <w:rFonts w:ascii="Arial" w:cs="Arial" w:eastAsia="Arial" w:hAnsi="Arial"/>
+                  <w:color w:val="2E75B6"/>
+                  <w:sz w:val="16"/>
+                  <w:szCs w:val="16"/>
+                  <w:u w:val="single" w:color="2E75B6"/>
+                </w:rPr>
+                <w:t xml:space="preserve">Physical and chemical changes</w:t>
+              </w:r>
+            </w:hyperlink>
+          </w:p>
+          <w:p>
+            <w:pPr>
+              <w:spacing w:after="10" w:before="0"/>
+              <w:ind w:left="120"/>
+            </w:pPr>
+            <w:r>
+              <w:rPr>
+                <w:rFonts w:ascii="Arial" w:cs="Arial" w:eastAsia="Arial" w:hAnsi="Arial"/>
+                <w:color w:val="595959"/>
+                <w:sz w:val="14"/>
+                <w:szCs w:val="14"/>
+              </w:rPr>
+              <w:t xml:space="preserve">Source: Khan Academy (English - US curriculum)</w:t>
+            </w:r>
+          </w:p>
+          <w:p>
+            <w:pPr>
+              <w:spacing w:after="10" w:before="0"/>
+              <w:ind w:left="120"/>
+            </w:pPr>
+            <w:hyperlink w:history="1" r:id="rIdixw0wsct3ceyq5uz_vhls">
+              <w:r>
+                <w:rPr>
+                  <w:rFonts w:ascii="Arial" w:cs="Arial" w:eastAsia="Arial" w:hAnsi="Arial"/>
+                  <w:color w:val="595959"/>
+                  <w:sz w:val="14"/>
+                  <w:szCs w:val="14"/>
+                  <w:u w:val="single" w:color="595959"/>
+                </w:rPr>
+                <w:t xml:space="preserve">🔍 Search ARES for similar videos</w:t>
+              </w:r>
+            </w:hyperlink>
+          </w:p>
+          <w:p>
+            <w:pPr>
+              <w:spacing w:after="40" w:before="0"/>
+            </w:pPr>
+            <w:r>
+              <w:rPr>
+                <w:sz w:val="14"/>
+                <w:szCs w:val="14"/>
+              </w:rPr>
+              <w:t xml:space="preserve"/>
+            </w:r>
+          </w:p>
+          <w:p>
+            <w:pPr>
+              <w:spacing w:after="20" w:before="0"/>
+            </w:pPr>
+            <w:r>
+              <w:rPr>
+                <w:rFonts w:ascii="Arial" w:cs="Arial" w:eastAsia="Arial" w:hAnsi="Arial"/>
+                <w:b/>
+                <w:bCs/>
+                <w:color w:val="1F3864"/>
+                <w:sz w:val="16"/>
+                <w:szCs w:val="16"/>
+              </w:rPr>
+              <w:t xml:space="preserve">📖 HTML:</w:t>
+            </w:r>
+          </w:p>
+          <w:p>
+            <w:pPr>
+              <w:spacing w:after="20" w:before="0"/>
+            </w:pPr>
+            <w:hyperlink w:history="1" r:id="rIdwn7wda7jwfilxnu1ecgez">
+              <w:r>
+                <w:rPr>
+                  <w:rFonts w:ascii="Arial" w:cs="Arial" w:eastAsia="Arial" w:hAnsi="Arial"/>
+                  <w:color w:val="2E75B6"/>
+                  <w:sz w:val="16"/>
+                  <w:szCs w:val="16"/>
+                  <w:u w:val="single" w:color="2E75B6"/>
+                </w:rPr>
+                <w:t xml:space="preserve">Carbohydrates (Flexbook)</w:t>
+              </w:r>
+            </w:hyperlink>
+          </w:p>
+          <w:p>
+            <w:pPr>
+              <w:spacing w:after="10" w:before="0"/>
+              <w:ind w:left="120"/>
+            </w:pPr>
+            <w:r>
+              <w:rPr>
+                <w:rFonts w:ascii="Arial" w:cs="Arial" w:eastAsia="Arial" w:hAnsi="Arial"/>
+                <w:color w:val="595959"/>
+                <w:sz w:val="14"/>
+                <w:szCs w:val="14"/>
+              </w:rPr>
+              <w:t xml:space="preserve">Source: CK-12</w:t>
+            </w:r>
+          </w:p>
+          <w:p>
+            <w:pPr>
+              <w:spacing w:after="10" w:before="0"/>
+              <w:ind w:left="120"/>
+            </w:pPr>
+            <w:hyperlink w:history="1" r:id="rIdzg5gc4zgltcg9oaehmcll">
+              <w:r>
+                <w:rPr>
+                  <w:rFonts w:ascii="Arial" w:cs="Arial" w:eastAsia="Arial" w:hAnsi="Arial"/>
+                  <w:color w:val="595959"/>
+                  <w:sz w:val="14"/>
+                  <w:szCs w:val="14"/>
+                  <w:u w:val="single" w:color="595959"/>
+                </w:rPr>
+                <w:t xml:space="preserve">🔍 Search ARES for similar readings</w:t>
+              </w:r>
+            </w:hyperlink>
+          </w:p>
+        </w:tc>
+        <w:tc>
+          <w:tcPr>
+            <w:tcW w:type="dxa" w:w="3040"/>
+            <w:shd w:fill="FFFFFF" w:color="auto" w:val="clear"/>
+            <w:tcMar>
+              <w:top w:type="dxa" w:w="60"/>
+              <w:left w:type="dxa" w:w="120"/>
+              <w:bottom w:type="dxa" w:w="60"/>
+              <w:right w:type="dxa" w:w="120"/>
+            </w:tcMar>
+            <w:vAlign w:val="top"/>
+          </w:tcPr>
+          <w:p>
+            <w:pPr>
+              <w:spacing w:after="40" w:before="0"/>
+              <w:jc w:val="left"/>
+            </w:pPr>
+            <w:r>
+              <w:rPr>
+                <w:rFonts w:ascii="Arial" w:cs="Arial" w:eastAsia="Arial" w:hAnsi="Arial"/>
+                <w:b w:val="false"/>
+                <w:bCs w:val="false"/>
+                <w:i w:val="false"/>
+                <w:iCs w:val="false"/>
+                <w:color w:val="000000"/>
+                <w:sz w:val="18"/>
+                <w:szCs w:val="18"/>
+              </w:rPr>
+              <w:t xml:space="preserve">The teacher leads a brief, structured whole-class activity to introduce — at a conceptual level only — the six major chemicals of life: carbohydrates, proteins, lipids (fats and oils), vitamins, mineral salts, and water. This is NOT a lecture; it is a guided inquiry using a 'Chemical Families Card Sort.' Each group receives a set of 12 cards: 6 'Chemical Family' cards (one per chemical class, with a simple name and one-line description) and 6 'Kenyan Food Example' cards (ugali, githeri, sukuma wiki, nyama choma, fish from Lake Victoria, mandazi). Groups match each food to the chemical family they think it is RICHEST in, and then place the cards on a large sheet of paper, drawing arrows and writing reasons. Groups then do a gallery walk — they place their sorted cards on a desk and walk to see other groups' sorts, using sticky notes to leave one 'I agree because…' and one 'I wonder if…' comment on each group's display.</w:t>
+            </w:r>
+          </w:p>
+        </w:tc>
+        <w:tc>
+          <w:tcPr>
+            <w:tcW w:type="dxa" w:w="3040"/>
+            <w:shd w:fill="F2F2F2" w:color="auto" w:val="clear"/>
+            <w:tcMar>
+              <w:top w:type="dxa" w:w="60"/>
+              <w:left w:type="dxa" w:w="120"/>
+              <w:bottom w:type="dxa" w:w="60"/>
+              <w:right w:type="dxa" w:w="120"/>
+            </w:tcMar>
+            <w:vAlign w:val="top"/>
+          </w:tcPr>
+          <w:p>
+            <w:pPr>
+              <w:spacing w:after="40" w:before="0"/>
+              <w:jc w:val="left"/>
+            </w:pPr>
+            <w:r>
+              <w:rPr>
+                <w:rFonts w:ascii="Arial" w:cs="Arial" w:eastAsia="Arial" w:hAnsi="Arial"/>
+                <w:b w:val="false"/>
+                <w:bCs w:val="false"/>
+                <w:i w:val="false"/>
+                <w:iCs w:val="false"/>
+                <w:color w:val="000000"/>
+                <w:sz w:val="18"/>
+                <w:szCs w:val="18"/>
+              </w:rPr>
+              <w:t xml:space="preserve">Distribute the Chemical Families Card Sort. Say: 'Each group has 6 chemical family cards and 6 Kenyan food cards. Your task: match each food to the chemical family you think it is RICHEST in. You may not use a phone or textbook yet — use only what you already know or can reason out. You have 5 minutes.' [WAIT 5 minutes.]</w:t>
+            </w:r>
+          </w:p>
+          <w:p>
+            <w:pPr>
+              <w:spacing w:after="40" w:before="0"/>
+              <w:jc w:val="left"/>
+            </w:pPr>
+            <w:r>
+              <w:rPr>
+                <w:rFonts w:ascii="Arial" w:cs="Arial" w:eastAsia="Arial" w:hAnsi="Arial"/>
+                <w:b w:val="false"/>
+                <w:bCs w:val="false"/>
+                <w:i w:val="false"/>
+                <w:iCs w:val="false"/>
+                <w:color w:val="000000"/>
+                <w:sz w:val="18"/>
+                <w:szCs w:val="18"/>
+              </w:rPr>
+              <w:t xml:space="preserve"/>
+            </w:r>
+          </w:p>
+          <w:p>
+            <w:pPr>
+              <w:spacing w:after="40" w:before="0"/>
+              <w:jc w:val="left"/>
+            </w:pPr>
+            <w:r>
+              <w:rPr>
+                <w:rFonts w:ascii="Arial" w:cs="Arial" w:eastAsia="Arial" w:hAnsi="Arial"/>
+                <w:b w:val="false"/>
+                <w:bCs w:val="false"/>
+                <w:i w:val="false"/>
+                <w:iCs w:val="false"/>
+                <w:color w:val="000000"/>
+                <w:sz w:val="18"/>
+                <w:szCs w:val="18"/>
+              </w:rPr>
+              <w:t xml:space="preserve">Circulate and note interesting matches and mismatches (e.g. students who put ugali under 'protein' or mandazi under 'vitamins'). Do NOT correct — say: 'Interesting reasoning — make sure you write your reason on the card.'</w:t>
+            </w:r>
+          </w:p>
+          <w:p>
+            <w:pPr>
+              <w:spacing w:after="40" w:before="0"/>
+              <w:jc w:val="left"/>
+            </w:pPr>
+            <w:r>
+              <w:rPr>
+                <w:rFonts w:ascii="Arial" w:cs="Arial" w:eastAsia="Arial" w:hAnsi="Arial"/>
+                <w:b w:val="false"/>
+                <w:bCs w:val="false"/>
+                <w:i w:val="false"/>
+                <w:iCs w:val="false"/>
+                <w:color w:val="000000"/>
+                <w:sz w:val="18"/>
+                <w:szCs w:val="18"/>
+              </w:rPr>
+              <w:t xml:space="preserve"/>
+            </w:r>
+          </w:p>
+          <w:p>
+            <w:pPr>
+              <w:spacing w:after="40" w:before="0"/>
+              <w:jc w:val="left"/>
+            </w:pPr>
+            <w:r>
+              <w:rPr>
+                <w:rFonts w:ascii="Arial" w:cs="Arial" w:eastAsia="Arial" w:hAnsi="Arial"/>
+                <w:b w:val="false"/>
+                <w:bCs w:val="false"/>
+                <w:i w:val="false"/>
+                <w:iCs w:val="false"/>
+                <w:color w:val="000000"/>
+                <w:sz w:val="18"/>
+                <w:szCs w:val="18"/>
+              </w:rPr>
+              <w:t xml:space="preserve">Gallery Walk instructions: 'Stand up. Leave your sorted cards on your desk. You will now rotate around the room. At each group's desk, read their sort, then leave one sticky note that says I AGREE BECAUSE… and one that says I WONDER IF… You have 6 minutes for the gallery walk.' [TIMER: 6 minutes.]</w:t>
+            </w:r>
+          </w:p>
+          <w:p>
+            <w:pPr>
+              <w:spacing w:after="40" w:before="0"/>
+              <w:jc w:val="left"/>
+            </w:pPr>
+            <w:r>
+              <w:rPr>
+                <w:rFonts w:ascii="Arial" w:cs="Arial" w:eastAsia="Arial" w:hAnsi="Arial"/>
+                <w:b w:val="false"/>
+                <w:bCs w:val="false"/>
+                <w:i w:val="false"/>
+                <w:iCs w:val="false"/>
+                <w:color w:val="000000"/>
+                <w:sz w:val="18"/>
+                <w:szCs w:val="18"/>
+              </w:rPr>
+              <w:t xml:space="preserve"/>
+            </w:r>
+          </w:p>
+          <w:p>
+            <w:pPr>
+              <w:spacing w:after="40" w:before="0"/>
+              <w:jc w:val="left"/>
+            </w:pPr>
+            <w:r>
+              <w:rPr>
+                <w:rFonts w:ascii="Arial" w:cs="Arial" w:eastAsia="Arial" w:hAnsi="Arial"/>
+                <w:b w:val="false"/>
+                <w:bCs w:val="false"/>
+                <w:i w:val="false"/>
+                <w:iCs w:val="false"/>
+                <w:color w:val="000000"/>
+                <w:sz w:val="18"/>
+                <w:szCs w:val="18"/>
+              </w:rPr>
+              <w:t xml:space="preserve">After gallery walk, groups return to their own desks. 'Look at the sticky notes left on your sort. Does anyone want to change a match based on what you saw? You have 90 seconds to revise.' [WAIT 90 seconds.]</w:t>
+            </w:r>
+          </w:p>
+          <w:p>
+            <w:pPr>
+              <w:spacing w:after="40" w:before="0"/>
+              <w:jc w:val="left"/>
+            </w:pPr>
+            <w:r>
+              <w:rPr>
+                <w:rFonts w:ascii="Arial" w:cs="Arial" w:eastAsia="Arial" w:hAnsi="Arial"/>
+                <w:b w:val="false"/>
+                <w:bCs w:val="false"/>
+                <w:i w:val="false"/>
+                <w:iCs w:val="false"/>
+                <w:color w:val="000000"/>
+                <w:sz w:val="18"/>
+                <w:szCs w:val="18"/>
+              </w:rPr>
+              <w:t xml:space="preserve"/>
+            </w:r>
+          </w:p>
+          <w:p>
+            <w:pPr>
+              <w:spacing w:after="40" w:before="0"/>
+              <w:jc w:val="left"/>
+            </w:pPr>
+            <w:r>
+              <w:rPr>
+                <w:rFonts w:ascii="Arial" w:cs="Arial" w:eastAsia="Arial" w:hAnsi="Arial"/>
+                <w:b w:val="false"/>
+                <w:bCs w:val="false"/>
+                <w:i w:val="false"/>
+                <w:iCs w:val="false"/>
+                <w:color w:val="000000"/>
+                <w:sz w:val="18"/>
+                <w:szCs w:val="18"/>
+              </w:rPr>
+              <w:t xml:space="preserve">Whole-class debrief: cold-call 3 groups to share their most debated match. 'Otieno — which match caused the most disagreement in your group and why?' [WAIT 12 seconds.] After each response, ask: 'Did another group sort that food differently? Wanjiku — what did your group decide?' [WAIT 10 seconds.]</w:t>
+            </w:r>
+          </w:p>
+          <w:p>
+            <w:pPr>
+              <w:spacing w:after="40" w:before="0"/>
+              <w:jc w:val="left"/>
+            </w:pPr>
+            <w:r>
+              <w:rPr>
+                <w:rFonts w:ascii="Arial" w:cs="Arial" w:eastAsia="Arial" w:hAnsi="Arial"/>
+                <w:b w:val="false"/>
+                <w:bCs w:val="false"/>
+                <w:i w:val="false"/>
+                <w:iCs w:val="false"/>
+                <w:color w:val="000000"/>
+                <w:sz w:val="18"/>
+                <w:szCs w:val="18"/>
+              </w:rPr>
+              <w:t xml:space="preserve"/>
+            </w:r>
+          </w:p>
+          <w:p>
+            <w:pPr>
+              <w:spacing w:after="40" w:before="0"/>
+              <w:jc w:val="left"/>
+            </w:pPr>
+            <w:r>
+              <w:rPr>
+                <w:rFonts w:ascii="Arial" w:cs="Arial" w:eastAsia="Arial" w:hAnsi="Arial"/>
+                <w:b w:val="false"/>
+                <w:bCs w:val="false"/>
+                <w:i w:val="false"/>
+                <w:iCs w:val="false"/>
+                <w:color w:val="000000"/>
+                <w:sz w:val="18"/>
+                <w:szCs w:val="18"/>
+              </w:rPr>
+              <w:t xml:space="preserve">Close with: 'You have just built a first-draft map of the chemicals of life. In the next lessons, we will use chemical tests to find out which of your matches are correct — and some of your predictions WILL be wrong, and that is perfectly good science.'</w:t>
+            </w:r>
+          </w:p>
+        </w:tc>
+        <w:tc>
+          <w:tcPr>
+            <w:tcW w:type="dxa" w:w="3040"/>
+            <w:shd w:fill="FFFFFF" w:color="auto" w:val="clear"/>
+            <w:tcMar>
+              <w:top w:type="dxa" w:w="60"/>
+              <w:left w:type="dxa" w:w="120"/>
+              <w:bottom w:type="dxa" w:w="60"/>
+              <w:right w:type="dxa" w:w="120"/>
+            </w:tcMar>
+            <w:vAlign w:val="top"/>
+          </w:tcPr>
+          <w:p>
+            <w:pPr>
+              <w:spacing w:after="40" w:before="0"/>
+              <w:jc w:val="left"/>
+            </w:pPr>
+            <w:r>
+              <w:rPr>
+                <w:rFonts w:ascii="Arial" w:cs="Arial" w:eastAsia="Arial" w:hAnsi="Arial"/>
+                <w:b w:val="false"/>
+                <w:bCs w:val="false"/>
+                <w:i w:val="false"/>
+                <w:iCs w:val="false"/>
+                <w:color w:val="000000"/>
+                <w:sz w:val="18"/>
+                <w:szCs w:val="18"/>
+              </w:rPr>
+              <w:t xml:space="preserve">Strategy: Card Sort + Gallery Walk with Peer Annotation. Card sorts are a high-leverage classification strategy (NGSS SEP 6) that force students to articulate criteria for grouping. Using Kenyan food examples (githeri, sukuma wiki, nyama choma, fish from Lake Victoria) ensures the classification task is grounded in the phenomenon and culturally meaningful. The gallery walk transforms the activity into a peer-review process, exposing students to multiple reasoning strategies and building the metacognitive habit of comparing their thinking to others'. The sticky-note protocol ('I agree because / I wonder if') scaffolds constructive scientific discourse.</w:t>
+            </w:r>
+          </w:p>
+        </w:tc>
+        <w:tc>
+          <w:tcPr>
+            <w:tcW w:type="dxa" w:w="3040"/>
+            <w:shd w:fill="F2F2F2" w:color="auto" w:val="clear"/>
+            <w:tcMar>
+              <w:top w:type="dxa" w:w="60"/>
+              <w:left w:type="dxa" w:w="120"/>
+              <w:bottom w:type="dxa" w:w="60"/>
+              <w:right w:type="dxa" w:w="120"/>
+            </w:tcMar>
+            <w:vAlign w:val="top"/>
+          </w:tcPr>
+          <w:p>
+            <w:pPr>
+              <w:spacing w:after="40" w:before="0"/>
+              <w:jc w:val="left"/>
+            </w:pPr>
+            <w:r>
+              <w:rPr>
+                <w:rFonts w:ascii="Arial" w:cs="Arial" w:eastAsia="Arial" w:hAnsi="Arial"/>
+                <w:b w:val="false"/>
+                <w:bCs w:val="false"/>
+                <w:i w:val="false"/>
+                <w:iCs w:val="false"/>
+                <w:color w:val="000000"/>
+                <w:sz w:val="18"/>
+                <w:szCs w:val="18"/>
+              </w:rPr>
+              <w:t xml:space="preserve">Observable indicator: Each group's card sort sheet shows written reasoning (not just matches) for at least 4 of the 6 food cards. Teacher specifically checks whether githeri is linked to protein (correct) and ugali to carbohydrates (correct) — these two matches are the conceptual core of the phenomenon. If most groups have both correct, the teacher can fast-track in Phase 4; if most have them wrong, the teacher flags this explicitly: 'This is exactly what our chemical tests next lesson will help us resolve.' Teacher also records which chemical families (e.g. vitamins, mineral salts) are the most confused — these will receive extra emphasis in Lessons 4–5.</w:t>
+            </w:r>
+          </w:p>
+        </w:tc>
+      </w:tr>
+      <w:tr>
+        <w:tc>
+          <w:tcPr>
+            <w:tcW w:type="dxa" w:w="1520"/>
+            <w:shd w:fill="FCE4D6" w:color="auto" w:val="clear"/>
+            <w:tcMar>
+              <w:top w:type="dxa" w:w="60"/>
+              <w:left w:type="dxa" w:w="120"/>
+              <w:bottom w:type="dxa" w:w="60"/>
+              <w:right w:type="dxa" w:w="120"/>
+            </w:tcMar>
+            <w:vAlign w:val="top"/>
+          </w:tcPr>
+          <w:p>
+            <w:pPr>
+              <w:spacing w:after="40" w:before="0"/>
+              <w:jc w:val="left"/>
+            </w:pPr>
+            <w:r>
+              <w:rPr>
+                <w:rFonts w:ascii="Arial" w:cs="Arial" w:eastAsia="Arial" w:hAnsi="Arial"/>
+                <w:b/>
+                <w:bCs/>
+                <w:i w:val="false"/>
+                <w:iCs w:val="false"/>
+                <w:color w:val="000000"/>
+                <w:sz w:val="18"/>
+                <w:szCs w:val="18"/>
+              </w:rPr>
+              <w:t xml:space="preserve">Driving Question Board (DQB) Creation</w:t>
+            </w:r>
+          </w:p>
+          <w:p>
+            <w:pPr>
+              <w:spacing w:after="20" w:before="0"/>
+            </w:pPr>
+            <w:r>
+              <w:rPr>
+                <w:rFonts w:ascii="Arial" w:cs="Arial" w:eastAsia="Arial" w:hAnsi="Arial"/>
+                <w:b/>
+                <w:bCs/>
+                <w:color w:val="1F3864"/>
+                <w:sz w:val="16"/>
+                <w:szCs w:val="16"/>
+              </w:rPr>
+              <w:t xml:space="preserve">📹 VIDEO:</w:t>
+            </w:r>
+          </w:p>
+          <w:p>
+            <w:pPr>
+              <w:spacing w:after="20" w:before="0"/>
+            </w:pPr>
+            <w:hyperlink w:history="1" r:id="rId-a7tuo2t4efinrip-dbve">
               <w:r>
                 <w:rPr>
                   <w:rFonts w:ascii="Arial" w:cs="Arial" w:eastAsia="Arial" w:hAnsi="Arial"/>
@@ -4307,7 +4803,7 @@
               <w:spacing w:after="10" w:before="0"/>
               <w:ind w:left="120"/>
             </w:pPr>
-            <w:hyperlink w:history="1" r:id="rIdlrw_kc_7unvamd9kly_d1">
+            <w:hyperlink w:history="1" r:id="rIdzaksfoik1kmffugqvg_mp">
               <w:r>
                 <w:rPr>
                   <w:rFonts w:ascii="Arial" w:cs="Arial" w:eastAsia="Arial" w:hAnsi="Arial"/>
@@ -4345,14 +4841,14 @@
                 <w:sz w:val="16"/>
                 <w:szCs w:val="16"/>
               </w:rPr>
-              <w:t xml:space="preserve">📖 HTML:</w:t>
+              <w:t xml:space="preserve">📖 EXERCISE:</w:t>
             </w:r>
           </w:p>
           <w:p>
             <w:pPr>
               <w:spacing w:after="20" w:before="0"/>
             </w:pPr>
-            <w:hyperlink w:history="1" r:id="rIdll-z99_9ai5iiy-5m8la5">
+            <w:hyperlink w:history="1" r:id="rIdjb9_iy73skz1tsmvcxdbf">
               <w:r>
                 <w:rPr>
                   <w:rFonts w:ascii="Arial" w:cs="Arial" w:eastAsia="Arial" w:hAnsi="Arial"/>
@@ -4361,7 +4857,7 @@
                   <w:szCs w:val="16"/>
                   <w:u w:val="single" w:color="2E75B6"/>
                 </w:rPr>
-                <w:t xml:space="preserve">Carbohydrates (Flexbook)</w:t>
+                <w:t xml:space="preserve">Carbohydrates Practice</w:t>
               </w:r>
             </w:hyperlink>
           </w:p>
@@ -4385,7 +4881,7 @@
               <w:spacing w:after="10" w:before="0"/>
               <w:ind w:left="120"/>
             </w:pPr>
-            <w:hyperlink w:history="1" r:id="rIdlbijg7lxxxgtvgcppzhuy">
+            <w:hyperlink w:history="1" r:id="rIda1trymhacw3drqcqzyyxj">
               <w:r>
                 <w:rPr>
                   <w:rFonts w:ascii="Arial" w:cs="Arial" w:eastAsia="Arial" w:hAnsi="Arial"/>
@@ -4427,7 +4923,7 @@
                 <w:sz w:val="18"/>
                 <w:szCs w:val="18"/>
               </w:rPr>
-              <w:t xml:space="preserve">The teacher leads a brief, structured whole-class activity to introduce — at a conceptual level only — the six major chemicals of life: carbohydrates, proteins, lipids (fats and oils), vitamins, mineral salts, and water. This is NOT a lecture; it is a guided inquiry using a 'Chemical Families Card Sort.' Each group receives a set of 12 cards: 6 'Chemical Family' cards (one per chemical class, with a simple name and one-line description) and 6 'Kenyan Food Example' cards (ugali, githeri, sukuma wiki, nyama choma, fish from Lake Victoria, mandazi). Groups match each food to the chemical family they think it is RICHEST in, and then place the cards on a large sheet of paper, drawing arrows and writing reasons. Groups then do a gallery walk — they place their sorted cards on a desk and walk to see other groups' sorts, using sticky notes to leave one 'I agree because…' and one 'I wonder if…' comment on each group's display.</w:t>
+              <w:t xml:space="preserve">Each student receives three sticky notes (different colours: pink = question I have, yellow = something I think I know, blue = something I want to test or investigate). Students individually write one entry per sticky note in response to the phenomenon. The teacher then facilitates a whole-class DQB construction on a large display board at the front of the classroom. Students come up and place their sticky notes, guided by the teacher to cluster them into emerging themes: What is food made of? What does each chemical do? Why does the body look different without a chemical? How can we test which chemicals are in food? The board is headed by the driving question: 'Why do two children in Kisumu eating the same amount of food every day end up with completely different bodies — and what does that tell us about what food is really made of?' The DQB will remain on display and be updated at the start and end of every subsequent lesson in the unit.</w:t>
             </w:r>
           </w:p>
         </w:tc>
@@ -4459,7 +4955,7 @@
                 <w:sz w:val="18"/>
                 <w:szCs w:val="18"/>
               </w:rPr>
-              <w:t xml:space="preserve">Distribute the Chemical Families Card Sort. Say: 'Each group has 6 chemical family cards and 6 Kenyan food cards. Your task: match each food to the chemical family you think it is RICHEST in. You may not use a phone or textbook yet — use only what you already know or can reason out. You have 5 minutes.' [WAIT 5 minutes.]</w:t>
+              <w:t xml:space="preserve">Distribute three sticky notes per student. Say: 'Pink note: write one QUESTION you have after everything we have done today. Yellow note: write one thing you now THINK YOU KNOW about the chemicals of life. Blue note: write one thing you want to TEST or INVESTIGATE. You have 3 minutes. Write in full sentences.' [WAIT 3 minutes — circulate, prompt quiet students with: 'What is the most confusing thing for you right now? Write that as a question.']</w:t>
             </w:r>
           </w:p>
           <w:p>
@@ -4497,7 +4993,7 @@
                 <w:sz w:val="18"/>
                 <w:szCs w:val="18"/>
               </w:rPr>
-              <w:t xml:space="preserve">Circulate and note interesting matches and mismatches (e.g. students who put ugali under 'protein' or mandazi under 'vitamins'). Do NOT correct — say: 'Interesting reasoning — make sure you write your reason on the card.'</w:t>
+              <w:t xml:space="preserve">DQB construction: 'Come up row by row and place your notes on the board. As you place yours, read what is already there and try to put yours near a similar idea.' [Allow 4 minutes for this — create a gentle, purposeful atmosphere, not chaotic.]</w:t>
             </w:r>
           </w:p>
           <w:p>
@@ -4535,7 +5031,7 @@
                 <w:sz w:val="18"/>
                 <w:szCs w:val="18"/>
               </w:rPr>
-              <w:t xml:space="preserve">Gallery Walk instructions: 'Stand up. Leave your sorted cards on your desk. You will now rotate around the room. At each group's desk, read their sort, then leave one sticky note that says I AGREE BECAUSE… and one that says I WONDER IF… You have 6 minutes for the gallery walk.' [TIMER: 6 minutes.]</w:t>
+              <w:t xml:space="preserve">After all notes are placed, teacher reads selected entries aloud and clusters them live: 'I can see a cluster forming around the question of what chemicals ARE in food — look here. And another cluster around what those chemicals DO to the body. And a third cluster around HOW we could test for them. These three clusters are exactly the three big ideas this unit will answer.'</w:t>
             </w:r>
           </w:p>
           <w:p>
@@ -4573,7 +5069,7 @@
                 <w:sz w:val="18"/>
                 <w:szCs w:val="18"/>
               </w:rPr>
-              <w:t xml:space="preserve">After gallery walk, groups return to their own desks. 'Look at the sticky notes left on your sort. Does anyone want to change a match based on what you saw? You have 90 seconds to revise.' [WAIT 90 seconds.]</w:t>
+              <w:t xml:space="preserve">Point to the driving question banner: 'Every lesson in this unit, we will come back to this board. We will move questions from UNANSWERED to ANSWERED as we do experiments and build knowledge. By the last lesson, I expect this board to look completely different — because your thinking will have grown.'</w:t>
             </w:r>
           </w:p>
           <w:p>
@@ -4611,45 +5107,7 @@
                 <w:sz w:val="18"/>
                 <w:szCs w:val="18"/>
               </w:rPr>
-              <w:t xml:space="preserve">Whole-class debrief: cold-call 3 groups to share their most debated match. 'Otieno — which match caused the most disagreement in your group and why?' [WAIT 12 seconds.] After each response, ask: 'Did another group sort that food differently? Wanjiku — what did your group decide?' [WAIT 10 seconds.]</w:t>
-            </w:r>
-          </w:p>
-          <w:p>
-            <w:pPr>
-              <w:spacing w:after="40" w:before="0"/>
-              <w:jc w:val="left"/>
-            </w:pPr>
-            <w:r>
-              <w:rPr>
-                <w:rFonts w:ascii="Arial" w:cs="Arial" w:eastAsia="Arial" w:hAnsi="Arial"/>
-                <w:b w:val="false"/>
-                <w:bCs w:val="false"/>
-                <w:i w:val="false"/>
-                <w:iCs w:val="false"/>
-                <w:color w:val="000000"/>
-                <w:sz w:val="18"/>
-                <w:szCs w:val="18"/>
-              </w:rPr>
-              <w:t xml:space="preserve"/>
-            </w:r>
-          </w:p>
-          <w:p>
-            <w:pPr>
-              <w:spacing w:after="40" w:before="0"/>
-              <w:jc w:val="left"/>
-            </w:pPr>
-            <w:r>
-              <w:rPr>
-                <w:rFonts w:ascii="Arial" w:cs="Arial" w:eastAsia="Arial" w:hAnsi="Arial"/>
-                <w:b w:val="false"/>
-                <w:bCs w:val="false"/>
-                <w:i w:val="false"/>
-                <w:iCs w:val="false"/>
-                <w:color w:val="000000"/>
-                <w:sz w:val="18"/>
-                <w:szCs w:val="18"/>
-              </w:rPr>
-              <w:t xml:space="preserve">Close with: 'You have just built a first-draft map of the chemicals of life. In the next lessons, we will use chemical tests to find out which of your matches are correct — and some of your predictions WILL be wrong, and that is perfectly good science.'</w:t>
+              <w:t xml:space="preserve">Cold-call 3 students to read their pink question aloud: 'Akinyi — read your question.' [WAIT 5 seconds after reading.] Ask the class: 'Raise your hand if you have a similar question.' This validates individual curiosity as shared inquiry.</w:t>
             </w:r>
           </w:p>
         </w:tc>
@@ -4681,7 +5139,7 @@
                 <w:sz w:val="18"/>
                 <w:szCs w:val="18"/>
               </w:rPr>
-              <w:t xml:space="preserve">Strategy: Card Sort + Gallery Walk with Peer Annotation. Card sorts are a high-leverage classification strategy (NGSS SEP 6) that force students to articulate criteria for grouping. Using Kenyan food examples (githeri, sukuma wiki, nyama choma, fish from Lake Victoria) ensures the classification task is grounded in the phenomenon and culturally meaningful. The gallery walk transforms the activity into a peer-review process, exposing students to multiple reasoning strategies and building the metacognitive habit of comparing their thinking to others'. The sticky-note protocol ('I agree because / I wonder if') scaffolds constructive scientific discourse.</w:t>
+              <w:t xml:space="preserve">Strategy: Three-Colour Sticky Note DQB Protocol. The three-colour protocol (questions / knowledge / investigations) structures the DQB so it tracks three distinct dimensions of scientific thinking simultaneously: curiosity (what I want to know), current knowledge (what I think I know), and epistemic agency (what I want to DO to find out). Clustering the notes into themes models how scientists organise questions into research programmes. Displaying the board permanently makes scientific progress visible and tangible — students can physically move or annotate notes as the unit develops, reinforcing the idea that science is a cumulative, revisable process.</w:t>
             </w:r>
           </w:p>
         </w:tc>
@@ -4713,7 +5171,7 @@
                 <w:sz w:val="18"/>
                 <w:szCs w:val="18"/>
               </w:rPr>
-              <w:t xml:space="preserve">Observable indicator: Each group's card sort sheet shows written reasoning (not just matches) for at least 4 of the 6 food cards. Teacher specifically checks whether githeri is linked to protein (correct) and ugali to carbohydrates (correct) — these two matches are the conceptual core of the phenomenon. If most groups have both correct, the teacher can fast-track in Phase 4; if most have them wrong, the teacher flags this explicitly: 'This is exactly what our chemical tests next lesson will help us resolve.' Teacher also records which chemical families (e.g. vitamins, mineral salts) are the most confused — these will receive extra emphasis in Lessons 4–5.</w:t>
+              <w:t xml:space="preserve">Observable indicator: Every student has placed all three sticky notes on the DQB within the allocated time. Teacher photographs the board at the end of the lesson for a record. Teacher reviews the pink (question) notes after class to identify: (1) the most common misconceptions embedded in questions (e.g. 'Is protein only in meat?' — a very common Kenyan student misconception that beans are not a protein source); (2) the most sophisticated questions that can anchor later lessons (e.g. 'If githeri has protein and ugali doesn't, why doesn't the sick child just eat githeri?'). These questions are re-written on larger cards by the teacher and added to the DQB before Lesson 2 to signal that student questions are taken seriously.</w:t>
             </w:r>
           </w:p>
         </w:tc>
@@ -4722,32 +5180,32 @@
         <w:tc>
           <w:tcPr>
             <w:tcW w:type="dxa" w:w="1520"/>
-            <w:shd w:fill="FCE4D6" w:color="auto" w:val="clear"/>
-            <w:tcMar>
-              <w:top w:type="dxa" w:w="60"/>
-              <w:left w:type="dxa" w:w="120"/>
-              <w:bottom w:type="dxa" w:w="60"/>
-              <w:right w:type="dxa" w:w="120"/>
-            </w:tcMar>
-            <w:vAlign w:val="top"/>
-          </w:tcPr>
-          <w:p>
-            <w:pPr>
-              <w:spacing w:after="40" w:before="0"/>
-              <w:jc w:val="left"/>
-            </w:pPr>
-            <w:r>
-              <w:rPr>
-                <w:rFonts w:ascii="Arial" w:cs="Arial" w:eastAsia="Arial" w:hAnsi="Arial"/>
-                <w:b/>
-                <w:bCs/>
-                <w:i w:val="false"/>
-                <w:iCs w:val="false"/>
-                <w:color w:val="000000"/>
-                <w:sz w:val="18"/>
-                <w:szCs w:val="18"/>
-              </w:rPr>
-              <w:t xml:space="preserve">Driving Question Board (DQB) Creation</w:t>
+            <w:shd w:fill="D5E8F0" w:color="auto" w:val="clear"/>
+            <w:tcMar>
+              <w:top w:type="dxa" w:w="60"/>
+              <w:left w:type="dxa" w:w="120"/>
+              <w:bottom w:type="dxa" w:w="60"/>
+              <w:right w:type="dxa" w:w="120"/>
+            </w:tcMar>
+            <w:vAlign w:val="top"/>
+          </w:tcPr>
+          <w:p>
+            <w:pPr>
+              <w:spacing w:after="40" w:before="0"/>
+              <w:jc w:val="left"/>
+            </w:pPr>
+            <w:r>
+              <w:rPr>
+                <w:rFonts w:ascii="Arial" w:cs="Arial" w:eastAsia="Arial" w:hAnsi="Arial"/>
+                <w:b/>
+                <w:bCs/>
+                <w:i w:val="false"/>
+                <w:iCs w:val="false"/>
+                <w:color w:val="000000"/>
+                <w:sz w:val="18"/>
+                <w:szCs w:val="18"/>
+              </w:rPr>
+              <w:t xml:space="preserve">Model Building Phase</w:t>
             </w:r>
           </w:p>
           <w:p>
@@ -4770,7 +5228,7 @@
             <w:pPr>
               <w:spacing w:after="20" w:before="0"/>
             </w:pPr>
-            <w:hyperlink w:history="1" r:id="rIddjm1wt72oqejvsmahm3tm">
+            <w:hyperlink w:history="1" r:id="rId2vdierrc_nljrtil4v4mn">
               <w:r>
                 <w:rPr>
                   <w:rFonts w:ascii="Arial" w:cs="Arial" w:eastAsia="Arial" w:hAnsi="Arial"/>
@@ -4803,7 +5261,7 @@
               <w:spacing w:after="10" w:before="0"/>
               <w:ind w:left="120"/>
             </w:pPr>
-            <w:hyperlink w:history="1" r:id="rIdp89lg0et9pylsnzyc9jdc">
+            <w:hyperlink w:history="1" r:id="rIdbws5xuhhdhizrsylxhojn">
               <w:r>
                 <w:rPr>
                   <w:rFonts w:ascii="Arial" w:cs="Arial" w:eastAsia="Arial" w:hAnsi="Arial"/>
@@ -4848,465 +5306,7 @@
             <w:pPr>
               <w:spacing w:after="20" w:before="0"/>
             </w:pPr>
-            <w:hyperlink w:history="1" r:id="rIdnm5yjizsdcgsxzlgrergr">
-              <w:r>
-                <w:rPr>
-                  <w:rFonts w:ascii="Arial" w:cs="Arial" w:eastAsia="Arial" w:hAnsi="Arial"/>
-                  <w:color w:val="2E75B6"/>
-                  <w:sz w:val="16"/>
-                  <w:szCs w:val="16"/>
-                  <w:u w:val="single" w:color="2E75B6"/>
-                </w:rPr>
-                <w:t xml:space="preserve">Carbohydrates Practice</w:t>
-              </w:r>
-            </w:hyperlink>
-          </w:p>
-          <w:p>
-            <w:pPr>
-              <w:spacing w:after="10" w:before="0"/>
-              <w:ind w:left="120"/>
-            </w:pPr>
-            <w:r>
-              <w:rPr>
-                <w:rFonts w:ascii="Arial" w:cs="Arial" w:eastAsia="Arial" w:hAnsi="Arial"/>
-                <w:color w:val="595959"/>
-                <w:sz w:val="14"/>
-                <w:szCs w:val="14"/>
-              </w:rPr>
-              <w:t xml:space="preserve">Source: CK-12</w:t>
-            </w:r>
-          </w:p>
-          <w:p>
-            <w:pPr>
-              <w:spacing w:after="10" w:before="0"/>
-              <w:ind w:left="120"/>
-            </w:pPr>
-            <w:hyperlink w:history="1" r:id="rIdviogfcssohqpzqmukjlka">
-              <w:r>
-                <w:rPr>
-                  <w:rFonts w:ascii="Arial" w:cs="Arial" w:eastAsia="Arial" w:hAnsi="Arial"/>
-                  <w:color w:val="595959"/>
-                  <w:sz w:val="14"/>
-                  <w:szCs w:val="14"/>
-                  <w:u w:val="single" w:color="595959"/>
-                </w:rPr>
-                <w:t xml:space="preserve">🔍 Search ARES for similar readings</w:t>
-              </w:r>
-            </w:hyperlink>
-          </w:p>
-        </w:tc>
-        <w:tc>
-          <w:tcPr>
-            <w:tcW w:type="dxa" w:w="3040"/>
-            <w:shd w:fill="FFFFFF" w:color="auto" w:val="clear"/>
-            <w:tcMar>
-              <w:top w:type="dxa" w:w="60"/>
-              <w:left w:type="dxa" w:w="120"/>
-              <w:bottom w:type="dxa" w:w="60"/>
-              <w:right w:type="dxa" w:w="120"/>
-            </w:tcMar>
-            <w:vAlign w:val="top"/>
-          </w:tcPr>
-          <w:p>
-            <w:pPr>
-              <w:spacing w:after="40" w:before="0"/>
-              <w:jc w:val="left"/>
-            </w:pPr>
-            <w:r>
-              <w:rPr>
-                <w:rFonts w:ascii="Arial" w:cs="Arial" w:eastAsia="Arial" w:hAnsi="Arial"/>
-                <w:b w:val="false"/>
-                <w:bCs w:val="false"/>
-                <w:i w:val="false"/>
-                <w:iCs w:val="false"/>
-                <w:color w:val="000000"/>
-                <w:sz w:val="18"/>
-                <w:szCs w:val="18"/>
-              </w:rPr>
-              <w:t xml:space="preserve">Each student receives three sticky notes (different colours: pink = question I have, yellow = something I think I know, blue = something I want to test or investigate). Students individually write one entry per sticky note in response to the phenomenon. The teacher then facilitates a whole-class DQB construction on a large display board at the front of the classroom. Students come up and place their sticky notes, guided by the teacher to cluster them into emerging themes: What is food made of? What does each chemical do? Why does the body look different without a chemical? How can we test which chemicals are in food? The board is headed by the driving question: 'Why do two children in Kisumu eating the same amount of food every day end up with completely different bodies — and what does that tell us about what food is really made of?' The DQB will remain on display and be updated at the start and end of every subsequent lesson in the unit.</w:t>
-            </w:r>
-          </w:p>
-        </w:tc>
-        <w:tc>
-          <w:tcPr>
-            <w:tcW w:type="dxa" w:w="3040"/>
-            <w:shd w:fill="F2F2F2" w:color="auto" w:val="clear"/>
-            <w:tcMar>
-              <w:top w:type="dxa" w:w="60"/>
-              <w:left w:type="dxa" w:w="120"/>
-              <w:bottom w:type="dxa" w:w="60"/>
-              <w:right w:type="dxa" w:w="120"/>
-            </w:tcMar>
-            <w:vAlign w:val="top"/>
-          </w:tcPr>
-          <w:p>
-            <w:pPr>
-              <w:spacing w:after="40" w:before="0"/>
-              <w:jc w:val="left"/>
-            </w:pPr>
-            <w:r>
-              <w:rPr>
-                <w:rFonts w:ascii="Arial" w:cs="Arial" w:eastAsia="Arial" w:hAnsi="Arial"/>
-                <w:b w:val="false"/>
-                <w:bCs w:val="false"/>
-                <w:i w:val="false"/>
-                <w:iCs w:val="false"/>
-                <w:color w:val="000000"/>
-                <w:sz w:val="18"/>
-                <w:szCs w:val="18"/>
-              </w:rPr>
-              <w:t xml:space="preserve">Distribute three sticky notes per student. Say: 'Pink note: write one QUESTION you have after everything we have done today. Yellow note: write one thing you now THINK YOU KNOW about the chemicals of life. Blue note: write one thing you want to TEST or INVESTIGATE. You have 3 minutes. Write in full sentences.' [WAIT 3 minutes — circulate, prompt quiet students with: 'What is the most confusing thing for you right now? Write that as a question.']</w:t>
-            </w:r>
-          </w:p>
-          <w:p>
-            <w:pPr>
-              <w:spacing w:after="40" w:before="0"/>
-              <w:jc w:val="left"/>
-            </w:pPr>
-            <w:r>
-              <w:rPr>
-                <w:rFonts w:ascii="Arial" w:cs="Arial" w:eastAsia="Arial" w:hAnsi="Arial"/>
-                <w:b w:val="false"/>
-                <w:bCs w:val="false"/>
-                <w:i w:val="false"/>
-                <w:iCs w:val="false"/>
-                <w:color w:val="000000"/>
-                <w:sz w:val="18"/>
-                <w:szCs w:val="18"/>
-              </w:rPr>
-              <w:t xml:space="preserve"/>
-            </w:r>
-          </w:p>
-          <w:p>
-            <w:pPr>
-              <w:spacing w:after="40" w:before="0"/>
-              <w:jc w:val="left"/>
-            </w:pPr>
-            <w:r>
-              <w:rPr>
-                <w:rFonts w:ascii="Arial" w:cs="Arial" w:eastAsia="Arial" w:hAnsi="Arial"/>
-                <w:b w:val="false"/>
-                <w:bCs w:val="false"/>
-                <w:i w:val="false"/>
-                <w:iCs w:val="false"/>
-                <w:color w:val="000000"/>
-                <w:sz w:val="18"/>
-                <w:szCs w:val="18"/>
-              </w:rPr>
-              <w:t xml:space="preserve">DQB construction: 'Come up row by row and place your notes on the board. As you place yours, read what is already there and try to put yours near a similar idea.' [Allow 4 minutes for this — create a gentle, purposeful atmosphere, not chaotic.]</w:t>
-            </w:r>
-          </w:p>
-          <w:p>
-            <w:pPr>
-              <w:spacing w:after="40" w:before="0"/>
-              <w:jc w:val="left"/>
-            </w:pPr>
-            <w:r>
-              <w:rPr>
-                <w:rFonts w:ascii="Arial" w:cs="Arial" w:eastAsia="Arial" w:hAnsi="Arial"/>
-                <w:b w:val="false"/>
-                <w:bCs w:val="false"/>
-                <w:i w:val="false"/>
-                <w:iCs w:val="false"/>
-                <w:color w:val="000000"/>
-                <w:sz w:val="18"/>
-                <w:szCs w:val="18"/>
-              </w:rPr>
-              <w:t xml:space="preserve"/>
-            </w:r>
-          </w:p>
-          <w:p>
-            <w:pPr>
-              <w:spacing w:after="40" w:before="0"/>
-              <w:jc w:val="left"/>
-            </w:pPr>
-            <w:r>
-              <w:rPr>
-                <w:rFonts w:ascii="Arial" w:cs="Arial" w:eastAsia="Arial" w:hAnsi="Arial"/>
-                <w:b w:val="false"/>
-                <w:bCs w:val="false"/>
-                <w:i w:val="false"/>
-                <w:iCs w:val="false"/>
-                <w:color w:val="000000"/>
-                <w:sz w:val="18"/>
-                <w:szCs w:val="18"/>
-              </w:rPr>
-              <w:t xml:space="preserve">After all notes are placed, teacher reads selected entries aloud and clusters them live: 'I can see a cluster forming around the question of what chemicals ARE in food — look here. And another cluster around what those chemicals DO to the body. And a third cluster around HOW we could test for them. These three clusters are exactly the three big ideas this unit will answer.'</w:t>
-            </w:r>
-          </w:p>
-          <w:p>
-            <w:pPr>
-              <w:spacing w:after="40" w:before="0"/>
-              <w:jc w:val="left"/>
-            </w:pPr>
-            <w:r>
-              <w:rPr>
-                <w:rFonts w:ascii="Arial" w:cs="Arial" w:eastAsia="Arial" w:hAnsi="Arial"/>
-                <w:b w:val="false"/>
-                <w:bCs w:val="false"/>
-                <w:i w:val="false"/>
-                <w:iCs w:val="false"/>
-                <w:color w:val="000000"/>
-                <w:sz w:val="18"/>
-                <w:szCs w:val="18"/>
-              </w:rPr>
-              <w:t xml:space="preserve"/>
-            </w:r>
-          </w:p>
-          <w:p>
-            <w:pPr>
-              <w:spacing w:after="40" w:before="0"/>
-              <w:jc w:val="left"/>
-            </w:pPr>
-            <w:r>
-              <w:rPr>
-                <w:rFonts w:ascii="Arial" w:cs="Arial" w:eastAsia="Arial" w:hAnsi="Arial"/>
-                <w:b w:val="false"/>
-                <w:bCs w:val="false"/>
-                <w:i w:val="false"/>
-                <w:iCs w:val="false"/>
-                <w:color w:val="000000"/>
-                <w:sz w:val="18"/>
-                <w:szCs w:val="18"/>
-              </w:rPr>
-              <w:t xml:space="preserve">Point to the driving question banner: 'Every lesson in this unit, we will come back to this board. We will move questions from UNANSWERED to ANSWERED as we do experiments and build knowledge. By the last lesson, I expect this board to look completely different — because your thinking will have grown.'</w:t>
-            </w:r>
-          </w:p>
-          <w:p>
-            <w:pPr>
-              <w:spacing w:after="40" w:before="0"/>
-              <w:jc w:val="left"/>
-            </w:pPr>
-            <w:r>
-              <w:rPr>
-                <w:rFonts w:ascii="Arial" w:cs="Arial" w:eastAsia="Arial" w:hAnsi="Arial"/>
-                <w:b w:val="false"/>
-                <w:bCs w:val="false"/>
-                <w:i w:val="false"/>
-                <w:iCs w:val="false"/>
-                <w:color w:val="000000"/>
-                <w:sz w:val="18"/>
-                <w:szCs w:val="18"/>
-              </w:rPr>
-              <w:t xml:space="preserve"/>
-            </w:r>
-          </w:p>
-          <w:p>
-            <w:pPr>
-              <w:spacing w:after="40" w:before="0"/>
-              <w:jc w:val="left"/>
-            </w:pPr>
-            <w:r>
-              <w:rPr>
-                <w:rFonts w:ascii="Arial" w:cs="Arial" w:eastAsia="Arial" w:hAnsi="Arial"/>
-                <w:b w:val="false"/>
-                <w:bCs w:val="false"/>
-                <w:i w:val="false"/>
-                <w:iCs w:val="false"/>
-                <w:color w:val="000000"/>
-                <w:sz w:val="18"/>
-                <w:szCs w:val="18"/>
-              </w:rPr>
-              <w:t xml:space="preserve">Cold-call 3 students to read their pink question aloud: 'Akinyi — read your question.' [WAIT 5 seconds after reading.] Ask the class: 'Raise your hand if you have a similar question.' This validates individual curiosity as shared inquiry.</w:t>
-            </w:r>
-          </w:p>
-        </w:tc>
-        <w:tc>
-          <w:tcPr>
-            <w:tcW w:type="dxa" w:w="3040"/>
-            <w:shd w:fill="FFFFFF" w:color="auto" w:val="clear"/>
-            <w:tcMar>
-              <w:top w:type="dxa" w:w="60"/>
-              <w:left w:type="dxa" w:w="120"/>
-              <w:bottom w:type="dxa" w:w="60"/>
-              <w:right w:type="dxa" w:w="120"/>
-            </w:tcMar>
-            <w:vAlign w:val="top"/>
-          </w:tcPr>
-          <w:p>
-            <w:pPr>
-              <w:spacing w:after="40" w:before="0"/>
-              <w:jc w:val="left"/>
-            </w:pPr>
-            <w:r>
-              <w:rPr>
-                <w:rFonts w:ascii="Arial" w:cs="Arial" w:eastAsia="Arial" w:hAnsi="Arial"/>
-                <w:b w:val="false"/>
-                <w:bCs w:val="false"/>
-                <w:i w:val="false"/>
-                <w:iCs w:val="false"/>
-                <w:color w:val="000000"/>
-                <w:sz w:val="18"/>
-                <w:szCs w:val="18"/>
-              </w:rPr>
-              <w:t xml:space="preserve">Strategy: Three-Colour Sticky Note DQB Protocol. The three-colour protocol (questions / knowledge / investigations) structures the DQB so it tracks three distinct dimensions of scientific thinking simultaneously: curiosity (what I want to know), current knowledge (what I think I know), and epistemic agency (what I want to DO to find out). Clustering the notes into themes models how scientists organise questions into research programmes. Displaying the board permanently makes scientific progress visible and tangible — students can physically move or annotate notes as the unit develops, reinforcing the idea that science is a cumulative, revisable process.</w:t>
-            </w:r>
-          </w:p>
-        </w:tc>
-        <w:tc>
-          <w:tcPr>
-            <w:tcW w:type="dxa" w:w="3040"/>
-            <w:shd w:fill="F2F2F2" w:color="auto" w:val="clear"/>
-            <w:tcMar>
-              <w:top w:type="dxa" w:w="60"/>
-              <w:left w:type="dxa" w:w="120"/>
-              <w:bottom w:type="dxa" w:w="60"/>
-              <w:right w:type="dxa" w:w="120"/>
-            </w:tcMar>
-            <w:vAlign w:val="top"/>
-          </w:tcPr>
-          <w:p>
-            <w:pPr>
-              <w:spacing w:after="40" w:before="0"/>
-              <w:jc w:val="left"/>
-            </w:pPr>
-            <w:r>
-              <w:rPr>
-                <w:rFonts w:ascii="Arial" w:cs="Arial" w:eastAsia="Arial" w:hAnsi="Arial"/>
-                <w:b w:val="false"/>
-                <w:bCs w:val="false"/>
-                <w:i w:val="false"/>
-                <w:iCs w:val="false"/>
-                <w:color w:val="000000"/>
-                <w:sz w:val="18"/>
-                <w:szCs w:val="18"/>
-              </w:rPr>
-              <w:t xml:space="preserve">Observable indicator: Every student has placed all three sticky notes on the DQB within the allocated time. Teacher photographs the board at the end of the lesson for a record. Teacher reviews the pink (question) notes after class to identify: (1) the most common misconceptions embedded in questions (e.g. 'Is protein only in meat?' — a very common Kenyan student misconception that beans are not a protein source); (2) the most sophisticated questions that can anchor later lessons (e.g. 'If githeri has protein and ugali doesn't, why doesn't the sick child just eat githeri?'). These questions are re-written on larger cards by the teacher and added to the DQB before Lesson 2 to signal that student questions are taken seriously.</w:t>
-            </w:r>
-          </w:p>
-        </w:tc>
-      </w:tr>
-      <w:tr>
-        <w:tc>
-          <w:tcPr>
-            <w:tcW w:type="dxa" w:w="1520"/>
-            <w:shd w:fill="D5E8F0" w:color="auto" w:val="clear"/>
-            <w:tcMar>
-              <w:top w:type="dxa" w:w="60"/>
-              <w:left w:type="dxa" w:w="120"/>
-              <w:bottom w:type="dxa" w:w="60"/>
-              <w:right w:type="dxa" w:w="120"/>
-            </w:tcMar>
-            <w:vAlign w:val="top"/>
-          </w:tcPr>
-          <w:p>
-            <w:pPr>
-              <w:spacing w:after="40" w:before="0"/>
-              <w:jc w:val="left"/>
-            </w:pPr>
-            <w:r>
-              <w:rPr>
-                <w:rFonts w:ascii="Arial" w:cs="Arial" w:eastAsia="Arial" w:hAnsi="Arial"/>
-                <w:b/>
-                <w:bCs/>
-                <w:i w:val="false"/>
-                <w:iCs w:val="false"/>
-                <w:color w:val="000000"/>
-                <w:sz w:val="18"/>
-                <w:szCs w:val="18"/>
-              </w:rPr>
-              <w:t xml:space="preserve">Model Building Phase</w:t>
-            </w:r>
-          </w:p>
-          <w:p>
-            <w:pPr>
-              <w:spacing w:after="20" w:before="0"/>
-            </w:pPr>
-            <w:r>
-              <w:rPr>
-                <w:rFonts w:ascii="Arial" w:cs="Arial" w:eastAsia="Arial" w:hAnsi="Arial"/>
-                <w:b/>
-                <w:bCs/>
-                <w:color w:val="1F3864"/>
-                <w:sz w:val="16"/>
-                <w:szCs w:val="16"/>
-              </w:rPr>
-              <w:t xml:space="preserve">📹 VIDEO:</w:t>
-            </w:r>
-          </w:p>
-          <w:p>
-            <w:pPr>
-              <w:spacing w:after="20" w:before="0"/>
-            </w:pPr>
-            <w:hyperlink w:history="1" r:id="rIddz0-kqzoxmbg2ztltyzth">
-              <w:r>
-                <w:rPr>
-                  <w:rFonts w:ascii="Arial" w:cs="Arial" w:eastAsia="Arial" w:hAnsi="Arial"/>
-                  <w:color w:val="2E75B6"/>
-                  <w:sz w:val="16"/>
-                  <w:szCs w:val="16"/>
-                  <w:u w:val="single" w:color="2E75B6"/>
-                </w:rPr>
-                <w:t xml:space="preserve">Scale of cells</w:t>
-              </w:r>
-            </w:hyperlink>
-          </w:p>
-          <w:p>
-            <w:pPr>
-              <w:spacing w:after="10" w:before="0"/>
-              <w:ind w:left="120"/>
-            </w:pPr>
-            <w:r>
-              <w:rPr>
-                <w:rFonts w:ascii="Arial" w:cs="Arial" w:eastAsia="Arial" w:hAnsi="Arial"/>
-                <w:color w:val="595959"/>
-                <w:sz w:val="14"/>
-                <w:szCs w:val="14"/>
-              </w:rPr>
-              <w:t xml:space="preserve">Source: Khan Academy (English - US curriculum)</w:t>
-            </w:r>
-          </w:p>
-          <w:p>
-            <w:pPr>
-              <w:spacing w:after="10" w:before="0"/>
-              <w:ind w:left="120"/>
-            </w:pPr>
-            <w:hyperlink w:history="1" r:id="rIdls013rm9iiuic-km9yfdx">
-              <w:r>
-                <w:rPr>
-                  <w:rFonts w:ascii="Arial" w:cs="Arial" w:eastAsia="Arial" w:hAnsi="Arial"/>
-                  <w:color w:val="595959"/>
-                  <w:sz w:val="14"/>
-                  <w:szCs w:val="14"/>
-                  <w:u w:val="single" w:color="595959"/>
-                </w:rPr>
-                <w:t xml:space="preserve">🔍 Search ARES for similar videos</w:t>
-              </w:r>
-            </w:hyperlink>
-          </w:p>
-          <w:p>
-            <w:pPr>
-              <w:spacing w:after="40" w:before="0"/>
-            </w:pPr>
-            <w:r>
-              <w:rPr>
-                <w:sz w:val="14"/>
-                <w:szCs w:val="14"/>
-              </w:rPr>
-              <w:t xml:space="preserve"/>
-            </w:r>
-          </w:p>
-          <w:p>
-            <w:pPr>
-              <w:spacing w:after="20" w:before="0"/>
-            </w:pPr>
-            <w:r>
-              <w:rPr>
-                <w:rFonts w:ascii="Arial" w:cs="Arial" w:eastAsia="Arial" w:hAnsi="Arial"/>
-                <w:b/>
-                <w:bCs/>
-                <w:color w:val="1F3864"/>
-                <w:sz w:val="16"/>
-                <w:szCs w:val="16"/>
-              </w:rPr>
-              <w:t xml:space="preserve">📖 EXERCISE:</w:t>
-            </w:r>
-          </w:p>
-          <w:p>
-            <w:pPr>
-              <w:spacing w:after="20" w:before="0"/>
-            </w:pPr>
-            <w:hyperlink w:history="1" r:id="rIdnsjpcu3_npzxtnqfhtfse">
+            <w:hyperlink w:history="1" r:id="rIdz0yudvi7csflwih4eeegu">
               <w:r>
                 <w:rPr>
                   <w:rFonts w:ascii="Arial" w:cs="Arial" w:eastAsia="Arial" w:hAnsi="Arial"/>
@@ -5339,7 +5339,7 @@
               <w:spacing w:after="10" w:before="0"/>
               <w:ind w:left="120"/>
             </w:pPr>
-            <w:hyperlink w:history="1" r:id="rIdlnluofsnkavv71oxd-dbv">
+            <w:hyperlink w:history="1" r:id="rIdttcgdtvaesn0uqkz1gvlm">
               <w:r>
                 <w:rPr>
                   <w:rFonts w:ascii="Arial" w:cs="Arial" w:eastAsia="Arial" w:hAnsi="Arial"/>
@@ -7206,7 +7206,313 @@
             <w:pPr>
               <w:spacing w:after="20" w:before="0"/>
             </w:pPr>
-            <w:hyperlink w:history="1" r:id="rIdiorbrj5rrsau0vhrzcsw4">
+            <w:hyperlink w:history="1" r:id="rId-bbvn9ukmis5xvlu2ai9c">
+              <w:r>
+                <w:rPr>
+                  <w:rFonts w:ascii="Arial" w:cs="Arial" w:eastAsia="Arial" w:hAnsi="Arial"/>
+                  <w:color w:val="2E75B6"/>
+                  <w:sz w:val="16"/>
+                  <w:szCs w:val="16"/>
+                  <w:u w:val="single" w:color="2E75B6"/>
+                </w:rPr>
+                <w:t xml:space="preserve">Introduction to proteins and amino acids</w:t>
+              </w:r>
+            </w:hyperlink>
+          </w:p>
+          <w:p>
+            <w:pPr>
+              <w:spacing w:after="10" w:before="0"/>
+              <w:ind w:left="120"/>
+            </w:pPr>
+            <w:r>
+              <w:rPr>
+                <w:rFonts w:ascii="Arial" w:cs="Arial" w:eastAsia="Arial" w:hAnsi="Arial"/>
+                <w:color w:val="595959"/>
+                <w:sz w:val="14"/>
+                <w:szCs w:val="14"/>
+              </w:rPr>
+              <w:t xml:space="preserve">Source: Khan Academy (English - US curriculum)</w:t>
+            </w:r>
+          </w:p>
+          <w:p>
+            <w:pPr>
+              <w:spacing w:after="10" w:before="0"/>
+              <w:ind w:left="120"/>
+            </w:pPr>
+            <w:hyperlink w:history="1" r:id="rIdigsimln1o94o2hlfvvgas">
+              <w:r>
+                <w:rPr>
+                  <w:rFonts w:ascii="Arial" w:cs="Arial" w:eastAsia="Arial" w:hAnsi="Arial"/>
+                  <w:color w:val="595959"/>
+                  <w:sz w:val="14"/>
+                  <w:szCs w:val="14"/>
+                  <w:u w:val="single" w:color="595959"/>
+                </w:rPr>
+                <w:t xml:space="preserve">🔍 Search ARES for similar videos</w:t>
+              </w:r>
+            </w:hyperlink>
+          </w:p>
+          <w:p>
+            <w:pPr>
+              <w:spacing w:after="40" w:before="0"/>
+            </w:pPr>
+            <w:r>
+              <w:rPr>
+                <w:sz w:val="14"/>
+                <w:szCs w:val="14"/>
+              </w:rPr>
+              <w:t xml:space="preserve"/>
+            </w:r>
+          </w:p>
+          <w:p>
+            <w:pPr>
+              <w:spacing w:after="20" w:before="0"/>
+            </w:pPr>
+            <w:r>
+              <w:rPr>
+                <w:rFonts w:ascii="Arial" w:cs="Arial" w:eastAsia="Arial" w:hAnsi="Arial"/>
+                <w:b/>
+                <w:bCs/>
+                <w:color w:val="1F3864"/>
+                <w:sz w:val="16"/>
+                <w:szCs w:val="16"/>
+              </w:rPr>
+              <w:t xml:space="preserve">📖 HTML:</w:t>
+            </w:r>
+          </w:p>
+          <w:p>
+            <w:pPr>
+              <w:spacing w:after="20" w:before="0"/>
+            </w:pPr>
+            <w:hyperlink w:history="1" r:id="rIdtfb5kx6bukjn-0tus8o3_">
+              <w:r>
+                <w:rPr>
+                  <w:rFonts w:ascii="Arial" w:cs="Arial" w:eastAsia="Arial" w:hAnsi="Arial"/>
+                  <w:color w:val="2E75B6"/>
+                  <w:sz w:val="16"/>
+                  <w:szCs w:val="16"/>
+                  <w:u w:val="single" w:color="2E75B6"/>
+                </w:rPr>
+                <w:t xml:space="preserve">Vitamins and Minerals (Flexbook)</w:t>
+              </w:r>
+            </w:hyperlink>
+          </w:p>
+          <w:p>
+            <w:pPr>
+              <w:spacing w:after="10" w:before="0"/>
+              <w:ind w:left="120"/>
+            </w:pPr>
+            <w:r>
+              <w:rPr>
+                <w:rFonts w:ascii="Arial" w:cs="Arial" w:eastAsia="Arial" w:hAnsi="Arial"/>
+                <w:color w:val="595959"/>
+                <w:sz w:val="14"/>
+                <w:szCs w:val="14"/>
+              </w:rPr>
+              <w:t xml:space="preserve">Source: CK-12</w:t>
+            </w:r>
+          </w:p>
+          <w:p>
+            <w:pPr>
+              <w:spacing w:after="10" w:before="0"/>
+              <w:ind w:left="120"/>
+            </w:pPr>
+            <w:hyperlink w:history="1" r:id="rId9mef7unr2eyhutmv7zpyf">
+              <w:r>
+                <w:rPr>
+                  <w:rFonts w:ascii="Arial" w:cs="Arial" w:eastAsia="Arial" w:hAnsi="Arial"/>
+                  <w:color w:val="595959"/>
+                  <w:sz w:val="14"/>
+                  <w:szCs w:val="14"/>
+                  <w:u w:val="single" w:color="595959"/>
+                </w:rPr>
+                <w:t xml:space="preserve">🔍 Search ARES for similar readings</w:t>
+              </w:r>
+            </w:hyperlink>
+          </w:p>
+        </w:tc>
+        <w:tc>
+          <w:tcPr>
+            <w:tcW w:type="dxa" w:w="3040"/>
+            <w:shd w:fill="FFFFFF" w:color="auto" w:val="clear"/>
+            <w:tcMar>
+              <w:top w:type="dxa" w:w="60"/>
+              <w:left w:type="dxa" w:w="120"/>
+              <w:bottom w:type="dxa" w:w="60"/>
+              <w:right w:type="dxa" w:w="120"/>
+            </w:tcMar>
+            <w:vAlign w:val="top"/>
+          </w:tcPr>
+          <w:p>
+            <w:pPr>
+              <w:spacing w:after="40" w:before="0"/>
+              <w:jc w:val="left"/>
+            </w:pPr>
+            <w:r>
+              <w:rPr>
+                <w:rFonts w:ascii="Arial" w:cs="Arial" w:eastAsia="Arial" w:hAnsi="Arial"/>
+                <w:b w:val="false"/>
+                <w:bCs w:val="false"/>
+                <w:i w:val="false"/>
+                <w:iCs w:val="false"/>
+                <w:color w:val="000000"/>
+                <w:sz w:val="18"/>
+                <w:szCs w:val="18"/>
+              </w:rPr>
+              <w:t xml:space="preserve">Learners are seated in pairs. Each pair receives a printed A5 card showing two side-by-side photographs: (1) the child from Kisumu with kwashiorkor — swollen belly, thin limbs, reddish discoloured hair; (2) the healthy child eating githeri. Below the photographs the card reads: 'Both children eat roughly the same amount of food every day. Child A eats ugali. Child B eats githeri. What do you think food is actually made of at the chemical level? Why do you think the same quantity of different foods causes such different results in the body?' Learners write individual predictions in their science notebooks (3 minutes silent writing), then discuss with their partner (2 minutes). Each pair agrees on one joint prediction sentence to share with the class.</w:t>
+            </w:r>
+          </w:p>
+        </w:tc>
+        <w:tc>
+          <w:tcPr>
+            <w:tcW w:type="dxa" w:w="3040"/>
+            <w:shd w:fill="F2F2F2" w:color="auto" w:val="clear"/>
+            <w:tcMar>
+              <w:top w:type="dxa" w:w="60"/>
+              <w:left w:type="dxa" w:w="120"/>
+              <w:bottom w:type="dxa" w:w="60"/>
+              <w:right w:type="dxa" w:w="120"/>
+            </w:tcMar>
+            <w:vAlign w:val="top"/>
+          </w:tcPr>
+          <w:p>
+            <w:pPr>
+              <w:spacing w:after="40" w:before="0"/>
+              <w:jc w:val="left"/>
+            </w:pPr>
+            <w:r>
+              <w:rPr>
+                <w:rFonts w:ascii="Arial" w:cs="Arial" w:eastAsia="Arial" w:hAnsi="Arial"/>
+                <w:b w:val="false"/>
+                <w:bCs w:val="false"/>
+                <w:i w:val="false"/>
+                <w:iCs w:val="false"/>
+                <w:color w:val="000000"/>
+                <w:sz w:val="18"/>
+                <w:szCs w:val="18"/>
+              </w:rPr>
+              <w:t xml:space="preserve">Display the two photographs on the board (projected or printed poster). Say verbatim: 'Before we learn anything new today, I want to know what YOU already think. Look at these two children — both in Kisumu, both eating food every day. In your notebook, write your best scientific guess: what do you think food is actually made of at the chemical level, and why does the type of food — not just the amount — seem to matter so much?' Allow 3 minutes of silent individual writing. Do NOT answer questions during this time — redirect with: 'Trust your thinking — write what you believe right now.' After 3 minutes, say: 'Now share your prediction with your partner. You have 2 minutes. Agree on one sentence you both believe.' After pair discussion, cold-call 4 pairs (select a mix of confidence levels — do not only pick raised hands). For each, ask: 'What is your joint prediction, and what experience or knowledge are you drawing on?' Allow 10 seconds of WAIT TIME after each response before responding or moving to the next pair. Record key words from predictions on the board in a 'Before' column without correcting — affirm scientific thinking: 'That is exactly the kind of question a biochemist would ask.'</w:t>
+            </w:r>
+          </w:p>
+        </w:tc>
+        <w:tc>
+          <w:tcPr>
+            <w:tcW w:type="dxa" w:w="3040"/>
+            <w:shd w:fill="FFFFFF" w:color="auto" w:val="clear"/>
+            <w:tcMar>
+              <w:top w:type="dxa" w:w="60"/>
+              <w:left w:type="dxa" w:w="120"/>
+              <w:bottom w:type="dxa" w:w="60"/>
+              <w:right w:type="dxa" w:w="120"/>
+            </w:tcMar>
+            <w:vAlign w:val="top"/>
+          </w:tcPr>
+          <w:p>
+            <w:pPr>
+              <w:spacing w:after="40" w:before="0"/>
+              <w:jc w:val="left"/>
+            </w:pPr>
+            <w:r>
+              <w:rPr>
+                <w:rFonts w:ascii="Arial" w:cs="Arial" w:eastAsia="Arial" w:hAnsi="Arial"/>
+                <w:b w:val="false"/>
+                <w:bCs w:val="false"/>
+                <w:i w:val="false"/>
+                <w:iCs w:val="false"/>
+                <w:color w:val="000000"/>
+                <w:sz w:val="18"/>
+                <w:szCs w:val="18"/>
+              </w:rPr>
+              <w:t xml:space="preserve">Strategy: Prediction Anchoring. By committing predictions to writing before instruction, learners activate prior knowledge and create a cognitive 'gap' between what they think they know and what they are about to discover. This gap drives motivation and primes learners to notice evidence that confirms or challenges their prediction — a core science practice (NGSS SEP 6: Constructing Explanations).</w:t>
+            </w:r>
+          </w:p>
+        </w:tc>
+        <w:tc>
+          <w:tcPr>
+            <w:tcW w:type="dxa" w:w="3040"/>
+            <w:shd w:fill="F2F2F2" w:color="auto" w:val="clear"/>
+            <w:tcMar>
+              <w:top w:type="dxa" w:w="60"/>
+              <w:left w:type="dxa" w:w="120"/>
+              <w:bottom w:type="dxa" w:w="60"/>
+              <w:right w:type="dxa" w:w="120"/>
+            </w:tcMar>
+            <w:vAlign w:val="top"/>
+          </w:tcPr>
+          <w:p>
+            <w:pPr>
+              <w:spacing w:after="40" w:before="0"/>
+              <w:jc w:val="left"/>
+            </w:pPr>
+            <w:r>
+              <w:rPr>
+                <w:rFonts w:ascii="Arial" w:cs="Arial" w:eastAsia="Arial" w:hAnsi="Arial"/>
+                <w:b w:val="false"/>
+                <w:bCs w:val="false"/>
+                <w:i w:val="false"/>
+                <w:iCs w:val="false"/>
+                <w:color w:val="000000"/>
+                <w:sz w:val="18"/>
+                <w:szCs w:val="18"/>
+              </w:rPr>
+              <w:t xml:space="preserve">Observable indicator: Each learner has written at least one full prediction sentence in their notebook before pair discussion begins. Teacher circulates and reads over shoulders — look for whether learners mention any chemical or nutrient terms (starch, protein, vitamins) or whether they frame the difference purely in quantity terms ('githeri has more food'). This reveals the starting point for conceptual development. Note 2–3 common misconceptions to address explicitly during the Explain phase.</w:t>
+            </w:r>
+          </w:p>
+        </w:tc>
+      </w:tr>
+      <w:tr>
+        <w:tc>
+          <w:tcPr>
+            <w:tcW w:type="dxa" w:w="1520"/>
+            <w:shd w:fill="D9EEF1" w:color="auto" w:val="clear"/>
+            <w:tcMar>
+              <w:top w:type="dxa" w:w="60"/>
+              <w:left w:type="dxa" w:w="120"/>
+              <w:bottom w:type="dxa" w:w="60"/>
+              <w:right w:type="dxa" w:w="120"/>
+            </w:tcMar>
+            <w:vAlign w:val="top"/>
+          </w:tcPr>
+          <w:p>
+            <w:pPr>
+              <w:spacing w:after="40" w:before="0"/>
+              <w:jc w:val="left"/>
+            </w:pPr>
+            <w:r>
+              <w:rPr>
+                <w:rFonts w:ascii="Arial" w:cs="Arial" w:eastAsia="Arial" w:hAnsi="Arial"/>
+                <w:b/>
+                <w:bCs/>
+                <w:i w:val="false"/>
+                <w:iCs w:val="false"/>
+                <w:color w:val="000000"/>
+                <w:sz w:val="18"/>
+                <w:szCs w:val="18"/>
+              </w:rPr>
+              <w:t xml:space="preserve">Observe Phase</w:t>
+            </w:r>
+          </w:p>
+          <w:p>
+            <w:pPr>
+              <w:spacing w:after="20" w:before="0"/>
+            </w:pPr>
+            <w:r>
+              <w:rPr>
+                <w:rFonts w:ascii="Arial" w:cs="Arial" w:eastAsia="Arial" w:hAnsi="Arial"/>
+                <w:b/>
+                <w:bCs/>
+                <w:color w:val="1F3864"/>
+                <w:sz w:val="16"/>
+                <w:szCs w:val="16"/>
+              </w:rPr>
+              <w:t xml:space="preserve">📹 VIDEO:</w:t>
+            </w:r>
+          </w:p>
+          <w:p>
+            <w:pPr>
+              <w:spacing w:after="20" w:before="0"/>
+            </w:pPr>
+            <w:hyperlink w:history="1" r:id="rId5ujzufhvfct7nua6zzlgk">
               <w:r>
                 <w:rPr>
                   <w:rFonts w:ascii="Arial" w:cs="Arial" w:eastAsia="Arial" w:hAnsi="Arial"/>
@@ -7239,7 +7545,7 @@
               <w:spacing w:after="10" w:before="0"/>
               <w:ind w:left="120"/>
             </w:pPr>
-            <w:hyperlink w:history="1" r:id="rIdt18vul_w6jfjthywu-qbu">
+            <w:hyperlink w:history="1" r:id="rIdt2irkfhdbn2xzjbxtxtzz">
               <w:r>
                 <w:rPr>
                   <w:rFonts w:ascii="Arial" w:cs="Arial" w:eastAsia="Arial" w:hAnsi="Arial"/>
@@ -7277,6 +7583,312 @@
                 <w:sz w:val="16"/>
                 <w:szCs w:val="16"/>
               </w:rPr>
+              <w:t xml:space="preserve">📖 EXERCISE:</w:t>
+            </w:r>
+          </w:p>
+          <w:p>
+            <w:pPr>
+              <w:spacing w:after="20" w:before="0"/>
+            </w:pPr>
+            <w:hyperlink w:history="1" r:id="rIdnlkyyyp_ea1b3hos-f6-a">
+              <w:r>
+                <w:rPr>
+                  <w:rFonts w:ascii="Arial" w:cs="Arial" w:eastAsia="Arial" w:hAnsi="Arial"/>
+                  <w:color w:val="2E75B6"/>
+                  <w:sz w:val="16"/>
+                  <w:szCs w:val="16"/>
+                  <w:u w:val="single" w:color="2E75B6"/>
+                </w:rPr>
+                <w:t xml:space="preserve">Vitamins and Minerals Practice</w:t>
+              </w:r>
+            </w:hyperlink>
+          </w:p>
+          <w:p>
+            <w:pPr>
+              <w:spacing w:after="10" w:before="0"/>
+              <w:ind w:left="120"/>
+            </w:pPr>
+            <w:r>
+              <w:rPr>
+                <w:rFonts w:ascii="Arial" w:cs="Arial" w:eastAsia="Arial" w:hAnsi="Arial"/>
+                <w:color w:val="595959"/>
+                <w:sz w:val="14"/>
+                <w:szCs w:val="14"/>
+              </w:rPr>
+              <w:t xml:space="preserve">Source: CK-12</w:t>
+            </w:r>
+          </w:p>
+          <w:p>
+            <w:pPr>
+              <w:spacing w:after="10" w:before="0"/>
+              <w:ind w:left="120"/>
+            </w:pPr>
+            <w:hyperlink w:history="1" r:id="rIdfpdr4iy13yu8jwddsiv4r">
+              <w:r>
+                <w:rPr>
+                  <w:rFonts w:ascii="Arial" w:cs="Arial" w:eastAsia="Arial" w:hAnsi="Arial"/>
+                  <w:color w:val="595959"/>
+                  <w:sz w:val="14"/>
+                  <w:szCs w:val="14"/>
+                  <w:u w:val="single" w:color="595959"/>
+                </w:rPr>
+                <w:t xml:space="preserve">🔍 Search ARES for similar readings</w:t>
+              </w:r>
+            </w:hyperlink>
+          </w:p>
+        </w:tc>
+        <w:tc>
+          <w:tcPr>
+            <w:tcW w:type="dxa" w:w="3040"/>
+            <w:shd w:fill="FFFFFF" w:color="auto" w:val="clear"/>
+            <w:tcMar>
+              <w:top w:type="dxa" w:w="60"/>
+              <w:left w:type="dxa" w:w="120"/>
+              <w:bottom w:type="dxa" w:w="60"/>
+              <w:right w:type="dxa" w:w="120"/>
+            </w:tcMar>
+            <w:vAlign w:val="top"/>
+          </w:tcPr>
+          <w:p>
+            <w:pPr>
+              <w:spacing w:after="40" w:before="0"/>
+              <w:jc w:val="left"/>
+            </w:pPr>
+            <w:r>
+              <w:rPr>
+                <w:rFonts w:ascii="Arial" w:cs="Arial" w:eastAsia="Arial" w:hAnsi="Arial"/>
+                <w:b w:val="false"/>
+                <w:bCs w:val="false"/>
+                <w:i w:val="false"/>
+                <w:iCs w:val="false"/>
+                <w:color w:val="000000"/>
+                <w:sz w:val="18"/>
+                <w:szCs w:val="18"/>
+              </w:rPr>
+              <w:t xml:space="preserve">Learners participate in a structured 'Food Card Sort' activity. Each pair receives a set of 10 laminated food cards featuring Kenyan foods with photographs: ugali, githeri, omena (small dried fish from Lake Victoria), sukuma wiki, avocado, milk, mango, groundnuts, eggs, and white sugar. On the reverse of each card is the food's approximate composition by percentage (e.g., ugali: ~75% carbohydrate, ~2% protein, ~1% fat, ~22% water). Learners are asked to sort the cards into groups based on any pattern they observe — they are NOT yet told the categories. After sorting (5 minutes), pairs examine a reference chart projected on the board: a simple table showing the six chemicals of life with a one-line description and one example each. Learners then re-sort their food cards to match each chemical category, and record in their graphic organiser which Kenyan foods are richest in each chemical.</w:t>
+            </w:r>
+          </w:p>
+        </w:tc>
+        <w:tc>
+          <w:tcPr>
+            <w:tcW w:type="dxa" w:w="3040"/>
+            <w:shd w:fill="F2F2F2" w:color="auto" w:val="clear"/>
+            <w:tcMar>
+              <w:top w:type="dxa" w:w="60"/>
+              <w:left w:type="dxa" w:w="120"/>
+              <w:bottom w:type="dxa" w:w="60"/>
+              <w:right w:type="dxa" w:w="120"/>
+            </w:tcMar>
+            <w:vAlign w:val="top"/>
+          </w:tcPr>
+          <w:p>
+            <w:pPr>
+              <w:spacing w:after="40" w:before="0"/>
+              <w:jc w:val="left"/>
+            </w:pPr>
+            <w:r>
+              <w:rPr>
+                <w:rFonts w:ascii="Arial" w:cs="Arial" w:eastAsia="Arial" w:hAnsi="Arial"/>
+                <w:b w:val="false"/>
+                <w:bCs w:val="false"/>
+                <w:i w:val="false"/>
+                <w:iCs w:val="false"/>
+                <w:color w:val="000000"/>
+                <w:sz w:val="18"/>
+                <w:szCs w:val="18"/>
+              </w:rPr>
+              <w:t xml:space="preserve">Distribute food card sets to each pair. Say: 'Your job right now is not to get the right answer — your job is to OBSERVE patterns. Look at these foods. Sort them into groups based on whatever pattern you notice in the composition numbers on the back. You have 5 minutes.' Circulate and observe without correcting. After 5 minutes, project the Six Chemicals of Life reference chart. Say verbatim: 'Scientists have discovered that all living things are built from six major groups of chemicals. Let me show you the framework biochemists use.' Read each row aloud, pausing after each chemical to ask the class a quick question — cold-call 2 learners per chemical (12 cold-calls total): 'Looking at your food cards — which food do you think is highest in [chemical name]? Take 10 seconds.' Allow 10 seconds WAIT TIME. After the chart is reviewed, say: 'Now re-sort your food cards using THIS framework as your guide. Update your graphic organiser — write the chemical name, its main role in the body, and one Kenyan food example for each row.'</w:t>
+            </w:r>
+          </w:p>
+        </w:tc>
+        <w:tc>
+          <w:tcPr>
+            <w:tcW w:type="dxa" w:w="3040"/>
+            <w:shd w:fill="FFFFFF" w:color="auto" w:val="clear"/>
+            <w:tcMar>
+              <w:top w:type="dxa" w:w="60"/>
+              <w:left w:type="dxa" w:w="120"/>
+              <w:bottom w:type="dxa" w:w="60"/>
+              <w:right w:type="dxa" w:w="120"/>
+            </w:tcMar>
+            <w:vAlign w:val="top"/>
+          </w:tcPr>
+          <w:p>
+            <w:pPr>
+              <w:spacing w:after="40" w:before="0"/>
+              <w:jc w:val="left"/>
+            </w:pPr>
+            <w:r>
+              <w:rPr>
+                <w:rFonts w:ascii="Arial" w:cs="Arial" w:eastAsia="Arial" w:hAnsi="Arial"/>
+                <w:b w:val="false"/>
+                <w:bCs w:val="false"/>
+                <w:i w:val="false"/>
+                <w:iCs w:val="false"/>
+                <w:color w:val="000000"/>
+                <w:sz w:val="18"/>
+                <w:szCs w:val="18"/>
+              </w:rPr>
+              <w:t xml:space="preserve">Strategy: Structured Card Sort with Progressive Reveal. The initial open sort activates learners' pattern-recognition skills without imposing categories, honouring learner agency (NGSS SEP 8: Obtaining, Evaluating and Communicating Information). The progressive reveal of the scientific framework then gives learners the vocabulary to name patterns they already noticed, creating a bridge between intuitive and formal scientific knowledge. Using Kenyan foods makes the abstract chemistry personally relevant and memorable.</w:t>
+            </w:r>
+          </w:p>
+        </w:tc>
+        <w:tc>
+          <w:tcPr>
+            <w:tcW w:type="dxa" w:w="3040"/>
+            <w:shd w:fill="F2F2F2" w:color="auto" w:val="clear"/>
+            <w:tcMar>
+              <w:top w:type="dxa" w:w="60"/>
+              <w:left w:type="dxa" w:w="120"/>
+              <w:bottom w:type="dxa" w:w="60"/>
+              <w:right w:type="dxa" w:w="120"/>
+            </w:tcMar>
+            <w:vAlign w:val="top"/>
+          </w:tcPr>
+          <w:p>
+            <w:pPr>
+              <w:spacing w:after="40" w:before="0"/>
+              <w:jc w:val="left"/>
+            </w:pPr>
+            <w:r>
+              <w:rPr>
+                <w:rFonts w:ascii="Arial" w:cs="Arial" w:eastAsia="Arial" w:hAnsi="Arial"/>
+                <w:b w:val="false"/>
+                <w:bCs w:val="false"/>
+                <w:i w:val="false"/>
+                <w:iCs w:val="false"/>
+                <w:color w:val="000000"/>
+                <w:sz w:val="18"/>
+                <w:szCs w:val="18"/>
+              </w:rPr>
+              <w:t xml:space="preserve">Observable indicator: After the second sort, each pair's graphic organiser has all six chemicals named with at least one correct Kenyan food example per row. Teacher checks 6 pairs' organiser sheets during circulation — specifically look for whether learners correctly distinguish proteins from carbohydrates (common confusion point: githeri is often perceived as 'just a starch food'). Ask targeted probing question to 3 pairs: 'You placed beans under protein — what is it about beans that makes them a protein source rather than a carbohydrate source?'</w:t>
+            </w:r>
+          </w:p>
+        </w:tc>
+      </w:tr>
+      <w:tr>
+        <w:tc>
+          <w:tcPr>
+            <w:tcW w:type="dxa" w:w="1520"/>
+            <w:shd w:fill="E2EFDA" w:color="auto" w:val="clear"/>
+            <w:tcMar>
+              <w:top w:type="dxa" w:w="60"/>
+              <w:left w:type="dxa" w:w="120"/>
+              <w:bottom w:type="dxa" w:w="60"/>
+              <w:right w:type="dxa" w:w="120"/>
+            </w:tcMar>
+            <w:vAlign w:val="top"/>
+          </w:tcPr>
+          <w:p>
+            <w:pPr>
+              <w:spacing w:after="40" w:before="0"/>
+              <w:jc w:val="left"/>
+            </w:pPr>
+            <w:r>
+              <w:rPr>
+                <w:rFonts w:ascii="Arial" w:cs="Arial" w:eastAsia="Arial" w:hAnsi="Arial"/>
+                <w:b/>
+                <w:bCs/>
+                <w:i w:val="false"/>
+                <w:iCs w:val="false"/>
+                <w:color w:val="000000"/>
+                <w:sz w:val="18"/>
+                <w:szCs w:val="18"/>
+              </w:rPr>
+              <w:t xml:space="preserve">Explain Phase</w:t>
+            </w:r>
+          </w:p>
+          <w:p>
+            <w:pPr>
+              <w:spacing w:after="20" w:before="0"/>
+            </w:pPr>
+            <w:r>
+              <w:rPr>
+                <w:rFonts w:ascii="Arial" w:cs="Arial" w:eastAsia="Arial" w:hAnsi="Arial"/>
+                <w:b/>
+                <w:bCs/>
+                <w:color w:val="1F3864"/>
+                <w:sz w:val="16"/>
+                <w:szCs w:val="16"/>
+              </w:rPr>
+              <w:t xml:space="preserve">📹 VIDEO:</w:t>
+            </w:r>
+          </w:p>
+          <w:p>
+            <w:pPr>
+              <w:spacing w:after="20" w:before="0"/>
+            </w:pPr>
+            <w:hyperlink w:history="1" r:id="rId0passioz6qdfk7hlgtxlh">
+              <w:r>
+                <w:rPr>
+                  <w:rFonts w:ascii="Arial" w:cs="Arial" w:eastAsia="Arial" w:hAnsi="Arial"/>
+                  <w:color w:val="2E75B6"/>
+                  <w:sz w:val="16"/>
+                  <w:szCs w:val="16"/>
+                  <w:u w:val="single" w:color="2E75B6"/>
+                </w:rPr>
+                <w:t xml:space="preserve">Introduction to proteins and amino acids</w:t>
+              </w:r>
+            </w:hyperlink>
+          </w:p>
+          <w:p>
+            <w:pPr>
+              <w:spacing w:after="10" w:before="0"/>
+              <w:ind w:left="120"/>
+            </w:pPr>
+            <w:r>
+              <w:rPr>
+                <w:rFonts w:ascii="Arial" w:cs="Arial" w:eastAsia="Arial" w:hAnsi="Arial"/>
+                <w:color w:val="595959"/>
+                <w:sz w:val="14"/>
+                <w:szCs w:val="14"/>
+              </w:rPr>
+              <w:t xml:space="preserve">Source: Khan Academy (English - US curriculum)</w:t>
+            </w:r>
+          </w:p>
+          <w:p>
+            <w:pPr>
+              <w:spacing w:after="10" w:before="0"/>
+              <w:ind w:left="120"/>
+            </w:pPr>
+            <w:hyperlink w:history="1" r:id="rIdnhgpinpfzrd_vrexgpgr9">
+              <w:r>
+                <w:rPr>
+                  <w:rFonts w:ascii="Arial" w:cs="Arial" w:eastAsia="Arial" w:hAnsi="Arial"/>
+                  <w:color w:val="595959"/>
+                  <w:sz w:val="14"/>
+                  <w:szCs w:val="14"/>
+                  <w:u w:val="single" w:color="595959"/>
+                </w:rPr>
+                <w:t xml:space="preserve">🔍 Search ARES for similar videos</w:t>
+              </w:r>
+            </w:hyperlink>
+          </w:p>
+          <w:p>
+            <w:pPr>
+              <w:spacing w:after="40" w:before="0"/>
+            </w:pPr>
+            <w:r>
+              <w:rPr>
+                <w:sz w:val="14"/>
+                <w:szCs w:val="14"/>
+              </w:rPr>
+              <w:t xml:space="preserve"/>
+            </w:r>
+          </w:p>
+          <w:p>
+            <w:pPr>
+              <w:spacing w:after="20" w:before="0"/>
+            </w:pPr>
+            <w:r>
+              <w:rPr>
+                <w:rFonts w:ascii="Arial" w:cs="Arial" w:eastAsia="Arial" w:hAnsi="Arial"/>
+                <w:b/>
+                <w:bCs/>
+                <w:color w:val="1F3864"/>
+                <w:sz w:val="16"/>
+                <w:szCs w:val="16"/>
+              </w:rPr>
               <w:t xml:space="preserve">📖 HTML:</w:t>
             </w:r>
           </w:p>
@@ -7284,7 +7896,313 @@
             <w:pPr>
               <w:spacing w:after="20" w:before="0"/>
             </w:pPr>
-            <w:hyperlink w:history="1" r:id="rId65tmpscymn124iymvum93">
+            <w:hyperlink w:history="1" r:id="rIdghnasfw1mykmhr9ma9sfg">
+              <w:r>
+                <w:rPr>
+                  <w:rFonts w:ascii="Arial" w:cs="Arial" w:eastAsia="Arial" w:hAnsi="Arial"/>
+                  <w:color w:val="2E75B6"/>
+                  <w:sz w:val="16"/>
+                  <w:szCs w:val="16"/>
+                  <w:u w:val="single" w:color="2E75B6"/>
+                </w:rPr>
+                <w:t xml:space="preserve">Vitamins and Minerals - Advanced (Flexbook)</w:t>
+              </w:r>
+            </w:hyperlink>
+          </w:p>
+          <w:p>
+            <w:pPr>
+              <w:spacing w:after="10" w:before="0"/>
+              <w:ind w:left="120"/>
+            </w:pPr>
+            <w:r>
+              <w:rPr>
+                <w:rFonts w:ascii="Arial" w:cs="Arial" w:eastAsia="Arial" w:hAnsi="Arial"/>
+                <w:color w:val="595959"/>
+                <w:sz w:val="14"/>
+                <w:szCs w:val="14"/>
+              </w:rPr>
+              <w:t xml:space="preserve">Source: CK-12</w:t>
+            </w:r>
+          </w:p>
+          <w:p>
+            <w:pPr>
+              <w:spacing w:after="10" w:before="0"/>
+              <w:ind w:left="120"/>
+            </w:pPr>
+            <w:hyperlink w:history="1" r:id="rIde41gjihgh5s3isqwb-r0z">
+              <w:r>
+                <w:rPr>
+                  <w:rFonts w:ascii="Arial" w:cs="Arial" w:eastAsia="Arial" w:hAnsi="Arial"/>
+                  <w:color w:val="595959"/>
+                  <w:sz w:val="14"/>
+                  <w:szCs w:val="14"/>
+                  <w:u w:val="single" w:color="595959"/>
+                </w:rPr>
+                <w:t xml:space="preserve">🔍 Search ARES for similar readings</w:t>
+              </w:r>
+            </w:hyperlink>
+          </w:p>
+        </w:tc>
+        <w:tc>
+          <w:tcPr>
+            <w:tcW w:type="dxa" w:w="3040"/>
+            <w:shd w:fill="FFFFFF" w:color="auto" w:val="clear"/>
+            <w:tcMar>
+              <w:top w:type="dxa" w:w="60"/>
+              <w:left w:type="dxa" w:w="120"/>
+              <w:bottom w:type="dxa" w:w="60"/>
+              <w:right w:type="dxa" w:w="120"/>
+            </w:tcMar>
+            <w:vAlign w:val="top"/>
+          </w:tcPr>
+          <w:p>
+            <w:pPr>
+              <w:spacing w:after="40" w:before="0"/>
+              <w:jc w:val="left"/>
+            </w:pPr>
+            <w:r>
+              <w:rPr>
+                <w:rFonts w:ascii="Arial" w:cs="Arial" w:eastAsia="Arial" w:hAnsi="Arial"/>
+                <w:b w:val="false"/>
+                <w:bCs w:val="false"/>
+                <w:i w:val="false"/>
+                <w:iCs w:val="false"/>
+                <w:color w:val="000000"/>
+                <w:sz w:val="18"/>
+                <w:szCs w:val="18"/>
+              </w:rPr>
+              <w:t xml:space="preserve">The teacher leads a whole-class explanation of each of the six chemicals of life, explicitly connecting each one back to the two Kisumu children. Learners follow along using their graphic organiser, adding detail to each row. A key focus is on proteins: what they are made of (amino acids), what they do (build and repair body tissues — muscles, enzymes, hormones), and what happens when the body receives insufficient protein despite adequate calories — kwashiorkor. Learners then complete a 'Cause and Effect' structured writing task: in 3–4 sentences, they explain in their own words why the child eating ugali alone developed kwashiorkor, using the names and roles of at least three chemicals of life in their explanation.</w:t>
+            </w:r>
+          </w:p>
+        </w:tc>
+        <w:tc>
+          <w:tcPr>
+            <w:tcW w:type="dxa" w:w="3040"/>
+            <w:shd w:fill="F2F2F2" w:color="auto" w:val="clear"/>
+            <w:tcMar>
+              <w:top w:type="dxa" w:w="60"/>
+              <w:left w:type="dxa" w:w="120"/>
+              <w:bottom w:type="dxa" w:w="60"/>
+              <w:right w:type="dxa" w:w="120"/>
+            </w:tcMar>
+            <w:vAlign w:val="top"/>
+          </w:tcPr>
+          <w:p>
+            <w:pPr>
+              <w:spacing w:after="40" w:before="0"/>
+              <w:jc w:val="left"/>
+            </w:pPr>
+            <w:r>
+              <w:rPr>
+                <w:rFonts w:ascii="Arial" w:cs="Arial" w:eastAsia="Arial" w:hAnsi="Arial"/>
+                <w:b w:val="false"/>
+                <w:bCs w:val="false"/>
+                <w:i w:val="false"/>
+                <w:iCs w:val="false"/>
+                <w:color w:val="000000"/>
+                <w:sz w:val="18"/>
+                <w:szCs w:val="18"/>
+              </w:rPr>
+              <w:t xml:space="preserve">Begin with carbohydrates. Say: 'Ugali is almost entirely carbohydrate — specifically starch. Starch gives the body energy. So why is the child eating ugali sick? Let's think about that.' Pause 10 seconds. Cold-call 2 learners. Then work through each chemical systematically — for each one, use the sentence frame: 'The chemical is [name]. Its job in the body is [role]. If the body doesn't get enough, [consequence].' For proteins, pause for extended explanation: 'Proteins are the BUILDING chemicals. Every muscle fibre in your body, every enzyme that digests your food, every hormone that coordinates your body — all made of protein. When the Kisumu child eats only ugali, they get plenty of energy — but almost zero protein. The body cannot build or repair tissues. The swollen belly, the thin muscles, the changed hair colour — these are the body's cry for protein.' Show a simple diagram of amino acids linking into a protein chain on the board. For lipids, connect to avocado and omena. For vitamins and minerals, reference sukuma wiki. For water, ask: 'Why do you think water is listed as a chemical of life?' — 10 seconds WAIT TIME, cold-call 3 learners. For nucleic acids, say: 'DNA and RNA — we will explore these in depth later in the unit, but know that every cell in both children's bodies contains nucleic acids carrying the instructions for life.' Close the explanation phase by returning to the phenomenon: 'So now — using what we have just learned — turn to your partner and spend 2 minutes: which of the six chemicals is MOST responsible for the difference between these two children, and how do you know?' Cold-call 3 pairs to share. Then direct learners: 'Write your 3–4 sentence Cause and Effect explanation now. Use the names of at least three chemicals of life.'</w:t>
+            </w:r>
+          </w:p>
+        </w:tc>
+        <w:tc>
+          <w:tcPr>
+            <w:tcW w:type="dxa" w:w="3040"/>
+            <w:shd w:fill="FFFFFF" w:color="auto" w:val="clear"/>
+            <w:tcMar>
+              <w:top w:type="dxa" w:w="60"/>
+              <w:left w:type="dxa" w:w="120"/>
+              <w:bottom w:type="dxa" w:w="60"/>
+              <w:right w:type="dxa" w:w="120"/>
+            </w:tcMar>
+            <w:vAlign w:val="top"/>
+          </w:tcPr>
+          <w:p>
+            <w:pPr>
+              <w:spacing w:after="40" w:before="0"/>
+              <w:jc w:val="left"/>
+            </w:pPr>
+            <w:r>
+              <w:rPr>
+                <w:rFonts w:ascii="Arial" w:cs="Arial" w:eastAsia="Arial" w:hAnsi="Arial"/>
+                <w:b w:val="false"/>
+                <w:bCs w:val="false"/>
+                <w:i w:val="false"/>
+                <w:iCs w:val="false"/>
+                <w:color w:val="000000"/>
+                <w:sz w:val="18"/>
+                <w:szCs w:val="18"/>
+              </w:rPr>
+              <w:t xml:space="preserve">Strategy: Phenomenon-Anchored Direct Instruction with Embedded Socratic Questioning. Rather than presenting the six chemicals as abstract facts, the teacher anchors each chemical to observable evidence from the phenomenon — the swollen belly (protein deficiency), the energy from ugali (carbohydrates), the healthy skin of the githeri child (protein + micronutrients). Socratic cold-calling throughout ensures learners are actively constructing meaning rather than passively receiving information (NGSS SEP 6: Constructing Explanations and Designing Solutions).</w:t>
+            </w:r>
+          </w:p>
+        </w:tc>
+        <w:tc>
+          <w:tcPr>
+            <w:tcW w:type="dxa" w:w="3040"/>
+            <w:shd w:fill="F2F2F2" w:color="auto" w:val="clear"/>
+            <w:tcMar>
+              <w:top w:type="dxa" w:w="60"/>
+              <w:left w:type="dxa" w:w="120"/>
+              <w:bottom w:type="dxa" w:w="60"/>
+              <w:right w:type="dxa" w:w="120"/>
+            </w:tcMar>
+            <w:vAlign w:val="top"/>
+          </w:tcPr>
+          <w:p>
+            <w:pPr>
+              <w:spacing w:after="40" w:before="0"/>
+              <w:jc w:val="left"/>
+            </w:pPr>
+            <w:r>
+              <w:rPr>
+                <w:rFonts w:ascii="Arial" w:cs="Arial" w:eastAsia="Arial" w:hAnsi="Arial"/>
+                <w:b w:val="false"/>
+                <w:bCs w:val="false"/>
+                <w:i w:val="false"/>
+                <w:iCs w:val="false"/>
+                <w:color w:val="000000"/>
+                <w:sz w:val="18"/>
+                <w:szCs w:val="18"/>
+              </w:rPr>
+              <w:t xml:space="preserve">Observable indicator: Learners' Cause and Effect written responses correctly name at least three chemicals of life, assign each a specific role, and connect the absence of one chemical (protein) to at least two visible symptoms in the kwashiorkor child. Teacher collects 8 written responses (selected randomly) to read between lessons — use these to identify learners who still conflate energy foods with building foods, and plan a brief re-teach at the start of Lesson 3.</w:t>
+            </w:r>
+          </w:p>
+        </w:tc>
+      </w:tr>
+      <w:tr>
+        <w:tc>
+          <w:tcPr>
+            <w:tcW w:type="dxa" w:w="1520"/>
+            <w:shd w:fill="FCE4D6" w:color="auto" w:val="clear"/>
+            <w:tcMar>
+              <w:top w:type="dxa" w:w="60"/>
+              <w:left w:type="dxa" w:w="120"/>
+              <w:bottom w:type="dxa" w:w="60"/>
+              <w:right w:type="dxa" w:w="120"/>
+            </w:tcMar>
+            <w:vAlign w:val="top"/>
+          </w:tcPr>
+          <w:p>
+            <w:pPr>
+              <w:spacing w:after="40" w:before="0"/>
+              <w:jc w:val="left"/>
+            </w:pPr>
+            <w:r>
+              <w:rPr>
+                <w:rFonts w:ascii="Arial" w:cs="Arial" w:eastAsia="Arial" w:hAnsi="Arial"/>
+                <w:b/>
+                <w:bCs/>
+                <w:i w:val="false"/>
+                <w:iCs w:val="false"/>
+                <w:color w:val="000000"/>
+                <w:sz w:val="18"/>
+                <w:szCs w:val="18"/>
+              </w:rPr>
+              <w:t xml:space="preserve">Driving Question Board (DQB) Creation</w:t>
+            </w:r>
+          </w:p>
+          <w:p>
+            <w:pPr>
+              <w:spacing w:after="20" w:before="0"/>
+            </w:pPr>
+            <w:r>
+              <w:rPr>
+                <w:rFonts w:ascii="Arial" w:cs="Arial" w:eastAsia="Arial" w:hAnsi="Arial"/>
+                <w:b/>
+                <w:bCs/>
+                <w:color w:val="1F3864"/>
+                <w:sz w:val="16"/>
+                <w:szCs w:val="16"/>
+              </w:rPr>
+              <w:t xml:space="preserve">📹 VIDEO:</w:t>
+            </w:r>
+          </w:p>
+          <w:p>
+            <w:pPr>
+              <w:spacing w:after="20" w:before="0"/>
+            </w:pPr>
+            <w:hyperlink w:history="1" r:id="rIdvghto0pncuskfjz5bsds_">
+              <w:r>
+                <w:rPr>
+                  <w:rFonts w:ascii="Arial" w:cs="Arial" w:eastAsia="Arial" w:hAnsi="Arial"/>
+                  <w:color w:val="2E75B6"/>
+                  <w:sz w:val="16"/>
+                  <w:szCs w:val="16"/>
+                  <w:u w:val="single" w:color="2E75B6"/>
+                </w:rPr>
+                <w:t xml:space="preserve">Introduction to proteins and amino acids</w:t>
+              </w:r>
+            </w:hyperlink>
+          </w:p>
+          <w:p>
+            <w:pPr>
+              <w:spacing w:after="10" w:before="0"/>
+              <w:ind w:left="120"/>
+            </w:pPr>
+            <w:r>
+              <w:rPr>
+                <w:rFonts w:ascii="Arial" w:cs="Arial" w:eastAsia="Arial" w:hAnsi="Arial"/>
+                <w:color w:val="595959"/>
+                <w:sz w:val="14"/>
+                <w:szCs w:val="14"/>
+              </w:rPr>
+              <w:t xml:space="preserve">Source: Khan Academy (English - US curriculum)</w:t>
+            </w:r>
+          </w:p>
+          <w:p>
+            <w:pPr>
+              <w:spacing w:after="10" w:before="0"/>
+              <w:ind w:left="120"/>
+            </w:pPr>
+            <w:hyperlink w:history="1" r:id="rIdvhwqgcqzrucaz_0o4ffel">
+              <w:r>
+                <w:rPr>
+                  <w:rFonts w:ascii="Arial" w:cs="Arial" w:eastAsia="Arial" w:hAnsi="Arial"/>
+                  <w:color w:val="595959"/>
+                  <w:sz w:val="14"/>
+                  <w:szCs w:val="14"/>
+                  <w:u w:val="single" w:color="595959"/>
+                </w:rPr>
+                <w:t xml:space="preserve">🔍 Search ARES for similar videos</w:t>
+              </w:r>
+            </w:hyperlink>
+          </w:p>
+          <w:p>
+            <w:pPr>
+              <w:spacing w:after="40" w:before="0"/>
+            </w:pPr>
+            <w:r>
+              <w:rPr>
+                <w:sz w:val="14"/>
+                <w:szCs w:val="14"/>
+              </w:rPr>
+              <w:t xml:space="preserve"/>
+            </w:r>
+          </w:p>
+          <w:p>
+            <w:pPr>
+              <w:spacing w:after="20" w:before="0"/>
+            </w:pPr>
+            <w:r>
+              <w:rPr>
+                <w:rFonts w:ascii="Arial" w:cs="Arial" w:eastAsia="Arial" w:hAnsi="Arial"/>
+                <w:b/>
+                <w:bCs/>
+                <w:color w:val="1F3864"/>
+                <w:sz w:val="16"/>
+                <w:szCs w:val="16"/>
+              </w:rPr>
+              <w:t xml:space="preserve">📖 HTML:</w:t>
+            </w:r>
+          </w:p>
+          <w:p>
+            <w:pPr>
+              <w:spacing w:after="20" w:before="0"/>
+            </w:pPr>
+            <w:hyperlink w:history="1" r:id="rIdd0xmj9apxg3_yhq3b0k23">
               <w:r>
                 <w:rPr>
                   <w:rFonts w:ascii="Arial" w:cs="Arial" w:eastAsia="Arial" w:hAnsi="Arial"/>
@@ -7317,7 +8235,7 @@
               <w:spacing w:after="10" w:before="0"/>
               <w:ind w:left="120"/>
             </w:pPr>
-            <w:hyperlink w:history="1" r:id="rIdiessww2vufoicu_pmmixa">
+            <w:hyperlink w:history="1" r:id="rIducijsn7da-wyfyzjtp7pv">
               <w:r>
                 <w:rPr>
                   <w:rFonts w:ascii="Arial" w:cs="Arial" w:eastAsia="Arial" w:hAnsi="Arial"/>
@@ -7359,7 +8277,7 @@
                 <w:sz w:val="18"/>
                 <w:szCs w:val="18"/>
               </w:rPr>
-              <w:t xml:space="preserve">Learners are seated in pairs. Each pair receives a printed A5 card showing two side-by-side photographs: (1) the child from Kisumu with kwashiorkor — swollen belly, thin limbs, reddish discoloured hair; (2) the healthy child eating githeri. Below the photographs the card reads: 'Both children eat roughly the same amount of food every day. Child A eats ugali. Child B eats githeri. What do you think food is actually made of at the chemical level? Why do you think the same quantity of different foods causes such different results in the body?' Learners write individual predictions in their science notebooks (3 minutes silent writing), then discuss with their partner (2 minutes). Each pair agrees on one joint prediction sentence to share with the class.</w:t>
+              <w:t xml:space="preserve">The class creates the unit's Driving Question Board together. The central driving question is displayed at the top: 'Why do two children in Kisumu eating the same amount of food every day end up with completely different bodies — and what does that tell us about what food is really made of?' Each learner receives two sticky notes. On the first (green): they write one thing they now understand that they did not understand at the start of the lesson. On the second (yellow): they write one new question the lesson has sparked — something they are now curious about or confused by. Learners post their notes on the class DQB under two columns: 'What We Now Understand' and 'What We Still Wonder'. The teacher reads 5–6 yellow notes aloud and groups similar questions into themes (e.g., 'How do we actually TEST for these chemicals?' — pointing forward to Lesson 3's food tests; 'Does the body make any of these chemicals itself?').</w:t>
             </w:r>
           </w:p>
         </w:tc>
@@ -7391,7 +8309,7 @@
                 <w:sz w:val="18"/>
                 <w:szCs w:val="18"/>
               </w:rPr>
-              <w:t xml:space="preserve">Display the two photographs on the board (projected or printed poster). Say verbatim: 'Before we learn anything new today, I want to know what YOU already think. Look at these two children — both in Kisumu, both eating food every day. In your notebook, write your best scientific guess: what do you think food is actually made of at the chemical level, and why does the type of food — not just the amount — seem to matter so much?' Allow 3 minutes of silent individual writing. Do NOT answer questions during this time — redirect with: 'Trust your thinking — write what you believe right now.' After 3 minutes, say: 'Now share your prediction with your partner. You have 2 minutes. Agree on one sentence you both believe.' After pair discussion, cold-call 4 pairs (select a mix of confidence levels — do not only pick raised hands). For each, ask: 'What is your joint prediction, and what experience or knowledge are you drawing on?' Allow 10 seconds of WAIT TIME after each response before responding or moving to the next pair. Record key words from predictions on the board in a 'Before' column without correcting — affirm scientific thinking: 'That is exactly the kind of question a biochemist would ask.'</w:t>
+              <w:t xml:space="preserve">Prepare the DQB on a large section of classroom wall or on a projected shared document. The central driving question should be written in large font at the top. Distribute sticky notes. Say: 'This board is going to grow across all six lessons. It is our record of how our thinking is changing. Right now, write ONE thing you understand better than you did an hour ago — green note. And ONE new question this lesson has given you — yellow note.' Allow 3 minutes for silent writing. Then direct learners to post notes. Once all notes are posted, read 5–6 yellow notes aloud without identifying the author. Say: 'I notice several of you are asking HOW we can detect these chemicals in food. That is exactly what a biochemist would ask — and it is exactly what we are going to do in our next lesson.' Group the yellow notes visually into 3–4 question clusters. Say: 'These clusters are going to guide our investigation for the rest of this unit. Each lesson, we will come back to this board and move questions from yellow to green as our understanding grows.' Take a photograph of the board to document its state at Lesson 2.</w:t>
             </w:r>
           </w:p>
         </w:tc>
@@ -7423,7 +8341,7 @@
                 <w:sz w:val="18"/>
                 <w:szCs w:val="18"/>
               </w:rPr>
-              <w:t xml:space="preserve">Strategy: Prediction Anchoring. By committing predictions to writing before instruction, learners activate prior knowledge and create a cognitive 'gap' between what they think they know and what they are about to discover. This gap drives motivation and primes learners to notice evidence that confirms or challenges their prediction — a core science practice (NGSS SEP 6: Constructing Explanations).</w:t>
+              <w:t xml:space="preserve">Strategy: Collaborative Driving Question Board as a Living Knowledge Map. The DQB externalises the class's collective thinking, making the progression from confusion to understanding visible over time. It validates learners' questions as the engine of scientific inquiry (NGSS SEP 1: Asking Questions and Defining Problems) and creates accountability — learners can see their own question answered across the unit, giving science learning a narrative arc rooted in genuine curiosity.</w:t>
             </w:r>
           </w:p>
         </w:tc>
@@ -7455,7 +8373,7 @@
                 <w:sz w:val="18"/>
                 <w:szCs w:val="18"/>
               </w:rPr>
-              <w:t xml:space="preserve">Observable indicator: Each learner has written at least one full prediction sentence in their notebook before pair discussion begins. Teacher circulates and reads over shoulders — look for whether learners mention any chemical or nutrient terms (starch, protein, vitamins) or whether they frame the difference purely in quantity terms ('githeri has more food'). This reveals the starting point for conceptual development. Note 2–3 common misconceptions to address explicitly during the Explain phase.</w:t>
+              <w:t xml:space="preserve">Observable indicator: Every learner has posted one green and one yellow sticky note. Teacher reads all green notes to check for conceptual accuracy — if a green note contains a misconception (e.g., 'I now understand that ugali has no nutrients at all'), the teacher addresses it briefly and supportively at the start of the next lesson rather than publicly correcting in the moment. Yellow notes are catalogued by the teacher as a diagnostic of curiosity and remaining confusion; a minimum of 60% of yellow notes should reference chemical-level questions (not just 'what is the right answer') to indicate genuine scientific curiosity is developing.</w:t>
             </w:r>
           </w:p>
         </w:tc>
@@ -7464,32 +8382,32 @@
         <w:tc>
           <w:tcPr>
             <w:tcW w:type="dxa" w:w="1520"/>
-            <w:shd w:fill="D9EEF1" w:color="auto" w:val="clear"/>
-            <w:tcMar>
-              <w:top w:type="dxa" w:w="60"/>
-              <w:left w:type="dxa" w:w="120"/>
-              <w:bottom w:type="dxa" w:w="60"/>
-              <w:right w:type="dxa" w:w="120"/>
-            </w:tcMar>
-            <w:vAlign w:val="top"/>
-          </w:tcPr>
-          <w:p>
-            <w:pPr>
-              <w:spacing w:after="40" w:before="0"/>
-              <w:jc w:val="left"/>
-            </w:pPr>
-            <w:r>
-              <w:rPr>
-                <w:rFonts w:ascii="Arial" w:cs="Arial" w:eastAsia="Arial" w:hAnsi="Arial"/>
-                <w:b/>
-                <w:bCs/>
-                <w:i w:val="false"/>
-                <w:iCs w:val="false"/>
-                <w:color w:val="000000"/>
-                <w:sz w:val="18"/>
-                <w:szCs w:val="18"/>
-              </w:rPr>
-              <w:t xml:space="preserve">Observe Phase</w:t>
+            <w:shd w:fill="D5E8F0" w:color="auto" w:val="clear"/>
+            <w:tcMar>
+              <w:top w:type="dxa" w:w="60"/>
+              <w:left w:type="dxa" w:w="120"/>
+              <w:bottom w:type="dxa" w:w="60"/>
+              <w:right w:type="dxa" w:w="120"/>
+            </w:tcMar>
+            <w:vAlign w:val="top"/>
+          </w:tcPr>
+          <w:p>
+            <w:pPr>
+              <w:spacing w:after="40" w:before="0"/>
+              <w:jc w:val="left"/>
+            </w:pPr>
+            <w:r>
+              <w:rPr>
+                <w:rFonts w:ascii="Arial" w:cs="Arial" w:eastAsia="Arial" w:hAnsi="Arial"/>
+                <w:b/>
+                <w:bCs/>
+                <w:i w:val="false"/>
+                <w:iCs w:val="false"/>
+                <w:color w:val="000000"/>
+                <w:sz w:val="18"/>
+                <w:szCs w:val="18"/>
+              </w:rPr>
+              <w:t xml:space="preserve">Model Building Phase</w:t>
             </w:r>
           </w:p>
           <w:p>
@@ -7512,7 +8430,7 @@
             <w:pPr>
               <w:spacing w:after="20" w:before="0"/>
             </w:pPr>
-            <w:hyperlink w:history="1" r:id="rIdrgrwdznongilbtmadqolx">
+            <w:hyperlink w:history="1" r:id="rId2cehqkmyqaxt1tcbqchmj">
               <w:r>
                 <w:rPr>
                   <w:rFonts w:ascii="Arial" w:cs="Arial" w:eastAsia="Arial" w:hAnsi="Arial"/>
@@ -7545,7 +8463,7 @@
               <w:spacing w:after="10" w:before="0"/>
               <w:ind w:left="120"/>
             </w:pPr>
-            <w:hyperlink w:history="1" r:id="rIdnpvukw25y8fanu1qa7jom">
+            <w:hyperlink w:history="1" r:id="rIdsar6ur8snywsssf5scgug">
               <w:r>
                 <w:rPr>
                   <w:rFonts w:ascii="Arial" w:cs="Arial" w:eastAsia="Arial" w:hAnsi="Arial"/>
@@ -7583,626 +8501,14 @@
                 <w:sz w:val="16"/>
                 <w:szCs w:val="16"/>
               </w:rPr>
-              <w:t xml:space="preserve">📖 EXERCISE:</w:t>
+              <w:t xml:space="preserve">📖 HTML:</w:t>
             </w:r>
           </w:p>
           <w:p>
             <w:pPr>
               <w:spacing w:after="20" w:before="0"/>
             </w:pPr>
-            <w:hyperlink w:history="1" r:id="rIddac59tsjzjl6c8xes7tct">
-              <w:r>
-                <w:rPr>
-                  <w:rFonts w:ascii="Arial" w:cs="Arial" w:eastAsia="Arial" w:hAnsi="Arial"/>
-                  <w:color w:val="2E75B6"/>
-                  <w:sz w:val="16"/>
-                  <w:szCs w:val="16"/>
-                  <w:u w:val="single" w:color="2E75B6"/>
-                </w:rPr>
-                <w:t xml:space="preserve">Vitamins and Minerals Practice</w:t>
-              </w:r>
-            </w:hyperlink>
-          </w:p>
-          <w:p>
-            <w:pPr>
-              <w:spacing w:after="10" w:before="0"/>
-              <w:ind w:left="120"/>
-            </w:pPr>
-            <w:r>
-              <w:rPr>
-                <w:rFonts w:ascii="Arial" w:cs="Arial" w:eastAsia="Arial" w:hAnsi="Arial"/>
-                <w:color w:val="595959"/>
-                <w:sz w:val="14"/>
-                <w:szCs w:val="14"/>
-              </w:rPr>
-              <w:t xml:space="preserve">Source: CK-12</w:t>
-            </w:r>
-          </w:p>
-          <w:p>
-            <w:pPr>
-              <w:spacing w:after="10" w:before="0"/>
-              <w:ind w:left="120"/>
-            </w:pPr>
-            <w:hyperlink w:history="1" r:id="rIdtbtdbq1_pjlqvvd40pfw1">
-              <w:r>
-                <w:rPr>
-                  <w:rFonts w:ascii="Arial" w:cs="Arial" w:eastAsia="Arial" w:hAnsi="Arial"/>
-                  <w:color w:val="595959"/>
-                  <w:sz w:val="14"/>
-                  <w:szCs w:val="14"/>
-                  <w:u w:val="single" w:color="595959"/>
-                </w:rPr>
-                <w:t xml:space="preserve">🔍 Search ARES for similar readings</w:t>
-              </w:r>
-            </w:hyperlink>
-          </w:p>
-        </w:tc>
-        <w:tc>
-          <w:tcPr>
-            <w:tcW w:type="dxa" w:w="3040"/>
-            <w:shd w:fill="FFFFFF" w:color="auto" w:val="clear"/>
-            <w:tcMar>
-              <w:top w:type="dxa" w:w="60"/>
-              <w:left w:type="dxa" w:w="120"/>
-              <w:bottom w:type="dxa" w:w="60"/>
-              <w:right w:type="dxa" w:w="120"/>
-            </w:tcMar>
-            <w:vAlign w:val="top"/>
-          </w:tcPr>
-          <w:p>
-            <w:pPr>
-              <w:spacing w:after="40" w:before="0"/>
-              <w:jc w:val="left"/>
-            </w:pPr>
-            <w:r>
-              <w:rPr>
-                <w:rFonts w:ascii="Arial" w:cs="Arial" w:eastAsia="Arial" w:hAnsi="Arial"/>
-                <w:b w:val="false"/>
-                <w:bCs w:val="false"/>
-                <w:i w:val="false"/>
-                <w:iCs w:val="false"/>
-                <w:color w:val="000000"/>
-                <w:sz w:val="18"/>
-                <w:szCs w:val="18"/>
-              </w:rPr>
-              <w:t xml:space="preserve">Learners participate in a structured 'Food Card Sort' activity. Each pair receives a set of 10 laminated food cards featuring Kenyan foods with photographs: ugali, githeri, omena (small dried fish from Lake Victoria), sukuma wiki, avocado, milk, mango, groundnuts, eggs, and white sugar. On the reverse of each card is the food's approximate composition by percentage (e.g., ugali: ~75% carbohydrate, ~2% protein, ~1% fat, ~22% water). Learners are asked to sort the cards into groups based on any pattern they observe — they are NOT yet told the categories. After sorting (5 minutes), pairs examine a reference chart projected on the board: a simple table showing the six chemicals of life with a one-line description and one example each. Learners then re-sort their food cards to match each chemical category, and record in their graphic organiser which Kenyan foods are richest in each chemical.</w:t>
-            </w:r>
-          </w:p>
-        </w:tc>
-        <w:tc>
-          <w:tcPr>
-            <w:tcW w:type="dxa" w:w="3040"/>
-            <w:shd w:fill="F2F2F2" w:color="auto" w:val="clear"/>
-            <w:tcMar>
-              <w:top w:type="dxa" w:w="60"/>
-              <w:left w:type="dxa" w:w="120"/>
-              <w:bottom w:type="dxa" w:w="60"/>
-              <w:right w:type="dxa" w:w="120"/>
-            </w:tcMar>
-            <w:vAlign w:val="top"/>
-          </w:tcPr>
-          <w:p>
-            <w:pPr>
-              <w:spacing w:after="40" w:before="0"/>
-              <w:jc w:val="left"/>
-            </w:pPr>
-            <w:r>
-              <w:rPr>
-                <w:rFonts w:ascii="Arial" w:cs="Arial" w:eastAsia="Arial" w:hAnsi="Arial"/>
-                <w:b w:val="false"/>
-                <w:bCs w:val="false"/>
-                <w:i w:val="false"/>
-                <w:iCs w:val="false"/>
-                <w:color w:val="000000"/>
-                <w:sz w:val="18"/>
-                <w:szCs w:val="18"/>
-              </w:rPr>
-              <w:t xml:space="preserve">Distribute food card sets to each pair. Say: 'Your job right now is not to get the right answer — your job is to OBSERVE patterns. Look at these foods. Sort them into groups based on whatever pattern you notice in the composition numbers on the back. You have 5 minutes.' Circulate and observe without correcting. After 5 minutes, project the Six Chemicals of Life reference chart. Say verbatim: 'Scientists have discovered that all living things are built from six major groups of chemicals. Let me show you the framework biochemists use.' Read each row aloud, pausing after each chemical to ask the class a quick question — cold-call 2 learners per chemical (12 cold-calls total): 'Looking at your food cards — which food do you think is highest in [chemical name]? Take 10 seconds.' Allow 10 seconds WAIT TIME. After the chart is reviewed, say: 'Now re-sort your food cards using THIS framework as your guide. Update your graphic organiser — write the chemical name, its main role in the body, and one Kenyan food example for each row.'</w:t>
-            </w:r>
-          </w:p>
-        </w:tc>
-        <w:tc>
-          <w:tcPr>
-            <w:tcW w:type="dxa" w:w="3040"/>
-            <w:shd w:fill="FFFFFF" w:color="auto" w:val="clear"/>
-            <w:tcMar>
-              <w:top w:type="dxa" w:w="60"/>
-              <w:left w:type="dxa" w:w="120"/>
-              <w:bottom w:type="dxa" w:w="60"/>
-              <w:right w:type="dxa" w:w="120"/>
-            </w:tcMar>
-            <w:vAlign w:val="top"/>
-          </w:tcPr>
-          <w:p>
-            <w:pPr>
-              <w:spacing w:after="40" w:before="0"/>
-              <w:jc w:val="left"/>
-            </w:pPr>
-            <w:r>
-              <w:rPr>
-                <w:rFonts w:ascii="Arial" w:cs="Arial" w:eastAsia="Arial" w:hAnsi="Arial"/>
-                <w:b w:val="false"/>
-                <w:bCs w:val="false"/>
-                <w:i w:val="false"/>
-                <w:iCs w:val="false"/>
-                <w:color w:val="000000"/>
-                <w:sz w:val="18"/>
-                <w:szCs w:val="18"/>
-              </w:rPr>
-              <w:t xml:space="preserve">Strategy: Structured Card Sort with Progressive Reveal. The initial open sort activates learners' pattern-recognition skills without imposing categories, honouring learner agency (NGSS SEP 8: Obtaining, Evaluating and Communicating Information). The progressive reveal of the scientific framework then gives learners the vocabulary to name patterns they already noticed, creating a bridge between intuitive and formal scientific knowledge. Using Kenyan foods makes the abstract chemistry personally relevant and memorable.</w:t>
-            </w:r>
-          </w:p>
-        </w:tc>
-        <w:tc>
-          <w:tcPr>
-            <w:tcW w:type="dxa" w:w="3040"/>
-            <w:shd w:fill="F2F2F2" w:color="auto" w:val="clear"/>
-            <w:tcMar>
-              <w:top w:type="dxa" w:w="60"/>
-              <w:left w:type="dxa" w:w="120"/>
-              <w:bottom w:type="dxa" w:w="60"/>
-              <w:right w:type="dxa" w:w="120"/>
-            </w:tcMar>
-            <w:vAlign w:val="top"/>
-          </w:tcPr>
-          <w:p>
-            <w:pPr>
-              <w:spacing w:after="40" w:before="0"/>
-              <w:jc w:val="left"/>
-            </w:pPr>
-            <w:r>
-              <w:rPr>
-                <w:rFonts w:ascii="Arial" w:cs="Arial" w:eastAsia="Arial" w:hAnsi="Arial"/>
-                <w:b w:val="false"/>
-                <w:bCs w:val="false"/>
-                <w:i w:val="false"/>
-                <w:iCs w:val="false"/>
-                <w:color w:val="000000"/>
-                <w:sz w:val="18"/>
-                <w:szCs w:val="18"/>
-              </w:rPr>
-              <w:t xml:space="preserve">Observable indicator: After the second sort, each pair's graphic organiser has all six chemicals named with at least one correct Kenyan food example per row. Teacher checks 6 pairs' organiser sheets during circulation — specifically look for whether learners correctly distinguish proteins from carbohydrates (common confusion point: githeri is often perceived as 'just a starch food'). Ask targeted probing question to 3 pairs: 'You placed beans under protein — what is it about beans that makes them a protein source rather than a carbohydrate source?'</w:t>
-            </w:r>
-          </w:p>
-        </w:tc>
-      </w:tr>
-      <w:tr>
-        <w:tc>
-          <w:tcPr>
-            <w:tcW w:type="dxa" w:w="1520"/>
-            <w:shd w:fill="E2EFDA" w:color="auto" w:val="clear"/>
-            <w:tcMar>
-              <w:top w:type="dxa" w:w="60"/>
-              <w:left w:type="dxa" w:w="120"/>
-              <w:bottom w:type="dxa" w:w="60"/>
-              <w:right w:type="dxa" w:w="120"/>
-            </w:tcMar>
-            <w:vAlign w:val="top"/>
-          </w:tcPr>
-          <w:p>
-            <w:pPr>
-              <w:spacing w:after="40" w:before="0"/>
-              <w:jc w:val="left"/>
-            </w:pPr>
-            <w:r>
-              <w:rPr>
-                <w:rFonts w:ascii="Arial" w:cs="Arial" w:eastAsia="Arial" w:hAnsi="Arial"/>
-                <w:b/>
-                <w:bCs/>
-                <w:i w:val="false"/>
-                <w:iCs w:val="false"/>
-                <w:color w:val="000000"/>
-                <w:sz w:val="18"/>
-                <w:szCs w:val="18"/>
-              </w:rPr>
-              <w:t xml:space="preserve">Explain Phase</w:t>
-            </w:r>
-          </w:p>
-          <w:p>
-            <w:pPr>
-              <w:spacing w:after="20" w:before="0"/>
-            </w:pPr>
-            <w:r>
-              <w:rPr>
-                <w:rFonts w:ascii="Arial" w:cs="Arial" w:eastAsia="Arial" w:hAnsi="Arial"/>
-                <w:b/>
-                <w:bCs/>
-                <w:color w:val="1F3864"/>
-                <w:sz w:val="16"/>
-                <w:szCs w:val="16"/>
-              </w:rPr>
-              <w:t xml:space="preserve">📹 VIDEO:</w:t>
-            </w:r>
-          </w:p>
-          <w:p>
-            <w:pPr>
-              <w:spacing w:after="20" w:before="0"/>
-            </w:pPr>
-            <w:hyperlink w:history="1" r:id="rIdteo8fp0vgotqts-pwfjg0">
-              <w:r>
-                <w:rPr>
-                  <w:rFonts w:ascii="Arial" w:cs="Arial" w:eastAsia="Arial" w:hAnsi="Arial"/>
-                  <w:color w:val="2E75B6"/>
-                  <w:sz w:val="16"/>
-                  <w:szCs w:val="16"/>
-                  <w:u w:val="single" w:color="2E75B6"/>
-                </w:rPr>
-                <w:t xml:space="preserve">Scale of cells</w:t>
-              </w:r>
-            </w:hyperlink>
-          </w:p>
-          <w:p>
-            <w:pPr>
-              <w:spacing w:after="10" w:before="0"/>
-              <w:ind w:left="120"/>
-            </w:pPr>
-            <w:r>
-              <w:rPr>
-                <w:rFonts w:ascii="Arial" w:cs="Arial" w:eastAsia="Arial" w:hAnsi="Arial"/>
-                <w:color w:val="595959"/>
-                <w:sz w:val="14"/>
-                <w:szCs w:val="14"/>
-              </w:rPr>
-              <w:t xml:space="preserve">Source: Khan Academy (English - US curriculum)</w:t>
-            </w:r>
-          </w:p>
-          <w:p>
-            <w:pPr>
-              <w:spacing w:after="10" w:before="0"/>
-              <w:ind w:left="120"/>
-            </w:pPr>
-            <w:hyperlink w:history="1" r:id="rIdhwtcvqqr4gsevuwuelftl">
-              <w:r>
-                <w:rPr>
-                  <w:rFonts w:ascii="Arial" w:cs="Arial" w:eastAsia="Arial" w:hAnsi="Arial"/>
-                  <w:color w:val="595959"/>
-                  <w:sz w:val="14"/>
-                  <w:szCs w:val="14"/>
-                  <w:u w:val="single" w:color="595959"/>
-                </w:rPr>
-                <w:t xml:space="preserve">🔍 Search ARES for similar videos</w:t>
-              </w:r>
-            </w:hyperlink>
-          </w:p>
-          <w:p>
-            <w:pPr>
-              <w:spacing w:after="40" w:before="0"/>
-            </w:pPr>
-            <w:r>
-              <w:rPr>
-                <w:sz w:val="14"/>
-                <w:szCs w:val="14"/>
-              </w:rPr>
-              <w:t xml:space="preserve"/>
-            </w:r>
-          </w:p>
-          <w:p>
-            <w:pPr>
-              <w:spacing w:after="20" w:before="0"/>
-            </w:pPr>
-            <w:r>
-              <w:rPr>
-                <w:rFonts w:ascii="Arial" w:cs="Arial" w:eastAsia="Arial" w:hAnsi="Arial"/>
-                <w:b/>
-                <w:bCs/>
-                <w:color w:val="1F3864"/>
-                <w:sz w:val="16"/>
-                <w:szCs w:val="16"/>
-              </w:rPr>
-              <w:t xml:space="preserve">📖 HTML:</w:t>
-            </w:r>
-          </w:p>
-          <w:p>
-            <w:pPr>
-              <w:spacing w:after="20" w:before="0"/>
-            </w:pPr>
-            <w:hyperlink w:history="1" r:id="rIdq2y7n6ujkfenojbotzrte">
-              <w:r>
-                <w:rPr>
-                  <w:rFonts w:ascii="Arial" w:cs="Arial" w:eastAsia="Arial" w:hAnsi="Arial"/>
-                  <w:color w:val="2E75B6"/>
-                  <w:sz w:val="16"/>
-                  <w:szCs w:val="16"/>
-                  <w:u w:val="single" w:color="2E75B6"/>
-                </w:rPr>
-                <w:t xml:space="preserve">Vitamins and Minerals - Advanced (Flexbook)</w:t>
-              </w:r>
-            </w:hyperlink>
-          </w:p>
-          <w:p>
-            <w:pPr>
-              <w:spacing w:after="10" w:before="0"/>
-              <w:ind w:left="120"/>
-            </w:pPr>
-            <w:r>
-              <w:rPr>
-                <w:rFonts w:ascii="Arial" w:cs="Arial" w:eastAsia="Arial" w:hAnsi="Arial"/>
-                <w:color w:val="595959"/>
-                <w:sz w:val="14"/>
-                <w:szCs w:val="14"/>
-              </w:rPr>
-              <w:t xml:space="preserve">Source: CK-12</w:t>
-            </w:r>
-          </w:p>
-          <w:p>
-            <w:pPr>
-              <w:spacing w:after="10" w:before="0"/>
-              <w:ind w:left="120"/>
-            </w:pPr>
-            <w:hyperlink w:history="1" r:id="rIduch_bbhpr8bcpl0g_51lw">
-              <w:r>
-                <w:rPr>
-                  <w:rFonts w:ascii="Arial" w:cs="Arial" w:eastAsia="Arial" w:hAnsi="Arial"/>
-                  <w:color w:val="595959"/>
-                  <w:sz w:val="14"/>
-                  <w:szCs w:val="14"/>
-                  <w:u w:val="single" w:color="595959"/>
-                </w:rPr>
-                <w:t xml:space="preserve">🔍 Search ARES for similar readings</w:t>
-              </w:r>
-            </w:hyperlink>
-          </w:p>
-        </w:tc>
-        <w:tc>
-          <w:tcPr>
-            <w:tcW w:type="dxa" w:w="3040"/>
-            <w:shd w:fill="FFFFFF" w:color="auto" w:val="clear"/>
-            <w:tcMar>
-              <w:top w:type="dxa" w:w="60"/>
-              <w:left w:type="dxa" w:w="120"/>
-              <w:bottom w:type="dxa" w:w="60"/>
-              <w:right w:type="dxa" w:w="120"/>
-            </w:tcMar>
-            <w:vAlign w:val="top"/>
-          </w:tcPr>
-          <w:p>
-            <w:pPr>
-              <w:spacing w:after="40" w:before="0"/>
-              <w:jc w:val="left"/>
-            </w:pPr>
-            <w:r>
-              <w:rPr>
-                <w:rFonts w:ascii="Arial" w:cs="Arial" w:eastAsia="Arial" w:hAnsi="Arial"/>
-                <w:b w:val="false"/>
-                <w:bCs w:val="false"/>
-                <w:i w:val="false"/>
-                <w:iCs w:val="false"/>
-                <w:color w:val="000000"/>
-                <w:sz w:val="18"/>
-                <w:szCs w:val="18"/>
-              </w:rPr>
-              <w:t xml:space="preserve">The teacher leads a whole-class explanation of each of the six chemicals of life, explicitly connecting each one back to the two Kisumu children. Learners follow along using their graphic organiser, adding detail to each row. A key focus is on proteins: what they are made of (amino acids), what they do (build and repair body tissues — muscles, enzymes, hormones), and what happens when the body receives insufficient protein despite adequate calories — kwashiorkor. Learners then complete a 'Cause and Effect' structured writing task: in 3–4 sentences, they explain in their own words why the child eating ugali alone developed kwashiorkor, using the names and roles of at least three chemicals of life in their explanation.</w:t>
-            </w:r>
-          </w:p>
-        </w:tc>
-        <w:tc>
-          <w:tcPr>
-            <w:tcW w:type="dxa" w:w="3040"/>
-            <w:shd w:fill="F2F2F2" w:color="auto" w:val="clear"/>
-            <w:tcMar>
-              <w:top w:type="dxa" w:w="60"/>
-              <w:left w:type="dxa" w:w="120"/>
-              <w:bottom w:type="dxa" w:w="60"/>
-              <w:right w:type="dxa" w:w="120"/>
-            </w:tcMar>
-            <w:vAlign w:val="top"/>
-          </w:tcPr>
-          <w:p>
-            <w:pPr>
-              <w:spacing w:after="40" w:before="0"/>
-              <w:jc w:val="left"/>
-            </w:pPr>
-            <w:r>
-              <w:rPr>
-                <w:rFonts w:ascii="Arial" w:cs="Arial" w:eastAsia="Arial" w:hAnsi="Arial"/>
-                <w:b w:val="false"/>
-                <w:bCs w:val="false"/>
-                <w:i w:val="false"/>
-                <w:iCs w:val="false"/>
-                <w:color w:val="000000"/>
-                <w:sz w:val="18"/>
-                <w:szCs w:val="18"/>
-              </w:rPr>
-              <w:t xml:space="preserve">Begin with carbohydrates. Say: 'Ugali is almost entirely carbohydrate — specifically starch. Starch gives the body energy. So why is the child eating ugali sick? Let's think about that.' Pause 10 seconds. Cold-call 2 learners. Then work through each chemical systematically — for each one, use the sentence frame: 'The chemical is [name]. Its job in the body is [role]. If the body doesn't get enough, [consequence].' For proteins, pause for extended explanation: 'Proteins are the BUILDING chemicals. Every muscle fibre in your body, every enzyme that digests your food, every hormone that coordinates your body — all made of protein. When the Kisumu child eats only ugali, they get plenty of energy — but almost zero protein. The body cannot build or repair tissues. The swollen belly, the thin muscles, the changed hair colour — these are the body's cry for protein.' Show a simple diagram of amino acids linking into a protein chain on the board. For lipids, connect to avocado and omena. For vitamins and minerals, reference sukuma wiki. For water, ask: 'Why do you think water is listed as a chemical of life?' — 10 seconds WAIT TIME, cold-call 3 learners. For nucleic acids, say: 'DNA and RNA — we will explore these in depth later in the unit, but know that every cell in both children's bodies contains nucleic acids carrying the instructions for life.' Close the explanation phase by returning to the phenomenon: 'So now — using what we have just learned — turn to your partner and spend 2 minutes: which of the six chemicals is MOST responsible for the difference between these two children, and how do you know?' Cold-call 3 pairs to share. Then direct learners: 'Write your 3–4 sentence Cause and Effect explanation now. Use the names of at least three chemicals of life.'</w:t>
-            </w:r>
-          </w:p>
-        </w:tc>
-        <w:tc>
-          <w:tcPr>
-            <w:tcW w:type="dxa" w:w="3040"/>
-            <w:shd w:fill="FFFFFF" w:color="auto" w:val="clear"/>
-            <w:tcMar>
-              <w:top w:type="dxa" w:w="60"/>
-              <w:left w:type="dxa" w:w="120"/>
-              <w:bottom w:type="dxa" w:w="60"/>
-              <w:right w:type="dxa" w:w="120"/>
-            </w:tcMar>
-            <w:vAlign w:val="top"/>
-          </w:tcPr>
-          <w:p>
-            <w:pPr>
-              <w:spacing w:after="40" w:before="0"/>
-              <w:jc w:val="left"/>
-            </w:pPr>
-            <w:r>
-              <w:rPr>
-                <w:rFonts w:ascii="Arial" w:cs="Arial" w:eastAsia="Arial" w:hAnsi="Arial"/>
-                <w:b w:val="false"/>
-                <w:bCs w:val="false"/>
-                <w:i w:val="false"/>
-                <w:iCs w:val="false"/>
-                <w:color w:val="000000"/>
-                <w:sz w:val="18"/>
-                <w:szCs w:val="18"/>
-              </w:rPr>
-              <w:t xml:space="preserve">Strategy: Phenomenon-Anchored Direct Instruction with Embedded Socratic Questioning. Rather than presenting the six chemicals as abstract facts, the teacher anchors each chemical to observable evidence from the phenomenon — the swollen belly (protein deficiency), the energy from ugali (carbohydrates), the healthy skin of the githeri child (protein + micronutrients). Socratic cold-calling throughout ensures learners are actively constructing meaning rather than passively receiving information (NGSS SEP 6: Constructing Explanations and Designing Solutions).</w:t>
-            </w:r>
-          </w:p>
-        </w:tc>
-        <w:tc>
-          <w:tcPr>
-            <w:tcW w:type="dxa" w:w="3040"/>
-            <w:shd w:fill="F2F2F2" w:color="auto" w:val="clear"/>
-            <w:tcMar>
-              <w:top w:type="dxa" w:w="60"/>
-              <w:left w:type="dxa" w:w="120"/>
-              <w:bottom w:type="dxa" w:w="60"/>
-              <w:right w:type="dxa" w:w="120"/>
-            </w:tcMar>
-            <w:vAlign w:val="top"/>
-          </w:tcPr>
-          <w:p>
-            <w:pPr>
-              <w:spacing w:after="40" w:before="0"/>
-              <w:jc w:val="left"/>
-            </w:pPr>
-            <w:r>
-              <w:rPr>
-                <w:rFonts w:ascii="Arial" w:cs="Arial" w:eastAsia="Arial" w:hAnsi="Arial"/>
-                <w:b w:val="false"/>
-                <w:bCs w:val="false"/>
-                <w:i w:val="false"/>
-                <w:iCs w:val="false"/>
-                <w:color w:val="000000"/>
-                <w:sz w:val="18"/>
-                <w:szCs w:val="18"/>
-              </w:rPr>
-              <w:t xml:space="preserve">Observable indicator: Learners' Cause and Effect written responses correctly name at least three chemicals of life, assign each a specific role, and connect the absence of one chemical (protein) to at least two visible symptoms in the kwashiorkor child. Teacher collects 8 written responses (selected randomly) to read between lessons — use these to identify learners who still conflate energy foods with building foods, and plan a brief re-teach at the start of Lesson 3.</w:t>
-            </w:r>
-          </w:p>
-        </w:tc>
-      </w:tr>
-      <w:tr>
-        <w:tc>
-          <w:tcPr>
-            <w:tcW w:type="dxa" w:w="1520"/>
-            <w:shd w:fill="FCE4D6" w:color="auto" w:val="clear"/>
-            <w:tcMar>
-              <w:top w:type="dxa" w:w="60"/>
-              <w:left w:type="dxa" w:w="120"/>
-              <w:bottom w:type="dxa" w:w="60"/>
-              <w:right w:type="dxa" w:w="120"/>
-            </w:tcMar>
-            <w:vAlign w:val="top"/>
-          </w:tcPr>
-          <w:p>
-            <w:pPr>
-              <w:spacing w:after="40" w:before="0"/>
-              <w:jc w:val="left"/>
-            </w:pPr>
-            <w:r>
-              <w:rPr>
-                <w:rFonts w:ascii="Arial" w:cs="Arial" w:eastAsia="Arial" w:hAnsi="Arial"/>
-                <w:b/>
-                <w:bCs/>
-                <w:i w:val="false"/>
-                <w:iCs w:val="false"/>
-                <w:color w:val="000000"/>
-                <w:sz w:val="18"/>
-                <w:szCs w:val="18"/>
-              </w:rPr>
-              <w:t xml:space="preserve">Driving Question Board (DQB) Creation</w:t>
-            </w:r>
-          </w:p>
-          <w:p>
-            <w:pPr>
-              <w:spacing w:after="20" w:before="0"/>
-            </w:pPr>
-            <w:r>
-              <w:rPr>
-                <w:rFonts w:ascii="Arial" w:cs="Arial" w:eastAsia="Arial" w:hAnsi="Arial"/>
-                <w:b/>
-                <w:bCs/>
-                <w:color w:val="1F3864"/>
-                <w:sz w:val="16"/>
-                <w:szCs w:val="16"/>
-              </w:rPr>
-              <w:t xml:space="preserve">📹 VIDEO:</w:t>
-            </w:r>
-          </w:p>
-          <w:p>
-            <w:pPr>
-              <w:spacing w:after="20" w:before="0"/>
-            </w:pPr>
-            <w:hyperlink w:history="1" r:id="rIduwmeylupxhpf_ozhko3xm">
-              <w:r>
-                <w:rPr>
-                  <w:rFonts w:ascii="Arial" w:cs="Arial" w:eastAsia="Arial" w:hAnsi="Arial"/>
-                  <w:color w:val="2E75B6"/>
-                  <w:sz w:val="16"/>
-                  <w:szCs w:val="16"/>
-                  <w:u w:val="single" w:color="2E75B6"/>
-                </w:rPr>
-                <w:t xml:space="preserve">Introduction to vitamins and minerals</w:t>
-              </w:r>
-            </w:hyperlink>
-          </w:p>
-          <w:p>
-            <w:pPr>
-              <w:spacing w:after="10" w:before="0"/>
-              <w:ind w:left="120"/>
-            </w:pPr>
-            <w:r>
-              <w:rPr>
-                <w:rFonts w:ascii="Arial" w:cs="Arial" w:eastAsia="Arial" w:hAnsi="Arial"/>
-                <w:color w:val="595959"/>
-                <w:sz w:val="14"/>
-                <w:szCs w:val="14"/>
-              </w:rPr>
-              <w:t xml:space="preserve">Source: Khan Academy (English - US curriculum)</w:t>
-            </w:r>
-          </w:p>
-          <w:p>
-            <w:pPr>
-              <w:spacing w:after="10" w:before="0"/>
-              <w:ind w:left="120"/>
-            </w:pPr>
-            <w:hyperlink w:history="1" r:id="rIdbpjzvcueqeipzaazawb3d">
-              <w:r>
-                <w:rPr>
-                  <w:rFonts w:ascii="Arial" w:cs="Arial" w:eastAsia="Arial" w:hAnsi="Arial"/>
-                  <w:color w:val="595959"/>
-                  <w:sz w:val="14"/>
-                  <w:szCs w:val="14"/>
-                  <w:u w:val="single" w:color="595959"/>
-                </w:rPr>
-                <w:t xml:space="preserve">🔍 Search ARES for similar videos</w:t>
-              </w:r>
-            </w:hyperlink>
-          </w:p>
-          <w:p>
-            <w:pPr>
-              <w:spacing w:after="40" w:before="0"/>
-            </w:pPr>
-            <w:r>
-              <w:rPr>
-                <w:sz w:val="14"/>
-                <w:szCs w:val="14"/>
-              </w:rPr>
-              <w:t xml:space="preserve"/>
-            </w:r>
-          </w:p>
-          <w:p>
-            <w:pPr>
-              <w:spacing w:after="20" w:before="0"/>
-            </w:pPr>
-            <w:r>
-              <w:rPr>
-                <w:rFonts w:ascii="Arial" w:cs="Arial" w:eastAsia="Arial" w:hAnsi="Arial"/>
-                <w:b/>
-                <w:bCs/>
-                <w:color w:val="1F3864"/>
-                <w:sz w:val="16"/>
-                <w:szCs w:val="16"/>
-              </w:rPr>
-              <w:t xml:space="preserve">📖 HTML:</w:t>
-            </w:r>
-          </w:p>
-          <w:p>
-            <w:pPr>
-              <w:spacing w:after="20" w:before="0"/>
-            </w:pPr>
-            <w:hyperlink w:history="1" r:id="rIdo129zwtnwqa5_fsq9l73e">
+            <w:hyperlink w:history="1" r:id="rIdsw6rngd7co2t3peha4npb">
               <w:r>
                 <w:rPr>
                   <w:rFonts w:ascii="Arial" w:cs="Arial" w:eastAsia="Arial" w:hAnsi="Arial"/>
@@ -8235,313 +8541,7 @@
               <w:spacing w:after="10" w:before="0"/>
               <w:ind w:left="120"/>
             </w:pPr>
-            <w:hyperlink w:history="1" r:id="rIdw9zncssn8fakmdtd1fwqr">
-              <w:r>
-                <w:rPr>
-                  <w:rFonts w:ascii="Arial" w:cs="Arial" w:eastAsia="Arial" w:hAnsi="Arial"/>
-                  <w:color w:val="595959"/>
-                  <w:sz w:val="14"/>
-                  <w:szCs w:val="14"/>
-                  <w:u w:val="single" w:color="595959"/>
-                </w:rPr>
-                <w:t xml:space="preserve">🔍 Search ARES for similar readings</w:t>
-              </w:r>
-            </w:hyperlink>
-          </w:p>
-        </w:tc>
-        <w:tc>
-          <w:tcPr>
-            <w:tcW w:type="dxa" w:w="3040"/>
-            <w:shd w:fill="FFFFFF" w:color="auto" w:val="clear"/>
-            <w:tcMar>
-              <w:top w:type="dxa" w:w="60"/>
-              <w:left w:type="dxa" w:w="120"/>
-              <w:bottom w:type="dxa" w:w="60"/>
-              <w:right w:type="dxa" w:w="120"/>
-            </w:tcMar>
-            <w:vAlign w:val="top"/>
-          </w:tcPr>
-          <w:p>
-            <w:pPr>
-              <w:spacing w:after="40" w:before="0"/>
-              <w:jc w:val="left"/>
-            </w:pPr>
-            <w:r>
-              <w:rPr>
-                <w:rFonts w:ascii="Arial" w:cs="Arial" w:eastAsia="Arial" w:hAnsi="Arial"/>
-                <w:b w:val="false"/>
-                <w:bCs w:val="false"/>
-                <w:i w:val="false"/>
-                <w:iCs w:val="false"/>
-                <w:color w:val="000000"/>
-                <w:sz w:val="18"/>
-                <w:szCs w:val="18"/>
-              </w:rPr>
-              <w:t xml:space="preserve">The class creates the unit's Driving Question Board together. The central driving question is displayed at the top: 'Why do two children in Kisumu eating the same amount of food every day end up with completely different bodies — and what does that tell us about what food is really made of?' Each learner receives two sticky notes. On the first (green): they write one thing they now understand that they did not understand at the start of the lesson. On the second (yellow): they write one new question the lesson has sparked — something they are now curious about or confused by. Learners post their notes on the class DQB under two columns: 'What We Now Understand' and 'What We Still Wonder'. The teacher reads 5–6 yellow notes aloud and groups similar questions into themes (e.g., 'How do we actually TEST for these chemicals?' — pointing forward to Lesson 3's food tests; 'Does the body make any of these chemicals itself?').</w:t>
-            </w:r>
-          </w:p>
-        </w:tc>
-        <w:tc>
-          <w:tcPr>
-            <w:tcW w:type="dxa" w:w="3040"/>
-            <w:shd w:fill="F2F2F2" w:color="auto" w:val="clear"/>
-            <w:tcMar>
-              <w:top w:type="dxa" w:w="60"/>
-              <w:left w:type="dxa" w:w="120"/>
-              <w:bottom w:type="dxa" w:w="60"/>
-              <w:right w:type="dxa" w:w="120"/>
-            </w:tcMar>
-            <w:vAlign w:val="top"/>
-          </w:tcPr>
-          <w:p>
-            <w:pPr>
-              <w:spacing w:after="40" w:before="0"/>
-              <w:jc w:val="left"/>
-            </w:pPr>
-            <w:r>
-              <w:rPr>
-                <w:rFonts w:ascii="Arial" w:cs="Arial" w:eastAsia="Arial" w:hAnsi="Arial"/>
-                <w:b w:val="false"/>
-                <w:bCs w:val="false"/>
-                <w:i w:val="false"/>
-                <w:iCs w:val="false"/>
-                <w:color w:val="000000"/>
-                <w:sz w:val="18"/>
-                <w:szCs w:val="18"/>
-              </w:rPr>
-              <w:t xml:space="preserve">Prepare the DQB on a large section of classroom wall or on a projected shared document. The central driving question should be written in large font at the top. Distribute sticky notes. Say: 'This board is going to grow across all six lessons. It is our record of how our thinking is changing. Right now, write ONE thing you understand better than you did an hour ago — green note. And ONE new question this lesson has given you — yellow note.' Allow 3 minutes for silent writing. Then direct learners to post notes. Once all notes are posted, read 5–6 yellow notes aloud without identifying the author. Say: 'I notice several of you are asking HOW we can detect these chemicals in food. That is exactly what a biochemist would ask — and it is exactly what we are going to do in our next lesson.' Group the yellow notes visually into 3–4 question clusters. Say: 'These clusters are going to guide our investigation for the rest of this unit. Each lesson, we will come back to this board and move questions from yellow to green as our understanding grows.' Take a photograph of the board to document its state at Lesson 2.</w:t>
-            </w:r>
-          </w:p>
-        </w:tc>
-        <w:tc>
-          <w:tcPr>
-            <w:tcW w:type="dxa" w:w="3040"/>
-            <w:shd w:fill="FFFFFF" w:color="auto" w:val="clear"/>
-            <w:tcMar>
-              <w:top w:type="dxa" w:w="60"/>
-              <w:left w:type="dxa" w:w="120"/>
-              <w:bottom w:type="dxa" w:w="60"/>
-              <w:right w:type="dxa" w:w="120"/>
-            </w:tcMar>
-            <w:vAlign w:val="top"/>
-          </w:tcPr>
-          <w:p>
-            <w:pPr>
-              <w:spacing w:after="40" w:before="0"/>
-              <w:jc w:val="left"/>
-            </w:pPr>
-            <w:r>
-              <w:rPr>
-                <w:rFonts w:ascii="Arial" w:cs="Arial" w:eastAsia="Arial" w:hAnsi="Arial"/>
-                <w:b w:val="false"/>
-                <w:bCs w:val="false"/>
-                <w:i w:val="false"/>
-                <w:iCs w:val="false"/>
-                <w:color w:val="000000"/>
-                <w:sz w:val="18"/>
-                <w:szCs w:val="18"/>
-              </w:rPr>
-              <w:t xml:space="preserve">Strategy: Collaborative Driving Question Board as a Living Knowledge Map. The DQB externalises the class's collective thinking, making the progression from confusion to understanding visible over time. It validates learners' questions as the engine of scientific inquiry (NGSS SEP 1: Asking Questions and Defining Problems) and creates accountability — learners can see their own question answered across the unit, giving science learning a narrative arc rooted in genuine curiosity.</w:t>
-            </w:r>
-          </w:p>
-        </w:tc>
-        <w:tc>
-          <w:tcPr>
-            <w:tcW w:type="dxa" w:w="3040"/>
-            <w:shd w:fill="F2F2F2" w:color="auto" w:val="clear"/>
-            <w:tcMar>
-              <w:top w:type="dxa" w:w="60"/>
-              <w:left w:type="dxa" w:w="120"/>
-              <w:bottom w:type="dxa" w:w="60"/>
-              <w:right w:type="dxa" w:w="120"/>
-            </w:tcMar>
-            <w:vAlign w:val="top"/>
-          </w:tcPr>
-          <w:p>
-            <w:pPr>
-              <w:spacing w:after="40" w:before="0"/>
-              <w:jc w:val="left"/>
-            </w:pPr>
-            <w:r>
-              <w:rPr>
-                <w:rFonts w:ascii="Arial" w:cs="Arial" w:eastAsia="Arial" w:hAnsi="Arial"/>
-                <w:b w:val="false"/>
-                <w:bCs w:val="false"/>
-                <w:i w:val="false"/>
-                <w:iCs w:val="false"/>
-                <w:color w:val="000000"/>
-                <w:sz w:val="18"/>
-                <w:szCs w:val="18"/>
-              </w:rPr>
-              <w:t xml:space="preserve">Observable indicator: Every learner has posted one green and one yellow sticky note. Teacher reads all green notes to check for conceptual accuracy — if a green note contains a misconception (e.g., 'I now understand that ugali has no nutrients at all'), the teacher addresses it briefly and supportively at the start of the next lesson rather than publicly correcting in the moment. Yellow notes are catalogued by the teacher as a diagnostic of curiosity and remaining confusion; a minimum of 60% of yellow notes should reference chemical-level questions (not just 'what is the right answer') to indicate genuine scientific curiosity is developing.</w:t>
-            </w:r>
-          </w:p>
-        </w:tc>
-      </w:tr>
-      <w:tr>
-        <w:tc>
-          <w:tcPr>
-            <w:tcW w:type="dxa" w:w="1520"/>
-            <w:shd w:fill="D5E8F0" w:color="auto" w:val="clear"/>
-            <w:tcMar>
-              <w:top w:type="dxa" w:w="60"/>
-              <w:left w:type="dxa" w:w="120"/>
-              <w:bottom w:type="dxa" w:w="60"/>
-              <w:right w:type="dxa" w:w="120"/>
-            </w:tcMar>
-            <w:vAlign w:val="top"/>
-          </w:tcPr>
-          <w:p>
-            <w:pPr>
-              <w:spacing w:after="40" w:before="0"/>
-              <w:jc w:val="left"/>
-            </w:pPr>
-            <w:r>
-              <w:rPr>
-                <w:rFonts w:ascii="Arial" w:cs="Arial" w:eastAsia="Arial" w:hAnsi="Arial"/>
-                <w:b/>
-                <w:bCs/>
-                <w:i w:val="false"/>
-                <w:iCs w:val="false"/>
-                <w:color w:val="000000"/>
-                <w:sz w:val="18"/>
-                <w:szCs w:val="18"/>
-              </w:rPr>
-              <w:t xml:space="preserve">Model Building Phase</w:t>
-            </w:r>
-          </w:p>
-          <w:p>
-            <w:pPr>
-              <w:spacing w:after="20" w:before="0"/>
-            </w:pPr>
-            <w:r>
-              <w:rPr>
-                <w:rFonts w:ascii="Arial" w:cs="Arial" w:eastAsia="Arial" w:hAnsi="Arial"/>
-                <w:b/>
-                <w:bCs/>
-                <w:color w:val="1F3864"/>
-                <w:sz w:val="16"/>
-                <w:szCs w:val="16"/>
-              </w:rPr>
-              <w:t xml:space="preserve">📹 VIDEO:</w:t>
-            </w:r>
-          </w:p>
-          <w:p>
-            <w:pPr>
-              <w:spacing w:after="20" w:before="0"/>
-            </w:pPr>
-            <w:hyperlink w:history="1" r:id="rIdds23pxmjg9ylnyigwovyn">
-              <w:r>
-                <w:rPr>
-                  <w:rFonts w:ascii="Arial" w:cs="Arial" w:eastAsia="Arial" w:hAnsi="Arial"/>
-                  <w:color w:val="2E75B6"/>
-                  <w:sz w:val="16"/>
-                  <w:szCs w:val="16"/>
-                  <w:u w:val="single" w:color="2E75B6"/>
-                </w:rPr>
-                <w:t xml:space="preserve">Introduction to vitamins and minerals</w:t>
-              </w:r>
-            </w:hyperlink>
-          </w:p>
-          <w:p>
-            <w:pPr>
-              <w:spacing w:after="10" w:before="0"/>
-              <w:ind w:left="120"/>
-            </w:pPr>
-            <w:r>
-              <w:rPr>
-                <w:rFonts w:ascii="Arial" w:cs="Arial" w:eastAsia="Arial" w:hAnsi="Arial"/>
-                <w:color w:val="595959"/>
-                <w:sz w:val="14"/>
-                <w:szCs w:val="14"/>
-              </w:rPr>
-              <w:t xml:space="preserve">Source: Khan Academy (English - US curriculum)</w:t>
-            </w:r>
-          </w:p>
-          <w:p>
-            <w:pPr>
-              <w:spacing w:after="10" w:before="0"/>
-              <w:ind w:left="120"/>
-            </w:pPr>
-            <w:hyperlink w:history="1" r:id="rIds-52yrp2x8w2q7qubenul">
-              <w:r>
-                <w:rPr>
-                  <w:rFonts w:ascii="Arial" w:cs="Arial" w:eastAsia="Arial" w:hAnsi="Arial"/>
-                  <w:color w:val="595959"/>
-                  <w:sz w:val="14"/>
-                  <w:szCs w:val="14"/>
-                  <w:u w:val="single" w:color="595959"/>
-                </w:rPr>
-                <w:t xml:space="preserve">🔍 Search ARES for similar videos</w:t>
-              </w:r>
-            </w:hyperlink>
-          </w:p>
-          <w:p>
-            <w:pPr>
-              <w:spacing w:after="40" w:before="0"/>
-            </w:pPr>
-            <w:r>
-              <w:rPr>
-                <w:sz w:val="14"/>
-                <w:szCs w:val="14"/>
-              </w:rPr>
-              <w:t xml:space="preserve"/>
-            </w:r>
-          </w:p>
-          <w:p>
-            <w:pPr>
-              <w:spacing w:after="20" w:before="0"/>
-            </w:pPr>
-            <w:r>
-              <w:rPr>
-                <w:rFonts w:ascii="Arial" w:cs="Arial" w:eastAsia="Arial" w:hAnsi="Arial"/>
-                <w:b/>
-                <w:bCs/>
-                <w:color w:val="1F3864"/>
-                <w:sz w:val="16"/>
-                <w:szCs w:val="16"/>
-              </w:rPr>
-              <w:t xml:space="preserve">📖 HTML:</w:t>
-            </w:r>
-          </w:p>
-          <w:p>
-            <w:pPr>
-              <w:spacing w:after="20" w:before="0"/>
-            </w:pPr>
-            <w:hyperlink w:history="1" r:id="rIdqc7m3r37-vjndbcsmh12t">
-              <w:r>
-                <w:rPr>
-                  <w:rFonts w:ascii="Arial" w:cs="Arial" w:eastAsia="Arial" w:hAnsi="Arial"/>
-                  <w:color w:val="2E75B6"/>
-                  <w:sz w:val="16"/>
-                  <w:szCs w:val="16"/>
-                  <w:u w:val="single" w:color="2E75B6"/>
-                </w:rPr>
-                <w:t xml:space="preserve">Vitamins and Minerals (Flexbook)</w:t>
-              </w:r>
-            </w:hyperlink>
-          </w:p>
-          <w:p>
-            <w:pPr>
-              <w:spacing w:after="10" w:before="0"/>
-              <w:ind w:left="120"/>
-            </w:pPr>
-            <w:r>
-              <w:rPr>
-                <w:rFonts w:ascii="Arial" w:cs="Arial" w:eastAsia="Arial" w:hAnsi="Arial"/>
-                <w:color w:val="595959"/>
-                <w:sz w:val="14"/>
-                <w:szCs w:val="14"/>
-              </w:rPr>
-              <w:t xml:space="preserve">Source: CK-12</w:t>
-            </w:r>
-          </w:p>
-          <w:p>
-            <w:pPr>
-              <w:spacing w:after="10" w:before="0"/>
-              <w:ind w:left="120"/>
-            </w:pPr>
-            <w:hyperlink w:history="1" r:id="rIdxl3qfjezx4_ocrvoyvt79">
+            <w:hyperlink w:history="1" r:id="rIdrik6lhogkvr4tkxwfsaib">
               <w:r>
                 <w:rPr>
                   <w:rFonts w:ascii="Arial" w:cs="Arial" w:eastAsia="Arial" w:hAnsi="Arial"/>
@@ -10142,7 +10142,313 @@
             <w:pPr>
               <w:spacing w:after="20" w:before="0"/>
             </w:pPr>
-            <w:hyperlink w:history="1" r:id="rIdairawwhjqr3rnbqpn5ra0">
+            <w:hyperlink w:history="1" r:id="rId1l051nk6awdtlk2qwnb1y">
+              <w:r>
+                <w:rPr>
+                  <w:rFonts w:ascii="Arial" w:cs="Arial" w:eastAsia="Arial" w:hAnsi="Arial"/>
+                  <w:color w:val="2E75B6"/>
+                  <w:sz w:val="16"/>
+                  <w:szCs w:val="16"/>
+                  <w:u w:val="single" w:color="2E75B6"/>
+                </w:rPr>
+                <w:t xml:space="preserve">Molecular structure of triglycerides (fats)</w:t>
+              </w:r>
+            </w:hyperlink>
+          </w:p>
+          <w:p>
+            <w:pPr>
+              <w:spacing w:after="10" w:before="0"/>
+              <w:ind w:left="120"/>
+            </w:pPr>
+            <w:r>
+              <w:rPr>
+                <w:rFonts w:ascii="Arial" w:cs="Arial" w:eastAsia="Arial" w:hAnsi="Arial"/>
+                <w:color w:val="595959"/>
+                <w:sz w:val="14"/>
+                <w:szCs w:val="14"/>
+              </w:rPr>
+              <w:t xml:space="preserve">Source: Khan Academy (English - US curriculum)</w:t>
+            </w:r>
+          </w:p>
+          <w:p>
+            <w:pPr>
+              <w:spacing w:after="10" w:before="0"/>
+              <w:ind w:left="120"/>
+            </w:pPr>
+            <w:hyperlink w:history="1" r:id="rIdvoglcuyoe-r84wgxwcmk2">
+              <w:r>
+                <w:rPr>
+                  <w:rFonts w:ascii="Arial" w:cs="Arial" w:eastAsia="Arial" w:hAnsi="Arial"/>
+                  <w:color w:val="595959"/>
+                  <w:sz w:val="14"/>
+                  <w:szCs w:val="14"/>
+                  <w:u w:val="single" w:color="595959"/>
+                </w:rPr>
+                <w:t xml:space="preserve">🔍 Search ARES for similar videos</w:t>
+              </w:r>
+            </w:hyperlink>
+          </w:p>
+          <w:p>
+            <w:pPr>
+              <w:spacing w:after="40" w:before="0"/>
+            </w:pPr>
+            <w:r>
+              <w:rPr>
+                <w:sz w:val="14"/>
+                <w:szCs w:val="14"/>
+              </w:rPr>
+              <w:t xml:space="preserve"/>
+            </w:r>
+          </w:p>
+          <w:p>
+            <w:pPr>
+              <w:spacing w:after="20" w:before="0"/>
+            </w:pPr>
+            <w:r>
+              <w:rPr>
+                <w:rFonts w:ascii="Arial" w:cs="Arial" w:eastAsia="Arial" w:hAnsi="Arial"/>
+                <w:b/>
+                <w:bCs/>
+                <w:color w:val="1F3864"/>
+                <w:sz w:val="16"/>
+                <w:szCs w:val="16"/>
+              </w:rPr>
+              <w:t xml:space="preserve">📖 EXERCISE:</w:t>
+            </w:r>
+          </w:p>
+          <w:p>
+            <w:pPr>
+              <w:spacing w:after="20" w:before="0"/>
+            </w:pPr>
+            <w:hyperlink w:history="1" r:id="rIdlioqt5dwtv5vdb3gfbzqj">
+              <w:r>
+                <w:rPr>
+                  <w:rFonts w:ascii="Arial" w:cs="Arial" w:eastAsia="Arial" w:hAnsi="Arial"/>
+                  <w:color w:val="2E75B6"/>
+                  <w:sz w:val="16"/>
+                  <w:szCs w:val="16"/>
+                  <w:u w:val="single" w:color="2E75B6"/>
+                </w:rPr>
+                <w:t xml:space="preserve">Chemical bonds</w:t>
+              </w:r>
+            </w:hyperlink>
+          </w:p>
+          <w:p>
+            <w:pPr>
+              <w:spacing w:after="10" w:before="0"/>
+              <w:ind w:left="120"/>
+            </w:pPr>
+            <w:r>
+              <w:rPr>
+                <w:rFonts w:ascii="Arial" w:cs="Arial" w:eastAsia="Arial" w:hAnsi="Arial"/>
+                <w:color w:val="595959"/>
+                <w:sz w:val="14"/>
+                <w:szCs w:val="14"/>
+              </w:rPr>
+              <w:t xml:space="preserve">Source: Khan Academy (English - US curriculum)</w:t>
+            </w:r>
+          </w:p>
+          <w:p>
+            <w:pPr>
+              <w:spacing w:after="10" w:before="0"/>
+              <w:ind w:left="120"/>
+            </w:pPr>
+            <w:hyperlink w:history="1" r:id="rIdwnzt7tsnrst_ddrleqvs5">
+              <w:r>
+                <w:rPr>
+                  <w:rFonts w:ascii="Arial" w:cs="Arial" w:eastAsia="Arial" w:hAnsi="Arial"/>
+                  <w:color w:val="595959"/>
+                  <w:sz w:val="14"/>
+                  <w:szCs w:val="14"/>
+                  <w:u w:val="single" w:color="595959"/>
+                </w:rPr>
+                <w:t xml:space="preserve">🔍 Search ARES for similar readings</w:t>
+              </w:r>
+            </w:hyperlink>
+          </w:p>
+        </w:tc>
+        <w:tc>
+          <w:tcPr>
+            <w:tcW w:type="dxa" w:w="3040"/>
+            <w:shd w:fill="FFFFFF" w:color="auto" w:val="clear"/>
+            <w:tcMar>
+              <w:top w:type="dxa" w:w="60"/>
+              <w:left w:type="dxa" w:w="120"/>
+              <w:bottom w:type="dxa" w:w="60"/>
+              <w:right w:type="dxa" w:w="120"/>
+            </w:tcMar>
+            <w:vAlign w:val="top"/>
+          </w:tcPr>
+          <w:p>
+            <w:pPr>
+              <w:spacing w:after="40" w:before="0"/>
+              <w:jc w:val="left"/>
+            </w:pPr>
+            <w:r>
+              <w:rPr>
+                <w:rFonts w:ascii="Arial" w:cs="Arial" w:eastAsia="Arial" w:hAnsi="Arial"/>
+                <w:b w:val="false"/>
+                <w:bCs w:val="false"/>
+                <w:i w:val="false"/>
+                <w:iCs w:val="false"/>
+                <w:color w:val="000000"/>
+                <w:sz w:val="18"/>
+                <w:szCs w:val="18"/>
+              </w:rPr>
+              <w:t xml:space="preserve">Learners are shown a visual display of eight common Kenyan foods: ugali, groundnuts, avocado, githeri, coconut flesh, whole milk, sukuma wiki, and mandazi. Working individually (2 minutes), each learner writes a prediction on a sticky note: 'I think the foods that contain the MOST fat are ___ because ___.' Learners then share predictions with a shoulder partner (1 minute). The teacher cold-calls 4 pairs to share. Learners record their predictions in their science notebooks under the heading: 'My Lipid Prediction — Lesson 3.' The teacher anchors the activity back to the phenomenon: 'Remember our child in Kisumu eating only ugali. We found it has carbohydrates but little protein. Today we ask — does it have fats? And does that matter?' Learners vote with thumbs up/down/sideways on whether they think fat deficiency could also affect the Kisumu child.</w:t>
+            </w:r>
+          </w:p>
+        </w:tc>
+        <w:tc>
+          <w:tcPr>
+            <w:tcW w:type="dxa" w:w="3040"/>
+            <w:shd w:fill="F2F2F2" w:color="auto" w:val="clear"/>
+            <w:tcMar>
+              <w:top w:type="dxa" w:w="60"/>
+              <w:left w:type="dxa" w:w="120"/>
+              <w:bottom w:type="dxa" w:w="60"/>
+              <w:right w:type="dxa" w:w="120"/>
+            </w:tcMar>
+            <w:vAlign w:val="top"/>
+          </w:tcPr>
+          <w:p>
+            <w:pPr>
+              <w:spacing w:after="40" w:before="0"/>
+              <w:jc w:val="left"/>
+            </w:pPr>
+            <w:r>
+              <w:rPr>
+                <w:rFonts w:ascii="Arial" w:cs="Arial" w:eastAsia="Arial" w:hAnsi="Arial"/>
+                <w:b w:val="false"/>
+                <w:bCs w:val="false"/>
+                <w:i w:val="false"/>
+                <w:iCs w:val="false"/>
+                <w:color w:val="000000"/>
+                <w:sz w:val="18"/>
+                <w:szCs w:val="18"/>
+              </w:rPr>
+              <w:t xml:space="preserve">1. Display the food images prominently on the board or screen. Say: 'Look at these eight foods you know from your homes and markets. Before we touch anything, I want your brain to make a guess — not a random guess, a reasoned one.' 2. Give explicit wait time: 'You have 2 minutes of silent thinking time. Write your prediction — no talking yet.' [WAIT 2 minutes.] 3. Say: 'Now turn to your shoulder partner. Share your prediction and your reason. You each have 30 seconds.' [WAIT 1 minute.] 4. Cold-call exactly 4 pairs: 'Pair at the window — what did you predict and why?' Probe each with: 'What evidence from your daily life made you say that?' [WAIT 10 seconds after each probe.] 5. Record 3–4 student predictions verbatim on the board under 'Our Predictions.' Say: 'We are scientists today — we don't throw away our predictions, we TEST them.' 6. Connect to phenomenon: 'The child in Kisumu eats ugali daily. We already know ugali is mostly starch, low in protein. Our question today: what about fats? Could that gap also hurt the body?' [WAIT 15 seconds for silent reflection.] 7. Conduct thumbs vote on fat deficiency impact. Acknowledge all responses without confirming: 'Interesting — we will find out.'</w:t>
+            </w:r>
+          </w:p>
+        </w:tc>
+        <w:tc>
+          <w:tcPr>
+            <w:tcW w:type="dxa" w:w="3040"/>
+            <w:shd w:fill="FFFFFF" w:color="auto" w:val="clear"/>
+            <w:tcMar>
+              <w:top w:type="dxa" w:w="60"/>
+              <w:left w:type="dxa" w:w="120"/>
+              <w:bottom w:type="dxa" w:w="60"/>
+              <w:right w:type="dxa" w:w="120"/>
+            </w:tcMar>
+            <w:vAlign w:val="top"/>
+          </w:tcPr>
+          <w:p>
+            <w:pPr>
+              <w:spacing w:after="40" w:before="0"/>
+              <w:jc w:val="left"/>
+            </w:pPr>
+            <w:r>
+              <w:rPr>
+                <w:rFonts w:ascii="Arial" w:cs="Arial" w:eastAsia="Arial" w:hAnsi="Arial"/>
+                <w:b w:val="false"/>
+                <w:bCs w:val="false"/>
+                <w:i w:val="false"/>
+                <w:iCs w:val="false"/>
+                <w:color w:val="000000"/>
+                <w:sz w:val="18"/>
+                <w:szCs w:val="18"/>
+              </w:rPr>
+              <w:t xml:space="preserve">Strategy: Anchored Prediction with Personal Evidence. Learners activate prior knowledge about familiar foods before instruction, reducing cognitive load when experimental data arrives. By requiring a reason ('because ___'), the teacher surfaces existing mental models to be refined or challenged during observation. Connecting predictions to the phenomenon ensures the activity is not isolated trivia but drives the unit's central question forward.</w:t>
+            </w:r>
+          </w:p>
+        </w:tc>
+        <w:tc>
+          <w:tcPr>
+            <w:tcW w:type="dxa" w:w="3040"/>
+            <w:shd w:fill="F2F2F2" w:color="auto" w:val="clear"/>
+            <w:tcMar>
+              <w:top w:type="dxa" w:w="60"/>
+              <w:left w:type="dxa" w:w="120"/>
+              <w:bottom w:type="dxa" w:w="60"/>
+              <w:right w:type="dxa" w:w="120"/>
+            </w:tcMar>
+            <w:vAlign w:val="top"/>
+          </w:tcPr>
+          <w:p>
+            <w:pPr>
+              <w:spacing w:after="40" w:before="0"/>
+              <w:jc w:val="left"/>
+            </w:pPr>
+            <w:r>
+              <w:rPr>
+                <w:rFonts w:ascii="Arial" w:cs="Arial" w:eastAsia="Arial" w:hAnsi="Arial"/>
+                <w:b w:val="false"/>
+                <w:bCs w:val="false"/>
+                <w:i w:val="false"/>
+                <w:iCs w:val="false"/>
+                <w:color w:val="000000"/>
+                <w:sz w:val="18"/>
+                <w:szCs w:val="18"/>
+              </w:rPr>
+              <w:t xml:space="preserve">Observable indicator: Each learner has a written prediction with a reason in their notebook before observation begins. Teacher circulates during silent thinking time and scans notebooks — look for learners who list only one food (prompt: 'Can you think of a food your family cooks in oil or fat?') and learners who cannot give a reason (prompt: 'Think about what ugali feels like vs. groundnuts — what is different?'). Cold-call responses reveal whether learners conflate 'fatty foods' with 'unhealthy foods' — note this misconception for targeted correction during Phase 3.</w:t>
+            </w:r>
+          </w:p>
+        </w:tc>
+      </w:tr>
+      <w:tr>
+        <w:tc>
+          <w:tcPr>
+            <w:tcW w:type="dxa" w:w="1520"/>
+            <w:shd w:fill="D9EEF1" w:color="auto" w:val="clear"/>
+            <w:tcMar>
+              <w:top w:type="dxa" w:w="60"/>
+              <w:left w:type="dxa" w:w="120"/>
+              <w:bottom w:type="dxa" w:w="60"/>
+              <w:right w:type="dxa" w:w="120"/>
+            </w:tcMar>
+            <w:vAlign w:val="top"/>
+          </w:tcPr>
+          <w:p>
+            <w:pPr>
+              <w:spacing w:after="40" w:before="0"/>
+              <w:jc w:val="left"/>
+            </w:pPr>
+            <w:r>
+              <w:rPr>
+                <w:rFonts w:ascii="Arial" w:cs="Arial" w:eastAsia="Arial" w:hAnsi="Arial"/>
+                <w:b/>
+                <w:bCs/>
+                <w:i w:val="false"/>
+                <w:iCs w:val="false"/>
+                <w:color w:val="000000"/>
+                <w:sz w:val="18"/>
+                <w:szCs w:val="18"/>
+              </w:rPr>
+              <w:t xml:space="preserve">Observe Phase</w:t>
+            </w:r>
+          </w:p>
+          <w:p>
+            <w:pPr>
+              <w:spacing w:after="20" w:before="0"/>
+            </w:pPr>
+            <w:r>
+              <w:rPr>
+                <w:rFonts w:ascii="Arial" w:cs="Arial" w:eastAsia="Arial" w:hAnsi="Arial"/>
+                <w:b/>
+                <w:bCs/>
+                <w:color w:val="1F3864"/>
+                <w:sz w:val="16"/>
+                <w:szCs w:val="16"/>
+              </w:rPr>
+              <w:t xml:space="preserve">📹 VIDEO:</w:t>
+            </w:r>
+          </w:p>
+          <w:p>
+            <w:pPr>
+              <w:spacing w:after="20" w:before="0"/>
+            </w:pPr>
+            <w:hyperlink w:history="1" r:id="rId-hcrqwhaygypfwhqhgp2v">
               <w:r>
                 <w:rPr>
                   <w:rFonts w:ascii="Arial" w:cs="Arial" w:eastAsia="Arial" w:hAnsi="Arial"/>
@@ -10175,7 +10481,7 @@
               <w:spacing w:after="10" w:before="0"/>
               <w:ind w:left="120"/>
             </w:pPr>
-            <w:hyperlink w:history="1" r:id="rIdz5hha4lewzrcfohewn-v9">
+            <w:hyperlink w:history="1" r:id="rIdto1usftxdai806kfubzga">
               <w:r>
                 <w:rPr>
                   <w:rFonts w:ascii="Arial" w:cs="Arial" w:eastAsia="Arial" w:hAnsi="Arial"/>
@@ -10220,7 +10526,7 @@
             <w:pPr>
               <w:spacing w:after="20" w:before="0"/>
             </w:pPr>
-            <w:hyperlink w:history="1" r:id="rIdukpryjli7pcxeydcvsh83">
+            <w:hyperlink w:history="1" r:id="rIdjpefgjbtgadgzqo1jmz_s">
               <w:r>
                 <w:rPr>
                   <w:rFonts w:ascii="Arial" w:cs="Arial" w:eastAsia="Arial" w:hAnsi="Arial"/>
@@ -10253,7 +10559,7 @@
               <w:spacing w:after="10" w:before="0"/>
               <w:ind w:left="120"/>
             </w:pPr>
-            <w:hyperlink w:history="1" r:id="rId-kpgr7tub5ktd45vl5xaz">
+            <w:hyperlink w:history="1" r:id="rId50bny7ne2z73vuz-cllbh">
               <w:r>
                 <w:rPr>
                   <w:rFonts w:ascii="Arial" w:cs="Arial" w:eastAsia="Arial" w:hAnsi="Arial"/>
@@ -10295,7 +10601,7 @@
                 <w:sz w:val="18"/>
                 <w:szCs w:val="18"/>
               </w:rPr>
-              <w:t xml:space="preserve">Learners are shown a visual display of eight common Kenyan foods: ugali, groundnuts, avocado, githeri, coconut flesh, whole milk, sukuma wiki, and mandazi. Working individually (2 minutes), each learner writes a prediction on a sticky note: 'I think the foods that contain the MOST fat are ___ because ___.' Learners then share predictions with a shoulder partner (1 minute). The teacher cold-calls 4 pairs to share. Learners record their predictions in their science notebooks under the heading: 'My Lipid Prediction — Lesson 3.' The teacher anchors the activity back to the phenomenon: 'Remember our child in Kisumu eating only ugali. We found it has carbohydrates but little protein. Today we ask — does it have fats? And does that matter?' Learners vote with thumbs up/down/sideways on whether they think fat deficiency could also affect the Kisumu child.</w:t>
+              <w:t xml:space="preserve">Learners work in groups of 4–5 at lab stations. Each station has labelled food samples: (A) ugali paste, (B) mashed groundnuts, (C) mashed avocado, (D) githeri paste, (E) coconut flesh (grated), (F) whole milk, (G) sukuma wiki (blended), (H) mandazi. ACTIVITY 1 — Translucent Spot Test (10 min): Each group rubs a small amount of each food sample onto a piece of brown paper bag, then holds it up to light after 5 minutes. Lipid-containing samples leave a permanent translucent (greasy) spot that does NOT disappear when dry; non-fat samples leave a spot that dries and disappears. Learners record results in a results table (Food Sample / Spot Present? / Spot Permanent? / Contains Lipid?). ACTIVITY 2 — Ethanol Emulsion Test (12 min): For each food sample, learners: (i) crush/dissolve a small amount in 2 cm³ ethanol in a test tube; (ii) filter or allow solids to settle; (iii) pour the clear ethanol layer into a test tube of distilled water. A cloudy white emulsion = lipid present; clear solution = lipid absent. Learners record results in the same table. ACTIVITY 3 — Guided Reading on Vitamins (8 min): Groups read a one-page structured text (provided by teacher) titled 'Vitamins: The Micro-Managers of Your Body,' covering fat-soluble vitamins (A, D, E, K) and water-soluble vitamins (B-complex, C), their food sources (local Kenyan examples), and deficiency diseases (night blindness, rickets, scurvy, beriberi). Each learner annotates: underline the role, circle the deficiency disease, star the Kenyan food source. Groups compile a shared 'Vitamin Summary Strip' poster strip (3 columns: Vitamin / Role / Kenyan Food Source). SHARE OUT: Each group nominates a 'data reporter' who shares one surprising finding with the class.</w:t>
             </w:r>
           </w:p>
         </w:tc>
@@ -10327,7 +10633,7 @@
                 <w:sz w:val="18"/>
                 <w:szCs w:val="18"/>
               </w:rPr>
-              <w:t xml:space="preserve">1. Display the food images prominently on the board or screen. Say: 'Look at these eight foods you know from your homes and markets. Before we touch anything, I want your brain to make a guess — not a random guess, a reasoned one.' 2. Give explicit wait time: 'You have 2 minutes of silent thinking time. Write your prediction — no talking yet.' [WAIT 2 minutes.] 3. Say: 'Now turn to your shoulder partner. Share your prediction and your reason. You each have 30 seconds.' [WAIT 1 minute.] 4. Cold-call exactly 4 pairs: 'Pair at the window — what did you predict and why?' Probe each with: 'What evidence from your daily life made you say that?' [WAIT 10 seconds after each probe.] 5. Record 3–4 student predictions verbatim on the board under 'Our Predictions.' Say: 'We are scientists today — we don't throw away our predictions, we TEST them.' 6. Connect to phenomenon: 'The child in Kisumu eats ugali daily. We already know ugali is mostly starch, low in protein. Our question today: what about fats? Could that gap also hurt the body?' [WAIT 15 seconds for silent reflection.] 7. Conduct thumbs vote on fat deficiency impact. Acknowledge all responses without confirming: 'Interesting — we will find out.'</w:t>
+              <w:t xml:space="preserve">1. Before learners begin, demonstrate the translucent spot test using ONE sample (coconut flesh) at the front: 'Watch what I do — I rub, I wait, I observe. I am not telling you the result yet — you will discover it.' 2. Distribute lab instructions and results tables. Say: 'Read the entire procedure BEFORE you touch anything. You have 2 minutes to read silently.' [WAIT 2 minutes.] 3. Circulate to each group during Activity 1. At each station, ask: 'What are you actually observing — describe it in words, not just yes/no.' [WAIT 10 seconds.] Probe: 'Why does the spot need to be permanent? What would a water-based food leave behind?' [WAIT 15 seconds.] 4. Before Activity 2, issue the ethanol safety reminder verbatim: 'Ethanol is flammable. There are NO flames in this room while we use ethanol. Goggles on. If you spill, tell me immediately.' Scan room to confirm all goggles are worn before proceeding. 5. During Activity 2, cold-call 3 groups mid-activity: 'Tell me what you see in your test tube right now — not what you expected, what you SEE.' [WAIT 10 seconds per group.] 6. During Activity 3 (Guided Reading), circulate and check annotations. Prompt learners who are underlining everything: 'If you underline everything, nothing stands out — what is the ONE most important role of Vitamin A?' [WAIT 10 seconds.] 7. After share-out, say: 'Keep your results tables — we will need them in Phase 3 to build our argument about the Kisumu child.'</w:t>
             </w:r>
           </w:p>
         </w:tc>
@@ -10359,7 +10665,7 @@
                 <w:sz w:val="18"/>
                 <w:szCs w:val="18"/>
               </w:rPr>
-              <w:t xml:space="preserve">Strategy: Anchored Prediction with Personal Evidence. Learners activate prior knowledge about familiar foods before instruction, reducing cognitive load when experimental data arrives. By requiring a reason ('because ___'), the teacher surfaces existing mental models to be refined or challenged during observation. Connecting predictions to the phenomenon ensures the activity is not isolated trivia but drives the unit's central question forward.</w:t>
+              <w:t xml:space="preserve">Strategy: Structured Data Collection with Parallel Tests. Using TWO independent tests for lipids (spot test and ethanol emulsion) models authentic scientific practice — scientists rarely rely on a single test. The parallel structure allows learners to cross-validate their findings, building confidence in evidence. The guided reading on vitamins uses annotation (underline/circle/star) as a discipline-specific literacy strategy, requiring learners to process text actively rather than passively. The Vitamin Summary Strip creates a shared artefact that externalises group understanding and prepares for Phase 3 argumentation.</w:t>
             </w:r>
           </w:p>
         </w:tc>
@@ -10391,7 +10697,7 @@
                 <w:sz w:val="18"/>
                 <w:szCs w:val="18"/>
               </w:rPr>
-              <w:t xml:space="preserve">Observable indicator: Each learner has a written prediction with a reason in their notebook before observation begins. Teacher circulates during silent thinking time and scans notebooks — look for learners who list only one food (prompt: 'Can you think of a food your family cooks in oil or fat?') and learners who cannot give a reason (prompt: 'Think about what ugali feels like vs. groundnuts — what is different?'). Cold-call responses reveal whether learners conflate 'fatty foods' with 'unhealthy foods' — note this misconception for targeted correction during Phase 3.</w:t>
+              <w:t xml:space="preserve">Observable indicators: (1) Results table is complete for all 8 food samples across both tests — teacher checks for consistency between the two test columns (if a food tests positive in one and negative in the other, prompt the group to repeat or explain the discrepancy). (2) Learners correctly identify ugali as lipid-absent or very low in both tests — this is a critical data point for the phenomenon; if a group marks ugali as lipid-rich, intervene immediately. (3) Vitamin Summary Strip contains at least 4 vitamins with correct Kenyan food sources — look for common errors such as listing only 'vegetables' without specifics or confusing fat-soluble and water-soluble vitamins.</w:t>
             </w:r>
           </w:p>
         </w:tc>
@@ -10400,32 +10706,32 @@
         <w:tc>
           <w:tcPr>
             <w:tcW w:type="dxa" w:w="1520"/>
-            <w:shd w:fill="D9EEF1" w:color="auto" w:val="clear"/>
-            <w:tcMar>
-              <w:top w:type="dxa" w:w="60"/>
-              <w:left w:type="dxa" w:w="120"/>
-              <w:bottom w:type="dxa" w:w="60"/>
-              <w:right w:type="dxa" w:w="120"/>
-            </w:tcMar>
-            <w:vAlign w:val="top"/>
-          </w:tcPr>
-          <w:p>
-            <w:pPr>
-              <w:spacing w:after="40" w:before="0"/>
-              <w:jc w:val="left"/>
-            </w:pPr>
-            <w:r>
-              <w:rPr>
-                <w:rFonts w:ascii="Arial" w:cs="Arial" w:eastAsia="Arial" w:hAnsi="Arial"/>
-                <w:b/>
-                <w:bCs/>
-                <w:i w:val="false"/>
-                <w:iCs w:val="false"/>
-                <w:color w:val="000000"/>
-                <w:sz w:val="18"/>
-                <w:szCs w:val="18"/>
-              </w:rPr>
-              <w:t xml:space="preserve">Observe Phase</w:t>
+            <w:shd w:fill="E2EFDA" w:color="auto" w:val="clear"/>
+            <w:tcMar>
+              <w:top w:type="dxa" w:w="60"/>
+              <w:left w:type="dxa" w:w="120"/>
+              <w:bottom w:type="dxa" w:w="60"/>
+              <w:right w:type="dxa" w:w="120"/>
+            </w:tcMar>
+            <w:vAlign w:val="top"/>
+          </w:tcPr>
+          <w:p>
+            <w:pPr>
+              <w:spacing w:after="40" w:before="0"/>
+              <w:jc w:val="left"/>
+            </w:pPr>
+            <w:r>
+              <w:rPr>
+                <w:rFonts w:ascii="Arial" w:cs="Arial" w:eastAsia="Arial" w:hAnsi="Arial"/>
+                <w:b/>
+                <w:bCs/>
+                <w:i w:val="false"/>
+                <w:iCs w:val="false"/>
+                <w:color w:val="000000"/>
+                <w:sz w:val="18"/>
+                <w:szCs w:val="18"/>
+              </w:rPr>
+              <w:t xml:space="preserve">Explain Phase</w:t>
             </w:r>
           </w:p>
           <w:p>
@@ -10448,7 +10754,7 @@
             <w:pPr>
               <w:spacing w:after="20" w:before="0"/>
             </w:pPr>
-            <w:hyperlink w:history="1" r:id="rIdmjcnlspndubqomr6ux-rk">
+            <w:hyperlink w:history="1" r:id="rIdum5abfqhvnntqa9pgfzga">
               <w:r>
                 <w:rPr>
                   <w:rFonts w:ascii="Arial" w:cs="Arial" w:eastAsia="Arial" w:hAnsi="Arial"/>
@@ -10481,7 +10787,7 @@
               <w:spacing w:after="10" w:before="0"/>
               <w:ind w:left="120"/>
             </w:pPr>
-            <w:hyperlink w:history="1" r:id="rIdp2bscoupcsyrqplzhy0xf">
+            <w:hyperlink w:history="1" r:id="rIdrz99qxtxuyvu-7pjxsyir">
               <w:r>
                 <w:rPr>
                   <w:rFonts w:ascii="Arial" w:cs="Arial" w:eastAsia="Arial" w:hAnsi="Arial"/>
@@ -10519,14 +10825,14 @@
                 <w:sz w:val="16"/>
                 <w:szCs w:val="16"/>
               </w:rPr>
-              <w:t xml:space="preserve">📖 EXERCISE:</w:t>
+              <w:t xml:space="preserve">📖 HTML:</w:t>
             </w:r>
           </w:p>
           <w:p>
             <w:pPr>
               <w:spacing w:after="20" w:before="0"/>
             </w:pPr>
-            <w:hyperlink w:history="1" r:id="rId-ruk3umwcqgkunmh0junr">
+            <w:hyperlink w:history="1" r:id="rIdujvrtdn6fkrieevkaatls">
               <w:r>
                 <w:rPr>
                   <w:rFonts w:ascii="Arial" w:cs="Arial" w:eastAsia="Arial" w:hAnsi="Arial"/>
@@ -10535,7 +10841,7 @@
                   <w:szCs w:val="16"/>
                   <w:u w:val="single" w:color="2E75B6"/>
                 </w:rPr>
-                <w:t xml:space="preserve">Lipids</w:t>
+                <w:t xml:space="preserve">Balancing Chemical Equations</w:t>
               </w:r>
             </w:hyperlink>
           </w:p>
@@ -10551,7 +10857,7 @@
                 <w:sz w:val="14"/>
                 <w:szCs w:val="14"/>
               </w:rPr>
-              <w:t xml:space="preserve">Source: Khan Academy (English - US curriculum)</w:t>
+              <w:t xml:space="preserve">Source: PhET Interactive Simulations (English)</w:t>
             </w:r>
           </w:p>
           <w:p>
@@ -10559,7 +10865,7 @@
               <w:spacing w:after="10" w:before="0"/>
               <w:ind w:left="120"/>
             </w:pPr>
-            <w:hyperlink w:history="1" r:id="rIdxzpkz9akbfc4ktbxkotmi">
+            <w:hyperlink w:history="1" r:id="rIdp1jcbh145av3xpksqv1hz">
               <w:r>
                 <w:rPr>
                   <w:rFonts w:ascii="Arial" w:cs="Arial" w:eastAsia="Arial" w:hAnsi="Arial"/>
@@ -10601,7 +10907,7 @@
                 <w:sz w:val="18"/>
                 <w:szCs w:val="18"/>
               </w:rPr>
-              <w:t xml:space="preserve">Learners work in groups of 4–5 at lab stations. Each station has labelled food samples: (A) ugali paste, (B) mashed groundnuts, (C) mashed avocado, (D) githeri paste, (E) coconut flesh (grated), (F) whole milk, (G) sukuma wiki (blended), (H) mandazi. ACTIVITY 1 — Translucent Spot Test (10 min): Each group rubs a small amount of each food sample onto a piece of brown paper bag, then holds it up to light after 5 minutes. Lipid-containing samples leave a permanent translucent (greasy) spot that does NOT disappear when dry; non-fat samples leave a spot that dries and disappears. Learners record results in a results table (Food Sample / Spot Present? / Spot Permanent? / Contains Lipid?). ACTIVITY 2 — Ethanol Emulsion Test (12 min): For each food sample, learners: (i) crush/dissolve a small amount in 2 cm³ ethanol in a test tube; (ii) filter or allow solids to settle; (iii) pour the clear ethanol layer into a test tube of distilled water. A cloudy white emulsion = lipid present; clear solution = lipid absent. Learners record results in the same table. ACTIVITY 3 — Guided Reading on Vitamins (8 min): Groups read a one-page structured text (provided by teacher) titled 'Vitamins: The Micro-Managers of Your Body,' covering fat-soluble vitamins (A, D, E, K) and water-soluble vitamins (B-complex, C), their food sources (local Kenyan examples), and deficiency diseases (night blindness, rickets, scurvy, beriberi). Each learner annotates: underline the role, circle the deficiency disease, star the Kenyan food source. Groups compile a shared 'Vitamin Summary Strip' poster strip (3 columns: Vitamin / Role / Kenyan Food Source). SHARE OUT: Each group nominates a 'data reporter' who shares one surprising finding with the class.</w:t>
+              <w:t xml:space="preserve">Learners use their experimental data and the Vitamin Summary Strip to construct a written 'Evidence Paragraph' using the CER (Claim–Evidence–Reasoning) framework. The prompt is displayed on the board: 'CLAIM: The Kisumu child eating only ugali is likely deficient in [___]. EVIDENCE: From our food tests, we found that [___]. REASONING: This matters because lipids/vitamins do [___] in the body, and without them [___] could happen.' Groups draft their CER paragraph collaboratively (6 minutes), then each group shares their CLAIM sentence only with the class. The teacher records all claims on the board. A whole-class discussion follows (8 minutes): the teacher introduces the concept of essential fatty acids and fat-soluble vitamin absorption (Vitamins A, D, E, K are absorbed only in the presence of dietary fat), connecting the two investigations. Learners then individually write a 'So What?' sentence: 'This means that eating ugali alone, even in large quantities, will cause ___ because ___.' The lesson pauses for a 'Temperature Check' — the teacher poses the question: 'Could the child's eye problems (night blindness) and skin dryness ALSO be caused by the same dietary gap as the swollen belly?' Learners vote and justify to a partner before the teacher clarifies.</w:t>
             </w:r>
           </w:p>
         </w:tc>
@@ -10633,7 +10939,7 @@
                 <w:sz w:val="18"/>
                 <w:szCs w:val="18"/>
               </w:rPr>
-              <w:t xml:space="preserve">1. Before learners begin, demonstrate the translucent spot test using ONE sample (coconut flesh) at the front: 'Watch what I do — I rub, I wait, I observe. I am not telling you the result yet — you will discover it.' 2. Distribute lab instructions and results tables. Say: 'Read the entire procedure BEFORE you touch anything. You have 2 minutes to read silently.' [WAIT 2 minutes.] 3. Circulate to each group during Activity 1. At each station, ask: 'What are you actually observing — describe it in words, not just yes/no.' [WAIT 10 seconds.] Probe: 'Why does the spot need to be permanent? What would a water-based food leave behind?' [WAIT 15 seconds.] 4. Before Activity 2, issue the ethanol safety reminder verbatim: 'Ethanol is flammable. There are NO flames in this room while we use ethanol. Goggles on. If you spill, tell me immediately.' Scan room to confirm all goggles are worn before proceeding. 5. During Activity 2, cold-call 3 groups mid-activity: 'Tell me what you see in your test tube right now — not what you expected, what you SEE.' [WAIT 10 seconds per group.] 6. During Activity 3 (Guided Reading), circulate and check annotations. Prompt learners who are underlining everything: 'If you underline everything, nothing stands out — what is the ONE most important role of Vitamin A?' [WAIT 10 seconds.] 7. After share-out, say: 'Keep your results tables — we will need them in Phase 3 to build our argument about the Kisumu child.'</w:t>
+              <w:t xml:space="preserve">1. Display the CER prompt. Say: 'You have collected the evidence. Now you are going to use it like a scientist — to build an argument. A scientific argument has three parts: your Claim, your Evidence, and your Reasoning. I will model one sentence of each, then you continue.' Model briefly with a non-related example (e.g., 'Githeri contains protein — evidence: biuret test turned purple — reasoning: purple colour indicates peptide bonds…'). 2. Give groups 6 minutes for CER drafting. Circulate and listen — do NOT correct content yet, only prompt: 'Is your evidence from YOUR data table, or are you writing what you already believed?' [WAIT 10 seconds.] 3. Cold-call each group for their CLAIM sentence only. Record all claims verbatim on the board. Ask class: 'Which of these claims is supported by the most specific evidence from today's tests?' [WAIT 15 seconds.] 4. Introduce fat-soluble vitamin connection: 'Here is something surprising — Vitamins A, D, E, and K cannot be absorbed by your body without fat present. So if you eat no fat, even a vitamin-rich meal cannot fully protect you. Let that sink in.' [WAIT 15 seconds of silent reflection.] 5. Prompt individual 'So What?' sentence. Cold-call 3 individual learners (not group reporters) to share their sentences. Probe: 'What specific change in the child's body are you predicting — and which chemical is responsible?' [WAIT 10 seconds per learner.] 6. Temperature Check vote: Show of hands, then partner discussion (1 minute), then reveal: 'Night blindness is caused by Vitamin A deficiency — and Vitamin A is fat-soluble. So yes, the SAME dietary gap (no fat, no varied food) causes MULTIPLE symptoms. The body is an interconnected system.'</w:t>
             </w:r>
           </w:p>
         </w:tc>
@@ -10665,7 +10971,7 @@
                 <w:sz w:val="18"/>
                 <w:szCs w:val="18"/>
               </w:rPr>
-              <w:t xml:space="preserve">Strategy: Structured Data Collection with Parallel Tests. Using TWO independent tests for lipids (spot test and ethanol emulsion) models authentic scientific practice — scientists rarely rely on a single test. The parallel structure allows learners to cross-validate their findings, building confidence in evidence. The guided reading on vitamins uses annotation (underline/circle/star) as a discipline-specific literacy strategy, requiring learners to process text actively rather than passively. The Vitamin Summary Strip creates a shared artefact that externalises group understanding and prepares for Phase 3 argumentation.</w:t>
+              <w:t xml:space="preserve">Strategy: Claim–Evidence–Reasoning (CER) Framework. CER is a structured argumentation scaffold that mirrors how scientists communicate findings. By requiring learners to separate their claim (conclusion), evidence (data), and reasoning (mechanism/theory), the teacher disrupts the common student practice of restating observations as explanations. The Temperature Check on night blindness creates productive cognitive dissonance — learners realise the phenomenon (kwashiorkor child) may have MORE deficiency symptoms than initially visible, deepening engagement with the driving question. Recording all group claims on the board makes reasoning public and promotes peer critique.</w:t>
             </w:r>
           </w:p>
         </w:tc>
@@ -10697,7 +11003,7 @@
                 <w:sz w:val="18"/>
                 <w:szCs w:val="18"/>
               </w:rPr>
-              <w:t xml:space="preserve">Observable indicators: (1) Results table is complete for all 8 food samples across both tests — teacher checks for consistency between the two test columns (if a food tests positive in one and negative in the other, prompt the group to repeat or explain the discrepancy). (2) Learners correctly identify ugali as lipid-absent or very low in both tests — this is a critical data point for the phenomenon; if a group marks ugali as lipid-rich, intervene immediately. (3) Vitamin Summary Strip contains at least 4 vitamins with correct Kenyan food sources — look for common errors such as listing only 'vegetables' without specifics or confusing fat-soluble and water-soluble vitamins.</w:t>
+              <w:t xml:space="preserve">Observable indicators: (1) CER paragraphs name a specific deficiency (e.g., Vitamin A, lipids) rather than vague terms like 'nutrients' — groups that write 'the child lacks nutrients' need probing: 'Which nutrient? Name the chemical class.' (2) Evidence sentences cite specific test results (e.g., 'ugali showed no permanent translucent spot and no cloudy emulsion') rather than general statements. (3) Individual 'So What?' sentences connect a missing chemical to a specific body function — this is the key transfer indicator; learners who cannot complete this sentence will need additional scaffolding in Lesson 4. (4) Temperature Check vote distribution — if fewer than 50% connect night blindness to fat deficiency, pause and revisit the fat-soluble vitamin concept before moving to Phase 4.</w:t>
             </w:r>
           </w:p>
         </w:tc>
@@ -10706,32 +11012,32 @@
         <w:tc>
           <w:tcPr>
             <w:tcW w:type="dxa" w:w="1520"/>
-            <w:shd w:fill="E2EFDA" w:color="auto" w:val="clear"/>
-            <w:tcMar>
-              <w:top w:type="dxa" w:w="60"/>
-              <w:left w:type="dxa" w:w="120"/>
-              <w:bottom w:type="dxa" w:w="60"/>
-              <w:right w:type="dxa" w:w="120"/>
-            </w:tcMar>
-            <w:vAlign w:val="top"/>
-          </w:tcPr>
-          <w:p>
-            <w:pPr>
-              <w:spacing w:after="40" w:before="0"/>
-              <w:jc w:val="left"/>
-            </w:pPr>
-            <w:r>
-              <w:rPr>
-                <w:rFonts w:ascii="Arial" w:cs="Arial" w:eastAsia="Arial" w:hAnsi="Arial"/>
-                <w:b/>
-                <w:bCs/>
-                <w:i w:val="false"/>
-                <w:iCs w:val="false"/>
-                <w:color w:val="000000"/>
-                <w:sz w:val="18"/>
-                <w:szCs w:val="18"/>
-              </w:rPr>
-              <w:t xml:space="preserve">Explain Phase</w:t>
+            <w:shd w:fill="FCE4D6" w:color="auto" w:val="clear"/>
+            <w:tcMar>
+              <w:top w:type="dxa" w:w="60"/>
+              <w:left w:type="dxa" w:w="120"/>
+              <w:bottom w:type="dxa" w:w="60"/>
+              <w:right w:type="dxa" w:w="120"/>
+            </w:tcMar>
+            <w:vAlign w:val="top"/>
+          </w:tcPr>
+          <w:p>
+            <w:pPr>
+              <w:spacing w:after="40" w:before="0"/>
+              <w:jc w:val="left"/>
+            </w:pPr>
+            <w:r>
+              <w:rPr>
+                <w:rFonts w:ascii="Arial" w:cs="Arial" w:eastAsia="Arial" w:hAnsi="Arial"/>
+                <w:b/>
+                <w:bCs/>
+                <w:i w:val="false"/>
+                <w:iCs w:val="false"/>
+                <w:color w:val="000000"/>
+                <w:sz w:val="18"/>
+                <w:szCs w:val="18"/>
+              </w:rPr>
+              <w:t xml:space="preserve">Driving Question Board (DQB) Creation</w:t>
             </w:r>
           </w:p>
           <w:p>
@@ -10754,7 +11060,7 @@
             <w:pPr>
               <w:spacing w:after="20" w:before="0"/>
             </w:pPr>
-            <w:hyperlink w:history="1" r:id="rIdzwf-li87o2b3y1enfwuwj">
+            <w:hyperlink w:history="1" r:id="rIdtmfks93dxidihmh7uup5h">
               <w:r>
                 <w:rPr>
                   <w:rFonts w:ascii="Arial" w:cs="Arial" w:eastAsia="Arial" w:hAnsi="Arial"/>
@@ -10763,7 +11069,7 @@
                   <w:szCs w:val="16"/>
                   <w:u w:val="single" w:color="2E75B6"/>
                 </w:rPr>
-                <w:t xml:space="preserve">Introduction to lipids</w:t>
+                <w:t xml:space="preserve">Molecular structure of triglycerides (fats)</w:t>
               </w:r>
             </w:hyperlink>
           </w:p>
@@ -10787,7 +11093,7 @@
               <w:spacing w:after="10" w:before="0"/>
               <w:ind w:left="120"/>
             </w:pPr>
-            <w:hyperlink w:history="1" r:id="rIdkhvjweqldkmyxtdhek5ja">
+            <w:hyperlink w:history="1" r:id="rIdd2aasqlq81640tsesarua">
               <w:r>
                 <w:rPr>
                   <w:rFonts w:ascii="Arial" w:cs="Arial" w:eastAsia="Arial" w:hAnsi="Arial"/>
@@ -10832,7 +11138,7 @@
             <w:pPr>
               <w:spacing w:after="20" w:before="0"/>
             </w:pPr>
-            <w:hyperlink w:history="1" r:id="rIda70lorsgigwuikeepj-gs">
+            <w:hyperlink w:history="1" r:id="rIdiundxtcbkz0z70c4jwby3">
               <w:r>
                 <w:rPr>
                   <w:rFonts w:ascii="Arial" w:cs="Arial" w:eastAsia="Arial" w:hAnsi="Arial"/>
@@ -10841,7 +11147,7 @@
                   <w:szCs w:val="16"/>
                   <w:u w:val="single" w:color="2E75B6"/>
                 </w:rPr>
-                <w:t xml:space="preserve">Lipids</w:t>
+                <w:t xml:space="preserve">Chemical bonds</w:t>
               </w:r>
             </w:hyperlink>
           </w:p>
@@ -10865,7 +11171,7 @@
               <w:spacing w:after="10" w:before="0"/>
               <w:ind w:left="120"/>
             </w:pPr>
-            <w:hyperlink w:history="1" r:id="rId_tvbvp3hyufrs91ipd6jf">
+            <w:hyperlink w:history="1" r:id="rIdgdc-zv5v_sfyzqonf5gnf">
               <w:r>
                 <w:rPr>
                   <w:rFonts w:ascii="Arial" w:cs="Arial" w:eastAsia="Arial" w:hAnsi="Arial"/>
@@ -10907,7 +11213,7 @@
                 <w:sz w:val="18"/>
                 <w:szCs w:val="18"/>
               </w:rPr>
-              <w:t xml:space="preserve">Learners use their experimental data and the Vitamin Summary Strip to construct a written 'Evidence Paragraph' using the CER (Claim–Evidence–Reasoning) framework. The prompt is displayed on the board: 'CLAIM: The Kisumu child eating only ugali is likely deficient in [___]. EVIDENCE: From our food tests, we found that [___]. REASONING: This matters because lipids/vitamins do [___] in the body, and without them [___] could happen.' Groups draft their CER paragraph collaboratively (6 minutes), then each group shares their CLAIM sentence only with the class. The teacher records all claims on the board. A whole-class discussion follows (8 minutes): the teacher introduces the concept of essential fatty acids and fat-soluble vitamin absorption (Vitamins A, D, E, K are absorbed only in the presence of dietary fat), connecting the two investigations. Learners then individually write a 'So What?' sentence: 'This means that eating ugali alone, even in large quantities, will cause ___ because ___.' The lesson pauses for a 'Temperature Check' — the teacher poses the question: 'Could the child's eye problems (night blindness) and skin dryness ALSO be caused by the same dietary gap as the swollen belly?' Learners vote and justify to a partner before the teacher clarifies.</w:t>
+              <w:t xml:space="preserve">Each group revisits the class Driving Question Board (established in Lesson 1) and performs THREE actions: (1) ANSWER a previous sticky note question if today's evidence allows it — they write 'ANSWERED in L3' on the note and add a brief answer strip below it; (2) ADD at least one new question generated by today's findings (e.g., 'If the body can make some fats itself, why do we still need to eat fat?', 'Why does fat-soluble mean it needs fat to be absorbed?', 'Are there Kenyan foods that have BOTH protein AND fat?'); (3) REVISE their group's 'Chemical Map of Food' card, adding lipids and vitamins as new chemical categories with arrows showing their functions. Groups have 5 minutes for this. The teacher then facilitates a 3-minute whole-class DQB gallery walk — learners read new questions silently and place a dot sticker on the question they find MOST interesting or confusing. The top two dot-sticker questions are flagged as 'priority questions for Lesson 4.'</w:t>
             </w:r>
           </w:p>
         </w:tc>
@@ -10939,7 +11245,7 @@
                 <w:sz w:val="18"/>
                 <w:szCs w:val="18"/>
               </w:rPr>
-              <w:t xml:space="preserve">1. Display the CER prompt. Say: 'You have collected the evidence. Now you are going to use it like a scientist — to build an argument. A scientific argument has three parts: your Claim, your Evidence, and your Reasoning. I will model one sentence of each, then you continue.' Model briefly with a non-related example (e.g., 'Githeri contains protein — evidence: biuret test turned purple — reasoning: purple colour indicates peptide bonds…'). 2. Give groups 6 minutes for CER drafting. Circulate and listen — do NOT correct content yet, only prompt: 'Is your evidence from YOUR data table, or are you writing what you already believed?' [WAIT 10 seconds.] 3. Cold-call each group for their CLAIM sentence only. Record all claims verbatim on the board. Ask class: 'Which of these claims is supported by the most specific evidence from today's tests?' [WAIT 15 seconds.] 4. Introduce fat-soluble vitamin connection: 'Here is something surprising — Vitamins A, D, E, and K cannot be absorbed by your body without fat present. So if you eat no fat, even a vitamin-rich meal cannot fully protect you. Let that sink in.' [WAIT 15 seconds of silent reflection.] 5. Prompt individual 'So What?' sentence. Cold-call 3 individual learners (not group reporters) to share their sentences. Probe: 'What specific change in the child's body are you predicting — and which chemical is responsible?' [WAIT 10 seconds per learner.] 6. Temperature Check vote: Show of hands, then partner discussion (1 minute), then reveal: 'Night blindness is caused by Vitamin A deficiency — and Vitamin A is fat-soluble. So yes, the SAME dietary gap (no fat, no varied food) causes MULTIPLE symptoms. The body is an interconnected system.'</w:t>
+              <w:t xml:space="preserve">1. Direct groups to the DQB: 'Go to the board with your group. You have exactly 5 minutes for three jobs — answer what you can, add what you're wondering, update your chemical map card. Assign roles: one writer, one reader of old cards, one map updater.' 2. Circulate during the 5 minutes. Prompt groups that are only adding questions but not answering: 'Look at last lesson's questions about what makes foods different — can you now answer any of those with today's data?' [WAIT 10 seconds.] 3. Facilitate gallery walk: 'Now you have 3 minutes — silent walk, read the new questions, place your dot on the ONE question you find most interesting or most confusing.' [WAIT 3 minutes.] 4. Count dot stickers aloud with the class. Announce: 'These two questions — [read them aloud] — are our priority questions. We will specifically design Lesson 4 to answer them. Write them in your science notebook now.' 5. Connect back: 'Every question you add to this board is a gap in our understanding of WHY the Kisumu child's body is suffering. We are building the answer one lesson at a time.'</w:t>
             </w:r>
           </w:p>
         </w:tc>
@@ -10971,7 +11277,7 @@
                 <w:sz w:val="18"/>
                 <w:szCs w:val="18"/>
               </w:rPr>
-              <w:t xml:space="preserve">Strategy: Claim–Evidence–Reasoning (CER) Framework. CER is a structured argumentation scaffold that mirrors how scientists communicate findings. By requiring learners to separate their claim (conclusion), evidence (data), and reasoning (mechanism/theory), the teacher disrupts the common student practice of restating observations as explanations. The Temperature Check on night blindness creates productive cognitive dissonance — learners realise the phenomenon (kwashiorkor child) may have MORE deficiency symptoms than initially visible, deepening engagement with the driving question. Recording all group claims on the board makes reasoning public and promotes peer critique.</w:t>
+              <w:t xml:space="preserve">Strategy: Living Driving Question Board with Prioritisation Dots. The DQB is a dynamic public record of the class's evolving understanding. The dot-sticker prioritisation is a democratic, low-stakes formative tool that reveals collective confusion and curiosity without individual risk. Requiring groups to ANSWER old questions (not just add new ones) reinforces cumulative learning — learners see their own intellectual progress across lessons. Connecting new DQB questions explicitly to Lesson 4 creates anticipatory sets and maintains narrative momentum across the unit.</w:t>
             </w:r>
           </w:p>
         </w:tc>
@@ -11003,7 +11309,7 @@
                 <w:sz w:val="18"/>
                 <w:szCs w:val="18"/>
               </w:rPr>
-              <w:t xml:space="preserve">Observable indicators: (1) CER paragraphs name a specific deficiency (e.g., Vitamin A, lipids) rather than vague terms like 'nutrients' — groups that write 'the child lacks nutrients' need probing: 'Which nutrient? Name the chemical class.' (2) Evidence sentences cite specific test results (e.g., 'ugali showed no permanent translucent spot and no cloudy emulsion') rather than general statements. (3) Individual 'So What?' sentences connect a missing chemical to a specific body function — this is the key transfer indicator; learners who cannot complete this sentence will need additional scaffolding in Lesson 4. (4) Temperature Check vote distribution — if fewer than 50% connect night blindness to fat deficiency, pause and revisit the fat-soluble vitamin concept before moving to Phase 4.</w:t>
+              <w:t xml:space="preserve">Observable indicators: (1) At least one old DQB question is marked 'ANSWERED in L3' per group — if no group can answer any previous question, the teacher should note this as a comprehension gap and plan a brief review at the start of Lesson 4. (2) New questions are conceptually specific (mention a chemical name, a body function, or a Kenyan food) rather than vague ('I want to know more about food') — prompt vague questions with: 'Can you name the chemical you're curious about?' (3) Chemical Map cards now include FOUR chemical categories (carbohydrates, proteins, lipids, vitamins) — cards missing lipids or vitamins indicate the group has not yet integrated today's learning into their conceptual model.</w:t>
             </w:r>
           </w:p>
         </w:tc>
@@ -11012,32 +11318,32 @@
         <w:tc>
           <w:tcPr>
             <w:tcW w:type="dxa" w:w="1520"/>
-            <w:shd w:fill="FCE4D6" w:color="auto" w:val="clear"/>
-            <w:tcMar>
-              <w:top w:type="dxa" w:w="60"/>
-              <w:left w:type="dxa" w:w="120"/>
-              <w:bottom w:type="dxa" w:w="60"/>
-              <w:right w:type="dxa" w:w="120"/>
-            </w:tcMar>
-            <w:vAlign w:val="top"/>
-          </w:tcPr>
-          <w:p>
-            <w:pPr>
-              <w:spacing w:after="40" w:before="0"/>
-              <w:jc w:val="left"/>
-            </w:pPr>
-            <w:r>
-              <w:rPr>
-                <w:rFonts w:ascii="Arial" w:cs="Arial" w:eastAsia="Arial" w:hAnsi="Arial"/>
-                <w:b/>
-                <w:bCs/>
-                <w:i w:val="false"/>
-                <w:iCs w:val="false"/>
-                <w:color w:val="000000"/>
-                <w:sz w:val="18"/>
-                <w:szCs w:val="18"/>
-              </w:rPr>
-              <w:t xml:space="preserve">Driving Question Board (DQB) Creation</w:t>
+            <w:shd w:fill="D5E8F0" w:color="auto" w:val="clear"/>
+            <w:tcMar>
+              <w:top w:type="dxa" w:w="60"/>
+              <w:left w:type="dxa" w:w="120"/>
+              <w:bottom w:type="dxa" w:w="60"/>
+              <w:right w:type="dxa" w:w="120"/>
+            </w:tcMar>
+            <w:vAlign w:val="top"/>
+          </w:tcPr>
+          <w:p>
+            <w:pPr>
+              <w:spacing w:after="40" w:before="0"/>
+              <w:jc w:val="left"/>
+            </w:pPr>
+            <w:r>
+              <w:rPr>
+                <w:rFonts w:ascii="Arial" w:cs="Arial" w:eastAsia="Arial" w:hAnsi="Arial"/>
+                <w:b/>
+                <w:bCs/>
+                <w:i w:val="false"/>
+                <w:iCs w:val="false"/>
+                <w:color w:val="000000"/>
+                <w:sz w:val="18"/>
+                <w:szCs w:val="18"/>
+              </w:rPr>
+              <w:t xml:space="preserve">Model Building Phase</w:t>
             </w:r>
           </w:p>
           <w:p>
@@ -11060,7 +11366,7 @@
             <w:pPr>
               <w:spacing w:after="20" w:before="0"/>
             </w:pPr>
-            <w:hyperlink w:history="1" r:id="rIdbndigiiluzitba_iupmvv">
+            <w:hyperlink w:history="1" r:id="rIdi5seupfsqwhv9ntp03pau">
               <w:r>
                 <w:rPr>
                   <w:rFonts w:ascii="Arial" w:cs="Arial" w:eastAsia="Arial" w:hAnsi="Arial"/>
@@ -11069,7 +11375,7 @@
                   <w:szCs w:val="16"/>
                   <w:u w:val="single" w:color="2E75B6"/>
                 </w:rPr>
-                <w:t xml:space="preserve">Lipid overview</w:t>
+                <w:t xml:space="preserve">Molecular structure of triglycerides (fats)</w:t>
               </w:r>
             </w:hyperlink>
           </w:p>
@@ -11093,7 +11399,7 @@
               <w:spacing w:after="10" w:before="0"/>
               <w:ind w:left="120"/>
             </w:pPr>
-            <w:hyperlink w:history="1" r:id="rIdwembnc7a3ivorawedxxun">
+            <w:hyperlink w:history="1" r:id="rIdt1ch67frlcxmhl9oeybbe">
               <w:r>
                 <w:rPr>
                   <w:rFonts w:ascii="Arial" w:cs="Arial" w:eastAsia="Arial" w:hAnsi="Arial"/>
@@ -11138,7 +11444,7 @@
             <w:pPr>
               <w:spacing w:after="20" w:before="0"/>
             </w:pPr>
-            <w:hyperlink w:history="1" r:id="rIdvtmku1lcxf9ah7wl93oqi">
+            <w:hyperlink w:history="1" r:id="rIdh6yksdmhcnlhnk4uxsbn3">
               <w:r>
                 <w:rPr>
                   <w:rFonts w:ascii="Arial" w:cs="Arial" w:eastAsia="Arial" w:hAnsi="Arial"/>
@@ -11147,7 +11453,7 @@
                   <w:szCs w:val="16"/>
                   <w:u w:val="single" w:color="2E75B6"/>
                 </w:rPr>
-                <w:t xml:space="preserve">Lipids</w:t>
+                <w:t xml:space="preserve">Chemical bonds</w:t>
               </w:r>
             </w:hyperlink>
           </w:p>
@@ -11171,313 +11477,7 @@
               <w:spacing w:after="10" w:before="0"/>
               <w:ind w:left="120"/>
             </w:pPr>
-            <w:hyperlink w:history="1" r:id="rIdc7bx8psyobomem5vk8gkg">
-              <w:r>
-                <w:rPr>
-                  <w:rFonts w:ascii="Arial" w:cs="Arial" w:eastAsia="Arial" w:hAnsi="Arial"/>
-                  <w:color w:val="595959"/>
-                  <w:sz w:val="14"/>
-                  <w:szCs w:val="14"/>
-                  <w:u w:val="single" w:color="595959"/>
-                </w:rPr>
-                <w:t xml:space="preserve">🔍 Search ARES for similar readings</w:t>
-              </w:r>
-            </w:hyperlink>
-          </w:p>
-        </w:tc>
-        <w:tc>
-          <w:tcPr>
-            <w:tcW w:type="dxa" w:w="3040"/>
-            <w:shd w:fill="FFFFFF" w:color="auto" w:val="clear"/>
-            <w:tcMar>
-              <w:top w:type="dxa" w:w="60"/>
-              <w:left w:type="dxa" w:w="120"/>
-              <w:bottom w:type="dxa" w:w="60"/>
-              <w:right w:type="dxa" w:w="120"/>
-            </w:tcMar>
-            <w:vAlign w:val="top"/>
-          </w:tcPr>
-          <w:p>
-            <w:pPr>
-              <w:spacing w:after="40" w:before="0"/>
-              <w:jc w:val="left"/>
-            </w:pPr>
-            <w:r>
-              <w:rPr>
-                <w:rFonts w:ascii="Arial" w:cs="Arial" w:eastAsia="Arial" w:hAnsi="Arial"/>
-                <w:b w:val="false"/>
-                <w:bCs w:val="false"/>
-                <w:i w:val="false"/>
-                <w:iCs w:val="false"/>
-                <w:color w:val="000000"/>
-                <w:sz w:val="18"/>
-                <w:szCs w:val="18"/>
-              </w:rPr>
-              <w:t xml:space="preserve">Each group revisits the class Driving Question Board (established in Lesson 1) and performs THREE actions: (1) ANSWER a previous sticky note question if today's evidence allows it — they write 'ANSWERED in L3' on the note and add a brief answer strip below it; (2) ADD at least one new question generated by today's findings (e.g., 'If the body can make some fats itself, why do we still need to eat fat?', 'Why does fat-soluble mean it needs fat to be absorbed?', 'Are there Kenyan foods that have BOTH protein AND fat?'); (3) REVISE their group's 'Chemical Map of Food' card, adding lipids and vitamins as new chemical categories with arrows showing their functions. Groups have 5 minutes for this. The teacher then facilitates a 3-minute whole-class DQB gallery walk — learners read new questions silently and place a dot sticker on the question they find MOST interesting or confusing. The top two dot-sticker questions are flagged as 'priority questions for Lesson 4.'</w:t>
-            </w:r>
-          </w:p>
-        </w:tc>
-        <w:tc>
-          <w:tcPr>
-            <w:tcW w:type="dxa" w:w="3040"/>
-            <w:shd w:fill="F2F2F2" w:color="auto" w:val="clear"/>
-            <w:tcMar>
-              <w:top w:type="dxa" w:w="60"/>
-              <w:left w:type="dxa" w:w="120"/>
-              <w:bottom w:type="dxa" w:w="60"/>
-              <w:right w:type="dxa" w:w="120"/>
-            </w:tcMar>
-            <w:vAlign w:val="top"/>
-          </w:tcPr>
-          <w:p>
-            <w:pPr>
-              <w:spacing w:after="40" w:before="0"/>
-              <w:jc w:val="left"/>
-            </w:pPr>
-            <w:r>
-              <w:rPr>
-                <w:rFonts w:ascii="Arial" w:cs="Arial" w:eastAsia="Arial" w:hAnsi="Arial"/>
-                <w:b w:val="false"/>
-                <w:bCs w:val="false"/>
-                <w:i w:val="false"/>
-                <w:iCs w:val="false"/>
-                <w:color w:val="000000"/>
-                <w:sz w:val="18"/>
-                <w:szCs w:val="18"/>
-              </w:rPr>
-              <w:t xml:space="preserve">1. Direct groups to the DQB: 'Go to the board with your group. You have exactly 5 minutes for three jobs — answer what you can, add what you're wondering, update your chemical map card. Assign roles: one writer, one reader of old cards, one map updater.' 2. Circulate during the 5 minutes. Prompt groups that are only adding questions but not answering: 'Look at last lesson's questions about what makes foods different — can you now answer any of those with today's data?' [WAIT 10 seconds.] 3. Facilitate gallery walk: 'Now you have 3 minutes — silent walk, read the new questions, place your dot on the ONE question you find most interesting or most confusing.' [WAIT 3 minutes.] 4. Count dot stickers aloud with the class. Announce: 'These two questions — [read them aloud] — are our priority questions. We will specifically design Lesson 4 to answer them. Write them in your science notebook now.' 5. Connect back: 'Every question you add to this board is a gap in our understanding of WHY the Kisumu child's body is suffering. We are building the answer one lesson at a time.'</w:t>
-            </w:r>
-          </w:p>
-        </w:tc>
-        <w:tc>
-          <w:tcPr>
-            <w:tcW w:type="dxa" w:w="3040"/>
-            <w:shd w:fill="FFFFFF" w:color="auto" w:val="clear"/>
-            <w:tcMar>
-              <w:top w:type="dxa" w:w="60"/>
-              <w:left w:type="dxa" w:w="120"/>
-              <w:bottom w:type="dxa" w:w="60"/>
-              <w:right w:type="dxa" w:w="120"/>
-            </w:tcMar>
-            <w:vAlign w:val="top"/>
-          </w:tcPr>
-          <w:p>
-            <w:pPr>
-              <w:spacing w:after="40" w:before="0"/>
-              <w:jc w:val="left"/>
-            </w:pPr>
-            <w:r>
-              <w:rPr>
-                <w:rFonts w:ascii="Arial" w:cs="Arial" w:eastAsia="Arial" w:hAnsi="Arial"/>
-                <w:b w:val="false"/>
-                <w:bCs w:val="false"/>
-                <w:i w:val="false"/>
-                <w:iCs w:val="false"/>
-                <w:color w:val="000000"/>
-                <w:sz w:val="18"/>
-                <w:szCs w:val="18"/>
-              </w:rPr>
-              <w:t xml:space="preserve">Strategy: Living Driving Question Board with Prioritisation Dots. The DQB is a dynamic public record of the class's evolving understanding. The dot-sticker prioritisation is a democratic, low-stakes formative tool that reveals collective confusion and curiosity without individual risk. Requiring groups to ANSWER old questions (not just add new ones) reinforces cumulative learning — learners see their own intellectual progress across lessons. Connecting new DQB questions explicitly to Lesson 4 creates anticipatory sets and maintains narrative momentum across the unit.</w:t>
-            </w:r>
-          </w:p>
-        </w:tc>
-        <w:tc>
-          <w:tcPr>
-            <w:tcW w:type="dxa" w:w="3040"/>
-            <w:shd w:fill="F2F2F2" w:color="auto" w:val="clear"/>
-            <w:tcMar>
-              <w:top w:type="dxa" w:w="60"/>
-              <w:left w:type="dxa" w:w="120"/>
-              <w:bottom w:type="dxa" w:w="60"/>
-              <w:right w:type="dxa" w:w="120"/>
-            </w:tcMar>
-            <w:vAlign w:val="top"/>
-          </w:tcPr>
-          <w:p>
-            <w:pPr>
-              <w:spacing w:after="40" w:before="0"/>
-              <w:jc w:val="left"/>
-            </w:pPr>
-            <w:r>
-              <w:rPr>
-                <w:rFonts w:ascii="Arial" w:cs="Arial" w:eastAsia="Arial" w:hAnsi="Arial"/>
-                <w:b w:val="false"/>
-                <w:bCs w:val="false"/>
-                <w:i w:val="false"/>
-                <w:iCs w:val="false"/>
-                <w:color w:val="000000"/>
-                <w:sz w:val="18"/>
-                <w:szCs w:val="18"/>
-              </w:rPr>
-              <w:t xml:space="preserve">Observable indicators: (1) At least one old DQB question is marked 'ANSWERED in L3' per group — if no group can answer any previous question, the teacher should note this as a comprehension gap and plan a brief review at the start of Lesson 4. (2) New questions are conceptually specific (mention a chemical name, a body function, or a Kenyan food) rather than vague ('I want to know more about food') — prompt vague questions with: 'Can you name the chemical you're curious about?' (3) Chemical Map cards now include FOUR chemical categories (carbohydrates, proteins, lipids, vitamins) — cards missing lipids or vitamins indicate the group has not yet integrated today's learning into their conceptual model.</w:t>
-            </w:r>
-          </w:p>
-        </w:tc>
-      </w:tr>
-      <w:tr>
-        <w:tc>
-          <w:tcPr>
-            <w:tcW w:type="dxa" w:w="1520"/>
-            <w:shd w:fill="D5E8F0" w:color="auto" w:val="clear"/>
-            <w:tcMar>
-              <w:top w:type="dxa" w:w="60"/>
-              <w:left w:type="dxa" w:w="120"/>
-              <w:bottom w:type="dxa" w:w="60"/>
-              <w:right w:type="dxa" w:w="120"/>
-            </w:tcMar>
-            <w:vAlign w:val="top"/>
-          </w:tcPr>
-          <w:p>
-            <w:pPr>
-              <w:spacing w:after="40" w:before="0"/>
-              <w:jc w:val="left"/>
-            </w:pPr>
-            <w:r>
-              <w:rPr>
-                <w:rFonts w:ascii="Arial" w:cs="Arial" w:eastAsia="Arial" w:hAnsi="Arial"/>
-                <w:b/>
-                <w:bCs/>
-                <w:i w:val="false"/>
-                <w:iCs w:val="false"/>
-                <w:color w:val="000000"/>
-                <w:sz w:val="18"/>
-                <w:szCs w:val="18"/>
-              </w:rPr>
-              <w:t xml:space="preserve">Model Building Phase</w:t>
-            </w:r>
-          </w:p>
-          <w:p>
-            <w:pPr>
-              <w:spacing w:after="20" w:before="0"/>
-            </w:pPr>
-            <w:r>
-              <w:rPr>
-                <w:rFonts w:ascii="Arial" w:cs="Arial" w:eastAsia="Arial" w:hAnsi="Arial"/>
-                <w:b/>
-                <w:bCs/>
-                <w:color w:val="1F3864"/>
-                <w:sz w:val="16"/>
-                <w:szCs w:val="16"/>
-              </w:rPr>
-              <w:t xml:space="preserve">📹 VIDEO:</w:t>
-            </w:r>
-          </w:p>
-          <w:p>
-            <w:pPr>
-              <w:spacing w:after="20" w:before="0"/>
-            </w:pPr>
-            <w:hyperlink w:history="1" r:id="rIdgrwnzvltd_ukfyunkn4jw">
-              <w:r>
-                <w:rPr>
-                  <w:rFonts w:ascii="Arial" w:cs="Arial" w:eastAsia="Arial" w:hAnsi="Arial"/>
-                  <w:color w:val="2E75B6"/>
-                  <w:sz w:val="16"/>
-                  <w:szCs w:val="16"/>
-                  <w:u w:val="single" w:color="2E75B6"/>
-                </w:rPr>
-                <w:t xml:space="preserve">Molecular structure of triglycerides (fats)</w:t>
-              </w:r>
-            </w:hyperlink>
-          </w:p>
-          <w:p>
-            <w:pPr>
-              <w:spacing w:after="10" w:before="0"/>
-              <w:ind w:left="120"/>
-            </w:pPr>
-            <w:r>
-              <w:rPr>
-                <w:rFonts w:ascii="Arial" w:cs="Arial" w:eastAsia="Arial" w:hAnsi="Arial"/>
-                <w:color w:val="595959"/>
-                <w:sz w:val="14"/>
-                <w:szCs w:val="14"/>
-              </w:rPr>
-              <w:t xml:space="preserve">Source: Khan Academy (English - US curriculum)</w:t>
-            </w:r>
-          </w:p>
-          <w:p>
-            <w:pPr>
-              <w:spacing w:after="10" w:before="0"/>
-              <w:ind w:left="120"/>
-            </w:pPr>
-            <w:hyperlink w:history="1" r:id="rIdmnb_6iazzllzoimwd4pej">
-              <w:r>
-                <w:rPr>
-                  <w:rFonts w:ascii="Arial" w:cs="Arial" w:eastAsia="Arial" w:hAnsi="Arial"/>
-                  <w:color w:val="595959"/>
-                  <w:sz w:val="14"/>
-                  <w:szCs w:val="14"/>
-                  <w:u w:val="single" w:color="595959"/>
-                </w:rPr>
-                <w:t xml:space="preserve">🔍 Search ARES for similar videos</w:t>
-              </w:r>
-            </w:hyperlink>
-          </w:p>
-          <w:p>
-            <w:pPr>
-              <w:spacing w:after="40" w:before="0"/>
-            </w:pPr>
-            <w:r>
-              <w:rPr>
-                <w:sz w:val="14"/>
-                <w:szCs w:val="14"/>
-              </w:rPr>
-              <w:t xml:space="preserve"/>
-            </w:r>
-          </w:p>
-          <w:p>
-            <w:pPr>
-              <w:spacing w:after="20" w:before="0"/>
-            </w:pPr>
-            <w:r>
-              <w:rPr>
-                <w:rFonts w:ascii="Arial" w:cs="Arial" w:eastAsia="Arial" w:hAnsi="Arial"/>
-                <w:b/>
-                <w:bCs/>
-                <w:color w:val="1F3864"/>
-                <w:sz w:val="16"/>
-                <w:szCs w:val="16"/>
-              </w:rPr>
-              <w:t xml:space="preserve">📖 EXERCISE:</w:t>
-            </w:r>
-          </w:p>
-          <w:p>
-            <w:pPr>
-              <w:spacing w:after="20" w:before="0"/>
-            </w:pPr>
-            <w:hyperlink w:history="1" r:id="rIdewrklmnnfglme9umwv6jl">
-              <w:r>
-                <w:rPr>
-                  <w:rFonts w:ascii="Arial" w:cs="Arial" w:eastAsia="Arial" w:hAnsi="Arial"/>
-                  <w:color w:val="2E75B6"/>
-                  <w:sz w:val="16"/>
-                  <w:szCs w:val="16"/>
-                  <w:u w:val="single" w:color="2E75B6"/>
-                </w:rPr>
-                <w:t xml:space="preserve">Lipids</w:t>
-              </w:r>
-            </w:hyperlink>
-          </w:p>
-          <w:p>
-            <w:pPr>
-              <w:spacing w:after="10" w:before="0"/>
-              <w:ind w:left="120"/>
-            </w:pPr>
-            <w:r>
-              <w:rPr>
-                <w:rFonts w:ascii="Arial" w:cs="Arial" w:eastAsia="Arial" w:hAnsi="Arial"/>
-                <w:color w:val="595959"/>
-                <w:sz w:val="14"/>
-                <w:szCs w:val="14"/>
-              </w:rPr>
-              <w:t xml:space="preserve">Source: Khan Academy (English - US curriculum)</w:t>
-            </w:r>
-          </w:p>
-          <w:p>
-            <w:pPr>
-              <w:spacing w:after="10" w:before="0"/>
-              <w:ind w:left="120"/>
-            </w:pPr>
-            <w:hyperlink w:history="1" r:id="rIdvigjf-7c7pljimiubumdr">
+            <w:hyperlink w:history="1" r:id="rIdc4_-jml2er22urr48hju1">
               <w:r>
                 <w:rPr>
                   <w:rFonts w:ascii="Arial" w:cs="Arial" w:eastAsia="Arial" w:hAnsi="Arial"/>
@@ -12964,7 +12964,1231 @@
             <w:pPr>
               <w:spacing w:after="20" w:before="0"/>
             </w:pPr>
-            <w:hyperlink w:history="1" r:id="rIdz0nz2f21rynfcpymko71t">
+            <w:hyperlink w:history="1" r:id="rIdimscelymosme1ps7zwh7g">
+              <w:r>
+                <w:rPr>
+                  <w:rFonts w:ascii="Arial" w:cs="Arial" w:eastAsia="Arial" w:hAnsi="Arial"/>
+                  <w:color w:val="2E75B6"/>
+                  <w:sz w:val="16"/>
+                  <w:szCs w:val="16"/>
+                  <w:u w:val="single" w:color="2E75B6"/>
+                </w:rPr>
+                <w:t xml:space="preserve">Dehydration synthesis or a condensation reaction</w:t>
+              </w:r>
+            </w:hyperlink>
+          </w:p>
+          <w:p>
+            <w:pPr>
+              <w:spacing w:after="10" w:before="0"/>
+              <w:ind w:left="120"/>
+            </w:pPr>
+            <w:r>
+              <w:rPr>
+                <w:rFonts w:ascii="Arial" w:cs="Arial" w:eastAsia="Arial" w:hAnsi="Arial"/>
+                <w:color w:val="595959"/>
+                <w:sz w:val="14"/>
+                <w:szCs w:val="14"/>
+              </w:rPr>
+              <w:t xml:space="preserve">Source: Khan Academy (English - US curriculum)</w:t>
+            </w:r>
+          </w:p>
+          <w:p>
+            <w:pPr>
+              <w:spacing w:after="10" w:before="0"/>
+              <w:ind w:left="120"/>
+            </w:pPr>
+            <w:hyperlink w:history="1" r:id="rIdjpotrd1i_tjhozkocreth">
+              <w:r>
+                <w:rPr>
+                  <w:rFonts w:ascii="Arial" w:cs="Arial" w:eastAsia="Arial" w:hAnsi="Arial"/>
+                  <w:color w:val="595959"/>
+                  <w:sz w:val="14"/>
+                  <w:szCs w:val="14"/>
+                  <w:u w:val="single" w:color="595959"/>
+                </w:rPr>
+                <w:t xml:space="preserve">🔍 Search ARES for similar videos</w:t>
+              </w:r>
+            </w:hyperlink>
+          </w:p>
+          <w:p>
+            <w:pPr>
+              <w:spacing w:after="40" w:before="0"/>
+            </w:pPr>
+            <w:r>
+              <w:rPr>
+                <w:sz w:val="14"/>
+                <w:szCs w:val="14"/>
+              </w:rPr>
+              <w:t xml:space="preserve"/>
+            </w:r>
+          </w:p>
+          <w:p>
+            <w:pPr>
+              <w:spacing w:after="20" w:before="0"/>
+            </w:pPr>
+            <w:r>
+              <w:rPr>
+                <w:rFonts w:ascii="Arial" w:cs="Arial" w:eastAsia="Arial" w:hAnsi="Arial"/>
+                <w:b/>
+                <w:bCs/>
+                <w:color w:val="1F3864"/>
+                <w:sz w:val="16"/>
+                <w:szCs w:val="16"/>
+              </w:rPr>
+              <w:t xml:space="preserve">📖 HTML:</w:t>
+            </w:r>
+          </w:p>
+          <w:p>
+            <w:pPr>
+              <w:spacing w:after="20" w:before="0"/>
+            </w:pPr>
+            <w:hyperlink w:history="1" r:id="rIdbvvrbuvwkimz-titpiw53">
+              <w:r>
+                <w:rPr>
+                  <w:rFonts w:ascii="Arial" w:cs="Arial" w:eastAsia="Arial" w:hAnsi="Arial"/>
+                  <w:color w:val="2E75B6"/>
+                  <w:sz w:val="16"/>
+                  <w:szCs w:val="16"/>
+                  <w:u w:val="single" w:color="2E75B6"/>
+                </w:rPr>
+                <w:t xml:space="preserve">Carbohydrate Classification (Flexbook)</w:t>
+              </w:r>
+            </w:hyperlink>
+          </w:p>
+          <w:p>
+            <w:pPr>
+              <w:spacing w:after="10" w:before="0"/>
+              <w:ind w:left="120"/>
+            </w:pPr>
+            <w:r>
+              <w:rPr>
+                <w:rFonts w:ascii="Arial" w:cs="Arial" w:eastAsia="Arial" w:hAnsi="Arial"/>
+                <w:color w:val="595959"/>
+                <w:sz w:val="14"/>
+                <w:szCs w:val="14"/>
+              </w:rPr>
+              <w:t xml:space="preserve">Source: CK-12</w:t>
+            </w:r>
+          </w:p>
+          <w:p>
+            <w:pPr>
+              <w:spacing w:after="10" w:before="0"/>
+              <w:ind w:left="120"/>
+            </w:pPr>
+            <w:hyperlink w:history="1" r:id="rIdyujazhqwx9gwet2f0uezt">
+              <w:r>
+                <w:rPr>
+                  <w:rFonts w:ascii="Arial" w:cs="Arial" w:eastAsia="Arial" w:hAnsi="Arial"/>
+                  <w:color w:val="595959"/>
+                  <w:sz w:val="14"/>
+                  <w:szCs w:val="14"/>
+                  <w:u w:val="single" w:color="595959"/>
+                </w:rPr>
+                <w:t xml:space="preserve">🔍 Search ARES for similar readings</w:t>
+              </w:r>
+            </w:hyperlink>
+          </w:p>
+        </w:tc>
+        <w:tc>
+          <w:tcPr>
+            <w:tcW w:type="dxa" w:w="3040"/>
+            <w:shd w:fill="FFFFFF" w:color="auto" w:val="clear"/>
+            <w:tcMar>
+              <w:top w:type="dxa" w:w="60"/>
+              <w:left w:type="dxa" w:w="120"/>
+              <w:bottom w:type="dxa" w:w="60"/>
+              <w:right w:type="dxa" w:w="120"/>
+            </w:tcMar>
+            <w:vAlign w:val="top"/>
+          </w:tcPr>
+          <w:p>
+            <w:pPr>
+              <w:spacing w:after="40" w:before="0"/>
+              <w:jc w:val="left"/>
+            </w:pPr>
+            <w:r>
+              <w:rPr>
+                <w:rFonts w:ascii="Arial" w:cs="Arial" w:eastAsia="Arial" w:hAnsi="Arial"/>
+                <w:b w:val="false"/>
+                <w:bCs w:val="false"/>
+                <w:i w:val="false"/>
+                <w:iCs w:val="false"/>
+                <w:color w:val="000000"/>
+                <w:sz w:val="18"/>
+                <w:szCs w:val="18"/>
+              </w:rPr>
+              <w:t xml:space="preserve">Learners are shown the anchoring phenomenon photographs of the two Kisumu children (the child with kwashiorkor eating ugali daily vs. the healthy child eating githeri) displayed at the front of the room. Working individually for 2 minutes, then in pairs for 2 minutes, learners write a prediction in their science notebooks responding to the prompt: 'We now know ugali is mostly starch and githeri contains both starch and protein. Predict: what do you think is DIFFERENT about the molecules in starch versus the molecules in protein — and why might that difference matter for the child's body?' Pairs then share predictions with a neighbouring pair (think-pair-square) before three pairs are cold-called to share with the class. Predictions are recorded on a class 'Before' column of a T-chart on the board titled 'What we predicted vs. what we found.'</w:t>
+            </w:r>
+          </w:p>
+        </w:tc>
+        <w:tc>
+          <w:tcPr>
+            <w:tcW w:type="dxa" w:w="3040"/>
+            <w:shd w:fill="F2F2F2" w:color="auto" w:val="clear"/>
+            <w:tcMar>
+              <w:top w:type="dxa" w:w="60"/>
+              <w:left w:type="dxa" w:w="120"/>
+              <w:bottom w:type="dxa" w:w="60"/>
+              <w:right w:type="dxa" w:w="120"/>
+            </w:tcMar>
+            <w:vAlign w:val="top"/>
+          </w:tcPr>
+          <w:p>
+            <w:pPr>
+              <w:spacing w:after="40" w:before="0"/>
+              <w:jc w:val="left"/>
+            </w:pPr>
+            <w:r>
+              <w:rPr>
+                <w:rFonts w:ascii="Arial" w:cs="Arial" w:eastAsia="Arial" w:hAnsi="Arial"/>
+                <w:b w:val="false"/>
+                <w:bCs w:val="false"/>
+                <w:i w:val="false"/>
+                <w:iCs w:val="false"/>
+                <w:color w:val="000000"/>
+                <w:sz w:val="18"/>
+                <w:szCs w:val="18"/>
+              </w:rPr>
+              <w:t xml:space="preserve">Display the two photographs prominently. Say: 'Look carefully at these two children. You have spent three lessons gathering evidence about the chemicals in food. Today we go deeper — we look INSIDE those chemicals at their molecular structure. Before I show you anything new, I want your best scientific prediction.' Circulate during individual writing — do not correct or affirm. After 2 minutes, say: 'Now share with your partner. You have 2 minutes — both of you must speak.' After pair discussion, say: 'I am going to cold-call three pairs — be ready.' Cold-call Pair 1, Pair 2, Pair 3. For each response, ask a probing follow-up: 'What evidence from our previous lessons supports that prediction?' Allow 10–12 seconds of WAIT TIME after each follow-up before accepting a response. Record key prediction words (e.g. 'starch is simpler,' 'protein has more parts,' 'amino acids') verbatim on the T-chart 'Before' column without evaluation.</w:t>
+            </w:r>
+          </w:p>
+        </w:tc>
+        <w:tc>
+          <w:tcPr>
+            <w:tcW w:type="dxa" w:w="3040"/>
+            <w:shd w:fill="FFFFFF" w:color="auto" w:val="clear"/>
+            <w:tcMar>
+              <w:top w:type="dxa" w:w="60"/>
+              <w:left w:type="dxa" w:w="120"/>
+              <w:bottom w:type="dxa" w:w="60"/>
+              <w:right w:type="dxa" w:w="120"/>
+            </w:tcMar>
+            <w:vAlign w:val="top"/>
+          </w:tcPr>
+          <w:p>
+            <w:pPr>
+              <w:spacing w:after="40" w:before="0"/>
+              <w:jc w:val="left"/>
+            </w:pPr>
+            <w:r>
+              <w:rPr>
+                <w:rFonts w:ascii="Arial" w:cs="Arial" w:eastAsia="Arial" w:hAnsi="Arial"/>
+                <w:b w:val="false"/>
+                <w:bCs w:val="false"/>
+                <w:i w:val="false"/>
+                <w:iCs w:val="false"/>
+                <w:color w:val="000000"/>
+                <w:sz w:val="18"/>
+                <w:szCs w:val="18"/>
+              </w:rPr>
+              <w:t xml:space="preserve">Think-Pair-Square-Share: This strategy activates prior knowledge from Lessons 1–3, surfaces existing mental models about molecular structure, and creates cognitive dissonance that motivates the evidence-gathering phases. Recording predictions publicly commits learners to ideas they will test and revise, making the later sensemaking more meaningful.</w:t>
+            </w:r>
+          </w:p>
+        </w:tc>
+        <w:tc>
+          <w:tcPr>
+            <w:tcW w:type="dxa" w:w="3040"/>
+            <w:shd w:fill="F2F2F2" w:color="auto" w:val="clear"/>
+            <w:tcMar>
+              <w:top w:type="dxa" w:w="60"/>
+              <w:left w:type="dxa" w:w="120"/>
+              <w:bottom w:type="dxa" w:w="60"/>
+              <w:right w:type="dxa" w:w="120"/>
+            </w:tcMar>
+            <w:vAlign w:val="top"/>
+          </w:tcPr>
+          <w:p>
+            <w:pPr>
+              <w:spacing w:after="40" w:before="0"/>
+              <w:jc w:val="left"/>
+            </w:pPr>
+            <w:r>
+              <w:rPr>
+                <w:rFonts w:ascii="Arial" w:cs="Arial" w:eastAsia="Arial" w:hAnsi="Arial"/>
+                <w:b w:val="false"/>
+                <w:bCs w:val="false"/>
+                <w:i w:val="false"/>
+                <w:iCs w:val="false"/>
+                <w:color w:val="000000"/>
+                <w:sz w:val="18"/>
+                <w:szCs w:val="18"/>
+              </w:rPr>
+              <w:t xml:space="preserve">Teacher scans written predictions during circulation — look for evidence that learners are connecting chemical class names (carbohydrate, protein) to function rather than just food names. Observable indicator of readiness: learner writes at least one functional claim (e.g. 'starch gives energy but cannot build muscle'). Learners who write only food names (e.g. 'ugali has starch, githeri has beans') are noted for targeted questioning during Phase 2.</w:t>
+            </w:r>
+          </w:p>
+        </w:tc>
+      </w:tr>
+      <w:tr>
+        <w:tc>
+          <w:tcPr>
+            <w:tcW w:type="dxa" w:w="1520"/>
+            <w:shd w:fill="D9EEF1" w:color="auto" w:val="clear"/>
+            <w:tcMar>
+              <w:top w:type="dxa" w:w="60"/>
+              <w:left w:type="dxa" w:w="120"/>
+              <w:bottom w:type="dxa" w:w="60"/>
+              <w:right w:type="dxa" w:w="120"/>
+            </w:tcMar>
+            <w:vAlign w:val="top"/>
+          </w:tcPr>
+          <w:p>
+            <w:pPr>
+              <w:spacing w:after="40" w:before="0"/>
+              <w:jc w:val="left"/>
+            </w:pPr>
+            <w:r>
+              <w:rPr>
+                <w:rFonts w:ascii="Arial" w:cs="Arial" w:eastAsia="Arial" w:hAnsi="Arial"/>
+                <w:b/>
+                <w:bCs/>
+                <w:i w:val="false"/>
+                <w:iCs w:val="false"/>
+                <w:color w:val="000000"/>
+                <w:sz w:val="18"/>
+                <w:szCs w:val="18"/>
+              </w:rPr>
+              <w:t xml:space="preserve">Observe Phase</w:t>
+            </w:r>
+          </w:p>
+          <w:p>
+            <w:pPr>
+              <w:spacing w:after="20" w:before="0"/>
+            </w:pPr>
+            <w:r>
+              <w:rPr>
+                <w:rFonts w:ascii="Arial" w:cs="Arial" w:eastAsia="Arial" w:hAnsi="Arial"/>
+                <w:b/>
+                <w:bCs/>
+                <w:color w:val="1F3864"/>
+                <w:sz w:val="16"/>
+                <w:szCs w:val="16"/>
+              </w:rPr>
+              <w:t xml:space="preserve">📹 VIDEO:</w:t>
+            </w:r>
+          </w:p>
+          <w:p>
+            <w:pPr>
+              <w:spacing w:after="20" w:before="0"/>
+            </w:pPr>
+            <w:hyperlink w:history="1" r:id="rIdhpx1t2tfdo25rn1yoijyj">
+              <w:r>
+                <w:rPr>
+                  <w:rFonts w:ascii="Arial" w:cs="Arial" w:eastAsia="Arial" w:hAnsi="Arial"/>
+                  <w:color w:val="2E75B6"/>
+                  <w:sz w:val="16"/>
+                  <w:szCs w:val="16"/>
+                  <w:u w:val="single" w:color="2E75B6"/>
+                </w:rPr>
+                <w:t xml:space="preserve">Introduction to carbohydrates</w:t>
+              </w:r>
+            </w:hyperlink>
+          </w:p>
+          <w:p>
+            <w:pPr>
+              <w:spacing w:after="10" w:before="0"/>
+              <w:ind w:left="120"/>
+            </w:pPr>
+            <w:r>
+              <w:rPr>
+                <w:rFonts w:ascii="Arial" w:cs="Arial" w:eastAsia="Arial" w:hAnsi="Arial"/>
+                <w:color w:val="595959"/>
+                <w:sz w:val="14"/>
+                <w:szCs w:val="14"/>
+              </w:rPr>
+              <w:t xml:space="preserve">Source: Khan Academy (English - US curriculum)</w:t>
+            </w:r>
+          </w:p>
+          <w:p>
+            <w:pPr>
+              <w:spacing w:after="10" w:before="0"/>
+              <w:ind w:left="120"/>
+            </w:pPr>
+            <w:hyperlink w:history="1" r:id="rIdt93h_3qn6f8m-cqx3iact">
+              <w:r>
+                <w:rPr>
+                  <w:rFonts w:ascii="Arial" w:cs="Arial" w:eastAsia="Arial" w:hAnsi="Arial"/>
+                  <w:color w:val="595959"/>
+                  <w:sz w:val="14"/>
+                  <w:szCs w:val="14"/>
+                  <w:u w:val="single" w:color="595959"/>
+                </w:rPr>
+                <w:t xml:space="preserve">🔍 Search ARES for similar videos</w:t>
+              </w:r>
+            </w:hyperlink>
+          </w:p>
+          <w:p>
+            <w:pPr>
+              <w:spacing w:after="40" w:before="0"/>
+            </w:pPr>
+            <w:r>
+              <w:rPr>
+                <w:sz w:val="14"/>
+                <w:szCs w:val="14"/>
+              </w:rPr>
+              <w:t xml:space="preserve"/>
+            </w:r>
+          </w:p>
+          <w:p>
+            <w:pPr>
+              <w:spacing w:after="20" w:before="0"/>
+            </w:pPr>
+            <w:r>
+              <w:rPr>
+                <w:rFonts w:ascii="Arial" w:cs="Arial" w:eastAsia="Arial" w:hAnsi="Arial"/>
+                <w:b/>
+                <w:bCs/>
+                <w:color w:val="1F3864"/>
+                <w:sz w:val="16"/>
+                <w:szCs w:val="16"/>
+              </w:rPr>
+              <w:t xml:space="preserve">📖 EXERCISE:</w:t>
+            </w:r>
+          </w:p>
+          <w:p>
+            <w:pPr>
+              <w:spacing w:after="20" w:before="0"/>
+            </w:pPr>
+            <w:hyperlink w:history="1" r:id="rIddrw6lkgfgc9sj4trxxfcc">
+              <w:r>
+                <w:rPr>
+                  <w:rFonts w:ascii="Arial" w:cs="Arial" w:eastAsia="Arial" w:hAnsi="Arial"/>
+                  <w:color w:val="2E75B6"/>
+                  <w:sz w:val="16"/>
+                  <w:szCs w:val="16"/>
+                  <w:u w:val="single" w:color="2E75B6"/>
+                </w:rPr>
+                <w:t xml:space="preserve">Carbohydrate Classification Practice</w:t>
+              </w:r>
+            </w:hyperlink>
+          </w:p>
+          <w:p>
+            <w:pPr>
+              <w:spacing w:after="10" w:before="0"/>
+              <w:ind w:left="120"/>
+            </w:pPr>
+            <w:r>
+              <w:rPr>
+                <w:rFonts w:ascii="Arial" w:cs="Arial" w:eastAsia="Arial" w:hAnsi="Arial"/>
+                <w:color w:val="595959"/>
+                <w:sz w:val="14"/>
+                <w:szCs w:val="14"/>
+              </w:rPr>
+              <w:t xml:space="preserve">Source: CK-12</w:t>
+            </w:r>
+          </w:p>
+          <w:p>
+            <w:pPr>
+              <w:spacing w:after="10" w:before="0"/>
+              <w:ind w:left="120"/>
+            </w:pPr>
+            <w:hyperlink w:history="1" r:id="rIdsmogctp3m_gsd3jsfbwtw">
+              <w:r>
+                <w:rPr>
+                  <w:rFonts w:ascii="Arial" w:cs="Arial" w:eastAsia="Arial" w:hAnsi="Arial"/>
+                  <w:color w:val="595959"/>
+                  <w:sz w:val="14"/>
+                  <w:szCs w:val="14"/>
+                  <w:u w:val="single" w:color="595959"/>
+                </w:rPr>
+                <w:t xml:space="preserve">🔍 Search ARES for similar readings</w:t>
+              </w:r>
+            </w:hyperlink>
+          </w:p>
+        </w:tc>
+        <w:tc>
+          <w:tcPr>
+            <w:tcW w:type="dxa" w:w="3040"/>
+            <w:shd w:fill="FFFFFF" w:color="auto" w:val="clear"/>
+            <w:tcMar>
+              <w:top w:type="dxa" w:w="60"/>
+              <w:left w:type="dxa" w:w="120"/>
+              <w:bottom w:type="dxa" w:w="60"/>
+              <w:right w:type="dxa" w:w="120"/>
+            </w:tcMar>
+            <w:vAlign w:val="top"/>
+          </w:tcPr>
+          <w:p>
+            <w:pPr>
+              <w:spacing w:after="40" w:before="0"/>
+              <w:jc w:val="left"/>
+            </w:pPr>
+            <w:r>
+              <w:rPr>
+                <w:rFonts w:ascii="Arial" w:cs="Arial" w:eastAsia="Arial" w:hAnsi="Arial"/>
+                <w:b w:val="false"/>
+                <w:bCs w:val="false"/>
+                <w:i w:val="false"/>
+                <w:iCs w:val="false"/>
+                <w:color w:val="000000"/>
+                <w:sz w:val="18"/>
+                <w:szCs w:val="18"/>
+              </w:rPr>
+              <w:t xml:space="preserve">ACTIVITY A — Guided Reading &amp; Annotated Diagrams (25 minutes): Learners receive a one-page illustrated reading passage (ARES platform resource) titled 'From Sugar to Starch: The Architecture of Carbohydrates' and a second passage titled 'Amino Acids: The Alphabet of Proteins.' Each passage includes structural diagrams (glucose ring, glycosidic bond forming maltose, glycogen branching diagram; generic amino acid structure, peptide bond formation, short polypeptide chain). Learners read individually for 8 minutes, then use coloured pencils to annotate their diagrams: (a) label monomer units in one colour, (b) label the bond type in a second colour, (c) write a one-sentence function note next to each polymer. ACTIVITY B — Model Building (15 minutes): In groups of four, learners receive 20 bottle tops (representing amino acids — different colours for different R-groups), 10 straws cut to 3 cm lengths (representing peptide bonds), and a modelling instruction card. Groups construct: (i) a monosaccharide 'monomer' using a single bottle top with a label; (ii) a disaccharide by connecting two bottle tops with one straw; (iii) a polysaccharide chain of at least six bottle tops; (iv) a dipeptide and then a tripeptide using bottle tops of mixed colours. Groups photograph their models using the ARES tablet (if available) or sketch them into notebooks. ACTIVITY C — Kenyan Food Molecule Mapping (5 minutes): Each group receives a blank classification chart with columns: Monosaccharide / Disaccharide / Polysaccharide / Protein. They are given cards bearing the names: glucose (in sugarcane juice), sucrose (in chai), starch (in ugali), glycogen (stored in nyama choma meat), amino acids (in beans/githeri), keratin (in hair/nails), haemoglobin (in blood). Groups place each card in the correct column.</w:t>
+            </w:r>
+          </w:p>
+        </w:tc>
+        <w:tc>
+          <w:tcPr>
+            <w:tcW w:type="dxa" w:w="3040"/>
+            <w:shd w:fill="F2F2F2" w:color="auto" w:val="clear"/>
+            <w:tcMar>
+              <w:top w:type="dxa" w:w="60"/>
+              <w:left w:type="dxa" w:w="120"/>
+              <w:bottom w:type="dxa" w:w="60"/>
+              <w:right w:type="dxa" w:w="120"/>
+            </w:tcMar>
+            <w:vAlign w:val="top"/>
+          </w:tcPr>
+          <w:p>
+            <w:pPr>
+              <w:spacing w:after="40" w:before="0"/>
+              <w:jc w:val="left"/>
+            </w:pPr>
+            <w:r>
+              <w:rPr>
+                <w:rFonts w:ascii="Arial" w:cs="Arial" w:eastAsia="Arial" w:hAnsi="Arial"/>
+                <w:b w:val="false"/>
+                <w:bCs w:val="false"/>
+                <w:i w:val="false"/>
+                <w:iCs w:val="false"/>
+                <w:color w:val="000000"/>
+                <w:sz w:val="18"/>
+                <w:szCs w:val="18"/>
+              </w:rPr>
+              <w:t xml:space="preserve">Distribute reading passages and coloured pencils. Say: 'You have 8 minutes of silent reading. As you read, use your pencils — do not just highlight, ANNOTATE. I want to see your thinking on the page.' Set a visible timer. Circulate and look for annotation quality — if a learner is not annotating, crouch to their level and whisper: 'Show me with your pencil what a monomer is in that diagram.' After 8 minutes, say: 'Now annotate your diagrams using the three tasks on the board' (display tasks). Give 7 minutes. Transition to model building: 'In your groups, you are about to become molecular architects. Your bottle tops are amino acids. Your straws are peptide bonds. Build what I describe — step by step.' Read each build step aloud, demonstrate ONE step physically at the front using oversized props if available, then release groups to build. After 10 minutes of building, say: 'You have 2 minutes — sketch your final model in your notebook and write ONE sentence: what does this model tell us about why proteins are so varied?' Allow 12 seconds WAIT TIME after posing that question before groups write. For food mapping, distribute cards and say: 'Place each card in the correct column. Disagreements are good — argue with evidence from your reading.' After 4 minutes, cold-call two groups to justify one placement each.</w:t>
+            </w:r>
+          </w:p>
+        </w:tc>
+        <w:tc>
+          <w:tcPr>
+            <w:tcW w:type="dxa" w:w="3040"/>
+            <w:shd w:fill="FFFFFF" w:color="auto" w:val="clear"/>
+            <w:tcMar>
+              <w:top w:type="dxa" w:w="60"/>
+              <w:left w:type="dxa" w:w="120"/>
+              <w:bottom w:type="dxa" w:w="60"/>
+              <w:right w:type="dxa" w:w="120"/>
+            </w:tcMar>
+            <w:vAlign w:val="top"/>
+          </w:tcPr>
+          <w:p>
+            <w:pPr>
+              <w:spacing w:after="40" w:before="0"/>
+              <w:jc w:val="left"/>
+            </w:pPr>
+            <w:r>
+              <w:rPr>
+                <w:rFonts w:ascii="Arial" w:cs="Arial" w:eastAsia="Arial" w:hAnsi="Arial"/>
+                <w:b w:val="false"/>
+                <w:bCs w:val="false"/>
+                <w:i w:val="false"/>
+                <w:iCs w:val="false"/>
+                <w:color w:val="000000"/>
+                <w:sz w:val="18"/>
+                <w:szCs w:val="18"/>
+              </w:rPr>
+              <w:t xml:space="preserve">Annotated Diagram + Physical Modelling (Dual Coding + Embodied Cognition): Annotating structural diagrams with colour-coded labels forces learners to distinguish monomers from polymers and bonds from molecules — a distinction that is frequently confused. Physical model-building with bottle tops and straws engages spatial and kinesthetic reasoning, making abstract molecular geometry concrete. Together, these strategies build a multi-representational understanding of molecular structure that learners can later deploy in explanation and model-building phases.</w:t>
+            </w:r>
+          </w:p>
+        </w:tc>
+        <w:tc>
+          <w:tcPr>
+            <w:tcW w:type="dxa" w:w="3040"/>
+            <w:shd w:fill="F2F2F2" w:color="auto" w:val="clear"/>
+            <w:tcMar>
+              <w:top w:type="dxa" w:w="60"/>
+              <w:left w:type="dxa" w:w="120"/>
+              <w:bottom w:type="dxa" w:w="60"/>
+              <w:right w:type="dxa" w:w="120"/>
+            </w:tcMar>
+            <w:vAlign w:val="top"/>
+          </w:tcPr>
+          <w:p>
+            <w:pPr>
+              <w:spacing w:after="40" w:before="0"/>
+              <w:jc w:val="left"/>
+            </w:pPr>
+            <w:r>
+              <w:rPr>
+                <w:rFonts w:ascii="Arial" w:cs="Arial" w:eastAsia="Arial" w:hAnsi="Arial"/>
+                <w:b w:val="false"/>
+                <w:bCs w:val="false"/>
+                <w:i w:val="false"/>
+                <w:iCs w:val="false"/>
+                <w:color w:val="000000"/>
+                <w:sz w:val="18"/>
+                <w:szCs w:val="18"/>
+              </w:rPr>
+              <w:t xml:space="preserve">During annotation: teacher looks for correct colour-coding — specifically that glycosidic bonds and peptide bonds are labelled separately and not confused. Observable indicator: learner correctly labels a peptide bond between two amino acid bottle tops AND writes a function note distinguishing 'energy storage' (glycogen) from 'body building' (protein). During food mapping: observable indicator of understanding is correct placement of glycogen (polysaccharide, not protein) — this is a common error that reveals whether learners have read carefully. Flag any group that places glycogen under 'Protein' for targeted re-teaching during Phase 3.</w:t>
+            </w:r>
+          </w:p>
+        </w:tc>
+      </w:tr>
+      <w:tr>
+        <w:tc>
+          <w:tcPr>
+            <w:tcW w:type="dxa" w:w="1520"/>
+            <w:shd w:fill="E2EFDA" w:color="auto" w:val="clear"/>
+            <w:tcMar>
+              <w:top w:type="dxa" w:w="60"/>
+              <w:left w:type="dxa" w:w="120"/>
+              <w:bottom w:type="dxa" w:w="60"/>
+              <w:right w:type="dxa" w:w="120"/>
+            </w:tcMar>
+            <w:vAlign w:val="top"/>
+          </w:tcPr>
+          <w:p>
+            <w:pPr>
+              <w:spacing w:after="40" w:before="0"/>
+              <w:jc w:val="left"/>
+            </w:pPr>
+            <w:r>
+              <w:rPr>
+                <w:rFonts w:ascii="Arial" w:cs="Arial" w:eastAsia="Arial" w:hAnsi="Arial"/>
+                <w:b/>
+                <w:bCs/>
+                <w:i w:val="false"/>
+                <w:iCs w:val="false"/>
+                <w:color w:val="000000"/>
+                <w:sz w:val="18"/>
+                <w:szCs w:val="18"/>
+              </w:rPr>
+              <w:t xml:space="preserve">Explain Phase</w:t>
+            </w:r>
+          </w:p>
+          <w:p>
+            <w:pPr>
+              <w:spacing w:after="20" w:before="0"/>
+            </w:pPr>
+            <w:r>
+              <w:rPr>
+                <w:rFonts w:ascii="Arial" w:cs="Arial" w:eastAsia="Arial" w:hAnsi="Arial"/>
+                <w:b/>
+                <w:bCs/>
+                <w:color w:val="1F3864"/>
+                <w:sz w:val="16"/>
+                <w:szCs w:val="16"/>
+              </w:rPr>
+              <w:t xml:space="preserve">📹 VIDEO:</w:t>
+            </w:r>
+          </w:p>
+          <w:p>
+            <w:pPr>
+              <w:spacing w:after="20" w:before="0"/>
+            </w:pPr>
+            <w:hyperlink w:history="1" r:id="rId1lwuwepf1ocsvmijwg546">
+              <w:r>
+                <w:rPr>
+                  <w:rFonts w:ascii="Arial" w:cs="Arial" w:eastAsia="Arial" w:hAnsi="Arial"/>
+                  <w:color w:val="2E75B6"/>
+                  <w:sz w:val="16"/>
+                  <w:szCs w:val="16"/>
+                  <w:u w:val="single" w:color="2E75B6"/>
+                </w:rPr>
+                <w:t xml:space="preserve">Peptide bond formation</w:t>
+              </w:r>
+            </w:hyperlink>
+          </w:p>
+          <w:p>
+            <w:pPr>
+              <w:spacing w:after="10" w:before="0"/>
+              <w:ind w:left="120"/>
+            </w:pPr>
+            <w:r>
+              <w:rPr>
+                <w:rFonts w:ascii="Arial" w:cs="Arial" w:eastAsia="Arial" w:hAnsi="Arial"/>
+                <w:color w:val="595959"/>
+                <w:sz w:val="14"/>
+                <w:szCs w:val="14"/>
+              </w:rPr>
+              <w:t xml:space="preserve">Source: Khan Academy (English - US curriculum)</w:t>
+            </w:r>
+          </w:p>
+          <w:p>
+            <w:pPr>
+              <w:spacing w:after="10" w:before="0"/>
+              <w:ind w:left="120"/>
+            </w:pPr>
+            <w:hyperlink w:history="1" r:id="rIdoxzpyaovgwt3ej2uabn66">
+              <w:r>
+                <w:rPr>
+                  <w:rFonts w:ascii="Arial" w:cs="Arial" w:eastAsia="Arial" w:hAnsi="Arial"/>
+                  <w:color w:val="595959"/>
+                  <w:sz w:val="14"/>
+                  <w:szCs w:val="14"/>
+                  <w:u w:val="single" w:color="595959"/>
+                </w:rPr>
+                <w:t xml:space="preserve">🔍 Search ARES for similar videos</w:t>
+              </w:r>
+            </w:hyperlink>
+          </w:p>
+          <w:p>
+            <w:pPr>
+              <w:spacing w:after="40" w:before="0"/>
+            </w:pPr>
+            <w:r>
+              <w:rPr>
+                <w:sz w:val="14"/>
+                <w:szCs w:val="14"/>
+              </w:rPr>
+              <w:t xml:space="preserve"/>
+            </w:r>
+          </w:p>
+          <w:p>
+            <w:pPr>
+              <w:spacing w:after="20" w:before="0"/>
+            </w:pPr>
+            <w:r>
+              <w:rPr>
+                <w:rFonts w:ascii="Arial" w:cs="Arial" w:eastAsia="Arial" w:hAnsi="Arial"/>
+                <w:b/>
+                <w:bCs/>
+                <w:color w:val="1F3864"/>
+                <w:sz w:val="16"/>
+                <w:szCs w:val="16"/>
+              </w:rPr>
+              <w:t xml:space="preserve">📖 HTML:</w:t>
+            </w:r>
+          </w:p>
+          <w:p>
+            <w:pPr>
+              <w:spacing w:after="20" w:before="0"/>
+            </w:pPr>
+            <w:hyperlink w:history="1" r:id="rId6nsppvza1wubcvgxtpgxb">
+              <w:r>
+                <w:rPr>
+                  <w:rFonts w:ascii="Arial" w:cs="Arial" w:eastAsia="Arial" w:hAnsi="Arial"/>
+                  <w:color w:val="2E75B6"/>
+                  <w:sz w:val="16"/>
+                  <w:szCs w:val="16"/>
+                  <w:u w:val="single" w:color="2E75B6"/>
+                </w:rPr>
+                <w:t xml:space="preserve">Carbohydrate Classification (Flexbook)</w:t>
+              </w:r>
+            </w:hyperlink>
+          </w:p>
+          <w:p>
+            <w:pPr>
+              <w:spacing w:after="10" w:before="0"/>
+              <w:ind w:left="120"/>
+            </w:pPr>
+            <w:r>
+              <w:rPr>
+                <w:rFonts w:ascii="Arial" w:cs="Arial" w:eastAsia="Arial" w:hAnsi="Arial"/>
+                <w:color w:val="595959"/>
+                <w:sz w:val="14"/>
+                <w:szCs w:val="14"/>
+              </w:rPr>
+              <w:t xml:space="preserve">Source: CK-12</w:t>
+            </w:r>
+          </w:p>
+          <w:p>
+            <w:pPr>
+              <w:spacing w:after="10" w:before="0"/>
+              <w:ind w:left="120"/>
+            </w:pPr>
+            <w:hyperlink w:history="1" r:id="rIdqk3vanoy7jjq5uqrsuavx">
+              <w:r>
+                <w:rPr>
+                  <w:rFonts w:ascii="Arial" w:cs="Arial" w:eastAsia="Arial" w:hAnsi="Arial"/>
+                  <w:color w:val="595959"/>
+                  <w:sz w:val="14"/>
+                  <w:szCs w:val="14"/>
+                  <w:u w:val="single" w:color="595959"/>
+                </w:rPr>
+                <w:t xml:space="preserve">🔍 Search ARES for similar readings</w:t>
+              </w:r>
+            </w:hyperlink>
+          </w:p>
+        </w:tc>
+        <w:tc>
+          <w:tcPr>
+            <w:tcW w:type="dxa" w:w="3040"/>
+            <w:shd w:fill="FFFFFF" w:color="auto" w:val="clear"/>
+            <w:tcMar>
+              <w:top w:type="dxa" w:w="60"/>
+              <w:left w:type="dxa" w:w="120"/>
+              <w:bottom w:type="dxa" w:w="60"/>
+              <w:right w:type="dxa" w:w="120"/>
+            </w:tcMar>
+            <w:vAlign w:val="top"/>
+          </w:tcPr>
+          <w:p>
+            <w:pPr>
+              <w:spacing w:after="40" w:before="0"/>
+              <w:jc w:val="left"/>
+            </w:pPr>
+            <w:r>
+              <w:rPr>
+                <w:rFonts w:ascii="Arial" w:cs="Arial" w:eastAsia="Arial" w:hAnsi="Arial"/>
+                <w:b w:val="false"/>
+                <w:bCs w:val="false"/>
+                <w:i w:val="false"/>
+                <w:iCs w:val="false"/>
+                <w:color w:val="000000"/>
+                <w:sz w:val="18"/>
+                <w:szCs w:val="18"/>
+              </w:rPr>
+              <w:t xml:space="preserve">GALLERY WALK — Molecular Model Exhibition (10 minutes): Each group's bottle-top model is placed on their desk with a sticky-note label. Half the class circulates (Walkers) while the other half stands by their model as 'Explainers.' After 4 minutes, roles swap. Walkers must write one question and one connection on a sticky note left at each model they visit. WHOLE-CLASS SENSEMAKING DISCUSSION (10 minutes): Teacher facilitates a structured discussion using the following sequence of questions, returning always to the anchoring phenomenon. Learners respond in full sentences, referencing their models and diagrams. The class builds a shared explanation on the board: 'Ugali provides starch (a polysaccharide of glucose). Glucose monomers release energy. BUT — glucose monomers contain only C, H, and O. Amino acids contain N (nitrogen) as well. The body cannot build proteins — including muscle, enzymes, and the protein albumin that prevents the swollen belly — without amino acids. Githeri provides amino acids from beans. Ugali alone does not. This is why the child eating only ugali develops kwashiorkor.' Learners write this explanation in their own words in their notebooks as a 'Sensemaking Summary.'</w:t>
+            </w:r>
+          </w:p>
+        </w:tc>
+        <w:tc>
+          <w:tcPr>
+            <w:tcW w:type="dxa" w:w="3040"/>
+            <w:shd w:fill="F2F2F2" w:color="auto" w:val="clear"/>
+            <w:tcMar>
+              <w:top w:type="dxa" w:w="60"/>
+              <w:left w:type="dxa" w:w="120"/>
+              <w:bottom w:type="dxa" w:w="60"/>
+              <w:right w:type="dxa" w:w="120"/>
+            </w:tcMar>
+            <w:vAlign w:val="top"/>
+          </w:tcPr>
+          <w:p>
+            <w:pPr>
+              <w:spacing w:after="40" w:before="0"/>
+              <w:jc w:val="left"/>
+            </w:pPr>
+            <w:r>
+              <w:rPr>
+                <w:rFonts w:ascii="Arial" w:cs="Arial" w:eastAsia="Arial" w:hAnsi="Arial"/>
+                <w:b w:val="false"/>
+                <w:bCs w:val="false"/>
+                <w:i w:val="false"/>
+                <w:iCs w:val="false"/>
+                <w:color w:val="000000"/>
+                <w:sz w:val="18"/>
+                <w:szCs w:val="18"/>
+              </w:rPr>
+              <w:t xml:space="preserve">Initiate Gallery Walk: 'Explainers — your job is to explain your model to every Walker who visits. Use the words: monomer, polymer, bond, function. Walkers — leave a question AND a connection at every model.' Set 4-minute timer. After swap, set another 4-minute timer. Bring class back together: 'Let us build our explanation together. I am going to ask you three questions. Each answer gets us closer to solving the mystery of our two Kisumu children.' Q1: 'What elements are found in carbohydrates?' (Cold-call 1 learner — WAIT 10 seconds.) Q2: 'What extra element is found in amino acids that is NOT in glucose?' (Cold-call 1 learner — WAIT 12 seconds. Expected: nitrogen.) Q3 (to whole class, think-pair then share): 'If the Kisumu child eating only ugali has NO dietary source of amino acids — what happens to body tissues that need constant protein repair, like muscle and blood proteins?' (Pair discuss 90 seconds, then cold-call 2 pairs.) Scribe key words on board: C-H-O (carbohydrates) vs. C-H-O-N-S (proteins). Say: 'This is the molecular reason. Not quantity of food — CHEMICAL COMPOSITION of food. Write your own sensemaking summary now — 3–4 sentences, in your own words, connecting molecular structure to the child's condition.'</w:t>
+            </w:r>
+          </w:p>
+        </w:tc>
+        <w:tc>
+          <w:tcPr>
+            <w:tcW w:type="dxa" w:w="3040"/>
+            <w:shd w:fill="FFFFFF" w:color="auto" w:val="clear"/>
+            <w:tcMar>
+              <w:top w:type="dxa" w:w="60"/>
+              <w:left w:type="dxa" w:w="120"/>
+              <w:bottom w:type="dxa" w:w="60"/>
+              <w:right w:type="dxa" w:w="120"/>
+            </w:tcMar>
+            <w:vAlign w:val="top"/>
+          </w:tcPr>
+          <w:p>
+            <w:pPr>
+              <w:spacing w:after="40" w:before="0"/>
+              <w:jc w:val="left"/>
+            </w:pPr>
+            <w:r>
+              <w:rPr>
+                <w:rFonts w:ascii="Arial" w:cs="Arial" w:eastAsia="Arial" w:hAnsi="Arial"/>
+                <w:b w:val="false"/>
+                <w:bCs w:val="false"/>
+                <w:i w:val="false"/>
+                <w:iCs w:val="false"/>
+                <w:color w:val="000000"/>
+                <w:sz w:val="18"/>
+                <w:szCs w:val="18"/>
+              </w:rPr>
+              <w:t xml:space="preserve">Gallery Walk + Socratic Questioning Sequence: The Gallery Walk distributes the explanatory burden across all groups and forces learners to articulate molecular structure in their own words — a high-leverage retrieval and elaboration practice. The Socratic questioning sequence scaffolds learners from elemental composition → structural difference → physiological consequence → phenomenon explanation, mirroring the scientific reasoning chain. Writing the Sensemaking Summary consolidates understanding and produces a formative artefact.</w:t>
+            </w:r>
+          </w:p>
+        </w:tc>
+        <w:tc>
+          <w:tcPr>
+            <w:tcW w:type="dxa" w:w="3040"/>
+            <w:shd w:fill="F2F2F2" w:color="auto" w:val="clear"/>
+            <w:tcMar>
+              <w:top w:type="dxa" w:w="60"/>
+              <w:left w:type="dxa" w:w="120"/>
+              <w:bottom w:type="dxa" w:w="60"/>
+              <w:right w:type="dxa" w:w="120"/>
+            </w:tcMar>
+            <w:vAlign w:val="top"/>
+          </w:tcPr>
+          <w:p>
+            <w:pPr>
+              <w:spacing w:after="40" w:before="0"/>
+              <w:jc w:val="left"/>
+            </w:pPr>
+            <w:r>
+              <w:rPr>
+                <w:rFonts w:ascii="Arial" w:cs="Arial" w:eastAsia="Arial" w:hAnsi="Arial"/>
+                <w:b w:val="false"/>
+                <w:bCs w:val="false"/>
+                <w:i w:val="false"/>
+                <w:iCs w:val="false"/>
+                <w:color w:val="000000"/>
+                <w:sz w:val="18"/>
+                <w:szCs w:val="18"/>
+              </w:rPr>
+              <w:t xml:space="preserve">Teacher reads 4–5 Sensemaking Summaries during the final minutes of the phase (circulate and photograph with tablet or read over shoulder). Observable indicator of proficiency: learner's summary (a) names at least one monomer for each macromolecule class, (b) identifies nitrogen as the key distinguishing element in amino acids, and (c) explicitly connects protein absence to a named symptom of the Kisumu child (swollen belly = loss of albumin protein, or thin limbs = loss of muscle protein). Learners who write only 'ugali has no protein' without molecular reasoning are identified for additional scaffolding in Phase 5.</w:t>
+            </w:r>
+          </w:p>
+        </w:tc>
+      </w:tr>
+      <w:tr>
+        <w:tc>
+          <w:tcPr>
+            <w:tcW w:type="dxa" w:w="1520"/>
+            <w:shd w:fill="FCE4D6" w:color="auto" w:val="clear"/>
+            <w:tcMar>
+              <w:top w:type="dxa" w:w="60"/>
+              <w:left w:type="dxa" w:w="120"/>
+              <w:bottom w:type="dxa" w:w="60"/>
+              <w:right w:type="dxa" w:w="120"/>
+            </w:tcMar>
+            <w:vAlign w:val="top"/>
+          </w:tcPr>
+          <w:p>
+            <w:pPr>
+              <w:spacing w:after="40" w:before="0"/>
+              <w:jc w:val="left"/>
+            </w:pPr>
+            <w:r>
+              <w:rPr>
+                <w:rFonts w:ascii="Arial" w:cs="Arial" w:eastAsia="Arial" w:hAnsi="Arial"/>
+                <w:b/>
+                <w:bCs/>
+                <w:i w:val="false"/>
+                <w:iCs w:val="false"/>
+                <w:color w:val="000000"/>
+                <w:sz w:val="18"/>
+                <w:szCs w:val="18"/>
+              </w:rPr>
+              <w:t xml:space="preserve">Driving Question Board (DQB) Creation</w:t>
+            </w:r>
+          </w:p>
+          <w:p>
+            <w:pPr>
+              <w:spacing w:after="20" w:before="0"/>
+            </w:pPr>
+            <w:r>
+              <w:rPr>
+                <w:rFonts w:ascii="Arial" w:cs="Arial" w:eastAsia="Arial" w:hAnsi="Arial"/>
+                <w:b/>
+                <w:bCs/>
+                <w:color w:val="1F3864"/>
+                <w:sz w:val="16"/>
+                <w:szCs w:val="16"/>
+              </w:rPr>
+              <w:t xml:space="preserve">📹 VIDEO:</w:t>
+            </w:r>
+          </w:p>
+          <w:p>
+            <w:pPr>
+              <w:spacing w:after="20" w:before="0"/>
+            </w:pPr>
+            <w:hyperlink w:history="1" r:id="rIdqmnqv4q1ldqxvtzfnzxun">
+              <w:r>
+                <w:rPr>
+                  <w:rFonts w:ascii="Arial" w:cs="Arial" w:eastAsia="Arial" w:hAnsi="Arial"/>
+                  <w:color w:val="2E75B6"/>
+                  <w:sz w:val="16"/>
+                  <w:szCs w:val="16"/>
+                  <w:u w:val="single" w:color="2E75B6"/>
+                </w:rPr>
+                <w:t xml:space="preserve">Introduction to proteins and amino acids</w:t>
+              </w:r>
+            </w:hyperlink>
+          </w:p>
+          <w:p>
+            <w:pPr>
+              <w:spacing w:after="10" w:before="0"/>
+              <w:ind w:left="120"/>
+            </w:pPr>
+            <w:r>
+              <w:rPr>
+                <w:rFonts w:ascii="Arial" w:cs="Arial" w:eastAsia="Arial" w:hAnsi="Arial"/>
+                <w:color w:val="595959"/>
+                <w:sz w:val="14"/>
+                <w:szCs w:val="14"/>
+              </w:rPr>
+              <w:t xml:space="preserve">Source: Khan Academy (English - US curriculum)</w:t>
+            </w:r>
+          </w:p>
+          <w:p>
+            <w:pPr>
+              <w:spacing w:after="10" w:before="0"/>
+              <w:ind w:left="120"/>
+            </w:pPr>
+            <w:hyperlink w:history="1" r:id="rId7odynszlmzpzfcy3mkm5b">
+              <w:r>
+                <w:rPr>
+                  <w:rFonts w:ascii="Arial" w:cs="Arial" w:eastAsia="Arial" w:hAnsi="Arial"/>
+                  <w:color w:val="595959"/>
+                  <w:sz w:val="14"/>
+                  <w:szCs w:val="14"/>
+                  <w:u w:val="single" w:color="595959"/>
+                </w:rPr>
+                <w:t xml:space="preserve">🔍 Search ARES for similar videos</w:t>
+              </w:r>
+            </w:hyperlink>
+          </w:p>
+          <w:p>
+            <w:pPr>
+              <w:spacing w:after="40" w:before="0"/>
+            </w:pPr>
+            <w:r>
+              <w:rPr>
+                <w:sz w:val="14"/>
+                <w:szCs w:val="14"/>
+              </w:rPr>
+              <w:t xml:space="preserve"/>
+            </w:r>
+          </w:p>
+          <w:p>
+            <w:pPr>
+              <w:spacing w:after="20" w:before="0"/>
+            </w:pPr>
+            <w:r>
+              <w:rPr>
+                <w:rFonts w:ascii="Arial" w:cs="Arial" w:eastAsia="Arial" w:hAnsi="Arial"/>
+                <w:b/>
+                <w:bCs/>
+                <w:color w:val="1F3864"/>
+                <w:sz w:val="16"/>
+                <w:szCs w:val="16"/>
+              </w:rPr>
+              <w:t xml:space="preserve">📖 HTML:</w:t>
+            </w:r>
+          </w:p>
+          <w:p>
+            <w:pPr>
+              <w:spacing w:after="20" w:before="0"/>
+            </w:pPr>
+            <w:hyperlink w:history="1" r:id="rIdktjr39of4cwhlalc-hnnb">
+              <w:r>
+                <w:rPr>
+                  <w:rFonts w:ascii="Arial" w:cs="Arial" w:eastAsia="Arial" w:hAnsi="Arial"/>
+                  <w:color w:val="2E75B6"/>
+                  <w:sz w:val="16"/>
+                  <w:szCs w:val="16"/>
+                  <w:u w:val="single" w:color="2E75B6"/>
+                </w:rPr>
+                <w:t xml:space="preserve">Carbohydrate Classification (Flexbook)</w:t>
+              </w:r>
+            </w:hyperlink>
+          </w:p>
+          <w:p>
+            <w:pPr>
+              <w:spacing w:after="10" w:before="0"/>
+              <w:ind w:left="120"/>
+            </w:pPr>
+            <w:r>
+              <w:rPr>
+                <w:rFonts w:ascii="Arial" w:cs="Arial" w:eastAsia="Arial" w:hAnsi="Arial"/>
+                <w:color w:val="595959"/>
+                <w:sz w:val="14"/>
+                <w:szCs w:val="14"/>
+              </w:rPr>
+              <w:t xml:space="preserve">Source: CK-12</w:t>
+            </w:r>
+          </w:p>
+          <w:p>
+            <w:pPr>
+              <w:spacing w:after="10" w:before="0"/>
+              <w:ind w:left="120"/>
+            </w:pPr>
+            <w:hyperlink w:history="1" r:id="rId_f9qsq8ulwzvx1wpxrj1k">
+              <w:r>
+                <w:rPr>
+                  <w:rFonts w:ascii="Arial" w:cs="Arial" w:eastAsia="Arial" w:hAnsi="Arial"/>
+                  <w:color w:val="595959"/>
+                  <w:sz w:val="14"/>
+                  <w:szCs w:val="14"/>
+                  <w:u w:val="single" w:color="595959"/>
+                </w:rPr>
+                <w:t xml:space="preserve">🔍 Search ARES for similar readings</w:t>
+              </w:r>
+            </w:hyperlink>
+          </w:p>
+        </w:tc>
+        <w:tc>
+          <w:tcPr>
+            <w:tcW w:type="dxa" w:w="3040"/>
+            <w:shd w:fill="FFFFFF" w:color="auto" w:val="clear"/>
+            <w:tcMar>
+              <w:top w:type="dxa" w:w="60"/>
+              <w:left w:type="dxa" w:w="120"/>
+              <w:bottom w:type="dxa" w:w="60"/>
+              <w:right w:type="dxa" w:w="120"/>
+            </w:tcMar>
+            <w:vAlign w:val="top"/>
+          </w:tcPr>
+          <w:p>
+            <w:pPr>
+              <w:spacing w:after="40" w:before="0"/>
+              <w:jc w:val="left"/>
+            </w:pPr>
+            <w:r>
+              <w:rPr>
+                <w:rFonts w:ascii="Arial" w:cs="Arial" w:eastAsia="Arial" w:hAnsi="Arial"/>
+                <w:b w:val="false"/>
+                <w:bCs w:val="false"/>
+                <w:i w:val="false"/>
+                <w:iCs w:val="false"/>
+                <w:color w:val="000000"/>
+                <w:sz w:val="18"/>
+                <w:szCs w:val="18"/>
+              </w:rPr>
+              <w:t xml:space="preserve">Learners return to the class Driving Question Board. Each learner receives two sticky notes of different colours — one colour for 'Questions this lesson ANSWERED' and one for 'New questions this lesson RAISED.' Individually (3 minutes), learners write: (a) one answered question connected to today's molecular structure learning (e.g. 'Why can't ugali alone build muscle? Because starch has no nitrogen-containing amino acids.') and (b) one new question raised (e.g. 'How does the body break polysaccharides back into glucose — and where does this happen?' or 'Are all proteins in githeri beans actually usable by the human body?'). Sticky notes are placed on the DQB. Teacher reads three 'new questions' aloud and the class votes (thumbs up) on which ones are most exciting — these become preview hooks for Lessons 5 and 6.</w:t>
+            </w:r>
+          </w:p>
+        </w:tc>
+        <w:tc>
+          <w:tcPr>
+            <w:tcW w:type="dxa" w:w="3040"/>
+            <w:shd w:fill="F2F2F2" w:color="auto" w:val="clear"/>
+            <w:tcMar>
+              <w:top w:type="dxa" w:w="60"/>
+              <w:left w:type="dxa" w:w="120"/>
+              <w:bottom w:type="dxa" w:w="60"/>
+              <w:right w:type="dxa" w:w="120"/>
+            </w:tcMar>
+            <w:vAlign w:val="top"/>
+          </w:tcPr>
+          <w:p>
+            <w:pPr>
+              <w:spacing w:after="40" w:before="0"/>
+              <w:jc w:val="left"/>
+            </w:pPr>
+            <w:r>
+              <w:rPr>
+                <w:rFonts w:ascii="Arial" w:cs="Arial" w:eastAsia="Arial" w:hAnsi="Arial"/>
+                <w:b w:val="false"/>
+                <w:bCs w:val="false"/>
+                <w:i w:val="false"/>
+                <w:iCs w:val="false"/>
+                <w:color w:val="000000"/>
+                <w:sz w:val="18"/>
+                <w:szCs w:val="18"/>
+              </w:rPr>
+              <w:t xml:space="preserve">Say: 'Our Driving Question Board is a living record of our growing understanding. Today we go back to it. I want two sticky notes from each of you — one for what we can now ANSWER, one for what we still wonder.' Distribute sticky notes. Allow 3 minutes of silent individual writing. As learners post notes, circulate and read them — do not correct yet. Select three 'new question' notes that align with upcoming lessons (digestion, lipids, enzymes). Read them aloud: 'Someone asks: [read question]. Hands up — who else wonders this?' Count hands visibly. Say: 'These questions will drive our next two lessons. Your curiosity is doing exactly what scientists' curiosity does — it points to the next investigation.' Point to the DQB and say: 'Notice how our board has grown since Lesson 1. Four lessons ago, many of you could not explain the difference between the two children. What can you explain now?'</w:t>
+            </w:r>
+          </w:p>
+        </w:tc>
+        <w:tc>
+          <w:tcPr>
+            <w:tcW w:type="dxa" w:w="3040"/>
+            <w:shd w:fill="FFFFFF" w:color="auto" w:val="clear"/>
+            <w:tcMar>
+              <w:top w:type="dxa" w:w="60"/>
+              <w:left w:type="dxa" w:w="120"/>
+              <w:bottom w:type="dxa" w:w="60"/>
+              <w:right w:type="dxa" w:w="120"/>
+            </w:tcMar>
+            <w:vAlign w:val="top"/>
+          </w:tcPr>
+          <w:p>
+            <w:pPr>
+              <w:spacing w:after="40" w:before="0"/>
+              <w:jc w:val="left"/>
+            </w:pPr>
+            <w:r>
+              <w:rPr>
+                <w:rFonts w:ascii="Arial" w:cs="Arial" w:eastAsia="Arial" w:hAnsi="Arial"/>
+                <w:b w:val="false"/>
+                <w:bCs w:val="false"/>
+                <w:i w:val="false"/>
+                <w:iCs w:val="false"/>
+                <w:color w:val="000000"/>
+                <w:sz w:val="18"/>
+                <w:szCs w:val="18"/>
+              </w:rPr>
+              <w:t xml:space="preserve">Driving Question Board Revision (Metacognitive Progress Tracking): Revisiting the DQB at the end of each lesson makes learning growth visible and tangible. Distinguishing 'answered' from 'new' questions trains learners to recognise the iterative nature of scientific inquiry — answering one question always generates new ones. Public voting on new questions builds collective ownership of the inquiry and previews upcoming lessons with genuine learner-generated curiosity.</w:t>
+            </w:r>
+          </w:p>
+        </w:tc>
+        <w:tc>
+          <w:tcPr>
+            <w:tcW w:type="dxa" w:w="3040"/>
+            <w:shd w:fill="F2F2F2" w:color="auto" w:val="clear"/>
+            <w:tcMar>
+              <w:top w:type="dxa" w:w="60"/>
+              <w:left w:type="dxa" w:w="120"/>
+              <w:bottom w:type="dxa" w:w="60"/>
+              <w:right w:type="dxa" w:w="120"/>
+            </w:tcMar>
+            <w:vAlign w:val="top"/>
+          </w:tcPr>
+          <w:p>
+            <w:pPr>
+              <w:spacing w:after="40" w:before="0"/>
+              <w:jc w:val="left"/>
+            </w:pPr>
+            <w:r>
+              <w:rPr>
+                <w:rFonts w:ascii="Arial" w:cs="Arial" w:eastAsia="Arial" w:hAnsi="Arial"/>
+                <w:b w:val="false"/>
+                <w:bCs w:val="false"/>
+                <w:i w:val="false"/>
+                <w:iCs w:val="false"/>
+                <w:color w:val="000000"/>
+                <w:sz w:val="18"/>
+                <w:szCs w:val="18"/>
+              </w:rPr>
+              <w:t xml:space="preserve">Teacher photographs the DQB after sticky notes are placed. Observable indicators: (a) 'answered' notes reference molecular vocabulary from today (monomer, polymer, amino acid, peptide bond, glycosidic bond) — not just food names; (b) 'new question' notes are scientifically framed (begin with 'how,' 'why,' 'what happens when') rather than purely factual ('what is a protein'). Any learner whose 'answered' note is still at the food-name level (e.g. 'githeri has protein, ugali does not') is paired with a stronger peer for the model-building phase.</w:t>
+            </w:r>
+          </w:p>
+        </w:tc>
+      </w:tr>
+      <w:tr>
+        <w:tc>
+          <w:tcPr>
+            <w:tcW w:type="dxa" w:w="1520"/>
+            <w:shd w:fill="D5E8F0" w:color="auto" w:val="clear"/>
+            <w:tcMar>
+              <w:top w:type="dxa" w:w="60"/>
+              <w:left w:type="dxa" w:w="120"/>
+              <w:bottom w:type="dxa" w:w="60"/>
+              <w:right w:type="dxa" w:w="120"/>
+            </w:tcMar>
+            <w:vAlign w:val="top"/>
+          </w:tcPr>
+          <w:p>
+            <w:pPr>
+              <w:spacing w:after="40" w:before="0"/>
+              <w:jc w:val="left"/>
+            </w:pPr>
+            <w:r>
+              <w:rPr>
+                <w:rFonts w:ascii="Arial" w:cs="Arial" w:eastAsia="Arial" w:hAnsi="Arial"/>
+                <w:b/>
+                <w:bCs/>
+                <w:i w:val="false"/>
+                <w:iCs w:val="false"/>
+                <w:color w:val="000000"/>
+                <w:sz w:val="18"/>
+                <w:szCs w:val="18"/>
+              </w:rPr>
+              <w:t xml:space="preserve">Model Building Phase</w:t>
+            </w:r>
+          </w:p>
+          <w:p>
+            <w:pPr>
+              <w:spacing w:after="20" w:before="0"/>
+            </w:pPr>
+            <w:r>
+              <w:rPr>
+                <w:rFonts w:ascii="Arial" w:cs="Arial" w:eastAsia="Arial" w:hAnsi="Arial"/>
+                <w:b/>
+                <w:bCs/>
+                <w:color w:val="1F3864"/>
+                <w:sz w:val="16"/>
+                <w:szCs w:val="16"/>
+              </w:rPr>
+              <w:t xml:space="preserve">📹 VIDEO:</w:t>
+            </w:r>
+          </w:p>
+          <w:p>
+            <w:pPr>
+              <w:spacing w:after="20" w:before="0"/>
+            </w:pPr>
+            <w:hyperlink w:history="1" r:id="rIdinc-nm522nzlwts9or6bs">
               <w:r>
                 <w:rPr>
                   <w:rFonts w:ascii="Arial" w:cs="Arial" w:eastAsia="Arial" w:hAnsi="Arial"/>
@@ -12997,7 +14221,7 @@
               <w:spacing w:after="10" w:before="0"/>
               <w:ind w:left="120"/>
             </w:pPr>
-            <w:hyperlink w:history="1" r:id="rId03wlseiinmsi0ny0l0edg">
+            <w:hyperlink w:history="1" r:id="rIdyp-k-bto04jcepmz8b7km">
               <w:r>
                 <w:rPr>
                   <w:rFonts w:ascii="Arial" w:cs="Arial" w:eastAsia="Arial" w:hAnsi="Arial"/>
@@ -13042,7 +14266,7 @@
             <w:pPr>
               <w:spacing w:after="20" w:before="0"/>
             </w:pPr>
-            <w:hyperlink w:history="1" r:id="rIdhdn4js-jjvsmkwqwojrun">
+            <w:hyperlink w:history="1" r:id="rIdnd0ddewievvefpzef0izl">
               <w:r>
                 <w:rPr>
                   <w:rFonts w:ascii="Arial" w:cs="Arial" w:eastAsia="Arial" w:hAnsi="Arial"/>
@@ -13075,1231 +14299,7 @@
               <w:spacing w:after="10" w:before="0"/>
               <w:ind w:left="120"/>
             </w:pPr>
-            <w:hyperlink w:history="1" r:id="rId11vxhmxfumcuoyj6usbcs">
-              <w:r>
-                <w:rPr>
-                  <w:rFonts w:ascii="Arial" w:cs="Arial" w:eastAsia="Arial" w:hAnsi="Arial"/>
-                  <w:color w:val="595959"/>
-                  <w:sz w:val="14"/>
-                  <w:szCs w:val="14"/>
-                  <w:u w:val="single" w:color="595959"/>
-                </w:rPr>
-                <w:t xml:space="preserve">🔍 Search ARES for similar readings</w:t>
-              </w:r>
-            </w:hyperlink>
-          </w:p>
-        </w:tc>
-        <w:tc>
-          <w:tcPr>
-            <w:tcW w:type="dxa" w:w="3040"/>
-            <w:shd w:fill="FFFFFF" w:color="auto" w:val="clear"/>
-            <w:tcMar>
-              <w:top w:type="dxa" w:w="60"/>
-              <w:left w:type="dxa" w:w="120"/>
-              <w:bottom w:type="dxa" w:w="60"/>
-              <w:right w:type="dxa" w:w="120"/>
-            </w:tcMar>
-            <w:vAlign w:val="top"/>
-          </w:tcPr>
-          <w:p>
-            <w:pPr>
-              <w:spacing w:after="40" w:before="0"/>
-              <w:jc w:val="left"/>
-            </w:pPr>
-            <w:r>
-              <w:rPr>
-                <w:rFonts w:ascii="Arial" w:cs="Arial" w:eastAsia="Arial" w:hAnsi="Arial"/>
-                <w:b w:val="false"/>
-                <w:bCs w:val="false"/>
-                <w:i w:val="false"/>
-                <w:iCs w:val="false"/>
-                <w:color w:val="000000"/>
-                <w:sz w:val="18"/>
-                <w:szCs w:val="18"/>
-              </w:rPr>
-              <w:t xml:space="preserve">Learners are shown the anchoring phenomenon photographs of the two Kisumu children (the child with kwashiorkor eating ugali daily vs. the healthy child eating githeri) displayed at the front of the room. Working individually for 2 minutes, then in pairs for 2 minutes, learners write a prediction in their science notebooks responding to the prompt: 'We now know ugali is mostly starch and githeri contains both starch and protein. Predict: what do you think is DIFFERENT about the molecules in starch versus the molecules in protein — and why might that difference matter for the child's body?' Pairs then share predictions with a neighbouring pair (think-pair-square) before three pairs are cold-called to share with the class. Predictions are recorded on a class 'Before' column of a T-chart on the board titled 'What we predicted vs. what we found.'</w:t>
-            </w:r>
-          </w:p>
-        </w:tc>
-        <w:tc>
-          <w:tcPr>
-            <w:tcW w:type="dxa" w:w="3040"/>
-            <w:shd w:fill="F2F2F2" w:color="auto" w:val="clear"/>
-            <w:tcMar>
-              <w:top w:type="dxa" w:w="60"/>
-              <w:left w:type="dxa" w:w="120"/>
-              <w:bottom w:type="dxa" w:w="60"/>
-              <w:right w:type="dxa" w:w="120"/>
-            </w:tcMar>
-            <w:vAlign w:val="top"/>
-          </w:tcPr>
-          <w:p>
-            <w:pPr>
-              <w:spacing w:after="40" w:before="0"/>
-              <w:jc w:val="left"/>
-            </w:pPr>
-            <w:r>
-              <w:rPr>
-                <w:rFonts w:ascii="Arial" w:cs="Arial" w:eastAsia="Arial" w:hAnsi="Arial"/>
-                <w:b w:val="false"/>
-                <w:bCs w:val="false"/>
-                <w:i w:val="false"/>
-                <w:iCs w:val="false"/>
-                <w:color w:val="000000"/>
-                <w:sz w:val="18"/>
-                <w:szCs w:val="18"/>
-              </w:rPr>
-              <w:t xml:space="preserve">Display the two photographs prominently. Say: 'Look carefully at these two children. You have spent three lessons gathering evidence about the chemicals in food. Today we go deeper — we look INSIDE those chemicals at their molecular structure. Before I show you anything new, I want your best scientific prediction.' Circulate during individual writing — do not correct or affirm. After 2 minutes, say: 'Now share with your partner. You have 2 minutes — both of you must speak.' After pair discussion, say: 'I am going to cold-call three pairs — be ready.' Cold-call Pair 1, Pair 2, Pair 3. For each response, ask a probing follow-up: 'What evidence from our previous lessons supports that prediction?' Allow 10–12 seconds of WAIT TIME after each follow-up before accepting a response. Record key prediction words (e.g. 'starch is simpler,' 'protein has more parts,' 'amino acids') verbatim on the T-chart 'Before' column without evaluation.</w:t>
-            </w:r>
-          </w:p>
-        </w:tc>
-        <w:tc>
-          <w:tcPr>
-            <w:tcW w:type="dxa" w:w="3040"/>
-            <w:shd w:fill="FFFFFF" w:color="auto" w:val="clear"/>
-            <w:tcMar>
-              <w:top w:type="dxa" w:w="60"/>
-              <w:left w:type="dxa" w:w="120"/>
-              <w:bottom w:type="dxa" w:w="60"/>
-              <w:right w:type="dxa" w:w="120"/>
-            </w:tcMar>
-            <w:vAlign w:val="top"/>
-          </w:tcPr>
-          <w:p>
-            <w:pPr>
-              <w:spacing w:after="40" w:before="0"/>
-              <w:jc w:val="left"/>
-            </w:pPr>
-            <w:r>
-              <w:rPr>
-                <w:rFonts w:ascii="Arial" w:cs="Arial" w:eastAsia="Arial" w:hAnsi="Arial"/>
-                <w:b w:val="false"/>
-                <w:bCs w:val="false"/>
-                <w:i w:val="false"/>
-                <w:iCs w:val="false"/>
-                <w:color w:val="000000"/>
-                <w:sz w:val="18"/>
-                <w:szCs w:val="18"/>
-              </w:rPr>
-              <w:t xml:space="preserve">Think-Pair-Square-Share: This strategy activates prior knowledge from Lessons 1–3, surfaces existing mental models about molecular structure, and creates cognitive dissonance that motivates the evidence-gathering phases. Recording predictions publicly commits learners to ideas they will test and revise, making the later sensemaking more meaningful.</w:t>
-            </w:r>
-          </w:p>
-        </w:tc>
-        <w:tc>
-          <w:tcPr>
-            <w:tcW w:type="dxa" w:w="3040"/>
-            <w:shd w:fill="F2F2F2" w:color="auto" w:val="clear"/>
-            <w:tcMar>
-              <w:top w:type="dxa" w:w="60"/>
-              <w:left w:type="dxa" w:w="120"/>
-              <w:bottom w:type="dxa" w:w="60"/>
-              <w:right w:type="dxa" w:w="120"/>
-            </w:tcMar>
-            <w:vAlign w:val="top"/>
-          </w:tcPr>
-          <w:p>
-            <w:pPr>
-              <w:spacing w:after="40" w:before="0"/>
-              <w:jc w:val="left"/>
-            </w:pPr>
-            <w:r>
-              <w:rPr>
-                <w:rFonts w:ascii="Arial" w:cs="Arial" w:eastAsia="Arial" w:hAnsi="Arial"/>
-                <w:b w:val="false"/>
-                <w:bCs w:val="false"/>
-                <w:i w:val="false"/>
-                <w:iCs w:val="false"/>
-                <w:color w:val="000000"/>
-                <w:sz w:val="18"/>
-                <w:szCs w:val="18"/>
-              </w:rPr>
-              <w:t xml:space="preserve">Teacher scans written predictions during circulation — look for evidence that learners are connecting chemical class names (carbohydrate, protein) to function rather than just food names. Observable indicator of readiness: learner writes at least one functional claim (e.g. 'starch gives energy but cannot build muscle'). Learners who write only food names (e.g. 'ugali has starch, githeri has beans') are noted for targeted questioning during Phase 2.</w:t>
-            </w:r>
-          </w:p>
-        </w:tc>
-      </w:tr>
-      <w:tr>
-        <w:tc>
-          <w:tcPr>
-            <w:tcW w:type="dxa" w:w="1520"/>
-            <w:shd w:fill="D9EEF1" w:color="auto" w:val="clear"/>
-            <w:tcMar>
-              <w:top w:type="dxa" w:w="60"/>
-              <w:left w:type="dxa" w:w="120"/>
-              <w:bottom w:type="dxa" w:w="60"/>
-              <w:right w:type="dxa" w:w="120"/>
-            </w:tcMar>
-            <w:vAlign w:val="top"/>
-          </w:tcPr>
-          <w:p>
-            <w:pPr>
-              <w:spacing w:after="40" w:before="0"/>
-              <w:jc w:val="left"/>
-            </w:pPr>
-            <w:r>
-              <w:rPr>
-                <w:rFonts w:ascii="Arial" w:cs="Arial" w:eastAsia="Arial" w:hAnsi="Arial"/>
-                <w:b/>
-                <w:bCs/>
-                <w:i w:val="false"/>
-                <w:iCs w:val="false"/>
-                <w:color w:val="000000"/>
-                <w:sz w:val="18"/>
-                <w:szCs w:val="18"/>
-              </w:rPr>
-              <w:t xml:space="preserve">Observe Phase</w:t>
-            </w:r>
-          </w:p>
-          <w:p>
-            <w:pPr>
-              <w:spacing w:after="20" w:before="0"/>
-            </w:pPr>
-            <w:r>
-              <w:rPr>
-                <w:rFonts w:ascii="Arial" w:cs="Arial" w:eastAsia="Arial" w:hAnsi="Arial"/>
-                <w:b/>
-                <w:bCs/>
-                <w:color w:val="1F3864"/>
-                <w:sz w:val="16"/>
-                <w:szCs w:val="16"/>
-              </w:rPr>
-              <w:t xml:space="preserve">📹 VIDEO:</w:t>
-            </w:r>
-          </w:p>
-          <w:p>
-            <w:pPr>
-              <w:spacing w:after="20" w:before="0"/>
-            </w:pPr>
-            <w:hyperlink w:history="1" r:id="rIdo8-hbq_jmm58typaadwaa">
-              <w:r>
-                <w:rPr>
-                  <w:rFonts w:ascii="Arial" w:cs="Arial" w:eastAsia="Arial" w:hAnsi="Arial"/>
-                  <w:color w:val="2E75B6"/>
-                  <w:sz w:val="16"/>
-                  <w:szCs w:val="16"/>
-                  <w:u w:val="single" w:color="2E75B6"/>
-                </w:rPr>
-                <w:t xml:space="preserve">Dehydration synthesis or a condensation reaction</w:t>
-              </w:r>
-            </w:hyperlink>
-          </w:p>
-          <w:p>
-            <w:pPr>
-              <w:spacing w:after="10" w:before="0"/>
-              <w:ind w:left="120"/>
-            </w:pPr>
-            <w:r>
-              <w:rPr>
-                <w:rFonts w:ascii="Arial" w:cs="Arial" w:eastAsia="Arial" w:hAnsi="Arial"/>
-                <w:color w:val="595959"/>
-                <w:sz w:val="14"/>
-                <w:szCs w:val="14"/>
-              </w:rPr>
-              <w:t xml:space="preserve">Source: Khan Academy (English - US curriculum)</w:t>
-            </w:r>
-          </w:p>
-          <w:p>
-            <w:pPr>
-              <w:spacing w:after="10" w:before="0"/>
-              <w:ind w:left="120"/>
-            </w:pPr>
-            <w:hyperlink w:history="1" r:id="rIdotfems2yenk5gp1xqmvjv">
-              <w:r>
-                <w:rPr>
-                  <w:rFonts w:ascii="Arial" w:cs="Arial" w:eastAsia="Arial" w:hAnsi="Arial"/>
-                  <w:color w:val="595959"/>
-                  <w:sz w:val="14"/>
-                  <w:szCs w:val="14"/>
-                  <w:u w:val="single" w:color="595959"/>
-                </w:rPr>
-                <w:t xml:space="preserve">🔍 Search ARES for similar videos</w:t>
-              </w:r>
-            </w:hyperlink>
-          </w:p>
-          <w:p>
-            <w:pPr>
-              <w:spacing w:after="40" w:before="0"/>
-            </w:pPr>
-            <w:r>
-              <w:rPr>
-                <w:sz w:val="14"/>
-                <w:szCs w:val="14"/>
-              </w:rPr>
-              <w:t xml:space="preserve"/>
-            </w:r>
-          </w:p>
-          <w:p>
-            <w:pPr>
-              <w:spacing w:after="20" w:before="0"/>
-            </w:pPr>
-            <w:r>
-              <w:rPr>
-                <w:rFonts w:ascii="Arial" w:cs="Arial" w:eastAsia="Arial" w:hAnsi="Arial"/>
-                <w:b/>
-                <w:bCs/>
-                <w:color w:val="1F3864"/>
-                <w:sz w:val="16"/>
-                <w:szCs w:val="16"/>
-              </w:rPr>
-              <w:t xml:space="preserve">📖 EXERCISE:</w:t>
-            </w:r>
-          </w:p>
-          <w:p>
-            <w:pPr>
-              <w:spacing w:after="20" w:before="0"/>
-            </w:pPr>
-            <w:hyperlink w:history="1" r:id="rIdadvywkbwoviyyjnc_qpum">
-              <w:r>
-                <w:rPr>
-                  <w:rFonts w:ascii="Arial" w:cs="Arial" w:eastAsia="Arial" w:hAnsi="Arial"/>
-                  <w:color w:val="2E75B6"/>
-                  <w:sz w:val="16"/>
-                  <w:szCs w:val="16"/>
-                  <w:u w:val="single" w:color="2E75B6"/>
-                </w:rPr>
-                <w:t xml:space="preserve">Carbohydrate Classification Practice</w:t>
-              </w:r>
-            </w:hyperlink>
-          </w:p>
-          <w:p>
-            <w:pPr>
-              <w:spacing w:after="10" w:before="0"/>
-              <w:ind w:left="120"/>
-            </w:pPr>
-            <w:r>
-              <w:rPr>
-                <w:rFonts w:ascii="Arial" w:cs="Arial" w:eastAsia="Arial" w:hAnsi="Arial"/>
-                <w:color w:val="595959"/>
-                <w:sz w:val="14"/>
-                <w:szCs w:val="14"/>
-              </w:rPr>
-              <w:t xml:space="preserve">Source: CK-12</w:t>
-            </w:r>
-          </w:p>
-          <w:p>
-            <w:pPr>
-              <w:spacing w:after="10" w:before="0"/>
-              <w:ind w:left="120"/>
-            </w:pPr>
-            <w:hyperlink w:history="1" r:id="rIdv04a5jcmgpn2pmmf5av1s">
-              <w:r>
-                <w:rPr>
-                  <w:rFonts w:ascii="Arial" w:cs="Arial" w:eastAsia="Arial" w:hAnsi="Arial"/>
-                  <w:color w:val="595959"/>
-                  <w:sz w:val="14"/>
-                  <w:szCs w:val="14"/>
-                  <w:u w:val="single" w:color="595959"/>
-                </w:rPr>
-                <w:t xml:space="preserve">🔍 Search ARES for similar readings</w:t>
-              </w:r>
-            </w:hyperlink>
-          </w:p>
-        </w:tc>
-        <w:tc>
-          <w:tcPr>
-            <w:tcW w:type="dxa" w:w="3040"/>
-            <w:shd w:fill="FFFFFF" w:color="auto" w:val="clear"/>
-            <w:tcMar>
-              <w:top w:type="dxa" w:w="60"/>
-              <w:left w:type="dxa" w:w="120"/>
-              <w:bottom w:type="dxa" w:w="60"/>
-              <w:right w:type="dxa" w:w="120"/>
-            </w:tcMar>
-            <w:vAlign w:val="top"/>
-          </w:tcPr>
-          <w:p>
-            <w:pPr>
-              <w:spacing w:after="40" w:before="0"/>
-              <w:jc w:val="left"/>
-            </w:pPr>
-            <w:r>
-              <w:rPr>
-                <w:rFonts w:ascii="Arial" w:cs="Arial" w:eastAsia="Arial" w:hAnsi="Arial"/>
-                <w:b w:val="false"/>
-                <w:bCs w:val="false"/>
-                <w:i w:val="false"/>
-                <w:iCs w:val="false"/>
-                <w:color w:val="000000"/>
-                <w:sz w:val="18"/>
-                <w:szCs w:val="18"/>
-              </w:rPr>
-              <w:t xml:space="preserve">ACTIVITY A — Guided Reading &amp; Annotated Diagrams (25 minutes): Learners receive a one-page illustrated reading passage (ARES platform resource) titled 'From Sugar to Starch: The Architecture of Carbohydrates' and a second passage titled 'Amino Acids: The Alphabet of Proteins.' Each passage includes structural diagrams (glucose ring, glycosidic bond forming maltose, glycogen branching diagram; generic amino acid structure, peptide bond formation, short polypeptide chain). Learners read individually for 8 minutes, then use coloured pencils to annotate their diagrams: (a) label monomer units in one colour, (b) label the bond type in a second colour, (c) write a one-sentence function note next to each polymer. ACTIVITY B — Model Building (15 minutes): In groups of four, learners receive 20 bottle tops (representing amino acids — different colours for different R-groups), 10 straws cut to 3 cm lengths (representing peptide bonds), and a modelling instruction card. Groups construct: (i) a monosaccharide 'monomer' using a single bottle top with a label; (ii) a disaccharide by connecting two bottle tops with one straw; (iii) a polysaccharide chain of at least six bottle tops; (iv) a dipeptide and then a tripeptide using bottle tops of mixed colours. Groups photograph their models using the ARES tablet (if available) or sketch them into notebooks. ACTIVITY C — Kenyan Food Molecule Mapping (5 minutes): Each group receives a blank classification chart with columns: Monosaccharide / Disaccharide / Polysaccharide / Protein. They are given cards bearing the names: glucose (in sugarcane juice), sucrose (in chai), starch (in ugali), glycogen (stored in nyama choma meat), amino acids (in beans/githeri), keratin (in hair/nails), haemoglobin (in blood). Groups place each card in the correct column.</w:t>
-            </w:r>
-          </w:p>
-        </w:tc>
-        <w:tc>
-          <w:tcPr>
-            <w:tcW w:type="dxa" w:w="3040"/>
-            <w:shd w:fill="F2F2F2" w:color="auto" w:val="clear"/>
-            <w:tcMar>
-              <w:top w:type="dxa" w:w="60"/>
-              <w:left w:type="dxa" w:w="120"/>
-              <w:bottom w:type="dxa" w:w="60"/>
-              <w:right w:type="dxa" w:w="120"/>
-            </w:tcMar>
-            <w:vAlign w:val="top"/>
-          </w:tcPr>
-          <w:p>
-            <w:pPr>
-              <w:spacing w:after="40" w:before="0"/>
-              <w:jc w:val="left"/>
-            </w:pPr>
-            <w:r>
-              <w:rPr>
-                <w:rFonts w:ascii="Arial" w:cs="Arial" w:eastAsia="Arial" w:hAnsi="Arial"/>
-                <w:b w:val="false"/>
-                <w:bCs w:val="false"/>
-                <w:i w:val="false"/>
-                <w:iCs w:val="false"/>
-                <w:color w:val="000000"/>
-                <w:sz w:val="18"/>
-                <w:szCs w:val="18"/>
-              </w:rPr>
-              <w:t xml:space="preserve">Distribute reading passages and coloured pencils. Say: 'You have 8 minutes of silent reading. As you read, use your pencils — do not just highlight, ANNOTATE. I want to see your thinking on the page.' Set a visible timer. Circulate and look for annotation quality — if a learner is not annotating, crouch to their level and whisper: 'Show me with your pencil what a monomer is in that diagram.' After 8 minutes, say: 'Now annotate your diagrams using the three tasks on the board' (display tasks). Give 7 minutes. Transition to model building: 'In your groups, you are about to become molecular architects. Your bottle tops are amino acids. Your straws are peptide bonds. Build what I describe — step by step.' Read each build step aloud, demonstrate ONE step physically at the front using oversized props if available, then release groups to build. After 10 minutes of building, say: 'You have 2 minutes — sketch your final model in your notebook and write ONE sentence: what does this model tell us about why proteins are so varied?' Allow 12 seconds WAIT TIME after posing that question before groups write. For food mapping, distribute cards and say: 'Place each card in the correct column. Disagreements are good — argue with evidence from your reading.' After 4 minutes, cold-call two groups to justify one placement each.</w:t>
-            </w:r>
-          </w:p>
-        </w:tc>
-        <w:tc>
-          <w:tcPr>
-            <w:tcW w:type="dxa" w:w="3040"/>
-            <w:shd w:fill="FFFFFF" w:color="auto" w:val="clear"/>
-            <w:tcMar>
-              <w:top w:type="dxa" w:w="60"/>
-              <w:left w:type="dxa" w:w="120"/>
-              <w:bottom w:type="dxa" w:w="60"/>
-              <w:right w:type="dxa" w:w="120"/>
-            </w:tcMar>
-            <w:vAlign w:val="top"/>
-          </w:tcPr>
-          <w:p>
-            <w:pPr>
-              <w:spacing w:after="40" w:before="0"/>
-              <w:jc w:val="left"/>
-            </w:pPr>
-            <w:r>
-              <w:rPr>
-                <w:rFonts w:ascii="Arial" w:cs="Arial" w:eastAsia="Arial" w:hAnsi="Arial"/>
-                <w:b w:val="false"/>
-                <w:bCs w:val="false"/>
-                <w:i w:val="false"/>
-                <w:iCs w:val="false"/>
-                <w:color w:val="000000"/>
-                <w:sz w:val="18"/>
-                <w:szCs w:val="18"/>
-              </w:rPr>
-              <w:t xml:space="preserve">Annotated Diagram + Physical Modelling (Dual Coding + Embodied Cognition): Annotating structural diagrams with colour-coded labels forces learners to distinguish monomers from polymers and bonds from molecules — a distinction that is frequently confused. Physical model-building with bottle tops and straws engages spatial and kinesthetic reasoning, making abstract molecular geometry concrete. Together, these strategies build a multi-representational understanding of molecular structure that learners can later deploy in explanation and model-building phases.</w:t>
-            </w:r>
-          </w:p>
-        </w:tc>
-        <w:tc>
-          <w:tcPr>
-            <w:tcW w:type="dxa" w:w="3040"/>
-            <w:shd w:fill="F2F2F2" w:color="auto" w:val="clear"/>
-            <w:tcMar>
-              <w:top w:type="dxa" w:w="60"/>
-              <w:left w:type="dxa" w:w="120"/>
-              <w:bottom w:type="dxa" w:w="60"/>
-              <w:right w:type="dxa" w:w="120"/>
-            </w:tcMar>
-            <w:vAlign w:val="top"/>
-          </w:tcPr>
-          <w:p>
-            <w:pPr>
-              <w:spacing w:after="40" w:before="0"/>
-              <w:jc w:val="left"/>
-            </w:pPr>
-            <w:r>
-              <w:rPr>
-                <w:rFonts w:ascii="Arial" w:cs="Arial" w:eastAsia="Arial" w:hAnsi="Arial"/>
-                <w:b w:val="false"/>
-                <w:bCs w:val="false"/>
-                <w:i w:val="false"/>
-                <w:iCs w:val="false"/>
-                <w:color w:val="000000"/>
-                <w:sz w:val="18"/>
-                <w:szCs w:val="18"/>
-              </w:rPr>
-              <w:t xml:space="preserve">During annotation: teacher looks for correct colour-coding — specifically that glycosidic bonds and peptide bonds are labelled separately and not confused. Observable indicator: learner correctly labels a peptide bond between two amino acid bottle tops AND writes a function note distinguishing 'energy storage' (glycogen) from 'body building' (protein). During food mapping: observable indicator of understanding is correct placement of glycogen (polysaccharide, not protein) — this is a common error that reveals whether learners have read carefully. Flag any group that places glycogen under 'Protein' for targeted re-teaching during Phase 3.</w:t>
-            </w:r>
-          </w:p>
-        </w:tc>
-      </w:tr>
-      <w:tr>
-        <w:tc>
-          <w:tcPr>
-            <w:tcW w:type="dxa" w:w="1520"/>
-            <w:shd w:fill="E2EFDA" w:color="auto" w:val="clear"/>
-            <w:tcMar>
-              <w:top w:type="dxa" w:w="60"/>
-              <w:left w:type="dxa" w:w="120"/>
-              <w:bottom w:type="dxa" w:w="60"/>
-              <w:right w:type="dxa" w:w="120"/>
-            </w:tcMar>
-            <w:vAlign w:val="top"/>
-          </w:tcPr>
-          <w:p>
-            <w:pPr>
-              <w:spacing w:after="40" w:before="0"/>
-              <w:jc w:val="left"/>
-            </w:pPr>
-            <w:r>
-              <w:rPr>
-                <w:rFonts w:ascii="Arial" w:cs="Arial" w:eastAsia="Arial" w:hAnsi="Arial"/>
-                <w:b/>
-                <w:bCs/>
-                <w:i w:val="false"/>
-                <w:iCs w:val="false"/>
-                <w:color w:val="000000"/>
-                <w:sz w:val="18"/>
-                <w:szCs w:val="18"/>
-              </w:rPr>
-              <w:t xml:space="preserve">Explain Phase</w:t>
-            </w:r>
-          </w:p>
-          <w:p>
-            <w:pPr>
-              <w:spacing w:after="20" w:before="0"/>
-            </w:pPr>
-            <w:r>
-              <w:rPr>
-                <w:rFonts w:ascii="Arial" w:cs="Arial" w:eastAsia="Arial" w:hAnsi="Arial"/>
-                <w:b/>
-                <w:bCs/>
-                <w:color w:val="1F3864"/>
-                <w:sz w:val="16"/>
-                <w:szCs w:val="16"/>
-              </w:rPr>
-              <w:t xml:space="preserve">📹 VIDEO:</w:t>
-            </w:r>
-          </w:p>
-          <w:p>
-            <w:pPr>
-              <w:spacing w:after="20" w:before="0"/>
-            </w:pPr>
-            <w:hyperlink w:history="1" r:id="rId1veff-mp0k-vhxknzq5fh">
-              <w:r>
-                <w:rPr>
-                  <w:rFonts w:ascii="Arial" w:cs="Arial" w:eastAsia="Arial" w:hAnsi="Arial"/>
-                  <w:color w:val="2E75B6"/>
-                  <w:sz w:val="16"/>
-                  <w:szCs w:val="16"/>
-                  <w:u w:val="single" w:color="2E75B6"/>
-                </w:rPr>
-                <w:t xml:space="preserve">Introduction to carbohydrates</w:t>
-              </w:r>
-            </w:hyperlink>
-          </w:p>
-          <w:p>
-            <w:pPr>
-              <w:spacing w:after="10" w:before="0"/>
-              <w:ind w:left="120"/>
-            </w:pPr>
-            <w:r>
-              <w:rPr>
-                <w:rFonts w:ascii="Arial" w:cs="Arial" w:eastAsia="Arial" w:hAnsi="Arial"/>
-                <w:color w:val="595959"/>
-                <w:sz w:val="14"/>
-                <w:szCs w:val="14"/>
-              </w:rPr>
-              <w:t xml:space="preserve">Source: Khan Academy (English - US curriculum)</w:t>
-            </w:r>
-          </w:p>
-          <w:p>
-            <w:pPr>
-              <w:spacing w:after="10" w:before="0"/>
-              <w:ind w:left="120"/>
-            </w:pPr>
-            <w:hyperlink w:history="1" r:id="rIdauxg3ysrte-fcbdrjnvhk">
-              <w:r>
-                <w:rPr>
-                  <w:rFonts w:ascii="Arial" w:cs="Arial" w:eastAsia="Arial" w:hAnsi="Arial"/>
-                  <w:color w:val="595959"/>
-                  <w:sz w:val="14"/>
-                  <w:szCs w:val="14"/>
-                  <w:u w:val="single" w:color="595959"/>
-                </w:rPr>
-                <w:t xml:space="preserve">🔍 Search ARES for similar videos</w:t>
-              </w:r>
-            </w:hyperlink>
-          </w:p>
-          <w:p>
-            <w:pPr>
-              <w:spacing w:after="40" w:before="0"/>
-            </w:pPr>
-            <w:r>
-              <w:rPr>
-                <w:sz w:val="14"/>
-                <w:szCs w:val="14"/>
-              </w:rPr>
-              <w:t xml:space="preserve"/>
-            </w:r>
-          </w:p>
-          <w:p>
-            <w:pPr>
-              <w:spacing w:after="20" w:before="0"/>
-            </w:pPr>
-            <w:r>
-              <w:rPr>
-                <w:rFonts w:ascii="Arial" w:cs="Arial" w:eastAsia="Arial" w:hAnsi="Arial"/>
-                <w:b/>
-                <w:bCs/>
-                <w:color w:val="1F3864"/>
-                <w:sz w:val="16"/>
-                <w:szCs w:val="16"/>
-              </w:rPr>
-              <w:t xml:space="preserve">📖 HTML:</w:t>
-            </w:r>
-          </w:p>
-          <w:p>
-            <w:pPr>
-              <w:spacing w:after="20" w:before="0"/>
-            </w:pPr>
-            <w:hyperlink w:history="1" r:id="rIdwu7ixrey-gcxwax2mosug">
-              <w:r>
-                <w:rPr>
-                  <w:rFonts w:ascii="Arial" w:cs="Arial" w:eastAsia="Arial" w:hAnsi="Arial"/>
-                  <w:color w:val="2E75B6"/>
-                  <w:sz w:val="16"/>
-                  <w:szCs w:val="16"/>
-                  <w:u w:val="single" w:color="2E75B6"/>
-                </w:rPr>
-                <w:t xml:space="preserve">Carbohydrate Classification (Flexbook)</w:t>
-              </w:r>
-            </w:hyperlink>
-          </w:p>
-          <w:p>
-            <w:pPr>
-              <w:spacing w:after="10" w:before="0"/>
-              <w:ind w:left="120"/>
-            </w:pPr>
-            <w:r>
-              <w:rPr>
-                <w:rFonts w:ascii="Arial" w:cs="Arial" w:eastAsia="Arial" w:hAnsi="Arial"/>
-                <w:color w:val="595959"/>
-                <w:sz w:val="14"/>
-                <w:szCs w:val="14"/>
-              </w:rPr>
-              <w:t xml:space="preserve">Source: CK-12</w:t>
-            </w:r>
-          </w:p>
-          <w:p>
-            <w:pPr>
-              <w:spacing w:after="10" w:before="0"/>
-              <w:ind w:left="120"/>
-            </w:pPr>
-            <w:hyperlink w:history="1" r:id="rId3oowqbptagvluito21xmp">
-              <w:r>
-                <w:rPr>
-                  <w:rFonts w:ascii="Arial" w:cs="Arial" w:eastAsia="Arial" w:hAnsi="Arial"/>
-                  <w:color w:val="595959"/>
-                  <w:sz w:val="14"/>
-                  <w:szCs w:val="14"/>
-                  <w:u w:val="single" w:color="595959"/>
-                </w:rPr>
-                <w:t xml:space="preserve">🔍 Search ARES for similar readings</w:t>
-              </w:r>
-            </w:hyperlink>
-          </w:p>
-        </w:tc>
-        <w:tc>
-          <w:tcPr>
-            <w:tcW w:type="dxa" w:w="3040"/>
-            <w:shd w:fill="FFFFFF" w:color="auto" w:val="clear"/>
-            <w:tcMar>
-              <w:top w:type="dxa" w:w="60"/>
-              <w:left w:type="dxa" w:w="120"/>
-              <w:bottom w:type="dxa" w:w="60"/>
-              <w:right w:type="dxa" w:w="120"/>
-            </w:tcMar>
-            <w:vAlign w:val="top"/>
-          </w:tcPr>
-          <w:p>
-            <w:pPr>
-              <w:spacing w:after="40" w:before="0"/>
-              <w:jc w:val="left"/>
-            </w:pPr>
-            <w:r>
-              <w:rPr>
-                <w:rFonts w:ascii="Arial" w:cs="Arial" w:eastAsia="Arial" w:hAnsi="Arial"/>
-                <w:b w:val="false"/>
-                <w:bCs w:val="false"/>
-                <w:i w:val="false"/>
-                <w:iCs w:val="false"/>
-                <w:color w:val="000000"/>
-                <w:sz w:val="18"/>
-                <w:szCs w:val="18"/>
-              </w:rPr>
-              <w:t xml:space="preserve">GALLERY WALK — Molecular Model Exhibition (10 minutes): Each group's bottle-top model is placed on their desk with a sticky-note label. Half the class circulates (Walkers) while the other half stands by their model as 'Explainers.' After 4 minutes, roles swap. Walkers must write one question and one connection on a sticky note left at each model they visit. WHOLE-CLASS SENSEMAKING DISCUSSION (10 minutes): Teacher facilitates a structured discussion using the following sequence of questions, returning always to the anchoring phenomenon. Learners respond in full sentences, referencing their models and diagrams. The class builds a shared explanation on the board: 'Ugali provides starch (a polysaccharide of glucose). Glucose monomers release energy. BUT — glucose monomers contain only C, H, and O. Amino acids contain N (nitrogen) as well. The body cannot build proteins — including muscle, enzymes, and the protein albumin that prevents the swollen belly — without amino acids. Githeri provides amino acids from beans. Ugali alone does not. This is why the child eating only ugali develops kwashiorkor.' Learners write this explanation in their own words in their notebooks as a 'Sensemaking Summary.'</w:t>
-            </w:r>
-          </w:p>
-        </w:tc>
-        <w:tc>
-          <w:tcPr>
-            <w:tcW w:type="dxa" w:w="3040"/>
-            <w:shd w:fill="F2F2F2" w:color="auto" w:val="clear"/>
-            <w:tcMar>
-              <w:top w:type="dxa" w:w="60"/>
-              <w:left w:type="dxa" w:w="120"/>
-              <w:bottom w:type="dxa" w:w="60"/>
-              <w:right w:type="dxa" w:w="120"/>
-            </w:tcMar>
-            <w:vAlign w:val="top"/>
-          </w:tcPr>
-          <w:p>
-            <w:pPr>
-              <w:spacing w:after="40" w:before="0"/>
-              <w:jc w:val="left"/>
-            </w:pPr>
-            <w:r>
-              <w:rPr>
-                <w:rFonts w:ascii="Arial" w:cs="Arial" w:eastAsia="Arial" w:hAnsi="Arial"/>
-                <w:b w:val="false"/>
-                <w:bCs w:val="false"/>
-                <w:i w:val="false"/>
-                <w:iCs w:val="false"/>
-                <w:color w:val="000000"/>
-                <w:sz w:val="18"/>
-                <w:szCs w:val="18"/>
-              </w:rPr>
-              <w:t xml:space="preserve">Initiate Gallery Walk: 'Explainers — your job is to explain your model to every Walker who visits. Use the words: monomer, polymer, bond, function. Walkers — leave a question AND a connection at every model.' Set 4-minute timer. After swap, set another 4-minute timer. Bring class back together: 'Let us build our explanation together. I am going to ask you three questions. Each answer gets us closer to solving the mystery of our two Kisumu children.' Q1: 'What elements are found in carbohydrates?' (Cold-call 1 learner — WAIT 10 seconds.) Q2: 'What extra element is found in amino acids that is NOT in glucose?' (Cold-call 1 learner — WAIT 12 seconds. Expected: nitrogen.) Q3 (to whole class, think-pair then share): 'If the Kisumu child eating only ugali has NO dietary source of amino acids — what happens to body tissues that need constant protein repair, like muscle and blood proteins?' (Pair discuss 90 seconds, then cold-call 2 pairs.) Scribe key words on board: C-H-O (carbohydrates) vs. C-H-O-N-S (proteins). Say: 'This is the molecular reason. Not quantity of food — CHEMICAL COMPOSITION of food. Write your own sensemaking summary now — 3–4 sentences, in your own words, connecting molecular structure to the child's condition.'</w:t>
-            </w:r>
-          </w:p>
-        </w:tc>
-        <w:tc>
-          <w:tcPr>
-            <w:tcW w:type="dxa" w:w="3040"/>
-            <w:shd w:fill="FFFFFF" w:color="auto" w:val="clear"/>
-            <w:tcMar>
-              <w:top w:type="dxa" w:w="60"/>
-              <w:left w:type="dxa" w:w="120"/>
-              <w:bottom w:type="dxa" w:w="60"/>
-              <w:right w:type="dxa" w:w="120"/>
-            </w:tcMar>
-            <w:vAlign w:val="top"/>
-          </w:tcPr>
-          <w:p>
-            <w:pPr>
-              <w:spacing w:after="40" w:before="0"/>
-              <w:jc w:val="left"/>
-            </w:pPr>
-            <w:r>
-              <w:rPr>
-                <w:rFonts w:ascii="Arial" w:cs="Arial" w:eastAsia="Arial" w:hAnsi="Arial"/>
-                <w:b w:val="false"/>
-                <w:bCs w:val="false"/>
-                <w:i w:val="false"/>
-                <w:iCs w:val="false"/>
-                <w:color w:val="000000"/>
-                <w:sz w:val="18"/>
-                <w:szCs w:val="18"/>
-              </w:rPr>
-              <w:t xml:space="preserve">Gallery Walk + Socratic Questioning Sequence: The Gallery Walk distributes the explanatory burden across all groups and forces learners to articulate molecular structure in their own words — a high-leverage retrieval and elaboration practice. The Socratic questioning sequence scaffolds learners from elemental composition → structural difference → physiological consequence → phenomenon explanation, mirroring the scientific reasoning chain. Writing the Sensemaking Summary consolidates understanding and produces a formative artefact.</w:t>
-            </w:r>
-          </w:p>
-        </w:tc>
-        <w:tc>
-          <w:tcPr>
-            <w:tcW w:type="dxa" w:w="3040"/>
-            <w:shd w:fill="F2F2F2" w:color="auto" w:val="clear"/>
-            <w:tcMar>
-              <w:top w:type="dxa" w:w="60"/>
-              <w:left w:type="dxa" w:w="120"/>
-              <w:bottom w:type="dxa" w:w="60"/>
-              <w:right w:type="dxa" w:w="120"/>
-            </w:tcMar>
-            <w:vAlign w:val="top"/>
-          </w:tcPr>
-          <w:p>
-            <w:pPr>
-              <w:spacing w:after="40" w:before="0"/>
-              <w:jc w:val="left"/>
-            </w:pPr>
-            <w:r>
-              <w:rPr>
-                <w:rFonts w:ascii="Arial" w:cs="Arial" w:eastAsia="Arial" w:hAnsi="Arial"/>
-                <w:b w:val="false"/>
-                <w:bCs w:val="false"/>
-                <w:i w:val="false"/>
-                <w:iCs w:val="false"/>
-                <w:color w:val="000000"/>
-                <w:sz w:val="18"/>
-                <w:szCs w:val="18"/>
-              </w:rPr>
-              <w:t xml:space="preserve">Teacher reads 4–5 Sensemaking Summaries during the final minutes of the phase (circulate and photograph with tablet or read over shoulder). Observable indicator of proficiency: learner's summary (a) names at least one monomer for each macromolecule class, (b) identifies nitrogen as the key distinguishing element in amino acids, and (c) explicitly connects protein absence to a named symptom of the Kisumu child (swollen belly = loss of albumin protein, or thin limbs = loss of muscle protein). Learners who write only 'ugali has no protein' without molecular reasoning are identified for additional scaffolding in Phase 5.</w:t>
-            </w:r>
-          </w:p>
-        </w:tc>
-      </w:tr>
-      <w:tr>
-        <w:tc>
-          <w:tcPr>
-            <w:tcW w:type="dxa" w:w="1520"/>
-            <w:shd w:fill="FCE4D6" w:color="auto" w:val="clear"/>
-            <w:tcMar>
-              <w:top w:type="dxa" w:w="60"/>
-              <w:left w:type="dxa" w:w="120"/>
-              <w:bottom w:type="dxa" w:w="60"/>
-              <w:right w:type="dxa" w:w="120"/>
-            </w:tcMar>
-            <w:vAlign w:val="top"/>
-          </w:tcPr>
-          <w:p>
-            <w:pPr>
-              <w:spacing w:after="40" w:before="0"/>
-              <w:jc w:val="left"/>
-            </w:pPr>
-            <w:r>
-              <w:rPr>
-                <w:rFonts w:ascii="Arial" w:cs="Arial" w:eastAsia="Arial" w:hAnsi="Arial"/>
-                <w:b/>
-                <w:bCs/>
-                <w:i w:val="false"/>
-                <w:iCs w:val="false"/>
-                <w:color w:val="000000"/>
-                <w:sz w:val="18"/>
-                <w:szCs w:val="18"/>
-              </w:rPr>
-              <w:t xml:space="preserve">Driving Question Board (DQB) Creation</w:t>
-            </w:r>
-          </w:p>
-          <w:p>
-            <w:pPr>
-              <w:spacing w:after="20" w:before="0"/>
-            </w:pPr>
-            <w:r>
-              <w:rPr>
-                <w:rFonts w:ascii="Arial" w:cs="Arial" w:eastAsia="Arial" w:hAnsi="Arial"/>
-                <w:b/>
-                <w:bCs/>
-                <w:color w:val="1F3864"/>
-                <w:sz w:val="16"/>
-                <w:szCs w:val="16"/>
-              </w:rPr>
-              <w:t xml:space="preserve">📹 VIDEO:</w:t>
-            </w:r>
-          </w:p>
-          <w:p>
-            <w:pPr>
-              <w:spacing w:after="20" w:before="0"/>
-            </w:pPr>
-            <w:hyperlink w:history="1" r:id="rIdo-oa9rlcawgru6h_od0pj">
-              <w:r>
-                <w:rPr>
-                  <w:rFonts w:ascii="Arial" w:cs="Arial" w:eastAsia="Arial" w:hAnsi="Arial"/>
-                  <w:color w:val="2E75B6"/>
-                  <w:sz w:val="16"/>
-                  <w:szCs w:val="16"/>
-                  <w:u w:val="single" w:color="2E75B6"/>
-                </w:rPr>
-                <w:t xml:space="preserve">Peptide bond formation</w:t>
-              </w:r>
-            </w:hyperlink>
-          </w:p>
-          <w:p>
-            <w:pPr>
-              <w:spacing w:after="10" w:before="0"/>
-              <w:ind w:left="120"/>
-            </w:pPr>
-            <w:r>
-              <w:rPr>
-                <w:rFonts w:ascii="Arial" w:cs="Arial" w:eastAsia="Arial" w:hAnsi="Arial"/>
-                <w:color w:val="595959"/>
-                <w:sz w:val="14"/>
-                <w:szCs w:val="14"/>
-              </w:rPr>
-              <w:t xml:space="preserve">Source: Khan Academy (English - US curriculum)</w:t>
-            </w:r>
-          </w:p>
-          <w:p>
-            <w:pPr>
-              <w:spacing w:after="10" w:before="0"/>
-              <w:ind w:left="120"/>
-            </w:pPr>
-            <w:hyperlink w:history="1" r:id="rIdo6wxws8jh-plgefg02jeu">
-              <w:r>
-                <w:rPr>
-                  <w:rFonts w:ascii="Arial" w:cs="Arial" w:eastAsia="Arial" w:hAnsi="Arial"/>
-                  <w:color w:val="595959"/>
-                  <w:sz w:val="14"/>
-                  <w:szCs w:val="14"/>
-                  <w:u w:val="single" w:color="595959"/>
-                </w:rPr>
-                <w:t xml:space="preserve">🔍 Search ARES for similar videos</w:t>
-              </w:r>
-            </w:hyperlink>
-          </w:p>
-          <w:p>
-            <w:pPr>
-              <w:spacing w:after="40" w:before="0"/>
-            </w:pPr>
-            <w:r>
-              <w:rPr>
-                <w:sz w:val="14"/>
-                <w:szCs w:val="14"/>
-              </w:rPr>
-              <w:t xml:space="preserve"/>
-            </w:r>
-          </w:p>
-          <w:p>
-            <w:pPr>
-              <w:spacing w:after="20" w:before="0"/>
-            </w:pPr>
-            <w:r>
-              <w:rPr>
-                <w:rFonts w:ascii="Arial" w:cs="Arial" w:eastAsia="Arial" w:hAnsi="Arial"/>
-                <w:b/>
-                <w:bCs/>
-                <w:color w:val="1F3864"/>
-                <w:sz w:val="16"/>
-                <w:szCs w:val="16"/>
-              </w:rPr>
-              <w:t xml:space="preserve">📖 HTML:</w:t>
-            </w:r>
-          </w:p>
-          <w:p>
-            <w:pPr>
-              <w:spacing w:after="20" w:before="0"/>
-            </w:pPr>
-            <w:hyperlink w:history="1" r:id="rIdabvueawfp6yftldfxa7bt">
-              <w:r>
-                <w:rPr>
-                  <w:rFonts w:ascii="Arial" w:cs="Arial" w:eastAsia="Arial" w:hAnsi="Arial"/>
-                  <w:color w:val="2E75B6"/>
-                  <w:sz w:val="16"/>
-                  <w:szCs w:val="16"/>
-                  <w:u w:val="single" w:color="2E75B6"/>
-                </w:rPr>
-                <w:t xml:space="preserve">Carbohydrate Classification (Flexbook)</w:t>
-              </w:r>
-            </w:hyperlink>
-          </w:p>
-          <w:p>
-            <w:pPr>
-              <w:spacing w:after="10" w:before="0"/>
-              <w:ind w:left="120"/>
-            </w:pPr>
-            <w:r>
-              <w:rPr>
-                <w:rFonts w:ascii="Arial" w:cs="Arial" w:eastAsia="Arial" w:hAnsi="Arial"/>
-                <w:color w:val="595959"/>
-                <w:sz w:val="14"/>
-                <w:szCs w:val="14"/>
-              </w:rPr>
-              <w:t xml:space="preserve">Source: CK-12</w:t>
-            </w:r>
-          </w:p>
-          <w:p>
-            <w:pPr>
-              <w:spacing w:after="10" w:before="0"/>
-              <w:ind w:left="120"/>
-            </w:pPr>
-            <w:hyperlink w:history="1" r:id="rIdxynzr_cfigipmhgzbhfno">
-              <w:r>
-                <w:rPr>
-                  <w:rFonts w:ascii="Arial" w:cs="Arial" w:eastAsia="Arial" w:hAnsi="Arial"/>
-                  <w:color w:val="595959"/>
-                  <w:sz w:val="14"/>
-                  <w:szCs w:val="14"/>
-                  <w:u w:val="single" w:color="595959"/>
-                </w:rPr>
-                <w:t xml:space="preserve">🔍 Search ARES for similar readings</w:t>
-              </w:r>
-            </w:hyperlink>
-          </w:p>
-        </w:tc>
-        <w:tc>
-          <w:tcPr>
-            <w:tcW w:type="dxa" w:w="3040"/>
-            <w:shd w:fill="FFFFFF" w:color="auto" w:val="clear"/>
-            <w:tcMar>
-              <w:top w:type="dxa" w:w="60"/>
-              <w:left w:type="dxa" w:w="120"/>
-              <w:bottom w:type="dxa" w:w="60"/>
-              <w:right w:type="dxa" w:w="120"/>
-            </w:tcMar>
-            <w:vAlign w:val="top"/>
-          </w:tcPr>
-          <w:p>
-            <w:pPr>
-              <w:spacing w:after="40" w:before="0"/>
-              <w:jc w:val="left"/>
-            </w:pPr>
-            <w:r>
-              <w:rPr>
-                <w:rFonts w:ascii="Arial" w:cs="Arial" w:eastAsia="Arial" w:hAnsi="Arial"/>
-                <w:b w:val="false"/>
-                <w:bCs w:val="false"/>
-                <w:i w:val="false"/>
-                <w:iCs w:val="false"/>
-                <w:color w:val="000000"/>
-                <w:sz w:val="18"/>
-                <w:szCs w:val="18"/>
-              </w:rPr>
-              <w:t xml:space="preserve">Learners return to the class Driving Question Board. Each learner receives two sticky notes of different colours — one colour for 'Questions this lesson ANSWERED' and one for 'New questions this lesson RAISED.' Individually (3 minutes), learners write: (a) one answered question connected to today's molecular structure learning (e.g. 'Why can't ugali alone build muscle? Because starch has no nitrogen-containing amino acids.') and (b) one new question raised (e.g. 'How does the body break polysaccharides back into glucose — and where does this happen?' or 'Are all proteins in githeri beans actually usable by the human body?'). Sticky notes are placed on the DQB. Teacher reads three 'new questions' aloud and the class votes (thumbs up) on which ones are most exciting — these become preview hooks for Lessons 5 and 6.</w:t>
-            </w:r>
-          </w:p>
-        </w:tc>
-        <w:tc>
-          <w:tcPr>
-            <w:tcW w:type="dxa" w:w="3040"/>
-            <w:shd w:fill="F2F2F2" w:color="auto" w:val="clear"/>
-            <w:tcMar>
-              <w:top w:type="dxa" w:w="60"/>
-              <w:left w:type="dxa" w:w="120"/>
-              <w:bottom w:type="dxa" w:w="60"/>
-              <w:right w:type="dxa" w:w="120"/>
-            </w:tcMar>
-            <w:vAlign w:val="top"/>
-          </w:tcPr>
-          <w:p>
-            <w:pPr>
-              <w:spacing w:after="40" w:before="0"/>
-              <w:jc w:val="left"/>
-            </w:pPr>
-            <w:r>
-              <w:rPr>
-                <w:rFonts w:ascii="Arial" w:cs="Arial" w:eastAsia="Arial" w:hAnsi="Arial"/>
-                <w:b w:val="false"/>
-                <w:bCs w:val="false"/>
-                <w:i w:val="false"/>
-                <w:iCs w:val="false"/>
-                <w:color w:val="000000"/>
-                <w:sz w:val="18"/>
-                <w:szCs w:val="18"/>
-              </w:rPr>
-              <w:t xml:space="preserve">Say: 'Our Driving Question Board is a living record of our growing understanding. Today we go back to it. I want two sticky notes from each of you — one for what we can now ANSWER, one for what we still wonder.' Distribute sticky notes. Allow 3 minutes of silent individual writing. As learners post notes, circulate and read them — do not correct yet. Select three 'new question' notes that align with upcoming lessons (digestion, lipids, enzymes). Read them aloud: 'Someone asks: [read question]. Hands up — who else wonders this?' Count hands visibly. Say: 'These questions will drive our next two lessons. Your curiosity is doing exactly what scientists' curiosity does — it points to the next investigation.' Point to the DQB and say: 'Notice how our board has grown since Lesson 1. Four lessons ago, many of you could not explain the difference between the two children. What can you explain now?'</w:t>
-            </w:r>
-          </w:p>
-        </w:tc>
-        <w:tc>
-          <w:tcPr>
-            <w:tcW w:type="dxa" w:w="3040"/>
-            <w:shd w:fill="FFFFFF" w:color="auto" w:val="clear"/>
-            <w:tcMar>
-              <w:top w:type="dxa" w:w="60"/>
-              <w:left w:type="dxa" w:w="120"/>
-              <w:bottom w:type="dxa" w:w="60"/>
-              <w:right w:type="dxa" w:w="120"/>
-            </w:tcMar>
-            <w:vAlign w:val="top"/>
-          </w:tcPr>
-          <w:p>
-            <w:pPr>
-              <w:spacing w:after="40" w:before="0"/>
-              <w:jc w:val="left"/>
-            </w:pPr>
-            <w:r>
-              <w:rPr>
-                <w:rFonts w:ascii="Arial" w:cs="Arial" w:eastAsia="Arial" w:hAnsi="Arial"/>
-                <w:b w:val="false"/>
-                <w:bCs w:val="false"/>
-                <w:i w:val="false"/>
-                <w:iCs w:val="false"/>
-                <w:color w:val="000000"/>
-                <w:sz w:val="18"/>
-                <w:szCs w:val="18"/>
-              </w:rPr>
-              <w:t xml:space="preserve">Driving Question Board Revision (Metacognitive Progress Tracking): Revisiting the DQB at the end of each lesson makes learning growth visible and tangible. Distinguishing 'answered' from 'new' questions trains learners to recognise the iterative nature of scientific inquiry — answering one question always generates new ones. Public voting on new questions builds collective ownership of the inquiry and previews upcoming lessons with genuine learner-generated curiosity.</w:t>
-            </w:r>
-          </w:p>
-        </w:tc>
-        <w:tc>
-          <w:tcPr>
-            <w:tcW w:type="dxa" w:w="3040"/>
-            <w:shd w:fill="F2F2F2" w:color="auto" w:val="clear"/>
-            <w:tcMar>
-              <w:top w:type="dxa" w:w="60"/>
-              <w:left w:type="dxa" w:w="120"/>
-              <w:bottom w:type="dxa" w:w="60"/>
-              <w:right w:type="dxa" w:w="120"/>
-            </w:tcMar>
-            <w:vAlign w:val="top"/>
-          </w:tcPr>
-          <w:p>
-            <w:pPr>
-              <w:spacing w:after="40" w:before="0"/>
-              <w:jc w:val="left"/>
-            </w:pPr>
-            <w:r>
-              <w:rPr>
-                <w:rFonts w:ascii="Arial" w:cs="Arial" w:eastAsia="Arial" w:hAnsi="Arial"/>
-                <w:b w:val="false"/>
-                <w:bCs w:val="false"/>
-                <w:i w:val="false"/>
-                <w:iCs w:val="false"/>
-                <w:color w:val="000000"/>
-                <w:sz w:val="18"/>
-                <w:szCs w:val="18"/>
-              </w:rPr>
-              <w:t xml:space="preserve">Teacher photographs the DQB after sticky notes are placed. Observable indicators: (a) 'answered' notes reference molecular vocabulary from today (monomer, polymer, amino acid, peptide bond, glycosidic bond) — not just food names; (b) 'new question' notes are scientifically framed (begin with 'how,' 'why,' 'what happens when') rather than purely factual ('what is a protein'). Any learner whose 'answered' note is still at the food-name level (e.g. 'githeri has protein, ugali does not') is paired with a stronger peer for the model-building phase.</w:t>
-            </w:r>
-          </w:p>
-        </w:tc>
-      </w:tr>
-      <w:tr>
-        <w:tc>
-          <w:tcPr>
-            <w:tcW w:type="dxa" w:w="1520"/>
-            <w:shd w:fill="D5E8F0" w:color="auto" w:val="clear"/>
-            <w:tcMar>
-              <w:top w:type="dxa" w:w="60"/>
-              <w:left w:type="dxa" w:w="120"/>
-              <w:bottom w:type="dxa" w:w="60"/>
-              <w:right w:type="dxa" w:w="120"/>
-            </w:tcMar>
-            <w:vAlign w:val="top"/>
-          </w:tcPr>
-          <w:p>
-            <w:pPr>
-              <w:spacing w:after="40" w:before="0"/>
-              <w:jc w:val="left"/>
-            </w:pPr>
-            <w:r>
-              <w:rPr>
-                <w:rFonts w:ascii="Arial" w:cs="Arial" w:eastAsia="Arial" w:hAnsi="Arial"/>
-                <w:b/>
-                <w:bCs/>
-                <w:i w:val="false"/>
-                <w:iCs w:val="false"/>
-                <w:color w:val="000000"/>
-                <w:sz w:val="18"/>
-                <w:szCs w:val="18"/>
-              </w:rPr>
-              <w:t xml:space="preserve">Model Building Phase</w:t>
-            </w:r>
-          </w:p>
-          <w:p>
-            <w:pPr>
-              <w:spacing w:after="20" w:before="0"/>
-            </w:pPr>
-            <w:r>
-              <w:rPr>
-                <w:rFonts w:ascii="Arial" w:cs="Arial" w:eastAsia="Arial" w:hAnsi="Arial"/>
-                <w:b/>
-                <w:bCs/>
-                <w:color w:val="1F3864"/>
-                <w:sz w:val="16"/>
-                <w:szCs w:val="16"/>
-              </w:rPr>
-              <w:t xml:space="preserve">📹 VIDEO:</w:t>
-            </w:r>
-          </w:p>
-          <w:p>
-            <w:pPr>
-              <w:spacing w:after="20" w:before="0"/>
-            </w:pPr>
-            <w:hyperlink w:history="1" r:id="rId7haquyliioe4njwobnos-">
-              <w:r>
-                <w:rPr>
-                  <w:rFonts w:ascii="Arial" w:cs="Arial" w:eastAsia="Arial" w:hAnsi="Arial"/>
-                  <w:color w:val="2E75B6"/>
-                  <w:sz w:val="16"/>
-                  <w:szCs w:val="16"/>
-                  <w:u w:val="single" w:color="2E75B6"/>
-                </w:rPr>
-                <w:t xml:space="preserve">Introduction to proteins and amino acids</w:t>
-              </w:r>
-            </w:hyperlink>
-          </w:p>
-          <w:p>
-            <w:pPr>
-              <w:spacing w:after="10" w:before="0"/>
-              <w:ind w:left="120"/>
-            </w:pPr>
-            <w:r>
-              <w:rPr>
-                <w:rFonts w:ascii="Arial" w:cs="Arial" w:eastAsia="Arial" w:hAnsi="Arial"/>
-                <w:color w:val="595959"/>
-                <w:sz w:val="14"/>
-                <w:szCs w:val="14"/>
-              </w:rPr>
-              <w:t xml:space="preserve">Source: Khan Academy (English - US curriculum)</w:t>
-            </w:r>
-          </w:p>
-          <w:p>
-            <w:pPr>
-              <w:spacing w:after="10" w:before="0"/>
-              <w:ind w:left="120"/>
-            </w:pPr>
-            <w:hyperlink w:history="1" r:id="rIdxeuyokrhw1ws7oxsr1uj2">
-              <w:r>
-                <w:rPr>
-                  <w:rFonts w:ascii="Arial" w:cs="Arial" w:eastAsia="Arial" w:hAnsi="Arial"/>
-                  <w:color w:val="595959"/>
-                  <w:sz w:val="14"/>
-                  <w:szCs w:val="14"/>
-                  <w:u w:val="single" w:color="595959"/>
-                </w:rPr>
-                <w:t xml:space="preserve">🔍 Search ARES for similar videos</w:t>
-              </w:r>
-            </w:hyperlink>
-          </w:p>
-          <w:p>
-            <w:pPr>
-              <w:spacing w:after="40" w:before="0"/>
-            </w:pPr>
-            <w:r>
-              <w:rPr>
-                <w:sz w:val="14"/>
-                <w:szCs w:val="14"/>
-              </w:rPr>
-              <w:t xml:space="preserve"/>
-            </w:r>
-          </w:p>
-          <w:p>
-            <w:pPr>
-              <w:spacing w:after="20" w:before="0"/>
-            </w:pPr>
-            <w:r>
-              <w:rPr>
-                <w:rFonts w:ascii="Arial" w:cs="Arial" w:eastAsia="Arial" w:hAnsi="Arial"/>
-                <w:b/>
-                <w:bCs/>
-                <w:color w:val="1F3864"/>
-                <w:sz w:val="16"/>
-                <w:szCs w:val="16"/>
-              </w:rPr>
-              <w:t xml:space="preserve">📖 HTML:</w:t>
-            </w:r>
-          </w:p>
-          <w:p>
-            <w:pPr>
-              <w:spacing w:after="20" w:before="0"/>
-            </w:pPr>
-            <w:hyperlink w:history="1" r:id="rIdph7lxwhmdgz6obm8xicvb">
-              <w:r>
-                <w:rPr>
-                  <w:rFonts w:ascii="Arial" w:cs="Arial" w:eastAsia="Arial" w:hAnsi="Arial"/>
-                  <w:color w:val="2E75B6"/>
-                  <w:sz w:val="16"/>
-                  <w:szCs w:val="16"/>
-                  <w:u w:val="single" w:color="2E75B6"/>
-                </w:rPr>
-                <w:t xml:space="preserve">Carbohydrate Classification (Flexbook)</w:t>
-              </w:r>
-            </w:hyperlink>
-          </w:p>
-          <w:p>
-            <w:pPr>
-              <w:spacing w:after="10" w:before="0"/>
-              <w:ind w:left="120"/>
-            </w:pPr>
-            <w:r>
-              <w:rPr>
-                <w:rFonts w:ascii="Arial" w:cs="Arial" w:eastAsia="Arial" w:hAnsi="Arial"/>
-                <w:color w:val="595959"/>
-                <w:sz w:val="14"/>
-                <w:szCs w:val="14"/>
-              </w:rPr>
-              <w:t xml:space="preserve">Source: CK-12</w:t>
-            </w:r>
-          </w:p>
-          <w:p>
-            <w:pPr>
-              <w:spacing w:after="10" w:before="0"/>
-              <w:ind w:left="120"/>
-            </w:pPr>
-            <w:hyperlink w:history="1" r:id="rIdnd4kuspan7ayd3kbivpsg">
+            <w:hyperlink w:history="1" r:id="rId6gigfe3zw2ecwqf6ay9-s">
               <w:r>
                 <w:rPr>
                   <w:rFonts w:ascii="Arial" w:cs="Arial" w:eastAsia="Arial" w:hAnsi="Arial"/>
@@ -15881,7 +15881,7 @@
             <w:pPr>
               <w:spacing w:after="20" w:before="0"/>
             </w:pPr>
-            <w:hyperlink w:history="1" r:id="rIdqj4yq6mhctuq0a9l6ab-n">
+            <w:hyperlink w:history="1" r:id="rIdkr5kgkw3itr0t482rmm8b">
               <w:r>
                 <w:rPr>
                   <w:rFonts w:ascii="Arial" w:cs="Arial" w:eastAsia="Arial" w:hAnsi="Arial"/>
@@ -15914,7 +15914,7 @@
               <w:spacing w:after="10" w:before="0"/>
               <w:ind w:left="120"/>
             </w:pPr>
-            <w:hyperlink w:history="1" r:id="rIdudzozapl5dk_ojaz6a09y">
+            <w:hyperlink w:history="1" r:id="rIdhjmfjmt7jqkfcn7gf5svz">
               <w:r>
                 <w:rPr>
                   <w:rFonts w:ascii="Arial" w:cs="Arial" w:eastAsia="Arial" w:hAnsi="Arial"/>
@@ -15959,7 +15959,619 @@
             <w:pPr>
               <w:spacing w:after="20" w:before="0"/>
             </w:pPr>
-            <w:hyperlink w:history="1" r:id="rIdouwrrnlvptvvum3azzhwn">
+            <w:hyperlink w:history="1" r:id="rIdsijvv65a3mo4igi6fcedx">
+              <w:r>
+                <w:rPr>
+                  <w:rFonts w:ascii="Arial" w:cs="Arial" w:eastAsia="Arial" w:hAnsi="Arial"/>
+                  <w:color w:val="2E75B6"/>
+                  <w:sz w:val="16"/>
+                  <w:szCs w:val="16"/>
+                  <w:u w:val="single" w:color="2E75B6"/>
+                </w:rPr>
+                <w:t xml:space="preserve">Physical and chemical changes</w:t>
+              </w:r>
+            </w:hyperlink>
+          </w:p>
+          <w:p>
+            <w:pPr>
+              <w:spacing w:after="10" w:before="0"/>
+              <w:ind w:left="120"/>
+            </w:pPr>
+            <w:r>
+              <w:rPr>
+                <w:rFonts w:ascii="Arial" w:cs="Arial" w:eastAsia="Arial" w:hAnsi="Arial"/>
+                <w:color w:val="595959"/>
+                <w:sz w:val="14"/>
+                <w:szCs w:val="14"/>
+              </w:rPr>
+              <w:t xml:space="preserve">Source: Khan Academy (English - US curriculum)</w:t>
+            </w:r>
+          </w:p>
+          <w:p>
+            <w:pPr>
+              <w:spacing w:after="10" w:before="0"/>
+              <w:ind w:left="120"/>
+            </w:pPr>
+            <w:hyperlink w:history="1" r:id="rId7kva_ep5qrtkftenctwyp">
+              <w:r>
+                <w:rPr>
+                  <w:rFonts w:ascii="Arial" w:cs="Arial" w:eastAsia="Arial" w:hAnsi="Arial"/>
+                  <w:color w:val="595959"/>
+                  <w:sz w:val="14"/>
+                  <w:szCs w:val="14"/>
+                  <w:u w:val="single" w:color="595959"/>
+                </w:rPr>
+                <w:t xml:space="preserve">🔍 Search ARES for similar readings</w:t>
+              </w:r>
+            </w:hyperlink>
+          </w:p>
+        </w:tc>
+        <w:tc>
+          <w:tcPr>
+            <w:tcW w:type="dxa" w:w="3040"/>
+            <w:shd w:fill="FFFFFF" w:color="auto" w:val="clear"/>
+            <w:tcMar>
+              <w:top w:type="dxa" w:w="60"/>
+              <w:left w:type="dxa" w:w="120"/>
+              <w:bottom w:type="dxa" w:w="60"/>
+              <w:right w:type="dxa" w:w="120"/>
+            </w:tcMar>
+            <w:vAlign w:val="top"/>
+          </w:tcPr>
+          <w:p>
+            <w:pPr>
+              <w:spacing w:after="40" w:before="0"/>
+              <w:jc w:val="left"/>
+            </w:pPr>
+            <w:r>
+              <w:rPr>
+                <w:rFonts w:ascii="Arial" w:cs="Arial" w:eastAsia="Arial" w:hAnsi="Arial"/>
+                <w:b w:val="false"/>
+                <w:bCs w:val="false"/>
+                <w:i w:val="false"/>
+                <w:iCs w:val="false"/>
+                <w:color w:val="000000"/>
+                <w:sz w:val="18"/>
+                <w:szCs w:val="18"/>
+              </w:rPr>
+              <w:t xml:space="preserve">Learners are shown the two photographs of the Kisumu children displayed at the front of the room — the same images used in Lesson 1. The teacher returns their Lesson 4 food test results tables (or learners retrieve their notebooks). Working in their established groups of four, learners spend 3 minutes silently reviewing their food test results and then answer one prompt written on the board: 'Based on your food test results, what is the single most important chemical difference between ugali and githeri — and how does that difference explain what you see in the two children?' Each learner writes an individual prediction sentence before group discussion begins. Groups share their prediction sentences verbally within the group.</w:t>
+            </w:r>
+          </w:p>
+        </w:tc>
+        <w:tc>
+          <w:tcPr>
+            <w:tcW w:type="dxa" w:w="3040"/>
+            <w:shd w:fill="F2F2F2" w:color="auto" w:val="clear"/>
+            <w:tcMar>
+              <w:top w:type="dxa" w:w="60"/>
+              <w:left w:type="dxa" w:w="120"/>
+              <w:bottom w:type="dxa" w:w="60"/>
+              <w:right w:type="dxa" w:w="120"/>
+            </w:tcMar>
+            <w:vAlign w:val="top"/>
+          </w:tcPr>
+          <w:p>
+            <w:pPr>
+              <w:spacing w:after="40" w:before="0"/>
+              <w:jc w:val="left"/>
+            </w:pPr>
+            <w:r>
+              <w:rPr>
+                <w:rFonts w:ascii="Arial" w:cs="Arial" w:eastAsia="Arial" w:hAnsi="Arial"/>
+                <w:b w:val="false"/>
+                <w:bCs w:val="false"/>
+                <w:i w:val="false"/>
+                <w:iCs w:val="false"/>
+                <w:color w:val="000000"/>
+                <w:sz w:val="18"/>
+                <w:szCs w:val="18"/>
+              </w:rPr>
+              <w:t xml:space="preserve">The teacher displays the two photographs and says: 'Look carefully at these two children from Kisumu. You saw them in Lesson 1 — but now you have evidence you did not have then. You have your food test data. You know what carbohydrates, proteins and lipids look like at the molecular level. So I want you to think harder than you did in Lesson 1.' The teacher writes the prompt on the board and says: 'Read the prompt. Write your own sentence first — do not talk yet. You have 2 minutes of silent thinking time.' WAIT TIME: 2 minutes of enforced silence while learners write. After 2 minutes the teacher says: 'Now share your sentence with your group. You have 1 minute.' After sharing the teacher asks 2 to 3 groups to read their prediction sentences aloud and records key words (protein, amino acids, nitrogen, kwashiorkor) on the board without evaluating them yet, saying: 'I am not telling you if you are right yet — we are going to use your evidence to find out.'</w:t>
+            </w:r>
+          </w:p>
+        </w:tc>
+        <w:tc>
+          <w:tcPr>
+            <w:tcW w:type="dxa" w:w="3040"/>
+            <w:shd w:fill="FFFFFF" w:color="auto" w:val="clear"/>
+            <w:tcMar>
+              <w:top w:type="dxa" w:w="60"/>
+              <w:left w:type="dxa" w:w="120"/>
+              <w:bottom w:type="dxa" w:w="60"/>
+              <w:right w:type="dxa" w:w="120"/>
+            </w:tcMar>
+            <w:vAlign w:val="top"/>
+          </w:tcPr>
+          <w:p>
+            <w:pPr>
+              <w:spacing w:after="40" w:before="0"/>
+              <w:jc w:val="left"/>
+            </w:pPr>
+            <w:r>
+              <w:rPr>
+                <w:rFonts w:ascii="Arial" w:cs="Arial" w:eastAsia="Arial" w:hAnsi="Arial"/>
+                <w:b w:val="false"/>
+                <w:bCs w:val="false"/>
+                <w:i w:val="false"/>
+                <w:iCs w:val="false"/>
+                <w:color w:val="000000"/>
+                <w:sz w:val="18"/>
+                <w:szCs w:val="18"/>
+              </w:rPr>
+              <w:t xml:space="preserve">Activating prior knowledge through structured prediction — learners are required to connect two evidence sources (visual phenomenon plus food test data) before instruction, surfacing the conceptual link between protein absence and observed symptoms.</w:t>
+            </w:r>
+          </w:p>
+        </w:tc>
+        <w:tc>
+          <w:tcPr>
+            <w:tcW w:type="dxa" w:w="3040"/>
+            <w:shd w:fill="F2F2F2" w:color="auto" w:val="clear"/>
+            <w:tcMar>
+              <w:top w:type="dxa" w:w="60"/>
+              <w:left w:type="dxa" w:w="120"/>
+              <w:bottom w:type="dxa" w:w="60"/>
+              <w:right w:type="dxa" w:w="120"/>
+            </w:tcMar>
+            <w:vAlign w:val="top"/>
+          </w:tcPr>
+          <w:p>
+            <w:pPr>
+              <w:spacing w:after="40" w:before="0"/>
+              <w:jc w:val="left"/>
+            </w:pPr>
+            <w:r>
+              <w:rPr>
+                <w:rFonts w:ascii="Arial" w:cs="Arial" w:eastAsia="Arial" w:hAnsi="Arial"/>
+                <w:b w:val="false"/>
+                <w:bCs w:val="false"/>
+                <w:i w:val="false"/>
+                <w:iCs w:val="false"/>
+                <w:color w:val="000000"/>
+                <w:sz w:val="18"/>
+                <w:szCs w:val="18"/>
+              </w:rPr>
+              <w:t xml:space="preserve">Teacher circulates during silent writing and reads learner sentences over shoulders to identify whether learners are connecting protein absence (not just food quantity) to the health difference. Learners who write only 'ugali has more starch' without mentioning protein are flagged for targeted questioning during the Observe phase.</w:t>
+            </w:r>
+          </w:p>
+        </w:tc>
+      </w:tr>
+      <w:tr>
+        <w:tc>
+          <w:tcPr>
+            <w:tcW w:type="dxa" w:w="1520"/>
+            <w:shd w:fill="D9EEF1" w:color="auto" w:val="clear"/>
+            <w:tcMar>
+              <w:top w:type="dxa" w:w="60"/>
+              <w:left w:type="dxa" w:w="120"/>
+              <w:bottom w:type="dxa" w:w="60"/>
+              <w:right w:type="dxa" w:w="120"/>
+            </w:tcMar>
+            <w:vAlign w:val="top"/>
+          </w:tcPr>
+          <w:p>
+            <w:pPr>
+              <w:spacing w:after="40" w:before="0"/>
+              <w:jc w:val="left"/>
+            </w:pPr>
+            <w:r>
+              <w:rPr>
+                <w:rFonts w:ascii="Arial" w:cs="Arial" w:eastAsia="Arial" w:hAnsi="Arial"/>
+                <w:b/>
+                <w:bCs/>
+                <w:i w:val="false"/>
+                <w:iCs w:val="false"/>
+                <w:color w:val="000000"/>
+                <w:sz w:val="18"/>
+                <w:szCs w:val="18"/>
+              </w:rPr>
+              <w:t xml:space="preserve">Observe Phase</w:t>
+            </w:r>
+          </w:p>
+          <w:p>
+            <w:pPr>
+              <w:spacing w:after="20" w:before="0"/>
+            </w:pPr>
+            <w:r>
+              <w:rPr>
+                <w:rFonts w:ascii="Arial" w:cs="Arial" w:eastAsia="Arial" w:hAnsi="Arial"/>
+                <w:b/>
+                <w:bCs/>
+                <w:color w:val="1F3864"/>
+                <w:sz w:val="16"/>
+                <w:szCs w:val="16"/>
+              </w:rPr>
+              <w:t xml:space="preserve">📹 VIDEO:</w:t>
+            </w:r>
+          </w:p>
+          <w:p>
+            <w:pPr>
+              <w:spacing w:after="20" w:before="0"/>
+            </w:pPr>
+            <w:hyperlink w:history="1" r:id="rIdxillbsiyjaxbqdrdgv697">
+              <w:r>
+                <w:rPr>
+                  <w:rFonts w:ascii="Arial" w:cs="Arial" w:eastAsia="Arial" w:hAnsi="Arial"/>
+                  <w:color w:val="2E75B6"/>
+                  <w:sz w:val="16"/>
+                  <w:szCs w:val="16"/>
+                  <w:u w:val="single" w:color="2E75B6"/>
+                </w:rPr>
+                <w:t xml:space="preserve">Introduction to proteins and amino acids</w:t>
+              </w:r>
+            </w:hyperlink>
+          </w:p>
+          <w:p>
+            <w:pPr>
+              <w:spacing w:after="10" w:before="0"/>
+              <w:ind w:left="120"/>
+            </w:pPr>
+            <w:r>
+              <w:rPr>
+                <w:rFonts w:ascii="Arial" w:cs="Arial" w:eastAsia="Arial" w:hAnsi="Arial"/>
+                <w:color w:val="595959"/>
+                <w:sz w:val="14"/>
+                <w:szCs w:val="14"/>
+              </w:rPr>
+              <w:t xml:space="preserve">Source: Khan Academy (English - US curriculum)</w:t>
+            </w:r>
+          </w:p>
+          <w:p>
+            <w:pPr>
+              <w:spacing w:after="10" w:before="0"/>
+              <w:ind w:left="120"/>
+            </w:pPr>
+            <w:hyperlink w:history="1" r:id="rIdw74a7bhjnexfotyebhzwi">
+              <w:r>
+                <w:rPr>
+                  <w:rFonts w:ascii="Arial" w:cs="Arial" w:eastAsia="Arial" w:hAnsi="Arial"/>
+                  <w:color w:val="595959"/>
+                  <w:sz w:val="14"/>
+                  <w:szCs w:val="14"/>
+                  <w:u w:val="single" w:color="595959"/>
+                </w:rPr>
+                <w:t xml:space="preserve">🔍 Search ARES for similar videos</w:t>
+              </w:r>
+            </w:hyperlink>
+          </w:p>
+          <w:p>
+            <w:pPr>
+              <w:spacing w:after="40" w:before="0"/>
+            </w:pPr>
+            <w:r>
+              <w:rPr>
+                <w:sz w:val="14"/>
+                <w:szCs w:val="14"/>
+              </w:rPr>
+              <w:t xml:space="preserve"/>
+            </w:r>
+          </w:p>
+          <w:p>
+            <w:pPr>
+              <w:spacing w:after="20" w:before="0"/>
+            </w:pPr>
+            <w:r>
+              <w:rPr>
+                <w:rFonts w:ascii="Arial" w:cs="Arial" w:eastAsia="Arial" w:hAnsi="Arial"/>
+                <w:b/>
+                <w:bCs/>
+                <w:color w:val="1F3864"/>
+                <w:sz w:val="16"/>
+                <w:szCs w:val="16"/>
+              </w:rPr>
+              <w:t xml:space="preserve">📖 EXERCISE:</w:t>
+            </w:r>
+          </w:p>
+          <w:p>
+            <w:pPr>
+              <w:spacing w:after="20" w:before="0"/>
+            </w:pPr>
+            <w:hyperlink w:history="1" r:id="rId8sswfnk3sqvuy7oqxkac3">
+              <w:r>
+                <w:rPr>
+                  <w:rFonts w:ascii="Arial" w:cs="Arial" w:eastAsia="Arial" w:hAnsi="Arial"/>
+                  <w:color w:val="2E75B6"/>
+                  <w:sz w:val="16"/>
+                  <w:szCs w:val="16"/>
+                  <w:u w:val="single" w:color="2E75B6"/>
+                </w:rPr>
+                <w:t xml:space="preserve">Types of chemical bonds</w:t>
+              </w:r>
+            </w:hyperlink>
+          </w:p>
+          <w:p>
+            <w:pPr>
+              <w:spacing w:after="10" w:before="0"/>
+              <w:ind w:left="120"/>
+            </w:pPr>
+            <w:r>
+              <w:rPr>
+                <w:rFonts w:ascii="Arial" w:cs="Arial" w:eastAsia="Arial" w:hAnsi="Arial"/>
+                <w:color w:val="595959"/>
+                <w:sz w:val="14"/>
+                <w:szCs w:val="14"/>
+              </w:rPr>
+              <w:t xml:space="preserve">Source: Khan Academy (English - US curriculum)</w:t>
+            </w:r>
+          </w:p>
+          <w:p>
+            <w:pPr>
+              <w:spacing w:after="10" w:before="0"/>
+              <w:ind w:left="120"/>
+            </w:pPr>
+            <w:hyperlink w:history="1" r:id="rId49bl8etanalm8ff-gkqei">
+              <w:r>
+                <w:rPr>
+                  <w:rFonts w:ascii="Arial" w:cs="Arial" w:eastAsia="Arial" w:hAnsi="Arial"/>
+                  <w:color w:val="595959"/>
+                  <w:sz w:val="14"/>
+                  <w:szCs w:val="14"/>
+                  <w:u w:val="single" w:color="595959"/>
+                </w:rPr>
+                <w:t xml:space="preserve">🔍 Search ARES for similar readings</w:t>
+              </w:r>
+            </w:hyperlink>
+          </w:p>
+        </w:tc>
+        <w:tc>
+          <w:tcPr>
+            <w:tcW w:type="dxa" w:w="3040"/>
+            <w:shd w:fill="FFFFFF" w:color="auto" w:val="clear"/>
+            <w:tcMar>
+              <w:top w:type="dxa" w:w="60"/>
+              <w:left w:type="dxa" w:w="120"/>
+              <w:bottom w:type="dxa" w:w="60"/>
+              <w:right w:type="dxa" w:w="120"/>
+            </w:tcMar>
+            <w:vAlign w:val="top"/>
+          </w:tcPr>
+          <w:p>
+            <w:pPr>
+              <w:spacing w:after="40" w:before="0"/>
+              <w:jc w:val="left"/>
+            </w:pPr>
+            <w:r>
+              <w:rPr>
+                <w:rFonts w:ascii="Arial" w:cs="Arial" w:eastAsia="Arial" w:hAnsi="Arial"/>
+                <w:b w:val="false"/>
+                <w:bCs w:val="false"/>
+                <w:i w:val="false"/>
+                <w:iCs w:val="false"/>
+                <w:color w:val="000000"/>
+                <w:sz w:val="18"/>
+                <w:szCs w:val="18"/>
+              </w:rPr>
+              <w:t xml:space="preserve">Each group receives a Deficiency Disease Matching Card — a structured card with five rows (kwashiorkor, marasmus, scurvy, rickets, anaemia) and four columns (disease name, missing chemical of life, visible symptoms, Kenyan food that could prevent it). Two columns are pre-filled (disease name and visible symptoms) and two are blank (missing chemical and Kenyan food source). Learners use their Lesson 2 and 3 notes and their Lesson 4 food test data table to complete the blank columns collaboratively. For kwashiorkor specifically, they must cite their Biuret test result on the beans extract (purple colour = protein present) and connect the absence of such a result for ugali to the protein-deficient diet. Groups also calculate a simple diet audit: they are given a typical daily menu for each Kisumu child (child 1: ugali three times, child 2: githeri twice and ugali once) and must list which chemicals of life are present and which are absent or insufficient in each menu.</w:t>
+            </w:r>
+          </w:p>
+        </w:tc>
+        <w:tc>
+          <w:tcPr>
+            <w:tcW w:type="dxa" w:w="3040"/>
+            <w:shd w:fill="F2F2F2" w:color="auto" w:val="clear"/>
+            <w:tcMar>
+              <w:top w:type="dxa" w:w="60"/>
+              <w:left w:type="dxa" w:w="120"/>
+              <w:bottom w:type="dxa" w:w="60"/>
+              <w:right w:type="dxa" w:w="120"/>
+            </w:tcMar>
+            <w:vAlign w:val="top"/>
+          </w:tcPr>
+          <w:p>
+            <w:pPr>
+              <w:spacing w:after="40" w:before="0"/>
+              <w:jc w:val="left"/>
+            </w:pPr>
+            <w:r>
+              <w:rPr>
+                <w:rFonts w:ascii="Arial" w:cs="Arial" w:eastAsia="Arial" w:hAnsi="Arial"/>
+                <w:b w:val="false"/>
+                <w:bCs w:val="false"/>
+                <w:i w:val="false"/>
+                <w:iCs w:val="false"/>
+                <w:color w:val="000000"/>
+                <w:sz w:val="18"/>
+                <w:szCs w:val="18"/>
+              </w:rPr>
+              <w:t xml:space="preserve">The teacher distributes the Deficiency Disease Matching Cards and says: 'Your food test data is your evidence. Your molecular structure notes are your background knowledge. Use both to fill in the two blank columns on this card. Start with kwashiorkor because that is the disease we can see in our Kisumu child.' WAIT TIME: Allow 6 minutes for group work without interruption. The teacher circulates, listening to group talk. If a group is stuck on scurvy, the teacher prompts: 'Which chemical of life did we test with DCPIP in Lesson 4? What did you find in orange juice?' If a group conflates marasmus and kwashiorkor, the teacher asks: 'What is the difference between getting no food at all and getting food that is only starch? Which child in our phenomenon is closer to which disease?' After 6 minutes the teacher pauses the class and cold-calls one group per disease row to share their answer, asking the class: 'Does your card agree or disagree? Correct your card now if needed.' The teacher writes the completed table on the board as a class reference.</w:t>
+            </w:r>
+          </w:p>
+        </w:tc>
+        <w:tc>
+          <w:tcPr>
+            <w:tcW w:type="dxa" w:w="3040"/>
+            <w:shd w:fill="FFFFFF" w:color="auto" w:val="clear"/>
+            <w:tcMar>
+              <w:top w:type="dxa" w:w="60"/>
+              <w:left w:type="dxa" w:w="120"/>
+              <w:bottom w:type="dxa" w:w="60"/>
+              <w:right w:type="dxa" w:w="120"/>
+            </w:tcMar>
+            <w:vAlign w:val="top"/>
+          </w:tcPr>
+          <w:p>
+            <w:pPr>
+              <w:spacing w:after="40" w:before="0"/>
+              <w:jc w:val="left"/>
+            </w:pPr>
+            <w:r>
+              <w:rPr>
+                <w:rFonts w:ascii="Arial" w:cs="Arial" w:eastAsia="Arial" w:hAnsi="Arial"/>
+                <w:b w:val="false"/>
+                <w:bCs w:val="false"/>
+                <w:i w:val="false"/>
+                <w:iCs w:val="false"/>
+                <w:color w:val="000000"/>
+                <w:sz w:val="18"/>
+                <w:szCs w:val="18"/>
+              </w:rPr>
+              <w:t xml:space="preserve">Evidence-to-explanation scaffolding — the partially completed Deficiency Disease Matching Card structures the cognitive task so learners focus on the causal link (missing chemical causes specific symptoms) rather than rote recall. The diet audit task operationalises the phenomenon as a real dietary analysis.</w:t>
+            </w:r>
+          </w:p>
+        </w:tc>
+        <w:tc>
+          <w:tcPr>
+            <w:tcW w:type="dxa" w:w="3040"/>
+            <w:shd w:fill="F2F2F2" w:color="auto" w:val="clear"/>
+            <w:tcMar>
+              <w:top w:type="dxa" w:w="60"/>
+              <w:left w:type="dxa" w:w="120"/>
+              <w:bottom w:type="dxa" w:w="60"/>
+              <w:right w:type="dxa" w:w="120"/>
+            </w:tcMar>
+            <w:vAlign w:val="top"/>
+          </w:tcPr>
+          <w:p>
+            <w:pPr>
+              <w:spacing w:after="40" w:before="0"/>
+              <w:jc w:val="left"/>
+            </w:pPr>
+            <w:r>
+              <w:rPr>
+                <w:rFonts w:ascii="Arial" w:cs="Arial" w:eastAsia="Arial" w:hAnsi="Arial"/>
+                <w:b w:val="false"/>
+                <w:bCs w:val="false"/>
+                <w:i w:val="false"/>
+                <w:iCs w:val="false"/>
+                <w:color w:val="000000"/>
+                <w:sz w:val="18"/>
+                <w:szCs w:val="18"/>
+              </w:rPr>
+              <w:t xml:space="preserve">The teacher checks that learners correctly identify protein (specifically essential amino acids) as the missing chemical in kwashiorkor, and that their Biuret test evidence is cited in their reasoning. Misconception to watch for: learners attributing kwashiorkor to 'not enough food' rather than 'not enough protein specifically.' If this appears, the teacher re-asks: 'The child with kwashiorkor is eating the same amount of food in quantity as the healthy child. So what is different?'</w:t>
+            </w:r>
+          </w:p>
+        </w:tc>
+      </w:tr>
+      <w:tr>
+        <w:tc>
+          <w:tcPr>
+            <w:tcW w:type="dxa" w:w="1520"/>
+            <w:shd w:fill="E2EFDA" w:color="auto" w:val="clear"/>
+            <w:tcMar>
+              <w:top w:type="dxa" w:w="60"/>
+              <w:left w:type="dxa" w:w="120"/>
+              <w:bottom w:type="dxa" w:w="60"/>
+              <w:right w:type="dxa" w:w="120"/>
+            </w:tcMar>
+            <w:vAlign w:val="top"/>
+          </w:tcPr>
+          <w:p>
+            <w:pPr>
+              <w:spacing w:after="40" w:before="0"/>
+              <w:jc w:val="left"/>
+            </w:pPr>
+            <w:r>
+              <w:rPr>
+                <w:rFonts w:ascii="Arial" w:cs="Arial" w:eastAsia="Arial" w:hAnsi="Arial"/>
+                <w:b/>
+                <w:bCs/>
+                <w:i w:val="false"/>
+                <w:iCs w:val="false"/>
+                <w:color w:val="000000"/>
+                <w:sz w:val="18"/>
+                <w:szCs w:val="18"/>
+              </w:rPr>
+              <w:t xml:space="preserve">Explain Phase</w:t>
+            </w:r>
+          </w:p>
+          <w:p>
+            <w:pPr>
+              <w:spacing w:after="20" w:before="0"/>
+            </w:pPr>
+            <w:r>
+              <w:rPr>
+                <w:rFonts w:ascii="Arial" w:cs="Arial" w:eastAsia="Arial" w:hAnsi="Arial"/>
+                <w:b/>
+                <w:bCs/>
+                <w:color w:val="1F3864"/>
+                <w:sz w:val="16"/>
+                <w:szCs w:val="16"/>
+              </w:rPr>
+              <w:t xml:space="preserve">📹 VIDEO:</w:t>
+            </w:r>
+          </w:p>
+          <w:p>
+            <w:pPr>
+              <w:spacing w:after="20" w:before="0"/>
+            </w:pPr>
+            <w:hyperlink w:history="1" r:id="rId3uterqahxmql7-l9scgen">
+              <w:r>
+                <w:rPr>
+                  <w:rFonts w:ascii="Arial" w:cs="Arial" w:eastAsia="Arial" w:hAnsi="Arial"/>
+                  <w:color w:val="2E75B6"/>
+                  <w:sz w:val="16"/>
+                  <w:szCs w:val="16"/>
+                  <w:u w:val="single" w:color="2E75B6"/>
+                </w:rPr>
+                <w:t xml:space="preserve">Introduction to proteins and amino acids</w:t>
+              </w:r>
+            </w:hyperlink>
+          </w:p>
+          <w:p>
+            <w:pPr>
+              <w:spacing w:after="10" w:before="0"/>
+              <w:ind w:left="120"/>
+            </w:pPr>
+            <w:r>
+              <w:rPr>
+                <w:rFonts w:ascii="Arial" w:cs="Arial" w:eastAsia="Arial" w:hAnsi="Arial"/>
+                <w:color w:val="595959"/>
+                <w:sz w:val="14"/>
+                <w:szCs w:val="14"/>
+              </w:rPr>
+              <w:t xml:space="preserve">Source: Khan Academy (English - US curriculum)</w:t>
+            </w:r>
+          </w:p>
+          <w:p>
+            <w:pPr>
+              <w:spacing w:after="10" w:before="0"/>
+              <w:ind w:left="120"/>
+            </w:pPr>
+            <w:hyperlink w:history="1" r:id="rIdi9ahhdxnu6jbmhxcnp-hg">
+              <w:r>
+                <w:rPr>
+                  <w:rFonts w:ascii="Arial" w:cs="Arial" w:eastAsia="Arial" w:hAnsi="Arial"/>
+                  <w:color w:val="595959"/>
+                  <w:sz w:val="14"/>
+                  <w:szCs w:val="14"/>
+                  <w:u w:val="single" w:color="595959"/>
+                </w:rPr>
+                <w:t xml:space="preserve">🔍 Search ARES for similar videos</w:t>
+              </w:r>
+            </w:hyperlink>
+          </w:p>
+          <w:p>
+            <w:pPr>
+              <w:spacing w:after="40" w:before="0"/>
+            </w:pPr>
+            <w:r>
+              <w:rPr>
+                <w:sz w:val="14"/>
+                <w:szCs w:val="14"/>
+              </w:rPr>
+              <w:t xml:space="preserve"/>
+            </w:r>
+          </w:p>
+          <w:p>
+            <w:pPr>
+              <w:spacing w:after="20" w:before="0"/>
+            </w:pPr>
+            <w:r>
+              <w:rPr>
+                <w:rFonts w:ascii="Arial" w:cs="Arial" w:eastAsia="Arial" w:hAnsi="Arial"/>
+                <w:b/>
+                <w:bCs/>
+                <w:color w:val="1F3864"/>
+                <w:sz w:val="16"/>
+                <w:szCs w:val="16"/>
+              </w:rPr>
+              <w:t xml:space="preserve">📖 EXERCISE:</w:t>
+            </w:r>
+          </w:p>
+          <w:p>
+            <w:pPr>
+              <w:spacing w:after="20" w:before="0"/>
+            </w:pPr>
+            <w:hyperlink w:history="1" r:id="rIduejrkqlc_q2doitxzwcsx">
               <w:r>
                 <w:rPr>
                   <w:rFonts w:ascii="Arial" w:cs="Arial" w:eastAsia="Arial" w:hAnsi="Arial"/>
@@ -15992,7 +16604,7 @@
               <w:spacing w:after="10" w:before="0"/>
               <w:ind w:left="120"/>
             </w:pPr>
-            <w:hyperlink w:history="1" r:id="rIdamm6fvmzhjgsvelb-2ipk">
+            <w:hyperlink w:history="1" r:id="rIdhaar3dm01hm16xkypyy4l">
               <w:r>
                 <w:rPr>
                   <w:rFonts w:ascii="Arial" w:cs="Arial" w:eastAsia="Arial" w:hAnsi="Arial"/>
@@ -16034,7 +16646,7 @@
                 <w:sz w:val="18"/>
                 <w:szCs w:val="18"/>
               </w:rPr>
-              <w:t xml:space="preserve">Learners are shown the two photographs of the Kisumu children displayed at the front of the room — the same images used in Lesson 1. The teacher returns their Lesson 4 food test results tables (or learners retrieve their notebooks). Working in their established groups of four, learners spend 3 minutes silently reviewing their food test results and then answer one prompt written on the board: 'Based on your food test results, what is the single most important chemical difference between ugali and githeri — and how does that difference explain what you see in the two children?' Each learner writes an individual prediction sentence before group discussion begins. Groups share their prediction sentences verbally within the group.</w:t>
+              <w:t xml:space="preserve">Each group constructs a written scientific explanation (5 to 7 sentences) for the anchoring phenomenon using a provided sentence-starter framework: (1) 'Ugali is made mainly of... because our iodine test showed...'; (2) 'Githeri contains both... and... because our Biuret test showed...'; (3) 'The child eating only ugali develops kwashiorkor because...'; (4) 'Proteins are needed in the body to build... including albumin (which prevents oedema), keratin (hair), and muscle fibres...'; (5) 'Therefore the two children have different bodies because...'. One group spokesperson reads the completed explanation aloud. The teacher facilitates a whole-class discussion in which learners evaluate each other's explanations. The teacher then connects the class findings to the Kenya National School Feeding Programme and to the work of nutritional scientists at the Kenya Medical Research Institute (KEMRI) who study childhood malnutrition in Nyanza and Western Kenya. Learners update their individual DQB sticky notes: answered questions are moved to an 'Answered' column and any new questions are added.</w:t>
             </w:r>
           </w:p>
         </w:tc>
@@ -16066,7 +16678,7 @@
                 <w:sz w:val="18"/>
                 <w:szCs w:val="18"/>
               </w:rPr>
-              <w:t xml:space="preserve">The teacher displays the two photographs and says: 'Look carefully at these two children from Kisumu. You saw them in Lesson 1 — but now you have evidence you did not have then. You have your food test data. You know what carbohydrates, proteins and lipids look like at the molecular level. So I want you to think harder than you did in Lesson 1.' The teacher writes the prompt on the board and says: 'Read the prompt. Write your own sentence first — do not talk yet. You have 2 minutes of silent thinking time.' WAIT TIME: 2 minutes of enforced silence while learners write. After 2 minutes the teacher says: 'Now share your sentence with your group. You have 1 minute.' After sharing the teacher asks 2 to 3 groups to read their prediction sentences aloud and records key words (protein, amino acids, nitrogen, kwashiorkor) on the board without evaluating them yet, saying: 'I am not telling you if you are right yet — we are going to use your evidence to find out.'</w:t>
+              <w:t xml:space="preserve">The teacher says: 'You now have enough evidence to answer the driving question — at least part of it. Your group is going to write a scientific explanation. I am not asking you to guess. I am asking you to use your food test results, your molecular structure knowledge, and your deficiency disease card as evidence. Use the sentence starters on the board.' WAIT TIME: Allow 5 minutes for group writing. After groups present, the teacher says: 'Listen carefully to each group. When they finish, I want you to say one thing you agree with and one thing you would add or change.' After all groups have presented, the teacher synthesises: 'Every group arrived at the same core idea: the Kisumu child with kwashiorkor is not starving in terms of energy — ugali gives energy through carbohydrates — but is starving in terms of the building-block molecules that only proteins can supply. That is a profound scientific insight and it is exactly what nutritional scientists at KEMRI and the World Food Programme have been telling Kenyan communities for decades.' The teacher then asks: 'What does this tell us about what food is really made of?' — re-echoing the driving question — and allows learners to respond freely for 2 minutes before summarising.</w:t>
             </w:r>
           </w:p>
         </w:tc>
@@ -16098,7 +16710,7 @@
                 <w:sz w:val="18"/>
                 <w:szCs w:val="18"/>
               </w:rPr>
-              <w:t xml:space="preserve">Activating prior knowledge through structured prediction — learners are required to connect two evidence sources (visual phenomenon plus food test data) before instruction, surfacing the conceptual link between protein absence and observed symptoms.</w:t>
+              <w:t xml:space="preserve">Collaborative explanation construction using sentence-starter scaffolds ensures all learners produce evidence-based reasoning rather than opinion. Peer evaluation of group explanations deepens critical thinking. Connecting to KEMRI scientists and the Kenya National School Feeding Programme grounds the science in authentic Kenyan societal context.</w:t>
             </w:r>
           </w:p>
         </w:tc>
@@ -16130,7 +16742,7 @@
                 <w:sz w:val="18"/>
                 <w:szCs w:val="18"/>
               </w:rPr>
-              <w:t xml:space="preserve">Teacher circulates during silent writing and reads learner sentences over shoulders to identify whether learners are connecting protein absence (not just food quantity) to the health difference. Learners who write only 'ugali has more starch' without mentioning protein are flagged for targeted questioning during the Observe phase.</w:t>
+              <w:t xml:space="preserve">Teacher collects the written group explanations at the end of the lesson to assess whether learners: (1) correctly cite food test evidence (iodine for starch, Biuret for protein); (2) identify specific proteins (albumin, keratin, muscle protein) and explain their functions; (3) make a clear causal link between protein absence and kwashiorkor symptoms. A three-point rubric is used: 1 = identifies protein as missing; 2 = connects protein absence to specific symptoms; 3 = cites food test evidence and names specific proteins and their functions.</w:t>
             </w:r>
           </w:p>
         </w:tc>
@@ -16139,32 +16751,32 @@
         <w:tc>
           <w:tcPr>
             <w:tcW w:type="dxa" w:w="1520"/>
-            <w:shd w:fill="D9EEF1" w:color="auto" w:val="clear"/>
-            <w:tcMar>
-              <w:top w:type="dxa" w:w="60"/>
-              <w:left w:type="dxa" w:w="120"/>
-              <w:bottom w:type="dxa" w:w="60"/>
-              <w:right w:type="dxa" w:w="120"/>
-            </w:tcMar>
-            <w:vAlign w:val="top"/>
-          </w:tcPr>
-          <w:p>
-            <w:pPr>
-              <w:spacing w:after="40" w:before="0"/>
-              <w:jc w:val="left"/>
-            </w:pPr>
-            <w:r>
-              <w:rPr>
-                <w:rFonts w:ascii="Arial" w:cs="Arial" w:eastAsia="Arial" w:hAnsi="Arial"/>
-                <w:b/>
-                <w:bCs/>
-                <w:i w:val="false"/>
-                <w:iCs w:val="false"/>
-                <w:color w:val="000000"/>
-                <w:sz w:val="18"/>
-                <w:szCs w:val="18"/>
-              </w:rPr>
-              <w:t xml:space="preserve">Observe Phase</w:t>
+            <w:shd w:fill="FCE4D6" w:color="auto" w:val="clear"/>
+            <w:tcMar>
+              <w:top w:type="dxa" w:w="60"/>
+              <w:left w:type="dxa" w:w="120"/>
+              <w:bottom w:type="dxa" w:w="60"/>
+              <w:right w:type="dxa" w:w="120"/>
+            </w:tcMar>
+            <w:vAlign w:val="top"/>
+          </w:tcPr>
+          <w:p>
+            <w:pPr>
+              <w:spacing w:after="40" w:before="0"/>
+              <w:jc w:val="left"/>
+            </w:pPr>
+            <w:r>
+              <w:rPr>
+                <w:rFonts w:ascii="Arial" w:cs="Arial" w:eastAsia="Arial" w:hAnsi="Arial"/>
+                <w:b/>
+                <w:bCs/>
+                <w:i w:val="false"/>
+                <w:iCs w:val="false"/>
+                <w:color w:val="000000"/>
+                <w:sz w:val="18"/>
+                <w:szCs w:val="18"/>
+              </w:rPr>
+              <w:t xml:space="preserve">Driving Question Board (DQB) Creation</w:t>
             </w:r>
           </w:p>
           <w:p>
@@ -16187,7 +16799,7 @@
             <w:pPr>
               <w:spacing w:after="20" w:before="0"/>
             </w:pPr>
-            <w:hyperlink w:history="1" r:id="rIdxka05wzsoye0lnbefi7ze">
+            <w:hyperlink w:history="1" r:id="rIdqen8yrvnpb-nbowazgg5b">
               <w:r>
                 <w:rPr>
                   <w:rFonts w:ascii="Arial" w:cs="Arial" w:eastAsia="Arial" w:hAnsi="Arial"/>
@@ -16196,7 +16808,7 @@
                   <w:szCs w:val="16"/>
                   <w:u w:val="single" w:color="2E75B6"/>
                 </w:rPr>
-                <w:t xml:space="preserve">Translation (mRNA to protein)</w:t>
+                <w:t xml:space="preserve">Introduction to proteins and amino acids</w:t>
               </w:r>
             </w:hyperlink>
           </w:p>
@@ -16220,7 +16832,7 @@
               <w:spacing w:after="10" w:before="0"/>
               <w:ind w:left="120"/>
             </w:pPr>
-            <w:hyperlink w:history="1" r:id="rIdeo9fla_1itlpbsp3wsbea">
+            <w:hyperlink w:history="1" r:id="rIdgovychgkgq8oe7cw-mauu">
               <w:r>
                 <w:rPr>
                   <w:rFonts w:ascii="Arial" w:cs="Arial" w:eastAsia="Arial" w:hAnsi="Arial"/>
@@ -16265,7 +16877,7 @@
             <w:pPr>
               <w:spacing w:after="20" w:before="0"/>
             </w:pPr>
-            <w:hyperlink w:history="1" r:id="rIdce9-skbg-btza7a0ugytw">
+            <w:hyperlink w:history="1" r:id="rIdqlzanaadur9nxue8dwlqs">
               <w:r>
                 <w:rPr>
                   <w:rFonts w:ascii="Arial" w:cs="Arial" w:eastAsia="Arial" w:hAnsi="Arial"/>
@@ -16298,7 +16910,7 @@
               <w:spacing w:after="10" w:before="0"/>
               <w:ind w:left="120"/>
             </w:pPr>
-            <w:hyperlink w:history="1" r:id="rId9pscsoj5spx81g4xcazht">
+            <w:hyperlink w:history="1" r:id="rIdksjnplvo1d65fnnmhdwnw">
               <w:r>
                 <w:rPr>
                   <w:rFonts w:ascii="Arial" w:cs="Arial" w:eastAsia="Arial" w:hAnsi="Arial"/>
@@ -16340,7 +16952,7 @@
                 <w:sz w:val="18"/>
                 <w:szCs w:val="18"/>
               </w:rPr>
-              <w:t xml:space="preserve">Each group receives a Deficiency Disease Matching Card — a structured card with five rows (kwashiorkor, marasmus, scurvy, rickets, anaemia) and four columns (disease name, missing chemical of life, visible symptoms, Kenyan food that could prevent it). Two columns are pre-filled (disease name and visible symptoms) and two are blank (missing chemical and Kenyan food source). Learners use their Lesson 2 and 3 notes and their Lesson 4 food test data table to complete the blank columns collaboratively. For kwashiorkor specifically, they must cite their Biuret test result on the beans extract (purple colour = protein present) and connect the absence of such a result for ugali to the protein-deficient diet. Groups also calculate a simple diet audit: they are given a typical daily menu for each Kisumu child (child 1: ugali three times, child 2: githeri twice and ugali once) and must list which chemicals of life are present and which are absent or insufficient in each menu.</w:t>
+              <w:t xml:space="preserve">Learners retrieve their individual DQB sticky notes from the board (posted in Lesson 1). Each learner reads their original Lesson 1 question and decides: (a) Can I now answer this question using evidence from Lessons 1 to 5? If yes, the learner writes a brief answer on the back of the sticky note and moves it to the 'Answered' column on the DQB. (b) If the question is still partially unanswered or has generated a new question, the learner writes a new sticky note for the 'Still Wondering' column. The class briefly reviews which questions have been answered (typically questions about what food is made of, what causes kwashiorkor, and what proteins do) and which remain (typically questions about DNA, vitamins in detail, or how the body digests food). The teacher acknowledges remaining questions as the focus for Lesson 6 model building.</w:t>
             </w:r>
           </w:p>
         </w:tc>
@@ -16372,7 +16984,7 @@
                 <w:sz w:val="18"/>
                 <w:szCs w:val="18"/>
               </w:rPr>
-              <w:t xml:space="preserve">The teacher distributes the Deficiency Disease Matching Cards and says: 'Your food test data is your evidence. Your molecular structure notes are your background knowledge. Use both to fill in the two blank columns on this card. Start with kwashiorkor because that is the disease we can see in our Kisumu child.' WAIT TIME: Allow 6 minutes for group work without interruption. The teacher circulates, listening to group talk. If a group is stuck on scurvy, the teacher prompts: 'Which chemical of life did we test with DCPIP in Lesson 4? What did you find in orange juice?' If a group conflates marasmus and kwashiorkor, the teacher asks: 'What is the difference between getting no food at all and getting food that is only starch? Which child in our phenomenon is closer to which disease?' After 6 minutes the teacher pauses the class and cold-calls one group per disease row to share their answer, asking the class: 'Does your card agree or disagree? Correct your card now if needed.' The teacher writes the completed table on the board as a class reference.</w:t>
+              <w:t xml:space="preserve">The teacher says: 'Go to the DQB. Find your sticky note from Lesson 1. Read your question. Ask yourself honestly: can I answer this now using evidence? If yes, write your answer on the back and move it to Answered. If not, write a new question on a fresh sticky note and add it to Still Wondering.' WAIT TIME: Allow 3 minutes for learners to work independently at the board. After the 3 minutes the teacher reads out 3 to 4 answered questions and says: 'Look how far we have come since Lesson 1. You could not answer these questions then. Now you can — and you can back your answers with chemical evidence.' The teacher then points to the Still Wondering column and says: 'These remaining questions are exactly what we will address in Lesson 6 when we build our final model. So do not worry — we are not done yet.'</w:t>
             </w:r>
           </w:p>
         </w:tc>
@@ -16404,7 +17016,7 @@
                 <w:sz w:val="18"/>
                 <w:szCs w:val="18"/>
               </w:rPr>
-              <w:t xml:space="preserve">Evidence-to-explanation scaffolding — the partially completed Deficiency Disease Matching Card structures the cognitive task so learners focus on the causal link (missing chemical causes specific symptoms) rather than rote recall. The diet audit task operationalises the phenomenon as a real dietary analysis.</w:t>
+              <w:t xml:space="preserve">The DQB update provides a metacognitive checkpoint — learners explicitly compare their current understanding to their Lesson 1 baseline, making conceptual growth visible and celebrated. This sustains motivation and models how science progresses through evidence accumulation.</w:t>
             </w:r>
           </w:p>
         </w:tc>
@@ -16436,7 +17048,7 @@
                 <w:sz w:val="18"/>
                 <w:szCs w:val="18"/>
               </w:rPr>
-              <w:t xml:space="preserve">The teacher checks that learners correctly identify protein (specifically essential amino acids) as the missing chemical in kwashiorkor, and that their Biuret test evidence is cited in their reasoning. Misconception to watch for: learners attributing kwashiorkor to 'not enough food' rather than 'not enough protein specifically.' If this appears, the teacher re-asks: 'The child with kwashiorkor is eating the same amount of food in quantity as the healthy child. So what is different?'</w:t>
+              <w:t xml:space="preserve">The teacher scans the Answered column to check that learners are providing evidence-based answers (not just 'yes I know this now') and reads a sample of the Still Wondering questions to identify persistent misconceptions or genuine curiosity to address in Lesson 6.</w:t>
             </w:r>
           </w:p>
         </w:tc>
@@ -16445,32 +17057,32 @@
         <w:tc>
           <w:tcPr>
             <w:tcW w:type="dxa" w:w="1520"/>
-            <w:shd w:fill="E2EFDA" w:color="auto" w:val="clear"/>
-            <w:tcMar>
-              <w:top w:type="dxa" w:w="60"/>
-              <w:left w:type="dxa" w:w="120"/>
-              <w:bottom w:type="dxa" w:w="60"/>
-              <w:right w:type="dxa" w:w="120"/>
-            </w:tcMar>
-            <w:vAlign w:val="top"/>
-          </w:tcPr>
-          <w:p>
-            <w:pPr>
-              <w:spacing w:after="40" w:before="0"/>
-              <w:jc w:val="left"/>
-            </w:pPr>
-            <w:r>
-              <w:rPr>
-                <w:rFonts w:ascii="Arial" w:cs="Arial" w:eastAsia="Arial" w:hAnsi="Arial"/>
-                <w:b/>
-                <w:bCs/>
-                <w:i w:val="false"/>
-                <w:iCs w:val="false"/>
-                <w:color w:val="000000"/>
-                <w:sz w:val="18"/>
-                <w:szCs w:val="18"/>
-              </w:rPr>
-              <w:t xml:space="preserve">Explain Phase</w:t>
+            <w:shd w:fill="D5E8F0" w:color="auto" w:val="clear"/>
+            <w:tcMar>
+              <w:top w:type="dxa" w:w="60"/>
+              <w:left w:type="dxa" w:w="120"/>
+              <w:bottom w:type="dxa" w:w="60"/>
+              <w:right w:type="dxa" w:w="120"/>
+            </w:tcMar>
+            <w:vAlign w:val="top"/>
+          </w:tcPr>
+          <w:p>
+            <w:pPr>
+              <w:spacing w:after="40" w:before="0"/>
+              <w:jc w:val="left"/>
+            </w:pPr>
+            <w:r>
+              <w:rPr>
+                <w:rFonts w:ascii="Arial" w:cs="Arial" w:eastAsia="Arial" w:hAnsi="Arial"/>
+                <w:b/>
+                <w:bCs/>
+                <w:i w:val="false"/>
+                <w:iCs w:val="false"/>
+                <w:color w:val="000000"/>
+                <w:sz w:val="18"/>
+                <w:szCs w:val="18"/>
+              </w:rPr>
+              <w:t xml:space="preserve">Model Building Phase</w:t>
             </w:r>
           </w:p>
           <w:p>
@@ -16493,7 +17105,7 @@
             <w:pPr>
               <w:spacing w:after="20" w:before="0"/>
             </w:pPr>
-            <w:hyperlink w:history="1" r:id="rIdzvfo8qws4wqvemo5cugys">
+            <w:hyperlink w:history="1" r:id="rIdtvhakbysymsjndxw3ab--">
               <w:r>
                 <w:rPr>
                   <w:rFonts w:ascii="Arial" w:cs="Arial" w:eastAsia="Arial" w:hAnsi="Arial"/>
@@ -16526,7 +17138,7 @@
               <w:spacing w:after="10" w:before="0"/>
               <w:ind w:left="120"/>
             </w:pPr>
-            <w:hyperlink w:history="1" r:id="rId4zy7ypx6cinmkf6q486db">
+            <w:hyperlink w:history="1" r:id="rId1g73ay-ic5ahxtyp2i_s3">
               <w:r>
                 <w:rPr>
                   <w:rFonts w:ascii="Arial" w:cs="Arial" w:eastAsia="Arial" w:hAnsi="Arial"/>
@@ -16571,7 +17183,7 @@
             <w:pPr>
               <w:spacing w:after="20" w:before="0"/>
             </w:pPr>
-            <w:hyperlink w:history="1" r:id="rIdbot6kvfmeqdwnfbpzjkqe">
+            <w:hyperlink w:history="1" r:id="rIdsdlc_hxd6opd-smkuuagc">
               <w:r>
                 <w:rPr>
                   <w:rFonts w:ascii="Arial" w:cs="Arial" w:eastAsia="Arial" w:hAnsi="Arial"/>
@@ -16580,7 +17192,7 @@
                   <w:szCs w:val="16"/>
                   <w:u w:val="single" w:color="2E75B6"/>
                 </w:rPr>
-                <w:t xml:space="preserve">Proteins</w:t>
+                <w:t xml:space="preserve">Physical and chemical changes</w:t>
               </w:r>
             </w:hyperlink>
           </w:p>
@@ -16604,619 +17216,7 @@
               <w:spacing w:after="10" w:before="0"/>
               <w:ind w:left="120"/>
             </w:pPr>
-            <w:hyperlink w:history="1" r:id="rId39jxlwn5dhlak8hfuujwe">
-              <w:r>
-                <w:rPr>
-                  <w:rFonts w:ascii="Arial" w:cs="Arial" w:eastAsia="Arial" w:hAnsi="Arial"/>
-                  <w:color w:val="595959"/>
-                  <w:sz w:val="14"/>
-                  <w:szCs w:val="14"/>
-                  <w:u w:val="single" w:color="595959"/>
-                </w:rPr>
-                <w:t xml:space="preserve">🔍 Search ARES for similar readings</w:t>
-              </w:r>
-            </w:hyperlink>
-          </w:p>
-        </w:tc>
-        <w:tc>
-          <w:tcPr>
-            <w:tcW w:type="dxa" w:w="3040"/>
-            <w:shd w:fill="FFFFFF" w:color="auto" w:val="clear"/>
-            <w:tcMar>
-              <w:top w:type="dxa" w:w="60"/>
-              <w:left w:type="dxa" w:w="120"/>
-              <w:bottom w:type="dxa" w:w="60"/>
-              <w:right w:type="dxa" w:w="120"/>
-            </w:tcMar>
-            <w:vAlign w:val="top"/>
-          </w:tcPr>
-          <w:p>
-            <w:pPr>
-              <w:spacing w:after="40" w:before="0"/>
-              <w:jc w:val="left"/>
-            </w:pPr>
-            <w:r>
-              <w:rPr>
-                <w:rFonts w:ascii="Arial" w:cs="Arial" w:eastAsia="Arial" w:hAnsi="Arial"/>
-                <w:b w:val="false"/>
-                <w:bCs w:val="false"/>
-                <w:i w:val="false"/>
-                <w:iCs w:val="false"/>
-                <w:color w:val="000000"/>
-                <w:sz w:val="18"/>
-                <w:szCs w:val="18"/>
-              </w:rPr>
-              <w:t xml:space="preserve">Each group constructs a written scientific explanation (5 to 7 sentences) for the anchoring phenomenon using a provided sentence-starter framework: (1) 'Ugali is made mainly of... because our iodine test showed...'; (2) 'Githeri contains both... and... because our Biuret test showed...'; (3) 'The child eating only ugali develops kwashiorkor because...'; (4) 'Proteins are needed in the body to build... including albumin (which prevents oedema), keratin (hair), and muscle fibres...'; (5) 'Therefore the two children have different bodies because...'. One group spokesperson reads the completed explanation aloud. The teacher facilitates a whole-class discussion in which learners evaluate each other's explanations. The teacher then connects the class findings to the Kenya National School Feeding Programme and to the work of nutritional scientists at the Kenya Medical Research Institute (KEMRI) who study childhood malnutrition in Nyanza and Western Kenya. Learners update their individual DQB sticky notes: answered questions are moved to an 'Answered' column and any new questions are added.</w:t>
-            </w:r>
-          </w:p>
-        </w:tc>
-        <w:tc>
-          <w:tcPr>
-            <w:tcW w:type="dxa" w:w="3040"/>
-            <w:shd w:fill="F2F2F2" w:color="auto" w:val="clear"/>
-            <w:tcMar>
-              <w:top w:type="dxa" w:w="60"/>
-              <w:left w:type="dxa" w:w="120"/>
-              <w:bottom w:type="dxa" w:w="60"/>
-              <w:right w:type="dxa" w:w="120"/>
-            </w:tcMar>
-            <w:vAlign w:val="top"/>
-          </w:tcPr>
-          <w:p>
-            <w:pPr>
-              <w:spacing w:after="40" w:before="0"/>
-              <w:jc w:val="left"/>
-            </w:pPr>
-            <w:r>
-              <w:rPr>
-                <w:rFonts w:ascii="Arial" w:cs="Arial" w:eastAsia="Arial" w:hAnsi="Arial"/>
-                <w:b w:val="false"/>
-                <w:bCs w:val="false"/>
-                <w:i w:val="false"/>
-                <w:iCs w:val="false"/>
-                <w:color w:val="000000"/>
-                <w:sz w:val="18"/>
-                <w:szCs w:val="18"/>
-              </w:rPr>
-              <w:t xml:space="preserve">The teacher says: 'You now have enough evidence to answer the driving question — at least part of it. Your group is going to write a scientific explanation. I am not asking you to guess. I am asking you to use your food test results, your molecular structure knowledge, and your deficiency disease card as evidence. Use the sentence starters on the board.' WAIT TIME: Allow 5 minutes for group writing. After groups present, the teacher says: 'Listen carefully to each group. When they finish, I want you to say one thing you agree with and one thing you would add or change.' After all groups have presented, the teacher synthesises: 'Every group arrived at the same core idea: the Kisumu child with kwashiorkor is not starving in terms of energy — ugali gives energy through carbohydrates — but is starving in terms of the building-block molecules that only proteins can supply. That is a profound scientific insight and it is exactly what nutritional scientists at KEMRI and the World Food Programme have been telling Kenyan communities for decades.' The teacher then asks: 'What does this tell us about what food is really made of?' — re-echoing the driving question — and allows learners to respond freely for 2 minutes before summarising.</w:t>
-            </w:r>
-          </w:p>
-        </w:tc>
-        <w:tc>
-          <w:tcPr>
-            <w:tcW w:type="dxa" w:w="3040"/>
-            <w:shd w:fill="FFFFFF" w:color="auto" w:val="clear"/>
-            <w:tcMar>
-              <w:top w:type="dxa" w:w="60"/>
-              <w:left w:type="dxa" w:w="120"/>
-              <w:bottom w:type="dxa" w:w="60"/>
-              <w:right w:type="dxa" w:w="120"/>
-            </w:tcMar>
-            <w:vAlign w:val="top"/>
-          </w:tcPr>
-          <w:p>
-            <w:pPr>
-              <w:spacing w:after="40" w:before="0"/>
-              <w:jc w:val="left"/>
-            </w:pPr>
-            <w:r>
-              <w:rPr>
-                <w:rFonts w:ascii="Arial" w:cs="Arial" w:eastAsia="Arial" w:hAnsi="Arial"/>
-                <w:b w:val="false"/>
-                <w:bCs w:val="false"/>
-                <w:i w:val="false"/>
-                <w:iCs w:val="false"/>
-                <w:color w:val="000000"/>
-                <w:sz w:val="18"/>
-                <w:szCs w:val="18"/>
-              </w:rPr>
-              <w:t xml:space="preserve">Collaborative explanation construction using sentence-starter scaffolds ensures all learners produce evidence-based reasoning rather than opinion. Peer evaluation of group explanations deepens critical thinking. Connecting to KEMRI scientists and the Kenya National School Feeding Programme grounds the science in authentic Kenyan societal context.</w:t>
-            </w:r>
-          </w:p>
-        </w:tc>
-        <w:tc>
-          <w:tcPr>
-            <w:tcW w:type="dxa" w:w="3040"/>
-            <w:shd w:fill="F2F2F2" w:color="auto" w:val="clear"/>
-            <w:tcMar>
-              <w:top w:type="dxa" w:w="60"/>
-              <w:left w:type="dxa" w:w="120"/>
-              <w:bottom w:type="dxa" w:w="60"/>
-              <w:right w:type="dxa" w:w="120"/>
-            </w:tcMar>
-            <w:vAlign w:val="top"/>
-          </w:tcPr>
-          <w:p>
-            <w:pPr>
-              <w:spacing w:after="40" w:before="0"/>
-              <w:jc w:val="left"/>
-            </w:pPr>
-            <w:r>
-              <w:rPr>
-                <w:rFonts w:ascii="Arial" w:cs="Arial" w:eastAsia="Arial" w:hAnsi="Arial"/>
-                <w:b w:val="false"/>
-                <w:bCs w:val="false"/>
-                <w:i w:val="false"/>
-                <w:iCs w:val="false"/>
-                <w:color w:val="000000"/>
-                <w:sz w:val="18"/>
-                <w:szCs w:val="18"/>
-              </w:rPr>
-              <w:t xml:space="preserve">Teacher collects the written group explanations at the end of the lesson to assess whether learners: (1) correctly cite food test evidence (iodine for starch, Biuret for protein); (2) identify specific proteins (albumin, keratin, muscle protein) and explain their functions; (3) make a clear causal link between protein absence and kwashiorkor symptoms. A three-point rubric is used: 1 = identifies protein as missing; 2 = connects protein absence to specific symptoms; 3 = cites food test evidence and names specific proteins and their functions.</w:t>
-            </w:r>
-          </w:p>
-        </w:tc>
-      </w:tr>
-      <w:tr>
-        <w:tc>
-          <w:tcPr>
-            <w:tcW w:type="dxa" w:w="1520"/>
-            <w:shd w:fill="FCE4D6" w:color="auto" w:val="clear"/>
-            <w:tcMar>
-              <w:top w:type="dxa" w:w="60"/>
-              <w:left w:type="dxa" w:w="120"/>
-              <w:bottom w:type="dxa" w:w="60"/>
-              <w:right w:type="dxa" w:w="120"/>
-            </w:tcMar>
-            <w:vAlign w:val="top"/>
-          </w:tcPr>
-          <w:p>
-            <w:pPr>
-              <w:spacing w:after="40" w:before="0"/>
-              <w:jc w:val="left"/>
-            </w:pPr>
-            <w:r>
-              <w:rPr>
-                <w:rFonts w:ascii="Arial" w:cs="Arial" w:eastAsia="Arial" w:hAnsi="Arial"/>
-                <w:b/>
-                <w:bCs/>
-                <w:i w:val="false"/>
-                <w:iCs w:val="false"/>
-                <w:color w:val="000000"/>
-                <w:sz w:val="18"/>
-                <w:szCs w:val="18"/>
-              </w:rPr>
-              <w:t xml:space="preserve">Driving Question Board (DQB) Creation</w:t>
-            </w:r>
-          </w:p>
-          <w:p>
-            <w:pPr>
-              <w:spacing w:after="20" w:before="0"/>
-            </w:pPr>
-            <w:r>
-              <w:rPr>
-                <w:rFonts w:ascii="Arial" w:cs="Arial" w:eastAsia="Arial" w:hAnsi="Arial"/>
-                <w:b/>
-                <w:bCs/>
-                <w:color w:val="1F3864"/>
-                <w:sz w:val="16"/>
-                <w:szCs w:val="16"/>
-              </w:rPr>
-              <w:t xml:space="preserve">📹 VIDEO:</w:t>
-            </w:r>
-          </w:p>
-          <w:p>
-            <w:pPr>
-              <w:spacing w:after="20" w:before="0"/>
-            </w:pPr>
-            <w:hyperlink w:history="1" r:id="rIdclxiadoxlz3mbipbttyiz">
-              <w:r>
-                <w:rPr>
-                  <w:rFonts w:ascii="Arial" w:cs="Arial" w:eastAsia="Arial" w:hAnsi="Arial"/>
-                  <w:color w:val="2E75B6"/>
-                  <w:sz w:val="16"/>
-                  <w:szCs w:val="16"/>
-                  <w:u w:val="single" w:color="2E75B6"/>
-                </w:rPr>
-                <w:t xml:space="preserve">Introduction to proteins and amino acids</w:t>
-              </w:r>
-            </w:hyperlink>
-          </w:p>
-          <w:p>
-            <w:pPr>
-              <w:spacing w:after="10" w:before="0"/>
-              <w:ind w:left="120"/>
-            </w:pPr>
-            <w:r>
-              <w:rPr>
-                <w:rFonts w:ascii="Arial" w:cs="Arial" w:eastAsia="Arial" w:hAnsi="Arial"/>
-                <w:color w:val="595959"/>
-                <w:sz w:val="14"/>
-                <w:szCs w:val="14"/>
-              </w:rPr>
-              <w:t xml:space="preserve">Source: Khan Academy (English - US curriculum)</w:t>
-            </w:r>
-          </w:p>
-          <w:p>
-            <w:pPr>
-              <w:spacing w:after="10" w:before="0"/>
-              <w:ind w:left="120"/>
-            </w:pPr>
-            <w:hyperlink w:history="1" r:id="rIdfaffogzhcelbnwy2xe3oy">
-              <w:r>
-                <w:rPr>
-                  <w:rFonts w:ascii="Arial" w:cs="Arial" w:eastAsia="Arial" w:hAnsi="Arial"/>
-                  <w:color w:val="595959"/>
-                  <w:sz w:val="14"/>
-                  <w:szCs w:val="14"/>
-                  <w:u w:val="single" w:color="595959"/>
-                </w:rPr>
-                <w:t xml:space="preserve">🔍 Search ARES for similar videos</w:t>
-              </w:r>
-            </w:hyperlink>
-          </w:p>
-          <w:p>
-            <w:pPr>
-              <w:spacing w:after="40" w:before="0"/>
-            </w:pPr>
-            <w:r>
-              <w:rPr>
-                <w:sz w:val="14"/>
-                <w:szCs w:val="14"/>
-              </w:rPr>
-              <w:t xml:space="preserve"/>
-            </w:r>
-          </w:p>
-          <w:p>
-            <w:pPr>
-              <w:spacing w:after="20" w:before="0"/>
-            </w:pPr>
-            <w:r>
-              <w:rPr>
-                <w:rFonts w:ascii="Arial" w:cs="Arial" w:eastAsia="Arial" w:hAnsi="Arial"/>
-                <w:b/>
-                <w:bCs/>
-                <w:color w:val="1F3864"/>
-                <w:sz w:val="16"/>
-                <w:szCs w:val="16"/>
-              </w:rPr>
-              <w:t xml:space="preserve">📖 EXERCISE:</w:t>
-            </w:r>
-          </w:p>
-          <w:p>
-            <w:pPr>
-              <w:spacing w:after="20" w:before="0"/>
-            </w:pPr>
-            <w:hyperlink w:history="1" r:id="rIdd-xchjvhtz5woe3ly6emi">
-              <w:r>
-                <w:rPr>
-                  <w:rFonts w:ascii="Arial" w:cs="Arial" w:eastAsia="Arial" w:hAnsi="Arial"/>
-                  <w:color w:val="2E75B6"/>
-                  <w:sz w:val="16"/>
-                  <w:szCs w:val="16"/>
-                  <w:u w:val="single" w:color="2E75B6"/>
-                </w:rPr>
-                <w:t xml:space="preserve">Proteins</w:t>
-              </w:r>
-            </w:hyperlink>
-          </w:p>
-          <w:p>
-            <w:pPr>
-              <w:spacing w:after="10" w:before="0"/>
-              <w:ind w:left="120"/>
-            </w:pPr>
-            <w:r>
-              <w:rPr>
-                <w:rFonts w:ascii="Arial" w:cs="Arial" w:eastAsia="Arial" w:hAnsi="Arial"/>
-                <w:color w:val="595959"/>
-                <w:sz w:val="14"/>
-                <w:szCs w:val="14"/>
-              </w:rPr>
-              <w:t xml:space="preserve">Source: Khan Academy (English - US curriculum)</w:t>
-            </w:r>
-          </w:p>
-          <w:p>
-            <w:pPr>
-              <w:spacing w:after="10" w:before="0"/>
-              <w:ind w:left="120"/>
-            </w:pPr>
-            <w:hyperlink w:history="1" r:id="rIdcsgi1qeun_caupazmuaoi">
-              <w:r>
-                <w:rPr>
-                  <w:rFonts w:ascii="Arial" w:cs="Arial" w:eastAsia="Arial" w:hAnsi="Arial"/>
-                  <w:color w:val="595959"/>
-                  <w:sz w:val="14"/>
-                  <w:szCs w:val="14"/>
-                  <w:u w:val="single" w:color="595959"/>
-                </w:rPr>
-                <w:t xml:space="preserve">🔍 Search ARES for similar readings</w:t>
-              </w:r>
-            </w:hyperlink>
-          </w:p>
-        </w:tc>
-        <w:tc>
-          <w:tcPr>
-            <w:tcW w:type="dxa" w:w="3040"/>
-            <w:shd w:fill="FFFFFF" w:color="auto" w:val="clear"/>
-            <w:tcMar>
-              <w:top w:type="dxa" w:w="60"/>
-              <w:left w:type="dxa" w:w="120"/>
-              <w:bottom w:type="dxa" w:w="60"/>
-              <w:right w:type="dxa" w:w="120"/>
-            </w:tcMar>
-            <w:vAlign w:val="top"/>
-          </w:tcPr>
-          <w:p>
-            <w:pPr>
-              <w:spacing w:after="40" w:before="0"/>
-              <w:jc w:val="left"/>
-            </w:pPr>
-            <w:r>
-              <w:rPr>
-                <w:rFonts w:ascii="Arial" w:cs="Arial" w:eastAsia="Arial" w:hAnsi="Arial"/>
-                <w:b w:val="false"/>
-                <w:bCs w:val="false"/>
-                <w:i w:val="false"/>
-                <w:iCs w:val="false"/>
-                <w:color w:val="000000"/>
-                <w:sz w:val="18"/>
-                <w:szCs w:val="18"/>
-              </w:rPr>
-              <w:t xml:space="preserve">Learners retrieve their individual DQB sticky notes from the board (posted in Lesson 1). Each learner reads their original Lesson 1 question and decides: (a) Can I now answer this question using evidence from Lessons 1 to 5? If yes, the learner writes a brief answer on the back of the sticky note and moves it to the 'Answered' column on the DQB. (b) If the question is still partially unanswered or has generated a new question, the learner writes a new sticky note for the 'Still Wondering' column. The class briefly reviews which questions have been answered (typically questions about what food is made of, what causes kwashiorkor, and what proteins do) and which remain (typically questions about DNA, vitamins in detail, or how the body digests food). The teacher acknowledges remaining questions as the focus for Lesson 6 model building.</w:t>
-            </w:r>
-          </w:p>
-        </w:tc>
-        <w:tc>
-          <w:tcPr>
-            <w:tcW w:type="dxa" w:w="3040"/>
-            <w:shd w:fill="F2F2F2" w:color="auto" w:val="clear"/>
-            <w:tcMar>
-              <w:top w:type="dxa" w:w="60"/>
-              <w:left w:type="dxa" w:w="120"/>
-              <w:bottom w:type="dxa" w:w="60"/>
-              <w:right w:type="dxa" w:w="120"/>
-            </w:tcMar>
-            <w:vAlign w:val="top"/>
-          </w:tcPr>
-          <w:p>
-            <w:pPr>
-              <w:spacing w:after="40" w:before="0"/>
-              <w:jc w:val="left"/>
-            </w:pPr>
-            <w:r>
-              <w:rPr>
-                <w:rFonts w:ascii="Arial" w:cs="Arial" w:eastAsia="Arial" w:hAnsi="Arial"/>
-                <w:b w:val="false"/>
-                <w:bCs w:val="false"/>
-                <w:i w:val="false"/>
-                <w:iCs w:val="false"/>
-                <w:color w:val="000000"/>
-                <w:sz w:val="18"/>
-                <w:szCs w:val="18"/>
-              </w:rPr>
-              <w:t xml:space="preserve">The teacher says: 'Go to the DQB. Find your sticky note from Lesson 1. Read your question. Ask yourself honestly: can I answer this now using evidence? If yes, write your answer on the back and move it to Answered. If not, write a new question on a fresh sticky note and add it to Still Wondering.' WAIT TIME: Allow 3 minutes for learners to work independently at the board. After the 3 minutes the teacher reads out 3 to 4 answered questions and says: 'Look how far we have come since Lesson 1. You could not answer these questions then. Now you can — and you can back your answers with chemical evidence.' The teacher then points to the Still Wondering column and says: 'These remaining questions are exactly what we will address in Lesson 6 when we build our final model. So do not worry — we are not done yet.'</w:t>
-            </w:r>
-          </w:p>
-        </w:tc>
-        <w:tc>
-          <w:tcPr>
-            <w:tcW w:type="dxa" w:w="3040"/>
-            <w:shd w:fill="FFFFFF" w:color="auto" w:val="clear"/>
-            <w:tcMar>
-              <w:top w:type="dxa" w:w="60"/>
-              <w:left w:type="dxa" w:w="120"/>
-              <w:bottom w:type="dxa" w:w="60"/>
-              <w:right w:type="dxa" w:w="120"/>
-            </w:tcMar>
-            <w:vAlign w:val="top"/>
-          </w:tcPr>
-          <w:p>
-            <w:pPr>
-              <w:spacing w:after="40" w:before="0"/>
-              <w:jc w:val="left"/>
-            </w:pPr>
-            <w:r>
-              <w:rPr>
-                <w:rFonts w:ascii="Arial" w:cs="Arial" w:eastAsia="Arial" w:hAnsi="Arial"/>
-                <w:b w:val="false"/>
-                <w:bCs w:val="false"/>
-                <w:i w:val="false"/>
-                <w:iCs w:val="false"/>
-                <w:color w:val="000000"/>
-                <w:sz w:val="18"/>
-                <w:szCs w:val="18"/>
-              </w:rPr>
-              <w:t xml:space="preserve">The DQB update provides a metacognitive checkpoint — learners explicitly compare their current understanding to their Lesson 1 baseline, making conceptual growth visible and celebrated. This sustains motivation and models how science progresses through evidence accumulation.</w:t>
-            </w:r>
-          </w:p>
-        </w:tc>
-        <w:tc>
-          <w:tcPr>
-            <w:tcW w:type="dxa" w:w="3040"/>
-            <w:shd w:fill="F2F2F2" w:color="auto" w:val="clear"/>
-            <w:tcMar>
-              <w:top w:type="dxa" w:w="60"/>
-              <w:left w:type="dxa" w:w="120"/>
-              <w:bottom w:type="dxa" w:w="60"/>
-              <w:right w:type="dxa" w:w="120"/>
-            </w:tcMar>
-            <w:vAlign w:val="top"/>
-          </w:tcPr>
-          <w:p>
-            <w:pPr>
-              <w:spacing w:after="40" w:before="0"/>
-              <w:jc w:val="left"/>
-            </w:pPr>
-            <w:r>
-              <w:rPr>
-                <w:rFonts w:ascii="Arial" w:cs="Arial" w:eastAsia="Arial" w:hAnsi="Arial"/>
-                <w:b w:val="false"/>
-                <w:bCs w:val="false"/>
-                <w:i w:val="false"/>
-                <w:iCs w:val="false"/>
-                <w:color w:val="000000"/>
-                <w:sz w:val="18"/>
-                <w:szCs w:val="18"/>
-              </w:rPr>
-              <w:t xml:space="preserve">The teacher scans the Answered column to check that learners are providing evidence-based answers (not just 'yes I know this now') and reads a sample of the Still Wondering questions to identify persistent misconceptions or genuine curiosity to address in Lesson 6.</w:t>
-            </w:r>
-          </w:p>
-        </w:tc>
-      </w:tr>
-      <w:tr>
-        <w:tc>
-          <w:tcPr>
-            <w:tcW w:type="dxa" w:w="1520"/>
-            <w:shd w:fill="D5E8F0" w:color="auto" w:val="clear"/>
-            <w:tcMar>
-              <w:top w:type="dxa" w:w="60"/>
-              <w:left w:type="dxa" w:w="120"/>
-              <w:bottom w:type="dxa" w:w="60"/>
-              <w:right w:type="dxa" w:w="120"/>
-            </w:tcMar>
-            <w:vAlign w:val="top"/>
-          </w:tcPr>
-          <w:p>
-            <w:pPr>
-              <w:spacing w:after="40" w:before="0"/>
-              <w:jc w:val="left"/>
-            </w:pPr>
-            <w:r>
-              <w:rPr>
-                <w:rFonts w:ascii="Arial" w:cs="Arial" w:eastAsia="Arial" w:hAnsi="Arial"/>
-                <w:b/>
-                <w:bCs/>
-                <w:i w:val="false"/>
-                <w:iCs w:val="false"/>
-                <w:color w:val="000000"/>
-                <w:sz w:val="18"/>
-                <w:szCs w:val="18"/>
-              </w:rPr>
-              <w:t xml:space="preserve">Model Building Phase</w:t>
-            </w:r>
-          </w:p>
-          <w:p>
-            <w:pPr>
-              <w:spacing w:after="20" w:before="0"/>
-            </w:pPr>
-            <w:r>
-              <w:rPr>
-                <w:rFonts w:ascii="Arial" w:cs="Arial" w:eastAsia="Arial" w:hAnsi="Arial"/>
-                <w:b/>
-                <w:bCs/>
-                <w:color w:val="1F3864"/>
-                <w:sz w:val="16"/>
-                <w:szCs w:val="16"/>
-              </w:rPr>
-              <w:t xml:space="preserve">📹 VIDEO:</w:t>
-            </w:r>
-          </w:p>
-          <w:p>
-            <w:pPr>
-              <w:spacing w:after="20" w:before="0"/>
-            </w:pPr>
-            <w:hyperlink w:history="1" r:id="rIdoq73rwjnxx0wu1rbkipba">
-              <w:r>
-                <w:rPr>
-                  <w:rFonts w:ascii="Arial" w:cs="Arial" w:eastAsia="Arial" w:hAnsi="Arial"/>
-                  <w:color w:val="2E75B6"/>
-                  <w:sz w:val="16"/>
-                  <w:szCs w:val="16"/>
-                  <w:u w:val="single" w:color="2E75B6"/>
-                </w:rPr>
-                <w:t xml:space="preserve">Introduction to proteins and amino acids</w:t>
-              </w:r>
-            </w:hyperlink>
-          </w:p>
-          <w:p>
-            <w:pPr>
-              <w:spacing w:after="10" w:before="0"/>
-              <w:ind w:left="120"/>
-            </w:pPr>
-            <w:r>
-              <w:rPr>
-                <w:rFonts w:ascii="Arial" w:cs="Arial" w:eastAsia="Arial" w:hAnsi="Arial"/>
-                <w:color w:val="595959"/>
-                <w:sz w:val="14"/>
-                <w:szCs w:val="14"/>
-              </w:rPr>
-              <w:t xml:space="preserve">Source: Khan Academy (English - US curriculum)</w:t>
-            </w:r>
-          </w:p>
-          <w:p>
-            <w:pPr>
-              <w:spacing w:after="10" w:before="0"/>
-              <w:ind w:left="120"/>
-            </w:pPr>
-            <w:hyperlink w:history="1" r:id="rIdcomr8awqeriqj1rpxmhbq">
-              <w:r>
-                <w:rPr>
-                  <w:rFonts w:ascii="Arial" w:cs="Arial" w:eastAsia="Arial" w:hAnsi="Arial"/>
-                  <w:color w:val="595959"/>
-                  <w:sz w:val="14"/>
-                  <w:szCs w:val="14"/>
-                  <w:u w:val="single" w:color="595959"/>
-                </w:rPr>
-                <w:t xml:space="preserve">🔍 Search ARES for similar videos</w:t>
-              </w:r>
-            </w:hyperlink>
-          </w:p>
-          <w:p>
-            <w:pPr>
-              <w:spacing w:after="40" w:before="0"/>
-            </w:pPr>
-            <w:r>
-              <w:rPr>
-                <w:sz w:val="14"/>
-                <w:szCs w:val="14"/>
-              </w:rPr>
-              <w:t xml:space="preserve"/>
-            </w:r>
-          </w:p>
-          <w:p>
-            <w:pPr>
-              <w:spacing w:after="20" w:before="0"/>
-            </w:pPr>
-            <w:r>
-              <w:rPr>
-                <w:rFonts w:ascii="Arial" w:cs="Arial" w:eastAsia="Arial" w:hAnsi="Arial"/>
-                <w:b/>
-                <w:bCs/>
-                <w:color w:val="1F3864"/>
-                <w:sz w:val="16"/>
-                <w:szCs w:val="16"/>
-              </w:rPr>
-              <w:t xml:space="preserve">📖 EXERCISE:</w:t>
-            </w:r>
-          </w:p>
-          <w:p>
-            <w:pPr>
-              <w:spacing w:after="20" w:before="0"/>
-            </w:pPr>
-            <w:hyperlink w:history="1" r:id="rIdx31utfvsi3almcnwwx5v3">
-              <w:r>
-                <w:rPr>
-                  <w:rFonts w:ascii="Arial" w:cs="Arial" w:eastAsia="Arial" w:hAnsi="Arial"/>
-                  <w:color w:val="2E75B6"/>
-                  <w:sz w:val="16"/>
-                  <w:szCs w:val="16"/>
-                  <w:u w:val="single" w:color="2E75B6"/>
-                </w:rPr>
-                <w:t xml:space="preserve">Proteins</w:t>
-              </w:r>
-            </w:hyperlink>
-          </w:p>
-          <w:p>
-            <w:pPr>
-              <w:spacing w:after="10" w:before="0"/>
-              <w:ind w:left="120"/>
-            </w:pPr>
-            <w:r>
-              <w:rPr>
-                <w:rFonts w:ascii="Arial" w:cs="Arial" w:eastAsia="Arial" w:hAnsi="Arial"/>
-                <w:color w:val="595959"/>
-                <w:sz w:val="14"/>
-                <w:szCs w:val="14"/>
-              </w:rPr>
-              <w:t xml:space="preserve">Source: Khan Academy (English - US curriculum)</w:t>
-            </w:r>
-          </w:p>
-          <w:p>
-            <w:pPr>
-              <w:spacing w:after="10" w:before="0"/>
-              <w:ind w:left="120"/>
-            </w:pPr>
-            <w:hyperlink w:history="1" r:id="rIdc3sb7uwshl5gnmzbwewci">
+            <w:hyperlink w:history="1" r:id="rIdqr0ipbefuo7_hoszd2anf">
               <w:r>
                 <w:rPr>
                   <w:rFonts w:ascii="Arial" w:cs="Arial" w:eastAsia="Arial" w:hAnsi="Arial"/>
@@ -18703,7 +18703,7 @@
             <w:pPr>
               <w:spacing w:after="20" w:before="0"/>
             </w:pPr>
-            <w:hyperlink w:history="1" r:id="rIdaotdmhos_3psilb4grmmn">
+            <w:hyperlink w:history="1" r:id="rIduuwdzut20mnvtyd_1r05y">
               <w:r>
                 <w:rPr>
                   <w:rFonts w:ascii="Arial" w:cs="Arial" w:eastAsia="Arial" w:hAnsi="Arial"/>
@@ -18736,7 +18736,7 @@
               <w:spacing w:after="10" w:before="0"/>
               <w:ind w:left="120"/>
             </w:pPr>
-            <w:hyperlink w:history="1" r:id="rIdyg_vewzm7lvvdd1xpvkrp">
+            <w:hyperlink w:history="1" r:id="rIdtgv-q6vc8ctwohfuybkxh">
               <w:r>
                 <w:rPr>
                   <w:rFonts w:ascii="Arial" w:cs="Arial" w:eastAsia="Arial" w:hAnsi="Arial"/>
@@ -18781,7 +18781,7 @@
             <w:pPr>
               <w:spacing w:after="20" w:before="0"/>
             </w:pPr>
-            <w:hyperlink w:history="1" r:id="rIddu3abkggfvf50ri031fw4">
+            <w:hyperlink w:history="1" r:id="rIdiybn18jdj8p2o9e6ukwcl">
               <w:r>
                 <w:rPr>
                   <w:rFonts w:ascii="Arial" w:cs="Arial" w:eastAsia="Arial" w:hAnsi="Arial"/>
@@ -18814,7 +18814,7 @@
               <w:spacing w:after="10" w:before="0"/>
               <w:ind w:left="120"/>
             </w:pPr>
-            <w:hyperlink w:history="1" r:id="rIdgqlhx7bboutmwcjtfups_">
+            <w:hyperlink w:history="1" r:id="rIdd6-jiy2nmyc37tgockxf_">
               <w:r>
                 <w:rPr>
                   <w:rFonts w:ascii="Arial" w:cs="Arial" w:eastAsia="Arial" w:hAnsi="Arial"/>
@@ -19009,7 +19009,313 @@
             <w:pPr>
               <w:spacing w:after="20" w:before="0"/>
             </w:pPr>
-            <w:hyperlink w:history="1" r:id="rIdtih9opcdubox514u2qnkd">
+            <w:hyperlink w:history="1" r:id="rIdwf1dccr09hvyu7h8rclyo">
+              <w:r>
+                <w:rPr>
+                  <w:rFonts w:ascii="Arial" w:cs="Arial" w:eastAsia="Arial" w:hAnsi="Arial"/>
+                  <w:color w:val="2E75B6"/>
+                  <w:sz w:val="16"/>
+                  <w:szCs w:val="16"/>
+                  <w:u w:val="single" w:color="2E75B6"/>
+                </w:rPr>
+                <w:t xml:space="preserve">Physical and chemical changes</w:t>
+              </w:r>
+            </w:hyperlink>
+          </w:p>
+          <w:p>
+            <w:pPr>
+              <w:spacing w:after="10" w:before="0"/>
+              <w:ind w:left="120"/>
+            </w:pPr>
+            <w:r>
+              <w:rPr>
+                <w:rFonts w:ascii="Arial" w:cs="Arial" w:eastAsia="Arial" w:hAnsi="Arial"/>
+                <w:color w:val="595959"/>
+                <w:sz w:val="14"/>
+                <w:szCs w:val="14"/>
+              </w:rPr>
+              <w:t xml:space="preserve">Source: Khan Academy (English - US curriculum)</w:t>
+            </w:r>
+          </w:p>
+          <w:p>
+            <w:pPr>
+              <w:spacing w:after="10" w:before="0"/>
+              <w:ind w:left="120"/>
+            </w:pPr>
+            <w:hyperlink w:history="1" r:id="rIdkmtfd4dvgmkoswmmzlt32">
+              <w:r>
+                <w:rPr>
+                  <w:rFonts w:ascii="Arial" w:cs="Arial" w:eastAsia="Arial" w:hAnsi="Arial"/>
+                  <w:color w:val="595959"/>
+                  <w:sz w:val="14"/>
+                  <w:szCs w:val="14"/>
+                  <w:u w:val="single" w:color="595959"/>
+                </w:rPr>
+                <w:t xml:space="preserve">🔍 Search ARES for similar videos</w:t>
+              </w:r>
+            </w:hyperlink>
+          </w:p>
+          <w:p>
+            <w:pPr>
+              <w:spacing w:after="40" w:before="0"/>
+            </w:pPr>
+            <w:r>
+              <w:rPr>
+                <w:sz w:val="14"/>
+                <w:szCs w:val="14"/>
+              </w:rPr>
+              <w:t xml:space="preserve"/>
+            </w:r>
+          </w:p>
+          <w:p>
+            <w:pPr>
+              <w:spacing w:after="20" w:before="0"/>
+            </w:pPr>
+            <w:r>
+              <w:rPr>
+                <w:rFonts w:ascii="Arial" w:cs="Arial" w:eastAsia="Arial" w:hAnsi="Arial"/>
+                <w:b/>
+                <w:bCs/>
+                <w:color w:val="1F3864"/>
+                <w:sz w:val="16"/>
+                <w:szCs w:val="16"/>
+              </w:rPr>
+              <w:t xml:space="preserve">📖 EXERCISE:</w:t>
+            </w:r>
+          </w:p>
+          <w:p>
+            <w:pPr>
+              <w:spacing w:after="20" w:before="0"/>
+            </w:pPr>
+            <w:hyperlink w:history="1" r:id="rIdq2ginl-2s_lrihdhphrwh">
+              <w:r>
+                <w:rPr>
+                  <w:rFonts w:ascii="Arial" w:cs="Arial" w:eastAsia="Arial" w:hAnsi="Arial"/>
+                  <w:color w:val="2E75B6"/>
+                  <w:sz w:val="16"/>
+                  <w:szCs w:val="16"/>
+                  <w:u w:val="single" w:color="2E75B6"/>
+                </w:rPr>
+                <w:t xml:space="preserve">Vitamins and Minerals Practice</w:t>
+              </w:r>
+            </w:hyperlink>
+          </w:p>
+          <w:p>
+            <w:pPr>
+              <w:spacing w:after="10" w:before="0"/>
+              <w:ind w:left="120"/>
+            </w:pPr>
+            <w:r>
+              <w:rPr>
+                <w:rFonts w:ascii="Arial" w:cs="Arial" w:eastAsia="Arial" w:hAnsi="Arial"/>
+                <w:color w:val="595959"/>
+                <w:sz w:val="14"/>
+                <w:szCs w:val="14"/>
+              </w:rPr>
+              <w:t xml:space="preserve">Source: CK-12</w:t>
+            </w:r>
+          </w:p>
+          <w:p>
+            <w:pPr>
+              <w:spacing w:after="10" w:before="0"/>
+              <w:ind w:left="120"/>
+            </w:pPr>
+            <w:hyperlink w:history="1" r:id="rIdda3az8ttdlvjyx3wi5xw2">
+              <w:r>
+                <w:rPr>
+                  <w:rFonts w:ascii="Arial" w:cs="Arial" w:eastAsia="Arial" w:hAnsi="Arial"/>
+                  <w:color w:val="595959"/>
+                  <w:sz w:val="14"/>
+                  <w:szCs w:val="14"/>
+                  <w:u w:val="single" w:color="595959"/>
+                </w:rPr>
+                <w:t xml:space="preserve">🔍 Search ARES for similar readings</w:t>
+              </w:r>
+            </w:hyperlink>
+          </w:p>
+        </w:tc>
+        <w:tc>
+          <w:tcPr>
+            <w:tcW w:type="dxa" w:w="3040"/>
+            <w:shd w:fill="FFFFFF" w:color="auto" w:val="clear"/>
+            <w:tcMar>
+              <w:top w:type="dxa" w:w="60"/>
+              <w:left w:type="dxa" w:w="120"/>
+              <w:bottom w:type="dxa" w:w="60"/>
+              <w:right w:type="dxa" w:w="120"/>
+            </w:tcMar>
+            <w:vAlign w:val="top"/>
+          </w:tcPr>
+          <w:p>
+            <w:pPr>
+              <w:spacing w:after="40" w:before="0"/>
+              <w:jc w:val="left"/>
+            </w:pPr>
+            <w:r>
+              <w:rPr>
+                <w:rFonts w:ascii="Arial" w:cs="Arial" w:eastAsia="Arial" w:hAnsi="Arial"/>
+                <w:b w:val="false"/>
+                <w:bCs w:val="false"/>
+                <w:i w:val="false"/>
+                <w:iCs w:val="false"/>
+                <w:color w:val="000000"/>
+                <w:sz w:val="18"/>
+                <w:szCs w:val="18"/>
+              </w:rPr>
+              <w:t xml:space="preserve">Groups spend 10 minutes completing their cumulative visual model using a pre-structured A3 poster template with six columns — one per chemical of life — and four rows labelled: Molecular Structure (draw or describe), Biological Function in the body, Kenyan Food Sources, and Consequence of Deficiency (name the disease and describe the visible symptom). Learners should also include a central anchor image of the two Kisumu children with arrows linking the ugali child to carbohydrate excess and protein deficiency and the githeri child to balanced intake. Groups use their notes, comparison tables from Lesson 3 and food test results from Lesson 4 as reference materials. The teacher circulates and prompts groups to ensure all six chemicals are represented and that the deficiency column is completed with both the disease name and a specific visible symptom. Learners who finish early are asked to add a seventh column titled Water showing its role as a solvent and transport medium in cells.</w:t>
+            </w:r>
+          </w:p>
+        </w:tc>
+        <w:tc>
+          <w:tcPr>
+            <w:tcW w:type="dxa" w:w="3040"/>
+            <w:shd w:fill="F2F2F2" w:color="auto" w:val="clear"/>
+            <w:tcMar>
+              <w:top w:type="dxa" w:w="60"/>
+              <w:left w:type="dxa" w:w="120"/>
+              <w:bottom w:type="dxa" w:w="60"/>
+              <w:right w:type="dxa" w:w="120"/>
+            </w:tcMar>
+            <w:vAlign w:val="top"/>
+          </w:tcPr>
+          <w:p>
+            <w:pPr>
+              <w:spacing w:after="40" w:before="0"/>
+              <w:jc w:val="left"/>
+            </w:pPr>
+            <w:r>
+              <w:rPr>
+                <w:rFonts w:ascii="Arial" w:cs="Arial" w:eastAsia="Arial" w:hAnsi="Arial"/>
+                <w:b w:val="false"/>
+                <w:bCs w:val="false"/>
+                <w:i w:val="false"/>
+                <w:iCs w:val="false"/>
+                <w:color w:val="000000"/>
+                <w:sz w:val="18"/>
+                <w:szCs w:val="18"/>
+              </w:rPr>
+              <w:t xml:space="preserve">Distribute the pre-structured A3 poster templates and remind groups of the four rows they must complete for each chemical. Say: Your model must tell the story of the two children in Kisumu. Anyone reading your poster should be able to understand why one child is sick and one is healthy, just by looking at your model. Circulate and use targeted prompts: For carbohydrates, ask: Where exactly does glucose come from in ugali, and where does it go in the body? [WAIT TIME: 20 seconds.] For proteins, ask: Which amino acids does the body need and why can it not make them itself? [WAIT TIME: 20 seconds.] For lipids, ask: Can you remember the ethanol emulsion result for avocado — what did that tell us? [WAIT TIME: 20 seconds.] For the deficiency column, ask: What specific protein cannot be made without amino acids that causes the swollen belly? [WAIT TIME: 30 seconds — expecting learners to recall albumin.] If a group leaves nucleic acids vague, prompt: What would happen to cell division if there were no DNA to carry the genetic code?</w:t>
+            </w:r>
+          </w:p>
+        </w:tc>
+        <w:tc>
+          <w:tcPr>
+            <w:tcW w:type="dxa" w:w="3040"/>
+            <w:shd w:fill="FFFFFF" w:color="auto" w:val="clear"/>
+            <w:tcMar>
+              <w:top w:type="dxa" w:w="60"/>
+              <w:left w:type="dxa" w:w="120"/>
+              <w:bottom w:type="dxa" w:w="60"/>
+              <w:right w:type="dxa" w:w="120"/>
+            </w:tcMar>
+            <w:vAlign w:val="top"/>
+          </w:tcPr>
+          <w:p>
+            <w:pPr>
+              <w:spacing w:after="40" w:before="0"/>
+              <w:jc w:val="left"/>
+            </w:pPr>
+            <w:r>
+              <w:rPr>
+                <w:rFonts w:ascii="Arial" w:cs="Arial" w:eastAsia="Arial" w:hAnsi="Arial"/>
+                <w:b w:val="false"/>
+                <w:bCs w:val="false"/>
+                <w:i w:val="false"/>
+                <w:iCs w:val="false"/>
+                <w:color w:val="000000"/>
+                <w:sz w:val="18"/>
+                <w:szCs w:val="18"/>
+              </w:rPr>
+              <w:t xml:space="preserve">Model construction as sensemaking — learners do not simply recall information but must organise it spatially and causally, making explicit the links between molecular structure, biological function and health outcome. The central anchor image of the two children ensures the phenomenon remains the organising principle of the model.</w:t>
+            </w:r>
+          </w:p>
+        </w:tc>
+        <w:tc>
+          <w:tcPr>
+            <w:tcW w:type="dxa" w:w="3040"/>
+            <w:shd w:fill="F2F2F2" w:color="auto" w:val="clear"/>
+            <w:tcMar>
+              <w:top w:type="dxa" w:w="60"/>
+              <w:left w:type="dxa" w:w="120"/>
+              <w:bottom w:type="dxa" w:w="60"/>
+              <w:right w:type="dxa" w:w="120"/>
+            </w:tcMar>
+            <w:vAlign w:val="top"/>
+          </w:tcPr>
+          <w:p>
+            <w:pPr>
+              <w:spacing w:after="40" w:before="0"/>
+              <w:jc w:val="left"/>
+            </w:pPr>
+            <w:r>
+              <w:rPr>
+                <w:rFonts w:ascii="Arial" w:cs="Arial" w:eastAsia="Arial" w:hAnsi="Arial"/>
+                <w:b w:val="false"/>
+                <w:bCs w:val="false"/>
+                <w:i w:val="false"/>
+                <w:iCs w:val="false"/>
+                <w:color w:val="000000"/>
+                <w:sz w:val="18"/>
+                <w:szCs w:val="18"/>
+              </w:rPr>
+              <w:t xml:space="preserve">Teacher checks each group poster for: (1) all six chemicals present; (2) molecular structure described or drawn for at least carbohydrates, proteins and lipids; (3) deficiency column completed with disease name and visible symptom; (4) the two Kisumu children referenced in the model. Note which groups are omitting nucleic acids, vitamins or minerals and prompt accordingly.</w:t>
+            </w:r>
+          </w:p>
+        </w:tc>
+      </w:tr>
+      <w:tr>
+        <w:tc>
+          <w:tcPr>
+            <w:tcW w:type="dxa" w:w="1520"/>
+            <w:shd w:fill="E2EFDA" w:color="auto" w:val="clear"/>
+            <w:tcMar>
+              <w:top w:type="dxa" w:w="60"/>
+              <w:left w:type="dxa" w:w="120"/>
+              <w:bottom w:type="dxa" w:w="60"/>
+              <w:right w:type="dxa" w:w="120"/>
+            </w:tcMar>
+            <w:vAlign w:val="top"/>
+          </w:tcPr>
+          <w:p>
+            <w:pPr>
+              <w:spacing w:after="40" w:before="0"/>
+              <w:jc w:val="left"/>
+            </w:pPr>
+            <w:r>
+              <w:rPr>
+                <w:rFonts w:ascii="Arial" w:cs="Arial" w:eastAsia="Arial" w:hAnsi="Arial"/>
+                <w:b/>
+                <w:bCs/>
+                <w:i w:val="false"/>
+                <w:iCs w:val="false"/>
+                <w:color w:val="000000"/>
+                <w:sz w:val="18"/>
+                <w:szCs w:val="18"/>
+              </w:rPr>
+              <w:t xml:space="preserve">Explain Phase</w:t>
+            </w:r>
+          </w:p>
+          <w:p>
+            <w:pPr>
+              <w:spacing w:after="20" w:before="0"/>
+            </w:pPr>
+            <w:r>
+              <w:rPr>
+                <w:rFonts w:ascii="Arial" w:cs="Arial" w:eastAsia="Arial" w:hAnsi="Arial"/>
+                <w:b/>
+                <w:bCs/>
+                <w:color w:val="1F3864"/>
+                <w:sz w:val="16"/>
+                <w:szCs w:val="16"/>
+              </w:rPr>
+              <w:t xml:space="preserve">📹 VIDEO:</w:t>
+            </w:r>
+          </w:p>
+          <w:p>
+            <w:pPr>
+              <w:spacing w:after="20" w:before="0"/>
+            </w:pPr>
+            <w:hyperlink w:history="1" r:id="rIdzeg6dpeoukuh1vstkfamo">
               <w:r>
                 <w:rPr>
                   <w:rFonts w:ascii="Arial" w:cs="Arial" w:eastAsia="Arial" w:hAnsi="Arial"/>
@@ -19042,7 +19348,7 @@
               <w:spacing w:after="10" w:before="0"/>
               <w:ind w:left="120"/>
             </w:pPr>
-            <w:hyperlink w:history="1" r:id="rIdrqythjlidvnbtqozgx0fw">
+            <w:hyperlink w:history="1" r:id="rIdrzcjdif7o5dyflc9jcx78">
               <w:r>
                 <w:rPr>
                   <w:rFonts w:ascii="Arial" w:cs="Arial" w:eastAsia="Arial" w:hAnsi="Arial"/>
@@ -19080,14 +19386,14 @@
                 <w:sz w:val="16"/>
                 <w:szCs w:val="16"/>
               </w:rPr>
-              <w:t xml:space="preserve">📖 EXERCISE:</w:t>
+              <w:t xml:space="preserve">📖 HTML:</w:t>
             </w:r>
           </w:p>
           <w:p>
             <w:pPr>
               <w:spacing w:after="20" w:before="0"/>
             </w:pPr>
-            <w:hyperlink w:history="1" r:id="rIdi4c9gomgpt-0mvmbpfops">
+            <w:hyperlink w:history="1" r:id="rIdxuvhqko6jvjklkqazoug_">
               <w:r>
                 <w:rPr>
                   <w:rFonts w:ascii="Arial" w:cs="Arial" w:eastAsia="Arial" w:hAnsi="Arial"/>
@@ -19096,7 +19402,7 @@
                   <w:szCs w:val="16"/>
                   <w:u w:val="single" w:color="2E75B6"/>
                 </w:rPr>
-                <w:t xml:space="preserve">Vitamins and Minerals Practice</w:t>
+                <w:t xml:space="preserve">Vitamins and Minerals - Advanced (Flexbook)</w:t>
               </w:r>
             </w:hyperlink>
           </w:p>
@@ -19120,7 +19426,7 @@
               <w:spacing w:after="10" w:before="0"/>
               <w:ind w:left="120"/>
             </w:pPr>
-            <w:hyperlink w:history="1" r:id="rIduhta-ncwom_8utbd_kvof">
+            <w:hyperlink w:history="1" r:id="rIdfodsji7cdofdsnxrxmzgz">
               <w:r>
                 <w:rPr>
                   <w:rFonts w:ascii="Arial" w:cs="Arial" w:eastAsia="Arial" w:hAnsi="Arial"/>
@@ -19162,7 +19468,7 @@
                 <w:sz w:val="18"/>
                 <w:szCs w:val="18"/>
               </w:rPr>
-              <w:t xml:space="preserve">Groups spend 10 minutes completing their cumulative visual model using a pre-structured A3 poster template with six columns — one per chemical of life — and four rows labelled: Molecular Structure (draw or describe), Biological Function in the body, Kenyan Food Sources, and Consequence of Deficiency (name the disease and describe the visible symptom). Learners should also include a central anchor image of the two Kisumu children with arrows linking the ugali child to carbohydrate excess and protein deficiency and the githeri child to balanced intake. Groups use their notes, comparison tables from Lesson 3 and food test results from Lesson 4 as reference materials. The teacher circulates and prompts groups to ensure all six chemicals are represented and that the deficiency column is completed with both the disease name and a specific visible symptom. Learners who finish early are asked to add a seventh column titled Water showing its role as a solvent and transport medium in cells.</w:t>
+              <w:t xml:space="preserve">Each group has 2 minutes to present their completed model to the class, focusing on one key explanation: Why does the child eating only ugali develop kwashiorkor while the child eating githeri remains healthy — and what does this tell us about the chemicals of life? Presenters must use the language of molecular structure and biological function, not just food names. After all groups present, the teacher leads a 5-minute whole-class synthesis discussion. The class co-constructs a single master answer to the driving question on the board, drawing one contribution from each group. Learners copy the master answer into their science notebooks as a unit summary statement. The teacher also connects the learning to Kenyan public health by asking learners to think about how national school feeding programmes and nutrition campaigns — such as those promoted by the Kenya Nutritionists and Dietitians Institute — use exactly this chemical understanding to design balanced meals for children across Kenya.</w:t>
             </w:r>
           </w:p>
         </w:tc>
@@ -19194,7 +19500,7 @@
                 <w:sz w:val="18"/>
                 <w:szCs w:val="18"/>
               </w:rPr>
-              <w:t xml:space="preserve">Distribute the pre-structured A3 poster templates and remind groups of the four rows they must complete for each chemical. Say: Your model must tell the story of the two children in Kisumu. Anyone reading your poster should be able to understand why one child is sick and one is healthy, just by looking at your model. Circulate and use targeted prompts: For carbohydrates, ask: Where exactly does glucose come from in ugali, and where does it go in the body? [WAIT TIME: 20 seconds.] For proteins, ask: Which amino acids does the body need and why can it not make them itself? [WAIT TIME: 20 seconds.] For lipids, ask: Can you remember the ethanol emulsion result for avocado — what did that tell us? [WAIT TIME: 20 seconds.] For the deficiency column, ask: What specific protein cannot be made without amino acids that causes the swollen belly? [WAIT TIME: 30 seconds — expecting learners to recall albumin.] If a group leaves nucleic acids vague, prompt: What would happen to cell division if there were no DNA to carry the genetic code?</w:t>
+              <w:t xml:space="preserve">Before presentations begin, say: When your group presents, I want to hear the words molecular structure, amino acids, protein synthesis and deficiency. These are the scientific ideas that explain the phenomenon — not just the foods. [WAIT TIME: 30 seconds for groups to review their posters before presenting.] After all presentations, ask the class: Has every group agreed on why the ugali child is sick? [Pause for responses.] Now say: I want us to write one master answer together. What is the single most important scientific idea that solves our driving question? [WAIT TIME: 45 seconds of think time before taking contributions.] Write learner contributions on the board and shape them into a coherent explanation: Ugali provides only carbohydrates in the form of starch, which the body breaks into glucose for energy. Without proteins from food, the body cannot synthesise the amino acids needed to build albumin, keratin or muscle proteins, resulting in kwashiorkor. Githeri combines maize carbohydrates with bean proteins, providing essential amino acids and preventing deficiency. Say: That is biochemistry solving a real health problem in our community.</w:t>
             </w:r>
           </w:p>
         </w:tc>
@@ -19226,7 +19532,7 @@
                 <w:sz w:val="18"/>
                 <w:szCs w:val="18"/>
               </w:rPr>
-              <w:t xml:space="preserve">Model construction as sensemaking — learners do not simply recall information but must organise it spatially and causally, making explicit the links between molecular structure, biological function and health outcome. The central anchor image of the two children ensures the phenomenon remains the organising principle of the model.</w:t>
+              <w:t xml:space="preserve">Gallery-style group presentations followed by collective sensemaking — the class synthesises across group models to arrive at a shared, evidence-based scientific explanation. The master answer written collaboratively on the board makes the collective knowledge product visible and durable.</w:t>
             </w:r>
           </w:p>
         </w:tc>
@@ -19258,7 +19564,7 @@
                 <w:sz w:val="18"/>
                 <w:szCs w:val="18"/>
               </w:rPr>
-              <w:t xml:space="preserve">Teacher checks each group poster for: (1) all six chemicals present; (2) molecular structure described or drawn for at least carbohydrates, proteins and lipids; (3) deficiency column completed with disease name and visible symptom; (4) the two Kisumu children referenced in the model. Note which groups are omitting nucleic acids, vitamins or minerals and prompt accordingly.</w:t>
+              <w:t xml:space="preserve">During presentations, listen for correct use of: albumin (oedema), keratin (hair discolouration), muscle proteins (thin limbs), essential amino acids (cannot be synthesised by the body), peptide bonds (protein structure). Use a quick show-of-hands confidence check after the master answer is written: Thumbs up if you can explain the phenomenon using molecular language, thumbs sideways if you are still unsure about one chemical, thumbs down if you need more support. Use thumb-sideways and thumb-down responses to identify learners for targeted follow-up.</w:t>
             </w:r>
           </w:p>
         </w:tc>
@@ -19267,32 +19573,32 @@
         <w:tc>
           <w:tcPr>
             <w:tcW w:type="dxa" w:w="1520"/>
-            <w:shd w:fill="E2EFDA" w:color="auto" w:val="clear"/>
-            <w:tcMar>
-              <w:top w:type="dxa" w:w="60"/>
-              <w:left w:type="dxa" w:w="120"/>
-              <w:bottom w:type="dxa" w:w="60"/>
-              <w:right w:type="dxa" w:w="120"/>
-            </w:tcMar>
-            <w:vAlign w:val="top"/>
-          </w:tcPr>
-          <w:p>
-            <w:pPr>
-              <w:spacing w:after="40" w:before="0"/>
-              <w:jc w:val="left"/>
-            </w:pPr>
-            <w:r>
-              <w:rPr>
-                <w:rFonts w:ascii="Arial" w:cs="Arial" w:eastAsia="Arial" w:hAnsi="Arial"/>
-                <w:b/>
-                <w:bCs/>
-                <w:i w:val="false"/>
-                <w:iCs w:val="false"/>
-                <w:color w:val="000000"/>
-                <w:sz w:val="18"/>
-                <w:szCs w:val="18"/>
-              </w:rPr>
-              <w:t xml:space="preserve">Explain Phase</w:t>
+            <w:shd w:fill="FCE4D6" w:color="auto" w:val="clear"/>
+            <w:tcMar>
+              <w:top w:type="dxa" w:w="60"/>
+              <w:left w:type="dxa" w:w="120"/>
+              <w:bottom w:type="dxa" w:w="60"/>
+              <w:right w:type="dxa" w:w="120"/>
+            </w:tcMar>
+            <w:vAlign w:val="top"/>
+          </w:tcPr>
+          <w:p>
+            <w:pPr>
+              <w:spacing w:after="40" w:before="0"/>
+              <w:jc w:val="left"/>
+            </w:pPr>
+            <w:r>
+              <w:rPr>
+                <w:rFonts w:ascii="Arial" w:cs="Arial" w:eastAsia="Arial" w:hAnsi="Arial"/>
+                <w:b/>
+                <w:bCs/>
+                <w:i w:val="false"/>
+                <w:iCs w:val="false"/>
+                <w:color w:val="000000"/>
+                <w:sz w:val="18"/>
+                <w:szCs w:val="18"/>
+              </w:rPr>
+              <w:t xml:space="preserve">Driving Question Board (DQB) Creation</w:t>
             </w:r>
           </w:p>
           <w:p>
@@ -19315,7 +19621,7 @@
             <w:pPr>
               <w:spacing w:after="20" w:before="0"/>
             </w:pPr>
-            <w:hyperlink w:history="1" r:id="rIdi_hyfss5yltlsyb1duta_">
+            <w:hyperlink w:history="1" r:id="rIdbopvmwk_ymelg3fizmrsq">
               <w:r>
                 <w:rPr>
                   <w:rFonts w:ascii="Arial" w:cs="Arial" w:eastAsia="Arial" w:hAnsi="Arial"/>
@@ -19348,7 +19654,7 @@
               <w:spacing w:after="10" w:before="0"/>
               <w:ind w:left="120"/>
             </w:pPr>
-            <w:hyperlink w:history="1" r:id="rId6wqqe73leouyy-nebrrsb">
+            <w:hyperlink w:history="1" r:id="rIdypgzhefnsa19gl-d4nfwb">
               <w:r>
                 <w:rPr>
                   <w:rFonts w:ascii="Arial" w:cs="Arial" w:eastAsia="Arial" w:hAnsi="Arial"/>
@@ -19386,14 +19692,14 @@
                 <w:sz w:val="16"/>
                 <w:szCs w:val="16"/>
               </w:rPr>
-              <w:t xml:space="preserve">📖 HTML:</w:t>
+              <w:t xml:space="preserve">📖 EXERCISE:</w:t>
             </w:r>
           </w:p>
           <w:p>
             <w:pPr>
               <w:spacing w:after="20" w:before="0"/>
             </w:pPr>
-            <w:hyperlink w:history="1" r:id="rIdkdfllb0pa6oj91e2ab_kx">
+            <w:hyperlink w:history="1" r:id="rIde1ap3gihcubjotgthzwud">
               <w:r>
                 <w:rPr>
                   <w:rFonts w:ascii="Arial" w:cs="Arial" w:eastAsia="Arial" w:hAnsi="Arial"/>
@@ -19402,7 +19708,7 @@
                   <w:szCs w:val="16"/>
                   <w:u w:val="single" w:color="2E75B6"/>
                 </w:rPr>
-                <w:t xml:space="preserve">Vitamins and Minerals - Advanced (Flexbook)</w:t>
+                <w:t xml:space="preserve">Physical and chemical changes</w:t>
               </w:r>
             </w:hyperlink>
           </w:p>
@@ -19418,7 +19724,7 @@
                 <w:sz w:val="14"/>
                 <w:szCs w:val="14"/>
               </w:rPr>
-              <w:t xml:space="preserve">Source: CK-12</w:t>
+              <w:t xml:space="preserve">Source: Khan Academy (English - US curriculum)</w:t>
             </w:r>
           </w:p>
           <w:p>
@@ -19426,7 +19732,7 @@
               <w:spacing w:after="10" w:before="0"/>
               <w:ind w:left="120"/>
             </w:pPr>
-            <w:hyperlink w:history="1" r:id="rIdkxr8g_8f1y9uss_r2nkyb">
+            <w:hyperlink w:history="1" r:id="rIdihwbukrkm4oj7kyz1zbyh">
               <w:r>
                 <w:rPr>
                   <w:rFonts w:ascii="Arial" w:cs="Arial" w:eastAsia="Arial" w:hAnsi="Arial"/>
@@ -19468,7 +19774,7 @@
                 <w:sz w:val="18"/>
                 <w:szCs w:val="18"/>
               </w:rPr>
-              <w:t xml:space="preserve">Each group has 2 minutes to present their completed model to the class, focusing on one key explanation: Why does the child eating only ugali develop kwashiorkor while the child eating githeri remains healthy — and what does this tell us about the chemicals of life? Presenters must use the language of molecular structure and biological function, not just food names. After all groups present, the teacher leads a 5-minute whole-class synthesis discussion. The class co-constructs a single master answer to the driving question on the board, drawing one contribution from each group. Learners copy the master answer into their science notebooks as a unit summary statement. The teacher also connects the learning to Kenyan public health by asking learners to think about how national school feeding programmes and nutrition campaigns — such as those promoted by the Kenya Nutritionists and Dietitians Institute — use exactly this chemical understanding to design balanced meals for children across Kenya.</w:t>
+              <w:t xml:space="preserve">The class gathers around the Driving Question Board as a whole group. The teacher reads each question on the board aloud — questions added by learners across Lessons 1 to 5 — and the class decides together: Answered, Partially Answered, or New Question Generated. Answered questions are moved to a Celebrated Answers section and marked with a star sticker. Partially answered questions are noted for future investigation. Any new questions generated by the model-building process — for example, How do cells use DNA to know which proteins to build? or Why do some vitamins dissolve in fat but not water? — are added to a New Questions column. Learners celebrate the intellectual journey by counting how many questions they answered as a class. The DQB moment is brief (4 minutes) but emotionally significant — it marks the closure of the unit and validates learner-generated inquiry.</w:t>
             </w:r>
           </w:p>
         </w:tc>
@@ -19500,7 +19806,7 @@
                 <w:sz w:val="18"/>
                 <w:szCs w:val="18"/>
               </w:rPr>
-              <w:t xml:space="preserve">Before presentations begin, say: When your group presents, I want to hear the words molecular structure, amino acids, protein synthesis and deficiency. These are the scientific ideas that explain the phenomenon — not just the foods. [WAIT TIME: 30 seconds for groups to review their posters before presenting.] After all presentations, ask the class: Has every group agreed on why the ugali child is sick? [Pause for responses.] Now say: I want us to write one master answer together. What is the single most important scientific idea that solves our driving question? [WAIT TIME: 45 seconds of think time before taking contributions.] Write learner contributions on the board and shape them into a coherent explanation: Ugali provides only carbohydrates in the form of starch, which the body breaks into glucose for energy. Without proteins from food, the body cannot synthesise the amino acids needed to build albumin, keratin or muscle proteins, resulting in kwashiorkor. Githeri combines maize carbohydrates with bean proteins, providing essential amino acids and preventing deficiency. Say: That is biochemistry solving a real health problem in our community.</w:t>
+              <w:t xml:space="preserve">Stand beside the DQB and say: Let us look at the questions you have been asking since Lesson 1. Some of these were written when you did not yet know what food was made of. Let us see how far we have come. Read each question clearly and pause for learners to respond. When a question is confirmed as answered, say: Who can give the answer in one sentence using scientific language? [WAIT TIME: 20 seconds.] Celebrate each answer enthusiastically. For questions that generated new curiosity, say: This is what real scientists do — every answer opens new questions. These are yours to carry forward. If the question How do cells know which protein to build? arises, say: That question connects to genetics and gene expression — you will investigate that in a future unit. It is a brilliant question to be holding.</w:t>
             </w:r>
           </w:p>
         </w:tc>
@@ -19532,7 +19838,7 @@
                 <w:sz w:val="18"/>
                 <w:szCs w:val="18"/>
               </w:rPr>
-              <w:t xml:space="preserve">Gallery-style group presentations followed by collective sensemaking — the class synthesises across group models to arrive at a shared, evidence-based scientific explanation. The master answer written collaboratively on the board makes the collective knowledge product visible and durable.</w:t>
+              <w:t xml:space="preserve">DQB review as metacognitive closure — learners experience the full arc of inquiry from initial puzzlement to evidence-based resolution. Celebrating answered questions reinforces that scientific inquiry is productive and that learner questions drive real learning.</w:t>
             </w:r>
           </w:p>
         </w:tc>
@@ -19564,7 +19870,7 @@
                 <w:sz w:val="18"/>
                 <w:szCs w:val="18"/>
               </w:rPr>
-              <w:t xml:space="preserve">During presentations, listen for correct use of: albumin (oedema), keratin (hair discolouration), muscle proteins (thin limbs), essential amino acids (cannot be synthesised by the body), peptide bonds (protein structure). Use a quick show-of-hands confidence check after the master answer is written: Thumbs up if you can explain the phenomenon using molecular language, thumbs sideways if you are still unsure about one chemical, thumbs down if you need more support. Use thumb-sideways and thumb-down responses to identify learners for targeted follow-up.</w:t>
+              <w:t xml:space="preserve">The teacher assesses the quality of one-sentence answers given by learners for each celebrated question. Look for: use of chemical names rather than food names alone; causal language (because, therefore, which means); reference to the two Kisumu children as the phenomenon that motivated the question. Note any questions that the class cannot answer fluently — these indicate gaps requiring teacher follow-up in the next sub-strand.</w:t>
             </w:r>
           </w:p>
         </w:tc>
@@ -19573,32 +19879,32 @@
         <w:tc>
           <w:tcPr>
             <w:tcW w:type="dxa" w:w="1520"/>
-            <w:shd w:fill="FCE4D6" w:color="auto" w:val="clear"/>
-            <w:tcMar>
-              <w:top w:type="dxa" w:w="60"/>
-              <w:left w:type="dxa" w:w="120"/>
-              <w:bottom w:type="dxa" w:w="60"/>
-              <w:right w:type="dxa" w:w="120"/>
-            </w:tcMar>
-            <w:vAlign w:val="top"/>
-          </w:tcPr>
-          <w:p>
-            <w:pPr>
-              <w:spacing w:after="40" w:before="0"/>
-              <w:jc w:val="left"/>
-            </w:pPr>
-            <w:r>
-              <w:rPr>
-                <w:rFonts w:ascii="Arial" w:cs="Arial" w:eastAsia="Arial" w:hAnsi="Arial"/>
-                <w:b/>
-                <w:bCs/>
-                <w:i w:val="false"/>
-                <w:iCs w:val="false"/>
-                <w:color w:val="000000"/>
-                <w:sz w:val="18"/>
-                <w:szCs w:val="18"/>
-              </w:rPr>
-              <w:t xml:space="preserve">Driving Question Board (DQB) Creation</w:t>
+            <w:shd w:fill="D5E8F0" w:color="auto" w:val="clear"/>
+            <w:tcMar>
+              <w:top w:type="dxa" w:w="60"/>
+              <w:left w:type="dxa" w:w="120"/>
+              <w:bottom w:type="dxa" w:w="60"/>
+              <w:right w:type="dxa" w:w="120"/>
+            </w:tcMar>
+            <w:vAlign w:val="top"/>
+          </w:tcPr>
+          <w:p>
+            <w:pPr>
+              <w:spacing w:after="40" w:before="0"/>
+              <w:jc w:val="left"/>
+            </w:pPr>
+            <w:r>
+              <w:rPr>
+                <w:rFonts w:ascii="Arial" w:cs="Arial" w:eastAsia="Arial" w:hAnsi="Arial"/>
+                <w:b/>
+                <w:bCs/>
+                <w:i w:val="false"/>
+                <w:iCs w:val="false"/>
+                <w:color w:val="000000"/>
+                <w:sz w:val="18"/>
+                <w:szCs w:val="18"/>
+              </w:rPr>
+              <w:t xml:space="preserve">Model Building Phase</w:t>
             </w:r>
           </w:p>
           <w:p>
@@ -19621,7 +19927,7 @@
             <w:pPr>
               <w:spacing w:after="20" w:before="0"/>
             </w:pPr>
-            <w:hyperlink w:history="1" r:id="rIdz10vgmpcvsge30wnr_e-u">
+            <w:hyperlink w:history="1" r:id="rId7l5duxi_yum7b_vt1mwqj">
               <w:r>
                 <w:rPr>
                   <w:rFonts w:ascii="Arial" w:cs="Arial" w:eastAsia="Arial" w:hAnsi="Arial"/>
@@ -19654,7 +19960,7 @@
               <w:spacing w:after="10" w:before="0"/>
               <w:ind w:left="120"/>
             </w:pPr>
-            <w:hyperlink w:history="1" r:id="rId0h-23la9e4oeacsotybd4">
+            <w:hyperlink w:history="1" r:id="rId-fz5ava5qlfjbujfywbfp">
               <w:r>
                 <w:rPr>
                   <w:rFonts w:ascii="Arial" w:cs="Arial" w:eastAsia="Arial" w:hAnsi="Arial"/>
@@ -19699,7 +20005,7 @@
             <w:pPr>
               <w:spacing w:after="20" w:before="0"/>
             </w:pPr>
-            <w:hyperlink w:history="1" r:id="rIdeffcegnk2tlfpkfkb_vu8">
+            <w:hyperlink w:history="1" r:id="rIdyq9ens30bikbzxkbys1nf">
               <w:r>
                 <w:rPr>
                   <w:rFonts w:ascii="Arial" w:cs="Arial" w:eastAsia="Arial" w:hAnsi="Arial"/>
@@ -19732,313 +20038,7 @@
               <w:spacing w:after="10" w:before="0"/>
               <w:ind w:left="120"/>
             </w:pPr>
-            <w:hyperlink w:history="1" r:id="rId6axdoi-q_fm4kamsynpam">
-              <w:r>
-                <w:rPr>
-                  <w:rFonts w:ascii="Arial" w:cs="Arial" w:eastAsia="Arial" w:hAnsi="Arial"/>
-                  <w:color w:val="595959"/>
-                  <w:sz w:val="14"/>
-                  <w:szCs w:val="14"/>
-                  <w:u w:val="single" w:color="595959"/>
-                </w:rPr>
-                <w:t xml:space="preserve">🔍 Search ARES for similar readings</w:t>
-              </w:r>
-            </w:hyperlink>
-          </w:p>
-        </w:tc>
-        <w:tc>
-          <w:tcPr>
-            <w:tcW w:type="dxa" w:w="3040"/>
-            <w:shd w:fill="FFFFFF" w:color="auto" w:val="clear"/>
-            <w:tcMar>
-              <w:top w:type="dxa" w:w="60"/>
-              <w:left w:type="dxa" w:w="120"/>
-              <w:bottom w:type="dxa" w:w="60"/>
-              <w:right w:type="dxa" w:w="120"/>
-            </w:tcMar>
-            <w:vAlign w:val="top"/>
-          </w:tcPr>
-          <w:p>
-            <w:pPr>
-              <w:spacing w:after="40" w:before="0"/>
-              <w:jc w:val="left"/>
-            </w:pPr>
-            <w:r>
-              <w:rPr>
-                <w:rFonts w:ascii="Arial" w:cs="Arial" w:eastAsia="Arial" w:hAnsi="Arial"/>
-                <w:b w:val="false"/>
-                <w:bCs w:val="false"/>
-                <w:i w:val="false"/>
-                <w:iCs w:val="false"/>
-                <w:color w:val="000000"/>
-                <w:sz w:val="18"/>
-                <w:szCs w:val="18"/>
-              </w:rPr>
-              <w:t xml:space="preserve">The class gathers around the Driving Question Board as a whole group. The teacher reads each question on the board aloud — questions added by learners across Lessons 1 to 5 — and the class decides together: Answered, Partially Answered, or New Question Generated. Answered questions are moved to a Celebrated Answers section and marked with a star sticker. Partially answered questions are noted for future investigation. Any new questions generated by the model-building process — for example, How do cells use DNA to know which proteins to build? or Why do some vitamins dissolve in fat but not water? — are added to a New Questions column. Learners celebrate the intellectual journey by counting how many questions they answered as a class. The DQB moment is brief (4 minutes) but emotionally significant — it marks the closure of the unit and validates learner-generated inquiry.</w:t>
-            </w:r>
-          </w:p>
-        </w:tc>
-        <w:tc>
-          <w:tcPr>
-            <w:tcW w:type="dxa" w:w="3040"/>
-            <w:shd w:fill="F2F2F2" w:color="auto" w:val="clear"/>
-            <w:tcMar>
-              <w:top w:type="dxa" w:w="60"/>
-              <w:left w:type="dxa" w:w="120"/>
-              <w:bottom w:type="dxa" w:w="60"/>
-              <w:right w:type="dxa" w:w="120"/>
-            </w:tcMar>
-            <w:vAlign w:val="top"/>
-          </w:tcPr>
-          <w:p>
-            <w:pPr>
-              <w:spacing w:after="40" w:before="0"/>
-              <w:jc w:val="left"/>
-            </w:pPr>
-            <w:r>
-              <w:rPr>
-                <w:rFonts w:ascii="Arial" w:cs="Arial" w:eastAsia="Arial" w:hAnsi="Arial"/>
-                <w:b w:val="false"/>
-                <w:bCs w:val="false"/>
-                <w:i w:val="false"/>
-                <w:iCs w:val="false"/>
-                <w:color w:val="000000"/>
-                <w:sz w:val="18"/>
-                <w:szCs w:val="18"/>
-              </w:rPr>
-              <w:t xml:space="preserve">Stand beside the DQB and say: Let us look at the questions you have been asking since Lesson 1. Some of these were written when you did not yet know what food was made of. Let us see how far we have come. Read each question clearly and pause for learners to respond. When a question is confirmed as answered, say: Who can give the answer in one sentence using scientific language? [WAIT TIME: 20 seconds.] Celebrate each answer enthusiastically. For questions that generated new curiosity, say: This is what real scientists do — every answer opens new questions. These are yours to carry forward. If the question How do cells know which protein to build? arises, say: That question connects to genetics and gene expression — you will investigate that in a future unit. It is a brilliant question to be holding.</w:t>
-            </w:r>
-          </w:p>
-        </w:tc>
-        <w:tc>
-          <w:tcPr>
-            <w:tcW w:type="dxa" w:w="3040"/>
-            <w:shd w:fill="FFFFFF" w:color="auto" w:val="clear"/>
-            <w:tcMar>
-              <w:top w:type="dxa" w:w="60"/>
-              <w:left w:type="dxa" w:w="120"/>
-              <w:bottom w:type="dxa" w:w="60"/>
-              <w:right w:type="dxa" w:w="120"/>
-            </w:tcMar>
-            <w:vAlign w:val="top"/>
-          </w:tcPr>
-          <w:p>
-            <w:pPr>
-              <w:spacing w:after="40" w:before="0"/>
-              <w:jc w:val="left"/>
-            </w:pPr>
-            <w:r>
-              <w:rPr>
-                <w:rFonts w:ascii="Arial" w:cs="Arial" w:eastAsia="Arial" w:hAnsi="Arial"/>
-                <w:b w:val="false"/>
-                <w:bCs w:val="false"/>
-                <w:i w:val="false"/>
-                <w:iCs w:val="false"/>
-                <w:color w:val="000000"/>
-                <w:sz w:val="18"/>
-                <w:szCs w:val="18"/>
-              </w:rPr>
-              <w:t xml:space="preserve">DQB review as metacognitive closure — learners experience the full arc of inquiry from initial puzzlement to evidence-based resolution. Celebrating answered questions reinforces that scientific inquiry is productive and that learner questions drive real learning.</w:t>
-            </w:r>
-          </w:p>
-        </w:tc>
-        <w:tc>
-          <w:tcPr>
-            <w:tcW w:type="dxa" w:w="3040"/>
-            <w:shd w:fill="F2F2F2" w:color="auto" w:val="clear"/>
-            <w:tcMar>
-              <w:top w:type="dxa" w:w="60"/>
-              <w:left w:type="dxa" w:w="120"/>
-              <w:bottom w:type="dxa" w:w="60"/>
-              <w:right w:type="dxa" w:w="120"/>
-            </w:tcMar>
-            <w:vAlign w:val="top"/>
-          </w:tcPr>
-          <w:p>
-            <w:pPr>
-              <w:spacing w:after="40" w:before="0"/>
-              <w:jc w:val="left"/>
-            </w:pPr>
-            <w:r>
-              <w:rPr>
-                <w:rFonts w:ascii="Arial" w:cs="Arial" w:eastAsia="Arial" w:hAnsi="Arial"/>
-                <w:b w:val="false"/>
-                <w:bCs w:val="false"/>
-                <w:i w:val="false"/>
-                <w:iCs w:val="false"/>
-                <w:color w:val="000000"/>
-                <w:sz w:val="18"/>
-                <w:szCs w:val="18"/>
-              </w:rPr>
-              <w:t xml:space="preserve">The teacher assesses the quality of one-sentence answers given by learners for each celebrated question. Look for: use of chemical names rather than food names alone; causal language (because, therefore, which means); reference to the two Kisumu children as the phenomenon that motivated the question. Note any questions that the class cannot answer fluently — these indicate gaps requiring teacher follow-up in the next sub-strand.</w:t>
-            </w:r>
-          </w:p>
-        </w:tc>
-      </w:tr>
-      <w:tr>
-        <w:tc>
-          <w:tcPr>
-            <w:tcW w:type="dxa" w:w="1520"/>
-            <w:shd w:fill="D5E8F0" w:color="auto" w:val="clear"/>
-            <w:tcMar>
-              <w:top w:type="dxa" w:w="60"/>
-              <w:left w:type="dxa" w:w="120"/>
-              <w:bottom w:type="dxa" w:w="60"/>
-              <w:right w:type="dxa" w:w="120"/>
-            </w:tcMar>
-            <w:vAlign w:val="top"/>
-          </w:tcPr>
-          <w:p>
-            <w:pPr>
-              <w:spacing w:after="40" w:before="0"/>
-              <w:jc w:val="left"/>
-            </w:pPr>
-            <w:r>
-              <w:rPr>
-                <w:rFonts w:ascii="Arial" w:cs="Arial" w:eastAsia="Arial" w:hAnsi="Arial"/>
-                <w:b/>
-                <w:bCs/>
-                <w:i w:val="false"/>
-                <w:iCs w:val="false"/>
-                <w:color w:val="000000"/>
-                <w:sz w:val="18"/>
-                <w:szCs w:val="18"/>
-              </w:rPr>
-              <w:t xml:space="preserve">Model Building Phase</w:t>
-            </w:r>
-          </w:p>
-          <w:p>
-            <w:pPr>
-              <w:spacing w:after="20" w:before="0"/>
-            </w:pPr>
-            <w:r>
-              <w:rPr>
-                <w:rFonts w:ascii="Arial" w:cs="Arial" w:eastAsia="Arial" w:hAnsi="Arial"/>
-                <w:b/>
-                <w:bCs/>
-                <w:color w:val="1F3864"/>
-                <w:sz w:val="16"/>
-                <w:szCs w:val="16"/>
-              </w:rPr>
-              <w:t xml:space="preserve">📹 VIDEO:</w:t>
-            </w:r>
-          </w:p>
-          <w:p>
-            <w:pPr>
-              <w:spacing w:after="20" w:before="0"/>
-            </w:pPr>
-            <w:hyperlink w:history="1" r:id="rId6yde4hdxc28bczldpiuol">
-              <w:r>
-                <w:rPr>
-                  <w:rFonts w:ascii="Arial" w:cs="Arial" w:eastAsia="Arial" w:hAnsi="Arial"/>
-                  <w:color w:val="2E75B6"/>
-                  <w:sz w:val="16"/>
-                  <w:szCs w:val="16"/>
-                  <w:u w:val="single" w:color="2E75B6"/>
-                </w:rPr>
-                <w:t xml:space="preserve">Introduction to vitamins and minerals</w:t>
-              </w:r>
-            </w:hyperlink>
-          </w:p>
-          <w:p>
-            <w:pPr>
-              <w:spacing w:after="10" w:before="0"/>
-              <w:ind w:left="120"/>
-            </w:pPr>
-            <w:r>
-              <w:rPr>
-                <w:rFonts w:ascii="Arial" w:cs="Arial" w:eastAsia="Arial" w:hAnsi="Arial"/>
-                <w:color w:val="595959"/>
-                <w:sz w:val="14"/>
-                <w:szCs w:val="14"/>
-              </w:rPr>
-              <w:t xml:space="preserve">Source: Khan Academy (English - US curriculum)</w:t>
-            </w:r>
-          </w:p>
-          <w:p>
-            <w:pPr>
-              <w:spacing w:after="10" w:before="0"/>
-              <w:ind w:left="120"/>
-            </w:pPr>
-            <w:hyperlink w:history="1" r:id="rIdlyf_3fgkv6xvomtciwkp4">
-              <w:r>
-                <w:rPr>
-                  <w:rFonts w:ascii="Arial" w:cs="Arial" w:eastAsia="Arial" w:hAnsi="Arial"/>
-                  <w:color w:val="595959"/>
-                  <w:sz w:val="14"/>
-                  <w:szCs w:val="14"/>
-                  <w:u w:val="single" w:color="595959"/>
-                </w:rPr>
-                <w:t xml:space="preserve">🔍 Search ARES for similar videos</w:t>
-              </w:r>
-            </w:hyperlink>
-          </w:p>
-          <w:p>
-            <w:pPr>
-              <w:spacing w:after="40" w:before="0"/>
-            </w:pPr>
-            <w:r>
-              <w:rPr>
-                <w:sz w:val="14"/>
-                <w:szCs w:val="14"/>
-              </w:rPr>
-              <w:t xml:space="preserve"/>
-            </w:r>
-          </w:p>
-          <w:p>
-            <w:pPr>
-              <w:spacing w:after="20" w:before="0"/>
-            </w:pPr>
-            <w:r>
-              <w:rPr>
-                <w:rFonts w:ascii="Arial" w:cs="Arial" w:eastAsia="Arial" w:hAnsi="Arial"/>
-                <w:b/>
-                <w:bCs/>
-                <w:color w:val="1F3864"/>
-                <w:sz w:val="16"/>
-                <w:szCs w:val="16"/>
-              </w:rPr>
-              <w:t xml:space="preserve">📖 HTML:</w:t>
-            </w:r>
-          </w:p>
-          <w:p>
-            <w:pPr>
-              <w:spacing w:after="20" w:before="0"/>
-            </w:pPr>
-            <w:hyperlink w:history="1" r:id="rIdpk7h5rn_7scr5pkky4nz2">
-              <w:r>
-                <w:rPr>
-                  <w:rFonts w:ascii="Arial" w:cs="Arial" w:eastAsia="Arial" w:hAnsi="Arial"/>
-                  <w:color w:val="2E75B6"/>
-                  <w:sz w:val="16"/>
-                  <w:szCs w:val="16"/>
-                  <w:u w:val="single" w:color="2E75B6"/>
-                </w:rPr>
-                <w:t xml:space="preserve">Vitamins and Minerals (Flexbook)</w:t>
-              </w:r>
-            </w:hyperlink>
-          </w:p>
-          <w:p>
-            <w:pPr>
-              <w:spacing w:after="10" w:before="0"/>
-              <w:ind w:left="120"/>
-            </w:pPr>
-            <w:r>
-              <w:rPr>
-                <w:rFonts w:ascii="Arial" w:cs="Arial" w:eastAsia="Arial" w:hAnsi="Arial"/>
-                <w:color w:val="595959"/>
-                <w:sz w:val="14"/>
-                <w:szCs w:val="14"/>
-              </w:rPr>
-              <w:t xml:space="preserve">Source: CK-12</w:t>
-            </w:r>
-          </w:p>
-          <w:p>
-            <w:pPr>
-              <w:spacing w:after="10" w:before="0"/>
-              <w:ind w:left="120"/>
-            </w:pPr>
-            <w:hyperlink w:history="1" r:id="rIdv7sq6k3ohiolbzhkadwu7">
+            <w:hyperlink w:history="1" r:id="rIdbkqjveo79_d71ilqgjb0b">
               <w:r>
                 <w:rPr>
                   <w:rFonts w:ascii="Arial" w:cs="Arial" w:eastAsia="Arial" w:hAnsi="Arial"/>

--- a/data/outputs/v2/Biology/SS1.2_Chemicals_of_Life/Biology_Chemicals_of_Life_CBE_LessonSequence.docx
+++ b/data/outputs/v2/Biology/SS1.2_Chemicals_of_Life/Biology_Chemicals_of_Life_CBE_LessonSequence.docx
@@ -42,6 +42,177 @@
     </w:p>
     <w:p>
       <w:pPr>
+        <w:spacing w:after="80" w:before="120"/>
+      </w:pPr>
+      <w:r>
+        <w:rPr>
+          <w:rFonts w:ascii="Arial" w:cs="Arial" w:eastAsia="Arial" w:hAnsi="Arial"/>
+          <w:b/>
+          <w:bCs/>
+          <w:color w:val="1F3864"/>
+          <w:sz w:val="20"/>
+          <w:szCs w:val="20"/>
+        </w:rPr>
+        <w:t xml:space="preserve">ATTRIBUTION AND LICENSING</w:t>
+      </w:r>
+    </w:p>
+    <w:p>
+      <w:pPr>
+        <w:spacing w:after="60" w:before="0"/>
+      </w:pPr>
+      <w:r>
+        <w:rPr>
+          <w:rFonts w:ascii="Arial" w:cs="Arial" w:eastAsia="Arial" w:hAnsi="Arial"/>
+          <w:b/>
+          <w:bCs/>
+          <w:sz w:val="17"/>
+          <w:szCs w:val="17"/>
+        </w:rPr>
+        <w:t xml:space="preserve">Curriculum Alignment: </w:t>
+      </w:r>
+      <w:r>
+        <w:rPr>
+          <w:rFonts w:ascii="Arial" w:cs="Arial" w:eastAsia="Arial" w:hAnsi="Arial"/>
+          <w:sz w:val="17"/>
+          <w:szCs w:val="17"/>
+        </w:rPr>
+        <w:t xml:space="preserve">Structured in pedagogical alignment with the competence-based curriculum format and learning outcomes established by the Kenya Institute of Curriculum Development (KICD). This material is independently developed and is not officially endorsed or published by KICD.</w:t>
+      </w:r>
+    </w:p>
+    <w:p>
+      <w:pPr>
+        <w:spacing w:after="60" w:before="0"/>
+      </w:pPr>
+      <w:r>
+        <w:rPr>
+          <w:rFonts w:ascii="Arial" w:cs="Arial" w:eastAsia="Arial" w:hAnsi="Arial"/>
+          <w:b/>
+          <w:bCs/>
+          <w:sz w:val="17"/>
+          <w:szCs w:val="17"/>
+        </w:rPr>
+        <w:t xml:space="preserve">Content &amp; Pedagogy: </w:t>
+      </w:r>
+      <w:r>
+        <w:rPr>
+          <w:rFonts w:ascii="Arial" w:cs="Arial" w:eastAsia="Arial" w:hAnsi="Arial"/>
+          <w:sz w:val="17"/>
+          <w:szCs w:val="17"/>
+        </w:rPr>
+        <w:t xml:space="preserve">Developed and adapted by the educator team at SeaVuria (registered 501(c)(3) in the United States and registered NGO in Kenya, No. 872-850A-BF11), who designed the pedagogical framework, lesson templates and exemplar lessons on which this material is based.</w:t>
+      </w:r>
+    </w:p>
+    <w:p>
+      <w:pPr>
+        <w:spacing w:after="60" w:before="0"/>
+      </w:pPr>
+      <w:r>
+        <w:rPr>
+          <w:rFonts w:ascii="Arial" w:cs="Arial" w:eastAsia="Arial" w:hAnsi="Arial"/>
+          <w:b/>
+          <w:bCs/>
+          <w:sz w:val="17"/>
+          <w:szCs w:val="17"/>
+        </w:rPr>
+        <w:t xml:space="preserve">Production &amp; Layout: </w:t>
+      </w:r>
+      <w:r>
+        <w:rPr>
+          <w:rFonts w:ascii="Arial" w:cs="Arial" w:eastAsia="Arial" w:hAnsi="Arial"/>
+          <w:sz w:val="17"/>
+          <w:szCs w:val="17"/>
+        </w:rPr>
+        <w:t xml:space="preserve">Educational design and curriculum sequencing by SeaVuria. Technical layout, structural formatting, and digital optimization/implementation executed in partnership with ARES Education (registered 501(c)(3) in the United States and Canada (as Afretech Aid) and registered NGO in Kenya), with lesson drafting and compilation assisted by AI (Claude, Anthropic).</w:t>
+      </w:r>
+    </w:p>
+    <w:p>
+      <w:pPr>
+        <w:pBdr>
+          <w:bottom w:val="single" w:color="1F3864" w:sz="6" w:space="6"/>
+        </w:pBdr>
+        <w:spacing w:after="60" w:before="0"/>
+      </w:pPr>
+      <w:r>
+        <w:rPr>
+          <w:rFonts w:ascii="Arial" w:cs="Arial" w:eastAsia="Arial" w:hAnsi="Arial"/>
+          <w:b/>
+          <w:bCs/>
+          <w:sz w:val="17"/>
+          <w:szCs w:val="17"/>
+        </w:rPr>
+        <w:t xml:space="preserve">Licensing &amp; Copyright: </w:t>
+      </w:r>
+      <w:r>
+        <w:rPr>
+          <w:rFonts w:ascii="Arial" w:cs="Arial" w:eastAsia="Arial" w:hAnsi="Arial"/>
+          <w:sz w:val="17"/>
+          <w:szCs w:val="17"/>
+        </w:rPr>
+        <w:t xml:space="preserve">© 2026 SeaVuria and ARES. This work is licensed under a </w:t>
+      </w:r>
+      <w:hyperlink w:history="1" r:id="rIdfk1lwg7gee7ifhcrd2hca">
+        <w:r>
+          <w:rPr>
+            <w:rFonts w:ascii="Arial" w:cs="Arial" w:eastAsia="Arial" w:hAnsi="Arial"/>
+            <w:color w:val="1F6B75"/>
+            <w:sz w:val="17"/>
+            <w:szCs w:val="17"/>
+            <w:u w:val="single" w:color="1F6B75"/>
+          </w:rPr>
+          <w:t xml:space="preserve">Creative Commons Attribution-NonCommercial 4.0 International License</w:t>
+        </w:r>
+      </w:hyperlink>
+      <w:r>
+        <w:rPr>
+          <w:rFonts w:ascii="Arial" w:cs="Arial" w:eastAsia="Arial" w:hAnsi="Arial"/>
+          <w:sz w:val="17"/>
+          <w:szCs w:val="17"/>
+        </w:rPr>
+        <w:t xml:space="preserve"> (</w:t>
+      </w:r>
+      <w:hyperlink w:history="1" r:id="rId5ytpofw8bxtvayflmfoh5">
+        <w:r>
+          <w:rPr>
+            <w:rFonts w:ascii="Arial" w:cs="Arial" w:eastAsia="Arial" w:hAnsi="Arial"/>
+            <w:color w:val="1F6B75"/>
+            <w:sz w:val="17"/>
+            <w:szCs w:val="17"/>
+            <w:u w:val="single" w:color="1F6B75"/>
+          </w:rPr>
+          <w:t xml:space="preserve">CC BY-NC 4.0</w:t>
+        </w:r>
+      </w:hyperlink>
+      <w:r>
+        <w:rPr>
+          <w:rFonts w:ascii="Arial" w:cs="Arial" w:eastAsia="Arial" w:hAnsi="Arial"/>
+          <w:sz w:val="17"/>
+          <w:szCs w:val="17"/>
+        </w:rPr>
+        <w:t xml:space="preserve">). To view a copy of this license, visit </w:t>
+      </w:r>
+      <w:hyperlink w:history="1" r:id="rIdhpsswbau_vyqfqxwwnuuw">
+        <w:r>
+          <w:rPr>
+            <w:rFonts w:ascii="Arial" w:cs="Arial" w:eastAsia="Arial" w:hAnsi="Arial"/>
+            <w:color w:val="1F6B75"/>
+            <w:sz w:val="17"/>
+            <w:szCs w:val="17"/>
+            <w:u w:val="single" w:color="1F6B75"/>
+          </w:rPr>
+          <w:t xml:space="preserve">https://creativecommons.org/licenses/by-nc/4.0/</w:t>
+        </w:r>
+      </w:hyperlink>
+      <w:r>
+        <w:rPr>
+          <w:rFonts w:ascii="Arial" w:cs="Arial" w:eastAsia="Arial" w:hAnsi="Arial"/>
+          <w:sz w:val="17"/>
+          <w:szCs w:val="17"/>
+        </w:rPr>
+        <w:t xml:space="preserve">. You are free to copy, redistribute, and adapt this material in any medium or format, provided appropriate credit is given and the material is not used for commercial purposes. KICD learning outcomes and curriculum designations reproduced here for alignment purposes remain the property of KICD and are not covered by this license. Linked external resources (e.g. CK-12, Khan Academy, PhET) are subject to their own licenses.</w:t>
+      </w:r>
+    </w:p>
+    <w:p>
+      <w:pPr>
         <w:spacing w:after="120"/>
       </w:pPr>
       <w:r>
@@ -3244,7 +3415,7 @@
             <w:pPr>
               <w:spacing w:after="20" w:before="0"/>
             </w:pPr>
-            <w:hyperlink w:history="1" r:id="rIdsi9g1ju0v-hcca4zzp6jw">
+            <w:hyperlink w:history="1" r:id="rIdig3u-resxjizpt5qqfezi">
               <w:r>
                 <w:rPr>
                   <w:rFonts w:ascii="Arial" w:cs="Arial" w:eastAsia="Arial" w:hAnsi="Arial"/>
@@ -3277,7 +3448,7 @@
               <w:spacing w:after="10" w:before="0"/>
               <w:ind w:left="120"/>
             </w:pPr>
-            <w:hyperlink w:history="1" r:id="rIdpbnlrqg5xvvxmxrnnmvvm">
+            <w:hyperlink w:history="1" r:id="rIdeph2e4lr8f11fnatq2mhd">
               <w:r>
                 <w:rPr>
                   <w:rFonts w:ascii="Arial" w:cs="Arial" w:eastAsia="Arial" w:hAnsi="Arial"/>
@@ -3322,7 +3493,7 @@
             <w:pPr>
               <w:spacing w:after="20" w:before="0"/>
             </w:pPr>
-            <w:hyperlink w:history="1" r:id="rId_xpq175fig0ct7xgzrknv">
+            <w:hyperlink w:history="1" r:id="rIdfkselsybrb7xbgfi7ouip">
               <w:r>
                 <w:rPr>
                   <w:rFonts w:ascii="Arial" w:cs="Arial" w:eastAsia="Arial" w:hAnsi="Arial"/>
@@ -3355,7 +3526,7 @@
               <w:spacing w:after="10" w:before="0"/>
               <w:ind w:left="120"/>
             </w:pPr>
-            <w:hyperlink w:history="1" r:id="rIdbl_va8jd1-qglw2dsl7r-">
+            <w:hyperlink w:history="1" r:id="rIds1aasq5c6lqou94oji3uj">
               <w:r>
                 <w:rPr>
                   <w:rFonts w:ascii="Arial" w:cs="Arial" w:eastAsia="Arial" w:hAnsi="Arial"/>
@@ -3816,7 +3987,7 @@
             <w:pPr>
               <w:spacing w:after="20" w:before="0"/>
             </w:pPr>
-            <w:hyperlink w:history="1" r:id="rIdrazwslgsnt9op5_m1faqc">
+            <w:hyperlink w:history="1" r:id="rIdnfvu0vzixh8lcjwksg_pm">
               <w:r>
                 <w:rPr>
                   <w:rFonts w:ascii="Arial" w:cs="Arial" w:eastAsia="Arial" w:hAnsi="Arial"/>
@@ -3849,7 +4020,7 @@
               <w:spacing w:after="10" w:before="0"/>
               <w:ind w:left="120"/>
             </w:pPr>
-            <w:hyperlink w:history="1" r:id="rIdtk4timrrnzyg0yuldkudw">
+            <w:hyperlink w:history="1" r:id="rIdfcwyv4uwmut6pxp3tjwpl">
               <w:r>
                 <w:rPr>
                   <w:rFonts w:ascii="Arial" w:cs="Arial" w:eastAsia="Arial" w:hAnsi="Arial"/>
@@ -3894,7 +4065,7 @@
             <w:pPr>
               <w:spacing w:after="20" w:before="0"/>
             </w:pPr>
-            <w:hyperlink w:history="1" r:id="rIdssoptx3iwde15p-hynwbg">
+            <w:hyperlink w:history="1" r:id="rIdz_dezequfb1zup79249wy">
               <w:r>
                 <w:rPr>
                   <w:rFonts w:ascii="Arial" w:cs="Arial" w:eastAsia="Arial" w:hAnsi="Arial"/>
@@ -3927,7 +4098,7 @@
               <w:spacing w:after="10" w:before="0"/>
               <w:ind w:left="120"/>
             </w:pPr>
-            <w:hyperlink w:history="1" r:id="rId7mvexs84g7fla4mqd3i6v">
+            <w:hyperlink w:history="1" r:id="rIdqwlbpaynunvnvn4deyzxp">
               <w:r>
                 <w:rPr>
                   <w:rFonts w:ascii="Arial" w:cs="Arial" w:eastAsia="Arial" w:hAnsi="Arial"/>
@@ -4274,7 +4445,7 @@
             <w:pPr>
               <w:spacing w:after="20" w:before="0"/>
             </w:pPr>
-            <w:hyperlink w:history="1" r:id="rIdbareh_1lcnm4tya-uxoas">
+            <w:hyperlink w:history="1" r:id="rIdddr4svfpqmxo_luv3cq3-">
               <w:r>
                 <w:rPr>
                   <w:rFonts w:ascii="Arial" w:cs="Arial" w:eastAsia="Arial" w:hAnsi="Arial"/>
@@ -4307,7 +4478,7 @@
               <w:spacing w:after="10" w:before="0"/>
               <w:ind w:left="120"/>
             </w:pPr>
-            <w:hyperlink w:history="1" r:id="rIdixw0wsct3ceyq5uz_vhls">
+            <w:hyperlink w:history="1" r:id="rIdsz8pttmmof41tzqgcmrrg">
               <w:r>
                 <w:rPr>
                   <w:rFonts w:ascii="Arial" w:cs="Arial" w:eastAsia="Arial" w:hAnsi="Arial"/>
@@ -4352,7 +4523,7 @@
             <w:pPr>
               <w:spacing w:after="20" w:before="0"/>
             </w:pPr>
-            <w:hyperlink w:history="1" r:id="rIdwn7wda7jwfilxnu1ecgez">
+            <w:hyperlink w:history="1" r:id="rIdbl9v2bxps-n6mxnw9jeib">
               <w:r>
                 <w:rPr>
                   <w:rFonts w:ascii="Arial" w:cs="Arial" w:eastAsia="Arial" w:hAnsi="Arial"/>
@@ -4385,7 +4556,7 @@
               <w:spacing w:after="10" w:before="0"/>
               <w:ind w:left="120"/>
             </w:pPr>
-            <w:hyperlink w:history="1" r:id="rIdzg5gc4zgltcg9oaehmcll">
+            <w:hyperlink w:history="1" r:id="rIdjk5_x5bub84xbsixiknya">
               <w:r>
                 <w:rPr>
                   <w:rFonts w:ascii="Arial" w:cs="Arial" w:eastAsia="Arial" w:hAnsi="Arial"/>
@@ -4770,7 +4941,7 @@
             <w:pPr>
               <w:spacing w:after="20" w:before="0"/>
             </w:pPr>
-            <w:hyperlink w:history="1" r:id="rId-a7tuo2t4efinrip-dbve">
+            <w:hyperlink w:history="1" r:id="rIdqybdlyvor2siptwvc9gsy">
               <w:r>
                 <w:rPr>
                   <w:rFonts w:ascii="Arial" w:cs="Arial" w:eastAsia="Arial" w:hAnsi="Arial"/>
@@ -4803,7 +4974,7 @@
               <w:spacing w:after="10" w:before="0"/>
               <w:ind w:left="120"/>
             </w:pPr>
-            <w:hyperlink w:history="1" r:id="rIdzaksfoik1kmffugqvg_mp">
+            <w:hyperlink w:history="1" r:id="rIdwdyzq50rhthbvn-klfzvd">
               <w:r>
                 <w:rPr>
                   <w:rFonts w:ascii="Arial" w:cs="Arial" w:eastAsia="Arial" w:hAnsi="Arial"/>
@@ -4848,7 +5019,7 @@
             <w:pPr>
               <w:spacing w:after="20" w:before="0"/>
             </w:pPr>
-            <w:hyperlink w:history="1" r:id="rIdjb9_iy73skz1tsmvcxdbf">
+            <w:hyperlink w:history="1" r:id="rIdlo6mgoneww2mwbobfxa9u">
               <w:r>
                 <w:rPr>
                   <w:rFonts w:ascii="Arial" w:cs="Arial" w:eastAsia="Arial" w:hAnsi="Arial"/>
@@ -4881,7 +5052,7 @@
               <w:spacing w:after="10" w:before="0"/>
               <w:ind w:left="120"/>
             </w:pPr>
-            <w:hyperlink w:history="1" r:id="rIda1trymhacw3drqcqzyyxj">
+            <w:hyperlink w:history="1" r:id="rIdfphl6kxlwhfsz0z1emx5x">
               <w:r>
                 <w:rPr>
                   <w:rFonts w:ascii="Arial" w:cs="Arial" w:eastAsia="Arial" w:hAnsi="Arial"/>
@@ -5228,7 +5399,7 @@
             <w:pPr>
               <w:spacing w:after="20" w:before="0"/>
             </w:pPr>
-            <w:hyperlink w:history="1" r:id="rId2vdierrc_nljrtil4v4mn">
+            <w:hyperlink w:history="1" r:id="rIdm0tvpxno_hcltvfl097z0">
               <w:r>
                 <w:rPr>
                   <w:rFonts w:ascii="Arial" w:cs="Arial" w:eastAsia="Arial" w:hAnsi="Arial"/>
@@ -5261,7 +5432,7 @@
               <w:spacing w:after="10" w:before="0"/>
               <w:ind w:left="120"/>
             </w:pPr>
-            <w:hyperlink w:history="1" r:id="rIdbws5xuhhdhizrsylxhojn">
+            <w:hyperlink w:history="1" r:id="rIds-t1hdnnzilgihswju9a6">
               <w:r>
                 <w:rPr>
                   <w:rFonts w:ascii="Arial" w:cs="Arial" w:eastAsia="Arial" w:hAnsi="Arial"/>
@@ -5306,7 +5477,7 @@
             <w:pPr>
               <w:spacing w:after="20" w:before="0"/>
             </w:pPr>
-            <w:hyperlink w:history="1" r:id="rIdz0yudvi7csflwih4eeegu">
+            <w:hyperlink w:history="1" r:id="rIdls2tkzyrqwryskhkcrhji">
               <w:r>
                 <w:rPr>
                   <w:rFonts w:ascii="Arial" w:cs="Arial" w:eastAsia="Arial" w:hAnsi="Arial"/>
@@ -5339,7 +5510,7 @@
               <w:spacing w:after="10" w:before="0"/>
               <w:ind w:left="120"/>
             </w:pPr>
-            <w:hyperlink w:history="1" r:id="rIdttcgdtvaesn0uqkz1gvlm">
+            <w:hyperlink w:history="1" r:id="rId6vr-d3xnehfwjslzsxwzx">
               <w:r>
                 <w:rPr>
                   <w:rFonts w:ascii="Arial" w:cs="Arial" w:eastAsia="Arial" w:hAnsi="Arial"/>
@@ -6215,6 +6386,65 @@
         </w:tc>
       </w:tr>
     </w:tbl>
+    <w:p>
+      <w:pPr>
+        <w:pBdr>
+          <w:top w:val="single" w:color="BBBBBB" w:sz="4" w:space="4"/>
+        </w:pBdr>
+        <w:spacing w:after="0" w:before="160"/>
+      </w:pPr>
+      <w:r>
+        <w:rPr>
+          <w:rFonts w:ascii="Arial" w:cs="Arial" w:eastAsia="Arial" w:hAnsi="Arial"/>
+          <w:color w:val="666666"/>
+          <w:sz w:val="14"/>
+          <w:szCs w:val="14"/>
+        </w:rPr>
+        <w:t xml:space="preserve">© 2026 SeaVuria and ARES. Aligned with KICD objectives. Developed by SeaVuria; technical implementation by ARES (with AI assistance from Claude). Licensed under </w:t>
+      </w:r>
+      <w:hyperlink w:history="1" r:id="rIdq9cy1176pyrx3ldwxh1wb">
+        <w:r>
+          <w:rPr>
+            <w:rFonts w:ascii="Arial" w:cs="Arial" w:eastAsia="Arial" w:hAnsi="Arial"/>
+            <w:color w:val="1F6B75"/>
+            <w:sz w:val="14"/>
+            <w:szCs w:val="14"/>
+            <w:u w:val="single" w:color="1F6B75"/>
+          </w:rPr>
+          <w:t xml:space="preserve">CC BY-NC 4.0</w:t>
+        </w:r>
+      </w:hyperlink>
+      <w:r>
+        <w:rPr>
+          <w:rFonts w:ascii="Arial" w:cs="Arial" w:eastAsia="Arial" w:hAnsi="Arial"/>
+          <w:color w:val="666666"/>
+          <w:sz w:val="14"/>
+          <w:szCs w:val="14"/>
+        </w:rPr>
+        <w:t xml:space="preserve"> (</w:t>
+      </w:r>
+      <w:hyperlink w:history="1" r:id="rIdvovcqmtkeqzju10g9gb5a">
+        <w:r>
+          <w:rPr>
+            <w:rFonts w:ascii="Arial" w:cs="Arial" w:eastAsia="Arial" w:hAnsi="Arial"/>
+            <w:color w:val="1F6B75"/>
+            <w:sz w:val="14"/>
+            <w:szCs w:val="14"/>
+            <w:u w:val="single" w:color="1F6B75"/>
+          </w:rPr>
+          <w:t xml:space="preserve">https://creativecommons.org/licenses/by-nc/4.0/</w:t>
+        </w:r>
+      </w:hyperlink>
+      <w:r>
+        <w:rPr>
+          <w:rFonts w:ascii="Arial" w:cs="Arial" w:eastAsia="Arial" w:hAnsi="Arial"/>
+          <w:color w:val="666666"/>
+          <w:sz w:val="14"/>
+          <w:szCs w:val="14"/>
+        </w:rPr>
+        <w:t xml:space="preserve">).</w:t>
+      </w:r>
+    </w:p>
     <w:p>
       <w:r>
         <w:br w:type="page"/>
@@ -7206,7 +7436,7 @@
             <w:pPr>
               <w:spacing w:after="20" w:before="0"/>
             </w:pPr>
-            <w:hyperlink w:history="1" r:id="rId-bbvn9ukmis5xvlu2ai9c">
+            <w:hyperlink w:history="1" r:id="rIdo7lomuk-uy-ax89zsedls">
               <w:r>
                 <w:rPr>
                   <w:rFonts w:ascii="Arial" w:cs="Arial" w:eastAsia="Arial" w:hAnsi="Arial"/>
@@ -7239,7 +7469,7 @@
               <w:spacing w:after="10" w:before="0"/>
               <w:ind w:left="120"/>
             </w:pPr>
-            <w:hyperlink w:history="1" r:id="rIdigsimln1o94o2hlfvvgas">
+            <w:hyperlink w:history="1" r:id="rIdl-g4u9rjcnpwwuwr3leuh">
               <w:r>
                 <w:rPr>
                   <w:rFonts w:ascii="Arial" w:cs="Arial" w:eastAsia="Arial" w:hAnsi="Arial"/>
@@ -7284,7 +7514,7 @@
             <w:pPr>
               <w:spacing w:after="20" w:before="0"/>
             </w:pPr>
-            <w:hyperlink w:history="1" r:id="rIdtfb5kx6bukjn-0tus8o3_">
+            <w:hyperlink w:history="1" r:id="rIdnvvojubhqftf5gjefcd3l">
               <w:r>
                 <w:rPr>
                   <w:rFonts w:ascii="Arial" w:cs="Arial" w:eastAsia="Arial" w:hAnsi="Arial"/>
@@ -7317,7 +7547,7 @@
               <w:spacing w:after="10" w:before="0"/>
               <w:ind w:left="120"/>
             </w:pPr>
-            <w:hyperlink w:history="1" r:id="rId9mef7unr2eyhutmv7zpyf">
+            <w:hyperlink w:history="1" r:id="rIdlyjst68qtbqwqourmesgx">
               <w:r>
                 <w:rPr>
                   <w:rFonts w:ascii="Arial" w:cs="Arial" w:eastAsia="Arial" w:hAnsi="Arial"/>
@@ -7512,7 +7742,7 @@
             <w:pPr>
               <w:spacing w:after="20" w:before="0"/>
             </w:pPr>
-            <w:hyperlink w:history="1" r:id="rId5ujzufhvfct7nua6zzlgk">
+            <w:hyperlink w:history="1" r:id="rIdnwsz40utub--z1elhlmt7">
               <w:r>
                 <w:rPr>
                   <w:rFonts w:ascii="Arial" w:cs="Arial" w:eastAsia="Arial" w:hAnsi="Arial"/>
@@ -7545,7 +7775,7 @@
               <w:spacing w:after="10" w:before="0"/>
               <w:ind w:left="120"/>
             </w:pPr>
-            <w:hyperlink w:history="1" r:id="rIdt2irkfhdbn2xzjbxtxtzz">
+            <w:hyperlink w:history="1" r:id="rIdjdsty-yieva9vy781951y">
               <w:r>
                 <w:rPr>
                   <w:rFonts w:ascii="Arial" w:cs="Arial" w:eastAsia="Arial" w:hAnsi="Arial"/>
@@ -7590,7 +7820,7 @@
             <w:pPr>
               <w:spacing w:after="20" w:before="0"/>
             </w:pPr>
-            <w:hyperlink w:history="1" r:id="rIdnlkyyyp_ea1b3hos-f6-a">
+            <w:hyperlink w:history="1" r:id="rId0k2v0zzwsx5npsq2xqfpx">
               <w:r>
                 <w:rPr>
                   <w:rFonts w:ascii="Arial" w:cs="Arial" w:eastAsia="Arial" w:hAnsi="Arial"/>
@@ -7623,7 +7853,7 @@
               <w:spacing w:after="10" w:before="0"/>
               <w:ind w:left="120"/>
             </w:pPr>
-            <w:hyperlink w:history="1" r:id="rIdfpdr4iy13yu8jwddsiv4r">
+            <w:hyperlink w:history="1" r:id="rIdpjd9hk9uzb6iynkphsmzt">
               <w:r>
                 <w:rPr>
                   <w:rFonts w:ascii="Arial" w:cs="Arial" w:eastAsia="Arial" w:hAnsi="Arial"/>
@@ -7818,7 +8048,7 @@
             <w:pPr>
               <w:spacing w:after="20" w:before="0"/>
             </w:pPr>
-            <w:hyperlink w:history="1" r:id="rId0passioz6qdfk7hlgtxlh">
+            <w:hyperlink w:history="1" r:id="rIdgwd5_7fbfoa-4rm48w4ug">
               <w:r>
                 <w:rPr>
                   <w:rFonts w:ascii="Arial" w:cs="Arial" w:eastAsia="Arial" w:hAnsi="Arial"/>
@@ -7851,7 +8081,7 @@
               <w:spacing w:after="10" w:before="0"/>
               <w:ind w:left="120"/>
             </w:pPr>
-            <w:hyperlink w:history="1" r:id="rIdnhgpinpfzrd_vrexgpgr9">
+            <w:hyperlink w:history="1" r:id="rIdvlvumi5v4rb8e9mqwwryg">
               <w:r>
                 <w:rPr>
                   <w:rFonts w:ascii="Arial" w:cs="Arial" w:eastAsia="Arial" w:hAnsi="Arial"/>
@@ -7896,7 +8126,7 @@
             <w:pPr>
               <w:spacing w:after="20" w:before="0"/>
             </w:pPr>
-            <w:hyperlink w:history="1" r:id="rIdghnasfw1mykmhr9ma9sfg">
+            <w:hyperlink w:history="1" r:id="rIdcptdari6lwxjllrssv0ms">
               <w:r>
                 <w:rPr>
                   <w:rFonts w:ascii="Arial" w:cs="Arial" w:eastAsia="Arial" w:hAnsi="Arial"/>
@@ -7929,7 +8159,7 @@
               <w:spacing w:after="10" w:before="0"/>
               <w:ind w:left="120"/>
             </w:pPr>
-            <w:hyperlink w:history="1" r:id="rIde41gjihgh5s3isqwb-r0z">
+            <w:hyperlink w:history="1" r:id="rIduaxnosbfnvmvgzcvey_5d">
               <w:r>
                 <w:rPr>
                   <w:rFonts w:ascii="Arial" w:cs="Arial" w:eastAsia="Arial" w:hAnsi="Arial"/>
@@ -8124,7 +8354,7 @@
             <w:pPr>
               <w:spacing w:after="20" w:before="0"/>
             </w:pPr>
-            <w:hyperlink w:history="1" r:id="rIdvghto0pncuskfjz5bsds_">
+            <w:hyperlink w:history="1" r:id="rIdobihl7xepxgqyspapmgrc">
               <w:r>
                 <w:rPr>
                   <w:rFonts w:ascii="Arial" w:cs="Arial" w:eastAsia="Arial" w:hAnsi="Arial"/>
@@ -8157,7 +8387,7 @@
               <w:spacing w:after="10" w:before="0"/>
               <w:ind w:left="120"/>
             </w:pPr>
-            <w:hyperlink w:history="1" r:id="rIdvhwqgcqzrucaz_0o4ffel">
+            <w:hyperlink w:history="1" r:id="rIdhqqyn5gcrk88bhhagmwv9">
               <w:r>
                 <w:rPr>
                   <w:rFonts w:ascii="Arial" w:cs="Arial" w:eastAsia="Arial" w:hAnsi="Arial"/>
@@ -8202,7 +8432,7 @@
             <w:pPr>
               <w:spacing w:after="20" w:before="0"/>
             </w:pPr>
-            <w:hyperlink w:history="1" r:id="rIdd0xmj9apxg3_yhq3b0k23">
+            <w:hyperlink w:history="1" r:id="rIdaf4vlkiubbcrhjkc66afn">
               <w:r>
                 <w:rPr>
                   <w:rFonts w:ascii="Arial" w:cs="Arial" w:eastAsia="Arial" w:hAnsi="Arial"/>
@@ -8235,7 +8465,7 @@
               <w:spacing w:after="10" w:before="0"/>
               <w:ind w:left="120"/>
             </w:pPr>
-            <w:hyperlink w:history="1" r:id="rIducijsn7da-wyfyzjtp7pv">
+            <w:hyperlink w:history="1" r:id="rIdschaa0mhoucyt5nfutm9n">
               <w:r>
                 <w:rPr>
                   <w:rFonts w:ascii="Arial" w:cs="Arial" w:eastAsia="Arial" w:hAnsi="Arial"/>
@@ -8430,7 +8660,7 @@
             <w:pPr>
               <w:spacing w:after="20" w:before="0"/>
             </w:pPr>
-            <w:hyperlink w:history="1" r:id="rId2cehqkmyqaxt1tcbqchmj">
+            <w:hyperlink w:history="1" r:id="rIdbxtxcgekubwduol4yylfs">
               <w:r>
                 <w:rPr>
                   <w:rFonts w:ascii="Arial" w:cs="Arial" w:eastAsia="Arial" w:hAnsi="Arial"/>
@@ -8463,7 +8693,7 @@
               <w:spacing w:after="10" w:before="0"/>
               <w:ind w:left="120"/>
             </w:pPr>
-            <w:hyperlink w:history="1" r:id="rIdsar6ur8snywsssf5scgug">
+            <w:hyperlink w:history="1" r:id="rIdhgqe7edhfzcim7aczdua3">
               <w:r>
                 <w:rPr>
                   <w:rFonts w:ascii="Arial" w:cs="Arial" w:eastAsia="Arial" w:hAnsi="Arial"/>
@@ -8508,7 +8738,7 @@
             <w:pPr>
               <w:spacing w:after="20" w:before="0"/>
             </w:pPr>
-            <w:hyperlink w:history="1" r:id="rIdsw6rngd7co2t3peha4npb">
+            <w:hyperlink w:history="1" r:id="rIdty303abpzmwr1xnhuxd9d">
               <w:r>
                 <w:rPr>
                   <w:rFonts w:ascii="Arial" w:cs="Arial" w:eastAsia="Arial" w:hAnsi="Arial"/>
@@ -8541,7 +8771,7 @@
               <w:spacing w:after="10" w:before="0"/>
               <w:ind w:left="120"/>
             </w:pPr>
-            <w:hyperlink w:history="1" r:id="rIdrik6lhogkvr4tkxwfsaib">
+            <w:hyperlink w:history="1" r:id="rIdpfne0_pg7gsipdyz6_pmv">
               <w:r>
                 <w:rPr>
                   <w:rFonts w:ascii="Arial" w:cs="Arial" w:eastAsia="Arial" w:hAnsi="Arial"/>
@@ -9151,6 +9381,65 @@
         </w:tc>
       </w:tr>
     </w:tbl>
+    <w:p>
+      <w:pPr>
+        <w:pBdr>
+          <w:top w:val="single" w:color="BBBBBB" w:sz="4" w:space="4"/>
+        </w:pBdr>
+        <w:spacing w:after="0" w:before="160"/>
+      </w:pPr>
+      <w:r>
+        <w:rPr>
+          <w:rFonts w:ascii="Arial" w:cs="Arial" w:eastAsia="Arial" w:hAnsi="Arial"/>
+          <w:color w:val="666666"/>
+          <w:sz w:val="14"/>
+          <w:szCs w:val="14"/>
+        </w:rPr>
+        <w:t xml:space="preserve">© 2026 SeaVuria and ARES. Aligned with KICD objectives. Developed by SeaVuria; technical implementation by ARES (with AI assistance from Claude). Licensed under </w:t>
+      </w:r>
+      <w:hyperlink w:history="1" r:id="rIdrila5dxuk8ttykzwsi1ut">
+        <w:r>
+          <w:rPr>
+            <w:rFonts w:ascii="Arial" w:cs="Arial" w:eastAsia="Arial" w:hAnsi="Arial"/>
+            <w:color w:val="1F6B75"/>
+            <w:sz w:val="14"/>
+            <w:szCs w:val="14"/>
+            <w:u w:val="single" w:color="1F6B75"/>
+          </w:rPr>
+          <w:t xml:space="preserve">CC BY-NC 4.0</w:t>
+        </w:r>
+      </w:hyperlink>
+      <w:r>
+        <w:rPr>
+          <w:rFonts w:ascii="Arial" w:cs="Arial" w:eastAsia="Arial" w:hAnsi="Arial"/>
+          <w:color w:val="666666"/>
+          <w:sz w:val="14"/>
+          <w:szCs w:val="14"/>
+        </w:rPr>
+        <w:t xml:space="preserve"> (</w:t>
+      </w:r>
+      <w:hyperlink w:history="1" r:id="rId5uey7gcznb3shuzrgmj-c">
+        <w:r>
+          <w:rPr>
+            <w:rFonts w:ascii="Arial" w:cs="Arial" w:eastAsia="Arial" w:hAnsi="Arial"/>
+            <w:color w:val="1F6B75"/>
+            <w:sz w:val="14"/>
+            <w:szCs w:val="14"/>
+            <w:u w:val="single" w:color="1F6B75"/>
+          </w:rPr>
+          <w:t xml:space="preserve">https://creativecommons.org/licenses/by-nc/4.0/</w:t>
+        </w:r>
+      </w:hyperlink>
+      <w:r>
+        <w:rPr>
+          <w:rFonts w:ascii="Arial" w:cs="Arial" w:eastAsia="Arial" w:hAnsi="Arial"/>
+          <w:color w:val="666666"/>
+          <w:sz w:val="14"/>
+          <w:szCs w:val="14"/>
+        </w:rPr>
+        <w:t xml:space="preserve">).</w:t>
+      </w:r>
+    </w:p>
     <w:p>
       <w:r>
         <w:br w:type="page"/>
@@ -10142,7 +10431,7 @@
             <w:pPr>
               <w:spacing w:after="20" w:before="0"/>
             </w:pPr>
-            <w:hyperlink w:history="1" r:id="rId1l051nk6awdtlk2qwnb1y">
+            <w:hyperlink w:history="1" r:id="rId_jjjzk-lbl7alsfrto5jw">
               <w:r>
                 <w:rPr>
                   <w:rFonts w:ascii="Arial" w:cs="Arial" w:eastAsia="Arial" w:hAnsi="Arial"/>
@@ -10175,7 +10464,7 @@
               <w:spacing w:after="10" w:before="0"/>
               <w:ind w:left="120"/>
             </w:pPr>
-            <w:hyperlink w:history="1" r:id="rIdvoglcuyoe-r84wgxwcmk2">
+            <w:hyperlink w:history="1" r:id="rIdez8kfolt-ryslkbajdkze">
               <w:r>
                 <w:rPr>
                   <w:rFonts w:ascii="Arial" w:cs="Arial" w:eastAsia="Arial" w:hAnsi="Arial"/>
@@ -10220,7 +10509,7 @@
             <w:pPr>
               <w:spacing w:after="20" w:before="0"/>
             </w:pPr>
-            <w:hyperlink w:history="1" r:id="rIdlioqt5dwtv5vdb3gfbzqj">
+            <w:hyperlink w:history="1" r:id="rIdnksrmc3c0txqqpewmbarw">
               <w:r>
                 <w:rPr>
                   <w:rFonts w:ascii="Arial" w:cs="Arial" w:eastAsia="Arial" w:hAnsi="Arial"/>
@@ -10253,7 +10542,7 @@
               <w:spacing w:after="10" w:before="0"/>
               <w:ind w:left="120"/>
             </w:pPr>
-            <w:hyperlink w:history="1" r:id="rIdwnzt7tsnrst_ddrleqvs5">
+            <w:hyperlink w:history="1" r:id="rId1nxcbrcnenwhgh6dirgla">
               <w:r>
                 <w:rPr>
                   <w:rFonts w:ascii="Arial" w:cs="Arial" w:eastAsia="Arial" w:hAnsi="Arial"/>
@@ -10448,7 +10737,7 @@
             <w:pPr>
               <w:spacing w:after="20" w:before="0"/>
             </w:pPr>
-            <w:hyperlink w:history="1" r:id="rId-hcrqwhaygypfwhqhgp2v">
+            <w:hyperlink w:history="1" r:id="rIdfco7vekn39gv3p1zuozav">
               <w:r>
                 <w:rPr>
                   <w:rFonts w:ascii="Arial" w:cs="Arial" w:eastAsia="Arial" w:hAnsi="Arial"/>
@@ -10481,7 +10770,7 @@
               <w:spacing w:after="10" w:before="0"/>
               <w:ind w:left="120"/>
             </w:pPr>
-            <w:hyperlink w:history="1" r:id="rIdto1usftxdai806kfubzga">
+            <w:hyperlink w:history="1" r:id="rId-f64ghyz-9bqdlrqcrfm0">
               <w:r>
                 <w:rPr>
                   <w:rFonts w:ascii="Arial" w:cs="Arial" w:eastAsia="Arial" w:hAnsi="Arial"/>
@@ -10526,7 +10815,7 @@
             <w:pPr>
               <w:spacing w:after="20" w:before="0"/>
             </w:pPr>
-            <w:hyperlink w:history="1" r:id="rIdjpefgjbtgadgzqo1jmz_s">
+            <w:hyperlink w:history="1" r:id="rIdj54blrwu_ydjljez1trug">
               <w:r>
                 <w:rPr>
                   <w:rFonts w:ascii="Arial" w:cs="Arial" w:eastAsia="Arial" w:hAnsi="Arial"/>
@@ -10559,7 +10848,7 @@
               <w:spacing w:after="10" w:before="0"/>
               <w:ind w:left="120"/>
             </w:pPr>
-            <w:hyperlink w:history="1" r:id="rId50bny7ne2z73vuz-cllbh">
+            <w:hyperlink w:history="1" r:id="rIdb8c19ct33n8_inioaujbq">
               <w:r>
                 <w:rPr>
                   <w:rFonts w:ascii="Arial" w:cs="Arial" w:eastAsia="Arial" w:hAnsi="Arial"/>
@@ -10754,7 +11043,7 @@
             <w:pPr>
               <w:spacing w:after="20" w:before="0"/>
             </w:pPr>
-            <w:hyperlink w:history="1" r:id="rIdum5abfqhvnntqa9pgfzga">
+            <w:hyperlink w:history="1" r:id="rIdkipwojdi9ppzhmh2wk5u2">
               <w:r>
                 <w:rPr>
                   <w:rFonts w:ascii="Arial" w:cs="Arial" w:eastAsia="Arial" w:hAnsi="Arial"/>
@@ -10787,7 +11076,7 @@
               <w:spacing w:after="10" w:before="0"/>
               <w:ind w:left="120"/>
             </w:pPr>
-            <w:hyperlink w:history="1" r:id="rIdrz99qxtxuyvu-7pjxsyir">
+            <w:hyperlink w:history="1" r:id="rIdt8rvnt45d-bcbrnket_x0">
               <w:r>
                 <w:rPr>
                   <w:rFonts w:ascii="Arial" w:cs="Arial" w:eastAsia="Arial" w:hAnsi="Arial"/>
@@ -10832,7 +11121,7 @@
             <w:pPr>
               <w:spacing w:after="20" w:before="0"/>
             </w:pPr>
-            <w:hyperlink w:history="1" r:id="rIdujvrtdn6fkrieevkaatls">
+            <w:hyperlink w:history="1" r:id="rIdsgps9ug3cc7zhzhdfiumq">
               <w:r>
                 <w:rPr>
                   <w:rFonts w:ascii="Arial" w:cs="Arial" w:eastAsia="Arial" w:hAnsi="Arial"/>
@@ -10865,7 +11154,7 @@
               <w:spacing w:after="10" w:before="0"/>
               <w:ind w:left="120"/>
             </w:pPr>
-            <w:hyperlink w:history="1" r:id="rIdp1jcbh145av3xpksqv1hz">
+            <w:hyperlink w:history="1" r:id="rIddueovqt9bls7otvagusqu">
               <w:r>
                 <w:rPr>
                   <w:rFonts w:ascii="Arial" w:cs="Arial" w:eastAsia="Arial" w:hAnsi="Arial"/>
@@ -11060,7 +11349,7 @@
             <w:pPr>
               <w:spacing w:after="20" w:before="0"/>
             </w:pPr>
-            <w:hyperlink w:history="1" r:id="rIdtmfks93dxidihmh7uup5h">
+            <w:hyperlink w:history="1" r:id="rIdgwyxpo7ygtsyvb6txzxtk">
               <w:r>
                 <w:rPr>
                   <w:rFonts w:ascii="Arial" w:cs="Arial" w:eastAsia="Arial" w:hAnsi="Arial"/>
@@ -11093,7 +11382,7 @@
               <w:spacing w:after="10" w:before="0"/>
               <w:ind w:left="120"/>
             </w:pPr>
-            <w:hyperlink w:history="1" r:id="rIdd2aasqlq81640tsesarua">
+            <w:hyperlink w:history="1" r:id="rIddjlhbjev1uett0lddzghz">
               <w:r>
                 <w:rPr>
                   <w:rFonts w:ascii="Arial" w:cs="Arial" w:eastAsia="Arial" w:hAnsi="Arial"/>
@@ -11138,7 +11427,7 @@
             <w:pPr>
               <w:spacing w:after="20" w:before="0"/>
             </w:pPr>
-            <w:hyperlink w:history="1" r:id="rIdiundxtcbkz0z70c4jwby3">
+            <w:hyperlink w:history="1" r:id="rIdwz0i1fy9rhry4sb7a8oli">
               <w:r>
                 <w:rPr>
                   <w:rFonts w:ascii="Arial" w:cs="Arial" w:eastAsia="Arial" w:hAnsi="Arial"/>
@@ -11171,7 +11460,7 @@
               <w:spacing w:after="10" w:before="0"/>
               <w:ind w:left="120"/>
             </w:pPr>
-            <w:hyperlink w:history="1" r:id="rIdgdc-zv5v_sfyzqonf5gnf">
+            <w:hyperlink w:history="1" r:id="rIdqgmyx8ieubj0eywfm5r4v">
               <w:r>
                 <w:rPr>
                   <w:rFonts w:ascii="Arial" w:cs="Arial" w:eastAsia="Arial" w:hAnsi="Arial"/>
@@ -11366,7 +11655,7 @@
             <w:pPr>
               <w:spacing w:after="20" w:before="0"/>
             </w:pPr>
-            <w:hyperlink w:history="1" r:id="rIdi5seupfsqwhv9ntp03pau">
+            <w:hyperlink w:history="1" r:id="rIduk71oumiolxxnqo3dybag">
               <w:r>
                 <w:rPr>
                   <w:rFonts w:ascii="Arial" w:cs="Arial" w:eastAsia="Arial" w:hAnsi="Arial"/>
@@ -11399,7 +11688,7 @@
               <w:spacing w:after="10" w:before="0"/>
               <w:ind w:left="120"/>
             </w:pPr>
-            <w:hyperlink w:history="1" r:id="rIdt1ch67frlcxmhl9oeybbe">
+            <w:hyperlink w:history="1" r:id="rIdawd6p1wlqewmmg58zrgoz">
               <w:r>
                 <w:rPr>
                   <w:rFonts w:ascii="Arial" w:cs="Arial" w:eastAsia="Arial" w:hAnsi="Arial"/>
@@ -11444,7 +11733,7 @@
             <w:pPr>
               <w:spacing w:after="20" w:before="0"/>
             </w:pPr>
-            <w:hyperlink w:history="1" r:id="rIdh6yksdmhcnlhnk4uxsbn3">
+            <w:hyperlink w:history="1" r:id="rIdzzstwv9e144ddvnhyydoa">
               <w:r>
                 <w:rPr>
                   <w:rFonts w:ascii="Arial" w:cs="Arial" w:eastAsia="Arial" w:hAnsi="Arial"/>
@@ -11477,7 +11766,7 @@
               <w:spacing w:after="10" w:before="0"/>
               <w:ind w:left="120"/>
             </w:pPr>
-            <w:hyperlink w:history="1" r:id="rIdc4_-jml2er22urr48hju1">
+            <w:hyperlink w:history="1" r:id="rId03dvd7lmeheoqylqe5rxy">
               <w:r>
                 <w:rPr>
                   <w:rFonts w:ascii="Arial" w:cs="Arial" w:eastAsia="Arial" w:hAnsi="Arial"/>
@@ -11973,6 +12262,65 @@
         </w:tc>
       </w:tr>
     </w:tbl>
+    <w:p>
+      <w:pPr>
+        <w:pBdr>
+          <w:top w:val="single" w:color="BBBBBB" w:sz="4" w:space="4"/>
+        </w:pBdr>
+        <w:spacing w:after="0" w:before="160"/>
+      </w:pPr>
+      <w:r>
+        <w:rPr>
+          <w:rFonts w:ascii="Arial" w:cs="Arial" w:eastAsia="Arial" w:hAnsi="Arial"/>
+          <w:color w:val="666666"/>
+          <w:sz w:val="14"/>
+          <w:szCs w:val="14"/>
+        </w:rPr>
+        <w:t xml:space="preserve">© 2026 SeaVuria and ARES. Aligned with KICD objectives. Developed by SeaVuria; technical implementation by ARES (with AI assistance from Claude). Licensed under </w:t>
+      </w:r>
+      <w:hyperlink w:history="1" r:id="rId1wzsd3mbmlrqua9p0patv">
+        <w:r>
+          <w:rPr>
+            <w:rFonts w:ascii="Arial" w:cs="Arial" w:eastAsia="Arial" w:hAnsi="Arial"/>
+            <w:color w:val="1F6B75"/>
+            <w:sz w:val="14"/>
+            <w:szCs w:val="14"/>
+            <w:u w:val="single" w:color="1F6B75"/>
+          </w:rPr>
+          <w:t xml:space="preserve">CC BY-NC 4.0</w:t>
+        </w:r>
+      </w:hyperlink>
+      <w:r>
+        <w:rPr>
+          <w:rFonts w:ascii="Arial" w:cs="Arial" w:eastAsia="Arial" w:hAnsi="Arial"/>
+          <w:color w:val="666666"/>
+          <w:sz w:val="14"/>
+          <w:szCs w:val="14"/>
+        </w:rPr>
+        <w:t xml:space="preserve"> (</w:t>
+      </w:r>
+      <w:hyperlink w:history="1" r:id="rIdou8s3zbhm3eoj80nxpayd">
+        <w:r>
+          <w:rPr>
+            <w:rFonts w:ascii="Arial" w:cs="Arial" w:eastAsia="Arial" w:hAnsi="Arial"/>
+            <w:color w:val="1F6B75"/>
+            <w:sz w:val="14"/>
+            <w:szCs w:val="14"/>
+            <w:u w:val="single" w:color="1F6B75"/>
+          </w:rPr>
+          <w:t xml:space="preserve">https://creativecommons.org/licenses/by-nc/4.0/</w:t>
+        </w:r>
+      </w:hyperlink>
+      <w:r>
+        <w:rPr>
+          <w:rFonts w:ascii="Arial" w:cs="Arial" w:eastAsia="Arial" w:hAnsi="Arial"/>
+          <w:color w:val="666666"/>
+          <w:sz w:val="14"/>
+          <w:szCs w:val="14"/>
+        </w:rPr>
+        <w:t xml:space="preserve">).</w:t>
+      </w:r>
+    </w:p>
     <w:p>
       <w:r>
         <w:br w:type="page"/>
@@ -12964,7 +13312,7 @@
             <w:pPr>
               <w:spacing w:after="20" w:before="0"/>
             </w:pPr>
-            <w:hyperlink w:history="1" r:id="rIdimscelymosme1ps7zwh7g">
+            <w:hyperlink w:history="1" r:id="rId6wvpffubu5yix5jmrjhrb">
               <w:r>
                 <w:rPr>
                   <w:rFonts w:ascii="Arial" w:cs="Arial" w:eastAsia="Arial" w:hAnsi="Arial"/>
@@ -12997,7 +13345,7 @@
               <w:spacing w:after="10" w:before="0"/>
               <w:ind w:left="120"/>
             </w:pPr>
-            <w:hyperlink w:history="1" r:id="rIdjpotrd1i_tjhozkocreth">
+            <w:hyperlink w:history="1" r:id="rId_fvhp9srm_i9ks81zr258">
               <w:r>
                 <w:rPr>
                   <w:rFonts w:ascii="Arial" w:cs="Arial" w:eastAsia="Arial" w:hAnsi="Arial"/>
@@ -13042,7 +13390,7 @@
             <w:pPr>
               <w:spacing w:after="20" w:before="0"/>
             </w:pPr>
-            <w:hyperlink w:history="1" r:id="rIdbvvrbuvwkimz-titpiw53">
+            <w:hyperlink w:history="1" r:id="rId4lbx9jjwr2zsdl3op2u0x">
               <w:r>
                 <w:rPr>
                   <w:rFonts w:ascii="Arial" w:cs="Arial" w:eastAsia="Arial" w:hAnsi="Arial"/>
@@ -13075,7 +13423,7 @@
               <w:spacing w:after="10" w:before="0"/>
               <w:ind w:left="120"/>
             </w:pPr>
-            <w:hyperlink w:history="1" r:id="rIdyujazhqwx9gwet2f0uezt">
+            <w:hyperlink w:history="1" r:id="rIdw40zvd3vzppkpfeexoln_">
               <w:r>
                 <w:rPr>
                   <w:rFonts w:ascii="Arial" w:cs="Arial" w:eastAsia="Arial" w:hAnsi="Arial"/>
@@ -13270,7 +13618,7 @@
             <w:pPr>
               <w:spacing w:after="20" w:before="0"/>
             </w:pPr>
-            <w:hyperlink w:history="1" r:id="rIdhpx1t2tfdo25rn1yoijyj">
+            <w:hyperlink w:history="1" r:id="rIdxvmgbznkoxzxwlyna5_7h">
               <w:r>
                 <w:rPr>
                   <w:rFonts w:ascii="Arial" w:cs="Arial" w:eastAsia="Arial" w:hAnsi="Arial"/>
@@ -13303,7 +13651,7 @@
               <w:spacing w:after="10" w:before="0"/>
               <w:ind w:left="120"/>
             </w:pPr>
-            <w:hyperlink w:history="1" r:id="rIdt93h_3qn6f8m-cqx3iact">
+            <w:hyperlink w:history="1" r:id="rIdnydvtcnvzupl5c-5pso5e">
               <w:r>
                 <w:rPr>
                   <w:rFonts w:ascii="Arial" w:cs="Arial" w:eastAsia="Arial" w:hAnsi="Arial"/>
@@ -13348,7 +13696,7 @@
             <w:pPr>
               <w:spacing w:after="20" w:before="0"/>
             </w:pPr>
-            <w:hyperlink w:history="1" r:id="rIddrw6lkgfgc9sj4trxxfcc">
+            <w:hyperlink w:history="1" r:id="rIdla7l82gzj2xjwhjzztxsq">
               <w:r>
                 <w:rPr>
                   <w:rFonts w:ascii="Arial" w:cs="Arial" w:eastAsia="Arial" w:hAnsi="Arial"/>
@@ -13381,7 +13729,7 @@
               <w:spacing w:after="10" w:before="0"/>
               <w:ind w:left="120"/>
             </w:pPr>
-            <w:hyperlink w:history="1" r:id="rIdsmogctp3m_gsd3jsfbwtw">
+            <w:hyperlink w:history="1" r:id="rIdqw9ybs9crvqsny4xkcghe">
               <w:r>
                 <w:rPr>
                   <w:rFonts w:ascii="Arial" w:cs="Arial" w:eastAsia="Arial" w:hAnsi="Arial"/>
@@ -13576,7 +13924,7 @@
             <w:pPr>
               <w:spacing w:after="20" w:before="0"/>
             </w:pPr>
-            <w:hyperlink w:history="1" r:id="rId1lwuwepf1ocsvmijwg546">
+            <w:hyperlink w:history="1" r:id="rIdaabjv8nwnoq8jgdgwcuyv">
               <w:r>
                 <w:rPr>
                   <w:rFonts w:ascii="Arial" w:cs="Arial" w:eastAsia="Arial" w:hAnsi="Arial"/>
@@ -13609,7 +13957,7 @@
               <w:spacing w:after="10" w:before="0"/>
               <w:ind w:left="120"/>
             </w:pPr>
-            <w:hyperlink w:history="1" r:id="rIdoxzpyaovgwt3ej2uabn66">
+            <w:hyperlink w:history="1" r:id="rIdhcvq8dgqkcmhaplksngw9">
               <w:r>
                 <w:rPr>
                   <w:rFonts w:ascii="Arial" w:cs="Arial" w:eastAsia="Arial" w:hAnsi="Arial"/>
@@ -13654,7 +14002,7 @@
             <w:pPr>
               <w:spacing w:after="20" w:before="0"/>
             </w:pPr>
-            <w:hyperlink w:history="1" r:id="rId6nsppvza1wubcvgxtpgxb">
+            <w:hyperlink w:history="1" r:id="rId3qcwxnk7vxsil7rdxy6et">
               <w:r>
                 <w:rPr>
                   <w:rFonts w:ascii="Arial" w:cs="Arial" w:eastAsia="Arial" w:hAnsi="Arial"/>
@@ -13687,7 +14035,7 @@
               <w:spacing w:after="10" w:before="0"/>
               <w:ind w:left="120"/>
             </w:pPr>
-            <w:hyperlink w:history="1" r:id="rIdqk3vanoy7jjq5uqrsuavx">
+            <w:hyperlink w:history="1" r:id="rId97yihlmjkmocdymbbrr8d">
               <w:r>
                 <w:rPr>
                   <w:rFonts w:ascii="Arial" w:cs="Arial" w:eastAsia="Arial" w:hAnsi="Arial"/>
@@ -13882,7 +14230,7 @@
             <w:pPr>
               <w:spacing w:after="20" w:before="0"/>
             </w:pPr>
-            <w:hyperlink w:history="1" r:id="rIdqmnqv4q1ldqxvtzfnzxun">
+            <w:hyperlink w:history="1" r:id="rIdgxp7lc_pzlr-tgiys4t_y">
               <w:r>
                 <w:rPr>
                   <w:rFonts w:ascii="Arial" w:cs="Arial" w:eastAsia="Arial" w:hAnsi="Arial"/>
@@ -13915,7 +14263,7 @@
               <w:spacing w:after="10" w:before="0"/>
               <w:ind w:left="120"/>
             </w:pPr>
-            <w:hyperlink w:history="1" r:id="rId7odynszlmzpzfcy3mkm5b">
+            <w:hyperlink w:history="1" r:id="rIdh3c7udss2tns7e0gptehj">
               <w:r>
                 <w:rPr>
                   <w:rFonts w:ascii="Arial" w:cs="Arial" w:eastAsia="Arial" w:hAnsi="Arial"/>
@@ -13960,7 +14308,7 @@
             <w:pPr>
               <w:spacing w:after="20" w:before="0"/>
             </w:pPr>
-            <w:hyperlink w:history="1" r:id="rIdktjr39of4cwhlalc-hnnb">
+            <w:hyperlink w:history="1" r:id="rIdm0rrgnb-o-dzhkwpzhgby">
               <w:r>
                 <w:rPr>
                   <w:rFonts w:ascii="Arial" w:cs="Arial" w:eastAsia="Arial" w:hAnsi="Arial"/>
@@ -13993,7 +14341,7 @@
               <w:spacing w:after="10" w:before="0"/>
               <w:ind w:left="120"/>
             </w:pPr>
-            <w:hyperlink w:history="1" r:id="rId_f9qsq8ulwzvx1wpxrj1k">
+            <w:hyperlink w:history="1" r:id="rIdyrohjzaf5vbsckfw7mmld">
               <w:r>
                 <w:rPr>
                   <w:rFonts w:ascii="Arial" w:cs="Arial" w:eastAsia="Arial" w:hAnsi="Arial"/>
@@ -14188,7 +14536,7 @@
             <w:pPr>
               <w:spacing w:after="20" w:before="0"/>
             </w:pPr>
-            <w:hyperlink w:history="1" r:id="rIdinc-nm522nzlwts9or6bs">
+            <w:hyperlink w:history="1" r:id="rIdsyvajmovesdltojfwqa9v">
               <w:r>
                 <w:rPr>
                   <w:rFonts w:ascii="Arial" w:cs="Arial" w:eastAsia="Arial" w:hAnsi="Arial"/>
@@ -14221,7 +14569,7 @@
               <w:spacing w:after="10" w:before="0"/>
               <w:ind w:left="120"/>
             </w:pPr>
-            <w:hyperlink w:history="1" r:id="rIdyp-k-bto04jcepmz8b7km">
+            <w:hyperlink w:history="1" r:id="rIdmwj-kl1jtgd0j2cwpeo-k">
               <w:r>
                 <w:rPr>
                   <w:rFonts w:ascii="Arial" w:cs="Arial" w:eastAsia="Arial" w:hAnsi="Arial"/>
@@ -14266,7 +14614,7 @@
             <w:pPr>
               <w:spacing w:after="20" w:before="0"/>
             </w:pPr>
-            <w:hyperlink w:history="1" r:id="rIdnd0ddewievvefpzef0izl">
+            <w:hyperlink w:history="1" r:id="rIdtpdnfp7lvdaozmkgk8y6x">
               <w:r>
                 <w:rPr>
                   <w:rFonts w:ascii="Arial" w:cs="Arial" w:eastAsia="Arial" w:hAnsi="Arial"/>
@@ -14299,7 +14647,7 @@
               <w:spacing w:after="10" w:before="0"/>
               <w:ind w:left="120"/>
             </w:pPr>
-            <w:hyperlink w:history="1" r:id="rId6gigfe3zw2ecwqf6ay9-s">
+            <w:hyperlink w:history="1" r:id="rId2wgunubppcjjvamkbpvrq">
               <w:r>
                 <w:rPr>
                   <w:rFonts w:ascii="Arial" w:cs="Arial" w:eastAsia="Arial" w:hAnsi="Arial"/>
@@ -14890,6 +15238,65 @@
         </w:tc>
       </w:tr>
     </w:tbl>
+    <w:p>
+      <w:pPr>
+        <w:pBdr>
+          <w:top w:val="single" w:color="BBBBBB" w:sz="4" w:space="4"/>
+        </w:pBdr>
+        <w:spacing w:after="0" w:before="160"/>
+      </w:pPr>
+      <w:r>
+        <w:rPr>
+          <w:rFonts w:ascii="Arial" w:cs="Arial" w:eastAsia="Arial" w:hAnsi="Arial"/>
+          <w:color w:val="666666"/>
+          <w:sz w:val="14"/>
+          <w:szCs w:val="14"/>
+        </w:rPr>
+        <w:t xml:space="preserve">© 2026 SeaVuria and ARES. Aligned with KICD objectives. Developed by SeaVuria; technical implementation by ARES (with AI assistance from Claude). Licensed under </w:t>
+      </w:r>
+      <w:hyperlink w:history="1" r:id="rIdsylpn84xdslxbhbmytgcr">
+        <w:r>
+          <w:rPr>
+            <w:rFonts w:ascii="Arial" w:cs="Arial" w:eastAsia="Arial" w:hAnsi="Arial"/>
+            <w:color w:val="1F6B75"/>
+            <w:sz w:val="14"/>
+            <w:szCs w:val="14"/>
+            <w:u w:val="single" w:color="1F6B75"/>
+          </w:rPr>
+          <w:t xml:space="preserve">CC BY-NC 4.0</w:t>
+        </w:r>
+      </w:hyperlink>
+      <w:r>
+        <w:rPr>
+          <w:rFonts w:ascii="Arial" w:cs="Arial" w:eastAsia="Arial" w:hAnsi="Arial"/>
+          <w:color w:val="666666"/>
+          <w:sz w:val="14"/>
+          <w:szCs w:val="14"/>
+        </w:rPr>
+        <w:t xml:space="preserve"> (</w:t>
+      </w:r>
+      <w:hyperlink w:history="1" r:id="rIdkya5yfnqufv2zcquboaaf">
+        <w:r>
+          <w:rPr>
+            <w:rFonts w:ascii="Arial" w:cs="Arial" w:eastAsia="Arial" w:hAnsi="Arial"/>
+            <w:color w:val="1F6B75"/>
+            <w:sz w:val="14"/>
+            <w:szCs w:val="14"/>
+            <w:u w:val="single" w:color="1F6B75"/>
+          </w:rPr>
+          <w:t xml:space="preserve">https://creativecommons.org/licenses/by-nc/4.0/</w:t>
+        </w:r>
+      </w:hyperlink>
+      <w:r>
+        <w:rPr>
+          <w:rFonts w:ascii="Arial" w:cs="Arial" w:eastAsia="Arial" w:hAnsi="Arial"/>
+          <w:color w:val="666666"/>
+          <w:sz w:val="14"/>
+          <w:szCs w:val="14"/>
+        </w:rPr>
+        <w:t xml:space="preserve">).</w:t>
+      </w:r>
+    </w:p>
     <w:p>
       <w:r>
         <w:br w:type="page"/>
@@ -15881,7 +16288,7 @@
             <w:pPr>
               <w:spacing w:after="20" w:before="0"/>
             </w:pPr>
-            <w:hyperlink w:history="1" r:id="rIdkr5kgkw3itr0t482rmm8b">
+            <w:hyperlink w:history="1" r:id="rIdau_bdpi66aeezy5v31nsn">
               <w:r>
                 <w:rPr>
                   <w:rFonts w:ascii="Arial" w:cs="Arial" w:eastAsia="Arial" w:hAnsi="Arial"/>
@@ -15914,7 +16321,7 @@
               <w:spacing w:after="10" w:before="0"/>
               <w:ind w:left="120"/>
             </w:pPr>
-            <w:hyperlink w:history="1" r:id="rIdhjmfjmt7jqkfcn7gf5svz">
+            <w:hyperlink w:history="1" r:id="rIdw-yhhmkayqt9k1qgrifzv">
               <w:r>
                 <w:rPr>
                   <w:rFonts w:ascii="Arial" w:cs="Arial" w:eastAsia="Arial" w:hAnsi="Arial"/>
@@ -15959,7 +16366,7 @@
             <w:pPr>
               <w:spacing w:after="20" w:before="0"/>
             </w:pPr>
-            <w:hyperlink w:history="1" r:id="rIdsijvv65a3mo4igi6fcedx">
+            <w:hyperlink w:history="1" r:id="rIdulzh-wc8uphmfp4c1qyix">
               <w:r>
                 <w:rPr>
                   <w:rFonts w:ascii="Arial" w:cs="Arial" w:eastAsia="Arial" w:hAnsi="Arial"/>
@@ -15992,7 +16399,7 @@
               <w:spacing w:after="10" w:before="0"/>
               <w:ind w:left="120"/>
             </w:pPr>
-            <w:hyperlink w:history="1" r:id="rId7kva_ep5qrtkftenctwyp">
+            <w:hyperlink w:history="1" r:id="rIdnxqioikpicupf-6xh_lbb">
               <w:r>
                 <w:rPr>
                   <w:rFonts w:ascii="Arial" w:cs="Arial" w:eastAsia="Arial" w:hAnsi="Arial"/>
@@ -16187,7 +16594,7 @@
             <w:pPr>
               <w:spacing w:after="20" w:before="0"/>
             </w:pPr>
-            <w:hyperlink w:history="1" r:id="rIdxillbsiyjaxbqdrdgv697">
+            <w:hyperlink w:history="1" r:id="rIdwtkxzdpmjeeb62f209ynt">
               <w:r>
                 <w:rPr>
                   <w:rFonts w:ascii="Arial" w:cs="Arial" w:eastAsia="Arial" w:hAnsi="Arial"/>
@@ -16220,7 +16627,7 @@
               <w:spacing w:after="10" w:before="0"/>
               <w:ind w:left="120"/>
             </w:pPr>
-            <w:hyperlink w:history="1" r:id="rIdw74a7bhjnexfotyebhzwi">
+            <w:hyperlink w:history="1" r:id="rIdd3yv2n1uokdmqpcqeadnh">
               <w:r>
                 <w:rPr>
                   <w:rFonts w:ascii="Arial" w:cs="Arial" w:eastAsia="Arial" w:hAnsi="Arial"/>
@@ -16265,7 +16672,7 @@
             <w:pPr>
               <w:spacing w:after="20" w:before="0"/>
             </w:pPr>
-            <w:hyperlink w:history="1" r:id="rId8sswfnk3sqvuy7oqxkac3">
+            <w:hyperlink w:history="1" r:id="rIdahen-jnsakaot3v8hrklq">
               <w:r>
                 <w:rPr>
                   <w:rFonts w:ascii="Arial" w:cs="Arial" w:eastAsia="Arial" w:hAnsi="Arial"/>
@@ -16298,7 +16705,7 @@
               <w:spacing w:after="10" w:before="0"/>
               <w:ind w:left="120"/>
             </w:pPr>
-            <w:hyperlink w:history="1" r:id="rId49bl8etanalm8ff-gkqei">
+            <w:hyperlink w:history="1" r:id="rIdmmjwn1_akwrueo6evfsxk">
               <w:r>
                 <w:rPr>
                   <w:rFonts w:ascii="Arial" w:cs="Arial" w:eastAsia="Arial" w:hAnsi="Arial"/>
@@ -16493,7 +16900,7 @@
             <w:pPr>
               <w:spacing w:after="20" w:before="0"/>
             </w:pPr>
-            <w:hyperlink w:history="1" r:id="rId3uterqahxmql7-l9scgen">
+            <w:hyperlink w:history="1" r:id="rIdvgbyg5kz4ttzfqyuoxerd">
               <w:r>
                 <w:rPr>
                   <w:rFonts w:ascii="Arial" w:cs="Arial" w:eastAsia="Arial" w:hAnsi="Arial"/>
@@ -16526,7 +16933,7 @@
               <w:spacing w:after="10" w:before="0"/>
               <w:ind w:left="120"/>
             </w:pPr>
-            <w:hyperlink w:history="1" r:id="rIdi9ahhdxnu6jbmhxcnp-hg">
+            <w:hyperlink w:history="1" r:id="rIdoeuee9gjfv1gjgdrq5hok">
               <w:r>
                 <w:rPr>
                   <w:rFonts w:ascii="Arial" w:cs="Arial" w:eastAsia="Arial" w:hAnsi="Arial"/>
@@ -16571,7 +16978,7 @@
             <w:pPr>
               <w:spacing w:after="20" w:before="0"/>
             </w:pPr>
-            <w:hyperlink w:history="1" r:id="rIduejrkqlc_q2doitxzwcsx">
+            <w:hyperlink w:history="1" r:id="rId6tcy1hyj3kmt2hcn1uwtw">
               <w:r>
                 <w:rPr>
                   <w:rFonts w:ascii="Arial" w:cs="Arial" w:eastAsia="Arial" w:hAnsi="Arial"/>
@@ -16604,7 +17011,7 @@
               <w:spacing w:after="10" w:before="0"/>
               <w:ind w:left="120"/>
             </w:pPr>
-            <w:hyperlink w:history="1" r:id="rIdhaar3dm01hm16xkypyy4l">
+            <w:hyperlink w:history="1" r:id="rIdtiet89th1khjrvayawiym">
               <w:r>
                 <w:rPr>
                   <w:rFonts w:ascii="Arial" w:cs="Arial" w:eastAsia="Arial" w:hAnsi="Arial"/>
@@ -16799,7 +17206,7 @@
             <w:pPr>
               <w:spacing w:after="20" w:before="0"/>
             </w:pPr>
-            <w:hyperlink w:history="1" r:id="rIdqen8yrvnpb-nbowazgg5b">
+            <w:hyperlink w:history="1" r:id="rIdy-3_5ia8-dn_mbhf7feov">
               <w:r>
                 <w:rPr>
                   <w:rFonts w:ascii="Arial" w:cs="Arial" w:eastAsia="Arial" w:hAnsi="Arial"/>
@@ -16832,7 +17239,7 @@
               <w:spacing w:after="10" w:before="0"/>
               <w:ind w:left="120"/>
             </w:pPr>
-            <w:hyperlink w:history="1" r:id="rIdgovychgkgq8oe7cw-mauu">
+            <w:hyperlink w:history="1" r:id="rId-ojl4voxtretjtmvbxahn">
               <w:r>
                 <w:rPr>
                   <w:rFonts w:ascii="Arial" w:cs="Arial" w:eastAsia="Arial" w:hAnsi="Arial"/>
@@ -16877,7 +17284,7 @@
             <w:pPr>
               <w:spacing w:after="20" w:before="0"/>
             </w:pPr>
-            <w:hyperlink w:history="1" r:id="rIdqlzanaadur9nxue8dwlqs">
+            <w:hyperlink w:history="1" r:id="rId9cz5hgb9udnxj2kyyfvr_">
               <w:r>
                 <w:rPr>
                   <w:rFonts w:ascii="Arial" w:cs="Arial" w:eastAsia="Arial" w:hAnsi="Arial"/>
@@ -16910,7 +17317,7 @@
               <w:spacing w:after="10" w:before="0"/>
               <w:ind w:left="120"/>
             </w:pPr>
-            <w:hyperlink w:history="1" r:id="rIdksjnplvo1d65fnnmhdwnw">
+            <w:hyperlink w:history="1" r:id="rIdap_zjeedpafg_4ba7jqzc">
               <w:r>
                 <w:rPr>
                   <w:rFonts w:ascii="Arial" w:cs="Arial" w:eastAsia="Arial" w:hAnsi="Arial"/>
@@ -17105,7 +17512,7 @@
             <w:pPr>
               <w:spacing w:after="20" w:before="0"/>
             </w:pPr>
-            <w:hyperlink w:history="1" r:id="rIdtvhakbysymsjndxw3ab--">
+            <w:hyperlink w:history="1" r:id="rIda5eaudu8recgzstz8cpc5">
               <w:r>
                 <w:rPr>
                   <w:rFonts w:ascii="Arial" w:cs="Arial" w:eastAsia="Arial" w:hAnsi="Arial"/>
@@ -17138,7 +17545,7 @@
               <w:spacing w:after="10" w:before="0"/>
               <w:ind w:left="120"/>
             </w:pPr>
-            <w:hyperlink w:history="1" r:id="rId1g73ay-ic5ahxtyp2i_s3">
+            <w:hyperlink w:history="1" r:id="rIdy8x697ckv5ml_dh8ppb71">
               <w:r>
                 <w:rPr>
                   <w:rFonts w:ascii="Arial" w:cs="Arial" w:eastAsia="Arial" w:hAnsi="Arial"/>
@@ -17183,7 +17590,7 @@
             <w:pPr>
               <w:spacing w:after="20" w:before="0"/>
             </w:pPr>
-            <w:hyperlink w:history="1" r:id="rIdsdlc_hxd6opd-smkuuagc">
+            <w:hyperlink w:history="1" r:id="rIddqwimhbic6dhggdj9nvsj">
               <w:r>
                 <w:rPr>
                   <w:rFonts w:ascii="Arial" w:cs="Arial" w:eastAsia="Arial" w:hAnsi="Arial"/>
@@ -17216,7 +17623,7 @@
               <w:spacing w:after="10" w:before="0"/>
               <w:ind w:left="120"/>
             </w:pPr>
-            <w:hyperlink w:history="1" r:id="rIdqr0ipbefuo7_hoszd2anf">
+            <w:hyperlink w:history="1" r:id="rIdtdpn4cd9v_kvapuvrzd8b">
               <w:r>
                 <w:rPr>
                   <w:rFonts w:ascii="Arial" w:cs="Arial" w:eastAsia="Arial" w:hAnsi="Arial"/>
@@ -17712,6 +18119,65 @@
         </w:tc>
       </w:tr>
     </w:tbl>
+    <w:p>
+      <w:pPr>
+        <w:pBdr>
+          <w:top w:val="single" w:color="BBBBBB" w:sz="4" w:space="4"/>
+        </w:pBdr>
+        <w:spacing w:after="0" w:before="160"/>
+      </w:pPr>
+      <w:r>
+        <w:rPr>
+          <w:rFonts w:ascii="Arial" w:cs="Arial" w:eastAsia="Arial" w:hAnsi="Arial"/>
+          <w:color w:val="666666"/>
+          <w:sz w:val="14"/>
+          <w:szCs w:val="14"/>
+        </w:rPr>
+        <w:t xml:space="preserve">© 2026 SeaVuria and ARES. Aligned with KICD objectives. Developed by SeaVuria; technical implementation by ARES (with AI assistance from Claude). Licensed under </w:t>
+      </w:r>
+      <w:hyperlink w:history="1" r:id="rIdfgejvnfzp1l2g4-47whwc">
+        <w:r>
+          <w:rPr>
+            <w:rFonts w:ascii="Arial" w:cs="Arial" w:eastAsia="Arial" w:hAnsi="Arial"/>
+            <w:color w:val="1F6B75"/>
+            <w:sz w:val="14"/>
+            <w:szCs w:val="14"/>
+            <w:u w:val="single" w:color="1F6B75"/>
+          </w:rPr>
+          <w:t xml:space="preserve">CC BY-NC 4.0</w:t>
+        </w:r>
+      </w:hyperlink>
+      <w:r>
+        <w:rPr>
+          <w:rFonts w:ascii="Arial" w:cs="Arial" w:eastAsia="Arial" w:hAnsi="Arial"/>
+          <w:color w:val="666666"/>
+          <w:sz w:val="14"/>
+          <w:szCs w:val="14"/>
+        </w:rPr>
+        <w:t xml:space="preserve"> (</w:t>
+      </w:r>
+      <w:hyperlink w:history="1" r:id="rId9fucrwvx1khtl1dexpjxj">
+        <w:r>
+          <w:rPr>
+            <w:rFonts w:ascii="Arial" w:cs="Arial" w:eastAsia="Arial" w:hAnsi="Arial"/>
+            <w:color w:val="1F6B75"/>
+            <w:sz w:val="14"/>
+            <w:szCs w:val="14"/>
+            <w:u w:val="single" w:color="1F6B75"/>
+          </w:rPr>
+          <w:t xml:space="preserve">https://creativecommons.org/licenses/by-nc/4.0/</w:t>
+        </w:r>
+      </w:hyperlink>
+      <w:r>
+        <w:rPr>
+          <w:rFonts w:ascii="Arial" w:cs="Arial" w:eastAsia="Arial" w:hAnsi="Arial"/>
+          <w:color w:val="666666"/>
+          <w:sz w:val="14"/>
+          <w:szCs w:val="14"/>
+        </w:rPr>
+        <w:t xml:space="preserve">).</w:t>
+      </w:r>
+    </w:p>
     <w:p>
       <w:r>
         <w:br w:type="page"/>
@@ -18703,7 +19169,7 @@
             <w:pPr>
               <w:spacing w:after="20" w:before="0"/>
             </w:pPr>
-            <w:hyperlink w:history="1" r:id="rIduuwdzut20mnvtyd_1r05y">
+            <w:hyperlink w:history="1" r:id="rIdfbsvmqwbiijlpab9ukq-b">
               <w:r>
                 <w:rPr>
                   <w:rFonts w:ascii="Arial" w:cs="Arial" w:eastAsia="Arial" w:hAnsi="Arial"/>
@@ -18736,7 +19202,7 @@
               <w:spacing w:after="10" w:before="0"/>
               <w:ind w:left="120"/>
             </w:pPr>
-            <w:hyperlink w:history="1" r:id="rIdtgv-q6vc8ctwohfuybkxh">
+            <w:hyperlink w:history="1" r:id="rIdb-pz-weoiwcoflk9cumvs">
               <w:r>
                 <w:rPr>
                   <w:rFonts w:ascii="Arial" w:cs="Arial" w:eastAsia="Arial" w:hAnsi="Arial"/>
@@ -18781,7 +19247,7 @@
             <w:pPr>
               <w:spacing w:after="20" w:before="0"/>
             </w:pPr>
-            <w:hyperlink w:history="1" r:id="rIdiybn18jdj8p2o9e6ukwcl">
+            <w:hyperlink w:history="1" r:id="rIdqweim1goghwbw6pszce3n">
               <w:r>
                 <w:rPr>
                   <w:rFonts w:ascii="Arial" w:cs="Arial" w:eastAsia="Arial" w:hAnsi="Arial"/>
@@ -18814,7 +19280,7 @@
               <w:spacing w:after="10" w:before="0"/>
               <w:ind w:left="120"/>
             </w:pPr>
-            <w:hyperlink w:history="1" r:id="rIdd6-jiy2nmyc37tgockxf_">
+            <w:hyperlink w:history="1" r:id="rIdubolid88ml-pch6y5wwk7">
               <w:r>
                 <w:rPr>
                   <w:rFonts w:ascii="Arial" w:cs="Arial" w:eastAsia="Arial" w:hAnsi="Arial"/>
@@ -19009,7 +19475,7 @@
             <w:pPr>
               <w:spacing w:after="20" w:before="0"/>
             </w:pPr>
-            <w:hyperlink w:history="1" r:id="rIdwf1dccr09hvyu7h8rclyo">
+            <w:hyperlink w:history="1" r:id="rIdrxms6nwnvlcmvyx7js2oc">
               <w:r>
                 <w:rPr>
                   <w:rFonts w:ascii="Arial" w:cs="Arial" w:eastAsia="Arial" w:hAnsi="Arial"/>
@@ -19042,7 +19508,7 @@
               <w:spacing w:after="10" w:before="0"/>
               <w:ind w:left="120"/>
             </w:pPr>
-            <w:hyperlink w:history="1" r:id="rIdkmtfd4dvgmkoswmmzlt32">
+            <w:hyperlink w:history="1" r:id="rId9bglyha7hcb6l3znaanas">
               <w:r>
                 <w:rPr>
                   <w:rFonts w:ascii="Arial" w:cs="Arial" w:eastAsia="Arial" w:hAnsi="Arial"/>
@@ -19087,7 +19553,7 @@
             <w:pPr>
               <w:spacing w:after="20" w:before="0"/>
             </w:pPr>
-            <w:hyperlink w:history="1" r:id="rIdq2ginl-2s_lrihdhphrwh">
+            <w:hyperlink w:history="1" r:id="rId9xpetktf9yrkano7avkak">
               <w:r>
                 <w:rPr>
                   <w:rFonts w:ascii="Arial" w:cs="Arial" w:eastAsia="Arial" w:hAnsi="Arial"/>
@@ -19120,7 +19586,7 @@
               <w:spacing w:after="10" w:before="0"/>
               <w:ind w:left="120"/>
             </w:pPr>
-            <w:hyperlink w:history="1" r:id="rIdda3az8ttdlvjyx3wi5xw2">
+            <w:hyperlink w:history="1" r:id="rIdvhcaxe5g7mboc65lzdg47">
               <w:r>
                 <w:rPr>
                   <w:rFonts w:ascii="Arial" w:cs="Arial" w:eastAsia="Arial" w:hAnsi="Arial"/>
@@ -19315,7 +19781,7 @@
             <w:pPr>
               <w:spacing w:after="20" w:before="0"/>
             </w:pPr>
-            <w:hyperlink w:history="1" r:id="rIdzeg6dpeoukuh1vstkfamo">
+            <w:hyperlink w:history="1" r:id="rIdjpb8vrvj1xmnfpxxcrcfq">
               <w:r>
                 <w:rPr>
                   <w:rFonts w:ascii="Arial" w:cs="Arial" w:eastAsia="Arial" w:hAnsi="Arial"/>
@@ -19348,7 +19814,7 @@
               <w:spacing w:after="10" w:before="0"/>
               <w:ind w:left="120"/>
             </w:pPr>
-            <w:hyperlink w:history="1" r:id="rIdrzcjdif7o5dyflc9jcx78">
+            <w:hyperlink w:history="1" r:id="rIdlw4lcx8t31-e3vst0unuc">
               <w:r>
                 <w:rPr>
                   <w:rFonts w:ascii="Arial" w:cs="Arial" w:eastAsia="Arial" w:hAnsi="Arial"/>
@@ -19393,7 +19859,7 @@
             <w:pPr>
               <w:spacing w:after="20" w:before="0"/>
             </w:pPr>
-            <w:hyperlink w:history="1" r:id="rIdxuvhqko6jvjklkqazoug_">
+            <w:hyperlink w:history="1" r:id="rIdwrmxcpzask3ht_x3awezd">
               <w:r>
                 <w:rPr>
                   <w:rFonts w:ascii="Arial" w:cs="Arial" w:eastAsia="Arial" w:hAnsi="Arial"/>
@@ -19426,7 +19892,7 @@
               <w:spacing w:after="10" w:before="0"/>
               <w:ind w:left="120"/>
             </w:pPr>
-            <w:hyperlink w:history="1" r:id="rIdfodsji7cdofdsnxrxmzgz">
+            <w:hyperlink w:history="1" r:id="rId-m-bqcnvsvvjogdmkfiwt">
               <w:r>
                 <w:rPr>
                   <w:rFonts w:ascii="Arial" w:cs="Arial" w:eastAsia="Arial" w:hAnsi="Arial"/>
@@ -19621,7 +20087,7 @@
             <w:pPr>
               <w:spacing w:after="20" w:before="0"/>
             </w:pPr>
-            <w:hyperlink w:history="1" r:id="rIdbopvmwk_ymelg3fizmrsq">
+            <w:hyperlink w:history="1" r:id="rId9tv7ra9kw1e7wg4-8-ttq">
               <w:r>
                 <w:rPr>
                   <w:rFonts w:ascii="Arial" w:cs="Arial" w:eastAsia="Arial" w:hAnsi="Arial"/>
@@ -19654,7 +20120,7 @@
               <w:spacing w:after="10" w:before="0"/>
               <w:ind w:left="120"/>
             </w:pPr>
-            <w:hyperlink w:history="1" r:id="rIdypgzhefnsa19gl-d4nfwb">
+            <w:hyperlink w:history="1" r:id="rIdns9pt7hlkr8yxt8hp45co">
               <w:r>
                 <w:rPr>
                   <w:rFonts w:ascii="Arial" w:cs="Arial" w:eastAsia="Arial" w:hAnsi="Arial"/>
@@ -19699,7 +20165,7 @@
             <w:pPr>
               <w:spacing w:after="20" w:before="0"/>
             </w:pPr>
-            <w:hyperlink w:history="1" r:id="rIde1ap3gihcubjotgthzwud">
+            <w:hyperlink w:history="1" r:id="rIdgcrke3lmdbntotbp-w8ig">
               <w:r>
                 <w:rPr>
                   <w:rFonts w:ascii="Arial" w:cs="Arial" w:eastAsia="Arial" w:hAnsi="Arial"/>
@@ -19732,7 +20198,7 @@
               <w:spacing w:after="10" w:before="0"/>
               <w:ind w:left="120"/>
             </w:pPr>
-            <w:hyperlink w:history="1" r:id="rIdihwbukrkm4oj7kyz1zbyh">
+            <w:hyperlink w:history="1" r:id="rId6g13pc_7fwuwt_2fojwr2">
               <w:r>
                 <w:rPr>
                   <w:rFonts w:ascii="Arial" w:cs="Arial" w:eastAsia="Arial" w:hAnsi="Arial"/>
@@ -19927,7 +20393,7 @@
             <w:pPr>
               <w:spacing w:after="20" w:before="0"/>
             </w:pPr>
-            <w:hyperlink w:history="1" r:id="rId7l5duxi_yum7b_vt1mwqj">
+            <w:hyperlink w:history="1" r:id="rId0xcszi3doooiq7g16fqpf">
               <w:r>
                 <w:rPr>
                   <w:rFonts w:ascii="Arial" w:cs="Arial" w:eastAsia="Arial" w:hAnsi="Arial"/>
@@ -19960,7 +20426,7 @@
               <w:spacing w:after="10" w:before="0"/>
               <w:ind w:left="120"/>
             </w:pPr>
-            <w:hyperlink w:history="1" r:id="rId-fz5ava5qlfjbujfywbfp">
+            <w:hyperlink w:history="1" r:id="rId6ksfa1fab6eiembdcouqv">
               <w:r>
                 <w:rPr>
                   <w:rFonts w:ascii="Arial" w:cs="Arial" w:eastAsia="Arial" w:hAnsi="Arial"/>
@@ -20005,7 +20471,7 @@
             <w:pPr>
               <w:spacing w:after="20" w:before="0"/>
             </w:pPr>
-            <w:hyperlink w:history="1" r:id="rIdyq9ens30bikbzxkbys1nf">
+            <w:hyperlink w:history="1" r:id="rIds9haue0akdrtvraj7dmgd">
               <w:r>
                 <w:rPr>
                   <w:rFonts w:ascii="Arial" w:cs="Arial" w:eastAsia="Arial" w:hAnsi="Arial"/>
@@ -20038,7 +20504,7 @@
               <w:spacing w:after="10" w:before="0"/>
               <w:ind w:left="120"/>
             </w:pPr>
-            <w:hyperlink w:history="1" r:id="rIdbkqjveo79_d71ilqgjb0b">
+            <w:hyperlink w:history="1" r:id="rIdhrsfgcs_ff47b5uw_hdgm">
               <w:r>
                 <w:rPr>
                   <w:rFonts w:ascii="Arial" w:cs="Arial" w:eastAsia="Arial" w:hAnsi="Arial"/>
@@ -20534,6 +21000,65 @@
         </w:tc>
       </w:tr>
     </w:tbl>
+    <w:p>
+      <w:pPr>
+        <w:pBdr>
+          <w:top w:val="single" w:color="BBBBBB" w:sz="4" w:space="4"/>
+        </w:pBdr>
+        <w:spacing w:after="0" w:before="160"/>
+      </w:pPr>
+      <w:r>
+        <w:rPr>
+          <w:rFonts w:ascii="Arial" w:cs="Arial" w:eastAsia="Arial" w:hAnsi="Arial"/>
+          <w:color w:val="666666"/>
+          <w:sz w:val="14"/>
+          <w:szCs w:val="14"/>
+        </w:rPr>
+        <w:t xml:space="preserve">© 2026 SeaVuria and ARES. Aligned with KICD objectives. Developed by SeaVuria; technical implementation by ARES (with AI assistance from Claude). Licensed under </w:t>
+      </w:r>
+      <w:hyperlink w:history="1" r:id="rIdheceu0zhiv8ch39snvq6i">
+        <w:r>
+          <w:rPr>
+            <w:rFonts w:ascii="Arial" w:cs="Arial" w:eastAsia="Arial" w:hAnsi="Arial"/>
+            <w:color w:val="1F6B75"/>
+            <w:sz w:val="14"/>
+            <w:szCs w:val="14"/>
+            <w:u w:val="single" w:color="1F6B75"/>
+          </w:rPr>
+          <w:t xml:space="preserve">CC BY-NC 4.0</w:t>
+        </w:r>
+      </w:hyperlink>
+      <w:r>
+        <w:rPr>
+          <w:rFonts w:ascii="Arial" w:cs="Arial" w:eastAsia="Arial" w:hAnsi="Arial"/>
+          <w:color w:val="666666"/>
+          <w:sz w:val="14"/>
+          <w:szCs w:val="14"/>
+        </w:rPr>
+        <w:t xml:space="preserve"> (</w:t>
+      </w:r>
+      <w:hyperlink w:history="1" r:id="rIdvqcmmhydpzl71h6csowua">
+        <w:r>
+          <w:rPr>
+            <w:rFonts w:ascii="Arial" w:cs="Arial" w:eastAsia="Arial" w:hAnsi="Arial"/>
+            <w:color w:val="1F6B75"/>
+            <w:sz w:val="14"/>
+            <w:szCs w:val="14"/>
+            <w:u w:val="single" w:color="1F6B75"/>
+          </w:rPr>
+          <w:t xml:space="preserve">https://creativecommons.org/licenses/by-nc/4.0/</w:t>
+        </w:r>
+      </w:hyperlink>
+      <w:r>
+        <w:rPr>
+          <w:rFonts w:ascii="Arial" w:cs="Arial" w:eastAsia="Arial" w:hAnsi="Arial"/>
+          <w:color w:val="666666"/>
+          <w:sz w:val="14"/>
+          <w:szCs w:val="14"/>
+        </w:rPr>
+        <w:t xml:space="preserve">).</w:t>
+      </w:r>
+    </w:p>
     <w:p>
       <w:r>
         <w:br w:type="page"/>

--- a/data/outputs/v2/Biology/SS1.2_Chemicals_of_Life/Biology_Chemicals_of_Life_CBE_LessonSequence.docx
+++ b/data/outputs/v2/Biology/SS1.2_Chemicals_of_Life/Biology_Chemicals_of_Life_CBE_LessonSequence.docx
@@ -150,7 +150,7 @@
         </w:rPr>
         <w:t xml:space="preserve">© 2026 SeaVuria and ARES. This work is licensed under a </w:t>
       </w:r>
-      <w:hyperlink w:history="1" r:id="rIdfk1lwg7gee7ifhcrd2hca">
+      <w:hyperlink w:history="1" r:id="rIdgmf-d7c3zsuo1h13pnab4">
         <w:r>
           <w:rPr>
             <w:rFonts w:ascii="Arial" w:cs="Arial" w:eastAsia="Arial" w:hAnsi="Arial"/>
@@ -170,7 +170,7 @@
         </w:rPr>
         <w:t xml:space="preserve"> (</w:t>
       </w:r>
-      <w:hyperlink w:history="1" r:id="rId5ytpofw8bxtvayflmfoh5">
+      <w:hyperlink w:history="1" r:id="rIdobojzore7nnzudt8jw8fc">
         <w:r>
           <w:rPr>
             <w:rFonts w:ascii="Arial" w:cs="Arial" w:eastAsia="Arial" w:hAnsi="Arial"/>
@@ -190,7 +190,7 @@
         </w:rPr>
         <w:t xml:space="preserve">). To view a copy of this license, visit </w:t>
       </w:r>
-      <w:hyperlink w:history="1" r:id="rIdhpsswbau_vyqfqxwwnuuw">
+      <w:hyperlink w:history="1" r:id="rIdglnz5bsyqhnjisj2mlrfu">
         <w:r>
           <w:rPr>
             <w:rFonts w:ascii="Arial" w:cs="Arial" w:eastAsia="Arial" w:hAnsi="Arial"/>
@@ -3415,7 +3415,7 @@
             <w:pPr>
               <w:spacing w:after="20" w:before="0"/>
             </w:pPr>
-            <w:hyperlink w:history="1" r:id="rIdig3u-resxjizpt5qqfezi">
+            <w:hyperlink w:history="1" r:id="rId83krvgyyvtvaqmko1peb_">
               <w:r>
                 <w:rPr>
                   <w:rFonts w:ascii="Arial" w:cs="Arial" w:eastAsia="Arial" w:hAnsi="Arial"/>
@@ -3448,7 +3448,7 @@
               <w:spacing w:after="10" w:before="0"/>
               <w:ind w:left="120"/>
             </w:pPr>
-            <w:hyperlink w:history="1" r:id="rIdeph2e4lr8f11fnatq2mhd">
+            <w:hyperlink w:history="1" r:id="rIdfjbaqtqbpmsf-pjdbei_o">
               <w:r>
                 <w:rPr>
                   <w:rFonts w:ascii="Arial" w:cs="Arial" w:eastAsia="Arial" w:hAnsi="Arial"/>
@@ -3493,7 +3493,7 @@
             <w:pPr>
               <w:spacing w:after="20" w:before="0"/>
             </w:pPr>
-            <w:hyperlink w:history="1" r:id="rIdfkselsybrb7xbgfi7ouip">
+            <w:hyperlink w:history="1" r:id="rIdeynlar3xmoebngoxiaqij">
               <w:r>
                 <w:rPr>
                   <w:rFonts w:ascii="Arial" w:cs="Arial" w:eastAsia="Arial" w:hAnsi="Arial"/>
@@ -3526,7 +3526,7 @@
               <w:spacing w:after="10" w:before="0"/>
               <w:ind w:left="120"/>
             </w:pPr>
-            <w:hyperlink w:history="1" r:id="rIds1aasq5c6lqou94oji3uj">
+            <w:hyperlink w:history="1" r:id="rIdbrzipb-qdgrfbsb6kakbz">
               <w:r>
                 <w:rPr>
                   <w:rFonts w:ascii="Arial" w:cs="Arial" w:eastAsia="Arial" w:hAnsi="Arial"/>
@@ -3987,7 +3987,7 @@
             <w:pPr>
               <w:spacing w:after="20" w:before="0"/>
             </w:pPr>
-            <w:hyperlink w:history="1" r:id="rIdnfvu0vzixh8lcjwksg_pm">
+            <w:hyperlink w:history="1" r:id="rIdnth_qgzobo9hkjhzwuibf">
               <w:r>
                 <w:rPr>
                   <w:rFonts w:ascii="Arial" w:cs="Arial" w:eastAsia="Arial" w:hAnsi="Arial"/>
@@ -4020,7 +4020,7 @@
               <w:spacing w:after="10" w:before="0"/>
               <w:ind w:left="120"/>
             </w:pPr>
-            <w:hyperlink w:history="1" r:id="rIdfcwyv4uwmut6pxp3tjwpl">
+            <w:hyperlink w:history="1" r:id="rIdeaeotlvtpwuwsehf63xxz">
               <w:r>
                 <w:rPr>
                   <w:rFonts w:ascii="Arial" w:cs="Arial" w:eastAsia="Arial" w:hAnsi="Arial"/>
@@ -4065,7 +4065,7 @@
             <w:pPr>
               <w:spacing w:after="20" w:before="0"/>
             </w:pPr>
-            <w:hyperlink w:history="1" r:id="rIdz_dezequfb1zup79249wy">
+            <w:hyperlink w:history="1" r:id="rIdhehhugrmbodt4z-tqufjp">
               <w:r>
                 <w:rPr>
                   <w:rFonts w:ascii="Arial" w:cs="Arial" w:eastAsia="Arial" w:hAnsi="Arial"/>
@@ -4098,7 +4098,7 @@
               <w:spacing w:after="10" w:before="0"/>
               <w:ind w:left="120"/>
             </w:pPr>
-            <w:hyperlink w:history="1" r:id="rIdqwlbpaynunvnvn4deyzxp">
+            <w:hyperlink w:history="1" r:id="rIdfwzyfxqi2fwxjc09j3cgn">
               <w:r>
                 <w:rPr>
                   <w:rFonts w:ascii="Arial" w:cs="Arial" w:eastAsia="Arial" w:hAnsi="Arial"/>
@@ -4445,7 +4445,7 @@
             <w:pPr>
               <w:spacing w:after="20" w:before="0"/>
             </w:pPr>
-            <w:hyperlink w:history="1" r:id="rIdddr4svfpqmxo_luv3cq3-">
+            <w:hyperlink w:history="1" r:id="rIdmq3msjompdndzh20fgvd8">
               <w:r>
                 <w:rPr>
                   <w:rFonts w:ascii="Arial" w:cs="Arial" w:eastAsia="Arial" w:hAnsi="Arial"/>
@@ -4478,7 +4478,7 @@
               <w:spacing w:after="10" w:before="0"/>
               <w:ind w:left="120"/>
             </w:pPr>
-            <w:hyperlink w:history="1" r:id="rIdsz8pttmmof41tzqgcmrrg">
+            <w:hyperlink w:history="1" r:id="rIdzsd2drct6ru26i14aefem">
               <w:r>
                 <w:rPr>
                   <w:rFonts w:ascii="Arial" w:cs="Arial" w:eastAsia="Arial" w:hAnsi="Arial"/>
@@ -4523,7 +4523,7 @@
             <w:pPr>
               <w:spacing w:after="20" w:before="0"/>
             </w:pPr>
-            <w:hyperlink w:history="1" r:id="rIdbl9v2bxps-n6mxnw9jeib">
+            <w:hyperlink w:history="1" r:id="rId2zunmputdhgiw5zzt6cu0">
               <w:r>
                 <w:rPr>
                   <w:rFonts w:ascii="Arial" w:cs="Arial" w:eastAsia="Arial" w:hAnsi="Arial"/>
@@ -4556,7 +4556,7 @@
               <w:spacing w:after="10" w:before="0"/>
               <w:ind w:left="120"/>
             </w:pPr>
-            <w:hyperlink w:history="1" r:id="rIdjk5_x5bub84xbsixiknya">
+            <w:hyperlink w:history="1" r:id="rIdvhsljdjfhyjwd6wdqs6yk">
               <w:r>
                 <w:rPr>
                   <w:rFonts w:ascii="Arial" w:cs="Arial" w:eastAsia="Arial" w:hAnsi="Arial"/>
@@ -4941,7 +4941,7 @@
             <w:pPr>
               <w:spacing w:after="20" w:before="0"/>
             </w:pPr>
-            <w:hyperlink w:history="1" r:id="rIdqybdlyvor2siptwvc9gsy">
+            <w:hyperlink w:history="1" r:id="rIdctzdn_sl321kzwh15gkhz">
               <w:r>
                 <w:rPr>
                   <w:rFonts w:ascii="Arial" w:cs="Arial" w:eastAsia="Arial" w:hAnsi="Arial"/>
@@ -4974,7 +4974,7 @@
               <w:spacing w:after="10" w:before="0"/>
               <w:ind w:left="120"/>
             </w:pPr>
-            <w:hyperlink w:history="1" r:id="rIdwdyzq50rhthbvn-klfzvd">
+            <w:hyperlink w:history="1" r:id="rIdfy197onnauscq-50jrmx4">
               <w:r>
                 <w:rPr>
                   <w:rFonts w:ascii="Arial" w:cs="Arial" w:eastAsia="Arial" w:hAnsi="Arial"/>
@@ -5019,7 +5019,7 @@
             <w:pPr>
               <w:spacing w:after="20" w:before="0"/>
             </w:pPr>
-            <w:hyperlink w:history="1" r:id="rIdlo6mgoneww2mwbobfxa9u">
+            <w:hyperlink w:history="1" r:id="rIdgqo34wiyfa-sbqi3dzfrq">
               <w:r>
                 <w:rPr>
                   <w:rFonts w:ascii="Arial" w:cs="Arial" w:eastAsia="Arial" w:hAnsi="Arial"/>
@@ -5052,7 +5052,7 @@
               <w:spacing w:after="10" w:before="0"/>
               <w:ind w:left="120"/>
             </w:pPr>
-            <w:hyperlink w:history="1" r:id="rIdfphl6kxlwhfsz0z1emx5x">
+            <w:hyperlink w:history="1" r:id="rIdm8o0dccq8lgjlciiqlmdl">
               <w:r>
                 <w:rPr>
                   <w:rFonts w:ascii="Arial" w:cs="Arial" w:eastAsia="Arial" w:hAnsi="Arial"/>
@@ -5399,7 +5399,7 @@
             <w:pPr>
               <w:spacing w:after="20" w:before="0"/>
             </w:pPr>
-            <w:hyperlink w:history="1" r:id="rIdm0tvpxno_hcltvfl097z0">
+            <w:hyperlink w:history="1" r:id="rIdicghyxm0cpcjwd9kefy7x">
               <w:r>
                 <w:rPr>
                   <w:rFonts w:ascii="Arial" w:cs="Arial" w:eastAsia="Arial" w:hAnsi="Arial"/>
@@ -5432,7 +5432,7 @@
               <w:spacing w:after="10" w:before="0"/>
               <w:ind w:left="120"/>
             </w:pPr>
-            <w:hyperlink w:history="1" r:id="rIds-t1hdnnzilgihswju9a6">
+            <w:hyperlink w:history="1" r:id="rId2dwv6ztpjf2zhwvtsgniq">
               <w:r>
                 <w:rPr>
                   <w:rFonts w:ascii="Arial" w:cs="Arial" w:eastAsia="Arial" w:hAnsi="Arial"/>
@@ -5477,7 +5477,7 @@
             <w:pPr>
               <w:spacing w:after="20" w:before="0"/>
             </w:pPr>
-            <w:hyperlink w:history="1" r:id="rIdls2tkzyrqwryskhkcrhji">
+            <w:hyperlink w:history="1" r:id="rIdkrgff7gfy4tuk7k2shn8n">
               <w:r>
                 <w:rPr>
                   <w:rFonts w:ascii="Arial" w:cs="Arial" w:eastAsia="Arial" w:hAnsi="Arial"/>
@@ -5510,7 +5510,7 @@
               <w:spacing w:after="10" w:before="0"/>
               <w:ind w:left="120"/>
             </w:pPr>
-            <w:hyperlink w:history="1" r:id="rId6vr-d3xnehfwjslzsxwzx">
+            <w:hyperlink w:history="1" r:id="rId_89pymfzs8pw6vjip65hh">
               <w:r>
                 <w:rPr>
                   <w:rFonts w:ascii="Arial" w:cs="Arial" w:eastAsia="Arial" w:hAnsi="Arial"/>
@@ -6402,7 +6402,7 @@
         </w:rPr>
         <w:t xml:space="preserve">© 2026 SeaVuria and ARES. Aligned with KICD objectives. Developed by SeaVuria; technical implementation by ARES (with AI assistance from Claude). Licensed under </w:t>
       </w:r>
-      <w:hyperlink w:history="1" r:id="rIdq9cy1176pyrx3ldwxh1wb">
+      <w:hyperlink w:history="1" r:id="rIdx7eysy-vsieahyesfmufz">
         <w:r>
           <w:rPr>
             <w:rFonts w:ascii="Arial" w:cs="Arial" w:eastAsia="Arial" w:hAnsi="Arial"/>
@@ -6423,7 +6423,7 @@
         </w:rPr>
         <w:t xml:space="preserve"> (</w:t>
       </w:r>
-      <w:hyperlink w:history="1" r:id="rIdvovcqmtkeqzju10g9gb5a">
+      <w:hyperlink w:history="1" r:id="rId_hrvtugkaud8nf-ug_ki-">
         <w:r>
           <w:rPr>
             <w:rFonts w:ascii="Arial" w:cs="Arial" w:eastAsia="Arial" w:hAnsi="Arial"/>
@@ -7436,7 +7436,7 @@
             <w:pPr>
               <w:spacing w:after="20" w:before="0"/>
             </w:pPr>
-            <w:hyperlink w:history="1" r:id="rIdo7lomuk-uy-ax89zsedls">
+            <w:hyperlink w:history="1" r:id="rIdkmb3f8ctmb9fmmxkyilcc">
               <w:r>
                 <w:rPr>
                   <w:rFonts w:ascii="Arial" w:cs="Arial" w:eastAsia="Arial" w:hAnsi="Arial"/>
@@ -7469,7 +7469,7 @@
               <w:spacing w:after="10" w:before="0"/>
               <w:ind w:left="120"/>
             </w:pPr>
-            <w:hyperlink w:history="1" r:id="rIdl-g4u9rjcnpwwuwr3leuh">
+            <w:hyperlink w:history="1" r:id="rIdx3sh4d5mjsjomp3tkkz8h">
               <w:r>
                 <w:rPr>
                   <w:rFonts w:ascii="Arial" w:cs="Arial" w:eastAsia="Arial" w:hAnsi="Arial"/>
@@ -7514,7 +7514,7 @@
             <w:pPr>
               <w:spacing w:after="20" w:before="0"/>
             </w:pPr>
-            <w:hyperlink w:history="1" r:id="rIdnvvojubhqftf5gjefcd3l">
+            <w:hyperlink w:history="1" r:id="rId-wkgk152cdnrhxrvkfknk">
               <w:r>
                 <w:rPr>
                   <w:rFonts w:ascii="Arial" w:cs="Arial" w:eastAsia="Arial" w:hAnsi="Arial"/>
@@ -7547,7 +7547,7 @@
               <w:spacing w:after="10" w:before="0"/>
               <w:ind w:left="120"/>
             </w:pPr>
-            <w:hyperlink w:history="1" r:id="rIdlyjst68qtbqwqourmesgx">
+            <w:hyperlink w:history="1" r:id="rIdeluftj1zq9_qjrvly6e4b">
               <w:r>
                 <w:rPr>
                   <w:rFonts w:ascii="Arial" w:cs="Arial" w:eastAsia="Arial" w:hAnsi="Arial"/>
@@ -7742,7 +7742,7 @@
             <w:pPr>
               <w:spacing w:after="20" w:before="0"/>
             </w:pPr>
-            <w:hyperlink w:history="1" r:id="rIdnwsz40utub--z1elhlmt7">
+            <w:hyperlink w:history="1" r:id="rIdlsdetb7dmo5a9tvqt-qsj">
               <w:r>
                 <w:rPr>
                   <w:rFonts w:ascii="Arial" w:cs="Arial" w:eastAsia="Arial" w:hAnsi="Arial"/>
@@ -7775,7 +7775,7 @@
               <w:spacing w:after="10" w:before="0"/>
               <w:ind w:left="120"/>
             </w:pPr>
-            <w:hyperlink w:history="1" r:id="rIdjdsty-yieva9vy781951y">
+            <w:hyperlink w:history="1" r:id="rIdmx5mgdu85vtwdq3pcsa4-">
               <w:r>
                 <w:rPr>
                   <w:rFonts w:ascii="Arial" w:cs="Arial" w:eastAsia="Arial" w:hAnsi="Arial"/>
@@ -7820,7 +7820,7 @@
             <w:pPr>
               <w:spacing w:after="20" w:before="0"/>
             </w:pPr>
-            <w:hyperlink w:history="1" r:id="rId0k2v0zzwsx5npsq2xqfpx">
+            <w:hyperlink w:history="1" r:id="rIdef9brrmz2rbii8cbo8_pr">
               <w:r>
                 <w:rPr>
                   <w:rFonts w:ascii="Arial" w:cs="Arial" w:eastAsia="Arial" w:hAnsi="Arial"/>
@@ -7853,7 +7853,7 @@
               <w:spacing w:after="10" w:before="0"/>
               <w:ind w:left="120"/>
             </w:pPr>
-            <w:hyperlink w:history="1" r:id="rIdpjd9hk9uzb6iynkphsmzt">
+            <w:hyperlink w:history="1" r:id="rIdakcnpdrecs7tihf5hk-jv">
               <w:r>
                 <w:rPr>
                   <w:rFonts w:ascii="Arial" w:cs="Arial" w:eastAsia="Arial" w:hAnsi="Arial"/>
@@ -8048,7 +8048,7 @@
             <w:pPr>
               <w:spacing w:after="20" w:before="0"/>
             </w:pPr>
-            <w:hyperlink w:history="1" r:id="rIdgwd5_7fbfoa-4rm48w4ug">
+            <w:hyperlink w:history="1" r:id="rIdcschzmwnilyt4xtvtvr80">
               <w:r>
                 <w:rPr>
                   <w:rFonts w:ascii="Arial" w:cs="Arial" w:eastAsia="Arial" w:hAnsi="Arial"/>
@@ -8081,7 +8081,7 @@
               <w:spacing w:after="10" w:before="0"/>
               <w:ind w:left="120"/>
             </w:pPr>
-            <w:hyperlink w:history="1" r:id="rIdvlvumi5v4rb8e9mqwwryg">
+            <w:hyperlink w:history="1" r:id="rId2icux4p_mt6pe4p1jpa_c">
               <w:r>
                 <w:rPr>
                   <w:rFonts w:ascii="Arial" w:cs="Arial" w:eastAsia="Arial" w:hAnsi="Arial"/>
@@ -8126,7 +8126,7 @@
             <w:pPr>
               <w:spacing w:after="20" w:before="0"/>
             </w:pPr>
-            <w:hyperlink w:history="1" r:id="rIdcptdari6lwxjllrssv0ms">
+            <w:hyperlink w:history="1" r:id="rIdcss37whnzscnmbcnorhnq">
               <w:r>
                 <w:rPr>
                   <w:rFonts w:ascii="Arial" w:cs="Arial" w:eastAsia="Arial" w:hAnsi="Arial"/>
@@ -8159,7 +8159,7 @@
               <w:spacing w:after="10" w:before="0"/>
               <w:ind w:left="120"/>
             </w:pPr>
-            <w:hyperlink w:history="1" r:id="rIduaxnosbfnvmvgzcvey_5d">
+            <w:hyperlink w:history="1" r:id="rIdpck5nn-p1da-ul6_i6zc5">
               <w:r>
                 <w:rPr>
                   <w:rFonts w:ascii="Arial" w:cs="Arial" w:eastAsia="Arial" w:hAnsi="Arial"/>
@@ -8354,7 +8354,7 @@
             <w:pPr>
               <w:spacing w:after="20" w:before="0"/>
             </w:pPr>
-            <w:hyperlink w:history="1" r:id="rIdobihl7xepxgqyspapmgrc">
+            <w:hyperlink w:history="1" r:id="rIdi-jdddpc2d8pllf64kwin">
               <w:r>
                 <w:rPr>
                   <w:rFonts w:ascii="Arial" w:cs="Arial" w:eastAsia="Arial" w:hAnsi="Arial"/>
@@ -8387,7 +8387,7 @@
               <w:spacing w:after="10" w:before="0"/>
               <w:ind w:left="120"/>
             </w:pPr>
-            <w:hyperlink w:history="1" r:id="rIdhqqyn5gcrk88bhhagmwv9">
+            <w:hyperlink w:history="1" r:id="rIdqwfoqfcot7wm_wq3d2vut">
               <w:r>
                 <w:rPr>
                   <w:rFonts w:ascii="Arial" w:cs="Arial" w:eastAsia="Arial" w:hAnsi="Arial"/>
@@ -8432,7 +8432,7 @@
             <w:pPr>
               <w:spacing w:after="20" w:before="0"/>
             </w:pPr>
-            <w:hyperlink w:history="1" r:id="rIdaf4vlkiubbcrhjkc66afn">
+            <w:hyperlink w:history="1" r:id="rId4cwxwot5-t0asu4zoyqjx">
               <w:r>
                 <w:rPr>
                   <w:rFonts w:ascii="Arial" w:cs="Arial" w:eastAsia="Arial" w:hAnsi="Arial"/>
@@ -8465,7 +8465,7 @@
               <w:spacing w:after="10" w:before="0"/>
               <w:ind w:left="120"/>
             </w:pPr>
-            <w:hyperlink w:history="1" r:id="rIdschaa0mhoucyt5nfutm9n">
+            <w:hyperlink w:history="1" r:id="rIdmfzeqh5iw8ysng26p5ldh">
               <w:r>
                 <w:rPr>
                   <w:rFonts w:ascii="Arial" w:cs="Arial" w:eastAsia="Arial" w:hAnsi="Arial"/>
@@ -8660,7 +8660,7 @@
             <w:pPr>
               <w:spacing w:after="20" w:before="0"/>
             </w:pPr>
-            <w:hyperlink w:history="1" r:id="rIdbxtxcgekubwduol4yylfs">
+            <w:hyperlink w:history="1" r:id="rIdsax8kazwdfqo0nerqku3v">
               <w:r>
                 <w:rPr>
                   <w:rFonts w:ascii="Arial" w:cs="Arial" w:eastAsia="Arial" w:hAnsi="Arial"/>
@@ -8693,7 +8693,7 @@
               <w:spacing w:after="10" w:before="0"/>
               <w:ind w:left="120"/>
             </w:pPr>
-            <w:hyperlink w:history="1" r:id="rIdhgqe7edhfzcim7aczdua3">
+            <w:hyperlink w:history="1" r:id="rIdsu7rlppocjwbhh91bblh5">
               <w:r>
                 <w:rPr>
                   <w:rFonts w:ascii="Arial" w:cs="Arial" w:eastAsia="Arial" w:hAnsi="Arial"/>
@@ -8738,7 +8738,7 @@
             <w:pPr>
               <w:spacing w:after="20" w:before="0"/>
             </w:pPr>
-            <w:hyperlink w:history="1" r:id="rIdty303abpzmwr1xnhuxd9d">
+            <w:hyperlink w:history="1" r:id="rIda5igzupp2bk2qwtst-vzi">
               <w:r>
                 <w:rPr>
                   <w:rFonts w:ascii="Arial" w:cs="Arial" w:eastAsia="Arial" w:hAnsi="Arial"/>
@@ -8771,7 +8771,7 @@
               <w:spacing w:after="10" w:before="0"/>
               <w:ind w:left="120"/>
             </w:pPr>
-            <w:hyperlink w:history="1" r:id="rIdpfne0_pg7gsipdyz6_pmv">
+            <w:hyperlink w:history="1" r:id="rIdyse8wc7uhn-5fw-jj2bqy">
               <w:r>
                 <w:rPr>
                   <w:rFonts w:ascii="Arial" w:cs="Arial" w:eastAsia="Arial" w:hAnsi="Arial"/>
@@ -9397,7 +9397,7 @@
         </w:rPr>
         <w:t xml:space="preserve">© 2026 SeaVuria and ARES. Aligned with KICD objectives. Developed by SeaVuria; technical implementation by ARES (with AI assistance from Claude). Licensed under </w:t>
       </w:r>
-      <w:hyperlink w:history="1" r:id="rIdrila5dxuk8ttykzwsi1ut">
+      <w:hyperlink w:history="1" r:id="rIdkgiv-pa9e7rrrlnhyszov">
         <w:r>
           <w:rPr>
             <w:rFonts w:ascii="Arial" w:cs="Arial" w:eastAsia="Arial" w:hAnsi="Arial"/>
@@ -9418,7 +9418,7 @@
         </w:rPr>
         <w:t xml:space="preserve"> (</w:t>
       </w:r>
-      <w:hyperlink w:history="1" r:id="rId5uey7gcznb3shuzrgmj-c">
+      <w:hyperlink w:history="1" r:id="rId9prlr1_hmjameiv0nyla9">
         <w:r>
           <w:rPr>
             <w:rFonts w:ascii="Arial" w:cs="Arial" w:eastAsia="Arial" w:hAnsi="Arial"/>
@@ -10431,7 +10431,7 @@
             <w:pPr>
               <w:spacing w:after="20" w:before="0"/>
             </w:pPr>
-            <w:hyperlink w:history="1" r:id="rId_jjjzk-lbl7alsfrto5jw">
+            <w:hyperlink w:history="1" r:id="rId0sykobhovqn61m8b9acyw">
               <w:r>
                 <w:rPr>
                   <w:rFonts w:ascii="Arial" w:cs="Arial" w:eastAsia="Arial" w:hAnsi="Arial"/>
@@ -10464,7 +10464,7 @@
               <w:spacing w:after="10" w:before="0"/>
               <w:ind w:left="120"/>
             </w:pPr>
-            <w:hyperlink w:history="1" r:id="rIdez8kfolt-ryslkbajdkze">
+            <w:hyperlink w:history="1" r:id="rIds9gfkh-mbemfkmvjvye2i">
               <w:r>
                 <w:rPr>
                   <w:rFonts w:ascii="Arial" w:cs="Arial" w:eastAsia="Arial" w:hAnsi="Arial"/>
@@ -10509,7 +10509,7 @@
             <w:pPr>
               <w:spacing w:after="20" w:before="0"/>
             </w:pPr>
-            <w:hyperlink w:history="1" r:id="rIdnksrmc3c0txqqpewmbarw">
+            <w:hyperlink w:history="1" r:id="rIdtwg6ramy1py1swphnsdc4">
               <w:r>
                 <w:rPr>
                   <w:rFonts w:ascii="Arial" w:cs="Arial" w:eastAsia="Arial" w:hAnsi="Arial"/>
@@ -10542,7 +10542,7 @@
               <w:spacing w:after="10" w:before="0"/>
               <w:ind w:left="120"/>
             </w:pPr>
-            <w:hyperlink w:history="1" r:id="rId1nxcbrcnenwhgh6dirgla">
+            <w:hyperlink w:history="1" r:id="rIdykhordwonwdrog0cnii1g">
               <w:r>
                 <w:rPr>
                   <w:rFonts w:ascii="Arial" w:cs="Arial" w:eastAsia="Arial" w:hAnsi="Arial"/>
@@ -10737,7 +10737,7 @@
             <w:pPr>
               <w:spacing w:after="20" w:before="0"/>
             </w:pPr>
-            <w:hyperlink w:history="1" r:id="rIdfco7vekn39gv3p1zuozav">
+            <w:hyperlink w:history="1" r:id="rId3sduezvhtfu5g9inxe7jn">
               <w:r>
                 <w:rPr>
                   <w:rFonts w:ascii="Arial" w:cs="Arial" w:eastAsia="Arial" w:hAnsi="Arial"/>
@@ -10770,7 +10770,7 @@
               <w:spacing w:after="10" w:before="0"/>
               <w:ind w:left="120"/>
             </w:pPr>
-            <w:hyperlink w:history="1" r:id="rId-f64ghyz-9bqdlrqcrfm0">
+            <w:hyperlink w:history="1" r:id="rIda1_ctkrxdpkxor7ptv4wp">
               <w:r>
                 <w:rPr>
                   <w:rFonts w:ascii="Arial" w:cs="Arial" w:eastAsia="Arial" w:hAnsi="Arial"/>
@@ -10815,7 +10815,7 @@
             <w:pPr>
               <w:spacing w:after="20" w:before="0"/>
             </w:pPr>
-            <w:hyperlink w:history="1" r:id="rIdj54blrwu_ydjljez1trug">
+            <w:hyperlink w:history="1" r:id="rIdntgempkqimqwzwwzv90je">
               <w:r>
                 <w:rPr>
                   <w:rFonts w:ascii="Arial" w:cs="Arial" w:eastAsia="Arial" w:hAnsi="Arial"/>
@@ -10848,7 +10848,7 @@
               <w:spacing w:after="10" w:before="0"/>
               <w:ind w:left="120"/>
             </w:pPr>
-            <w:hyperlink w:history="1" r:id="rIdb8c19ct33n8_inioaujbq">
+            <w:hyperlink w:history="1" r:id="rId5ltqr1qvfa6q5oape0ojl">
               <w:r>
                 <w:rPr>
                   <w:rFonts w:ascii="Arial" w:cs="Arial" w:eastAsia="Arial" w:hAnsi="Arial"/>
@@ -11043,7 +11043,7 @@
             <w:pPr>
               <w:spacing w:after="20" w:before="0"/>
             </w:pPr>
-            <w:hyperlink w:history="1" r:id="rIdkipwojdi9ppzhmh2wk5u2">
+            <w:hyperlink w:history="1" r:id="rIdinmlhfh6xrpauyibzlbd7">
               <w:r>
                 <w:rPr>
                   <w:rFonts w:ascii="Arial" w:cs="Arial" w:eastAsia="Arial" w:hAnsi="Arial"/>
@@ -11076,7 +11076,7 @@
               <w:spacing w:after="10" w:before="0"/>
               <w:ind w:left="120"/>
             </w:pPr>
-            <w:hyperlink w:history="1" r:id="rIdt8rvnt45d-bcbrnket_x0">
+            <w:hyperlink w:history="1" r:id="rIdyanpo0sq3epumfraprag5">
               <w:r>
                 <w:rPr>
                   <w:rFonts w:ascii="Arial" w:cs="Arial" w:eastAsia="Arial" w:hAnsi="Arial"/>
@@ -11121,7 +11121,7 @@
             <w:pPr>
               <w:spacing w:after="20" w:before="0"/>
             </w:pPr>
-            <w:hyperlink w:history="1" r:id="rIdsgps9ug3cc7zhzhdfiumq">
+            <w:hyperlink w:history="1" r:id="rIdo_jwnt_bc1wzc0j2syxds">
               <w:r>
                 <w:rPr>
                   <w:rFonts w:ascii="Arial" w:cs="Arial" w:eastAsia="Arial" w:hAnsi="Arial"/>
@@ -11154,7 +11154,7 @@
               <w:spacing w:after="10" w:before="0"/>
               <w:ind w:left="120"/>
             </w:pPr>
-            <w:hyperlink w:history="1" r:id="rIddueovqt9bls7otvagusqu">
+            <w:hyperlink w:history="1" r:id="rIdigjsp3fvheffmipjuvwl1">
               <w:r>
                 <w:rPr>
                   <w:rFonts w:ascii="Arial" w:cs="Arial" w:eastAsia="Arial" w:hAnsi="Arial"/>
@@ -11349,7 +11349,7 @@
             <w:pPr>
               <w:spacing w:after="20" w:before="0"/>
             </w:pPr>
-            <w:hyperlink w:history="1" r:id="rIdgwyxpo7ygtsyvb6txzxtk">
+            <w:hyperlink w:history="1" r:id="rIdgborym9slffhrnd8gowlg">
               <w:r>
                 <w:rPr>
                   <w:rFonts w:ascii="Arial" w:cs="Arial" w:eastAsia="Arial" w:hAnsi="Arial"/>
@@ -11382,7 +11382,7 @@
               <w:spacing w:after="10" w:before="0"/>
               <w:ind w:left="120"/>
             </w:pPr>
-            <w:hyperlink w:history="1" r:id="rIddjlhbjev1uett0lddzghz">
+            <w:hyperlink w:history="1" r:id="rIdtyd5p5auflk59ln1mjfz1">
               <w:r>
                 <w:rPr>
                   <w:rFonts w:ascii="Arial" w:cs="Arial" w:eastAsia="Arial" w:hAnsi="Arial"/>
@@ -11427,7 +11427,7 @@
             <w:pPr>
               <w:spacing w:after="20" w:before="0"/>
             </w:pPr>
-            <w:hyperlink w:history="1" r:id="rIdwz0i1fy9rhry4sb7a8oli">
+            <w:hyperlink w:history="1" r:id="rIdw02gcitd7sccq1_blbfzs">
               <w:r>
                 <w:rPr>
                   <w:rFonts w:ascii="Arial" w:cs="Arial" w:eastAsia="Arial" w:hAnsi="Arial"/>
@@ -11460,7 +11460,7 @@
               <w:spacing w:after="10" w:before="0"/>
               <w:ind w:left="120"/>
             </w:pPr>
-            <w:hyperlink w:history="1" r:id="rIdqgmyx8ieubj0eywfm5r4v">
+            <w:hyperlink w:history="1" r:id="rIdiddxv6y0fwskfmygxwrer">
               <w:r>
                 <w:rPr>
                   <w:rFonts w:ascii="Arial" w:cs="Arial" w:eastAsia="Arial" w:hAnsi="Arial"/>
@@ -11655,7 +11655,7 @@
             <w:pPr>
               <w:spacing w:after="20" w:before="0"/>
             </w:pPr>
-            <w:hyperlink w:history="1" r:id="rIduk71oumiolxxnqo3dybag">
+            <w:hyperlink w:history="1" r:id="rIdexeuhw8vnblml82_28st4">
               <w:r>
                 <w:rPr>
                   <w:rFonts w:ascii="Arial" w:cs="Arial" w:eastAsia="Arial" w:hAnsi="Arial"/>
@@ -11688,7 +11688,7 @@
               <w:spacing w:after="10" w:before="0"/>
               <w:ind w:left="120"/>
             </w:pPr>
-            <w:hyperlink w:history="1" r:id="rIdawd6p1wlqewmmg58zrgoz">
+            <w:hyperlink w:history="1" r:id="rIdvlwwkxslzxl3m6t-mnbkq">
               <w:r>
                 <w:rPr>
                   <w:rFonts w:ascii="Arial" w:cs="Arial" w:eastAsia="Arial" w:hAnsi="Arial"/>
@@ -11733,7 +11733,7 @@
             <w:pPr>
               <w:spacing w:after="20" w:before="0"/>
             </w:pPr>
-            <w:hyperlink w:history="1" r:id="rIdzzstwv9e144ddvnhyydoa">
+            <w:hyperlink w:history="1" r:id="rIdshhcsp6hj4limffxcyyao">
               <w:r>
                 <w:rPr>
                   <w:rFonts w:ascii="Arial" w:cs="Arial" w:eastAsia="Arial" w:hAnsi="Arial"/>
@@ -11766,7 +11766,7 @@
               <w:spacing w:after="10" w:before="0"/>
               <w:ind w:left="120"/>
             </w:pPr>
-            <w:hyperlink w:history="1" r:id="rId03dvd7lmeheoqylqe5rxy">
+            <w:hyperlink w:history="1" r:id="rIdstxgilzmrfajwec3lbxxp">
               <w:r>
                 <w:rPr>
                   <w:rFonts w:ascii="Arial" w:cs="Arial" w:eastAsia="Arial" w:hAnsi="Arial"/>
@@ -12278,7 +12278,7 @@
         </w:rPr>
         <w:t xml:space="preserve">© 2026 SeaVuria and ARES. Aligned with KICD objectives. Developed by SeaVuria; technical implementation by ARES (with AI assistance from Claude). Licensed under </w:t>
       </w:r>
-      <w:hyperlink w:history="1" r:id="rId1wzsd3mbmlrqua9p0patv">
+      <w:hyperlink w:history="1" r:id="rId6fj0ue_apxdwu_cedllds">
         <w:r>
           <w:rPr>
             <w:rFonts w:ascii="Arial" w:cs="Arial" w:eastAsia="Arial" w:hAnsi="Arial"/>
@@ -12299,7 +12299,7 @@
         </w:rPr>
         <w:t xml:space="preserve"> (</w:t>
       </w:r>
-      <w:hyperlink w:history="1" r:id="rIdou8s3zbhm3eoj80nxpayd">
+      <w:hyperlink w:history="1" r:id="rIdtm-r1xjxkcxheuyjfdpfv">
         <w:r>
           <w:rPr>
             <w:rFonts w:ascii="Arial" w:cs="Arial" w:eastAsia="Arial" w:hAnsi="Arial"/>
@@ -13312,7 +13312,7 @@
             <w:pPr>
               <w:spacing w:after="20" w:before="0"/>
             </w:pPr>
-            <w:hyperlink w:history="1" r:id="rId6wvpffubu5yix5jmrjhrb">
+            <w:hyperlink w:history="1" r:id="rIdiyrnjmuiyzik-axyxiirb">
               <w:r>
                 <w:rPr>
                   <w:rFonts w:ascii="Arial" w:cs="Arial" w:eastAsia="Arial" w:hAnsi="Arial"/>
@@ -13345,7 +13345,7 @@
               <w:spacing w:after="10" w:before="0"/>
               <w:ind w:left="120"/>
             </w:pPr>
-            <w:hyperlink w:history="1" r:id="rId_fvhp9srm_i9ks81zr258">
+            <w:hyperlink w:history="1" r:id="rId-gv2mxicdk28wn3le9vsa">
               <w:r>
                 <w:rPr>
                   <w:rFonts w:ascii="Arial" w:cs="Arial" w:eastAsia="Arial" w:hAnsi="Arial"/>
@@ -13390,7 +13390,7 @@
             <w:pPr>
               <w:spacing w:after="20" w:before="0"/>
             </w:pPr>
-            <w:hyperlink w:history="1" r:id="rId4lbx9jjwr2zsdl3op2u0x">
+            <w:hyperlink w:history="1" r:id="rIdx7176-h4otanf9tgvjt73">
               <w:r>
                 <w:rPr>
                   <w:rFonts w:ascii="Arial" w:cs="Arial" w:eastAsia="Arial" w:hAnsi="Arial"/>
@@ -13423,7 +13423,7 @@
               <w:spacing w:after="10" w:before="0"/>
               <w:ind w:left="120"/>
             </w:pPr>
-            <w:hyperlink w:history="1" r:id="rIdw40zvd3vzppkpfeexoln_">
+            <w:hyperlink w:history="1" r:id="rIddzk_ruchpktstggnqlr_p">
               <w:r>
                 <w:rPr>
                   <w:rFonts w:ascii="Arial" w:cs="Arial" w:eastAsia="Arial" w:hAnsi="Arial"/>
@@ -13618,7 +13618,7 @@
             <w:pPr>
               <w:spacing w:after="20" w:before="0"/>
             </w:pPr>
-            <w:hyperlink w:history="1" r:id="rIdxvmgbznkoxzxwlyna5_7h">
+            <w:hyperlink w:history="1" r:id="rIdigrg5bndn7ot8k7tq4xh4">
               <w:r>
                 <w:rPr>
                   <w:rFonts w:ascii="Arial" w:cs="Arial" w:eastAsia="Arial" w:hAnsi="Arial"/>
@@ -13651,7 +13651,7 @@
               <w:spacing w:after="10" w:before="0"/>
               <w:ind w:left="120"/>
             </w:pPr>
-            <w:hyperlink w:history="1" r:id="rIdnydvtcnvzupl5c-5pso5e">
+            <w:hyperlink w:history="1" r:id="rIdd-gna__4grqrcn8fyhmfy">
               <w:r>
                 <w:rPr>
                   <w:rFonts w:ascii="Arial" w:cs="Arial" w:eastAsia="Arial" w:hAnsi="Arial"/>
@@ -13696,7 +13696,7 @@
             <w:pPr>
               <w:spacing w:after="20" w:before="0"/>
             </w:pPr>
-            <w:hyperlink w:history="1" r:id="rIdla7l82gzj2xjwhjzztxsq">
+            <w:hyperlink w:history="1" r:id="rIdd_rjh73vbmgolc3zt9yva">
               <w:r>
                 <w:rPr>
                   <w:rFonts w:ascii="Arial" w:cs="Arial" w:eastAsia="Arial" w:hAnsi="Arial"/>
@@ -13729,7 +13729,7 @@
               <w:spacing w:after="10" w:before="0"/>
               <w:ind w:left="120"/>
             </w:pPr>
-            <w:hyperlink w:history="1" r:id="rIdqw9ybs9crvqsny4xkcghe">
+            <w:hyperlink w:history="1" r:id="rIdea4s2k2expawp8rxi8j-a">
               <w:r>
                 <w:rPr>
                   <w:rFonts w:ascii="Arial" w:cs="Arial" w:eastAsia="Arial" w:hAnsi="Arial"/>
@@ -13924,7 +13924,7 @@
             <w:pPr>
               <w:spacing w:after="20" w:before="0"/>
             </w:pPr>
-            <w:hyperlink w:history="1" r:id="rIdaabjv8nwnoq8jgdgwcuyv">
+            <w:hyperlink w:history="1" r:id="rId4qjt0dd7gzecen7uduvic">
               <w:r>
                 <w:rPr>
                   <w:rFonts w:ascii="Arial" w:cs="Arial" w:eastAsia="Arial" w:hAnsi="Arial"/>
@@ -13957,7 +13957,7 @@
               <w:spacing w:after="10" w:before="0"/>
               <w:ind w:left="120"/>
             </w:pPr>
-            <w:hyperlink w:history="1" r:id="rIdhcvq8dgqkcmhaplksngw9">
+            <w:hyperlink w:history="1" r:id="rIdzokomr9k8yhscgh83txzj">
               <w:r>
                 <w:rPr>
                   <w:rFonts w:ascii="Arial" w:cs="Arial" w:eastAsia="Arial" w:hAnsi="Arial"/>
@@ -14002,7 +14002,7 @@
             <w:pPr>
               <w:spacing w:after="20" w:before="0"/>
             </w:pPr>
-            <w:hyperlink w:history="1" r:id="rId3qcwxnk7vxsil7rdxy6et">
+            <w:hyperlink w:history="1" r:id="rIdwex-wa8lutxa5bupmc7e5">
               <w:r>
                 <w:rPr>
                   <w:rFonts w:ascii="Arial" w:cs="Arial" w:eastAsia="Arial" w:hAnsi="Arial"/>
@@ -14035,7 +14035,7 @@
               <w:spacing w:after="10" w:before="0"/>
               <w:ind w:left="120"/>
             </w:pPr>
-            <w:hyperlink w:history="1" r:id="rId97yihlmjkmocdymbbrr8d">
+            <w:hyperlink w:history="1" r:id="rIdrgd2nsuafvqscuool4bg9">
               <w:r>
                 <w:rPr>
                   <w:rFonts w:ascii="Arial" w:cs="Arial" w:eastAsia="Arial" w:hAnsi="Arial"/>
@@ -14230,7 +14230,7 @@
             <w:pPr>
               <w:spacing w:after="20" w:before="0"/>
             </w:pPr>
-            <w:hyperlink w:history="1" r:id="rIdgxp7lc_pzlr-tgiys4t_y">
+            <w:hyperlink w:history="1" r:id="rIdz1pgfqsnmynjkk3vw7tzq">
               <w:r>
                 <w:rPr>
                   <w:rFonts w:ascii="Arial" w:cs="Arial" w:eastAsia="Arial" w:hAnsi="Arial"/>
@@ -14263,7 +14263,7 @@
               <w:spacing w:after="10" w:before="0"/>
               <w:ind w:left="120"/>
             </w:pPr>
-            <w:hyperlink w:history="1" r:id="rIdh3c7udss2tns7e0gptehj">
+            <w:hyperlink w:history="1" r:id="rId7o9fuysxhokklfkk6umjc">
               <w:r>
                 <w:rPr>
                   <w:rFonts w:ascii="Arial" w:cs="Arial" w:eastAsia="Arial" w:hAnsi="Arial"/>
@@ -14308,7 +14308,7 @@
             <w:pPr>
               <w:spacing w:after="20" w:before="0"/>
             </w:pPr>
-            <w:hyperlink w:history="1" r:id="rIdm0rrgnb-o-dzhkwpzhgby">
+            <w:hyperlink w:history="1" r:id="rIdzvndkmlz_y8anoucza1qf">
               <w:r>
                 <w:rPr>
                   <w:rFonts w:ascii="Arial" w:cs="Arial" w:eastAsia="Arial" w:hAnsi="Arial"/>
@@ -14341,7 +14341,7 @@
               <w:spacing w:after="10" w:before="0"/>
               <w:ind w:left="120"/>
             </w:pPr>
-            <w:hyperlink w:history="1" r:id="rIdyrohjzaf5vbsckfw7mmld">
+            <w:hyperlink w:history="1" r:id="rIdp_3lmbwcnanatukr56p-l">
               <w:r>
                 <w:rPr>
                   <w:rFonts w:ascii="Arial" w:cs="Arial" w:eastAsia="Arial" w:hAnsi="Arial"/>
@@ -14536,7 +14536,7 @@
             <w:pPr>
               <w:spacing w:after="20" w:before="0"/>
             </w:pPr>
-            <w:hyperlink w:history="1" r:id="rIdsyvajmovesdltojfwqa9v">
+            <w:hyperlink w:history="1" r:id="rIdvrz5sj5d3g-_-wp61ocol">
               <w:r>
                 <w:rPr>
                   <w:rFonts w:ascii="Arial" w:cs="Arial" w:eastAsia="Arial" w:hAnsi="Arial"/>
@@ -14569,7 +14569,7 @@
               <w:spacing w:after="10" w:before="0"/>
               <w:ind w:left="120"/>
             </w:pPr>
-            <w:hyperlink w:history="1" r:id="rIdmwj-kl1jtgd0j2cwpeo-k">
+            <w:hyperlink w:history="1" r:id="rIdbk314i4dlzx0qu4-zi6qa">
               <w:r>
                 <w:rPr>
                   <w:rFonts w:ascii="Arial" w:cs="Arial" w:eastAsia="Arial" w:hAnsi="Arial"/>
@@ -14614,7 +14614,7 @@
             <w:pPr>
               <w:spacing w:after="20" w:before="0"/>
             </w:pPr>
-            <w:hyperlink w:history="1" r:id="rIdtpdnfp7lvdaozmkgk8y6x">
+            <w:hyperlink w:history="1" r:id="rIdjf42gmhduvrztmdjrbl0-">
               <w:r>
                 <w:rPr>
                   <w:rFonts w:ascii="Arial" w:cs="Arial" w:eastAsia="Arial" w:hAnsi="Arial"/>
@@ -14647,7 +14647,7 @@
               <w:spacing w:after="10" w:before="0"/>
               <w:ind w:left="120"/>
             </w:pPr>
-            <w:hyperlink w:history="1" r:id="rId2wgunubppcjjvamkbpvrq">
+            <w:hyperlink w:history="1" r:id="rIdtb2ssasopuympnu9e7uzg">
               <w:r>
                 <w:rPr>
                   <w:rFonts w:ascii="Arial" w:cs="Arial" w:eastAsia="Arial" w:hAnsi="Arial"/>
@@ -15254,7 +15254,7 @@
         </w:rPr>
         <w:t xml:space="preserve">© 2026 SeaVuria and ARES. Aligned with KICD objectives. Developed by SeaVuria; technical implementation by ARES (with AI assistance from Claude). Licensed under </w:t>
       </w:r>
-      <w:hyperlink w:history="1" r:id="rIdsylpn84xdslxbhbmytgcr">
+      <w:hyperlink w:history="1" r:id="rIdtovjvhw2ik7ynokxd-fgi">
         <w:r>
           <w:rPr>
             <w:rFonts w:ascii="Arial" w:cs="Arial" w:eastAsia="Arial" w:hAnsi="Arial"/>
@@ -15275,7 +15275,7 @@
         </w:rPr>
         <w:t xml:space="preserve"> (</w:t>
       </w:r>
-      <w:hyperlink w:history="1" r:id="rIdkya5yfnqufv2zcquboaaf">
+      <w:hyperlink w:history="1" r:id="rIdag-ocyyti8b_smpmszlku">
         <w:r>
           <w:rPr>
             <w:rFonts w:ascii="Arial" w:cs="Arial" w:eastAsia="Arial" w:hAnsi="Arial"/>
@@ -16288,7 +16288,7 @@
             <w:pPr>
               <w:spacing w:after="20" w:before="0"/>
             </w:pPr>
-            <w:hyperlink w:history="1" r:id="rIdau_bdpi66aeezy5v31nsn">
+            <w:hyperlink w:history="1" r:id="rIdm9ec_xoj6lpyocqnjqhig">
               <w:r>
                 <w:rPr>
                   <w:rFonts w:ascii="Arial" w:cs="Arial" w:eastAsia="Arial" w:hAnsi="Arial"/>
@@ -16321,7 +16321,7 @@
               <w:spacing w:after="10" w:before="0"/>
               <w:ind w:left="120"/>
             </w:pPr>
-            <w:hyperlink w:history="1" r:id="rIdw-yhhmkayqt9k1qgrifzv">
+            <w:hyperlink w:history="1" r:id="rIdqzpq-z2apyppjhfajtkyi">
               <w:r>
                 <w:rPr>
                   <w:rFonts w:ascii="Arial" w:cs="Arial" w:eastAsia="Arial" w:hAnsi="Arial"/>
@@ -16366,7 +16366,7 @@
             <w:pPr>
               <w:spacing w:after="20" w:before="0"/>
             </w:pPr>
-            <w:hyperlink w:history="1" r:id="rIdulzh-wc8uphmfp4c1qyix">
+            <w:hyperlink w:history="1" r:id="rIdoy-55dfuhy6lsnabie66e">
               <w:r>
                 <w:rPr>
                   <w:rFonts w:ascii="Arial" w:cs="Arial" w:eastAsia="Arial" w:hAnsi="Arial"/>
@@ -16399,7 +16399,7 @@
               <w:spacing w:after="10" w:before="0"/>
               <w:ind w:left="120"/>
             </w:pPr>
-            <w:hyperlink w:history="1" r:id="rIdnxqioikpicupf-6xh_lbb">
+            <w:hyperlink w:history="1" r:id="rIdrnipriaakecxmjmi4lngy">
               <w:r>
                 <w:rPr>
                   <w:rFonts w:ascii="Arial" w:cs="Arial" w:eastAsia="Arial" w:hAnsi="Arial"/>
@@ -16594,7 +16594,7 @@
             <w:pPr>
               <w:spacing w:after="20" w:before="0"/>
             </w:pPr>
-            <w:hyperlink w:history="1" r:id="rIdwtkxzdpmjeeb62f209ynt">
+            <w:hyperlink w:history="1" r:id="rId6aygts5xsgxd-ndfkazkf">
               <w:r>
                 <w:rPr>
                   <w:rFonts w:ascii="Arial" w:cs="Arial" w:eastAsia="Arial" w:hAnsi="Arial"/>
@@ -16627,7 +16627,7 @@
               <w:spacing w:after="10" w:before="0"/>
               <w:ind w:left="120"/>
             </w:pPr>
-            <w:hyperlink w:history="1" r:id="rIdd3yv2n1uokdmqpcqeadnh">
+            <w:hyperlink w:history="1" r:id="rIdbvvvyzumixq49c99ej6-k">
               <w:r>
                 <w:rPr>
                   <w:rFonts w:ascii="Arial" w:cs="Arial" w:eastAsia="Arial" w:hAnsi="Arial"/>
@@ -16672,7 +16672,7 @@
             <w:pPr>
               <w:spacing w:after="20" w:before="0"/>
             </w:pPr>
-            <w:hyperlink w:history="1" r:id="rIdahen-jnsakaot3v8hrklq">
+            <w:hyperlink w:history="1" r:id="rIduz3ybf2yhej6tjqjre7gt">
               <w:r>
                 <w:rPr>
                   <w:rFonts w:ascii="Arial" w:cs="Arial" w:eastAsia="Arial" w:hAnsi="Arial"/>
@@ -16705,7 +16705,7 @@
               <w:spacing w:after="10" w:before="0"/>
               <w:ind w:left="120"/>
             </w:pPr>
-            <w:hyperlink w:history="1" r:id="rIdmmjwn1_akwrueo6evfsxk">
+            <w:hyperlink w:history="1" r:id="rIdqprxmvnp6l9p35pxgyoil">
               <w:r>
                 <w:rPr>
                   <w:rFonts w:ascii="Arial" w:cs="Arial" w:eastAsia="Arial" w:hAnsi="Arial"/>
@@ -16900,7 +16900,7 @@
             <w:pPr>
               <w:spacing w:after="20" w:before="0"/>
             </w:pPr>
-            <w:hyperlink w:history="1" r:id="rIdvgbyg5kz4ttzfqyuoxerd">
+            <w:hyperlink w:history="1" r:id="rIdqbyykwzwaqbinhluxevv0">
               <w:r>
                 <w:rPr>
                   <w:rFonts w:ascii="Arial" w:cs="Arial" w:eastAsia="Arial" w:hAnsi="Arial"/>
@@ -16933,7 +16933,7 @@
               <w:spacing w:after="10" w:before="0"/>
               <w:ind w:left="120"/>
             </w:pPr>
-            <w:hyperlink w:history="1" r:id="rIdoeuee9gjfv1gjgdrq5hok">
+            <w:hyperlink w:history="1" r:id="rIdgfuwv5x5z8psu2o8jow_p">
               <w:r>
                 <w:rPr>
                   <w:rFonts w:ascii="Arial" w:cs="Arial" w:eastAsia="Arial" w:hAnsi="Arial"/>
@@ -16978,7 +16978,7 @@
             <w:pPr>
               <w:spacing w:after="20" w:before="0"/>
             </w:pPr>
-            <w:hyperlink w:history="1" r:id="rId6tcy1hyj3kmt2hcn1uwtw">
+            <w:hyperlink w:history="1" r:id="rIdojvu6ljbpdvumj2j5s34r">
               <w:r>
                 <w:rPr>
                   <w:rFonts w:ascii="Arial" w:cs="Arial" w:eastAsia="Arial" w:hAnsi="Arial"/>
@@ -17011,7 +17011,7 @@
               <w:spacing w:after="10" w:before="0"/>
               <w:ind w:left="120"/>
             </w:pPr>
-            <w:hyperlink w:history="1" r:id="rIdtiet89th1khjrvayawiym">
+            <w:hyperlink w:history="1" r:id="rId5xcmsbyqdg_sz1uzmyzco">
               <w:r>
                 <w:rPr>
                   <w:rFonts w:ascii="Arial" w:cs="Arial" w:eastAsia="Arial" w:hAnsi="Arial"/>
@@ -17206,7 +17206,7 @@
             <w:pPr>
               <w:spacing w:after="20" w:before="0"/>
             </w:pPr>
-            <w:hyperlink w:history="1" r:id="rIdy-3_5ia8-dn_mbhf7feov">
+            <w:hyperlink w:history="1" r:id="rIdrgjkyxw4cn2vwqxhslrhe">
               <w:r>
                 <w:rPr>
                   <w:rFonts w:ascii="Arial" w:cs="Arial" w:eastAsia="Arial" w:hAnsi="Arial"/>
@@ -17239,7 +17239,7 @@
               <w:spacing w:after="10" w:before="0"/>
               <w:ind w:left="120"/>
             </w:pPr>
-            <w:hyperlink w:history="1" r:id="rId-ojl4voxtretjtmvbxahn">
+            <w:hyperlink w:history="1" r:id="rId589sstxqcgxo1qdkjat4d">
               <w:r>
                 <w:rPr>
                   <w:rFonts w:ascii="Arial" w:cs="Arial" w:eastAsia="Arial" w:hAnsi="Arial"/>
@@ -17284,7 +17284,7 @@
             <w:pPr>
               <w:spacing w:after="20" w:before="0"/>
             </w:pPr>
-            <w:hyperlink w:history="1" r:id="rId9cz5hgb9udnxj2kyyfvr_">
+            <w:hyperlink w:history="1" r:id="rIdgqsz0tknxvbxj2umx9a8y">
               <w:r>
                 <w:rPr>
                   <w:rFonts w:ascii="Arial" w:cs="Arial" w:eastAsia="Arial" w:hAnsi="Arial"/>
@@ -17317,7 +17317,7 @@
               <w:spacing w:after="10" w:before="0"/>
               <w:ind w:left="120"/>
             </w:pPr>
-            <w:hyperlink w:history="1" r:id="rIdap_zjeedpafg_4ba7jqzc">
+            <w:hyperlink w:history="1" r:id="rIdbqhhdnfavas7r4fa7ym3l">
               <w:r>
                 <w:rPr>
                   <w:rFonts w:ascii="Arial" w:cs="Arial" w:eastAsia="Arial" w:hAnsi="Arial"/>
@@ -17512,7 +17512,7 @@
             <w:pPr>
               <w:spacing w:after="20" w:before="0"/>
             </w:pPr>
-            <w:hyperlink w:history="1" r:id="rIda5eaudu8recgzstz8cpc5">
+            <w:hyperlink w:history="1" r:id="rIddhzn4a3fmnx1v5lv0ibfq">
               <w:r>
                 <w:rPr>
                   <w:rFonts w:ascii="Arial" w:cs="Arial" w:eastAsia="Arial" w:hAnsi="Arial"/>
@@ -17545,7 +17545,7 @@
               <w:spacing w:after="10" w:before="0"/>
               <w:ind w:left="120"/>
             </w:pPr>
-            <w:hyperlink w:history="1" r:id="rIdy8x697ckv5ml_dh8ppb71">
+            <w:hyperlink w:history="1" r:id="rIdlhiu0czkfukp0o7fl0dos">
               <w:r>
                 <w:rPr>
                   <w:rFonts w:ascii="Arial" w:cs="Arial" w:eastAsia="Arial" w:hAnsi="Arial"/>
@@ -17590,7 +17590,7 @@
             <w:pPr>
               <w:spacing w:after="20" w:before="0"/>
             </w:pPr>
-            <w:hyperlink w:history="1" r:id="rIddqwimhbic6dhggdj9nvsj">
+            <w:hyperlink w:history="1" r:id="rIdp9dgfxsi6w4fnwmmtomcl">
               <w:r>
                 <w:rPr>
                   <w:rFonts w:ascii="Arial" w:cs="Arial" w:eastAsia="Arial" w:hAnsi="Arial"/>
@@ -17623,7 +17623,7 @@
               <w:spacing w:after="10" w:before="0"/>
               <w:ind w:left="120"/>
             </w:pPr>
-            <w:hyperlink w:history="1" r:id="rIdtdpn4cd9v_kvapuvrzd8b">
+            <w:hyperlink w:history="1" r:id="rId8ywfr2r5ca-z-oyfya5ii">
               <w:r>
                 <w:rPr>
                   <w:rFonts w:ascii="Arial" w:cs="Arial" w:eastAsia="Arial" w:hAnsi="Arial"/>
@@ -18135,7 +18135,7 @@
         </w:rPr>
         <w:t xml:space="preserve">© 2026 SeaVuria and ARES. Aligned with KICD objectives. Developed by SeaVuria; technical implementation by ARES (with AI assistance from Claude). Licensed under </w:t>
       </w:r>
-      <w:hyperlink w:history="1" r:id="rIdfgejvnfzp1l2g4-47whwc">
+      <w:hyperlink w:history="1" r:id="rIdf3uhtksq_8gzckvbsqycv">
         <w:r>
           <w:rPr>
             <w:rFonts w:ascii="Arial" w:cs="Arial" w:eastAsia="Arial" w:hAnsi="Arial"/>
@@ -18156,7 +18156,7 @@
         </w:rPr>
         <w:t xml:space="preserve"> (</w:t>
       </w:r>
-      <w:hyperlink w:history="1" r:id="rId9fucrwvx1khtl1dexpjxj">
+      <w:hyperlink w:history="1" r:id="rId4vfqign4cjwakdghuuzym">
         <w:r>
           <w:rPr>
             <w:rFonts w:ascii="Arial" w:cs="Arial" w:eastAsia="Arial" w:hAnsi="Arial"/>
@@ -19169,7 +19169,7 @@
             <w:pPr>
               <w:spacing w:after="20" w:before="0"/>
             </w:pPr>
-            <w:hyperlink w:history="1" r:id="rIdfbsvmqwbiijlpab9ukq-b">
+            <w:hyperlink w:history="1" r:id="rIditbynqwyvba94zffzo0de">
               <w:r>
                 <w:rPr>
                   <w:rFonts w:ascii="Arial" w:cs="Arial" w:eastAsia="Arial" w:hAnsi="Arial"/>
@@ -19202,7 +19202,7 @@
               <w:spacing w:after="10" w:before="0"/>
               <w:ind w:left="120"/>
             </w:pPr>
-            <w:hyperlink w:history="1" r:id="rIdb-pz-weoiwcoflk9cumvs">
+            <w:hyperlink w:history="1" r:id="rIdzjfhsk37ezg2ab2wlnq4h">
               <w:r>
                 <w:rPr>
                   <w:rFonts w:ascii="Arial" w:cs="Arial" w:eastAsia="Arial" w:hAnsi="Arial"/>
@@ -19247,7 +19247,7 @@
             <w:pPr>
               <w:spacing w:after="20" w:before="0"/>
             </w:pPr>
-            <w:hyperlink w:history="1" r:id="rIdqweim1goghwbw6pszce3n">
+            <w:hyperlink w:history="1" r:id="rIdhqaq0a8ymd5rv2badmkw2">
               <w:r>
                 <w:rPr>
                   <w:rFonts w:ascii="Arial" w:cs="Arial" w:eastAsia="Arial" w:hAnsi="Arial"/>
@@ -19280,7 +19280,7 @@
               <w:spacing w:after="10" w:before="0"/>
               <w:ind w:left="120"/>
             </w:pPr>
-            <w:hyperlink w:history="1" r:id="rIdubolid88ml-pch6y5wwk7">
+            <w:hyperlink w:history="1" r:id="rIdat3cnndzdkoc_kwwyvydu">
               <w:r>
                 <w:rPr>
                   <w:rFonts w:ascii="Arial" w:cs="Arial" w:eastAsia="Arial" w:hAnsi="Arial"/>
@@ -19475,7 +19475,7 @@
             <w:pPr>
               <w:spacing w:after="20" w:before="0"/>
             </w:pPr>
-            <w:hyperlink w:history="1" r:id="rIdrxms6nwnvlcmvyx7js2oc">
+            <w:hyperlink w:history="1" r:id="rIdzw1jfyolrhth-n8-sg-vr">
               <w:r>
                 <w:rPr>
                   <w:rFonts w:ascii="Arial" w:cs="Arial" w:eastAsia="Arial" w:hAnsi="Arial"/>
@@ -19508,7 +19508,7 @@
               <w:spacing w:after="10" w:before="0"/>
               <w:ind w:left="120"/>
             </w:pPr>
-            <w:hyperlink w:history="1" r:id="rId9bglyha7hcb6l3znaanas">
+            <w:hyperlink w:history="1" r:id="rIdugawqvfixr1p6rysn4_di">
               <w:r>
                 <w:rPr>
                   <w:rFonts w:ascii="Arial" w:cs="Arial" w:eastAsia="Arial" w:hAnsi="Arial"/>
@@ -19553,7 +19553,7 @@
             <w:pPr>
               <w:spacing w:after="20" w:before="0"/>
             </w:pPr>
-            <w:hyperlink w:history="1" r:id="rId9xpetktf9yrkano7avkak">
+            <w:hyperlink w:history="1" r:id="rIdjrrycctzedlq97aa7pykd">
               <w:r>
                 <w:rPr>
                   <w:rFonts w:ascii="Arial" w:cs="Arial" w:eastAsia="Arial" w:hAnsi="Arial"/>
@@ -19586,7 +19586,7 @@
               <w:spacing w:after="10" w:before="0"/>
               <w:ind w:left="120"/>
             </w:pPr>
-            <w:hyperlink w:history="1" r:id="rIdvhcaxe5g7mboc65lzdg47">
+            <w:hyperlink w:history="1" r:id="rId_m2syg7agpfdrn0yvgq3v">
               <w:r>
                 <w:rPr>
                   <w:rFonts w:ascii="Arial" w:cs="Arial" w:eastAsia="Arial" w:hAnsi="Arial"/>
@@ -19781,7 +19781,7 @@
             <w:pPr>
               <w:spacing w:after="20" w:before="0"/>
             </w:pPr>
-            <w:hyperlink w:history="1" r:id="rIdjpb8vrvj1xmnfpxxcrcfq">
+            <w:hyperlink w:history="1" r:id="rIdqw3bdrgb1sga1oqfgfowr">
               <w:r>
                 <w:rPr>
                   <w:rFonts w:ascii="Arial" w:cs="Arial" w:eastAsia="Arial" w:hAnsi="Arial"/>
@@ -19814,7 +19814,7 @@
               <w:spacing w:after="10" w:before="0"/>
               <w:ind w:left="120"/>
             </w:pPr>
-            <w:hyperlink w:history="1" r:id="rIdlw4lcx8t31-e3vst0unuc">
+            <w:hyperlink w:history="1" r:id="rIdmirkxwdphczm1nikg73tm">
               <w:r>
                 <w:rPr>
                   <w:rFonts w:ascii="Arial" w:cs="Arial" w:eastAsia="Arial" w:hAnsi="Arial"/>
@@ -19859,7 +19859,7 @@
             <w:pPr>
               <w:spacing w:after="20" w:before="0"/>
             </w:pPr>
-            <w:hyperlink w:history="1" r:id="rIdwrmxcpzask3ht_x3awezd">
+            <w:hyperlink w:history="1" r:id="rIdpy_ppnheomeeioocwqiw8">
               <w:r>
                 <w:rPr>
                   <w:rFonts w:ascii="Arial" w:cs="Arial" w:eastAsia="Arial" w:hAnsi="Arial"/>
@@ -19892,7 +19892,7 @@
               <w:spacing w:after="10" w:before="0"/>
               <w:ind w:left="120"/>
             </w:pPr>
-            <w:hyperlink w:history="1" r:id="rId-m-bqcnvsvvjogdmkfiwt">
+            <w:hyperlink w:history="1" r:id="rIdz5cnh1nc98hfcouktn6tr">
               <w:r>
                 <w:rPr>
                   <w:rFonts w:ascii="Arial" w:cs="Arial" w:eastAsia="Arial" w:hAnsi="Arial"/>
@@ -20087,7 +20087,7 @@
             <w:pPr>
               <w:spacing w:after="20" w:before="0"/>
             </w:pPr>
-            <w:hyperlink w:history="1" r:id="rId9tv7ra9kw1e7wg4-8-ttq">
+            <w:hyperlink w:history="1" r:id="rId_c6_gkyij5ov1nuwyh30u">
               <w:r>
                 <w:rPr>
                   <w:rFonts w:ascii="Arial" w:cs="Arial" w:eastAsia="Arial" w:hAnsi="Arial"/>
@@ -20120,7 +20120,7 @@
               <w:spacing w:after="10" w:before="0"/>
               <w:ind w:left="120"/>
             </w:pPr>
-            <w:hyperlink w:history="1" r:id="rIdns9pt7hlkr8yxt8hp45co">
+            <w:hyperlink w:history="1" r:id="rIdviznkop_uqgubx4z45xug">
               <w:r>
                 <w:rPr>
                   <w:rFonts w:ascii="Arial" w:cs="Arial" w:eastAsia="Arial" w:hAnsi="Arial"/>
@@ -20165,7 +20165,7 @@
             <w:pPr>
               <w:spacing w:after="20" w:before="0"/>
             </w:pPr>
-            <w:hyperlink w:history="1" r:id="rIdgcrke3lmdbntotbp-w8ig">
+            <w:hyperlink w:history="1" r:id="rId7ommprycggkjm6etpsiam">
               <w:r>
                 <w:rPr>
                   <w:rFonts w:ascii="Arial" w:cs="Arial" w:eastAsia="Arial" w:hAnsi="Arial"/>
@@ -20198,7 +20198,7 @@
               <w:spacing w:after="10" w:before="0"/>
               <w:ind w:left="120"/>
             </w:pPr>
-            <w:hyperlink w:history="1" r:id="rId6g13pc_7fwuwt_2fojwr2">
+            <w:hyperlink w:history="1" r:id="rIdb9mrcflsfvoxzoro954sz">
               <w:r>
                 <w:rPr>
                   <w:rFonts w:ascii="Arial" w:cs="Arial" w:eastAsia="Arial" w:hAnsi="Arial"/>
@@ -20393,7 +20393,7 @@
             <w:pPr>
               <w:spacing w:after="20" w:before="0"/>
             </w:pPr>
-            <w:hyperlink w:history="1" r:id="rId0xcszi3doooiq7g16fqpf">
+            <w:hyperlink w:history="1" r:id="rIdcv2zj1b19ulbrbtxg24uf">
               <w:r>
                 <w:rPr>
                   <w:rFonts w:ascii="Arial" w:cs="Arial" w:eastAsia="Arial" w:hAnsi="Arial"/>
@@ -20426,7 +20426,7 @@
               <w:spacing w:after="10" w:before="0"/>
               <w:ind w:left="120"/>
             </w:pPr>
-            <w:hyperlink w:history="1" r:id="rId6ksfa1fab6eiembdcouqv">
+            <w:hyperlink w:history="1" r:id="rIdsjpto0jronmhec4lt3o3c">
               <w:r>
                 <w:rPr>
                   <w:rFonts w:ascii="Arial" w:cs="Arial" w:eastAsia="Arial" w:hAnsi="Arial"/>
@@ -20471,7 +20471,7 @@
             <w:pPr>
               <w:spacing w:after="20" w:before="0"/>
             </w:pPr>
-            <w:hyperlink w:history="1" r:id="rIds9haue0akdrtvraj7dmgd">
+            <w:hyperlink w:history="1" r:id="rIduehtzcd5i6uumbw5_jk3h">
               <w:r>
                 <w:rPr>
                   <w:rFonts w:ascii="Arial" w:cs="Arial" w:eastAsia="Arial" w:hAnsi="Arial"/>
@@ -20504,7 +20504,7 @@
               <w:spacing w:after="10" w:before="0"/>
               <w:ind w:left="120"/>
             </w:pPr>
-            <w:hyperlink w:history="1" r:id="rIdhrsfgcs_ff47b5uw_hdgm">
+            <w:hyperlink w:history="1" r:id="rIdeq7u3fxxsongg-tqha8-f">
               <w:r>
                 <w:rPr>
                   <w:rFonts w:ascii="Arial" w:cs="Arial" w:eastAsia="Arial" w:hAnsi="Arial"/>
@@ -21016,7 +21016,7 @@
         </w:rPr>
         <w:t xml:space="preserve">© 2026 SeaVuria and ARES. Aligned with KICD objectives. Developed by SeaVuria; technical implementation by ARES (with AI assistance from Claude). Licensed under </w:t>
       </w:r>
-      <w:hyperlink w:history="1" r:id="rIdheceu0zhiv8ch39snvq6i">
+      <w:hyperlink w:history="1" r:id="rIdfnrl8_rbedkeppy2r1bsf">
         <w:r>
           <w:rPr>
             <w:rFonts w:ascii="Arial" w:cs="Arial" w:eastAsia="Arial" w:hAnsi="Arial"/>
@@ -21037,7 +21037,7 @@
         </w:rPr>
         <w:t xml:space="preserve"> (</w:t>
       </w:r>
-      <w:hyperlink w:history="1" r:id="rIdvqcmmhydpzl71h6csowua">
+      <w:hyperlink w:history="1" r:id="rId1snjir1y0ciupnobkalj3">
         <w:r>
           <w:rPr>
             <w:rFonts w:ascii="Arial" w:cs="Arial" w:eastAsia="Arial" w:hAnsi="Arial"/>

--- a/data/outputs/v2/Biology/SS1.2_Chemicals_of_Life/Biology_Chemicals_of_Life_CBE_LessonSequence.docx
+++ b/data/outputs/v2/Biology/SS1.2_Chemicals_of_Life/Biology_Chemicals_of_Life_CBE_LessonSequence.docx
@@ -38,6 +38,2219 @@
           <w:szCs w:val="22"/>
         </w:rPr>
         <w:t xml:space="preserve">CBE Phenomenon-Driven Lesson Sequence — Sub-Strand 1.2 (6 Lessons)</w:t>
+      </w:r>
+    </w:p>
+    <w:p>
+      <w:pPr>
+        <w:spacing w:after="120"/>
+      </w:pPr>
+      <w:r>
+        <w:t xml:space="preserve"/>
+      </w:r>
+    </w:p>
+    <w:tbl>
+      <w:tblPr>
+        <w:tblW w:type="dxa" w:w="13680"/>
+        <w:tblBorders>
+          <w:top w:val="single" w:color="AAAAAA" w:sz="4"/>
+          <w:left w:val="single" w:color="AAAAAA" w:sz="4"/>
+          <w:bottom w:val="single" w:color="AAAAAA" w:sz="4"/>
+          <w:right w:val="single" w:color="AAAAAA" w:sz="4"/>
+          <w:insideH w:val="single" w:color="auto" w:sz="4"/>
+          <w:insideV w:val="single" w:color="auto" w:sz="4"/>
+        </w:tblBorders>
+        <w:tblLayout w:type="fixed"/>
+      </w:tblPr>
+      <w:tblGrid>
+        <w:gridCol w:w="3000"/>
+        <w:gridCol w:w="10680"/>
+      </w:tblGrid>
+      <w:tr>
+        <w:tc>
+          <w:tcPr>
+            <w:tcW w:type="dxa" w:w="13680"/>
+            <w:gridSpan w:val="2"/>
+            <w:shd w:fill="1F3864" w:color="auto" w:val="clear"/>
+            <w:tcMar>
+              <w:top w:type="dxa" w:w="60"/>
+              <w:left w:type="dxa" w:w="120"/>
+              <w:bottom w:type="dxa" w:w="60"/>
+              <w:right w:type="dxa" w:w="120"/>
+            </w:tcMar>
+            <w:vAlign w:val="top"/>
+          </w:tcPr>
+          <w:p>
+            <w:pPr>
+              <w:spacing w:after="40" w:before="0"/>
+              <w:jc w:val="center"/>
+            </w:pPr>
+            <w:r>
+              <w:rPr>
+                <w:rFonts w:ascii="Arial" w:cs="Arial" w:eastAsia="Arial" w:hAnsi="Arial"/>
+                <w:b/>
+                <w:bCs/>
+                <w:i w:val="false"/>
+                <w:iCs w:val="false"/>
+                <w:color w:val="FFFFFF"/>
+                <w:sz w:val="22"/>
+                <w:szCs w:val="22"/>
+              </w:rPr>
+              <w:t xml:space="preserve">SUB-STRAND OVERVIEW</w:t>
+            </w:r>
+          </w:p>
+        </w:tc>
+      </w:tr>
+      <w:tr>
+        <w:tc>
+          <w:tcPr>
+            <w:tcW w:type="dxa" w:w="3000"/>
+            <w:shd w:fill="D5E8F0" w:color="auto" w:val="clear"/>
+            <w:tcMar>
+              <w:top w:type="dxa" w:w="60"/>
+              <w:left w:type="dxa" w:w="120"/>
+              <w:bottom w:type="dxa" w:w="60"/>
+              <w:right w:type="dxa" w:w="120"/>
+            </w:tcMar>
+            <w:vAlign w:val="top"/>
+          </w:tcPr>
+          <w:p>
+            <w:pPr>
+              <w:spacing w:after="40" w:before="0"/>
+              <w:jc w:val="left"/>
+            </w:pPr>
+            <w:r>
+              <w:rPr>
+                <w:rFonts w:ascii="Arial" w:cs="Arial" w:eastAsia="Arial" w:hAnsi="Arial"/>
+                <w:b/>
+                <w:bCs/>
+                <w:i w:val="false"/>
+                <w:iCs w:val="false"/>
+                <w:color w:val="000000"/>
+                <w:sz w:val="18"/>
+                <w:szCs w:val="18"/>
+              </w:rPr>
+              <w:t xml:space="preserve">Grade Level</w:t>
+            </w:r>
+          </w:p>
+        </w:tc>
+        <w:tc>
+          <w:tcPr>
+            <w:tcW w:type="dxa" w:w="10680"/>
+            <w:shd w:fill="FFFFFF" w:color="auto" w:val="clear"/>
+            <w:tcMar>
+              <w:top w:type="dxa" w:w="60"/>
+              <w:left w:type="dxa" w:w="120"/>
+              <w:bottom w:type="dxa" w:w="60"/>
+              <w:right w:type="dxa" w:w="120"/>
+            </w:tcMar>
+            <w:vAlign w:val="top"/>
+          </w:tcPr>
+          <w:p>
+            <w:pPr>
+              <w:spacing w:after="40" w:before="0"/>
+              <w:jc w:val="left"/>
+            </w:pPr>
+            <w:r>
+              <w:rPr>
+                <w:rFonts w:ascii="Arial" w:cs="Arial" w:eastAsia="Arial" w:hAnsi="Arial"/>
+                <w:b w:val="false"/>
+                <w:bCs w:val="false"/>
+                <w:i w:val="false"/>
+                <w:iCs w:val="false"/>
+                <w:color w:val="000000"/>
+                <w:sz w:val="18"/>
+                <w:szCs w:val="18"/>
+              </w:rPr>
+              <w:t xml:space="preserve">10</w:t>
+            </w:r>
+          </w:p>
+        </w:tc>
+      </w:tr>
+      <w:tr>
+        <w:tc>
+          <w:tcPr>
+            <w:tcW w:type="dxa" w:w="3000"/>
+            <w:shd w:fill="D5E8F0" w:color="auto" w:val="clear"/>
+            <w:tcMar>
+              <w:top w:type="dxa" w:w="60"/>
+              <w:left w:type="dxa" w:w="120"/>
+              <w:bottom w:type="dxa" w:w="60"/>
+              <w:right w:type="dxa" w:w="120"/>
+            </w:tcMar>
+            <w:vAlign w:val="top"/>
+          </w:tcPr>
+          <w:p>
+            <w:pPr>
+              <w:spacing w:after="40" w:before="0"/>
+              <w:jc w:val="left"/>
+            </w:pPr>
+            <w:r>
+              <w:rPr>
+                <w:rFonts w:ascii="Arial" w:cs="Arial" w:eastAsia="Arial" w:hAnsi="Arial"/>
+                <w:b/>
+                <w:bCs/>
+                <w:i w:val="false"/>
+                <w:iCs w:val="false"/>
+                <w:color w:val="000000"/>
+                <w:sz w:val="18"/>
+                <w:szCs w:val="18"/>
+              </w:rPr>
+              <w:t xml:space="preserve">Subject</w:t>
+            </w:r>
+          </w:p>
+        </w:tc>
+        <w:tc>
+          <w:tcPr>
+            <w:tcW w:type="dxa" w:w="10680"/>
+            <w:shd w:fill="FFFFFF" w:color="auto" w:val="clear"/>
+            <w:tcMar>
+              <w:top w:type="dxa" w:w="60"/>
+              <w:left w:type="dxa" w:w="120"/>
+              <w:bottom w:type="dxa" w:w="60"/>
+              <w:right w:type="dxa" w:w="120"/>
+            </w:tcMar>
+            <w:vAlign w:val="top"/>
+          </w:tcPr>
+          <w:p>
+            <w:pPr>
+              <w:spacing w:after="40" w:before="0"/>
+              <w:jc w:val="left"/>
+            </w:pPr>
+            <w:r>
+              <w:rPr>
+                <w:rFonts w:ascii="Arial" w:cs="Arial" w:eastAsia="Arial" w:hAnsi="Arial"/>
+                <w:b w:val="false"/>
+                <w:bCs w:val="false"/>
+                <w:i w:val="false"/>
+                <w:iCs w:val="false"/>
+                <w:color w:val="000000"/>
+                <w:sz w:val="18"/>
+                <w:szCs w:val="18"/>
+              </w:rPr>
+              <w:t xml:space="preserve">Biology</w:t>
+            </w:r>
+          </w:p>
+        </w:tc>
+      </w:tr>
+      <w:tr>
+        <w:tc>
+          <w:tcPr>
+            <w:tcW w:type="dxa" w:w="3000"/>
+            <w:shd w:fill="D5E8F0" w:color="auto" w:val="clear"/>
+            <w:tcMar>
+              <w:top w:type="dxa" w:w="60"/>
+              <w:left w:type="dxa" w:w="120"/>
+              <w:bottom w:type="dxa" w:w="60"/>
+              <w:right w:type="dxa" w:w="120"/>
+            </w:tcMar>
+            <w:vAlign w:val="top"/>
+          </w:tcPr>
+          <w:p>
+            <w:pPr>
+              <w:spacing w:after="40" w:before="0"/>
+              <w:jc w:val="left"/>
+            </w:pPr>
+            <w:r>
+              <w:rPr>
+                <w:rFonts w:ascii="Arial" w:cs="Arial" w:eastAsia="Arial" w:hAnsi="Arial"/>
+                <w:b/>
+                <w:bCs/>
+                <w:i w:val="false"/>
+                <w:iCs w:val="false"/>
+                <w:color w:val="000000"/>
+                <w:sz w:val="18"/>
+                <w:szCs w:val="18"/>
+              </w:rPr>
+              <w:t xml:space="preserve">Strand</w:t>
+            </w:r>
+          </w:p>
+        </w:tc>
+        <w:tc>
+          <w:tcPr>
+            <w:tcW w:type="dxa" w:w="10680"/>
+            <w:shd w:fill="FFFFFF" w:color="auto" w:val="clear"/>
+            <w:tcMar>
+              <w:top w:type="dxa" w:w="60"/>
+              <w:left w:type="dxa" w:w="120"/>
+              <w:bottom w:type="dxa" w:w="60"/>
+              <w:right w:type="dxa" w:w="120"/>
+            </w:tcMar>
+            <w:vAlign w:val="top"/>
+          </w:tcPr>
+          <w:p>
+            <w:pPr>
+              <w:spacing w:after="40" w:before="0"/>
+              <w:jc w:val="left"/>
+            </w:pPr>
+            <w:r>
+              <w:rPr>
+                <w:rFonts w:ascii="Arial" w:cs="Arial" w:eastAsia="Arial" w:hAnsi="Arial"/>
+                <w:b w:val="false"/>
+                <w:bCs w:val="false"/>
+                <w:i w:val="false"/>
+                <w:iCs w:val="false"/>
+                <w:color w:val="000000"/>
+                <w:sz w:val="18"/>
+                <w:szCs w:val="18"/>
+              </w:rPr>
+              <w:t xml:space="preserve">Strand 1.0: Cell Biology and Biodiversity</w:t>
+            </w:r>
+          </w:p>
+        </w:tc>
+      </w:tr>
+      <w:tr>
+        <w:tc>
+          <w:tcPr>
+            <w:tcW w:type="dxa" w:w="3000"/>
+            <w:shd w:fill="D5E8F0" w:color="auto" w:val="clear"/>
+            <w:tcMar>
+              <w:top w:type="dxa" w:w="60"/>
+              <w:left w:type="dxa" w:w="120"/>
+              <w:bottom w:type="dxa" w:w="60"/>
+              <w:right w:type="dxa" w:w="120"/>
+            </w:tcMar>
+            <w:vAlign w:val="top"/>
+          </w:tcPr>
+          <w:p>
+            <w:pPr>
+              <w:spacing w:after="40" w:before="0"/>
+              <w:jc w:val="left"/>
+            </w:pPr>
+            <w:r>
+              <w:rPr>
+                <w:rFonts w:ascii="Arial" w:cs="Arial" w:eastAsia="Arial" w:hAnsi="Arial"/>
+                <w:b/>
+                <w:bCs/>
+                <w:i w:val="false"/>
+                <w:iCs w:val="false"/>
+                <w:color w:val="000000"/>
+                <w:sz w:val="18"/>
+                <w:szCs w:val="18"/>
+              </w:rPr>
+              <w:t xml:space="preserve">Sub-Strand</w:t>
+            </w:r>
+          </w:p>
+        </w:tc>
+        <w:tc>
+          <w:tcPr>
+            <w:tcW w:type="dxa" w:w="10680"/>
+            <w:shd w:fill="FFFFFF" w:color="auto" w:val="clear"/>
+            <w:tcMar>
+              <w:top w:type="dxa" w:w="60"/>
+              <w:left w:type="dxa" w:w="120"/>
+              <w:bottom w:type="dxa" w:w="60"/>
+              <w:right w:type="dxa" w:w="120"/>
+            </w:tcMar>
+            <w:vAlign w:val="top"/>
+          </w:tcPr>
+          <w:p>
+            <w:pPr>
+              <w:spacing w:after="40" w:before="0"/>
+              <w:jc w:val="left"/>
+            </w:pPr>
+            <w:r>
+              <w:rPr>
+                <w:rFonts w:ascii="Arial" w:cs="Arial" w:eastAsia="Arial" w:hAnsi="Arial"/>
+                <w:b w:val="false"/>
+                <w:bCs w:val="false"/>
+                <w:i w:val="false"/>
+                <w:iCs w:val="false"/>
+                <w:color w:val="000000"/>
+                <w:sz w:val="18"/>
+                <w:szCs w:val="18"/>
+              </w:rPr>
+              <w:t xml:space="preserve">Sub-Strand 1.2: Chemicals of Life</w:t>
+            </w:r>
+          </w:p>
+        </w:tc>
+      </w:tr>
+      <w:tr>
+        <w:tc>
+          <w:tcPr>
+            <w:tcW w:type="dxa" w:w="3000"/>
+            <w:shd w:fill="D5E8F0" w:color="auto" w:val="clear"/>
+            <w:tcMar>
+              <w:top w:type="dxa" w:w="60"/>
+              <w:left w:type="dxa" w:w="120"/>
+              <w:bottom w:type="dxa" w:w="60"/>
+              <w:right w:type="dxa" w:w="120"/>
+            </w:tcMar>
+            <w:vAlign w:val="top"/>
+          </w:tcPr>
+          <w:p>
+            <w:pPr>
+              <w:spacing w:after="40" w:before="0"/>
+              <w:jc w:val="left"/>
+            </w:pPr>
+            <w:r>
+              <w:rPr>
+                <w:rFonts w:ascii="Arial" w:cs="Arial" w:eastAsia="Arial" w:hAnsi="Arial"/>
+                <w:b/>
+                <w:bCs/>
+                <w:i w:val="false"/>
+                <w:iCs w:val="false"/>
+                <w:color w:val="000000"/>
+                <w:sz w:val="18"/>
+                <w:szCs w:val="18"/>
+              </w:rPr>
+              <w:t xml:space="preserve">Total Duration</w:t>
+            </w:r>
+          </w:p>
+        </w:tc>
+        <w:tc>
+          <w:tcPr>
+            <w:tcW w:type="dxa" w:w="10680"/>
+            <w:shd w:fill="FFFFFF" w:color="auto" w:val="clear"/>
+            <w:tcMar>
+              <w:top w:type="dxa" w:w="60"/>
+              <w:left w:type="dxa" w:w="120"/>
+              <w:bottom w:type="dxa" w:w="60"/>
+              <w:right w:type="dxa" w:w="120"/>
+            </w:tcMar>
+            <w:vAlign w:val="top"/>
+          </w:tcPr>
+          <w:p>
+            <w:pPr>
+              <w:spacing w:after="40" w:before="0"/>
+              <w:jc w:val="left"/>
+            </w:pPr>
+            <w:r>
+              <w:rPr>
+                <w:rFonts w:ascii="Arial" w:cs="Arial" w:eastAsia="Arial" w:hAnsi="Arial"/>
+                <w:b w:val="false"/>
+                <w:bCs w:val="false"/>
+                <w:i w:val="false"/>
+                <w:iCs w:val="false"/>
+                <w:color w:val="000000"/>
+                <w:sz w:val="18"/>
+                <w:szCs w:val="18"/>
+              </w:rPr>
+              <w:t xml:space="preserve">6 lessons × 40 minutes = 240 minutes total</w:t>
+            </w:r>
+          </w:p>
+        </w:tc>
+      </w:tr>
+      <w:tr>
+        <w:tc>
+          <w:tcPr>
+            <w:tcW w:type="dxa" w:w="3000"/>
+            <w:shd w:fill="D5E8F0" w:color="auto" w:val="clear"/>
+            <w:tcMar>
+              <w:top w:type="dxa" w:w="60"/>
+              <w:left w:type="dxa" w:w="120"/>
+              <w:bottom w:type="dxa" w:w="60"/>
+              <w:right w:type="dxa" w:w="120"/>
+            </w:tcMar>
+            <w:vAlign w:val="top"/>
+          </w:tcPr>
+          <w:p>
+            <w:pPr>
+              <w:spacing w:after="40" w:before="0"/>
+              <w:jc w:val="left"/>
+            </w:pPr>
+            <w:r>
+              <w:rPr>
+                <w:rFonts w:ascii="Arial" w:cs="Arial" w:eastAsia="Arial" w:hAnsi="Arial"/>
+                <w:b/>
+                <w:bCs/>
+                <w:i w:val="false"/>
+                <w:iCs w:val="false"/>
+                <w:color w:val="000000"/>
+                <w:sz w:val="18"/>
+                <w:szCs w:val="18"/>
+              </w:rPr>
+              <w:t xml:space="preserve">Sub-Strand Content</w:t>
+            </w:r>
+          </w:p>
+        </w:tc>
+        <w:tc>
+          <w:tcPr>
+            <w:tcW w:type="dxa" w:w="10680"/>
+            <w:shd w:fill="FFFFFF" w:color="auto" w:val="clear"/>
+            <w:tcMar>
+              <w:top w:type="dxa" w:w="60"/>
+              <w:left w:type="dxa" w:w="120"/>
+              <w:bottom w:type="dxa" w:w="60"/>
+              <w:right w:type="dxa" w:w="120"/>
+            </w:tcMar>
+            <w:vAlign w:val="top"/>
+          </w:tcPr>
+          <w:p>
+            <w:pPr>
+              <w:spacing w:after="30" w:before="0"/>
+              <w:ind w:left="360" w:hanging="180"/>
+              <w:jc w:val="left"/>
+            </w:pPr>
+            <w:r>
+              <w:rPr>
+                <w:rFonts w:ascii="Arial" w:cs="Arial" w:eastAsia="Arial" w:hAnsi="Arial"/>
+                <w:b w:val="false"/>
+                <w:bCs w:val="false"/>
+                <w:i w:val="false"/>
+                <w:iCs w:val="false"/>
+                <w:color w:val="000000"/>
+                <w:sz w:val="18"/>
+                <w:szCs w:val="18"/>
+              </w:rPr>
+              <w:t xml:space="preserve">–  Carbohydrates — structure, types (monosaccharides, disaccharides, polysaccharides) and functions in living organisms</w:t>
+            </w:r>
+          </w:p>
+          <w:p>
+            <w:pPr>
+              <w:spacing w:after="30" w:before="0"/>
+              <w:ind w:left="360" w:hanging="180"/>
+              <w:jc w:val="left"/>
+            </w:pPr>
+            <w:r>
+              <w:rPr>
+                <w:rFonts w:ascii="Arial" w:cs="Arial" w:eastAsia="Arial" w:hAnsi="Arial"/>
+                <w:b w:val="false"/>
+                <w:bCs w:val="false"/>
+                <w:i w:val="false"/>
+                <w:iCs w:val="false"/>
+                <w:color w:val="000000"/>
+                <w:sz w:val="18"/>
+                <w:szCs w:val="18"/>
+              </w:rPr>
+              <w:t xml:space="preserve">–  Proteins — structure (amino acids, peptide bonds), types and biological functions</w:t>
+            </w:r>
+          </w:p>
+          <w:p>
+            <w:pPr>
+              <w:spacing w:after="30" w:before="0"/>
+              <w:ind w:left="360" w:hanging="180"/>
+              <w:jc w:val="left"/>
+            </w:pPr>
+            <w:r>
+              <w:rPr>
+                <w:rFonts w:ascii="Arial" w:cs="Arial" w:eastAsia="Arial" w:hAnsi="Arial"/>
+                <w:b w:val="false"/>
+                <w:bCs w:val="false"/>
+                <w:i w:val="false"/>
+                <w:iCs w:val="false"/>
+                <w:color w:val="000000"/>
+                <w:sz w:val="18"/>
+                <w:szCs w:val="18"/>
+              </w:rPr>
+              <w:t xml:space="preserve">–  Lipids — structure (fatty acids, glycerol), types (fats, oils, waxes, phospholipids) and functions</w:t>
+            </w:r>
+          </w:p>
+          <w:p>
+            <w:pPr>
+              <w:spacing w:after="30" w:before="0"/>
+              <w:ind w:left="360" w:hanging="180"/>
+              <w:jc w:val="left"/>
+            </w:pPr>
+            <w:r>
+              <w:rPr>
+                <w:rFonts w:ascii="Arial" w:cs="Arial" w:eastAsia="Arial" w:hAnsi="Arial"/>
+                <w:b w:val="false"/>
+                <w:bCs w:val="false"/>
+                <w:i w:val="false"/>
+                <w:iCs w:val="false"/>
+                <w:color w:val="000000"/>
+                <w:sz w:val="18"/>
+                <w:szCs w:val="18"/>
+              </w:rPr>
+              <w:t xml:space="preserve">–  Nucleic acids — DNA and RNA structure and their roles in heredity and protein synthesis</w:t>
+            </w:r>
+          </w:p>
+          <w:p>
+            <w:pPr>
+              <w:spacing w:after="30" w:before="0"/>
+              <w:ind w:left="360" w:hanging="180"/>
+              <w:jc w:val="left"/>
+            </w:pPr>
+            <w:r>
+              <w:rPr>
+                <w:rFonts w:ascii="Arial" w:cs="Arial" w:eastAsia="Arial" w:hAnsi="Arial"/>
+                <w:b w:val="false"/>
+                <w:bCs w:val="false"/>
+                <w:i w:val="false"/>
+                <w:iCs w:val="false"/>
+                <w:color w:val="000000"/>
+                <w:sz w:val="18"/>
+                <w:szCs w:val="18"/>
+              </w:rPr>
+              <w:t xml:space="preserve">–  Vitamins and minerals — classification, sources (local Kenyan foods), deficiency diseases and functions</w:t>
+            </w:r>
+          </w:p>
+          <w:p>
+            <w:pPr>
+              <w:spacing w:after="30" w:before="0"/>
+              <w:ind w:left="360" w:hanging="180"/>
+              <w:jc w:val="left"/>
+            </w:pPr>
+            <w:r>
+              <w:rPr>
+                <w:rFonts w:ascii="Arial" w:cs="Arial" w:eastAsia="Arial" w:hAnsi="Arial"/>
+                <w:b w:val="false"/>
+                <w:bCs w:val="false"/>
+                <w:i w:val="false"/>
+                <w:iCs w:val="false"/>
+                <w:color w:val="000000"/>
+                <w:sz w:val="18"/>
+                <w:szCs w:val="18"/>
+              </w:rPr>
+              <w:t xml:space="preserve">–  Water — properties and biological importance in living cells</w:t>
+            </w:r>
+          </w:p>
+          <w:p>
+            <w:pPr>
+              <w:spacing w:after="30" w:before="0"/>
+              <w:ind w:left="360" w:hanging="180"/>
+              <w:jc w:val="left"/>
+            </w:pPr>
+            <w:r>
+              <w:rPr>
+                <w:rFonts w:ascii="Arial" w:cs="Arial" w:eastAsia="Arial" w:hAnsi="Arial"/>
+                <w:b w:val="false"/>
+                <w:bCs w:val="false"/>
+                <w:i w:val="false"/>
+                <w:iCs w:val="false"/>
+                <w:color w:val="000000"/>
+                <w:sz w:val="18"/>
+                <w:szCs w:val="18"/>
+              </w:rPr>
+              <w:t xml:space="preserve">–  Food tests — chemical tests for reducing sugars (Benedict's), starch (iodine), proteins (Biuret), lipids (Sudan III / ethanol emulsion) using locally available food samples (ugali, beans, milk, avocado, sukuma wiki)</w:t>
+            </w:r>
+          </w:p>
+        </w:tc>
+      </w:tr>
+      <w:tr>
+        <w:tc>
+          <w:tcPr>
+            <w:tcW w:type="dxa" w:w="3000"/>
+            <w:shd w:fill="D5E8F0" w:color="auto" w:val="clear"/>
+            <w:tcMar>
+              <w:top w:type="dxa" w:w="60"/>
+              <w:left w:type="dxa" w:w="120"/>
+              <w:bottom w:type="dxa" w:w="60"/>
+              <w:right w:type="dxa" w:w="120"/>
+            </w:tcMar>
+            <w:vAlign w:val="top"/>
+          </w:tcPr>
+          <w:p>
+            <w:pPr>
+              <w:spacing w:after="40" w:before="0"/>
+              <w:jc w:val="left"/>
+            </w:pPr>
+            <w:r>
+              <w:rPr>
+                <w:rFonts w:ascii="Arial" w:cs="Arial" w:eastAsia="Arial" w:hAnsi="Arial"/>
+                <w:b/>
+                <w:bCs/>
+                <w:i w:val="false"/>
+                <w:iCs w:val="false"/>
+                <w:color w:val="000000"/>
+                <w:sz w:val="18"/>
+                <w:szCs w:val="18"/>
+              </w:rPr>
+              <w:t xml:space="preserve">Learning Outcomes</w:t>
+            </w:r>
+          </w:p>
+        </w:tc>
+        <w:tc>
+          <w:tcPr>
+            <w:tcW w:type="dxa" w:w="10680"/>
+            <w:shd w:fill="FFFFFF" w:color="auto" w:val="clear"/>
+            <w:tcMar>
+              <w:top w:type="dxa" w:w="60"/>
+              <w:left w:type="dxa" w:w="120"/>
+              <w:bottom w:type="dxa" w:w="60"/>
+              <w:right w:type="dxa" w:w="120"/>
+            </w:tcMar>
+            <w:vAlign w:val="top"/>
+          </w:tcPr>
+          <w:p>
+            <w:pPr>
+              <w:spacing w:after="40" w:before="0"/>
+              <w:jc w:val="left"/>
+            </w:pPr>
+            <w:r>
+              <w:rPr>
+                <w:rFonts w:ascii="Arial" w:cs="Arial" w:eastAsia="Arial" w:hAnsi="Arial"/>
+                <w:b w:val="false"/>
+                <w:bCs w:val="false"/>
+                <w:i w:val="false"/>
+                <w:iCs w:val="false"/>
+                <w:color w:val="000000"/>
+                <w:sz w:val="18"/>
+                <w:szCs w:val="18"/>
+              </w:rPr>
+              <w:t xml:space="preserve">By the end of the sub-strand, the learner should be able to:</w:t>
+            </w:r>
+          </w:p>
+          <w:p>
+            <w:pPr>
+              <w:spacing w:after="40" w:before="0"/>
+              <w:jc w:val="left"/>
+            </w:pPr>
+            <w:r>
+              <w:rPr>
+                <w:rFonts w:ascii="Arial" w:cs="Arial" w:eastAsia="Arial" w:hAnsi="Arial"/>
+                <w:b w:val="false"/>
+                <w:bCs w:val="false"/>
+                <w:i w:val="false"/>
+                <w:iCs w:val="false"/>
+                <w:color w:val="000000"/>
+                <w:sz w:val="18"/>
+                <w:szCs w:val="18"/>
+              </w:rPr>
+              <w:t xml:space="preserve">a) identify the major chemicals of life (carbohydrates, proteins, lipids, nucleic acids, vitamins, minerals and water) and describe their structures,</w:t>
+            </w:r>
+          </w:p>
+          <w:p>
+            <w:pPr>
+              <w:spacing w:after="40" w:before="0"/>
+              <w:jc w:val="left"/>
+            </w:pPr>
+            <w:r>
+              <w:rPr>
+                <w:rFonts w:ascii="Arial" w:cs="Arial" w:eastAsia="Arial" w:hAnsi="Arial"/>
+                <w:b w:val="false"/>
+                <w:bCs w:val="false"/>
+                <w:i w:val="false"/>
+                <w:iCs w:val="false"/>
+                <w:color w:val="000000"/>
+                <w:sz w:val="18"/>
+                <w:szCs w:val="18"/>
+              </w:rPr>
+              <w:t xml:space="preserve">b) explain the functions of the major chemicals of life in living organisms,</w:t>
+            </w:r>
+          </w:p>
+          <w:p>
+            <w:pPr>
+              <w:spacing w:after="40" w:before="0"/>
+              <w:jc w:val="left"/>
+            </w:pPr>
+            <w:r>
+              <w:rPr>
+                <w:rFonts w:ascii="Arial" w:cs="Arial" w:eastAsia="Arial" w:hAnsi="Arial"/>
+                <w:b w:val="false"/>
+                <w:bCs w:val="false"/>
+                <w:i w:val="false"/>
+                <w:iCs w:val="false"/>
+                <w:color w:val="000000"/>
+                <w:sz w:val="18"/>
+                <w:szCs w:val="18"/>
+              </w:rPr>
+              <w:t xml:space="preserve">c) carry out food tests to identify carbohydrates, proteins and lipids in food substances,</w:t>
+            </w:r>
+          </w:p>
+          <w:p>
+            <w:pPr>
+              <w:spacing w:after="40" w:before="0"/>
+              <w:jc w:val="left"/>
+            </w:pPr>
+            <w:r>
+              <w:rPr>
+                <w:rFonts w:ascii="Arial" w:cs="Arial" w:eastAsia="Arial" w:hAnsi="Arial"/>
+                <w:b w:val="false"/>
+                <w:bCs w:val="false"/>
+                <w:i w:val="false"/>
+                <w:iCs w:val="false"/>
+                <w:color w:val="000000"/>
+                <w:sz w:val="18"/>
+                <w:szCs w:val="18"/>
+              </w:rPr>
+              <w:t xml:space="preserve">d) relate deficiency of specific chemicals of life to diseases and health conditions observed in the community,</w:t>
+            </w:r>
+          </w:p>
+          <w:p>
+            <w:pPr>
+              <w:spacing w:after="40" w:before="0"/>
+              <w:jc w:val="left"/>
+            </w:pPr>
+            <w:r>
+              <w:rPr>
+                <w:rFonts w:ascii="Arial" w:cs="Arial" w:eastAsia="Arial" w:hAnsi="Arial"/>
+                <w:b w:val="false"/>
+                <w:bCs w:val="false"/>
+                <w:i w:val="false"/>
+                <w:iCs w:val="false"/>
+                <w:color w:val="000000"/>
+                <w:sz w:val="18"/>
+                <w:szCs w:val="18"/>
+              </w:rPr>
+              <w:t xml:space="preserve">e) appreciate the importance of a balanced diet containing the chemicals of life for good health and wellbeing.</w:t>
+            </w:r>
+          </w:p>
+        </w:tc>
+      </w:tr>
+      <w:tr>
+        <w:tc>
+          <w:tcPr>
+            <w:tcW w:type="dxa" w:w="3000"/>
+            <w:shd w:fill="D5E8F0" w:color="auto" w:val="clear"/>
+            <w:tcMar>
+              <w:top w:type="dxa" w:w="60"/>
+              <w:left w:type="dxa" w:w="120"/>
+              <w:bottom w:type="dxa" w:w="60"/>
+              <w:right w:type="dxa" w:w="120"/>
+            </w:tcMar>
+            <w:vAlign w:val="top"/>
+          </w:tcPr>
+          <w:p>
+            <w:pPr>
+              <w:spacing w:after="40" w:before="0"/>
+              <w:jc w:val="left"/>
+            </w:pPr>
+            <w:r>
+              <w:rPr>
+                <w:rFonts w:ascii="Arial" w:cs="Arial" w:eastAsia="Arial" w:hAnsi="Arial"/>
+                <w:b/>
+                <w:bCs/>
+                <w:i w:val="false"/>
+                <w:iCs w:val="false"/>
+                <w:color w:val="000000"/>
+                <w:sz w:val="18"/>
+                <w:szCs w:val="18"/>
+              </w:rPr>
+              <w:t xml:space="preserve">Core Competencies</w:t>
+            </w:r>
+          </w:p>
+        </w:tc>
+        <w:tc>
+          <w:tcPr>
+            <w:tcW w:type="dxa" w:w="10680"/>
+            <w:shd w:fill="FFFFFF" w:color="auto" w:val="clear"/>
+            <w:tcMar>
+              <w:top w:type="dxa" w:w="60"/>
+              <w:left w:type="dxa" w:w="120"/>
+              <w:bottom w:type="dxa" w:w="60"/>
+              <w:right w:type="dxa" w:w="120"/>
+            </w:tcMar>
+            <w:vAlign w:val="top"/>
+          </w:tcPr>
+          <w:p>
+            <w:pPr>
+              <w:spacing w:after="30" w:before="0"/>
+              <w:ind w:left="360" w:hanging="180"/>
+              <w:jc w:val="left"/>
+            </w:pPr>
+            <w:r>
+              <w:rPr>
+                <w:rFonts w:ascii="Arial" w:cs="Arial" w:eastAsia="Arial" w:hAnsi="Arial"/>
+                <w:b w:val="false"/>
+                <w:bCs w:val="false"/>
+                <w:i w:val="false"/>
+                <w:iCs w:val="false"/>
+                <w:color w:val="000000"/>
+                <w:sz w:val="18"/>
+                <w:szCs w:val="18"/>
+              </w:rPr>
+              <w:t xml:space="preserve">–  Communication and Collaboration: Learners work in small groups to carry out food tests on local Kenyan food samples (ugali, beans, avocado, milk), record results in shared tables and present findings to the class, developing scientific communication skills.</w:t>
+            </w:r>
+          </w:p>
+          <w:p>
+            <w:pPr>
+              <w:spacing w:after="30" w:before="0"/>
+              <w:ind w:left="360" w:hanging="180"/>
+              <w:jc w:val="left"/>
+            </w:pPr>
+            <w:r>
+              <w:rPr>
+                <w:rFonts w:ascii="Arial" w:cs="Arial" w:eastAsia="Arial" w:hAnsi="Arial"/>
+                <w:b w:val="false"/>
+                <w:bCs w:val="false"/>
+                <w:i w:val="false"/>
+                <w:iCs w:val="false"/>
+                <w:color w:val="000000"/>
+                <w:sz w:val="18"/>
+                <w:szCs w:val="18"/>
+              </w:rPr>
+              <w:t xml:space="preserve">–  Critical Thinking and Problem Solving: Learners analyse food test results, identify unknown substances in food samples and propose explanations for deficiency diseases observed in Kenyan communities, developing evidence-based reasoning.</w:t>
+            </w:r>
+          </w:p>
+          <w:p>
+            <w:pPr>
+              <w:spacing w:after="30" w:before="0"/>
+              <w:ind w:left="360" w:hanging="180"/>
+              <w:jc w:val="left"/>
+            </w:pPr>
+            <w:r>
+              <w:rPr>
+                <w:rFonts w:ascii="Arial" w:cs="Arial" w:eastAsia="Arial" w:hAnsi="Arial"/>
+                <w:b w:val="false"/>
+                <w:bCs w:val="false"/>
+                <w:i w:val="false"/>
+                <w:iCs w:val="false"/>
+                <w:color w:val="000000"/>
+                <w:sz w:val="18"/>
+                <w:szCs w:val="18"/>
+              </w:rPr>
+              <w:t xml:space="preserve">–  Imagination and Creativity: Learners design and construct visual molecular models of carbohydrates, proteins and lipids using locally available materials (bottle tops, straws, clay) to represent biological macromolecules.</w:t>
+            </w:r>
+          </w:p>
+          <w:p>
+            <w:pPr>
+              <w:spacing w:after="30" w:before="0"/>
+              <w:ind w:left="360" w:hanging="180"/>
+              <w:jc w:val="left"/>
+            </w:pPr>
+            <w:r>
+              <w:rPr>
+                <w:rFonts w:ascii="Arial" w:cs="Arial" w:eastAsia="Arial" w:hAnsi="Arial"/>
+                <w:b w:val="false"/>
+                <w:bCs w:val="false"/>
+                <w:i w:val="false"/>
+                <w:iCs w:val="false"/>
+                <w:color w:val="000000"/>
+                <w:sz w:val="18"/>
+                <w:szCs w:val="18"/>
+              </w:rPr>
+              <w:t xml:space="preserve">–  Self-efficacy: Learners develop confidence in handling laboratory apparatus and interpreting chemical test results independently, building a sense of scientific competence.</w:t>
+            </w:r>
+          </w:p>
+        </w:tc>
+      </w:tr>
+      <w:tr>
+        <w:tc>
+          <w:tcPr>
+            <w:tcW w:type="dxa" w:w="3000"/>
+            <w:shd w:fill="E2EFDA" w:color="auto" w:val="clear"/>
+            <w:tcMar>
+              <w:top w:type="dxa" w:w="60"/>
+              <w:left w:type="dxa" w:w="120"/>
+              <w:bottom w:type="dxa" w:w="60"/>
+              <w:right w:type="dxa" w:w="120"/>
+            </w:tcMar>
+            <w:vAlign w:val="top"/>
+          </w:tcPr>
+          <w:p>
+            <w:pPr>
+              <w:spacing w:after="40" w:before="0"/>
+              <w:jc w:val="left"/>
+            </w:pPr>
+            <w:r>
+              <w:rPr>
+                <w:rFonts w:ascii="Arial" w:cs="Arial" w:eastAsia="Arial" w:hAnsi="Arial"/>
+                <w:b/>
+                <w:bCs/>
+                <w:i w:val="false"/>
+                <w:iCs w:val="false"/>
+                <w:color w:val="000000"/>
+                <w:sz w:val="18"/>
+                <w:szCs w:val="18"/>
+              </w:rPr>
+              <w:t xml:space="preserve">Core Values</w:t>
+            </w:r>
+          </w:p>
+        </w:tc>
+        <w:tc>
+          <w:tcPr>
+            <w:tcW w:type="dxa" w:w="10680"/>
+            <w:shd w:fill="FFFFFF" w:color="auto" w:val="clear"/>
+            <w:tcMar>
+              <w:top w:type="dxa" w:w="60"/>
+              <w:left w:type="dxa" w:w="120"/>
+              <w:bottom w:type="dxa" w:w="60"/>
+              <w:right w:type="dxa" w:w="120"/>
+            </w:tcMar>
+            <w:vAlign w:val="top"/>
+          </w:tcPr>
+          <w:p>
+            <w:pPr>
+              <w:spacing w:after="30" w:before="0"/>
+              <w:ind w:left="360" w:hanging="180"/>
+              <w:jc w:val="left"/>
+            </w:pPr>
+            <w:r>
+              <w:rPr>
+                <w:rFonts w:ascii="Arial" w:cs="Arial" w:eastAsia="Arial" w:hAnsi="Arial"/>
+                <w:b w:val="false"/>
+                <w:bCs w:val="false"/>
+                <w:i w:val="false"/>
+                <w:iCs w:val="false"/>
+                <w:color w:val="000000"/>
+                <w:sz w:val="18"/>
+                <w:szCs w:val="18"/>
+              </w:rPr>
+              <w:t xml:space="preserve">–  Responsibility: The learner safely handles chemicals and laboratory apparatus during food tests and disposes of materials responsibly to protect the school environment.</w:t>
+            </w:r>
+          </w:p>
+          <w:p>
+            <w:pPr>
+              <w:spacing w:after="30" w:before="0"/>
+              <w:ind w:left="360" w:hanging="180"/>
+              <w:jc w:val="left"/>
+            </w:pPr>
+            <w:r>
+              <w:rPr>
+                <w:rFonts w:ascii="Arial" w:cs="Arial" w:eastAsia="Arial" w:hAnsi="Arial"/>
+                <w:b w:val="false"/>
+                <w:bCs w:val="false"/>
+                <w:i w:val="false"/>
+                <w:iCs w:val="false"/>
+                <w:color w:val="000000"/>
+                <w:sz w:val="18"/>
+                <w:szCs w:val="18"/>
+              </w:rPr>
+              <w:t xml:space="preserve">–  Respect: The learner appreciates diverse dietary practices and food choices across Kenyan communities when discussing sources of the chemicals of life.</w:t>
+            </w:r>
+          </w:p>
+          <w:p>
+            <w:pPr>
+              <w:spacing w:after="30" w:before="0"/>
+              <w:ind w:left="360" w:hanging="180"/>
+              <w:jc w:val="left"/>
+            </w:pPr>
+            <w:r>
+              <w:rPr>
+                <w:rFonts w:ascii="Arial" w:cs="Arial" w:eastAsia="Arial" w:hAnsi="Arial"/>
+                <w:b w:val="false"/>
+                <w:bCs w:val="false"/>
+                <w:i w:val="false"/>
+                <w:iCs w:val="false"/>
+                <w:color w:val="000000"/>
+                <w:sz w:val="18"/>
+                <w:szCs w:val="18"/>
+              </w:rPr>
+              <w:t xml:space="preserve">–  Unity: The learner collaborates equitably with peers of different backgrounds during group practical activities and model-building tasks.</w:t>
+            </w:r>
+          </w:p>
+          <w:p>
+            <w:pPr>
+              <w:spacing w:after="30" w:before="0"/>
+              <w:ind w:left="360" w:hanging="180"/>
+              <w:jc w:val="left"/>
+            </w:pPr>
+            <w:r>
+              <w:rPr>
+                <w:rFonts w:ascii="Arial" w:cs="Arial" w:eastAsia="Arial" w:hAnsi="Arial"/>
+                <w:b w:val="false"/>
+                <w:bCs w:val="false"/>
+                <w:i w:val="false"/>
+                <w:iCs w:val="false"/>
+                <w:color w:val="000000"/>
+                <w:sz w:val="18"/>
+                <w:szCs w:val="18"/>
+              </w:rPr>
+              <w:t xml:space="preserve">–  Integrity: The learner records food test observations honestly and accurately, even when results do not match predictions.</w:t>
+            </w:r>
+          </w:p>
+        </w:tc>
+      </w:tr>
+      <w:tr>
+        <w:tc>
+          <w:tcPr>
+            <w:tcW w:type="dxa" w:w="3000"/>
+            <w:shd w:fill="D5E8F0" w:color="auto" w:val="clear"/>
+            <w:tcMar>
+              <w:top w:type="dxa" w:w="60"/>
+              <w:left w:type="dxa" w:w="120"/>
+              <w:bottom w:type="dxa" w:w="60"/>
+              <w:right w:type="dxa" w:w="120"/>
+            </w:tcMar>
+            <w:vAlign w:val="top"/>
+          </w:tcPr>
+          <w:p>
+            <w:pPr>
+              <w:spacing w:after="40" w:before="0"/>
+              <w:jc w:val="left"/>
+            </w:pPr>
+            <w:r>
+              <w:rPr>
+                <w:rFonts w:ascii="Arial" w:cs="Arial" w:eastAsia="Arial" w:hAnsi="Arial"/>
+                <w:b/>
+                <w:bCs/>
+                <w:i w:val="false"/>
+                <w:iCs w:val="false"/>
+                <w:color w:val="000000"/>
+                <w:sz w:val="18"/>
+                <w:szCs w:val="18"/>
+              </w:rPr>
+              <w:t xml:space="preserve">Science &amp; Engineering Practices</w:t>
+            </w:r>
+          </w:p>
+        </w:tc>
+        <w:tc>
+          <w:tcPr>
+            <w:tcW w:type="dxa" w:w="10680"/>
+            <w:shd w:fill="FFFFFF" w:color="auto" w:val="clear"/>
+            <w:tcMar>
+              <w:top w:type="dxa" w:w="60"/>
+              <w:left w:type="dxa" w:w="120"/>
+              <w:bottom w:type="dxa" w:w="60"/>
+              <w:right w:type="dxa" w:w="120"/>
+            </w:tcMar>
+            <w:vAlign w:val="top"/>
+          </w:tcPr>
+          <w:p>
+            <w:pPr>
+              <w:spacing w:after="30" w:before="0"/>
+              <w:ind w:left="360" w:hanging="180"/>
+              <w:jc w:val="left"/>
+            </w:pPr>
+            <w:r>
+              <w:rPr>
+                <w:rFonts w:ascii="Arial" w:cs="Arial" w:eastAsia="Arial" w:hAnsi="Arial"/>
+                <w:b w:val="false"/>
+                <w:bCs w:val="false"/>
+                <w:i w:val="false"/>
+                <w:iCs w:val="false"/>
+                <w:color w:val="000000"/>
+                <w:sz w:val="18"/>
+                <w:szCs w:val="18"/>
+              </w:rPr>
+              <w:t xml:space="preserve">–  Asking Questions and Defining Problems: Learners generate questions about why different foods cause different health outcomes in Kenyan communities, anchoring inquiry into the chemical composition of food.</w:t>
+            </w:r>
+          </w:p>
+          <w:p>
+            <w:pPr>
+              <w:spacing w:after="30" w:before="0"/>
+              <w:ind w:left="360" w:hanging="180"/>
+              <w:jc w:val="left"/>
+            </w:pPr>
+            <w:r>
+              <w:rPr>
+                <w:rFonts w:ascii="Arial" w:cs="Arial" w:eastAsia="Arial" w:hAnsi="Arial"/>
+                <w:b w:val="false"/>
+                <w:bCs w:val="false"/>
+                <w:i w:val="false"/>
+                <w:iCs w:val="false"/>
+                <w:color w:val="000000"/>
+                <w:sz w:val="18"/>
+                <w:szCs w:val="18"/>
+              </w:rPr>
+              <w:t xml:space="preserve">–  Planning and Carrying Out Investigations: Learners plan and conduct systematic food tests (Benedict's, iodine, Biuret, ethanol emulsion) on a range of local food samples, controlling variables and recording observations.</w:t>
+            </w:r>
+          </w:p>
+          <w:p>
+            <w:pPr>
+              <w:spacing w:after="30" w:before="0"/>
+              <w:ind w:left="360" w:hanging="180"/>
+              <w:jc w:val="left"/>
+            </w:pPr>
+            <w:r>
+              <w:rPr>
+                <w:rFonts w:ascii="Arial" w:cs="Arial" w:eastAsia="Arial" w:hAnsi="Arial"/>
+                <w:b w:val="false"/>
+                <w:bCs w:val="false"/>
+                <w:i w:val="false"/>
+                <w:iCs w:val="false"/>
+                <w:color w:val="000000"/>
+                <w:sz w:val="18"/>
+                <w:szCs w:val="18"/>
+              </w:rPr>
+              <w:t xml:space="preserve">–  Analysing and Interpreting Data: Learners analyse colour changes from food tests, construct results tables and draw conclusions about the chemical composition of foods such as ugali (starch), nyama choma (protein) and avocado (lipids).</w:t>
+            </w:r>
+          </w:p>
+          <w:p>
+            <w:pPr>
+              <w:spacing w:after="30" w:before="0"/>
+              <w:ind w:left="360" w:hanging="180"/>
+              <w:jc w:val="left"/>
+            </w:pPr>
+            <w:r>
+              <w:rPr>
+                <w:rFonts w:ascii="Arial" w:cs="Arial" w:eastAsia="Arial" w:hAnsi="Arial"/>
+                <w:b w:val="false"/>
+                <w:bCs w:val="false"/>
+                <w:i w:val="false"/>
+                <w:iCs w:val="false"/>
+                <w:color w:val="000000"/>
+                <w:sz w:val="18"/>
+                <w:szCs w:val="18"/>
+              </w:rPr>
+              <w:t xml:space="preserve">–  Constructing Explanations: Learners use evidence from food tests and molecular structure diagrams to explain how the chemical composition of food relates to its biological function and to observed deficiency diseases.</w:t>
+            </w:r>
+          </w:p>
+          <w:p>
+            <w:pPr>
+              <w:spacing w:after="30" w:before="0"/>
+              <w:ind w:left="360" w:hanging="180"/>
+              <w:jc w:val="left"/>
+            </w:pPr>
+            <w:r>
+              <w:rPr>
+                <w:rFonts w:ascii="Arial" w:cs="Arial" w:eastAsia="Arial" w:hAnsi="Arial"/>
+                <w:b w:val="false"/>
+                <w:bCs w:val="false"/>
+                <w:i w:val="false"/>
+                <w:iCs w:val="false"/>
+                <w:color w:val="000000"/>
+                <w:sz w:val="18"/>
+                <w:szCs w:val="18"/>
+              </w:rPr>
+              <w:t xml:space="preserve">–  Developing and Using Models: Learners build and revise physical models of biological macromolecules (monosaccharide chains, amino acid sequences) using craft materials to visualise structure–function relationships.</w:t>
+            </w:r>
+          </w:p>
+        </w:tc>
+      </w:tr>
+      <w:tr>
+        <w:tc>
+          <w:tcPr>
+            <w:tcW w:type="dxa" w:w="3000"/>
+            <w:shd w:fill="FCE4D6" w:color="auto" w:val="clear"/>
+            <w:tcMar>
+              <w:top w:type="dxa" w:w="60"/>
+              <w:left w:type="dxa" w:w="120"/>
+              <w:bottom w:type="dxa" w:w="60"/>
+              <w:right w:type="dxa" w:w="120"/>
+            </w:tcMar>
+            <w:vAlign w:val="top"/>
+          </w:tcPr>
+          <w:p>
+            <w:pPr>
+              <w:spacing w:after="40" w:before="0"/>
+              <w:jc w:val="left"/>
+            </w:pPr>
+            <w:r>
+              <w:rPr>
+                <w:rFonts w:ascii="Arial" w:cs="Arial" w:eastAsia="Arial" w:hAnsi="Arial"/>
+                <w:b/>
+                <w:bCs/>
+                <w:i w:val="false"/>
+                <w:iCs w:val="false"/>
+                <w:color w:val="000000"/>
+                <w:sz w:val="18"/>
+                <w:szCs w:val="18"/>
+              </w:rPr>
+              <w:t xml:space="preserve">Pertinent &amp; Contemporary Issues (PCIs)</w:t>
+            </w:r>
+          </w:p>
+        </w:tc>
+        <w:tc>
+          <w:tcPr>
+            <w:tcW w:type="dxa" w:w="10680"/>
+            <w:shd w:fill="FFFFFF" w:color="auto" w:val="clear"/>
+            <w:tcMar>
+              <w:top w:type="dxa" w:w="60"/>
+              <w:left w:type="dxa" w:w="120"/>
+              <w:bottom w:type="dxa" w:w="60"/>
+              <w:right w:type="dxa" w:w="120"/>
+            </w:tcMar>
+            <w:vAlign w:val="top"/>
+          </w:tcPr>
+          <w:p>
+            <w:pPr>
+              <w:spacing w:after="30" w:before="0"/>
+              <w:ind w:left="360" w:hanging="180"/>
+              <w:jc w:val="left"/>
+            </w:pPr>
+            <w:r>
+              <w:rPr>
+                <w:rFonts w:ascii="Arial" w:cs="Arial" w:eastAsia="Arial" w:hAnsi="Arial"/>
+                <w:b w:val="false"/>
+                <w:bCs w:val="false"/>
+                <w:i w:val="false"/>
+                <w:iCs w:val="false"/>
+                <w:color w:val="000000"/>
+                <w:sz w:val="18"/>
+                <w:szCs w:val="18"/>
+              </w:rPr>
+              <w:t xml:space="preserve">–  Health Education: The learner relates the chemicals of life to nutrition, dietary balance and prevention of deficiency diseases common in Kenya (e.g., kwashiorkor, marasmus, scurvy, rickets, anaemia), promoting informed health choices.</w:t>
+            </w:r>
+          </w:p>
+          <w:p>
+            <w:pPr>
+              <w:spacing w:after="30" w:before="0"/>
+              <w:ind w:left="360" w:hanging="180"/>
+              <w:jc w:val="left"/>
+            </w:pPr>
+            <w:r>
+              <w:rPr>
+                <w:rFonts w:ascii="Arial" w:cs="Arial" w:eastAsia="Arial" w:hAnsi="Arial"/>
+                <w:b w:val="false"/>
+                <w:bCs w:val="false"/>
+                <w:i w:val="false"/>
+                <w:iCs w:val="false"/>
+                <w:color w:val="000000"/>
+                <w:sz w:val="18"/>
+                <w:szCs w:val="18"/>
+              </w:rPr>
+              <w:t xml:space="preserve">–  Environmental Conservation: The learner uses locally available and recycled materials (bottle tops, straws, clay) to build molecular models, minimising waste and promoting sustainable resource use.</w:t>
+            </w:r>
+          </w:p>
+          <w:p>
+            <w:pPr>
+              <w:spacing w:after="30" w:before="0"/>
+              <w:ind w:left="360" w:hanging="180"/>
+              <w:jc w:val="left"/>
+            </w:pPr>
+            <w:r>
+              <w:rPr>
+                <w:rFonts w:ascii="Arial" w:cs="Arial" w:eastAsia="Arial" w:hAnsi="Arial"/>
+                <w:b w:val="false"/>
+                <w:bCs w:val="false"/>
+                <w:i w:val="false"/>
+                <w:iCs w:val="false"/>
+                <w:color w:val="000000"/>
+                <w:sz w:val="18"/>
+                <w:szCs w:val="18"/>
+              </w:rPr>
+              <w:t xml:space="preserve">–  Safety and Security: The learner observes safe laboratory practices when handling chemicals (Benedict's reagent, iodine solution, Biuret reagent) during food tests, protecting personal and peer safety.</w:t>
+            </w:r>
+          </w:p>
+          <w:p>
+            <w:pPr>
+              <w:spacing w:after="30" w:before="0"/>
+              <w:ind w:left="360" w:hanging="180"/>
+              <w:jc w:val="left"/>
+            </w:pPr>
+            <w:r>
+              <w:rPr>
+                <w:rFonts w:ascii="Arial" w:cs="Arial" w:eastAsia="Arial" w:hAnsi="Arial"/>
+                <w:b w:val="false"/>
+                <w:bCs w:val="false"/>
+                <w:i w:val="false"/>
+                <w:iCs w:val="false"/>
+                <w:color w:val="000000"/>
+                <w:sz w:val="18"/>
+                <w:szCs w:val="18"/>
+              </w:rPr>
+              <w:t xml:space="preserve">–  Financial Literacy: The learner evaluates the nutritional value of affordable, locally available Kenyan foods to make cost-effective dietary decisions that meet the body's chemical requirements.</w:t>
+            </w:r>
+          </w:p>
+        </w:tc>
+      </w:tr>
+      <w:tr>
+        <w:tc>
+          <w:tcPr>
+            <w:tcW w:type="dxa" w:w="3000"/>
+            <w:shd w:fill="D9EEF1" w:color="auto" w:val="clear"/>
+            <w:tcMar>
+              <w:top w:type="dxa" w:w="60"/>
+              <w:left w:type="dxa" w:w="120"/>
+              <w:bottom w:type="dxa" w:w="60"/>
+              <w:right w:type="dxa" w:w="120"/>
+            </w:tcMar>
+            <w:vAlign w:val="top"/>
+          </w:tcPr>
+          <w:p>
+            <w:pPr>
+              <w:spacing w:after="40" w:before="0"/>
+              <w:jc w:val="left"/>
+            </w:pPr>
+            <w:r>
+              <w:rPr>
+                <w:rFonts w:ascii="Arial" w:cs="Arial" w:eastAsia="Arial" w:hAnsi="Arial"/>
+                <w:b/>
+                <w:bCs/>
+                <w:i w:val="false"/>
+                <w:iCs w:val="false"/>
+                <w:color w:val="000000"/>
+                <w:sz w:val="18"/>
+                <w:szCs w:val="18"/>
+              </w:rPr>
+              <w:t xml:space="preserve">Career Connections</w:t>
+            </w:r>
+          </w:p>
+        </w:tc>
+        <w:tc>
+          <w:tcPr>
+            <w:tcW w:type="dxa" w:w="10680"/>
+            <w:shd w:fill="FFFFFF" w:color="auto" w:val="clear"/>
+            <w:tcMar>
+              <w:top w:type="dxa" w:w="60"/>
+              <w:left w:type="dxa" w:w="120"/>
+              <w:bottom w:type="dxa" w:w="60"/>
+              <w:right w:type="dxa" w:w="120"/>
+            </w:tcMar>
+            <w:vAlign w:val="top"/>
+          </w:tcPr>
+          <w:p>
+            <w:pPr>
+              <w:spacing w:after="30" w:before="0"/>
+              <w:ind w:left="360" w:hanging="180"/>
+              <w:jc w:val="left"/>
+            </w:pPr>
+            <w:r>
+              <w:rPr>
+                <w:rFonts w:ascii="Arial" w:cs="Arial" w:eastAsia="Arial" w:hAnsi="Arial"/>
+                <w:b w:val="false"/>
+                <w:bCs w:val="false"/>
+                <w:i w:val="false"/>
+                <w:iCs w:val="false"/>
+                <w:color w:val="000000"/>
+                <w:sz w:val="18"/>
+                <w:szCs w:val="18"/>
+              </w:rPr>
+              <w:t xml:space="preserve">–  Nutritionist / Dietitian: Understanding the chemicals of life and their functions in the body is foundational to advising individuals and communities on healthy, balanced diets using locally available Kenyan foods.</w:t>
+            </w:r>
+          </w:p>
+          <w:p>
+            <w:pPr>
+              <w:spacing w:after="30" w:before="0"/>
+              <w:ind w:left="360" w:hanging="180"/>
+              <w:jc w:val="left"/>
+            </w:pPr>
+            <w:r>
+              <w:rPr>
+                <w:rFonts w:ascii="Arial" w:cs="Arial" w:eastAsia="Arial" w:hAnsi="Arial"/>
+                <w:b w:val="false"/>
+                <w:bCs w:val="false"/>
+                <w:i w:val="false"/>
+                <w:iCs w:val="false"/>
+                <w:color w:val="000000"/>
+                <w:sz w:val="18"/>
+                <w:szCs w:val="18"/>
+              </w:rPr>
+              <w:t xml:space="preserve">–  Biochemist: The study of carbohydrates, proteins, lipids and nucleic acids at the molecular level is the core of biochemistry research in institutions such as the Kenya Medical Research Institute (KEMRI).</w:t>
+            </w:r>
+          </w:p>
+          <w:p>
+            <w:pPr>
+              <w:spacing w:after="30" w:before="0"/>
+              <w:ind w:left="360" w:hanging="180"/>
+              <w:jc w:val="left"/>
+            </w:pPr>
+            <w:r>
+              <w:rPr>
+                <w:rFonts w:ascii="Arial" w:cs="Arial" w:eastAsia="Arial" w:hAnsi="Arial"/>
+                <w:b w:val="false"/>
+                <w:bCs w:val="false"/>
+                <w:i w:val="false"/>
+                <w:iCs w:val="false"/>
+                <w:color w:val="000000"/>
+                <w:sz w:val="18"/>
+                <w:szCs w:val="18"/>
+              </w:rPr>
+              <w:t xml:space="preserve">–  Medical Laboratory Technologist: Performing chemical food tests mirrors the diagnostic laboratory tests used in hospitals across Kenya to analyse blood composition, urine and tissue samples.</w:t>
+            </w:r>
+          </w:p>
+          <w:p>
+            <w:pPr>
+              <w:spacing w:after="30" w:before="0"/>
+              <w:ind w:left="360" w:hanging="180"/>
+              <w:jc w:val="left"/>
+            </w:pPr>
+            <w:r>
+              <w:rPr>
+                <w:rFonts w:ascii="Arial" w:cs="Arial" w:eastAsia="Arial" w:hAnsi="Arial"/>
+                <w:b w:val="false"/>
+                <w:bCs w:val="false"/>
+                <w:i w:val="false"/>
+                <w:iCs w:val="false"/>
+                <w:color w:val="000000"/>
+                <w:sz w:val="18"/>
+                <w:szCs w:val="18"/>
+              </w:rPr>
+              <w:t xml:space="preserve">–  Food Scientist / Technologist: Knowledge of food chemistry is essential for food processing, quality control and product development in Kenya's agri-food industry (e.g., maize milling, dairy processing in Eldoret).</w:t>
+            </w:r>
+          </w:p>
+          <w:p>
+            <w:pPr>
+              <w:spacing w:after="30" w:before="0"/>
+              <w:ind w:left="360" w:hanging="180"/>
+              <w:jc w:val="left"/>
+            </w:pPr>
+            <w:r>
+              <w:rPr>
+                <w:rFonts w:ascii="Arial" w:cs="Arial" w:eastAsia="Arial" w:hAnsi="Arial"/>
+                <w:b w:val="false"/>
+                <w:bCs w:val="false"/>
+                <w:i w:val="false"/>
+                <w:iCs w:val="false"/>
+                <w:color w:val="000000"/>
+                <w:sz w:val="18"/>
+                <w:szCs w:val="18"/>
+              </w:rPr>
+              <w:t xml:space="preserve">–  Pharmacist: Understanding proteins, lipids and nucleic acids is critical for drug design, including vaccines and biologics produced or distributed in Kenya.</w:t>
+            </w:r>
+          </w:p>
+          <w:p>
+            <w:pPr>
+              <w:spacing w:after="30" w:before="0"/>
+              <w:ind w:left="360" w:hanging="180"/>
+              <w:jc w:val="left"/>
+            </w:pPr>
+            <w:r>
+              <w:rPr>
+                <w:rFonts w:ascii="Arial" w:cs="Arial" w:eastAsia="Arial" w:hAnsi="Arial"/>
+                <w:b w:val="false"/>
+                <w:bCs w:val="false"/>
+                <w:i w:val="false"/>
+                <w:iCs w:val="false"/>
+                <w:color w:val="000000"/>
+                <w:sz w:val="18"/>
+                <w:szCs w:val="18"/>
+              </w:rPr>
+              <w:t xml:space="preserve">–  Agricultural Scientist: Relating soil minerals and plant biochemistry to crop nutritional value supports agricultural research at institutions such as KARI (Kenya Agricultural and Livestock Research Organization).</w:t>
+            </w:r>
+          </w:p>
+        </w:tc>
+      </w:tr>
+      <w:tr>
+        <w:tc>
+          <w:tcPr>
+            <w:tcW w:type="dxa" w:w="3000"/>
+            <w:shd w:fill="D5E8F0" w:color="auto" w:val="clear"/>
+            <w:tcMar>
+              <w:top w:type="dxa" w:w="60"/>
+              <w:left w:type="dxa" w:w="120"/>
+              <w:bottom w:type="dxa" w:w="60"/>
+              <w:right w:type="dxa" w:w="120"/>
+            </w:tcMar>
+            <w:vAlign w:val="top"/>
+          </w:tcPr>
+          <w:p>
+            <w:pPr>
+              <w:spacing w:after="40" w:before="0"/>
+              <w:jc w:val="left"/>
+            </w:pPr>
+            <w:r>
+              <w:rPr>
+                <w:rFonts w:ascii="Arial" w:cs="Arial" w:eastAsia="Arial" w:hAnsi="Arial"/>
+                <w:b/>
+                <w:bCs/>
+                <w:i w:val="false"/>
+                <w:iCs w:val="false"/>
+                <w:color w:val="000000"/>
+                <w:sz w:val="18"/>
+                <w:szCs w:val="18"/>
+              </w:rPr>
+              <w:t xml:space="preserve">Focus for Lessons</w:t>
+            </w:r>
+          </w:p>
+        </w:tc>
+        <w:tc>
+          <w:tcPr>
+            <w:tcW w:type="dxa" w:w="10680"/>
+            <w:shd w:fill="FFFFFF" w:color="auto" w:val="clear"/>
+            <w:tcMar>
+              <w:top w:type="dxa" w:w="60"/>
+              <w:left w:type="dxa" w:w="120"/>
+              <w:bottom w:type="dxa" w:w="60"/>
+              <w:right w:type="dxa" w:w="120"/>
+            </w:tcMar>
+            <w:vAlign w:val="top"/>
+          </w:tcPr>
+          <w:p>
+            <w:pPr>
+              <w:spacing w:after="40" w:before="0"/>
+              <w:jc w:val="left"/>
+            </w:pPr>
+            <w:r>
+              <w:rPr>
+                <w:rFonts w:ascii="Arial" w:cs="Arial" w:eastAsia="Arial" w:hAnsi="Arial"/>
+                <w:b w:val="false"/>
+                <w:bCs w:val="false"/>
+                <w:i w:val="false"/>
+                <w:iCs w:val="false"/>
+                <w:color w:val="000000"/>
+                <w:sz w:val="18"/>
+                <w:szCs w:val="18"/>
+              </w:rPr>
+              <w:t xml:space="preserve">This unit investigates the major biological macromolecules — carbohydrates, proteins, lipids and nucleic acids — alongside vitamins, minerals and water, and their essential roles in living organisms. Using a phenomenon-driven, hands-on approach, learners conduct chemical food tests on familiar Kenyan foods (ugali, beans, avocado, nyama choma, sukuma wiki) to discover what these foods are made of at the molecular level and why that matters for health. The unit connects molecular biology to real-world nutritional challenges in Kenyan communities, empowering learners to make evidence-based decisions about diet and health.</w:t>
+            </w:r>
+          </w:p>
+        </w:tc>
+      </w:tr>
+      <w:tr>
+        <w:tc>
+          <w:tcPr>
+            <w:tcW w:type="dxa" w:w="3000"/>
+            <w:shd w:fill="EAD1F5" w:color="auto" w:val="clear"/>
+            <w:tcMar>
+              <w:top w:type="dxa" w:w="60"/>
+              <w:left w:type="dxa" w:w="120"/>
+              <w:bottom w:type="dxa" w:w="60"/>
+              <w:right w:type="dxa" w:w="120"/>
+            </w:tcMar>
+            <w:vAlign w:val="top"/>
+          </w:tcPr>
+          <w:p>
+            <w:pPr>
+              <w:spacing w:after="40" w:before="0"/>
+              <w:jc w:val="left"/>
+            </w:pPr>
+            <w:r>
+              <w:rPr>
+                <w:rFonts w:ascii="Arial" w:cs="Arial" w:eastAsia="Arial" w:hAnsi="Arial"/>
+                <w:b/>
+                <w:bCs/>
+                <w:i w:val="false"/>
+                <w:iCs w:val="false"/>
+                <w:color w:val="000000"/>
+                <w:sz w:val="18"/>
+                <w:szCs w:val="18"/>
+              </w:rPr>
+              <w:t xml:space="preserve">Driving Question / Key Inquiry Questions</w:t>
+            </w:r>
+          </w:p>
+        </w:tc>
+        <w:tc>
+          <w:tcPr>
+            <w:tcW w:type="dxa" w:w="10680"/>
+            <w:shd w:fill="FFFFFF" w:color="auto" w:val="clear"/>
+            <w:tcMar>
+              <w:top w:type="dxa" w:w="60"/>
+              <w:left w:type="dxa" w:w="120"/>
+              <w:bottom w:type="dxa" w:w="60"/>
+              <w:right w:type="dxa" w:w="120"/>
+            </w:tcMar>
+            <w:vAlign w:val="top"/>
+          </w:tcPr>
+          <w:p>
+            <w:pPr>
+              <w:spacing w:after="40" w:before="0"/>
+              <w:jc w:val="left"/>
+            </w:pPr>
+            <w:r>
+              <w:rPr>
+                <w:rFonts w:ascii="Arial" w:cs="Arial" w:eastAsia="Arial" w:hAnsi="Arial"/>
+                <w:b w:val="false"/>
+                <w:bCs w:val="false"/>
+                <w:i w:val="false"/>
+                <w:iCs w:val="false"/>
+                <w:color w:val="000000"/>
+                <w:sz w:val="18"/>
+                <w:szCs w:val="18"/>
+              </w:rPr>
+              <w:t xml:space="preserve">DRIVING QUESTION: Why do two children in Kisumu eating the same amount of food every day end up with completely different bodies — and what does that tell us about what food is really made of?</w:t>
+            </w:r>
+          </w:p>
+          <w:p>
+            <w:pPr>
+              <w:spacing w:after="40" w:before="0"/>
+              <w:jc w:val="left"/>
+            </w:pPr>
+            <w:r>
+              <w:rPr>
+                <w:rFonts w:ascii="Arial" w:cs="Arial" w:eastAsia="Arial" w:hAnsi="Arial"/>
+                <w:b w:val="false"/>
+                <w:bCs w:val="false"/>
+                <w:i w:val="false"/>
+                <w:iCs w:val="false"/>
+                <w:color w:val="000000"/>
+                <w:sz w:val="18"/>
+                <w:szCs w:val="18"/>
+              </w:rPr>
+              <w:t xml:space="preserve"/>
+            </w:r>
+          </w:p>
+          <w:p>
+            <w:pPr>
+              <w:spacing w:after="40" w:before="0"/>
+              <w:jc w:val="left"/>
+            </w:pPr>
+            <w:r>
+              <w:rPr>
+                <w:rFonts w:ascii="Arial" w:cs="Arial" w:eastAsia="Arial" w:hAnsi="Arial"/>
+                <w:b w:val="false"/>
+                <w:bCs w:val="false"/>
+                <w:i w:val="false"/>
+                <w:iCs w:val="false"/>
+                <w:color w:val="000000"/>
+                <w:sz w:val="18"/>
+                <w:szCs w:val="18"/>
+              </w:rPr>
+              <w:t xml:space="preserve">KICD KEY INQUIRY QUESTIONS:</w:t>
+            </w:r>
+          </w:p>
+          <w:p>
+            <w:pPr>
+              <w:spacing w:after="40" w:before="0"/>
+              <w:jc w:val="left"/>
+            </w:pPr>
+            <w:r>
+              <w:rPr>
+                <w:rFonts w:ascii="Arial" w:cs="Arial" w:eastAsia="Arial" w:hAnsi="Arial"/>
+                <w:b w:val="false"/>
+                <w:bCs w:val="false"/>
+                <w:i w:val="false"/>
+                <w:iCs w:val="false"/>
+                <w:color w:val="000000"/>
+                <w:sz w:val="18"/>
+                <w:szCs w:val="18"/>
+              </w:rPr>
+              <w:t xml:space="preserve">1. What are the chemicals of life and what roles do they play in living organisms?</w:t>
+            </w:r>
+          </w:p>
+          <w:p>
+            <w:pPr>
+              <w:spacing w:after="40" w:before="0"/>
+              <w:jc w:val="left"/>
+            </w:pPr>
+            <w:r>
+              <w:rPr>
+                <w:rFonts w:ascii="Arial" w:cs="Arial" w:eastAsia="Arial" w:hAnsi="Arial"/>
+                <w:b w:val="false"/>
+                <w:bCs w:val="false"/>
+                <w:i w:val="false"/>
+                <w:iCs w:val="false"/>
+                <w:color w:val="000000"/>
+                <w:sz w:val="18"/>
+                <w:szCs w:val="18"/>
+              </w:rPr>
+              <w:t xml:space="preserve">2. How can we identify the chemicals present in different foods using chemical tests?</w:t>
+            </w:r>
+          </w:p>
+        </w:tc>
+      </w:tr>
+      <w:tr>
+        <w:tc>
+          <w:tcPr>
+            <w:tcW w:type="dxa" w:w="3000"/>
+            <w:shd w:fill="EAD1F5" w:color="auto" w:val="clear"/>
+            <w:tcMar>
+              <w:top w:type="dxa" w:w="60"/>
+              <w:left w:type="dxa" w:w="120"/>
+              <w:bottom w:type="dxa" w:w="60"/>
+              <w:right w:type="dxa" w:w="120"/>
+            </w:tcMar>
+            <w:vAlign w:val="top"/>
+          </w:tcPr>
+          <w:p>
+            <w:pPr>
+              <w:spacing w:after="40" w:before="0"/>
+              <w:jc w:val="left"/>
+            </w:pPr>
+            <w:r>
+              <w:rPr>
+                <w:rFonts w:ascii="Arial" w:cs="Arial" w:eastAsia="Arial" w:hAnsi="Arial"/>
+                <w:b/>
+                <w:bCs/>
+                <w:i w:val="false"/>
+                <w:iCs w:val="false"/>
+                <w:color w:val="000000"/>
+                <w:sz w:val="18"/>
+                <w:szCs w:val="18"/>
+              </w:rPr>
+              <w:t xml:space="preserve">Anchoring Phenomenon</w:t>
+            </w:r>
+          </w:p>
+        </w:tc>
+        <w:tc>
+          <w:tcPr>
+            <w:tcW w:type="dxa" w:w="10680"/>
+            <w:shd w:fill="FFFFFF" w:color="auto" w:val="clear"/>
+            <w:tcMar>
+              <w:top w:type="dxa" w:w="60"/>
+              <w:left w:type="dxa" w:w="120"/>
+              <w:bottom w:type="dxa" w:w="60"/>
+              <w:right w:type="dxa" w:w="120"/>
+            </w:tcMar>
+            <w:vAlign w:val="top"/>
+          </w:tcPr>
+          <w:p>
+            <w:pPr>
+              <w:spacing w:after="40" w:before="0"/>
+              <w:jc w:val="left"/>
+            </w:pPr>
+            <w:r>
+              <w:rPr>
+                <w:rFonts w:ascii="Arial" w:cs="Arial" w:eastAsia="Arial" w:hAnsi="Arial"/>
+                <w:b w:val="false"/>
+                <w:bCs w:val="false"/>
+                <w:i w:val="false"/>
+                <w:iCs w:val="false"/>
+                <w:color w:val="000000"/>
+                <w:sz w:val="18"/>
+                <w:szCs w:val="18"/>
+              </w:rPr>
+              <w:t xml:space="preserve">A Standard 5 pupil from Kisumu develops a swollen belly, thin limbs, discoloured hair and extreme fatigue despite eating ugali (maize starch) every day. Meanwhile, a child in the same village who eats githeri (maize and beans) regularly appears healthy and energetic. Both families have access to the same amount of food in terms of quantity, yet their health outcomes are strikingly different. Students are shown photographs of the two children and asked: how can two children eating similar amounts of food every day have such different bodies and health? This puzzling observation — that not all food is the same at the chemical level — anchors the entire unit. It drives learners to investigate what food is actually made of (the chemicals of life), what each chemical does in the body, and why the absence of even one type of chemical can cause visible, devastating changes to a living organism. The phenomenon is deliberately chosen because kwashiorkor (protein deficiency) is a recognisable condition in Kenyan communities, making the science personally meaningful and socially relevant.</w:t>
+            </w:r>
+          </w:p>
+        </w:tc>
+      </w:tr>
+      <w:tr>
+        <w:tc>
+          <w:tcPr>
+            <w:tcW w:type="dxa" w:w="3000"/>
+            <w:shd w:fill="D9EEF1" w:color="auto" w:val="clear"/>
+            <w:tcMar>
+              <w:top w:type="dxa" w:w="60"/>
+              <w:left w:type="dxa" w:w="120"/>
+              <w:bottom w:type="dxa" w:w="60"/>
+              <w:right w:type="dxa" w:w="120"/>
+            </w:tcMar>
+            <w:vAlign w:val="top"/>
+          </w:tcPr>
+          <w:p>
+            <w:pPr>
+              <w:spacing w:after="40" w:before="0"/>
+              <w:jc w:val="left"/>
+            </w:pPr>
+            <w:r>
+              <w:rPr>
+                <w:rFonts w:ascii="Arial" w:cs="Arial" w:eastAsia="Arial" w:hAnsi="Arial"/>
+                <w:b/>
+                <w:bCs/>
+                <w:i w:val="false"/>
+                <w:iCs w:val="false"/>
+                <w:color w:val="000000"/>
+                <w:sz w:val="18"/>
+                <w:szCs w:val="18"/>
+              </w:rPr>
+              <w:t xml:space="preserve">Storyline Thread</w:t>
+            </w:r>
+          </w:p>
+        </w:tc>
+        <w:tc>
+          <w:tcPr>
+            <w:tcW w:type="dxa" w:w="10680"/>
+            <w:shd w:fill="FFFFFF" w:color="auto" w:val="clear"/>
+            <w:tcMar>
+              <w:top w:type="dxa" w:w="60"/>
+              <w:left w:type="dxa" w:w="120"/>
+              <w:bottom w:type="dxa" w:w="60"/>
+              <w:right w:type="dxa" w:w="120"/>
+            </w:tcMar>
+            <w:vAlign w:val="top"/>
+          </w:tcPr>
+          <w:p>
+            <w:pPr>
+              <w:spacing w:after="40" w:before="0"/>
+              <w:jc w:val="left"/>
+            </w:pPr>
+            <w:r>
+              <w:rPr>
+                <w:rFonts w:ascii="Arial" w:cs="Arial" w:eastAsia="Arial" w:hAnsi="Arial"/>
+                <w:b w:val="false"/>
+                <w:bCs w:val="false"/>
+                <w:i w:val="false"/>
+                <w:iCs w:val="false"/>
+                <w:color w:val="000000"/>
+                <w:sz w:val="18"/>
+                <w:szCs w:val="18"/>
+              </w:rPr>
+              <w:t xml:space="preserve">Lesson 1 — Predict: What Is Food Really Made Of?</w:t>
+            </w:r>
+          </w:p>
+          <w:p>
+            <w:pPr>
+              <w:spacing w:after="40" w:before="0"/>
+              <w:jc w:val="left"/>
+            </w:pPr>
+            <w:r>
+              <w:rPr>
+                <w:rFonts w:ascii="Arial" w:cs="Arial" w:eastAsia="Arial" w:hAnsi="Arial"/>
+                <w:b w:val="false"/>
+                <w:bCs w:val="false"/>
+                <w:i w:val="false"/>
+                <w:iCs w:val="false"/>
+                <w:color w:val="000000"/>
+                <w:sz w:val="18"/>
+                <w:szCs w:val="18"/>
+              </w:rPr>
+              <w:t xml:space="preserve">Students observe photographs of the two Kisumu children and the anchoring phenomenon is introduced. In pairs, learners predict what they think makes up food at the molecular (chemical) level, and why the same quantity of different foods causes different health outcomes. A class Driving Question Board (DQB) is initiated. The teacher introduces the six major chemicals of life (carbohydrates, proteins, lipids, nucleic acids, vitamins/minerals, water) as the framework for the unit's investigation.</w:t>
+            </w:r>
+          </w:p>
+          <w:p>
+            <w:pPr>
+              <w:spacing w:after="40" w:before="0"/>
+              <w:jc w:val="left"/>
+            </w:pPr>
+            <w:r>
+              <w:rPr>
+                <w:rFonts w:ascii="Arial" w:cs="Arial" w:eastAsia="Arial" w:hAnsi="Arial"/>
+                <w:b w:val="false"/>
+                <w:bCs w:val="false"/>
+                <w:i w:val="false"/>
+                <w:iCs w:val="false"/>
+                <w:color w:val="000000"/>
+                <w:sz w:val="18"/>
+                <w:szCs w:val="18"/>
+              </w:rPr>
+              <w:t xml:space="preserve"/>
+            </w:r>
+          </w:p>
+          <w:p>
+            <w:pPr>
+              <w:spacing w:after="40" w:before="0"/>
+              <w:jc w:val="left"/>
+            </w:pPr>
+            <w:r>
+              <w:rPr>
+                <w:rFonts w:ascii="Arial" w:cs="Arial" w:eastAsia="Arial" w:hAnsi="Arial"/>
+                <w:b w:val="false"/>
+                <w:bCs w:val="false"/>
+                <w:i w:val="false"/>
+                <w:iCs w:val="false"/>
+                <w:color w:val="000000"/>
+                <w:sz w:val="18"/>
+                <w:szCs w:val="18"/>
+              </w:rPr>
+              <w:t xml:space="preserve">Lesson 2 — Observe (Part 1): Carbohydrates and Proteins — Structure and Function</w:t>
+            </w:r>
+          </w:p>
+          <w:p>
+            <w:pPr>
+              <w:spacing w:after="40" w:before="0"/>
+              <w:jc w:val="left"/>
+            </w:pPr>
+            <w:r>
+              <w:rPr>
+                <w:rFonts w:ascii="Arial" w:cs="Arial" w:eastAsia="Arial" w:hAnsi="Arial"/>
+                <w:b w:val="false"/>
+                <w:bCs w:val="false"/>
+                <w:i w:val="false"/>
+                <w:iCs w:val="false"/>
+                <w:color w:val="000000"/>
+                <w:sz w:val="18"/>
+                <w:szCs w:val="18"/>
+              </w:rPr>
+              <w:t xml:space="preserve">Learners investigate the structure of carbohydrates (mono-, di-, polysaccharides) and proteins (amino acids, peptide bonds) through annotated diagrams, molecular model-building using bottle tops and straws, and guided reading. They connect glucose → glycogen storage and amino acids → body-building proteins to the anchoring phenomenon (why ugali alone cannot keep the Kisumu child healthy). Food sources from the Kenyan diet are mapped to each chemical class.</w:t>
+            </w:r>
+          </w:p>
+          <w:p>
+            <w:pPr>
+              <w:spacing w:after="40" w:before="0"/>
+              <w:jc w:val="left"/>
+            </w:pPr>
+            <w:r>
+              <w:rPr>
+                <w:rFonts w:ascii="Arial" w:cs="Arial" w:eastAsia="Arial" w:hAnsi="Arial"/>
+                <w:b w:val="false"/>
+                <w:bCs w:val="false"/>
+                <w:i w:val="false"/>
+                <w:iCs w:val="false"/>
+                <w:color w:val="000000"/>
+                <w:sz w:val="18"/>
+                <w:szCs w:val="18"/>
+              </w:rPr>
+              <w:t xml:space="preserve"/>
+            </w:r>
+          </w:p>
+          <w:p>
+            <w:pPr>
+              <w:spacing w:after="40" w:before="0"/>
+              <w:jc w:val="left"/>
+            </w:pPr>
+            <w:r>
+              <w:rPr>
+                <w:rFonts w:ascii="Arial" w:cs="Arial" w:eastAsia="Arial" w:hAnsi="Arial"/>
+                <w:b w:val="false"/>
+                <w:bCs w:val="false"/>
+                <w:i w:val="false"/>
+                <w:iCs w:val="false"/>
+                <w:color w:val="000000"/>
+                <w:sz w:val="18"/>
+                <w:szCs w:val="18"/>
+              </w:rPr>
+              <w:t xml:space="preserve">Lesson 3 — Observe (Part 2): Lipids, Nucleic Acids, Vitamins, Minerals and Water</w:t>
+            </w:r>
+          </w:p>
+          <w:p>
+            <w:pPr>
+              <w:spacing w:after="40" w:before="0"/>
+              <w:jc w:val="left"/>
+            </w:pPr>
+            <w:r>
+              <w:rPr>
+                <w:rFonts w:ascii="Arial" w:cs="Arial" w:eastAsia="Arial" w:hAnsi="Arial"/>
+                <w:b w:val="false"/>
+                <w:bCs w:val="false"/>
+                <w:i w:val="false"/>
+                <w:iCs w:val="false"/>
+                <w:color w:val="000000"/>
+                <w:sz w:val="18"/>
+                <w:szCs w:val="18"/>
+              </w:rPr>
+              <w:t xml:space="preserve">Learners extend their investigation to lipids (fatty acids + glycerol), DNA/RNA (brief structural overview), vitamins, minerals and water. They use a comparison table to record the structure, food sources (avocado, milk, sukuma wiki, fish) and functions of each chemical. The supporting phenomenon of cooking oil and water not mixing is used to explore the hydrophobic nature of lipids. The role of water as a universal solvent in cells is emphasised.</w:t>
+            </w:r>
+          </w:p>
+          <w:p>
+            <w:pPr>
+              <w:spacing w:after="40" w:before="0"/>
+              <w:jc w:val="left"/>
+            </w:pPr>
+            <w:r>
+              <w:rPr>
+                <w:rFonts w:ascii="Arial" w:cs="Arial" w:eastAsia="Arial" w:hAnsi="Arial"/>
+                <w:b w:val="false"/>
+                <w:bCs w:val="false"/>
+                <w:i w:val="false"/>
+                <w:iCs w:val="false"/>
+                <w:color w:val="000000"/>
+                <w:sz w:val="18"/>
+                <w:szCs w:val="18"/>
+              </w:rPr>
+              <w:t xml:space="preserve"/>
+            </w:r>
+          </w:p>
+          <w:p>
+            <w:pPr>
+              <w:spacing w:after="40" w:before="0"/>
+              <w:jc w:val="left"/>
+            </w:pPr>
+            <w:r>
+              <w:rPr>
+                <w:rFonts w:ascii="Arial" w:cs="Arial" w:eastAsia="Arial" w:hAnsi="Arial"/>
+                <w:b w:val="false"/>
+                <w:bCs w:val="false"/>
+                <w:i w:val="false"/>
+                <w:iCs w:val="false"/>
+                <w:color w:val="000000"/>
+                <w:sz w:val="18"/>
+                <w:szCs w:val="18"/>
+              </w:rPr>
+              <w:t xml:space="preserve">Lesson 4 — Observe (Part 3): Food Tests Practical — Identifying Chemicals in Kenyan Foods</w:t>
+            </w:r>
+          </w:p>
+          <w:p>
+            <w:pPr>
+              <w:spacing w:after="40" w:before="0"/>
+              <w:jc w:val="left"/>
+            </w:pPr>
+            <w:r>
+              <w:rPr>
+                <w:rFonts w:ascii="Arial" w:cs="Arial" w:eastAsia="Arial" w:hAnsi="Arial"/>
+                <w:b w:val="false"/>
+                <w:bCs w:val="false"/>
+                <w:i w:val="false"/>
+                <w:iCs w:val="false"/>
+                <w:color w:val="000000"/>
+                <w:sz w:val="18"/>
+                <w:szCs w:val="18"/>
+              </w:rPr>
+              <w:t xml:space="preserve">Learners plan and carry out food tests on a set of local food samples (ugali/maize flour for starch, beans extract for protein, avocado for lipids, orange juice for vitamin C using DCPIP, glucose solution for reducing sugars). Tests used: iodine (starch), Benedict's reagent (reducing sugars), Biuret reagent (protein), ethanol emulsion/Sudan III (lipids). Learners record colour changes, construct a results table and draw conclusions about the chemical composition of each food.</w:t>
+            </w:r>
+          </w:p>
+          <w:p>
+            <w:pPr>
+              <w:spacing w:after="40" w:before="0"/>
+              <w:jc w:val="left"/>
+            </w:pPr>
+            <w:r>
+              <w:rPr>
+                <w:rFonts w:ascii="Arial" w:cs="Arial" w:eastAsia="Arial" w:hAnsi="Arial"/>
+                <w:b w:val="false"/>
+                <w:bCs w:val="false"/>
+                <w:i w:val="false"/>
+                <w:iCs w:val="false"/>
+                <w:color w:val="000000"/>
+                <w:sz w:val="18"/>
+                <w:szCs w:val="18"/>
+              </w:rPr>
+              <w:t xml:space="preserve"/>
+            </w:r>
+          </w:p>
+          <w:p>
+            <w:pPr>
+              <w:spacing w:after="40" w:before="0"/>
+              <w:jc w:val="left"/>
+            </w:pPr>
+            <w:r>
+              <w:rPr>
+                <w:rFonts w:ascii="Arial" w:cs="Arial" w:eastAsia="Arial" w:hAnsi="Arial"/>
+                <w:b w:val="false"/>
+                <w:bCs w:val="false"/>
+                <w:i w:val="false"/>
+                <w:iCs w:val="false"/>
+                <w:color w:val="000000"/>
+                <w:sz w:val="18"/>
+                <w:szCs w:val="18"/>
+              </w:rPr>
+              <w:t xml:space="preserve">Lesson 5 — Explain: Sensemaking — Connecting Chemistry to Health</w:t>
+            </w:r>
+          </w:p>
+          <w:p>
+            <w:pPr>
+              <w:spacing w:after="40" w:before="0"/>
+              <w:jc w:val="left"/>
+            </w:pPr>
+            <w:r>
+              <w:rPr>
+                <w:rFonts w:ascii="Arial" w:cs="Arial" w:eastAsia="Arial" w:hAnsi="Arial"/>
+                <w:b w:val="false"/>
+                <w:bCs w:val="false"/>
+                <w:i w:val="false"/>
+                <w:iCs w:val="false"/>
+                <w:color w:val="000000"/>
+                <w:sz w:val="18"/>
+                <w:szCs w:val="18"/>
+              </w:rPr>
+              <w:t xml:space="preserve">Learners use their food test data and molecular knowledge to construct scientific explanations for the anchoring phenomenon: the child eating only ugali gets carbohydrates but is severely protein-deficient (kwashiorkor), while the githeri-eating child receives both carbohydrates and proteins. Learners match deficiency diseases (kwashiorkor, marasmus, scurvy, rickets, anaemia) to the missing chemical of life. Groups present their explanations and update the DQB with new understanding. The teacher facilitates a class discussion connecting findings to Kenyan public health nutrition campaigns.</w:t>
+            </w:r>
+          </w:p>
+          <w:p>
+            <w:pPr>
+              <w:spacing w:after="40" w:before="0"/>
+              <w:jc w:val="left"/>
+            </w:pPr>
+            <w:r>
+              <w:rPr>
+                <w:rFonts w:ascii="Arial" w:cs="Arial" w:eastAsia="Arial" w:hAnsi="Arial"/>
+                <w:b w:val="false"/>
+                <w:bCs w:val="false"/>
+                <w:i w:val="false"/>
+                <w:iCs w:val="false"/>
+                <w:color w:val="000000"/>
+                <w:sz w:val="18"/>
+                <w:szCs w:val="18"/>
+              </w:rPr>
+              <w:t xml:space="preserve"/>
+            </w:r>
+          </w:p>
+          <w:p>
+            <w:pPr>
+              <w:spacing w:after="40" w:before="0"/>
+              <w:jc w:val="left"/>
+            </w:pPr>
+            <w:r>
+              <w:rPr>
+                <w:rFonts w:ascii="Arial" w:cs="Arial" w:eastAsia="Arial" w:hAnsi="Arial"/>
+                <w:b w:val="false"/>
+                <w:bCs w:val="false"/>
+                <w:i w:val="false"/>
+                <w:iCs w:val="false"/>
+                <w:color w:val="000000"/>
+                <w:sz w:val="18"/>
+                <w:szCs w:val="18"/>
+              </w:rPr>
+              <w:t xml:space="preserve">Lesson 6 — Model Building and DQB Consolidation: Building Our "Chemicals of Life" Model</w:t>
+            </w:r>
+          </w:p>
+          <w:p>
+            <w:pPr>
+              <w:spacing w:after="40" w:before="0"/>
+              <w:jc w:val="left"/>
+            </w:pPr>
+            <w:r>
+              <w:rPr>
+                <w:rFonts w:ascii="Arial" w:cs="Arial" w:eastAsia="Arial" w:hAnsi="Arial"/>
+                <w:b w:val="false"/>
+                <w:bCs w:val="false"/>
+                <w:i w:val="false"/>
+                <w:iCs w:val="false"/>
+                <w:color w:val="000000"/>
+                <w:sz w:val="18"/>
+                <w:szCs w:val="18"/>
+              </w:rPr>
+              <w:t xml:space="preserve">Learners revise and finalise a cumulative visual model (poster or digital diagram) showing the six chemicals of life, their molecular structures, functions, Kenyan food sources and consequences of deficiency — all anchored back to the two children from Kisumu. Each group presents their model, explains what has changed from their Lesson 1 predictions, and identifies remaining questions. The DQB is reviewed and answered questions are celebrated. A formative assessment task asks learners to evaluate a typical Kenyan daily menu and identify which chemicals of life are present, missing or insufficient.</w:t>
+            </w:r>
+          </w:p>
+        </w:tc>
+      </w:tr>
+      <w:tr>
+        <w:tc>
+          <w:tcPr>
+            <w:tcW w:type="dxa" w:w="3000"/>
+            <w:shd w:fill="EAD1F5" w:color="auto" w:val="clear"/>
+            <w:tcMar>
+              <w:top w:type="dxa" w:w="60"/>
+              <w:left w:type="dxa" w:w="120"/>
+              <w:bottom w:type="dxa" w:w="60"/>
+              <w:right w:type="dxa" w:w="120"/>
+            </w:tcMar>
+            <w:vAlign w:val="top"/>
+          </w:tcPr>
+          <w:p>
+            <w:pPr>
+              <w:spacing w:after="40" w:before="0"/>
+              <w:jc w:val="left"/>
+            </w:pPr>
+            <w:r>
+              <w:rPr>
+                <w:rFonts w:ascii="Arial" w:cs="Arial" w:eastAsia="Arial" w:hAnsi="Arial"/>
+                <w:b/>
+                <w:bCs/>
+                <w:i w:val="false"/>
+                <w:iCs w:val="false"/>
+                <w:color w:val="000000"/>
+                <w:sz w:val="18"/>
+                <w:szCs w:val="18"/>
+              </w:rPr>
+              <w:t xml:space="preserve">Supporting Phenomena</w:t>
+            </w:r>
+          </w:p>
+        </w:tc>
+        <w:tc>
+          <w:tcPr>
+            <w:tcW w:type="dxa" w:w="10680"/>
+            <w:shd w:fill="FFFFFF" w:color="auto" w:val="clear"/>
+            <w:tcMar>
+              <w:top w:type="dxa" w:w="60"/>
+              <w:left w:type="dxa" w:w="120"/>
+              <w:bottom w:type="dxa" w:w="60"/>
+              <w:right w:type="dxa" w:w="120"/>
+            </w:tcMar>
+            <w:vAlign w:val="top"/>
+          </w:tcPr>
+          <w:p>
+            <w:pPr>
+              <w:spacing w:after="30" w:before="0"/>
+              <w:ind w:left="360" w:hanging="180"/>
+              <w:jc w:val="left"/>
+            </w:pPr>
+            <w:r>
+              <w:rPr>
+                <w:rFonts w:ascii="Arial" w:cs="Arial" w:eastAsia="Arial" w:hAnsi="Arial"/>
+                <w:b w:val="false"/>
+                <w:bCs w:val="false"/>
+                <w:i w:val="false"/>
+                <w:iCs w:val="false"/>
+                <w:color w:val="000000"/>
+                <w:sz w:val="18"/>
+                <w:szCs w:val="18"/>
+              </w:rPr>
+              <w:t xml:space="preserve">–  A Kericho tea farmer notices that maize plants growing on nitrogen-poor soil are stunted and pale yellow, while maize on fertilised soil is tall and dark green — connecting mineral/protein deficiency in plants to the same chemical principles studied in human nutrition.</w:t>
+            </w:r>
+          </w:p>
+          <w:p>
+            <w:pPr>
+              <w:spacing w:after="30" w:before="0"/>
+              <w:ind w:left="360" w:hanging="180"/>
+              <w:jc w:val="left"/>
+            </w:pPr>
+            <w:r>
+              <w:rPr>
+                <w:rFonts w:ascii="Arial" w:cs="Arial" w:eastAsia="Arial" w:hAnsi="Arial"/>
+                <w:b w:val="false"/>
+                <w:bCs w:val="false"/>
+                <w:i w:val="false"/>
+                <w:iCs w:val="false"/>
+                <w:color w:val="000000"/>
+                <w:sz w:val="18"/>
+                <w:szCs w:val="18"/>
+              </w:rPr>
+              <w:t xml:space="preserve">–  A student observes that cooking oil (lipid) and water do not mix when making a salad dressing at home in Nairobi, puzzling over why these two common food substances refuse to combine — introducing the hydrophobic nature of lipids.</w:t>
+            </w:r>
+          </w:p>
+          <w:p>
+            <w:pPr>
+              <w:spacing w:after="30" w:before="0"/>
+              <w:ind w:left="360" w:hanging="180"/>
+              <w:jc w:val="left"/>
+            </w:pPr>
+            <w:r>
+              <w:rPr>
+                <w:rFonts w:ascii="Arial" w:cs="Arial" w:eastAsia="Arial" w:hAnsi="Arial"/>
+                <w:b w:val="false"/>
+                <w:bCs w:val="false"/>
+                <w:i w:val="false"/>
+                <w:iCs w:val="false"/>
+                <w:color w:val="000000"/>
+                <w:sz w:val="18"/>
+                <w:szCs w:val="18"/>
+              </w:rPr>
+              <w:t xml:space="preserve">–  A runner from Eldoret who eats a high-carbohydrate meal (ugali and beans) before a race performs better than one who skipped the meal, raising the question of how the body converts food chemicals into usable energy.</w:t>
+            </w:r>
+          </w:p>
+          <w:p>
+            <w:pPr>
+              <w:spacing w:after="30" w:before="0"/>
+              <w:ind w:left="360" w:hanging="180"/>
+              <w:jc w:val="left"/>
+            </w:pPr>
+            <w:r>
+              <w:rPr>
+                <w:rFonts w:ascii="Arial" w:cs="Arial" w:eastAsia="Arial" w:hAnsi="Arial"/>
+                <w:b w:val="false"/>
+                <w:bCs w:val="false"/>
+                <w:i w:val="false"/>
+                <w:iCs w:val="false"/>
+                <w:color w:val="000000"/>
+                <w:sz w:val="18"/>
+                <w:szCs w:val="18"/>
+              </w:rPr>
+              <w:t xml:space="preserve">–  A preserved specimen jar in the school laboratory contains an animal tissue that has remained unchanged for weeks, prompting students to ask what chemicals are responsible for the structure and preservation of living tissue.</w:t>
+            </w:r>
+          </w:p>
+        </w:tc>
+      </w:tr>
+    </w:tbl>
+    <w:p>
+      <w:pPr>
+        <w:spacing w:after="120"/>
+      </w:pPr>
+      <w:r>
+        <w:t xml:space="preserve"/>
       </w:r>
     </w:p>
     <w:p>
@@ -150,7 +2363,7 @@
         </w:rPr>
         <w:t xml:space="preserve">© 2026 SeaVuria and ARES. This work is licensed under a </w:t>
       </w:r>
-      <w:hyperlink w:history="1" r:id="rIdgmf-d7c3zsuo1h13pnab4">
+      <w:hyperlink w:history="1" r:id="rIdlmm7y5v5uxtgakpjgpdwx">
         <w:r>
           <w:rPr>
             <w:rFonts w:ascii="Arial" w:cs="Arial" w:eastAsia="Arial" w:hAnsi="Arial"/>
@@ -170,7 +2383,7 @@
         </w:rPr>
         <w:t xml:space="preserve"> (</w:t>
       </w:r>
-      <w:hyperlink w:history="1" r:id="rIdobojzore7nnzudt8jw8fc">
+      <w:hyperlink w:history="1" r:id="rIdg4ckqk4pjrbpyyaupcjs4">
         <w:r>
           <w:rPr>
             <w:rFonts w:ascii="Arial" w:cs="Arial" w:eastAsia="Arial" w:hAnsi="Arial"/>
@@ -190,7 +2403,7 @@
         </w:rPr>
         <w:t xml:space="preserve">). To view a copy of this license, visit </w:t>
       </w:r>
-      <w:hyperlink w:history="1" r:id="rIdglnz5bsyqhnjisj2mlrfu">
+      <w:hyperlink w:history="1" r:id="rIdv_e2keb2lmqomqvzlfbjv">
         <w:r>
           <w:rPr>
             <w:rFonts w:ascii="Arial" w:cs="Arial" w:eastAsia="Arial" w:hAnsi="Arial"/>
@@ -209,2219 +2422,6 @@
           <w:szCs w:val="17"/>
         </w:rPr>
         <w:t xml:space="preserve">. You are free to copy, redistribute, and adapt this material in any medium or format, provided appropriate credit is given and the material is not used for commercial purposes. KICD learning outcomes and curriculum designations reproduced here for alignment purposes remain the property of KICD and are not covered by this license. Linked external resources (e.g. CK-12, Khan Academy, PhET) are subject to their own licenses.</w:t>
-      </w:r>
-    </w:p>
-    <w:p>
-      <w:pPr>
-        <w:spacing w:after="120"/>
-      </w:pPr>
-      <w:r>
-        <w:t xml:space="preserve"/>
-      </w:r>
-    </w:p>
-    <w:tbl>
-      <w:tblPr>
-        <w:tblW w:type="dxa" w:w="13680"/>
-        <w:tblBorders>
-          <w:top w:val="single" w:color="AAAAAA" w:sz="4"/>
-          <w:left w:val="single" w:color="AAAAAA" w:sz="4"/>
-          <w:bottom w:val="single" w:color="AAAAAA" w:sz="4"/>
-          <w:right w:val="single" w:color="AAAAAA" w:sz="4"/>
-          <w:insideH w:val="single" w:color="auto" w:sz="4"/>
-          <w:insideV w:val="single" w:color="auto" w:sz="4"/>
-        </w:tblBorders>
-        <w:tblLayout w:type="fixed"/>
-      </w:tblPr>
-      <w:tblGrid>
-        <w:gridCol w:w="3000"/>
-        <w:gridCol w:w="10680"/>
-      </w:tblGrid>
-      <w:tr>
-        <w:tc>
-          <w:tcPr>
-            <w:tcW w:type="dxa" w:w="13680"/>
-            <w:gridSpan w:val="2"/>
-            <w:shd w:fill="1F3864" w:color="auto" w:val="clear"/>
-            <w:tcMar>
-              <w:top w:type="dxa" w:w="60"/>
-              <w:left w:type="dxa" w:w="120"/>
-              <w:bottom w:type="dxa" w:w="60"/>
-              <w:right w:type="dxa" w:w="120"/>
-            </w:tcMar>
-            <w:vAlign w:val="top"/>
-          </w:tcPr>
-          <w:p>
-            <w:pPr>
-              <w:spacing w:after="40" w:before="0"/>
-              <w:jc w:val="center"/>
-            </w:pPr>
-            <w:r>
-              <w:rPr>
-                <w:rFonts w:ascii="Arial" w:cs="Arial" w:eastAsia="Arial" w:hAnsi="Arial"/>
-                <w:b/>
-                <w:bCs/>
-                <w:i w:val="false"/>
-                <w:iCs w:val="false"/>
-                <w:color w:val="FFFFFF"/>
-                <w:sz w:val="22"/>
-                <w:szCs w:val="22"/>
-              </w:rPr>
-              <w:t xml:space="preserve">SUB-STRAND OVERVIEW</w:t>
-            </w:r>
-          </w:p>
-        </w:tc>
-      </w:tr>
-      <w:tr>
-        <w:tc>
-          <w:tcPr>
-            <w:tcW w:type="dxa" w:w="3000"/>
-            <w:shd w:fill="D5E8F0" w:color="auto" w:val="clear"/>
-            <w:tcMar>
-              <w:top w:type="dxa" w:w="60"/>
-              <w:left w:type="dxa" w:w="120"/>
-              <w:bottom w:type="dxa" w:w="60"/>
-              <w:right w:type="dxa" w:w="120"/>
-            </w:tcMar>
-            <w:vAlign w:val="top"/>
-          </w:tcPr>
-          <w:p>
-            <w:pPr>
-              <w:spacing w:after="40" w:before="0"/>
-              <w:jc w:val="left"/>
-            </w:pPr>
-            <w:r>
-              <w:rPr>
-                <w:rFonts w:ascii="Arial" w:cs="Arial" w:eastAsia="Arial" w:hAnsi="Arial"/>
-                <w:b/>
-                <w:bCs/>
-                <w:i w:val="false"/>
-                <w:iCs w:val="false"/>
-                <w:color w:val="000000"/>
-                <w:sz w:val="18"/>
-                <w:szCs w:val="18"/>
-              </w:rPr>
-              <w:t xml:space="preserve">Grade Level</w:t>
-            </w:r>
-          </w:p>
-        </w:tc>
-        <w:tc>
-          <w:tcPr>
-            <w:tcW w:type="dxa" w:w="10680"/>
-            <w:shd w:fill="FFFFFF" w:color="auto" w:val="clear"/>
-            <w:tcMar>
-              <w:top w:type="dxa" w:w="60"/>
-              <w:left w:type="dxa" w:w="120"/>
-              <w:bottom w:type="dxa" w:w="60"/>
-              <w:right w:type="dxa" w:w="120"/>
-            </w:tcMar>
-            <w:vAlign w:val="top"/>
-          </w:tcPr>
-          <w:p>
-            <w:pPr>
-              <w:spacing w:after="40" w:before="0"/>
-              <w:jc w:val="left"/>
-            </w:pPr>
-            <w:r>
-              <w:rPr>
-                <w:rFonts w:ascii="Arial" w:cs="Arial" w:eastAsia="Arial" w:hAnsi="Arial"/>
-                <w:b w:val="false"/>
-                <w:bCs w:val="false"/>
-                <w:i w:val="false"/>
-                <w:iCs w:val="false"/>
-                <w:color w:val="000000"/>
-                <w:sz w:val="18"/>
-                <w:szCs w:val="18"/>
-              </w:rPr>
-              <w:t xml:space="preserve">10</w:t>
-            </w:r>
-          </w:p>
-        </w:tc>
-      </w:tr>
-      <w:tr>
-        <w:tc>
-          <w:tcPr>
-            <w:tcW w:type="dxa" w:w="3000"/>
-            <w:shd w:fill="D5E8F0" w:color="auto" w:val="clear"/>
-            <w:tcMar>
-              <w:top w:type="dxa" w:w="60"/>
-              <w:left w:type="dxa" w:w="120"/>
-              <w:bottom w:type="dxa" w:w="60"/>
-              <w:right w:type="dxa" w:w="120"/>
-            </w:tcMar>
-            <w:vAlign w:val="top"/>
-          </w:tcPr>
-          <w:p>
-            <w:pPr>
-              <w:spacing w:after="40" w:before="0"/>
-              <w:jc w:val="left"/>
-            </w:pPr>
-            <w:r>
-              <w:rPr>
-                <w:rFonts w:ascii="Arial" w:cs="Arial" w:eastAsia="Arial" w:hAnsi="Arial"/>
-                <w:b/>
-                <w:bCs/>
-                <w:i w:val="false"/>
-                <w:iCs w:val="false"/>
-                <w:color w:val="000000"/>
-                <w:sz w:val="18"/>
-                <w:szCs w:val="18"/>
-              </w:rPr>
-              <w:t xml:space="preserve">Subject</w:t>
-            </w:r>
-          </w:p>
-        </w:tc>
-        <w:tc>
-          <w:tcPr>
-            <w:tcW w:type="dxa" w:w="10680"/>
-            <w:shd w:fill="FFFFFF" w:color="auto" w:val="clear"/>
-            <w:tcMar>
-              <w:top w:type="dxa" w:w="60"/>
-              <w:left w:type="dxa" w:w="120"/>
-              <w:bottom w:type="dxa" w:w="60"/>
-              <w:right w:type="dxa" w:w="120"/>
-            </w:tcMar>
-            <w:vAlign w:val="top"/>
-          </w:tcPr>
-          <w:p>
-            <w:pPr>
-              <w:spacing w:after="40" w:before="0"/>
-              <w:jc w:val="left"/>
-            </w:pPr>
-            <w:r>
-              <w:rPr>
-                <w:rFonts w:ascii="Arial" w:cs="Arial" w:eastAsia="Arial" w:hAnsi="Arial"/>
-                <w:b w:val="false"/>
-                <w:bCs w:val="false"/>
-                <w:i w:val="false"/>
-                <w:iCs w:val="false"/>
-                <w:color w:val="000000"/>
-                <w:sz w:val="18"/>
-                <w:szCs w:val="18"/>
-              </w:rPr>
-              <w:t xml:space="preserve">Biology</w:t>
-            </w:r>
-          </w:p>
-        </w:tc>
-      </w:tr>
-      <w:tr>
-        <w:tc>
-          <w:tcPr>
-            <w:tcW w:type="dxa" w:w="3000"/>
-            <w:shd w:fill="D5E8F0" w:color="auto" w:val="clear"/>
-            <w:tcMar>
-              <w:top w:type="dxa" w:w="60"/>
-              <w:left w:type="dxa" w:w="120"/>
-              <w:bottom w:type="dxa" w:w="60"/>
-              <w:right w:type="dxa" w:w="120"/>
-            </w:tcMar>
-            <w:vAlign w:val="top"/>
-          </w:tcPr>
-          <w:p>
-            <w:pPr>
-              <w:spacing w:after="40" w:before="0"/>
-              <w:jc w:val="left"/>
-            </w:pPr>
-            <w:r>
-              <w:rPr>
-                <w:rFonts w:ascii="Arial" w:cs="Arial" w:eastAsia="Arial" w:hAnsi="Arial"/>
-                <w:b/>
-                <w:bCs/>
-                <w:i w:val="false"/>
-                <w:iCs w:val="false"/>
-                <w:color w:val="000000"/>
-                <w:sz w:val="18"/>
-                <w:szCs w:val="18"/>
-              </w:rPr>
-              <w:t xml:space="preserve">Strand</w:t>
-            </w:r>
-          </w:p>
-        </w:tc>
-        <w:tc>
-          <w:tcPr>
-            <w:tcW w:type="dxa" w:w="10680"/>
-            <w:shd w:fill="FFFFFF" w:color="auto" w:val="clear"/>
-            <w:tcMar>
-              <w:top w:type="dxa" w:w="60"/>
-              <w:left w:type="dxa" w:w="120"/>
-              <w:bottom w:type="dxa" w:w="60"/>
-              <w:right w:type="dxa" w:w="120"/>
-            </w:tcMar>
-            <w:vAlign w:val="top"/>
-          </w:tcPr>
-          <w:p>
-            <w:pPr>
-              <w:spacing w:after="40" w:before="0"/>
-              <w:jc w:val="left"/>
-            </w:pPr>
-            <w:r>
-              <w:rPr>
-                <w:rFonts w:ascii="Arial" w:cs="Arial" w:eastAsia="Arial" w:hAnsi="Arial"/>
-                <w:b w:val="false"/>
-                <w:bCs w:val="false"/>
-                <w:i w:val="false"/>
-                <w:iCs w:val="false"/>
-                <w:color w:val="000000"/>
-                <w:sz w:val="18"/>
-                <w:szCs w:val="18"/>
-              </w:rPr>
-              <w:t xml:space="preserve">Strand 1.0: Cell Biology and Biodiversity</w:t>
-            </w:r>
-          </w:p>
-        </w:tc>
-      </w:tr>
-      <w:tr>
-        <w:tc>
-          <w:tcPr>
-            <w:tcW w:type="dxa" w:w="3000"/>
-            <w:shd w:fill="D5E8F0" w:color="auto" w:val="clear"/>
-            <w:tcMar>
-              <w:top w:type="dxa" w:w="60"/>
-              <w:left w:type="dxa" w:w="120"/>
-              <w:bottom w:type="dxa" w:w="60"/>
-              <w:right w:type="dxa" w:w="120"/>
-            </w:tcMar>
-            <w:vAlign w:val="top"/>
-          </w:tcPr>
-          <w:p>
-            <w:pPr>
-              <w:spacing w:after="40" w:before="0"/>
-              <w:jc w:val="left"/>
-            </w:pPr>
-            <w:r>
-              <w:rPr>
-                <w:rFonts w:ascii="Arial" w:cs="Arial" w:eastAsia="Arial" w:hAnsi="Arial"/>
-                <w:b/>
-                <w:bCs/>
-                <w:i w:val="false"/>
-                <w:iCs w:val="false"/>
-                <w:color w:val="000000"/>
-                <w:sz w:val="18"/>
-                <w:szCs w:val="18"/>
-              </w:rPr>
-              <w:t xml:space="preserve">Sub-Strand</w:t>
-            </w:r>
-          </w:p>
-        </w:tc>
-        <w:tc>
-          <w:tcPr>
-            <w:tcW w:type="dxa" w:w="10680"/>
-            <w:shd w:fill="FFFFFF" w:color="auto" w:val="clear"/>
-            <w:tcMar>
-              <w:top w:type="dxa" w:w="60"/>
-              <w:left w:type="dxa" w:w="120"/>
-              <w:bottom w:type="dxa" w:w="60"/>
-              <w:right w:type="dxa" w:w="120"/>
-            </w:tcMar>
-            <w:vAlign w:val="top"/>
-          </w:tcPr>
-          <w:p>
-            <w:pPr>
-              <w:spacing w:after="40" w:before="0"/>
-              <w:jc w:val="left"/>
-            </w:pPr>
-            <w:r>
-              <w:rPr>
-                <w:rFonts w:ascii="Arial" w:cs="Arial" w:eastAsia="Arial" w:hAnsi="Arial"/>
-                <w:b w:val="false"/>
-                <w:bCs w:val="false"/>
-                <w:i w:val="false"/>
-                <w:iCs w:val="false"/>
-                <w:color w:val="000000"/>
-                <w:sz w:val="18"/>
-                <w:szCs w:val="18"/>
-              </w:rPr>
-              <w:t xml:space="preserve">Sub-Strand 1.2: Chemicals of Life</w:t>
-            </w:r>
-          </w:p>
-        </w:tc>
-      </w:tr>
-      <w:tr>
-        <w:tc>
-          <w:tcPr>
-            <w:tcW w:type="dxa" w:w="3000"/>
-            <w:shd w:fill="D5E8F0" w:color="auto" w:val="clear"/>
-            <w:tcMar>
-              <w:top w:type="dxa" w:w="60"/>
-              <w:left w:type="dxa" w:w="120"/>
-              <w:bottom w:type="dxa" w:w="60"/>
-              <w:right w:type="dxa" w:w="120"/>
-            </w:tcMar>
-            <w:vAlign w:val="top"/>
-          </w:tcPr>
-          <w:p>
-            <w:pPr>
-              <w:spacing w:after="40" w:before="0"/>
-              <w:jc w:val="left"/>
-            </w:pPr>
-            <w:r>
-              <w:rPr>
-                <w:rFonts w:ascii="Arial" w:cs="Arial" w:eastAsia="Arial" w:hAnsi="Arial"/>
-                <w:b/>
-                <w:bCs/>
-                <w:i w:val="false"/>
-                <w:iCs w:val="false"/>
-                <w:color w:val="000000"/>
-                <w:sz w:val="18"/>
-                <w:szCs w:val="18"/>
-              </w:rPr>
-              <w:t xml:space="preserve">Total Duration</w:t>
-            </w:r>
-          </w:p>
-        </w:tc>
-        <w:tc>
-          <w:tcPr>
-            <w:tcW w:type="dxa" w:w="10680"/>
-            <w:shd w:fill="FFFFFF" w:color="auto" w:val="clear"/>
-            <w:tcMar>
-              <w:top w:type="dxa" w:w="60"/>
-              <w:left w:type="dxa" w:w="120"/>
-              <w:bottom w:type="dxa" w:w="60"/>
-              <w:right w:type="dxa" w:w="120"/>
-            </w:tcMar>
-            <w:vAlign w:val="top"/>
-          </w:tcPr>
-          <w:p>
-            <w:pPr>
-              <w:spacing w:after="40" w:before="0"/>
-              <w:jc w:val="left"/>
-            </w:pPr>
-            <w:r>
-              <w:rPr>
-                <w:rFonts w:ascii="Arial" w:cs="Arial" w:eastAsia="Arial" w:hAnsi="Arial"/>
-                <w:b w:val="false"/>
-                <w:bCs w:val="false"/>
-                <w:i w:val="false"/>
-                <w:iCs w:val="false"/>
-                <w:color w:val="000000"/>
-                <w:sz w:val="18"/>
-                <w:szCs w:val="18"/>
-              </w:rPr>
-              <w:t xml:space="preserve">6 lessons × 40 minutes = 240 minutes total</w:t>
-            </w:r>
-          </w:p>
-        </w:tc>
-      </w:tr>
-      <w:tr>
-        <w:tc>
-          <w:tcPr>
-            <w:tcW w:type="dxa" w:w="3000"/>
-            <w:shd w:fill="D5E8F0" w:color="auto" w:val="clear"/>
-            <w:tcMar>
-              <w:top w:type="dxa" w:w="60"/>
-              <w:left w:type="dxa" w:w="120"/>
-              <w:bottom w:type="dxa" w:w="60"/>
-              <w:right w:type="dxa" w:w="120"/>
-            </w:tcMar>
-            <w:vAlign w:val="top"/>
-          </w:tcPr>
-          <w:p>
-            <w:pPr>
-              <w:spacing w:after="40" w:before="0"/>
-              <w:jc w:val="left"/>
-            </w:pPr>
-            <w:r>
-              <w:rPr>
-                <w:rFonts w:ascii="Arial" w:cs="Arial" w:eastAsia="Arial" w:hAnsi="Arial"/>
-                <w:b/>
-                <w:bCs/>
-                <w:i w:val="false"/>
-                <w:iCs w:val="false"/>
-                <w:color w:val="000000"/>
-                <w:sz w:val="18"/>
-                <w:szCs w:val="18"/>
-              </w:rPr>
-              <w:t xml:space="preserve">Sub-Strand Content</w:t>
-            </w:r>
-          </w:p>
-        </w:tc>
-        <w:tc>
-          <w:tcPr>
-            <w:tcW w:type="dxa" w:w="10680"/>
-            <w:shd w:fill="FFFFFF" w:color="auto" w:val="clear"/>
-            <w:tcMar>
-              <w:top w:type="dxa" w:w="60"/>
-              <w:left w:type="dxa" w:w="120"/>
-              <w:bottom w:type="dxa" w:w="60"/>
-              <w:right w:type="dxa" w:w="120"/>
-            </w:tcMar>
-            <w:vAlign w:val="top"/>
-          </w:tcPr>
-          <w:p>
-            <w:pPr>
-              <w:spacing w:after="30" w:before="0"/>
-              <w:ind w:left="360" w:hanging="180"/>
-              <w:jc w:val="left"/>
-            </w:pPr>
-            <w:r>
-              <w:rPr>
-                <w:rFonts w:ascii="Arial" w:cs="Arial" w:eastAsia="Arial" w:hAnsi="Arial"/>
-                <w:b w:val="false"/>
-                <w:bCs w:val="false"/>
-                <w:i w:val="false"/>
-                <w:iCs w:val="false"/>
-                <w:color w:val="000000"/>
-                <w:sz w:val="18"/>
-                <w:szCs w:val="18"/>
-              </w:rPr>
-              <w:t xml:space="preserve">–  Carbohydrates — structure, types (monosaccharides, disaccharides, polysaccharides) and functions in living organisms</w:t>
-            </w:r>
-          </w:p>
-          <w:p>
-            <w:pPr>
-              <w:spacing w:after="30" w:before="0"/>
-              <w:ind w:left="360" w:hanging="180"/>
-              <w:jc w:val="left"/>
-            </w:pPr>
-            <w:r>
-              <w:rPr>
-                <w:rFonts w:ascii="Arial" w:cs="Arial" w:eastAsia="Arial" w:hAnsi="Arial"/>
-                <w:b w:val="false"/>
-                <w:bCs w:val="false"/>
-                <w:i w:val="false"/>
-                <w:iCs w:val="false"/>
-                <w:color w:val="000000"/>
-                <w:sz w:val="18"/>
-                <w:szCs w:val="18"/>
-              </w:rPr>
-              <w:t xml:space="preserve">–  Proteins — structure (amino acids, peptide bonds), types and biological functions</w:t>
-            </w:r>
-          </w:p>
-          <w:p>
-            <w:pPr>
-              <w:spacing w:after="30" w:before="0"/>
-              <w:ind w:left="360" w:hanging="180"/>
-              <w:jc w:val="left"/>
-            </w:pPr>
-            <w:r>
-              <w:rPr>
-                <w:rFonts w:ascii="Arial" w:cs="Arial" w:eastAsia="Arial" w:hAnsi="Arial"/>
-                <w:b w:val="false"/>
-                <w:bCs w:val="false"/>
-                <w:i w:val="false"/>
-                <w:iCs w:val="false"/>
-                <w:color w:val="000000"/>
-                <w:sz w:val="18"/>
-                <w:szCs w:val="18"/>
-              </w:rPr>
-              <w:t xml:space="preserve">–  Lipids — structure (fatty acids, glycerol), types (fats, oils, waxes, phospholipids) and functions</w:t>
-            </w:r>
-          </w:p>
-          <w:p>
-            <w:pPr>
-              <w:spacing w:after="30" w:before="0"/>
-              <w:ind w:left="360" w:hanging="180"/>
-              <w:jc w:val="left"/>
-            </w:pPr>
-            <w:r>
-              <w:rPr>
-                <w:rFonts w:ascii="Arial" w:cs="Arial" w:eastAsia="Arial" w:hAnsi="Arial"/>
-                <w:b w:val="false"/>
-                <w:bCs w:val="false"/>
-                <w:i w:val="false"/>
-                <w:iCs w:val="false"/>
-                <w:color w:val="000000"/>
-                <w:sz w:val="18"/>
-                <w:szCs w:val="18"/>
-              </w:rPr>
-              <w:t xml:space="preserve">–  Nucleic acids — DNA and RNA structure and their roles in heredity and protein synthesis</w:t>
-            </w:r>
-          </w:p>
-          <w:p>
-            <w:pPr>
-              <w:spacing w:after="30" w:before="0"/>
-              <w:ind w:left="360" w:hanging="180"/>
-              <w:jc w:val="left"/>
-            </w:pPr>
-            <w:r>
-              <w:rPr>
-                <w:rFonts w:ascii="Arial" w:cs="Arial" w:eastAsia="Arial" w:hAnsi="Arial"/>
-                <w:b w:val="false"/>
-                <w:bCs w:val="false"/>
-                <w:i w:val="false"/>
-                <w:iCs w:val="false"/>
-                <w:color w:val="000000"/>
-                <w:sz w:val="18"/>
-                <w:szCs w:val="18"/>
-              </w:rPr>
-              <w:t xml:space="preserve">–  Vitamins and minerals — classification, sources (local Kenyan foods), deficiency diseases and functions</w:t>
-            </w:r>
-          </w:p>
-          <w:p>
-            <w:pPr>
-              <w:spacing w:after="30" w:before="0"/>
-              <w:ind w:left="360" w:hanging="180"/>
-              <w:jc w:val="left"/>
-            </w:pPr>
-            <w:r>
-              <w:rPr>
-                <w:rFonts w:ascii="Arial" w:cs="Arial" w:eastAsia="Arial" w:hAnsi="Arial"/>
-                <w:b w:val="false"/>
-                <w:bCs w:val="false"/>
-                <w:i w:val="false"/>
-                <w:iCs w:val="false"/>
-                <w:color w:val="000000"/>
-                <w:sz w:val="18"/>
-                <w:szCs w:val="18"/>
-              </w:rPr>
-              <w:t xml:space="preserve">–  Water — properties and biological importance in living cells</w:t>
-            </w:r>
-          </w:p>
-          <w:p>
-            <w:pPr>
-              <w:spacing w:after="30" w:before="0"/>
-              <w:ind w:left="360" w:hanging="180"/>
-              <w:jc w:val="left"/>
-            </w:pPr>
-            <w:r>
-              <w:rPr>
-                <w:rFonts w:ascii="Arial" w:cs="Arial" w:eastAsia="Arial" w:hAnsi="Arial"/>
-                <w:b w:val="false"/>
-                <w:bCs w:val="false"/>
-                <w:i w:val="false"/>
-                <w:iCs w:val="false"/>
-                <w:color w:val="000000"/>
-                <w:sz w:val="18"/>
-                <w:szCs w:val="18"/>
-              </w:rPr>
-              <w:t xml:space="preserve">–  Food tests — chemical tests for reducing sugars (Benedict's), starch (iodine), proteins (Biuret), lipids (Sudan III / ethanol emulsion) using locally available food samples (ugali, beans, milk, avocado, sukuma wiki)</w:t>
-            </w:r>
-          </w:p>
-        </w:tc>
-      </w:tr>
-      <w:tr>
-        <w:tc>
-          <w:tcPr>
-            <w:tcW w:type="dxa" w:w="3000"/>
-            <w:shd w:fill="D5E8F0" w:color="auto" w:val="clear"/>
-            <w:tcMar>
-              <w:top w:type="dxa" w:w="60"/>
-              <w:left w:type="dxa" w:w="120"/>
-              <w:bottom w:type="dxa" w:w="60"/>
-              <w:right w:type="dxa" w:w="120"/>
-            </w:tcMar>
-            <w:vAlign w:val="top"/>
-          </w:tcPr>
-          <w:p>
-            <w:pPr>
-              <w:spacing w:after="40" w:before="0"/>
-              <w:jc w:val="left"/>
-            </w:pPr>
-            <w:r>
-              <w:rPr>
-                <w:rFonts w:ascii="Arial" w:cs="Arial" w:eastAsia="Arial" w:hAnsi="Arial"/>
-                <w:b/>
-                <w:bCs/>
-                <w:i w:val="false"/>
-                <w:iCs w:val="false"/>
-                <w:color w:val="000000"/>
-                <w:sz w:val="18"/>
-                <w:szCs w:val="18"/>
-              </w:rPr>
-              <w:t xml:space="preserve">Learning Outcomes</w:t>
-            </w:r>
-          </w:p>
-        </w:tc>
-        <w:tc>
-          <w:tcPr>
-            <w:tcW w:type="dxa" w:w="10680"/>
-            <w:shd w:fill="FFFFFF" w:color="auto" w:val="clear"/>
-            <w:tcMar>
-              <w:top w:type="dxa" w:w="60"/>
-              <w:left w:type="dxa" w:w="120"/>
-              <w:bottom w:type="dxa" w:w="60"/>
-              <w:right w:type="dxa" w:w="120"/>
-            </w:tcMar>
-            <w:vAlign w:val="top"/>
-          </w:tcPr>
-          <w:p>
-            <w:pPr>
-              <w:spacing w:after="40" w:before="0"/>
-              <w:jc w:val="left"/>
-            </w:pPr>
-            <w:r>
-              <w:rPr>
-                <w:rFonts w:ascii="Arial" w:cs="Arial" w:eastAsia="Arial" w:hAnsi="Arial"/>
-                <w:b w:val="false"/>
-                <w:bCs w:val="false"/>
-                <w:i w:val="false"/>
-                <w:iCs w:val="false"/>
-                <w:color w:val="000000"/>
-                <w:sz w:val="18"/>
-                <w:szCs w:val="18"/>
-              </w:rPr>
-              <w:t xml:space="preserve">By the end of the sub-strand, the learner should be able to:</w:t>
-            </w:r>
-          </w:p>
-          <w:p>
-            <w:pPr>
-              <w:spacing w:after="40" w:before="0"/>
-              <w:jc w:val="left"/>
-            </w:pPr>
-            <w:r>
-              <w:rPr>
-                <w:rFonts w:ascii="Arial" w:cs="Arial" w:eastAsia="Arial" w:hAnsi="Arial"/>
-                <w:b w:val="false"/>
-                <w:bCs w:val="false"/>
-                <w:i w:val="false"/>
-                <w:iCs w:val="false"/>
-                <w:color w:val="000000"/>
-                <w:sz w:val="18"/>
-                <w:szCs w:val="18"/>
-              </w:rPr>
-              <w:t xml:space="preserve">a) identify the major chemicals of life (carbohydrates, proteins, lipids, nucleic acids, vitamins, minerals and water) and describe their structures,</w:t>
-            </w:r>
-          </w:p>
-          <w:p>
-            <w:pPr>
-              <w:spacing w:after="40" w:before="0"/>
-              <w:jc w:val="left"/>
-            </w:pPr>
-            <w:r>
-              <w:rPr>
-                <w:rFonts w:ascii="Arial" w:cs="Arial" w:eastAsia="Arial" w:hAnsi="Arial"/>
-                <w:b w:val="false"/>
-                <w:bCs w:val="false"/>
-                <w:i w:val="false"/>
-                <w:iCs w:val="false"/>
-                <w:color w:val="000000"/>
-                <w:sz w:val="18"/>
-                <w:szCs w:val="18"/>
-              </w:rPr>
-              <w:t xml:space="preserve">b) explain the functions of the major chemicals of life in living organisms,</w:t>
-            </w:r>
-          </w:p>
-          <w:p>
-            <w:pPr>
-              <w:spacing w:after="40" w:before="0"/>
-              <w:jc w:val="left"/>
-            </w:pPr>
-            <w:r>
-              <w:rPr>
-                <w:rFonts w:ascii="Arial" w:cs="Arial" w:eastAsia="Arial" w:hAnsi="Arial"/>
-                <w:b w:val="false"/>
-                <w:bCs w:val="false"/>
-                <w:i w:val="false"/>
-                <w:iCs w:val="false"/>
-                <w:color w:val="000000"/>
-                <w:sz w:val="18"/>
-                <w:szCs w:val="18"/>
-              </w:rPr>
-              <w:t xml:space="preserve">c) carry out food tests to identify carbohydrates, proteins and lipids in food substances,</w:t>
-            </w:r>
-          </w:p>
-          <w:p>
-            <w:pPr>
-              <w:spacing w:after="40" w:before="0"/>
-              <w:jc w:val="left"/>
-            </w:pPr>
-            <w:r>
-              <w:rPr>
-                <w:rFonts w:ascii="Arial" w:cs="Arial" w:eastAsia="Arial" w:hAnsi="Arial"/>
-                <w:b w:val="false"/>
-                <w:bCs w:val="false"/>
-                <w:i w:val="false"/>
-                <w:iCs w:val="false"/>
-                <w:color w:val="000000"/>
-                <w:sz w:val="18"/>
-                <w:szCs w:val="18"/>
-              </w:rPr>
-              <w:t xml:space="preserve">d) relate deficiency of specific chemicals of life to diseases and health conditions observed in the community,</w:t>
-            </w:r>
-          </w:p>
-          <w:p>
-            <w:pPr>
-              <w:spacing w:after="40" w:before="0"/>
-              <w:jc w:val="left"/>
-            </w:pPr>
-            <w:r>
-              <w:rPr>
-                <w:rFonts w:ascii="Arial" w:cs="Arial" w:eastAsia="Arial" w:hAnsi="Arial"/>
-                <w:b w:val="false"/>
-                <w:bCs w:val="false"/>
-                <w:i w:val="false"/>
-                <w:iCs w:val="false"/>
-                <w:color w:val="000000"/>
-                <w:sz w:val="18"/>
-                <w:szCs w:val="18"/>
-              </w:rPr>
-              <w:t xml:space="preserve">e) appreciate the importance of a balanced diet containing the chemicals of life for good health and wellbeing.</w:t>
-            </w:r>
-          </w:p>
-        </w:tc>
-      </w:tr>
-      <w:tr>
-        <w:tc>
-          <w:tcPr>
-            <w:tcW w:type="dxa" w:w="3000"/>
-            <w:shd w:fill="D5E8F0" w:color="auto" w:val="clear"/>
-            <w:tcMar>
-              <w:top w:type="dxa" w:w="60"/>
-              <w:left w:type="dxa" w:w="120"/>
-              <w:bottom w:type="dxa" w:w="60"/>
-              <w:right w:type="dxa" w:w="120"/>
-            </w:tcMar>
-            <w:vAlign w:val="top"/>
-          </w:tcPr>
-          <w:p>
-            <w:pPr>
-              <w:spacing w:after="40" w:before="0"/>
-              <w:jc w:val="left"/>
-            </w:pPr>
-            <w:r>
-              <w:rPr>
-                <w:rFonts w:ascii="Arial" w:cs="Arial" w:eastAsia="Arial" w:hAnsi="Arial"/>
-                <w:b/>
-                <w:bCs/>
-                <w:i w:val="false"/>
-                <w:iCs w:val="false"/>
-                <w:color w:val="000000"/>
-                <w:sz w:val="18"/>
-                <w:szCs w:val="18"/>
-              </w:rPr>
-              <w:t xml:space="preserve">Core Competencies</w:t>
-            </w:r>
-          </w:p>
-        </w:tc>
-        <w:tc>
-          <w:tcPr>
-            <w:tcW w:type="dxa" w:w="10680"/>
-            <w:shd w:fill="FFFFFF" w:color="auto" w:val="clear"/>
-            <w:tcMar>
-              <w:top w:type="dxa" w:w="60"/>
-              <w:left w:type="dxa" w:w="120"/>
-              <w:bottom w:type="dxa" w:w="60"/>
-              <w:right w:type="dxa" w:w="120"/>
-            </w:tcMar>
-            <w:vAlign w:val="top"/>
-          </w:tcPr>
-          <w:p>
-            <w:pPr>
-              <w:spacing w:after="30" w:before="0"/>
-              <w:ind w:left="360" w:hanging="180"/>
-              <w:jc w:val="left"/>
-            </w:pPr>
-            <w:r>
-              <w:rPr>
-                <w:rFonts w:ascii="Arial" w:cs="Arial" w:eastAsia="Arial" w:hAnsi="Arial"/>
-                <w:b w:val="false"/>
-                <w:bCs w:val="false"/>
-                <w:i w:val="false"/>
-                <w:iCs w:val="false"/>
-                <w:color w:val="000000"/>
-                <w:sz w:val="18"/>
-                <w:szCs w:val="18"/>
-              </w:rPr>
-              <w:t xml:space="preserve">–  Communication and Collaboration: Learners work in small groups to carry out food tests on local Kenyan food samples (ugali, beans, avocado, milk), record results in shared tables and present findings to the class, developing scientific communication skills.</w:t>
-            </w:r>
-          </w:p>
-          <w:p>
-            <w:pPr>
-              <w:spacing w:after="30" w:before="0"/>
-              <w:ind w:left="360" w:hanging="180"/>
-              <w:jc w:val="left"/>
-            </w:pPr>
-            <w:r>
-              <w:rPr>
-                <w:rFonts w:ascii="Arial" w:cs="Arial" w:eastAsia="Arial" w:hAnsi="Arial"/>
-                <w:b w:val="false"/>
-                <w:bCs w:val="false"/>
-                <w:i w:val="false"/>
-                <w:iCs w:val="false"/>
-                <w:color w:val="000000"/>
-                <w:sz w:val="18"/>
-                <w:szCs w:val="18"/>
-              </w:rPr>
-              <w:t xml:space="preserve">–  Critical Thinking and Problem Solving: Learners analyse food test results, identify unknown substances in food samples and propose explanations for deficiency diseases observed in Kenyan communities, developing evidence-based reasoning.</w:t>
-            </w:r>
-          </w:p>
-          <w:p>
-            <w:pPr>
-              <w:spacing w:after="30" w:before="0"/>
-              <w:ind w:left="360" w:hanging="180"/>
-              <w:jc w:val="left"/>
-            </w:pPr>
-            <w:r>
-              <w:rPr>
-                <w:rFonts w:ascii="Arial" w:cs="Arial" w:eastAsia="Arial" w:hAnsi="Arial"/>
-                <w:b w:val="false"/>
-                <w:bCs w:val="false"/>
-                <w:i w:val="false"/>
-                <w:iCs w:val="false"/>
-                <w:color w:val="000000"/>
-                <w:sz w:val="18"/>
-                <w:szCs w:val="18"/>
-              </w:rPr>
-              <w:t xml:space="preserve">–  Imagination and Creativity: Learners design and construct visual molecular models of carbohydrates, proteins and lipids using locally available materials (bottle tops, straws, clay) to represent biological macromolecules.</w:t>
-            </w:r>
-          </w:p>
-          <w:p>
-            <w:pPr>
-              <w:spacing w:after="30" w:before="0"/>
-              <w:ind w:left="360" w:hanging="180"/>
-              <w:jc w:val="left"/>
-            </w:pPr>
-            <w:r>
-              <w:rPr>
-                <w:rFonts w:ascii="Arial" w:cs="Arial" w:eastAsia="Arial" w:hAnsi="Arial"/>
-                <w:b w:val="false"/>
-                <w:bCs w:val="false"/>
-                <w:i w:val="false"/>
-                <w:iCs w:val="false"/>
-                <w:color w:val="000000"/>
-                <w:sz w:val="18"/>
-                <w:szCs w:val="18"/>
-              </w:rPr>
-              <w:t xml:space="preserve">–  Self-efficacy: Learners develop confidence in handling laboratory apparatus and interpreting chemical test results independently, building a sense of scientific competence.</w:t>
-            </w:r>
-          </w:p>
-        </w:tc>
-      </w:tr>
-      <w:tr>
-        <w:tc>
-          <w:tcPr>
-            <w:tcW w:type="dxa" w:w="3000"/>
-            <w:shd w:fill="E2EFDA" w:color="auto" w:val="clear"/>
-            <w:tcMar>
-              <w:top w:type="dxa" w:w="60"/>
-              <w:left w:type="dxa" w:w="120"/>
-              <w:bottom w:type="dxa" w:w="60"/>
-              <w:right w:type="dxa" w:w="120"/>
-            </w:tcMar>
-            <w:vAlign w:val="top"/>
-          </w:tcPr>
-          <w:p>
-            <w:pPr>
-              <w:spacing w:after="40" w:before="0"/>
-              <w:jc w:val="left"/>
-            </w:pPr>
-            <w:r>
-              <w:rPr>
-                <w:rFonts w:ascii="Arial" w:cs="Arial" w:eastAsia="Arial" w:hAnsi="Arial"/>
-                <w:b/>
-                <w:bCs/>
-                <w:i w:val="false"/>
-                <w:iCs w:val="false"/>
-                <w:color w:val="000000"/>
-                <w:sz w:val="18"/>
-                <w:szCs w:val="18"/>
-              </w:rPr>
-              <w:t xml:space="preserve">Core Values</w:t>
-            </w:r>
-          </w:p>
-        </w:tc>
-        <w:tc>
-          <w:tcPr>
-            <w:tcW w:type="dxa" w:w="10680"/>
-            <w:shd w:fill="FFFFFF" w:color="auto" w:val="clear"/>
-            <w:tcMar>
-              <w:top w:type="dxa" w:w="60"/>
-              <w:left w:type="dxa" w:w="120"/>
-              <w:bottom w:type="dxa" w:w="60"/>
-              <w:right w:type="dxa" w:w="120"/>
-            </w:tcMar>
-            <w:vAlign w:val="top"/>
-          </w:tcPr>
-          <w:p>
-            <w:pPr>
-              <w:spacing w:after="30" w:before="0"/>
-              <w:ind w:left="360" w:hanging="180"/>
-              <w:jc w:val="left"/>
-            </w:pPr>
-            <w:r>
-              <w:rPr>
-                <w:rFonts w:ascii="Arial" w:cs="Arial" w:eastAsia="Arial" w:hAnsi="Arial"/>
-                <w:b w:val="false"/>
-                <w:bCs w:val="false"/>
-                <w:i w:val="false"/>
-                <w:iCs w:val="false"/>
-                <w:color w:val="000000"/>
-                <w:sz w:val="18"/>
-                <w:szCs w:val="18"/>
-              </w:rPr>
-              <w:t xml:space="preserve">–  Responsibility: The learner safely handles chemicals and laboratory apparatus during food tests and disposes of materials responsibly to protect the school environment.</w:t>
-            </w:r>
-          </w:p>
-          <w:p>
-            <w:pPr>
-              <w:spacing w:after="30" w:before="0"/>
-              <w:ind w:left="360" w:hanging="180"/>
-              <w:jc w:val="left"/>
-            </w:pPr>
-            <w:r>
-              <w:rPr>
-                <w:rFonts w:ascii="Arial" w:cs="Arial" w:eastAsia="Arial" w:hAnsi="Arial"/>
-                <w:b w:val="false"/>
-                <w:bCs w:val="false"/>
-                <w:i w:val="false"/>
-                <w:iCs w:val="false"/>
-                <w:color w:val="000000"/>
-                <w:sz w:val="18"/>
-                <w:szCs w:val="18"/>
-              </w:rPr>
-              <w:t xml:space="preserve">–  Respect: The learner appreciates diverse dietary practices and food choices across Kenyan communities when discussing sources of the chemicals of life.</w:t>
-            </w:r>
-          </w:p>
-          <w:p>
-            <w:pPr>
-              <w:spacing w:after="30" w:before="0"/>
-              <w:ind w:left="360" w:hanging="180"/>
-              <w:jc w:val="left"/>
-            </w:pPr>
-            <w:r>
-              <w:rPr>
-                <w:rFonts w:ascii="Arial" w:cs="Arial" w:eastAsia="Arial" w:hAnsi="Arial"/>
-                <w:b w:val="false"/>
-                <w:bCs w:val="false"/>
-                <w:i w:val="false"/>
-                <w:iCs w:val="false"/>
-                <w:color w:val="000000"/>
-                <w:sz w:val="18"/>
-                <w:szCs w:val="18"/>
-              </w:rPr>
-              <w:t xml:space="preserve">–  Unity: The learner collaborates equitably with peers of different backgrounds during group practical activities and model-building tasks.</w:t>
-            </w:r>
-          </w:p>
-          <w:p>
-            <w:pPr>
-              <w:spacing w:after="30" w:before="0"/>
-              <w:ind w:left="360" w:hanging="180"/>
-              <w:jc w:val="left"/>
-            </w:pPr>
-            <w:r>
-              <w:rPr>
-                <w:rFonts w:ascii="Arial" w:cs="Arial" w:eastAsia="Arial" w:hAnsi="Arial"/>
-                <w:b w:val="false"/>
-                <w:bCs w:val="false"/>
-                <w:i w:val="false"/>
-                <w:iCs w:val="false"/>
-                <w:color w:val="000000"/>
-                <w:sz w:val="18"/>
-                <w:szCs w:val="18"/>
-              </w:rPr>
-              <w:t xml:space="preserve">–  Integrity: The learner records food test observations honestly and accurately, even when results do not match predictions.</w:t>
-            </w:r>
-          </w:p>
-        </w:tc>
-      </w:tr>
-      <w:tr>
-        <w:tc>
-          <w:tcPr>
-            <w:tcW w:type="dxa" w:w="3000"/>
-            <w:shd w:fill="D5E8F0" w:color="auto" w:val="clear"/>
-            <w:tcMar>
-              <w:top w:type="dxa" w:w="60"/>
-              <w:left w:type="dxa" w:w="120"/>
-              <w:bottom w:type="dxa" w:w="60"/>
-              <w:right w:type="dxa" w:w="120"/>
-            </w:tcMar>
-            <w:vAlign w:val="top"/>
-          </w:tcPr>
-          <w:p>
-            <w:pPr>
-              <w:spacing w:after="40" w:before="0"/>
-              <w:jc w:val="left"/>
-            </w:pPr>
-            <w:r>
-              <w:rPr>
-                <w:rFonts w:ascii="Arial" w:cs="Arial" w:eastAsia="Arial" w:hAnsi="Arial"/>
-                <w:b/>
-                <w:bCs/>
-                <w:i w:val="false"/>
-                <w:iCs w:val="false"/>
-                <w:color w:val="000000"/>
-                <w:sz w:val="18"/>
-                <w:szCs w:val="18"/>
-              </w:rPr>
-              <w:t xml:space="preserve">Science &amp; Engineering Practices</w:t>
-            </w:r>
-          </w:p>
-        </w:tc>
-        <w:tc>
-          <w:tcPr>
-            <w:tcW w:type="dxa" w:w="10680"/>
-            <w:shd w:fill="FFFFFF" w:color="auto" w:val="clear"/>
-            <w:tcMar>
-              <w:top w:type="dxa" w:w="60"/>
-              <w:left w:type="dxa" w:w="120"/>
-              <w:bottom w:type="dxa" w:w="60"/>
-              <w:right w:type="dxa" w:w="120"/>
-            </w:tcMar>
-            <w:vAlign w:val="top"/>
-          </w:tcPr>
-          <w:p>
-            <w:pPr>
-              <w:spacing w:after="30" w:before="0"/>
-              <w:ind w:left="360" w:hanging="180"/>
-              <w:jc w:val="left"/>
-            </w:pPr>
-            <w:r>
-              <w:rPr>
-                <w:rFonts w:ascii="Arial" w:cs="Arial" w:eastAsia="Arial" w:hAnsi="Arial"/>
-                <w:b w:val="false"/>
-                <w:bCs w:val="false"/>
-                <w:i w:val="false"/>
-                <w:iCs w:val="false"/>
-                <w:color w:val="000000"/>
-                <w:sz w:val="18"/>
-                <w:szCs w:val="18"/>
-              </w:rPr>
-              <w:t xml:space="preserve">–  Asking Questions and Defining Problems: Learners generate questions about why different foods cause different health outcomes in Kenyan communities, anchoring inquiry into the chemical composition of food.</w:t>
-            </w:r>
-          </w:p>
-          <w:p>
-            <w:pPr>
-              <w:spacing w:after="30" w:before="0"/>
-              <w:ind w:left="360" w:hanging="180"/>
-              <w:jc w:val="left"/>
-            </w:pPr>
-            <w:r>
-              <w:rPr>
-                <w:rFonts w:ascii="Arial" w:cs="Arial" w:eastAsia="Arial" w:hAnsi="Arial"/>
-                <w:b w:val="false"/>
-                <w:bCs w:val="false"/>
-                <w:i w:val="false"/>
-                <w:iCs w:val="false"/>
-                <w:color w:val="000000"/>
-                <w:sz w:val="18"/>
-                <w:szCs w:val="18"/>
-              </w:rPr>
-              <w:t xml:space="preserve">–  Planning and Carrying Out Investigations: Learners plan and conduct systematic food tests (Benedict's, iodine, Biuret, ethanol emulsion) on a range of local food samples, controlling variables and recording observations.</w:t>
-            </w:r>
-          </w:p>
-          <w:p>
-            <w:pPr>
-              <w:spacing w:after="30" w:before="0"/>
-              <w:ind w:left="360" w:hanging="180"/>
-              <w:jc w:val="left"/>
-            </w:pPr>
-            <w:r>
-              <w:rPr>
-                <w:rFonts w:ascii="Arial" w:cs="Arial" w:eastAsia="Arial" w:hAnsi="Arial"/>
-                <w:b w:val="false"/>
-                <w:bCs w:val="false"/>
-                <w:i w:val="false"/>
-                <w:iCs w:val="false"/>
-                <w:color w:val="000000"/>
-                <w:sz w:val="18"/>
-                <w:szCs w:val="18"/>
-              </w:rPr>
-              <w:t xml:space="preserve">–  Analysing and Interpreting Data: Learners analyse colour changes from food tests, construct results tables and draw conclusions about the chemical composition of foods such as ugali (starch), nyama choma (protein) and avocado (lipids).</w:t>
-            </w:r>
-          </w:p>
-          <w:p>
-            <w:pPr>
-              <w:spacing w:after="30" w:before="0"/>
-              <w:ind w:left="360" w:hanging="180"/>
-              <w:jc w:val="left"/>
-            </w:pPr>
-            <w:r>
-              <w:rPr>
-                <w:rFonts w:ascii="Arial" w:cs="Arial" w:eastAsia="Arial" w:hAnsi="Arial"/>
-                <w:b w:val="false"/>
-                <w:bCs w:val="false"/>
-                <w:i w:val="false"/>
-                <w:iCs w:val="false"/>
-                <w:color w:val="000000"/>
-                <w:sz w:val="18"/>
-                <w:szCs w:val="18"/>
-              </w:rPr>
-              <w:t xml:space="preserve">–  Constructing Explanations: Learners use evidence from food tests and molecular structure diagrams to explain how the chemical composition of food relates to its biological function and to observed deficiency diseases.</w:t>
-            </w:r>
-          </w:p>
-          <w:p>
-            <w:pPr>
-              <w:spacing w:after="30" w:before="0"/>
-              <w:ind w:left="360" w:hanging="180"/>
-              <w:jc w:val="left"/>
-            </w:pPr>
-            <w:r>
-              <w:rPr>
-                <w:rFonts w:ascii="Arial" w:cs="Arial" w:eastAsia="Arial" w:hAnsi="Arial"/>
-                <w:b w:val="false"/>
-                <w:bCs w:val="false"/>
-                <w:i w:val="false"/>
-                <w:iCs w:val="false"/>
-                <w:color w:val="000000"/>
-                <w:sz w:val="18"/>
-                <w:szCs w:val="18"/>
-              </w:rPr>
-              <w:t xml:space="preserve">–  Developing and Using Models: Learners build and revise physical models of biological macromolecules (monosaccharide chains, amino acid sequences) using craft materials to visualise structure–function relationships.</w:t>
-            </w:r>
-          </w:p>
-        </w:tc>
-      </w:tr>
-      <w:tr>
-        <w:tc>
-          <w:tcPr>
-            <w:tcW w:type="dxa" w:w="3000"/>
-            <w:shd w:fill="FCE4D6" w:color="auto" w:val="clear"/>
-            <w:tcMar>
-              <w:top w:type="dxa" w:w="60"/>
-              <w:left w:type="dxa" w:w="120"/>
-              <w:bottom w:type="dxa" w:w="60"/>
-              <w:right w:type="dxa" w:w="120"/>
-            </w:tcMar>
-            <w:vAlign w:val="top"/>
-          </w:tcPr>
-          <w:p>
-            <w:pPr>
-              <w:spacing w:after="40" w:before="0"/>
-              <w:jc w:val="left"/>
-            </w:pPr>
-            <w:r>
-              <w:rPr>
-                <w:rFonts w:ascii="Arial" w:cs="Arial" w:eastAsia="Arial" w:hAnsi="Arial"/>
-                <w:b/>
-                <w:bCs/>
-                <w:i w:val="false"/>
-                <w:iCs w:val="false"/>
-                <w:color w:val="000000"/>
-                <w:sz w:val="18"/>
-                <w:szCs w:val="18"/>
-              </w:rPr>
-              <w:t xml:space="preserve">Pertinent &amp; Contemporary Issues (PCIs)</w:t>
-            </w:r>
-          </w:p>
-        </w:tc>
-        <w:tc>
-          <w:tcPr>
-            <w:tcW w:type="dxa" w:w="10680"/>
-            <w:shd w:fill="FFFFFF" w:color="auto" w:val="clear"/>
-            <w:tcMar>
-              <w:top w:type="dxa" w:w="60"/>
-              <w:left w:type="dxa" w:w="120"/>
-              <w:bottom w:type="dxa" w:w="60"/>
-              <w:right w:type="dxa" w:w="120"/>
-            </w:tcMar>
-            <w:vAlign w:val="top"/>
-          </w:tcPr>
-          <w:p>
-            <w:pPr>
-              <w:spacing w:after="30" w:before="0"/>
-              <w:ind w:left="360" w:hanging="180"/>
-              <w:jc w:val="left"/>
-            </w:pPr>
-            <w:r>
-              <w:rPr>
-                <w:rFonts w:ascii="Arial" w:cs="Arial" w:eastAsia="Arial" w:hAnsi="Arial"/>
-                <w:b w:val="false"/>
-                <w:bCs w:val="false"/>
-                <w:i w:val="false"/>
-                <w:iCs w:val="false"/>
-                <w:color w:val="000000"/>
-                <w:sz w:val="18"/>
-                <w:szCs w:val="18"/>
-              </w:rPr>
-              <w:t xml:space="preserve">–  Health Education: The learner relates the chemicals of life to nutrition, dietary balance and prevention of deficiency diseases common in Kenya (e.g., kwashiorkor, marasmus, scurvy, rickets, anaemia), promoting informed health choices.</w:t>
-            </w:r>
-          </w:p>
-          <w:p>
-            <w:pPr>
-              <w:spacing w:after="30" w:before="0"/>
-              <w:ind w:left="360" w:hanging="180"/>
-              <w:jc w:val="left"/>
-            </w:pPr>
-            <w:r>
-              <w:rPr>
-                <w:rFonts w:ascii="Arial" w:cs="Arial" w:eastAsia="Arial" w:hAnsi="Arial"/>
-                <w:b w:val="false"/>
-                <w:bCs w:val="false"/>
-                <w:i w:val="false"/>
-                <w:iCs w:val="false"/>
-                <w:color w:val="000000"/>
-                <w:sz w:val="18"/>
-                <w:szCs w:val="18"/>
-              </w:rPr>
-              <w:t xml:space="preserve">–  Environmental Conservation: The learner uses locally available and recycled materials (bottle tops, straws, clay) to build molecular models, minimising waste and promoting sustainable resource use.</w:t>
-            </w:r>
-          </w:p>
-          <w:p>
-            <w:pPr>
-              <w:spacing w:after="30" w:before="0"/>
-              <w:ind w:left="360" w:hanging="180"/>
-              <w:jc w:val="left"/>
-            </w:pPr>
-            <w:r>
-              <w:rPr>
-                <w:rFonts w:ascii="Arial" w:cs="Arial" w:eastAsia="Arial" w:hAnsi="Arial"/>
-                <w:b w:val="false"/>
-                <w:bCs w:val="false"/>
-                <w:i w:val="false"/>
-                <w:iCs w:val="false"/>
-                <w:color w:val="000000"/>
-                <w:sz w:val="18"/>
-                <w:szCs w:val="18"/>
-              </w:rPr>
-              <w:t xml:space="preserve">–  Safety and Security: The learner observes safe laboratory practices when handling chemicals (Benedict's reagent, iodine solution, Biuret reagent) during food tests, protecting personal and peer safety.</w:t>
-            </w:r>
-          </w:p>
-          <w:p>
-            <w:pPr>
-              <w:spacing w:after="30" w:before="0"/>
-              <w:ind w:left="360" w:hanging="180"/>
-              <w:jc w:val="left"/>
-            </w:pPr>
-            <w:r>
-              <w:rPr>
-                <w:rFonts w:ascii="Arial" w:cs="Arial" w:eastAsia="Arial" w:hAnsi="Arial"/>
-                <w:b w:val="false"/>
-                <w:bCs w:val="false"/>
-                <w:i w:val="false"/>
-                <w:iCs w:val="false"/>
-                <w:color w:val="000000"/>
-                <w:sz w:val="18"/>
-                <w:szCs w:val="18"/>
-              </w:rPr>
-              <w:t xml:space="preserve">–  Financial Literacy: The learner evaluates the nutritional value of affordable, locally available Kenyan foods to make cost-effective dietary decisions that meet the body's chemical requirements.</w:t>
-            </w:r>
-          </w:p>
-        </w:tc>
-      </w:tr>
-      <w:tr>
-        <w:tc>
-          <w:tcPr>
-            <w:tcW w:type="dxa" w:w="3000"/>
-            <w:shd w:fill="D9EEF1" w:color="auto" w:val="clear"/>
-            <w:tcMar>
-              <w:top w:type="dxa" w:w="60"/>
-              <w:left w:type="dxa" w:w="120"/>
-              <w:bottom w:type="dxa" w:w="60"/>
-              <w:right w:type="dxa" w:w="120"/>
-            </w:tcMar>
-            <w:vAlign w:val="top"/>
-          </w:tcPr>
-          <w:p>
-            <w:pPr>
-              <w:spacing w:after="40" w:before="0"/>
-              <w:jc w:val="left"/>
-            </w:pPr>
-            <w:r>
-              <w:rPr>
-                <w:rFonts w:ascii="Arial" w:cs="Arial" w:eastAsia="Arial" w:hAnsi="Arial"/>
-                <w:b/>
-                <w:bCs/>
-                <w:i w:val="false"/>
-                <w:iCs w:val="false"/>
-                <w:color w:val="000000"/>
-                <w:sz w:val="18"/>
-                <w:szCs w:val="18"/>
-              </w:rPr>
-              <w:t xml:space="preserve">Career Connections</w:t>
-            </w:r>
-          </w:p>
-        </w:tc>
-        <w:tc>
-          <w:tcPr>
-            <w:tcW w:type="dxa" w:w="10680"/>
-            <w:shd w:fill="FFFFFF" w:color="auto" w:val="clear"/>
-            <w:tcMar>
-              <w:top w:type="dxa" w:w="60"/>
-              <w:left w:type="dxa" w:w="120"/>
-              <w:bottom w:type="dxa" w:w="60"/>
-              <w:right w:type="dxa" w:w="120"/>
-            </w:tcMar>
-            <w:vAlign w:val="top"/>
-          </w:tcPr>
-          <w:p>
-            <w:pPr>
-              <w:spacing w:after="30" w:before="0"/>
-              <w:ind w:left="360" w:hanging="180"/>
-              <w:jc w:val="left"/>
-            </w:pPr>
-            <w:r>
-              <w:rPr>
-                <w:rFonts w:ascii="Arial" w:cs="Arial" w:eastAsia="Arial" w:hAnsi="Arial"/>
-                <w:b w:val="false"/>
-                <w:bCs w:val="false"/>
-                <w:i w:val="false"/>
-                <w:iCs w:val="false"/>
-                <w:color w:val="000000"/>
-                <w:sz w:val="18"/>
-                <w:szCs w:val="18"/>
-              </w:rPr>
-              <w:t xml:space="preserve">–  Nutritionist / Dietitian: Understanding the chemicals of life and their functions in the body is foundational to advising individuals and communities on healthy, balanced diets using locally available Kenyan foods.</w:t>
-            </w:r>
-          </w:p>
-          <w:p>
-            <w:pPr>
-              <w:spacing w:after="30" w:before="0"/>
-              <w:ind w:left="360" w:hanging="180"/>
-              <w:jc w:val="left"/>
-            </w:pPr>
-            <w:r>
-              <w:rPr>
-                <w:rFonts w:ascii="Arial" w:cs="Arial" w:eastAsia="Arial" w:hAnsi="Arial"/>
-                <w:b w:val="false"/>
-                <w:bCs w:val="false"/>
-                <w:i w:val="false"/>
-                <w:iCs w:val="false"/>
-                <w:color w:val="000000"/>
-                <w:sz w:val="18"/>
-                <w:szCs w:val="18"/>
-              </w:rPr>
-              <w:t xml:space="preserve">–  Biochemist: The study of carbohydrates, proteins, lipids and nucleic acids at the molecular level is the core of biochemistry research in institutions such as the Kenya Medical Research Institute (KEMRI).</w:t>
-            </w:r>
-          </w:p>
-          <w:p>
-            <w:pPr>
-              <w:spacing w:after="30" w:before="0"/>
-              <w:ind w:left="360" w:hanging="180"/>
-              <w:jc w:val="left"/>
-            </w:pPr>
-            <w:r>
-              <w:rPr>
-                <w:rFonts w:ascii="Arial" w:cs="Arial" w:eastAsia="Arial" w:hAnsi="Arial"/>
-                <w:b w:val="false"/>
-                <w:bCs w:val="false"/>
-                <w:i w:val="false"/>
-                <w:iCs w:val="false"/>
-                <w:color w:val="000000"/>
-                <w:sz w:val="18"/>
-                <w:szCs w:val="18"/>
-              </w:rPr>
-              <w:t xml:space="preserve">–  Medical Laboratory Technologist: Performing chemical food tests mirrors the diagnostic laboratory tests used in hospitals across Kenya to analyse blood composition, urine and tissue samples.</w:t>
-            </w:r>
-          </w:p>
-          <w:p>
-            <w:pPr>
-              <w:spacing w:after="30" w:before="0"/>
-              <w:ind w:left="360" w:hanging="180"/>
-              <w:jc w:val="left"/>
-            </w:pPr>
-            <w:r>
-              <w:rPr>
-                <w:rFonts w:ascii="Arial" w:cs="Arial" w:eastAsia="Arial" w:hAnsi="Arial"/>
-                <w:b w:val="false"/>
-                <w:bCs w:val="false"/>
-                <w:i w:val="false"/>
-                <w:iCs w:val="false"/>
-                <w:color w:val="000000"/>
-                <w:sz w:val="18"/>
-                <w:szCs w:val="18"/>
-              </w:rPr>
-              <w:t xml:space="preserve">–  Food Scientist / Technologist: Knowledge of food chemistry is essential for food processing, quality control and product development in Kenya's agri-food industry (e.g., maize milling, dairy processing in Eldoret).</w:t>
-            </w:r>
-          </w:p>
-          <w:p>
-            <w:pPr>
-              <w:spacing w:after="30" w:before="0"/>
-              <w:ind w:left="360" w:hanging="180"/>
-              <w:jc w:val="left"/>
-            </w:pPr>
-            <w:r>
-              <w:rPr>
-                <w:rFonts w:ascii="Arial" w:cs="Arial" w:eastAsia="Arial" w:hAnsi="Arial"/>
-                <w:b w:val="false"/>
-                <w:bCs w:val="false"/>
-                <w:i w:val="false"/>
-                <w:iCs w:val="false"/>
-                <w:color w:val="000000"/>
-                <w:sz w:val="18"/>
-                <w:szCs w:val="18"/>
-              </w:rPr>
-              <w:t xml:space="preserve">–  Pharmacist: Understanding proteins, lipids and nucleic acids is critical for drug design, including vaccines and biologics produced or distributed in Kenya.</w:t>
-            </w:r>
-          </w:p>
-          <w:p>
-            <w:pPr>
-              <w:spacing w:after="30" w:before="0"/>
-              <w:ind w:left="360" w:hanging="180"/>
-              <w:jc w:val="left"/>
-            </w:pPr>
-            <w:r>
-              <w:rPr>
-                <w:rFonts w:ascii="Arial" w:cs="Arial" w:eastAsia="Arial" w:hAnsi="Arial"/>
-                <w:b w:val="false"/>
-                <w:bCs w:val="false"/>
-                <w:i w:val="false"/>
-                <w:iCs w:val="false"/>
-                <w:color w:val="000000"/>
-                <w:sz w:val="18"/>
-                <w:szCs w:val="18"/>
-              </w:rPr>
-              <w:t xml:space="preserve">–  Agricultural Scientist: Relating soil minerals and plant biochemistry to crop nutritional value supports agricultural research at institutions such as KARI (Kenya Agricultural and Livestock Research Organization).</w:t>
-            </w:r>
-          </w:p>
-        </w:tc>
-      </w:tr>
-      <w:tr>
-        <w:tc>
-          <w:tcPr>
-            <w:tcW w:type="dxa" w:w="3000"/>
-            <w:shd w:fill="D5E8F0" w:color="auto" w:val="clear"/>
-            <w:tcMar>
-              <w:top w:type="dxa" w:w="60"/>
-              <w:left w:type="dxa" w:w="120"/>
-              <w:bottom w:type="dxa" w:w="60"/>
-              <w:right w:type="dxa" w:w="120"/>
-            </w:tcMar>
-            <w:vAlign w:val="top"/>
-          </w:tcPr>
-          <w:p>
-            <w:pPr>
-              <w:spacing w:after="40" w:before="0"/>
-              <w:jc w:val="left"/>
-            </w:pPr>
-            <w:r>
-              <w:rPr>
-                <w:rFonts w:ascii="Arial" w:cs="Arial" w:eastAsia="Arial" w:hAnsi="Arial"/>
-                <w:b/>
-                <w:bCs/>
-                <w:i w:val="false"/>
-                <w:iCs w:val="false"/>
-                <w:color w:val="000000"/>
-                <w:sz w:val="18"/>
-                <w:szCs w:val="18"/>
-              </w:rPr>
-              <w:t xml:space="preserve">Focus for Lessons</w:t>
-            </w:r>
-          </w:p>
-        </w:tc>
-        <w:tc>
-          <w:tcPr>
-            <w:tcW w:type="dxa" w:w="10680"/>
-            <w:shd w:fill="FFFFFF" w:color="auto" w:val="clear"/>
-            <w:tcMar>
-              <w:top w:type="dxa" w:w="60"/>
-              <w:left w:type="dxa" w:w="120"/>
-              <w:bottom w:type="dxa" w:w="60"/>
-              <w:right w:type="dxa" w:w="120"/>
-            </w:tcMar>
-            <w:vAlign w:val="top"/>
-          </w:tcPr>
-          <w:p>
-            <w:pPr>
-              <w:spacing w:after="40" w:before="0"/>
-              <w:jc w:val="left"/>
-            </w:pPr>
-            <w:r>
-              <w:rPr>
-                <w:rFonts w:ascii="Arial" w:cs="Arial" w:eastAsia="Arial" w:hAnsi="Arial"/>
-                <w:b w:val="false"/>
-                <w:bCs w:val="false"/>
-                <w:i w:val="false"/>
-                <w:iCs w:val="false"/>
-                <w:color w:val="000000"/>
-                <w:sz w:val="18"/>
-                <w:szCs w:val="18"/>
-              </w:rPr>
-              <w:t xml:space="preserve">This unit investigates the major biological macromolecules — carbohydrates, proteins, lipids and nucleic acids — alongside vitamins, minerals and water, and their essential roles in living organisms. Using a phenomenon-driven, hands-on approach, learners conduct chemical food tests on familiar Kenyan foods (ugali, beans, avocado, nyama choma, sukuma wiki) to discover what these foods are made of at the molecular level and why that matters for health. The unit connects molecular biology to real-world nutritional challenges in Kenyan communities, empowering learners to make evidence-based decisions about diet and health.</w:t>
-            </w:r>
-          </w:p>
-        </w:tc>
-      </w:tr>
-      <w:tr>
-        <w:tc>
-          <w:tcPr>
-            <w:tcW w:type="dxa" w:w="3000"/>
-            <w:shd w:fill="EAD1F5" w:color="auto" w:val="clear"/>
-            <w:tcMar>
-              <w:top w:type="dxa" w:w="60"/>
-              <w:left w:type="dxa" w:w="120"/>
-              <w:bottom w:type="dxa" w:w="60"/>
-              <w:right w:type="dxa" w:w="120"/>
-            </w:tcMar>
-            <w:vAlign w:val="top"/>
-          </w:tcPr>
-          <w:p>
-            <w:pPr>
-              <w:spacing w:after="40" w:before="0"/>
-              <w:jc w:val="left"/>
-            </w:pPr>
-            <w:r>
-              <w:rPr>
-                <w:rFonts w:ascii="Arial" w:cs="Arial" w:eastAsia="Arial" w:hAnsi="Arial"/>
-                <w:b/>
-                <w:bCs/>
-                <w:i w:val="false"/>
-                <w:iCs w:val="false"/>
-                <w:color w:val="000000"/>
-                <w:sz w:val="18"/>
-                <w:szCs w:val="18"/>
-              </w:rPr>
-              <w:t xml:space="preserve">Driving Question / Key Inquiry Questions</w:t>
-            </w:r>
-          </w:p>
-        </w:tc>
-        <w:tc>
-          <w:tcPr>
-            <w:tcW w:type="dxa" w:w="10680"/>
-            <w:shd w:fill="FFFFFF" w:color="auto" w:val="clear"/>
-            <w:tcMar>
-              <w:top w:type="dxa" w:w="60"/>
-              <w:left w:type="dxa" w:w="120"/>
-              <w:bottom w:type="dxa" w:w="60"/>
-              <w:right w:type="dxa" w:w="120"/>
-            </w:tcMar>
-            <w:vAlign w:val="top"/>
-          </w:tcPr>
-          <w:p>
-            <w:pPr>
-              <w:spacing w:after="40" w:before="0"/>
-              <w:jc w:val="left"/>
-            </w:pPr>
-            <w:r>
-              <w:rPr>
-                <w:rFonts w:ascii="Arial" w:cs="Arial" w:eastAsia="Arial" w:hAnsi="Arial"/>
-                <w:b w:val="false"/>
-                <w:bCs w:val="false"/>
-                <w:i w:val="false"/>
-                <w:iCs w:val="false"/>
-                <w:color w:val="000000"/>
-                <w:sz w:val="18"/>
-                <w:szCs w:val="18"/>
-              </w:rPr>
-              <w:t xml:space="preserve">DRIVING QUESTION: Why do two children in Kisumu eating the same amount of food every day end up with completely different bodies — and what does that tell us about what food is really made of?</w:t>
-            </w:r>
-          </w:p>
-          <w:p>
-            <w:pPr>
-              <w:spacing w:after="40" w:before="0"/>
-              <w:jc w:val="left"/>
-            </w:pPr>
-            <w:r>
-              <w:rPr>
-                <w:rFonts w:ascii="Arial" w:cs="Arial" w:eastAsia="Arial" w:hAnsi="Arial"/>
-                <w:b w:val="false"/>
-                <w:bCs w:val="false"/>
-                <w:i w:val="false"/>
-                <w:iCs w:val="false"/>
-                <w:color w:val="000000"/>
-                <w:sz w:val="18"/>
-                <w:szCs w:val="18"/>
-              </w:rPr>
-              <w:t xml:space="preserve"/>
-            </w:r>
-          </w:p>
-          <w:p>
-            <w:pPr>
-              <w:spacing w:after="40" w:before="0"/>
-              <w:jc w:val="left"/>
-            </w:pPr>
-            <w:r>
-              <w:rPr>
-                <w:rFonts w:ascii="Arial" w:cs="Arial" w:eastAsia="Arial" w:hAnsi="Arial"/>
-                <w:b w:val="false"/>
-                <w:bCs w:val="false"/>
-                <w:i w:val="false"/>
-                <w:iCs w:val="false"/>
-                <w:color w:val="000000"/>
-                <w:sz w:val="18"/>
-                <w:szCs w:val="18"/>
-              </w:rPr>
-              <w:t xml:space="preserve">KICD KEY INQUIRY QUESTIONS:</w:t>
-            </w:r>
-          </w:p>
-          <w:p>
-            <w:pPr>
-              <w:spacing w:after="40" w:before="0"/>
-              <w:jc w:val="left"/>
-            </w:pPr>
-            <w:r>
-              <w:rPr>
-                <w:rFonts w:ascii="Arial" w:cs="Arial" w:eastAsia="Arial" w:hAnsi="Arial"/>
-                <w:b w:val="false"/>
-                <w:bCs w:val="false"/>
-                <w:i w:val="false"/>
-                <w:iCs w:val="false"/>
-                <w:color w:val="000000"/>
-                <w:sz w:val="18"/>
-                <w:szCs w:val="18"/>
-              </w:rPr>
-              <w:t xml:space="preserve">1. What are the chemicals of life and what roles do they play in living organisms?</w:t>
-            </w:r>
-          </w:p>
-          <w:p>
-            <w:pPr>
-              <w:spacing w:after="40" w:before="0"/>
-              <w:jc w:val="left"/>
-            </w:pPr>
-            <w:r>
-              <w:rPr>
-                <w:rFonts w:ascii="Arial" w:cs="Arial" w:eastAsia="Arial" w:hAnsi="Arial"/>
-                <w:b w:val="false"/>
-                <w:bCs w:val="false"/>
-                <w:i w:val="false"/>
-                <w:iCs w:val="false"/>
-                <w:color w:val="000000"/>
-                <w:sz w:val="18"/>
-                <w:szCs w:val="18"/>
-              </w:rPr>
-              <w:t xml:space="preserve">2. How can we identify the chemicals present in different foods using chemical tests?</w:t>
-            </w:r>
-          </w:p>
-        </w:tc>
-      </w:tr>
-      <w:tr>
-        <w:tc>
-          <w:tcPr>
-            <w:tcW w:type="dxa" w:w="3000"/>
-            <w:shd w:fill="EAD1F5" w:color="auto" w:val="clear"/>
-            <w:tcMar>
-              <w:top w:type="dxa" w:w="60"/>
-              <w:left w:type="dxa" w:w="120"/>
-              <w:bottom w:type="dxa" w:w="60"/>
-              <w:right w:type="dxa" w:w="120"/>
-            </w:tcMar>
-            <w:vAlign w:val="top"/>
-          </w:tcPr>
-          <w:p>
-            <w:pPr>
-              <w:spacing w:after="40" w:before="0"/>
-              <w:jc w:val="left"/>
-            </w:pPr>
-            <w:r>
-              <w:rPr>
-                <w:rFonts w:ascii="Arial" w:cs="Arial" w:eastAsia="Arial" w:hAnsi="Arial"/>
-                <w:b/>
-                <w:bCs/>
-                <w:i w:val="false"/>
-                <w:iCs w:val="false"/>
-                <w:color w:val="000000"/>
-                <w:sz w:val="18"/>
-                <w:szCs w:val="18"/>
-              </w:rPr>
-              <w:t xml:space="preserve">Anchoring Phenomenon</w:t>
-            </w:r>
-          </w:p>
-        </w:tc>
-        <w:tc>
-          <w:tcPr>
-            <w:tcW w:type="dxa" w:w="10680"/>
-            <w:shd w:fill="FFFFFF" w:color="auto" w:val="clear"/>
-            <w:tcMar>
-              <w:top w:type="dxa" w:w="60"/>
-              <w:left w:type="dxa" w:w="120"/>
-              <w:bottom w:type="dxa" w:w="60"/>
-              <w:right w:type="dxa" w:w="120"/>
-            </w:tcMar>
-            <w:vAlign w:val="top"/>
-          </w:tcPr>
-          <w:p>
-            <w:pPr>
-              <w:spacing w:after="40" w:before="0"/>
-              <w:jc w:val="left"/>
-            </w:pPr>
-            <w:r>
-              <w:rPr>
-                <w:rFonts w:ascii="Arial" w:cs="Arial" w:eastAsia="Arial" w:hAnsi="Arial"/>
-                <w:b w:val="false"/>
-                <w:bCs w:val="false"/>
-                <w:i w:val="false"/>
-                <w:iCs w:val="false"/>
-                <w:color w:val="000000"/>
-                <w:sz w:val="18"/>
-                <w:szCs w:val="18"/>
-              </w:rPr>
-              <w:t xml:space="preserve">A Standard 5 pupil from Kisumu develops a swollen belly, thin limbs, discoloured hair and extreme fatigue despite eating ugali (maize starch) every day. Meanwhile, a child in the same village who eats githeri (maize and beans) regularly appears healthy and energetic. Both families have access to the same amount of food in terms of quantity, yet their health outcomes are strikingly different. Students are shown photographs of the two children and asked: how can two children eating similar amounts of food every day have such different bodies and health? This puzzling observation — that not all food is the same at the chemical level — anchors the entire unit. It drives learners to investigate what food is actually made of (the chemicals of life), what each chemical does in the body, and why the absence of even one type of chemical can cause visible, devastating changes to a living organism. The phenomenon is deliberately chosen because kwashiorkor (protein deficiency) is a recognisable condition in Kenyan communities, making the science personally meaningful and socially relevant.</w:t>
-            </w:r>
-          </w:p>
-        </w:tc>
-      </w:tr>
-      <w:tr>
-        <w:tc>
-          <w:tcPr>
-            <w:tcW w:type="dxa" w:w="3000"/>
-            <w:shd w:fill="D9EEF1" w:color="auto" w:val="clear"/>
-            <w:tcMar>
-              <w:top w:type="dxa" w:w="60"/>
-              <w:left w:type="dxa" w:w="120"/>
-              <w:bottom w:type="dxa" w:w="60"/>
-              <w:right w:type="dxa" w:w="120"/>
-            </w:tcMar>
-            <w:vAlign w:val="top"/>
-          </w:tcPr>
-          <w:p>
-            <w:pPr>
-              <w:spacing w:after="40" w:before="0"/>
-              <w:jc w:val="left"/>
-            </w:pPr>
-            <w:r>
-              <w:rPr>
-                <w:rFonts w:ascii="Arial" w:cs="Arial" w:eastAsia="Arial" w:hAnsi="Arial"/>
-                <w:b/>
-                <w:bCs/>
-                <w:i w:val="false"/>
-                <w:iCs w:val="false"/>
-                <w:color w:val="000000"/>
-                <w:sz w:val="18"/>
-                <w:szCs w:val="18"/>
-              </w:rPr>
-              <w:t xml:space="preserve">Storyline Thread</w:t>
-            </w:r>
-          </w:p>
-        </w:tc>
-        <w:tc>
-          <w:tcPr>
-            <w:tcW w:type="dxa" w:w="10680"/>
-            <w:shd w:fill="FFFFFF" w:color="auto" w:val="clear"/>
-            <w:tcMar>
-              <w:top w:type="dxa" w:w="60"/>
-              <w:left w:type="dxa" w:w="120"/>
-              <w:bottom w:type="dxa" w:w="60"/>
-              <w:right w:type="dxa" w:w="120"/>
-            </w:tcMar>
-            <w:vAlign w:val="top"/>
-          </w:tcPr>
-          <w:p>
-            <w:pPr>
-              <w:spacing w:after="40" w:before="0"/>
-              <w:jc w:val="left"/>
-            </w:pPr>
-            <w:r>
-              <w:rPr>
-                <w:rFonts w:ascii="Arial" w:cs="Arial" w:eastAsia="Arial" w:hAnsi="Arial"/>
-                <w:b w:val="false"/>
-                <w:bCs w:val="false"/>
-                <w:i w:val="false"/>
-                <w:iCs w:val="false"/>
-                <w:color w:val="000000"/>
-                <w:sz w:val="18"/>
-                <w:szCs w:val="18"/>
-              </w:rPr>
-              <w:t xml:space="preserve">Lesson 1 — Predict: What Is Food Really Made Of?</w:t>
-            </w:r>
-          </w:p>
-          <w:p>
-            <w:pPr>
-              <w:spacing w:after="40" w:before="0"/>
-              <w:jc w:val="left"/>
-            </w:pPr>
-            <w:r>
-              <w:rPr>
-                <w:rFonts w:ascii="Arial" w:cs="Arial" w:eastAsia="Arial" w:hAnsi="Arial"/>
-                <w:b w:val="false"/>
-                <w:bCs w:val="false"/>
-                <w:i w:val="false"/>
-                <w:iCs w:val="false"/>
-                <w:color w:val="000000"/>
-                <w:sz w:val="18"/>
-                <w:szCs w:val="18"/>
-              </w:rPr>
-              <w:t xml:space="preserve">Students observe photographs of the two Kisumu children and the anchoring phenomenon is introduced. In pairs, learners predict what they think makes up food at the molecular (chemical) level, and why the same quantity of different foods causes different health outcomes. A class Driving Question Board (DQB) is initiated. The teacher introduces the six major chemicals of life (carbohydrates, proteins, lipids, nucleic acids, vitamins/minerals, water) as the framework for the unit's investigation.</w:t>
-            </w:r>
-          </w:p>
-          <w:p>
-            <w:pPr>
-              <w:spacing w:after="40" w:before="0"/>
-              <w:jc w:val="left"/>
-            </w:pPr>
-            <w:r>
-              <w:rPr>
-                <w:rFonts w:ascii="Arial" w:cs="Arial" w:eastAsia="Arial" w:hAnsi="Arial"/>
-                <w:b w:val="false"/>
-                <w:bCs w:val="false"/>
-                <w:i w:val="false"/>
-                <w:iCs w:val="false"/>
-                <w:color w:val="000000"/>
-                <w:sz w:val="18"/>
-                <w:szCs w:val="18"/>
-              </w:rPr>
-              <w:t xml:space="preserve"/>
-            </w:r>
-          </w:p>
-          <w:p>
-            <w:pPr>
-              <w:spacing w:after="40" w:before="0"/>
-              <w:jc w:val="left"/>
-            </w:pPr>
-            <w:r>
-              <w:rPr>
-                <w:rFonts w:ascii="Arial" w:cs="Arial" w:eastAsia="Arial" w:hAnsi="Arial"/>
-                <w:b w:val="false"/>
-                <w:bCs w:val="false"/>
-                <w:i w:val="false"/>
-                <w:iCs w:val="false"/>
-                <w:color w:val="000000"/>
-                <w:sz w:val="18"/>
-                <w:szCs w:val="18"/>
-              </w:rPr>
-              <w:t xml:space="preserve">Lesson 2 — Observe (Part 1): Carbohydrates and Proteins — Structure and Function</w:t>
-            </w:r>
-          </w:p>
-          <w:p>
-            <w:pPr>
-              <w:spacing w:after="40" w:before="0"/>
-              <w:jc w:val="left"/>
-            </w:pPr>
-            <w:r>
-              <w:rPr>
-                <w:rFonts w:ascii="Arial" w:cs="Arial" w:eastAsia="Arial" w:hAnsi="Arial"/>
-                <w:b w:val="false"/>
-                <w:bCs w:val="false"/>
-                <w:i w:val="false"/>
-                <w:iCs w:val="false"/>
-                <w:color w:val="000000"/>
-                <w:sz w:val="18"/>
-                <w:szCs w:val="18"/>
-              </w:rPr>
-              <w:t xml:space="preserve">Learners investigate the structure of carbohydrates (mono-, di-, polysaccharides) and proteins (amino acids, peptide bonds) through annotated diagrams, molecular model-building using bottle tops and straws, and guided reading. They connect glucose → glycogen storage and amino acids → body-building proteins to the anchoring phenomenon (why ugali alone cannot keep the Kisumu child healthy). Food sources from the Kenyan diet are mapped to each chemical class.</w:t>
-            </w:r>
-          </w:p>
-          <w:p>
-            <w:pPr>
-              <w:spacing w:after="40" w:before="0"/>
-              <w:jc w:val="left"/>
-            </w:pPr>
-            <w:r>
-              <w:rPr>
-                <w:rFonts w:ascii="Arial" w:cs="Arial" w:eastAsia="Arial" w:hAnsi="Arial"/>
-                <w:b w:val="false"/>
-                <w:bCs w:val="false"/>
-                <w:i w:val="false"/>
-                <w:iCs w:val="false"/>
-                <w:color w:val="000000"/>
-                <w:sz w:val="18"/>
-                <w:szCs w:val="18"/>
-              </w:rPr>
-              <w:t xml:space="preserve"/>
-            </w:r>
-          </w:p>
-          <w:p>
-            <w:pPr>
-              <w:spacing w:after="40" w:before="0"/>
-              <w:jc w:val="left"/>
-            </w:pPr>
-            <w:r>
-              <w:rPr>
-                <w:rFonts w:ascii="Arial" w:cs="Arial" w:eastAsia="Arial" w:hAnsi="Arial"/>
-                <w:b w:val="false"/>
-                <w:bCs w:val="false"/>
-                <w:i w:val="false"/>
-                <w:iCs w:val="false"/>
-                <w:color w:val="000000"/>
-                <w:sz w:val="18"/>
-                <w:szCs w:val="18"/>
-              </w:rPr>
-              <w:t xml:space="preserve">Lesson 3 — Observe (Part 2): Lipids, Nucleic Acids, Vitamins, Minerals and Water</w:t>
-            </w:r>
-          </w:p>
-          <w:p>
-            <w:pPr>
-              <w:spacing w:after="40" w:before="0"/>
-              <w:jc w:val="left"/>
-            </w:pPr>
-            <w:r>
-              <w:rPr>
-                <w:rFonts w:ascii="Arial" w:cs="Arial" w:eastAsia="Arial" w:hAnsi="Arial"/>
-                <w:b w:val="false"/>
-                <w:bCs w:val="false"/>
-                <w:i w:val="false"/>
-                <w:iCs w:val="false"/>
-                <w:color w:val="000000"/>
-                <w:sz w:val="18"/>
-                <w:szCs w:val="18"/>
-              </w:rPr>
-              <w:t xml:space="preserve">Learners extend their investigation to lipids (fatty acids + glycerol), DNA/RNA (brief structural overview), vitamins, minerals and water. They use a comparison table to record the structure, food sources (avocado, milk, sukuma wiki, fish) and functions of each chemical. The supporting phenomenon of cooking oil and water not mixing is used to explore the hydrophobic nature of lipids. The role of water as a universal solvent in cells is emphasised.</w:t>
-            </w:r>
-          </w:p>
-          <w:p>
-            <w:pPr>
-              <w:spacing w:after="40" w:before="0"/>
-              <w:jc w:val="left"/>
-            </w:pPr>
-            <w:r>
-              <w:rPr>
-                <w:rFonts w:ascii="Arial" w:cs="Arial" w:eastAsia="Arial" w:hAnsi="Arial"/>
-                <w:b w:val="false"/>
-                <w:bCs w:val="false"/>
-                <w:i w:val="false"/>
-                <w:iCs w:val="false"/>
-                <w:color w:val="000000"/>
-                <w:sz w:val="18"/>
-                <w:szCs w:val="18"/>
-              </w:rPr>
-              <w:t xml:space="preserve"/>
-            </w:r>
-          </w:p>
-          <w:p>
-            <w:pPr>
-              <w:spacing w:after="40" w:before="0"/>
-              <w:jc w:val="left"/>
-            </w:pPr>
-            <w:r>
-              <w:rPr>
-                <w:rFonts w:ascii="Arial" w:cs="Arial" w:eastAsia="Arial" w:hAnsi="Arial"/>
-                <w:b w:val="false"/>
-                <w:bCs w:val="false"/>
-                <w:i w:val="false"/>
-                <w:iCs w:val="false"/>
-                <w:color w:val="000000"/>
-                <w:sz w:val="18"/>
-                <w:szCs w:val="18"/>
-              </w:rPr>
-              <w:t xml:space="preserve">Lesson 4 — Observe (Part 3): Food Tests Practical — Identifying Chemicals in Kenyan Foods</w:t>
-            </w:r>
-          </w:p>
-          <w:p>
-            <w:pPr>
-              <w:spacing w:after="40" w:before="0"/>
-              <w:jc w:val="left"/>
-            </w:pPr>
-            <w:r>
-              <w:rPr>
-                <w:rFonts w:ascii="Arial" w:cs="Arial" w:eastAsia="Arial" w:hAnsi="Arial"/>
-                <w:b w:val="false"/>
-                <w:bCs w:val="false"/>
-                <w:i w:val="false"/>
-                <w:iCs w:val="false"/>
-                <w:color w:val="000000"/>
-                <w:sz w:val="18"/>
-                <w:szCs w:val="18"/>
-              </w:rPr>
-              <w:t xml:space="preserve">Learners plan and carry out food tests on a set of local food samples (ugali/maize flour for starch, beans extract for protein, avocado for lipids, orange juice for vitamin C using DCPIP, glucose solution for reducing sugars). Tests used: iodine (starch), Benedict's reagent (reducing sugars), Biuret reagent (protein), ethanol emulsion/Sudan III (lipids). Learners record colour changes, construct a results table and draw conclusions about the chemical composition of each food.</w:t>
-            </w:r>
-          </w:p>
-          <w:p>
-            <w:pPr>
-              <w:spacing w:after="40" w:before="0"/>
-              <w:jc w:val="left"/>
-            </w:pPr>
-            <w:r>
-              <w:rPr>
-                <w:rFonts w:ascii="Arial" w:cs="Arial" w:eastAsia="Arial" w:hAnsi="Arial"/>
-                <w:b w:val="false"/>
-                <w:bCs w:val="false"/>
-                <w:i w:val="false"/>
-                <w:iCs w:val="false"/>
-                <w:color w:val="000000"/>
-                <w:sz w:val="18"/>
-                <w:szCs w:val="18"/>
-              </w:rPr>
-              <w:t xml:space="preserve"/>
-            </w:r>
-          </w:p>
-          <w:p>
-            <w:pPr>
-              <w:spacing w:after="40" w:before="0"/>
-              <w:jc w:val="left"/>
-            </w:pPr>
-            <w:r>
-              <w:rPr>
-                <w:rFonts w:ascii="Arial" w:cs="Arial" w:eastAsia="Arial" w:hAnsi="Arial"/>
-                <w:b w:val="false"/>
-                <w:bCs w:val="false"/>
-                <w:i w:val="false"/>
-                <w:iCs w:val="false"/>
-                <w:color w:val="000000"/>
-                <w:sz w:val="18"/>
-                <w:szCs w:val="18"/>
-              </w:rPr>
-              <w:t xml:space="preserve">Lesson 5 — Explain: Sensemaking — Connecting Chemistry to Health</w:t>
-            </w:r>
-          </w:p>
-          <w:p>
-            <w:pPr>
-              <w:spacing w:after="40" w:before="0"/>
-              <w:jc w:val="left"/>
-            </w:pPr>
-            <w:r>
-              <w:rPr>
-                <w:rFonts w:ascii="Arial" w:cs="Arial" w:eastAsia="Arial" w:hAnsi="Arial"/>
-                <w:b w:val="false"/>
-                <w:bCs w:val="false"/>
-                <w:i w:val="false"/>
-                <w:iCs w:val="false"/>
-                <w:color w:val="000000"/>
-                <w:sz w:val="18"/>
-                <w:szCs w:val="18"/>
-              </w:rPr>
-              <w:t xml:space="preserve">Learners use their food test data and molecular knowledge to construct scientific explanations for the anchoring phenomenon: the child eating only ugali gets carbohydrates but is severely protein-deficient (kwashiorkor), while the githeri-eating child receives both carbohydrates and proteins. Learners match deficiency diseases (kwashiorkor, marasmus, scurvy, rickets, anaemia) to the missing chemical of life. Groups present their explanations and update the DQB with new understanding. The teacher facilitates a class discussion connecting findings to Kenyan public health nutrition campaigns.</w:t>
-            </w:r>
-          </w:p>
-          <w:p>
-            <w:pPr>
-              <w:spacing w:after="40" w:before="0"/>
-              <w:jc w:val="left"/>
-            </w:pPr>
-            <w:r>
-              <w:rPr>
-                <w:rFonts w:ascii="Arial" w:cs="Arial" w:eastAsia="Arial" w:hAnsi="Arial"/>
-                <w:b w:val="false"/>
-                <w:bCs w:val="false"/>
-                <w:i w:val="false"/>
-                <w:iCs w:val="false"/>
-                <w:color w:val="000000"/>
-                <w:sz w:val="18"/>
-                <w:szCs w:val="18"/>
-              </w:rPr>
-              <w:t xml:space="preserve"/>
-            </w:r>
-          </w:p>
-          <w:p>
-            <w:pPr>
-              <w:spacing w:after="40" w:before="0"/>
-              <w:jc w:val="left"/>
-            </w:pPr>
-            <w:r>
-              <w:rPr>
-                <w:rFonts w:ascii="Arial" w:cs="Arial" w:eastAsia="Arial" w:hAnsi="Arial"/>
-                <w:b w:val="false"/>
-                <w:bCs w:val="false"/>
-                <w:i w:val="false"/>
-                <w:iCs w:val="false"/>
-                <w:color w:val="000000"/>
-                <w:sz w:val="18"/>
-                <w:szCs w:val="18"/>
-              </w:rPr>
-              <w:t xml:space="preserve">Lesson 6 — Model Building and DQB Consolidation: Building Our "Chemicals of Life" Model</w:t>
-            </w:r>
-          </w:p>
-          <w:p>
-            <w:pPr>
-              <w:spacing w:after="40" w:before="0"/>
-              <w:jc w:val="left"/>
-            </w:pPr>
-            <w:r>
-              <w:rPr>
-                <w:rFonts w:ascii="Arial" w:cs="Arial" w:eastAsia="Arial" w:hAnsi="Arial"/>
-                <w:b w:val="false"/>
-                <w:bCs w:val="false"/>
-                <w:i w:val="false"/>
-                <w:iCs w:val="false"/>
-                <w:color w:val="000000"/>
-                <w:sz w:val="18"/>
-                <w:szCs w:val="18"/>
-              </w:rPr>
-              <w:t xml:space="preserve">Learners revise and finalise a cumulative visual model (poster or digital diagram) showing the six chemicals of life, their molecular structures, functions, Kenyan food sources and consequences of deficiency — all anchored back to the two children from Kisumu. Each group presents their model, explains what has changed from their Lesson 1 predictions, and identifies remaining questions. The DQB is reviewed and answered questions are celebrated. A formative assessment task asks learners to evaluate a typical Kenyan daily menu and identify which chemicals of life are present, missing or insufficient.</w:t>
-            </w:r>
-          </w:p>
-        </w:tc>
-      </w:tr>
-      <w:tr>
-        <w:tc>
-          <w:tcPr>
-            <w:tcW w:type="dxa" w:w="3000"/>
-            <w:shd w:fill="EAD1F5" w:color="auto" w:val="clear"/>
-            <w:tcMar>
-              <w:top w:type="dxa" w:w="60"/>
-              <w:left w:type="dxa" w:w="120"/>
-              <w:bottom w:type="dxa" w:w="60"/>
-              <w:right w:type="dxa" w:w="120"/>
-            </w:tcMar>
-            <w:vAlign w:val="top"/>
-          </w:tcPr>
-          <w:p>
-            <w:pPr>
-              <w:spacing w:after="40" w:before="0"/>
-              <w:jc w:val="left"/>
-            </w:pPr>
-            <w:r>
-              <w:rPr>
-                <w:rFonts w:ascii="Arial" w:cs="Arial" w:eastAsia="Arial" w:hAnsi="Arial"/>
-                <w:b/>
-                <w:bCs/>
-                <w:i w:val="false"/>
-                <w:iCs w:val="false"/>
-                <w:color w:val="000000"/>
-                <w:sz w:val="18"/>
-                <w:szCs w:val="18"/>
-              </w:rPr>
-              <w:t xml:space="preserve">Supporting Phenomena</w:t>
-            </w:r>
-          </w:p>
-        </w:tc>
-        <w:tc>
-          <w:tcPr>
-            <w:tcW w:type="dxa" w:w="10680"/>
-            <w:shd w:fill="FFFFFF" w:color="auto" w:val="clear"/>
-            <w:tcMar>
-              <w:top w:type="dxa" w:w="60"/>
-              <w:left w:type="dxa" w:w="120"/>
-              <w:bottom w:type="dxa" w:w="60"/>
-              <w:right w:type="dxa" w:w="120"/>
-            </w:tcMar>
-            <w:vAlign w:val="top"/>
-          </w:tcPr>
-          <w:p>
-            <w:pPr>
-              <w:spacing w:after="30" w:before="0"/>
-              <w:ind w:left="360" w:hanging="180"/>
-              <w:jc w:val="left"/>
-            </w:pPr>
-            <w:r>
-              <w:rPr>
-                <w:rFonts w:ascii="Arial" w:cs="Arial" w:eastAsia="Arial" w:hAnsi="Arial"/>
-                <w:b w:val="false"/>
-                <w:bCs w:val="false"/>
-                <w:i w:val="false"/>
-                <w:iCs w:val="false"/>
-                <w:color w:val="000000"/>
-                <w:sz w:val="18"/>
-                <w:szCs w:val="18"/>
-              </w:rPr>
-              <w:t xml:space="preserve">–  A Kericho tea farmer notices that maize plants growing on nitrogen-poor soil are stunted and pale yellow, while maize on fertilised soil is tall and dark green — connecting mineral/protein deficiency in plants to the same chemical principles studied in human nutrition.</w:t>
-            </w:r>
-          </w:p>
-          <w:p>
-            <w:pPr>
-              <w:spacing w:after="30" w:before="0"/>
-              <w:ind w:left="360" w:hanging="180"/>
-              <w:jc w:val="left"/>
-            </w:pPr>
-            <w:r>
-              <w:rPr>
-                <w:rFonts w:ascii="Arial" w:cs="Arial" w:eastAsia="Arial" w:hAnsi="Arial"/>
-                <w:b w:val="false"/>
-                <w:bCs w:val="false"/>
-                <w:i w:val="false"/>
-                <w:iCs w:val="false"/>
-                <w:color w:val="000000"/>
-                <w:sz w:val="18"/>
-                <w:szCs w:val="18"/>
-              </w:rPr>
-              <w:t xml:space="preserve">–  A student observes that cooking oil (lipid) and water do not mix when making a salad dressing at home in Nairobi, puzzling over why these two common food substances refuse to combine — introducing the hydrophobic nature of lipids.</w:t>
-            </w:r>
-          </w:p>
-          <w:p>
-            <w:pPr>
-              <w:spacing w:after="30" w:before="0"/>
-              <w:ind w:left="360" w:hanging="180"/>
-              <w:jc w:val="left"/>
-            </w:pPr>
-            <w:r>
-              <w:rPr>
-                <w:rFonts w:ascii="Arial" w:cs="Arial" w:eastAsia="Arial" w:hAnsi="Arial"/>
-                <w:b w:val="false"/>
-                <w:bCs w:val="false"/>
-                <w:i w:val="false"/>
-                <w:iCs w:val="false"/>
-                <w:color w:val="000000"/>
-                <w:sz w:val="18"/>
-                <w:szCs w:val="18"/>
-              </w:rPr>
-              <w:t xml:space="preserve">–  A runner from Eldoret who eats a high-carbohydrate meal (ugali and beans) before a race performs better than one who skipped the meal, raising the question of how the body converts food chemicals into usable energy.</w:t>
-            </w:r>
-          </w:p>
-          <w:p>
-            <w:pPr>
-              <w:spacing w:after="30" w:before="0"/>
-              <w:ind w:left="360" w:hanging="180"/>
-              <w:jc w:val="left"/>
-            </w:pPr>
-            <w:r>
-              <w:rPr>
-                <w:rFonts w:ascii="Arial" w:cs="Arial" w:eastAsia="Arial" w:hAnsi="Arial"/>
-                <w:b w:val="false"/>
-                <w:bCs w:val="false"/>
-                <w:i w:val="false"/>
-                <w:iCs w:val="false"/>
-                <w:color w:val="000000"/>
-                <w:sz w:val="18"/>
-                <w:szCs w:val="18"/>
-              </w:rPr>
-              <w:t xml:space="preserve">–  A preserved specimen jar in the school laboratory contains an animal tissue that has remained unchanged for weeks, prompting students to ask what chemicals are responsible for the structure and preservation of living tissue.</w:t>
-            </w:r>
-          </w:p>
-        </w:tc>
-      </w:tr>
-    </w:tbl>
-    <w:p>
-      <w:pPr>
-        <w:spacing w:after="120"/>
-      </w:pPr>
-      <w:r>
-        <w:t xml:space="preserve"/>
       </w:r>
     </w:p>
     <w:p>
@@ -3415,7 +3415,7 @@
             <w:pPr>
               <w:spacing w:after="20" w:before="0"/>
             </w:pPr>
-            <w:hyperlink w:history="1" r:id="rId83krvgyyvtvaqmko1peb_">
+            <w:hyperlink w:history="1" r:id="rIdhk6yucxb0m_mqwqzmq1kg">
               <w:r>
                 <w:rPr>
                   <w:rFonts w:ascii="Arial" w:cs="Arial" w:eastAsia="Arial" w:hAnsi="Arial"/>
@@ -3448,7 +3448,7 @@
               <w:spacing w:after="10" w:before="0"/>
               <w:ind w:left="120"/>
             </w:pPr>
-            <w:hyperlink w:history="1" r:id="rIdfjbaqtqbpmsf-pjdbei_o">
+            <w:hyperlink w:history="1" r:id="rIdz90ek8l2va1kvvulcub8c">
               <w:r>
                 <w:rPr>
                   <w:rFonts w:ascii="Arial" w:cs="Arial" w:eastAsia="Arial" w:hAnsi="Arial"/>
@@ -3493,7 +3493,7 @@
             <w:pPr>
               <w:spacing w:after="20" w:before="0"/>
             </w:pPr>
-            <w:hyperlink w:history="1" r:id="rIdeynlar3xmoebngoxiaqij">
+            <w:hyperlink w:history="1" r:id="rIdwcz2mj5u_r8gkpuaw58gr">
               <w:r>
                 <w:rPr>
                   <w:rFonts w:ascii="Arial" w:cs="Arial" w:eastAsia="Arial" w:hAnsi="Arial"/>
@@ -3526,7 +3526,7 @@
               <w:spacing w:after="10" w:before="0"/>
               <w:ind w:left="120"/>
             </w:pPr>
-            <w:hyperlink w:history="1" r:id="rIdbrzipb-qdgrfbsb6kakbz">
+            <w:hyperlink w:history="1" r:id="rId52tsotgmzcnui3gd7myfc">
               <w:r>
                 <w:rPr>
                   <w:rFonts w:ascii="Arial" w:cs="Arial" w:eastAsia="Arial" w:hAnsi="Arial"/>
@@ -3987,7 +3987,7 @@
             <w:pPr>
               <w:spacing w:after="20" w:before="0"/>
             </w:pPr>
-            <w:hyperlink w:history="1" r:id="rIdnth_qgzobo9hkjhzwuibf">
+            <w:hyperlink w:history="1" r:id="rIdphr6loksyv60eqew5kpi8">
               <w:r>
                 <w:rPr>
                   <w:rFonts w:ascii="Arial" w:cs="Arial" w:eastAsia="Arial" w:hAnsi="Arial"/>
@@ -4020,7 +4020,7 @@
               <w:spacing w:after="10" w:before="0"/>
               <w:ind w:left="120"/>
             </w:pPr>
-            <w:hyperlink w:history="1" r:id="rIdeaeotlvtpwuwsehf63xxz">
+            <w:hyperlink w:history="1" r:id="rId83suldt6x4kllpqh1yufw">
               <w:r>
                 <w:rPr>
                   <w:rFonts w:ascii="Arial" w:cs="Arial" w:eastAsia="Arial" w:hAnsi="Arial"/>
@@ -4065,7 +4065,7 @@
             <w:pPr>
               <w:spacing w:after="20" w:before="0"/>
             </w:pPr>
-            <w:hyperlink w:history="1" r:id="rIdhehhugrmbodt4z-tqufjp">
+            <w:hyperlink w:history="1" r:id="rIdjan288dmlflzzgq_uamq6">
               <w:r>
                 <w:rPr>
                   <w:rFonts w:ascii="Arial" w:cs="Arial" w:eastAsia="Arial" w:hAnsi="Arial"/>
@@ -4098,7 +4098,7 @@
               <w:spacing w:after="10" w:before="0"/>
               <w:ind w:left="120"/>
             </w:pPr>
-            <w:hyperlink w:history="1" r:id="rIdfwzyfxqi2fwxjc09j3cgn">
+            <w:hyperlink w:history="1" r:id="rIdr1g6fzxrhjiilgvlvbaz7">
               <w:r>
                 <w:rPr>
                   <w:rFonts w:ascii="Arial" w:cs="Arial" w:eastAsia="Arial" w:hAnsi="Arial"/>
@@ -4445,7 +4445,7 @@
             <w:pPr>
               <w:spacing w:after="20" w:before="0"/>
             </w:pPr>
-            <w:hyperlink w:history="1" r:id="rIdmq3msjompdndzh20fgvd8">
+            <w:hyperlink w:history="1" r:id="rId_z5gtxmu1tmqap4alru9h">
               <w:r>
                 <w:rPr>
                   <w:rFonts w:ascii="Arial" w:cs="Arial" w:eastAsia="Arial" w:hAnsi="Arial"/>
@@ -4478,7 +4478,7 @@
               <w:spacing w:after="10" w:before="0"/>
               <w:ind w:left="120"/>
             </w:pPr>
-            <w:hyperlink w:history="1" r:id="rIdzsd2drct6ru26i14aefem">
+            <w:hyperlink w:history="1" r:id="rIdcqzwdb1oqke9la1u4w_gx">
               <w:r>
                 <w:rPr>
                   <w:rFonts w:ascii="Arial" w:cs="Arial" w:eastAsia="Arial" w:hAnsi="Arial"/>
@@ -4523,7 +4523,7 @@
             <w:pPr>
               <w:spacing w:after="20" w:before="0"/>
             </w:pPr>
-            <w:hyperlink w:history="1" r:id="rId2zunmputdhgiw5zzt6cu0">
+            <w:hyperlink w:history="1" r:id="rIdefkejz9atsullyyo25mb4">
               <w:r>
                 <w:rPr>
                   <w:rFonts w:ascii="Arial" w:cs="Arial" w:eastAsia="Arial" w:hAnsi="Arial"/>
@@ -4556,7 +4556,7 @@
               <w:spacing w:after="10" w:before="0"/>
               <w:ind w:left="120"/>
             </w:pPr>
-            <w:hyperlink w:history="1" r:id="rIdvhsljdjfhyjwd6wdqs6yk">
+            <w:hyperlink w:history="1" r:id="rIdzfdcjoqlcciz8njmi6__2">
               <w:r>
                 <w:rPr>
                   <w:rFonts w:ascii="Arial" w:cs="Arial" w:eastAsia="Arial" w:hAnsi="Arial"/>
@@ -4941,7 +4941,7 @@
             <w:pPr>
               <w:spacing w:after="20" w:before="0"/>
             </w:pPr>
-            <w:hyperlink w:history="1" r:id="rIdctzdn_sl321kzwh15gkhz">
+            <w:hyperlink w:history="1" r:id="rIdtsdm6faknu4mhstobffqy">
               <w:r>
                 <w:rPr>
                   <w:rFonts w:ascii="Arial" w:cs="Arial" w:eastAsia="Arial" w:hAnsi="Arial"/>
@@ -4974,7 +4974,7 @@
               <w:spacing w:after="10" w:before="0"/>
               <w:ind w:left="120"/>
             </w:pPr>
-            <w:hyperlink w:history="1" r:id="rIdfy197onnauscq-50jrmx4">
+            <w:hyperlink w:history="1" r:id="rIdgpqghe6uuixwab-jayibm">
               <w:r>
                 <w:rPr>
                   <w:rFonts w:ascii="Arial" w:cs="Arial" w:eastAsia="Arial" w:hAnsi="Arial"/>
@@ -5019,7 +5019,7 @@
             <w:pPr>
               <w:spacing w:after="20" w:before="0"/>
             </w:pPr>
-            <w:hyperlink w:history="1" r:id="rIdgqo34wiyfa-sbqi3dzfrq">
+            <w:hyperlink w:history="1" r:id="rIdnvwdw8a3ynzwcvgmniqgk">
               <w:r>
                 <w:rPr>
                   <w:rFonts w:ascii="Arial" w:cs="Arial" w:eastAsia="Arial" w:hAnsi="Arial"/>
@@ -5052,7 +5052,7 @@
               <w:spacing w:after="10" w:before="0"/>
               <w:ind w:left="120"/>
             </w:pPr>
-            <w:hyperlink w:history="1" r:id="rIdm8o0dccq8lgjlciiqlmdl">
+            <w:hyperlink w:history="1" r:id="rIdxigekte0rahv8xri7itq6">
               <w:r>
                 <w:rPr>
                   <w:rFonts w:ascii="Arial" w:cs="Arial" w:eastAsia="Arial" w:hAnsi="Arial"/>
@@ -5399,7 +5399,7 @@
             <w:pPr>
               <w:spacing w:after="20" w:before="0"/>
             </w:pPr>
-            <w:hyperlink w:history="1" r:id="rIdicghyxm0cpcjwd9kefy7x">
+            <w:hyperlink w:history="1" r:id="rId2s5-qlpfccqiro--kobr_">
               <w:r>
                 <w:rPr>
                   <w:rFonts w:ascii="Arial" w:cs="Arial" w:eastAsia="Arial" w:hAnsi="Arial"/>
@@ -5432,7 +5432,7 @@
               <w:spacing w:after="10" w:before="0"/>
               <w:ind w:left="120"/>
             </w:pPr>
-            <w:hyperlink w:history="1" r:id="rId2dwv6ztpjf2zhwvtsgniq">
+            <w:hyperlink w:history="1" r:id="rIduzd1hfattvghbfhxvxrll">
               <w:r>
                 <w:rPr>
                   <w:rFonts w:ascii="Arial" w:cs="Arial" w:eastAsia="Arial" w:hAnsi="Arial"/>
@@ -5477,7 +5477,7 @@
             <w:pPr>
               <w:spacing w:after="20" w:before="0"/>
             </w:pPr>
-            <w:hyperlink w:history="1" r:id="rIdkrgff7gfy4tuk7k2shn8n">
+            <w:hyperlink w:history="1" r:id="rIdf07wyutdcj_3wc8zx6hf5">
               <w:r>
                 <w:rPr>
                   <w:rFonts w:ascii="Arial" w:cs="Arial" w:eastAsia="Arial" w:hAnsi="Arial"/>
@@ -5510,7 +5510,7 @@
               <w:spacing w:after="10" w:before="0"/>
               <w:ind w:left="120"/>
             </w:pPr>
-            <w:hyperlink w:history="1" r:id="rId_89pymfzs8pw6vjip65hh">
+            <w:hyperlink w:history="1" r:id="rIdspfwpirsgmtq_ivuoejdx">
               <w:r>
                 <w:rPr>
                   <w:rFonts w:ascii="Arial" w:cs="Arial" w:eastAsia="Arial" w:hAnsi="Arial"/>
@@ -6402,7 +6402,7 @@
         </w:rPr>
         <w:t xml:space="preserve">© 2026 SeaVuria and ARES. Aligned with KICD objectives. Developed by SeaVuria; technical implementation by ARES (with AI assistance from Claude). Licensed under </w:t>
       </w:r>
-      <w:hyperlink w:history="1" r:id="rIdx7eysy-vsieahyesfmufz">
+      <w:hyperlink w:history="1" r:id="rIddva5qwxiofbwvmu2g2e5y">
         <w:r>
           <w:rPr>
             <w:rFonts w:ascii="Arial" w:cs="Arial" w:eastAsia="Arial" w:hAnsi="Arial"/>
@@ -6423,7 +6423,7 @@
         </w:rPr>
         <w:t xml:space="preserve"> (</w:t>
       </w:r>
-      <w:hyperlink w:history="1" r:id="rId_hrvtugkaud8nf-ug_ki-">
+      <w:hyperlink w:history="1" r:id="rIdzoujrlusk7apl3ozygjcs">
         <w:r>
           <w:rPr>
             <w:rFonts w:ascii="Arial" w:cs="Arial" w:eastAsia="Arial" w:hAnsi="Arial"/>
@@ -7436,7 +7436,7 @@
             <w:pPr>
               <w:spacing w:after="20" w:before="0"/>
             </w:pPr>
-            <w:hyperlink w:history="1" r:id="rIdkmb3f8ctmb9fmmxkyilcc">
+            <w:hyperlink w:history="1" r:id="rIdwvr7dac_6jiya88lldacw">
               <w:r>
                 <w:rPr>
                   <w:rFonts w:ascii="Arial" w:cs="Arial" w:eastAsia="Arial" w:hAnsi="Arial"/>
@@ -7469,7 +7469,7 @@
               <w:spacing w:after="10" w:before="0"/>
               <w:ind w:left="120"/>
             </w:pPr>
-            <w:hyperlink w:history="1" r:id="rIdx3sh4d5mjsjomp3tkkz8h">
+            <w:hyperlink w:history="1" r:id="rIdktne5zzlgkp6dtmgd_fcz">
               <w:r>
                 <w:rPr>
                   <w:rFonts w:ascii="Arial" w:cs="Arial" w:eastAsia="Arial" w:hAnsi="Arial"/>
@@ -7514,7 +7514,7 @@
             <w:pPr>
               <w:spacing w:after="20" w:before="0"/>
             </w:pPr>
-            <w:hyperlink w:history="1" r:id="rId-wkgk152cdnrhxrvkfknk">
+            <w:hyperlink w:history="1" r:id="rIdsks8kyqb7yboyjstotvjk">
               <w:r>
                 <w:rPr>
                   <w:rFonts w:ascii="Arial" w:cs="Arial" w:eastAsia="Arial" w:hAnsi="Arial"/>
@@ -7547,7 +7547,7 @@
               <w:spacing w:after="10" w:before="0"/>
               <w:ind w:left="120"/>
             </w:pPr>
-            <w:hyperlink w:history="1" r:id="rIdeluftj1zq9_qjrvly6e4b">
+            <w:hyperlink w:history="1" r:id="rIdflehdn4fa9mqhnnxxcyqs">
               <w:r>
                 <w:rPr>
                   <w:rFonts w:ascii="Arial" w:cs="Arial" w:eastAsia="Arial" w:hAnsi="Arial"/>
@@ -7742,7 +7742,7 @@
             <w:pPr>
               <w:spacing w:after="20" w:before="0"/>
             </w:pPr>
-            <w:hyperlink w:history="1" r:id="rIdlsdetb7dmo5a9tvqt-qsj">
+            <w:hyperlink w:history="1" r:id="rIdkpgbrtdgci2lvwafeptqx">
               <w:r>
                 <w:rPr>
                   <w:rFonts w:ascii="Arial" w:cs="Arial" w:eastAsia="Arial" w:hAnsi="Arial"/>
@@ -7775,7 +7775,7 @@
               <w:spacing w:after="10" w:before="0"/>
               <w:ind w:left="120"/>
             </w:pPr>
-            <w:hyperlink w:history="1" r:id="rIdmx5mgdu85vtwdq3pcsa4-">
+            <w:hyperlink w:history="1" r:id="rIddlmu5slmic7tsxypkafg3">
               <w:r>
                 <w:rPr>
                   <w:rFonts w:ascii="Arial" w:cs="Arial" w:eastAsia="Arial" w:hAnsi="Arial"/>
@@ -7820,7 +7820,7 @@
             <w:pPr>
               <w:spacing w:after="20" w:before="0"/>
             </w:pPr>
-            <w:hyperlink w:history="1" r:id="rIdef9brrmz2rbii8cbo8_pr">
+            <w:hyperlink w:history="1" r:id="rId29l8c7rr1snz8fevdnkry">
               <w:r>
                 <w:rPr>
                   <w:rFonts w:ascii="Arial" w:cs="Arial" w:eastAsia="Arial" w:hAnsi="Arial"/>
@@ -7853,7 +7853,7 @@
               <w:spacing w:after="10" w:before="0"/>
               <w:ind w:left="120"/>
             </w:pPr>
-            <w:hyperlink w:history="1" r:id="rIdakcnpdrecs7tihf5hk-jv">
+            <w:hyperlink w:history="1" r:id="rId_nuryrho2drapczzksaua">
               <w:r>
                 <w:rPr>
                   <w:rFonts w:ascii="Arial" w:cs="Arial" w:eastAsia="Arial" w:hAnsi="Arial"/>
@@ -8048,7 +8048,7 @@
             <w:pPr>
               <w:spacing w:after="20" w:before="0"/>
             </w:pPr>
-            <w:hyperlink w:history="1" r:id="rIdcschzmwnilyt4xtvtvr80">
+            <w:hyperlink w:history="1" r:id="rIdckv5rn3dwh8tur62dogfg">
               <w:r>
                 <w:rPr>
                   <w:rFonts w:ascii="Arial" w:cs="Arial" w:eastAsia="Arial" w:hAnsi="Arial"/>
@@ -8081,7 +8081,7 @@
               <w:spacing w:after="10" w:before="0"/>
               <w:ind w:left="120"/>
             </w:pPr>
-            <w:hyperlink w:history="1" r:id="rId2icux4p_mt6pe4p1jpa_c">
+            <w:hyperlink w:history="1" r:id="rIdtaeu_x19y9fgy-f5yzo_x">
               <w:r>
                 <w:rPr>
                   <w:rFonts w:ascii="Arial" w:cs="Arial" w:eastAsia="Arial" w:hAnsi="Arial"/>
@@ -8126,7 +8126,7 @@
             <w:pPr>
               <w:spacing w:after="20" w:before="0"/>
             </w:pPr>
-            <w:hyperlink w:history="1" r:id="rIdcss37whnzscnmbcnorhnq">
+            <w:hyperlink w:history="1" r:id="rIddxnj5ih2ymjpqnqhwtipq">
               <w:r>
                 <w:rPr>
                   <w:rFonts w:ascii="Arial" w:cs="Arial" w:eastAsia="Arial" w:hAnsi="Arial"/>
@@ -8159,7 +8159,7 @@
               <w:spacing w:after="10" w:before="0"/>
               <w:ind w:left="120"/>
             </w:pPr>
-            <w:hyperlink w:history="1" r:id="rIdpck5nn-p1da-ul6_i6zc5">
+            <w:hyperlink w:history="1" r:id="rIdinzz5fog2-aipvk_0sbwp">
               <w:r>
                 <w:rPr>
                   <w:rFonts w:ascii="Arial" w:cs="Arial" w:eastAsia="Arial" w:hAnsi="Arial"/>
@@ -8354,7 +8354,7 @@
             <w:pPr>
               <w:spacing w:after="20" w:before="0"/>
             </w:pPr>
-            <w:hyperlink w:history="1" r:id="rIdi-jdddpc2d8pllf64kwin">
+            <w:hyperlink w:history="1" r:id="rIdxzs8pi4rtpoji1m9sirpf">
               <w:r>
                 <w:rPr>
                   <w:rFonts w:ascii="Arial" w:cs="Arial" w:eastAsia="Arial" w:hAnsi="Arial"/>
@@ -8387,7 +8387,7 @@
               <w:spacing w:after="10" w:before="0"/>
               <w:ind w:left="120"/>
             </w:pPr>
-            <w:hyperlink w:history="1" r:id="rIdqwfoqfcot7wm_wq3d2vut">
+            <w:hyperlink w:history="1" r:id="rIdpnmwpe7kyhimg4pjqlv82">
               <w:r>
                 <w:rPr>
                   <w:rFonts w:ascii="Arial" w:cs="Arial" w:eastAsia="Arial" w:hAnsi="Arial"/>
@@ -8432,7 +8432,7 @@
             <w:pPr>
               <w:spacing w:after="20" w:before="0"/>
             </w:pPr>
-            <w:hyperlink w:history="1" r:id="rId4cwxwot5-t0asu4zoyqjx">
+            <w:hyperlink w:history="1" r:id="rIdlik2m1zfbc4vrxva5yaxd">
               <w:r>
                 <w:rPr>
                   <w:rFonts w:ascii="Arial" w:cs="Arial" w:eastAsia="Arial" w:hAnsi="Arial"/>
@@ -8465,7 +8465,7 @@
               <w:spacing w:after="10" w:before="0"/>
               <w:ind w:left="120"/>
             </w:pPr>
-            <w:hyperlink w:history="1" r:id="rIdmfzeqh5iw8ysng26p5ldh">
+            <w:hyperlink w:history="1" r:id="rIdhytijiyumhwss2cnw9nkj">
               <w:r>
                 <w:rPr>
                   <w:rFonts w:ascii="Arial" w:cs="Arial" w:eastAsia="Arial" w:hAnsi="Arial"/>
@@ -8660,7 +8660,7 @@
             <w:pPr>
               <w:spacing w:after="20" w:before="0"/>
             </w:pPr>
-            <w:hyperlink w:history="1" r:id="rIdsax8kazwdfqo0nerqku3v">
+            <w:hyperlink w:history="1" r:id="rIdlpgncez7ymwiggj-c4cll">
               <w:r>
                 <w:rPr>
                   <w:rFonts w:ascii="Arial" w:cs="Arial" w:eastAsia="Arial" w:hAnsi="Arial"/>
@@ -8693,7 +8693,7 @@
               <w:spacing w:after="10" w:before="0"/>
               <w:ind w:left="120"/>
             </w:pPr>
-            <w:hyperlink w:history="1" r:id="rIdsu7rlppocjwbhh91bblh5">
+            <w:hyperlink w:history="1" r:id="rIds-s3qqs2hvpzfk9inr753">
               <w:r>
                 <w:rPr>
                   <w:rFonts w:ascii="Arial" w:cs="Arial" w:eastAsia="Arial" w:hAnsi="Arial"/>
@@ -8738,7 +8738,7 @@
             <w:pPr>
               <w:spacing w:after="20" w:before="0"/>
             </w:pPr>
-            <w:hyperlink w:history="1" r:id="rIda5igzupp2bk2qwtst-vzi">
+            <w:hyperlink w:history="1" r:id="rIdlwzu-qxavb6d2sui9sl5p">
               <w:r>
                 <w:rPr>
                   <w:rFonts w:ascii="Arial" w:cs="Arial" w:eastAsia="Arial" w:hAnsi="Arial"/>
@@ -8771,7 +8771,7 @@
               <w:spacing w:after="10" w:before="0"/>
               <w:ind w:left="120"/>
             </w:pPr>
-            <w:hyperlink w:history="1" r:id="rIdyse8wc7uhn-5fw-jj2bqy">
+            <w:hyperlink w:history="1" r:id="rIdul0s-vn27aasovljssvpa">
               <w:r>
                 <w:rPr>
                   <w:rFonts w:ascii="Arial" w:cs="Arial" w:eastAsia="Arial" w:hAnsi="Arial"/>
@@ -9397,7 +9397,7 @@
         </w:rPr>
         <w:t xml:space="preserve">© 2026 SeaVuria and ARES. Aligned with KICD objectives. Developed by SeaVuria; technical implementation by ARES (with AI assistance from Claude). Licensed under </w:t>
       </w:r>
-      <w:hyperlink w:history="1" r:id="rIdkgiv-pa9e7rrrlnhyszov">
+      <w:hyperlink w:history="1" r:id="rIdcc8ewfrhe4alkvhcdjfz9">
         <w:r>
           <w:rPr>
             <w:rFonts w:ascii="Arial" w:cs="Arial" w:eastAsia="Arial" w:hAnsi="Arial"/>
@@ -9418,7 +9418,7 @@
         </w:rPr>
         <w:t xml:space="preserve"> (</w:t>
       </w:r>
-      <w:hyperlink w:history="1" r:id="rId9prlr1_hmjameiv0nyla9">
+      <w:hyperlink w:history="1" r:id="rIds66cq_kxgcbqn9vfmo00s">
         <w:r>
           <w:rPr>
             <w:rFonts w:ascii="Arial" w:cs="Arial" w:eastAsia="Arial" w:hAnsi="Arial"/>
@@ -10431,7 +10431,7 @@
             <w:pPr>
               <w:spacing w:after="20" w:before="0"/>
             </w:pPr>
-            <w:hyperlink w:history="1" r:id="rId0sykobhovqn61m8b9acyw">
+            <w:hyperlink w:history="1" r:id="rIdj3ijzeuv1zsnvrome40u_">
               <w:r>
                 <w:rPr>
                   <w:rFonts w:ascii="Arial" w:cs="Arial" w:eastAsia="Arial" w:hAnsi="Arial"/>
@@ -10464,7 +10464,7 @@
               <w:spacing w:after="10" w:before="0"/>
               <w:ind w:left="120"/>
             </w:pPr>
-            <w:hyperlink w:history="1" r:id="rIds9gfkh-mbemfkmvjvye2i">
+            <w:hyperlink w:history="1" r:id="rIdxtmemlmqoysgroxahlnve">
               <w:r>
                 <w:rPr>
                   <w:rFonts w:ascii="Arial" w:cs="Arial" w:eastAsia="Arial" w:hAnsi="Arial"/>
@@ -10509,7 +10509,7 @@
             <w:pPr>
               <w:spacing w:after="20" w:before="0"/>
             </w:pPr>
-            <w:hyperlink w:history="1" r:id="rIdtwg6ramy1py1swphnsdc4">
+            <w:hyperlink w:history="1" r:id="rIdozrodemdkshw2vrqunfkh">
               <w:r>
                 <w:rPr>
                   <w:rFonts w:ascii="Arial" w:cs="Arial" w:eastAsia="Arial" w:hAnsi="Arial"/>
@@ -10542,7 +10542,7 @@
               <w:spacing w:after="10" w:before="0"/>
               <w:ind w:left="120"/>
             </w:pPr>
-            <w:hyperlink w:history="1" r:id="rIdykhordwonwdrog0cnii1g">
+            <w:hyperlink w:history="1" r:id="rIddulwwjoh-ia_ge-31-rmy">
               <w:r>
                 <w:rPr>
                   <w:rFonts w:ascii="Arial" w:cs="Arial" w:eastAsia="Arial" w:hAnsi="Arial"/>
@@ -10737,7 +10737,7 @@
             <w:pPr>
               <w:spacing w:after="20" w:before="0"/>
             </w:pPr>
-            <w:hyperlink w:history="1" r:id="rId3sduezvhtfu5g9inxe7jn">
+            <w:hyperlink w:history="1" r:id="rIdlqsfsldslvv4khz-6ykor">
               <w:r>
                 <w:rPr>
                   <w:rFonts w:ascii="Arial" w:cs="Arial" w:eastAsia="Arial" w:hAnsi="Arial"/>
@@ -10770,7 +10770,7 @@
               <w:spacing w:after="10" w:before="0"/>
               <w:ind w:left="120"/>
             </w:pPr>
-            <w:hyperlink w:history="1" r:id="rIda1_ctkrxdpkxor7ptv4wp">
+            <w:hyperlink w:history="1" r:id="rIdteuqtxdy0vghpj8wigp_k">
               <w:r>
                 <w:rPr>
                   <w:rFonts w:ascii="Arial" w:cs="Arial" w:eastAsia="Arial" w:hAnsi="Arial"/>
@@ -10815,7 +10815,7 @@
             <w:pPr>
               <w:spacing w:after="20" w:before="0"/>
             </w:pPr>
-            <w:hyperlink w:history="1" r:id="rIdntgempkqimqwzwwzv90je">
+            <w:hyperlink w:history="1" r:id="rIdrk9zm1-zmaffual0kn4ka">
               <w:r>
                 <w:rPr>
                   <w:rFonts w:ascii="Arial" w:cs="Arial" w:eastAsia="Arial" w:hAnsi="Arial"/>
@@ -10848,7 +10848,7 @@
               <w:spacing w:after="10" w:before="0"/>
               <w:ind w:left="120"/>
             </w:pPr>
-            <w:hyperlink w:history="1" r:id="rId5ltqr1qvfa6q5oape0ojl">
+            <w:hyperlink w:history="1" r:id="rIdqmqq7s5dvaudgph3gv4fk">
               <w:r>
                 <w:rPr>
                   <w:rFonts w:ascii="Arial" w:cs="Arial" w:eastAsia="Arial" w:hAnsi="Arial"/>
@@ -11043,7 +11043,7 @@
             <w:pPr>
               <w:spacing w:after="20" w:before="0"/>
             </w:pPr>
-            <w:hyperlink w:history="1" r:id="rIdinmlhfh6xrpauyibzlbd7">
+            <w:hyperlink w:history="1" r:id="rIdsspshouknt0zanzsd6xek">
               <w:r>
                 <w:rPr>
                   <w:rFonts w:ascii="Arial" w:cs="Arial" w:eastAsia="Arial" w:hAnsi="Arial"/>
@@ -11076,7 +11076,7 @@
               <w:spacing w:after="10" w:before="0"/>
               <w:ind w:left="120"/>
             </w:pPr>
-            <w:hyperlink w:history="1" r:id="rIdyanpo0sq3epumfraprag5">
+            <w:hyperlink w:history="1" r:id="rId6b2mrqjcc-pqzfe5eyi_t">
               <w:r>
                 <w:rPr>
                   <w:rFonts w:ascii="Arial" w:cs="Arial" w:eastAsia="Arial" w:hAnsi="Arial"/>
@@ -11121,7 +11121,7 @@
             <w:pPr>
               <w:spacing w:after="20" w:before="0"/>
             </w:pPr>
-            <w:hyperlink w:history="1" r:id="rIdo_jwnt_bc1wzc0j2syxds">
+            <w:hyperlink w:history="1" r:id="rIdbbbtknmx6jiebw4kvvlm-">
               <w:r>
                 <w:rPr>
                   <w:rFonts w:ascii="Arial" w:cs="Arial" w:eastAsia="Arial" w:hAnsi="Arial"/>
@@ -11154,7 +11154,7 @@
               <w:spacing w:after="10" w:before="0"/>
               <w:ind w:left="120"/>
             </w:pPr>
-            <w:hyperlink w:history="1" r:id="rIdigjsp3fvheffmipjuvwl1">
+            <w:hyperlink w:history="1" r:id="rIdp--ykb28q0h3wn7ez_hbi">
               <w:r>
                 <w:rPr>
                   <w:rFonts w:ascii="Arial" w:cs="Arial" w:eastAsia="Arial" w:hAnsi="Arial"/>
@@ -11349,7 +11349,7 @@
             <w:pPr>
               <w:spacing w:after="20" w:before="0"/>
             </w:pPr>
-            <w:hyperlink w:history="1" r:id="rIdgborym9slffhrnd8gowlg">
+            <w:hyperlink w:history="1" r:id="rIdvt4qicdesm87gcrkgmsfr">
               <w:r>
                 <w:rPr>
                   <w:rFonts w:ascii="Arial" w:cs="Arial" w:eastAsia="Arial" w:hAnsi="Arial"/>
@@ -11382,7 +11382,7 @@
               <w:spacing w:after="10" w:before="0"/>
               <w:ind w:left="120"/>
             </w:pPr>
-            <w:hyperlink w:history="1" r:id="rIdtyd5p5auflk59ln1mjfz1">
+            <w:hyperlink w:history="1" r:id="rIdsdofeohoz0tk3yxnt_nvp">
               <w:r>
                 <w:rPr>
                   <w:rFonts w:ascii="Arial" w:cs="Arial" w:eastAsia="Arial" w:hAnsi="Arial"/>
@@ -11427,7 +11427,7 @@
             <w:pPr>
               <w:spacing w:after="20" w:before="0"/>
             </w:pPr>
-            <w:hyperlink w:history="1" r:id="rIdw02gcitd7sccq1_blbfzs">
+            <w:hyperlink w:history="1" r:id="rIdbdu3f2hpv3oug7azkuald">
               <w:r>
                 <w:rPr>
                   <w:rFonts w:ascii="Arial" w:cs="Arial" w:eastAsia="Arial" w:hAnsi="Arial"/>
@@ -11460,7 +11460,7 @@
               <w:spacing w:after="10" w:before="0"/>
               <w:ind w:left="120"/>
             </w:pPr>
-            <w:hyperlink w:history="1" r:id="rIdiddxv6y0fwskfmygxwrer">
+            <w:hyperlink w:history="1" r:id="rIdoafjdgw0uygehcnzwpdz8">
               <w:r>
                 <w:rPr>
                   <w:rFonts w:ascii="Arial" w:cs="Arial" w:eastAsia="Arial" w:hAnsi="Arial"/>
@@ -11655,7 +11655,7 @@
             <w:pPr>
               <w:spacing w:after="20" w:before="0"/>
             </w:pPr>
-            <w:hyperlink w:history="1" r:id="rIdexeuhw8vnblml82_28st4">
+            <w:hyperlink w:history="1" r:id="rIdsa8l8opznkkwtdua51y8z">
               <w:r>
                 <w:rPr>
                   <w:rFonts w:ascii="Arial" w:cs="Arial" w:eastAsia="Arial" w:hAnsi="Arial"/>
@@ -11688,7 +11688,7 @@
               <w:spacing w:after="10" w:before="0"/>
               <w:ind w:left="120"/>
             </w:pPr>
-            <w:hyperlink w:history="1" r:id="rIdvlwwkxslzxl3m6t-mnbkq">
+            <w:hyperlink w:history="1" r:id="rIdma5pu8nendyacvsig5qa4">
               <w:r>
                 <w:rPr>
                   <w:rFonts w:ascii="Arial" w:cs="Arial" w:eastAsia="Arial" w:hAnsi="Arial"/>
@@ -11733,7 +11733,7 @@
             <w:pPr>
               <w:spacing w:after="20" w:before="0"/>
             </w:pPr>
-            <w:hyperlink w:history="1" r:id="rIdshhcsp6hj4limffxcyyao">
+            <w:hyperlink w:history="1" r:id="rIdned9j8l7a3n9deefgyx2p">
               <w:r>
                 <w:rPr>
                   <w:rFonts w:ascii="Arial" w:cs="Arial" w:eastAsia="Arial" w:hAnsi="Arial"/>
@@ -11766,7 +11766,7 @@
               <w:spacing w:after="10" w:before="0"/>
               <w:ind w:left="120"/>
             </w:pPr>
-            <w:hyperlink w:history="1" r:id="rIdstxgilzmrfajwec3lbxxp">
+            <w:hyperlink w:history="1" r:id="rIdw1wktudlxnfxftpfoe0eh">
               <w:r>
                 <w:rPr>
                   <w:rFonts w:ascii="Arial" w:cs="Arial" w:eastAsia="Arial" w:hAnsi="Arial"/>
@@ -12278,7 +12278,7 @@
         </w:rPr>
         <w:t xml:space="preserve">© 2026 SeaVuria and ARES. Aligned with KICD objectives. Developed by SeaVuria; technical implementation by ARES (with AI assistance from Claude). Licensed under </w:t>
       </w:r>
-      <w:hyperlink w:history="1" r:id="rId6fj0ue_apxdwu_cedllds">
+      <w:hyperlink w:history="1" r:id="rIdeitac4ts__3r7dhxldfla">
         <w:r>
           <w:rPr>
             <w:rFonts w:ascii="Arial" w:cs="Arial" w:eastAsia="Arial" w:hAnsi="Arial"/>
@@ -12299,7 +12299,7 @@
         </w:rPr>
         <w:t xml:space="preserve"> (</w:t>
       </w:r>
-      <w:hyperlink w:history="1" r:id="rIdtm-r1xjxkcxheuyjfdpfv">
+      <w:hyperlink w:history="1" r:id="rIdivlvhisi0i5logmppdh4b">
         <w:r>
           <w:rPr>
             <w:rFonts w:ascii="Arial" w:cs="Arial" w:eastAsia="Arial" w:hAnsi="Arial"/>
@@ -13312,7 +13312,7 @@
             <w:pPr>
               <w:spacing w:after="20" w:before="0"/>
             </w:pPr>
-            <w:hyperlink w:history="1" r:id="rIdiyrnjmuiyzik-axyxiirb">
+            <w:hyperlink w:history="1" r:id="rIdt2smomooubnci82rdibue">
               <w:r>
                 <w:rPr>
                   <w:rFonts w:ascii="Arial" w:cs="Arial" w:eastAsia="Arial" w:hAnsi="Arial"/>
@@ -13345,7 +13345,7 @@
               <w:spacing w:after="10" w:before="0"/>
               <w:ind w:left="120"/>
             </w:pPr>
-            <w:hyperlink w:history="1" r:id="rId-gv2mxicdk28wn3le9vsa">
+            <w:hyperlink w:history="1" r:id="rIdqso1bwgr66v0zzm-m__r2">
               <w:r>
                 <w:rPr>
                   <w:rFonts w:ascii="Arial" w:cs="Arial" w:eastAsia="Arial" w:hAnsi="Arial"/>
@@ -13390,7 +13390,7 @@
             <w:pPr>
               <w:spacing w:after="20" w:before="0"/>
             </w:pPr>
-            <w:hyperlink w:history="1" r:id="rIdx7176-h4otanf9tgvjt73">
+            <w:hyperlink w:history="1" r:id="rIdk1xnt48wfr5qddn5trnjm">
               <w:r>
                 <w:rPr>
                   <w:rFonts w:ascii="Arial" w:cs="Arial" w:eastAsia="Arial" w:hAnsi="Arial"/>
@@ -13423,7 +13423,7 @@
               <w:spacing w:after="10" w:before="0"/>
               <w:ind w:left="120"/>
             </w:pPr>
-            <w:hyperlink w:history="1" r:id="rIddzk_ruchpktstggnqlr_p">
+            <w:hyperlink w:history="1" r:id="rIdkjmz3jqvy_cdlo6edctje">
               <w:r>
                 <w:rPr>
                   <w:rFonts w:ascii="Arial" w:cs="Arial" w:eastAsia="Arial" w:hAnsi="Arial"/>
@@ -13618,7 +13618,7 @@
             <w:pPr>
               <w:spacing w:after="20" w:before="0"/>
             </w:pPr>
-            <w:hyperlink w:history="1" r:id="rIdigrg5bndn7ot8k7tq4xh4">
+            <w:hyperlink w:history="1" r:id="rIdlalrnmqbkkjvkzezhrymg">
               <w:r>
                 <w:rPr>
                   <w:rFonts w:ascii="Arial" w:cs="Arial" w:eastAsia="Arial" w:hAnsi="Arial"/>
@@ -13651,7 +13651,7 @@
               <w:spacing w:after="10" w:before="0"/>
               <w:ind w:left="120"/>
             </w:pPr>
-            <w:hyperlink w:history="1" r:id="rIdd-gna__4grqrcn8fyhmfy">
+            <w:hyperlink w:history="1" r:id="rIdo452jpcwhdp6z5stx4-mq">
               <w:r>
                 <w:rPr>
                   <w:rFonts w:ascii="Arial" w:cs="Arial" w:eastAsia="Arial" w:hAnsi="Arial"/>
@@ -13696,7 +13696,7 @@
             <w:pPr>
               <w:spacing w:after="20" w:before="0"/>
             </w:pPr>
-            <w:hyperlink w:history="1" r:id="rIdd_rjh73vbmgolc3zt9yva">
+            <w:hyperlink w:history="1" r:id="rIdb4ozpp3qkcvk40e7-e3jq">
               <w:r>
                 <w:rPr>
                   <w:rFonts w:ascii="Arial" w:cs="Arial" w:eastAsia="Arial" w:hAnsi="Arial"/>
@@ -13729,7 +13729,7 @@
               <w:spacing w:after="10" w:before="0"/>
               <w:ind w:left="120"/>
             </w:pPr>
-            <w:hyperlink w:history="1" r:id="rIdea4s2k2expawp8rxi8j-a">
+            <w:hyperlink w:history="1" r:id="rIdqkyoyvs7z1o8khkqfkcc6">
               <w:r>
                 <w:rPr>
                   <w:rFonts w:ascii="Arial" w:cs="Arial" w:eastAsia="Arial" w:hAnsi="Arial"/>
@@ -13924,7 +13924,7 @@
             <w:pPr>
               <w:spacing w:after="20" w:before="0"/>
             </w:pPr>
-            <w:hyperlink w:history="1" r:id="rId4qjt0dd7gzecen7uduvic">
+            <w:hyperlink w:history="1" r:id="rIdcl0dp4brmjevgweaddlmj">
               <w:r>
                 <w:rPr>
                   <w:rFonts w:ascii="Arial" w:cs="Arial" w:eastAsia="Arial" w:hAnsi="Arial"/>
@@ -13957,7 +13957,7 @@
               <w:spacing w:after="10" w:before="0"/>
               <w:ind w:left="120"/>
             </w:pPr>
-            <w:hyperlink w:history="1" r:id="rIdzokomr9k8yhscgh83txzj">
+            <w:hyperlink w:history="1" r:id="rId9tbzhookbi-i0zjn4d5jj">
               <w:r>
                 <w:rPr>
                   <w:rFonts w:ascii="Arial" w:cs="Arial" w:eastAsia="Arial" w:hAnsi="Arial"/>
@@ -14002,7 +14002,7 @@
             <w:pPr>
               <w:spacing w:after="20" w:before="0"/>
             </w:pPr>
-            <w:hyperlink w:history="1" r:id="rIdwex-wa8lutxa5bupmc7e5">
+            <w:hyperlink w:history="1" r:id="rIdynnotbieukzbarcdqa2pt">
               <w:r>
                 <w:rPr>
                   <w:rFonts w:ascii="Arial" w:cs="Arial" w:eastAsia="Arial" w:hAnsi="Arial"/>
@@ -14035,7 +14035,7 @@
               <w:spacing w:after="10" w:before="0"/>
               <w:ind w:left="120"/>
             </w:pPr>
-            <w:hyperlink w:history="1" r:id="rIdrgd2nsuafvqscuool4bg9">
+            <w:hyperlink w:history="1" r:id="rIdi6bvhru1e0ey9olboctpl">
               <w:r>
                 <w:rPr>
                   <w:rFonts w:ascii="Arial" w:cs="Arial" w:eastAsia="Arial" w:hAnsi="Arial"/>
@@ -14230,7 +14230,7 @@
             <w:pPr>
               <w:spacing w:after="20" w:before="0"/>
             </w:pPr>
-            <w:hyperlink w:history="1" r:id="rIdz1pgfqsnmynjkk3vw7tzq">
+            <w:hyperlink w:history="1" r:id="rIdqtjljq4nay_ucxv0w5uvr">
               <w:r>
                 <w:rPr>
                   <w:rFonts w:ascii="Arial" w:cs="Arial" w:eastAsia="Arial" w:hAnsi="Arial"/>
@@ -14263,7 +14263,7 @@
               <w:spacing w:after="10" w:before="0"/>
               <w:ind w:left="120"/>
             </w:pPr>
-            <w:hyperlink w:history="1" r:id="rId7o9fuysxhokklfkk6umjc">
+            <w:hyperlink w:history="1" r:id="rIdxuzbfamzbzphcesdgs2hg">
               <w:r>
                 <w:rPr>
                   <w:rFonts w:ascii="Arial" w:cs="Arial" w:eastAsia="Arial" w:hAnsi="Arial"/>
@@ -14308,7 +14308,7 @@
             <w:pPr>
               <w:spacing w:after="20" w:before="0"/>
             </w:pPr>
-            <w:hyperlink w:history="1" r:id="rIdzvndkmlz_y8anoucza1qf">
+            <w:hyperlink w:history="1" r:id="rIdu2-ilsutfjkara8ibdr9z">
               <w:r>
                 <w:rPr>
                   <w:rFonts w:ascii="Arial" w:cs="Arial" w:eastAsia="Arial" w:hAnsi="Arial"/>
@@ -14341,7 +14341,7 @@
               <w:spacing w:after="10" w:before="0"/>
               <w:ind w:left="120"/>
             </w:pPr>
-            <w:hyperlink w:history="1" r:id="rIdp_3lmbwcnanatukr56p-l">
+            <w:hyperlink w:history="1" r:id="rIdyhimoaodgij8nphanz-6w">
               <w:r>
                 <w:rPr>
                   <w:rFonts w:ascii="Arial" w:cs="Arial" w:eastAsia="Arial" w:hAnsi="Arial"/>
@@ -14536,7 +14536,7 @@
             <w:pPr>
               <w:spacing w:after="20" w:before="0"/>
             </w:pPr>
-            <w:hyperlink w:history="1" r:id="rIdvrz5sj5d3g-_-wp61ocol">
+            <w:hyperlink w:history="1" r:id="rId3vkznbbdg9jl6phmkmx2k">
               <w:r>
                 <w:rPr>
                   <w:rFonts w:ascii="Arial" w:cs="Arial" w:eastAsia="Arial" w:hAnsi="Arial"/>
@@ -14569,7 +14569,7 @@
               <w:spacing w:after="10" w:before="0"/>
               <w:ind w:left="120"/>
             </w:pPr>
-            <w:hyperlink w:history="1" r:id="rIdbk314i4dlzx0qu4-zi6qa">
+            <w:hyperlink w:history="1" r:id="rIdzybbx2flsif0wwk1zjimp">
               <w:r>
                 <w:rPr>
                   <w:rFonts w:ascii="Arial" w:cs="Arial" w:eastAsia="Arial" w:hAnsi="Arial"/>
@@ -14614,7 +14614,7 @@
             <w:pPr>
               <w:spacing w:after="20" w:before="0"/>
             </w:pPr>
-            <w:hyperlink w:history="1" r:id="rIdjf42gmhduvrztmdjrbl0-">
+            <w:hyperlink w:history="1" r:id="rIdtkbn92fbnkh_bgtv9gkpo">
               <w:r>
                 <w:rPr>
                   <w:rFonts w:ascii="Arial" w:cs="Arial" w:eastAsia="Arial" w:hAnsi="Arial"/>
@@ -14647,7 +14647,7 @@
               <w:spacing w:after="10" w:before="0"/>
               <w:ind w:left="120"/>
             </w:pPr>
-            <w:hyperlink w:history="1" r:id="rIdtb2ssasopuympnu9e7uzg">
+            <w:hyperlink w:history="1" r:id="rIde9pc8cltj8v_mlpk70zls">
               <w:r>
                 <w:rPr>
                   <w:rFonts w:ascii="Arial" w:cs="Arial" w:eastAsia="Arial" w:hAnsi="Arial"/>
@@ -15254,7 +15254,7 @@
         </w:rPr>
         <w:t xml:space="preserve">© 2026 SeaVuria and ARES. Aligned with KICD objectives. Developed by SeaVuria; technical implementation by ARES (with AI assistance from Claude). Licensed under </w:t>
       </w:r>
-      <w:hyperlink w:history="1" r:id="rIdtovjvhw2ik7ynokxd-fgi">
+      <w:hyperlink w:history="1" r:id="rIdezn4oaa7lssojsa8v9afo">
         <w:r>
           <w:rPr>
             <w:rFonts w:ascii="Arial" w:cs="Arial" w:eastAsia="Arial" w:hAnsi="Arial"/>
@@ -15275,7 +15275,7 @@
         </w:rPr>
         <w:t xml:space="preserve"> (</w:t>
       </w:r>
-      <w:hyperlink w:history="1" r:id="rIdag-ocyyti8b_smpmszlku">
+      <w:hyperlink w:history="1" r:id="rIdcj63h3rzmuhvcuxvtjzmc">
         <w:r>
           <w:rPr>
             <w:rFonts w:ascii="Arial" w:cs="Arial" w:eastAsia="Arial" w:hAnsi="Arial"/>
@@ -16288,7 +16288,7 @@
             <w:pPr>
               <w:spacing w:after="20" w:before="0"/>
             </w:pPr>
-            <w:hyperlink w:history="1" r:id="rIdm9ec_xoj6lpyocqnjqhig">
+            <w:hyperlink w:history="1" r:id="rIdwpofxr_2xtehntv6qo62r">
               <w:r>
                 <w:rPr>
                   <w:rFonts w:ascii="Arial" w:cs="Arial" w:eastAsia="Arial" w:hAnsi="Arial"/>
@@ -16321,7 +16321,7 @@
               <w:spacing w:after="10" w:before="0"/>
               <w:ind w:left="120"/>
             </w:pPr>
-            <w:hyperlink w:history="1" r:id="rIdqzpq-z2apyppjhfajtkyi">
+            <w:hyperlink w:history="1" r:id="rIde3ohm9pm4oo2p9gplfxin">
               <w:r>
                 <w:rPr>
                   <w:rFonts w:ascii="Arial" w:cs="Arial" w:eastAsia="Arial" w:hAnsi="Arial"/>
@@ -16366,7 +16366,7 @@
             <w:pPr>
               <w:spacing w:after="20" w:before="0"/>
             </w:pPr>
-            <w:hyperlink w:history="1" r:id="rIdoy-55dfuhy6lsnabie66e">
+            <w:hyperlink w:history="1" r:id="rId3nj0hssi9b67oj9flnsss">
               <w:r>
                 <w:rPr>
                   <w:rFonts w:ascii="Arial" w:cs="Arial" w:eastAsia="Arial" w:hAnsi="Arial"/>
@@ -16399,7 +16399,7 @@
               <w:spacing w:after="10" w:before="0"/>
               <w:ind w:left="120"/>
             </w:pPr>
-            <w:hyperlink w:history="1" r:id="rIdrnipriaakecxmjmi4lngy">
+            <w:hyperlink w:history="1" r:id="rIdph8gjoqvezeruyidseo_o">
               <w:r>
                 <w:rPr>
                   <w:rFonts w:ascii="Arial" w:cs="Arial" w:eastAsia="Arial" w:hAnsi="Arial"/>
@@ -16594,7 +16594,7 @@
             <w:pPr>
               <w:spacing w:after="20" w:before="0"/>
             </w:pPr>
-            <w:hyperlink w:history="1" r:id="rId6aygts5xsgxd-ndfkazkf">
+            <w:hyperlink w:history="1" r:id="rIdsbiyupk5sfesrlzajbcfs">
               <w:r>
                 <w:rPr>
                   <w:rFonts w:ascii="Arial" w:cs="Arial" w:eastAsia="Arial" w:hAnsi="Arial"/>
@@ -16627,7 +16627,7 @@
               <w:spacing w:after="10" w:before="0"/>
               <w:ind w:left="120"/>
             </w:pPr>
-            <w:hyperlink w:history="1" r:id="rIdbvvvyzumixq49c99ej6-k">
+            <w:hyperlink w:history="1" r:id="rIdikjjcb0aomf4yvxucu7bg">
               <w:r>
                 <w:rPr>
                   <w:rFonts w:ascii="Arial" w:cs="Arial" w:eastAsia="Arial" w:hAnsi="Arial"/>
@@ -16672,7 +16672,7 @@
             <w:pPr>
               <w:spacing w:after="20" w:before="0"/>
             </w:pPr>
-            <w:hyperlink w:history="1" r:id="rIduz3ybf2yhej6tjqjre7gt">
+            <w:hyperlink w:history="1" r:id="rIdgsscxyzgchytevzfrqf6h">
               <w:r>
                 <w:rPr>
                   <w:rFonts w:ascii="Arial" w:cs="Arial" w:eastAsia="Arial" w:hAnsi="Arial"/>
@@ -16705,7 +16705,7 @@
               <w:spacing w:after="10" w:before="0"/>
               <w:ind w:left="120"/>
             </w:pPr>
-            <w:hyperlink w:history="1" r:id="rIdqprxmvnp6l9p35pxgyoil">
+            <w:hyperlink w:history="1" r:id="rIdqk6wqk80rdho1ozvqkfmu">
               <w:r>
                 <w:rPr>
                   <w:rFonts w:ascii="Arial" w:cs="Arial" w:eastAsia="Arial" w:hAnsi="Arial"/>
@@ -16900,7 +16900,7 @@
             <w:pPr>
               <w:spacing w:after="20" w:before="0"/>
             </w:pPr>
-            <w:hyperlink w:history="1" r:id="rIdqbyykwzwaqbinhluxevv0">
+            <w:hyperlink w:history="1" r:id="rIdgj9yz-i0b7pqb_1tmeqf2">
               <w:r>
                 <w:rPr>
                   <w:rFonts w:ascii="Arial" w:cs="Arial" w:eastAsia="Arial" w:hAnsi="Arial"/>
@@ -16933,7 +16933,7 @@
               <w:spacing w:after="10" w:before="0"/>
               <w:ind w:left="120"/>
             </w:pPr>
-            <w:hyperlink w:history="1" r:id="rIdgfuwv5x5z8psu2o8jow_p">
+            <w:hyperlink w:history="1" r:id="rIdautdkle4poybfunfjitqf">
               <w:r>
                 <w:rPr>
                   <w:rFonts w:ascii="Arial" w:cs="Arial" w:eastAsia="Arial" w:hAnsi="Arial"/>
@@ -16978,7 +16978,7 @@
             <w:pPr>
               <w:spacing w:after="20" w:before="0"/>
             </w:pPr>
-            <w:hyperlink w:history="1" r:id="rIdojvu6ljbpdvumj2j5s34r">
+            <w:hyperlink w:history="1" r:id="rIdqruc2crohxsqdurer8eyu">
               <w:r>
                 <w:rPr>
                   <w:rFonts w:ascii="Arial" w:cs="Arial" w:eastAsia="Arial" w:hAnsi="Arial"/>
@@ -17011,7 +17011,7 @@
               <w:spacing w:after="10" w:before="0"/>
               <w:ind w:left="120"/>
             </w:pPr>
-            <w:hyperlink w:history="1" r:id="rId5xcmsbyqdg_sz1uzmyzco">
+            <w:hyperlink w:history="1" r:id="rIdruwjsxyudmydzdiors6mo">
               <w:r>
                 <w:rPr>
                   <w:rFonts w:ascii="Arial" w:cs="Arial" w:eastAsia="Arial" w:hAnsi="Arial"/>
@@ -17206,7 +17206,7 @@
             <w:pPr>
               <w:spacing w:after="20" w:before="0"/>
             </w:pPr>
-            <w:hyperlink w:history="1" r:id="rIdrgjkyxw4cn2vwqxhslrhe">
+            <w:hyperlink w:history="1" r:id="rIdcwrfuzohtscbaezlgsrmi">
               <w:r>
                 <w:rPr>
                   <w:rFonts w:ascii="Arial" w:cs="Arial" w:eastAsia="Arial" w:hAnsi="Arial"/>
@@ -17239,7 +17239,7 @@
               <w:spacing w:after="10" w:before="0"/>
               <w:ind w:left="120"/>
             </w:pPr>
-            <w:hyperlink w:history="1" r:id="rId589sstxqcgxo1qdkjat4d">
+            <w:hyperlink w:history="1" r:id="rIdzxi5p6sg2mr39ducei3zf">
               <w:r>
                 <w:rPr>
                   <w:rFonts w:ascii="Arial" w:cs="Arial" w:eastAsia="Arial" w:hAnsi="Arial"/>
@@ -17284,7 +17284,7 @@
             <w:pPr>
               <w:spacing w:after="20" w:before="0"/>
             </w:pPr>
-            <w:hyperlink w:history="1" r:id="rIdgqsz0tknxvbxj2umx9a8y">
+            <w:hyperlink w:history="1" r:id="rIdninknicz_qguhngs2qoe4">
               <w:r>
                 <w:rPr>
                   <w:rFonts w:ascii="Arial" w:cs="Arial" w:eastAsia="Arial" w:hAnsi="Arial"/>
@@ -17317,7 +17317,7 @@
               <w:spacing w:after="10" w:before="0"/>
               <w:ind w:left="120"/>
             </w:pPr>
-            <w:hyperlink w:history="1" r:id="rIdbqhhdnfavas7r4fa7ym3l">
+            <w:hyperlink w:history="1" r:id="rIdyvqemb6elhom-xkqx_vh9">
               <w:r>
                 <w:rPr>
                   <w:rFonts w:ascii="Arial" w:cs="Arial" w:eastAsia="Arial" w:hAnsi="Arial"/>
@@ -17512,7 +17512,7 @@
             <w:pPr>
               <w:spacing w:after="20" w:before="0"/>
             </w:pPr>
-            <w:hyperlink w:history="1" r:id="rIddhzn4a3fmnx1v5lv0ibfq">
+            <w:hyperlink w:history="1" r:id="rIdxbfaaeukayfm5jqoe41e7">
               <w:r>
                 <w:rPr>
                   <w:rFonts w:ascii="Arial" w:cs="Arial" w:eastAsia="Arial" w:hAnsi="Arial"/>
@@ -17545,7 +17545,7 @@
               <w:spacing w:after="10" w:before="0"/>
               <w:ind w:left="120"/>
             </w:pPr>
-            <w:hyperlink w:history="1" r:id="rIdlhiu0czkfukp0o7fl0dos">
+            <w:hyperlink w:history="1" r:id="rIdgpoflvppxithis15-wqam">
               <w:r>
                 <w:rPr>
                   <w:rFonts w:ascii="Arial" w:cs="Arial" w:eastAsia="Arial" w:hAnsi="Arial"/>
@@ -17590,7 +17590,7 @@
             <w:pPr>
               <w:spacing w:after="20" w:before="0"/>
             </w:pPr>
-            <w:hyperlink w:history="1" r:id="rIdp9dgfxsi6w4fnwmmtomcl">
+            <w:hyperlink w:history="1" r:id="rIdust9sejcksgti-wjordt5">
               <w:r>
                 <w:rPr>
                   <w:rFonts w:ascii="Arial" w:cs="Arial" w:eastAsia="Arial" w:hAnsi="Arial"/>
@@ -17623,7 +17623,7 @@
               <w:spacing w:after="10" w:before="0"/>
               <w:ind w:left="120"/>
             </w:pPr>
-            <w:hyperlink w:history="1" r:id="rId8ywfr2r5ca-z-oyfya5ii">
+            <w:hyperlink w:history="1" r:id="rIdvn38c5iwoem-tee2ptju_">
               <w:r>
                 <w:rPr>
                   <w:rFonts w:ascii="Arial" w:cs="Arial" w:eastAsia="Arial" w:hAnsi="Arial"/>
@@ -18135,7 +18135,7 @@
         </w:rPr>
         <w:t xml:space="preserve">© 2026 SeaVuria and ARES. Aligned with KICD objectives. Developed by SeaVuria; technical implementation by ARES (with AI assistance from Claude). Licensed under </w:t>
       </w:r>
-      <w:hyperlink w:history="1" r:id="rIdf3uhtksq_8gzckvbsqycv">
+      <w:hyperlink w:history="1" r:id="rId6zrjuagpxc_3_0q9hmvnw">
         <w:r>
           <w:rPr>
             <w:rFonts w:ascii="Arial" w:cs="Arial" w:eastAsia="Arial" w:hAnsi="Arial"/>
@@ -18156,7 +18156,7 @@
         </w:rPr>
         <w:t xml:space="preserve"> (</w:t>
       </w:r>
-      <w:hyperlink w:history="1" r:id="rId4vfqign4cjwakdghuuzym">
+      <w:hyperlink w:history="1" r:id="rIdnrknqyziiqydffkffmkh6">
         <w:r>
           <w:rPr>
             <w:rFonts w:ascii="Arial" w:cs="Arial" w:eastAsia="Arial" w:hAnsi="Arial"/>
@@ -19169,7 +19169,7 @@
             <w:pPr>
               <w:spacing w:after="20" w:before="0"/>
             </w:pPr>
-            <w:hyperlink w:history="1" r:id="rIditbynqwyvba94zffzo0de">
+            <w:hyperlink w:history="1" r:id="rIdzgxe6jst3j4jlpldlicmq">
               <w:r>
                 <w:rPr>
                   <w:rFonts w:ascii="Arial" w:cs="Arial" w:eastAsia="Arial" w:hAnsi="Arial"/>
@@ -19202,7 +19202,7 @@
               <w:spacing w:after="10" w:before="0"/>
               <w:ind w:left="120"/>
             </w:pPr>
-            <w:hyperlink w:history="1" r:id="rIdzjfhsk37ezg2ab2wlnq4h">
+            <w:hyperlink w:history="1" r:id="rIdd-f2cmyox0x1qjg8magkc">
               <w:r>
                 <w:rPr>
                   <w:rFonts w:ascii="Arial" w:cs="Arial" w:eastAsia="Arial" w:hAnsi="Arial"/>
@@ -19247,7 +19247,7 @@
             <w:pPr>
               <w:spacing w:after="20" w:before="0"/>
             </w:pPr>
-            <w:hyperlink w:history="1" r:id="rIdhqaq0a8ymd5rv2badmkw2">
+            <w:hyperlink w:history="1" r:id="rIdgwfsu2rytogeqjkq79qab">
               <w:r>
                 <w:rPr>
                   <w:rFonts w:ascii="Arial" w:cs="Arial" w:eastAsia="Arial" w:hAnsi="Arial"/>
@@ -19280,7 +19280,7 @@
               <w:spacing w:after="10" w:before="0"/>
               <w:ind w:left="120"/>
             </w:pPr>
-            <w:hyperlink w:history="1" r:id="rIdat3cnndzdkoc_kwwyvydu">
+            <w:hyperlink w:history="1" r:id="rIdlzaoyynga3bbujae9jhik">
               <w:r>
                 <w:rPr>
                   <w:rFonts w:ascii="Arial" w:cs="Arial" w:eastAsia="Arial" w:hAnsi="Arial"/>
@@ -19475,7 +19475,7 @@
             <w:pPr>
               <w:spacing w:after="20" w:before="0"/>
             </w:pPr>
-            <w:hyperlink w:history="1" r:id="rIdzw1jfyolrhth-n8-sg-vr">
+            <w:hyperlink w:history="1" r:id="rId5lhiqezhf-g-mbbd3unoz">
               <w:r>
                 <w:rPr>
                   <w:rFonts w:ascii="Arial" w:cs="Arial" w:eastAsia="Arial" w:hAnsi="Arial"/>
@@ -19508,7 +19508,7 @@
               <w:spacing w:after="10" w:before="0"/>
               <w:ind w:left="120"/>
             </w:pPr>
-            <w:hyperlink w:history="1" r:id="rIdugawqvfixr1p6rysn4_di">
+            <w:hyperlink w:history="1" r:id="rIdry4r57s8lony9xp4ebpuk">
               <w:r>
                 <w:rPr>
                   <w:rFonts w:ascii="Arial" w:cs="Arial" w:eastAsia="Arial" w:hAnsi="Arial"/>
@@ -19553,7 +19553,7 @@
             <w:pPr>
               <w:spacing w:after="20" w:before="0"/>
             </w:pPr>
-            <w:hyperlink w:history="1" r:id="rIdjrrycctzedlq97aa7pykd">
+            <w:hyperlink w:history="1" r:id="rIdae_l7o_0lsjw5uyiozg3l">
               <w:r>
                 <w:rPr>
                   <w:rFonts w:ascii="Arial" w:cs="Arial" w:eastAsia="Arial" w:hAnsi="Arial"/>
@@ -19586,7 +19586,7 @@
               <w:spacing w:after="10" w:before="0"/>
               <w:ind w:left="120"/>
             </w:pPr>
-            <w:hyperlink w:history="1" r:id="rId_m2syg7agpfdrn0yvgq3v">
+            <w:hyperlink w:history="1" r:id="rIdbrkj21p34yfwdxcf8vqq1">
               <w:r>
                 <w:rPr>
                   <w:rFonts w:ascii="Arial" w:cs="Arial" w:eastAsia="Arial" w:hAnsi="Arial"/>
@@ -19781,7 +19781,7 @@
             <w:pPr>
               <w:spacing w:after="20" w:before="0"/>
             </w:pPr>
-            <w:hyperlink w:history="1" r:id="rIdqw3bdrgb1sga1oqfgfowr">
+            <w:hyperlink w:history="1" r:id="rId-spmwmw6j1b2canqd13qg">
               <w:r>
                 <w:rPr>
                   <w:rFonts w:ascii="Arial" w:cs="Arial" w:eastAsia="Arial" w:hAnsi="Arial"/>
@@ -19814,7 +19814,7 @@
               <w:spacing w:after="10" w:before="0"/>
               <w:ind w:left="120"/>
             </w:pPr>
-            <w:hyperlink w:history="1" r:id="rIdmirkxwdphczm1nikg73tm">
+            <w:hyperlink w:history="1" r:id="rIddwyt-56f8tg5ee-svapq3">
               <w:r>
                 <w:rPr>
                   <w:rFonts w:ascii="Arial" w:cs="Arial" w:eastAsia="Arial" w:hAnsi="Arial"/>
@@ -19859,7 +19859,7 @@
             <w:pPr>
               <w:spacing w:after="20" w:before="0"/>
             </w:pPr>
-            <w:hyperlink w:history="1" r:id="rIdpy_ppnheomeeioocwqiw8">
+            <w:hyperlink w:history="1" r:id="rId4bm8rymmqa-rd73wium6a">
               <w:r>
                 <w:rPr>
                   <w:rFonts w:ascii="Arial" w:cs="Arial" w:eastAsia="Arial" w:hAnsi="Arial"/>
@@ -19892,7 +19892,7 @@
               <w:spacing w:after="10" w:before="0"/>
               <w:ind w:left="120"/>
             </w:pPr>
-            <w:hyperlink w:history="1" r:id="rIdz5cnh1nc98hfcouktn6tr">
+            <w:hyperlink w:history="1" r:id="rIdtalvt_e3bhgtbyptjxohk">
               <w:r>
                 <w:rPr>
                   <w:rFonts w:ascii="Arial" w:cs="Arial" w:eastAsia="Arial" w:hAnsi="Arial"/>
@@ -20087,7 +20087,7 @@
             <w:pPr>
               <w:spacing w:after="20" w:before="0"/>
             </w:pPr>
-            <w:hyperlink w:history="1" r:id="rId_c6_gkyij5ov1nuwyh30u">
+            <w:hyperlink w:history="1" r:id="rIdc9uvyzceerhrxvbvxvyvv">
               <w:r>
                 <w:rPr>
                   <w:rFonts w:ascii="Arial" w:cs="Arial" w:eastAsia="Arial" w:hAnsi="Arial"/>
@@ -20120,7 +20120,7 @@
               <w:spacing w:after="10" w:before="0"/>
               <w:ind w:left="120"/>
             </w:pPr>
-            <w:hyperlink w:history="1" r:id="rIdviznkop_uqgubx4z45xug">
+            <w:hyperlink w:history="1" r:id="rIdctuia8sjnr416pgrp9pqn">
               <w:r>
                 <w:rPr>
                   <w:rFonts w:ascii="Arial" w:cs="Arial" w:eastAsia="Arial" w:hAnsi="Arial"/>
@@ -20165,7 +20165,7 @@
             <w:pPr>
               <w:spacing w:after="20" w:before="0"/>
             </w:pPr>
-            <w:hyperlink w:history="1" r:id="rId7ommprycggkjm6etpsiam">
+            <w:hyperlink w:history="1" r:id="rIdiiw8tf2wtde2feh-dn2pi">
               <w:r>
                 <w:rPr>
                   <w:rFonts w:ascii="Arial" w:cs="Arial" w:eastAsia="Arial" w:hAnsi="Arial"/>
@@ -20198,7 +20198,7 @@
               <w:spacing w:after="10" w:before="0"/>
               <w:ind w:left="120"/>
             </w:pPr>
-            <w:hyperlink w:history="1" r:id="rIdb9mrcflsfvoxzoro954sz">
+            <w:hyperlink w:history="1" r:id="rIdtb4es0qutfatk8nxzas-n">
               <w:r>
                 <w:rPr>
                   <w:rFonts w:ascii="Arial" w:cs="Arial" w:eastAsia="Arial" w:hAnsi="Arial"/>
@@ -20393,7 +20393,7 @@
             <w:pPr>
               <w:spacing w:after="20" w:before="0"/>
             </w:pPr>
-            <w:hyperlink w:history="1" r:id="rIdcv2zj1b19ulbrbtxg24uf">
+            <w:hyperlink w:history="1" r:id="rIdokz4bl_jhn3xh7ekreres">
               <w:r>
                 <w:rPr>
                   <w:rFonts w:ascii="Arial" w:cs="Arial" w:eastAsia="Arial" w:hAnsi="Arial"/>
@@ -20426,7 +20426,7 @@
               <w:spacing w:after="10" w:before="0"/>
               <w:ind w:left="120"/>
             </w:pPr>
-            <w:hyperlink w:history="1" r:id="rIdsjpto0jronmhec4lt3o3c">
+            <w:hyperlink w:history="1" r:id="rIddfq56ttrfpseynbgspbpp">
               <w:r>
                 <w:rPr>
                   <w:rFonts w:ascii="Arial" w:cs="Arial" w:eastAsia="Arial" w:hAnsi="Arial"/>
@@ -20471,7 +20471,7 @@
             <w:pPr>
               <w:spacing w:after="20" w:before="0"/>
             </w:pPr>
-            <w:hyperlink w:history="1" r:id="rIduehtzcd5i6uumbw5_jk3h">
+            <w:hyperlink w:history="1" r:id="rIdlplz6llpmbvskdvi9odaw">
               <w:r>
                 <w:rPr>
                   <w:rFonts w:ascii="Arial" w:cs="Arial" w:eastAsia="Arial" w:hAnsi="Arial"/>
@@ -20504,7 +20504,7 @@
               <w:spacing w:after="10" w:before="0"/>
               <w:ind w:left="120"/>
             </w:pPr>
-            <w:hyperlink w:history="1" r:id="rIdeq7u3fxxsongg-tqha8-f">
+            <w:hyperlink w:history="1" r:id="rId8sgfhduknfiov9xncqgui">
               <w:r>
                 <w:rPr>
                   <w:rFonts w:ascii="Arial" w:cs="Arial" w:eastAsia="Arial" w:hAnsi="Arial"/>
@@ -21016,7 +21016,7 @@
         </w:rPr>
         <w:t xml:space="preserve">© 2026 SeaVuria and ARES. Aligned with KICD objectives. Developed by SeaVuria; technical implementation by ARES (with AI assistance from Claude). Licensed under </w:t>
       </w:r>
-      <w:hyperlink w:history="1" r:id="rIdfnrl8_rbedkeppy2r1bsf">
+      <w:hyperlink w:history="1" r:id="rIdjhg0sgpqylu0tsl6bzlx3">
         <w:r>
           <w:rPr>
             <w:rFonts w:ascii="Arial" w:cs="Arial" w:eastAsia="Arial" w:hAnsi="Arial"/>
@@ -21037,7 +21037,7 @@
         </w:rPr>
         <w:t xml:space="preserve"> (</w:t>
       </w:r>
-      <w:hyperlink w:history="1" r:id="rId1snjir1y0ciupnobkalj3">
+      <w:hyperlink w:history="1" r:id="rIdqsyfh9bzqpq4j5oeew0or">
         <w:r>
           <w:rPr>
             <w:rFonts w:ascii="Arial" w:cs="Arial" w:eastAsia="Arial" w:hAnsi="Arial"/>

--- a/data/outputs/v2/Biology/SS1.2_Chemicals_of_Life/Biology_Chemicals_of_Life_CBE_LessonSequence.docx
+++ b/data/outputs/v2/Biology/SS1.2_Chemicals_of_Life/Biology_Chemicals_of_Life_CBE_LessonSequence.docx
@@ -2363,7 +2363,7 @@
         </w:rPr>
         <w:t xml:space="preserve">© 2026 SeaVuria and ARES. This work is licensed under a </w:t>
       </w:r>
-      <w:hyperlink w:history="1" r:id="rIdlmm7y5v5uxtgakpjgpdwx">
+      <w:hyperlink w:history="1" r:id="rIdngufe3zyvrowvfonxp3jh">
         <w:r>
           <w:rPr>
             <w:rFonts w:ascii="Arial" w:cs="Arial" w:eastAsia="Arial" w:hAnsi="Arial"/>
@@ -2383,7 +2383,7 @@
         </w:rPr>
         <w:t xml:space="preserve"> (</w:t>
       </w:r>
-      <w:hyperlink w:history="1" r:id="rIdg4ckqk4pjrbpyyaupcjs4">
+      <w:hyperlink w:history="1" r:id="rIdeo8-cmx0jgr8c7we3omlp">
         <w:r>
           <w:rPr>
             <w:rFonts w:ascii="Arial" w:cs="Arial" w:eastAsia="Arial" w:hAnsi="Arial"/>
@@ -2403,7 +2403,7 @@
         </w:rPr>
         <w:t xml:space="preserve">). To view a copy of this license, visit </w:t>
       </w:r>
-      <w:hyperlink w:history="1" r:id="rIdv_e2keb2lmqomqvzlfbjv">
+      <w:hyperlink w:history="1" r:id="rId43fibgly6byrwiulqeo4l">
         <w:r>
           <w:rPr>
             <w:rFonts w:ascii="Arial" w:cs="Arial" w:eastAsia="Arial" w:hAnsi="Arial"/>
@@ -3415,7 +3415,7 @@
             <w:pPr>
               <w:spacing w:after="20" w:before="0"/>
             </w:pPr>
-            <w:hyperlink w:history="1" r:id="rIdhk6yucxb0m_mqwqzmq1kg">
+            <w:hyperlink w:history="1" r:id="rId8xaoqzb0wmxyawq8uxci-">
               <w:r>
                 <w:rPr>
                   <w:rFonts w:ascii="Arial" w:cs="Arial" w:eastAsia="Arial" w:hAnsi="Arial"/>
@@ -3424,9 +3424,25 @@
                   <w:szCs w:val="16"/>
                   <w:u w:val="single" w:color="2E75B6"/>
                 </w:rPr>
-                <w:t xml:space="preserve">Scale of cells</w:t>
+                <w:t xml:space="preserve">Food and energy in organisms</w:t>
               </w:r>
             </w:hyperlink>
+          </w:p>
+          <w:p>
+            <w:pPr>
+              <w:spacing w:after="20" w:before="0"/>
+            </w:pPr>
+            <w:r>
+              <w:rPr>
+                <w:rFonts w:ascii="Arial" w:cs="Arial" w:eastAsia="Arial" w:hAnsi="Arial"/>
+                <w:i/>
+                <w:iCs/>
+                <w:color w:val="595959"/>
+                <w:sz w:val="16"/>
+                <w:szCs w:val="16"/>
+              </w:rPr>
+              <w:t xml:space="preserve">Related topic: not an exact match for this lesson.</w:t>
+            </w:r>
           </w:p>
           <w:p>
             <w:pPr>
@@ -3448,7 +3464,7 @@
               <w:spacing w:after="10" w:before="0"/>
               <w:ind w:left="120"/>
             </w:pPr>
-            <w:hyperlink w:history="1" r:id="rIdz90ek8l2va1kvvulcub8c">
+            <w:hyperlink w:history="1" r:id="rIdtnia1hoql5rgo34hypqb5">
               <w:r>
                 <w:rPr>
                   <w:rFonts w:ascii="Arial" w:cs="Arial" w:eastAsia="Arial" w:hAnsi="Arial"/>
@@ -3493,7 +3509,7 @@
             <w:pPr>
               <w:spacing w:after="20" w:before="0"/>
             </w:pPr>
-            <w:hyperlink w:history="1" r:id="rIdwcz2mj5u_r8gkpuaw58gr">
+            <w:hyperlink w:history="1" r:id="rIdnivxgacj444hlbfkfj7t9">
               <w:r>
                 <w:rPr>
                   <w:rFonts w:ascii="Arial" w:cs="Arial" w:eastAsia="Arial" w:hAnsi="Arial"/>
@@ -3508,6 +3524,22 @@
           </w:p>
           <w:p>
             <w:pPr>
+              <w:spacing w:after="20" w:before="0"/>
+            </w:pPr>
+            <w:r>
+              <w:rPr>
+                <w:rFonts w:ascii="Arial" w:cs="Arial" w:eastAsia="Arial" w:hAnsi="Arial"/>
+                <w:i/>
+                <w:iCs/>
+                <w:color w:val="595959"/>
+                <w:sz w:val="16"/>
+                <w:szCs w:val="16"/>
+              </w:rPr>
+              <w:t xml:space="preserve">Related topic: not an exact match for this lesson.</w:t>
+            </w:r>
+          </w:p>
+          <w:p>
+            <w:pPr>
               <w:spacing w:after="10" w:before="0"/>
               <w:ind w:left="120"/>
             </w:pPr>
@@ -3526,7 +3558,7 @@
               <w:spacing w:after="10" w:before="0"/>
               <w:ind w:left="120"/>
             </w:pPr>
-            <w:hyperlink w:history="1" r:id="rId52tsotgmzcnui3gd7myfc">
+            <w:hyperlink w:history="1" r:id="rIdkwqt485v7lt-dual1oxg5">
               <w:r>
                 <w:rPr>
                   <w:rFonts w:ascii="Arial" w:cs="Arial" w:eastAsia="Arial" w:hAnsi="Arial"/>
@@ -3987,7 +4019,7 @@
             <w:pPr>
               <w:spacing w:after="20" w:before="0"/>
             </w:pPr>
-            <w:hyperlink w:history="1" r:id="rIdphr6loksyv60eqew5kpi8">
+            <w:hyperlink w:history="1" r:id="rIdthvns1gbehdsoinyhwttz">
               <w:r>
                 <w:rPr>
                   <w:rFonts w:ascii="Arial" w:cs="Arial" w:eastAsia="Arial" w:hAnsi="Arial"/>
@@ -3996,9 +4028,25 @@
                   <w:szCs w:val="16"/>
                   <w:u w:val="single" w:color="2E75B6"/>
                 </w:rPr>
-                <w:t xml:space="preserve">Photosynthesis</w:t>
+                <w:t xml:space="preserve">Introduction to carbohydrates</w:t>
               </w:r>
             </w:hyperlink>
+          </w:p>
+          <w:p>
+            <w:pPr>
+              <w:spacing w:after="20" w:before="0"/>
+            </w:pPr>
+            <w:r>
+              <w:rPr>
+                <w:rFonts w:ascii="Arial" w:cs="Arial" w:eastAsia="Arial" w:hAnsi="Arial"/>
+                <w:i/>
+                <w:iCs/>
+                <w:color w:val="595959"/>
+                <w:sz w:val="16"/>
+                <w:szCs w:val="16"/>
+              </w:rPr>
+              <w:t xml:space="preserve">Related topic: not an exact match for this lesson.</w:t>
+            </w:r>
           </w:p>
           <w:p>
             <w:pPr>
@@ -4020,7 +4068,7 @@
               <w:spacing w:after="10" w:before="0"/>
               <w:ind w:left="120"/>
             </w:pPr>
-            <w:hyperlink w:history="1" r:id="rId83suldt6x4kllpqh1yufw">
+            <w:hyperlink w:history="1" r:id="rIdeuslk1fh9zc002grhrq6f">
               <w:r>
                 <w:rPr>
                   <w:rFonts w:ascii="Arial" w:cs="Arial" w:eastAsia="Arial" w:hAnsi="Arial"/>
@@ -4065,7 +4113,7 @@
             <w:pPr>
               <w:spacing w:after="20" w:before="0"/>
             </w:pPr>
-            <w:hyperlink w:history="1" r:id="rIdjan288dmlflzzgq_uamq6">
+            <w:hyperlink w:history="1" r:id="rId_wycgnssr0vrfatp6mfid">
               <w:r>
                 <w:rPr>
                   <w:rFonts w:ascii="Arial" w:cs="Arial" w:eastAsia="Arial" w:hAnsi="Arial"/>
@@ -4080,6 +4128,22 @@
           </w:p>
           <w:p>
             <w:pPr>
+              <w:spacing w:after="20" w:before="0"/>
+            </w:pPr>
+            <w:r>
+              <w:rPr>
+                <w:rFonts w:ascii="Arial" w:cs="Arial" w:eastAsia="Arial" w:hAnsi="Arial"/>
+                <w:i/>
+                <w:iCs/>
+                <w:color w:val="595959"/>
+                <w:sz w:val="16"/>
+                <w:szCs w:val="16"/>
+              </w:rPr>
+              <w:t xml:space="preserve">Related topic: not an exact match for this lesson.</w:t>
+            </w:r>
+          </w:p>
+          <w:p>
+            <w:pPr>
               <w:spacing w:after="10" w:before="0"/>
               <w:ind w:left="120"/>
             </w:pPr>
@@ -4098,7 +4162,7 @@
               <w:spacing w:after="10" w:before="0"/>
               <w:ind w:left="120"/>
             </w:pPr>
-            <w:hyperlink w:history="1" r:id="rIdr1g6fzxrhjiilgvlvbaz7">
+            <w:hyperlink w:history="1" r:id="rIdwxzescoggoiobnp9u99p-">
               <w:r>
                 <w:rPr>
                   <w:rFonts w:ascii="Arial" w:cs="Arial" w:eastAsia="Arial" w:hAnsi="Arial"/>
@@ -4445,7 +4509,7 @@
             <w:pPr>
               <w:spacing w:after="20" w:before="0"/>
             </w:pPr>
-            <w:hyperlink w:history="1" r:id="rId_z5gtxmu1tmqap4alru9h">
+            <w:hyperlink w:history="1" r:id="rIde5o9nlxedqjmfoe_4kuv_">
               <w:r>
                 <w:rPr>
                   <w:rFonts w:ascii="Arial" w:cs="Arial" w:eastAsia="Arial" w:hAnsi="Arial"/>
@@ -4454,9 +4518,25 @@
                   <w:szCs w:val="16"/>
                   <w:u w:val="single" w:color="2E75B6"/>
                 </w:rPr>
-                <w:t xml:space="preserve">Physical and chemical changes</w:t>
+                <w:t xml:space="preserve">Dehydration synthesis or a condensation reaction</w:t>
               </w:r>
             </w:hyperlink>
+          </w:p>
+          <w:p>
+            <w:pPr>
+              <w:spacing w:after="20" w:before="0"/>
+            </w:pPr>
+            <w:r>
+              <w:rPr>
+                <w:rFonts w:ascii="Arial" w:cs="Arial" w:eastAsia="Arial" w:hAnsi="Arial"/>
+                <w:i/>
+                <w:iCs/>
+                <w:color w:val="595959"/>
+                <w:sz w:val="16"/>
+                <w:szCs w:val="16"/>
+              </w:rPr>
+              <w:t xml:space="preserve">Related topic: not an exact match for this lesson.</w:t>
+            </w:r>
           </w:p>
           <w:p>
             <w:pPr>
@@ -4478,7 +4558,7 @@
               <w:spacing w:after="10" w:before="0"/>
               <w:ind w:left="120"/>
             </w:pPr>
-            <w:hyperlink w:history="1" r:id="rIdcqzwdb1oqke9la1u4w_gx">
+            <w:hyperlink w:history="1" r:id="rIdc73soz17xvu_11mds8bga">
               <w:r>
                 <w:rPr>
                   <w:rFonts w:ascii="Arial" w:cs="Arial" w:eastAsia="Arial" w:hAnsi="Arial"/>
@@ -4523,7 +4603,7 @@
             <w:pPr>
               <w:spacing w:after="20" w:before="0"/>
             </w:pPr>
-            <w:hyperlink w:history="1" r:id="rIdefkejz9atsullyyo25mb4">
+            <w:hyperlink w:history="1" r:id="rIdw0hhprln5r1scbfa0gf8g">
               <w:r>
                 <w:rPr>
                   <w:rFonts w:ascii="Arial" w:cs="Arial" w:eastAsia="Arial" w:hAnsi="Arial"/>
@@ -4538,6 +4618,22 @@
           </w:p>
           <w:p>
             <w:pPr>
+              <w:spacing w:after="20" w:before="0"/>
+            </w:pPr>
+            <w:r>
+              <w:rPr>
+                <w:rFonts w:ascii="Arial" w:cs="Arial" w:eastAsia="Arial" w:hAnsi="Arial"/>
+                <w:i/>
+                <w:iCs/>
+                <w:color w:val="595959"/>
+                <w:sz w:val="16"/>
+                <w:szCs w:val="16"/>
+              </w:rPr>
+              <w:t xml:space="preserve">Related topic: not an exact match for this lesson.</w:t>
+            </w:r>
+          </w:p>
+          <w:p>
+            <w:pPr>
               <w:spacing w:after="10" w:before="0"/>
               <w:ind w:left="120"/>
             </w:pPr>
@@ -4556,7 +4652,7 @@
               <w:spacing w:after="10" w:before="0"/>
               <w:ind w:left="120"/>
             </w:pPr>
-            <w:hyperlink w:history="1" r:id="rIdzfdcjoqlcciz8njmi6__2">
+            <w:hyperlink w:history="1" r:id="rIdok1ysfoidb4dl1hsyod9g">
               <w:r>
                 <w:rPr>
                   <w:rFonts w:ascii="Arial" w:cs="Arial" w:eastAsia="Arial" w:hAnsi="Arial"/>
@@ -4941,7 +5037,7 @@
             <w:pPr>
               <w:spacing w:after="20" w:before="0"/>
             </w:pPr>
-            <w:hyperlink w:history="1" r:id="rIdtsdm6faknu4mhstobffqy">
+            <w:hyperlink w:history="1" r:id="rId0yfg-eindoe0cb_g55nhz">
               <w:r>
                 <w:rPr>
                   <w:rFonts w:ascii="Arial" w:cs="Arial" w:eastAsia="Arial" w:hAnsi="Arial"/>
@@ -4950,9 +5046,25 @@
                   <w:szCs w:val="16"/>
                   <w:u w:val="single" w:color="2E75B6"/>
                 </w:rPr>
-                <w:t xml:space="preserve">Organelles in eukaryotic cells</w:t>
+                <w:t xml:space="preserve">Food and energy in organisms</w:t>
               </w:r>
             </w:hyperlink>
+          </w:p>
+          <w:p>
+            <w:pPr>
+              <w:spacing w:after="20" w:before="0"/>
+            </w:pPr>
+            <w:r>
+              <w:rPr>
+                <w:rFonts w:ascii="Arial" w:cs="Arial" w:eastAsia="Arial" w:hAnsi="Arial"/>
+                <w:i/>
+                <w:iCs/>
+                <w:color w:val="595959"/>
+                <w:sz w:val="16"/>
+                <w:szCs w:val="16"/>
+              </w:rPr>
+              <w:t xml:space="preserve">Related topic: not an exact match for this lesson.</w:t>
+            </w:r>
           </w:p>
           <w:p>
             <w:pPr>
@@ -4974,7 +5086,7 @@
               <w:spacing w:after="10" w:before="0"/>
               <w:ind w:left="120"/>
             </w:pPr>
-            <w:hyperlink w:history="1" r:id="rIdgpqghe6uuixwab-jayibm">
+            <w:hyperlink w:history="1" r:id="rIdi3siy5pvjvvwnjmervniy">
               <w:r>
                 <w:rPr>
                   <w:rFonts w:ascii="Arial" w:cs="Arial" w:eastAsia="Arial" w:hAnsi="Arial"/>
@@ -5019,7 +5131,7 @@
             <w:pPr>
               <w:spacing w:after="20" w:before="0"/>
             </w:pPr>
-            <w:hyperlink w:history="1" r:id="rIdnvwdw8a3ynzwcvgmniqgk">
+            <w:hyperlink w:history="1" r:id="rIdjs8edunmzbru4-9vvl8dh">
               <w:r>
                 <w:rPr>
                   <w:rFonts w:ascii="Arial" w:cs="Arial" w:eastAsia="Arial" w:hAnsi="Arial"/>
@@ -5034,6 +5146,22 @@
           </w:p>
           <w:p>
             <w:pPr>
+              <w:spacing w:after="20" w:before="0"/>
+            </w:pPr>
+            <w:r>
+              <w:rPr>
+                <w:rFonts w:ascii="Arial" w:cs="Arial" w:eastAsia="Arial" w:hAnsi="Arial"/>
+                <w:i/>
+                <w:iCs/>
+                <w:color w:val="595959"/>
+                <w:sz w:val="16"/>
+                <w:szCs w:val="16"/>
+              </w:rPr>
+              <w:t xml:space="preserve">Related topic: not an exact match for this lesson.</w:t>
+            </w:r>
+          </w:p>
+          <w:p>
+            <w:pPr>
               <w:spacing w:after="10" w:before="0"/>
               <w:ind w:left="120"/>
             </w:pPr>
@@ -5052,7 +5180,7 @@
               <w:spacing w:after="10" w:before="0"/>
               <w:ind w:left="120"/>
             </w:pPr>
-            <w:hyperlink w:history="1" r:id="rIdxigekte0rahv8xri7itq6">
+            <w:hyperlink w:history="1" r:id="rIdypjg5vgixbxztkuw1s7ke">
               <w:r>
                 <w:rPr>
                   <w:rFonts w:ascii="Arial" w:cs="Arial" w:eastAsia="Arial" w:hAnsi="Arial"/>
@@ -5399,7 +5527,7 @@
             <w:pPr>
               <w:spacing w:after="20" w:before="0"/>
             </w:pPr>
-            <w:hyperlink w:history="1" r:id="rId2s5-qlpfccqiro--kobr_">
+            <w:hyperlink w:history="1" r:id="rIdizzmym2u4sa4yw_frr4dk">
               <w:r>
                 <w:rPr>
                   <w:rFonts w:ascii="Arial" w:cs="Arial" w:eastAsia="Arial" w:hAnsi="Arial"/>
@@ -5414,6 +5542,22 @@
           </w:p>
           <w:p>
             <w:pPr>
+              <w:spacing w:after="20" w:before="0"/>
+            </w:pPr>
+            <w:r>
+              <w:rPr>
+                <w:rFonts w:ascii="Arial" w:cs="Arial" w:eastAsia="Arial" w:hAnsi="Arial"/>
+                <w:i/>
+                <w:iCs/>
+                <w:color w:val="595959"/>
+                <w:sz w:val="16"/>
+                <w:szCs w:val="16"/>
+              </w:rPr>
+              <w:t xml:space="preserve">Related topic: not an exact match for this lesson.</w:t>
+            </w:r>
+          </w:p>
+          <w:p>
+            <w:pPr>
               <w:spacing w:after="10" w:before="0"/>
               <w:ind w:left="120"/>
             </w:pPr>
@@ -5432,7 +5576,7 @@
               <w:spacing w:after="10" w:before="0"/>
               <w:ind w:left="120"/>
             </w:pPr>
-            <w:hyperlink w:history="1" r:id="rIduzd1hfattvghbfhxvxrll">
+            <w:hyperlink w:history="1" r:id="rId4jqouf71cm2idlbhquvqp">
               <w:r>
                 <w:rPr>
                   <w:rFonts w:ascii="Arial" w:cs="Arial" w:eastAsia="Arial" w:hAnsi="Arial"/>
@@ -5477,7 +5621,7 @@
             <w:pPr>
               <w:spacing w:after="20" w:before="0"/>
             </w:pPr>
-            <w:hyperlink w:history="1" r:id="rIdf07wyutdcj_3wc8zx6hf5">
+            <w:hyperlink w:history="1" r:id="rIddfbt5dny1stiwq7tyhwgy">
               <w:r>
                 <w:rPr>
                   <w:rFonts w:ascii="Arial" w:cs="Arial" w:eastAsia="Arial" w:hAnsi="Arial"/>
@@ -5492,6 +5636,22 @@
           </w:p>
           <w:p>
             <w:pPr>
+              <w:spacing w:after="20" w:before="0"/>
+            </w:pPr>
+            <w:r>
+              <w:rPr>
+                <w:rFonts w:ascii="Arial" w:cs="Arial" w:eastAsia="Arial" w:hAnsi="Arial"/>
+                <w:i/>
+                <w:iCs/>
+                <w:color w:val="595959"/>
+                <w:sz w:val="16"/>
+                <w:szCs w:val="16"/>
+              </w:rPr>
+              <w:t xml:space="preserve">Related topic: not an exact match for this lesson.</w:t>
+            </w:r>
+          </w:p>
+          <w:p>
+            <w:pPr>
               <w:spacing w:after="10" w:before="0"/>
               <w:ind w:left="120"/>
             </w:pPr>
@@ -5510,7 +5670,7 @@
               <w:spacing w:after="10" w:before="0"/>
               <w:ind w:left="120"/>
             </w:pPr>
-            <w:hyperlink w:history="1" r:id="rIdspfwpirsgmtq_ivuoejdx">
+            <w:hyperlink w:history="1" r:id="rIdpvabxsojts7yych9yedhb">
               <w:r>
                 <w:rPr>
                   <w:rFonts w:ascii="Arial" w:cs="Arial" w:eastAsia="Arial" w:hAnsi="Arial"/>
@@ -6402,7 +6562,7 @@
         </w:rPr>
         <w:t xml:space="preserve">© 2026 SeaVuria and ARES. Aligned with KICD objectives. Developed by SeaVuria; technical implementation by ARES (with AI assistance from Claude). Licensed under </w:t>
       </w:r>
-      <w:hyperlink w:history="1" r:id="rIddva5qwxiofbwvmu2g2e5y">
+      <w:hyperlink w:history="1" r:id="rIda-j9z9cqr-dnhluu4_8sl">
         <w:r>
           <w:rPr>
             <w:rFonts w:ascii="Arial" w:cs="Arial" w:eastAsia="Arial" w:hAnsi="Arial"/>
@@ -6423,7 +6583,7 @@
         </w:rPr>
         <w:t xml:space="preserve"> (</w:t>
       </w:r>
-      <w:hyperlink w:history="1" r:id="rIdzoujrlusk7apl3ozygjcs">
+      <w:hyperlink w:history="1" r:id="rIdo1n9pil-fg0g5w9mbp7dh">
         <w:r>
           <w:rPr>
             <w:rFonts w:ascii="Arial" w:cs="Arial" w:eastAsia="Arial" w:hAnsi="Arial"/>
@@ -7436,7 +7596,7 @@
             <w:pPr>
               <w:spacing w:after="20" w:before="0"/>
             </w:pPr>
-            <w:hyperlink w:history="1" r:id="rIdwvr7dac_6jiya88lldacw">
+            <w:hyperlink w:history="1" r:id="rIdkouczp2bs5bshbtgzeymg">
               <w:r>
                 <w:rPr>
                   <w:rFonts w:ascii="Arial" w:cs="Arial" w:eastAsia="Arial" w:hAnsi="Arial"/>
@@ -7469,7 +7629,7 @@
               <w:spacing w:after="10" w:before="0"/>
               <w:ind w:left="120"/>
             </w:pPr>
-            <w:hyperlink w:history="1" r:id="rIdktne5zzlgkp6dtmgd_fcz">
+            <w:hyperlink w:history="1" r:id="rIdvvhc4bz-_ouv51nhv-4ot">
               <w:r>
                 <w:rPr>
                   <w:rFonts w:ascii="Arial" w:cs="Arial" w:eastAsia="Arial" w:hAnsi="Arial"/>
@@ -7514,7 +7674,619 @@
             <w:pPr>
               <w:spacing w:after="20" w:before="0"/>
             </w:pPr>
-            <w:hyperlink w:history="1" r:id="rIdsks8kyqb7yboyjstotvjk">
+            <w:hyperlink w:history="1" r:id="rIdc1winy9djvuwb5pcuzatd">
+              <w:r>
+                <w:rPr>
+                  <w:rFonts w:ascii="Arial" w:cs="Arial" w:eastAsia="Arial" w:hAnsi="Arial"/>
+                  <w:color w:val="2E75B6"/>
+                  <w:sz w:val="16"/>
+                  <w:szCs w:val="16"/>
+                  <w:u w:val="single" w:color="2E75B6"/>
+                </w:rPr>
+                <w:t xml:space="preserve">Carbohydrates (Flexbook)</w:t>
+              </w:r>
+            </w:hyperlink>
+          </w:p>
+          <w:p>
+            <w:pPr>
+              <w:spacing w:after="10" w:before="0"/>
+              <w:ind w:left="120"/>
+            </w:pPr>
+            <w:r>
+              <w:rPr>
+                <w:rFonts w:ascii="Arial" w:cs="Arial" w:eastAsia="Arial" w:hAnsi="Arial"/>
+                <w:color w:val="595959"/>
+                <w:sz w:val="14"/>
+                <w:szCs w:val="14"/>
+              </w:rPr>
+              <w:t xml:space="preserve">Source: CK-12</w:t>
+            </w:r>
+          </w:p>
+          <w:p>
+            <w:pPr>
+              <w:spacing w:after="10" w:before="0"/>
+              <w:ind w:left="120"/>
+            </w:pPr>
+            <w:hyperlink w:history="1" r:id="rIdrda3zqzvywsxzqo8j7vm7">
+              <w:r>
+                <w:rPr>
+                  <w:rFonts w:ascii="Arial" w:cs="Arial" w:eastAsia="Arial" w:hAnsi="Arial"/>
+                  <w:color w:val="595959"/>
+                  <w:sz w:val="14"/>
+                  <w:szCs w:val="14"/>
+                  <w:u w:val="single" w:color="595959"/>
+                </w:rPr>
+                <w:t xml:space="preserve">🔍 Search ARES for similar readings</w:t>
+              </w:r>
+            </w:hyperlink>
+          </w:p>
+        </w:tc>
+        <w:tc>
+          <w:tcPr>
+            <w:tcW w:type="dxa" w:w="3040"/>
+            <w:shd w:fill="FFFFFF" w:color="auto" w:val="clear"/>
+            <w:tcMar>
+              <w:top w:type="dxa" w:w="60"/>
+              <w:left w:type="dxa" w:w="120"/>
+              <w:bottom w:type="dxa" w:w="60"/>
+              <w:right w:type="dxa" w:w="120"/>
+            </w:tcMar>
+            <w:vAlign w:val="top"/>
+          </w:tcPr>
+          <w:p>
+            <w:pPr>
+              <w:spacing w:after="40" w:before="0"/>
+              <w:jc w:val="left"/>
+            </w:pPr>
+            <w:r>
+              <w:rPr>
+                <w:rFonts w:ascii="Arial" w:cs="Arial" w:eastAsia="Arial" w:hAnsi="Arial"/>
+                <w:b w:val="false"/>
+                <w:bCs w:val="false"/>
+                <w:i w:val="false"/>
+                <w:iCs w:val="false"/>
+                <w:color w:val="000000"/>
+                <w:sz w:val="18"/>
+                <w:szCs w:val="18"/>
+              </w:rPr>
+              <w:t xml:space="preserve">Learners are seated in pairs. Each pair receives a printed A5 card showing two side-by-side photographs: (1) the child from Kisumu with kwashiorkor — swollen belly, thin limbs, reddish discoloured hair; (2) the healthy child eating githeri. Below the photographs the card reads: 'Both children eat roughly the same amount of food every day. Child A eats ugali. Child B eats githeri. What do you think food is actually made of at the chemical level? Why do you think the same quantity of different foods causes such different results in the body?' Learners write individual predictions in their science notebooks (3 minutes silent writing), then discuss with their partner (2 minutes). Each pair agrees on one joint prediction sentence to share with the class.</w:t>
+            </w:r>
+          </w:p>
+        </w:tc>
+        <w:tc>
+          <w:tcPr>
+            <w:tcW w:type="dxa" w:w="3040"/>
+            <w:shd w:fill="F2F2F2" w:color="auto" w:val="clear"/>
+            <w:tcMar>
+              <w:top w:type="dxa" w:w="60"/>
+              <w:left w:type="dxa" w:w="120"/>
+              <w:bottom w:type="dxa" w:w="60"/>
+              <w:right w:type="dxa" w:w="120"/>
+            </w:tcMar>
+            <w:vAlign w:val="top"/>
+          </w:tcPr>
+          <w:p>
+            <w:pPr>
+              <w:spacing w:after="40" w:before="0"/>
+              <w:jc w:val="left"/>
+            </w:pPr>
+            <w:r>
+              <w:rPr>
+                <w:rFonts w:ascii="Arial" w:cs="Arial" w:eastAsia="Arial" w:hAnsi="Arial"/>
+                <w:b w:val="false"/>
+                <w:bCs w:val="false"/>
+                <w:i w:val="false"/>
+                <w:iCs w:val="false"/>
+                <w:color w:val="000000"/>
+                <w:sz w:val="18"/>
+                <w:szCs w:val="18"/>
+              </w:rPr>
+              <w:t xml:space="preserve">Display the two photographs on the board (projected or printed poster). Say verbatim: 'Before we learn anything new today, I want to know what YOU already think. Look at these two children — both in Kisumu, both eating food every day. In your notebook, write your best scientific guess: what do you think food is actually made of at the chemical level, and why does the type of food — not just the amount — seem to matter so much?' Allow 3 minutes of silent individual writing. Do NOT answer questions during this time — redirect with: 'Trust your thinking — write what you believe right now.' After 3 minutes, say: 'Now share your prediction with your partner. You have 2 minutes. Agree on one sentence you both believe.' After pair discussion, cold-call 4 pairs (select a mix of confidence levels — do not only pick raised hands). For each, ask: 'What is your joint prediction, and what experience or knowledge are you drawing on?' Allow 10 seconds of WAIT TIME after each response before responding or moving to the next pair. Record key words from predictions on the board in a 'Before' column without correcting — affirm scientific thinking: 'That is exactly the kind of question a biochemist would ask.'</w:t>
+            </w:r>
+          </w:p>
+        </w:tc>
+        <w:tc>
+          <w:tcPr>
+            <w:tcW w:type="dxa" w:w="3040"/>
+            <w:shd w:fill="FFFFFF" w:color="auto" w:val="clear"/>
+            <w:tcMar>
+              <w:top w:type="dxa" w:w="60"/>
+              <w:left w:type="dxa" w:w="120"/>
+              <w:bottom w:type="dxa" w:w="60"/>
+              <w:right w:type="dxa" w:w="120"/>
+            </w:tcMar>
+            <w:vAlign w:val="top"/>
+          </w:tcPr>
+          <w:p>
+            <w:pPr>
+              <w:spacing w:after="40" w:before="0"/>
+              <w:jc w:val="left"/>
+            </w:pPr>
+            <w:r>
+              <w:rPr>
+                <w:rFonts w:ascii="Arial" w:cs="Arial" w:eastAsia="Arial" w:hAnsi="Arial"/>
+                <w:b w:val="false"/>
+                <w:bCs w:val="false"/>
+                <w:i w:val="false"/>
+                <w:iCs w:val="false"/>
+                <w:color w:val="000000"/>
+                <w:sz w:val="18"/>
+                <w:szCs w:val="18"/>
+              </w:rPr>
+              <w:t xml:space="preserve">Strategy: Prediction Anchoring. By committing predictions to writing before instruction, learners activate prior knowledge and create a cognitive 'gap' between what they think they know and what they are about to discover. This gap drives motivation and primes learners to notice evidence that confirms or challenges their prediction — a core science practice (NGSS SEP 6: Constructing Explanations).</w:t>
+            </w:r>
+          </w:p>
+        </w:tc>
+        <w:tc>
+          <w:tcPr>
+            <w:tcW w:type="dxa" w:w="3040"/>
+            <w:shd w:fill="F2F2F2" w:color="auto" w:val="clear"/>
+            <w:tcMar>
+              <w:top w:type="dxa" w:w="60"/>
+              <w:left w:type="dxa" w:w="120"/>
+              <w:bottom w:type="dxa" w:w="60"/>
+              <w:right w:type="dxa" w:w="120"/>
+            </w:tcMar>
+            <w:vAlign w:val="top"/>
+          </w:tcPr>
+          <w:p>
+            <w:pPr>
+              <w:spacing w:after="40" w:before="0"/>
+              <w:jc w:val="left"/>
+            </w:pPr>
+            <w:r>
+              <w:rPr>
+                <w:rFonts w:ascii="Arial" w:cs="Arial" w:eastAsia="Arial" w:hAnsi="Arial"/>
+                <w:b w:val="false"/>
+                <w:bCs w:val="false"/>
+                <w:i w:val="false"/>
+                <w:iCs w:val="false"/>
+                <w:color w:val="000000"/>
+                <w:sz w:val="18"/>
+                <w:szCs w:val="18"/>
+              </w:rPr>
+              <w:t xml:space="preserve">Observable indicator: Each learner has written at least one full prediction sentence in their notebook before pair discussion begins. Teacher circulates and reads over shoulders — look for whether learners mention any chemical or nutrient terms (starch, protein, vitamins) or whether they frame the difference purely in quantity terms ('githeri has more food'). This reveals the starting point for conceptual development. Note 2–3 common misconceptions to address explicitly during the Explain phase.</w:t>
+            </w:r>
+          </w:p>
+        </w:tc>
+      </w:tr>
+      <w:tr>
+        <w:tc>
+          <w:tcPr>
+            <w:tcW w:type="dxa" w:w="1520"/>
+            <w:shd w:fill="D9EEF1" w:color="auto" w:val="clear"/>
+            <w:tcMar>
+              <w:top w:type="dxa" w:w="60"/>
+              <w:left w:type="dxa" w:w="120"/>
+              <w:bottom w:type="dxa" w:w="60"/>
+              <w:right w:type="dxa" w:w="120"/>
+            </w:tcMar>
+            <w:vAlign w:val="top"/>
+          </w:tcPr>
+          <w:p>
+            <w:pPr>
+              <w:spacing w:after="40" w:before="0"/>
+              <w:jc w:val="left"/>
+            </w:pPr>
+            <w:r>
+              <w:rPr>
+                <w:rFonts w:ascii="Arial" w:cs="Arial" w:eastAsia="Arial" w:hAnsi="Arial"/>
+                <w:b/>
+                <w:bCs/>
+                <w:i w:val="false"/>
+                <w:iCs w:val="false"/>
+                <w:color w:val="000000"/>
+                <w:sz w:val="18"/>
+                <w:szCs w:val="18"/>
+              </w:rPr>
+              <w:t xml:space="preserve">Observe Phase</w:t>
+            </w:r>
+          </w:p>
+          <w:p>
+            <w:pPr>
+              <w:spacing w:after="20" w:before="0"/>
+            </w:pPr>
+            <w:r>
+              <w:rPr>
+                <w:rFonts w:ascii="Arial" w:cs="Arial" w:eastAsia="Arial" w:hAnsi="Arial"/>
+                <w:b/>
+                <w:bCs/>
+                <w:color w:val="1F3864"/>
+                <w:sz w:val="16"/>
+                <w:szCs w:val="16"/>
+              </w:rPr>
+              <w:t xml:space="preserve">📹 VIDEO:</w:t>
+            </w:r>
+          </w:p>
+          <w:p>
+            <w:pPr>
+              <w:spacing w:after="20" w:before="0"/>
+            </w:pPr>
+            <w:hyperlink w:history="1" r:id="rIdlt_6jslaue7uijjaxhquu">
+              <w:r>
+                <w:rPr>
+                  <w:rFonts w:ascii="Arial" w:cs="Arial" w:eastAsia="Arial" w:hAnsi="Arial"/>
+                  <w:color w:val="2E75B6"/>
+                  <w:sz w:val="16"/>
+                  <w:szCs w:val="16"/>
+                  <w:u w:val="single" w:color="2E75B6"/>
+                </w:rPr>
+                <w:t xml:space="preserve">Introduction to vitamins and minerals</w:t>
+              </w:r>
+            </w:hyperlink>
+          </w:p>
+          <w:p>
+            <w:pPr>
+              <w:spacing w:after="10" w:before="0"/>
+              <w:ind w:left="120"/>
+            </w:pPr>
+            <w:r>
+              <w:rPr>
+                <w:rFonts w:ascii="Arial" w:cs="Arial" w:eastAsia="Arial" w:hAnsi="Arial"/>
+                <w:color w:val="595959"/>
+                <w:sz w:val="14"/>
+                <w:szCs w:val="14"/>
+              </w:rPr>
+              <w:t xml:space="preserve">Source: Khan Academy (English - US curriculum)</w:t>
+            </w:r>
+          </w:p>
+          <w:p>
+            <w:pPr>
+              <w:spacing w:after="10" w:before="0"/>
+              <w:ind w:left="120"/>
+            </w:pPr>
+            <w:hyperlink w:history="1" r:id="rIdzjctyapkasokxrudkmgks">
+              <w:r>
+                <w:rPr>
+                  <w:rFonts w:ascii="Arial" w:cs="Arial" w:eastAsia="Arial" w:hAnsi="Arial"/>
+                  <w:color w:val="595959"/>
+                  <w:sz w:val="14"/>
+                  <w:szCs w:val="14"/>
+                  <w:u w:val="single" w:color="595959"/>
+                </w:rPr>
+                <w:t xml:space="preserve">🔍 Search ARES for similar videos</w:t>
+              </w:r>
+            </w:hyperlink>
+          </w:p>
+          <w:p>
+            <w:pPr>
+              <w:spacing w:after="40" w:before="0"/>
+            </w:pPr>
+            <w:r>
+              <w:rPr>
+                <w:sz w:val="14"/>
+                <w:szCs w:val="14"/>
+              </w:rPr>
+              <w:t xml:space="preserve"/>
+            </w:r>
+          </w:p>
+          <w:p>
+            <w:pPr>
+              <w:spacing w:after="20" w:before="0"/>
+            </w:pPr>
+            <w:r>
+              <w:rPr>
+                <w:rFonts w:ascii="Arial" w:cs="Arial" w:eastAsia="Arial" w:hAnsi="Arial"/>
+                <w:b/>
+                <w:bCs/>
+                <w:color w:val="1F3864"/>
+                <w:sz w:val="16"/>
+                <w:szCs w:val="16"/>
+              </w:rPr>
+              <w:t xml:space="preserve">📖 HTML:</w:t>
+            </w:r>
+          </w:p>
+          <w:p>
+            <w:pPr>
+              <w:spacing w:after="20" w:before="0"/>
+            </w:pPr>
+            <w:hyperlink w:history="1" r:id="rIdawy5cmrm7uwkxvz45g-kq">
+              <w:r>
+                <w:rPr>
+                  <w:rFonts w:ascii="Arial" w:cs="Arial" w:eastAsia="Arial" w:hAnsi="Arial"/>
+                  <w:color w:val="2E75B6"/>
+                  <w:sz w:val="16"/>
+                  <w:szCs w:val="16"/>
+                  <w:u w:val="single" w:color="2E75B6"/>
+                </w:rPr>
+                <w:t xml:space="preserve">Carbohydrates (Flexbook)</w:t>
+              </w:r>
+            </w:hyperlink>
+          </w:p>
+          <w:p>
+            <w:pPr>
+              <w:spacing w:after="10" w:before="0"/>
+              <w:ind w:left="120"/>
+            </w:pPr>
+            <w:r>
+              <w:rPr>
+                <w:rFonts w:ascii="Arial" w:cs="Arial" w:eastAsia="Arial" w:hAnsi="Arial"/>
+                <w:color w:val="595959"/>
+                <w:sz w:val="14"/>
+                <w:szCs w:val="14"/>
+              </w:rPr>
+              <w:t xml:space="preserve">Source: CK-12</w:t>
+            </w:r>
+          </w:p>
+          <w:p>
+            <w:pPr>
+              <w:spacing w:after="10" w:before="0"/>
+              <w:ind w:left="120"/>
+            </w:pPr>
+            <w:hyperlink w:history="1" r:id="rIdax1idngk5gmj-tg6uszmh">
+              <w:r>
+                <w:rPr>
+                  <w:rFonts w:ascii="Arial" w:cs="Arial" w:eastAsia="Arial" w:hAnsi="Arial"/>
+                  <w:color w:val="595959"/>
+                  <w:sz w:val="14"/>
+                  <w:szCs w:val="14"/>
+                  <w:u w:val="single" w:color="595959"/>
+                </w:rPr>
+                <w:t xml:space="preserve">🔍 Search ARES for similar readings</w:t>
+              </w:r>
+            </w:hyperlink>
+          </w:p>
+        </w:tc>
+        <w:tc>
+          <w:tcPr>
+            <w:tcW w:type="dxa" w:w="3040"/>
+            <w:shd w:fill="FFFFFF" w:color="auto" w:val="clear"/>
+            <w:tcMar>
+              <w:top w:type="dxa" w:w="60"/>
+              <w:left w:type="dxa" w:w="120"/>
+              <w:bottom w:type="dxa" w:w="60"/>
+              <w:right w:type="dxa" w:w="120"/>
+            </w:tcMar>
+            <w:vAlign w:val="top"/>
+          </w:tcPr>
+          <w:p>
+            <w:pPr>
+              <w:spacing w:after="40" w:before="0"/>
+              <w:jc w:val="left"/>
+            </w:pPr>
+            <w:r>
+              <w:rPr>
+                <w:rFonts w:ascii="Arial" w:cs="Arial" w:eastAsia="Arial" w:hAnsi="Arial"/>
+                <w:b w:val="false"/>
+                <w:bCs w:val="false"/>
+                <w:i w:val="false"/>
+                <w:iCs w:val="false"/>
+                <w:color w:val="000000"/>
+                <w:sz w:val="18"/>
+                <w:szCs w:val="18"/>
+              </w:rPr>
+              <w:t xml:space="preserve">Learners participate in a structured 'Food Card Sort' activity. Each pair receives a set of 10 laminated food cards featuring Kenyan foods with photographs: ugali, githeri, omena (small dried fish from Lake Victoria), sukuma wiki, avocado, milk, mango, groundnuts, eggs, and white sugar. On the reverse of each card is the food's approximate composition by percentage (e.g., ugali: ~75% carbohydrate, ~2% protein, ~1% fat, ~22% water). Learners are asked to sort the cards into groups based on any pattern they observe — they are NOT yet told the categories. After sorting (5 minutes), pairs examine a reference chart projected on the board: a simple table showing the six chemicals of life with a one-line description and one example each. Learners then re-sort their food cards to match each chemical category, and record in their graphic organiser which Kenyan foods are richest in each chemical.</w:t>
+            </w:r>
+          </w:p>
+        </w:tc>
+        <w:tc>
+          <w:tcPr>
+            <w:tcW w:type="dxa" w:w="3040"/>
+            <w:shd w:fill="F2F2F2" w:color="auto" w:val="clear"/>
+            <w:tcMar>
+              <w:top w:type="dxa" w:w="60"/>
+              <w:left w:type="dxa" w:w="120"/>
+              <w:bottom w:type="dxa" w:w="60"/>
+              <w:right w:type="dxa" w:w="120"/>
+            </w:tcMar>
+            <w:vAlign w:val="top"/>
+          </w:tcPr>
+          <w:p>
+            <w:pPr>
+              <w:spacing w:after="40" w:before="0"/>
+              <w:jc w:val="left"/>
+            </w:pPr>
+            <w:r>
+              <w:rPr>
+                <w:rFonts w:ascii="Arial" w:cs="Arial" w:eastAsia="Arial" w:hAnsi="Arial"/>
+                <w:b w:val="false"/>
+                <w:bCs w:val="false"/>
+                <w:i w:val="false"/>
+                <w:iCs w:val="false"/>
+                <w:color w:val="000000"/>
+                <w:sz w:val="18"/>
+                <w:szCs w:val="18"/>
+              </w:rPr>
+              <w:t xml:space="preserve">Distribute food card sets to each pair. Say: 'Your job right now is not to get the right answer — your job is to OBSERVE patterns. Look at these foods. Sort them into groups based on whatever pattern you notice in the composition numbers on the back. You have 5 minutes.' Circulate and observe without correcting. After 5 minutes, project the Six Chemicals of Life reference chart. Say verbatim: 'Scientists have discovered that all living things are built from six major groups of chemicals. Let me show you the framework biochemists use.' Read each row aloud, pausing after each chemical to ask the class a quick question — cold-call 2 learners per chemical (12 cold-calls total): 'Looking at your food cards — which food do you think is highest in [chemical name]? Take 10 seconds.' Allow 10 seconds WAIT TIME. After the chart is reviewed, say: 'Now re-sort your food cards using THIS framework as your guide. Update your graphic organiser — write the chemical name, its main role in the body, and one Kenyan food example for each row.'</w:t>
+            </w:r>
+          </w:p>
+        </w:tc>
+        <w:tc>
+          <w:tcPr>
+            <w:tcW w:type="dxa" w:w="3040"/>
+            <w:shd w:fill="FFFFFF" w:color="auto" w:val="clear"/>
+            <w:tcMar>
+              <w:top w:type="dxa" w:w="60"/>
+              <w:left w:type="dxa" w:w="120"/>
+              <w:bottom w:type="dxa" w:w="60"/>
+              <w:right w:type="dxa" w:w="120"/>
+            </w:tcMar>
+            <w:vAlign w:val="top"/>
+          </w:tcPr>
+          <w:p>
+            <w:pPr>
+              <w:spacing w:after="40" w:before="0"/>
+              <w:jc w:val="left"/>
+            </w:pPr>
+            <w:r>
+              <w:rPr>
+                <w:rFonts w:ascii="Arial" w:cs="Arial" w:eastAsia="Arial" w:hAnsi="Arial"/>
+                <w:b w:val="false"/>
+                <w:bCs w:val="false"/>
+                <w:i w:val="false"/>
+                <w:iCs w:val="false"/>
+                <w:color w:val="000000"/>
+                <w:sz w:val="18"/>
+                <w:szCs w:val="18"/>
+              </w:rPr>
+              <w:t xml:space="preserve">Strategy: Structured Card Sort with Progressive Reveal. The initial open sort activates learners' pattern-recognition skills without imposing categories, honouring learner agency (NGSS SEP 8: Obtaining, Evaluating and Communicating Information). The progressive reveal of the scientific framework then gives learners the vocabulary to name patterns they already noticed, creating a bridge between intuitive and formal scientific knowledge. Using Kenyan foods makes the abstract chemistry personally relevant and memorable.</w:t>
+            </w:r>
+          </w:p>
+        </w:tc>
+        <w:tc>
+          <w:tcPr>
+            <w:tcW w:type="dxa" w:w="3040"/>
+            <w:shd w:fill="F2F2F2" w:color="auto" w:val="clear"/>
+            <w:tcMar>
+              <w:top w:type="dxa" w:w="60"/>
+              <w:left w:type="dxa" w:w="120"/>
+              <w:bottom w:type="dxa" w:w="60"/>
+              <w:right w:type="dxa" w:w="120"/>
+            </w:tcMar>
+            <w:vAlign w:val="top"/>
+          </w:tcPr>
+          <w:p>
+            <w:pPr>
+              <w:spacing w:after="40" w:before="0"/>
+              <w:jc w:val="left"/>
+            </w:pPr>
+            <w:r>
+              <w:rPr>
+                <w:rFonts w:ascii="Arial" w:cs="Arial" w:eastAsia="Arial" w:hAnsi="Arial"/>
+                <w:b w:val="false"/>
+                <w:bCs w:val="false"/>
+                <w:i w:val="false"/>
+                <w:iCs w:val="false"/>
+                <w:color w:val="000000"/>
+                <w:sz w:val="18"/>
+                <w:szCs w:val="18"/>
+              </w:rPr>
+              <w:t xml:space="preserve">Observable indicator: After the second sort, each pair's graphic organiser has all six chemicals named with at least one correct Kenyan food example per row. Teacher checks 6 pairs' organiser sheets during circulation — specifically look for whether learners correctly distinguish proteins from carbohydrates (common confusion point: githeri is often perceived as 'just a starch food'). Ask targeted probing question to 3 pairs: 'You placed beans under protein — what is it about beans that makes them a protein source rather than a carbohydrate source?'</w:t>
+            </w:r>
+          </w:p>
+        </w:tc>
+      </w:tr>
+      <w:tr>
+        <w:tc>
+          <w:tcPr>
+            <w:tcW w:type="dxa" w:w="1520"/>
+            <w:shd w:fill="E2EFDA" w:color="auto" w:val="clear"/>
+            <w:tcMar>
+              <w:top w:type="dxa" w:w="60"/>
+              <w:left w:type="dxa" w:w="120"/>
+              <w:bottom w:type="dxa" w:w="60"/>
+              <w:right w:type="dxa" w:w="120"/>
+            </w:tcMar>
+            <w:vAlign w:val="top"/>
+          </w:tcPr>
+          <w:p>
+            <w:pPr>
+              <w:spacing w:after="40" w:before="0"/>
+              <w:jc w:val="left"/>
+            </w:pPr>
+            <w:r>
+              <w:rPr>
+                <w:rFonts w:ascii="Arial" w:cs="Arial" w:eastAsia="Arial" w:hAnsi="Arial"/>
+                <w:b/>
+                <w:bCs/>
+                <w:i w:val="false"/>
+                <w:iCs w:val="false"/>
+                <w:color w:val="000000"/>
+                <w:sz w:val="18"/>
+                <w:szCs w:val="18"/>
+              </w:rPr>
+              <w:t xml:space="preserve">Explain Phase</w:t>
+            </w:r>
+          </w:p>
+          <w:p>
+            <w:pPr>
+              <w:spacing w:after="20" w:before="0"/>
+            </w:pPr>
+            <w:r>
+              <w:rPr>
+                <w:rFonts w:ascii="Arial" w:cs="Arial" w:eastAsia="Arial" w:hAnsi="Arial"/>
+                <w:b/>
+                <w:bCs/>
+                <w:color w:val="1F3864"/>
+                <w:sz w:val="16"/>
+                <w:szCs w:val="16"/>
+              </w:rPr>
+              <w:t xml:space="preserve">📹 VIDEO:</w:t>
+            </w:r>
+          </w:p>
+          <w:p>
+            <w:pPr>
+              <w:spacing w:after="20" w:before="0"/>
+            </w:pPr>
+            <w:hyperlink w:history="1" r:id="rIdcwv0dgxql_vvsnuvuchpn">
+              <w:r>
+                <w:rPr>
+                  <w:rFonts w:ascii="Arial" w:cs="Arial" w:eastAsia="Arial" w:hAnsi="Arial"/>
+                  <w:color w:val="2E75B6"/>
+                  <w:sz w:val="16"/>
+                  <w:szCs w:val="16"/>
+                  <w:u w:val="single" w:color="2E75B6"/>
+                </w:rPr>
+                <w:t xml:space="preserve">Introduction to proteins and amino acids</w:t>
+              </w:r>
+            </w:hyperlink>
+          </w:p>
+          <w:p>
+            <w:pPr>
+              <w:spacing w:after="10" w:before="0"/>
+              <w:ind w:left="120"/>
+            </w:pPr>
+            <w:r>
+              <w:rPr>
+                <w:rFonts w:ascii="Arial" w:cs="Arial" w:eastAsia="Arial" w:hAnsi="Arial"/>
+                <w:color w:val="595959"/>
+                <w:sz w:val="14"/>
+                <w:szCs w:val="14"/>
+              </w:rPr>
+              <w:t xml:space="preserve">Source: Khan Academy (English - US curriculum)</w:t>
+            </w:r>
+          </w:p>
+          <w:p>
+            <w:pPr>
+              <w:spacing w:after="10" w:before="0"/>
+              <w:ind w:left="120"/>
+            </w:pPr>
+            <w:hyperlink w:history="1" r:id="rId7vyfycpqvv03gfcuycjfp">
+              <w:r>
+                <w:rPr>
+                  <w:rFonts w:ascii="Arial" w:cs="Arial" w:eastAsia="Arial" w:hAnsi="Arial"/>
+                  <w:color w:val="595959"/>
+                  <w:sz w:val="14"/>
+                  <w:szCs w:val="14"/>
+                  <w:u w:val="single" w:color="595959"/>
+                </w:rPr>
+                <w:t xml:space="preserve">🔍 Search ARES for similar videos</w:t>
+              </w:r>
+            </w:hyperlink>
+          </w:p>
+          <w:p>
+            <w:pPr>
+              <w:spacing w:after="40" w:before="0"/>
+            </w:pPr>
+            <w:r>
+              <w:rPr>
+                <w:sz w:val="14"/>
+                <w:szCs w:val="14"/>
+              </w:rPr>
+              <w:t xml:space="preserve"/>
+            </w:r>
+          </w:p>
+          <w:p>
+            <w:pPr>
+              <w:spacing w:after="20" w:before="0"/>
+            </w:pPr>
+            <w:r>
+              <w:rPr>
+                <w:rFonts w:ascii="Arial" w:cs="Arial" w:eastAsia="Arial" w:hAnsi="Arial"/>
+                <w:b/>
+                <w:bCs/>
+                <w:color w:val="1F3864"/>
+                <w:sz w:val="16"/>
+                <w:szCs w:val="16"/>
+              </w:rPr>
+              <w:t xml:space="preserve">📖 HTML:</w:t>
+            </w:r>
+          </w:p>
+          <w:p>
+            <w:pPr>
+              <w:spacing w:after="20" w:before="0"/>
+            </w:pPr>
+            <w:hyperlink w:history="1" r:id="rIdqje8qdnfyomubqgcfwhpa">
               <w:r>
                 <w:rPr>
                   <w:rFonts w:ascii="Arial" w:cs="Arial" w:eastAsia="Arial" w:hAnsi="Arial"/>
@@ -7529,6 +8301,22 @@
           </w:p>
           <w:p>
             <w:pPr>
+              <w:spacing w:after="20" w:before="0"/>
+            </w:pPr>
+            <w:r>
+              <w:rPr>
+                <w:rFonts w:ascii="Arial" w:cs="Arial" w:eastAsia="Arial" w:hAnsi="Arial"/>
+                <w:i/>
+                <w:iCs/>
+                <w:color w:val="595959"/>
+                <w:sz w:val="16"/>
+                <w:szCs w:val="16"/>
+              </w:rPr>
+              <w:t xml:space="preserve">Related topic: not an exact match for this lesson.</w:t>
+            </w:r>
+          </w:p>
+          <w:p>
+            <w:pPr>
               <w:spacing w:after="10" w:before="0"/>
               <w:ind w:left="120"/>
             </w:pPr>
@@ -7547,7 +8335,7 @@
               <w:spacing w:after="10" w:before="0"/>
               <w:ind w:left="120"/>
             </w:pPr>
-            <w:hyperlink w:history="1" r:id="rIdflehdn4fa9mqhnnxxcyqs">
+            <w:hyperlink w:history="1" r:id="rIdonlpopzej1dxtehtrd8xt">
               <w:r>
                 <w:rPr>
                   <w:rFonts w:ascii="Arial" w:cs="Arial" w:eastAsia="Arial" w:hAnsi="Arial"/>
@@ -7589,7 +8377,7 @@
                 <w:sz w:val="18"/>
                 <w:szCs w:val="18"/>
               </w:rPr>
-              <w:t xml:space="preserve">Learners are seated in pairs. Each pair receives a printed A5 card showing two side-by-side photographs: (1) the child from Kisumu with kwashiorkor — swollen belly, thin limbs, reddish discoloured hair; (2) the healthy child eating githeri. Below the photographs the card reads: 'Both children eat roughly the same amount of food every day. Child A eats ugali. Child B eats githeri. What do you think food is actually made of at the chemical level? Why do you think the same quantity of different foods causes such different results in the body?' Learners write individual predictions in their science notebooks (3 minutes silent writing), then discuss with their partner (2 minutes). Each pair agrees on one joint prediction sentence to share with the class.</w:t>
+              <w:t xml:space="preserve">The teacher leads a whole-class explanation of each of the six chemicals of life, explicitly connecting each one back to the two Kisumu children. Learners follow along using their graphic organiser, adding detail to each row. A key focus is on proteins: what they are made of (amino acids), what they do (build and repair body tissues — muscles, enzymes, hormones), and what happens when the body receives insufficient protein despite adequate calories — kwashiorkor. Learners then complete a 'Cause and Effect' structured writing task: in 3–4 sentences, they explain in their own words why the child eating ugali alone developed kwashiorkor, using the names and roles of at least three chemicals of life in their explanation.</w:t>
             </w:r>
           </w:p>
         </w:tc>
@@ -7621,7 +8409,7 @@
                 <w:sz w:val="18"/>
                 <w:szCs w:val="18"/>
               </w:rPr>
-              <w:t xml:space="preserve">Display the two photographs on the board (projected or printed poster). Say verbatim: 'Before we learn anything new today, I want to know what YOU already think. Look at these two children — both in Kisumu, both eating food every day. In your notebook, write your best scientific guess: what do you think food is actually made of at the chemical level, and why does the type of food — not just the amount — seem to matter so much?' Allow 3 minutes of silent individual writing. Do NOT answer questions during this time — redirect with: 'Trust your thinking — write what you believe right now.' After 3 minutes, say: 'Now share your prediction with your partner. You have 2 minutes. Agree on one sentence you both believe.' After pair discussion, cold-call 4 pairs (select a mix of confidence levels — do not only pick raised hands). For each, ask: 'What is your joint prediction, and what experience or knowledge are you drawing on?' Allow 10 seconds of WAIT TIME after each response before responding or moving to the next pair. Record key words from predictions on the board in a 'Before' column without correcting — affirm scientific thinking: 'That is exactly the kind of question a biochemist would ask.'</w:t>
+              <w:t xml:space="preserve">Begin with carbohydrates. Say: 'Ugali is almost entirely carbohydrate — specifically starch. Starch gives the body energy. So why is the child eating ugali sick? Let's think about that.' Pause 10 seconds. Cold-call 2 learners. Then work through each chemical systematically — for each one, use the sentence frame: 'The chemical is [name]. Its job in the body is [role]. If the body doesn't get enough, [consequence].' For proteins, pause for extended explanation: 'Proteins are the BUILDING chemicals. Every muscle fibre in your body, every enzyme that digests your food, every hormone that coordinates your body — all made of protein. When the Kisumu child eats only ugali, they get plenty of energy — but almost zero protein. The body cannot build or repair tissues. The swollen belly, the thin muscles, the changed hair colour — these are the body's cry for protein.' Show a simple diagram of amino acids linking into a protein chain on the board. For lipids, connect to avocado and omena. For vitamins and minerals, reference sukuma wiki. For water, ask: 'Why do you think water is listed as a chemical of life?' — 10 seconds WAIT TIME, cold-call 3 learners. For nucleic acids, say: 'DNA and RNA — we will explore these in depth later in the unit, but know that every cell in both children's bodies contains nucleic acids carrying the instructions for life.' Close the explanation phase by returning to the phenomenon: 'So now — using what we have just learned — turn to your partner and spend 2 minutes: which of the six chemicals is MOST responsible for the difference between these two children, and how do you know?' Cold-call 3 pairs to share. Then direct learners: 'Write your 3–4 sentence Cause and Effect explanation now. Use the names of at least three chemicals of life.'</w:t>
             </w:r>
           </w:p>
         </w:tc>
@@ -7653,7 +8441,7 @@
                 <w:sz w:val="18"/>
                 <w:szCs w:val="18"/>
               </w:rPr>
-              <w:t xml:space="preserve">Strategy: Prediction Anchoring. By committing predictions to writing before instruction, learners activate prior knowledge and create a cognitive 'gap' between what they think they know and what they are about to discover. This gap drives motivation and primes learners to notice evidence that confirms or challenges their prediction — a core science practice (NGSS SEP 6: Constructing Explanations).</w:t>
+              <w:t xml:space="preserve">Strategy: Phenomenon-Anchored Direct Instruction with Embedded Socratic Questioning. Rather than presenting the six chemicals as abstract facts, the teacher anchors each chemical to observable evidence from the phenomenon — the swollen belly (protein deficiency), the energy from ugali (carbohydrates), the healthy skin of the githeri child (protein + micronutrients). Socratic cold-calling throughout ensures learners are actively constructing meaning rather than passively receiving information (NGSS SEP 6: Constructing Explanations and Designing Solutions).</w:t>
             </w:r>
           </w:p>
         </w:tc>
@@ -7685,7 +8473,7 @@
                 <w:sz w:val="18"/>
                 <w:szCs w:val="18"/>
               </w:rPr>
-              <w:t xml:space="preserve">Observable indicator: Each learner has written at least one full prediction sentence in their notebook before pair discussion begins. Teacher circulates and reads over shoulders — look for whether learners mention any chemical or nutrient terms (starch, protein, vitamins) or whether they frame the difference purely in quantity terms ('githeri has more food'). This reveals the starting point for conceptual development. Note 2–3 common misconceptions to address explicitly during the Explain phase.</w:t>
+              <w:t xml:space="preserve">Observable indicator: Learners' Cause and Effect written responses correctly name at least three chemicals of life, assign each a specific role, and connect the absence of one chemical (protein) to at least two visible symptoms in the kwashiorkor child. Teacher collects 8 written responses (selected randomly) to read between lessons — use these to identify learners who still conflate energy foods with building foods, and plan a brief re-teach at the start of Lesson 3.</w:t>
             </w:r>
           </w:p>
         </w:tc>
@@ -7694,32 +8482,32 @@
         <w:tc>
           <w:tcPr>
             <w:tcW w:type="dxa" w:w="1520"/>
-            <w:shd w:fill="D9EEF1" w:color="auto" w:val="clear"/>
-            <w:tcMar>
-              <w:top w:type="dxa" w:w="60"/>
-              <w:left w:type="dxa" w:w="120"/>
-              <w:bottom w:type="dxa" w:w="60"/>
-              <w:right w:type="dxa" w:w="120"/>
-            </w:tcMar>
-            <w:vAlign w:val="top"/>
-          </w:tcPr>
-          <w:p>
-            <w:pPr>
-              <w:spacing w:after="40" w:before="0"/>
-              <w:jc w:val="left"/>
-            </w:pPr>
-            <w:r>
-              <w:rPr>
-                <w:rFonts w:ascii="Arial" w:cs="Arial" w:eastAsia="Arial" w:hAnsi="Arial"/>
-                <w:b/>
-                <w:bCs/>
-                <w:i w:val="false"/>
-                <w:iCs w:val="false"/>
-                <w:color w:val="000000"/>
-                <w:sz w:val="18"/>
-                <w:szCs w:val="18"/>
-              </w:rPr>
-              <w:t xml:space="preserve">Observe Phase</w:t>
+            <w:shd w:fill="FCE4D6" w:color="auto" w:val="clear"/>
+            <w:tcMar>
+              <w:top w:type="dxa" w:w="60"/>
+              <w:left w:type="dxa" w:w="120"/>
+              <w:bottom w:type="dxa" w:w="60"/>
+              <w:right w:type="dxa" w:w="120"/>
+            </w:tcMar>
+            <w:vAlign w:val="top"/>
+          </w:tcPr>
+          <w:p>
+            <w:pPr>
+              <w:spacing w:after="40" w:before="0"/>
+              <w:jc w:val="left"/>
+            </w:pPr>
+            <w:r>
+              <w:rPr>
+                <w:rFonts w:ascii="Arial" w:cs="Arial" w:eastAsia="Arial" w:hAnsi="Arial"/>
+                <w:b/>
+                <w:bCs/>
+                <w:i w:val="false"/>
+                <w:iCs w:val="false"/>
+                <w:color w:val="000000"/>
+                <w:sz w:val="18"/>
+                <w:szCs w:val="18"/>
+              </w:rPr>
+              <w:t xml:space="preserve">Driving Question Board (DQB) Creation</w:t>
             </w:r>
           </w:p>
           <w:p>
@@ -7742,7 +8530,7 @@
             <w:pPr>
               <w:spacing w:after="20" w:before="0"/>
             </w:pPr>
-            <w:hyperlink w:history="1" r:id="rIdkpgbrtdgci2lvwafeptqx">
+            <w:hyperlink w:history="1" r:id="rIdibtmq8lq9_puox3q2vsvh">
               <w:r>
                 <w:rPr>
                   <w:rFonts w:ascii="Arial" w:cs="Arial" w:eastAsia="Arial" w:hAnsi="Arial"/>
@@ -7775,7 +8563,7 @@
               <w:spacing w:after="10" w:before="0"/>
               <w:ind w:left="120"/>
             </w:pPr>
-            <w:hyperlink w:history="1" r:id="rIddlmu5slmic7tsxypkafg3">
+            <w:hyperlink w:history="1" r:id="rId3nvpgps5fx_9mkh7npsmx">
               <w:r>
                 <w:rPr>
                   <w:rFonts w:ascii="Arial" w:cs="Arial" w:eastAsia="Arial" w:hAnsi="Arial"/>
@@ -7820,7 +8608,7 @@
             <w:pPr>
               <w:spacing w:after="20" w:before="0"/>
             </w:pPr>
-            <w:hyperlink w:history="1" r:id="rId29l8c7rr1snz8fevdnkry">
+            <w:hyperlink w:history="1" r:id="rIdufrzxfjb87mueczl73gil">
               <w:r>
                 <w:rPr>
                   <w:rFonts w:ascii="Arial" w:cs="Arial" w:eastAsia="Arial" w:hAnsi="Arial"/>
@@ -7835,6 +8623,22 @@
           </w:p>
           <w:p>
             <w:pPr>
+              <w:spacing w:after="20" w:before="0"/>
+            </w:pPr>
+            <w:r>
+              <w:rPr>
+                <w:rFonts w:ascii="Arial" w:cs="Arial" w:eastAsia="Arial" w:hAnsi="Arial"/>
+                <w:i/>
+                <w:iCs/>
+                <w:color w:val="595959"/>
+                <w:sz w:val="16"/>
+                <w:szCs w:val="16"/>
+              </w:rPr>
+              <w:t xml:space="preserve">Related topic: not an exact match for this lesson.</w:t>
+            </w:r>
+          </w:p>
+          <w:p>
+            <w:pPr>
               <w:spacing w:after="10" w:before="0"/>
               <w:ind w:left="120"/>
             </w:pPr>
@@ -7853,7 +8657,7 @@
               <w:spacing w:after="10" w:before="0"/>
               <w:ind w:left="120"/>
             </w:pPr>
-            <w:hyperlink w:history="1" r:id="rId_nuryrho2drapczzksaua">
+            <w:hyperlink w:history="1" r:id="rIdn1d63ec2cdempone0lnxx">
               <w:r>
                 <w:rPr>
                   <w:rFonts w:ascii="Arial" w:cs="Arial" w:eastAsia="Arial" w:hAnsi="Arial"/>
@@ -7895,7 +8699,7 @@
                 <w:sz w:val="18"/>
                 <w:szCs w:val="18"/>
               </w:rPr>
-              <w:t xml:space="preserve">Learners participate in a structured 'Food Card Sort' activity. Each pair receives a set of 10 laminated food cards featuring Kenyan foods with photographs: ugali, githeri, omena (small dried fish from Lake Victoria), sukuma wiki, avocado, milk, mango, groundnuts, eggs, and white sugar. On the reverse of each card is the food's approximate composition by percentage (e.g., ugali: ~75% carbohydrate, ~2% protein, ~1% fat, ~22% water). Learners are asked to sort the cards into groups based on any pattern they observe — they are NOT yet told the categories. After sorting (5 minutes), pairs examine a reference chart projected on the board: a simple table showing the six chemicals of life with a one-line description and one example each. Learners then re-sort their food cards to match each chemical category, and record in their graphic organiser which Kenyan foods are richest in each chemical.</w:t>
+              <w:t xml:space="preserve">The class creates the unit's Driving Question Board together. The central driving question is displayed at the top: 'Why do two children in Kisumu eating the same amount of food every day end up with completely different bodies — and what does that tell us about what food is really made of?' Each learner receives two sticky notes. On the first (green): they write one thing they now understand that they did not understand at the start of the lesson. On the second (yellow): they write one new question the lesson has sparked — something they are now curious about or confused by. Learners post their notes on the class DQB under two columns: 'What We Now Understand' and 'What We Still Wonder'. The teacher reads 5–6 yellow notes aloud and groups similar questions into themes (e.g., 'How do we actually TEST for these chemicals?' — pointing forward to Lesson 3's food tests; 'Does the body make any of these chemicals itself?').</w:t>
             </w:r>
           </w:p>
         </w:tc>
@@ -7927,7 +8731,7 @@
                 <w:sz w:val="18"/>
                 <w:szCs w:val="18"/>
               </w:rPr>
-              <w:t xml:space="preserve">Distribute food card sets to each pair. Say: 'Your job right now is not to get the right answer — your job is to OBSERVE patterns. Look at these foods. Sort them into groups based on whatever pattern you notice in the composition numbers on the back. You have 5 minutes.' Circulate and observe without correcting. After 5 minutes, project the Six Chemicals of Life reference chart. Say verbatim: 'Scientists have discovered that all living things are built from six major groups of chemicals. Let me show you the framework biochemists use.' Read each row aloud, pausing after each chemical to ask the class a quick question — cold-call 2 learners per chemical (12 cold-calls total): 'Looking at your food cards — which food do you think is highest in [chemical name]? Take 10 seconds.' Allow 10 seconds WAIT TIME. After the chart is reviewed, say: 'Now re-sort your food cards using THIS framework as your guide. Update your graphic organiser — write the chemical name, its main role in the body, and one Kenyan food example for each row.'</w:t>
+              <w:t xml:space="preserve">Prepare the DQB on a large section of classroom wall or on a projected shared document. The central driving question should be written in large font at the top. Distribute sticky notes. Say: 'This board is going to grow across all six lessons. It is our record of how our thinking is changing. Right now, write ONE thing you understand better than you did an hour ago — green note. And ONE new question this lesson has given you — yellow note.' Allow 3 minutes for silent writing. Then direct learners to post notes. Once all notes are posted, read 5–6 yellow notes aloud without identifying the author. Say: 'I notice several of you are asking HOW we can detect these chemicals in food. That is exactly what a biochemist would ask — and it is exactly what we are going to do in our next lesson.' Group the yellow notes visually into 3–4 question clusters. Say: 'These clusters are going to guide our investigation for the rest of this unit. Each lesson, we will come back to this board and move questions from yellow to green as our understanding grows.' Take a photograph of the board to document its state at Lesson 2.</w:t>
             </w:r>
           </w:p>
         </w:tc>
@@ -7959,7 +8763,7 @@
                 <w:sz w:val="18"/>
                 <w:szCs w:val="18"/>
               </w:rPr>
-              <w:t xml:space="preserve">Strategy: Structured Card Sort with Progressive Reveal. The initial open sort activates learners' pattern-recognition skills without imposing categories, honouring learner agency (NGSS SEP 8: Obtaining, Evaluating and Communicating Information). The progressive reveal of the scientific framework then gives learners the vocabulary to name patterns they already noticed, creating a bridge between intuitive and formal scientific knowledge. Using Kenyan foods makes the abstract chemistry personally relevant and memorable.</w:t>
+              <w:t xml:space="preserve">Strategy: Collaborative Driving Question Board as a Living Knowledge Map. The DQB externalises the class's collective thinking, making the progression from confusion to understanding visible over time. It validates learners' questions as the engine of scientific inquiry (NGSS SEP 1: Asking Questions and Defining Problems) and creates accountability — learners can see their own question answered across the unit, giving science learning a narrative arc rooted in genuine curiosity.</w:t>
             </w:r>
           </w:p>
         </w:tc>
@@ -7991,7 +8795,7 @@
                 <w:sz w:val="18"/>
                 <w:szCs w:val="18"/>
               </w:rPr>
-              <w:t xml:space="preserve">Observable indicator: After the second sort, each pair's graphic organiser has all six chemicals named with at least one correct Kenyan food example per row. Teacher checks 6 pairs' organiser sheets during circulation — specifically look for whether learners correctly distinguish proteins from carbohydrates (common confusion point: githeri is often perceived as 'just a starch food'). Ask targeted probing question to 3 pairs: 'You placed beans under protein — what is it about beans that makes them a protein source rather than a carbohydrate source?'</w:t>
+              <w:t xml:space="preserve">Observable indicator: Every learner has posted one green and one yellow sticky note. Teacher reads all green notes to check for conceptual accuracy — if a green note contains a misconception (e.g., 'I now understand that ugali has no nutrients at all'), the teacher addresses it briefly and supportively at the start of the next lesson rather than publicly correcting in the moment. Yellow notes are catalogued by the teacher as a diagnostic of curiosity and remaining confusion; a minimum of 60% of yellow notes should reference chemical-level questions (not just 'what is the right answer') to indicate genuine scientific curiosity is developing.</w:t>
             </w:r>
           </w:p>
         </w:tc>
@@ -8000,32 +8804,32 @@
         <w:tc>
           <w:tcPr>
             <w:tcW w:type="dxa" w:w="1520"/>
-            <w:shd w:fill="E2EFDA" w:color="auto" w:val="clear"/>
-            <w:tcMar>
-              <w:top w:type="dxa" w:w="60"/>
-              <w:left w:type="dxa" w:w="120"/>
-              <w:bottom w:type="dxa" w:w="60"/>
-              <w:right w:type="dxa" w:w="120"/>
-            </w:tcMar>
-            <w:vAlign w:val="top"/>
-          </w:tcPr>
-          <w:p>
-            <w:pPr>
-              <w:spacing w:after="40" w:before="0"/>
-              <w:jc w:val="left"/>
-            </w:pPr>
-            <w:r>
-              <w:rPr>
-                <w:rFonts w:ascii="Arial" w:cs="Arial" w:eastAsia="Arial" w:hAnsi="Arial"/>
-                <w:b/>
-                <w:bCs/>
-                <w:i w:val="false"/>
-                <w:iCs w:val="false"/>
-                <w:color w:val="000000"/>
-                <w:sz w:val="18"/>
-                <w:szCs w:val="18"/>
-              </w:rPr>
-              <w:t xml:space="preserve">Explain Phase</w:t>
+            <w:shd w:fill="D5E8F0" w:color="auto" w:val="clear"/>
+            <w:tcMar>
+              <w:top w:type="dxa" w:w="60"/>
+              <w:left w:type="dxa" w:w="120"/>
+              <w:bottom w:type="dxa" w:w="60"/>
+              <w:right w:type="dxa" w:w="120"/>
+            </w:tcMar>
+            <w:vAlign w:val="top"/>
+          </w:tcPr>
+          <w:p>
+            <w:pPr>
+              <w:spacing w:after="40" w:before="0"/>
+              <w:jc w:val="left"/>
+            </w:pPr>
+            <w:r>
+              <w:rPr>
+                <w:rFonts w:ascii="Arial" w:cs="Arial" w:eastAsia="Arial" w:hAnsi="Arial"/>
+                <w:b/>
+                <w:bCs/>
+                <w:i w:val="false"/>
+                <w:iCs w:val="false"/>
+                <w:color w:val="000000"/>
+                <w:sz w:val="18"/>
+                <w:szCs w:val="18"/>
+              </w:rPr>
+              <w:t xml:space="preserve">Model Building Phase</w:t>
             </w:r>
           </w:p>
           <w:p>
@@ -8048,7 +8852,7 @@
             <w:pPr>
               <w:spacing w:after="20" w:before="0"/>
             </w:pPr>
-            <w:hyperlink w:history="1" r:id="rIdckv5rn3dwh8tur62dogfg">
+            <w:hyperlink w:history="1" r:id="rIdsbgyvuwu4mojevhdcjwx8">
               <w:r>
                 <w:rPr>
                   <w:rFonts w:ascii="Arial" w:cs="Arial" w:eastAsia="Arial" w:hAnsi="Arial"/>
@@ -8057,9 +8861,25 @@
                   <w:szCs w:val="16"/>
                   <w:u w:val="single" w:color="2E75B6"/>
                 </w:rPr>
-                <w:t xml:space="preserve">Introduction to proteins and amino acids</w:t>
+                <w:t xml:space="preserve">Scale of cells</w:t>
               </w:r>
             </w:hyperlink>
+          </w:p>
+          <w:p>
+            <w:pPr>
+              <w:spacing w:after="20" w:before="0"/>
+            </w:pPr>
+            <w:r>
+              <w:rPr>
+                <w:rFonts w:ascii="Arial" w:cs="Arial" w:eastAsia="Arial" w:hAnsi="Arial"/>
+                <w:i/>
+                <w:iCs/>
+                <w:color w:val="595959"/>
+                <w:sz w:val="16"/>
+                <w:szCs w:val="16"/>
+              </w:rPr>
+              <w:t xml:space="preserve">Related topic: not an exact match for this lesson.</w:t>
+            </w:r>
           </w:p>
           <w:p>
             <w:pPr>
@@ -8081,7 +8901,7 @@
               <w:spacing w:after="10" w:before="0"/>
               <w:ind w:left="120"/>
             </w:pPr>
-            <w:hyperlink w:history="1" r:id="rIdtaeu_x19y9fgy-f5yzo_x">
+            <w:hyperlink w:history="1" r:id="rIdiud9ymltlsbxtsyzbbxqm">
               <w:r>
                 <w:rPr>
                   <w:rFonts w:ascii="Arial" w:cs="Arial" w:eastAsia="Arial" w:hAnsi="Arial"/>
@@ -8126,7 +8946,7 @@
             <w:pPr>
               <w:spacing w:after="20" w:before="0"/>
             </w:pPr>
-            <w:hyperlink w:history="1" r:id="rIddxnj5ih2ymjpqnqhwtipq">
+            <w:hyperlink w:history="1" r:id="rId5tb5ab3p4rzyjzehjen3o">
               <w:r>
                 <w:rPr>
                   <w:rFonts w:ascii="Arial" w:cs="Arial" w:eastAsia="Arial" w:hAnsi="Arial"/>
@@ -8135,9 +8955,25 @@
                   <w:szCs w:val="16"/>
                   <w:u w:val="single" w:color="2E75B6"/>
                 </w:rPr>
-                <w:t xml:space="preserve">Vitamins and Minerals - Advanced (Flexbook)</w:t>
+                <w:t xml:space="preserve">Carbohydrate Classification (Flexbook)</w:t>
               </w:r>
             </w:hyperlink>
+          </w:p>
+          <w:p>
+            <w:pPr>
+              <w:spacing w:after="20" w:before="0"/>
+            </w:pPr>
+            <w:r>
+              <w:rPr>
+                <w:rFonts w:ascii="Arial" w:cs="Arial" w:eastAsia="Arial" w:hAnsi="Arial"/>
+                <w:i/>
+                <w:iCs/>
+                <w:color w:val="595959"/>
+                <w:sz w:val="16"/>
+                <w:szCs w:val="16"/>
+              </w:rPr>
+              <w:t xml:space="preserve">Related topic: not an exact match for this lesson.</w:t>
+            </w:r>
           </w:p>
           <w:p>
             <w:pPr>
@@ -8159,619 +8995,7 @@
               <w:spacing w:after="10" w:before="0"/>
               <w:ind w:left="120"/>
             </w:pPr>
-            <w:hyperlink w:history="1" r:id="rIdinzz5fog2-aipvk_0sbwp">
-              <w:r>
-                <w:rPr>
-                  <w:rFonts w:ascii="Arial" w:cs="Arial" w:eastAsia="Arial" w:hAnsi="Arial"/>
-                  <w:color w:val="595959"/>
-                  <w:sz w:val="14"/>
-                  <w:szCs w:val="14"/>
-                  <w:u w:val="single" w:color="595959"/>
-                </w:rPr>
-                <w:t xml:space="preserve">🔍 Search ARES for similar readings</w:t>
-              </w:r>
-            </w:hyperlink>
-          </w:p>
-        </w:tc>
-        <w:tc>
-          <w:tcPr>
-            <w:tcW w:type="dxa" w:w="3040"/>
-            <w:shd w:fill="FFFFFF" w:color="auto" w:val="clear"/>
-            <w:tcMar>
-              <w:top w:type="dxa" w:w="60"/>
-              <w:left w:type="dxa" w:w="120"/>
-              <w:bottom w:type="dxa" w:w="60"/>
-              <w:right w:type="dxa" w:w="120"/>
-            </w:tcMar>
-            <w:vAlign w:val="top"/>
-          </w:tcPr>
-          <w:p>
-            <w:pPr>
-              <w:spacing w:after="40" w:before="0"/>
-              <w:jc w:val="left"/>
-            </w:pPr>
-            <w:r>
-              <w:rPr>
-                <w:rFonts w:ascii="Arial" w:cs="Arial" w:eastAsia="Arial" w:hAnsi="Arial"/>
-                <w:b w:val="false"/>
-                <w:bCs w:val="false"/>
-                <w:i w:val="false"/>
-                <w:iCs w:val="false"/>
-                <w:color w:val="000000"/>
-                <w:sz w:val="18"/>
-                <w:szCs w:val="18"/>
-              </w:rPr>
-              <w:t xml:space="preserve">The teacher leads a whole-class explanation of each of the six chemicals of life, explicitly connecting each one back to the two Kisumu children. Learners follow along using their graphic organiser, adding detail to each row. A key focus is on proteins: what they are made of (amino acids), what they do (build and repair body tissues — muscles, enzymes, hormones), and what happens when the body receives insufficient protein despite adequate calories — kwashiorkor. Learners then complete a 'Cause and Effect' structured writing task: in 3–4 sentences, they explain in their own words why the child eating ugali alone developed kwashiorkor, using the names and roles of at least three chemicals of life in their explanation.</w:t>
-            </w:r>
-          </w:p>
-        </w:tc>
-        <w:tc>
-          <w:tcPr>
-            <w:tcW w:type="dxa" w:w="3040"/>
-            <w:shd w:fill="F2F2F2" w:color="auto" w:val="clear"/>
-            <w:tcMar>
-              <w:top w:type="dxa" w:w="60"/>
-              <w:left w:type="dxa" w:w="120"/>
-              <w:bottom w:type="dxa" w:w="60"/>
-              <w:right w:type="dxa" w:w="120"/>
-            </w:tcMar>
-            <w:vAlign w:val="top"/>
-          </w:tcPr>
-          <w:p>
-            <w:pPr>
-              <w:spacing w:after="40" w:before="0"/>
-              <w:jc w:val="left"/>
-            </w:pPr>
-            <w:r>
-              <w:rPr>
-                <w:rFonts w:ascii="Arial" w:cs="Arial" w:eastAsia="Arial" w:hAnsi="Arial"/>
-                <w:b w:val="false"/>
-                <w:bCs w:val="false"/>
-                <w:i w:val="false"/>
-                <w:iCs w:val="false"/>
-                <w:color w:val="000000"/>
-                <w:sz w:val="18"/>
-                <w:szCs w:val="18"/>
-              </w:rPr>
-              <w:t xml:space="preserve">Begin with carbohydrates. Say: 'Ugali is almost entirely carbohydrate — specifically starch. Starch gives the body energy. So why is the child eating ugali sick? Let's think about that.' Pause 10 seconds. Cold-call 2 learners. Then work through each chemical systematically — for each one, use the sentence frame: 'The chemical is [name]. Its job in the body is [role]. If the body doesn't get enough, [consequence].' For proteins, pause for extended explanation: 'Proteins are the BUILDING chemicals. Every muscle fibre in your body, every enzyme that digests your food, every hormone that coordinates your body — all made of protein. When the Kisumu child eats only ugali, they get plenty of energy — but almost zero protein. The body cannot build or repair tissues. The swollen belly, the thin muscles, the changed hair colour — these are the body's cry for protein.' Show a simple diagram of amino acids linking into a protein chain on the board. For lipids, connect to avocado and omena. For vitamins and minerals, reference sukuma wiki. For water, ask: 'Why do you think water is listed as a chemical of life?' — 10 seconds WAIT TIME, cold-call 3 learners. For nucleic acids, say: 'DNA and RNA — we will explore these in depth later in the unit, but know that every cell in both children's bodies contains nucleic acids carrying the instructions for life.' Close the explanation phase by returning to the phenomenon: 'So now — using what we have just learned — turn to your partner and spend 2 minutes: which of the six chemicals is MOST responsible for the difference between these two children, and how do you know?' Cold-call 3 pairs to share. Then direct learners: 'Write your 3–4 sentence Cause and Effect explanation now. Use the names of at least three chemicals of life.'</w:t>
-            </w:r>
-          </w:p>
-        </w:tc>
-        <w:tc>
-          <w:tcPr>
-            <w:tcW w:type="dxa" w:w="3040"/>
-            <w:shd w:fill="FFFFFF" w:color="auto" w:val="clear"/>
-            <w:tcMar>
-              <w:top w:type="dxa" w:w="60"/>
-              <w:left w:type="dxa" w:w="120"/>
-              <w:bottom w:type="dxa" w:w="60"/>
-              <w:right w:type="dxa" w:w="120"/>
-            </w:tcMar>
-            <w:vAlign w:val="top"/>
-          </w:tcPr>
-          <w:p>
-            <w:pPr>
-              <w:spacing w:after="40" w:before="0"/>
-              <w:jc w:val="left"/>
-            </w:pPr>
-            <w:r>
-              <w:rPr>
-                <w:rFonts w:ascii="Arial" w:cs="Arial" w:eastAsia="Arial" w:hAnsi="Arial"/>
-                <w:b w:val="false"/>
-                <w:bCs w:val="false"/>
-                <w:i w:val="false"/>
-                <w:iCs w:val="false"/>
-                <w:color w:val="000000"/>
-                <w:sz w:val="18"/>
-                <w:szCs w:val="18"/>
-              </w:rPr>
-              <w:t xml:space="preserve">Strategy: Phenomenon-Anchored Direct Instruction with Embedded Socratic Questioning. Rather than presenting the six chemicals as abstract facts, the teacher anchors each chemical to observable evidence from the phenomenon — the swollen belly (protein deficiency), the energy from ugali (carbohydrates), the healthy skin of the githeri child (protein + micronutrients). Socratic cold-calling throughout ensures learners are actively constructing meaning rather than passively receiving information (NGSS SEP 6: Constructing Explanations and Designing Solutions).</w:t>
-            </w:r>
-          </w:p>
-        </w:tc>
-        <w:tc>
-          <w:tcPr>
-            <w:tcW w:type="dxa" w:w="3040"/>
-            <w:shd w:fill="F2F2F2" w:color="auto" w:val="clear"/>
-            <w:tcMar>
-              <w:top w:type="dxa" w:w="60"/>
-              <w:left w:type="dxa" w:w="120"/>
-              <w:bottom w:type="dxa" w:w="60"/>
-              <w:right w:type="dxa" w:w="120"/>
-            </w:tcMar>
-            <w:vAlign w:val="top"/>
-          </w:tcPr>
-          <w:p>
-            <w:pPr>
-              <w:spacing w:after="40" w:before="0"/>
-              <w:jc w:val="left"/>
-            </w:pPr>
-            <w:r>
-              <w:rPr>
-                <w:rFonts w:ascii="Arial" w:cs="Arial" w:eastAsia="Arial" w:hAnsi="Arial"/>
-                <w:b w:val="false"/>
-                <w:bCs w:val="false"/>
-                <w:i w:val="false"/>
-                <w:iCs w:val="false"/>
-                <w:color w:val="000000"/>
-                <w:sz w:val="18"/>
-                <w:szCs w:val="18"/>
-              </w:rPr>
-              <w:t xml:space="preserve">Observable indicator: Learners' Cause and Effect written responses correctly name at least three chemicals of life, assign each a specific role, and connect the absence of one chemical (protein) to at least two visible symptoms in the kwashiorkor child. Teacher collects 8 written responses (selected randomly) to read between lessons — use these to identify learners who still conflate energy foods with building foods, and plan a brief re-teach at the start of Lesson 3.</w:t>
-            </w:r>
-          </w:p>
-        </w:tc>
-      </w:tr>
-      <w:tr>
-        <w:tc>
-          <w:tcPr>
-            <w:tcW w:type="dxa" w:w="1520"/>
-            <w:shd w:fill="FCE4D6" w:color="auto" w:val="clear"/>
-            <w:tcMar>
-              <w:top w:type="dxa" w:w="60"/>
-              <w:left w:type="dxa" w:w="120"/>
-              <w:bottom w:type="dxa" w:w="60"/>
-              <w:right w:type="dxa" w:w="120"/>
-            </w:tcMar>
-            <w:vAlign w:val="top"/>
-          </w:tcPr>
-          <w:p>
-            <w:pPr>
-              <w:spacing w:after="40" w:before="0"/>
-              <w:jc w:val="left"/>
-            </w:pPr>
-            <w:r>
-              <w:rPr>
-                <w:rFonts w:ascii="Arial" w:cs="Arial" w:eastAsia="Arial" w:hAnsi="Arial"/>
-                <w:b/>
-                <w:bCs/>
-                <w:i w:val="false"/>
-                <w:iCs w:val="false"/>
-                <w:color w:val="000000"/>
-                <w:sz w:val="18"/>
-                <w:szCs w:val="18"/>
-              </w:rPr>
-              <w:t xml:space="preserve">Driving Question Board (DQB) Creation</w:t>
-            </w:r>
-          </w:p>
-          <w:p>
-            <w:pPr>
-              <w:spacing w:after="20" w:before="0"/>
-            </w:pPr>
-            <w:r>
-              <w:rPr>
-                <w:rFonts w:ascii="Arial" w:cs="Arial" w:eastAsia="Arial" w:hAnsi="Arial"/>
-                <w:b/>
-                <w:bCs/>
-                <w:color w:val="1F3864"/>
-                <w:sz w:val="16"/>
-                <w:szCs w:val="16"/>
-              </w:rPr>
-              <w:t xml:space="preserve">📹 VIDEO:</w:t>
-            </w:r>
-          </w:p>
-          <w:p>
-            <w:pPr>
-              <w:spacing w:after="20" w:before="0"/>
-            </w:pPr>
-            <w:hyperlink w:history="1" r:id="rIdxzs8pi4rtpoji1m9sirpf">
-              <w:r>
-                <w:rPr>
-                  <w:rFonts w:ascii="Arial" w:cs="Arial" w:eastAsia="Arial" w:hAnsi="Arial"/>
-                  <w:color w:val="2E75B6"/>
-                  <w:sz w:val="16"/>
-                  <w:szCs w:val="16"/>
-                  <w:u w:val="single" w:color="2E75B6"/>
-                </w:rPr>
-                <w:t xml:space="preserve">Introduction to proteins and amino acids</w:t>
-              </w:r>
-            </w:hyperlink>
-          </w:p>
-          <w:p>
-            <w:pPr>
-              <w:spacing w:after="10" w:before="0"/>
-              <w:ind w:left="120"/>
-            </w:pPr>
-            <w:r>
-              <w:rPr>
-                <w:rFonts w:ascii="Arial" w:cs="Arial" w:eastAsia="Arial" w:hAnsi="Arial"/>
-                <w:color w:val="595959"/>
-                <w:sz w:val="14"/>
-                <w:szCs w:val="14"/>
-              </w:rPr>
-              <w:t xml:space="preserve">Source: Khan Academy (English - US curriculum)</w:t>
-            </w:r>
-          </w:p>
-          <w:p>
-            <w:pPr>
-              <w:spacing w:after="10" w:before="0"/>
-              <w:ind w:left="120"/>
-            </w:pPr>
-            <w:hyperlink w:history="1" r:id="rIdpnmwpe7kyhimg4pjqlv82">
-              <w:r>
-                <w:rPr>
-                  <w:rFonts w:ascii="Arial" w:cs="Arial" w:eastAsia="Arial" w:hAnsi="Arial"/>
-                  <w:color w:val="595959"/>
-                  <w:sz w:val="14"/>
-                  <w:szCs w:val="14"/>
-                  <w:u w:val="single" w:color="595959"/>
-                </w:rPr>
-                <w:t xml:space="preserve">🔍 Search ARES for similar videos</w:t>
-              </w:r>
-            </w:hyperlink>
-          </w:p>
-          <w:p>
-            <w:pPr>
-              <w:spacing w:after="40" w:before="0"/>
-            </w:pPr>
-            <w:r>
-              <w:rPr>
-                <w:sz w:val="14"/>
-                <w:szCs w:val="14"/>
-              </w:rPr>
-              <w:t xml:space="preserve"/>
-            </w:r>
-          </w:p>
-          <w:p>
-            <w:pPr>
-              <w:spacing w:after="20" w:before="0"/>
-            </w:pPr>
-            <w:r>
-              <w:rPr>
-                <w:rFonts w:ascii="Arial" w:cs="Arial" w:eastAsia="Arial" w:hAnsi="Arial"/>
-                <w:b/>
-                <w:bCs/>
-                <w:color w:val="1F3864"/>
-                <w:sz w:val="16"/>
-                <w:szCs w:val="16"/>
-              </w:rPr>
-              <w:t xml:space="preserve">📖 HTML:</w:t>
-            </w:r>
-          </w:p>
-          <w:p>
-            <w:pPr>
-              <w:spacing w:after="20" w:before="0"/>
-            </w:pPr>
-            <w:hyperlink w:history="1" r:id="rIdlik2m1zfbc4vrxva5yaxd">
-              <w:r>
-                <w:rPr>
-                  <w:rFonts w:ascii="Arial" w:cs="Arial" w:eastAsia="Arial" w:hAnsi="Arial"/>
-                  <w:color w:val="2E75B6"/>
-                  <w:sz w:val="16"/>
-                  <w:szCs w:val="16"/>
-                  <w:u w:val="single" w:color="2E75B6"/>
-                </w:rPr>
-                <w:t xml:space="preserve">Vitamins and Minerals (Flexbook)</w:t>
-              </w:r>
-            </w:hyperlink>
-          </w:p>
-          <w:p>
-            <w:pPr>
-              <w:spacing w:after="10" w:before="0"/>
-              <w:ind w:left="120"/>
-            </w:pPr>
-            <w:r>
-              <w:rPr>
-                <w:rFonts w:ascii="Arial" w:cs="Arial" w:eastAsia="Arial" w:hAnsi="Arial"/>
-                <w:color w:val="595959"/>
-                <w:sz w:val="14"/>
-                <w:szCs w:val="14"/>
-              </w:rPr>
-              <w:t xml:space="preserve">Source: CK-12</w:t>
-            </w:r>
-          </w:p>
-          <w:p>
-            <w:pPr>
-              <w:spacing w:after="10" w:before="0"/>
-              <w:ind w:left="120"/>
-            </w:pPr>
-            <w:hyperlink w:history="1" r:id="rIdhytijiyumhwss2cnw9nkj">
-              <w:r>
-                <w:rPr>
-                  <w:rFonts w:ascii="Arial" w:cs="Arial" w:eastAsia="Arial" w:hAnsi="Arial"/>
-                  <w:color w:val="595959"/>
-                  <w:sz w:val="14"/>
-                  <w:szCs w:val="14"/>
-                  <w:u w:val="single" w:color="595959"/>
-                </w:rPr>
-                <w:t xml:space="preserve">🔍 Search ARES for similar readings</w:t>
-              </w:r>
-            </w:hyperlink>
-          </w:p>
-        </w:tc>
-        <w:tc>
-          <w:tcPr>
-            <w:tcW w:type="dxa" w:w="3040"/>
-            <w:shd w:fill="FFFFFF" w:color="auto" w:val="clear"/>
-            <w:tcMar>
-              <w:top w:type="dxa" w:w="60"/>
-              <w:left w:type="dxa" w:w="120"/>
-              <w:bottom w:type="dxa" w:w="60"/>
-              <w:right w:type="dxa" w:w="120"/>
-            </w:tcMar>
-            <w:vAlign w:val="top"/>
-          </w:tcPr>
-          <w:p>
-            <w:pPr>
-              <w:spacing w:after="40" w:before="0"/>
-              <w:jc w:val="left"/>
-            </w:pPr>
-            <w:r>
-              <w:rPr>
-                <w:rFonts w:ascii="Arial" w:cs="Arial" w:eastAsia="Arial" w:hAnsi="Arial"/>
-                <w:b w:val="false"/>
-                <w:bCs w:val="false"/>
-                <w:i w:val="false"/>
-                <w:iCs w:val="false"/>
-                <w:color w:val="000000"/>
-                <w:sz w:val="18"/>
-                <w:szCs w:val="18"/>
-              </w:rPr>
-              <w:t xml:space="preserve">The class creates the unit's Driving Question Board together. The central driving question is displayed at the top: 'Why do two children in Kisumu eating the same amount of food every day end up with completely different bodies — and what does that tell us about what food is really made of?' Each learner receives two sticky notes. On the first (green): they write one thing they now understand that they did not understand at the start of the lesson. On the second (yellow): they write one new question the lesson has sparked — something they are now curious about or confused by. Learners post their notes on the class DQB under two columns: 'What We Now Understand' and 'What We Still Wonder'. The teacher reads 5–6 yellow notes aloud and groups similar questions into themes (e.g., 'How do we actually TEST for these chemicals?' — pointing forward to Lesson 3's food tests; 'Does the body make any of these chemicals itself?').</w:t>
-            </w:r>
-          </w:p>
-        </w:tc>
-        <w:tc>
-          <w:tcPr>
-            <w:tcW w:type="dxa" w:w="3040"/>
-            <w:shd w:fill="F2F2F2" w:color="auto" w:val="clear"/>
-            <w:tcMar>
-              <w:top w:type="dxa" w:w="60"/>
-              <w:left w:type="dxa" w:w="120"/>
-              <w:bottom w:type="dxa" w:w="60"/>
-              <w:right w:type="dxa" w:w="120"/>
-            </w:tcMar>
-            <w:vAlign w:val="top"/>
-          </w:tcPr>
-          <w:p>
-            <w:pPr>
-              <w:spacing w:after="40" w:before="0"/>
-              <w:jc w:val="left"/>
-            </w:pPr>
-            <w:r>
-              <w:rPr>
-                <w:rFonts w:ascii="Arial" w:cs="Arial" w:eastAsia="Arial" w:hAnsi="Arial"/>
-                <w:b w:val="false"/>
-                <w:bCs w:val="false"/>
-                <w:i w:val="false"/>
-                <w:iCs w:val="false"/>
-                <w:color w:val="000000"/>
-                <w:sz w:val="18"/>
-                <w:szCs w:val="18"/>
-              </w:rPr>
-              <w:t xml:space="preserve">Prepare the DQB on a large section of classroom wall or on a projected shared document. The central driving question should be written in large font at the top. Distribute sticky notes. Say: 'This board is going to grow across all six lessons. It is our record of how our thinking is changing. Right now, write ONE thing you understand better than you did an hour ago — green note. And ONE new question this lesson has given you — yellow note.' Allow 3 minutes for silent writing. Then direct learners to post notes. Once all notes are posted, read 5–6 yellow notes aloud without identifying the author. Say: 'I notice several of you are asking HOW we can detect these chemicals in food. That is exactly what a biochemist would ask — and it is exactly what we are going to do in our next lesson.' Group the yellow notes visually into 3–4 question clusters. Say: 'These clusters are going to guide our investigation for the rest of this unit. Each lesson, we will come back to this board and move questions from yellow to green as our understanding grows.' Take a photograph of the board to document its state at Lesson 2.</w:t>
-            </w:r>
-          </w:p>
-        </w:tc>
-        <w:tc>
-          <w:tcPr>
-            <w:tcW w:type="dxa" w:w="3040"/>
-            <w:shd w:fill="FFFFFF" w:color="auto" w:val="clear"/>
-            <w:tcMar>
-              <w:top w:type="dxa" w:w="60"/>
-              <w:left w:type="dxa" w:w="120"/>
-              <w:bottom w:type="dxa" w:w="60"/>
-              <w:right w:type="dxa" w:w="120"/>
-            </w:tcMar>
-            <w:vAlign w:val="top"/>
-          </w:tcPr>
-          <w:p>
-            <w:pPr>
-              <w:spacing w:after="40" w:before="0"/>
-              <w:jc w:val="left"/>
-            </w:pPr>
-            <w:r>
-              <w:rPr>
-                <w:rFonts w:ascii="Arial" w:cs="Arial" w:eastAsia="Arial" w:hAnsi="Arial"/>
-                <w:b w:val="false"/>
-                <w:bCs w:val="false"/>
-                <w:i w:val="false"/>
-                <w:iCs w:val="false"/>
-                <w:color w:val="000000"/>
-                <w:sz w:val="18"/>
-                <w:szCs w:val="18"/>
-              </w:rPr>
-              <w:t xml:space="preserve">Strategy: Collaborative Driving Question Board as a Living Knowledge Map. The DQB externalises the class's collective thinking, making the progression from confusion to understanding visible over time. It validates learners' questions as the engine of scientific inquiry (NGSS SEP 1: Asking Questions and Defining Problems) and creates accountability — learners can see their own question answered across the unit, giving science learning a narrative arc rooted in genuine curiosity.</w:t>
-            </w:r>
-          </w:p>
-        </w:tc>
-        <w:tc>
-          <w:tcPr>
-            <w:tcW w:type="dxa" w:w="3040"/>
-            <w:shd w:fill="F2F2F2" w:color="auto" w:val="clear"/>
-            <w:tcMar>
-              <w:top w:type="dxa" w:w="60"/>
-              <w:left w:type="dxa" w:w="120"/>
-              <w:bottom w:type="dxa" w:w="60"/>
-              <w:right w:type="dxa" w:w="120"/>
-            </w:tcMar>
-            <w:vAlign w:val="top"/>
-          </w:tcPr>
-          <w:p>
-            <w:pPr>
-              <w:spacing w:after="40" w:before="0"/>
-              <w:jc w:val="left"/>
-            </w:pPr>
-            <w:r>
-              <w:rPr>
-                <w:rFonts w:ascii="Arial" w:cs="Arial" w:eastAsia="Arial" w:hAnsi="Arial"/>
-                <w:b w:val="false"/>
-                <w:bCs w:val="false"/>
-                <w:i w:val="false"/>
-                <w:iCs w:val="false"/>
-                <w:color w:val="000000"/>
-                <w:sz w:val="18"/>
-                <w:szCs w:val="18"/>
-              </w:rPr>
-              <w:t xml:space="preserve">Observable indicator: Every learner has posted one green and one yellow sticky note. Teacher reads all green notes to check for conceptual accuracy — if a green note contains a misconception (e.g., 'I now understand that ugali has no nutrients at all'), the teacher addresses it briefly and supportively at the start of the next lesson rather than publicly correcting in the moment. Yellow notes are catalogued by the teacher as a diagnostic of curiosity and remaining confusion; a minimum of 60% of yellow notes should reference chemical-level questions (not just 'what is the right answer') to indicate genuine scientific curiosity is developing.</w:t>
-            </w:r>
-          </w:p>
-        </w:tc>
-      </w:tr>
-      <w:tr>
-        <w:tc>
-          <w:tcPr>
-            <w:tcW w:type="dxa" w:w="1520"/>
-            <w:shd w:fill="D5E8F0" w:color="auto" w:val="clear"/>
-            <w:tcMar>
-              <w:top w:type="dxa" w:w="60"/>
-              <w:left w:type="dxa" w:w="120"/>
-              <w:bottom w:type="dxa" w:w="60"/>
-              <w:right w:type="dxa" w:w="120"/>
-            </w:tcMar>
-            <w:vAlign w:val="top"/>
-          </w:tcPr>
-          <w:p>
-            <w:pPr>
-              <w:spacing w:after="40" w:before="0"/>
-              <w:jc w:val="left"/>
-            </w:pPr>
-            <w:r>
-              <w:rPr>
-                <w:rFonts w:ascii="Arial" w:cs="Arial" w:eastAsia="Arial" w:hAnsi="Arial"/>
-                <w:b/>
-                <w:bCs/>
-                <w:i w:val="false"/>
-                <w:iCs w:val="false"/>
-                <w:color w:val="000000"/>
-                <w:sz w:val="18"/>
-                <w:szCs w:val="18"/>
-              </w:rPr>
-              <w:t xml:space="preserve">Model Building Phase</w:t>
-            </w:r>
-          </w:p>
-          <w:p>
-            <w:pPr>
-              <w:spacing w:after="20" w:before="0"/>
-            </w:pPr>
-            <w:r>
-              <w:rPr>
-                <w:rFonts w:ascii="Arial" w:cs="Arial" w:eastAsia="Arial" w:hAnsi="Arial"/>
-                <w:b/>
-                <w:bCs/>
-                <w:color w:val="1F3864"/>
-                <w:sz w:val="16"/>
-                <w:szCs w:val="16"/>
-              </w:rPr>
-              <w:t xml:space="preserve">📹 VIDEO:</w:t>
-            </w:r>
-          </w:p>
-          <w:p>
-            <w:pPr>
-              <w:spacing w:after="20" w:before="0"/>
-            </w:pPr>
-            <w:hyperlink w:history="1" r:id="rIdlpgncez7ymwiggj-c4cll">
-              <w:r>
-                <w:rPr>
-                  <w:rFonts w:ascii="Arial" w:cs="Arial" w:eastAsia="Arial" w:hAnsi="Arial"/>
-                  <w:color w:val="2E75B6"/>
-                  <w:sz w:val="16"/>
-                  <w:szCs w:val="16"/>
-                  <w:u w:val="single" w:color="2E75B6"/>
-                </w:rPr>
-                <w:t xml:space="preserve">Introduction to proteins and amino acids</w:t>
-              </w:r>
-            </w:hyperlink>
-          </w:p>
-          <w:p>
-            <w:pPr>
-              <w:spacing w:after="10" w:before="0"/>
-              <w:ind w:left="120"/>
-            </w:pPr>
-            <w:r>
-              <w:rPr>
-                <w:rFonts w:ascii="Arial" w:cs="Arial" w:eastAsia="Arial" w:hAnsi="Arial"/>
-                <w:color w:val="595959"/>
-                <w:sz w:val="14"/>
-                <w:szCs w:val="14"/>
-              </w:rPr>
-              <w:t xml:space="preserve">Source: Khan Academy (English - US curriculum)</w:t>
-            </w:r>
-          </w:p>
-          <w:p>
-            <w:pPr>
-              <w:spacing w:after="10" w:before="0"/>
-              <w:ind w:left="120"/>
-            </w:pPr>
-            <w:hyperlink w:history="1" r:id="rIds-s3qqs2hvpzfk9inr753">
-              <w:r>
-                <w:rPr>
-                  <w:rFonts w:ascii="Arial" w:cs="Arial" w:eastAsia="Arial" w:hAnsi="Arial"/>
-                  <w:color w:val="595959"/>
-                  <w:sz w:val="14"/>
-                  <w:szCs w:val="14"/>
-                  <w:u w:val="single" w:color="595959"/>
-                </w:rPr>
-                <w:t xml:space="preserve">🔍 Search ARES for similar videos</w:t>
-              </w:r>
-            </w:hyperlink>
-          </w:p>
-          <w:p>
-            <w:pPr>
-              <w:spacing w:after="40" w:before="0"/>
-            </w:pPr>
-            <w:r>
-              <w:rPr>
-                <w:sz w:val="14"/>
-                <w:szCs w:val="14"/>
-              </w:rPr>
-              <w:t xml:space="preserve"/>
-            </w:r>
-          </w:p>
-          <w:p>
-            <w:pPr>
-              <w:spacing w:after="20" w:before="0"/>
-            </w:pPr>
-            <w:r>
-              <w:rPr>
-                <w:rFonts w:ascii="Arial" w:cs="Arial" w:eastAsia="Arial" w:hAnsi="Arial"/>
-                <w:b/>
-                <w:bCs/>
-                <w:color w:val="1F3864"/>
-                <w:sz w:val="16"/>
-                <w:szCs w:val="16"/>
-              </w:rPr>
-              <w:t xml:space="preserve">📖 HTML:</w:t>
-            </w:r>
-          </w:p>
-          <w:p>
-            <w:pPr>
-              <w:spacing w:after="20" w:before="0"/>
-            </w:pPr>
-            <w:hyperlink w:history="1" r:id="rIdlwzu-qxavb6d2sui9sl5p">
-              <w:r>
-                <w:rPr>
-                  <w:rFonts w:ascii="Arial" w:cs="Arial" w:eastAsia="Arial" w:hAnsi="Arial"/>
-                  <w:color w:val="2E75B6"/>
-                  <w:sz w:val="16"/>
-                  <w:szCs w:val="16"/>
-                  <w:u w:val="single" w:color="2E75B6"/>
-                </w:rPr>
-                <w:t xml:space="preserve">Vitamins and Minerals (Flexbook)</w:t>
-              </w:r>
-            </w:hyperlink>
-          </w:p>
-          <w:p>
-            <w:pPr>
-              <w:spacing w:after="10" w:before="0"/>
-              <w:ind w:left="120"/>
-            </w:pPr>
-            <w:r>
-              <w:rPr>
-                <w:rFonts w:ascii="Arial" w:cs="Arial" w:eastAsia="Arial" w:hAnsi="Arial"/>
-                <w:color w:val="595959"/>
-                <w:sz w:val="14"/>
-                <w:szCs w:val="14"/>
-              </w:rPr>
-              <w:t xml:space="preserve">Source: CK-12</w:t>
-            </w:r>
-          </w:p>
-          <w:p>
-            <w:pPr>
-              <w:spacing w:after="10" w:before="0"/>
-              <w:ind w:left="120"/>
-            </w:pPr>
-            <w:hyperlink w:history="1" r:id="rIdul0s-vn27aasovljssvpa">
+            <w:hyperlink w:history="1" r:id="rIdrw6h_ev1whjbxhun7ojwt">
               <w:r>
                 <w:rPr>
                   <w:rFonts w:ascii="Arial" w:cs="Arial" w:eastAsia="Arial" w:hAnsi="Arial"/>
@@ -9397,7 +9621,7 @@
         </w:rPr>
         <w:t xml:space="preserve">© 2026 SeaVuria and ARES. Aligned with KICD objectives. Developed by SeaVuria; technical implementation by ARES (with AI assistance from Claude). Licensed under </w:t>
       </w:r>
-      <w:hyperlink w:history="1" r:id="rIdcc8ewfrhe4alkvhcdjfz9">
+      <w:hyperlink w:history="1" r:id="rIdrqheck9rcfykbk7xn-uqs">
         <w:r>
           <w:rPr>
             <w:rFonts w:ascii="Arial" w:cs="Arial" w:eastAsia="Arial" w:hAnsi="Arial"/>
@@ -9418,7 +9642,7 @@
         </w:rPr>
         <w:t xml:space="preserve"> (</w:t>
       </w:r>
-      <w:hyperlink w:history="1" r:id="rIds66cq_kxgcbqn9vfmo00s">
+      <w:hyperlink w:history="1" r:id="rIdz2s6rqlfvehl82exzz0-d">
         <w:r>
           <w:rPr>
             <w:rFonts w:ascii="Arial" w:cs="Arial" w:eastAsia="Arial" w:hAnsi="Arial"/>
@@ -10431,7 +10655,7 @@
             <w:pPr>
               <w:spacing w:after="20" w:before="0"/>
             </w:pPr>
-            <w:hyperlink w:history="1" r:id="rIdj3ijzeuv1zsnvrome40u_">
+            <w:hyperlink w:history="1" r:id="rIduvzbu6u1wfofevey4ic27">
               <w:r>
                 <w:rPr>
                   <w:rFonts w:ascii="Arial" w:cs="Arial" w:eastAsia="Arial" w:hAnsi="Arial"/>
@@ -10464,7 +10688,7 @@
               <w:spacing w:after="10" w:before="0"/>
               <w:ind w:left="120"/>
             </w:pPr>
-            <w:hyperlink w:history="1" r:id="rIdxtmemlmqoysgroxahlnve">
+            <w:hyperlink w:history="1" r:id="rIdumem5qy9mup4typnpentu">
               <w:r>
                 <w:rPr>
                   <w:rFonts w:ascii="Arial" w:cs="Arial" w:eastAsia="Arial" w:hAnsi="Arial"/>
@@ -10509,7 +10733,619 @@
             <w:pPr>
               <w:spacing w:after="20" w:before="0"/>
             </w:pPr>
-            <w:hyperlink w:history="1" r:id="rIdozrodemdkshw2vrqunfkh">
+            <w:hyperlink w:history="1" r:id="rIdpkixxygk0aotuiajnbbt0">
+              <w:r>
+                <w:rPr>
+                  <w:rFonts w:ascii="Arial" w:cs="Arial" w:eastAsia="Arial" w:hAnsi="Arial"/>
+                  <w:color w:val="2E75B6"/>
+                  <w:sz w:val="16"/>
+                  <w:szCs w:val="16"/>
+                  <w:u w:val="single" w:color="2E75B6"/>
+                </w:rPr>
+                <w:t xml:space="preserve">Lipids</w:t>
+              </w:r>
+            </w:hyperlink>
+          </w:p>
+          <w:p>
+            <w:pPr>
+              <w:spacing w:after="10" w:before="0"/>
+              <w:ind w:left="120"/>
+            </w:pPr>
+            <w:r>
+              <w:rPr>
+                <w:rFonts w:ascii="Arial" w:cs="Arial" w:eastAsia="Arial" w:hAnsi="Arial"/>
+                <w:color w:val="595959"/>
+                <w:sz w:val="14"/>
+                <w:szCs w:val="14"/>
+              </w:rPr>
+              <w:t xml:space="preserve">Source: Khan Academy (English - US curriculum)</w:t>
+            </w:r>
+          </w:p>
+          <w:p>
+            <w:pPr>
+              <w:spacing w:after="10" w:before="0"/>
+              <w:ind w:left="120"/>
+            </w:pPr>
+            <w:hyperlink w:history="1" r:id="rIdpstihkijo1eb-qrifzaiu">
+              <w:r>
+                <w:rPr>
+                  <w:rFonts w:ascii="Arial" w:cs="Arial" w:eastAsia="Arial" w:hAnsi="Arial"/>
+                  <w:color w:val="595959"/>
+                  <w:sz w:val="14"/>
+                  <w:szCs w:val="14"/>
+                  <w:u w:val="single" w:color="595959"/>
+                </w:rPr>
+                <w:t xml:space="preserve">🔍 Search ARES for similar readings</w:t>
+              </w:r>
+            </w:hyperlink>
+          </w:p>
+        </w:tc>
+        <w:tc>
+          <w:tcPr>
+            <w:tcW w:type="dxa" w:w="3040"/>
+            <w:shd w:fill="FFFFFF" w:color="auto" w:val="clear"/>
+            <w:tcMar>
+              <w:top w:type="dxa" w:w="60"/>
+              <w:left w:type="dxa" w:w="120"/>
+              <w:bottom w:type="dxa" w:w="60"/>
+              <w:right w:type="dxa" w:w="120"/>
+            </w:tcMar>
+            <w:vAlign w:val="top"/>
+          </w:tcPr>
+          <w:p>
+            <w:pPr>
+              <w:spacing w:after="40" w:before="0"/>
+              <w:jc w:val="left"/>
+            </w:pPr>
+            <w:r>
+              <w:rPr>
+                <w:rFonts w:ascii="Arial" w:cs="Arial" w:eastAsia="Arial" w:hAnsi="Arial"/>
+                <w:b w:val="false"/>
+                <w:bCs w:val="false"/>
+                <w:i w:val="false"/>
+                <w:iCs w:val="false"/>
+                <w:color w:val="000000"/>
+                <w:sz w:val="18"/>
+                <w:szCs w:val="18"/>
+              </w:rPr>
+              <w:t xml:space="preserve">Learners are shown a visual display of eight common Kenyan foods: ugali, groundnuts, avocado, githeri, coconut flesh, whole milk, sukuma wiki, and mandazi. Working individually (2 minutes), each learner writes a prediction on a sticky note: 'I think the foods that contain the MOST fat are ___ because ___.' Learners then share predictions with a shoulder partner (1 minute). The teacher cold-calls 4 pairs to share. Learners record their predictions in their science notebooks under the heading: 'My Lipid Prediction — Lesson 3.' The teacher anchors the activity back to the phenomenon: 'Remember our child in Kisumu eating only ugali. We found it has carbohydrates but little protein. Today we ask — does it have fats? And does that matter?' Learners vote with thumbs up/down/sideways on whether they think fat deficiency could also affect the Kisumu child.</w:t>
+            </w:r>
+          </w:p>
+        </w:tc>
+        <w:tc>
+          <w:tcPr>
+            <w:tcW w:type="dxa" w:w="3040"/>
+            <w:shd w:fill="F2F2F2" w:color="auto" w:val="clear"/>
+            <w:tcMar>
+              <w:top w:type="dxa" w:w="60"/>
+              <w:left w:type="dxa" w:w="120"/>
+              <w:bottom w:type="dxa" w:w="60"/>
+              <w:right w:type="dxa" w:w="120"/>
+            </w:tcMar>
+            <w:vAlign w:val="top"/>
+          </w:tcPr>
+          <w:p>
+            <w:pPr>
+              <w:spacing w:after="40" w:before="0"/>
+              <w:jc w:val="left"/>
+            </w:pPr>
+            <w:r>
+              <w:rPr>
+                <w:rFonts w:ascii="Arial" w:cs="Arial" w:eastAsia="Arial" w:hAnsi="Arial"/>
+                <w:b w:val="false"/>
+                <w:bCs w:val="false"/>
+                <w:i w:val="false"/>
+                <w:iCs w:val="false"/>
+                <w:color w:val="000000"/>
+                <w:sz w:val="18"/>
+                <w:szCs w:val="18"/>
+              </w:rPr>
+              <w:t xml:space="preserve">1. Display the food images prominently on the board or screen. Say: 'Look at these eight foods you know from your homes and markets. Before we touch anything, I want your brain to make a guess — not a random guess, a reasoned one.' 2. Give explicit wait time: 'You have 2 minutes of silent thinking time. Write your prediction — no talking yet.' [WAIT 2 minutes.] 3. Say: 'Now turn to your shoulder partner. Share your prediction and your reason. You each have 30 seconds.' [WAIT 1 minute.] 4. Cold-call exactly 4 pairs: 'Pair at the window — what did you predict and why?' Probe each with: 'What evidence from your daily life made you say that?' [WAIT 10 seconds after each probe.] 5. Record 3–4 student predictions verbatim on the board under 'Our Predictions.' Say: 'We are scientists today — we don't throw away our predictions, we TEST them.' 6. Connect to phenomenon: 'The child in Kisumu eats ugali daily. We already know ugali is mostly starch, low in protein. Our question today: what about fats? Could that gap also hurt the body?' [WAIT 15 seconds for silent reflection.] 7. Conduct thumbs vote on fat deficiency impact. Acknowledge all responses without confirming: 'Interesting — we will find out.'</w:t>
+            </w:r>
+          </w:p>
+        </w:tc>
+        <w:tc>
+          <w:tcPr>
+            <w:tcW w:type="dxa" w:w="3040"/>
+            <w:shd w:fill="FFFFFF" w:color="auto" w:val="clear"/>
+            <w:tcMar>
+              <w:top w:type="dxa" w:w="60"/>
+              <w:left w:type="dxa" w:w="120"/>
+              <w:bottom w:type="dxa" w:w="60"/>
+              <w:right w:type="dxa" w:w="120"/>
+            </w:tcMar>
+            <w:vAlign w:val="top"/>
+          </w:tcPr>
+          <w:p>
+            <w:pPr>
+              <w:spacing w:after="40" w:before="0"/>
+              <w:jc w:val="left"/>
+            </w:pPr>
+            <w:r>
+              <w:rPr>
+                <w:rFonts w:ascii="Arial" w:cs="Arial" w:eastAsia="Arial" w:hAnsi="Arial"/>
+                <w:b w:val="false"/>
+                <w:bCs w:val="false"/>
+                <w:i w:val="false"/>
+                <w:iCs w:val="false"/>
+                <w:color w:val="000000"/>
+                <w:sz w:val="18"/>
+                <w:szCs w:val="18"/>
+              </w:rPr>
+              <w:t xml:space="preserve">Strategy: Anchored Prediction with Personal Evidence. Learners activate prior knowledge about familiar foods before instruction, reducing cognitive load when experimental data arrives. By requiring a reason ('because ___'), the teacher surfaces existing mental models to be refined or challenged during observation. Connecting predictions to the phenomenon ensures the activity is not isolated trivia but drives the unit's central question forward.</w:t>
+            </w:r>
+          </w:p>
+        </w:tc>
+        <w:tc>
+          <w:tcPr>
+            <w:tcW w:type="dxa" w:w="3040"/>
+            <w:shd w:fill="F2F2F2" w:color="auto" w:val="clear"/>
+            <w:tcMar>
+              <w:top w:type="dxa" w:w="60"/>
+              <w:left w:type="dxa" w:w="120"/>
+              <w:bottom w:type="dxa" w:w="60"/>
+              <w:right w:type="dxa" w:w="120"/>
+            </w:tcMar>
+            <w:vAlign w:val="top"/>
+          </w:tcPr>
+          <w:p>
+            <w:pPr>
+              <w:spacing w:after="40" w:before="0"/>
+              <w:jc w:val="left"/>
+            </w:pPr>
+            <w:r>
+              <w:rPr>
+                <w:rFonts w:ascii="Arial" w:cs="Arial" w:eastAsia="Arial" w:hAnsi="Arial"/>
+                <w:b w:val="false"/>
+                <w:bCs w:val="false"/>
+                <w:i w:val="false"/>
+                <w:iCs w:val="false"/>
+                <w:color w:val="000000"/>
+                <w:sz w:val="18"/>
+                <w:szCs w:val="18"/>
+              </w:rPr>
+              <w:t xml:space="preserve">Observable indicator: Each learner has a written prediction with a reason in their notebook before observation begins. Teacher circulates during silent thinking time and scans notebooks — look for learners who list only one food (prompt: 'Can you think of a food your family cooks in oil or fat?') and learners who cannot give a reason (prompt: 'Think about what ugali feels like vs. groundnuts — what is different?'). Cold-call responses reveal whether learners conflate 'fatty foods' with 'unhealthy foods' — note this misconception for targeted correction during Phase 3.</w:t>
+            </w:r>
+          </w:p>
+        </w:tc>
+      </w:tr>
+      <w:tr>
+        <w:tc>
+          <w:tcPr>
+            <w:tcW w:type="dxa" w:w="1520"/>
+            <w:shd w:fill="D9EEF1" w:color="auto" w:val="clear"/>
+            <w:tcMar>
+              <w:top w:type="dxa" w:w="60"/>
+              <w:left w:type="dxa" w:w="120"/>
+              <w:bottom w:type="dxa" w:w="60"/>
+              <w:right w:type="dxa" w:w="120"/>
+            </w:tcMar>
+            <w:vAlign w:val="top"/>
+          </w:tcPr>
+          <w:p>
+            <w:pPr>
+              <w:spacing w:after="40" w:before="0"/>
+              <w:jc w:val="left"/>
+            </w:pPr>
+            <w:r>
+              <w:rPr>
+                <w:rFonts w:ascii="Arial" w:cs="Arial" w:eastAsia="Arial" w:hAnsi="Arial"/>
+                <w:b/>
+                <w:bCs/>
+                <w:i w:val="false"/>
+                <w:iCs w:val="false"/>
+                <w:color w:val="000000"/>
+                <w:sz w:val="18"/>
+                <w:szCs w:val="18"/>
+              </w:rPr>
+              <w:t xml:space="preserve">Observe Phase</w:t>
+            </w:r>
+          </w:p>
+          <w:p>
+            <w:pPr>
+              <w:spacing w:after="20" w:before="0"/>
+            </w:pPr>
+            <w:r>
+              <w:rPr>
+                <w:rFonts w:ascii="Arial" w:cs="Arial" w:eastAsia="Arial" w:hAnsi="Arial"/>
+                <w:b/>
+                <w:bCs/>
+                <w:color w:val="1F3864"/>
+                <w:sz w:val="16"/>
+                <w:szCs w:val="16"/>
+              </w:rPr>
+              <w:t xml:space="preserve">📹 VIDEO:</w:t>
+            </w:r>
+          </w:p>
+          <w:p>
+            <w:pPr>
+              <w:spacing w:after="20" w:before="0"/>
+            </w:pPr>
+            <w:hyperlink w:history="1" r:id="rIdv7zhed_nrwbxnvu35y2qb">
+              <w:r>
+                <w:rPr>
+                  <w:rFonts w:ascii="Arial" w:cs="Arial" w:eastAsia="Arial" w:hAnsi="Arial"/>
+                  <w:color w:val="2E75B6"/>
+                  <w:sz w:val="16"/>
+                  <w:szCs w:val="16"/>
+                  <w:u w:val="single" w:color="2E75B6"/>
+                </w:rPr>
+                <w:t xml:space="preserve">Lipid overview</w:t>
+              </w:r>
+            </w:hyperlink>
+          </w:p>
+          <w:p>
+            <w:pPr>
+              <w:spacing w:after="10" w:before="0"/>
+              <w:ind w:left="120"/>
+            </w:pPr>
+            <w:r>
+              <w:rPr>
+                <w:rFonts w:ascii="Arial" w:cs="Arial" w:eastAsia="Arial" w:hAnsi="Arial"/>
+                <w:color w:val="595959"/>
+                <w:sz w:val="14"/>
+                <w:szCs w:val="14"/>
+              </w:rPr>
+              <w:t xml:space="preserve">Source: Khan Academy (English - US curriculum)</w:t>
+            </w:r>
+          </w:p>
+          <w:p>
+            <w:pPr>
+              <w:spacing w:after="10" w:before="0"/>
+              <w:ind w:left="120"/>
+            </w:pPr>
+            <w:hyperlink w:history="1" r:id="rIdq7ewvtrqgmgnn8mxoydoc">
+              <w:r>
+                <w:rPr>
+                  <w:rFonts w:ascii="Arial" w:cs="Arial" w:eastAsia="Arial" w:hAnsi="Arial"/>
+                  <w:color w:val="595959"/>
+                  <w:sz w:val="14"/>
+                  <w:szCs w:val="14"/>
+                  <w:u w:val="single" w:color="595959"/>
+                </w:rPr>
+                <w:t xml:space="preserve">🔍 Search ARES for similar videos</w:t>
+              </w:r>
+            </w:hyperlink>
+          </w:p>
+          <w:p>
+            <w:pPr>
+              <w:spacing w:after="40" w:before="0"/>
+            </w:pPr>
+            <w:r>
+              <w:rPr>
+                <w:sz w:val="14"/>
+                <w:szCs w:val="14"/>
+              </w:rPr>
+              <w:t xml:space="preserve"/>
+            </w:r>
+          </w:p>
+          <w:p>
+            <w:pPr>
+              <w:spacing w:after="20" w:before="0"/>
+            </w:pPr>
+            <w:r>
+              <w:rPr>
+                <w:rFonts w:ascii="Arial" w:cs="Arial" w:eastAsia="Arial" w:hAnsi="Arial"/>
+                <w:b/>
+                <w:bCs/>
+                <w:color w:val="1F3864"/>
+                <w:sz w:val="16"/>
+                <w:szCs w:val="16"/>
+              </w:rPr>
+              <w:t xml:space="preserve">📖 EXERCISE:</w:t>
+            </w:r>
+          </w:p>
+          <w:p>
+            <w:pPr>
+              <w:spacing w:after="20" w:before="0"/>
+            </w:pPr>
+            <w:hyperlink w:history="1" r:id="rIdilwygeyy6wibnm8a9tkqw">
+              <w:r>
+                <w:rPr>
+                  <w:rFonts w:ascii="Arial" w:cs="Arial" w:eastAsia="Arial" w:hAnsi="Arial"/>
+                  <w:color w:val="2E75B6"/>
+                  <w:sz w:val="16"/>
+                  <w:szCs w:val="16"/>
+                  <w:u w:val="single" w:color="2E75B6"/>
+                </w:rPr>
+                <w:t xml:space="preserve">Lipids</w:t>
+              </w:r>
+            </w:hyperlink>
+          </w:p>
+          <w:p>
+            <w:pPr>
+              <w:spacing w:after="10" w:before="0"/>
+              <w:ind w:left="120"/>
+            </w:pPr>
+            <w:r>
+              <w:rPr>
+                <w:rFonts w:ascii="Arial" w:cs="Arial" w:eastAsia="Arial" w:hAnsi="Arial"/>
+                <w:color w:val="595959"/>
+                <w:sz w:val="14"/>
+                <w:szCs w:val="14"/>
+              </w:rPr>
+              <w:t xml:space="preserve">Source: Khan Academy (English - US curriculum)</w:t>
+            </w:r>
+          </w:p>
+          <w:p>
+            <w:pPr>
+              <w:spacing w:after="10" w:before="0"/>
+              <w:ind w:left="120"/>
+            </w:pPr>
+            <w:hyperlink w:history="1" r:id="rIddr-txxdo5l596v5mqz295">
+              <w:r>
+                <w:rPr>
+                  <w:rFonts w:ascii="Arial" w:cs="Arial" w:eastAsia="Arial" w:hAnsi="Arial"/>
+                  <w:color w:val="595959"/>
+                  <w:sz w:val="14"/>
+                  <w:szCs w:val="14"/>
+                  <w:u w:val="single" w:color="595959"/>
+                </w:rPr>
+                <w:t xml:space="preserve">🔍 Search ARES for similar readings</w:t>
+              </w:r>
+            </w:hyperlink>
+          </w:p>
+        </w:tc>
+        <w:tc>
+          <w:tcPr>
+            <w:tcW w:type="dxa" w:w="3040"/>
+            <w:shd w:fill="FFFFFF" w:color="auto" w:val="clear"/>
+            <w:tcMar>
+              <w:top w:type="dxa" w:w="60"/>
+              <w:left w:type="dxa" w:w="120"/>
+              <w:bottom w:type="dxa" w:w="60"/>
+              <w:right w:type="dxa" w:w="120"/>
+            </w:tcMar>
+            <w:vAlign w:val="top"/>
+          </w:tcPr>
+          <w:p>
+            <w:pPr>
+              <w:spacing w:after="40" w:before="0"/>
+              <w:jc w:val="left"/>
+            </w:pPr>
+            <w:r>
+              <w:rPr>
+                <w:rFonts w:ascii="Arial" w:cs="Arial" w:eastAsia="Arial" w:hAnsi="Arial"/>
+                <w:b w:val="false"/>
+                <w:bCs w:val="false"/>
+                <w:i w:val="false"/>
+                <w:iCs w:val="false"/>
+                <w:color w:val="000000"/>
+                <w:sz w:val="18"/>
+                <w:szCs w:val="18"/>
+              </w:rPr>
+              <w:t xml:space="preserve">Learners work in groups of 4–5 at lab stations. Each station has labelled food samples: (A) ugali paste, (B) mashed groundnuts, (C) mashed avocado, (D) githeri paste, (E) coconut flesh (grated), (F) whole milk, (G) sukuma wiki (blended), (H) mandazi. ACTIVITY 1 — Translucent Spot Test (10 min): Each group rubs a small amount of each food sample onto a piece of brown paper bag, then holds it up to light after 5 minutes. Lipid-containing samples leave a permanent translucent (greasy) spot that does NOT disappear when dry; non-fat samples leave a spot that dries and disappears. Learners record results in a results table (Food Sample / Spot Present? / Spot Permanent? / Contains Lipid?). ACTIVITY 2 — Ethanol Emulsion Test (12 min): For each food sample, learners: (i) crush/dissolve a small amount in 2 cm³ ethanol in a test tube; (ii) filter or allow solids to settle; (iii) pour the clear ethanol layer into a test tube of distilled water. A cloudy white emulsion = lipid present; clear solution = lipid absent. Learners record results in the same table. ACTIVITY 3 — Guided Reading on Vitamins (8 min): Groups read a one-page structured text (provided by teacher) titled 'Vitamins: The Micro-Managers of Your Body,' covering fat-soluble vitamins (A, D, E, K) and water-soluble vitamins (B-complex, C), their food sources (local Kenyan examples), and deficiency diseases (night blindness, rickets, scurvy, beriberi). Each learner annotates: underline the role, circle the deficiency disease, star the Kenyan food source. Groups compile a shared 'Vitamin Summary Strip' poster strip (3 columns: Vitamin / Role / Kenyan Food Source). SHARE OUT: Each group nominates a 'data reporter' who shares one surprising finding with the class.</w:t>
+            </w:r>
+          </w:p>
+        </w:tc>
+        <w:tc>
+          <w:tcPr>
+            <w:tcW w:type="dxa" w:w="3040"/>
+            <w:shd w:fill="F2F2F2" w:color="auto" w:val="clear"/>
+            <w:tcMar>
+              <w:top w:type="dxa" w:w="60"/>
+              <w:left w:type="dxa" w:w="120"/>
+              <w:bottom w:type="dxa" w:w="60"/>
+              <w:right w:type="dxa" w:w="120"/>
+            </w:tcMar>
+            <w:vAlign w:val="top"/>
+          </w:tcPr>
+          <w:p>
+            <w:pPr>
+              <w:spacing w:after="40" w:before="0"/>
+              <w:jc w:val="left"/>
+            </w:pPr>
+            <w:r>
+              <w:rPr>
+                <w:rFonts w:ascii="Arial" w:cs="Arial" w:eastAsia="Arial" w:hAnsi="Arial"/>
+                <w:b w:val="false"/>
+                <w:bCs w:val="false"/>
+                <w:i w:val="false"/>
+                <w:iCs w:val="false"/>
+                <w:color w:val="000000"/>
+                <w:sz w:val="18"/>
+                <w:szCs w:val="18"/>
+              </w:rPr>
+              <w:t xml:space="preserve">1. Before learners begin, demonstrate the translucent spot test using ONE sample (coconut flesh) at the front: 'Watch what I do — I rub, I wait, I observe. I am not telling you the result yet — you will discover it.' 2. Distribute lab instructions and results tables. Say: 'Read the entire procedure BEFORE you touch anything. You have 2 minutes to read silently.' [WAIT 2 minutes.] 3. Circulate to each group during Activity 1. At each station, ask: 'What are you actually observing — describe it in words, not just yes/no.' [WAIT 10 seconds.] Probe: 'Why does the spot need to be permanent? What would a water-based food leave behind?' [WAIT 15 seconds.] 4. Before Activity 2, issue the ethanol safety reminder verbatim: 'Ethanol is flammable. There are NO flames in this room while we use ethanol. Goggles on. If you spill, tell me immediately.' Scan room to confirm all goggles are worn before proceeding. 5. During Activity 2, cold-call 3 groups mid-activity: 'Tell me what you see in your test tube right now — not what you expected, what you SEE.' [WAIT 10 seconds per group.] 6. During Activity 3 (Guided Reading), circulate and check annotations. Prompt learners who are underlining everything: 'If you underline everything, nothing stands out — what is the ONE most important role of Vitamin A?' [WAIT 10 seconds.] 7. After share-out, say: 'Keep your results tables — we will need them in Phase 3 to build our argument about the Kisumu child.'</w:t>
+            </w:r>
+          </w:p>
+        </w:tc>
+        <w:tc>
+          <w:tcPr>
+            <w:tcW w:type="dxa" w:w="3040"/>
+            <w:shd w:fill="FFFFFF" w:color="auto" w:val="clear"/>
+            <w:tcMar>
+              <w:top w:type="dxa" w:w="60"/>
+              <w:left w:type="dxa" w:w="120"/>
+              <w:bottom w:type="dxa" w:w="60"/>
+              <w:right w:type="dxa" w:w="120"/>
+            </w:tcMar>
+            <w:vAlign w:val="top"/>
+          </w:tcPr>
+          <w:p>
+            <w:pPr>
+              <w:spacing w:after="40" w:before="0"/>
+              <w:jc w:val="left"/>
+            </w:pPr>
+            <w:r>
+              <w:rPr>
+                <w:rFonts w:ascii="Arial" w:cs="Arial" w:eastAsia="Arial" w:hAnsi="Arial"/>
+                <w:b w:val="false"/>
+                <w:bCs w:val="false"/>
+                <w:i w:val="false"/>
+                <w:iCs w:val="false"/>
+                <w:color w:val="000000"/>
+                <w:sz w:val="18"/>
+                <w:szCs w:val="18"/>
+              </w:rPr>
+              <w:t xml:space="preserve">Strategy: Structured Data Collection with Parallel Tests. Using TWO independent tests for lipids (spot test and ethanol emulsion) models authentic scientific practice — scientists rarely rely on a single test. The parallel structure allows learners to cross-validate their findings, building confidence in evidence. The guided reading on vitamins uses annotation (underline/circle/star) as a discipline-specific literacy strategy, requiring learners to process text actively rather than passively. The Vitamin Summary Strip creates a shared artefact that externalises group understanding and prepares for Phase 3 argumentation.</w:t>
+            </w:r>
+          </w:p>
+        </w:tc>
+        <w:tc>
+          <w:tcPr>
+            <w:tcW w:type="dxa" w:w="3040"/>
+            <w:shd w:fill="F2F2F2" w:color="auto" w:val="clear"/>
+            <w:tcMar>
+              <w:top w:type="dxa" w:w="60"/>
+              <w:left w:type="dxa" w:w="120"/>
+              <w:bottom w:type="dxa" w:w="60"/>
+              <w:right w:type="dxa" w:w="120"/>
+            </w:tcMar>
+            <w:vAlign w:val="top"/>
+          </w:tcPr>
+          <w:p>
+            <w:pPr>
+              <w:spacing w:after="40" w:before="0"/>
+              <w:jc w:val="left"/>
+            </w:pPr>
+            <w:r>
+              <w:rPr>
+                <w:rFonts w:ascii="Arial" w:cs="Arial" w:eastAsia="Arial" w:hAnsi="Arial"/>
+                <w:b w:val="false"/>
+                <w:bCs w:val="false"/>
+                <w:i w:val="false"/>
+                <w:iCs w:val="false"/>
+                <w:color w:val="000000"/>
+                <w:sz w:val="18"/>
+                <w:szCs w:val="18"/>
+              </w:rPr>
+              <w:t xml:space="preserve">Observable indicators: (1) Results table is complete for all 8 food samples across both tests — teacher checks for consistency between the two test columns (if a food tests positive in one and negative in the other, prompt the group to repeat or explain the discrepancy). (2) Learners correctly identify ugali as lipid-absent or very low in both tests — this is a critical data point for the phenomenon; if a group marks ugali as lipid-rich, intervene immediately. (3) Vitamin Summary Strip contains at least 4 vitamins with correct Kenyan food sources — look for common errors such as listing only 'vegetables' without specifics or confusing fat-soluble and water-soluble vitamins.</w:t>
+            </w:r>
+          </w:p>
+        </w:tc>
+      </w:tr>
+      <w:tr>
+        <w:tc>
+          <w:tcPr>
+            <w:tcW w:type="dxa" w:w="1520"/>
+            <w:shd w:fill="E2EFDA" w:color="auto" w:val="clear"/>
+            <w:tcMar>
+              <w:top w:type="dxa" w:w="60"/>
+              <w:left w:type="dxa" w:w="120"/>
+              <w:bottom w:type="dxa" w:w="60"/>
+              <w:right w:type="dxa" w:w="120"/>
+            </w:tcMar>
+            <w:vAlign w:val="top"/>
+          </w:tcPr>
+          <w:p>
+            <w:pPr>
+              <w:spacing w:after="40" w:before="0"/>
+              <w:jc w:val="left"/>
+            </w:pPr>
+            <w:r>
+              <w:rPr>
+                <w:rFonts w:ascii="Arial" w:cs="Arial" w:eastAsia="Arial" w:hAnsi="Arial"/>
+                <w:b/>
+                <w:bCs/>
+                <w:i w:val="false"/>
+                <w:iCs w:val="false"/>
+                <w:color w:val="000000"/>
+                <w:sz w:val="18"/>
+                <w:szCs w:val="18"/>
+              </w:rPr>
+              <w:t xml:space="preserve">Explain Phase</w:t>
+            </w:r>
+          </w:p>
+          <w:p>
+            <w:pPr>
+              <w:spacing w:after="20" w:before="0"/>
+            </w:pPr>
+            <w:r>
+              <w:rPr>
+                <w:rFonts w:ascii="Arial" w:cs="Arial" w:eastAsia="Arial" w:hAnsi="Arial"/>
+                <w:b/>
+                <w:bCs/>
+                <w:color w:val="1F3864"/>
+                <w:sz w:val="16"/>
+                <w:szCs w:val="16"/>
+              </w:rPr>
+              <w:t xml:space="preserve">📹 VIDEO:</w:t>
+            </w:r>
+          </w:p>
+          <w:p>
+            <w:pPr>
+              <w:spacing w:after="20" w:before="0"/>
+            </w:pPr>
+            <w:hyperlink w:history="1" r:id="rIdngjgobkw2spt97c1afz9f">
+              <w:r>
+                <w:rPr>
+                  <w:rFonts w:ascii="Arial" w:cs="Arial" w:eastAsia="Arial" w:hAnsi="Arial"/>
+                  <w:color w:val="2E75B6"/>
+                  <w:sz w:val="16"/>
+                  <w:szCs w:val="16"/>
+                  <w:u w:val="single" w:color="2E75B6"/>
+                </w:rPr>
+                <w:t xml:space="preserve">Molecular structure of triglycerides (fats)</w:t>
+              </w:r>
+            </w:hyperlink>
+          </w:p>
+          <w:p>
+            <w:pPr>
+              <w:spacing w:after="10" w:before="0"/>
+              <w:ind w:left="120"/>
+            </w:pPr>
+            <w:r>
+              <w:rPr>
+                <w:rFonts w:ascii="Arial" w:cs="Arial" w:eastAsia="Arial" w:hAnsi="Arial"/>
+                <w:color w:val="595959"/>
+                <w:sz w:val="14"/>
+                <w:szCs w:val="14"/>
+              </w:rPr>
+              <w:t xml:space="preserve">Source: Khan Academy (English - US curriculum)</w:t>
+            </w:r>
+          </w:p>
+          <w:p>
+            <w:pPr>
+              <w:spacing w:after="10" w:before="0"/>
+              <w:ind w:left="120"/>
+            </w:pPr>
+            <w:hyperlink w:history="1" r:id="rId_-r248ty3jkbebv8yr08r">
+              <w:r>
+                <w:rPr>
+                  <w:rFonts w:ascii="Arial" w:cs="Arial" w:eastAsia="Arial" w:hAnsi="Arial"/>
+                  <w:color w:val="595959"/>
+                  <w:sz w:val="14"/>
+                  <w:szCs w:val="14"/>
+                  <w:u w:val="single" w:color="595959"/>
+                </w:rPr>
+                <w:t xml:space="preserve">🔍 Search ARES for similar videos</w:t>
+              </w:r>
+            </w:hyperlink>
+          </w:p>
+          <w:p>
+            <w:pPr>
+              <w:spacing w:after="40" w:before="0"/>
+            </w:pPr>
+            <w:r>
+              <w:rPr>
+                <w:sz w:val="14"/>
+                <w:szCs w:val="14"/>
+              </w:rPr>
+              <w:t xml:space="preserve"/>
+            </w:r>
+          </w:p>
+          <w:p>
+            <w:pPr>
+              <w:spacing w:after="20" w:before="0"/>
+            </w:pPr>
+            <w:r>
+              <w:rPr>
+                <w:rFonts w:ascii="Arial" w:cs="Arial" w:eastAsia="Arial" w:hAnsi="Arial"/>
+                <w:b/>
+                <w:bCs/>
+                <w:color w:val="1F3864"/>
+                <w:sz w:val="16"/>
+                <w:szCs w:val="16"/>
+              </w:rPr>
+              <w:t xml:space="preserve">📖 EXERCISE:</w:t>
+            </w:r>
+          </w:p>
+          <w:p>
+            <w:pPr>
+              <w:spacing w:after="20" w:before="0"/>
+            </w:pPr>
+            <w:hyperlink w:history="1" r:id="rIde5lydqdekbhssta87xeto">
               <w:r>
                 <w:rPr>
                   <w:rFonts w:ascii="Arial" w:cs="Arial" w:eastAsia="Arial" w:hAnsi="Arial"/>
@@ -10524,6 +11360,22 @@
           </w:p>
           <w:p>
             <w:pPr>
+              <w:spacing w:after="20" w:before="0"/>
+            </w:pPr>
+            <w:r>
+              <w:rPr>
+                <w:rFonts w:ascii="Arial" w:cs="Arial" w:eastAsia="Arial" w:hAnsi="Arial"/>
+                <w:i/>
+                <w:iCs/>
+                <w:color w:val="595959"/>
+                <w:sz w:val="16"/>
+                <w:szCs w:val="16"/>
+              </w:rPr>
+              <w:t xml:space="preserve">Related topic: not an exact match for this lesson.</w:t>
+            </w:r>
+          </w:p>
+          <w:p>
+            <w:pPr>
               <w:spacing w:after="10" w:before="0"/>
               <w:ind w:left="120"/>
             </w:pPr>
@@ -10542,7 +11394,7 @@
               <w:spacing w:after="10" w:before="0"/>
               <w:ind w:left="120"/>
             </w:pPr>
-            <w:hyperlink w:history="1" r:id="rIddulwwjoh-ia_ge-31-rmy">
+            <w:hyperlink w:history="1" r:id="rId0dccbi7wzg0kn2dxy3wjj">
               <w:r>
                 <w:rPr>
                   <w:rFonts w:ascii="Arial" w:cs="Arial" w:eastAsia="Arial" w:hAnsi="Arial"/>
@@ -10584,7 +11436,7 @@
                 <w:sz w:val="18"/>
                 <w:szCs w:val="18"/>
               </w:rPr>
-              <w:t xml:space="preserve">Learners are shown a visual display of eight common Kenyan foods: ugali, groundnuts, avocado, githeri, coconut flesh, whole milk, sukuma wiki, and mandazi. Working individually (2 minutes), each learner writes a prediction on a sticky note: 'I think the foods that contain the MOST fat are ___ because ___.' Learners then share predictions with a shoulder partner (1 minute). The teacher cold-calls 4 pairs to share. Learners record their predictions in their science notebooks under the heading: 'My Lipid Prediction — Lesson 3.' The teacher anchors the activity back to the phenomenon: 'Remember our child in Kisumu eating only ugali. We found it has carbohydrates but little protein. Today we ask — does it have fats? And does that matter?' Learners vote with thumbs up/down/sideways on whether they think fat deficiency could also affect the Kisumu child.</w:t>
+              <w:t xml:space="preserve">Learners use their experimental data and the Vitamin Summary Strip to construct a written 'Evidence Paragraph' using the CER (Claim–Evidence–Reasoning) framework. The prompt is displayed on the board: 'CLAIM: The Kisumu child eating only ugali is likely deficient in [___]. EVIDENCE: From our food tests, we found that [___]. REASONING: This matters because lipids/vitamins do [___] in the body, and without them [___] could happen.' Groups draft their CER paragraph collaboratively (6 minutes), then each group shares their CLAIM sentence only with the class. The teacher records all claims on the board. A whole-class discussion follows (8 minutes): the teacher introduces the concept of essential fatty acids and fat-soluble vitamin absorption (Vitamins A, D, E, K are absorbed only in the presence of dietary fat), connecting the two investigations. Learners then individually write a 'So What?' sentence: 'This means that eating ugali alone, even in large quantities, will cause ___ because ___.' The lesson pauses for a 'Temperature Check' — the teacher poses the question: 'Could the child's eye problems (night blindness) and skin dryness ALSO be caused by the same dietary gap as the swollen belly?' Learners vote and justify to a partner before the teacher clarifies.</w:t>
             </w:r>
           </w:p>
         </w:tc>
@@ -10616,7 +11468,7 @@
                 <w:sz w:val="18"/>
                 <w:szCs w:val="18"/>
               </w:rPr>
-              <w:t xml:space="preserve">1. Display the food images prominently on the board or screen. Say: 'Look at these eight foods you know from your homes and markets. Before we touch anything, I want your brain to make a guess — not a random guess, a reasoned one.' 2. Give explicit wait time: 'You have 2 minutes of silent thinking time. Write your prediction — no talking yet.' [WAIT 2 minutes.] 3. Say: 'Now turn to your shoulder partner. Share your prediction and your reason. You each have 30 seconds.' [WAIT 1 minute.] 4. Cold-call exactly 4 pairs: 'Pair at the window — what did you predict and why?' Probe each with: 'What evidence from your daily life made you say that?' [WAIT 10 seconds after each probe.] 5. Record 3–4 student predictions verbatim on the board under 'Our Predictions.' Say: 'We are scientists today — we don't throw away our predictions, we TEST them.' 6. Connect to phenomenon: 'The child in Kisumu eats ugali daily. We already know ugali is mostly starch, low in protein. Our question today: what about fats? Could that gap also hurt the body?' [WAIT 15 seconds for silent reflection.] 7. Conduct thumbs vote on fat deficiency impact. Acknowledge all responses without confirming: 'Interesting — we will find out.'</w:t>
+              <w:t xml:space="preserve">1. Display the CER prompt. Say: 'You have collected the evidence. Now you are going to use it like a scientist — to build an argument. A scientific argument has three parts: your Claim, your Evidence, and your Reasoning. I will model one sentence of each, then you continue.' Model briefly with a non-related example (e.g., 'Githeri contains protein — evidence: biuret test turned purple — reasoning: purple colour indicates peptide bonds…'). 2. Give groups 6 minutes for CER drafting. Circulate and listen — do NOT correct content yet, only prompt: 'Is your evidence from YOUR data table, or are you writing what you already believed?' [WAIT 10 seconds.] 3. Cold-call each group for their CLAIM sentence only. Record all claims verbatim on the board. Ask class: 'Which of these claims is supported by the most specific evidence from today's tests?' [WAIT 15 seconds.] 4. Introduce fat-soluble vitamin connection: 'Here is something surprising — Vitamins A, D, E, and K cannot be absorbed by your body without fat present. So if you eat no fat, even a vitamin-rich meal cannot fully protect you. Let that sink in.' [WAIT 15 seconds of silent reflection.] 5. Prompt individual 'So What?' sentence. Cold-call 3 individual learners (not group reporters) to share their sentences. Probe: 'What specific change in the child's body are you predicting — and which chemical is responsible?' [WAIT 10 seconds per learner.] 6. Temperature Check vote: Show of hands, then partner discussion (1 minute), then reveal: 'Night blindness is caused by Vitamin A deficiency — and Vitamin A is fat-soluble. So yes, the SAME dietary gap (no fat, no varied food) causes MULTIPLE symptoms. The body is an interconnected system.'</w:t>
             </w:r>
           </w:p>
         </w:tc>
@@ -10648,7 +11500,7 @@
                 <w:sz w:val="18"/>
                 <w:szCs w:val="18"/>
               </w:rPr>
-              <w:t xml:space="preserve">Strategy: Anchored Prediction with Personal Evidence. Learners activate prior knowledge about familiar foods before instruction, reducing cognitive load when experimental data arrives. By requiring a reason ('because ___'), the teacher surfaces existing mental models to be refined or challenged during observation. Connecting predictions to the phenomenon ensures the activity is not isolated trivia but drives the unit's central question forward.</w:t>
+              <w:t xml:space="preserve">Strategy: Claim–Evidence–Reasoning (CER) Framework. CER is a structured argumentation scaffold that mirrors how scientists communicate findings. By requiring learners to separate their claim (conclusion), evidence (data), and reasoning (mechanism/theory), the teacher disrupts the common student practice of restating observations as explanations. The Temperature Check on night blindness creates productive cognitive dissonance — learners realise the phenomenon (kwashiorkor child) may have MORE deficiency symptoms than initially visible, deepening engagement with the driving question. Recording all group claims on the board makes reasoning public and promotes peer critique.</w:t>
             </w:r>
           </w:p>
         </w:tc>
@@ -10680,7 +11532,7 @@
                 <w:sz w:val="18"/>
                 <w:szCs w:val="18"/>
               </w:rPr>
-              <w:t xml:space="preserve">Observable indicator: Each learner has a written prediction with a reason in their notebook before observation begins. Teacher circulates during silent thinking time and scans notebooks — look for learners who list only one food (prompt: 'Can you think of a food your family cooks in oil or fat?') and learners who cannot give a reason (prompt: 'Think about what ugali feels like vs. groundnuts — what is different?'). Cold-call responses reveal whether learners conflate 'fatty foods' with 'unhealthy foods' — note this misconception for targeted correction during Phase 3.</w:t>
+              <w:t xml:space="preserve">Observable indicators: (1) CER paragraphs name a specific deficiency (e.g., Vitamin A, lipids) rather than vague terms like 'nutrients' — groups that write 'the child lacks nutrients' need probing: 'Which nutrient? Name the chemical class.' (2) Evidence sentences cite specific test results (e.g., 'ugali showed no permanent translucent spot and no cloudy emulsion') rather than general statements. (3) Individual 'So What?' sentences connect a missing chemical to a specific body function — this is the key transfer indicator; learners who cannot complete this sentence will need additional scaffolding in Lesson 4. (4) Temperature Check vote distribution — if fewer than 50% connect night blindness to fat deficiency, pause and revisit the fat-soluble vitamin concept before moving to Phase 4.</w:t>
             </w:r>
           </w:p>
         </w:tc>
@@ -10689,32 +11541,32 @@
         <w:tc>
           <w:tcPr>
             <w:tcW w:type="dxa" w:w="1520"/>
-            <w:shd w:fill="D9EEF1" w:color="auto" w:val="clear"/>
-            <w:tcMar>
-              <w:top w:type="dxa" w:w="60"/>
-              <w:left w:type="dxa" w:w="120"/>
-              <w:bottom w:type="dxa" w:w="60"/>
-              <w:right w:type="dxa" w:w="120"/>
-            </w:tcMar>
-            <w:vAlign w:val="top"/>
-          </w:tcPr>
-          <w:p>
-            <w:pPr>
-              <w:spacing w:after="40" w:before="0"/>
-              <w:jc w:val="left"/>
-            </w:pPr>
-            <w:r>
-              <w:rPr>
-                <w:rFonts w:ascii="Arial" w:cs="Arial" w:eastAsia="Arial" w:hAnsi="Arial"/>
-                <w:b/>
-                <w:bCs/>
-                <w:i w:val="false"/>
-                <w:iCs w:val="false"/>
-                <w:color w:val="000000"/>
-                <w:sz w:val="18"/>
-                <w:szCs w:val="18"/>
-              </w:rPr>
-              <w:t xml:space="preserve">Observe Phase</w:t>
+            <w:shd w:fill="FCE4D6" w:color="auto" w:val="clear"/>
+            <w:tcMar>
+              <w:top w:type="dxa" w:w="60"/>
+              <w:left w:type="dxa" w:w="120"/>
+              <w:bottom w:type="dxa" w:w="60"/>
+              <w:right w:type="dxa" w:w="120"/>
+            </w:tcMar>
+            <w:vAlign w:val="top"/>
+          </w:tcPr>
+          <w:p>
+            <w:pPr>
+              <w:spacing w:after="40" w:before="0"/>
+              <w:jc w:val="left"/>
+            </w:pPr>
+            <w:r>
+              <w:rPr>
+                <w:rFonts w:ascii="Arial" w:cs="Arial" w:eastAsia="Arial" w:hAnsi="Arial"/>
+                <w:b/>
+                <w:bCs/>
+                <w:i w:val="false"/>
+                <w:iCs w:val="false"/>
+                <w:color w:val="000000"/>
+                <w:sz w:val="18"/>
+                <w:szCs w:val="18"/>
+              </w:rPr>
+              <w:t xml:space="preserve">Driving Question Board (DQB) Creation</w:t>
             </w:r>
           </w:p>
           <w:p>
@@ -10737,7 +11589,7 @@
             <w:pPr>
               <w:spacing w:after="20" w:before="0"/>
             </w:pPr>
-            <w:hyperlink w:history="1" r:id="rIdlqsfsldslvv4khz-6ykor">
+            <w:hyperlink w:history="1" r:id="rIdyuewhu3pafnvxly5880n1">
               <w:r>
                 <w:rPr>
                   <w:rFonts w:ascii="Arial" w:cs="Arial" w:eastAsia="Arial" w:hAnsi="Arial"/>
@@ -10770,7 +11622,7 @@
               <w:spacing w:after="10" w:before="0"/>
               <w:ind w:left="120"/>
             </w:pPr>
-            <w:hyperlink w:history="1" r:id="rIdteuqtxdy0vghpj8wigp_k">
+            <w:hyperlink w:history="1" r:id="rIdcjs2rz3olb8mwpgova6pr">
               <w:r>
                 <w:rPr>
                   <w:rFonts w:ascii="Arial" w:cs="Arial" w:eastAsia="Arial" w:hAnsi="Arial"/>
@@ -10815,7 +11667,7 @@
             <w:pPr>
               <w:spacing w:after="20" w:before="0"/>
             </w:pPr>
-            <w:hyperlink w:history="1" r:id="rIdrk9zm1-zmaffual0kn4ka">
+            <w:hyperlink w:history="1" r:id="rIdbjfvsugadq0pbxu94djat">
               <w:r>
                 <w:rPr>
                   <w:rFonts w:ascii="Arial" w:cs="Arial" w:eastAsia="Arial" w:hAnsi="Arial"/>
@@ -10848,7 +11700,7 @@
               <w:spacing w:after="10" w:before="0"/>
               <w:ind w:left="120"/>
             </w:pPr>
-            <w:hyperlink w:history="1" r:id="rIdqmqq7s5dvaudgph3gv4fk">
+            <w:hyperlink w:history="1" r:id="rIdudoej-iepedsnm7yvbqo1">
               <w:r>
                 <w:rPr>
                   <w:rFonts w:ascii="Arial" w:cs="Arial" w:eastAsia="Arial" w:hAnsi="Arial"/>
@@ -10890,7 +11742,7 @@
                 <w:sz w:val="18"/>
                 <w:szCs w:val="18"/>
               </w:rPr>
-              <w:t xml:space="preserve">Learners work in groups of 4–5 at lab stations. Each station has labelled food samples: (A) ugali paste, (B) mashed groundnuts, (C) mashed avocado, (D) githeri paste, (E) coconut flesh (grated), (F) whole milk, (G) sukuma wiki (blended), (H) mandazi. ACTIVITY 1 — Translucent Spot Test (10 min): Each group rubs a small amount of each food sample onto a piece of brown paper bag, then holds it up to light after 5 minutes. Lipid-containing samples leave a permanent translucent (greasy) spot that does NOT disappear when dry; non-fat samples leave a spot that dries and disappears. Learners record results in a results table (Food Sample / Spot Present? / Spot Permanent? / Contains Lipid?). ACTIVITY 2 — Ethanol Emulsion Test (12 min): For each food sample, learners: (i) crush/dissolve a small amount in 2 cm³ ethanol in a test tube; (ii) filter or allow solids to settle; (iii) pour the clear ethanol layer into a test tube of distilled water. A cloudy white emulsion = lipid present; clear solution = lipid absent. Learners record results in the same table. ACTIVITY 3 — Guided Reading on Vitamins (8 min): Groups read a one-page structured text (provided by teacher) titled 'Vitamins: The Micro-Managers of Your Body,' covering fat-soluble vitamins (A, D, E, K) and water-soluble vitamins (B-complex, C), their food sources (local Kenyan examples), and deficiency diseases (night blindness, rickets, scurvy, beriberi). Each learner annotates: underline the role, circle the deficiency disease, star the Kenyan food source. Groups compile a shared 'Vitamin Summary Strip' poster strip (3 columns: Vitamin / Role / Kenyan Food Source). SHARE OUT: Each group nominates a 'data reporter' who shares one surprising finding with the class.</w:t>
+              <w:t xml:space="preserve">Each group revisits the class Driving Question Board (established in Lesson 1) and performs THREE actions: (1) ANSWER a previous sticky note question if today's evidence allows it — they write 'ANSWERED in L3' on the note and add a brief answer strip below it; (2) ADD at least one new question generated by today's findings (e.g., 'If the body can make some fats itself, why do we still need to eat fat?', 'Why does fat-soluble mean it needs fat to be absorbed?', 'Are there Kenyan foods that have BOTH protein AND fat?'); (3) REVISE their group's 'Chemical Map of Food' card, adding lipids and vitamins as new chemical categories with arrows showing their functions. Groups have 5 minutes for this. The teacher then facilitates a 3-minute whole-class DQB gallery walk — learners read new questions silently and place a dot sticker on the question they find MOST interesting or confusing. The top two dot-sticker questions are flagged as 'priority questions for Lesson 4.'</w:t>
             </w:r>
           </w:p>
         </w:tc>
@@ -10922,7 +11774,7 @@
                 <w:sz w:val="18"/>
                 <w:szCs w:val="18"/>
               </w:rPr>
-              <w:t xml:space="preserve">1. Before learners begin, demonstrate the translucent spot test using ONE sample (coconut flesh) at the front: 'Watch what I do — I rub, I wait, I observe. I am not telling you the result yet — you will discover it.' 2. Distribute lab instructions and results tables. Say: 'Read the entire procedure BEFORE you touch anything. You have 2 minutes to read silently.' [WAIT 2 minutes.] 3. Circulate to each group during Activity 1. At each station, ask: 'What are you actually observing — describe it in words, not just yes/no.' [WAIT 10 seconds.] Probe: 'Why does the spot need to be permanent? What would a water-based food leave behind?' [WAIT 15 seconds.] 4. Before Activity 2, issue the ethanol safety reminder verbatim: 'Ethanol is flammable. There are NO flames in this room while we use ethanol. Goggles on. If you spill, tell me immediately.' Scan room to confirm all goggles are worn before proceeding. 5. During Activity 2, cold-call 3 groups mid-activity: 'Tell me what you see in your test tube right now — not what you expected, what you SEE.' [WAIT 10 seconds per group.] 6. During Activity 3 (Guided Reading), circulate and check annotations. Prompt learners who are underlining everything: 'If you underline everything, nothing stands out — what is the ONE most important role of Vitamin A?' [WAIT 10 seconds.] 7. After share-out, say: 'Keep your results tables — we will need them in Phase 3 to build our argument about the Kisumu child.'</w:t>
+              <w:t xml:space="preserve">1. Direct groups to the DQB: 'Go to the board with your group. You have exactly 5 minutes for three jobs — answer what you can, add what you're wondering, update your chemical map card. Assign roles: one writer, one reader of old cards, one map updater.' 2. Circulate during the 5 minutes. Prompt groups that are only adding questions but not answering: 'Look at last lesson's questions about what makes foods different — can you now answer any of those with today's data?' [WAIT 10 seconds.] 3. Facilitate gallery walk: 'Now you have 3 minutes — silent walk, read the new questions, place your dot on the ONE question you find most interesting or most confusing.' [WAIT 3 minutes.] 4. Count dot stickers aloud with the class. Announce: 'These two questions — [read them aloud] — are our priority questions. We will specifically design Lesson 4 to answer them. Write them in your science notebook now.' 5. Connect back: 'Every question you add to this board is a gap in our understanding of WHY the Kisumu child's body is suffering. We are building the answer one lesson at a time.'</w:t>
             </w:r>
           </w:p>
         </w:tc>
@@ -10954,7 +11806,7 @@
                 <w:sz w:val="18"/>
                 <w:szCs w:val="18"/>
               </w:rPr>
-              <w:t xml:space="preserve">Strategy: Structured Data Collection with Parallel Tests. Using TWO independent tests for lipids (spot test and ethanol emulsion) models authentic scientific practice — scientists rarely rely on a single test. The parallel structure allows learners to cross-validate their findings, building confidence in evidence. The guided reading on vitamins uses annotation (underline/circle/star) as a discipline-specific literacy strategy, requiring learners to process text actively rather than passively. The Vitamin Summary Strip creates a shared artefact that externalises group understanding and prepares for Phase 3 argumentation.</w:t>
+              <w:t xml:space="preserve">Strategy: Living Driving Question Board with Prioritisation Dots. The DQB is a dynamic public record of the class's evolving understanding. The dot-sticker prioritisation is a democratic, low-stakes formative tool that reveals collective confusion and curiosity without individual risk. Requiring groups to ANSWER old questions (not just add new ones) reinforces cumulative learning — learners see their own intellectual progress across lessons. Connecting new DQB questions explicitly to Lesson 4 creates anticipatory sets and maintains narrative momentum across the unit.</w:t>
             </w:r>
           </w:p>
         </w:tc>
@@ -10986,7 +11838,7 @@
                 <w:sz w:val="18"/>
                 <w:szCs w:val="18"/>
               </w:rPr>
-              <w:t xml:space="preserve">Observable indicators: (1) Results table is complete for all 8 food samples across both tests — teacher checks for consistency between the two test columns (if a food tests positive in one and negative in the other, prompt the group to repeat or explain the discrepancy). (2) Learners correctly identify ugali as lipid-absent or very low in both tests — this is a critical data point for the phenomenon; if a group marks ugali as lipid-rich, intervene immediately. (3) Vitamin Summary Strip contains at least 4 vitamins with correct Kenyan food sources — look for common errors such as listing only 'vegetables' without specifics or confusing fat-soluble and water-soluble vitamins.</w:t>
+              <w:t xml:space="preserve">Observable indicators: (1) At least one old DQB question is marked 'ANSWERED in L3' per group — if no group can answer any previous question, the teacher should note this as a comprehension gap and plan a brief review at the start of Lesson 4. (2) New questions are conceptually specific (mention a chemical name, a body function, or a Kenyan food) rather than vague ('I want to know more about food') — prompt vague questions with: 'Can you name the chemical you're curious about?' (3) Chemical Map cards now include FOUR chemical categories (carbohydrates, proteins, lipids, vitamins) — cards missing lipids or vitamins indicate the group has not yet integrated today's learning into their conceptual model.</w:t>
             </w:r>
           </w:p>
         </w:tc>
@@ -10995,32 +11847,32 @@
         <w:tc>
           <w:tcPr>
             <w:tcW w:type="dxa" w:w="1520"/>
-            <w:shd w:fill="E2EFDA" w:color="auto" w:val="clear"/>
-            <w:tcMar>
-              <w:top w:type="dxa" w:w="60"/>
-              <w:left w:type="dxa" w:w="120"/>
-              <w:bottom w:type="dxa" w:w="60"/>
-              <w:right w:type="dxa" w:w="120"/>
-            </w:tcMar>
-            <w:vAlign w:val="top"/>
-          </w:tcPr>
-          <w:p>
-            <w:pPr>
-              <w:spacing w:after="40" w:before="0"/>
-              <w:jc w:val="left"/>
-            </w:pPr>
-            <w:r>
-              <w:rPr>
-                <w:rFonts w:ascii="Arial" w:cs="Arial" w:eastAsia="Arial" w:hAnsi="Arial"/>
-                <w:b/>
-                <w:bCs/>
-                <w:i w:val="false"/>
-                <w:iCs w:val="false"/>
-                <w:color w:val="000000"/>
-                <w:sz w:val="18"/>
-                <w:szCs w:val="18"/>
-              </w:rPr>
-              <w:t xml:space="preserve">Explain Phase</w:t>
+            <w:shd w:fill="D5E8F0" w:color="auto" w:val="clear"/>
+            <w:tcMar>
+              <w:top w:type="dxa" w:w="60"/>
+              <w:left w:type="dxa" w:w="120"/>
+              <w:bottom w:type="dxa" w:w="60"/>
+              <w:right w:type="dxa" w:w="120"/>
+            </w:tcMar>
+            <w:vAlign w:val="top"/>
+          </w:tcPr>
+          <w:p>
+            <w:pPr>
+              <w:spacing w:after="40" w:before="0"/>
+              <w:jc w:val="left"/>
+            </w:pPr>
+            <w:r>
+              <w:rPr>
+                <w:rFonts w:ascii="Arial" w:cs="Arial" w:eastAsia="Arial" w:hAnsi="Arial"/>
+                <w:b/>
+                <w:bCs/>
+                <w:i w:val="false"/>
+                <w:iCs w:val="false"/>
+                <w:color w:val="000000"/>
+                <w:sz w:val="18"/>
+                <w:szCs w:val="18"/>
+              </w:rPr>
+              <w:t xml:space="preserve">Model Building Phase</w:t>
             </w:r>
           </w:p>
           <w:p>
@@ -11043,7 +11895,7 @@
             <w:pPr>
               <w:spacing w:after="20" w:before="0"/>
             </w:pPr>
-            <w:hyperlink w:history="1" r:id="rIdsspshouknt0zanzsd6xek">
+            <w:hyperlink w:history="1" r:id="rIdltcj3nob3wjxlajpel2tl">
               <w:r>
                 <w:rPr>
                   <w:rFonts w:ascii="Arial" w:cs="Arial" w:eastAsia="Arial" w:hAnsi="Arial"/>
@@ -11052,9 +11904,25 @@
                   <w:szCs w:val="16"/>
                   <w:u w:val="single" w:color="2E75B6"/>
                 </w:rPr>
-                <w:t xml:space="preserve">Molecular structure of triglycerides (fats)</w:t>
+                <w:t xml:space="preserve">Food and energy in organisms</w:t>
               </w:r>
             </w:hyperlink>
+          </w:p>
+          <w:p>
+            <w:pPr>
+              <w:spacing w:after="20" w:before="0"/>
+            </w:pPr>
+            <w:r>
+              <w:rPr>
+                <w:rFonts w:ascii="Arial" w:cs="Arial" w:eastAsia="Arial" w:hAnsi="Arial"/>
+                <w:i/>
+                <w:iCs/>
+                <w:color w:val="595959"/>
+                <w:sz w:val="16"/>
+                <w:szCs w:val="16"/>
+              </w:rPr>
+              <w:t xml:space="preserve">Related topic: not an exact match for this lesson.</w:t>
+            </w:r>
           </w:p>
           <w:p>
             <w:pPr>
@@ -11076,7 +11944,7 @@
               <w:spacing w:after="10" w:before="0"/>
               <w:ind w:left="120"/>
             </w:pPr>
-            <w:hyperlink w:history="1" r:id="rId6b2mrqjcc-pqzfe5eyi_t">
+            <w:hyperlink w:history="1" r:id="rIdx5_xyyocdosq-mdmbrptl">
               <w:r>
                 <w:rPr>
                   <w:rFonts w:ascii="Arial" w:cs="Arial" w:eastAsia="Arial" w:hAnsi="Arial"/>
@@ -11114,14 +11982,14 @@
                 <w:sz w:val="16"/>
                 <w:szCs w:val="16"/>
               </w:rPr>
-              <w:t xml:space="preserve">📖 HTML:</w:t>
+              <w:t xml:space="preserve">📖 EXERCISE:</w:t>
             </w:r>
           </w:p>
           <w:p>
             <w:pPr>
               <w:spacing w:after="20" w:before="0"/>
             </w:pPr>
-            <w:hyperlink w:history="1" r:id="rIdbbbtknmx6jiebw4kvvlm-">
+            <w:hyperlink w:history="1" r:id="rIdvq9htubxgxydvz5fj-idt">
               <w:r>
                 <w:rPr>
                   <w:rFonts w:ascii="Arial" w:cs="Arial" w:eastAsia="Arial" w:hAnsi="Arial"/>
@@ -11130,7 +11998,7 @@
                   <w:szCs w:val="16"/>
                   <w:u w:val="single" w:color="2E75B6"/>
                 </w:rPr>
-                <w:t xml:space="preserve">Balancing Chemical Equations</w:t>
+                <w:t xml:space="preserve">Lipids</w:t>
               </w:r>
             </w:hyperlink>
           </w:p>
@@ -11146,7 +12014,7 @@
                 <w:sz w:val="14"/>
                 <w:szCs w:val="14"/>
               </w:rPr>
-              <w:t xml:space="preserve">Source: PhET Interactive Simulations (English)</w:t>
+              <w:t xml:space="preserve">Source: Khan Academy (English - US curriculum)</w:t>
             </w:r>
           </w:p>
           <w:p>
@@ -11154,619 +12022,7 @@
               <w:spacing w:after="10" w:before="0"/>
               <w:ind w:left="120"/>
             </w:pPr>
-            <w:hyperlink w:history="1" r:id="rIdp--ykb28q0h3wn7ez_hbi">
-              <w:r>
-                <w:rPr>
-                  <w:rFonts w:ascii="Arial" w:cs="Arial" w:eastAsia="Arial" w:hAnsi="Arial"/>
-                  <w:color w:val="595959"/>
-                  <w:sz w:val="14"/>
-                  <w:szCs w:val="14"/>
-                  <w:u w:val="single" w:color="595959"/>
-                </w:rPr>
-                <w:t xml:space="preserve">🔍 Search ARES for similar readings</w:t>
-              </w:r>
-            </w:hyperlink>
-          </w:p>
-        </w:tc>
-        <w:tc>
-          <w:tcPr>
-            <w:tcW w:type="dxa" w:w="3040"/>
-            <w:shd w:fill="FFFFFF" w:color="auto" w:val="clear"/>
-            <w:tcMar>
-              <w:top w:type="dxa" w:w="60"/>
-              <w:left w:type="dxa" w:w="120"/>
-              <w:bottom w:type="dxa" w:w="60"/>
-              <w:right w:type="dxa" w:w="120"/>
-            </w:tcMar>
-            <w:vAlign w:val="top"/>
-          </w:tcPr>
-          <w:p>
-            <w:pPr>
-              <w:spacing w:after="40" w:before="0"/>
-              <w:jc w:val="left"/>
-            </w:pPr>
-            <w:r>
-              <w:rPr>
-                <w:rFonts w:ascii="Arial" w:cs="Arial" w:eastAsia="Arial" w:hAnsi="Arial"/>
-                <w:b w:val="false"/>
-                <w:bCs w:val="false"/>
-                <w:i w:val="false"/>
-                <w:iCs w:val="false"/>
-                <w:color w:val="000000"/>
-                <w:sz w:val="18"/>
-                <w:szCs w:val="18"/>
-              </w:rPr>
-              <w:t xml:space="preserve">Learners use their experimental data and the Vitamin Summary Strip to construct a written 'Evidence Paragraph' using the CER (Claim–Evidence–Reasoning) framework. The prompt is displayed on the board: 'CLAIM: The Kisumu child eating only ugali is likely deficient in [___]. EVIDENCE: From our food tests, we found that [___]. REASONING: This matters because lipids/vitamins do [___] in the body, and without them [___] could happen.' Groups draft their CER paragraph collaboratively (6 minutes), then each group shares their CLAIM sentence only with the class. The teacher records all claims on the board. A whole-class discussion follows (8 minutes): the teacher introduces the concept of essential fatty acids and fat-soluble vitamin absorption (Vitamins A, D, E, K are absorbed only in the presence of dietary fat), connecting the two investigations. Learners then individually write a 'So What?' sentence: 'This means that eating ugali alone, even in large quantities, will cause ___ because ___.' The lesson pauses for a 'Temperature Check' — the teacher poses the question: 'Could the child's eye problems (night blindness) and skin dryness ALSO be caused by the same dietary gap as the swollen belly?' Learners vote and justify to a partner before the teacher clarifies.</w:t>
-            </w:r>
-          </w:p>
-        </w:tc>
-        <w:tc>
-          <w:tcPr>
-            <w:tcW w:type="dxa" w:w="3040"/>
-            <w:shd w:fill="F2F2F2" w:color="auto" w:val="clear"/>
-            <w:tcMar>
-              <w:top w:type="dxa" w:w="60"/>
-              <w:left w:type="dxa" w:w="120"/>
-              <w:bottom w:type="dxa" w:w="60"/>
-              <w:right w:type="dxa" w:w="120"/>
-            </w:tcMar>
-            <w:vAlign w:val="top"/>
-          </w:tcPr>
-          <w:p>
-            <w:pPr>
-              <w:spacing w:after="40" w:before="0"/>
-              <w:jc w:val="left"/>
-            </w:pPr>
-            <w:r>
-              <w:rPr>
-                <w:rFonts w:ascii="Arial" w:cs="Arial" w:eastAsia="Arial" w:hAnsi="Arial"/>
-                <w:b w:val="false"/>
-                <w:bCs w:val="false"/>
-                <w:i w:val="false"/>
-                <w:iCs w:val="false"/>
-                <w:color w:val="000000"/>
-                <w:sz w:val="18"/>
-                <w:szCs w:val="18"/>
-              </w:rPr>
-              <w:t xml:space="preserve">1. Display the CER prompt. Say: 'You have collected the evidence. Now you are going to use it like a scientist — to build an argument. A scientific argument has three parts: your Claim, your Evidence, and your Reasoning. I will model one sentence of each, then you continue.' Model briefly with a non-related example (e.g., 'Githeri contains protein — evidence: biuret test turned purple — reasoning: purple colour indicates peptide bonds…'). 2. Give groups 6 minutes for CER drafting. Circulate and listen — do NOT correct content yet, only prompt: 'Is your evidence from YOUR data table, or are you writing what you already believed?' [WAIT 10 seconds.] 3. Cold-call each group for their CLAIM sentence only. Record all claims verbatim on the board. Ask class: 'Which of these claims is supported by the most specific evidence from today's tests?' [WAIT 15 seconds.] 4. Introduce fat-soluble vitamin connection: 'Here is something surprising — Vitamins A, D, E, and K cannot be absorbed by your body without fat present. So if you eat no fat, even a vitamin-rich meal cannot fully protect you. Let that sink in.' [WAIT 15 seconds of silent reflection.] 5. Prompt individual 'So What?' sentence. Cold-call 3 individual learners (not group reporters) to share their sentences. Probe: 'What specific change in the child's body are you predicting — and which chemical is responsible?' [WAIT 10 seconds per learner.] 6. Temperature Check vote: Show of hands, then partner discussion (1 minute), then reveal: 'Night blindness is caused by Vitamin A deficiency — and Vitamin A is fat-soluble. So yes, the SAME dietary gap (no fat, no varied food) causes MULTIPLE symptoms. The body is an interconnected system.'</w:t>
-            </w:r>
-          </w:p>
-        </w:tc>
-        <w:tc>
-          <w:tcPr>
-            <w:tcW w:type="dxa" w:w="3040"/>
-            <w:shd w:fill="FFFFFF" w:color="auto" w:val="clear"/>
-            <w:tcMar>
-              <w:top w:type="dxa" w:w="60"/>
-              <w:left w:type="dxa" w:w="120"/>
-              <w:bottom w:type="dxa" w:w="60"/>
-              <w:right w:type="dxa" w:w="120"/>
-            </w:tcMar>
-            <w:vAlign w:val="top"/>
-          </w:tcPr>
-          <w:p>
-            <w:pPr>
-              <w:spacing w:after="40" w:before="0"/>
-              <w:jc w:val="left"/>
-            </w:pPr>
-            <w:r>
-              <w:rPr>
-                <w:rFonts w:ascii="Arial" w:cs="Arial" w:eastAsia="Arial" w:hAnsi="Arial"/>
-                <w:b w:val="false"/>
-                <w:bCs w:val="false"/>
-                <w:i w:val="false"/>
-                <w:iCs w:val="false"/>
-                <w:color w:val="000000"/>
-                <w:sz w:val="18"/>
-                <w:szCs w:val="18"/>
-              </w:rPr>
-              <w:t xml:space="preserve">Strategy: Claim–Evidence–Reasoning (CER) Framework. CER is a structured argumentation scaffold that mirrors how scientists communicate findings. By requiring learners to separate their claim (conclusion), evidence (data), and reasoning (mechanism/theory), the teacher disrupts the common student practice of restating observations as explanations. The Temperature Check on night blindness creates productive cognitive dissonance — learners realise the phenomenon (kwashiorkor child) may have MORE deficiency symptoms than initially visible, deepening engagement with the driving question. Recording all group claims on the board makes reasoning public and promotes peer critique.</w:t>
-            </w:r>
-          </w:p>
-        </w:tc>
-        <w:tc>
-          <w:tcPr>
-            <w:tcW w:type="dxa" w:w="3040"/>
-            <w:shd w:fill="F2F2F2" w:color="auto" w:val="clear"/>
-            <w:tcMar>
-              <w:top w:type="dxa" w:w="60"/>
-              <w:left w:type="dxa" w:w="120"/>
-              <w:bottom w:type="dxa" w:w="60"/>
-              <w:right w:type="dxa" w:w="120"/>
-            </w:tcMar>
-            <w:vAlign w:val="top"/>
-          </w:tcPr>
-          <w:p>
-            <w:pPr>
-              <w:spacing w:after="40" w:before="0"/>
-              <w:jc w:val="left"/>
-            </w:pPr>
-            <w:r>
-              <w:rPr>
-                <w:rFonts w:ascii="Arial" w:cs="Arial" w:eastAsia="Arial" w:hAnsi="Arial"/>
-                <w:b w:val="false"/>
-                <w:bCs w:val="false"/>
-                <w:i w:val="false"/>
-                <w:iCs w:val="false"/>
-                <w:color w:val="000000"/>
-                <w:sz w:val="18"/>
-                <w:szCs w:val="18"/>
-              </w:rPr>
-              <w:t xml:space="preserve">Observable indicators: (1) CER paragraphs name a specific deficiency (e.g., Vitamin A, lipids) rather than vague terms like 'nutrients' — groups that write 'the child lacks nutrients' need probing: 'Which nutrient? Name the chemical class.' (2) Evidence sentences cite specific test results (e.g., 'ugali showed no permanent translucent spot and no cloudy emulsion') rather than general statements. (3) Individual 'So What?' sentences connect a missing chemical to a specific body function — this is the key transfer indicator; learners who cannot complete this sentence will need additional scaffolding in Lesson 4. (4) Temperature Check vote distribution — if fewer than 50% connect night blindness to fat deficiency, pause and revisit the fat-soluble vitamin concept before moving to Phase 4.</w:t>
-            </w:r>
-          </w:p>
-        </w:tc>
-      </w:tr>
-      <w:tr>
-        <w:tc>
-          <w:tcPr>
-            <w:tcW w:type="dxa" w:w="1520"/>
-            <w:shd w:fill="FCE4D6" w:color="auto" w:val="clear"/>
-            <w:tcMar>
-              <w:top w:type="dxa" w:w="60"/>
-              <w:left w:type="dxa" w:w="120"/>
-              <w:bottom w:type="dxa" w:w="60"/>
-              <w:right w:type="dxa" w:w="120"/>
-            </w:tcMar>
-            <w:vAlign w:val="top"/>
-          </w:tcPr>
-          <w:p>
-            <w:pPr>
-              <w:spacing w:after="40" w:before="0"/>
-              <w:jc w:val="left"/>
-            </w:pPr>
-            <w:r>
-              <w:rPr>
-                <w:rFonts w:ascii="Arial" w:cs="Arial" w:eastAsia="Arial" w:hAnsi="Arial"/>
-                <w:b/>
-                <w:bCs/>
-                <w:i w:val="false"/>
-                <w:iCs w:val="false"/>
-                <w:color w:val="000000"/>
-                <w:sz w:val="18"/>
-                <w:szCs w:val="18"/>
-              </w:rPr>
-              <w:t xml:space="preserve">Driving Question Board (DQB) Creation</w:t>
-            </w:r>
-          </w:p>
-          <w:p>
-            <w:pPr>
-              <w:spacing w:after="20" w:before="0"/>
-            </w:pPr>
-            <w:r>
-              <w:rPr>
-                <w:rFonts w:ascii="Arial" w:cs="Arial" w:eastAsia="Arial" w:hAnsi="Arial"/>
-                <w:b/>
-                <w:bCs/>
-                <w:color w:val="1F3864"/>
-                <w:sz w:val="16"/>
-                <w:szCs w:val="16"/>
-              </w:rPr>
-              <w:t xml:space="preserve">📹 VIDEO:</w:t>
-            </w:r>
-          </w:p>
-          <w:p>
-            <w:pPr>
-              <w:spacing w:after="20" w:before="0"/>
-            </w:pPr>
-            <w:hyperlink w:history="1" r:id="rIdvt4qicdesm87gcrkgmsfr">
-              <w:r>
-                <w:rPr>
-                  <w:rFonts w:ascii="Arial" w:cs="Arial" w:eastAsia="Arial" w:hAnsi="Arial"/>
-                  <w:color w:val="2E75B6"/>
-                  <w:sz w:val="16"/>
-                  <w:szCs w:val="16"/>
-                  <w:u w:val="single" w:color="2E75B6"/>
-                </w:rPr>
-                <w:t xml:space="preserve">Molecular structure of triglycerides (fats)</w:t>
-              </w:r>
-            </w:hyperlink>
-          </w:p>
-          <w:p>
-            <w:pPr>
-              <w:spacing w:after="10" w:before="0"/>
-              <w:ind w:left="120"/>
-            </w:pPr>
-            <w:r>
-              <w:rPr>
-                <w:rFonts w:ascii="Arial" w:cs="Arial" w:eastAsia="Arial" w:hAnsi="Arial"/>
-                <w:color w:val="595959"/>
-                <w:sz w:val="14"/>
-                <w:szCs w:val="14"/>
-              </w:rPr>
-              <w:t xml:space="preserve">Source: Khan Academy (English - US curriculum)</w:t>
-            </w:r>
-          </w:p>
-          <w:p>
-            <w:pPr>
-              <w:spacing w:after="10" w:before="0"/>
-              <w:ind w:left="120"/>
-            </w:pPr>
-            <w:hyperlink w:history="1" r:id="rIdsdofeohoz0tk3yxnt_nvp">
-              <w:r>
-                <w:rPr>
-                  <w:rFonts w:ascii="Arial" w:cs="Arial" w:eastAsia="Arial" w:hAnsi="Arial"/>
-                  <w:color w:val="595959"/>
-                  <w:sz w:val="14"/>
-                  <w:szCs w:val="14"/>
-                  <w:u w:val="single" w:color="595959"/>
-                </w:rPr>
-                <w:t xml:space="preserve">🔍 Search ARES for similar videos</w:t>
-              </w:r>
-            </w:hyperlink>
-          </w:p>
-          <w:p>
-            <w:pPr>
-              <w:spacing w:after="40" w:before="0"/>
-            </w:pPr>
-            <w:r>
-              <w:rPr>
-                <w:sz w:val="14"/>
-                <w:szCs w:val="14"/>
-              </w:rPr>
-              <w:t xml:space="preserve"/>
-            </w:r>
-          </w:p>
-          <w:p>
-            <w:pPr>
-              <w:spacing w:after="20" w:before="0"/>
-            </w:pPr>
-            <w:r>
-              <w:rPr>
-                <w:rFonts w:ascii="Arial" w:cs="Arial" w:eastAsia="Arial" w:hAnsi="Arial"/>
-                <w:b/>
-                <w:bCs/>
-                <w:color w:val="1F3864"/>
-                <w:sz w:val="16"/>
-                <w:szCs w:val="16"/>
-              </w:rPr>
-              <w:t xml:space="preserve">📖 EXERCISE:</w:t>
-            </w:r>
-          </w:p>
-          <w:p>
-            <w:pPr>
-              <w:spacing w:after="20" w:before="0"/>
-            </w:pPr>
-            <w:hyperlink w:history="1" r:id="rIdbdu3f2hpv3oug7azkuald">
-              <w:r>
-                <w:rPr>
-                  <w:rFonts w:ascii="Arial" w:cs="Arial" w:eastAsia="Arial" w:hAnsi="Arial"/>
-                  <w:color w:val="2E75B6"/>
-                  <w:sz w:val="16"/>
-                  <w:szCs w:val="16"/>
-                  <w:u w:val="single" w:color="2E75B6"/>
-                </w:rPr>
-                <w:t xml:space="preserve">Chemical bonds</w:t>
-              </w:r>
-            </w:hyperlink>
-          </w:p>
-          <w:p>
-            <w:pPr>
-              <w:spacing w:after="10" w:before="0"/>
-              <w:ind w:left="120"/>
-            </w:pPr>
-            <w:r>
-              <w:rPr>
-                <w:rFonts w:ascii="Arial" w:cs="Arial" w:eastAsia="Arial" w:hAnsi="Arial"/>
-                <w:color w:val="595959"/>
-                <w:sz w:val="14"/>
-                <w:szCs w:val="14"/>
-              </w:rPr>
-              <w:t xml:space="preserve">Source: Khan Academy (English - US curriculum)</w:t>
-            </w:r>
-          </w:p>
-          <w:p>
-            <w:pPr>
-              <w:spacing w:after="10" w:before="0"/>
-              <w:ind w:left="120"/>
-            </w:pPr>
-            <w:hyperlink w:history="1" r:id="rIdoafjdgw0uygehcnzwpdz8">
-              <w:r>
-                <w:rPr>
-                  <w:rFonts w:ascii="Arial" w:cs="Arial" w:eastAsia="Arial" w:hAnsi="Arial"/>
-                  <w:color w:val="595959"/>
-                  <w:sz w:val="14"/>
-                  <w:szCs w:val="14"/>
-                  <w:u w:val="single" w:color="595959"/>
-                </w:rPr>
-                <w:t xml:space="preserve">🔍 Search ARES for similar readings</w:t>
-              </w:r>
-            </w:hyperlink>
-          </w:p>
-        </w:tc>
-        <w:tc>
-          <w:tcPr>
-            <w:tcW w:type="dxa" w:w="3040"/>
-            <w:shd w:fill="FFFFFF" w:color="auto" w:val="clear"/>
-            <w:tcMar>
-              <w:top w:type="dxa" w:w="60"/>
-              <w:left w:type="dxa" w:w="120"/>
-              <w:bottom w:type="dxa" w:w="60"/>
-              <w:right w:type="dxa" w:w="120"/>
-            </w:tcMar>
-            <w:vAlign w:val="top"/>
-          </w:tcPr>
-          <w:p>
-            <w:pPr>
-              <w:spacing w:after="40" w:before="0"/>
-              <w:jc w:val="left"/>
-            </w:pPr>
-            <w:r>
-              <w:rPr>
-                <w:rFonts w:ascii="Arial" w:cs="Arial" w:eastAsia="Arial" w:hAnsi="Arial"/>
-                <w:b w:val="false"/>
-                <w:bCs w:val="false"/>
-                <w:i w:val="false"/>
-                <w:iCs w:val="false"/>
-                <w:color w:val="000000"/>
-                <w:sz w:val="18"/>
-                <w:szCs w:val="18"/>
-              </w:rPr>
-              <w:t xml:space="preserve">Each group revisits the class Driving Question Board (established in Lesson 1) and performs THREE actions: (1) ANSWER a previous sticky note question if today's evidence allows it — they write 'ANSWERED in L3' on the note and add a brief answer strip below it; (2) ADD at least one new question generated by today's findings (e.g., 'If the body can make some fats itself, why do we still need to eat fat?', 'Why does fat-soluble mean it needs fat to be absorbed?', 'Are there Kenyan foods that have BOTH protein AND fat?'); (3) REVISE their group's 'Chemical Map of Food' card, adding lipids and vitamins as new chemical categories with arrows showing their functions. Groups have 5 minutes for this. The teacher then facilitates a 3-minute whole-class DQB gallery walk — learners read new questions silently and place a dot sticker on the question they find MOST interesting or confusing. The top two dot-sticker questions are flagged as 'priority questions for Lesson 4.'</w:t>
-            </w:r>
-          </w:p>
-        </w:tc>
-        <w:tc>
-          <w:tcPr>
-            <w:tcW w:type="dxa" w:w="3040"/>
-            <w:shd w:fill="F2F2F2" w:color="auto" w:val="clear"/>
-            <w:tcMar>
-              <w:top w:type="dxa" w:w="60"/>
-              <w:left w:type="dxa" w:w="120"/>
-              <w:bottom w:type="dxa" w:w="60"/>
-              <w:right w:type="dxa" w:w="120"/>
-            </w:tcMar>
-            <w:vAlign w:val="top"/>
-          </w:tcPr>
-          <w:p>
-            <w:pPr>
-              <w:spacing w:after="40" w:before="0"/>
-              <w:jc w:val="left"/>
-            </w:pPr>
-            <w:r>
-              <w:rPr>
-                <w:rFonts w:ascii="Arial" w:cs="Arial" w:eastAsia="Arial" w:hAnsi="Arial"/>
-                <w:b w:val="false"/>
-                <w:bCs w:val="false"/>
-                <w:i w:val="false"/>
-                <w:iCs w:val="false"/>
-                <w:color w:val="000000"/>
-                <w:sz w:val="18"/>
-                <w:szCs w:val="18"/>
-              </w:rPr>
-              <w:t xml:space="preserve">1. Direct groups to the DQB: 'Go to the board with your group. You have exactly 5 minutes for three jobs — answer what you can, add what you're wondering, update your chemical map card. Assign roles: one writer, one reader of old cards, one map updater.' 2. Circulate during the 5 minutes. Prompt groups that are only adding questions but not answering: 'Look at last lesson's questions about what makes foods different — can you now answer any of those with today's data?' [WAIT 10 seconds.] 3. Facilitate gallery walk: 'Now you have 3 minutes — silent walk, read the new questions, place your dot on the ONE question you find most interesting or most confusing.' [WAIT 3 minutes.] 4. Count dot stickers aloud with the class. Announce: 'These two questions — [read them aloud] — are our priority questions. We will specifically design Lesson 4 to answer them. Write them in your science notebook now.' 5. Connect back: 'Every question you add to this board is a gap in our understanding of WHY the Kisumu child's body is suffering. We are building the answer one lesson at a time.'</w:t>
-            </w:r>
-          </w:p>
-        </w:tc>
-        <w:tc>
-          <w:tcPr>
-            <w:tcW w:type="dxa" w:w="3040"/>
-            <w:shd w:fill="FFFFFF" w:color="auto" w:val="clear"/>
-            <w:tcMar>
-              <w:top w:type="dxa" w:w="60"/>
-              <w:left w:type="dxa" w:w="120"/>
-              <w:bottom w:type="dxa" w:w="60"/>
-              <w:right w:type="dxa" w:w="120"/>
-            </w:tcMar>
-            <w:vAlign w:val="top"/>
-          </w:tcPr>
-          <w:p>
-            <w:pPr>
-              <w:spacing w:after="40" w:before="0"/>
-              <w:jc w:val="left"/>
-            </w:pPr>
-            <w:r>
-              <w:rPr>
-                <w:rFonts w:ascii="Arial" w:cs="Arial" w:eastAsia="Arial" w:hAnsi="Arial"/>
-                <w:b w:val="false"/>
-                <w:bCs w:val="false"/>
-                <w:i w:val="false"/>
-                <w:iCs w:val="false"/>
-                <w:color w:val="000000"/>
-                <w:sz w:val="18"/>
-                <w:szCs w:val="18"/>
-              </w:rPr>
-              <w:t xml:space="preserve">Strategy: Living Driving Question Board with Prioritisation Dots. The DQB is a dynamic public record of the class's evolving understanding. The dot-sticker prioritisation is a democratic, low-stakes formative tool that reveals collective confusion and curiosity without individual risk. Requiring groups to ANSWER old questions (not just add new ones) reinforces cumulative learning — learners see their own intellectual progress across lessons. Connecting new DQB questions explicitly to Lesson 4 creates anticipatory sets and maintains narrative momentum across the unit.</w:t>
-            </w:r>
-          </w:p>
-        </w:tc>
-        <w:tc>
-          <w:tcPr>
-            <w:tcW w:type="dxa" w:w="3040"/>
-            <w:shd w:fill="F2F2F2" w:color="auto" w:val="clear"/>
-            <w:tcMar>
-              <w:top w:type="dxa" w:w="60"/>
-              <w:left w:type="dxa" w:w="120"/>
-              <w:bottom w:type="dxa" w:w="60"/>
-              <w:right w:type="dxa" w:w="120"/>
-            </w:tcMar>
-            <w:vAlign w:val="top"/>
-          </w:tcPr>
-          <w:p>
-            <w:pPr>
-              <w:spacing w:after="40" w:before="0"/>
-              <w:jc w:val="left"/>
-            </w:pPr>
-            <w:r>
-              <w:rPr>
-                <w:rFonts w:ascii="Arial" w:cs="Arial" w:eastAsia="Arial" w:hAnsi="Arial"/>
-                <w:b w:val="false"/>
-                <w:bCs w:val="false"/>
-                <w:i w:val="false"/>
-                <w:iCs w:val="false"/>
-                <w:color w:val="000000"/>
-                <w:sz w:val="18"/>
-                <w:szCs w:val="18"/>
-              </w:rPr>
-              <w:t xml:space="preserve">Observable indicators: (1) At least one old DQB question is marked 'ANSWERED in L3' per group — if no group can answer any previous question, the teacher should note this as a comprehension gap and plan a brief review at the start of Lesson 4. (2) New questions are conceptually specific (mention a chemical name, a body function, or a Kenyan food) rather than vague ('I want to know more about food') — prompt vague questions with: 'Can you name the chemical you're curious about?' (3) Chemical Map cards now include FOUR chemical categories (carbohydrates, proteins, lipids, vitamins) — cards missing lipids or vitamins indicate the group has not yet integrated today's learning into their conceptual model.</w:t>
-            </w:r>
-          </w:p>
-        </w:tc>
-      </w:tr>
-      <w:tr>
-        <w:tc>
-          <w:tcPr>
-            <w:tcW w:type="dxa" w:w="1520"/>
-            <w:shd w:fill="D5E8F0" w:color="auto" w:val="clear"/>
-            <w:tcMar>
-              <w:top w:type="dxa" w:w="60"/>
-              <w:left w:type="dxa" w:w="120"/>
-              <w:bottom w:type="dxa" w:w="60"/>
-              <w:right w:type="dxa" w:w="120"/>
-            </w:tcMar>
-            <w:vAlign w:val="top"/>
-          </w:tcPr>
-          <w:p>
-            <w:pPr>
-              <w:spacing w:after="40" w:before="0"/>
-              <w:jc w:val="left"/>
-            </w:pPr>
-            <w:r>
-              <w:rPr>
-                <w:rFonts w:ascii="Arial" w:cs="Arial" w:eastAsia="Arial" w:hAnsi="Arial"/>
-                <w:b/>
-                <w:bCs/>
-                <w:i w:val="false"/>
-                <w:iCs w:val="false"/>
-                <w:color w:val="000000"/>
-                <w:sz w:val="18"/>
-                <w:szCs w:val="18"/>
-              </w:rPr>
-              <w:t xml:space="preserve">Model Building Phase</w:t>
-            </w:r>
-          </w:p>
-          <w:p>
-            <w:pPr>
-              <w:spacing w:after="20" w:before="0"/>
-            </w:pPr>
-            <w:r>
-              <w:rPr>
-                <w:rFonts w:ascii="Arial" w:cs="Arial" w:eastAsia="Arial" w:hAnsi="Arial"/>
-                <w:b/>
-                <w:bCs/>
-                <w:color w:val="1F3864"/>
-                <w:sz w:val="16"/>
-                <w:szCs w:val="16"/>
-              </w:rPr>
-              <w:t xml:space="preserve">📹 VIDEO:</w:t>
-            </w:r>
-          </w:p>
-          <w:p>
-            <w:pPr>
-              <w:spacing w:after="20" w:before="0"/>
-            </w:pPr>
-            <w:hyperlink w:history="1" r:id="rIdsa8l8opznkkwtdua51y8z">
-              <w:r>
-                <w:rPr>
-                  <w:rFonts w:ascii="Arial" w:cs="Arial" w:eastAsia="Arial" w:hAnsi="Arial"/>
-                  <w:color w:val="2E75B6"/>
-                  <w:sz w:val="16"/>
-                  <w:szCs w:val="16"/>
-                  <w:u w:val="single" w:color="2E75B6"/>
-                </w:rPr>
-                <w:t xml:space="preserve">Molecular structure of triglycerides (fats)</w:t>
-              </w:r>
-            </w:hyperlink>
-          </w:p>
-          <w:p>
-            <w:pPr>
-              <w:spacing w:after="10" w:before="0"/>
-              <w:ind w:left="120"/>
-            </w:pPr>
-            <w:r>
-              <w:rPr>
-                <w:rFonts w:ascii="Arial" w:cs="Arial" w:eastAsia="Arial" w:hAnsi="Arial"/>
-                <w:color w:val="595959"/>
-                <w:sz w:val="14"/>
-                <w:szCs w:val="14"/>
-              </w:rPr>
-              <w:t xml:space="preserve">Source: Khan Academy (English - US curriculum)</w:t>
-            </w:r>
-          </w:p>
-          <w:p>
-            <w:pPr>
-              <w:spacing w:after="10" w:before="0"/>
-              <w:ind w:left="120"/>
-            </w:pPr>
-            <w:hyperlink w:history="1" r:id="rIdma5pu8nendyacvsig5qa4">
-              <w:r>
-                <w:rPr>
-                  <w:rFonts w:ascii="Arial" w:cs="Arial" w:eastAsia="Arial" w:hAnsi="Arial"/>
-                  <w:color w:val="595959"/>
-                  <w:sz w:val="14"/>
-                  <w:szCs w:val="14"/>
-                  <w:u w:val="single" w:color="595959"/>
-                </w:rPr>
-                <w:t xml:space="preserve">🔍 Search ARES for similar videos</w:t>
-              </w:r>
-            </w:hyperlink>
-          </w:p>
-          <w:p>
-            <w:pPr>
-              <w:spacing w:after="40" w:before="0"/>
-            </w:pPr>
-            <w:r>
-              <w:rPr>
-                <w:sz w:val="14"/>
-                <w:szCs w:val="14"/>
-              </w:rPr>
-              <w:t xml:space="preserve"/>
-            </w:r>
-          </w:p>
-          <w:p>
-            <w:pPr>
-              <w:spacing w:after="20" w:before="0"/>
-            </w:pPr>
-            <w:r>
-              <w:rPr>
-                <w:rFonts w:ascii="Arial" w:cs="Arial" w:eastAsia="Arial" w:hAnsi="Arial"/>
-                <w:b/>
-                <w:bCs/>
-                <w:color w:val="1F3864"/>
-                <w:sz w:val="16"/>
-                <w:szCs w:val="16"/>
-              </w:rPr>
-              <w:t xml:space="preserve">📖 EXERCISE:</w:t>
-            </w:r>
-          </w:p>
-          <w:p>
-            <w:pPr>
-              <w:spacing w:after="20" w:before="0"/>
-            </w:pPr>
-            <w:hyperlink w:history="1" r:id="rIdned9j8l7a3n9deefgyx2p">
-              <w:r>
-                <w:rPr>
-                  <w:rFonts w:ascii="Arial" w:cs="Arial" w:eastAsia="Arial" w:hAnsi="Arial"/>
-                  <w:color w:val="2E75B6"/>
-                  <w:sz w:val="16"/>
-                  <w:szCs w:val="16"/>
-                  <w:u w:val="single" w:color="2E75B6"/>
-                </w:rPr>
-                <w:t xml:space="preserve">Chemical bonds</w:t>
-              </w:r>
-            </w:hyperlink>
-          </w:p>
-          <w:p>
-            <w:pPr>
-              <w:spacing w:after="10" w:before="0"/>
-              <w:ind w:left="120"/>
-            </w:pPr>
-            <w:r>
-              <w:rPr>
-                <w:rFonts w:ascii="Arial" w:cs="Arial" w:eastAsia="Arial" w:hAnsi="Arial"/>
-                <w:color w:val="595959"/>
-                <w:sz w:val="14"/>
-                <w:szCs w:val="14"/>
-              </w:rPr>
-              <w:t xml:space="preserve">Source: Khan Academy (English - US curriculum)</w:t>
-            </w:r>
-          </w:p>
-          <w:p>
-            <w:pPr>
-              <w:spacing w:after="10" w:before="0"/>
-              <w:ind w:left="120"/>
-            </w:pPr>
-            <w:hyperlink w:history="1" r:id="rIdw1wktudlxnfxftpfoe0eh">
+            <w:hyperlink w:history="1" r:id="rIdgwji3h2hhh_iyqtuv5kdy">
               <w:r>
                 <w:rPr>
                   <w:rFonts w:ascii="Arial" w:cs="Arial" w:eastAsia="Arial" w:hAnsi="Arial"/>
@@ -12278,7 +12534,7 @@
         </w:rPr>
         <w:t xml:space="preserve">© 2026 SeaVuria and ARES. Aligned with KICD objectives. Developed by SeaVuria; technical implementation by ARES (with AI assistance from Claude). Licensed under </w:t>
       </w:r>
-      <w:hyperlink w:history="1" r:id="rIdeitac4ts__3r7dhxldfla">
+      <w:hyperlink w:history="1" r:id="rIdb3n10fwlzotll9ws8afpp">
         <w:r>
           <w:rPr>
             <w:rFonts w:ascii="Arial" w:cs="Arial" w:eastAsia="Arial" w:hAnsi="Arial"/>
@@ -12299,7 +12555,7 @@
         </w:rPr>
         <w:t xml:space="preserve"> (</w:t>
       </w:r>
-      <w:hyperlink w:history="1" r:id="rIdivlvhisi0i5logmppdh4b">
+      <w:hyperlink w:history="1" r:id="rIdrywa5dezmlan0ycujwsrr">
         <w:r>
           <w:rPr>
             <w:rFonts w:ascii="Arial" w:cs="Arial" w:eastAsia="Arial" w:hAnsi="Arial"/>
@@ -13312,7 +13568,7 @@
             <w:pPr>
               <w:spacing w:after="20" w:before="0"/>
             </w:pPr>
-            <w:hyperlink w:history="1" r:id="rIdt2smomooubnci82rdibue">
+            <w:hyperlink w:history="1" r:id="rIdhcul2vqbbfget02vfbeo_">
               <w:r>
                 <w:rPr>
                   <w:rFonts w:ascii="Arial" w:cs="Arial" w:eastAsia="Arial" w:hAnsi="Arial"/>
@@ -13345,7 +13601,7 @@
               <w:spacing w:after="10" w:before="0"/>
               <w:ind w:left="120"/>
             </w:pPr>
-            <w:hyperlink w:history="1" r:id="rIdqso1bwgr66v0zzm-m__r2">
+            <w:hyperlink w:history="1" r:id="rIds1hh4lk4009atzyjalvqe">
               <w:r>
                 <w:rPr>
                   <w:rFonts w:ascii="Arial" w:cs="Arial" w:eastAsia="Arial" w:hAnsi="Arial"/>
@@ -13390,7 +13646,7 @@
             <w:pPr>
               <w:spacing w:after="20" w:before="0"/>
             </w:pPr>
-            <w:hyperlink w:history="1" r:id="rIdk1xnt48wfr5qddn5trnjm">
+            <w:hyperlink w:history="1" r:id="rIdqxevcrevw_h2rnf2_dzr8">
               <w:r>
                 <w:rPr>
                   <w:rFonts w:ascii="Arial" w:cs="Arial" w:eastAsia="Arial" w:hAnsi="Arial"/>
@@ -13423,7 +13679,7 @@
               <w:spacing w:after="10" w:before="0"/>
               <w:ind w:left="120"/>
             </w:pPr>
-            <w:hyperlink w:history="1" r:id="rIdkjmz3jqvy_cdlo6edctje">
+            <w:hyperlink w:history="1" r:id="rIdueyaytia9joycthyvliku">
               <w:r>
                 <w:rPr>
                   <w:rFonts w:ascii="Arial" w:cs="Arial" w:eastAsia="Arial" w:hAnsi="Arial"/>
@@ -13618,7 +13874,7 @@
             <w:pPr>
               <w:spacing w:after="20" w:before="0"/>
             </w:pPr>
-            <w:hyperlink w:history="1" r:id="rIdlalrnmqbkkjvkzezhrymg">
+            <w:hyperlink w:history="1" r:id="rIdhqpgnoyeafybtrsy8arcg">
               <w:r>
                 <w:rPr>
                   <w:rFonts w:ascii="Arial" w:cs="Arial" w:eastAsia="Arial" w:hAnsi="Arial"/>
@@ -13627,7 +13883,7 @@
                   <w:szCs w:val="16"/>
                   <w:u w:val="single" w:color="2E75B6"/>
                 </w:rPr>
-                <w:t xml:space="preserve">Introduction to carbohydrates</w:t>
+                <w:t xml:space="preserve">Peptide bond formation</w:t>
               </w:r>
             </w:hyperlink>
           </w:p>
@@ -13651,7 +13907,7 @@
               <w:spacing w:after="10" w:before="0"/>
               <w:ind w:left="120"/>
             </w:pPr>
-            <w:hyperlink w:history="1" r:id="rIdo452jpcwhdp6z5stx4-mq">
+            <w:hyperlink w:history="1" r:id="rId86dewqhjpmibpo7bselfx">
               <w:r>
                 <w:rPr>
                   <w:rFonts w:ascii="Arial" w:cs="Arial" w:eastAsia="Arial" w:hAnsi="Arial"/>
@@ -13696,7 +13952,7 @@
             <w:pPr>
               <w:spacing w:after="20" w:before="0"/>
             </w:pPr>
-            <w:hyperlink w:history="1" r:id="rIdb4ozpp3qkcvk40e7-e3jq">
+            <w:hyperlink w:history="1" r:id="rIdaphehbhwhndneuio1blol">
               <w:r>
                 <w:rPr>
                   <w:rFonts w:ascii="Arial" w:cs="Arial" w:eastAsia="Arial" w:hAnsi="Arial"/>
@@ -13729,7 +13985,7 @@
               <w:spacing w:after="10" w:before="0"/>
               <w:ind w:left="120"/>
             </w:pPr>
-            <w:hyperlink w:history="1" r:id="rIdqkyoyvs7z1o8khkqfkcc6">
+            <w:hyperlink w:history="1" r:id="rId1vrg-g6qzpeftrdvzzvie">
               <w:r>
                 <w:rPr>
                   <w:rFonts w:ascii="Arial" w:cs="Arial" w:eastAsia="Arial" w:hAnsi="Arial"/>
@@ -13924,7 +14180,313 @@
             <w:pPr>
               <w:spacing w:after="20" w:before="0"/>
             </w:pPr>
-            <w:hyperlink w:history="1" r:id="rIdcl0dp4brmjevgweaddlmj">
+            <w:hyperlink w:history="1" r:id="rIdcms9b56o-2fjy-xaizfya">
+              <w:r>
+                <w:rPr>
+                  <w:rFonts w:ascii="Arial" w:cs="Arial" w:eastAsia="Arial" w:hAnsi="Arial"/>
+                  <w:color w:val="2E75B6"/>
+                  <w:sz w:val="16"/>
+                  <w:szCs w:val="16"/>
+                  <w:u w:val="single" w:color="2E75B6"/>
+                </w:rPr>
+                <w:t xml:space="preserve">Dehydration synthesis or a condensation reaction</w:t>
+              </w:r>
+            </w:hyperlink>
+          </w:p>
+          <w:p>
+            <w:pPr>
+              <w:spacing w:after="10" w:before="0"/>
+              <w:ind w:left="120"/>
+            </w:pPr>
+            <w:r>
+              <w:rPr>
+                <w:rFonts w:ascii="Arial" w:cs="Arial" w:eastAsia="Arial" w:hAnsi="Arial"/>
+                <w:color w:val="595959"/>
+                <w:sz w:val="14"/>
+                <w:szCs w:val="14"/>
+              </w:rPr>
+              <w:t xml:space="preserve">Source: Khan Academy (English - US curriculum)</w:t>
+            </w:r>
+          </w:p>
+          <w:p>
+            <w:pPr>
+              <w:spacing w:after="10" w:before="0"/>
+              <w:ind w:left="120"/>
+            </w:pPr>
+            <w:hyperlink w:history="1" r:id="rIdasc1jivmnmxlg_psxq2m9">
+              <w:r>
+                <w:rPr>
+                  <w:rFonts w:ascii="Arial" w:cs="Arial" w:eastAsia="Arial" w:hAnsi="Arial"/>
+                  <w:color w:val="595959"/>
+                  <w:sz w:val="14"/>
+                  <w:szCs w:val="14"/>
+                  <w:u w:val="single" w:color="595959"/>
+                </w:rPr>
+                <w:t xml:space="preserve">🔍 Search ARES for similar videos</w:t>
+              </w:r>
+            </w:hyperlink>
+          </w:p>
+          <w:p>
+            <w:pPr>
+              <w:spacing w:after="40" w:before="0"/>
+            </w:pPr>
+            <w:r>
+              <w:rPr>
+                <w:sz w:val="14"/>
+                <w:szCs w:val="14"/>
+              </w:rPr>
+              <w:t xml:space="preserve"/>
+            </w:r>
+          </w:p>
+          <w:p>
+            <w:pPr>
+              <w:spacing w:after="20" w:before="0"/>
+            </w:pPr>
+            <w:r>
+              <w:rPr>
+                <w:rFonts w:ascii="Arial" w:cs="Arial" w:eastAsia="Arial" w:hAnsi="Arial"/>
+                <w:b/>
+                <w:bCs/>
+                <w:color w:val="1F3864"/>
+                <w:sz w:val="16"/>
+                <w:szCs w:val="16"/>
+              </w:rPr>
+              <w:t xml:space="preserve">📖 HTML:</w:t>
+            </w:r>
+          </w:p>
+          <w:p>
+            <w:pPr>
+              <w:spacing w:after="20" w:before="0"/>
+            </w:pPr>
+            <w:hyperlink w:history="1" r:id="rIdpdfoc5bmfji8nkay90e60">
+              <w:r>
+                <w:rPr>
+                  <w:rFonts w:ascii="Arial" w:cs="Arial" w:eastAsia="Arial" w:hAnsi="Arial"/>
+                  <w:color w:val="2E75B6"/>
+                  <w:sz w:val="16"/>
+                  <w:szCs w:val="16"/>
+                  <w:u w:val="single" w:color="2E75B6"/>
+                </w:rPr>
+                <w:t xml:space="preserve">Carbohydrate Classification (Flexbook)</w:t>
+              </w:r>
+            </w:hyperlink>
+          </w:p>
+          <w:p>
+            <w:pPr>
+              <w:spacing w:after="10" w:before="0"/>
+              <w:ind w:left="120"/>
+            </w:pPr>
+            <w:r>
+              <w:rPr>
+                <w:rFonts w:ascii="Arial" w:cs="Arial" w:eastAsia="Arial" w:hAnsi="Arial"/>
+                <w:color w:val="595959"/>
+                <w:sz w:val="14"/>
+                <w:szCs w:val="14"/>
+              </w:rPr>
+              <w:t xml:space="preserve">Source: CK-12</w:t>
+            </w:r>
+          </w:p>
+          <w:p>
+            <w:pPr>
+              <w:spacing w:after="10" w:before="0"/>
+              <w:ind w:left="120"/>
+            </w:pPr>
+            <w:hyperlink w:history="1" r:id="rId-b5qvwstwrm-khwxtxbkx">
+              <w:r>
+                <w:rPr>
+                  <w:rFonts w:ascii="Arial" w:cs="Arial" w:eastAsia="Arial" w:hAnsi="Arial"/>
+                  <w:color w:val="595959"/>
+                  <w:sz w:val="14"/>
+                  <w:szCs w:val="14"/>
+                  <w:u w:val="single" w:color="595959"/>
+                </w:rPr>
+                <w:t xml:space="preserve">🔍 Search ARES for similar readings</w:t>
+              </w:r>
+            </w:hyperlink>
+          </w:p>
+        </w:tc>
+        <w:tc>
+          <w:tcPr>
+            <w:tcW w:type="dxa" w:w="3040"/>
+            <w:shd w:fill="FFFFFF" w:color="auto" w:val="clear"/>
+            <w:tcMar>
+              <w:top w:type="dxa" w:w="60"/>
+              <w:left w:type="dxa" w:w="120"/>
+              <w:bottom w:type="dxa" w:w="60"/>
+              <w:right w:type="dxa" w:w="120"/>
+            </w:tcMar>
+            <w:vAlign w:val="top"/>
+          </w:tcPr>
+          <w:p>
+            <w:pPr>
+              <w:spacing w:after="40" w:before="0"/>
+              <w:jc w:val="left"/>
+            </w:pPr>
+            <w:r>
+              <w:rPr>
+                <w:rFonts w:ascii="Arial" w:cs="Arial" w:eastAsia="Arial" w:hAnsi="Arial"/>
+                <w:b w:val="false"/>
+                <w:bCs w:val="false"/>
+                <w:i w:val="false"/>
+                <w:iCs w:val="false"/>
+                <w:color w:val="000000"/>
+                <w:sz w:val="18"/>
+                <w:szCs w:val="18"/>
+              </w:rPr>
+              <w:t xml:space="preserve">GALLERY WALK — Molecular Model Exhibition (10 minutes): Each group's bottle-top model is placed on their desk with a sticky-note label. Half the class circulates (Walkers) while the other half stands by their model as 'Explainers.' After 4 minutes, roles swap. Walkers must write one question and one connection on a sticky note left at each model they visit. WHOLE-CLASS SENSEMAKING DISCUSSION (10 minutes): Teacher facilitates a structured discussion using the following sequence of questions, returning always to the anchoring phenomenon. Learners respond in full sentences, referencing their models and diagrams. The class builds a shared explanation on the board: 'Ugali provides starch (a polysaccharide of glucose). Glucose monomers release energy. BUT — glucose monomers contain only C, H, and O. Amino acids contain N (nitrogen) as well. The body cannot build proteins — including muscle, enzymes, and the protein albumin that prevents the swollen belly — without amino acids. Githeri provides amino acids from beans. Ugali alone does not. This is why the child eating only ugali develops kwashiorkor.' Learners write this explanation in their own words in their notebooks as a 'Sensemaking Summary.'</w:t>
+            </w:r>
+          </w:p>
+        </w:tc>
+        <w:tc>
+          <w:tcPr>
+            <w:tcW w:type="dxa" w:w="3040"/>
+            <w:shd w:fill="F2F2F2" w:color="auto" w:val="clear"/>
+            <w:tcMar>
+              <w:top w:type="dxa" w:w="60"/>
+              <w:left w:type="dxa" w:w="120"/>
+              <w:bottom w:type="dxa" w:w="60"/>
+              <w:right w:type="dxa" w:w="120"/>
+            </w:tcMar>
+            <w:vAlign w:val="top"/>
+          </w:tcPr>
+          <w:p>
+            <w:pPr>
+              <w:spacing w:after="40" w:before="0"/>
+              <w:jc w:val="left"/>
+            </w:pPr>
+            <w:r>
+              <w:rPr>
+                <w:rFonts w:ascii="Arial" w:cs="Arial" w:eastAsia="Arial" w:hAnsi="Arial"/>
+                <w:b w:val="false"/>
+                <w:bCs w:val="false"/>
+                <w:i w:val="false"/>
+                <w:iCs w:val="false"/>
+                <w:color w:val="000000"/>
+                <w:sz w:val="18"/>
+                <w:szCs w:val="18"/>
+              </w:rPr>
+              <w:t xml:space="preserve">Initiate Gallery Walk: 'Explainers — your job is to explain your model to every Walker who visits. Use the words: monomer, polymer, bond, function. Walkers — leave a question AND a connection at every model.' Set 4-minute timer. After swap, set another 4-minute timer. Bring class back together: 'Let us build our explanation together. I am going to ask you three questions. Each answer gets us closer to solving the mystery of our two Kisumu children.' Q1: 'What elements are found in carbohydrates?' (Cold-call 1 learner — WAIT 10 seconds.) Q2: 'What extra element is found in amino acids that is NOT in glucose?' (Cold-call 1 learner — WAIT 12 seconds. Expected: nitrogen.) Q3 (to whole class, think-pair then share): 'If the Kisumu child eating only ugali has NO dietary source of amino acids — what happens to body tissues that need constant protein repair, like muscle and blood proteins?' (Pair discuss 90 seconds, then cold-call 2 pairs.) Scribe key words on board: C-H-O (carbohydrates) vs. C-H-O-N-S (proteins). Say: 'This is the molecular reason. Not quantity of food — CHEMICAL COMPOSITION of food. Write your own sensemaking summary now — 3–4 sentences, in your own words, connecting molecular structure to the child's condition.'</w:t>
+            </w:r>
+          </w:p>
+        </w:tc>
+        <w:tc>
+          <w:tcPr>
+            <w:tcW w:type="dxa" w:w="3040"/>
+            <w:shd w:fill="FFFFFF" w:color="auto" w:val="clear"/>
+            <w:tcMar>
+              <w:top w:type="dxa" w:w="60"/>
+              <w:left w:type="dxa" w:w="120"/>
+              <w:bottom w:type="dxa" w:w="60"/>
+              <w:right w:type="dxa" w:w="120"/>
+            </w:tcMar>
+            <w:vAlign w:val="top"/>
+          </w:tcPr>
+          <w:p>
+            <w:pPr>
+              <w:spacing w:after="40" w:before="0"/>
+              <w:jc w:val="left"/>
+            </w:pPr>
+            <w:r>
+              <w:rPr>
+                <w:rFonts w:ascii="Arial" w:cs="Arial" w:eastAsia="Arial" w:hAnsi="Arial"/>
+                <w:b w:val="false"/>
+                <w:bCs w:val="false"/>
+                <w:i w:val="false"/>
+                <w:iCs w:val="false"/>
+                <w:color w:val="000000"/>
+                <w:sz w:val="18"/>
+                <w:szCs w:val="18"/>
+              </w:rPr>
+              <w:t xml:space="preserve">Gallery Walk + Socratic Questioning Sequence: The Gallery Walk distributes the explanatory burden across all groups and forces learners to articulate molecular structure in their own words — a high-leverage retrieval and elaboration practice. The Socratic questioning sequence scaffolds learners from elemental composition → structural difference → physiological consequence → phenomenon explanation, mirroring the scientific reasoning chain. Writing the Sensemaking Summary consolidates understanding and produces a formative artefact.</w:t>
+            </w:r>
+          </w:p>
+        </w:tc>
+        <w:tc>
+          <w:tcPr>
+            <w:tcW w:type="dxa" w:w="3040"/>
+            <w:shd w:fill="F2F2F2" w:color="auto" w:val="clear"/>
+            <w:tcMar>
+              <w:top w:type="dxa" w:w="60"/>
+              <w:left w:type="dxa" w:w="120"/>
+              <w:bottom w:type="dxa" w:w="60"/>
+              <w:right w:type="dxa" w:w="120"/>
+            </w:tcMar>
+            <w:vAlign w:val="top"/>
+          </w:tcPr>
+          <w:p>
+            <w:pPr>
+              <w:spacing w:after="40" w:before="0"/>
+              <w:jc w:val="left"/>
+            </w:pPr>
+            <w:r>
+              <w:rPr>
+                <w:rFonts w:ascii="Arial" w:cs="Arial" w:eastAsia="Arial" w:hAnsi="Arial"/>
+                <w:b w:val="false"/>
+                <w:bCs w:val="false"/>
+                <w:i w:val="false"/>
+                <w:iCs w:val="false"/>
+                <w:color w:val="000000"/>
+                <w:sz w:val="18"/>
+                <w:szCs w:val="18"/>
+              </w:rPr>
+              <w:t xml:space="preserve">Teacher reads 4–5 Sensemaking Summaries during the final minutes of the phase (circulate and photograph with tablet or read over shoulder). Observable indicator of proficiency: learner's summary (a) names at least one monomer for each macromolecule class, (b) identifies nitrogen as the key distinguishing element in amino acids, and (c) explicitly connects protein absence to a named symptom of the Kisumu child (swollen belly = loss of albumin protein, or thin limbs = loss of muscle protein). Learners who write only 'ugali has no protein' without molecular reasoning are identified for additional scaffolding in Phase 5.</w:t>
+            </w:r>
+          </w:p>
+        </w:tc>
+      </w:tr>
+      <w:tr>
+        <w:tc>
+          <w:tcPr>
+            <w:tcW w:type="dxa" w:w="1520"/>
+            <w:shd w:fill="FCE4D6" w:color="auto" w:val="clear"/>
+            <w:tcMar>
+              <w:top w:type="dxa" w:w="60"/>
+              <w:left w:type="dxa" w:w="120"/>
+              <w:bottom w:type="dxa" w:w="60"/>
+              <w:right w:type="dxa" w:w="120"/>
+            </w:tcMar>
+            <w:vAlign w:val="top"/>
+          </w:tcPr>
+          <w:p>
+            <w:pPr>
+              <w:spacing w:after="40" w:before="0"/>
+              <w:jc w:val="left"/>
+            </w:pPr>
+            <w:r>
+              <w:rPr>
+                <w:rFonts w:ascii="Arial" w:cs="Arial" w:eastAsia="Arial" w:hAnsi="Arial"/>
+                <w:b/>
+                <w:bCs/>
+                <w:i w:val="false"/>
+                <w:iCs w:val="false"/>
+                <w:color w:val="000000"/>
+                <w:sz w:val="18"/>
+                <w:szCs w:val="18"/>
+              </w:rPr>
+              <w:t xml:space="preserve">Driving Question Board (DQB) Creation</w:t>
+            </w:r>
+          </w:p>
+          <w:p>
+            <w:pPr>
+              <w:spacing w:after="20" w:before="0"/>
+            </w:pPr>
+            <w:r>
+              <w:rPr>
+                <w:rFonts w:ascii="Arial" w:cs="Arial" w:eastAsia="Arial" w:hAnsi="Arial"/>
+                <w:b/>
+                <w:bCs/>
+                <w:color w:val="1F3864"/>
+                <w:sz w:val="16"/>
+                <w:szCs w:val="16"/>
+              </w:rPr>
+              <w:t xml:space="preserve">📹 VIDEO:</w:t>
+            </w:r>
+          </w:p>
+          <w:p>
+            <w:pPr>
+              <w:spacing w:after="20" w:before="0"/>
+            </w:pPr>
+            <w:hyperlink w:history="1" r:id="rIda7ehtfwrhtjg7mrqkdmkp">
               <w:r>
                 <w:rPr>
                   <w:rFonts w:ascii="Arial" w:cs="Arial" w:eastAsia="Arial" w:hAnsi="Arial"/>
@@ -13957,7 +14519,7 @@
               <w:spacing w:after="10" w:before="0"/>
               <w:ind w:left="120"/>
             </w:pPr>
-            <w:hyperlink w:history="1" r:id="rId9tbzhookbi-i0zjn4d5jj">
+            <w:hyperlink w:history="1" r:id="rId7ekyb63ar-dzxryyy4r9b">
               <w:r>
                 <w:rPr>
                   <w:rFonts w:ascii="Arial" w:cs="Arial" w:eastAsia="Arial" w:hAnsi="Arial"/>
@@ -13995,6 +14557,328 @@
                 <w:sz w:val="16"/>
                 <w:szCs w:val="16"/>
               </w:rPr>
+              <w:t xml:space="preserve">📖 EXERCISE:</w:t>
+            </w:r>
+          </w:p>
+          <w:p>
+            <w:pPr>
+              <w:spacing w:after="20" w:before="0"/>
+            </w:pPr>
+            <w:hyperlink w:history="1" r:id="rId4x7olzzcxywz1ge2zyz9o">
+              <w:r>
+                <w:rPr>
+                  <w:rFonts w:ascii="Arial" w:cs="Arial" w:eastAsia="Arial" w:hAnsi="Arial"/>
+                  <w:color w:val="2E75B6"/>
+                  <w:sz w:val="16"/>
+                  <w:szCs w:val="16"/>
+                  <w:u w:val="single" w:color="2E75B6"/>
+                </w:rPr>
+                <w:t xml:space="preserve">Carbohydrate Classification Practice</w:t>
+              </w:r>
+            </w:hyperlink>
+          </w:p>
+          <w:p>
+            <w:pPr>
+              <w:spacing w:after="10" w:before="0"/>
+              <w:ind w:left="120"/>
+            </w:pPr>
+            <w:r>
+              <w:rPr>
+                <w:rFonts w:ascii="Arial" w:cs="Arial" w:eastAsia="Arial" w:hAnsi="Arial"/>
+                <w:color w:val="595959"/>
+                <w:sz w:val="14"/>
+                <w:szCs w:val="14"/>
+              </w:rPr>
+              <w:t xml:space="preserve">Source: CK-12</w:t>
+            </w:r>
+          </w:p>
+          <w:p>
+            <w:pPr>
+              <w:spacing w:after="10" w:before="0"/>
+              <w:ind w:left="120"/>
+            </w:pPr>
+            <w:hyperlink w:history="1" r:id="rIdz8lxxz_bsbqld_sbal0vd">
+              <w:r>
+                <w:rPr>
+                  <w:rFonts w:ascii="Arial" w:cs="Arial" w:eastAsia="Arial" w:hAnsi="Arial"/>
+                  <w:color w:val="595959"/>
+                  <w:sz w:val="14"/>
+                  <w:szCs w:val="14"/>
+                  <w:u w:val="single" w:color="595959"/>
+                </w:rPr>
+                <w:t xml:space="preserve">🔍 Search ARES for similar readings</w:t>
+              </w:r>
+            </w:hyperlink>
+          </w:p>
+        </w:tc>
+        <w:tc>
+          <w:tcPr>
+            <w:tcW w:type="dxa" w:w="3040"/>
+            <w:shd w:fill="FFFFFF" w:color="auto" w:val="clear"/>
+            <w:tcMar>
+              <w:top w:type="dxa" w:w="60"/>
+              <w:left w:type="dxa" w:w="120"/>
+              <w:bottom w:type="dxa" w:w="60"/>
+              <w:right w:type="dxa" w:w="120"/>
+            </w:tcMar>
+            <w:vAlign w:val="top"/>
+          </w:tcPr>
+          <w:p>
+            <w:pPr>
+              <w:spacing w:after="40" w:before="0"/>
+              <w:jc w:val="left"/>
+            </w:pPr>
+            <w:r>
+              <w:rPr>
+                <w:rFonts w:ascii="Arial" w:cs="Arial" w:eastAsia="Arial" w:hAnsi="Arial"/>
+                <w:b w:val="false"/>
+                <w:bCs w:val="false"/>
+                <w:i w:val="false"/>
+                <w:iCs w:val="false"/>
+                <w:color w:val="000000"/>
+                <w:sz w:val="18"/>
+                <w:szCs w:val="18"/>
+              </w:rPr>
+              <w:t xml:space="preserve">Learners return to the class Driving Question Board. Each learner receives two sticky notes of different colours — one colour for 'Questions this lesson ANSWERED' and one for 'New questions this lesson RAISED.' Individually (3 minutes), learners write: (a) one answered question connected to today's molecular structure learning (e.g. 'Why can't ugali alone build muscle? Because starch has no nitrogen-containing amino acids.') and (b) one new question raised (e.g. 'How does the body break polysaccharides back into glucose — and where does this happen?' or 'Are all proteins in githeri beans actually usable by the human body?'). Sticky notes are placed on the DQB. Teacher reads three 'new questions' aloud and the class votes (thumbs up) on which ones are most exciting — these become preview hooks for Lessons 5 and 6.</w:t>
+            </w:r>
+          </w:p>
+        </w:tc>
+        <w:tc>
+          <w:tcPr>
+            <w:tcW w:type="dxa" w:w="3040"/>
+            <w:shd w:fill="F2F2F2" w:color="auto" w:val="clear"/>
+            <w:tcMar>
+              <w:top w:type="dxa" w:w="60"/>
+              <w:left w:type="dxa" w:w="120"/>
+              <w:bottom w:type="dxa" w:w="60"/>
+              <w:right w:type="dxa" w:w="120"/>
+            </w:tcMar>
+            <w:vAlign w:val="top"/>
+          </w:tcPr>
+          <w:p>
+            <w:pPr>
+              <w:spacing w:after="40" w:before="0"/>
+              <w:jc w:val="left"/>
+            </w:pPr>
+            <w:r>
+              <w:rPr>
+                <w:rFonts w:ascii="Arial" w:cs="Arial" w:eastAsia="Arial" w:hAnsi="Arial"/>
+                <w:b w:val="false"/>
+                <w:bCs w:val="false"/>
+                <w:i w:val="false"/>
+                <w:iCs w:val="false"/>
+                <w:color w:val="000000"/>
+                <w:sz w:val="18"/>
+                <w:szCs w:val="18"/>
+              </w:rPr>
+              <w:t xml:space="preserve">Say: 'Our Driving Question Board is a living record of our growing understanding. Today we go back to it. I want two sticky notes from each of you — one for what we can now ANSWER, one for what we still wonder.' Distribute sticky notes. Allow 3 minutes of silent individual writing. As learners post notes, circulate and read them — do not correct yet. Select three 'new question' notes that align with upcoming lessons (digestion, lipids, enzymes). Read them aloud: 'Someone asks: [read question]. Hands up — who else wonders this?' Count hands visibly. Say: 'These questions will drive our next two lessons. Your curiosity is doing exactly what scientists' curiosity does — it points to the next investigation.' Point to the DQB and say: 'Notice how our board has grown since Lesson 1. Four lessons ago, many of you could not explain the difference between the two children. What can you explain now?'</w:t>
+            </w:r>
+          </w:p>
+        </w:tc>
+        <w:tc>
+          <w:tcPr>
+            <w:tcW w:type="dxa" w:w="3040"/>
+            <w:shd w:fill="FFFFFF" w:color="auto" w:val="clear"/>
+            <w:tcMar>
+              <w:top w:type="dxa" w:w="60"/>
+              <w:left w:type="dxa" w:w="120"/>
+              <w:bottom w:type="dxa" w:w="60"/>
+              <w:right w:type="dxa" w:w="120"/>
+            </w:tcMar>
+            <w:vAlign w:val="top"/>
+          </w:tcPr>
+          <w:p>
+            <w:pPr>
+              <w:spacing w:after="40" w:before="0"/>
+              <w:jc w:val="left"/>
+            </w:pPr>
+            <w:r>
+              <w:rPr>
+                <w:rFonts w:ascii="Arial" w:cs="Arial" w:eastAsia="Arial" w:hAnsi="Arial"/>
+                <w:b w:val="false"/>
+                <w:bCs w:val="false"/>
+                <w:i w:val="false"/>
+                <w:iCs w:val="false"/>
+                <w:color w:val="000000"/>
+                <w:sz w:val="18"/>
+                <w:szCs w:val="18"/>
+              </w:rPr>
+              <w:t xml:space="preserve">Driving Question Board Revision (Metacognitive Progress Tracking): Revisiting the DQB at the end of each lesson makes learning growth visible and tangible. Distinguishing 'answered' from 'new' questions trains learners to recognise the iterative nature of scientific inquiry — answering one question always generates new ones. Public voting on new questions builds collective ownership of the inquiry and previews upcoming lessons with genuine learner-generated curiosity.</w:t>
+            </w:r>
+          </w:p>
+        </w:tc>
+        <w:tc>
+          <w:tcPr>
+            <w:tcW w:type="dxa" w:w="3040"/>
+            <w:shd w:fill="F2F2F2" w:color="auto" w:val="clear"/>
+            <w:tcMar>
+              <w:top w:type="dxa" w:w="60"/>
+              <w:left w:type="dxa" w:w="120"/>
+              <w:bottom w:type="dxa" w:w="60"/>
+              <w:right w:type="dxa" w:w="120"/>
+            </w:tcMar>
+            <w:vAlign w:val="top"/>
+          </w:tcPr>
+          <w:p>
+            <w:pPr>
+              <w:spacing w:after="40" w:before="0"/>
+              <w:jc w:val="left"/>
+            </w:pPr>
+            <w:r>
+              <w:rPr>
+                <w:rFonts w:ascii="Arial" w:cs="Arial" w:eastAsia="Arial" w:hAnsi="Arial"/>
+                <w:b w:val="false"/>
+                <w:bCs w:val="false"/>
+                <w:i w:val="false"/>
+                <w:iCs w:val="false"/>
+                <w:color w:val="000000"/>
+                <w:sz w:val="18"/>
+                <w:szCs w:val="18"/>
+              </w:rPr>
+              <w:t xml:space="preserve">Teacher photographs the DQB after sticky notes are placed. Observable indicators: (a) 'answered' notes reference molecular vocabulary from today (monomer, polymer, amino acid, peptide bond, glycosidic bond) — not just food names; (b) 'new question' notes are scientifically framed (begin with 'how,' 'why,' 'what happens when') rather than purely factual ('what is a protein'). Any learner whose 'answered' note is still at the food-name level (e.g. 'githeri has protein, ugali does not') is paired with a stronger peer for the model-building phase.</w:t>
+            </w:r>
+          </w:p>
+        </w:tc>
+      </w:tr>
+      <w:tr>
+        <w:tc>
+          <w:tcPr>
+            <w:tcW w:type="dxa" w:w="1520"/>
+            <w:shd w:fill="D5E8F0" w:color="auto" w:val="clear"/>
+            <w:tcMar>
+              <w:top w:type="dxa" w:w="60"/>
+              <w:left w:type="dxa" w:w="120"/>
+              <w:bottom w:type="dxa" w:w="60"/>
+              <w:right w:type="dxa" w:w="120"/>
+            </w:tcMar>
+            <w:vAlign w:val="top"/>
+          </w:tcPr>
+          <w:p>
+            <w:pPr>
+              <w:spacing w:after="40" w:before="0"/>
+              <w:jc w:val="left"/>
+            </w:pPr>
+            <w:r>
+              <w:rPr>
+                <w:rFonts w:ascii="Arial" w:cs="Arial" w:eastAsia="Arial" w:hAnsi="Arial"/>
+                <w:b/>
+                <w:bCs/>
+                <w:i w:val="false"/>
+                <w:iCs w:val="false"/>
+                <w:color w:val="000000"/>
+                <w:sz w:val="18"/>
+                <w:szCs w:val="18"/>
+              </w:rPr>
+              <w:t xml:space="preserve">Model Building Phase</w:t>
+            </w:r>
+          </w:p>
+          <w:p>
+            <w:pPr>
+              <w:spacing w:after="20" w:before="0"/>
+            </w:pPr>
+            <w:r>
+              <w:rPr>
+                <w:rFonts w:ascii="Arial" w:cs="Arial" w:eastAsia="Arial" w:hAnsi="Arial"/>
+                <w:b/>
+                <w:bCs/>
+                <w:color w:val="1F3864"/>
+                <w:sz w:val="16"/>
+                <w:szCs w:val="16"/>
+              </w:rPr>
+              <w:t xml:space="preserve">📹 VIDEO:</w:t>
+            </w:r>
+          </w:p>
+          <w:p>
+            <w:pPr>
+              <w:spacing w:after="20" w:before="0"/>
+            </w:pPr>
+            <w:hyperlink w:history="1" r:id="rIdcgdo0unfz1tu4o06kdkwa">
+              <w:r>
+                <w:rPr>
+                  <w:rFonts w:ascii="Arial" w:cs="Arial" w:eastAsia="Arial" w:hAnsi="Arial"/>
+                  <w:color w:val="2E75B6"/>
+                  <w:sz w:val="16"/>
+                  <w:szCs w:val="16"/>
+                  <w:u w:val="single" w:color="2E75B6"/>
+                </w:rPr>
+                <w:t xml:space="preserve">Hydrolysis</w:t>
+              </w:r>
+            </w:hyperlink>
+          </w:p>
+          <w:p>
+            <w:pPr>
+              <w:spacing w:after="20" w:before="0"/>
+            </w:pPr>
+            <w:r>
+              <w:rPr>
+                <w:rFonts w:ascii="Arial" w:cs="Arial" w:eastAsia="Arial" w:hAnsi="Arial"/>
+                <w:i/>
+                <w:iCs/>
+                <w:color w:val="595959"/>
+                <w:sz w:val="16"/>
+                <w:szCs w:val="16"/>
+              </w:rPr>
+              <w:t xml:space="preserve">Related topic: not an exact match for this lesson.</w:t>
+            </w:r>
+          </w:p>
+          <w:p>
+            <w:pPr>
+              <w:spacing w:after="10" w:before="0"/>
+              <w:ind w:left="120"/>
+            </w:pPr>
+            <w:r>
+              <w:rPr>
+                <w:rFonts w:ascii="Arial" w:cs="Arial" w:eastAsia="Arial" w:hAnsi="Arial"/>
+                <w:color w:val="595959"/>
+                <w:sz w:val="14"/>
+                <w:szCs w:val="14"/>
+              </w:rPr>
+              <w:t xml:space="preserve">Source: Khan Academy (English - US curriculum)</w:t>
+            </w:r>
+          </w:p>
+          <w:p>
+            <w:pPr>
+              <w:spacing w:after="10" w:before="0"/>
+              <w:ind w:left="120"/>
+            </w:pPr>
+            <w:hyperlink w:history="1" r:id="rIdgaqufwbrgdjyetxpdmvdo">
+              <w:r>
+                <w:rPr>
+                  <w:rFonts w:ascii="Arial" w:cs="Arial" w:eastAsia="Arial" w:hAnsi="Arial"/>
+                  <w:color w:val="595959"/>
+                  <w:sz w:val="14"/>
+                  <w:szCs w:val="14"/>
+                  <w:u w:val="single" w:color="595959"/>
+                </w:rPr>
+                <w:t xml:space="preserve">🔍 Search ARES for similar videos</w:t>
+              </w:r>
+            </w:hyperlink>
+          </w:p>
+          <w:p>
+            <w:pPr>
+              <w:spacing w:after="40" w:before="0"/>
+            </w:pPr>
+            <w:r>
+              <w:rPr>
+                <w:sz w:val="14"/>
+                <w:szCs w:val="14"/>
+              </w:rPr>
+              <w:t xml:space="preserve"/>
+            </w:r>
+          </w:p>
+          <w:p>
+            <w:pPr>
+              <w:spacing w:after="20" w:before="0"/>
+            </w:pPr>
+            <w:r>
+              <w:rPr>
+                <w:rFonts w:ascii="Arial" w:cs="Arial" w:eastAsia="Arial" w:hAnsi="Arial"/>
+                <w:b/>
+                <w:bCs/>
+                <w:color w:val="1F3864"/>
+                <w:sz w:val="16"/>
+                <w:szCs w:val="16"/>
+              </w:rPr>
               <w:t xml:space="preserve">📖 HTML:</w:t>
             </w:r>
           </w:p>
@@ -14002,7 +14886,7 @@
             <w:pPr>
               <w:spacing w:after="20" w:before="0"/>
             </w:pPr>
-            <w:hyperlink w:history="1" r:id="rIdynnotbieukzbarcdqa2pt">
+            <w:hyperlink w:history="1" r:id="rIdyvwi6oulaxh5j0ucmbwdc">
               <w:r>
                 <w:rPr>
                   <w:rFonts w:ascii="Arial" w:cs="Arial" w:eastAsia="Arial" w:hAnsi="Arial"/>
@@ -14035,619 +14919,7 @@
               <w:spacing w:after="10" w:before="0"/>
               <w:ind w:left="120"/>
             </w:pPr>
-            <w:hyperlink w:history="1" r:id="rIdi6bvhru1e0ey9olboctpl">
-              <w:r>
-                <w:rPr>
-                  <w:rFonts w:ascii="Arial" w:cs="Arial" w:eastAsia="Arial" w:hAnsi="Arial"/>
-                  <w:color w:val="595959"/>
-                  <w:sz w:val="14"/>
-                  <w:szCs w:val="14"/>
-                  <w:u w:val="single" w:color="595959"/>
-                </w:rPr>
-                <w:t xml:space="preserve">🔍 Search ARES for similar readings</w:t>
-              </w:r>
-            </w:hyperlink>
-          </w:p>
-        </w:tc>
-        <w:tc>
-          <w:tcPr>
-            <w:tcW w:type="dxa" w:w="3040"/>
-            <w:shd w:fill="FFFFFF" w:color="auto" w:val="clear"/>
-            <w:tcMar>
-              <w:top w:type="dxa" w:w="60"/>
-              <w:left w:type="dxa" w:w="120"/>
-              <w:bottom w:type="dxa" w:w="60"/>
-              <w:right w:type="dxa" w:w="120"/>
-            </w:tcMar>
-            <w:vAlign w:val="top"/>
-          </w:tcPr>
-          <w:p>
-            <w:pPr>
-              <w:spacing w:after="40" w:before="0"/>
-              <w:jc w:val="left"/>
-            </w:pPr>
-            <w:r>
-              <w:rPr>
-                <w:rFonts w:ascii="Arial" w:cs="Arial" w:eastAsia="Arial" w:hAnsi="Arial"/>
-                <w:b w:val="false"/>
-                <w:bCs w:val="false"/>
-                <w:i w:val="false"/>
-                <w:iCs w:val="false"/>
-                <w:color w:val="000000"/>
-                <w:sz w:val="18"/>
-                <w:szCs w:val="18"/>
-              </w:rPr>
-              <w:t xml:space="preserve">GALLERY WALK — Molecular Model Exhibition (10 minutes): Each group's bottle-top model is placed on their desk with a sticky-note label. Half the class circulates (Walkers) while the other half stands by their model as 'Explainers.' After 4 minutes, roles swap. Walkers must write one question and one connection on a sticky note left at each model they visit. WHOLE-CLASS SENSEMAKING DISCUSSION (10 minutes): Teacher facilitates a structured discussion using the following sequence of questions, returning always to the anchoring phenomenon. Learners respond in full sentences, referencing their models and diagrams. The class builds a shared explanation on the board: 'Ugali provides starch (a polysaccharide of glucose). Glucose monomers release energy. BUT — glucose monomers contain only C, H, and O. Amino acids contain N (nitrogen) as well. The body cannot build proteins — including muscle, enzymes, and the protein albumin that prevents the swollen belly — without amino acids. Githeri provides amino acids from beans. Ugali alone does not. This is why the child eating only ugali develops kwashiorkor.' Learners write this explanation in their own words in their notebooks as a 'Sensemaking Summary.'</w:t>
-            </w:r>
-          </w:p>
-        </w:tc>
-        <w:tc>
-          <w:tcPr>
-            <w:tcW w:type="dxa" w:w="3040"/>
-            <w:shd w:fill="F2F2F2" w:color="auto" w:val="clear"/>
-            <w:tcMar>
-              <w:top w:type="dxa" w:w="60"/>
-              <w:left w:type="dxa" w:w="120"/>
-              <w:bottom w:type="dxa" w:w="60"/>
-              <w:right w:type="dxa" w:w="120"/>
-            </w:tcMar>
-            <w:vAlign w:val="top"/>
-          </w:tcPr>
-          <w:p>
-            <w:pPr>
-              <w:spacing w:after="40" w:before="0"/>
-              <w:jc w:val="left"/>
-            </w:pPr>
-            <w:r>
-              <w:rPr>
-                <w:rFonts w:ascii="Arial" w:cs="Arial" w:eastAsia="Arial" w:hAnsi="Arial"/>
-                <w:b w:val="false"/>
-                <w:bCs w:val="false"/>
-                <w:i w:val="false"/>
-                <w:iCs w:val="false"/>
-                <w:color w:val="000000"/>
-                <w:sz w:val="18"/>
-                <w:szCs w:val="18"/>
-              </w:rPr>
-              <w:t xml:space="preserve">Initiate Gallery Walk: 'Explainers — your job is to explain your model to every Walker who visits. Use the words: monomer, polymer, bond, function. Walkers — leave a question AND a connection at every model.' Set 4-minute timer. After swap, set another 4-minute timer. Bring class back together: 'Let us build our explanation together. I am going to ask you three questions. Each answer gets us closer to solving the mystery of our two Kisumu children.' Q1: 'What elements are found in carbohydrates?' (Cold-call 1 learner — WAIT 10 seconds.) Q2: 'What extra element is found in amino acids that is NOT in glucose?' (Cold-call 1 learner — WAIT 12 seconds. Expected: nitrogen.) Q3 (to whole class, think-pair then share): 'If the Kisumu child eating only ugali has NO dietary source of amino acids — what happens to body tissues that need constant protein repair, like muscle and blood proteins?' (Pair discuss 90 seconds, then cold-call 2 pairs.) Scribe key words on board: C-H-O (carbohydrates) vs. C-H-O-N-S (proteins). Say: 'This is the molecular reason. Not quantity of food — CHEMICAL COMPOSITION of food. Write your own sensemaking summary now — 3–4 sentences, in your own words, connecting molecular structure to the child's condition.'</w:t>
-            </w:r>
-          </w:p>
-        </w:tc>
-        <w:tc>
-          <w:tcPr>
-            <w:tcW w:type="dxa" w:w="3040"/>
-            <w:shd w:fill="FFFFFF" w:color="auto" w:val="clear"/>
-            <w:tcMar>
-              <w:top w:type="dxa" w:w="60"/>
-              <w:left w:type="dxa" w:w="120"/>
-              <w:bottom w:type="dxa" w:w="60"/>
-              <w:right w:type="dxa" w:w="120"/>
-            </w:tcMar>
-            <w:vAlign w:val="top"/>
-          </w:tcPr>
-          <w:p>
-            <w:pPr>
-              <w:spacing w:after="40" w:before="0"/>
-              <w:jc w:val="left"/>
-            </w:pPr>
-            <w:r>
-              <w:rPr>
-                <w:rFonts w:ascii="Arial" w:cs="Arial" w:eastAsia="Arial" w:hAnsi="Arial"/>
-                <w:b w:val="false"/>
-                <w:bCs w:val="false"/>
-                <w:i w:val="false"/>
-                <w:iCs w:val="false"/>
-                <w:color w:val="000000"/>
-                <w:sz w:val="18"/>
-                <w:szCs w:val="18"/>
-              </w:rPr>
-              <w:t xml:space="preserve">Gallery Walk + Socratic Questioning Sequence: The Gallery Walk distributes the explanatory burden across all groups and forces learners to articulate molecular structure in their own words — a high-leverage retrieval and elaboration practice. The Socratic questioning sequence scaffolds learners from elemental composition → structural difference → physiological consequence → phenomenon explanation, mirroring the scientific reasoning chain. Writing the Sensemaking Summary consolidates understanding and produces a formative artefact.</w:t>
-            </w:r>
-          </w:p>
-        </w:tc>
-        <w:tc>
-          <w:tcPr>
-            <w:tcW w:type="dxa" w:w="3040"/>
-            <w:shd w:fill="F2F2F2" w:color="auto" w:val="clear"/>
-            <w:tcMar>
-              <w:top w:type="dxa" w:w="60"/>
-              <w:left w:type="dxa" w:w="120"/>
-              <w:bottom w:type="dxa" w:w="60"/>
-              <w:right w:type="dxa" w:w="120"/>
-            </w:tcMar>
-            <w:vAlign w:val="top"/>
-          </w:tcPr>
-          <w:p>
-            <w:pPr>
-              <w:spacing w:after="40" w:before="0"/>
-              <w:jc w:val="left"/>
-            </w:pPr>
-            <w:r>
-              <w:rPr>
-                <w:rFonts w:ascii="Arial" w:cs="Arial" w:eastAsia="Arial" w:hAnsi="Arial"/>
-                <w:b w:val="false"/>
-                <w:bCs w:val="false"/>
-                <w:i w:val="false"/>
-                <w:iCs w:val="false"/>
-                <w:color w:val="000000"/>
-                <w:sz w:val="18"/>
-                <w:szCs w:val="18"/>
-              </w:rPr>
-              <w:t xml:space="preserve">Teacher reads 4–5 Sensemaking Summaries during the final minutes of the phase (circulate and photograph with tablet or read over shoulder). Observable indicator of proficiency: learner's summary (a) names at least one monomer for each macromolecule class, (b) identifies nitrogen as the key distinguishing element in amino acids, and (c) explicitly connects protein absence to a named symptom of the Kisumu child (swollen belly = loss of albumin protein, or thin limbs = loss of muscle protein). Learners who write only 'ugali has no protein' without molecular reasoning are identified for additional scaffolding in Phase 5.</w:t>
-            </w:r>
-          </w:p>
-        </w:tc>
-      </w:tr>
-      <w:tr>
-        <w:tc>
-          <w:tcPr>
-            <w:tcW w:type="dxa" w:w="1520"/>
-            <w:shd w:fill="FCE4D6" w:color="auto" w:val="clear"/>
-            <w:tcMar>
-              <w:top w:type="dxa" w:w="60"/>
-              <w:left w:type="dxa" w:w="120"/>
-              <w:bottom w:type="dxa" w:w="60"/>
-              <w:right w:type="dxa" w:w="120"/>
-            </w:tcMar>
-            <w:vAlign w:val="top"/>
-          </w:tcPr>
-          <w:p>
-            <w:pPr>
-              <w:spacing w:after="40" w:before="0"/>
-              <w:jc w:val="left"/>
-            </w:pPr>
-            <w:r>
-              <w:rPr>
-                <w:rFonts w:ascii="Arial" w:cs="Arial" w:eastAsia="Arial" w:hAnsi="Arial"/>
-                <w:b/>
-                <w:bCs/>
-                <w:i w:val="false"/>
-                <w:iCs w:val="false"/>
-                <w:color w:val="000000"/>
-                <w:sz w:val="18"/>
-                <w:szCs w:val="18"/>
-              </w:rPr>
-              <w:t xml:space="preserve">Driving Question Board (DQB) Creation</w:t>
-            </w:r>
-          </w:p>
-          <w:p>
-            <w:pPr>
-              <w:spacing w:after="20" w:before="0"/>
-            </w:pPr>
-            <w:r>
-              <w:rPr>
-                <w:rFonts w:ascii="Arial" w:cs="Arial" w:eastAsia="Arial" w:hAnsi="Arial"/>
-                <w:b/>
-                <w:bCs/>
-                <w:color w:val="1F3864"/>
-                <w:sz w:val="16"/>
-                <w:szCs w:val="16"/>
-              </w:rPr>
-              <w:t xml:space="preserve">📹 VIDEO:</w:t>
-            </w:r>
-          </w:p>
-          <w:p>
-            <w:pPr>
-              <w:spacing w:after="20" w:before="0"/>
-            </w:pPr>
-            <w:hyperlink w:history="1" r:id="rIdqtjljq4nay_ucxv0w5uvr">
-              <w:r>
-                <w:rPr>
-                  <w:rFonts w:ascii="Arial" w:cs="Arial" w:eastAsia="Arial" w:hAnsi="Arial"/>
-                  <w:color w:val="2E75B6"/>
-                  <w:sz w:val="16"/>
-                  <w:szCs w:val="16"/>
-                  <w:u w:val="single" w:color="2E75B6"/>
-                </w:rPr>
-                <w:t xml:space="preserve">Introduction to proteins and amino acids</w:t>
-              </w:r>
-            </w:hyperlink>
-          </w:p>
-          <w:p>
-            <w:pPr>
-              <w:spacing w:after="10" w:before="0"/>
-              <w:ind w:left="120"/>
-            </w:pPr>
-            <w:r>
-              <w:rPr>
-                <w:rFonts w:ascii="Arial" w:cs="Arial" w:eastAsia="Arial" w:hAnsi="Arial"/>
-                <w:color w:val="595959"/>
-                <w:sz w:val="14"/>
-                <w:szCs w:val="14"/>
-              </w:rPr>
-              <w:t xml:space="preserve">Source: Khan Academy (English - US curriculum)</w:t>
-            </w:r>
-          </w:p>
-          <w:p>
-            <w:pPr>
-              <w:spacing w:after="10" w:before="0"/>
-              <w:ind w:left="120"/>
-            </w:pPr>
-            <w:hyperlink w:history="1" r:id="rIdxuzbfamzbzphcesdgs2hg">
-              <w:r>
-                <w:rPr>
-                  <w:rFonts w:ascii="Arial" w:cs="Arial" w:eastAsia="Arial" w:hAnsi="Arial"/>
-                  <w:color w:val="595959"/>
-                  <w:sz w:val="14"/>
-                  <w:szCs w:val="14"/>
-                  <w:u w:val="single" w:color="595959"/>
-                </w:rPr>
-                <w:t xml:space="preserve">🔍 Search ARES for similar videos</w:t>
-              </w:r>
-            </w:hyperlink>
-          </w:p>
-          <w:p>
-            <w:pPr>
-              <w:spacing w:after="40" w:before="0"/>
-            </w:pPr>
-            <w:r>
-              <w:rPr>
-                <w:sz w:val="14"/>
-                <w:szCs w:val="14"/>
-              </w:rPr>
-              <w:t xml:space="preserve"/>
-            </w:r>
-          </w:p>
-          <w:p>
-            <w:pPr>
-              <w:spacing w:after="20" w:before="0"/>
-            </w:pPr>
-            <w:r>
-              <w:rPr>
-                <w:rFonts w:ascii="Arial" w:cs="Arial" w:eastAsia="Arial" w:hAnsi="Arial"/>
-                <w:b/>
-                <w:bCs/>
-                <w:color w:val="1F3864"/>
-                <w:sz w:val="16"/>
-                <w:szCs w:val="16"/>
-              </w:rPr>
-              <w:t xml:space="preserve">📖 HTML:</w:t>
-            </w:r>
-          </w:p>
-          <w:p>
-            <w:pPr>
-              <w:spacing w:after="20" w:before="0"/>
-            </w:pPr>
-            <w:hyperlink w:history="1" r:id="rIdu2-ilsutfjkara8ibdr9z">
-              <w:r>
-                <w:rPr>
-                  <w:rFonts w:ascii="Arial" w:cs="Arial" w:eastAsia="Arial" w:hAnsi="Arial"/>
-                  <w:color w:val="2E75B6"/>
-                  <w:sz w:val="16"/>
-                  <w:szCs w:val="16"/>
-                  <w:u w:val="single" w:color="2E75B6"/>
-                </w:rPr>
-                <w:t xml:space="preserve">Carbohydrate Classification (Flexbook)</w:t>
-              </w:r>
-            </w:hyperlink>
-          </w:p>
-          <w:p>
-            <w:pPr>
-              <w:spacing w:after="10" w:before="0"/>
-              <w:ind w:left="120"/>
-            </w:pPr>
-            <w:r>
-              <w:rPr>
-                <w:rFonts w:ascii="Arial" w:cs="Arial" w:eastAsia="Arial" w:hAnsi="Arial"/>
-                <w:color w:val="595959"/>
-                <w:sz w:val="14"/>
-                <w:szCs w:val="14"/>
-              </w:rPr>
-              <w:t xml:space="preserve">Source: CK-12</w:t>
-            </w:r>
-          </w:p>
-          <w:p>
-            <w:pPr>
-              <w:spacing w:after="10" w:before="0"/>
-              <w:ind w:left="120"/>
-            </w:pPr>
-            <w:hyperlink w:history="1" r:id="rIdyhimoaodgij8nphanz-6w">
-              <w:r>
-                <w:rPr>
-                  <w:rFonts w:ascii="Arial" w:cs="Arial" w:eastAsia="Arial" w:hAnsi="Arial"/>
-                  <w:color w:val="595959"/>
-                  <w:sz w:val="14"/>
-                  <w:szCs w:val="14"/>
-                  <w:u w:val="single" w:color="595959"/>
-                </w:rPr>
-                <w:t xml:space="preserve">🔍 Search ARES for similar readings</w:t>
-              </w:r>
-            </w:hyperlink>
-          </w:p>
-        </w:tc>
-        <w:tc>
-          <w:tcPr>
-            <w:tcW w:type="dxa" w:w="3040"/>
-            <w:shd w:fill="FFFFFF" w:color="auto" w:val="clear"/>
-            <w:tcMar>
-              <w:top w:type="dxa" w:w="60"/>
-              <w:left w:type="dxa" w:w="120"/>
-              <w:bottom w:type="dxa" w:w="60"/>
-              <w:right w:type="dxa" w:w="120"/>
-            </w:tcMar>
-            <w:vAlign w:val="top"/>
-          </w:tcPr>
-          <w:p>
-            <w:pPr>
-              <w:spacing w:after="40" w:before="0"/>
-              <w:jc w:val="left"/>
-            </w:pPr>
-            <w:r>
-              <w:rPr>
-                <w:rFonts w:ascii="Arial" w:cs="Arial" w:eastAsia="Arial" w:hAnsi="Arial"/>
-                <w:b w:val="false"/>
-                <w:bCs w:val="false"/>
-                <w:i w:val="false"/>
-                <w:iCs w:val="false"/>
-                <w:color w:val="000000"/>
-                <w:sz w:val="18"/>
-                <w:szCs w:val="18"/>
-              </w:rPr>
-              <w:t xml:space="preserve">Learners return to the class Driving Question Board. Each learner receives two sticky notes of different colours — one colour for 'Questions this lesson ANSWERED' and one for 'New questions this lesson RAISED.' Individually (3 minutes), learners write: (a) one answered question connected to today's molecular structure learning (e.g. 'Why can't ugali alone build muscle? Because starch has no nitrogen-containing amino acids.') and (b) one new question raised (e.g. 'How does the body break polysaccharides back into glucose — and where does this happen?' or 'Are all proteins in githeri beans actually usable by the human body?'). Sticky notes are placed on the DQB. Teacher reads three 'new questions' aloud and the class votes (thumbs up) on which ones are most exciting — these become preview hooks for Lessons 5 and 6.</w:t>
-            </w:r>
-          </w:p>
-        </w:tc>
-        <w:tc>
-          <w:tcPr>
-            <w:tcW w:type="dxa" w:w="3040"/>
-            <w:shd w:fill="F2F2F2" w:color="auto" w:val="clear"/>
-            <w:tcMar>
-              <w:top w:type="dxa" w:w="60"/>
-              <w:left w:type="dxa" w:w="120"/>
-              <w:bottom w:type="dxa" w:w="60"/>
-              <w:right w:type="dxa" w:w="120"/>
-            </w:tcMar>
-            <w:vAlign w:val="top"/>
-          </w:tcPr>
-          <w:p>
-            <w:pPr>
-              <w:spacing w:after="40" w:before="0"/>
-              <w:jc w:val="left"/>
-            </w:pPr>
-            <w:r>
-              <w:rPr>
-                <w:rFonts w:ascii="Arial" w:cs="Arial" w:eastAsia="Arial" w:hAnsi="Arial"/>
-                <w:b w:val="false"/>
-                <w:bCs w:val="false"/>
-                <w:i w:val="false"/>
-                <w:iCs w:val="false"/>
-                <w:color w:val="000000"/>
-                <w:sz w:val="18"/>
-                <w:szCs w:val="18"/>
-              </w:rPr>
-              <w:t xml:space="preserve">Say: 'Our Driving Question Board is a living record of our growing understanding. Today we go back to it. I want two sticky notes from each of you — one for what we can now ANSWER, one for what we still wonder.' Distribute sticky notes. Allow 3 minutes of silent individual writing. As learners post notes, circulate and read them — do not correct yet. Select three 'new question' notes that align with upcoming lessons (digestion, lipids, enzymes). Read them aloud: 'Someone asks: [read question]. Hands up — who else wonders this?' Count hands visibly. Say: 'These questions will drive our next two lessons. Your curiosity is doing exactly what scientists' curiosity does — it points to the next investigation.' Point to the DQB and say: 'Notice how our board has grown since Lesson 1. Four lessons ago, many of you could not explain the difference between the two children. What can you explain now?'</w:t>
-            </w:r>
-          </w:p>
-        </w:tc>
-        <w:tc>
-          <w:tcPr>
-            <w:tcW w:type="dxa" w:w="3040"/>
-            <w:shd w:fill="FFFFFF" w:color="auto" w:val="clear"/>
-            <w:tcMar>
-              <w:top w:type="dxa" w:w="60"/>
-              <w:left w:type="dxa" w:w="120"/>
-              <w:bottom w:type="dxa" w:w="60"/>
-              <w:right w:type="dxa" w:w="120"/>
-            </w:tcMar>
-            <w:vAlign w:val="top"/>
-          </w:tcPr>
-          <w:p>
-            <w:pPr>
-              <w:spacing w:after="40" w:before="0"/>
-              <w:jc w:val="left"/>
-            </w:pPr>
-            <w:r>
-              <w:rPr>
-                <w:rFonts w:ascii="Arial" w:cs="Arial" w:eastAsia="Arial" w:hAnsi="Arial"/>
-                <w:b w:val="false"/>
-                <w:bCs w:val="false"/>
-                <w:i w:val="false"/>
-                <w:iCs w:val="false"/>
-                <w:color w:val="000000"/>
-                <w:sz w:val="18"/>
-                <w:szCs w:val="18"/>
-              </w:rPr>
-              <w:t xml:space="preserve">Driving Question Board Revision (Metacognitive Progress Tracking): Revisiting the DQB at the end of each lesson makes learning growth visible and tangible. Distinguishing 'answered' from 'new' questions trains learners to recognise the iterative nature of scientific inquiry — answering one question always generates new ones. Public voting on new questions builds collective ownership of the inquiry and previews upcoming lessons with genuine learner-generated curiosity.</w:t>
-            </w:r>
-          </w:p>
-        </w:tc>
-        <w:tc>
-          <w:tcPr>
-            <w:tcW w:type="dxa" w:w="3040"/>
-            <w:shd w:fill="F2F2F2" w:color="auto" w:val="clear"/>
-            <w:tcMar>
-              <w:top w:type="dxa" w:w="60"/>
-              <w:left w:type="dxa" w:w="120"/>
-              <w:bottom w:type="dxa" w:w="60"/>
-              <w:right w:type="dxa" w:w="120"/>
-            </w:tcMar>
-            <w:vAlign w:val="top"/>
-          </w:tcPr>
-          <w:p>
-            <w:pPr>
-              <w:spacing w:after="40" w:before="0"/>
-              <w:jc w:val="left"/>
-            </w:pPr>
-            <w:r>
-              <w:rPr>
-                <w:rFonts w:ascii="Arial" w:cs="Arial" w:eastAsia="Arial" w:hAnsi="Arial"/>
-                <w:b w:val="false"/>
-                <w:bCs w:val="false"/>
-                <w:i w:val="false"/>
-                <w:iCs w:val="false"/>
-                <w:color w:val="000000"/>
-                <w:sz w:val="18"/>
-                <w:szCs w:val="18"/>
-              </w:rPr>
-              <w:t xml:space="preserve">Teacher photographs the DQB after sticky notes are placed. Observable indicators: (a) 'answered' notes reference molecular vocabulary from today (monomer, polymer, amino acid, peptide bond, glycosidic bond) — not just food names; (b) 'new question' notes are scientifically framed (begin with 'how,' 'why,' 'what happens when') rather than purely factual ('what is a protein'). Any learner whose 'answered' note is still at the food-name level (e.g. 'githeri has protein, ugali does not') is paired with a stronger peer for the model-building phase.</w:t>
-            </w:r>
-          </w:p>
-        </w:tc>
-      </w:tr>
-      <w:tr>
-        <w:tc>
-          <w:tcPr>
-            <w:tcW w:type="dxa" w:w="1520"/>
-            <w:shd w:fill="D5E8F0" w:color="auto" w:val="clear"/>
-            <w:tcMar>
-              <w:top w:type="dxa" w:w="60"/>
-              <w:left w:type="dxa" w:w="120"/>
-              <w:bottom w:type="dxa" w:w="60"/>
-              <w:right w:type="dxa" w:w="120"/>
-            </w:tcMar>
-            <w:vAlign w:val="top"/>
-          </w:tcPr>
-          <w:p>
-            <w:pPr>
-              <w:spacing w:after="40" w:before="0"/>
-              <w:jc w:val="left"/>
-            </w:pPr>
-            <w:r>
-              <w:rPr>
-                <w:rFonts w:ascii="Arial" w:cs="Arial" w:eastAsia="Arial" w:hAnsi="Arial"/>
-                <w:b/>
-                <w:bCs/>
-                <w:i w:val="false"/>
-                <w:iCs w:val="false"/>
-                <w:color w:val="000000"/>
-                <w:sz w:val="18"/>
-                <w:szCs w:val="18"/>
-              </w:rPr>
-              <w:t xml:space="preserve">Model Building Phase</w:t>
-            </w:r>
-          </w:p>
-          <w:p>
-            <w:pPr>
-              <w:spacing w:after="20" w:before="0"/>
-            </w:pPr>
-            <w:r>
-              <w:rPr>
-                <w:rFonts w:ascii="Arial" w:cs="Arial" w:eastAsia="Arial" w:hAnsi="Arial"/>
-                <w:b/>
-                <w:bCs/>
-                <w:color w:val="1F3864"/>
-                <w:sz w:val="16"/>
-                <w:szCs w:val="16"/>
-              </w:rPr>
-              <w:t xml:space="preserve">📹 VIDEO:</w:t>
-            </w:r>
-          </w:p>
-          <w:p>
-            <w:pPr>
-              <w:spacing w:after="20" w:before="0"/>
-            </w:pPr>
-            <w:hyperlink w:history="1" r:id="rId3vkznbbdg9jl6phmkmx2k">
-              <w:r>
-                <w:rPr>
-                  <w:rFonts w:ascii="Arial" w:cs="Arial" w:eastAsia="Arial" w:hAnsi="Arial"/>
-                  <w:color w:val="2E75B6"/>
-                  <w:sz w:val="16"/>
-                  <w:szCs w:val="16"/>
-                  <w:u w:val="single" w:color="2E75B6"/>
-                </w:rPr>
-                <w:t xml:space="preserve">Hydrolysis</w:t>
-              </w:r>
-            </w:hyperlink>
-          </w:p>
-          <w:p>
-            <w:pPr>
-              <w:spacing w:after="10" w:before="0"/>
-              <w:ind w:left="120"/>
-            </w:pPr>
-            <w:r>
-              <w:rPr>
-                <w:rFonts w:ascii="Arial" w:cs="Arial" w:eastAsia="Arial" w:hAnsi="Arial"/>
-                <w:color w:val="595959"/>
-                <w:sz w:val="14"/>
-                <w:szCs w:val="14"/>
-              </w:rPr>
-              <w:t xml:space="preserve">Source: Khan Academy (English - US curriculum)</w:t>
-            </w:r>
-          </w:p>
-          <w:p>
-            <w:pPr>
-              <w:spacing w:after="10" w:before="0"/>
-              <w:ind w:left="120"/>
-            </w:pPr>
-            <w:hyperlink w:history="1" r:id="rIdzybbx2flsif0wwk1zjimp">
-              <w:r>
-                <w:rPr>
-                  <w:rFonts w:ascii="Arial" w:cs="Arial" w:eastAsia="Arial" w:hAnsi="Arial"/>
-                  <w:color w:val="595959"/>
-                  <w:sz w:val="14"/>
-                  <w:szCs w:val="14"/>
-                  <w:u w:val="single" w:color="595959"/>
-                </w:rPr>
-                <w:t xml:space="preserve">🔍 Search ARES for similar videos</w:t>
-              </w:r>
-            </w:hyperlink>
-          </w:p>
-          <w:p>
-            <w:pPr>
-              <w:spacing w:after="40" w:before="0"/>
-            </w:pPr>
-            <w:r>
-              <w:rPr>
-                <w:sz w:val="14"/>
-                <w:szCs w:val="14"/>
-              </w:rPr>
-              <w:t xml:space="preserve"/>
-            </w:r>
-          </w:p>
-          <w:p>
-            <w:pPr>
-              <w:spacing w:after="20" w:before="0"/>
-            </w:pPr>
-            <w:r>
-              <w:rPr>
-                <w:rFonts w:ascii="Arial" w:cs="Arial" w:eastAsia="Arial" w:hAnsi="Arial"/>
-                <w:b/>
-                <w:bCs/>
-                <w:color w:val="1F3864"/>
-                <w:sz w:val="16"/>
-                <w:szCs w:val="16"/>
-              </w:rPr>
-              <w:t xml:space="preserve">📖 HTML:</w:t>
-            </w:r>
-          </w:p>
-          <w:p>
-            <w:pPr>
-              <w:spacing w:after="20" w:before="0"/>
-            </w:pPr>
-            <w:hyperlink w:history="1" r:id="rIdtkbn92fbnkh_bgtv9gkpo">
-              <w:r>
-                <w:rPr>
-                  <w:rFonts w:ascii="Arial" w:cs="Arial" w:eastAsia="Arial" w:hAnsi="Arial"/>
-                  <w:color w:val="2E75B6"/>
-                  <w:sz w:val="16"/>
-                  <w:szCs w:val="16"/>
-                  <w:u w:val="single" w:color="2E75B6"/>
-                </w:rPr>
-                <w:t xml:space="preserve">Carbohydrate Classification (Flexbook)</w:t>
-              </w:r>
-            </w:hyperlink>
-          </w:p>
-          <w:p>
-            <w:pPr>
-              <w:spacing w:after="10" w:before="0"/>
-              <w:ind w:left="120"/>
-            </w:pPr>
-            <w:r>
-              <w:rPr>
-                <w:rFonts w:ascii="Arial" w:cs="Arial" w:eastAsia="Arial" w:hAnsi="Arial"/>
-                <w:color w:val="595959"/>
-                <w:sz w:val="14"/>
-                <w:szCs w:val="14"/>
-              </w:rPr>
-              <w:t xml:space="preserve">Source: CK-12</w:t>
-            </w:r>
-          </w:p>
-          <w:p>
-            <w:pPr>
-              <w:spacing w:after="10" w:before="0"/>
-              <w:ind w:left="120"/>
-            </w:pPr>
-            <w:hyperlink w:history="1" r:id="rIde9pc8cltj8v_mlpk70zls">
+            <w:hyperlink w:history="1" r:id="rIdu6h8akrtyova66aicwriu">
               <w:r>
                 <w:rPr>
                   <w:rFonts w:ascii="Arial" w:cs="Arial" w:eastAsia="Arial" w:hAnsi="Arial"/>
@@ -15254,7 +15526,7 @@
         </w:rPr>
         <w:t xml:space="preserve">© 2026 SeaVuria and ARES. Aligned with KICD objectives. Developed by SeaVuria; technical implementation by ARES (with AI assistance from Claude). Licensed under </w:t>
       </w:r>
-      <w:hyperlink w:history="1" r:id="rIdezn4oaa7lssojsa8v9afo">
+      <w:hyperlink w:history="1" r:id="rIdf4gof7ymr8sxtzzmnvd9q">
         <w:r>
           <w:rPr>
             <w:rFonts w:ascii="Arial" w:cs="Arial" w:eastAsia="Arial" w:hAnsi="Arial"/>
@@ -15275,7 +15547,7 @@
         </w:rPr>
         <w:t xml:space="preserve"> (</w:t>
       </w:r>
-      <w:hyperlink w:history="1" r:id="rIdcj63h3rzmuhvcuxvtjzmc">
+      <w:hyperlink w:history="1" r:id="rIdbyryzw_qn2ahlfgilbgfy">
         <w:r>
           <w:rPr>
             <w:rFonts w:ascii="Arial" w:cs="Arial" w:eastAsia="Arial" w:hAnsi="Arial"/>
@@ -16288,7 +16560,7 @@
             <w:pPr>
               <w:spacing w:after="20" w:before="0"/>
             </w:pPr>
-            <w:hyperlink w:history="1" r:id="rIdwpofxr_2xtehntv6qo62r">
+            <w:hyperlink w:history="1" r:id="rIdvikvzwbg7-yeta6gb5i5d">
               <w:r>
                 <w:rPr>
                   <w:rFonts w:ascii="Arial" w:cs="Arial" w:eastAsia="Arial" w:hAnsi="Arial"/>
@@ -16321,7 +16593,7 @@
               <w:spacing w:after="10" w:before="0"/>
               <w:ind w:left="120"/>
             </w:pPr>
-            <w:hyperlink w:history="1" r:id="rIde3ohm9pm4oo2p9gplfxin">
+            <w:hyperlink w:history="1" r:id="rIdpadr48uxwm_3eub0zntst">
               <w:r>
                 <w:rPr>
                   <w:rFonts w:ascii="Arial" w:cs="Arial" w:eastAsia="Arial" w:hAnsi="Arial"/>
@@ -16366,7 +16638,7 @@
             <w:pPr>
               <w:spacing w:after="20" w:before="0"/>
             </w:pPr>
-            <w:hyperlink w:history="1" r:id="rId3nj0hssi9b67oj9flnsss">
+            <w:hyperlink w:history="1" r:id="rIdknko6dtsvl2ietnpwkzrf">
               <w:r>
                 <w:rPr>
                   <w:rFonts w:ascii="Arial" w:cs="Arial" w:eastAsia="Arial" w:hAnsi="Arial"/>
@@ -16375,7 +16647,7 @@
                   <w:szCs w:val="16"/>
                   <w:u w:val="single" w:color="2E75B6"/>
                 </w:rPr>
-                <w:t xml:space="preserve">Physical and chemical changes</w:t>
+                <w:t xml:space="preserve">Proteins</w:t>
               </w:r>
             </w:hyperlink>
           </w:p>
@@ -16399,7 +16671,7 @@
               <w:spacing w:after="10" w:before="0"/>
               <w:ind w:left="120"/>
             </w:pPr>
-            <w:hyperlink w:history="1" r:id="rIdph8gjoqvezeruyidseo_o">
+            <w:hyperlink w:history="1" r:id="rId-yryx6-wbhabg834v_tj2">
               <w:r>
                 <w:rPr>
                   <w:rFonts w:ascii="Arial" w:cs="Arial" w:eastAsia="Arial" w:hAnsi="Arial"/>
@@ -16594,7 +16866,7 @@
             <w:pPr>
               <w:spacing w:after="20" w:before="0"/>
             </w:pPr>
-            <w:hyperlink w:history="1" r:id="rIdsbiyupk5sfesrlzajbcfs">
+            <w:hyperlink w:history="1" r:id="rIdslhd1svn_qge0uuzn7uog">
               <w:r>
                 <w:rPr>
                   <w:rFonts w:ascii="Arial" w:cs="Arial" w:eastAsia="Arial" w:hAnsi="Arial"/>
@@ -16627,7 +16899,7 @@
               <w:spacing w:after="10" w:before="0"/>
               <w:ind w:left="120"/>
             </w:pPr>
-            <w:hyperlink w:history="1" r:id="rIdikjjcb0aomf4yvxucu7bg">
+            <w:hyperlink w:history="1" r:id="rIdojn67r_qzh3apmcquit2s">
               <w:r>
                 <w:rPr>
                   <w:rFonts w:ascii="Arial" w:cs="Arial" w:eastAsia="Arial" w:hAnsi="Arial"/>
@@ -16672,7 +16944,329 @@
             <w:pPr>
               <w:spacing w:after="20" w:before="0"/>
             </w:pPr>
-            <w:hyperlink w:history="1" r:id="rIdgsscxyzgchytevzfrqf6h">
+            <w:hyperlink w:history="1" r:id="rId4sfj_df1q03xa4tkb-2db">
+              <w:r>
+                <w:rPr>
+                  <w:rFonts w:ascii="Arial" w:cs="Arial" w:eastAsia="Arial" w:hAnsi="Arial"/>
+                  <w:color w:val="2E75B6"/>
+                  <w:sz w:val="16"/>
+                  <w:szCs w:val="16"/>
+                  <w:u w:val="single" w:color="2E75B6"/>
+                </w:rPr>
+                <w:t xml:space="preserve">Proteins</w:t>
+              </w:r>
+            </w:hyperlink>
+          </w:p>
+          <w:p>
+            <w:pPr>
+              <w:spacing w:after="10" w:before="0"/>
+              <w:ind w:left="120"/>
+            </w:pPr>
+            <w:r>
+              <w:rPr>
+                <w:rFonts w:ascii="Arial" w:cs="Arial" w:eastAsia="Arial" w:hAnsi="Arial"/>
+                <w:color w:val="595959"/>
+                <w:sz w:val="14"/>
+                <w:szCs w:val="14"/>
+              </w:rPr>
+              <w:t xml:space="preserve">Source: Khan Academy (English - US curriculum)</w:t>
+            </w:r>
+          </w:p>
+          <w:p>
+            <w:pPr>
+              <w:spacing w:after="10" w:before="0"/>
+              <w:ind w:left="120"/>
+            </w:pPr>
+            <w:hyperlink w:history="1" r:id="rIdj7hdi8olaqgz5rxhi1giy">
+              <w:r>
+                <w:rPr>
+                  <w:rFonts w:ascii="Arial" w:cs="Arial" w:eastAsia="Arial" w:hAnsi="Arial"/>
+                  <w:color w:val="595959"/>
+                  <w:sz w:val="14"/>
+                  <w:szCs w:val="14"/>
+                  <w:u w:val="single" w:color="595959"/>
+                </w:rPr>
+                <w:t xml:space="preserve">🔍 Search ARES for similar readings</w:t>
+              </w:r>
+            </w:hyperlink>
+          </w:p>
+        </w:tc>
+        <w:tc>
+          <w:tcPr>
+            <w:tcW w:type="dxa" w:w="3040"/>
+            <w:shd w:fill="FFFFFF" w:color="auto" w:val="clear"/>
+            <w:tcMar>
+              <w:top w:type="dxa" w:w="60"/>
+              <w:left w:type="dxa" w:w="120"/>
+              <w:bottom w:type="dxa" w:w="60"/>
+              <w:right w:type="dxa" w:w="120"/>
+            </w:tcMar>
+            <w:vAlign w:val="top"/>
+          </w:tcPr>
+          <w:p>
+            <w:pPr>
+              <w:spacing w:after="40" w:before="0"/>
+              <w:jc w:val="left"/>
+            </w:pPr>
+            <w:r>
+              <w:rPr>
+                <w:rFonts w:ascii="Arial" w:cs="Arial" w:eastAsia="Arial" w:hAnsi="Arial"/>
+                <w:b w:val="false"/>
+                <w:bCs w:val="false"/>
+                <w:i w:val="false"/>
+                <w:iCs w:val="false"/>
+                <w:color w:val="000000"/>
+                <w:sz w:val="18"/>
+                <w:szCs w:val="18"/>
+              </w:rPr>
+              <w:t xml:space="preserve">Each group receives a Deficiency Disease Matching Card — a structured card with five rows (kwashiorkor, marasmus, scurvy, rickets, anaemia) and four columns (disease name, missing chemical of life, visible symptoms, Kenyan food that could prevent it). Two columns are pre-filled (disease name and visible symptoms) and two are blank (missing chemical and Kenyan food source). Learners use their Lesson 2 and 3 notes and their Lesson 4 food test data table to complete the blank columns collaboratively. For kwashiorkor specifically, they must cite their Biuret test result on the beans extract (purple colour = protein present) and connect the absence of such a result for ugali to the protein-deficient diet. Groups also calculate a simple diet audit: they are given a typical daily menu for each Kisumu child (child 1: ugali three times, child 2: githeri twice and ugali once) and must list which chemicals of life are present and which are absent or insufficient in each menu.</w:t>
+            </w:r>
+          </w:p>
+        </w:tc>
+        <w:tc>
+          <w:tcPr>
+            <w:tcW w:type="dxa" w:w="3040"/>
+            <w:shd w:fill="F2F2F2" w:color="auto" w:val="clear"/>
+            <w:tcMar>
+              <w:top w:type="dxa" w:w="60"/>
+              <w:left w:type="dxa" w:w="120"/>
+              <w:bottom w:type="dxa" w:w="60"/>
+              <w:right w:type="dxa" w:w="120"/>
+            </w:tcMar>
+            <w:vAlign w:val="top"/>
+          </w:tcPr>
+          <w:p>
+            <w:pPr>
+              <w:spacing w:after="40" w:before="0"/>
+              <w:jc w:val="left"/>
+            </w:pPr>
+            <w:r>
+              <w:rPr>
+                <w:rFonts w:ascii="Arial" w:cs="Arial" w:eastAsia="Arial" w:hAnsi="Arial"/>
+                <w:b w:val="false"/>
+                <w:bCs w:val="false"/>
+                <w:i w:val="false"/>
+                <w:iCs w:val="false"/>
+                <w:color w:val="000000"/>
+                <w:sz w:val="18"/>
+                <w:szCs w:val="18"/>
+              </w:rPr>
+              <w:t xml:space="preserve">The teacher distributes the Deficiency Disease Matching Cards and says: 'Your food test data is your evidence. Your molecular structure notes are your background knowledge. Use both to fill in the two blank columns on this card. Start with kwashiorkor because that is the disease we can see in our Kisumu child.' WAIT TIME: Allow 6 minutes for group work without interruption. The teacher circulates, listening to group talk. If a group is stuck on scurvy, the teacher prompts: 'Which chemical of life did we test with DCPIP in Lesson 4? What did you find in orange juice?' If a group conflates marasmus and kwashiorkor, the teacher asks: 'What is the difference between getting no food at all and getting food that is only starch? Which child in our phenomenon is closer to which disease?' After 6 minutes the teacher pauses the class and cold-calls one group per disease row to share their answer, asking the class: 'Does your card agree or disagree? Correct your card now if needed.' The teacher writes the completed table on the board as a class reference.</w:t>
+            </w:r>
+          </w:p>
+        </w:tc>
+        <w:tc>
+          <w:tcPr>
+            <w:tcW w:type="dxa" w:w="3040"/>
+            <w:shd w:fill="FFFFFF" w:color="auto" w:val="clear"/>
+            <w:tcMar>
+              <w:top w:type="dxa" w:w="60"/>
+              <w:left w:type="dxa" w:w="120"/>
+              <w:bottom w:type="dxa" w:w="60"/>
+              <w:right w:type="dxa" w:w="120"/>
+            </w:tcMar>
+            <w:vAlign w:val="top"/>
+          </w:tcPr>
+          <w:p>
+            <w:pPr>
+              <w:spacing w:after="40" w:before="0"/>
+              <w:jc w:val="left"/>
+            </w:pPr>
+            <w:r>
+              <w:rPr>
+                <w:rFonts w:ascii="Arial" w:cs="Arial" w:eastAsia="Arial" w:hAnsi="Arial"/>
+                <w:b w:val="false"/>
+                <w:bCs w:val="false"/>
+                <w:i w:val="false"/>
+                <w:iCs w:val="false"/>
+                <w:color w:val="000000"/>
+                <w:sz w:val="18"/>
+                <w:szCs w:val="18"/>
+              </w:rPr>
+              <w:t xml:space="preserve">Evidence-to-explanation scaffolding — the partially completed Deficiency Disease Matching Card structures the cognitive task so learners focus on the causal link (missing chemical causes specific symptoms) rather than rote recall. The diet audit task operationalises the phenomenon as a real dietary analysis.</w:t>
+            </w:r>
+          </w:p>
+        </w:tc>
+        <w:tc>
+          <w:tcPr>
+            <w:tcW w:type="dxa" w:w="3040"/>
+            <w:shd w:fill="F2F2F2" w:color="auto" w:val="clear"/>
+            <w:tcMar>
+              <w:top w:type="dxa" w:w="60"/>
+              <w:left w:type="dxa" w:w="120"/>
+              <w:bottom w:type="dxa" w:w="60"/>
+              <w:right w:type="dxa" w:w="120"/>
+            </w:tcMar>
+            <w:vAlign w:val="top"/>
+          </w:tcPr>
+          <w:p>
+            <w:pPr>
+              <w:spacing w:after="40" w:before="0"/>
+              <w:jc w:val="left"/>
+            </w:pPr>
+            <w:r>
+              <w:rPr>
+                <w:rFonts w:ascii="Arial" w:cs="Arial" w:eastAsia="Arial" w:hAnsi="Arial"/>
+                <w:b w:val="false"/>
+                <w:bCs w:val="false"/>
+                <w:i w:val="false"/>
+                <w:iCs w:val="false"/>
+                <w:color w:val="000000"/>
+                <w:sz w:val="18"/>
+                <w:szCs w:val="18"/>
+              </w:rPr>
+              <w:t xml:space="preserve">The teacher checks that learners correctly identify protein (specifically essential amino acids) as the missing chemical in kwashiorkor, and that their Biuret test evidence is cited in their reasoning. Misconception to watch for: learners attributing kwashiorkor to 'not enough food' rather than 'not enough protein specifically.' If this appears, the teacher re-asks: 'The child with kwashiorkor is eating the same amount of food in quantity as the healthy child. So what is different?'</w:t>
+            </w:r>
+          </w:p>
+        </w:tc>
+      </w:tr>
+      <w:tr>
+        <w:tc>
+          <w:tcPr>
+            <w:tcW w:type="dxa" w:w="1520"/>
+            <w:shd w:fill="E2EFDA" w:color="auto" w:val="clear"/>
+            <w:tcMar>
+              <w:top w:type="dxa" w:w="60"/>
+              <w:left w:type="dxa" w:w="120"/>
+              <w:bottom w:type="dxa" w:w="60"/>
+              <w:right w:type="dxa" w:w="120"/>
+            </w:tcMar>
+            <w:vAlign w:val="top"/>
+          </w:tcPr>
+          <w:p>
+            <w:pPr>
+              <w:spacing w:after="40" w:before="0"/>
+              <w:jc w:val="left"/>
+            </w:pPr>
+            <w:r>
+              <w:rPr>
+                <w:rFonts w:ascii="Arial" w:cs="Arial" w:eastAsia="Arial" w:hAnsi="Arial"/>
+                <w:b/>
+                <w:bCs/>
+                <w:i w:val="false"/>
+                <w:iCs w:val="false"/>
+                <w:color w:val="000000"/>
+                <w:sz w:val="18"/>
+                <w:szCs w:val="18"/>
+              </w:rPr>
+              <w:t xml:space="preserve">Explain Phase</w:t>
+            </w:r>
+          </w:p>
+          <w:p>
+            <w:pPr>
+              <w:spacing w:after="20" w:before="0"/>
+            </w:pPr>
+            <w:r>
+              <w:rPr>
+                <w:rFonts w:ascii="Arial" w:cs="Arial" w:eastAsia="Arial" w:hAnsi="Arial"/>
+                <w:b/>
+                <w:bCs/>
+                <w:color w:val="1F3864"/>
+                <w:sz w:val="16"/>
+                <w:szCs w:val="16"/>
+              </w:rPr>
+              <w:t xml:space="preserve">📹 VIDEO:</w:t>
+            </w:r>
+          </w:p>
+          <w:p>
+            <w:pPr>
+              <w:spacing w:after="20" w:before="0"/>
+            </w:pPr>
+            <w:hyperlink w:history="1" r:id="rId4sl2rfxn4cua8owmev1ya">
+              <w:r>
+                <w:rPr>
+                  <w:rFonts w:ascii="Arial" w:cs="Arial" w:eastAsia="Arial" w:hAnsi="Arial"/>
+                  <w:color w:val="2E75B6"/>
+                  <w:sz w:val="16"/>
+                  <w:szCs w:val="16"/>
+                  <w:u w:val="single" w:color="2E75B6"/>
+                </w:rPr>
+                <w:t xml:space="preserve">Food and energy in organisms</w:t>
+              </w:r>
+            </w:hyperlink>
+          </w:p>
+          <w:p>
+            <w:pPr>
+              <w:spacing w:after="20" w:before="0"/>
+            </w:pPr>
+            <w:r>
+              <w:rPr>
+                <w:rFonts w:ascii="Arial" w:cs="Arial" w:eastAsia="Arial" w:hAnsi="Arial"/>
+                <w:i/>
+                <w:iCs/>
+                <w:color w:val="595959"/>
+                <w:sz w:val="16"/>
+                <w:szCs w:val="16"/>
+              </w:rPr>
+              <w:t xml:space="preserve">Related topic: not an exact match for this lesson.</w:t>
+            </w:r>
+          </w:p>
+          <w:p>
+            <w:pPr>
+              <w:spacing w:after="10" w:before="0"/>
+              <w:ind w:left="120"/>
+            </w:pPr>
+            <w:r>
+              <w:rPr>
+                <w:rFonts w:ascii="Arial" w:cs="Arial" w:eastAsia="Arial" w:hAnsi="Arial"/>
+                <w:color w:val="595959"/>
+                <w:sz w:val="14"/>
+                <w:szCs w:val="14"/>
+              </w:rPr>
+              <w:t xml:space="preserve">Source: Khan Academy (English - US curriculum)</w:t>
+            </w:r>
+          </w:p>
+          <w:p>
+            <w:pPr>
+              <w:spacing w:after="10" w:before="0"/>
+              <w:ind w:left="120"/>
+            </w:pPr>
+            <w:hyperlink w:history="1" r:id="rIdys2y4o-f7hhhkk8uagswl">
+              <w:r>
+                <w:rPr>
+                  <w:rFonts w:ascii="Arial" w:cs="Arial" w:eastAsia="Arial" w:hAnsi="Arial"/>
+                  <w:color w:val="595959"/>
+                  <w:sz w:val="14"/>
+                  <w:szCs w:val="14"/>
+                  <w:u w:val="single" w:color="595959"/>
+                </w:rPr>
+                <w:t xml:space="preserve">🔍 Search ARES for similar videos</w:t>
+              </w:r>
+            </w:hyperlink>
+          </w:p>
+          <w:p>
+            <w:pPr>
+              <w:spacing w:after="40" w:before="0"/>
+            </w:pPr>
+            <w:r>
+              <w:rPr>
+                <w:sz w:val="14"/>
+                <w:szCs w:val="14"/>
+              </w:rPr>
+              <w:t xml:space="preserve"/>
+            </w:r>
+          </w:p>
+          <w:p>
+            <w:pPr>
+              <w:spacing w:after="20" w:before="0"/>
+            </w:pPr>
+            <w:r>
+              <w:rPr>
+                <w:rFonts w:ascii="Arial" w:cs="Arial" w:eastAsia="Arial" w:hAnsi="Arial"/>
+                <w:b/>
+                <w:bCs/>
+                <w:color w:val="1F3864"/>
+                <w:sz w:val="16"/>
+                <w:szCs w:val="16"/>
+              </w:rPr>
+              <w:t xml:space="preserve">📖 EXERCISE:</w:t>
+            </w:r>
+          </w:p>
+          <w:p>
+            <w:pPr>
+              <w:spacing w:after="20" w:before="0"/>
+            </w:pPr>
+            <w:hyperlink w:history="1" r:id="rIdjwas6cle9fpftrkj4lsru">
               <w:r>
                 <w:rPr>
                   <w:rFonts w:ascii="Arial" w:cs="Arial" w:eastAsia="Arial" w:hAnsi="Arial"/>
@@ -16687,6 +17281,22 @@
           </w:p>
           <w:p>
             <w:pPr>
+              <w:spacing w:after="20" w:before="0"/>
+            </w:pPr>
+            <w:r>
+              <w:rPr>
+                <w:rFonts w:ascii="Arial" w:cs="Arial" w:eastAsia="Arial" w:hAnsi="Arial"/>
+                <w:i/>
+                <w:iCs/>
+                <w:color w:val="595959"/>
+                <w:sz w:val="16"/>
+                <w:szCs w:val="16"/>
+              </w:rPr>
+              <w:t xml:space="preserve">Related topic: not an exact match for this lesson.</w:t>
+            </w:r>
+          </w:p>
+          <w:p>
+            <w:pPr>
               <w:spacing w:after="10" w:before="0"/>
               <w:ind w:left="120"/>
             </w:pPr>
@@ -16705,7 +17315,7 @@
               <w:spacing w:after="10" w:before="0"/>
               <w:ind w:left="120"/>
             </w:pPr>
-            <w:hyperlink w:history="1" r:id="rIdqk6wqk80rdho1ozvqkfmu">
+            <w:hyperlink w:history="1" r:id="rIdyjuhaphpmorru_-ozwa1m">
               <w:r>
                 <w:rPr>
                   <w:rFonts w:ascii="Arial" w:cs="Arial" w:eastAsia="Arial" w:hAnsi="Arial"/>
@@ -16747,7 +17357,7 @@
                 <w:sz w:val="18"/>
                 <w:szCs w:val="18"/>
               </w:rPr>
-              <w:t xml:space="preserve">Each group receives a Deficiency Disease Matching Card — a structured card with five rows (kwashiorkor, marasmus, scurvy, rickets, anaemia) and four columns (disease name, missing chemical of life, visible symptoms, Kenyan food that could prevent it). Two columns are pre-filled (disease name and visible symptoms) and two are blank (missing chemical and Kenyan food source). Learners use their Lesson 2 and 3 notes and their Lesson 4 food test data table to complete the blank columns collaboratively. For kwashiorkor specifically, they must cite their Biuret test result on the beans extract (purple colour = protein present) and connect the absence of such a result for ugali to the protein-deficient diet. Groups also calculate a simple diet audit: they are given a typical daily menu for each Kisumu child (child 1: ugali three times, child 2: githeri twice and ugali once) and must list which chemicals of life are present and which are absent or insufficient in each menu.</w:t>
+              <w:t xml:space="preserve">Each group constructs a written scientific explanation (5 to 7 sentences) for the anchoring phenomenon using a provided sentence-starter framework: (1) 'Ugali is made mainly of... because our iodine test showed...'; (2) 'Githeri contains both... and... because our Biuret test showed...'; (3) 'The child eating only ugali develops kwashiorkor because...'; (4) 'Proteins are needed in the body to build... including albumin (which prevents oedema), keratin (hair), and muscle fibres...'; (5) 'Therefore the two children have different bodies because...'. One group spokesperson reads the completed explanation aloud. The teacher facilitates a whole-class discussion in which learners evaluate each other's explanations. The teacher then connects the class findings to the Kenya National School Feeding Programme and to the work of nutritional scientists at the Kenya Medical Research Institute (KEMRI) who study childhood malnutrition in Nyanza and Western Kenya. Learners update their individual DQB sticky notes: answered questions are moved to an 'Answered' column and any new questions are added.</w:t>
             </w:r>
           </w:p>
         </w:tc>
@@ -16779,7 +17389,7 @@
                 <w:sz w:val="18"/>
                 <w:szCs w:val="18"/>
               </w:rPr>
-              <w:t xml:space="preserve">The teacher distributes the Deficiency Disease Matching Cards and says: 'Your food test data is your evidence. Your molecular structure notes are your background knowledge. Use both to fill in the two blank columns on this card. Start with kwashiorkor because that is the disease we can see in our Kisumu child.' WAIT TIME: Allow 6 minutes for group work without interruption. The teacher circulates, listening to group talk. If a group is stuck on scurvy, the teacher prompts: 'Which chemical of life did we test with DCPIP in Lesson 4? What did you find in orange juice?' If a group conflates marasmus and kwashiorkor, the teacher asks: 'What is the difference between getting no food at all and getting food that is only starch? Which child in our phenomenon is closer to which disease?' After 6 minutes the teacher pauses the class and cold-calls one group per disease row to share their answer, asking the class: 'Does your card agree or disagree? Correct your card now if needed.' The teacher writes the completed table on the board as a class reference.</w:t>
+              <w:t xml:space="preserve">The teacher says: 'You now have enough evidence to answer the driving question — at least part of it. Your group is going to write a scientific explanation. I am not asking you to guess. I am asking you to use your food test results, your molecular structure knowledge, and your deficiency disease card as evidence. Use the sentence starters on the board.' WAIT TIME: Allow 5 minutes for group writing. After groups present, the teacher says: 'Listen carefully to each group. When they finish, I want you to say one thing you agree with and one thing you would add or change.' After all groups have presented, the teacher synthesises: 'Every group arrived at the same core idea: the Kisumu child with kwashiorkor is not starving in terms of energy — ugali gives energy through carbohydrates — but is starving in terms of the building-block molecules that only proteins can supply. That is a profound scientific insight and it is exactly what nutritional scientists at KEMRI and the World Food Programme have been telling Kenyan communities for decades.' The teacher then asks: 'What does this tell us about what food is really made of?' — re-echoing the driving question — and allows learners to respond freely for 2 minutes before summarising.</w:t>
             </w:r>
           </w:p>
         </w:tc>
@@ -16811,7 +17421,7 @@
                 <w:sz w:val="18"/>
                 <w:szCs w:val="18"/>
               </w:rPr>
-              <w:t xml:space="preserve">Evidence-to-explanation scaffolding — the partially completed Deficiency Disease Matching Card structures the cognitive task so learners focus on the causal link (missing chemical causes specific symptoms) rather than rote recall. The diet audit task operationalises the phenomenon as a real dietary analysis.</w:t>
+              <w:t xml:space="preserve">Collaborative explanation construction using sentence-starter scaffolds ensures all learners produce evidence-based reasoning rather than opinion. Peer evaluation of group explanations deepens critical thinking. Connecting to KEMRI scientists and the Kenya National School Feeding Programme grounds the science in authentic Kenyan societal context.</w:t>
             </w:r>
           </w:p>
         </w:tc>
@@ -16843,7 +17453,7 @@
                 <w:sz w:val="18"/>
                 <w:szCs w:val="18"/>
               </w:rPr>
-              <w:t xml:space="preserve">The teacher checks that learners correctly identify protein (specifically essential amino acids) as the missing chemical in kwashiorkor, and that their Biuret test evidence is cited in their reasoning. Misconception to watch for: learners attributing kwashiorkor to 'not enough food' rather than 'not enough protein specifically.' If this appears, the teacher re-asks: 'The child with kwashiorkor is eating the same amount of food in quantity as the healthy child. So what is different?'</w:t>
+              <w:t xml:space="preserve">Teacher collects the written group explanations at the end of the lesson to assess whether learners: (1) correctly cite food test evidence (iodine for starch, Biuret for protein); (2) identify specific proteins (albumin, keratin, muscle protein) and explain their functions; (3) make a clear causal link between protein absence and kwashiorkor symptoms. A three-point rubric is used: 1 = identifies protein as missing; 2 = connects protein absence to specific symptoms; 3 = cites food test evidence and names specific proteins and their functions.</w:t>
             </w:r>
           </w:p>
         </w:tc>
@@ -16852,32 +17462,32 @@
         <w:tc>
           <w:tcPr>
             <w:tcW w:type="dxa" w:w="1520"/>
-            <w:shd w:fill="E2EFDA" w:color="auto" w:val="clear"/>
-            <w:tcMar>
-              <w:top w:type="dxa" w:w="60"/>
-              <w:left w:type="dxa" w:w="120"/>
-              <w:bottom w:type="dxa" w:w="60"/>
-              <w:right w:type="dxa" w:w="120"/>
-            </w:tcMar>
-            <w:vAlign w:val="top"/>
-          </w:tcPr>
-          <w:p>
-            <w:pPr>
-              <w:spacing w:after="40" w:before="0"/>
-              <w:jc w:val="left"/>
-            </w:pPr>
-            <w:r>
-              <w:rPr>
-                <w:rFonts w:ascii="Arial" w:cs="Arial" w:eastAsia="Arial" w:hAnsi="Arial"/>
-                <w:b/>
-                <w:bCs/>
-                <w:i w:val="false"/>
-                <w:iCs w:val="false"/>
-                <w:color w:val="000000"/>
-                <w:sz w:val="18"/>
-                <w:szCs w:val="18"/>
-              </w:rPr>
-              <w:t xml:space="preserve">Explain Phase</w:t>
+            <w:shd w:fill="FCE4D6" w:color="auto" w:val="clear"/>
+            <w:tcMar>
+              <w:top w:type="dxa" w:w="60"/>
+              <w:left w:type="dxa" w:w="120"/>
+              <w:bottom w:type="dxa" w:w="60"/>
+              <w:right w:type="dxa" w:w="120"/>
+            </w:tcMar>
+            <w:vAlign w:val="top"/>
+          </w:tcPr>
+          <w:p>
+            <w:pPr>
+              <w:spacing w:after="40" w:before="0"/>
+              <w:jc w:val="left"/>
+            </w:pPr>
+            <w:r>
+              <w:rPr>
+                <w:rFonts w:ascii="Arial" w:cs="Arial" w:eastAsia="Arial" w:hAnsi="Arial"/>
+                <w:b/>
+                <w:bCs/>
+                <w:i w:val="false"/>
+                <w:iCs w:val="false"/>
+                <w:color w:val="000000"/>
+                <w:sz w:val="18"/>
+                <w:szCs w:val="18"/>
+              </w:rPr>
+              <w:t xml:space="preserve">Driving Question Board (DQB) Creation</w:t>
             </w:r>
           </w:p>
           <w:p>
@@ -16900,7 +17510,345 @@
             <w:pPr>
               <w:spacing w:after="20" w:before="0"/>
             </w:pPr>
-            <w:hyperlink w:history="1" r:id="rIdgj9yz-i0b7pqb_1tmeqf2">
+            <w:hyperlink w:history="1" r:id="rIdevepk40eqirojqc3lkjxo">
+              <w:r>
+                <w:rPr>
+                  <w:rFonts w:ascii="Arial" w:cs="Arial" w:eastAsia="Arial" w:hAnsi="Arial"/>
+                  <w:color w:val="2E75B6"/>
+                  <w:sz w:val="16"/>
+                  <w:szCs w:val="16"/>
+                  <w:u w:val="single" w:color="2E75B6"/>
+                </w:rPr>
+                <w:t xml:space="preserve">Overview of protein structure</w:t>
+              </w:r>
+            </w:hyperlink>
+          </w:p>
+          <w:p>
+            <w:pPr>
+              <w:spacing w:after="20" w:before="0"/>
+            </w:pPr>
+            <w:r>
+              <w:rPr>
+                <w:rFonts w:ascii="Arial" w:cs="Arial" w:eastAsia="Arial" w:hAnsi="Arial"/>
+                <w:i/>
+                <w:iCs/>
+                <w:color w:val="595959"/>
+                <w:sz w:val="16"/>
+                <w:szCs w:val="16"/>
+              </w:rPr>
+              <w:t xml:space="preserve">Related topic: not an exact match for this lesson.</w:t>
+            </w:r>
+          </w:p>
+          <w:p>
+            <w:pPr>
+              <w:spacing w:after="10" w:before="0"/>
+              <w:ind w:left="120"/>
+            </w:pPr>
+            <w:r>
+              <w:rPr>
+                <w:rFonts w:ascii="Arial" w:cs="Arial" w:eastAsia="Arial" w:hAnsi="Arial"/>
+                <w:color w:val="595959"/>
+                <w:sz w:val="14"/>
+                <w:szCs w:val="14"/>
+              </w:rPr>
+              <w:t xml:space="preserve">Source: Khan Academy (English - US curriculum)</w:t>
+            </w:r>
+          </w:p>
+          <w:p>
+            <w:pPr>
+              <w:spacing w:after="10" w:before="0"/>
+              <w:ind w:left="120"/>
+            </w:pPr>
+            <w:hyperlink w:history="1" r:id="rIdmev8nnou6nvn4p-mce2-_">
+              <w:r>
+                <w:rPr>
+                  <w:rFonts w:ascii="Arial" w:cs="Arial" w:eastAsia="Arial" w:hAnsi="Arial"/>
+                  <w:color w:val="595959"/>
+                  <w:sz w:val="14"/>
+                  <w:szCs w:val="14"/>
+                  <w:u w:val="single" w:color="595959"/>
+                </w:rPr>
+                <w:t xml:space="preserve">🔍 Search ARES for similar videos</w:t>
+              </w:r>
+            </w:hyperlink>
+          </w:p>
+          <w:p>
+            <w:pPr>
+              <w:spacing w:after="40" w:before="0"/>
+            </w:pPr>
+            <w:r>
+              <w:rPr>
+                <w:sz w:val="14"/>
+                <w:szCs w:val="14"/>
+              </w:rPr>
+              <w:t xml:space="preserve"/>
+            </w:r>
+          </w:p>
+          <w:p>
+            <w:pPr>
+              <w:spacing w:after="20" w:before="0"/>
+            </w:pPr>
+            <w:r>
+              <w:rPr>
+                <w:rFonts w:ascii="Arial" w:cs="Arial" w:eastAsia="Arial" w:hAnsi="Arial"/>
+                <w:b/>
+                <w:bCs/>
+                <w:color w:val="1F3864"/>
+                <w:sz w:val="16"/>
+                <w:szCs w:val="16"/>
+              </w:rPr>
+              <w:t xml:space="preserve">📖 EXERCISE:</w:t>
+            </w:r>
+          </w:p>
+          <w:p>
+            <w:pPr>
+              <w:spacing w:after="20" w:before="0"/>
+            </w:pPr>
+            <w:hyperlink w:history="1" r:id="rId0tjvc_tqcmm5obra1w6vb">
+              <w:r>
+                <w:rPr>
+                  <w:rFonts w:ascii="Arial" w:cs="Arial" w:eastAsia="Arial" w:hAnsi="Arial"/>
+                  <w:color w:val="2E75B6"/>
+                  <w:sz w:val="16"/>
+                  <w:szCs w:val="16"/>
+                  <w:u w:val="single" w:color="2E75B6"/>
+                </w:rPr>
+                <w:t xml:space="preserve">Proteins Practice</w:t>
+              </w:r>
+            </w:hyperlink>
+          </w:p>
+          <w:p>
+            <w:pPr>
+              <w:spacing w:after="20" w:before="0"/>
+            </w:pPr>
+            <w:r>
+              <w:rPr>
+                <w:rFonts w:ascii="Arial" w:cs="Arial" w:eastAsia="Arial" w:hAnsi="Arial"/>
+                <w:i/>
+                <w:iCs/>
+                <w:color w:val="595959"/>
+                <w:sz w:val="16"/>
+                <w:szCs w:val="16"/>
+              </w:rPr>
+              <w:t xml:space="preserve">Related topic: not an exact match for this lesson.</w:t>
+            </w:r>
+          </w:p>
+          <w:p>
+            <w:pPr>
+              <w:spacing w:after="10" w:before="0"/>
+              <w:ind w:left="120"/>
+            </w:pPr>
+            <w:r>
+              <w:rPr>
+                <w:rFonts w:ascii="Arial" w:cs="Arial" w:eastAsia="Arial" w:hAnsi="Arial"/>
+                <w:color w:val="595959"/>
+                <w:sz w:val="14"/>
+                <w:szCs w:val="14"/>
+              </w:rPr>
+              <w:t xml:space="preserve">Source: CK-12</w:t>
+            </w:r>
+          </w:p>
+          <w:p>
+            <w:pPr>
+              <w:spacing w:after="10" w:before="0"/>
+              <w:ind w:left="120"/>
+            </w:pPr>
+            <w:hyperlink w:history="1" r:id="rIdnof6iruuxb9qs8gex0ewr">
+              <w:r>
+                <w:rPr>
+                  <w:rFonts w:ascii="Arial" w:cs="Arial" w:eastAsia="Arial" w:hAnsi="Arial"/>
+                  <w:color w:val="595959"/>
+                  <w:sz w:val="14"/>
+                  <w:szCs w:val="14"/>
+                  <w:u w:val="single" w:color="595959"/>
+                </w:rPr>
+                <w:t xml:space="preserve">🔍 Search ARES for similar readings</w:t>
+              </w:r>
+            </w:hyperlink>
+          </w:p>
+        </w:tc>
+        <w:tc>
+          <w:tcPr>
+            <w:tcW w:type="dxa" w:w="3040"/>
+            <w:shd w:fill="FFFFFF" w:color="auto" w:val="clear"/>
+            <w:tcMar>
+              <w:top w:type="dxa" w:w="60"/>
+              <w:left w:type="dxa" w:w="120"/>
+              <w:bottom w:type="dxa" w:w="60"/>
+              <w:right w:type="dxa" w:w="120"/>
+            </w:tcMar>
+            <w:vAlign w:val="top"/>
+          </w:tcPr>
+          <w:p>
+            <w:pPr>
+              <w:spacing w:after="40" w:before="0"/>
+              <w:jc w:val="left"/>
+            </w:pPr>
+            <w:r>
+              <w:rPr>
+                <w:rFonts w:ascii="Arial" w:cs="Arial" w:eastAsia="Arial" w:hAnsi="Arial"/>
+                <w:b w:val="false"/>
+                <w:bCs w:val="false"/>
+                <w:i w:val="false"/>
+                <w:iCs w:val="false"/>
+                <w:color w:val="000000"/>
+                <w:sz w:val="18"/>
+                <w:szCs w:val="18"/>
+              </w:rPr>
+              <w:t xml:space="preserve">Learners retrieve their individual DQB sticky notes from the board (posted in Lesson 1). Each learner reads their original Lesson 1 question and decides: (a) Can I now answer this question using evidence from Lessons 1 to 5? If yes, the learner writes a brief answer on the back of the sticky note and moves it to the 'Answered' column on the DQB. (b) If the question is still partially unanswered or has generated a new question, the learner writes a new sticky note for the 'Still Wondering' column. The class briefly reviews which questions have been answered (typically questions about what food is made of, what causes kwashiorkor, and what proteins do) and which remain (typically questions about DNA, vitamins in detail, or how the body digests food). The teacher acknowledges remaining questions as the focus for Lesson 6 model building.</w:t>
+            </w:r>
+          </w:p>
+        </w:tc>
+        <w:tc>
+          <w:tcPr>
+            <w:tcW w:type="dxa" w:w="3040"/>
+            <w:shd w:fill="F2F2F2" w:color="auto" w:val="clear"/>
+            <w:tcMar>
+              <w:top w:type="dxa" w:w="60"/>
+              <w:left w:type="dxa" w:w="120"/>
+              <w:bottom w:type="dxa" w:w="60"/>
+              <w:right w:type="dxa" w:w="120"/>
+            </w:tcMar>
+            <w:vAlign w:val="top"/>
+          </w:tcPr>
+          <w:p>
+            <w:pPr>
+              <w:spacing w:after="40" w:before="0"/>
+              <w:jc w:val="left"/>
+            </w:pPr>
+            <w:r>
+              <w:rPr>
+                <w:rFonts w:ascii="Arial" w:cs="Arial" w:eastAsia="Arial" w:hAnsi="Arial"/>
+                <w:b w:val="false"/>
+                <w:bCs w:val="false"/>
+                <w:i w:val="false"/>
+                <w:iCs w:val="false"/>
+                <w:color w:val="000000"/>
+                <w:sz w:val="18"/>
+                <w:szCs w:val="18"/>
+              </w:rPr>
+              <w:t xml:space="preserve">The teacher says: 'Go to the DQB. Find your sticky note from Lesson 1. Read your question. Ask yourself honestly: can I answer this now using evidence? If yes, write your answer on the back and move it to Answered. If not, write a new question on a fresh sticky note and add it to Still Wondering.' WAIT TIME: Allow 3 minutes for learners to work independently at the board. After the 3 minutes the teacher reads out 3 to 4 answered questions and says: 'Look how far we have come since Lesson 1. You could not answer these questions then. Now you can — and you can back your answers with chemical evidence.' The teacher then points to the Still Wondering column and says: 'These remaining questions are exactly what we will address in Lesson 6 when we build our final model. So do not worry — we are not done yet.'</w:t>
+            </w:r>
+          </w:p>
+        </w:tc>
+        <w:tc>
+          <w:tcPr>
+            <w:tcW w:type="dxa" w:w="3040"/>
+            <w:shd w:fill="FFFFFF" w:color="auto" w:val="clear"/>
+            <w:tcMar>
+              <w:top w:type="dxa" w:w="60"/>
+              <w:left w:type="dxa" w:w="120"/>
+              <w:bottom w:type="dxa" w:w="60"/>
+              <w:right w:type="dxa" w:w="120"/>
+            </w:tcMar>
+            <w:vAlign w:val="top"/>
+          </w:tcPr>
+          <w:p>
+            <w:pPr>
+              <w:spacing w:after="40" w:before="0"/>
+              <w:jc w:val="left"/>
+            </w:pPr>
+            <w:r>
+              <w:rPr>
+                <w:rFonts w:ascii="Arial" w:cs="Arial" w:eastAsia="Arial" w:hAnsi="Arial"/>
+                <w:b w:val="false"/>
+                <w:bCs w:val="false"/>
+                <w:i w:val="false"/>
+                <w:iCs w:val="false"/>
+                <w:color w:val="000000"/>
+                <w:sz w:val="18"/>
+                <w:szCs w:val="18"/>
+              </w:rPr>
+              <w:t xml:space="preserve">The DQB update provides a metacognitive checkpoint — learners explicitly compare their current understanding to their Lesson 1 baseline, making conceptual growth visible and celebrated. This sustains motivation and models how science progresses through evidence accumulation.</w:t>
+            </w:r>
+          </w:p>
+        </w:tc>
+        <w:tc>
+          <w:tcPr>
+            <w:tcW w:type="dxa" w:w="3040"/>
+            <w:shd w:fill="F2F2F2" w:color="auto" w:val="clear"/>
+            <w:tcMar>
+              <w:top w:type="dxa" w:w="60"/>
+              <w:left w:type="dxa" w:w="120"/>
+              <w:bottom w:type="dxa" w:w="60"/>
+              <w:right w:type="dxa" w:w="120"/>
+            </w:tcMar>
+            <w:vAlign w:val="top"/>
+          </w:tcPr>
+          <w:p>
+            <w:pPr>
+              <w:spacing w:after="40" w:before="0"/>
+              <w:jc w:val="left"/>
+            </w:pPr>
+            <w:r>
+              <w:rPr>
+                <w:rFonts w:ascii="Arial" w:cs="Arial" w:eastAsia="Arial" w:hAnsi="Arial"/>
+                <w:b w:val="false"/>
+                <w:bCs w:val="false"/>
+                <w:i w:val="false"/>
+                <w:iCs w:val="false"/>
+                <w:color w:val="000000"/>
+                <w:sz w:val="18"/>
+                <w:szCs w:val="18"/>
+              </w:rPr>
+              <w:t xml:space="preserve">The teacher scans the Answered column to check that learners are providing evidence-based answers (not just 'yes I know this now') and reads a sample of the Still Wondering questions to identify persistent misconceptions or genuine curiosity to address in Lesson 6.</w:t>
+            </w:r>
+          </w:p>
+        </w:tc>
+      </w:tr>
+      <w:tr>
+        <w:tc>
+          <w:tcPr>
+            <w:tcW w:type="dxa" w:w="1520"/>
+            <w:shd w:fill="D5E8F0" w:color="auto" w:val="clear"/>
+            <w:tcMar>
+              <w:top w:type="dxa" w:w="60"/>
+              <w:left w:type="dxa" w:w="120"/>
+              <w:bottom w:type="dxa" w:w="60"/>
+              <w:right w:type="dxa" w:w="120"/>
+            </w:tcMar>
+            <w:vAlign w:val="top"/>
+          </w:tcPr>
+          <w:p>
+            <w:pPr>
+              <w:spacing w:after="40" w:before="0"/>
+              <w:jc w:val="left"/>
+            </w:pPr>
+            <w:r>
+              <w:rPr>
+                <w:rFonts w:ascii="Arial" w:cs="Arial" w:eastAsia="Arial" w:hAnsi="Arial"/>
+                <w:b/>
+                <w:bCs/>
+                <w:i w:val="false"/>
+                <w:iCs w:val="false"/>
+                <w:color w:val="000000"/>
+                <w:sz w:val="18"/>
+                <w:szCs w:val="18"/>
+              </w:rPr>
+              <w:t xml:space="preserve">Model Building Phase</w:t>
+            </w:r>
+          </w:p>
+          <w:p>
+            <w:pPr>
+              <w:spacing w:after="20" w:before="0"/>
+            </w:pPr>
+            <w:r>
+              <w:rPr>
+                <w:rFonts w:ascii="Arial" w:cs="Arial" w:eastAsia="Arial" w:hAnsi="Arial"/>
+                <w:b/>
+                <w:bCs/>
+                <w:color w:val="1F3864"/>
+                <w:sz w:val="16"/>
+                <w:szCs w:val="16"/>
+              </w:rPr>
+              <w:t xml:space="preserve">📹 VIDEO:</w:t>
+            </w:r>
+          </w:p>
+          <w:p>
+            <w:pPr>
+              <w:spacing w:after="20" w:before="0"/>
+            </w:pPr>
+            <w:hyperlink w:history="1" r:id="rIdo76nxv2e2k2r5xw6cg7w5">
               <w:r>
                 <w:rPr>
                   <w:rFonts w:ascii="Arial" w:cs="Arial" w:eastAsia="Arial" w:hAnsi="Arial"/>
@@ -16933,7 +17881,7 @@
               <w:spacing w:after="10" w:before="0"/>
               <w:ind w:left="120"/>
             </w:pPr>
-            <w:hyperlink w:history="1" r:id="rIdautdkle4poybfunfjitqf">
+            <w:hyperlink w:history="1" r:id="rId0r09j7_lbtt7pmy0nc1uu">
               <w:r>
                 <w:rPr>
                   <w:rFonts w:ascii="Arial" w:cs="Arial" w:eastAsia="Arial" w:hAnsi="Arial"/>
@@ -16971,14 +17919,14 @@
                 <w:sz w:val="16"/>
                 <w:szCs w:val="16"/>
               </w:rPr>
-              <w:t xml:space="preserve">📖 EXERCISE:</w:t>
+              <w:t xml:space="preserve">📖 HTML:</w:t>
             </w:r>
           </w:p>
           <w:p>
             <w:pPr>
               <w:spacing w:after="20" w:before="0"/>
             </w:pPr>
-            <w:hyperlink w:history="1" r:id="rIdqruc2crohxsqdurer8eyu">
+            <w:hyperlink w:history="1" r:id="rIdp1khm72izbtkjp2up-udv">
               <w:r>
                 <w:rPr>
                   <w:rFonts w:ascii="Arial" w:cs="Arial" w:eastAsia="Arial" w:hAnsi="Arial"/>
@@ -16987,9 +17935,25 @@
                   <w:szCs w:val="16"/>
                   <w:u w:val="single" w:color="2E75B6"/>
                 </w:rPr>
-                <w:t xml:space="preserve">Proteins</w:t>
+                <w:t xml:space="preserve">Proteins (Flexbook)</w:t>
               </w:r>
             </w:hyperlink>
+          </w:p>
+          <w:p>
+            <w:pPr>
+              <w:spacing w:after="20" w:before="0"/>
+            </w:pPr>
+            <w:r>
+              <w:rPr>
+                <w:rFonts w:ascii="Arial" w:cs="Arial" w:eastAsia="Arial" w:hAnsi="Arial"/>
+                <w:i/>
+                <w:iCs/>
+                <w:color w:val="595959"/>
+                <w:sz w:val="16"/>
+                <w:szCs w:val="16"/>
+              </w:rPr>
+              <w:t xml:space="preserve">Related topic: not an exact match for this lesson.</w:t>
+            </w:r>
           </w:p>
           <w:p>
             <w:pPr>
@@ -17003,7 +17967,7 @@
                 <w:sz w:val="14"/>
                 <w:szCs w:val="14"/>
               </w:rPr>
-              <w:t xml:space="preserve">Source: Khan Academy (English - US curriculum)</w:t>
+              <w:t xml:space="preserve">Source: CK-12</w:t>
             </w:r>
           </w:p>
           <w:p>
@@ -17011,619 +17975,7 @@
               <w:spacing w:after="10" w:before="0"/>
               <w:ind w:left="120"/>
             </w:pPr>
-            <w:hyperlink w:history="1" r:id="rIdruwjsxyudmydzdiors6mo">
-              <w:r>
-                <w:rPr>
-                  <w:rFonts w:ascii="Arial" w:cs="Arial" w:eastAsia="Arial" w:hAnsi="Arial"/>
-                  <w:color w:val="595959"/>
-                  <w:sz w:val="14"/>
-                  <w:szCs w:val="14"/>
-                  <w:u w:val="single" w:color="595959"/>
-                </w:rPr>
-                <w:t xml:space="preserve">🔍 Search ARES for similar readings</w:t>
-              </w:r>
-            </w:hyperlink>
-          </w:p>
-        </w:tc>
-        <w:tc>
-          <w:tcPr>
-            <w:tcW w:type="dxa" w:w="3040"/>
-            <w:shd w:fill="FFFFFF" w:color="auto" w:val="clear"/>
-            <w:tcMar>
-              <w:top w:type="dxa" w:w="60"/>
-              <w:left w:type="dxa" w:w="120"/>
-              <w:bottom w:type="dxa" w:w="60"/>
-              <w:right w:type="dxa" w:w="120"/>
-            </w:tcMar>
-            <w:vAlign w:val="top"/>
-          </w:tcPr>
-          <w:p>
-            <w:pPr>
-              <w:spacing w:after="40" w:before="0"/>
-              <w:jc w:val="left"/>
-            </w:pPr>
-            <w:r>
-              <w:rPr>
-                <w:rFonts w:ascii="Arial" w:cs="Arial" w:eastAsia="Arial" w:hAnsi="Arial"/>
-                <w:b w:val="false"/>
-                <w:bCs w:val="false"/>
-                <w:i w:val="false"/>
-                <w:iCs w:val="false"/>
-                <w:color w:val="000000"/>
-                <w:sz w:val="18"/>
-                <w:szCs w:val="18"/>
-              </w:rPr>
-              <w:t xml:space="preserve">Each group constructs a written scientific explanation (5 to 7 sentences) for the anchoring phenomenon using a provided sentence-starter framework: (1) 'Ugali is made mainly of... because our iodine test showed...'; (2) 'Githeri contains both... and... because our Biuret test showed...'; (3) 'The child eating only ugali develops kwashiorkor because...'; (4) 'Proteins are needed in the body to build... including albumin (which prevents oedema), keratin (hair), and muscle fibres...'; (5) 'Therefore the two children have different bodies because...'. One group spokesperson reads the completed explanation aloud. The teacher facilitates a whole-class discussion in which learners evaluate each other's explanations. The teacher then connects the class findings to the Kenya National School Feeding Programme and to the work of nutritional scientists at the Kenya Medical Research Institute (KEMRI) who study childhood malnutrition in Nyanza and Western Kenya. Learners update their individual DQB sticky notes: answered questions are moved to an 'Answered' column and any new questions are added.</w:t>
-            </w:r>
-          </w:p>
-        </w:tc>
-        <w:tc>
-          <w:tcPr>
-            <w:tcW w:type="dxa" w:w="3040"/>
-            <w:shd w:fill="F2F2F2" w:color="auto" w:val="clear"/>
-            <w:tcMar>
-              <w:top w:type="dxa" w:w="60"/>
-              <w:left w:type="dxa" w:w="120"/>
-              <w:bottom w:type="dxa" w:w="60"/>
-              <w:right w:type="dxa" w:w="120"/>
-            </w:tcMar>
-            <w:vAlign w:val="top"/>
-          </w:tcPr>
-          <w:p>
-            <w:pPr>
-              <w:spacing w:after="40" w:before="0"/>
-              <w:jc w:val="left"/>
-            </w:pPr>
-            <w:r>
-              <w:rPr>
-                <w:rFonts w:ascii="Arial" w:cs="Arial" w:eastAsia="Arial" w:hAnsi="Arial"/>
-                <w:b w:val="false"/>
-                <w:bCs w:val="false"/>
-                <w:i w:val="false"/>
-                <w:iCs w:val="false"/>
-                <w:color w:val="000000"/>
-                <w:sz w:val="18"/>
-                <w:szCs w:val="18"/>
-              </w:rPr>
-              <w:t xml:space="preserve">The teacher says: 'You now have enough evidence to answer the driving question — at least part of it. Your group is going to write a scientific explanation. I am not asking you to guess. I am asking you to use your food test results, your molecular structure knowledge, and your deficiency disease card as evidence. Use the sentence starters on the board.' WAIT TIME: Allow 5 minutes for group writing. After groups present, the teacher says: 'Listen carefully to each group. When they finish, I want you to say one thing you agree with and one thing you would add or change.' After all groups have presented, the teacher synthesises: 'Every group arrived at the same core idea: the Kisumu child with kwashiorkor is not starving in terms of energy — ugali gives energy through carbohydrates — but is starving in terms of the building-block molecules that only proteins can supply. That is a profound scientific insight and it is exactly what nutritional scientists at KEMRI and the World Food Programme have been telling Kenyan communities for decades.' The teacher then asks: 'What does this tell us about what food is really made of?' — re-echoing the driving question — and allows learners to respond freely for 2 minutes before summarising.</w:t>
-            </w:r>
-          </w:p>
-        </w:tc>
-        <w:tc>
-          <w:tcPr>
-            <w:tcW w:type="dxa" w:w="3040"/>
-            <w:shd w:fill="FFFFFF" w:color="auto" w:val="clear"/>
-            <w:tcMar>
-              <w:top w:type="dxa" w:w="60"/>
-              <w:left w:type="dxa" w:w="120"/>
-              <w:bottom w:type="dxa" w:w="60"/>
-              <w:right w:type="dxa" w:w="120"/>
-            </w:tcMar>
-            <w:vAlign w:val="top"/>
-          </w:tcPr>
-          <w:p>
-            <w:pPr>
-              <w:spacing w:after="40" w:before="0"/>
-              <w:jc w:val="left"/>
-            </w:pPr>
-            <w:r>
-              <w:rPr>
-                <w:rFonts w:ascii="Arial" w:cs="Arial" w:eastAsia="Arial" w:hAnsi="Arial"/>
-                <w:b w:val="false"/>
-                <w:bCs w:val="false"/>
-                <w:i w:val="false"/>
-                <w:iCs w:val="false"/>
-                <w:color w:val="000000"/>
-                <w:sz w:val="18"/>
-                <w:szCs w:val="18"/>
-              </w:rPr>
-              <w:t xml:space="preserve">Collaborative explanation construction using sentence-starter scaffolds ensures all learners produce evidence-based reasoning rather than opinion. Peer evaluation of group explanations deepens critical thinking. Connecting to KEMRI scientists and the Kenya National School Feeding Programme grounds the science in authentic Kenyan societal context.</w:t>
-            </w:r>
-          </w:p>
-        </w:tc>
-        <w:tc>
-          <w:tcPr>
-            <w:tcW w:type="dxa" w:w="3040"/>
-            <w:shd w:fill="F2F2F2" w:color="auto" w:val="clear"/>
-            <w:tcMar>
-              <w:top w:type="dxa" w:w="60"/>
-              <w:left w:type="dxa" w:w="120"/>
-              <w:bottom w:type="dxa" w:w="60"/>
-              <w:right w:type="dxa" w:w="120"/>
-            </w:tcMar>
-            <w:vAlign w:val="top"/>
-          </w:tcPr>
-          <w:p>
-            <w:pPr>
-              <w:spacing w:after="40" w:before="0"/>
-              <w:jc w:val="left"/>
-            </w:pPr>
-            <w:r>
-              <w:rPr>
-                <w:rFonts w:ascii="Arial" w:cs="Arial" w:eastAsia="Arial" w:hAnsi="Arial"/>
-                <w:b w:val="false"/>
-                <w:bCs w:val="false"/>
-                <w:i w:val="false"/>
-                <w:iCs w:val="false"/>
-                <w:color w:val="000000"/>
-                <w:sz w:val="18"/>
-                <w:szCs w:val="18"/>
-              </w:rPr>
-              <w:t xml:space="preserve">Teacher collects the written group explanations at the end of the lesson to assess whether learners: (1) correctly cite food test evidence (iodine for starch, Biuret for protein); (2) identify specific proteins (albumin, keratin, muscle protein) and explain their functions; (3) make a clear causal link between protein absence and kwashiorkor symptoms. A three-point rubric is used: 1 = identifies protein as missing; 2 = connects protein absence to specific symptoms; 3 = cites food test evidence and names specific proteins and their functions.</w:t>
-            </w:r>
-          </w:p>
-        </w:tc>
-      </w:tr>
-      <w:tr>
-        <w:tc>
-          <w:tcPr>
-            <w:tcW w:type="dxa" w:w="1520"/>
-            <w:shd w:fill="FCE4D6" w:color="auto" w:val="clear"/>
-            <w:tcMar>
-              <w:top w:type="dxa" w:w="60"/>
-              <w:left w:type="dxa" w:w="120"/>
-              <w:bottom w:type="dxa" w:w="60"/>
-              <w:right w:type="dxa" w:w="120"/>
-            </w:tcMar>
-            <w:vAlign w:val="top"/>
-          </w:tcPr>
-          <w:p>
-            <w:pPr>
-              <w:spacing w:after="40" w:before="0"/>
-              <w:jc w:val="left"/>
-            </w:pPr>
-            <w:r>
-              <w:rPr>
-                <w:rFonts w:ascii="Arial" w:cs="Arial" w:eastAsia="Arial" w:hAnsi="Arial"/>
-                <w:b/>
-                <w:bCs/>
-                <w:i w:val="false"/>
-                <w:iCs w:val="false"/>
-                <w:color w:val="000000"/>
-                <w:sz w:val="18"/>
-                <w:szCs w:val="18"/>
-              </w:rPr>
-              <w:t xml:space="preserve">Driving Question Board (DQB) Creation</w:t>
-            </w:r>
-          </w:p>
-          <w:p>
-            <w:pPr>
-              <w:spacing w:after="20" w:before="0"/>
-            </w:pPr>
-            <w:r>
-              <w:rPr>
-                <w:rFonts w:ascii="Arial" w:cs="Arial" w:eastAsia="Arial" w:hAnsi="Arial"/>
-                <w:b/>
-                <w:bCs/>
-                <w:color w:val="1F3864"/>
-                <w:sz w:val="16"/>
-                <w:szCs w:val="16"/>
-              </w:rPr>
-              <w:t xml:space="preserve">📹 VIDEO:</w:t>
-            </w:r>
-          </w:p>
-          <w:p>
-            <w:pPr>
-              <w:spacing w:after="20" w:before="0"/>
-            </w:pPr>
-            <w:hyperlink w:history="1" r:id="rIdcwrfuzohtscbaezlgsrmi">
-              <w:r>
-                <w:rPr>
-                  <w:rFonts w:ascii="Arial" w:cs="Arial" w:eastAsia="Arial" w:hAnsi="Arial"/>
-                  <w:color w:val="2E75B6"/>
-                  <w:sz w:val="16"/>
-                  <w:szCs w:val="16"/>
-                  <w:u w:val="single" w:color="2E75B6"/>
-                </w:rPr>
-                <w:t xml:space="preserve">Introduction to proteins and amino acids</w:t>
-              </w:r>
-            </w:hyperlink>
-          </w:p>
-          <w:p>
-            <w:pPr>
-              <w:spacing w:after="10" w:before="0"/>
-              <w:ind w:left="120"/>
-            </w:pPr>
-            <w:r>
-              <w:rPr>
-                <w:rFonts w:ascii="Arial" w:cs="Arial" w:eastAsia="Arial" w:hAnsi="Arial"/>
-                <w:color w:val="595959"/>
-                <w:sz w:val="14"/>
-                <w:szCs w:val="14"/>
-              </w:rPr>
-              <w:t xml:space="preserve">Source: Khan Academy (English - US curriculum)</w:t>
-            </w:r>
-          </w:p>
-          <w:p>
-            <w:pPr>
-              <w:spacing w:after="10" w:before="0"/>
-              <w:ind w:left="120"/>
-            </w:pPr>
-            <w:hyperlink w:history="1" r:id="rIdzxi5p6sg2mr39ducei3zf">
-              <w:r>
-                <w:rPr>
-                  <w:rFonts w:ascii="Arial" w:cs="Arial" w:eastAsia="Arial" w:hAnsi="Arial"/>
-                  <w:color w:val="595959"/>
-                  <w:sz w:val="14"/>
-                  <w:szCs w:val="14"/>
-                  <w:u w:val="single" w:color="595959"/>
-                </w:rPr>
-                <w:t xml:space="preserve">🔍 Search ARES for similar videos</w:t>
-              </w:r>
-            </w:hyperlink>
-          </w:p>
-          <w:p>
-            <w:pPr>
-              <w:spacing w:after="40" w:before="0"/>
-            </w:pPr>
-            <w:r>
-              <w:rPr>
-                <w:sz w:val="14"/>
-                <w:szCs w:val="14"/>
-              </w:rPr>
-              <w:t xml:space="preserve"/>
-            </w:r>
-          </w:p>
-          <w:p>
-            <w:pPr>
-              <w:spacing w:after="20" w:before="0"/>
-            </w:pPr>
-            <w:r>
-              <w:rPr>
-                <w:rFonts w:ascii="Arial" w:cs="Arial" w:eastAsia="Arial" w:hAnsi="Arial"/>
-                <w:b/>
-                <w:bCs/>
-                <w:color w:val="1F3864"/>
-                <w:sz w:val="16"/>
-                <w:szCs w:val="16"/>
-              </w:rPr>
-              <w:t xml:space="preserve">📖 EXERCISE:</w:t>
-            </w:r>
-          </w:p>
-          <w:p>
-            <w:pPr>
-              <w:spacing w:after="20" w:before="0"/>
-            </w:pPr>
-            <w:hyperlink w:history="1" r:id="rIdninknicz_qguhngs2qoe4">
-              <w:r>
-                <w:rPr>
-                  <w:rFonts w:ascii="Arial" w:cs="Arial" w:eastAsia="Arial" w:hAnsi="Arial"/>
-                  <w:color w:val="2E75B6"/>
-                  <w:sz w:val="16"/>
-                  <w:szCs w:val="16"/>
-                  <w:u w:val="single" w:color="2E75B6"/>
-                </w:rPr>
-                <w:t xml:space="preserve">Transcription and translation</w:t>
-              </w:r>
-            </w:hyperlink>
-          </w:p>
-          <w:p>
-            <w:pPr>
-              <w:spacing w:after="10" w:before="0"/>
-              <w:ind w:left="120"/>
-            </w:pPr>
-            <w:r>
-              <w:rPr>
-                <w:rFonts w:ascii="Arial" w:cs="Arial" w:eastAsia="Arial" w:hAnsi="Arial"/>
-                <w:color w:val="595959"/>
-                <w:sz w:val="14"/>
-                <w:szCs w:val="14"/>
-              </w:rPr>
-              <w:t xml:space="preserve">Source: Khan Academy (English - US curriculum)</w:t>
-            </w:r>
-          </w:p>
-          <w:p>
-            <w:pPr>
-              <w:spacing w:after="10" w:before="0"/>
-              <w:ind w:left="120"/>
-            </w:pPr>
-            <w:hyperlink w:history="1" r:id="rIdyvqemb6elhom-xkqx_vh9">
-              <w:r>
-                <w:rPr>
-                  <w:rFonts w:ascii="Arial" w:cs="Arial" w:eastAsia="Arial" w:hAnsi="Arial"/>
-                  <w:color w:val="595959"/>
-                  <w:sz w:val="14"/>
-                  <w:szCs w:val="14"/>
-                  <w:u w:val="single" w:color="595959"/>
-                </w:rPr>
-                <w:t xml:space="preserve">🔍 Search ARES for similar readings</w:t>
-              </w:r>
-            </w:hyperlink>
-          </w:p>
-        </w:tc>
-        <w:tc>
-          <w:tcPr>
-            <w:tcW w:type="dxa" w:w="3040"/>
-            <w:shd w:fill="FFFFFF" w:color="auto" w:val="clear"/>
-            <w:tcMar>
-              <w:top w:type="dxa" w:w="60"/>
-              <w:left w:type="dxa" w:w="120"/>
-              <w:bottom w:type="dxa" w:w="60"/>
-              <w:right w:type="dxa" w:w="120"/>
-            </w:tcMar>
-            <w:vAlign w:val="top"/>
-          </w:tcPr>
-          <w:p>
-            <w:pPr>
-              <w:spacing w:after="40" w:before="0"/>
-              <w:jc w:val="left"/>
-            </w:pPr>
-            <w:r>
-              <w:rPr>
-                <w:rFonts w:ascii="Arial" w:cs="Arial" w:eastAsia="Arial" w:hAnsi="Arial"/>
-                <w:b w:val="false"/>
-                <w:bCs w:val="false"/>
-                <w:i w:val="false"/>
-                <w:iCs w:val="false"/>
-                <w:color w:val="000000"/>
-                <w:sz w:val="18"/>
-                <w:szCs w:val="18"/>
-              </w:rPr>
-              <w:t xml:space="preserve">Learners retrieve their individual DQB sticky notes from the board (posted in Lesson 1). Each learner reads their original Lesson 1 question and decides: (a) Can I now answer this question using evidence from Lessons 1 to 5? If yes, the learner writes a brief answer on the back of the sticky note and moves it to the 'Answered' column on the DQB. (b) If the question is still partially unanswered or has generated a new question, the learner writes a new sticky note for the 'Still Wondering' column. The class briefly reviews which questions have been answered (typically questions about what food is made of, what causes kwashiorkor, and what proteins do) and which remain (typically questions about DNA, vitamins in detail, or how the body digests food). The teacher acknowledges remaining questions as the focus for Lesson 6 model building.</w:t>
-            </w:r>
-          </w:p>
-        </w:tc>
-        <w:tc>
-          <w:tcPr>
-            <w:tcW w:type="dxa" w:w="3040"/>
-            <w:shd w:fill="F2F2F2" w:color="auto" w:val="clear"/>
-            <w:tcMar>
-              <w:top w:type="dxa" w:w="60"/>
-              <w:left w:type="dxa" w:w="120"/>
-              <w:bottom w:type="dxa" w:w="60"/>
-              <w:right w:type="dxa" w:w="120"/>
-            </w:tcMar>
-            <w:vAlign w:val="top"/>
-          </w:tcPr>
-          <w:p>
-            <w:pPr>
-              <w:spacing w:after="40" w:before="0"/>
-              <w:jc w:val="left"/>
-            </w:pPr>
-            <w:r>
-              <w:rPr>
-                <w:rFonts w:ascii="Arial" w:cs="Arial" w:eastAsia="Arial" w:hAnsi="Arial"/>
-                <w:b w:val="false"/>
-                <w:bCs w:val="false"/>
-                <w:i w:val="false"/>
-                <w:iCs w:val="false"/>
-                <w:color w:val="000000"/>
-                <w:sz w:val="18"/>
-                <w:szCs w:val="18"/>
-              </w:rPr>
-              <w:t xml:space="preserve">The teacher says: 'Go to the DQB. Find your sticky note from Lesson 1. Read your question. Ask yourself honestly: can I answer this now using evidence? If yes, write your answer on the back and move it to Answered. If not, write a new question on a fresh sticky note and add it to Still Wondering.' WAIT TIME: Allow 3 minutes for learners to work independently at the board. After the 3 minutes the teacher reads out 3 to 4 answered questions and says: 'Look how far we have come since Lesson 1. You could not answer these questions then. Now you can — and you can back your answers with chemical evidence.' The teacher then points to the Still Wondering column and says: 'These remaining questions are exactly what we will address in Lesson 6 when we build our final model. So do not worry — we are not done yet.'</w:t>
-            </w:r>
-          </w:p>
-        </w:tc>
-        <w:tc>
-          <w:tcPr>
-            <w:tcW w:type="dxa" w:w="3040"/>
-            <w:shd w:fill="FFFFFF" w:color="auto" w:val="clear"/>
-            <w:tcMar>
-              <w:top w:type="dxa" w:w="60"/>
-              <w:left w:type="dxa" w:w="120"/>
-              <w:bottom w:type="dxa" w:w="60"/>
-              <w:right w:type="dxa" w:w="120"/>
-            </w:tcMar>
-            <w:vAlign w:val="top"/>
-          </w:tcPr>
-          <w:p>
-            <w:pPr>
-              <w:spacing w:after="40" w:before="0"/>
-              <w:jc w:val="left"/>
-            </w:pPr>
-            <w:r>
-              <w:rPr>
-                <w:rFonts w:ascii="Arial" w:cs="Arial" w:eastAsia="Arial" w:hAnsi="Arial"/>
-                <w:b w:val="false"/>
-                <w:bCs w:val="false"/>
-                <w:i w:val="false"/>
-                <w:iCs w:val="false"/>
-                <w:color w:val="000000"/>
-                <w:sz w:val="18"/>
-                <w:szCs w:val="18"/>
-              </w:rPr>
-              <w:t xml:space="preserve">The DQB update provides a metacognitive checkpoint — learners explicitly compare their current understanding to their Lesson 1 baseline, making conceptual growth visible and celebrated. This sustains motivation and models how science progresses through evidence accumulation.</w:t>
-            </w:r>
-          </w:p>
-        </w:tc>
-        <w:tc>
-          <w:tcPr>
-            <w:tcW w:type="dxa" w:w="3040"/>
-            <w:shd w:fill="F2F2F2" w:color="auto" w:val="clear"/>
-            <w:tcMar>
-              <w:top w:type="dxa" w:w="60"/>
-              <w:left w:type="dxa" w:w="120"/>
-              <w:bottom w:type="dxa" w:w="60"/>
-              <w:right w:type="dxa" w:w="120"/>
-            </w:tcMar>
-            <w:vAlign w:val="top"/>
-          </w:tcPr>
-          <w:p>
-            <w:pPr>
-              <w:spacing w:after="40" w:before="0"/>
-              <w:jc w:val="left"/>
-            </w:pPr>
-            <w:r>
-              <w:rPr>
-                <w:rFonts w:ascii="Arial" w:cs="Arial" w:eastAsia="Arial" w:hAnsi="Arial"/>
-                <w:b w:val="false"/>
-                <w:bCs w:val="false"/>
-                <w:i w:val="false"/>
-                <w:iCs w:val="false"/>
-                <w:color w:val="000000"/>
-                <w:sz w:val="18"/>
-                <w:szCs w:val="18"/>
-              </w:rPr>
-              <w:t xml:space="preserve">The teacher scans the Answered column to check that learners are providing evidence-based answers (not just 'yes I know this now') and reads a sample of the Still Wondering questions to identify persistent misconceptions or genuine curiosity to address in Lesson 6.</w:t>
-            </w:r>
-          </w:p>
-        </w:tc>
-      </w:tr>
-      <w:tr>
-        <w:tc>
-          <w:tcPr>
-            <w:tcW w:type="dxa" w:w="1520"/>
-            <w:shd w:fill="D5E8F0" w:color="auto" w:val="clear"/>
-            <w:tcMar>
-              <w:top w:type="dxa" w:w="60"/>
-              <w:left w:type="dxa" w:w="120"/>
-              <w:bottom w:type="dxa" w:w="60"/>
-              <w:right w:type="dxa" w:w="120"/>
-            </w:tcMar>
-            <w:vAlign w:val="top"/>
-          </w:tcPr>
-          <w:p>
-            <w:pPr>
-              <w:spacing w:after="40" w:before="0"/>
-              <w:jc w:val="left"/>
-            </w:pPr>
-            <w:r>
-              <w:rPr>
-                <w:rFonts w:ascii="Arial" w:cs="Arial" w:eastAsia="Arial" w:hAnsi="Arial"/>
-                <w:b/>
-                <w:bCs/>
-                <w:i w:val="false"/>
-                <w:iCs w:val="false"/>
-                <w:color w:val="000000"/>
-                <w:sz w:val="18"/>
-                <w:szCs w:val="18"/>
-              </w:rPr>
-              <w:t xml:space="preserve">Model Building Phase</w:t>
-            </w:r>
-          </w:p>
-          <w:p>
-            <w:pPr>
-              <w:spacing w:after="20" w:before="0"/>
-            </w:pPr>
-            <w:r>
-              <w:rPr>
-                <w:rFonts w:ascii="Arial" w:cs="Arial" w:eastAsia="Arial" w:hAnsi="Arial"/>
-                <w:b/>
-                <w:bCs/>
-                <w:color w:val="1F3864"/>
-                <w:sz w:val="16"/>
-                <w:szCs w:val="16"/>
-              </w:rPr>
-              <w:t xml:space="preserve">📹 VIDEO:</w:t>
-            </w:r>
-          </w:p>
-          <w:p>
-            <w:pPr>
-              <w:spacing w:after="20" w:before="0"/>
-            </w:pPr>
-            <w:hyperlink w:history="1" r:id="rIdxbfaaeukayfm5jqoe41e7">
-              <w:r>
-                <w:rPr>
-                  <w:rFonts w:ascii="Arial" w:cs="Arial" w:eastAsia="Arial" w:hAnsi="Arial"/>
-                  <w:color w:val="2E75B6"/>
-                  <w:sz w:val="16"/>
-                  <w:szCs w:val="16"/>
-                  <w:u w:val="single" w:color="2E75B6"/>
-                </w:rPr>
-                <w:t xml:space="preserve">Introduction to proteins and amino acids</w:t>
-              </w:r>
-            </w:hyperlink>
-          </w:p>
-          <w:p>
-            <w:pPr>
-              <w:spacing w:after="10" w:before="0"/>
-              <w:ind w:left="120"/>
-            </w:pPr>
-            <w:r>
-              <w:rPr>
-                <w:rFonts w:ascii="Arial" w:cs="Arial" w:eastAsia="Arial" w:hAnsi="Arial"/>
-                <w:color w:val="595959"/>
-                <w:sz w:val="14"/>
-                <w:szCs w:val="14"/>
-              </w:rPr>
-              <w:t xml:space="preserve">Source: Khan Academy (English - US curriculum)</w:t>
-            </w:r>
-          </w:p>
-          <w:p>
-            <w:pPr>
-              <w:spacing w:after="10" w:before="0"/>
-              <w:ind w:left="120"/>
-            </w:pPr>
-            <w:hyperlink w:history="1" r:id="rIdgpoflvppxithis15-wqam">
-              <w:r>
-                <w:rPr>
-                  <w:rFonts w:ascii="Arial" w:cs="Arial" w:eastAsia="Arial" w:hAnsi="Arial"/>
-                  <w:color w:val="595959"/>
-                  <w:sz w:val="14"/>
-                  <w:szCs w:val="14"/>
-                  <w:u w:val="single" w:color="595959"/>
-                </w:rPr>
-                <w:t xml:space="preserve">🔍 Search ARES for similar videos</w:t>
-              </w:r>
-            </w:hyperlink>
-          </w:p>
-          <w:p>
-            <w:pPr>
-              <w:spacing w:after="40" w:before="0"/>
-            </w:pPr>
-            <w:r>
-              <w:rPr>
-                <w:sz w:val="14"/>
-                <w:szCs w:val="14"/>
-              </w:rPr>
-              <w:t xml:space="preserve"/>
-            </w:r>
-          </w:p>
-          <w:p>
-            <w:pPr>
-              <w:spacing w:after="20" w:before="0"/>
-            </w:pPr>
-            <w:r>
-              <w:rPr>
-                <w:rFonts w:ascii="Arial" w:cs="Arial" w:eastAsia="Arial" w:hAnsi="Arial"/>
-                <w:b/>
-                <w:bCs/>
-                <w:color w:val="1F3864"/>
-                <w:sz w:val="16"/>
-                <w:szCs w:val="16"/>
-              </w:rPr>
-              <w:t xml:space="preserve">📖 EXERCISE:</w:t>
-            </w:r>
-          </w:p>
-          <w:p>
-            <w:pPr>
-              <w:spacing w:after="20" w:before="0"/>
-            </w:pPr>
-            <w:hyperlink w:history="1" r:id="rIdust9sejcksgti-wjordt5">
-              <w:r>
-                <w:rPr>
-                  <w:rFonts w:ascii="Arial" w:cs="Arial" w:eastAsia="Arial" w:hAnsi="Arial"/>
-                  <w:color w:val="2E75B6"/>
-                  <w:sz w:val="16"/>
-                  <w:szCs w:val="16"/>
-                  <w:u w:val="single" w:color="2E75B6"/>
-                </w:rPr>
-                <w:t xml:space="preserve">Physical and chemical changes</w:t>
-              </w:r>
-            </w:hyperlink>
-          </w:p>
-          <w:p>
-            <w:pPr>
-              <w:spacing w:after="10" w:before="0"/>
-              <w:ind w:left="120"/>
-            </w:pPr>
-            <w:r>
-              <w:rPr>
-                <w:rFonts w:ascii="Arial" w:cs="Arial" w:eastAsia="Arial" w:hAnsi="Arial"/>
-                <w:color w:val="595959"/>
-                <w:sz w:val="14"/>
-                <w:szCs w:val="14"/>
-              </w:rPr>
-              <w:t xml:space="preserve">Source: Khan Academy (English - US curriculum)</w:t>
-            </w:r>
-          </w:p>
-          <w:p>
-            <w:pPr>
-              <w:spacing w:after="10" w:before="0"/>
-              <w:ind w:left="120"/>
-            </w:pPr>
-            <w:hyperlink w:history="1" r:id="rIdvn38c5iwoem-tee2ptju_">
+            <w:hyperlink w:history="1" r:id="rIdj9nvvcirvi8lz_m8sdwg0">
               <w:r>
                 <w:rPr>
                   <w:rFonts w:ascii="Arial" w:cs="Arial" w:eastAsia="Arial" w:hAnsi="Arial"/>
@@ -18135,7 +18487,7 @@
         </w:rPr>
         <w:t xml:space="preserve">© 2026 SeaVuria and ARES. Aligned with KICD objectives. Developed by SeaVuria; technical implementation by ARES (with AI assistance from Claude). Licensed under </w:t>
       </w:r>
-      <w:hyperlink w:history="1" r:id="rId6zrjuagpxc_3_0q9hmvnw">
+      <w:hyperlink w:history="1" r:id="rIdyb-ug6cfuxcrj0q_b2pwb">
         <w:r>
           <w:rPr>
             <w:rFonts w:ascii="Arial" w:cs="Arial" w:eastAsia="Arial" w:hAnsi="Arial"/>
@@ -18156,7 +18508,7 @@
         </w:rPr>
         <w:t xml:space="preserve"> (</w:t>
       </w:r>
-      <w:hyperlink w:history="1" r:id="rIdnrknqyziiqydffkffmkh6">
+      <w:hyperlink w:history="1" r:id="rId8avyi7duhx16dlrj_qsbx">
         <w:r>
           <w:rPr>
             <w:rFonts w:ascii="Arial" w:cs="Arial" w:eastAsia="Arial" w:hAnsi="Arial"/>
@@ -19169,7 +19521,7 @@
             <w:pPr>
               <w:spacing w:after="20" w:before="0"/>
             </w:pPr>
-            <w:hyperlink w:history="1" r:id="rIdzgxe6jst3j4jlpldlicmq">
+            <w:hyperlink w:history="1" r:id="rIdyvfshctv-vutico7xybsi">
               <w:r>
                 <w:rPr>
                   <w:rFonts w:ascii="Arial" w:cs="Arial" w:eastAsia="Arial" w:hAnsi="Arial"/>
@@ -19202,7 +19554,7 @@
               <w:spacing w:after="10" w:before="0"/>
               <w:ind w:left="120"/>
             </w:pPr>
-            <w:hyperlink w:history="1" r:id="rIdd-f2cmyox0x1qjg8magkc">
+            <w:hyperlink w:history="1" r:id="rId415paanrnb6gguasbisgz">
               <w:r>
                 <w:rPr>
                   <w:rFonts w:ascii="Arial" w:cs="Arial" w:eastAsia="Arial" w:hAnsi="Arial"/>
@@ -19247,7 +19599,7 @@
             <w:pPr>
               <w:spacing w:after="20" w:before="0"/>
             </w:pPr>
-            <w:hyperlink w:history="1" r:id="rIdgwfsu2rytogeqjkq79qab">
+            <w:hyperlink w:history="1" r:id="rIdsnm_qzafp3e6pyctcbsdx">
               <w:r>
                 <w:rPr>
                   <w:rFonts w:ascii="Arial" w:cs="Arial" w:eastAsia="Arial" w:hAnsi="Arial"/>
@@ -19280,7 +19632,7 @@
               <w:spacing w:after="10" w:before="0"/>
               <w:ind w:left="120"/>
             </w:pPr>
-            <w:hyperlink w:history="1" r:id="rIdlzaoyynga3bbujae9jhik">
+            <w:hyperlink w:history="1" r:id="rId5h0g7v0rqah1axyjh9kl4">
               <w:r>
                 <w:rPr>
                   <w:rFonts w:ascii="Arial" w:cs="Arial" w:eastAsia="Arial" w:hAnsi="Arial"/>
@@ -19475,7 +19827,7 @@
             <w:pPr>
               <w:spacing w:after="20" w:before="0"/>
             </w:pPr>
-            <w:hyperlink w:history="1" r:id="rId5lhiqezhf-g-mbbd3unoz">
+            <w:hyperlink w:history="1" r:id="rIda5wj9sqvr2nlxtlcyw1ws">
               <w:r>
                 <w:rPr>
                   <w:rFonts w:ascii="Arial" w:cs="Arial" w:eastAsia="Arial" w:hAnsi="Arial"/>
@@ -19484,7 +19836,7 @@
                   <w:szCs w:val="16"/>
                   <w:u w:val="single" w:color="2E75B6"/>
                 </w:rPr>
-                <w:t xml:space="preserve">Physical and chemical changes</w:t>
+                <w:t xml:space="preserve">Introduction to vitamins and minerals</w:t>
               </w:r>
             </w:hyperlink>
           </w:p>
@@ -19508,7 +19860,7 @@
               <w:spacing w:after="10" w:before="0"/>
               <w:ind w:left="120"/>
             </w:pPr>
-            <w:hyperlink w:history="1" r:id="rIdry4r57s8lony9xp4ebpuk">
+            <w:hyperlink w:history="1" r:id="rIdw2nw7pmom7zcmw2rmc54u">
               <w:r>
                 <w:rPr>
                   <w:rFonts w:ascii="Arial" w:cs="Arial" w:eastAsia="Arial" w:hAnsi="Arial"/>
@@ -19546,6 +19898,328 @@
                 <w:sz w:val="16"/>
                 <w:szCs w:val="16"/>
               </w:rPr>
+              <w:t xml:space="preserve">📖 HTML:</w:t>
+            </w:r>
+          </w:p>
+          <w:p>
+            <w:pPr>
+              <w:spacing w:after="20" w:before="0"/>
+            </w:pPr>
+            <w:hyperlink w:history="1" r:id="rIdlmv7p-ch4s7xzy4xxtqs7">
+              <w:r>
+                <w:rPr>
+                  <w:rFonts w:ascii="Arial" w:cs="Arial" w:eastAsia="Arial" w:hAnsi="Arial"/>
+                  <w:color w:val="2E75B6"/>
+                  <w:sz w:val="16"/>
+                  <w:szCs w:val="16"/>
+                  <w:u w:val="single" w:color="2E75B6"/>
+                </w:rPr>
+                <w:t xml:space="preserve">Vitamins and Minerals (Flexbook)</w:t>
+              </w:r>
+            </w:hyperlink>
+          </w:p>
+          <w:p>
+            <w:pPr>
+              <w:spacing w:after="10" w:before="0"/>
+              <w:ind w:left="120"/>
+            </w:pPr>
+            <w:r>
+              <w:rPr>
+                <w:rFonts w:ascii="Arial" w:cs="Arial" w:eastAsia="Arial" w:hAnsi="Arial"/>
+                <w:color w:val="595959"/>
+                <w:sz w:val="14"/>
+                <w:szCs w:val="14"/>
+              </w:rPr>
+              <w:t xml:space="preserve">Source: CK-12</w:t>
+            </w:r>
+          </w:p>
+          <w:p>
+            <w:pPr>
+              <w:spacing w:after="10" w:before="0"/>
+              <w:ind w:left="120"/>
+            </w:pPr>
+            <w:hyperlink w:history="1" r:id="rId8ejl8cpose7jljvxpc9ca">
+              <w:r>
+                <w:rPr>
+                  <w:rFonts w:ascii="Arial" w:cs="Arial" w:eastAsia="Arial" w:hAnsi="Arial"/>
+                  <w:color w:val="595959"/>
+                  <w:sz w:val="14"/>
+                  <w:szCs w:val="14"/>
+                  <w:u w:val="single" w:color="595959"/>
+                </w:rPr>
+                <w:t xml:space="preserve">🔍 Search ARES for similar readings</w:t>
+              </w:r>
+            </w:hyperlink>
+          </w:p>
+        </w:tc>
+        <w:tc>
+          <w:tcPr>
+            <w:tcW w:type="dxa" w:w="3040"/>
+            <w:shd w:fill="FFFFFF" w:color="auto" w:val="clear"/>
+            <w:tcMar>
+              <w:top w:type="dxa" w:w="60"/>
+              <w:left w:type="dxa" w:w="120"/>
+              <w:bottom w:type="dxa" w:w="60"/>
+              <w:right w:type="dxa" w:w="120"/>
+            </w:tcMar>
+            <w:vAlign w:val="top"/>
+          </w:tcPr>
+          <w:p>
+            <w:pPr>
+              <w:spacing w:after="40" w:before="0"/>
+              <w:jc w:val="left"/>
+            </w:pPr>
+            <w:r>
+              <w:rPr>
+                <w:rFonts w:ascii="Arial" w:cs="Arial" w:eastAsia="Arial" w:hAnsi="Arial"/>
+                <w:b w:val="false"/>
+                <w:bCs w:val="false"/>
+                <w:i w:val="false"/>
+                <w:iCs w:val="false"/>
+                <w:color w:val="000000"/>
+                <w:sz w:val="18"/>
+                <w:szCs w:val="18"/>
+              </w:rPr>
+              <w:t xml:space="preserve">Groups spend 10 minutes completing their cumulative visual model using a pre-structured A3 poster template with six columns — one per chemical of life — and four rows labelled: Molecular Structure (draw or describe), Biological Function in the body, Kenyan Food Sources, and Consequence of Deficiency (name the disease and describe the visible symptom). Learners should also include a central anchor image of the two Kisumu children with arrows linking the ugali child to carbohydrate excess and protein deficiency and the githeri child to balanced intake. Groups use their notes, comparison tables from Lesson 3 and food test results from Lesson 4 as reference materials. The teacher circulates and prompts groups to ensure all six chemicals are represented and that the deficiency column is completed with both the disease name and a specific visible symptom. Learners who finish early are asked to add a seventh column titled Water showing its role as a solvent and transport medium in cells.</w:t>
+            </w:r>
+          </w:p>
+        </w:tc>
+        <w:tc>
+          <w:tcPr>
+            <w:tcW w:type="dxa" w:w="3040"/>
+            <w:shd w:fill="F2F2F2" w:color="auto" w:val="clear"/>
+            <w:tcMar>
+              <w:top w:type="dxa" w:w="60"/>
+              <w:left w:type="dxa" w:w="120"/>
+              <w:bottom w:type="dxa" w:w="60"/>
+              <w:right w:type="dxa" w:w="120"/>
+            </w:tcMar>
+            <w:vAlign w:val="top"/>
+          </w:tcPr>
+          <w:p>
+            <w:pPr>
+              <w:spacing w:after="40" w:before="0"/>
+              <w:jc w:val="left"/>
+            </w:pPr>
+            <w:r>
+              <w:rPr>
+                <w:rFonts w:ascii="Arial" w:cs="Arial" w:eastAsia="Arial" w:hAnsi="Arial"/>
+                <w:b w:val="false"/>
+                <w:bCs w:val="false"/>
+                <w:i w:val="false"/>
+                <w:iCs w:val="false"/>
+                <w:color w:val="000000"/>
+                <w:sz w:val="18"/>
+                <w:szCs w:val="18"/>
+              </w:rPr>
+              <w:t xml:space="preserve">Distribute the pre-structured A3 poster templates and remind groups of the four rows they must complete for each chemical. Say: Your model must tell the story of the two children in Kisumu. Anyone reading your poster should be able to understand why one child is sick and one is healthy, just by looking at your model. Circulate and use targeted prompts: For carbohydrates, ask: Where exactly does glucose come from in ugali, and where does it go in the body? [WAIT TIME: 20 seconds.] For proteins, ask: Which amino acids does the body need and why can it not make them itself? [WAIT TIME: 20 seconds.] For lipids, ask: Can you remember the ethanol emulsion result for avocado — what did that tell us? [WAIT TIME: 20 seconds.] For the deficiency column, ask: What specific protein cannot be made without amino acids that causes the swollen belly? [WAIT TIME: 30 seconds — expecting learners to recall albumin.] If a group leaves nucleic acids vague, prompt: What would happen to cell division if there were no DNA to carry the genetic code?</w:t>
+            </w:r>
+          </w:p>
+        </w:tc>
+        <w:tc>
+          <w:tcPr>
+            <w:tcW w:type="dxa" w:w="3040"/>
+            <w:shd w:fill="FFFFFF" w:color="auto" w:val="clear"/>
+            <w:tcMar>
+              <w:top w:type="dxa" w:w="60"/>
+              <w:left w:type="dxa" w:w="120"/>
+              <w:bottom w:type="dxa" w:w="60"/>
+              <w:right w:type="dxa" w:w="120"/>
+            </w:tcMar>
+            <w:vAlign w:val="top"/>
+          </w:tcPr>
+          <w:p>
+            <w:pPr>
+              <w:spacing w:after="40" w:before="0"/>
+              <w:jc w:val="left"/>
+            </w:pPr>
+            <w:r>
+              <w:rPr>
+                <w:rFonts w:ascii="Arial" w:cs="Arial" w:eastAsia="Arial" w:hAnsi="Arial"/>
+                <w:b w:val="false"/>
+                <w:bCs w:val="false"/>
+                <w:i w:val="false"/>
+                <w:iCs w:val="false"/>
+                <w:color w:val="000000"/>
+                <w:sz w:val="18"/>
+                <w:szCs w:val="18"/>
+              </w:rPr>
+              <w:t xml:space="preserve">Model construction as sensemaking — learners do not simply recall information but must organise it spatially and causally, making explicit the links between molecular structure, biological function and health outcome. The central anchor image of the two children ensures the phenomenon remains the organising principle of the model.</w:t>
+            </w:r>
+          </w:p>
+        </w:tc>
+        <w:tc>
+          <w:tcPr>
+            <w:tcW w:type="dxa" w:w="3040"/>
+            <w:shd w:fill="F2F2F2" w:color="auto" w:val="clear"/>
+            <w:tcMar>
+              <w:top w:type="dxa" w:w="60"/>
+              <w:left w:type="dxa" w:w="120"/>
+              <w:bottom w:type="dxa" w:w="60"/>
+              <w:right w:type="dxa" w:w="120"/>
+            </w:tcMar>
+            <w:vAlign w:val="top"/>
+          </w:tcPr>
+          <w:p>
+            <w:pPr>
+              <w:spacing w:after="40" w:before="0"/>
+              <w:jc w:val="left"/>
+            </w:pPr>
+            <w:r>
+              <w:rPr>
+                <w:rFonts w:ascii="Arial" w:cs="Arial" w:eastAsia="Arial" w:hAnsi="Arial"/>
+                <w:b w:val="false"/>
+                <w:bCs w:val="false"/>
+                <w:i w:val="false"/>
+                <w:iCs w:val="false"/>
+                <w:color w:val="000000"/>
+                <w:sz w:val="18"/>
+                <w:szCs w:val="18"/>
+              </w:rPr>
+              <w:t xml:space="preserve">Teacher checks each group poster for: (1) all six chemicals present; (2) molecular structure described or drawn for at least carbohydrates, proteins and lipids; (3) deficiency column completed with disease name and visible symptom; (4) the two Kisumu children referenced in the model. Note which groups are omitting nucleic acids, vitamins or minerals and prompt accordingly.</w:t>
+            </w:r>
+          </w:p>
+        </w:tc>
+      </w:tr>
+      <w:tr>
+        <w:tc>
+          <w:tcPr>
+            <w:tcW w:type="dxa" w:w="1520"/>
+            <w:shd w:fill="E2EFDA" w:color="auto" w:val="clear"/>
+            <w:tcMar>
+              <w:top w:type="dxa" w:w="60"/>
+              <w:left w:type="dxa" w:w="120"/>
+              <w:bottom w:type="dxa" w:w="60"/>
+              <w:right w:type="dxa" w:w="120"/>
+            </w:tcMar>
+            <w:vAlign w:val="top"/>
+          </w:tcPr>
+          <w:p>
+            <w:pPr>
+              <w:spacing w:after="40" w:before="0"/>
+              <w:jc w:val="left"/>
+            </w:pPr>
+            <w:r>
+              <w:rPr>
+                <w:rFonts w:ascii="Arial" w:cs="Arial" w:eastAsia="Arial" w:hAnsi="Arial"/>
+                <w:b/>
+                <w:bCs/>
+                <w:i w:val="false"/>
+                <w:iCs w:val="false"/>
+                <w:color w:val="000000"/>
+                <w:sz w:val="18"/>
+                <w:szCs w:val="18"/>
+              </w:rPr>
+              <w:t xml:space="preserve">Explain Phase</w:t>
+            </w:r>
+          </w:p>
+          <w:p>
+            <w:pPr>
+              <w:spacing w:after="20" w:before="0"/>
+            </w:pPr>
+            <w:r>
+              <w:rPr>
+                <w:rFonts w:ascii="Arial" w:cs="Arial" w:eastAsia="Arial" w:hAnsi="Arial"/>
+                <w:b/>
+                <w:bCs/>
+                <w:color w:val="1F3864"/>
+                <w:sz w:val="16"/>
+                <w:szCs w:val="16"/>
+              </w:rPr>
+              <w:t xml:space="preserve">📹 VIDEO:</w:t>
+            </w:r>
+          </w:p>
+          <w:p>
+            <w:pPr>
+              <w:spacing w:after="20" w:before="0"/>
+            </w:pPr>
+            <w:hyperlink w:history="1" r:id="rId6wbzfdik_qy3xguaesrrf">
+              <w:r>
+                <w:rPr>
+                  <w:rFonts w:ascii="Arial" w:cs="Arial" w:eastAsia="Arial" w:hAnsi="Arial"/>
+                  <w:color w:val="2E75B6"/>
+                  <w:sz w:val="16"/>
+                  <w:szCs w:val="16"/>
+                  <w:u w:val="single" w:color="2E75B6"/>
+                </w:rPr>
+                <w:t xml:space="preserve">Introduction to nucleic acids and nucleotides</w:t>
+              </w:r>
+            </w:hyperlink>
+          </w:p>
+          <w:p>
+            <w:pPr>
+              <w:spacing w:after="20" w:before="0"/>
+            </w:pPr>
+            <w:r>
+              <w:rPr>
+                <w:rFonts w:ascii="Arial" w:cs="Arial" w:eastAsia="Arial" w:hAnsi="Arial"/>
+                <w:i/>
+                <w:iCs/>
+                <w:color w:val="595959"/>
+                <w:sz w:val="16"/>
+                <w:szCs w:val="16"/>
+              </w:rPr>
+              <w:t xml:space="preserve">Related topic: not an exact match for this lesson.</w:t>
+            </w:r>
+          </w:p>
+          <w:p>
+            <w:pPr>
+              <w:spacing w:after="10" w:before="0"/>
+              <w:ind w:left="120"/>
+            </w:pPr>
+            <w:r>
+              <w:rPr>
+                <w:rFonts w:ascii="Arial" w:cs="Arial" w:eastAsia="Arial" w:hAnsi="Arial"/>
+                <w:color w:val="595959"/>
+                <w:sz w:val="14"/>
+                <w:szCs w:val="14"/>
+              </w:rPr>
+              <w:t xml:space="preserve">Source: Khan Academy (English - US curriculum)</w:t>
+            </w:r>
+          </w:p>
+          <w:p>
+            <w:pPr>
+              <w:spacing w:after="10" w:before="0"/>
+              <w:ind w:left="120"/>
+            </w:pPr>
+            <w:hyperlink w:history="1" r:id="rIdjtmxdifaropczcjjcxg5h">
+              <w:r>
+                <w:rPr>
+                  <w:rFonts w:ascii="Arial" w:cs="Arial" w:eastAsia="Arial" w:hAnsi="Arial"/>
+                  <w:color w:val="595959"/>
+                  <w:sz w:val="14"/>
+                  <w:szCs w:val="14"/>
+                  <w:u w:val="single" w:color="595959"/>
+                </w:rPr>
+                <w:t xml:space="preserve">🔍 Search ARES for similar videos</w:t>
+              </w:r>
+            </w:hyperlink>
+          </w:p>
+          <w:p>
+            <w:pPr>
+              <w:spacing w:after="40" w:before="0"/>
+            </w:pPr>
+            <w:r>
+              <w:rPr>
+                <w:sz w:val="14"/>
+                <w:szCs w:val="14"/>
+              </w:rPr>
+              <w:t xml:space="preserve"/>
+            </w:r>
+          </w:p>
+          <w:p>
+            <w:pPr>
+              <w:spacing w:after="20" w:before="0"/>
+            </w:pPr>
+            <w:r>
+              <w:rPr>
+                <w:rFonts w:ascii="Arial" w:cs="Arial" w:eastAsia="Arial" w:hAnsi="Arial"/>
+                <w:b/>
+                <w:bCs/>
+                <w:color w:val="1F3864"/>
+                <w:sz w:val="16"/>
+                <w:szCs w:val="16"/>
+              </w:rPr>
               <w:t xml:space="preserve">📖 EXERCISE:</w:t>
             </w:r>
           </w:p>
@@ -19553,7 +20227,7 @@
             <w:pPr>
               <w:spacing w:after="20" w:before="0"/>
             </w:pPr>
-            <w:hyperlink w:history="1" r:id="rIdae_l7o_0lsjw5uyiozg3l">
+            <w:hyperlink w:history="1" r:id="rIdhhm0g66knebzqdeze3pzk">
               <w:r>
                 <w:rPr>
                   <w:rFonts w:ascii="Arial" w:cs="Arial" w:eastAsia="Arial" w:hAnsi="Arial"/>
@@ -19568,6 +20242,22 @@
           </w:p>
           <w:p>
             <w:pPr>
+              <w:spacing w:after="20" w:before="0"/>
+            </w:pPr>
+            <w:r>
+              <w:rPr>
+                <w:rFonts w:ascii="Arial" w:cs="Arial" w:eastAsia="Arial" w:hAnsi="Arial"/>
+                <w:i/>
+                <w:iCs/>
+                <w:color w:val="595959"/>
+                <w:sz w:val="16"/>
+                <w:szCs w:val="16"/>
+              </w:rPr>
+              <w:t xml:space="preserve">Related topic: not an exact match for this lesson.</w:t>
+            </w:r>
+          </w:p>
+          <w:p>
+            <w:pPr>
               <w:spacing w:after="10" w:before="0"/>
               <w:ind w:left="120"/>
             </w:pPr>
@@ -19586,7 +20276,7 @@
               <w:spacing w:after="10" w:before="0"/>
               <w:ind w:left="120"/>
             </w:pPr>
-            <w:hyperlink w:history="1" r:id="rIdbrkj21p34yfwdxcf8vqq1">
+            <w:hyperlink w:history="1" r:id="rIdsl4_pyhu1d5lkpdatfi95">
               <w:r>
                 <w:rPr>
                   <w:rFonts w:ascii="Arial" w:cs="Arial" w:eastAsia="Arial" w:hAnsi="Arial"/>
@@ -19628,7 +20318,7 @@
                 <w:sz w:val="18"/>
                 <w:szCs w:val="18"/>
               </w:rPr>
-              <w:t xml:space="preserve">Groups spend 10 minutes completing their cumulative visual model using a pre-structured A3 poster template with six columns — one per chemical of life — and four rows labelled: Molecular Structure (draw or describe), Biological Function in the body, Kenyan Food Sources, and Consequence of Deficiency (name the disease and describe the visible symptom). Learners should also include a central anchor image of the two Kisumu children with arrows linking the ugali child to carbohydrate excess and protein deficiency and the githeri child to balanced intake. Groups use their notes, comparison tables from Lesson 3 and food test results from Lesson 4 as reference materials. The teacher circulates and prompts groups to ensure all six chemicals are represented and that the deficiency column is completed with both the disease name and a specific visible symptom. Learners who finish early are asked to add a seventh column titled Water showing its role as a solvent and transport medium in cells.</w:t>
+              <w:t xml:space="preserve">Each group has 2 minutes to present their completed model to the class, focusing on one key explanation: Why does the child eating only ugali develop kwashiorkor while the child eating githeri remains healthy — and what does this tell us about the chemicals of life? Presenters must use the language of molecular structure and biological function, not just food names. After all groups present, the teacher leads a 5-minute whole-class synthesis discussion. The class co-constructs a single master answer to the driving question on the board, drawing one contribution from each group. Learners copy the master answer into their science notebooks as a unit summary statement. The teacher also connects the learning to Kenyan public health by asking learners to think about how national school feeding programmes and nutrition campaigns — such as those promoted by the Kenya Nutritionists and Dietitians Institute — use exactly this chemical understanding to design balanced meals for children across Kenya.</w:t>
             </w:r>
           </w:p>
         </w:tc>
@@ -19660,7 +20350,7 @@
                 <w:sz w:val="18"/>
                 <w:szCs w:val="18"/>
               </w:rPr>
-              <w:t xml:space="preserve">Distribute the pre-structured A3 poster templates and remind groups of the four rows they must complete for each chemical. Say: Your model must tell the story of the two children in Kisumu. Anyone reading your poster should be able to understand why one child is sick and one is healthy, just by looking at your model. Circulate and use targeted prompts: For carbohydrates, ask: Where exactly does glucose come from in ugali, and where does it go in the body? [WAIT TIME: 20 seconds.] For proteins, ask: Which amino acids does the body need and why can it not make them itself? [WAIT TIME: 20 seconds.] For lipids, ask: Can you remember the ethanol emulsion result for avocado — what did that tell us? [WAIT TIME: 20 seconds.] For the deficiency column, ask: What specific protein cannot be made without amino acids that causes the swollen belly? [WAIT TIME: 30 seconds — expecting learners to recall albumin.] If a group leaves nucleic acids vague, prompt: What would happen to cell division if there were no DNA to carry the genetic code?</w:t>
+              <w:t xml:space="preserve">Before presentations begin, say: When your group presents, I want to hear the words molecular structure, amino acids, protein synthesis and deficiency. These are the scientific ideas that explain the phenomenon — not just the foods. [WAIT TIME: 30 seconds for groups to review their posters before presenting.] After all presentations, ask the class: Has every group agreed on why the ugali child is sick? [Pause for responses.] Now say: I want us to write one master answer together. What is the single most important scientific idea that solves our driving question? [WAIT TIME: 45 seconds of think time before taking contributions.] Write learner contributions on the board and shape them into a coherent explanation: Ugali provides only carbohydrates in the form of starch, which the body breaks into glucose for energy. Without proteins from food, the body cannot synthesise the amino acids needed to build albumin, keratin or muscle proteins, resulting in kwashiorkor. Githeri combines maize carbohydrates with bean proteins, providing essential amino acids and preventing deficiency. Say: That is biochemistry solving a real health problem in our community.</w:t>
             </w:r>
           </w:p>
         </w:tc>
@@ -19692,7 +20382,7 @@
                 <w:sz w:val="18"/>
                 <w:szCs w:val="18"/>
               </w:rPr>
-              <w:t xml:space="preserve">Model construction as sensemaking — learners do not simply recall information but must organise it spatially and causally, making explicit the links between molecular structure, biological function and health outcome. The central anchor image of the two children ensures the phenomenon remains the organising principle of the model.</w:t>
+              <w:t xml:space="preserve">Gallery-style group presentations followed by collective sensemaking — the class synthesises across group models to arrive at a shared, evidence-based scientific explanation. The master answer written collaboratively on the board makes the collective knowledge product visible and durable.</w:t>
             </w:r>
           </w:p>
         </w:tc>
@@ -19724,7 +20414,7 @@
                 <w:sz w:val="18"/>
                 <w:szCs w:val="18"/>
               </w:rPr>
-              <w:t xml:space="preserve">Teacher checks each group poster for: (1) all six chemicals present; (2) molecular structure described or drawn for at least carbohydrates, proteins and lipids; (3) deficiency column completed with disease name and visible symptom; (4) the two Kisumu children referenced in the model. Note which groups are omitting nucleic acids, vitamins or minerals and prompt accordingly.</w:t>
+              <w:t xml:space="preserve">During presentations, listen for correct use of: albumin (oedema), keratin (hair discolouration), muscle proteins (thin limbs), essential amino acids (cannot be synthesised by the body), peptide bonds (protein structure). Use a quick show-of-hands confidence check after the master answer is written: Thumbs up if you can explain the phenomenon using molecular language, thumbs sideways if you are still unsure about one chemical, thumbs down if you need more support. Use thumb-sideways and thumb-down responses to identify learners for targeted follow-up.</w:t>
             </w:r>
           </w:p>
         </w:tc>
@@ -19733,32 +20423,32 @@
         <w:tc>
           <w:tcPr>
             <w:tcW w:type="dxa" w:w="1520"/>
-            <w:shd w:fill="E2EFDA" w:color="auto" w:val="clear"/>
-            <w:tcMar>
-              <w:top w:type="dxa" w:w="60"/>
-              <w:left w:type="dxa" w:w="120"/>
-              <w:bottom w:type="dxa" w:w="60"/>
-              <w:right w:type="dxa" w:w="120"/>
-            </w:tcMar>
-            <w:vAlign w:val="top"/>
-          </w:tcPr>
-          <w:p>
-            <w:pPr>
-              <w:spacing w:after="40" w:before="0"/>
-              <w:jc w:val="left"/>
-            </w:pPr>
-            <w:r>
-              <w:rPr>
-                <w:rFonts w:ascii="Arial" w:cs="Arial" w:eastAsia="Arial" w:hAnsi="Arial"/>
-                <w:b/>
-                <w:bCs/>
-                <w:i w:val="false"/>
-                <w:iCs w:val="false"/>
-                <w:color w:val="000000"/>
-                <w:sz w:val="18"/>
-                <w:szCs w:val="18"/>
-              </w:rPr>
-              <w:t xml:space="preserve">Explain Phase</w:t>
+            <w:shd w:fill="FCE4D6" w:color="auto" w:val="clear"/>
+            <w:tcMar>
+              <w:top w:type="dxa" w:w="60"/>
+              <w:left w:type="dxa" w:w="120"/>
+              <w:bottom w:type="dxa" w:w="60"/>
+              <w:right w:type="dxa" w:w="120"/>
+            </w:tcMar>
+            <w:vAlign w:val="top"/>
+          </w:tcPr>
+          <w:p>
+            <w:pPr>
+              <w:spacing w:after="40" w:before="0"/>
+              <w:jc w:val="left"/>
+            </w:pPr>
+            <w:r>
+              <w:rPr>
+                <w:rFonts w:ascii="Arial" w:cs="Arial" w:eastAsia="Arial" w:hAnsi="Arial"/>
+                <w:b/>
+                <w:bCs/>
+                <w:i w:val="false"/>
+                <w:iCs w:val="false"/>
+                <w:color w:val="000000"/>
+                <w:sz w:val="18"/>
+                <w:szCs w:val="18"/>
+              </w:rPr>
+              <w:t xml:space="preserve">Driving Question Board (DQB) Creation</w:t>
             </w:r>
           </w:p>
           <w:p>
@@ -19781,7 +20471,7 @@
             <w:pPr>
               <w:spacing w:after="20" w:before="0"/>
             </w:pPr>
-            <w:hyperlink w:history="1" r:id="rId-spmwmw6j1b2canqd13qg">
+            <w:hyperlink w:history="1" r:id="rIdt9q5n1gddxgti3bsl8zao">
               <w:r>
                 <w:rPr>
                   <w:rFonts w:ascii="Arial" w:cs="Arial" w:eastAsia="Arial" w:hAnsi="Arial"/>
@@ -19790,9 +20480,25 @@
                   <w:szCs w:val="16"/>
                   <w:u w:val="single" w:color="2E75B6"/>
                 </w:rPr>
-                <w:t xml:space="preserve">Photosynthesis</w:t>
+                <w:t xml:space="preserve">Introduction to carbohydrates</w:t>
               </w:r>
             </w:hyperlink>
+          </w:p>
+          <w:p>
+            <w:pPr>
+              <w:spacing w:after="20" w:before="0"/>
+            </w:pPr>
+            <w:r>
+              <w:rPr>
+                <w:rFonts w:ascii="Arial" w:cs="Arial" w:eastAsia="Arial" w:hAnsi="Arial"/>
+                <w:i/>
+                <w:iCs/>
+                <w:color w:val="595959"/>
+                <w:sz w:val="16"/>
+                <w:szCs w:val="16"/>
+              </w:rPr>
+              <w:t xml:space="preserve">Related topic: not an exact match for this lesson.</w:t>
+            </w:r>
           </w:p>
           <w:p>
             <w:pPr>
@@ -19814,7 +20520,7 @@
               <w:spacing w:after="10" w:before="0"/>
               <w:ind w:left="120"/>
             </w:pPr>
-            <w:hyperlink w:history="1" r:id="rIddwyt-56f8tg5ee-svapq3">
+            <w:hyperlink w:history="1" r:id="rIdqeqk3ki0j3jg6ssjpvtyr">
               <w:r>
                 <w:rPr>
                   <w:rFonts w:ascii="Arial" w:cs="Arial" w:eastAsia="Arial" w:hAnsi="Arial"/>
@@ -19859,7 +20565,7 @@
             <w:pPr>
               <w:spacing w:after="20" w:before="0"/>
             </w:pPr>
-            <w:hyperlink w:history="1" r:id="rId4bm8rymmqa-rd73wium6a">
+            <w:hyperlink w:history="1" r:id="rIdefmaxtrrlxb2wlqwvatlf">
               <w:r>
                 <w:rPr>
                   <w:rFonts w:ascii="Arial" w:cs="Arial" w:eastAsia="Arial" w:hAnsi="Arial"/>
@@ -19874,6 +20580,22 @@
           </w:p>
           <w:p>
             <w:pPr>
+              <w:spacing w:after="20" w:before="0"/>
+            </w:pPr>
+            <w:r>
+              <w:rPr>
+                <w:rFonts w:ascii="Arial" w:cs="Arial" w:eastAsia="Arial" w:hAnsi="Arial"/>
+                <w:i/>
+                <w:iCs/>
+                <w:color w:val="595959"/>
+                <w:sz w:val="16"/>
+                <w:szCs w:val="16"/>
+              </w:rPr>
+              <w:t xml:space="preserve">Related topic: not an exact match for this lesson.</w:t>
+            </w:r>
+          </w:p>
+          <w:p>
+            <w:pPr>
               <w:spacing w:after="10" w:before="0"/>
               <w:ind w:left="120"/>
             </w:pPr>
@@ -19892,7 +20614,7 @@
               <w:spacing w:after="10" w:before="0"/>
               <w:ind w:left="120"/>
             </w:pPr>
-            <w:hyperlink w:history="1" r:id="rIdtalvt_e3bhgtbyptjxohk">
+            <w:hyperlink w:history="1" r:id="rIddltxir7rjm0v0eji4p0ry">
               <w:r>
                 <w:rPr>
                   <w:rFonts w:ascii="Arial" w:cs="Arial" w:eastAsia="Arial" w:hAnsi="Arial"/>
@@ -19934,7 +20656,7 @@
                 <w:sz w:val="18"/>
                 <w:szCs w:val="18"/>
               </w:rPr>
-              <w:t xml:space="preserve">Each group has 2 minutes to present their completed model to the class, focusing on one key explanation: Why does the child eating only ugali develop kwashiorkor while the child eating githeri remains healthy — and what does this tell us about the chemicals of life? Presenters must use the language of molecular structure and biological function, not just food names. After all groups present, the teacher leads a 5-minute whole-class synthesis discussion. The class co-constructs a single master answer to the driving question on the board, drawing one contribution from each group. Learners copy the master answer into their science notebooks as a unit summary statement. The teacher also connects the learning to Kenyan public health by asking learners to think about how national school feeding programmes and nutrition campaigns — such as those promoted by the Kenya Nutritionists and Dietitians Institute — use exactly this chemical understanding to design balanced meals for children across Kenya.</w:t>
+              <w:t xml:space="preserve">The class gathers around the Driving Question Board as a whole group. The teacher reads each question on the board aloud — questions added by learners across Lessons 1 to 5 — and the class decides together: Answered, Partially Answered, or New Question Generated. Answered questions are moved to a Celebrated Answers section and marked with a star sticker. Partially answered questions are noted for future investigation. Any new questions generated by the model-building process — for example, How do cells use DNA to know which proteins to build? or Why do some vitamins dissolve in fat but not water? — are added to a New Questions column. Learners celebrate the intellectual journey by counting how many questions they answered as a class. The DQB moment is brief (4 minutes) but emotionally significant — it marks the closure of the unit and validates learner-generated inquiry.</w:t>
             </w:r>
           </w:p>
         </w:tc>
@@ -19966,7 +20688,7 @@
                 <w:sz w:val="18"/>
                 <w:szCs w:val="18"/>
               </w:rPr>
-              <w:t xml:space="preserve">Before presentations begin, say: When your group presents, I want to hear the words molecular structure, amino acids, protein synthesis and deficiency. These are the scientific ideas that explain the phenomenon — not just the foods. [WAIT TIME: 30 seconds for groups to review their posters before presenting.] After all presentations, ask the class: Has every group agreed on why the ugali child is sick? [Pause for responses.] Now say: I want us to write one master answer together. What is the single most important scientific idea that solves our driving question? [WAIT TIME: 45 seconds of think time before taking contributions.] Write learner contributions on the board and shape them into a coherent explanation: Ugali provides only carbohydrates in the form of starch, which the body breaks into glucose for energy. Without proteins from food, the body cannot synthesise the amino acids needed to build albumin, keratin or muscle proteins, resulting in kwashiorkor. Githeri combines maize carbohydrates with bean proteins, providing essential amino acids and preventing deficiency. Say: That is biochemistry solving a real health problem in our community.</w:t>
+              <w:t xml:space="preserve">Stand beside the DQB and say: Let us look at the questions you have been asking since Lesson 1. Some of these were written when you did not yet know what food was made of. Let us see how far we have come. Read each question clearly and pause for learners to respond. When a question is confirmed as answered, say: Who can give the answer in one sentence using scientific language? [WAIT TIME: 20 seconds.] Celebrate each answer enthusiastically. For questions that generated new curiosity, say: This is what real scientists do — every answer opens new questions. These are yours to carry forward. If the question How do cells know which protein to build? arises, say: That question connects to genetics and gene expression — you will investigate that in a future unit. It is a brilliant question to be holding.</w:t>
             </w:r>
           </w:p>
         </w:tc>
@@ -19998,7 +20720,7 @@
                 <w:sz w:val="18"/>
                 <w:szCs w:val="18"/>
               </w:rPr>
-              <w:t xml:space="preserve">Gallery-style group presentations followed by collective sensemaking — the class synthesises across group models to arrive at a shared, evidence-based scientific explanation. The master answer written collaboratively on the board makes the collective knowledge product visible and durable.</w:t>
+              <w:t xml:space="preserve">DQB review as metacognitive closure — learners experience the full arc of inquiry from initial puzzlement to evidence-based resolution. Celebrating answered questions reinforces that scientific inquiry is productive and that learner questions drive real learning.</w:t>
             </w:r>
           </w:p>
         </w:tc>
@@ -20030,7 +20752,7 @@
                 <w:sz w:val="18"/>
                 <w:szCs w:val="18"/>
               </w:rPr>
-              <w:t xml:space="preserve">During presentations, listen for correct use of: albumin (oedema), keratin (hair discolouration), muscle proteins (thin limbs), essential amino acids (cannot be synthesised by the body), peptide bonds (protein structure). Use a quick show-of-hands confidence check after the master answer is written: Thumbs up if you can explain the phenomenon using molecular language, thumbs sideways if you are still unsure about one chemical, thumbs down if you need more support. Use thumb-sideways and thumb-down responses to identify learners for targeted follow-up.</w:t>
+              <w:t xml:space="preserve">The teacher assesses the quality of one-sentence answers given by learners for each celebrated question. Look for: use of chemical names rather than food names alone; causal language (because, therefore, which means); reference to the two Kisumu children as the phenomenon that motivated the question. Note any questions that the class cannot answer fluently — these indicate gaps requiring teacher follow-up in the next sub-strand.</w:t>
             </w:r>
           </w:p>
         </w:tc>
@@ -20039,32 +20761,32 @@
         <w:tc>
           <w:tcPr>
             <w:tcW w:type="dxa" w:w="1520"/>
-            <w:shd w:fill="FCE4D6" w:color="auto" w:val="clear"/>
-            <w:tcMar>
-              <w:top w:type="dxa" w:w="60"/>
-              <w:left w:type="dxa" w:w="120"/>
-              <w:bottom w:type="dxa" w:w="60"/>
-              <w:right w:type="dxa" w:w="120"/>
-            </w:tcMar>
-            <w:vAlign w:val="top"/>
-          </w:tcPr>
-          <w:p>
-            <w:pPr>
-              <w:spacing w:after="40" w:before="0"/>
-              <w:jc w:val="left"/>
-            </w:pPr>
-            <w:r>
-              <w:rPr>
-                <w:rFonts w:ascii="Arial" w:cs="Arial" w:eastAsia="Arial" w:hAnsi="Arial"/>
-                <w:b/>
-                <w:bCs/>
-                <w:i w:val="false"/>
-                <w:iCs w:val="false"/>
-                <w:color w:val="000000"/>
-                <w:sz w:val="18"/>
-                <w:szCs w:val="18"/>
-              </w:rPr>
-              <w:t xml:space="preserve">Driving Question Board (DQB) Creation</w:t>
+            <w:shd w:fill="D5E8F0" w:color="auto" w:val="clear"/>
+            <w:tcMar>
+              <w:top w:type="dxa" w:w="60"/>
+              <w:left w:type="dxa" w:w="120"/>
+              <w:bottom w:type="dxa" w:w="60"/>
+              <w:right w:type="dxa" w:w="120"/>
+            </w:tcMar>
+            <w:vAlign w:val="top"/>
+          </w:tcPr>
+          <w:p>
+            <w:pPr>
+              <w:spacing w:after="40" w:before="0"/>
+              <w:jc w:val="left"/>
+            </w:pPr>
+            <w:r>
+              <w:rPr>
+                <w:rFonts w:ascii="Arial" w:cs="Arial" w:eastAsia="Arial" w:hAnsi="Arial"/>
+                <w:b/>
+                <w:bCs/>
+                <w:i w:val="false"/>
+                <w:iCs w:val="false"/>
+                <w:color w:val="000000"/>
+                <w:sz w:val="18"/>
+                <w:szCs w:val="18"/>
+              </w:rPr>
+              <w:t xml:space="preserve">Model Building Phase</w:t>
             </w:r>
           </w:p>
           <w:p>
@@ -20087,7 +20809,7 @@
             <w:pPr>
               <w:spacing w:after="20" w:before="0"/>
             </w:pPr>
-            <w:hyperlink w:history="1" r:id="rIdc9uvyzceerhrxvbvxvyvv">
+            <w:hyperlink w:history="1" r:id="rId5ftsw6hmplmet8vncs7jw">
               <w:r>
                 <w:rPr>
                   <w:rFonts w:ascii="Arial" w:cs="Arial" w:eastAsia="Arial" w:hAnsi="Arial"/>
@@ -20096,7 +20818,7 @@
                   <w:szCs w:val="16"/>
                   <w:u w:val="single" w:color="2E75B6"/>
                 </w:rPr>
-                <w:t xml:space="preserve">Scale of cells</w:t>
+                <w:t xml:space="preserve">Introduction to vitamins and minerals</w:t>
               </w:r>
             </w:hyperlink>
           </w:p>
@@ -20120,7 +20842,7 @@
               <w:spacing w:after="10" w:before="0"/>
               <w:ind w:left="120"/>
             </w:pPr>
-            <w:hyperlink w:history="1" r:id="rIdctuia8sjnr416pgrp9pqn">
+            <w:hyperlink w:history="1" r:id="rIdpfareidtzbtwe3lw04kzb">
               <w:r>
                 <w:rPr>
                   <w:rFonts w:ascii="Arial" w:cs="Arial" w:eastAsia="Arial" w:hAnsi="Arial"/>
@@ -20158,14 +20880,14 @@
                 <w:sz w:val="16"/>
                 <w:szCs w:val="16"/>
               </w:rPr>
-              <w:t xml:space="preserve">📖 EXERCISE:</w:t>
+              <w:t xml:space="preserve">📖 HTML:</w:t>
             </w:r>
           </w:p>
           <w:p>
             <w:pPr>
               <w:spacing w:after="20" w:before="0"/>
             </w:pPr>
-            <w:hyperlink w:history="1" r:id="rIdiiw8tf2wtde2feh-dn2pi">
+            <w:hyperlink w:history="1" r:id="rId064uwnjcz1uj4rhpl9tzl">
               <w:r>
                 <w:rPr>
                   <w:rFonts w:ascii="Arial" w:cs="Arial" w:eastAsia="Arial" w:hAnsi="Arial"/>
@@ -20174,9 +20896,25 @@
                   <w:szCs w:val="16"/>
                   <w:u w:val="single" w:color="2E75B6"/>
                 </w:rPr>
-                <w:t xml:space="preserve">Physical and chemical changes</w:t>
+                <w:t xml:space="preserve">Carbohydrate Classification (Flexbook)</w:t>
               </w:r>
             </w:hyperlink>
+          </w:p>
+          <w:p>
+            <w:pPr>
+              <w:spacing w:after="20" w:before="0"/>
+            </w:pPr>
+            <w:r>
+              <w:rPr>
+                <w:rFonts w:ascii="Arial" w:cs="Arial" w:eastAsia="Arial" w:hAnsi="Arial"/>
+                <w:i/>
+                <w:iCs/>
+                <w:color w:val="595959"/>
+                <w:sz w:val="16"/>
+                <w:szCs w:val="16"/>
+              </w:rPr>
+              <w:t xml:space="preserve">Related topic: not an exact match for this lesson.</w:t>
+            </w:r>
           </w:p>
           <w:p>
             <w:pPr>
@@ -20190,7 +20928,7 @@
                 <w:sz w:val="14"/>
                 <w:szCs w:val="14"/>
               </w:rPr>
-              <w:t xml:space="preserve">Source: Khan Academy (English - US curriculum)</w:t>
+              <w:t xml:space="preserve">Source: CK-12</w:t>
             </w:r>
           </w:p>
           <w:p>
@@ -20198,313 +20936,7 @@
               <w:spacing w:after="10" w:before="0"/>
               <w:ind w:left="120"/>
             </w:pPr>
-            <w:hyperlink w:history="1" r:id="rIdtb4es0qutfatk8nxzas-n">
-              <w:r>
-                <w:rPr>
-                  <w:rFonts w:ascii="Arial" w:cs="Arial" w:eastAsia="Arial" w:hAnsi="Arial"/>
-                  <w:color w:val="595959"/>
-                  <w:sz w:val="14"/>
-                  <w:szCs w:val="14"/>
-                  <w:u w:val="single" w:color="595959"/>
-                </w:rPr>
-                <w:t xml:space="preserve">🔍 Search ARES for similar readings</w:t>
-              </w:r>
-            </w:hyperlink>
-          </w:p>
-        </w:tc>
-        <w:tc>
-          <w:tcPr>
-            <w:tcW w:type="dxa" w:w="3040"/>
-            <w:shd w:fill="FFFFFF" w:color="auto" w:val="clear"/>
-            <w:tcMar>
-              <w:top w:type="dxa" w:w="60"/>
-              <w:left w:type="dxa" w:w="120"/>
-              <w:bottom w:type="dxa" w:w="60"/>
-              <w:right w:type="dxa" w:w="120"/>
-            </w:tcMar>
-            <w:vAlign w:val="top"/>
-          </w:tcPr>
-          <w:p>
-            <w:pPr>
-              <w:spacing w:after="40" w:before="0"/>
-              <w:jc w:val="left"/>
-            </w:pPr>
-            <w:r>
-              <w:rPr>
-                <w:rFonts w:ascii="Arial" w:cs="Arial" w:eastAsia="Arial" w:hAnsi="Arial"/>
-                <w:b w:val="false"/>
-                <w:bCs w:val="false"/>
-                <w:i w:val="false"/>
-                <w:iCs w:val="false"/>
-                <w:color w:val="000000"/>
-                <w:sz w:val="18"/>
-                <w:szCs w:val="18"/>
-              </w:rPr>
-              <w:t xml:space="preserve">The class gathers around the Driving Question Board as a whole group. The teacher reads each question on the board aloud — questions added by learners across Lessons 1 to 5 — and the class decides together: Answered, Partially Answered, or New Question Generated. Answered questions are moved to a Celebrated Answers section and marked with a star sticker. Partially answered questions are noted for future investigation. Any new questions generated by the model-building process — for example, How do cells use DNA to know which proteins to build? or Why do some vitamins dissolve in fat but not water? — are added to a New Questions column. Learners celebrate the intellectual journey by counting how many questions they answered as a class. The DQB moment is brief (4 minutes) but emotionally significant — it marks the closure of the unit and validates learner-generated inquiry.</w:t>
-            </w:r>
-          </w:p>
-        </w:tc>
-        <w:tc>
-          <w:tcPr>
-            <w:tcW w:type="dxa" w:w="3040"/>
-            <w:shd w:fill="F2F2F2" w:color="auto" w:val="clear"/>
-            <w:tcMar>
-              <w:top w:type="dxa" w:w="60"/>
-              <w:left w:type="dxa" w:w="120"/>
-              <w:bottom w:type="dxa" w:w="60"/>
-              <w:right w:type="dxa" w:w="120"/>
-            </w:tcMar>
-            <w:vAlign w:val="top"/>
-          </w:tcPr>
-          <w:p>
-            <w:pPr>
-              <w:spacing w:after="40" w:before="0"/>
-              <w:jc w:val="left"/>
-            </w:pPr>
-            <w:r>
-              <w:rPr>
-                <w:rFonts w:ascii="Arial" w:cs="Arial" w:eastAsia="Arial" w:hAnsi="Arial"/>
-                <w:b w:val="false"/>
-                <w:bCs w:val="false"/>
-                <w:i w:val="false"/>
-                <w:iCs w:val="false"/>
-                <w:color w:val="000000"/>
-                <w:sz w:val="18"/>
-                <w:szCs w:val="18"/>
-              </w:rPr>
-              <w:t xml:space="preserve">Stand beside the DQB and say: Let us look at the questions you have been asking since Lesson 1. Some of these were written when you did not yet know what food was made of. Let us see how far we have come. Read each question clearly and pause for learners to respond. When a question is confirmed as answered, say: Who can give the answer in one sentence using scientific language? [WAIT TIME: 20 seconds.] Celebrate each answer enthusiastically. For questions that generated new curiosity, say: This is what real scientists do — every answer opens new questions. These are yours to carry forward. If the question How do cells know which protein to build? arises, say: That question connects to genetics and gene expression — you will investigate that in a future unit. It is a brilliant question to be holding.</w:t>
-            </w:r>
-          </w:p>
-        </w:tc>
-        <w:tc>
-          <w:tcPr>
-            <w:tcW w:type="dxa" w:w="3040"/>
-            <w:shd w:fill="FFFFFF" w:color="auto" w:val="clear"/>
-            <w:tcMar>
-              <w:top w:type="dxa" w:w="60"/>
-              <w:left w:type="dxa" w:w="120"/>
-              <w:bottom w:type="dxa" w:w="60"/>
-              <w:right w:type="dxa" w:w="120"/>
-            </w:tcMar>
-            <w:vAlign w:val="top"/>
-          </w:tcPr>
-          <w:p>
-            <w:pPr>
-              <w:spacing w:after="40" w:before="0"/>
-              <w:jc w:val="left"/>
-            </w:pPr>
-            <w:r>
-              <w:rPr>
-                <w:rFonts w:ascii="Arial" w:cs="Arial" w:eastAsia="Arial" w:hAnsi="Arial"/>
-                <w:b w:val="false"/>
-                <w:bCs w:val="false"/>
-                <w:i w:val="false"/>
-                <w:iCs w:val="false"/>
-                <w:color w:val="000000"/>
-                <w:sz w:val="18"/>
-                <w:szCs w:val="18"/>
-              </w:rPr>
-              <w:t xml:space="preserve">DQB review as metacognitive closure — learners experience the full arc of inquiry from initial puzzlement to evidence-based resolution. Celebrating answered questions reinforces that scientific inquiry is productive and that learner questions drive real learning.</w:t>
-            </w:r>
-          </w:p>
-        </w:tc>
-        <w:tc>
-          <w:tcPr>
-            <w:tcW w:type="dxa" w:w="3040"/>
-            <w:shd w:fill="F2F2F2" w:color="auto" w:val="clear"/>
-            <w:tcMar>
-              <w:top w:type="dxa" w:w="60"/>
-              <w:left w:type="dxa" w:w="120"/>
-              <w:bottom w:type="dxa" w:w="60"/>
-              <w:right w:type="dxa" w:w="120"/>
-            </w:tcMar>
-            <w:vAlign w:val="top"/>
-          </w:tcPr>
-          <w:p>
-            <w:pPr>
-              <w:spacing w:after="40" w:before="0"/>
-              <w:jc w:val="left"/>
-            </w:pPr>
-            <w:r>
-              <w:rPr>
-                <w:rFonts w:ascii="Arial" w:cs="Arial" w:eastAsia="Arial" w:hAnsi="Arial"/>
-                <w:b w:val="false"/>
-                <w:bCs w:val="false"/>
-                <w:i w:val="false"/>
-                <w:iCs w:val="false"/>
-                <w:color w:val="000000"/>
-                <w:sz w:val="18"/>
-                <w:szCs w:val="18"/>
-              </w:rPr>
-              <w:t xml:space="preserve">The teacher assesses the quality of one-sentence answers given by learners for each celebrated question. Look for: use of chemical names rather than food names alone; causal language (because, therefore, which means); reference to the two Kisumu children as the phenomenon that motivated the question. Note any questions that the class cannot answer fluently — these indicate gaps requiring teacher follow-up in the next sub-strand.</w:t>
-            </w:r>
-          </w:p>
-        </w:tc>
-      </w:tr>
-      <w:tr>
-        <w:tc>
-          <w:tcPr>
-            <w:tcW w:type="dxa" w:w="1520"/>
-            <w:shd w:fill="D5E8F0" w:color="auto" w:val="clear"/>
-            <w:tcMar>
-              <w:top w:type="dxa" w:w="60"/>
-              <w:left w:type="dxa" w:w="120"/>
-              <w:bottom w:type="dxa" w:w="60"/>
-              <w:right w:type="dxa" w:w="120"/>
-            </w:tcMar>
-            <w:vAlign w:val="top"/>
-          </w:tcPr>
-          <w:p>
-            <w:pPr>
-              <w:spacing w:after="40" w:before="0"/>
-              <w:jc w:val="left"/>
-            </w:pPr>
-            <w:r>
-              <w:rPr>
-                <w:rFonts w:ascii="Arial" w:cs="Arial" w:eastAsia="Arial" w:hAnsi="Arial"/>
-                <w:b/>
-                <w:bCs/>
-                <w:i w:val="false"/>
-                <w:iCs w:val="false"/>
-                <w:color w:val="000000"/>
-                <w:sz w:val="18"/>
-                <w:szCs w:val="18"/>
-              </w:rPr>
-              <w:t xml:space="preserve">Model Building Phase</w:t>
-            </w:r>
-          </w:p>
-          <w:p>
-            <w:pPr>
-              <w:spacing w:after="20" w:before="0"/>
-            </w:pPr>
-            <w:r>
-              <w:rPr>
-                <w:rFonts w:ascii="Arial" w:cs="Arial" w:eastAsia="Arial" w:hAnsi="Arial"/>
-                <w:b/>
-                <w:bCs/>
-                <w:color w:val="1F3864"/>
-                <w:sz w:val="16"/>
-                <w:szCs w:val="16"/>
-              </w:rPr>
-              <w:t xml:space="preserve">📹 VIDEO:</w:t>
-            </w:r>
-          </w:p>
-          <w:p>
-            <w:pPr>
-              <w:spacing w:after="20" w:before="0"/>
-            </w:pPr>
-            <w:hyperlink w:history="1" r:id="rIdokz4bl_jhn3xh7ekreres">
-              <w:r>
-                <w:rPr>
-                  <w:rFonts w:ascii="Arial" w:cs="Arial" w:eastAsia="Arial" w:hAnsi="Arial"/>
-                  <w:color w:val="2E75B6"/>
-                  <w:sz w:val="16"/>
-                  <w:szCs w:val="16"/>
-                  <w:u w:val="single" w:color="2E75B6"/>
-                </w:rPr>
-                <w:t xml:space="preserve">Introduction to vitamins and minerals</w:t>
-              </w:r>
-            </w:hyperlink>
-          </w:p>
-          <w:p>
-            <w:pPr>
-              <w:spacing w:after="10" w:before="0"/>
-              <w:ind w:left="120"/>
-            </w:pPr>
-            <w:r>
-              <w:rPr>
-                <w:rFonts w:ascii="Arial" w:cs="Arial" w:eastAsia="Arial" w:hAnsi="Arial"/>
-                <w:color w:val="595959"/>
-                <w:sz w:val="14"/>
-                <w:szCs w:val="14"/>
-              </w:rPr>
-              <w:t xml:space="preserve">Source: Khan Academy (English - US curriculum)</w:t>
-            </w:r>
-          </w:p>
-          <w:p>
-            <w:pPr>
-              <w:spacing w:after="10" w:before="0"/>
-              <w:ind w:left="120"/>
-            </w:pPr>
-            <w:hyperlink w:history="1" r:id="rIddfq56ttrfpseynbgspbpp">
-              <w:r>
-                <w:rPr>
-                  <w:rFonts w:ascii="Arial" w:cs="Arial" w:eastAsia="Arial" w:hAnsi="Arial"/>
-                  <w:color w:val="595959"/>
-                  <w:sz w:val="14"/>
-                  <w:szCs w:val="14"/>
-                  <w:u w:val="single" w:color="595959"/>
-                </w:rPr>
-                <w:t xml:space="preserve">🔍 Search ARES for similar videos</w:t>
-              </w:r>
-            </w:hyperlink>
-          </w:p>
-          <w:p>
-            <w:pPr>
-              <w:spacing w:after="40" w:before="0"/>
-            </w:pPr>
-            <w:r>
-              <w:rPr>
-                <w:sz w:val="14"/>
-                <w:szCs w:val="14"/>
-              </w:rPr>
-              <w:t xml:space="preserve"/>
-            </w:r>
-          </w:p>
-          <w:p>
-            <w:pPr>
-              <w:spacing w:after="20" w:before="0"/>
-            </w:pPr>
-            <w:r>
-              <w:rPr>
-                <w:rFonts w:ascii="Arial" w:cs="Arial" w:eastAsia="Arial" w:hAnsi="Arial"/>
-                <w:b/>
-                <w:bCs/>
-                <w:color w:val="1F3864"/>
-                <w:sz w:val="16"/>
-                <w:szCs w:val="16"/>
-              </w:rPr>
-              <w:t xml:space="preserve">📖 HTML:</w:t>
-            </w:r>
-          </w:p>
-          <w:p>
-            <w:pPr>
-              <w:spacing w:after="20" w:before="0"/>
-            </w:pPr>
-            <w:hyperlink w:history="1" r:id="rIdlplz6llpmbvskdvi9odaw">
-              <w:r>
-                <w:rPr>
-                  <w:rFonts w:ascii="Arial" w:cs="Arial" w:eastAsia="Arial" w:hAnsi="Arial"/>
-                  <w:color w:val="2E75B6"/>
-                  <w:sz w:val="16"/>
-                  <w:szCs w:val="16"/>
-                  <w:u w:val="single" w:color="2E75B6"/>
-                </w:rPr>
-                <w:t xml:space="preserve">Vitamins and Minerals (Flexbook)</w:t>
-              </w:r>
-            </w:hyperlink>
-          </w:p>
-          <w:p>
-            <w:pPr>
-              <w:spacing w:after="10" w:before="0"/>
-              <w:ind w:left="120"/>
-            </w:pPr>
-            <w:r>
-              <w:rPr>
-                <w:rFonts w:ascii="Arial" w:cs="Arial" w:eastAsia="Arial" w:hAnsi="Arial"/>
-                <w:color w:val="595959"/>
-                <w:sz w:val="14"/>
-                <w:szCs w:val="14"/>
-              </w:rPr>
-              <w:t xml:space="preserve">Source: CK-12</w:t>
-            </w:r>
-          </w:p>
-          <w:p>
-            <w:pPr>
-              <w:spacing w:after="10" w:before="0"/>
-              <w:ind w:left="120"/>
-            </w:pPr>
-            <w:hyperlink w:history="1" r:id="rId8sgfhduknfiov9xncqgui">
+            <w:hyperlink w:history="1" r:id="rIdmsuwurd-1fqt9urlmtt5w">
               <w:r>
                 <w:rPr>
                   <w:rFonts w:ascii="Arial" w:cs="Arial" w:eastAsia="Arial" w:hAnsi="Arial"/>
@@ -21016,7 +21448,7 @@
         </w:rPr>
         <w:t xml:space="preserve">© 2026 SeaVuria and ARES. Aligned with KICD objectives. Developed by SeaVuria; technical implementation by ARES (with AI assistance from Claude). Licensed under </w:t>
       </w:r>
-      <w:hyperlink w:history="1" r:id="rIdjhg0sgpqylu0tsl6bzlx3">
+      <w:hyperlink w:history="1" r:id="rIdgdxxvlnms1uhzba1pvktj">
         <w:r>
           <w:rPr>
             <w:rFonts w:ascii="Arial" w:cs="Arial" w:eastAsia="Arial" w:hAnsi="Arial"/>
@@ -21037,7 +21469,7 @@
         </w:rPr>
         <w:t xml:space="preserve"> (</w:t>
       </w:r>
-      <w:hyperlink w:history="1" r:id="rIdqsyfh9bzqpq4j5oeew0or">
+      <w:hyperlink w:history="1" r:id="rId2yheawx6sars8ncyi_gtg">
         <w:r>
           <w:rPr>
             <w:rFonts w:ascii="Arial" w:cs="Arial" w:eastAsia="Arial" w:hAnsi="Arial"/>

--- a/data/outputs/v2/Biology/SS1.2_Chemicals_of_Life/Biology_Chemicals_of_Life_CBE_LessonSequence.docx
+++ b/data/outputs/v2/Biology/SS1.2_Chemicals_of_Life/Biology_Chemicals_of_Life_CBE_LessonSequence.docx
@@ -2363,7 +2363,7 @@
         </w:rPr>
         <w:t xml:space="preserve">© 2026 SeaVuria and ARES. This work is licensed under a </w:t>
       </w:r>
-      <w:hyperlink w:history="1" r:id="rIdngufe3zyvrowvfonxp3jh">
+      <w:hyperlink w:history="1" r:id="rIduq6sjuamgmose4r7drsy3">
         <w:r>
           <w:rPr>
             <w:rFonts w:ascii="Arial" w:cs="Arial" w:eastAsia="Arial" w:hAnsi="Arial"/>
@@ -2383,7 +2383,7 @@
         </w:rPr>
         <w:t xml:space="preserve"> (</w:t>
       </w:r>
-      <w:hyperlink w:history="1" r:id="rIdeo8-cmx0jgr8c7we3omlp">
+      <w:hyperlink w:history="1" r:id="rIdtdwyzj-wfu1wv7ikxqdw5">
         <w:r>
           <w:rPr>
             <w:rFonts w:ascii="Arial" w:cs="Arial" w:eastAsia="Arial" w:hAnsi="Arial"/>
@@ -2403,7 +2403,7 @@
         </w:rPr>
         <w:t xml:space="preserve">). To view a copy of this license, visit </w:t>
       </w:r>
-      <w:hyperlink w:history="1" r:id="rId43fibgly6byrwiulqeo4l">
+      <w:hyperlink w:history="1" r:id="rIdm3n5q8jlvibzi5gwxwiyl">
         <w:r>
           <w:rPr>
             <w:rFonts w:ascii="Arial" w:cs="Arial" w:eastAsia="Arial" w:hAnsi="Arial"/>
@@ -3415,7 +3415,7 @@
             <w:pPr>
               <w:spacing w:after="20" w:before="0"/>
             </w:pPr>
-            <w:hyperlink w:history="1" r:id="rId8xaoqzb0wmxyawq8uxci-">
+            <w:hyperlink w:history="1" r:id="rIdyd6cswfqg5q0etxuyeabp">
               <w:r>
                 <w:rPr>
                   <w:rFonts w:ascii="Arial" w:cs="Arial" w:eastAsia="Arial" w:hAnsi="Arial"/>
@@ -3464,7 +3464,7 @@
               <w:spacing w:after="10" w:before="0"/>
               <w:ind w:left="120"/>
             </w:pPr>
-            <w:hyperlink w:history="1" r:id="rIdtnia1hoql5rgo34hypqb5">
+            <w:hyperlink w:history="1" r:id="rIdnox0fsqgjte-scmiclte7">
               <w:r>
                 <w:rPr>
                   <w:rFonts w:ascii="Arial" w:cs="Arial" w:eastAsia="Arial" w:hAnsi="Arial"/>
@@ -3509,7 +3509,7 @@
             <w:pPr>
               <w:spacing w:after="20" w:before="0"/>
             </w:pPr>
-            <w:hyperlink w:history="1" r:id="rIdnivxgacj444hlbfkfj7t9">
+            <w:hyperlink w:history="1" r:id="rIdhamh66_6g7wi5nw-4zzyu">
               <w:r>
                 <w:rPr>
                   <w:rFonts w:ascii="Arial" w:cs="Arial" w:eastAsia="Arial" w:hAnsi="Arial"/>
@@ -3558,7 +3558,7 @@
               <w:spacing w:after="10" w:before="0"/>
               <w:ind w:left="120"/>
             </w:pPr>
-            <w:hyperlink w:history="1" r:id="rIdkwqt485v7lt-dual1oxg5">
+            <w:hyperlink w:history="1" r:id="rIdgfiiv1j4geueq8x317vfz">
               <w:r>
                 <w:rPr>
                   <w:rFonts w:ascii="Arial" w:cs="Arial" w:eastAsia="Arial" w:hAnsi="Arial"/>
@@ -4019,7 +4019,7 @@
             <w:pPr>
               <w:spacing w:after="20" w:before="0"/>
             </w:pPr>
-            <w:hyperlink w:history="1" r:id="rIdthvns1gbehdsoinyhwttz">
+            <w:hyperlink w:history="1" r:id="rIdfuwq8sq8gt1tfgmko9iao">
               <w:r>
                 <w:rPr>
                   <w:rFonts w:ascii="Arial" w:cs="Arial" w:eastAsia="Arial" w:hAnsi="Arial"/>
@@ -4068,7 +4068,7 @@
               <w:spacing w:after="10" w:before="0"/>
               <w:ind w:left="120"/>
             </w:pPr>
-            <w:hyperlink w:history="1" r:id="rIdeuslk1fh9zc002grhrq6f">
+            <w:hyperlink w:history="1" r:id="rIdxycve01vsf0xeexdwehzf">
               <w:r>
                 <w:rPr>
                   <w:rFonts w:ascii="Arial" w:cs="Arial" w:eastAsia="Arial" w:hAnsi="Arial"/>
@@ -4113,7 +4113,7 @@
             <w:pPr>
               <w:spacing w:after="20" w:before="0"/>
             </w:pPr>
-            <w:hyperlink w:history="1" r:id="rId_wycgnssr0vrfatp6mfid">
+            <w:hyperlink w:history="1" r:id="rIdk84i6hdctylbbxc-f8tsq">
               <w:r>
                 <w:rPr>
                   <w:rFonts w:ascii="Arial" w:cs="Arial" w:eastAsia="Arial" w:hAnsi="Arial"/>
@@ -4162,7 +4162,7 @@
               <w:spacing w:after="10" w:before="0"/>
               <w:ind w:left="120"/>
             </w:pPr>
-            <w:hyperlink w:history="1" r:id="rIdwxzescoggoiobnp9u99p-">
+            <w:hyperlink w:history="1" r:id="rIdolpj4bx7cpikh9qggkaih">
               <w:r>
                 <w:rPr>
                   <w:rFonts w:ascii="Arial" w:cs="Arial" w:eastAsia="Arial" w:hAnsi="Arial"/>
@@ -4509,7 +4509,7 @@
             <w:pPr>
               <w:spacing w:after="20" w:before="0"/>
             </w:pPr>
-            <w:hyperlink w:history="1" r:id="rIde5o9nlxedqjmfoe_4kuv_">
+            <w:hyperlink w:history="1" r:id="rIdzkjrg-zsrimw-z-fdnzxh">
               <w:r>
                 <w:rPr>
                   <w:rFonts w:ascii="Arial" w:cs="Arial" w:eastAsia="Arial" w:hAnsi="Arial"/>
@@ -4558,7 +4558,7 @@
               <w:spacing w:after="10" w:before="0"/>
               <w:ind w:left="120"/>
             </w:pPr>
-            <w:hyperlink w:history="1" r:id="rIdc73soz17xvu_11mds8bga">
+            <w:hyperlink w:history="1" r:id="rIdwmvj7dg3vjwkfacm4bz6d">
               <w:r>
                 <w:rPr>
                   <w:rFonts w:ascii="Arial" w:cs="Arial" w:eastAsia="Arial" w:hAnsi="Arial"/>
@@ -4603,7 +4603,7 @@
             <w:pPr>
               <w:spacing w:after="20" w:before="0"/>
             </w:pPr>
-            <w:hyperlink w:history="1" r:id="rIdw0hhprln5r1scbfa0gf8g">
+            <w:hyperlink w:history="1" r:id="rIdthu4i3cozisa8jszsu_zs">
               <w:r>
                 <w:rPr>
                   <w:rFonts w:ascii="Arial" w:cs="Arial" w:eastAsia="Arial" w:hAnsi="Arial"/>
@@ -4652,7 +4652,7 @@
               <w:spacing w:after="10" w:before="0"/>
               <w:ind w:left="120"/>
             </w:pPr>
-            <w:hyperlink w:history="1" r:id="rIdok1ysfoidb4dl1hsyod9g">
+            <w:hyperlink w:history="1" r:id="rId-nlekhw0ft9ihwnd4igkb">
               <w:r>
                 <w:rPr>
                   <w:rFonts w:ascii="Arial" w:cs="Arial" w:eastAsia="Arial" w:hAnsi="Arial"/>
@@ -4980,7 +4980,7 @@
                 <w:sz w:val="18"/>
                 <w:szCs w:val="18"/>
               </w:rPr>
-              <w:t xml:space="preserve">Observable indicator: Each group's card sort sheet shows written reasoning (not just matches) for at least 4 of the 6 food cards. Teacher specifically checks whether githeri is linked to protein (correct) and ugali to carbohydrates (correct) — these two matches are the conceptual core of the phenomenon. If most groups have both correct, the teacher can fast-track in Phase 4; if most have them wrong, the teacher flags this explicitly: 'This is exactly what our chemical tests next lesson will help us resolve.' Teacher also records which chemical families (e.g. vitamins, mineral salts) are the most confused — these will receive extra emphasis in Lessons 4–5.</w:t>
+              <w:t xml:space="preserve">Observable indicator: Each group's card sort sheet shows written reasoning (not just matches) for at least 4 of the 6 food cards. Teacher specifically checks whether githeri is linked to protein (correct) and ugali to carbohydrates (correct) — these two matches are the conceptual core of the phenomenon. If most groups have both correct, the teacher can fast-track in Phase 4; if most have them wrong, the teacher flags this explicitly: 'This is exactly what our chemical tests in coming lessons will help us resolve.' Teacher also records which chemical families (e.g. vitamins, mineral salts) are the most confused — these will receive extra emphasis in Lessons 4–5.</w:t>
             </w:r>
           </w:p>
         </w:tc>
@@ -5037,7 +5037,7 @@
             <w:pPr>
               <w:spacing w:after="20" w:before="0"/>
             </w:pPr>
-            <w:hyperlink w:history="1" r:id="rId0yfg-eindoe0cb_g55nhz">
+            <w:hyperlink w:history="1" r:id="rId0cakbrhbxnfoogbq-dk_u">
               <w:r>
                 <w:rPr>
                   <w:rFonts w:ascii="Arial" w:cs="Arial" w:eastAsia="Arial" w:hAnsi="Arial"/>
@@ -5086,7 +5086,7 @@
               <w:spacing w:after="10" w:before="0"/>
               <w:ind w:left="120"/>
             </w:pPr>
-            <w:hyperlink w:history="1" r:id="rIdi3siy5pvjvvwnjmervniy">
+            <w:hyperlink w:history="1" r:id="rIdjiho1eef6cmz_ow4kqods">
               <w:r>
                 <w:rPr>
                   <w:rFonts w:ascii="Arial" w:cs="Arial" w:eastAsia="Arial" w:hAnsi="Arial"/>
@@ -5131,7 +5131,7 @@
             <w:pPr>
               <w:spacing w:after="20" w:before="0"/>
             </w:pPr>
-            <w:hyperlink w:history="1" r:id="rIdjs8edunmzbru4-9vvl8dh">
+            <w:hyperlink w:history="1" r:id="rIdc19ylsh5uwdvorudmeznj">
               <w:r>
                 <w:rPr>
                   <w:rFonts w:ascii="Arial" w:cs="Arial" w:eastAsia="Arial" w:hAnsi="Arial"/>
@@ -5180,7 +5180,7 @@
               <w:spacing w:after="10" w:before="0"/>
               <w:ind w:left="120"/>
             </w:pPr>
-            <w:hyperlink w:history="1" r:id="rIdypjg5vgixbxztkuw1s7ke">
+            <w:hyperlink w:history="1" r:id="rIduteyuxdinvcapmqav3xde">
               <w:r>
                 <w:rPr>
                   <w:rFonts w:ascii="Arial" w:cs="Arial" w:eastAsia="Arial" w:hAnsi="Arial"/>
@@ -5527,7 +5527,7 @@
             <w:pPr>
               <w:spacing w:after="20" w:before="0"/>
             </w:pPr>
-            <w:hyperlink w:history="1" r:id="rIdizzmym2u4sa4yw_frr4dk">
+            <w:hyperlink w:history="1" r:id="rIdg3dna3ndykyv_pj3fvn8r">
               <w:r>
                 <w:rPr>
                   <w:rFonts w:ascii="Arial" w:cs="Arial" w:eastAsia="Arial" w:hAnsi="Arial"/>
@@ -5576,7 +5576,7 @@
               <w:spacing w:after="10" w:before="0"/>
               <w:ind w:left="120"/>
             </w:pPr>
-            <w:hyperlink w:history="1" r:id="rId4jqouf71cm2idlbhquvqp">
+            <w:hyperlink w:history="1" r:id="rIdrb1xxxbawil8vuuwww-5a">
               <w:r>
                 <w:rPr>
                   <w:rFonts w:ascii="Arial" w:cs="Arial" w:eastAsia="Arial" w:hAnsi="Arial"/>
@@ -5621,7 +5621,7 @@
             <w:pPr>
               <w:spacing w:after="20" w:before="0"/>
             </w:pPr>
-            <w:hyperlink w:history="1" r:id="rIddfbt5dny1stiwq7tyhwgy">
+            <w:hyperlink w:history="1" r:id="rId9iqzx93arwns04qh2_wph">
               <w:r>
                 <w:rPr>
                   <w:rFonts w:ascii="Arial" w:cs="Arial" w:eastAsia="Arial" w:hAnsi="Arial"/>
@@ -5670,7 +5670,7 @@
               <w:spacing w:after="10" w:before="0"/>
               <w:ind w:left="120"/>
             </w:pPr>
-            <w:hyperlink w:history="1" r:id="rIdpvabxsojts7yych9yedhb">
+            <w:hyperlink w:history="1" r:id="rIdazjvekrni-rlkqhcnwf6d">
               <w:r>
                 <w:rPr>
                   <w:rFonts w:ascii="Arial" w:cs="Arial" w:eastAsia="Arial" w:hAnsi="Arial"/>
@@ -6562,7 +6562,7 @@
         </w:rPr>
         <w:t xml:space="preserve">© 2026 SeaVuria and ARES. Aligned with KICD objectives. Developed by SeaVuria; technical implementation by ARES (with AI assistance from Claude). Licensed under </w:t>
       </w:r>
-      <w:hyperlink w:history="1" r:id="rIda-j9z9cqr-dnhluu4_8sl">
+      <w:hyperlink w:history="1" r:id="rIdplnbz0trq-dq6mx64b5_q">
         <w:r>
           <w:rPr>
             <w:rFonts w:ascii="Arial" w:cs="Arial" w:eastAsia="Arial" w:hAnsi="Arial"/>
@@ -6583,7 +6583,7 @@
         </w:rPr>
         <w:t xml:space="preserve"> (</w:t>
       </w:r>
-      <w:hyperlink w:history="1" r:id="rIdo1n9pil-fg0g5w9mbp7dh">
+      <w:hyperlink w:history="1" r:id="rIdy6kdpkwa4izg0s0o58dwc">
         <w:r>
           <w:rPr>
             <w:rFonts w:ascii="Arial" w:cs="Arial" w:eastAsia="Arial" w:hAnsi="Arial"/>
@@ -7596,7 +7596,7 @@
             <w:pPr>
               <w:spacing w:after="20" w:before="0"/>
             </w:pPr>
-            <w:hyperlink w:history="1" r:id="rIdkouczp2bs5bshbtgzeymg">
+            <w:hyperlink w:history="1" r:id="rIdukktwdvwxnushk8hz_4jn">
               <w:r>
                 <w:rPr>
                   <w:rFonts w:ascii="Arial" w:cs="Arial" w:eastAsia="Arial" w:hAnsi="Arial"/>
@@ -7629,7 +7629,7 @@
               <w:spacing w:after="10" w:before="0"/>
               <w:ind w:left="120"/>
             </w:pPr>
-            <w:hyperlink w:history="1" r:id="rIdvvhc4bz-_ouv51nhv-4ot">
+            <w:hyperlink w:history="1" r:id="rIdl5la0raq21oterzurqsqo">
               <w:r>
                 <w:rPr>
                   <w:rFonts w:ascii="Arial" w:cs="Arial" w:eastAsia="Arial" w:hAnsi="Arial"/>
@@ -7674,7 +7674,7 @@
             <w:pPr>
               <w:spacing w:after="20" w:before="0"/>
             </w:pPr>
-            <w:hyperlink w:history="1" r:id="rIdc1winy9djvuwb5pcuzatd">
+            <w:hyperlink w:history="1" r:id="rIdh96o2y6fyipfhyl9oxipw">
               <w:r>
                 <w:rPr>
                   <w:rFonts w:ascii="Arial" w:cs="Arial" w:eastAsia="Arial" w:hAnsi="Arial"/>
@@ -7707,7 +7707,7 @@
               <w:spacing w:after="10" w:before="0"/>
               <w:ind w:left="120"/>
             </w:pPr>
-            <w:hyperlink w:history="1" r:id="rIdrda3zqzvywsxzqo8j7vm7">
+            <w:hyperlink w:history="1" r:id="rIdrkpdhjmgnkw7wwi_n3exd">
               <w:r>
                 <w:rPr>
                   <w:rFonts w:ascii="Arial" w:cs="Arial" w:eastAsia="Arial" w:hAnsi="Arial"/>
@@ -7902,7 +7902,7 @@
             <w:pPr>
               <w:spacing w:after="20" w:before="0"/>
             </w:pPr>
-            <w:hyperlink w:history="1" r:id="rIdlt_6jslaue7uijjaxhquu">
+            <w:hyperlink w:history="1" r:id="rIdwa-ewzsvddzwutazc5tsl">
               <w:r>
                 <w:rPr>
                   <w:rFonts w:ascii="Arial" w:cs="Arial" w:eastAsia="Arial" w:hAnsi="Arial"/>
@@ -7935,7 +7935,7 @@
               <w:spacing w:after="10" w:before="0"/>
               <w:ind w:left="120"/>
             </w:pPr>
-            <w:hyperlink w:history="1" r:id="rIdzjctyapkasokxrudkmgks">
+            <w:hyperlink w:history="1" r:id="rIdlns61xl_bofpeoyl9sr1o">
               <w:r>
                 <w:rPr>
                   <w:rFonts w:ascii="Arial" w:cs="Arial" w:eastAsia="Arial" w:hAnsi="Arial"/>
@@ -7980,7 +7980,7 @@
             <w:pPr>
               <w:spacing w:after="20" w:before="0"/>
             </w:pPr>
-            <w:hyperlink w:history="1" r:id="rIdawy5cmrm7uwkxvz45g-kq">
+            <w:hyperlink w:history="1" r:id="rId6kc9yxtdghhzqb_3lzz2n">
               <w:r>
                 <w:rPr>
                   <w:rFonts w:ascii="Arial" w:cs="Arial" w:eastAsia="Arial" w:hAnsi="Arial"/>
@@ -8013,7 +8013,7 @@
               <w:spacing w:after="10" w:before="0"/>
               <w:ind w:left="120"/>
             </w:pPr>
-            <w:hyperlink w:history="1" r:id="rIdax1idngk5gmj-tg6uszmh">
+            <w:hyperlink w:history="1" r:id="rIdsugtadv-beunbzoe50wst">
               <w:r>
                 <w:rPr>
                   <w:rFonts w:ascii="Arial" w:cs="Arial" w:eastAsia="Arial" w:hAnsi="Arial"/>
@@ -8208,7 +8208,7 @@
             <w:pPr>
               <w:spacing w:after="20" w:before="0"/>
             </w:pPr>
-            <w:hyperlink w:history="1" r:id="rIdcwv0dgxql_vvsnuvuchpn">
+            <w:hyperlink w:history="1" r:id="rIdt-0tukaz99smis2u1jxva">
               <w:r>
                 <w:rPr>
                   <w:rFonts w:ascii="Arial" w:cs="Arial" w:eastAsia="Arial" w:hAnsi="Arial"/>
@@ -8241,7 +8241,7 @@
               <w:spacing w:after="10" w:before="0"/>
               <w:ind w:left="120"/>
             </w:pPr>
-            <w:hyperlink w:history="1" r:id="rId7vyfycpqvv03gfcuycjfp">
+            <w:hyperlink w:history="1" r:id="rIdyzen7do-a3qnctwbkzvsc">
               <w:r>
                 <w:rPr>
                   <w:rFonts w:ascii="Arial" w:cs="Arial" w:eastAsia="Arial" w:hAnsi="Arial"/>
@@ -8286,7 +8286,7 @@
             <w:pPr>
               <w:spacing w:after="20" w:before="0"/>
             </w:pPr>
-            <w:hyperlink w:history="1" r:id="rIdqje8qdnfyomubqgcfwhpa">
+            <w:hyperlink w:history="1" r:id="rIdp6euccw00r54mpqtegrp4">
               <w:r>
                 <w:rPr>
                   <w:rFonts w:ascii="Arial" w:cs="Arial" w:eastAsia="Arial" w:hAnsi="Arial"/>
@@ -8335,7 +8335,7 @@
               <w:spacing w:after="10" w:before="0"/>
               <w:ind w:left="120"/>
             </w:pPr>
-            <w:hyperlink w:history="1" r:id="rIdonlpopzej1dxtehtrd8xt">
+            <w:hyperlink w:history="1" r:id="rId_wo2amnhusdjxc2jvctsj">
               <w:r>
                 <w:rPr>
                   <w:rFonts w:ascii="Arial" w:cs="Arial" w:eastAsia="Arial" w:hAnsi="Arial"/>
@@ -8530,7 +8530,7 @@
             <w:pPr>
               <w:spacing w:after="20" w:before="0"/>
             </w:pPr>
-            <w:hyperlink w:history="1" r:id="rIdibtmq8lq9_puox3q2vsvh">
+            <w:hyperlink w:history="1" r:id="rIdlicdk6v0guwawgjopbinp">
               <w:r>
                 <w:rPr>
                   <w:rFonts w:ascii="Arial" w:cs="Arial" w:eastAsia="Arial" w:hAnsi="Arial"/>
@@ -8563,7 +8563,7 @@
               <w:spacing w:after="10" w:before="0"/>
               <w:ind w:left="120"/>
             </w:pPr>
-            <w:hyperlink w:history="1" r:id="rId3nvpgps5fx_9mkh7npsmx">
+            <w:hyperlink w:history="1" r:id="rIdjdm5aa3zab2kiet-f7fpz">
               <w:r>
                 <w:rPr>
                   <w:rFonts w:ascii="Arial" w:cs="Arial" w:eastAsia="Arial" w:hAnsi="Arial"/>
@@ -8608,7 +8608,7 @@
             <w:pPr>
               <w:spacing w:after="20" w:before="0"/>
             </w:pPr>
-            <w:hyperlink w:history="1" r:id="rIdufrzxfjb87mueczl73gil">
+            <w:hyperlink w:history="1" r:id="rIdg9dcxslutxgdnyz5c6hbx">
               <w:r>
                 <w:rPr>
                   <w:rFonts w:ascii="Arial" w:cs="Arial" w:eastAsia="Arial" w:hAnsi="Arial"/>
@@ -8657,7 +8657,7 @@
               <w:spacing w:after="10" w:before="0"/>
               <w:ind w:left="120"/>
             </w:pPr>
-            <w:hyperlink w:history="1" r:id="rIdn1d63ec2cdempone0lnxx">
+            <w:hyperlink w:history="1" r:id="rIdu5gvka07b1yvh5yw8wwvp">
               <w:r>
                 <w:rPr>
                   <w:rFonts w:ascii="Arial" w:cs="Arial" w:eastAsia="Arial" w:hAnsi="Arial"/>
@@ -8852,7 +8852,7 @@
             <w:pPr>
               <w:spacing w:after="20" w:before="0"/>
             </w:pPr>
-            <w:hyperlink w:history="1" r:id="rIdsbgyvuwu4mojevhdcjwx8">
+            <w:hyperlink w:history="1" r:id="rIdm_gqgf-ffkazwlc_cv5v2">
               <w:r>
                 <w:rPr>
                   <w:rFonts w:ascii="Arial" w:cs="Arial" w:eastAsia="Arial" w:hAnsi="Arial"/>
@@ -8901,7 +8901,7 @@
               <w:spacing w:after="10" w:before="0"/>
               <w:ind w:left="120"/>
             </w:pPr>
-            <w:hyperlink w:history="1" r:id="rIdiud9ymltlsbxtsyzbbxqm">
+            <w:hyperlink w:history="1" r:id="rIdrmemmqtdi9_wihifph9t5">
               <w:r>
                 <w:rPr>
                   <w:rFonts w:ascii="Arial" w:cs="Arial" w:eastAsia="Arial" w:hAnsi="Arial"/>
@@ -8946,7 +8946,7 @@
             <w:pPr>
               <w:spacing w:after="20" w:before="0"/>
             </w:pPr>
-            <w:hyperlink w:history="1" r:id="rId5tb5ab3p4rzyjzehjen3o">
+            <w:hyperlink w:history="1" r:id="rIdvsfcsy45-nbsqdv2eco3k">
               <w:r>
                 <w:rPr>
                   <w:rFonts w:ascii="Arial" w:cs="Arial" w:eastAsia="Arial" w:hAnsi="Arial"/>
@@ -8995,7 +8995,7 @@
               <w:spacing w:after="10" w:before="0"/>
               <w:ind w:left="120"/>
             </w:pPr>
-            <w:hyperlink w:history="1" r:id="rIdrw6h_ev1whjbxhun7ojwt">
+            <w:hyperlink w:history="1" r:id="rIdbq9xe1mmgc3fl66yndibq">
               <w:r>
                 <w:rPr>
                   <w:rFonts w:ascii="Arial" w:cs="Arial" w:eastAsia="Arial" w:hAnsi="Arial"/>
@@ -9621,7 +9621,7 @@
         </w:rPr>
         <w:t xml:space="preserve">© 2026 SeaVuria and ARES. Aligned with KICD objectives. Developed by SeaVuria; technical implementation by ARES (with AI assistance from Claude). Licensed under </w:t>
       </w:r>
-      <w:hyperlink w:history="1" r:id="rIdrqheck9rcfykbk7xn-uqs">
+      <w:hyperlink w:history="1" r:id="rIds6d2k6cdpkfnlm5fiuytt">
         <w:r>
           <w:rPr>
             <w:rFonts w:ascii="Arial" w:cs="Arial" w:eastAsia="Arial" w:hAnsi="Arial"/>
@@ -9642,7 +9642,7 @@
         </w:rPr>
         <w:t xml:space="preserve"> (</w:t>
       </w:r>
-      <w:hyperlink w:history="1" r:id="rIdz2s6rqlfvehl82exzz0-d">
+      <w:hyperlink w:history="1" r:id="rId_i_zlh0zwjo5dtivgdlo5">
         <w:r>
           <w:rPr>
             <w:rFonts w:ascii="Arial" w:cs="Arial" w:eastAsia="Arial" w:hAnsi="Arial"/>
@@ -10655,7 +10655,7 @@
             <w:pPr>
               <w:spacing w:after="20" w:before="0"/>
             </w:pPr>
-            <w:hyperlink w:history="1" r:id="rIduvzbu6u1wfofevey4ic27">
+            <w:hyperlink w:history="1" r:id="rIdts9vprdjethjgxtebj1x9">
               <w:r>
                 <w:rPr>
                   <w:rFonts w:ascii="Arial" w:cs="Arial" w:eastAsia="Arial" w:hAnsi="Arial"/>
@@ -10688,7 +10688,7 @@
               <w:spacing w:after="10" w:before="0"/>
               <w:ind w:left="120"/>
             </w:pPr>
-            <w:hyperlink w:history="1" r:id="rIdumem5qy9mup4typnpentu">
+            <w:hyperlink w:history="1" r:id="rIdof5wwiqng6cx7vliycbva">
               <w:r>
                 <w:rPr>
                   <w:rFonts w:ascii="Arial" w:cs="Arial" w:eastAsia="Arial" w:hAnsi="Arial"/>
@@ -10733,7 +10733,7 @@
             <w:pPr>
               <w:spacing w:after="20" w:before="0"/>
             </w:pPr>
-            <w:hyperlink w:history="1" r:id="rIdpkixxygk0aotuiajnbbt0">
+            <w:hyperlink w:history="1" r:id="rIdl3wc4vqn9eoxqqmpppw85">
               <w:r>
                 <w:rPr>
                   <w:rFonts w:ascii="Arial" w:cs="Arial" w:eastAsia="Arial" w:hAnsi="Arial"/>
@@ -10766,7 +10766,7 @@
               <w:spacing w:after="10" w:before="0"/>
               <w:ind w:left="120"/>
             </w:pPr>
-            <w:hyperlink w:history="1" r:id="rIdpstihkijo1eb-qrifzaiu">
+            <w:hyperlink w:history="1" r:id="rIdpyh04yp_hr-lu9lazk_0m">
               <w:r>
                 <w:rPr>
                   <w:rFonts w:ascii="Arial" w:cs="Arial" w:eastAsia="Arial" w:hAnsi="Arial"/>
@@ -10961,7 +10961,7 @@
             <w:pPr>
               <w:spacing w:after="20" w:before="0"/>
             </w:pPr>
-            <w:hyperlink w:history="1" r:id="rIdv7zhed_nrwbxnvu35y2qb">
+            <w:hyperlink w:history="1" r:id="rIdo4o5hrwcveefbat8wurbk">
               <w:r>
                 <w:rPr>
                   <w:rFonts w:ascii="Arial" w:cs="Arial" w:eastAsia="Arial" w:hAnsi="Arial"/>
@@ -10994,7 +10994,7 @@
               <w:spacing w:after="10" w:before="0"/>
               <w:ind w:left="120"/>
             </w:pPr>
-            <w:hyperlink w:history="1" r:id="rIdq7ewvtrqgmgnn8mxoydoc">
+            <w:hyperlink w:history="1" r:id="rIdspobjkmuwwgiwuh2hr_y_">
               <w:r>
                 <w:rPr>
                   <w:rFonts w:ascii="Arial" w:cs="Arial" w:eastAsia="Arial" w:hAnsi="Arial"/>
@@ -11039,7 +11039,7 @@
             <w:pPr>
               <w:spacing w:after="20" w:before="0"/>
             </w:pPr>
-            <w:hyperlink w:history="1" r:id="rIdilwygeyy6wibnm8a9tkqw">
+            <w:hyperlink w:history="1" r:id="rIdudqogdqiwxxxpo-ip2byz">
               <w:r>
                 <w:rPr>
                   <w:rFonts w:ascii="Arial" w:cs="Arial" w:eastAsia="Arial" w:hAnsi="Arial"/>
@@ -11072,7 +11072,7 @@
               <w:spacing w:after="10" w:before="0"/>
               <w:ind w:left="120"/>
             </w:pPr>
-            <w:hyperlink w:history="1" r:id="rIddr-txxdo5l596v5mqz295">
+            <w:hyperlink w:history="1" r:id="rId-nobuejmjuuebxkqjnotq">
               <w:r>
                 <w:rPr>
                   <w:rFonts w:ascii="Arial" w:cs="Arial" w:eastAsia="Arial" w:hAnsi="Arial"/>
@@ -11267,7 +11267,7 @@
             <w:pPr>
               <w:spacing w:after="20" w:before="0"/>
             </w:pPr>
-            <w:hyperlink w:history="1" r:id="rIdngjgobkw2spt97c1afz9f">
+            <w:hyperlink w:history="1" r:id="rIdmhme5jwm1exegpdjs-jek">
               <w:r>
                 <w:rPr>
                   <w:rFonts w:ascii="Arial" w:cs="Arial" w:eastAsia="Arial" w:hAnsi="Arial"/>
@@ -11300,7 +11300,7 @@
               <w:spacing w:after="10" w:before="0"/>
               <w:ind w:left="120"/>
             </w:pPr>
-            <w:hyperlink w:history="1" r:id="rId_-r248ty3jkbebv8yr08r">
+            <w:hyperlink w:history="1" r:id="rIdyjwnaimm0r1q2quppfpqi">
               <w:r>
                 <w:rPr>
                   <w:rFonts w:ascii="Arial" w:cs="Arial" w:eastAsia="Arial" w:hAnsi="Arial"/>
@@ -11345,7 +11345,7 @@
             <w:pPr>
               <w:spacing w:after="20" w:before="0"/>
             </w:pPr>
-            <w:hyperlink w:history="1" r:id="rIde5lydqdekbhssta87xeto">
+            <w:hyperlink w:history="1" r:id="rIdwcjkca0sxzcwkujxznyet">
               <w:r>
                 <w:rPr>
                   <w:rFonts w:ascii="Arial" w:cs="Arial" w:eastAsia="Arial" w:hAnsi="Arial"/>
@@ -11394,7 +11394,7 @@
               <w:spacing w:after="10" w:before="0"/>
               <w:ind w:left="120"/>
             </w:pPr>
-            <w:hyperlink w:history="1" r:id="rId0dccbi7wzg0kn2dxy3wjj">
+            <w:hyperlink w:history="1" r:id="rIduluiqfhhd3yk7hp98my4b">
               <w:r>
                 <w:rPr>
                   <w:rFonts w:ascii="Arial" w:cs="Arial" w:eastAsia="Arial" w:hAnsi="Arial"/>
@@ -11589,7 +11589,7 @@
             <w:pPr>
               <w:spacing w:after="20" w:before="0"/>
             </w:pPr>
-            <w:hyperlink w:history="1" r:id="rIdyuewhu3pafnvxly5880n1">
+            <w:hyperlink w:history="1" r:id="rIdey-zjbrgyrkgsuzc1bjra">
               <w:r>
                 <w:rPr>
                   <w:rFonts w:ascii="Arial" w:cs="Arial" w:eastAsia="Arial" w:hAnsi="Arial"/>
@@ -11622,7 +11622,7 @@
               <w:spacing w:after="10" w:before="0"/>
               <w:ind w:left="120"/>
             </w:pPr>
-            <w:hyperlink w:history="1" r:id="rIdcjs2rz3olb8mwpgova6pr">
+            <w:hyperlink w:history="1" r:id="rIdkotijyemikd3zlcjddkk6">
               <w:r>
                 <w:rPr>
                   <w:rFonts w:ascii="Arial" w:cs="Arial" w:eastAsia="Arial" w:hAnsi="Arial"/>
@@ -11667,7 +11667,7 @@
             <w:pPr>
               <w:spacing w:after="20" w:before="0"/>
             </w:pPr>
-            <w:hyperlink w:history="1" r:id="rIdbjfvsugadq0pbxu94djat">
+            <w:hyperlink w:history="1" r:id="rIdrupzq3ccujoidhhai8fuw">
               <w:r>
                 <w:rPr>
                   <w:rFonts w:ascii="Arial" w:cs="Arial" w:eastAsia="Arial" w:hAnsi="Arial"/>
@@ -11700,7 +11700,7 @@
               <w:spacing w:after="10" w:before="0"/>
               <w:ind w:left="120"/>
             </w:pPr>
-            <w:hyperlink w:history="1" r:id="rIdudoej-iepedsnm7yvbqo1">
+            <w:hyperlink w:history="1" r:id="rIdgtuyt6sb8pojtbgbbdf5h">
               <w:r>
                 <w:rPr>
                   <w:rFonts w:ascii="Arial" w:cs="Arial" w:eastAsia="Arial" w:hAnsi="Arial"/>
@@ -11895,7 +11895,7 @@
             <w:pPr>
               <w:spacing w:after="20" w:before="0"/>
             </w:pPr>
-            <w:hyperlink w:history="1" r:id="rIdltcj3nob3wjxlajpel2tl">
+            <w:hyperlink w:history="1" r:id="rIdz8-lphbciyfmnokr2sd-k">
               <w:r>
                 <w:rPr>
                   <w:rFonts w:ascii="Arial" w:cs="Arial" w:eastAsia="Arial" w:hAnsi="Arial"/>
@@ -11944,7 +11944,7 @@
               <w:spacing w:after="10" w:before="0"/>
               <w:ind w:left="120"/>
             </w:pPr>
-            <w:hyperlink w:history="1" r:id="rIdx5_xyyocdosq-mdmbrptl">
+            <w:hyperlink w:history="1" r:id="rIdbjiekjn6jghfnbfg8l-6z">
               <w:r>
                 <w:rPr>
                   <w:rFonts w:ascii="Arial" w:cs="Arial" w:eastAsia="Arial" w:hAnsi="Arial"/>
@@ -11989,7 +11989,7 @@
             <w:pPr>
               <w:spacing w:after="20" w:before="0"/>
             </w:pPr>
-            <w:hyperlink w:history="1" r:id="rIdvq9htubxgxydvz5fj-idt">
+            <w:hyperlink w:history="1" r:id="rIdqfu8pia6d1qicuegrpq2z">
               <w:r>
                 <w:rPr>
                   <w:rFonts w:ascii="Arial" w:cs="Arial" w:eastAsia="Arial" w:hAnsi="Arial"/>
@@ -12022,7 +12022,7 @@
               <w:spacing w:after="10" w:before="0"/>
               <w:ind w:left="120"/>
             </w:pPr>
-            <w:hyperlink w:history="1" r:id="rIdgwji3h2hhh_iyqtuv5kdy">
+            <w:hyperlink w:history="1" r:id="rIdngp2j6mxkayxhrd3zmpty">
               <w:r>
                 <w:rPr>
                   <w:rFonts w:ascii="Arial" w:cs="Arial" w:eastAsia="Arial" w:hAnsi="Arial"/>
@@ -12064,7 +12064,7 @@
                 <w:sz w:val="18"/>
                 <w:szCs w:val="18"/>
               </w:rPr>
-              <w:t xml:space="preserve">Groups retrieve their Cumulative Chemical Model of Food (a large A3 poster started in Lesson 1 and updated in Lesson 2). Today's task: REVISE AND EXPAND the model to include lipids and vitamins. Each group must add: (1) A 'Lipids' section showing the structure (glycerol backbone + 3 fatty acid chains, drawn simply), the function (energy storage, cell membrane component, fat-soluble vitamin carrier), and Kenyan food sources (groundnuts, avocado, coconut, milk); (2) A 'Vitamins' section organised into fat-soluble and water-soluble columns, with at least 2 examples each, their functions, and Kenyan food sources; (3) ARROWS connecting lipids to fat-soluble vitamins (showing that fat is needed to absorb Vitamins A, D, E, K); (4) A RED BORDER or 'MISSING FROM UGALI' label around the chemicals absent from the Kisumu child's ugali-only diet. Groups display their updated models at their stations. A 5-minute peer feedback round follows — each group visits one other group's model and leaves a sticky note with: one GREEN DOT comment ('I see evidence of ___') and one ORANGE DOT question ('I wonder why you ___'). Groups return and read their feedback before the lesson closes.</w:t>
+              <w:t xml:space="preserve">Groups retrieve their Cumulative Chemical Model of Food (a large A3 poster building on their Lesson 1 and Lesson 2 notebook models). Today's task: REVISE AND EXPAND the model to include lipids and vitamins. Each group must add: (1) A 'Lipids' section showing the structure (glycerol backbone + 3 fatty acid chains, drawn simply), the function (energy storage, cell membrane component, fat-soluble vitamin carrier), and Kenyan food sources (groundnuts, avocado, coconut, milk); (2) A 'Vitamins' section organised into fat-soluble and water-soluble columns, with at least 2 examples each, their functions, and Kenyan food sources; (3) ARROWS connecting lipids to fat-soluble vitamins (showing that fat is needed to absorb Vitamins A, D, E, K); (4) A RED BORDER or 'MISSING FROM UGALI' label around the chemicals absent from the Kisumu child's ugali-only diet. Groups display their updated models at their stations. A 5-minute peer feedback round follows — each group visits one other group's model and leaves a sticky note with: one GREEN DOT comment ('I see evidence of ___') and one ORANGE DOT question ('I wonder why you ___'). Groups return and read their feedback before the lesson closes.</w:t>
             </w:r>
           </w:p>
         </w:tc>
@@ -12534,7 +12534,7 @@
         </w:rPr>
         <w:t xml:space="preserve">© 2026 SeaVuria and ARES. Aligned with KICD objectives. Developed by SeaVuria; technical implementation by ARES (with AI assistance from Claude). Licensed under </w:t>
       </w:r>
-      <w:hyperlink w:history="1" r:id="rIdb3n10fwlzotll9ws8afpp">
+      <w:hyperlink w:history="1" r:id="rIdrl2ryoad6di0v-vvumbob">
         <w:r>
           <w:rPr>
             <w:rFonts w:ascii="Arial" w:cs="Arial" w:eastAsia="Arial" w:hAnsi="Arial"/>
@@ -12555,7 +12555,7 @@
         </w:rPr>
         <w:t xml:space="preserve"> (</w:t>
       </w:r>
-      <w:hyperlink w:history="1" r:id="rIdrywa5dezmlan0ycujwsrr">
+      <w:hyperlink w:history="1" r:id="rId8mr6h9nb8ex12_j-8jz_w">
         <w:r>
           <w:rPr>
             <w:rFonts w:ascii="Arial" w:cs="Arial" w:eastAsia="Arial" w:hAnsi="Arial"/>
@@ -13285,7 +13285,7 @@
                 <w:sz w:val="18"/>
                 <w:szCs w:val="18"/>
               </w:rPr>
-              <w:t xml:space="preserve">Learners begin by revisiting the anchoring phenomenon photographs of the two Kisumu children and predicting — now with three lessons of prior evidence — what molecular difference between ugali and githeri might explain the health gap. They then engage in three layered evidence-gathering activities: (1) guided reading and annotated diagram construction on monosaccharides → disaccharides → polysaccharides; (2) physical model-building of a dipeptide using bottle tops (amino acids) and straws (peptide bonds); and (3) a Kenyan food-mapping activity that places familiar foods — ugali, githeri, nyama choma, milk, sukuma wiki — onto a molecular classification chart. Sensemaking occurs through a Gallery Walk of peer-built models and a whole-class discussion anchored to the driving question. The lesson closes with learners revising their personal Driving Question Board cards and their cumulative molecular models.</w:t>
+              <w:t xml:space="preserve">Learners begin by revisiting the anchoring phenomenon photographs of the two Kisumu children and predicting — now with three lessons of prior evidence — what molecular difference between ugali and githeri might explain the health gap. They then engage in three layered evidence-gathering activities: (1) guided reading and annotated diagram construction on monosaccharides → disaccharides → polysaccharides; (2) physical model-building of a dipeptide using bottle tops (amino acids) and straws (peptide bonds); and (3) a Kenyan food-mapping activity that places familiar foods — ugali, githeri, nyama choma, sugarcane juice, chai — onto a molecular classification chart. Sensemaking occurs through a Gallery Walk of peer-built models and a whole-class discussion anchored to the driving question. The lesson closes with learners revising their personal Driving Question Board cards and their cumulative molecular models.</w:t>
             </w:r>
           </w:p>
         </w:tc>
@@ -13568,7 +13568,7 @@
             <w:pPr>
               <w:spacing w:after="20" w:before="0"/>
             </w:pPr>
-            <w:hyperlink w:history="1" r:id="rIdhcul2vqbbfget02vfbeo_">
+            <w:hyperlink w:history="1" r:id="rIdlik4qsagcih33exjemym6">
               <w:r>
                 <w:rPr>
                   <w:rFonts w:ascii="Arial" w:cs="Arial" w:eastAsia="Arial" w:hAnsi="Arial"/>
@@ -13601,7 +13601,7 @@
               <w:spacing w:after="10" w:before="0"/>
               <w:ind w:left="120"/>
             </w:pPr>
-            <w:hyperlink w:history="1" r:id="rIds1hh4lk4009atzyjalvqe">
+            <w:hyperlink w:history="1" r:id="rIdthncilgxs7gcegmgi0lll">
               <w:r>
                 <w:rPr>
                   <w:rFonts w:ascii="Arial" w:cs="Arial" w:eastAsia="Arial" w:hAnsi="Arial"/>
@@ -13646,7 +13646,7 @@
             <w:pPr>
               <w:spacing w:after="20" w:before="0"/>
             </w:pPr>
-            <w:hyperlink w:history="1" r:id="rIdqxevcrevw_h2rnf2_dzr8">
+            <w:hyperlink w:history="1" r:id="rIduaafvpdt8ugtwcnwgcz6m">
               <w:r>
                 <w:rPr>
                   <w:rFonts w:ascii="Arial" w:cs="Arial" w:eastAsia="Arial" w:hAnsi="Arial"/>
@@ -13679,7 +13679,7 @@
               <w:spacing w:after="10" w:before="0"/>
               <w:ind w:left="120"/>
             </w:pPr>
-            <w:hyperlink w:history="1" r:id="rIdueyaytia9joycthyvliku">
+            <w:hyperlink w:history="1" r:id="rIdm01ytuubnkexfvdkccbyy">
               <w:r>
                 <w:rPr>
                   <w:rFonts w:ascii="Arial" w:cs="Arial" w:eastAsia="Arial" w:hAnsi="Arial"/>
@@ -13874,7 +13874,7 @@
             <w:pPr>
               <w:spacing w:after="20" w:before="0"/>
             </w:pPr>
-            <w:hyperlink w:history="1" r:id="rIdhqpgnoyeafybtrsy8arcg">
+            <w:hyperlink w:history="1" r:id="rIdlzp5ax6u_ctcbr3nmijpp">
               <w:r>
                 <w:rPr>
                   <w:rFonts w:ascii="Arial" w:cs="Arial" w:eastAsia="Arial" w:hAnsi="Arial"/>
@@ -13907,7 +13907,7 @@
               <w:spacing w:after="10" w:before="0"/>
               <w:ind w:left="120"/>
             </w:pPr>
-            <w:hyperlink w:history="1" r:id="rId86dewqhjpmibpo7bselfx">
+            <w:hyperlink w:history="1" r:id="rIdolegpek2smyq9pgxu6ntg">
               <w:r>
                 <w:rPr>
                   <w:rFonts w:ascii="Arial" w:cs="Arial" w:eastAsia="Arial" w:hAnsi="Arial"/>
@@ -13952,7 +13952,7 @@
             <w:pPr>
               <w:spacing w:after="20" w:before="0"/>
             </w:pPr>
-            <w:hyperlink w:history="1" r:id="rIdaphehbhwhndneuio1blol">
+            <w:hyperlink w:history="1" r:id="rIdluhdm3mkhljmh0w4swekz">
               <w:r>
                 <w:rPr>
                   <w:rFonts w:ascii="Arial" w:cs="Arial" w:eastAsia="Arial" w:hAnsi="Arial"/>
@@ -13985,7 +13985,7 @@
               <w:spacing w:after="10" w:before="0"/>
               <w:ind w:left="120"/>
             </w:pPr>
-            <w:hyperlink w:history="1" r:id="rId1vrg-g6qzpeftrdvzzvie">
+            <w:hyperlink w:history="1" r:id="rIdqqyv9iuansnjwxxmrrry4">
               <w:r>
                 <w:rPr>
                   <w:rFonts w:ascii="Arial" w:cs="Arial" w:eastAsia="Arial" w:hAnsi="Arial"/>
@@ -14180,7 +14180,7 @@
             <w:pPr>
               <w:spacing w:after="20" w:before="0"/>
             </w:pPr>
-            <w:hyperlink w:history="1" r:id="rIdcms9b56o-2fjy-xaizfya">
+            <w:hyperlink w:history="1" r:id="rIdvi5n4h4eqyuybqhqyqd0j">
               <w:r>
                 <w:rPr>
                   <w:rFonts w:ascii="Arial" w:cs="Arial" w:eastAsia="Arial" w:hAnsi="Arial"/>
@@ -14213,7 +14213,7 @@
               <w:spacing w:after="10" w:before="0"/>
               <w:ind w:left="120"/>
             </w:pPr>
-            <w:hyperlink w:history="1" r:id="rIdasc1jivmnmxlg_psxq2m9">
+            <w:hyperlink w:history="1" r:id="rId8dg2zlwxhfdjjmr-cai9x">
               <w:r>
                 <w:rPr>
                   <w:rFonts w:ascii="Arial" w:cs="Arial" w:eastAsia="Arial" w:hAnsi="Arial"/>
@@ -14258,7 +14258,7 @@
             <w:pPr>
               <w:spacing w:after="20" w:before="0"/>
             </w:pPr>
-            <w:hyperlink w:history="1" r:id="rIdpdfoc5bmfji8nkay90e60">
+            <w:hyperlink w:history="1" r:id="rIdeavzx1o0biekraggggbn7">
               <w:r>
                 <w:rPr>
                   <w:rFonts w:ascii="Arial" w:cs="Arial" w:eastAsia="Arial" w:hAnsi="Arial"/>
@@ -14291,7 +14291,7 @@
               <w:spacing w:after="10" w:before="0"/>
               <w:ind w:left="120"/>
             </w:pPr>
-            <w:hyperlink w:history="1" r:id="rId-b5qvwstwrm-khwxtxbkx">
+            <w:hyperlink w:history="1" r:id="rIdvahmmiwrso5jgft9day2n">
               <w:r>
                 <w:rPr>
                   <w:rFonts w:ascii="Arial" w:cs="Arial" w:eastAsia="Arial" w:hAnsi="Arial"/>
@@ -14486,7 +14486,7 @@
             <w:pPr>
               <w:spacing w:after="20" w:before="0"/>
             </w:pPr>
-            <w:hyperlink w:history="1" r:id="rIda7ehtfwrhtjg7mrqkdmkp">
+            <w:hyperlink w:history="1" r:id="rIdpz-txiaidyf5nazplwrpp">
               <w:r>
                 <w:rPr>
                   <w:rFonts w:ascii="Arial" w:cs="Arial" w:eastAsia="Arial" w:hAnsi="Arial"/>
@@ -14519,7 +14519,7 @@
               <w:spacing w:after="10" w:before="0"/>
               <w:ind w:left="120"/>
             </w:pPr>
-            <w:hyperlink w:history="1" r:id="rId7ekyb63ar-dzxryyy4r9b">
+            <w:hyperlink w:history="1" r:id="rIdzh_0atww1aalsa4wksqpm">
               <w:r>
                 <w:rPr>
                   <w:rFonts w:ascii="Arial" w:cs="Arial" w:eastAsia="Arial" w:hAnsi="Arial"/>
@@ -14564,7 +14564,7 @@
             <w:pPr>
               <w:spacing w:after="20" w:before="0"/>
             </w:pPr>
-            <w:hyperlink w:history="1" r:id="rId4x7olzzcxywz1ge2zyz9o">
+            <w:hyperlink w:history="1" r:id="rIdg1j6qvzhovkwz3jofzpbg">
               <w:r>
                 <w:rPr>
                   <w:rFonts w:ascii="Arial" w:cs="Arial" w:eastAsia="Arial" w:hAnsi="Arial"/>
@@ -14597,7 +14597,7 @@
               <w:spacing w:after="10" w:before="0"/>
               <w:ind w:left="120"/>
             </w:pPr>
-            <w:hyperlink w:history="1" r:id="rIdz8lxxz_bsbqld_sbal0vd">
+            <w:hyperlink w:history="1" r:id="rIdobgjorgfwbb37-44spjng">
               <w:r>
                 <w:rPr>
                   <w:rFonts w:ascii="Arial" w:cs="Arial" w:eastAsia="Arial" w:hAnsi="Arial"/>
@@ -14792,7 +14792,7 @@
             <w:pPr>
               <w:spacing w:after="20" w:before="0"/>
             </w:pPr>
-            <w:hyperlink w:history="1" r:id="rIdcgdo0unfz1tu4o06kdkwa">
+            <w:hyperlink w:history="1" r:id="rIdze2s5vgs4eszdnghdtjws">
               <w:r>
                 <w:rPr>
                   <w:rFonts w:ascii="Arial" w:cs="Arial" w:eastAsia="Arial" w:hAnsi="Arial"/>
@@ -14841,7 +14841,7 @@
               <w:spacing w:after="10" w:before="0"/>
               <w:ind w:left="120"/>
             </w:pPr>
-            <w:hyperlink w:history="1" r:id="rIdgaqufwbrgdjyetxpdmvdo">
+            <w:hyperlink w:history="1" r:id="rIdj4ha00t7xfgm6z6rsqk3r">
               <w:r>
                 <w:rPr>
                   <w:rFonts w:ascii="Arial" w:cs="Arial" w:eastAsia="Arial" w:hAnsi="Arial"/>
@@ -14886,7 +14886,7 @@
             <w:pPr>
               <w:spacing w:after="20" w:before="0"/>
             </w:pPr>
-            <w:hyperlink w:history="1" r:id="rIdyvwi6oulaxh5j0ucmbwdc">
+            <w:hyperlink w:history="1" r:id="rIdoxov4myiz6iqq7jxovqou">
               <w:r>
                 <w:rPr>
                   <w:rFonts w:ascii="Arial" w:cs="Arial" w:eastAsia="Arial" w:hAnsi="Arial"/>
@@ -14919,7 +14919,7 @@
               <w:spacing w:after="10" w:before="0"/>
               <w:ind w:left="120"/>
             </w:pPr>
-            <w:hyperlink w:history="1" r:id="rIdu6h8akrtyova66aicwriu">
+            <w:hyperlink w:history="1" r:id="rIdkkwterauga8e_34gwolbi">
               <w:r>
                 <w:rPr>
                   <w:rFonts w:ascii="Arial" w:cs="Arial" w:eastAsia="Arial" w:hAnsi="Arial"/>
@@ -15245,7 +15245,7 @@
                 <w:sz w:val="18"/>
                 <w:szCs w:val="18"/>
               </w:rPr>
-              <w:t xml:space="preserve">5. KENYAN CONTEXT: Did learners successfully map githeri, ugali, nyama choma, and sukuma wiki onto the molecular classification chart — or did they struggle to move from food name to chemical class? If the food-mapping activity felt disconnected, consider opening Lesson 5 with a brief cooking analogy: 'When your mother makes githeri, she is combining a polysaccharide (maize) with a protein source (beans) in the same pot — your digestive system does something similar at the molecular level.'</w:t>
+              <w:t xml:space="preserve">5. KENYAN CONTEXT: Did learners successfully map githeri, ugali, nyama choma, and chai onto the molecular classification chart — or did they struggle to move from food name to chemical class? If the food-mapping activity felt disconnected, consider opening Lesson 5 with a brief cooking analogy: 'When your mother makes githeri, she is combining a polysaccharide (maize) with a protein source (beans) in the same pot — your digestive system does something similar at the molecular level.'</w:t>
             </w:r>
           </w:p>
         </w:tc>
@@ -15526,7 +15526,7 @@
         </w:rPr>
         <w:t xml:space="preserve">© 2026 SeaVuria and ARES. Aligned with KICD objectives. Developed by SeaVuria; technical implementation by ARES (with AI assistance from Claude). Licensed under </w:t>
       </w:r>
-      <w:hyperlink w:history="1" r:id="rIdf4gof7ymr8sxtzzmnvd9q">
+      <w:hyperlink w:history="1" r:id="rIdkueur7hzlfzydgeukdua5">
         <w:r>
           <w:rPr>
             <w:rFonts w:ascii="Arial" w:cs="Arial" w:eastAsia="Arial" w:hAnsi="Arial"/>
@@ -15547,7 +15547,7 @@
         </w:rPr>
         <w:t xml:space="preserve"> (</w:t>
       </w:r>
-      <w:hyperlink w:history="1" r:id="rIdbyryzw_qn2ahlfgilbgfy">
+      <w:hyperlink w:history="1" r:id="rIdtpgpmn__jlro5ocbro3wo">
         <w:r>
           <w:rPr>
             <w:rFonts w:ascii="Arial" w:cs="Arial" w:eastAsia="Arial" w:hAnsi="Arial"/>
@@ -16118,7 +16118,7 @@
                 <w:sz w:val="18"/>
                 <w:szCs w:val="18"/>
               </w:rPr>
-              <w:t xml:space="preserve">This is the Explain lesson — the sensemaking pivot of the entire unit. Learners have now gathered sufficient evidence (molecular structures in Lessons 2 and 3, food test data in Lesson 4) to construct a full scientific explanation for the anchoring phenomenon. This lesson transforms accumulated observations into causal understanding: the child with kwashiorkor is not food-insecure in quantity but is chemically deficient in protein, and the githeri child thrives because maize and beans together supply both carbohydrates and essential amino acids. All six chemicals of life are connected to health consequences, preparing learners for the model-building consolidation in Lesson 6.</w:t>
+              <w:t xml:space="preserve">This is the Explain lesson — the sensemaking pivot of the entire unit. Learners have now gathered sufficient evidence (molecular structures in Lessons 3 and 4, lipid food test data in Lesson 3) to construct a full scientific explanation for the anchoring phenomenon. This lesson transforms accumulated observations into causal understanding: the child with kwashiorkor is not food-insecure in quantity but is chemically deficient in protein, and the githeri child thrives because maize and beans together supply both carbohydrates and essential amino acids. All six chemicals of life are connected to health consequences, preparing learners for the model-building consolidation in Lesson 6.</w:t>
             </w:r>
           </w:p>
         </w:tc>
@@ -16560,7 +16560,7 @@
             <w:pPr>
               <w:spacing w:after="20" w:before="0"/>
             </w:pPr>
-            <w:hyperlink w:history="1" r:id="rIdvikvzwbg7-yeta6gb5i5d">
+            <w:hyperlink w:history="1" r:id="rIddj6cqubvlg8xnlgxbqros">
               <w:r>
                 <w:rPr>
                   <w:rFonts w:ascii="Arial" w:cs="Arial" w:eastAsia="Arial" w:hAnsi="Arial"/>
@@ -16593,7 +16593,7 @@
               <w:spacing w:after="10" w:before="0"/>
               <w:ind w:left="120"/>
             </w:pPr>
-            <w:hyperlink w:history="1" r:id="rIdpadr48uxwm_3eub0zntst">
+            <w:hyperlink w:history="1" r:id="rId5fali81cwmsonepig1tmy">
               <w:r>
                 <w:rPr>
                   <w:rFonts w:ascii="Arial" w:cs="Arial" w:eastAsia="Arial" w:hAnsi="Arial"/>
@@ -16638,7 +16638,7 @@
             <w:pPr>
               <w:spacing w:after="20" w:before="0"/>
             </w:pPr>
-            <w:hyperlink w:history="1" r:id="rIdknko6dtsvl2ietnpwkzrf">
+            <w:hyperlink w:history="1" r:id="rIdzjwbxswtejbinqp7vvckn">
               <w:r>
                 <w:rPr>
                   <w:rFonts w:ascii="Arial" w:cs="Arial" w:eastAsia="Arial" w:hAnsi="Arial"/>
@@ -16671,7 +16671,7 @@
               <w:spacing w:after="10" w:before="0"/>
               <w:ind w:left="120"/>
             </w:pPr>
-            <w:hyperlink w:history="1" r:id="rId-yryx6-wbhabg834v_tj2">
+            <w:hyperlink w:history="1" r:id="rIdz4dzzizsgua_ozlqatxb9">
               <w:r>
                 <w:rPr>
                   <w:rFonts w:ascii="Arial" w:cs="Arial" w:eastAsia="Arial" w:hAnsi="Arial"/>
@@ -16866,7 +16866,7 @@
             <w:pPr>
               <w:spacing w:after="20" w:before="0"/>
             </w:pPr>
-            <w:hyperlink w:history="1" r:id="rIdslhd1svn_qge0uuzn7uog">
+            <w:hyperlink w:history="1" r:id="rIdjvkfdxbxedlo87yvsnudj">
               <w:r>
                 <w:rPr>
                   <w:rFonts w:ascii="Arial" w:cs="Arial" w:eastAsia="Arial" w:hAnsi="Arial"/>
@@ -16899,7 +16899,7 @@
               <w:spacing w:after="10" w:before="0"/>
               <w:ind w:left="120"/>
             </w:pPr>
-            <w:hyperlink w:history="1" r:id="rIdojn67r_qzh3apmcquit2s">
+            <w:hyperlink w:history="1" r:id="rIdsqnr5te4yjjk8ftno4apw">
               <w:r>
                 <w:rPr>
                   <w:rFonts w:ascii="Arial" w:cs="Arial" w:eastAsia="Arial" w:hAnsi="Arial"/>
@@ -16944,7 +16944,7 @@
             <w:pPr>
               <w:spacing w:after="20" w:before="0"/>
             </w:pPr>
-            <w:hyperlink w:history="1" r:id="rId4sfj_df1q03xa4tkb-2db">
+            <w:hyperlink w:history="1" r:id="rIdjbylb14n9zqthogr_3wwy">
               <w:r>
                 <w:rPr>
                   <w:rFonts w:ascii="Arial" w:cs="Arial" w:eastAsia="Arial" w:hAnsi="Arial"/>
@@ -16977,7 +16977,7 @@
               <w:spacing w:after="10" w:before="0"/>
               <w:ind w:left="120"/>
             </w:pPr>
-            <w:hyperlink w:history="1" r:id="rIdj7hdi8olaqgz5rxhi1giy">
+            <w:hyperlink w:history="1" r:id="rIdn-rn7kkye2db5eeqtbszg">
               <w:r>
                 <w:rPr>
                   <w:rFonts w:ascii="Arial" w:cs="Arial" w:eastAsia="Arial" w:hAnsi="Arial"/>
@@ -17172,7 +17172,7 @@
             <w:pPr>
               <w:spacing w:after="20" w:before="0"/>
             </w:pPr>
-            <w:hyperlink w:history="1" r:id="rId4sl2rfxn4cua8owmev1ya">
+            <w:hyperlink w:history="1" r:id="rIdrcazqmz0fr6dero0pxkbk">
               <w:r>
                 <w:rPr>
                   <w:rFonts w:ascii="Arial" w:cs="Arial" w:eastAsia="Arial" w:hAnsi="Arial"/>
@@ -17221,7 +17221,7 @@
               <w:spacing w:after="10" w:before="0"/>
               <w:ind w:left="120"/>
             </w:pPr>
-            <w:hyperlink w:history="1" r:id="rIdys2y4o-f7hhhkk8uagswl">
+            <w:hyperlink w:history="1" r:id="rIdmedjmz0p5pc2lvqvhdykh">
               <w:r>
                 <w:rPr>
                   <w:rFonts w:ascii="Arial" w:cs="Arial" w:eastAsia="Arial" w:hAnsi="Arial"/>
@@ -17266,7 +17266,7 @@
             <w:pPr>
               <w:spacing w:after="20" w:before="0"/>
             </w:pPr>
-            <w:hyperlink w:history="1" r:id="rIdjwas6cle9fpftrkj4lsru">
+            <w:hyperlink w:history="1" r:id="rIdsng8zo6_akouubt7ukslt">
               <w:r>
                 <w:rPr>
                   <w:rFonts w:ascii="Arial" w:cs="Arial" w:eastAsia="Arial" w:hAnsi="Arial"/>
@@ -17315,7 +17315,7 @@
               <w:spacing w:after="10" w:before="0"/>
               <w:ind w:left="120"/>
             </w:pPr>
-            <w:hyperlink w:history="1" r:id="rIdyjuhaphpmorru_-ozwa1m">
+            <w:hyperlink w:history="1" r:id="rIdziaqlphrhrsndk4xdrfgp">
               <w:r>
                 <w:rPr>
                   <w:rFonts w:ascii="Arial" w:cs="Arial" w:eastAsia="Arial" w:hAnsi="Arial"/>
@@ -17510,7 +17510,7 @@
             <w:pPr>
               <w:spacing w:after="20" w:before="0"/>
             </w:pPr>
-            <w:hyperlink w:history="1" r:id="rIdevepk40eqirojqc3lkjxo">
+            <w:hyperlink w:history="1" r:id="rIds9tx5ewwmmwtkpws6dt3g">
               <w:r>
                 <w:rPr>
                   <w:rFonts w:ascii="Arial" w:cs="Arial" w:eastAsia="Arial" w:hAnsi="Arial"/>
@@ -17559,7 +17559,7 @@
               <w:spacing w:after="10" w:before="0"/>
               <w:ind w:left="120"/>
             </w:pPr>
-            <w:hyperlink w:history="1" r:id="rIdmev8nnou6nvn4p-mce2-_">
+            <w:hyperlink w:history="1" r:id="rIda_3ki82yv2vvtj9ulyvqx">
               <w:r>
                 <w:rPr>
                   <w:rFonts w:ascii="Arial" w:cs="Arial" w:eastAsia="Arial" w:hAnsi="Arial"/>
@@ -17604,7 +17604,7 @@
             <w:pPr>
               <w:spacing w:after="20" w:before="0"/>
             </w:pPr>
-            <w:hyperlink w:history="1" r:id="rId0tjvc_tqcmm5obra1w6vb">
+            <w:hyperlink w:history="1" r:id="rIdnalai6zn6fxkuewfzusjk">
               <w:r>
                 <w:rPr>
                   <w:rFonts w:ascii="Arial" w:cs="Arial" w:eastAsia="Arial" w:hAnsi="Arial"/>
@@ -17653,7 +17653,7 @@
               <w:spacing w:after="10" w:before="0"/>
               <w:ind w:left="120"/>
             </w:pPr>
-            <w:hyperlink w:history="1" r:id="rIdnof6iruuxb9qs8gex0ewr">
+            <w:hyperlink w:history="1" r:id="rIdkuluhrqxhpeveblcm8aoq">
               <w:r>
                 <w:rPr>
                   <w:rFonts w:ascii="Arial" w:cs="Arial" w:eastAsia="Arial" w:hAnsi="Arial"/>
@@ -17848,7 +17848,7 @@
             <w:pPr>
               <w:spacing w:after="20" w:before="0"/>
             </w:pPr>
-            <w:hyperlink w:history="1" r:id="rIdo76nxv2e2k2r5xw6cg7w5">
+            <w:hyperlink w:history="1" r:id="rId9nlrofgtbn8pioxjm_jw2">
               <w:r>
                 <w:rPr>
                   <w:rFonts w:ascii="Arial" w:cs="Arial" w:eastAsia="Arial" w:hAnsi="Arial"/>
@@ -17881,7 +17881,7 @@
               <w:spacing w:after="10" w:before="0"/>
               <w:ind w:left="120"/>
             </w:pPr>
-            <w:hyperlink w:history="1" r:id="rId0r09j7_lbtt7pmy0nc1uu">
+            <w:hyperlink w:history="1" r:id="rIdfbuoh6lgaj97e0d8itk7g">
               <w:r>
                 <w:rPr>
                   <w:rFonts w:ascii="Arial" w:cs="Arial" w:eastAsia="Arial" w:hAnsi="Arial"/>
@@ -17926,7 +17926,7 @@
             <w:pPr>
               <w:spacing w:after="20" w:before="0"/>
             </w:pPr>
-            <w:hyperlink w:history="1" r:id="rIdp1khm72izbtkjp2up-udv">
+            <w:hyperlink w:history="1" r:id="rId5zeshwagiel923x8xmzx3">
               <w:r>
                 <w:rPr>
                   <w:rFonts w:ascii="Arial" w:cs="Arial" w:eastAsia="Arial" w:hAnsi="Arial"/>
@@ -17975,7 +17975,7 @@
               <w:spacing w:after="10" w:before="0"/>
               <w:ind w:left="120"/>
             </w:pPr>
-            <w:hyperlink w:history="1" r:id="rIdj9nvvcirvi8lz_m8sdwg0">
+            <w:hyperlink w:history="1" r:id="rIdpxql-zvvb1p1ltrxzsq7t">
               <w:r>
                 <w:rPr>
                   <w:rFonts w:ascii="Arial" w:cs="Arial" w:eastAsia="Arial" w:hAnsi="Arial"/>
@@ -18487,7 +18487,7 @@
         </w:rPr>
         <w:t xml:space="preserve">© 2026 SeaVuria and ARES. Aligned with KICD objectives. Developed by SeaVuria; technical implementation by ARES (with AI assistance from Claude). Licensed under </w:t>
       </w:r>
-      <w:hyperlink w:history="1" r:id="rIdyb-ug6cfuxcrj0q_b2pwb">
+      <w:hyperlink w:history="1" r:id="rIddlw2mmkprvupvlqd6auca">
         <w:r>
           <w:rPr>
             <w:rFonts w:ascii="Arial" w:cs="Arial" w:eastAsia="Arial" w:hAnsi="Arial"/>
@@ -18508,7 +18508,7 @@
         </w:rPr>
         <w:t xml:space="preserve"> (</w:t>
       </w:r>
-      <w:hyperlink w:history="1" r:id="rId8avyi7duhx16dlrj_qsbx">
+      <w:hyperlink w:history="1" r:id="rIdfrozxl1c-ejlll2l99bad">
         <w:r>
           <w:rPr>
             <w:rFonts w:ascii="Arial" w:cs="Arial" w:eastAsia="Arial" w:hAnsi="Arial"/>
@@ -19521,7 +19521,7 @@
             <w:pPr>
               <w:spacing w:after="20" w:before="0"/>
             </w:pPr>
-            <w:hyperlink w:history="1" r:id="rIdyvfshctv-vutico7xybsi">
+            <w:hyperlink w:history="1" r:id="rIdgd-y0wjx-cuhpn3cgh_qe">
               <w:r>
                 <w:rPr>
                   <w:rFonts w:ascii="Arial" w:cs="Arial" w:eastAsia="Arial" w:hAnsi="Arial"/>
@@ -19554,7 +19554,7 @@
               <w:spacing w:after="10" w:before="0"/>
               <w:ind w:left="120"/>
             </w:pPr>
-            <w:hyperlink w:history="1" r:id="rId415paanrnb6gguasbisgz">
+            <w:hyperlink w:history="1" r:id="rIddmxd4dly0z_qn7gzaxcws">
               <w:r>
                 <w:rPr>
                   <w:rFonts w:ascii="Arial" w:cs="Arial" w:eastAsia="Arial" w:hAnsi="Arial"/>
@@ -19599,7 +19599,7 @@
             <w:pPr>
               <w:spacing w:after="20" w:before="0"/>
             </w:pPr>
-            <w:hyperlink w:history="1" r:id="rIdsnm_qzafp3e6pyctcbsdx">
+            <w:hyperlink w:history="1" r:id="rIdlhik_eotn_ggmhplz6gqy">
               <w:r>
                 <w:rPr>
                   <w:rFonts w:ascii="Arial" w:cs="Arial" w:eastAsia="Arial" w:hAnsi="Arial"/>
@@ -19632,7 +19632,7 @@
               <w:spacing w:after="10" w:before="0"/>
               <w:ind w:left="120"/>
             </w:pPr>
-            <w:hyperlink w:history="1" r:id="rId5h0g7v0rqah1axyjh9kl4">
+            <w:hyperlink w:history="1" r:id="rIdnjygpjoallwwuhzrryn2o">
               <w:r>
                 <w:rPr>
                   <w:rFonts w:ascii="Arial" w:cs="Arial" w:eastAsia="Arial" w:hAnsi="Arial"/>
@@ -19827,7 +19827,7 @@
             <w:pPr>
               <w:spacing w:after="20" w:before="0"/>
             </w:pPr>
-            <w:hyperlink w:history="1" r:id="rIda5wj9sqvr2nlxtlcyw1ws">
+            <w:hyperlink w:history="1" r:id="rIdohe7bfuo9sbstu50guwnj">
               <w:r>
                 <w:rPr>
                   <w:rFonts w:ascii="Arial" w:cs="Arial" w:eastAsia="Arial" w:hAnsi="Arial"/>
@@ -19860,7 +19860,7 @@
               <w:spacing w:after="10" w:before="0"/>
               <w:ind w:left="120"/>
             </w:pPr>
-            <w:hyperlink w:history="1" r:id="rIdw2nw7pmom7zcmw2rmc54u">
+            <w:hyperlink w:history="1" r:id="rIdjk27lh4swpnz3vewozwsy">
               <w:r>
                 <w:rPr>
                   <w:rFonts w:ascii="Arial" w:cs="Arial" w:eastAsia="Arial" w:hAnsi="Arial"/>
@@ -19905,7 +19905,7 @@
             <w:pPr>
               <w:spacing w:after="20" w:before="0"/>
             </w:pPr>
-            <w:hyperlink w:history="1" r:id="rIdlmv7p-ch4s7xzy4xxtqs7">
+            <w:hyperlink w:history="1" r:id="rIdl_8xpd0vds7fkghy2tilx">
               <w:r>
                 <w:rPr>
                   <w:rFonts w:ascii="Arial" w:cs="Arial" w:eastAsia="Arial" w:hAnsi="Arial"/>
@@ -19938,7 +19938,7 @@
               <w:spacing w:after="10" w:before="0"/>
               <w:ind w:left="120"/>
             </w:pPr>
-            <w:hyperlink w:history="1" r:id="rId8ejl8cpose7jljvxpc9ca">
+            <w:hyperlink w:history="1" r:id="rIdwrvbzud0nwdn_vgn8oypr">
               <w:r>
                 <w:rPr>
                   <w:rFonts w:ascii="Arial" w:cs="Arial" w:eastAsia="Arial" w:hAnsi="Arial"/>
@@ -19980,7 +19980,7 @@
                 <w:sz w:val="18"/>
                 <w:szCs w:val="18"/>
               </w:rPr>
-              <w:t xml:space="preserve">Groups spend 10 minutes completing their cumulative visual model using a pre-structured A3 poster template with six columns — one per chemical of life — and four rows labelled: Molecular Structure (draw or describe), Biological Function in the body, Kenyan Food Sources, and Consequence of Deficiency (name the disease and describe the visible symptom). Learners should also include a central anchor image of the two Kisumu children with arrows linking the ugali child to carbohydrate excess and protein deficiency and the githeri child to balanced intake. Groups use their notes, comparison tables from Lesson 3 and food test results from Lesson 4 as reference materials. The teacher circulates and prompts groups to ensure all six chemicals are represented and that the deficiency column is completed with both the disease name and a specific visible symptom. Learners who finish early are asked to add a seventh column titled Water showing its role as a solvent and transport medium in cells.</w:t>
+              <w:t xml:space="preserve">Groups spend 10 minutes completing their cumulative visual model using a pre-structured A3 poster template with six columns — one per chemical of life — and four rows labelled: Molecular Structure (draw or describe), Biological Function in the body, Kenyan Food Sources, and Consequence of Deficiency (name the disease and describe the visible symptom). Learners should also include a central anchor image of the two Kisumu children with arrows linking the ugali child to carbohydrate excess and protein deficiency and the githeri child to balanced intake. Groups use their notes, food composition cards from Lesson 2 and lipid food test results from Lesson 3 as reference materials. The teacher circulates and prompts groups to ensure all six chemicals are represented and that the deficiency column is completed with both the disease name and a specific visible symptom. Learners who finish early are asked to add a seventh column titled Water showing its role as a solvent and transport medium in cells.</w:t>
             </w:r>
           </w:p>
         </w:tc>
@@ -20133,7 +20133,7 @@
             <w:pPr>
               <w:spacing w:after="20" w:before="0"/>
             </w:pPr>
-            <w:hyperlink w:history="1" r:id="rId6wbzfdik_qy3xguaesrrf">
+            <w:hyperlink w:history="1" r:id="rId-8-0wpxpypqcgbfegwnjt">
               <w:r>
                 <w:rPr>
                   <w:rFonts w:ascii="Arial" w:cs="Arial" w:eastAsia="Arial" w:hAnsi="Arial"/>
@@ -20182,7 +20182,7 @@
               <w:spacing w:after="10" w:before="0"/>
               <w:ind w:left="120"/>
             </w:pPr>
-            <w:hyperlink w:history="1" r:id="rIdjtmxdifaropczcjjcxg5h">
+            <w:hyperlink w:history="1" r:id="rIdhojkkg8pjxy0ishh0w53d">
               <w:r>
                 <w:rPr>
                   <w:rFonts w:ascii="Arial" w:cs="Arial" w:eastAsia="Arial" w:hAnsi="Arial"/>
@@ -20227,7 +20227,7 @@
             <w:pPr>
               <w:spacing w:after="20" w:before="0"/>
             </w:pPr>
-            <w:hyperlink w:history="1" r:id="rIdhhm0g66knebzqdeze3pzk">
+            <w:hyperlink w:history="1" r:id="rIdhag42pgc5p868nz1r4bry">
               <w:r>
                 <w:rPr>
                   <w:rFonts w:ascii="Arial" w:cs="Arial" w:eastAsia="Arial" w:hAnsi="Arial"/>
@@ -20276,7 +20276,7 @@
               <w:spacing w:after="10" w:before="0"/>
               <w:ind w:left="120"/>
             </w:pPr>
-            <w:hyperlink w:history="1" r:id="rIdsl4_pyhu1d5lkpdatfi95">
+            <w:hyperlink w:history="1" r:id="rIdlriplytnmntpglx96ud2j">
               <w:r>
                 <w:rPr>
                   <w:rFonts w:ascii="Arial" w:cs="Arial" w:eastAsia="Arial" w:hAnsi="Arial"/>
@@ -20471,7 +20471,7 @@
             <w:pPr>
               <w:spacing w:after="20" w:before="0"/>
             </w:pPr>
-            <w:hyperlink w:history="1" r:id="rIdt9q5n1gddxgti3bsl8zao">
+            <w:hyperlink w:history="1" r:id="rIdd8lkfcze-p7z_d8ijcknv">
               <w:r>
                 <w:rPr>
                   <w:rFonts w:ascii="Arial" w:cs="Arial" w:eastAsia="Arial" w:hAnsi="Arial"/>
@@ -20520,7 +20520,7 @@
               <w:spacing w:after="10" w:before="0"/>
               <w:ind w:left="120"/>
             </w:pPr>
-            <w:hyperlink w:history="1" r:id="rIdqeqk3ki0j3jg6ssjpvtyr">
+            <w:hyperlink w:history="1" r:id="rId1-nnksvcy3lf38u5dl9ju">
               <w:r>
                 <w:rPr>
                   <w:rFonts w:ascii="Arial" w:cs="Arial" w:eastAsia="Arial" w:hAnsi="Arial"/>
@@ -20565,7 +20565,7 @@
             <w:pPr>
               <w:spacing w:after="20" w:before="0"/>
             </w:pPr>
-            <w:hyperlink w:history="1" r:id="rIdefmaxtrrlxb2wlqwvatlf">
+            <w:hyperlink w:history="1" r:id="rIdoxksefqnmgs4tskzat3xm">
               <w:r>
                 <w:rPr>
                   <w:rFonts w:ascii="Arial" w:cs="Arial" w:eastAsia="Arial" w:hAnsi="Arial"/>
@@ -20614,7 +20614,7 @@
               <w:spacing w:after="10" w:before="0"/>
               <w:ind w:left="120"/>
             </w:pPr>
-            <w:hyperlink w:history="1" r:id="rIddltxir7rjm0v0eji4p0ry">
+            <w:hyperlink w:history="1" r:id="rIdzuky2vxf50wwuenlozfuj">
               <w:r>
                 <w:rPr>
                   <w:rFonts w:ascii="Arial" w:cs="Arial" w:eastAsia="Arial" w:hAnsi="Arial"/>
@@ -20809,7 +20809,7 @@
             <w:pPr>
               <w:spacing w:after="20" w:before="0"/>
             </w:pPr>
-            <w:hyperlink w:history="1" r:id="rId5ftsw6hmplmet8vncs7jw">
+            <w:hyperlink w:history="1" r:id="rId8cf6sxq-ezzasphvbxqu-">
               <w:r>
                 <w:rPr>
                   <w:rFonts w:ascii="Arial" w:cs="Arial" w:eastAsia="Arial" w:hAnsi="Arial"/>
@@ -20842,7 +20842,7 @@
               <w:spacing w:after="10" w:before="0"/>
               <w:ind w:left="120"/>
             </w:pPr>
-            <w:hyperlink w:history="1" r:id="rIdpfareidtzbtwe3lw04kzb">
+            <w:hyperlink w:history="1" r:id="rIdpncsp_8oq2i2gcblmjcaf">
               <w:r>
                 <w:rPr>
                   <w:rFonts w:ascii="Arial" w:cs="Arial" w:eastAsia="Arial" w:hAnsi="Arial"/>
@@ -20887,7 +20887,7 @@
             <w:pPr>
               <w:spacing w:after="20" w:before="0"/>
             </w:pPr>
-            <w:hyperlink w:history="1" r:id="rId064uwnjcz1uj4rhpl9tzl">
+            <w:hyperlink w:history="1" r:id="rIdsp9fxukfa0a7memoeqi2x">
               <w:r>
                 <w:rPr>
                   <w:rFonts w:ascii="Arial" w:cs="Arial" w:eastAsia="Arial" w:hAnsi="Arial"/>
@@ -20936,7 +20936,7 @@
               <w:spacing w:after="10" w:before="0"/>
               <w:ind w:left="120"/>
             </w:pPr>
-            <w:hyperlink w:history="1" r:id="rIdmsuwurd-1fqt9urlmtt5w">
+            <w:hyperlink w:history="1" r:id="rId_stxxeufbi5xgqlymwjd7">
               <w:r>
                 <w:rPr>
                   <w:rFonts w:ascii="Arial" w:cs="Arial" w:eastAsia="Arial" w:hAnsi="Arial"/>
@@ -21448,7 +21448,7 @@
         </w:rPr>
         <w:t xml:space="preserve">© 2026 SeaVuria and ARES. Aligned with KICD objectives. Developed by SeaVuria; technical implementation by ARES (with AI assistance from Claude). Licensed under </w:t>
       </w:r>
-      <w:hyperlink w:history="1" r:id="rIdgdxxvlnms1uhzba1pvktj">
+      <w:hyperlink w:history="1" r:id="rIdbvzjzsp7rwgz8538lbzvt">
         <w:r>
           <w:rPr>
             <w:rFonts w:ascii="Arial" w:cs="Arial" w:eastAsia="Arial" w:hAnsi="Arial"/>
@@ -21469,7 +21469,7 @@
         </w:rPr>
         <w:t xml:space="preserve"> (</w:t>
       </w:r>
-      <w:hyperlink w:history="1" r:id="rId2yheawx6sars8ncyi_gtg">
+      <w:hyperlink w:history="1" r:id="rIddsl8pomoxurlthtzbmib-">
         <w:r>
           <w:rPr>
             <w:rFonts w:ascii="Arial" w:cs="Arial" w:eastAsia="Arial" w:hAnsi="Arial"/>

--- a/data/outputs/v2/Biology/SS1.2_Chemicals_of_Life/Biology_Chemicals_of_Life_CBE_LessonSequence.docx
+++ b/data/outputs/v2/Biology/SS1.2_Chemicals_of_Life/Biology_Chemicals_of_Life_CBE_LessonSequence.docx
@@ -2363,7 +2363,7 @@
         </w:rPr>
         <w:t xml:space="preserve">© 2026 SeaVuria and ARES. This work is licensed under a </w:t>
       </w:r>
-      <w:hyperlink w:history="1" r:id="rIduq6sjuamgmose4r7drsy3">
+      <w:hyperlink w:history="1" r:id="rIdzygfoivmjm3cqs2h7psq-">
         <w:r>
           <w:rPr>
             <w:rFonts w:ascii="Arial" w:cs="Arial" w:eastAsia="Arial" w:hAnsi="Arial"/>
@@ -2383,7 +2383,7 @@
         </w:rPr>
         <w:t xml:space="preserve"> (</w:t>
       </w:r>
-      <w:hyperlink w:history="1" r:id="rIdtdwyzj-wfu1wv7ikxqdw5">
+      <w:hyperlink w:history="1" r:id="rIdm5qe4k8j8o0ckrhyo_sim">
         <w:r>
           <w:rPr>
             <w:rFonts w:ascii="Arial" w:cs="Arial" w:eastAsia="Arial" w:hAnsi="Arial"/>
@@ -2403,7 +2403,7 @@
         </w:rPr>
         <w:t xml:space="preserve">). To view a copy of this license, visit </w:t>
       </w:r>
-      <w:hyperlink w:history="1" r:id="rIdm3n5q8jlvibzi5gwxwiyl">
+      <w:hyperlink w:history="1" r:id="rIdsu0vknrtnic3vvmog8snk">
         <w:r>
           <w:rPr>
             <w:rFonts w:ascii="Arial" w:cs="Arial" w:eastAsia="Arial" w:hAnsi="Arial"/>
@@ -3415,7 +3415,7 @@
             <w:pPr>
               <w:spacing w:after="20" w:before="0"/>
             </w:pPr>
-            <w:hyperlink w:history="1" r:id="rIdyd6cswfqg5q0etxuyeabp">
+            <w:hyperlink w:history="1" r:id="rIdpnjclh9o9stte7ejsr3tm">
               <w:r>
                 <w:rPr>
                   <w:rFonts w:ascii="Arial" w:cs="Arial" w:eastAsia="Arial" w:hAnsi="Arial"/>
@@ -3464,7 +3464,7 @@
               <w:spacing w:after="10" w:before="0"/>
               <w:ind w:left="120"/>
             </w:pPr>
-            <w:hyperlink w:history="1" r:id="rIdnox0fsqgjte-scmiclte7">
+            <w:hyperlink w:history="1" r:id="rIdrpeln_ot93udy3kpd4s8n">
               <w:r>
                 <w:rPr>
                   <w:rFonts w:ascii="Arial" w:cs="Arial" w:eastAsia="Arial" w:hAnsi="Arial"/>
@@ -3509,7 +3509,7 @@
             <w:pPr>
               <w:spacing w:after="20" w:before="0"/>
             </w:pPr>
-            <w:hyperlink w:history="1" r:id="rIdhamh66_6g7wi5nw-4zzyu">
+            <w:hyperlink w:history="1" r:id="rIdpkhhwwlkqkdxb1qps9f1c">
               <w:r>
                 <w:rPr>
                   <w:rFonts w:ascii="Arial" w:cs="Arial" w:eastAsia="Arial" w:hAnsi="Arial"/>
@@ -3558,7 +3558,7 @@
               <w:spacing w:after="10" w:before="0"/>
               <w:ind w:left="120"/>
             </w:pPr>
-            <w:hyperlink w:history="1" r:id="rIdgfiiv1j4geueq8x317vfz">
+            <w:hyperlink w:history="1" r:id="rIdknrfmgel2bqtgtz_obmzp">
               <w:r>
                 <w:rPr>
                   <w:rFonts w:ascii="Arial" w:cs="Arial" w:eastAsia="Arial" w:hAnsi="Arial"/>
@@ -4019,7 +4019,7 @@
             <w:pPr>
               <w:spacing w:after="20" w:before="0"/>
             </w:pPr>
-            <w:hyperlink w:history="1" r:id="rIdfuwq8sq8gt1tfgmko9iao">
+            <w:hyperlink w:history="1" r:id="rIdabnypr9bajivwbyrjmo6n">
               <w:r>
                 <w:rPr>
                   <w:rFonts w:ascii="Arial" w:cs="Arial" w:eastAsia="Arial" w:hAnsi="Arial"/>
@@ -4068,7 +4068,7 @@
               <w:spacing w:after="10" w:before="0"/>
               <w:ind w:left="120"/>
             </w:pPr>
-            <w:hyperlink w:history="1" r:id="rIdxycve01vsf0xeexdwehzf">
+            <w:hyperlink w:history="1" r:id="rIdpdmvetq6e9spnfeo_a8zt">
               <w:r>
                 <w:rPr>
                   <w:rFonts w:ascii="Arial" w:cs="Arial" w:eastAsia="Arial" w:hAnsi="Arial"/>
@@ -4113,7 +4113,7 @@
             <w:pPr>
               <w:spacing w:after="20" w:before="0"/>
             </w:pPr>
-            <w:hyperlink w:history="1" r:id="rIdk84i6hdctylbbxc-f8tsq">
+            <w:hyperlink w:history="1" r:id="rIdla1jvrfmqlqt7wcgqn9ue">
               <w:r>
                 <w:rPr>
                   <w:rFonts w:ascii="Arial" w:cs="Arial" w:eastAsia="Arial" w:hAnsi="Arial"/>
@@ -4162,7 +4162,7 @@
               <w:spacing w:after="10" w:before="0"/>
               <w:ind w:left="120"/>
             </w:pPr>
-            <w:hyperlink w:history="1" r:id="rIdolpj4bx7cpikh9qggkaih">
+            <w:hyperlink w:history="1" r:id="rIdns7optivdxtojeufsponc">
               <w:r>
                 <w:rPr>
                   <w:rFonts w:ascii="Arial" w:cs="Arial" w:eastAsia="Arial" w:hAnsi="Arial"/>
@@ -4509,7 +4509,7 @@
             <w:pPr>
               <w:spacing w:after="20" w:before="0"/>
             </w:pPr>
-            <w:hyperlink w:history="1" r:id="rIdzkjrg-zsrimw-z-fdnzxh">
+            <w:hyperlink w:history="1" r:id="rId2xu6gfltctbb32gzoeiss">
               <w:r>
                 <w:rPr>
                   <w:rFonts w:ascii="Arial" w:cs="Arial" w:eastAsia="Arial" w:hAnsi="Arial"/>
@@ -4558,7 +4558,7 @@
               <w:spacing w:after="10" w:before="0"/>
               <w:ind w:left="120"/>
             </w:pPr>
-            <w:hyperlink w:history="1" r:id="rIdwmvj7dg3vjwkfacm4bz6d">
+            <w:hyperlink w:history="1" r:id="rIds-egunzqixbkhxp_bv9as">
               <w:r>
                 <w:rPr>
                   <w:rFonts w:ascii="Arial" w:cs="Arial" w:eastAsia="Arial" w:hAnsi="Arial"/>
@@ -4603,7 +4603,7 @@
             <w:pPr>
               <w:spacing w:after="20" w:before="0"/>
             </w:pPr>
-            <w:hyperlink w:history="1" r:id="rIdthu4i3cozisa8jszsu_zs">
+            <w:hyperlink w:history="1" r:id="rIdtinqadzo8ladoi17cmm7i">
               <w:r>
                 <w:rPr>
                   <w:rFonts w:ascii="Arial" w:cs="Arial" w:eastAsia="Arial" w:hAnsi="Arial"/>
@@ -4652,7 +4652,7 @@
               <w:spacing w:after="10" w:before="0"/>
               <w:ind w:left="120"/>
             </w:pPr>
-            <w:hyperlink w:history="1" r:id="rId-nlekhw0ft9ihwnd4igkb">
+            <w:hyperlink w:history="1" r:id="rIdrv2cu9cdpujuy6p5dhcfw">
               <w:r>
                 <w:rPr>
                   <w:rFonts w:ascii="Arial" w:cs="Arial" w:eastAsia="Arial" w:hAnsi="Arial"/>
@@ -5037,7 +5037,7 @@
             <w:pPr>
               <w:spacing w:after="20" w:before="0"/>
             </w:pPr>
-            <w:hyperlink w:history="1" r:id="rId0cakbrhbxnfoogbq-dk_u">
+            <w:hyperlink w:history="1" r:id="rIdxmheihc4mmbnwbwclczxv">
               <w:r>
                 <w:rPr>
                   <w:rFonts w:ascii="Arial" w:cs="Arial" w:eastAsia="Arial" w:hAnsi="Arial"/>
@@ -5086,7 +5086,7 @@
               <w:spacing w:after="10" w:before="0"/>
               <w:ind w:left="120"/>
             </w:pPr>
-            <w:hyperlink w:history="1" r:id="rIdjiho1eef6cmz_ow4kqods">
+            <w:hyperlink w:history="1" r:id="rId4rwvowjru8gdyaucs-_2p">
               <w:r>
                 <w:rPr>
                   <w:rFonts w:ascii="Arial" w:cs="Arial" w:eastAsia="Arial" w:hAnsi="Arial"/>
@@ -5131,7 +5131,7 @@
             <w:pPr>
               <w:spacing w:after="20" w:before="0"/>
             </w:pPr>
-            <w:hyperlink w:history="1" r:id="rIdc19ylsh5uwdvorudmeznj">
+            <w:hyperlink w:history="1" r:id="rIdvresbhyv4qa-_um4j_uoy">
               <w:r>
                 <w:rPr>
                   <w:rFonts w:ascii="Arial" w:cs="Arial" w:eastAsia="Arial" w:hAnsi="Arial"/>
@@ -5180,7 +5180,7 @@
               <w:spacing w:after="10" w:before="0"/>
               <w:ind w:left="120"/>
             </w:pPr>
-            <w:hyperlink w:history="1" r:id="rIduteyuxdinvcapmqav3xde">
+            <w:hyperlink w:history="1" r:id="rIdquknktix90n4w8kjdova-">
               <w:r>
                 <w:rPr>
                   <w:rFonts w:ascii="Arial" w:cs="Arial" w:eastAsia="Arial" w:hAnsi="Arial"/>
@@ -5527,7 +5527,7 @@
             <w:pPr>
               <w:spacing w:after="20" w:before="0"/>
             </w:pPr>
-            <w:hyperlink w:history="1" r:id="rIdg3dna3ndykyv_pj3fvn8r">
+            <w:hyperlink w:history="1" r:id="rIdzbffksxesdwr9inbd9mgg">
               <w:r>
                 <w:rPr>
                   <w:rFonts w:ascii="Arial" w:cs="Arial" w:eastAsia="Arial" w:hAnsi="Arial"/>
@@ -5576,7 +5576,7 @@
               <w:spacing w:after="10" w:before="0"/>
               <w:ind w:left="120"/>
             </w:pPr>
-            <w:hyperlink w:history="1" r:id="rIdrb1xxxbawil8vuuwww-5a">
+            <w:hyperlink w:history="1" r:id="rId0h9dl0gyu3wvwazpsrngr">
               <w:r>
                 <w:rPr>
                   <w:rFonts w:ascii="Arial" w:cs="Arial" w:eastAsia="Arial" w:hAnsi="Arial"/>
@@ -5621,7 +5621,7 @@
             <w:pPr>
               <w:spacing w:after="20" w:before="0"/>
             </w:pPr>
-            <w:hyperlink w:history="1" r:id="rId9iqzx93arwns04qh2_wph">
+            <w:hyperlink w:history="1" r:id="rIdgskwhtjg6ccspq-lhuyom">
               <w:r>
                 <w:rPr>
                   <w:rFonts w:ascii="Arial" w:cs="Arial" w:eastAsia="Arial" w:hAnsi="Arial"/>
@@ -5670,7 +5670,7 @@
               <w:spacing w:after="10" w:before="0"/>
               <w:ind w:left="120"/>
             </w:pPr>
-            <w:hyperlink w:history="1" r:id="rIdazjvekrni-rlkqhcnwf6d">
+            <w:hyperlink w:history="1" r:id="rId6fpmdeow5nolpbxj7mgw7">
               <w:r>
                 <w:rPr>
                   <w:rFonts w:ascii="Arial" w:cs="Arial" w:eastAsia="Arial" w:hAnsi="Arial"/>
@@ -6562,7 +6562,7 @@
         </w:rPr>
         <w:t xml:space="preserve">© 2026 SeaVuria and ARES. Aligned with KICD objectives. Developed by SeaVuria; technical implementation by ARES (with AI assistance from Claude). Licensed under </w:t>
       </w:r>
-      <w:hyperlink w:history="1" r:id="rIdplnbz0trq-dq6mx64b5_q">
+      <w:hyperlink w:history="1" r:id="rIdt8nkpntscs6uvimqp-tw_">
         <w:r>
           <w:rPr>
             <w:rFonts w:ascii="Arial" w:cs="Arial" w:eastAsia="Arial" w:hAnsi="Arial"/>
@@ -6583,7 +6583,7 @@
         </w:rPr>
         <w:t xml:space="preserve"> (</w:t>
       </w:r>
-      <w:hyperlink w:history="1" r:id="rIdy6kdpkwa4izg0s0o58dwc">
+      <w:hyperlink w:history="1" r:id="rIdhhgxiebvp8svfy6d43nfp">
         <w:r>
           <w:rPr>
             <w:rFonts w:ascii="Arial" w:cs="Arial" w:eastAsia="Arial" w:hAnsi="Arial"/>
@@ -7154,7 +7154,7 @@
                 <w:sz w:val="18"/>
                 <w:szCs w:val="18"/>
               </w:rPr>
-              <w:t xml:space="preserve">This is Lesson 2 of 6 in the evidence-gathering sequence. In Lesson 1 learners were introduced to the anchoring phenomenon (the two Kisumu children) and made initial observations. In this lesson learners move from surface-level observation ('they eat different foods') toward a chemical-level explanation by mapping the six chemicals of life onto the foods each child eats. This lesson establishes the conceptual framework — the six chemicals — that every subsequent lesson will investigate in depth through food tests and body-function analysis. The DQB initiated here becomes the living record of the class's growing understanding across all six lessons.</w:t>
+              <w:t xml:space="preserve">This is Lesson 2 of 6 in the evidence-gathering sequence. In Lesson 1 learners were introduced to the anchoring phenomenon (the two Kisumu children) and made initial observations. In this lesson learners move from surface-level observation ('they eat different foods') toward a chemical-level explanation by mapping the six chemicals of life onto the foods each child eats. This lesson establishes the conceptual framework — the six chemicals — that every subsequent lesson will investigate in depth through food tests and body-function analysis. The DQB opened in Lesson 1 becomes the living record of the class's growing understanding across all six lessons.</w:t>
             </w:r>
           </w:p>
         </w:tc>
@@ -7313,7 +7313,7 @@
                 <w:sz w:val="18"/>
                 <w:szCs w:val="18"/>
               </w:rPr>
-              <w:t xml:space="preserve">Learners begin by revisiting the anchoring phenomenon — photographs of the child eating ugali (maize starch only) who has developed kwashiorkor, and the healthy child eating githeri (maize and beans). Working in pairs, learners write their best prediction about what food is made of at the chemical level and why quantity alone cannot explain the difference in health outcomes. The class shares predictions and the teacher initiates the Driving Question Board. The teacher then guides learners through an interactive introduction to the six major chemicals of life using locally sourced food cards (ugali, sukuma wiki, omena, avocado, beans, milk, mango). Learners use a graphic organiser to record the name, key role, and a Kenyan food source for each chemical. The lesson closes with learners revising their initial predictions and adding new 'wonderings' to the DQB, and each learner sketching a first-draft molecular model of ugali versus githeri to explain the phenomenon.</w:t>
+              <w:t xml:space="preserve">Learners begin by revisiting the anchoring phenomenon — photographs of the child eating ugali (maize starch only) who has developed kwashiorkor, and the healthy child eating githeri (maize and beans). Working in pairs, learners write their best prediction about what food is made of at the chemical level and why quantity alone cannot explain the difference in health outcomes. The class shares predictions and the teacher returns to the Driving Question Board opened in Lesson 1. The teacher then guides learners through an interactive introduction to the six major chemicals of life using locally sourced food cards (ugali, sukuma wiki, omena, avocado, beans, milk, mango). Learners use a graphic organiser to record the name, key role, and a Kenyan food source for each chemical. The lesson closes with learners revising their initial predictions and adding new 'wonderings' to the DQB, and each learner sketching a first-draft molecular model of ugali versus githeri to explain the phenomenon.</w:t>
             </w:r>
           </w:p>
         </w:tc>
@@ -7596,7 +7596,7 @@
             <w:pPr>
               <w:spacing w:after="20" w:before="0"/>
             </w:pPr>
-            <w:hyperlink w:history="1" r:id="rIdukktwdvwxnushk8hz_4jn">
+            <w:hyperlink w:history="1" r:id="rIdjiijgad1ow4zgoutarvld">
               <w:r>
                 <w:rPr>
                   <w:rFonts w:ascii="Arial" w:cs="Arial" w:eastAsia="Arial" w:hAnsi="Arial"/>
@@ -7629,7 +7629,7 @@
               <w:spacing w:after="10" w:before="0"/>
               <w:ind w:left="120"/>
             </w:pPr>
-            <w:hyperlink w:history="1" r:id="rIdl5la0raq21oterzurqsqo">
+            <w:hyperlink w:history="1" r:id="rIdakunzhpqhwtg2thvyq124">
               <w:r>
                 <w:rPr>
                   <w:rFonts w:ascii="Arial" w:cs="Arial" w:eastAsia="Arial" w:hAnsi="Arial"/>
@@ -7674,7 +7674,7 @@
             <w:pPr>
               <w:spacing w:after="20" w:before="0"/>
             </w:pPr>
-            <w:hyperlink w:history="1" r:id="rIdh96o2y6fyipfhyl9oxipw">
+            <w:hyperlink w:history="1" r:id="rIdqi4altkfve_kh9ncpv00r">
               <w:r>
                 <w:rPr>
                   <w:rFonts w:ascii="Arial" w:cs="Arial" w:eastAsia="Arial" w:hAnsi="Arial"/>
@@ -7707,7 +7707,7 @@
               <w:spacing w:after="10" w:before="0"/>
               <w:ind w:left="120"/>
             </w:pPr>
-            <w:hyperlink w:history="1" r:id="rIdrkpdhjmgnkw7wwi_n3exd">
+            <w:hyperlink w:history="1" r:id="rIdgovh09yk3io_i9nfokq7m">
               <w:r>
                 <w:rPr>
                   <w:rFonts w:ascii="Arial" w:cs="Arial" w:eastAsia="Arial" w:hAnsi="Arial"/>
@@ -7902,7 +7902,7 @@
             <w:pPr>
               <w:spacing w:after="20" w:before="0"/>
             </w:pPr>
-            <w:hyperlink w:history="1" r:id="rIdwa-ewzsvddzwutazc5tsl">
+            <w:hyperlink w:history="1" r:id="rIdeh-uvnvqotoczsek9n7vq">
               <w:r>
                 <w:rPr>
                   <w:rFonts w:ascii="Arial" w:cs="Arial" w:eastAsia="Arial" w:hAnsi="Arial"/>
@@ -7935,7 +7935,7 @@
               <w:spacing w:after="10" w:before="0"/>
               <w:ind w:left="120"/>
             </w:pPr>
-            <w:hyperlink w:history="1" r:id="rIdlns61xl_bofpeoyl9sr1o">
+            <w:hyperlink w:history="1" r:id="rIdhm0tyarzkbo-zskgbngtg">
               <w:r>
                 <w:rPr>
                   <w:rFonts w:ascii="Arial" w:cs="Arial" w:eastAsia="Arial" w:hAnsi="Arial"/>
@@ -7980,7 +7980,7 @@
             <w:pPr>
               <w:spacing w:after="20" w:before="0"/>
             </w:pPr>
-            <w:hyperlink w:history="1" r:id="rId6kc9yxtdghhzqb_3lzz2n">
+            <w:hyperlink w:history="1" r:id="rIdzjo7wxcwr7trgenzbbjfk">
               <w:r>
                 <w:rPr>
                   <w:rFonts w:ascii="Arial" w:cs="Arial" w:eastAsia="Arial" w:hAnsi="Arial"/>
@@ -8013,7 +8013,7 @@
               <w:spacing w:after="10" w:before="0"/>
               <w:ind w:left="120"/>
             </w:pPr>
-            <w:hyperlink w:history="1" r:id="rIdsugtadv-beunbzoe50wst">
+            <w:hyperlink w:history="1" r:id="rIdznqcpuiooqx-sx0vc8727">
               <w:r>
                 <w:rPr>
                   <w:rFonts w:ascii="Arial" w:cs="Arial" w:eastAsia="Arial" w:hAnsi="Arial"/>
@@ -8208,7 +8208,7 @@
             <w:pPr>
               <w:spacing w:after="20" w:before="0"/>
             </w:pPr>
-            <w:hyperlink w:history="1" r:id="rIdt-0tukaz99smis2u1jxva">
+            <w:hyperlink w:history="1" r:id="rIdbo5axglftb6uz8dx5ism4">
               <w:r>
                 <w:rPr>
                   <w:rFonts w:ascii="Arial" w:cs="Arial" w:eastAsia="Arial" w:hAnsi="Arial"/>
@@ -8241,7 +8241,7 @@
               <w:spacing w:after="10" w:before="0"/>
               <w:ind w:left="120"/>
             </w:pPr>
-            <w:hyperlink w:history="1" r:id="rIdyzen7do-a3qnctwbkzvsc">
+            <w:hyperlink w:history="1" r:id="rId0wpiex6an_eylgt2zr3eh">
               <w:r>
                 <w:rPr>
                   <w:rFonts w:ascii="Arial" w:cs="Arial" w:eastAsia="Arial" w:hAnsi="Arial"/>
@@ -8286,7 +8286,7 @@
             <w:pPr>
               <w:spacing w:after="20" w:before="0"/>
             </w:pPr>
-            <w:hyperlink w:history="1" r:id="rIdp6euccw00r54mpqtegrp4">
+            <w:hyperlink w:history="1" r:id="rIdr3cznpskpoad50ugmrhns">
               <w:r>
                 <w:rPr>
                   <w:rFonts w:ascii="Arial" w:cs="Arial" w:eastAsia="Arial" w:hAnsi="Arial"/>
@@ -8335,7 +8335,7 @@
               <w:spacing w:after="10" w:before="0"/>
               <w:ind w:left="120"/>
             </w:pPr>
-            <w:hyperlink w:history="1" r:id="rId_wo2amnhusdjxc2jvctsj">
+            <w:hyperlink w:history="1" r:id="rIdyalfxle7nf5vdajrazcdw">
               <w:r>
                 <w:rPr>
                   <w:rFonts w:ascii="Arial" w:cs="Arial" w:eastAsia="Arial" w:hAnsi="Arial"/>
@@ -8530,7 +8530,7 @@
             <w:pPr>
               <w:spacing w:after="20" w:before="0"/>
             </w:pPr>
-            <w:hyperlink w:history="1" r:id="rIdlicdk6v0guwawgjopbinp">
+            <w:hyperlink w:history="1" r:id="rIdywnin8e1huhjsok9h8jjn">
               <w:r>
                 <w:rPr>
                   <w:rFonts w:ascii="Arial" w:cs="Arial" w:eastAsia="Arial" w:hAnsi="Arial"/>
@@ -8563,7 +8563,7 @@
               <w:spacing w:after="10" w:before="0"/>
               <w:ind w:left="120"/>
             </w:pPr>
-            <w:hyperlink w:history="1" r:id="rIdjdm5aa3zab2kiet-f7fpz">
+            <w:hyperlink w:history="1" r:id="rIdav2fm7wx96196gqzxwyhj">
               <w:r>
                 <w:rPr>
                   <w:rFonts w:ascii="Arial" w:cs="Arial" w:eastAsia="Arial" w:hAnsi="Arial"/>
@@ -8608,7 +8608,7 @@
             <w:pPr>
               <w:spacing w:after="20" w:before="0"/>
             </w:pPr>
-            <w:hyperlink w:history="1" r:id="rIdg9dcxslutxgdnyz5c6hbx">
+            <w:hyperlink w:history="1" r:id="rIdmkeunylew08ehfcdni7py">
               <w:r>
                 <w:rPr>
                   <w:rFonts w:ascii="Arial" w:cs="Arial" w:eastAsia="Arial" w:hAnsi="Arial"/>
@@ -8657,7 +8657,7 @@
               <w:spacing w:after="10" w:before="0"/>
               <w:ind w:left="120"/>
             </w:pPr>
-            <w:hyperlink w:history="1" r:id="rIdu5gvka07b1yvh5yw8wwvp">
+            <w:hyperlink w:history="1" r:id="rIdsqblcvelpikzl4jgqh31e">
               <w:r>
                 <w:rPr>
                   <w:rFonts w:ascii="Arial" w:cs="Arial" w:eastAsia="Arial" w:hAnsi="Arial"/>
@@ -8699,7 +8699,7 @@
                 <w:sz w:val="18"/>
                 <w:szCs w:val="18"/>
               </w:rPr>
-              <w:t xml:space="preserve">The class creates the unit's Driving Question Board together. The central driving question is displayed at the top: 'Why do two children in Kisumu eating the same amount of food every day end up with completely different bodies — and what does that tell us about what food is really made of?' Each learner receives two sticky notes. On the first (green): they write one thing they now understand that they did not understand at the start of the lesson. On the second (yellow): they write one new question the lesson has sparked — something they are now curious about or confused by. Learners post their notes on the class DQB under two columns: 'What We Now Understand' and 'What We Still Wonder'. The teacher reads 5–6 yellow notes aloud and groups similar questions into themes (e.g., 'How do we actually TEST for these chemicals?' — pointing forward to Lesson 3's food tests; 'Does the body make any of these chemicals itself?').</w:t>
+              <w:t xml:space="preserve">The class returns to the unit's Driving Question Board, opened in Lesson 1. The central driving question is displayed at the top: 'Why do two children in Kisumu eating the same amount of food every day end up with completely different bodies — and what does that tell us about what food is really made of?' Each learner receives two sticky notes. On the first (green): they write one thing they now understand that they did not understand at the start of the lesson. On the second (yellow): they write one new question the lesson has sparked — something they are now curious about or confused by. Learners post their notes on the class DQB under two columns: 'What We Now Understand' and 'What We Still Wonder'. The teacher reads 5–6 yellow notes aloud and groups similar questions into themes (e.g., 'How do we actually TEST for these chemicals?' — pointing forward to Lesson 3's food tests; 'Does the body make any of these chemicals itself?').</w:t>
             </w:r>
           </w:p>
         </w:tc>
@@ -8731,7 +8731,7 @@
                 <w:sz w:val="18"/>
                 <w:szCs w:val="18"/>
               </w:rPr>
-              <w:t xml:space="preserve">Prepare the DQB on a large section of classroom wall or on a projected shared document. The central driving question should be written in large font at the top. Distribute sticky notes. Say: 'This board is going to grow across all six lessons. It is our record of how our thinking is changing. Right now, write ONE thing you understand better than you did an hour ago — green note. And ONE new question this lesson has given you — yellow note.' Allow 3 minutes for silent writing. Then direct learners to post notes. Once all notes are posted, read 5–6 yellow notes aloud without identifying the author. Say: 'I notice several of you are asking HOW we can detect these chemicals in food. That is exactly what a biochemist would ask — and it is exactly what we are going to do in our next lesson.' Group the yellow notes visually into 3–4 question clusters. Say: 'These clusters are going to guide our investigation for the rest of this unit. Each lesson, we will come back to this board and move questions from yellow to green as our understanding grows.' Take a photograph of the board to document its state at Lesson 2.</w:t>
+              <w:t xml:space="preserve">Display the DQB opened in Lesson 1, with the central driving question in large font at the top. Distribute sticky notes. Say: 'This board is going to grow across all six lessons. It is our record of how our thinking is changing. Right now, write ONE thing you understand better than you did an hour ago — green note. And ONE new question this lesson has given you — yellow note.' Allow 3 minutes for silent writing. Then direct learners to post notes. Once all notes are posted, read 5–6 yellow notes aloud without identifying the author. Say: 'I notice several of you are asking HOW we can detect these chemicals in food. That is exactly what a biochemist would ask — and it is exactly what we are going to do in our next lesson.' Group the yellow notes visually into 3–4 question clusters. Say: 'These clusters are going to guide our investigation for the rest of this unit. Each lesson, we will come back to this board and move questions from yellow to green as our understanding grows.' Take a photograph of the board to document its state at Lesson 2.</w:t>
             </w:r>
           </w:p>
         </w:tc>
@@ -8852,7 +8852,7 @@
             <w:pPr>
               <w:spacing w:after="20" w:before="0"/>
             </w:pPr>
-            <w:hyperlink w:history="1" r:id="rIdm_gqgf-ffkazwlc_cv5v2">
+            <w:hyperlink w:history="1" r:id="rIdr75fv79z1rk2obv161vmv">
               <w:r>
                 <w:rPr>
                   <w:rFonts w:ascii="Arial" w:cs="Arial" w:eastAsia="Arial" w:hAnsi="Arial"/>
@@ -8901,7 +8901,7 @@
               <w:spacing w:after="10" w:before="0"/>
               <w:ind w:left="120"/>
             </w:pPr>
-            <w:hyperlink w:history="1" r:id="rIdrmemmqtdi9_wihifph9t5">
+            <w:hyperlink w:history="1" r:id="rIdtzhruudtj760ftztvjqio">
               <w:r>
                 <w:rPr>
                   <w:rFonts w:ascii="Arial" w:cs="Arial" w:eastAsia="Arial" w:hAnsi="Arial"/>
@@ -8946,7 +8946,7 @@
             <w:pPr>
               <w:spacing w:after="20" w:before="0"/>
             </w:pPr>
-            <w:hyperlink w:history="1" r:id="rIdvsfcsy45-nbsqdv2eco3k">
+            <w:hyperlink w:history="1" r:id="rIdgzjpewbh-gtu_eexjdg78">
               <w:r>
                 <w:rPr>
                   <w:rFonts w:ascii="Arial" w:cs="Arial" w:eastAsia="Arial" w:hAnsi="Arial"/>
@@ -8995,7 +8995,7 @@
               <w:spacing w:after="10" w:before="0"/>
               <w:ind w:left="120"/>
             </w:pPr>
-            <w:hyperlink w:history="1" r:id="rIdbq9xe1mmgc3fl66yndibq">
+            <w:hyperlink w:history="1" r:id="rIdfijy0lium2uzhhulbj6hd">
               <w:r>
                 <w:rPr>
                   <w:rFonts w:ascii="Arial" w:cs="Arial" w:eastAsia="Arial" w:hAnsi="Arial"/>
@@ -9621,7 +9621,7 @@
         </w:rPr>
         <w:t xml:space="preserve">© 2026 SeaVuria and ARES. Aligned with KICD objectives. Developed by SeaVuria; technical implementation by ARES (with AI assistance from Claude). Licensed under </w:t>
       </w:r>
-      <w:hyperlink w:history="1" r:id="rIds6d2k6cdpkfnlm5fiuytt">
+      <w:hyperlink w:history="1" r:id="rId1lanzwsip7r8t2d6c_myw">
         <w:r>
           <w:rPr>
             <w:rFonts w:ascii="Arial" w:cs="Arial" w:eastAsia="Arial" w:hAnsi="Arial"/>
@@ -9642,7 +9642,7 @@
         </w:rPr>
         <w:t xml:space="preserve"> (</w:t>
       </w:r>
-      <w:hyperlink w:history="1" r:id="rId_i_zlh0zwjo5dtivgdlo5">
+      <w:hyperlink w:history="1" r:id="rIdmi3snt6a-h-wzmy6q1gkv">
         <w:r>
           <w:rPr>
             <w:rFonts w:ascii="Arial" w:cs="Arial" w:eastAsia="Arial" w:hAnsi="Arial"/>
@@ -10655,7 +10655,7 @@
             <w:pPr>
               <w:spacing w:after="20" w:before="0"/>
             </w:pPr>
-            <w:hyperlink w:history="1" r:id="rIdts9vprdjethjgxtebj1x9">
+            <w:hyperlink w:history="1" r:id="rId0jstakzj29iclg03zlzeb">
               <w:r>
                 <w:rPr>
                   <w:rFonts w:ascii="Arial" w:cs="Arial" w:eastAsia="Arial" w:hAnsi="Arial"/>
@@ -10688,7 +10688,7 @@
               <w:spacing w:after="10" w:before="0"/>
               <w:ind w:left="120"/>
             </w:pPr>
-            <w:hyperlink w:history="1" r:id="rIdof5wwiqng6cx7vliycbva">
+            <w:hyperlink w:history="1" r:id="rId0i4wppmoy5yrwmufd1yyh">
               <w:r>
                 <w:rPr>
                   <w:rFonts w:ascii="Arial" w:cs="Arial" w:eastAsia="Arial" w:hAnsi="Arial"/>
@@ -10733,7 +10733,7 @@
             <w:pPr>
               <w:spacing w:after="20" w:before="0"/>
             </w:pPr>
-            <w:hyperlink w:history="1" r:id="rIdl3wc4vqn9eoxqqmpppw85">
+            <w:hyperlink w:history="1" r:id="rIdpucialln7hby-i9_vlnb-">
               <w:r>
                 <w:rPr>
                   <w:rFonts w:ascii="Arial" w:cs="Arial" w:eastAsia="Arial" w:hAnsi="Arial"/>
@@ -10766,7 +10766,7 @@
               <w:spacing w:after="10" w:before="0"/>
               <w:ind w:left="120"/>
             </w:pPr>
-            <w:hyperlink w:history="1" r:id="rIdpyh04yp_hr-lu9lazk_0m">
+            <w:hyperlink w:history="1" r:id="rIdtat-wz0ih2qywaedjtalc">
               <w:r>
                 <w:rPr>
                   <w:rFonts w:ascii="Arial" w:cs="Arial" w:eastAsia="Arial" w:hAnsi="Arial"/>
@@ -10961,7 +10961,7 @@
             <w:pPr>
               <w:spacing w:after="20" w:before="0"/>
             </w:pPr>
-            <w:hyperlink w:history="1" r:id="rIdo4o5hrwcveefbat8wurbk">
+            <w:hyperlink w:history="1" r:id="rId8h-i2d5hefbr3xge-wil-">
               <w:r>
                 <w:rPr>
                   <w:rFonts w:ascii="Arial" w:cs="Arial" w:eastAsia="Arial" w:hAnsi="Arial"/>
@@ -10994,7 +10994,7 @@
               <w:spacing w:after="10" w:before="0"/>
               <w:ind w:left="120"/>
             </w:pPr>
-            <w:hyperlink w:history="1" r:id="rIdspobjkmuwwgiwuh2hr_y_">
+            <w:hyperlink w:history="1" r:id="rIdum9jrcpkmvs4vpya2kauk">
               <w:r>
                 <w:rPr>
                   <w:rFonts w:ascii="Arial" w:cs="Arial" w:eastAsia="Arial" w:hAnsi="Arial"/>
@@ -11039,7 +11039,7 @@
             <w:pPr>
               <w:spacing w:after="20" w:before="0"/>
             </w:pPr>
-            <w:hyperlink w:history="1" r:id="rIdudqogdqiwxxxpo-ip2byz">
+            <w:hyperlink w:history="1" r:id="rIdopnvxq0vmybhtkbk6hig7">
               <w:r>
                 <w:rPr>
                   <w:rFonts w:ascii="Arial" w:cs="Arial" w:eastAsia="Arial" w:hAnsi="Arial"/>
@@ -11072,7 +11072,7 @@
               <w:spacing w:after="10" w:before="0"/>
               <w:ind w:left="120"/>
             </w:pPr>
-            <w:hyperlink w:history="1" r:id="rId-nobuejmjuuebxkqjnotq">
+            <w:hyperlink w:history="1" r:id="rIdq43sn8yszzrrhqvsbufxr">
               <w:r>
                 <w:rPr>
                   <w:rFonts w:ascii="Arial" w:cs="Arial" w:eastAsia="Arial" w:hAnsi="Arial"/>
@@ -11267,7 +11267,7 @@
             <w:pPr>
               <w:spacing w:after="20" w:before="0"/>
             </w:pPr>
-            <w:hyperlink w:history="1" r:id="rIdmhme5jwm1exegpdjs-jek">
+            <w:hyperlink w:history="1" r:id="rIdye5vxdt1oi5mb1gggulmp">
               <w:r>
                 <w:rPr>
                   <w:rFonts w:ascii="Arial" w:cs="Arial" w:eastAsia="Arial" w:hAnsi="Arial"/>
@@ -11300,7 +11300,7 @@
               <w:spacing w:after="10" w:before="0"/>
               <w:ind w:left="120"/>
             </w:pPr>
-            <w:hyperlink w:history="1" r:id="rIdyjwnaimm0r1q2quppfpqi">
+            <w:hyperlink w:history="1" r:id="rId7ysa29iz0ralreugpcrxn">
               <w:r>
                 <w:rPr>
                   <w:rFonts w:ascii="Arial" w:cs="Arial" w:eastAsia="Arial" w:hAnsi="Arial"/>
@@ -11345,7 +11345,7 @@
             <w:pPr>
               <w:spacing w:after="20" w:before="0"/>
             </w:pPr>
-            <w:hyperlink w:history="1" r:id="rIdwcjkca0sxzcwkujxznyet">
+            <w:hyperlink w:history="1" r:id="rIdsviel6vc5wxb90s3il15p">
               <w:r>
                 <w:rPr>
                   <w:rFonts w:ascii="Arial" w:cs="Arial" w:eastAsia="Arial" w:hAnsi="Arial"/>
@@ -11394,7 +11394,7 @@
               <w:spacing w:after="10" w:before="0"/>
               <w:ind w:left="120"/>
             </w:pPr>
-            <w:hyperlink w:history="1" r:id="rIduluiqfhhd3yk7hp98my4b">
+            <w:hyperlink w:history="1" r:id="rId9ga0jeu97omgikkqborax">
               <w:r>
                 <w:rPr>
                   <w:rFonts w:ascii="Arial" w:cs="Arial" w:eastAsia="Arial" w:hAnsi="Arial"/>
@@ -11589,7 +11589,7 @@
             <w:pPr>
               <w:spacing w:after="20" w:before="0"/>
             </w:pPr>
-            <w:hyperlink w:history="1" r:id="rIdey-zjbrgyrkgsuzc1bjra">
+            <w:hyperlink w:history="1" r:id="rIdl1rp_8ocmslmp9ewgjyww">
               <w:r>
                 <w:rPr>
                   <w:rFonts w:ascii="Arial" w:cs="Arial" w:eastAsia="Arial" w:hAnsi="Arial"/>
@@ -11622,7 +11622,7 @@
               <w:spacing w:after="10" w:before="0"/>
               <w:ind w:left="120"/>
             </w:pPr>
-            <w:hyperlink w:history="1" r:id="rIdkotijyemikd3zlcjddkk6">
+            <w:hyperlink w:history="1" r:id="rIddod5g2l1xn-k1xe3rvw7a">
               <w:r>
                 <w:rPr>
                   <w:rFonts w:ascii="Arial" w:cs="Arial" w:eastAsia="Arial" w:hAnsi="Arial"/>
@@ -11667,7 +11667,7 @@
             <w:pPr>
               <w:spacing w:after="20" w:before="0"/>
             </w:pPr>
-            <w:hyperlink w:history="1" r:id="rIdrupzq3ccujoidhhai8fuw">
+            <w:hyperlink w:history="1" r:id="rIdvxjec-suuqlpdso5mjgop">
               <w:r>
                 <w:rPr>
                   <w:rFonts w:ascii="Arial" w:cs="Arial" w:eastAsia="Arial" w:hAnsi="Arial"/>
@@ -11700,7 +11700,7 @@
               <w:spacing w:after="10" w:before="0"/>
               <w:ind w:left="120"/>
             </w:pPr>
-            <w:hyperlink w:history="1" r:id="rIdgtuyt6sb8pojtbgbbdf5h">
+            <w:hyperlink w:history="1" r:id="rIdpmwe58s9ztbyoasep-can">
               <w:r>
                 <w:rPr>
                   <w:rFonts w:ascii="Arial" w:cs="Arial" w:eastAsia="Arial" w:hAnsi="Arial"/>
@@ -11895,7 +11895,7 @@
             <w:pPr>
               <w:spacing w:after="20" w:before="0"/>
             </w:pPr>
-            <w:hyperlink w:history="1" r:id="rIdz8-lphbciyfmnokr2sd-k">
+            <w:hyperlink w:history="1" r:id="rIdka3toypcewcrl0mjvjpww">
               <w:r>
                 <w:rPr>
                   <w:rFonts w:ascii="Arial" w:cs="Arial" w:eastAsia="Arial" w:hAnsi="Arial"/>
@@ -11944,7 +11944,7 @@
               <w:spacing w:after="10" w:before="0"/>
               <w:ind w:left="120"/>
             </w:pPr>
-            <w:hyperlink w:history="1" r:id="rIdbjiekjn6jghfnbfg8l-6z">
+            <w:hyperlink w:history="1" r:id="rIdduzsvyiuclsf9in0dosqj">
               <w:r>
                 <w:rPr>
                   <w:rFonts w:ascii="Arial" w:cs="Arial" w:eastAsia="Arial" w:hAnsi="Arial"/>
@@ -11989,7 +11989,7 @@
             <w:pPr>
               <w:spacing w:after="20" w:before="0"/>
             </w:pPr>
-            <w:hyperlink w:history="1" r:id="rIdqfu8pia6d1qicuegrpq2z">
+            <w:hyperlink w:history="1" r:id="rIdz8yucfr_fulqupxrtbz76">
               <w:r>
                 <w:rPr>
                   <w:rFonts w:ascii="Arial" w:cs="Arial" w:eastAsia="Arial" w:hAnsi="Arial"/>
@@ -12022,7 +12022,7 @@
               <w:spacing w:after="10" w:before="0"/>
               <w:ind w:left="120"/>
             </w:pPr>
-            <w:hyperlink w:history="1" r:id="rIdngp2j6mxkayxhrd3zmpty">
+            <w:hyperlink w:history="1" r:id="rIdvokzpkejarkmyhvx-7wm9">
               <w:r>
                 <w:rPr>
                   <w:rFonts w:ascii="Arial" w:cs="Arial" w:eastAsia="Arial" w:hAnsi="Arial"/>
@@ -12534,7 +12534,7 @@
         </w:rPr>
         <w:t xml:space="preserve">© 2026 SeaVuria and ARES. Aligned with KICD objectives. Developed by SeaVuria; technical implementation by ARES (with AI assistance from Claude). Licensed under </w:t>
       </w:r>
-      <w:hyperlink w:history="1" r:id="rIdrl2ryoad6di0v-vvumbob">
+      <w:hyperlink w:history="1" r:id="rId2ymqo4sb6aq_2slryuelc">
         <w:r>
           <w:rPr>
             <w:rFonts w:ascii="Arial" w:cs="Arial" w:eastAsia="Arial" w:hAnsi="Arial"/>
@@ -12555,7 +12555,7 @@
         </w:rPr>
         <w:t xml:space="preserve"> (</w:t>
       </w:r>
-      <w:hyperlink w:history="1" r:id="rId8mr6h9nb8ex12_j-8jz_w">
+      <w:hyperlink w:history="1" r:id="rId4hji1jeig8zvxuimvzbcc">
         <w:r>
           <w:rPr>
             <w:rFonts w:ascii="Arial" w:cs="Arial" w:eastAsia="Arial" w:hAnsi="Arial"/>
@@ -13568,7 +13568,7 @@
             <w:pPr>
               <w:spacing w:after="20" w:before="0"/>
             </w:pPr>
-            <w:hyperlink w:history="1" r:id="rIdlik4qsagcih33exjemym6">
+            <w:hyperlink w:history="1" r:id="rIdm9zq6uh0jfdjirmoswuil">
               <w:r>
                 <w:rPr>
                   <w:rFonts w:ascii="Arial" w:cs="Arial" w:eastAsia="Arial" w:hAnsi="Arial"/>
@@ -13601,7 +13601,7 @@
               <w:spacing w:after="10" w:before="0"/>
               <w:ind w:left="120"/>
             </w:pPr>
-            <w:hyperlink w:history="1" r:id="rIdthncilgxs7gcegmgi0lll">
+            <w:hyperlink w:history="1" r:id="rIdua0qebyiiil6zxkfcszdv">
               <w:r>
                 <w:rPr>
                   <w:rFonts w:ascii="Arial" w:cs="Arial" w:eastAsia="Arial" w:hAnsi="Arial"/>
@@ -13646,7 +13646,7 @@
             <w:pPr>
               <w:spacing w:after="20" w:before="0"/>
             </w:pPr>
-            <w:hyperlink w:history="1" r:id="rIduaafvpdt8ugtwcnwgcz6m">
+            <w:hyperlink w:history="1" r:id="rIdcnjqwn_cwfrekkhtqmfly">
               <w:r>
                 <w:rPr>
                   <w:rFonts w:ascii="Arial" w:cs="Arial" w:eastAsia="Arial" w:hAnsi="Arial"/>
@@ -13679,7 +13679,7 @@
               <w:spacing w:after="10" w:before="0"/>
               <w:ind w:left="120"/>
             </w:pPr>
-            <w:hyperlink w:history="1" r:id="rIdm01ytuubnkexfvdkccbyy">
+            <w:hyperlink w:history="1" r:id="rIdpvefom3qzkvxkxfyzpesj">
               <w:r>
                 <w:rPr>
                   <w:rFonts w:ascii="Arial" w:cs="Arial" w:eastAsia="Arial" w:hAnsi="Arial"/>
@@ -13874,7 +13874,7 @@
             <w:pPr>
               <w:spacing w:after="20" w:before="0"/>
             </w:pPr>
-            <w:hyperlink w:history="1" r:id="rIdlzp5ax6u_ctcbr3nmijpp">
+            <w:hyperlink w:history="1" r:id="rIds1fgs7atehusate3hqyhr">
               <w:r>
                 <w:rPr>
                   <w:rFonts w:ascii="Arial" w:cs="Arial" w:eastAsia="Arial" w:hAnsi="Arial"/>
@@ -13907,7 +13907,7 @@
               <w:spacing w:after="10" w:before="0"/>
               <w:ind w:left="120"/>
             </w:pPr>
-            <w:hyperlink w:history="1" r:id="rIdolegpek2smyq9pgxu6ntg">
+            <w:hyperlink w:history="1" r:id="rIdoy_k580csryd9e8a95crr">
               <w:r>
                 <w:rPr>
                   <w:rFonts w:ascii="Arial" w:cs="Arial" w:eastAsia="Arial" w:hAnsi="Arial"/>
@@ -13952,7 +13952,7 @@
             <w:pPr>
               <w:spacing w:after="20" w:before="0"/>
             </w:pPr>
-            <w:hyperlink w:history="1" r:id="rIdluhdm3mkhljmh0w4swekz">
+            <w:hyperlink w:history="1" r:id="rId1_eanptc_mrgnmmw2blim">
               <w:r>
                 <w:rPr>
                   <w:rFonts w:ascii="Arial" w:cs="Arial" w:eastAsia="Arial" w:hAnsi="Arial"/>
@@ -13985,7 +13985,7 @@
               <w:spacing w:after="10" w:before="0"/>
               <w:ind w:left="120"/>
             </w:pPr>
-            <w:hyperlink w:history="1" r:id="rIdqqyv9iuansnjwxxmrrry4">
+            <w:hyperlink w:history="1" r:id="rIdc3kiwr7qpnxytjf3pb_jb">
               <w:r>
                 <w:rPr>
                   <w:rFonts w:ascii="Arial" w:cs="Arial" w:eastAsia="Arial" w:hAnsi="Arial"/>
@@ -14180,7 +14180,7 @@
             <w:pPr>
               <w:spacing w:after="20" w:before="0"/>
             </w:pPr>
-            <w:hyperlink w:history="1" r:id="rIdvi5n4h4eqyuybqhqyqd0j">
+            <w:hyperlink w:history="1" r:id="rId98blkeifadq4qig8t-91u">
               <w:r>
                 <w:rPr>
                   <w:rFonts w:ascii="Arial" w:cs="Arial" w:eastAsia="Arial" w:hAnsi="Arial"/>
@@ -14213,7 +14213,7 @@
               <w:spacing w:after="10" w:before="0"/>
               <w:ind w:left="120"/>
             </w:pPr>
-            <w:hyperlink w:history="1" r:id="rId8dg2zlwxhfdjjmr-cai9x">
+            <w:hyperlink w:history="1" r:id="rIdvoemqou_dizkwrtocb7pp">
               <w:r>
                 <w:rPr>
                   <w:rFonts w:ascii="Arial" w:cs="Arial" w:eastAsia="Arial" w:hAnsi="Arial"/>
@@ -14258,7 +14258,7 @@
             <w:pPr>
               <w:spacing w:after="20" w:before="0"/>
             </w:pPr>
-            <w:hyperlink w:history="1" r:id="rIdeavzx1o0biekraggggbn7">
+            <w:hyperlink w:history="1" r:id="rIdeamhvfthxmrgp7yzytvzf">
               <w:r>
                 <w:rPr>
                   <w:rFonts w:ascii="Arial" w:cs="Arial" w:eastAsia="Arial" w:hAnsi="Arial"/>
@@ -14291,7 +14291,7 @@
               <w:spacing w:after="10" w:before="0"/>
               <w:ind w:left="120"/>
             </w:pPr>
-            <w:hyperlink w:history="1" r:id="rIdvahmmiwrso5jgft9day2n">
+            <w:hyperlink w:history="1" r:id="rIdghfoo3ynfcbqwt71stgln">
               <w:r>
                 <w:rPr>
                   <w:rFonts w:ascii="Arial" w:cs="Arial" w:eastAsia="Arial" w:hAnsi="Arial"/>
@@ -14486,7 +14486,7 @@
             <w:pPr>
               <w:spacing w:after="20" w:before="0"/>
             </w:pPr>
-            <w:hyperlink w:history="1" r:id="rIdpz-txiaidyf5nazplwrpp">
+            <w:hyperlink w:history="1" r:id="rIdv9imu5my8pljmrr5ntssk">
               <w:r>
                 <w:rPr>
                   <w:rFonts w:ascii="Arial" w:cs="Arial" w:eastAsia="Arial" w:hAnsi="Arial"/>
@@ -14519,7 +14519,7 @@
               <w:spacing w:after="10" w:before="0"/>
               <w:ind w:left="120"/>
             </w:pPr>
-            <w:hyperlink w:history="1" r:id="rIdzh_0atww1aalsa4wksqpm">
+            <w:hyperlink w:history="1" r:id="rIdnomdcgezdu390sbpeaknt">
               <w:r>
                 <w:rPr>
                   <w:rFonts w:ascii="Arial" w:cs="Arial" w:eastAsia="Arial" w:hAnsi="Arial"/>
@@ -14564,7 +14564,7 @@
             <w:pPr>
               <w:spacing w:after="20" w:before="0"/>
             </w:pPr>
-            <w:hyperlink w:history="1" r:id="rIdg1j6qvzhovkwz3jofzpbg">
+            <w:hyperlink w:history="1" r:id="rIdkvutmxp6i82_fitrbmrwh">
               <w:r>
                 <w:rPr>
                   <w:rFonts w:ascii="Arial" w:cs="Arial" w:eastAsia="Arial" w:hAnsi="Arial"/>
@@ -14597,7 +14597,7 @@
               <w:spacing w:after="10" w:before="0"/>
               <w:ind w:left="120"/>
             </w:pPr>
-            <w:hyperlink w:history="1" r:id="rIdobgjorgfwbb37-44spjng">
+            <w:hyperlink w:history="1" r:id="rId3yvckiidlxmmnwy7wuthb">
               <w:r>
                 <w:rPr>
                   <w:rFonts w:ascii="Arial" w:cs="Arial" w:eastAsia="Arial" w:hAnsi="Arial"/>
@@ -14792,7 +14792,7 @@
             <w:pPr>
               <w:spacing w:after="20" w:before="0"/>
             </w:pPr>
-            <w:hyperlink w:history="1" r:id="rIdze2s5vgs4eszdnghdtjws">
+            <w:hyperlink w:history="1" r:id="rIdm__3nvxpgpatz691r_vbx">
               <w:r>
                 <w:rPr>
                   <w:rFonts w:ascii="Arial" w:cs="Arial" w:eastAsia="Arial" w:hAnsi="Arial"/>
@@ -14841,7 +14841,7 @@
               <w:spacing w:after="10" w:before="0"/>
               <w:ind w:left="120"/>
             </w:pPr>
-            <w:hyperlink w:history="1" r:id="rIdj4ha00t7xfgm6z6rsqk3r">
+            <w:hyperlink w:history="1" r:id="rId4dcqez3u5c0i-1g15ev8p">
               <w:r>
                 <w:rPr>
                   <w:rFonts w:ascii="Arial" w:cs="Arial" w:eastAsia="Arial" w:hAnsi="Arial"/>
@@ -14886,7 +14886,7 @@
             <w:pPr>
               <w:spacing w:after="20" w:before="0"/>
             </w:pPr>
-            <w:hyperlink w:history="1" r:id="rIdoxov4myiz6iqq7jxovqou">
+            <w:hyperlink w:history="1" r:id="rIdwuqmbyhveo9fby5y3aqoh">
               <w:r>
                 <w:rPr>
                   <w:rFonts w:ascii="Arial" w:cs="Arial" w:eastAsia="Arial" w:hAnsi="Arial"/>
@@ -14919,7 +14919,7 @@
               <w:spacing w:after="10" w:before="0"/>
               <w:ind w:left="120"/>
             </w:pPr>
-            <w:hyperlink w:history="1" r:id="rIdkkwterauga8e_34gwolbi">
+            <w:hyperlink w:history="1" r:id="rIdzgptyg-gotzyhbq1yf7t0">
               <w:r>
                 <w:rPr>
                   <w:rFonts w:ascii="Arial" w:cs="Arial" w:eastAsia="Arial" w:hAnsi="Arial"/>
@@ -15526,7 +15526,7 @@
         </w:rPr>
         <w:t xml:space="preserve">© 2026 SeaVuria and ARES. Aligned with KICD objectives. Developed by SeaVuria; technical implementation by ARES (with AI assistance from Claude). Licensed under </w:t>
       </w:r>
-      <w:hyperlink w:history="1" r:id="rIdkueur7hzlfzydgeukdua5">
+      <w:hyperlink w:history="1" r:id="rId8d8lrshysnjtjolfcof1g">
         <w:r>
           <w:rPr>
             <w:rFonts w:ascii="Arial" w:cs="Arial" w:eastAsia="Arial" w:hAnsi="Arial"/>
@@ -15547,7 +15547,7 @@
         </w:rPr>
         <w:t xml:space="preserve"> (</w:t>
       </w:r>
-      <w:hyperlink w:history="1" r:id="rIdtpgpmn__jlro5ocbro3wo">
+      <w:hyperlink w:history="1" r:id="rIditmvquctcevs5jptwt-kd">
         <w:r>
           <w:rPr>
             <w:rFonts w:ascii="Arial" w:cs="Arial" w:eastAsia="Arial" w:hAnsi="Arial"/>
@@ -16560,7 +16560,7 @@
             <w:pPr>
               <w:spacing w:after="20" w:before="0"/>
             </w:pPr>
-            <w:hyperlink w:history="1" r:id="rIddj6cqubvlg8xnlgxbqros">
+            <w:hyperlink w:history="1" r:id="rIdi_jzu-j4st7kcvzru7xjt">
               <w:r>
                 <w:rPr>
                   <w:rFonts w:ascii="Arial" w:cs="Arial" w:eastAsia="Arial" w:hAnsi="Arial"/>
@@ -16593,7 +16593,7 @@
               <w:spacing w:after="10" w:before="0"/>
               <w:ind w:left="120"/>
             </w:pPr>
-            <w:hyperlink w:history="1" r:id="rId5fali81cwmsonepig1tmy">
+            <w:hyperlink w:history="1" r:id="rIdn98okrabcvu4oru1162uf">
               <w:r>
                 <w:rPr>
                   <w:rFonts w:ascii="Arial" w:cs="Arial" w:eastAsia="Arial" w:hAnsi="Arial"/>
@@ -16638,7 +16638,7 @@
             <w:pPr>
               <w:spacing w:after="20" w:before="0"/>
             </w:pPr>
-            <w:hyperlink w:history="1" r:id="rIdzjwbxswtejbinqp7vvckn">
+            <w:hyperlink w:history="1" r:id="rId2d_6mrzp2xoxucgmu7by9">
               <w:r>
                 <w:rPr>
                   <w:rFonts w:ascii="Arial" w:cs="Arial" w:eastAsia="Arial" w:hAnsi="Arial"/>
@@ -16671,7 +16671,7 @@
               <w:spacing w:after="10" w:before="0"/>
               <w:ind w:left="120"/>
             </w:pPr>
-            <w:hyperlink w:history="1" r:id="rIdz4dzzizsgua_ozlqatxb9">
+            <w:hyperlink w:history="1" r:id="rIdcaxw4o-iup0rcqa9fnfxz">
               <w:r>
                 <w:rPr>
                   <w:rFonts w:ascii="Arial" w:cs="Arial" w:eastAsia="Arial" w:hAnsi="Arial"/>
@@ -16866,7 +16866,7 @@
             <w:pPr>
               <w:spacing w:after="20" w:before="0"/>
             </w:pPr>
-            <w:hyperlink w:history="1" r:id="rIdjvkfdxbxedlo87yvsnudj">
+            <w:hyperlink w:history="1" r:id="rIdstahhmmwtmmuzfaanacnz">
               <w:r>
                 <w:rPr>
                   <w:rFonts w:ascii="Arial" w:cs="Arial" w:eastAsia="Arial" w:hAnsi="Arial"/>
@@ -16899,7 +16899,7 @@
               <w:spacing w:after="10" w:before="0"/>
               <w:ind w:left="120"/>
             </w:pPr>
-            <w:hyperlink w:history="1" r:id="rIdsqnr5te4yjjk8ftno4apw">
+            <w:hyperlink w:history="1" r:id="rId06rlg24lqgxbsg-2avc6q">
               <w:r>
                 <w:rPr>
                   <w:rFonts w:ascii="Arial" w:cs="Arial" w:eastAsia="Arial" w:hAnsi="Arial"/>
@@ -16944,7 +16944,7 @@
             <w:pPr>
               <w:spacing w:after="20" w:before="0"/>
             </w:pPr>
-            <w:hyperlink w:history="1" r:id="rIdjbylb14n9zqthogr_3wwy">
+            <w:hyperlink w:history="1" r:id="rIdkvwd-9t-jtcfwmhazpx1l">
               <w:r>
                 <w:rPr>
                   <w:rFonts w:ascii="Arial" w:cs="Arial" w:eastAsia="Arial" w:hAnsi="Arial"/>
@@ -16977,7 +16977,7 @@
               <w:spacing w:after="10" w:before="0"/>
               <w:ind w:left="120"/>
             </w:pPr>
-            <w:hyperlink w:history="1" r:id="rIdn-rn7kkye2db5eeqtbszg">
+            <w:hyperlink w:history="1" r:id="rIdu584wr6-ouo-3sxhgr5iu">
               <w:r>
                 <w:rPr>
                   <w:rFonts w:ascii="Arial" w:cs="Arial" w:eastAsia="Arial" w:hAnsi="Arial"/>
@@ -17172,7 +17172,7 @@
             <w:pPr>
               <w:spacing w:after="20" w:before="0"/>
             </w:pPr>
-            <w:hyperlink w:history="1" r:id="rIdrcazqmz0fr6dero0pxkbk">
+            <w:hyperlink w:history="1" r:id="rIde9lt8kndsdasversorhgd">
               <w:r>
                 <w:rPr>
                   <w:rFonts w:ascii="Arial" w:cs="Arial" w:eastAsia="Arial" w:hAnsi="Arial"/>
@@ -17221,7 +17221,7 @@
               <w:spacing w:after="10" w:before="0"/>
               <w:ind w:left="120"/>
             </w:pPr>
-            <w:hyperlink w:history="1" r:id="rIdmedjmz0p5pc2lvqvhdykh">
+            <w:hyperlink w:history="1" r:id="rIdydmgb0dmmrogzttakgkum">
               <w:r>
                 <w:rPr>
                   <w:rFonts w:ascii="Arial" w:cs="Arial" w:eastAsia="Arial" w:hAnsi="Arial"/>
@@ -17266,7 +17266,7 @@
             <w:pPr>
               <w:spacing w:after="20" w:before="0"/>
             </w:pPr>
-            <w:hyperlink w:history="1" r:id="rIdsng8zo6_akouubt7ukslt">
+            <w:hyperlink w:history="1" r:id="rIdxtrisqx1xh-caypjwzvla">
               <w:r>
                 <w:rPr>
                   <w:rFonts w:ascii="Arial" w:cs="Arial" w:eastAsia="Arial" w:hAnsi="Arial"/>
@@ -17315,7 +17315,7 @@
               <w:spacing w:after="10" w:before="0"/>
               <w:ind w:left="120"/>
             </w:pPr>
-            <w:hyperlink w:history="1" r:id="rIdziaqlphrhrsndk4xdrfgp">
+            <w:hyperlink w:history="1" r:id="rId2m-fv5d1nhxnryzgcz_sx">
               <w:r>
                 <w:rPr>
                   <w:rFonts w:ascii="Arial" w:cs="Arial" w:eastAsia="Arial" w:hAnsi="Arial"/>
@@ -17510,7 +17510,7 @@
             <w:pPr>
               <w:spacing w:after="20" w:before="0"/>
             </w:pPr>
-            <w:hyperlink w:history="1" r:id="rIds9tx5ewwmmwtkpws6dt3g">
+            <w:hyperlink w:history="1" r:id="rId6cs2v8hxshmkgsx1kdrkx">
               <w:r>
                 <w:rPr>
                   <w:rFonts w:ascii="Arial" w:cs="Arial" w:eastAsia="Arial" w:hAnsi="Arial"/>
@@ -17559,7 +17559,7 @@
               <w:spacing w:after="10" w:before="0"/>
               <w:ind w:left="120"/>
             </w:pPr>
-            <w:hyperlink w:history="1" r:id="rIda_3ki82yv2vvtj9ulyvqx">
+            <w:hyperlink w:history="1" r:id="rIdqshh8n85rh5xdewaj5nje">
               <w:r>
                 <w:rPr>
                   <w:rFonts w:ascii="Arial" w:cs="Arial" w:eastAsia="Arial" w:hAnsi="Arial"/>
@@ -17604,7 +17604,7 @@
             <w:pPr>
               <w:spacing w:after="20" w:before="0"/>
             </w:pPr>
-            <w:hyperlink w:history="1" r:id="rIdnalai6zn6fxkuewfzusjk">
+            <w:hyperlink w:history="1" r:id="rId9y-ypmeu3w8hjgqopdwpr">
               <w:r>
                 <w:rPr>
                   <w:rFonts w:ascii="Arial" w:cs="Arial" w:eastAsia="Arial" w:hAnsi="Arial"/>
@@ -17653,7 +17653,7 @@
               <w:spacing w:after="10" w:before="0"/>
               <w:ind w:left="120"/>
             </w:pPr>
-            <w:hyperlink w:history="1" r:id="rIdkuluhrqxhpeveblcm8aoq">
+            <w:hyperlink w:history="1" r:id="rId75f7n77xiv6ezvxsg1dk0">
               <w:r>
                 <w:rPr>
                   <w:rFonts w:ascii="Arial" w:cs="Arial" w:eastAsia="Arial" w:hAnsi="Arial"/>
@@ -17848,7 +17848,7 @@
             <w:pPr>
               <w:spacing w:after="20" w:before="0"/>
             </w:pPr>
-            <w:hyperlink w:history="1" r:id="rId9nlrofgtbn8pioxjm_jw2">
+            <w:hyperlink w:history="1" r:id="rIdvew841hqqsa5efiwz2psg">
               <w:r>
                 <w:rPr>
                   <w:rFonts w:ascii="Arial" w:cs="Arial" w:eastAsia="Arial" w:hAnsi="Arial"/>
@@ -17881,7 +17881,7 @@
               <w:spacing w:after="10" w:before="0"/>
               <w:ind w:left="120"/>
             </w:pPr>
-            <w:hyperlink w:history="1" r:id="rIdfbuoh6lgaj97e0d8itk7g">
+            <w:hyperlink w:history="1" r:id="rIdefq0enyphn1pu_-g6icia">
               <w:r>
                 <w:rPr>
                   <w:rFonts w:ascii="Arial" w:cs="Arial" w:eastAsia="Arial" w:hAnsi="Arial"/>
@@ -17926,7 +17926,7 @@
             <w:pPr>
               <w:spacing w:after="20" w:before="0"/>
             </w:pPr>
-            <w:hyperlink w:history="1" r:id="rId5zeshwagiel923x8xmzx3">
+            <w:hyperlink w:history="1" r:id="rIdstgxsohl9ddq8jrjl-io7">
               <w:r>
                 <w:rPr>
                   <w:rFonts w:ascii="Arial" w:cs="Arial" w:eastAsia="Arial" w:hAnsi="Arial"/>
@@ -17975,7 +17975,7 @@
               <w:spacing w:after="10" w:before="0"/>
               <w:ind w:left="120"/>
             </w:pPr>
-            <w:hyperlink w:history="1" r:id="rIdpxql-zvvb1p1ltrxzsq7t">
+            <w:hyperlink w:history="1" r:id="rIdb41y7egsab1ykxn8itcrh">
               <w:r>
                 <w:rPr>
                   <w:rFonts w:ascii="Arial" w:cs="Arial" w:eastAsia="Arial" w:hAnsi="Arial"/>
@@ -18487,7 +18487,7 @@
         </w:rPr>
         <w:t xml:space="preserve">© 2026 SeaVuria and ARES. Aligned with KICD objectives. Developed by SeaVuria; technical implementation by ARES (with AI assistance from Claude). Licensed under </w:t>
       </w:r>
-      <w:hyperlink w:history="1" r:id="rIddlw2mmkprvupvlqd6auca">
+      <w:hyperlink w:history="1" r:id="rIdueuzzvfu4w33wcxyder0t">
         <w:r>
           <w:rPr>
             <w:rFonts w:ascii="Arial" w:cs="Arial" w:eastAsia="Arial" w:hAnsi="Arial"/>
@@ -18508,7 +18508,7 @@
         </w:rPr>
         <w:t xml:space="preserve"> (</w:t>
       </w:r>
-      <w:hyperlink w:history="1" r:id="rIdfrozxl1c-ejlll2l99bad">
+      <w:hyperlink w:history="1" r:id="rIdenxuhpbkg-muy26y9qzij">
         <w:r>
           <w:rPr>
             <w:rFonts w:ascii="Arial" w:cs="Arial" w:eastAsia="Arial" w:hAnsi="Arial"/>
@@ -19521,7 +19521,7 @@
             <w:pPr>
               <w:spacing w:after="20" w:before="0"/>
             </w:pPr>
-            <w:hyperlink w:history="1" r:id="rIdgd-y0wjx-cuhpn3cgh_qe">
+            <w:hyperlink w:history="1" r:id="rIdzrmnirmjvu6yak3di0wrh">
               <w:r>
                 <w:rPr>
                   <w:rFonts w:ascii="Arial" w:cs="Arial" w:eastAsia="Arial" w:hAnsi="Arial"/>
@@ -19554,7 +19554,7 @@
               <w:spacing w:after="10" w:before="0"/>
               <w:ind w:left="120"/>
             </w:pPr>
-            <w:hyperlink w:history="1" r:id="rIddmxd4dly0z_qn7gzaxcws">
+            <w:hyperlink w:history="1" r:id="rIddpvrrgqoziq7ba1xohydz">
               <w:r>
                 <w:rPr>
                   <w:rFonts w:ascii="Arial" w:cs="Arial" w:eastAsia="Arial" w:hAnsi="Arial"/>
@@ -19599,7 +19599,7 @@
             <w:pPr>
               <w:spacing w:after="20" w:before="0"/>
             </w:pPr>
-            <w:hyperlink w:history="1" r:id="rIdlhik_eotn_ggmhplz6gqy">
+            <w:hyperlink w:history="1" r:id="rId_nqcea7arrazfwzerkqhl">
               <w:r>
                 <w:rPr>
                   <w:rFonts w:ascii="Arial" w:cs="Arial" w:eastAsia="Arial" w:hAnsi="Arial"/>
@@ -19632,7 +19632,7 @@
               <w:spacing w:after="10" w:before="0"/>
               <w:ind w:left="120"/>
             </w:pPr>
-            <w:hyperlink w:history="1" r:id="rIdnjygpjoallwwuhzrryn2o">
+            <w:hyperlink w:history="1" r:id="rIdutnfduzgjxzli83hr6m21">
               <w:r>
                 <w:rPr>
                   <w:rFonts w:ascii="Arial" w:cs="Arial" w:eastAsia="Arial" w:hAnsi="Arial"/>
@@ -19827,7 +19827,7 @@
             <w:pPr>
               <w:spacing w:after="20" w:before="0"/>
             </w:pPr>
-            <w:hyperlink w:history="1" r:id="rIdohe7bfuo9sbstu50guwnj">
+            <w:hyperlink w:history="1" r:id="rIdg5eerk4__o4qr3fusmtej">
               <w:r>
                 <w:rPr>
                   <w:rFonts w:ascii="Arial" w:cs="Arial" w:eastAsia="Arial" w:hAnsi="Arial"/>
@@ -19860,7 +19860,7 @@
               <w:spacing w:after="10" w:before="0"/>
               <w:ind w:left="120"/>
             </w:pPr>
-            <w:hyperlink w:history="1" r:id="rIdjk27lh4swpnz3vewozwsy">
+            <w:hyperlink w:history="1" r:id="rIdx0lk51r82sws5r1ty3rd8">
               <w:r>
                 <w:rPr>
                   <w:rFonts w:ascii="Arial" w:cs="Arial" w:eastAsia="Arial" w:hAnsi="Arial"/>
@@ -19905,7 +19905,7 @@
             <w:pPr>
               <w:spacing w:after="20" w:before="0"/>
             </w:pPr>
-            <w:hyperlink w:history="1" r:id="rIdl_8xpd0vds7fkghy2tilx">
+            <w:hyperlink w:history="1" r:id="rIdgty6ykyl_qzucdo3edwzo">
               <w:r>
                 <w:rPr>
                   <w:rFonts w:ascii="Arial" w:cs="Arial" w:eastAsia="Arial" w:hAnsi="Arial"/>
@@ -19938,7 +19938,7 @@
               <w:spacing w:after="10" w:before="0"/>
               <w:ind w:left="120"/>
             </w:pPr>
-            <w:hyperlink w:history="1" r:id="rIdwrvbzud0nwdn_vgn8oypr">
+            <w:hyperlink w:history="1" r:id="rId-md--gakdxwegf_7lgnif">
               <w:r>
                 <w:rPr>
                   <w:rFonts w:ascii="Arial" w:cs="Arial" w:eastAsia="Arial" w:hAnsi="Arial"/>
@@ -20133,7 +20133,7 @@
             <w:pPr>
               <w:spacing w:after="20" w:before="0"/>
             </w:pPr>
-            <w:hyperlink w:history="1" r:id="rId-8-0wpxpypqcgbfegwnjt">
+            <w:hyperlink w:history="1" r:id="rId9yga_m9b9wozkdgmnumva">
               <w:r>
                 <w:rPr>
                   <w:rFonts w:ascii="Arial" w:cs="Arial" w:eastAsia="Arial" w:hAnsi="Arial"/>
@@ -20182,7 +20182,7 @@
               <w:spacing w:after="10" w:before="0"/>
               <w:ind w:left="120"/>
             </w:pPr>
-            <w:hyperlink w:history="1" r:id="rIdhojkkg8pjxy0ishh0w53d">
+            <w:hyperlink w:history="1" r:id="rIdj5uzhpy8oj-llmgrtote4">
               <w:r>
                 <w:rPr>
                   <w:rFonts w:ascii="Arial" w:cs="Arial" w:eastAsia="Arial" w:hAnsi="Arial"/>
@@ -20227,7 +20227,7 @@
             <w:pPr>
               <w:spacing w:after="20" w:before="0"/>
             </w:pPr>
-            <w:hyperlink w:history="1" r:id="rIdhag42pgc5p868nz1r4bry">
+            <w:hyperlink w:history="1" r:id="rIdg08cxtbh05ilkstyoq3qn">
               <w:r>
                 <w:rPr>
                   <w:rFonts w:ascii="Arial" w:cs="Arial" w:eastAsia="Arial" w:hAnsi="Arial"/>
@@ -20276,7 +20276,7 @@
               <w:spacing w:after="10" w:before="0"/>
               <w:ind w:left="120"/>
             </w:pPr>
-            <w:hyperlink w:history="1" r:id="rIdlriplytnmntpglx96ud2j">
+            <w:hyperlink w:history="1" r:id="rIdfn2bc8nga2ppsznssu7zg">
               <w:r>
                 <w:rPr>
                   <w:rFonts w:ascii="Arial" w:cs="Arial" w:eastAsia="Arial" w:hAnsi="Arial"/>
@@ -20471,7 +20471,7 @@
             <w:pPr>
               <w:spacing w:after="20" w:before="0"/>
             </w:pPr>
-            <w:hyperlink w:history="1" r:id="rIdd8lkfcze-p7z_d8ijcknv">
+            <w:hyperlink w:history="1" r:id="rIdaiug46oqjokuq0o3udpnx">
               <w:r>
                 <w:rPr>
                   <w:rFonts w:ascii="Arial" w:cs="Arial" w:eastAsia="Arial" w:hAnsi="Arial"/>
@@ -20520,7 +20520,7 @@
               <w:spacing w:after="10" w:before="0"/>
               <w:ind w:left="120"/>
             </w:pPr>
-            <w:hyperlink w:history="1" r:id="rId1-nnksvcy3lf38u5dl9ju">
+            <w:hyperlink w:history="1" r:id="rIdskivluhaisuosdzp_ncto">
               <w:r>
                 <w:rPr>
                   <w:rFonts w:ascii="Arial" w:cs="Arial" w:eastAsia="Arial" w:hAnsi="Arial"/>
@@ -20565,7 +20565,7 @@
             <w:pPr>
               <w:spacing w:after="20" w:before="0"/>
             </w:pPr>
-            <w:hyperlink w:history="1" r:id="rIdoxksefqnmgs4tskzat3xm">
+            <w:hyperlink w:history="1" r:id="rIdgfkwkkgdn-zfsg1cspcyf">
               <w:r>
                 <w:rPr>
                   <w:rFonts w:ascii="Arial" w:cs="Arial" w:eastAsia="Arial" w:hAnsi="Arial"/>
@@ -20614,7 +20614,7 @@
               <w:spacing w:after="10" w:before="0"/>
               <w:ind w:left="120"/>
             </w:pPr>
-            <w:hyperlink w:history="1" r:id="rIdzuky2vxf50wwuenlozfuj">
+            <w:hyperlink w:history="1" r:id="rIdzrsi8bwmgn-jzrjgo9q86">
               <w:r>
                 <w:rPr>
                   <w:rFonts w:ascii="Arial" w:cs="Arial" w:eastAsia="Arial" w:hAnsi="Arial"/>
@@ -20809,7 +20809,7 @@
             <w:pPr>
               <w:spacing w:after="20" w:before="0"/>
             </w:pPr>
-            <w:hyperlink w:history="1" r:id="rId8cf6sxq-ezzasphvbxqu-">
+            <w:hyperlink w:history="1" r:id="rIdcyovp5knav5y0yqhd9msw">
               <w:r>
                 <w:rPr>
                   <w:rFonts w:ascii="Arial" w:cs="Arial" w:eastAsia="Arial" w:hAnsi="Arial"/>
@@ -20842,7 +20842,7 @@
               <w:spacing w:after="10" w:before="0"/>
               <w:ind w:left="120"/>
             </w:pPr>
-            <w:hyperlink w:history="1" r:id="rIdpncsp_8oq2i2gcblmjcaf">
+            <w:hyperlink w:history="1" r:id="rIddyqljbnhx6pg4lflrvko0">
               <w:r>
                 <w:rPr>
                   <w:rFonts w:ascii="Arial" w:cs="Arial" w:eastAsia="Arial" w:hAnsi="Arial"/>
@@ -20887,7 +20887,7 @@
             <w:pPr>
               <w:spacing w:after="20" w:before="0"/>
             </w:pPr>
-            <w:hyperlink w:history="1" r:id="rIdsp9fxukfa0a7memoeqi2x">
+            <w:hyperlink w:history="1" r:id="rIdr51nx9br1faxf-0qbjilo">
               <w:r>
                 <w:rPr>
                   <w:rFonts w:ascii="Arial" w:cs="Arial" w:eastAsia="Arial" w:hAnsi="Arial"/>
@@ -20936,7 +20936,7 @@
               <w:spacing w:after="10" w:before="0"/>
               <w:ind w:left="120"/>
             </w:pPr>
-            <w:hyperlink w:history="1" r:id="rId_stxxeufbi5xgqlymwjd7">
+            <w:hyperlink w:history="1" r:id="rId3-hykuyqd0vfvidtx-yw5">
               <w:r>
                 <w:rPr>
                   <w:rFonts w:ascii="Arial" w:cs="Arial" w:eastAsia="Arial" w:hAnsi="Arial"/>
@@ -21448,7 +21448,7 @@
         </w:rPr>
         <w:t xml:space="preserve">© 2026 SeaVuria and ARES. Aligned with KICD objectives. Developed by SeaVuria; technical implementation by ARES (with AI assistance from Claude). Licensed under </w:t>
       </w:r>
-      <w:hyperlink w:history="1" r:id="rIdbvzjzsp7rwgz8538lbzvt">
+      <w:hyperlink w:history="1" r:id="rIdrd2ziqskkjaqxzerxfkkg">
         <w:r>
           <w:rPr>
             <w:rFonts w:ascii="Arial" w:cs="Arial" w:eastAsia="Arial" w:hAnsi="Arial"/>
@@ -21469,7 +21469,7 @@
         </w:rPr>
         <w:t xml:space="preserve"> (</w:t>
       </w:r>
-      <w:hyperlink w:history="1" r:id="rIddsl8pomoxurlthtzbmib-">
+      <w:hyperlink w:history="1" r:id="rIdjzn3xjrogjo-6tsp0plyx">
         <w:r>
           <w:rPr>
             <w:rFonts w:ascii="Arial" w:cs="Arial" w:eastAsia="Arial" w:hAnsi="Arial"/>

--- a/data/outputs/v2/Biology/SS1.2_Chemicals_of_Life/Biology_Chemicals_of_Life_CBE_LessonSequence.docx
+++ b/data/outputs/v2/Biology/SS1.2_Chemicals_of_Life/Biology_Chemicals_of_Life_CBE_LessonSequence.docx
@@ -492,7 +492,7 @@
                 <w:sz w:val="18"/>
                 <w:szCs w:val="18"/>
               </w:rPr>
-              <w:t xml:space="preserve">–  Carbohydrates — structure, types (monosaccharides, disaccharides, polysaccharides) and functions in living organisms</w:t>
+              <w:t xml:space="preserve">–  Biological molecules: carbohydrates (monosaccharides, disaccharides, polysaccharides)</w:t>
             </w:r>
           </w:p>
           <w:p>
@@ -512,7 +512,7 @@
                 <w:sz w:val="18"/>
                 <w:szCs w:val="18"/>
               </w:rPr>
-              <w:t xml:space="preserve">–  Proteins — structure (amino acids, peptide bonds), types and biological functions</w:t>
+              <w:t xml:space="preserve">–  Lipids: fats, oils and waxes</w:t>
             </w:r>
           </w:p>
           <w:p>
@@ -532,7 +532,7 @@
                 <w:sz w:val="18"/>
                 <w:szCs w:val="18"/>
               </w:rPr>
-              <w:t xml:space="preserve">–  Lipids — structure (fatty acids, glycerol), types (fats, oils, waxes, phospholipids) and functions</w:t>
+              <w:t xml:space="preserve">–  Proteins: amino acids and polypeptides</w:t>
             </w:r>
           </w:p>
           <w:p>
@@ -552,7 +552,7 @@
                 <w:sz w:val="18"/>
                 <w:szCs w:val="18"/>
               </w:rPr>
-              <w:t xml:space="preserve">–  Nucleic acids — DNA and RNA structure and their roles in heredity and protein synthesis</w:t>
+              <w:t xml:space="preserve">–  Food tests: starch (iodine), reducing sugars (Benedict's), proteins (Biuret), lipids (emulsion/ethanol and brown paper test)</w:t>
             </w:r>
           </w:p>
           <w:p>
@@ -572,7 +572,7 @@
                 <w:sz w:val="18"/>
                 <w:szCs w:val="18"/>
               </w:rPr>
-              <w:t xml:space="preserve">–  Vitamins and minerals — classification, sources (local Kenyan foods), deficiency diseases and functions</w:t>
+              <w:t xml:space="preserve">–  Roles of carbohydrates, lipids and proteins in living organisms</w:t>
             </w:r>
           </w:p>
           <w:p>
@@ -592,7 +592,7 @@
                 <w:sz w:val="18"/>
                 <w:szCs w:val="18"/>
               </w:rPr>
-              <w:t xml:space="preserve">–  Water — properties and biological importance in living cells</w:t>
+              <w:t xml:space="preserve">–  Water and mineral salts as chemicals of life</w:t>
             </w:r>
           </w:p>
           <w:p>
@@ -612,7 +612,7 @@
                 <w:sz w:val="18"/>
                 <w:szCs w:val="18"/>
               </w:rPr>
-              <w:t xml:space="preserve">–  Food tests — chemical tests for reducing sugars (Benedict's), starch (iodine), proteins (Biuret), lipids (Sudan III / ethanol emulsion) using locally available food samples (ugali, beans, milk, avocado, sukuma wiki)</w:t>
+              <w:t xml:space="preserve">–  Enzymes: nature, properties and factors affecting enzyme action (temperature, pH)</w:t>
             </w:r>
           </w:p>
         </w:tc>
@@ -697,83 +697,83 @@
                 <w:sz w:val="18"/>
                 <w:szCs w:val="18"/>
               </w:rPr>
-              <w:t xml:space="preserve">a) identify the major chemicals of life (carbohydrates, proteins, lipids, nucleic acids, vitamins, minerals and water) and describe their structures,</w:t>
-            </w:r>
-          </w:p>
-          <w:p>
-            <w:pPr>
-              <w:spacing w:after="40" w:before="0"/>
-              <w:jc w:val="left"/>
-            </w:pPr>
-            <w:r>
-              <w:rPr>
-                <w:rFonts w:ascii="Arial" w:cs="Arial" w:eastAsia="Arial" w:hAnsi="Arial"/>
-                <w:b w:val="false"/>
-                <w:bCs w:val="false"/>
-                <w:i w:val="false"/>
-                <w:iCs w:val="false"/>
-                <w:color w:val="000000"/>
-                <w:sz w:val="18"/>
-                <w:szCs w:val="18"/>
-              </w:rPr>
-              <w:t xml:space="preserve">b) explain the functions of the major chemicals of life in living organisms,</w:t>
-            </w:r>
-          </w:p>
-          <w:p>
-            <w:pPr>
-              <w:spacing w:after="40" w:before="0"/>
-              <w:jc w:val="left"/>
-            </w:pPr>
-            <w:r>
-              <w:rPr>
-                <w:rFonts w:ascii="Arial" w:cs="Arial" w:eastAsia="Arial" w:hAnsi="Arial"/>
-                <w:b w:val="false"/>
-                <w:bCs w:val="false"/>
-                <w:i w:val="false"/>
-                <w:iCs w:val="false"/>
-                <w:color w:val="000000"/>
-                <w:sz w:val="18"/>
-                <w:szCs w:val="18"/>
-              </w:rPr>
-              <w:t xml:space="preserve">c) carry out food tests to identify carbohydrates, proteins and lipids in food substances,</w:t>
-            </w:r>
-          </w:p>
-          <w:p>
-            <w:pPr>
-              <w:spacing w:after="40" w:before="0"/>
-              <w:jc w:val="left"/>
-            </w:pPr>
-            <w:r>
-              <w:rPr>
-                <w:rFonts w:ascii="Arial" w:cs="Arial" w:eastAsia="Arial" w:hAnsi="Arial"/>
-                <w:b w:val="false"/>
-                <w:bCs w:val="false"/>
-                <w:i w:val="false"/>
-                <w:iCs w:val="false"/>
-                <w:color w:val="000000"/>
-                <w:sz w:val="18"/>
-                <w:szCs w:val="18"/>
-              </w:rPr>
-              <w:t xml:space="preserve">d) relate deficiency of specific chemicals of life to diseases and health conditions observed in the community,</w:t>
-            </w:r>
-          </w:p>
-          <w:p>
-            <w:pPr>
-              <w:spacing w:after="40" w:before="0"/>
-              <w:jc w:val="left"/>
-            </w:pPr>
-            <w:r>
-              <w:rPr>
-                <w:rFonts w:ascii="Arial" w:cs="Arial" w:eastAsia="Arial" w:hAnsi="Arial"/>
-                <w:b w:val="false"/>
-                <w:bCs w:val="false"/>
-                <w:i w:val="false"/>
-                <w:iCs w:val="false"/>
-                <w:color w:val="000000"/>
-                <w:sz w:val="18"/>
-                <w:szCs w:val="18"/>
-              </w:rPr>
-              <w:t xml:space="preserve">e) appreciate the importance of a balanced diet containing the chemicals of life for good health and wellbeing.</w:t>
+              <w:t xml:space="preserve">a) describe the chemical composition of carbohydrates, lipids and proteins found in living organisms,</w:t>
+            </w:r>
+          </w:p>
+          <w:p>
+            <w:pPr>
+              <w:spacing w:after="40" w:before="0"/>
+              <w:jc w:val="left"/>
+            </w:pPr>
+            <w:r>
+              <w:rPr>
+                <w:rFonts w:ascii="Arial" w:cs="Arial" w:eastAsia="Arial" w:hAnsi="Arial"/>
+                <w:b w:val="false"/>
+                <w:bCs w:val="false"/>
+                <w:i w:val="false"/>
+                <w:iCs w:val="false"/>
+                <w:color w:val="000000"/>
+                <w:sz w:val="18"/>
+                <w:szCs w:val="18"/>
+              </w:rPr>
+              <w:t xml:space="preserve">b) carry out food tests to identify starch, reducing sugars, proteins and lipids in food samples,</w:t>
+            </w:r>
+          </w:p>
+          <w:p>
+            <w:pPr>
+              <w:spacing w:after="40" w:before="0"/>
+              <w:jc w:val="left"/>
+            </w:pPr>
+            <w:r>
+              <w:rPr>
+                <w:rFonts w:ascii="Arial" w:cs="Arial" w:eastAsia="Arial" w:hAnsi="Arial"/>
+                <w:b w:val="false"/>
+                <w:bCs w:val="false"/>
+                <w:i w:val="false"/>
+                <w:iCs w:val="false"/>
+                <w:color w:val="000000"/>
+                <w:sz w:val="18"/>
+                <w:szCs w:val="18"/>
+              </w:rPr>
+              <w:t xml:space="preserve">c) explain the roles of carbohydrates, lipids and proteins in living organisms,</w:t>
+            </w:r>
+          </w:p>
+          <w:p>
+            <w:pPr>
+              <w:spacing w:after="40" w:before="0"/>
+              <w:jc w:val="left"/>
+            </w:pPr>
+            <w:r>
+              <w:rPr>
+                <w:rFonts w:ascii="Arial" w:cs="Arial" w:eastAsia="Arial" w:hAnsi="Arial"/>
+                <w:b w:val="false"/>
+                <w:bCs w:val="false"/>
+                <w:i w:val="false"/>
+                <w:iCs w:val="false"/>
+                <w:color w:val="000000"/>
+                <w:sz w:val="18"/>
+                <w:szCs w:val="18"/>
+              </w:rPr>
+              <w:t xml:space="preserve">d) investigate the effect of temperature and pH on enzyme action,</w:t>
+            </w:r>
+          </w:p>
+          <w:p>
+            <w:pPr>
+              <w:spacing w:after="40" w:before="0"/>
+              <w:jc w:val="left"/>
+            </w:pPr>
+            <w:r>
+              <w:rPr>
+                <w:rFonts w:ascii="Arial" w:cs="Arial" w:eastAsia="Arial" w:hAnsi="Arial"/>
+                <w:b w:val="false"/>
+                <w:bCs w:val="false"/>
+                <w:i w:val="false"/>
+                <w:iCs w:val="false"/>
+                <w:color w:val="000000"/>
+                <w:sz w:val="18"/>
+                <w:szCs w:val="18"/>
+              </w:rPr>
+              <w:t xml:space="preserve">e) appreciate the importance of the chemicals of life in everyday nutrition and health.</w:t>
             </w:r>
           </w:p>
         </w:tc>
@@ -840,7 +840,7 @@
                 <w:sz w:val="18"/>
                 <w:szCs w:val="18"/>
               </w:rPr>
-              <w:t xml:space="preserve">–  Communication and Collaboration: Learners work in small groups to carry out food tests on local Kenyan food samples (ugali, beans, avocado, milk), record results in shared tables and present findings to the class, developing scientific communication skills.</w:t>
+              <w:t xml:space="preserve">–  Critical Thinking and Problem Solving: Learners analyse food test results and make evidence-based claims about the nutrient content of Kenyan foods.</w:t>
             </w:r>
           </w:p>
           <w:p>
@@ -860,7 +860,7 @@
                 <w:sz w:val="18"/>
                 <w:szCs w:val="18"/>
               </w:rPr>
-              <w:t xml:space="preserve">–  Critical Thinking and Problem Solving: Learners analyse food test results, identify unknown substances in food samples and propose explanations for deficiency diseases observed in Kenyan communities, developing evidence-based reasoning.</w:t>
+              <w:t xml:space="preserve">–  Communication and Collaboration: Learners work in groups to carry out food tests, share findings and revise a class model.</w:t>
             </w:r>
           </w:p>
           <w:p>
@@ -880,7 +880,7 @@
                 <w:sz w:val="18"/>
                 <w:szCs w:val="18"/>
               </w:rPr>
-              <w:t xml:space="preserve">–  Imagination and Creativity: Learners design and construct visual molecular models of carbohydrates, proteins and lipids using locally available materials (bottle tops, straws, clay) to represent biological macromolecules.</w:t>
+              <w:t xml:space="preserve">–  Learning to Learn: Learners track their growing understanding using the Driving Question Board and reflect on how their ideas have changed.</w:t>
             </w:r>
           </w:p>
           <w:p>
@@ -900,7 +900,7 @@
                 <w:sz w:val="18"/>
                 <w:szCs w:val="18"/>
               </w:rPr>
-              <w:t xml:space="preserve">–  Self-efficacy: Learners develop confidence in handling laboratory apparatus and interpreting chemical test results independently, building a sense of scientific competence.</w:t>
+              <w:t xml:space="preserve">–  Digital Literacy: Learners use simulations and digital resources to visualise molecular structures.</w:t>
             </w:r>
           </w:p>
         </w:tc>
@@ -967,7 +967,7 @@
                 <w:sz w:val="18"/>
                 <w:szCs w:val="18"/>
               </w:rPr>
-              <w:t xml:space="preserve">–  Responsibility: The learner safely handles chemicals and laboratory apparatus during food tests and disposes of materials responsibly to protect the school environment.</w:t>
+              <w:t xml:space="preserve">–  Responsibility: Learners handle chemicals and food samples safely and dispose of waste properly.</w:t>
             </w:r>
           </w:p>
           <w:p>
@@ -987,7 +987,7 @@
                 <w:sz w:val="18"/>
                 <w:szCs w:val="18"/>
               </w:rPr>
-              <w:t xml:space="preserve">–  Respect: The learner appreciates diverse dietary practices and food choices across Kenyan communities when discussing sources of the chemicals of life.</w:t>
+              <w:t xml:space="preserve">–  Unity: Learners cooperate in groups when carrying out experiments.</w:t>
             </w:r>
           </w:p>
           <w:p>
@@ -1007,7 +1007,7 @@
                 <w:sz w:val="18"/>
                 <w:szCs w:val="18"/>
               </w:rPr>
-              <w:t xml:space="preserve">–  Unity: The learner collaborates equitably with peers of different backgrounds during group practical activities and model-building tasks.</w:t>
+              <w:t xml:space="preserve">–  Integrity: Learners record and report experimental results honestly.</w:t>
             </w:r>
           </w:p>
           <w:p>
@@ -1027,7 +1027,7 @@
                 <w:sz w:val="18"/>
                 <w:szCs w:val="18"/>
               </w:rPr>
-              <w:t xml:space="preserve">–  Integrity: The learner records food test observations honestly and accurately, even when results do not match predictions.</w:t>
+              <w:t xml:space="preserve">–  Respect: Learners value diverse ideas during discussions.</w:t>
             </w:r>
           </w:p>
         </w:tc>
@@ -1094,7 +1094,7 @@
                 <w:sz w:val="18"/>
                 <w:szCs w:val="18"/>
               </w:rPr>
-              <w:t xml:space="preserve">–  Asking Questions and Defining Problems: Learners generate questions about why different foods cause different health outcomes in Kenyan communities, anchoring inquiry into the chemical composition of food.</w:t>
+              <w:t xml:space="preserve">–  Asking Questions and Defining Problems: Learners generate questions for the Driving Question Board about why ugali and githeri sustain energy.</w:t>
             </w:r>
           </w:p>
           <w:p>
@@ -1114,7 +1114,7 @@
                 <w:sz w:val="18"/>
                 <w:szCs w:val="18"/>
               </w:rPr>
-              <w:t xml:space="preserve">–  Planning and Carrying Out Investigations: Learners plan and conduct systematic food tests (Benedict's, iodine, Biuret, ethanol emulsion) on a range of local food samples, controlling variables and recording observations.</w:t>
+              <w:t xml:space="preserve">–  Developing and Using Models: Learners build and revise a model linking chemicals in food to body function.</w:t>
             </w:r>
           </w:p>
           <w:p>
@@ -1134,7 +1134,7 @@
                 <w:sz w:val="18"/>
                 <w:szCs w:val="18"/>
               </w:rPr>
-              <w:t xml:space="preserve">–  Analysing and Interpreting Data: Learners analyse colour changes from food tests, construct results tables and draw conclusions about the chemical composition of foods such as ugali (starch), nyama choma (protein) and avocado (lipids).</w:t>
+              <w:t xml:space="preserve">–  Planning and Carrying Out Investigations: Learners design and conduct food tests and enzyme experiments.</w:t>
             </w:r>
           </w:p>
           <w:p>
@@ -1154,7 +1154,7 @@
                 <w:sz w:val="18"/>
                 <w:szCs w:val="18"/>
               </w:rPr>
-              <w:t xml:space="preserve">–  Constructing Explanations: Learners use evidence from food tests and molecular structure diagrams to explain how the chemical composition of food relates to its biological function and to observed deficiency diseases.</w:t>
+              <w:t xml:space="preserve">–  Analyzing and Interpreting Data: Learners interpret colour changes and enzyme activity data.</w:t>
             </w:r>
           </w:p>
           <w:p>
@@ -1174,7 +1174,27 @@
                 <w:sz w:val="18"/>
                 <w:szCs w:val="18"/>
               </w:rPr>
-              <w:t xml:space="preserve">–  Developing and Using Models: Learners build and revise physical models of biological macromolecules (monosaccharide chains, amino acid sequences) using craft materials to visualise structure–function relationships.</w:t>
+              <w:t xml:space="preserve">–  Constructing Explanations: Learners explain nutrient roles using evidence.</w:t>
+            </w:r>
+          </w:p>
+          <w:p>
+            <w:pPr>
+              <w:spacing w:after="30" w:before="0"/>
+              <w:ind w:left="360" w:hanging="180"/>
+              <w:jc w:val="left"/>
+            </w:pPr>
+            <w:r>
+              <w:rPr>
+                <w:rFonts w:ascii="Arial" w:cs="Arial" w:eastAsia="Arial" w:hAnsi="Arial"/>
+                <w:b w:val="false"/>
+                <w:bCs w:val="false"/>
+                <w:i w:val="false"/>
+                <w:iCs w:val="false"/>
+                <w:color w:val="000000"/>
+                <w:sz w:val="18"/>
+                <w:szCs w:val="18"/>
+              </w:rPr>
+              <w:t xml:space="preserve">–  Engaging in Argument from Evidence: Learners defend claims about the best food for athletes.</w:t>
             </w:r>
           </w:p>
         </w:tc>
@@ -1241,7 +1261,7 @@
                 <w:sz w:val="18"/>
                 <w:szCs w:val="18"/>
               </w:rPr>
-              <w:t xml:space="preserve">–  Health Education: The learner relates the chemicals of life to nutrition, dietary balance and prevention of deficiency diseases common in Kenya (e.g., kwashiorkor, marasmus, scurvy, rickets, anaemia), promoting informed health choices.</w:t>
+              <w:t xml:space="preserve">–  Health Education: Learners relate balanced diets to nutrition-related conditions such as malnutrition and kwashiorkor.</w:t>
             </w:r>
           </w:p>
           <w:p>
@@ -1261,7 +1281,7 @@
                 <w:sz w:val="18"/>
                 <w:szCs w:val="18"/>
               </w:rPr>
-              <w:t xml:space="preserve">–  Environmental Conservation: The learner uses locally available and recycled materials (bottle tops, straws, clay) to build molecular models, minimising waste and promoting sustainable resource use.</w:t>
+              <w:t xml:space="preserve">–  Safety and Security: Learners follow laboratory safety rules when using iodine, Benedict's and Biuret reagents.</w:t>
             </w:r>
           </w:p>
           <w:p>
@@ -1281,9 +1301,56 @@
                 <w:sz w:val="18"/>
                 <w:szCs w:val="18"/>
               </w:rPr>
-              <w:t xml:space="preserve">–  Safety and Security: The learner observes safe laboratory practices when handling chemicals (Benedict's reagent, iodine solution, Biuret reagent) during food tests, protecting personal and peer safety.</w:t>
-            </w:r>
-          </w:p>
+              <w:t xml:space="preserve">–  Environmental Conservation: Learners use locally available food materials and dispose of waste responsibly.</w:t>
+            </w:r>
+          </w:p>
+        </w:tc>
+      </w:tr>
+      <w:tr>
+        <w:tc>
+          <w:tcPr>
+            <w:tcW w:type="dxa" w:w="3000"/>
+            <w:shd w:fill="D9EEF1" w:color="auto" w:val="clear"/>
+            <w:tcMar>
+              <w:top w:type="dxa" w:w="60"/>
+              <w:left w:type="dxa" w:w="120"/>
+              <w:bottom w:type="dxa" w:w="60"/>
+              <w:right w:type="dxa" w:w="120"/>
+            </w:tcMar>
+            <w:vAlign w:val="top"/>
+          </w:tcPr>
+          <w:p>
+            <w:pPr>
+              <w:spacing w:after="40" w:before="0"/>
+              <w:jc w:val="left"/>
+            </w:pPr>
+            <w:r>
+              <w:rPr>
+                <w:rFonts w:ascii="Arial" w:cs="Arial" w:eastAsia="Arial" w:hAnsi="Arial"/>
+                <w:b/>
+                <w:bCs/>
+                <w:i w:val="false"/>
+                <w:iCs w:val="false"/>
+                <w:color w:val="000000"/>
+                <w:sz w:val="18"/>
+                <w:szCs w:val="18"/>
+              </w:rPr>
+              <w:t xml:space="preserve">Career Connections</w:t>
+            </w:r>
+          </w:p>
+        </w:tc>
+        <w:tc>
+          <w:tcPr>
+            <w:tcW w:type="dxa" w:w="10680"/>
+            <w:shd w:fill="FFFFFF" w:color="auto" w:val="clear"/>
+            <w:tcMar>
+              <w:top w:type="dxa" w:w="60"/>
+              <w:left w:type="dxa" w:w="120"/>
+              <w:bottom w:type="dxa" w:w="60"/>
+              <w:right w:type="dxa" w:w="120"/>
+            </w:tcMar>
+            <w:vAlign w:val="top"/>
+          </w:tcPr>
           <w:p>
             <w:pPr>
               <w:spacing w:after="30" w:before="0"/>
@@ -1301,7 +1368,87 @@
                 <w:sz w:val="18"/>
                 <w:szCs w:val="18"/>
               </w:rPr>
-              <w:t xml:space="preserve">–  Financial Literacy: The learner evaluates the nutritional value of affordable, locally available Kenyan foods to make cost-effective dietary decisions that meet the body's chemical requirements.</w:t>
+              <w:t xml:space="preserve">–  Nutritionist/Dietitian: Plans balanced diets using knowledge of carbohydrates, lipids and proteins.</w:t>
+            </w:r>
+          </w:p>
+          <w:p>
+            <w:pPr>
+              <w:spacing w:after="30" w:before="0"/>
+              <w:ind w:left="360" w:hanging="180"/>
+              <w:jc w:val="left"/>
+            </w:pPr>
+            <w:r>
+              <w:rPr>
+                <w:rFonts w:ascii="Arial" w:cs="Arial" w:eastAsia="Arial" w:hAnsi="Arial"/>
+                <w:b w:val="false"/>
+                <w:bCs w:val="false"/>
+                <w:i w:val="false"/>
+                <w:iCs w:val="false"/>
+                <w:color w:val="000000"/>
+                <w:sz w:val="18"/>
+                <w:szCs w:val="18"/>
+              </w:rPr>
+              <w:t xml:space="preserve">–  Biochemist: Studies the chemical molecules of living organisms.</w:t>
+            </w:r>
+          </w:p>
+          <w:p>
+            <w:pPr>
+              <w:spacing w:after="30" w:before="0"/>
+              <w:ind w:left="360" w:hanging="180"/>
+              <w:jc w:val="left"/>
+            </w:pPr>
+            <w:r>
+              <w:rPr>
+                <w:rFonts w:ascii="Arial" w:cs="Arial" w:eastAsia="Arial" w:hAnsi="Arial"/>
+                <w:b w:val="false"/>
+                <w:bCs w:val="false"/>
+                <w:i w:val="false"/>
+                <w:iCs w:val="false"/>
+                <w:color w:val="000000"/>
+                <w:sz w:val="18"/>
+                <w:szCs w:val="18"/>
+              </w:rPr>
+              <w:t xml:space="preserve">–  Food Technologist: Tests and processes foods such as flour and cooking oil at KEBS-regulated factories.</w:t>
+            </w:r>
+          </w:p>
+          <w:p>
+            <w:pPr>
+              <w:spacing w:after="30" w:before="0"/>
+              <w:ind w:left="360" w:hanging="180"/>
+              <w:jc w:val="left"/>
+            </w:pPr>
+            <w:r>
+              <w:rPr>
+                <w:rFonts w:ascii="Arial" w:cs="Arial" w:eastAsia="Arial" w:hAnsi="Arial"/>
+                <w:b w:val="false"/>
+                <w:bCs w:val="false"/>
+                <w:i w:val="false"/>
+                <w:iCs w:val="false"/>
+                <w:color w:val="000000"/>
+                <w:sz w:val="18"/>
+                <w:szCs w:val="18"/>
+              </w:rPr>
+              <w:t xml:space="preserve">–  Medical Laboratory Technologist: Performs biochemical tests on samples.</w:t>
+            </w:r>
+          </w:p>
+          <w:p>
+            <w:pPr>
+              <w:spacing w:after="30" w:before="0"/>
+              <w:ind w:left="360" w:hanging="180"/>
+              <w:jc w:val="left"/>
+            </w:pPr>
+            <w:r>
+              <w:rPr>
+                <w:rFonts w:ascii="Arial" w:cs="Arial" w:eastAsia="Arial" w:hAnsi="Arial"/>
+                <w:b w:val="false"/>
+                <w:bCs w:val="false"/>
+                <w:i w:val="false"/>
+                <w:iCs w:val="false"/>
+                <w:color w:val="000000"/>
+                <w:sz w:val="18"/>
+                <w:szCs w:val="18"/>
+              </w:rPr>
+              <w:t xml:space="preserve">–  Agricultural Extension Officer: Advises farmers on nutritious crops and livestock feeds.</w:t>
             </w:r>
           </w:p>
         </w:tc>
@@ -1310,32 +1457,32 @@
         <w:tc>
           <w:tcPr>
             <w:tcW w:type="dxa" w:w="3000"/>
-            <w:shd w:fill="D9EEF1" w:color="auto" w:val="clear"/>
-            <w:tcMar>
-              <w:top w:type="dxa" w:w="60"/>
-              <w:left w:type="dxa" w:w="120"/>
-              <w:bottom w:type="dxa" w:w="60"/>
-              <w:right w:type="dxa" w:w="120"/>
-            </w:tcMar>
-            <w:vAlign w:val="top"/>
-          </w:tcPr>
-          <w:p>
-            <w:pPr>
-              <w:spacing w:after="40" w:before="0"/>
-              <w:jc w:val="left"/>
-            </w:pPr>
-            <w:r>
-              <w:rPr>
-                <w:rFonts w:ascii="Arial" w:cs="Arial" w:eastAsia="Arial" w:hAnsi="Arial"/>
-                <w:b/>
-                <w:bCs/>
-                <w:i w:val="false"/>
-                <w:iCs w:val="false"/>
-                <w:color w:val="000000"/>
-                <w:sz w:val="18"/>
-                <w:szCs w:val="18"/>
-              </w:rPr>
-              <w:t xml:space="preserve">Career Connections</w:t>
+            <w:shd w:fill="D5E8F0" w:color="auto" w:val="clear"/>
+            <w:tcMar>
+              <w:top w:type="dxa" w:w="60"/>
+              <w:left w:type="dxa" w:w="120"/>
+              <w:bottom w:type="dxa" w:w="60"/>
+              <w:right w:type="dxa" w:w="120"/>
+            </w:tcMar>
+            <w:vAlign w:val="top"/>
+          </w:tcPr>
+          <w:p>
+            <w:pPr>
+              <w:spacing w:after="40" w:before="0"/>
+              <w:jc w:val="left"/>
+            </w:pPr>
+            <w:r>
+              <w:rPr>
+                <w:rFonts w:ascii="Arial" w:cs="Arial" w:eastAsia="Arial" w:hAnsi="Arial"/>
+                <w:b/>
+                <w:bCs/>
+                <w:i w:val="false"/>
+                <w:iCs w:val="false"/>
+                <w:color w:val="000000"/>
+                <w:sz w:val="18"/>
+                <w:szCs w:val="18"/>
+              </w:rPr>
+              <w:t xml:space="preserve">Focus for Lessons</w:t>
             </w:r>
           </w:p>
         </w:tc>
@@ -1353,6 +1500,441 @@
           </w:tcPr>
           <w:p>
             <w:pPr>
+              <w:spacing w:after="40" w:before="0"/>
+              <w:jc w:val="left"/>
+            </w:pPr>
+            <w:r>
+              <w:rPr>
+                <w:rFonts w:ascii="Arial" w:cs="Arial" w:eastAsia="Arial" w:hAnsi="Arial"/>
+                <w:b w:val="false"/>
+                <w:bCs w:val="false"/>
+                <w:i w:val="false"/>
+                <w:iCs w:val="false"/>
+                <w:color w:val="000000"/>
+                <w:sz w:val="18"/>
+                <w:szCs w:val="18"/>
+              </w:rPr>
+              <w:t xml:space="preserve">This unit helps learners discover that the energy, growth and strength seen in Kenyan athletes come from the chemicals in everyday foods. Learners investigate through food tests, enzyme experiments and modelling. They revise a cumulative model throughout the six lessons to connect food molecules to body function.</w:t>
+            </w:r>
+          </w:p>
+        </w:tc>
+      </w:tr>
+      <w:tr>
+        <w:tc>
+          <w:tcPr>
+            <w:tcW w:type="dxa" w:w="3000"/>
+            <w:shd w:fill="EAD1F5" w:color="auto" w:val="clear"/>
+            <w:tcMar>
+              <w:top w:type="dxa" w:w="60"/>
+              <w:left w:type="dxa" w:w="120"/>
+              <w:bottom w:type="dxa" w:w="60"/>
+              <w:right w:type="dxa" w:w="120"/>
+            </w:tcMar>
+            <w:vAlign w:val="top"/>
+          </w:tcPr>
+          <w:p>
+            <w:pPr>
+              <w:spacing w:after="40" w:before="0"/>
+              <w:jc w:val="left"/>
+            </w:pPr>
+            <w:r>
+              <w:rPr>
+                <w:rFonts w:ascii="Arial" w:cs="Arial" w:eastAsia="Arial" w:hAnsi="Arial"/>
+                <w:b/>
+                <w:bCs/>
+                <w:i w:val="false"/>
+                <w:iCs w:val="false"/>
+                <w:color w:val="000000"/>
+                <w:sz w:val="18"/>
+                <w:szCs w:val="18"/>
+              </w:rPr>
+              <w:t xml:space="preserve">Driving Question / Key Inquiry Questions</w:t>
+            </w:r>
+          </w:p>
+        </w:tc>
+        <w:tc>
+          <w:tcPr>
+            <w:tcW w:type="dxa" w:w="10680"/>
+            <w:shd w:fill="FFFFFF" w:color="auto" w:val="clear"/>
+            <w:tcMar>
+              <w:top w:type="dxa" w:w="60"/>
+              <w:left w:type="dxa" w:w="120"/>
+              <w:bottom w:type="dxa" w:w="60"/>
+              <w:right w:type="dxa" w:w="120"/>
+            </w:tcMar>
+            <w:vAlign w:val="top"/>
+          </w:tcPr>
+          <w:p>
+            <w:pPr>
+              <w:spacing w:after="40" w:before="0"/>
+              <w:jc w:val="left"/>
+            </w:pPr>
+            <w:r>
+              <w:rPr>
+                <w:rFonts w:ascii="Arial" w:cs="Arial" w:eastAsia="Arial" w:hAnsi="Arial"/>
+                <w:b w:val="false"/>
+                <w:bCs w:val="false"/>
+                <w:i w:val="false"/>
+                <w:iCs w:val="false"/>
+                <w:color w:val="000000"/>
+                <w:sz w:val="18"/>
+                <w:szCs w:val="18"/>
+              </w:rPr>
+              <w:t xml:space="preserve">DRIVING QUESTION: How do the simple foods Kenyan athletes eat, like ugali, githeri and beans, provide the chemicals their bodies need for energy, growth and repair?</w:t>
+            </w:r>
+          </w:p>
+          <w:p>
+            <w:pPr>
+              <w:spacing w:after="40" w:before="0"/>
+              <w:jc w:val="left"/>
+            </w:pPr>
+            <w:r>
+              <w:rPr>
+                <w:rFonts w:ascii="Arial" w:cs="Arial" w:eastAsia="Arial" w:hAnsi="Arial"/>
+                <w:b w:val="false"/>
+                <w:bCs w:val="false"/>
+                <w:i w:val="false"/>
+                <w:iCs w:val="false"/>
+                <w:color w:val="000000"/>
+                <w:sz w:val="18"/>
+                <w:szCs w:val="18"/>
+              </w:rPr>
+              <w:t xml:space="preserve"/>
+            </w:r>
+          </w:p>
+          <w:p>
+            <w:pPr>
+              <w:spacing w:after="40" w:before="0"/>
+              <w:jc w:val="left"/>
+            </w:pPr>
+            <w:r>
+              <w:rPr>
+                <w:rFonts w:ascii="Arial" w:cs="Arial" w:eastAsia="Arial" w:hAnsi="Arial"/>
+                <w:b w:val="false"/>
+                <w:bCs w:val="false"/>
+                <w:i w:val="false"/>
+                <w:iCs w:val="false"/>
+                <w:color w:val="000000"/>
+                <w:sz w:val="18"/>
+                <w:szCs w:val="18"/>
+              </w:rPr>
+              <w:t xml:space="preserve">KICD KEY INQUIRY QUESTIONS:</w:t>
+            </w:r>
+          </w:p>
+          <w:p>
+            <w:pPr>
+              <w:spacing w:after="40" w:before="0"/>
+              <w:jc w:val="left"/>
+            </w:pPr>
+            <w:r>
+              <w:rPr>
+                <w:rFonts w:ascii="Arial" w:cs="Arial" w:eastAsia="Arial" w:hAnsi="Arial"/>
+                <w:b w:val="false"/>
+                <w:bCs w:val="false"/>
+                <w:i w:val="false"/>
+                <w:iCs w:val="false"/>
+                <w:color w:val="000000"/>
+                <w:sz w:val="18"/>
+                <w:szCs w:val="18"/>
+              </w:rPr>
+              <w:t xml:space="preserve">1. What are the chemicals of life?</w:t>
+            </w:r>
+          </w:p>
+          <w:p>
+            <w:pPr>
+              <w:spacing w:after="40" w:before="0"/>
+              <w:jc w:val="left"/>
+            </w:pPr>
+            <w:r>
+              <w:rPr>
+                <w:rFonts w:ascii="Arial" w:cs="Arial" w:eastAsia="Arial" w:hAnsi="Arial"/>
+                <w:b w:val="false"/>
+                <w:bCs w:val="false"/>
+                <w:i w:val="false"/>
+                <w:iCs w:val="false"/>
+                <w:color w:val="000000"/>
+                <w:sz w:val="18"/>
+                <w:szCs w:val="18"/>
+              </w:rPr>
+              <w:t xml:space="preserve">2. How do chemicals of life contribute to the functioning of living organisms?</w:t>
+            </w:r>
+          </w:p>
+        </w:tc>
+      </w:tr>
+      <w:tr>
+        <w:tc>
+          <w:tcPr>
+            <w:tcW w:type="dxa" w:w="3000"/>
+            <w:shd w:fill="EAD1F5" w:color="auto" w:val="clear"/>
+            <w:tcMar>
+              <w:top w:type="dxa" w:w="60"/>
+              <w:left w:type="dxa" w:w="120"/>
+              <w:bottom w:type="dxa" w:w="60"/>
+              <w:right w:type="dxa" w:w="120"/>
+            </w:tcMar>
+            <w:vAlign w:val="top"/>
+          </w:tcPr>
+          <w:p>
+            <w:pPr>
+              <w:spacing w:after="40" w:before="0"/>
+              <w:jc w:val="left"/>
+            </w:pPr>
+            <w:r>
+              <w:rPr>
+                <w:rFonts w:ascii="Arial" w:cs="Arial" w:eastAsia="Arial" w:hAnsi="Arial"/>
+                <w:b/>
+                <w:bCs/>
+                <w:i w:val="false"/>
+                <w:iCs w:val="false"/>
+                <w:color w:val="000000"/>
+                <w:sz w:val="18"/>
+                <w:szCs w:val="18"/>
+              </w:rPr>
+              <w:t xml:space="preserve">Anchoring Phenomenon</w:t>
+            </w:r>
+          </w:p>
+        </w:tc>
+        <w:tc>
+          <w:tcPr>
+            <w:tcW w:type="dxa" w:w="10680"/>
+            <w:shd w:fill="FFFFFF" w:color="auto" w:val="clear"/>
+            <w:tcMar>
+              <w:top w:type="dxa" w:w="60"/>
+              <w:left w:type="dxa" w:w="120"/>
+              <w:bottom w:type="dxa" w:w="60"/>
+              <w:right w:type="dxa" w:w="120"/>
+            </w:tcMar>
+            <w:vAlign w:val="top"/>
+          </w:tcPr>
+          <w:p>
+            <w:pPr>
+              <w:spacing w:after="40" w:before="0"/>
+              <w:jc w:val="left"/>
+            </w:pPr>
+            <w:r>
+              <w:rPr>
+                <w:rFonts w:ascii="Arial" w:cs="Arial" w:eastAsia="Arial" w:hAnsi="Arial"/>
+                <w:b w:val="false"/>
+                <w:bCs w:val="false"/>
+                <w:i w:val="false"/>
+                <w:iCs w:val="false"/>
+                <w:color w:val="000000"/>
+                <w:sz w:val="18"/>
+                <w:szCs w:val="18"/>
+              </w:rPr>
+              <w:t xml:space="preserve">Kenyan long-distance runners from Iten in the Rift Valley, such as Eliud Kipchoge, traditionally eat a diet dominated by ugali, githeri, sukuma wiki, beans and milk, with little processed food. Yet they run at world-record pace for hours. Learners observe that a plate of ugali and beans looks plain and unrelated to the athlete's performance. The puzzle is how simple foods supply the energy, repair and body-building materials for such extreme performance, and what chemicals in the food make this possible.</w:t>
+            </w:r>
+          </w:p>
+        </w:tc>
+      </w:tr>
+      <w:tr>
+        <w:tc>
+          <w:tcPr>
+            <w:tcW w:type="dxa" w:w="3000"/>
+            <w:shd w:fill="D9EEF1" w:color="auto" w:val="clear"/>
+            <w:tcMar>
+              <w:top w:type="dxa" w:w="60"/>
+              <w:left w:type="dxa" w:w="120"/>
+              <w:bottom w:type="dxa" w:w="60"/>
+              <w:right w:type="dxa" w:w="120"/>
+            </w:tcMar>
+            <w:vAlign w:val="top"/>
+          </w:tcPr>
+          <w:p>
+            <w:pPr>
+              <w:spacing w:after="40" w:before="0"/>
+              <w:jc w:val="left"/>
+            </w:pPr>
+            <w:r>
+              <w:rPr>
+                <w:rFonts w:ascii="Arial" w:cs="Arial" w:eastAsia="Arial" w:hAnsi="Arial"/>
+                <w:b/>
+                <w:bCs/>
+                <w:i w:val="false"/>
+                <w:iCs w:val="false"/>
+                <w:color w:val="000000"/>
+                <w:sz w:val="18"/>
+                <w:szCs w:val="18"/>
+              </w:rPr>
+              <w:t xml:space="preserve">Storyline Thread</w:t>
+            </w:r>
+          </w:p>
+        </w:tc>
+        <w:tc>
+          <w:tcPr>
+            <w:tcW w:type="dxa" w:w="10680"/>
+            <w:shd w:fill="FFFFFF" w:color="auto" w:val="clear"/>
+            <w:tcMar>
+              <w:top w:type="dxa" w:w="60"/>
+              <w:left w:type="dxa" w:w="120"/>
+              <w:bottom w:type="dxa" w:w="60"/>
+              <w:right w:type="dxa" w:w="120"/>
+            </w:tcMar>
+            <w:vAlign w:val="top"/>
+          </w:tcPr>
+          <w:p>
+            <w:pPr>
+              <w:spacing w:after="40" w:before="0"/>
+              <w:jc w:val="left"/>
+            </w:pPr>
+            <w:r>
+              <w:rPr>
+                <w:rFonts w:ascii="Arial" w:cs="Arial" w:eastAsia="Arial" w:hAnsi="Arial"/>
+                <w:b w:val="false"/>
+                <w:bCs w:val="false"/>
+                <w:i w:val="false"/>
+                <w:iCs w:val="false"/>
+                <w:color w:val="000000"/>
+                <w:sz w:val="18"/>
+                <w:szCs w:val="18"/>
+              </w:rPr>
+              <w:t xml:space="preserve">Lesson 1: Predict what makes up a plate of ugali and beans and why athletes eat it; introduce the phenomenon, create the Driving Question Board and draw an initial model; introduce carbohydrates, lipids and proteins as chemicals of life.</w:t>
+            </w:r>
+          </w:p>
+          <w:p>
+            <w:pPr>
+              <w:spacing w:after="40" w:before="0"/>
+              <w:jc w:val="left"/>
+            </w:pPr>
+            <w:r>
+              <w:rPr>
+                <w:rFonts w:ascii="Arial" w:cs="Arial" w:eastAsia="Arial" w:hAnsi="Arial"/>
+                <w:b w:val="false"/>
+                <w:bCs w:val="false"/>
+                <w:i w:val="false"/>
+                <w:iCs w:val="false"/>
+                <w:color w:val="000000"/>
+                <w:sz w:val="18"/>
+                <w:szCs w:val="18"/>
+              </w:rPr>
+              <w:t xml:space="preserve">Lesson 2: Carbohydrates, structure (monosaccharides, disaccharides, polysaccharides) and tests for starch and reducing sugars on maize flour, sugarcane juice, ripe bananas and sweet potato.</w:t>
+            </w:r>
+          </w:p>
+          <w:p>
+            <w:pPr>
+              <w:spacing w:after="40" w:before="0"/>
+              <w:jc w:val="left"/>
+            </w:pPr>
+            <w:r>
+              <w:rPr>
+                <w:rFonts w:ascii="Arial" w:cs="Arial" w:eastAsia="Arial" w:hAnsi="Arial"/>
+                <w:b w:val="false"/>
+                <w:bCs w:val="false"/>
+                <w:i w:val="false"/>
+                <w:iCs w:val="false"/>
+                <w:color w:val="000000"/>
+                <w:sz w:val="18"/>
+                <w:szCs w:val="18"/>
+              </w:rPr>
+              <w:t xml:space="preserve">Lesson 3: Proteins and amino acids; Biuret test on beans, milk, eggs and omena; explain the roles of proteins in growth and repair; add to DQB and revise the model.</w:t>
+            </w:r>
+          </w:p>
+          <w:p>
+            <w:pPr>
+              <w:spacing w:after="40" w:before="0"/>
+              <w:jc w:val="left"/>
+            </w:pPr>
+            <w:r>
+              <w:rPr>
+                <w:rFonts w:ascii="Arial" w:cs="Arial" w:eastAsia="Arial" w:hAnsi="Arial"/>
+                <w:b w:val="false"/>
+                <w:bCs w:val="false"/>
+                <w:i w:val="false"/>
+                <w:iCs w:val="false"/>
+                <w:color w:val="000000"/>
+                <w:sz w:val="18"/>
+                <w:szCs w:val="18"/>
+              </w:rPr>
+              <w:t xml:space="preserve">Lesson 4: Lipids: fats, oils and waxes; emulsion and brown paper tests on groundnuts, cooking oil, mandazi and nyama choma; explain the roles of lipids in energy storage and insulation.</w:t>
+            </w:r>
+          </w:p>
+          <w:p>
+            <w:pPr>
+              <w:spacing w:after="40" w:before="0"/>
+              <w:jc w:val="left"/>
+            </w:pPr>
+            <w:r>
+              <w:rPr>
+                <w:rFonts w:ascii="Arial" w:cs="Arial" w:eastAsia="Arial" w:hAnsi="Arial"/>
+                <w:b w:val="false"/>
+                <w:bCs w:val="false"/>
+                <w:i w:val="false"/>
+                <w:iCs w:val="false"/>
+                <w:color w:val="000000"/>
+                <w:sz w:val="18"/>
+                <w:szCs w:val="18"/>
+              </w:rPr>
+              <w:t xml:space="preserve">Lesson 5: Enzymes: why saliva makes ugali taste sweet; investigate the effect of temperature and pH on amylase or catalase activity; interpret data and explain enzyme specificity.</w:t>
+            </w:r>
+          </w:p>
+          <w:p>
+            <w:pPr>
+              <w:spacing w:after="40" w:before="0"/>
+              <w:jc w:val="left"/>
+            </w:pPr>
+            <w:r>
+              <w:rPr>
+                <w:rFonts w:ascii="Arial" w:cs="Arial" w:eastAsia="Arial" w:hAnsi="Arial"/>
+                <w:b w:val="false"/>
+                <w:bCs w:val="false"/>
+                <w:i w:val="false"/>
+                <w:iCs w:val="false"/>
+                <w:color w:val="000000"/>
+                <w:sz w:val="18"/>
+                <w:szCs w:val="18"/>
+              </w:rPr>
+              <w:t xml:space="preserve">Lesson 6: Synthesis: analyse and compare nutrient content of Kenyan meals, argue from evidence which meal best supports an athlete, finalise the cumulative model and answer the Driving Question Board.</w:t>
+            </w:r>
+          </w:p>
+        </w:tc>
+      </w:tr>
+      <w:tr>
+        <w:tc>
+          <w:tcPr>
+            <w:tcW w:type="dxa" w:w="3000"/>
+            <w:shd w:fill="EAD1F5" w:color="auto" w:val="clear"/>
+            <w:tcMar>
+              <w:top w:type="dxa" w:w="60"/>
+              <w:left w:type="dxa" w:w="120"/>
+              <w:bottom w:type="dxa" w:w="60"/>
+              <w:right w:type="dxa" w:w="120"/>
+            </w:tcMar>
+            <w:vAlign w:val="top"/>
+          </w:tcPr>
+          <w:p>
+            <w:pPr>
+              <w:spacing w:after="40" w:before="0"/>
+              <w:jc w:val="left"/>
+            </w:pPr>
+            <w:r>
+              <w:rPr>
+                <w:rFonts w:ascii="Arial" w:cs="Arial" w:eastAsia="Arial" w:hAnsi="Arial"/>
+                <w:b/>
+                <w:bCs/>
+                <w:i w:val="false"/>
+                <w:iCs w:val="false"/>
+                <w:color w:val="000000"/>
+                <w:sz w:val="18"/>
+                <w:szCs w:val="18"/>
+              </w:rPr>
+              <w:t xml:space="preserve">Supporting Phenomena</w:t>
+            </w:r>
+          </w:p>
+        </w:tc>
+        <w:tc>
+          <w:tcPr>
+            <w:tcW w:type="dxa" w:w="10680"/>
+            <w:shd w:fill="FFFFFF" w:color="auto" w:val="clear"/>
+            <w:tcMar>
+              <w:top w:type="dxa" w:w="60"/>
+              <w:left w:type="dxa" w:w="120"/>
+              <w:bottom w:type="dxa" w:w="60"/>
+              <w:right w:type="dxa" w:w="120"/>
+            </w:tcMar>
+            <w:vAlign w:val="top"/>
+          </w:tcPr>
+          <w:p>
+            <w:pPr>
               <w:spacing w:after="30" w:before="0"/>
               <w:ind w:left="360" w:hanging="180"/>
               <w:jc w:val="left"/>
@@ -1368,7 +1950,7 @@
                 <w:sz w:val="18"/>
                 <w:szCs w:val="18"/>
               </w:rPr>
-              <w:t xml:space="preserve">–  Nutritionist / Dietitian: Understanding the chemicals of life and their functions in the body is foundational to advising individuals and communities on healthy, balanced diets using locally available Kenyan foods.</w:t>
+              <w:t xml:space="preserve">–  Chewing a piece of ugali for a long time makes it taste sweet, showing starch being broken down by enzymes in saliva.</w:t>
             </w:r>
           </w:p>
           <w:p>
@@ -1388,7 +1970,7 @@
                 <w:sz w:val="18"/>
                 <w:szCs w:val="18"/>
               </w:rPr>
-              <w:t xml:space="preserve">–  Biochemist: The study of carbohydrates, proteins, lipids and nucleic acids at the molecular level is the core of biochemistry research in institutions such as the Kenya Medical Research Institute (KEMRI).</w:t>
+              <w:t xml:space="preserve">–  A mandazi or a piece of nyama choma leaves a translucent grease spot on paper, showing the presence of lipids.</w:t>
             </w:r>
           </w:p>
           <w:p>
@@ -1408,7 +1990,7 @@
                 <w:sz w:val="18"/>
                 <w:szCs w:val="18"/>
               </w:rPr>
-              <w:t xml:space="preserve">–  Medical Laboratory Technologist: Performing chemical food tests mirrors the diagnostic laboratory tests used in hospitals across Kenya to analyse blood composition, urine and tissue samples.</w:t>
+              <w:t xml:space="preserve">–  Milk left out in Kisumu's heat curdles into mala or sours, showing how temperature and pH affect proteins.</w:t>
             </w:r>
           </w:p>
           <w:p>
@@ -1428,818 +2010,7 @@
                 <w:sz w:val="18"/>
                 <w:szCs w:val="18"/>
               </w:rPr>
-              <w:t xml:space="preserve">–  Food Scientist / Technologist: Knowledge of food chemistry is essential for food processing, quality control and product development in Kenya's agri-food industry (e.g., maize milling, dairy processing in Eldoret).</w:t>
-            </w:r>
-          </w:p>
-          <w:p>
-            <w:pPr>
-              <w:spacing w:after="30" w:before="0"/>
-              <w:ind w:left="360" w:hanging="180"/>
-              <w:jc w:val="left"/>
-            </w:pPr>
-            <w:r>
-              <w:rPr>
-                <w:rFonts w:ascii="Arial" w:cs="Arial" w:eastAsia="Arial" w:hAnsi="Arial"/>
-                <w:b w:val="false"/>
-                <w:bCs w:val="false"/>
-                <w:i w:val="false"/>
-                <w:iCs w:val="false"/>
-                <w:color w:val="000000"/>
-                <w:sz w:val="18"/>
-                <w:szCs w:val="18"/>
-              </w:rPr>
-              <w:t xml:space="preserve">–  Pharmacist: Understanding proteins, lipids and nucleic acids is critical for drug design, including vaccines and biologics produced or distributed in Kenya.</w:t>
-            </w:r>
-          </w:p>
-          <w:p>
-            <w:pPr>
-              <w:spacing w:after="30" w:before="0"/>
-              <w:ind w:left="360" w:hanging="180"/>
-              <w:jc w:val="left"/>
-            </w:pPr>
-            <w:r>
-              <w:rPr>
-                <w:rFonts w:ascii="Arial" w:cs="Arial" w:eastAsia="Arial" w:hAnsi="Arial"/>
-                <w:b w:val="false"/>
-                <w:bCs w:val="false"/>
-                <w:i w:val="false"/>
-                <w:iCs w:val="false"/>
-                <w:color w:val="000000"/>
-                <w:sz w:val="18"/>
-                <w:szCs w:val="18"/>
-              </w:rPr>
-              <w:t xml:space="preserve">–  Agricultural Scientist: Relating soil minerals and plant biochemistry to crop nutritional value supports agricultural research at institutions such as KARI (Kenya Agricultural and Livestock Research Organization).</w:t>
-            </w:r>
-          </w:p>
-        </w:tc>
-      </w:tr>
-      <w:tr>
-        <w:tc>
-          <w:tcPr>
-            <w:tcW w:type="dxa" w:w="3000"/>
-            <w:shd w:fill="D5E8F0" w:color="auto" w:val="clear"/>
-            <w:tcMar>
-              <w:top w:type="dxa" w:w="60"/>
-              <w:left w:type="dxa" w:w="120"/>
-              <w:bottom w:type="dxa" w:w="60"/>
-              <w:right w:type="dxa" w:w="120"/>
-            </w:tcMar>
-            <w:vAlign w:val="top"/>
-          </w:tcPr>
-          <w:p>
-            <w:pPr>
-              <w:spacing w:after="40" w:before="0"/>
-              <w:jc w:val="left"/>
-            </w:pPr>
-            <w:r>
-              <w:rPr>
-                <w:rFonts w:ascii="Arial" w:cs="Arial" w:eastAsia="Arial" w:hAnsi="Arial"/>
-                <w:b/>
-                <w:bCs/>
-                <w:i w:val="false"/>
-                <w:iCs w:val="false"/>
-                <w:color w:val="000000"/>
-                <w:sz w:val="18"/>
-                <w:szCs w:val="18"/>
-              </w:rPr>
-              <w:t xml:space="preserve">Focus for Lessons</w:t>
-            </w:r>
-          </w:p>
-        </w:tc>
-        <w:tc>
-          <w:tcPr>
-            <w:tcW w:type="dxa" w:w="10680"/>
-            <w:shd w:fill="FFFFFF" w:color="auto" w:val="clear"/>
-            <w:tcMar>
-              <w:top w:type="dxa" w:w="60"/>
-              <w:left w:type="dxa" w:w="120"/>
-              <w:bottom w:type="dxa" w:w="60"/>
-              <w:right w:type="dxa" w:w="120"/>
-            </w:tcMar>
-            <w:vAlign w:val="top"/>
-          </w:tcPr>
-          <w:p>
-            <w:pPr>
-              <w:spacing w:after="40" w:before="0"/>
-              <w:jc w:val="left"/>
-            </w:pPr>
-            <w:r>
-              <w:rPr>
-                <w:rFonts w:ascii="Arial" w:cs="Arial" w:eastAsia="Arial" w:hAnsi="Arial"/>
-                <w:b w:val="false"/>
-                <w:bCs w:val="false"/>
-                <w:i w:val="false"/>
-                <w:iCs w:val="false"/>
-                <w:color w:val="000000"/>
-                <w:sz w:val="18"/>
-                <w:szCs w:val="18"/>
-              </w:rPr>
-              <w:t xml:space="preserve">This unit investigates the major biological macromolecules — carbohydrates, proteins, lipids and nucleic acids — alongside vitamins, minerals and water, and their essential roles in living organisms. Using a phenomenon-driven, hands-on approach, learners conduct chemical food tests on familiar Kenyan foods (ugali, beans, avocado, nyama choma, sukuma wiki) to discover what these foods are made of at the molecular level and why that matters for health. The unit connects molecular biology to real-world nutritional challenges in Kenyan communities, empowering learners to make evidence-based decisions about diet and health.</w:t>
-            </w:r>
-          </w:p>
-        </w:tc>
-      </w:tr>
-      <w:tr>
-        <w:tc>
-          <w:tcPr>
-            <w:tcW w:type="dxa" w:w="3000"/>
-            <w:shd w:fill="EAD1F5" w:color="auto" w:val="clear"/>
-            <w:tcMar>
-              <w:top w:type="dxa" w:w="60"/>
-              <w:left w:type="dxa" w:w="120"/>
-              <w:bottom w:type="dxa" w:w="60"/>
-              <w:right w:type="dxa" w:w="120"/>
-            </w:tcMar>
-            <w:vAlign w:val="top"/>
-          </w:tcPr>
-          <w:p>
-            <w:pPr>
-              <w:spacing w:after="40" w:before="0"/>
-              <w:jc w:val="left"/>
-            </w:pPr>
-            <w:r>
-              <w:rPr>
-                <w:rFonts w:ascii="Arial" w:cs="Arial" w:eastAsia="Arial" w:hAnsi="Arial"/>
-                <w:b/>
-                <w:bCs/>
-                <w:i w:val="false"/>
-                <w:iCs w:val="false"/>
-                <w:color w:val="000000"/>
-                <w:sz w:val="18"/>
-                <w:szCs w:val="18"/>
-              </w:rPr>
-              <w:t xml:space="preserve">Driving Question / Key Inquiry Questions</w:t>
-            </w:r>
-          </w:p>
-        </w:tc>
-        <w:tc>
-          <w:tcPr>
-            <w:tcW w:type="dxa" w:w="10680"/>
-            <w:shd w:fill="FFFFFF" w:color="auto" w:val="clear"/>
-            <w:tcMar>
-              <w:top w:type="dxa" w:w="60"/>
-              <w:left w:type="dxa" w:w="120"/>
-              <w:bottom w:type="dxa" w:w="60"/>
-              <w:right w:type="dxa" w:w="120"/>
-            </w:tcMar>
-            <w:vAlign w:val="top"/>
-          </w:tcPr>
-          <w:p>
-            <w:pPr>
-              <w:spacing w:after="40" w:before="0"/>
-              <w:jc w:val="left"/>
-            </w:pPr>
-            <w:r>
-              <w:rPr>
-                <w:rFonts w:ascii="Arial" w:cs="Arial" w:eastAsia="Arial" w:hAnsi="Arial"/>
-                <w:b w:val="false"/>
-                <w:bCs w:val="false"/>
-                <w:i w:val="false"/>
-                <w:iCs w:val="false"/>
-                <w:color w:val="000000"/>
-                <w:sz w:val="18"/>
-                <w:szCs w:val="18"/>
-              </w:rPr>
-              <w:t xml:space="preserve">DRIVING QUESTION: Why do two children in Kisumu eating the same amount of food every day end up with completely different bodies — and what does that tell us about what food is really made of?</w:t>
-            </w:r>
-          </w:p>
-          <w:p>
-            <w:pPr>
-              <w:spacing w:after="40" w:before="0"/>
-              <w:jc w:val="left"/>
-            </w:pPr>
-            <w:r>
-              <w:rPr>
-                <w:rFonts w:ascii="Arial" w:cs="Arial" w:eastAsia="Arial" w:hAnsi="Arial"/>
-                <w:b w:val="false"/>
-                <w:bCs w:val="false"/>
-                <w:i w:val="false"/>
-                <w:iCs w:val="false"/>
-                <w:color w:val="000000"/>
-                <w:sz w:val="18"/>
-                <w:szCs w:val="18"/>
-              </w:rPr>
-              <w:t xml:space="preserve"/>
-            </w:r>
-          </w:p>
-          <w:p>
-            <w:pPr>
-              <w:spacing w:after="40" w:before="0"/>
-              <w:jc w:val="left"/>
-            </w:pPr>
-            <w:r>
-              <w:rPr>
-                <w:rFonts w:ascii="Arial" w:cs="Arial" w:eastAsia="Arial" w:hAnsi="Arial"/>
-                <w:b w:val="false"/>
-                <w:bCs w:val="false"/>
-                <w:i w:val="false"/>
-                <w:iCs w:val="false"/>
-                <w:color w:val="000000"/>
-                <w:sz w:val="18"/>
-                <w:szCs w:val="18"/>
-              </w:rPr>
-              <w:t xml:space="preserve">KICD KEY INQUIRY QUESTIONS:</w:t>
-            </w:r>
-          </w:p>
-          <w:p>
-            <w:pPr>
-              <w:spacing w:after="40" w:before="0"/>
-              <w:jc w:val="left"/>
-            </w:pPr>
-            <w:r>
-              <w:rPr>
-                <w:rFonts w:ascii="Arial" w:cs="Arial" w:eastAsia="Arial" w:hAnsi="Arial"/>
-                <w:b w:val="false"/>
-                <w:bCs w:val="false"/>
-                <w:i w:val="false"/>
-                <w:iCs w:val="false"/>
-                <w:color w:val="000000"/>
-                <w:sz w:val="18"/>
-                <w:szCs w:val="18"/>
-              </w:rPr>
-              <w:t xml:space="preserve">1. What are the chemicals of life and what roles do they play in living organisms?</w:t>
-            </w:r>
-          </w:p>
-          <w:p>
-            <w:pPr>
-              <w:spacing w:after="40" w:before="0"/>
-              <w:jc w:val="left"/>
-            </w:pPr>
-            <w:r>
-              <w:rPr>
-                <w:rFonts w:ascii="Arial" w:cs="Arial" w:eastAsia="Arial" w:hAnsi="Arial"/>
-                <w:b w:val="false"/>
-                <w:bCs w:val="false"/>
-                <w:i w:val="false"/>
-                <w:iCs w:val="false"/>
-                <w:color w:val="000000"/>
-                <w:sz w:val="18"/>
-                <w:szCs w:val="18"/>
-              </w:rPr>
-              <w:t xml:space="preserve">2. How can we identify the chemicals present in different foods using chemical tests?</w:t>
-            </w:r>
-          </w:p>
-        </w:tc>
-      </w:tr>
-      <w:tr>
-        <w:tc>
-          <w:tcPr>
-            <w:tcW w:type="dxa" w:w="3000"/>
-            <w:shd w:fill="EAD1F5" w:color="auto" w:val="clear"/>
-            <w:tcMar>
-              <w:top w:type="dxa" w:w="60"/>
-              <w:left w:type="dxa" w:w="120"/>
-              <w:bottom w:type="dxa" w:w="60"/>
-              <w:right w:type="dxa" w:w="120"/>
-            </w:tcMar>
-            <w:vAlign w:val="top"/>
-          </w:tcPr>
-          <w:p>
-            <w:pPr>
-              <w:spacing w:after="40" w:before="0"/>
-              <w:jc w:val="left"/>
-            </w:pPr>
-            <w:r>
-              <w:rPr>
-                <w:rFonts w:ascii="Arial" w:cs="Arial" w:eastAsia="Arial" w:hAnsi="Arial"/>
-                <w:b/>
-                <w:bCs/>
-                <w:i w:val="false"/>
-                <w:iCs w:val="false"/>
-                <w:color w:val="000000"/>
-                <w:sz w:val="18"/>
-                <w:szCs w:val="18"/>
-              </w:rPr>
-              <w:t xml:space="preserve">Anchoring Phenomenon</w:t>
-            </w:r>
-          </w:p>
-        </w:tc>
-        <w:tc>
-          <w:tcPr>
-            <w:tcW w:type="dxa" w:w="10680"/>
-            <w:shd w:fill="FFFFFF" w:color="auto" w:val="clear"/>
-            <w:tcMar>
-              <w:top w:type="dxa" w:w="60"/>
-              <w:left w:type="dxa" w:w="120"/>
-              <w:bottom w:type="dxa" w:w="60"/>
-              <w:right w:type="dxa" w:w="120"/>
-            </w:tcMar>
-            <w:vAlign w:val="top"/>
-          </w:tcPr>
-          <w:p>
-            <w:pPr>
-              <w:spacing w:after="40" w:before="0"/>
-              <w:jc w:val="left"/>
-            </w:pPr>
-            <w:r>
-              <w:rPr>
-                <w:rFonts w:ascii="Arial" w:cs="Arial" w:eastAsia="Arial" w:hAnsi="Arial"/>
-                <w:b w:val="false"/>
-                <w:bCs w:val="false"/>
-                <w:i w:val="false"/>
-                <w:iCs w:val="false"/>
-                <w:color w:val="000000"/>
-                <w:sz w:val="18"/>
-                <w:szCs w:val="18"/>
-              </w:rPr>
-              <w:t xml:space="preserve">A Standard 5 pupil from Kisumu develops a swollen belly, thin limbs, discoloured hair and extreme fatigue despite eating ugali (maize starch) every day. Meanwhile, a child in the same village who eats githeri (maize and beans) regularly appears healthy and energetic. Both families have access to the same amount of food in terms of quantity, yet their health outcomes are strikingly different. Students are shown photographs of the two children and asked: how can two children eating similar amounts of food every day have such different bodies and health? This puzzling observation — that not all food is the same at the chemical level — anchors the entire unit. It drives learners to investigate what food is actually made of (the chemicals of life), what each chemical does in the body, and why the absence of even one type of chemical can cause visible, devastating changes to a living organism. The phenomenon is deliberately chosen because kwashiorkor (protein deficiency) is a recognisable condition in Kenyan communities, making the science personally meaningful and socially relevant.</w:t>
-            </w:r>
-          </w:p>
-        </w:tc>
-      </w:tr>
-      <w:tr>
-        <w:tc>
-          <w:tcPr>
-            <w:tcW w:type="dxa" w:w="3000"/>
-            <w:shd w:fill="D9EEF1" w:color="auto" w:val="clear"/>
-            <w:tcMar>
-              <w:top w:type="dxa" w:w="60"/>
-              <w:left w:type="dxa" w:w="120"/>
-              <w:bottom w:type="dxa" w:w="60"/>
-              <w:right w:type="dxa" w:w="120"/>
-            </w:tcMar>
-            <w:vAlign w:val="top"/>
-          </w:tcPr>
-          <w:p>
-            <w:pPr>
-              <w:spacing w:after="40" w:before="0"/>
-              <w:jc w:val="left"/>
-            </w:pPr>
-            <w:r>
-              <w:rPr>
-                <w:rFonts w:ascii="Arial" w:cs="Arial" w:eastAsia="Arial" w:hAnsi="Arial"/>
-                <w:b/>
-                <w:bCs/>
-                <w:i w:val="false"/>
-                <w:iCs w:val="false"/>
-                <w:color w:val="000000"/>
-                <w:sz w:val="18"/>
-                <w:szCs w:val="18"/>
-              </w:rPr>
-              <w:t xml:space="preserve">Storyline Thread</w:t>
-            </w:r>
-          </w:p>
-        </w:tc>
-        <w:tc>
-          <w:tcPr>
-            <w:tcW w:type="dxa" w:w="10680"/>
-            <w:shd w:fill="FFFFFF" w:color="auto" w:val="clear"/>
-            <w:tcMar>
-              <w:top w:type="dxa" w:w="60"/>
-              <w:left w:type="dxa" w:w="120"/>
-              <w:bottom w:type="dxa" w:w="60"/>
-              <w:right w:type="dxa" w:w="120"/>
-            </w:tcMar>
-            <w:vAlign w:val="top"/>
-          </w:tcPr>
-          <w:p>
-            <w:pPr>
-              <w:spacing w:after="40" w:before="0"/>
-              <w:jc w:val="left"/>
-            </w:pPr>
-            <w:r>
-              <w:rPr>
-                <w:rFonts w:ascii="Arial" w:cs="Arial" w:eastAsia="Arial" w:hAnsi="Arial"/>
-                <w:b w:val="false"/>
-                <w:bCs w:val="false"/>
-                <w:i w:val="false"/>
-                <w:iCs w:val="false"/>
-                <w:color w:val="000000"/>
-                <w:sz w:val="18"/>
-                <w:szCs w:val="18"/>
-              </w:rPr>
-              <w:t xml:space="preserve">Lesson 1 — Predict: What Is Food Really Made Of?</w:t>
-            </w:r>
-          </w:p>
-          <w:p>
-            <w:pPr>
-              <w:spacing w:after="40" w:before="0"/>
-              <w:jc w:val="left"/>
-            </w:pPr>
-            <w:r>
-              <w:rPr>
-                <w:rFonts w:ascii="Arial" w:cs="Arial" w:eastAsia="Arial" w:hAnsi="Arial"/>
-                <w:b w:val="false"/>
-                <w:bCs w:val="false"/>
-                <w:i w:val="false"/>
-                <w:iCs w:val="false"/>
-                <w:color w:val="000000"/>
-                <w:sz w:val="18"/>
-                <w:szCs w:val="18"/>
-              </w:rPr>
-              <w:t xml:space="preserve">Students observe photographs of the two Kisumu children and the anchoring phenomenon is introduced. In pairs, learners predict what they think makes up food at the molecular (chemical) level, and why the same quantity of different foods causes different health outcomes. A class Driving Question Board (DQB) is initiated. The teacher introduces the six major chemicals of life (carbohydrates, proteins, lipids, nucleic acids, vitamins/minerals, water) as the framework for the unit's investigation.</w:t>
-            </w:r>
-          </w:p>
-          <w:p>
-            <w:pPr>
-              <w:spacing w:after="40" w:before="0"/>
-              <w:jc w:val="left"/>
-            </w:pPr>
-            <w:r>
-              <w:rPr>
-                <w:rFonts w:ascii="Arial" w:cs="Arial" w:eastAsia="Arial" w:hAnsi="Arial"/>
-                <w:b w:val="false"/>
-                <w:bCs w:val="false"/>
-                <w:i w:val="false"/>
-                <w:iCs w:val="false"/>
-                <w:color w:val="000000"/>
-                <w:sz w:val="18"/>
-                <w:szCs w:val="18"/>
-              </w:rPr>
-              <w:t xml:space="preserve"/>
-            </w:r>
-          </w:p>
-          <w:p>
-            <w:pPr>
-              <w:spacing w:after="40" w:before="0"/>
-              <w:jc w:val="left"/>
-            </w:pPr>
-            <w:r>
-              <w:rPr>
-                <w:rFonts w:ascii="Arial" w:cs="Arial" w:eastAsia="Arial" w:hAnsi="Arial"/>
-                <w:b w:val="false"/>
-                <w:bCs w:val="false"/>
-                <w:i w:val="false"/>
-                <w:iCs w:val="false"/>
-                <w:color w:val="000000"/>
-                <w:sz w:val="18"/>
-                <w:szCs w:val="18"/>
-              </w:rPr>
-              <w:t xml:space="preserve">Lesson 2 — Observe (Part 1): Carbohydrates and Proteins — Structure and Function</w:t>
-            </w:r>
-          </w:p>
-          <w:p>
-            <w:pPr>
-              <w:spacing w:after="40" w:before="0"/>
-              <w:jc w:val="left"/>
-            </w:pPr>
-            <w:r>
-              <w:rPr>
-                <w:rFonts w:ascii="Arial" w:cs="Arial" w:eastAsia="Arial" w:hAnsi="Arial"/>
-                <w:b w:val="false"/>
-                <w:bCs w:val="false"/>
-                <w:i w:val="false"/>
-                <w:iCs w:val="false"/>
-                <w:color w:val="000000"/>
-                <w:sz w:val="18"/>
-                <w:szCs w:val="18"/>
-              </w:rPr>
-              <w:t xml:space="preserve">Learners investigate the structure of carbohydrates (mono-, di-, polysaccharides) and proteins (amino acids, peptide bonds) through annotated diagrams, molecular model-building using bottle tops and straws, and guided reading. They connect glucose → glycogen storage and amino acids → body-building proteins to the anchoring phenomenon (why ugali alone cannot keep the Kisumu child healthy). Food sources from the Kenyan diet are mapped to each chemical class.</w:t>
-            </w:r>
-          </w:p>
-          <w:p>
-            <w:pPr>
-              <w:spacing w:after="40" w:before="0"/>
-              <w:jc w:val="left"/>
-            </w:pPr>
-            <w:r>
-              <w:rPr>
-                <w:rFonts w:ascii="Arial" w:cs="Arial" w:eastAsia="Arial" w:hAnsi="Arial"/>
-                <w:b w:val="false"/>
-                <w:bCs w:val="false"/>
-                <w:i w:val="false"/>
-                <w:iCs w:val="false"/>
-                <w:color w:val="000000"/>
-                <w:sz w:val="18"/>
-                <w:szCs w:val="18"/>
-              </w:rPr>
-              <w:t xml:space="preserve"/>
-            </w:r>
-          </w:p>
-          <w:p>
-            <w:pPr>
-              <w:spacing w:after="40" w:before="0"/>
-              <w:jc w:val="left"/>
-            </w:pPr>
-            <w:r>
-              <w:rPr>
-                <w:rFonts w:ascii="Arial" w:cs="Arial" w:eastAsia="Arial" w:hAnsi="Arial"/>
-                <w:b w:val="false"/>
-                <w:bCs w:val="false"/>
-                <w:i w:val="false"/>
-                <w:iCs w:val="false"/>
-                <w:color w:val="000000"/>
-                <w:sz w:val="18"/>
-                <w:szCs w:val="18"/>
-              </w:rPr>
-              <w:t xml:space="preserve">Lesson 3 — Observe (Part 2): Lipids, Nucleic Acids, Vitamins, Minerals and Water</w:t>
-            </w:r>
-          </w:p>
-          <w:p>
-            <w:pPr>
-              <w:spacing w:after="40" w:before="0"/>
-              <w:jc w:val="left"/>
-            </w:pPr>
-            <w:r>
-              <w:rPr>
-                <w:rFonts w:ascii="Arial" w:cs="Arial" w:eastAsia="Arial" w:hAnsi="Arial"/>
-                <w:b w:val="false"/>
-                <w:bCs w:val="false"/>
-                <w:i w:val="false"/>
-                <w:iCs w:val="false"/>
-                <w:color w:val="000000"/>
-                <w:sz w:val="18"/>
-                <w:szCs w:val="18"/>
-              </w:rPr>
-              <w:t xml:space="preserve">Learners extend their investigation to lipids (fatty acids + glycerol), DNA/RNA (brief structural overview), vitamins, minerals and water. They use a comparison table to record the structure, food sources (avocado, milk, sukuma wiki, fish) and functions of each chemical. The supporting phenomenon of cooking oil and water not mixing is used to explore the hydrophobic nature of lipids. The role of water as a universal solvent in cells is emphasised.</w:t>
-            </w:r>
-          </w:p>
-          <w:p>
-            <w:pPr>
-              <w:spacing w:after="40" w:before="0"/>
-              <w:jc w:val="left"/>
-            </w:pPr>
-            <w:r>
-              <w:rPr>
-                <w:rFonts w:ascii="Arial" w:cs="Arial" w:eastAsia="Arial" w:hAnsi="Arial"/>
-                <w:b w:val="false"/>
-                <w:bCs w:val="false"/>
-                <w:i w:val="false"/>
-                <w:iCs w:val="false"/>
-                <w:color w:val="000000"/>
-                <w:sz w:val="18"/>
-                <w:szCs w:val="18"/>
-              </w:rPr>
-              <w:t xml:space="preserve"/>
-            </w:r>
-          </w:p>
-          <w:p>
-            <w:pPr>
-              <w:spacing w:after="40" w:before="0"/>
-              <w:jc w:val="left"/>
-            </w:pPr>
-            <w:r>
-              <w:rPr>
-                <w:rFonts w:ascii="Arial" w:cs="Arial" w:eastAsia="Arial" w:hAnsi="Arial"/>
-                <w:b w:val="false"/>
-                <w:bCs w:val="false"/>
-                <w:i w:val="false"/>
-                <w:iCs w:val="false"/>
-                <w:color w:val="000000"/>
-                <w:sz w:val="18"/>
-                <w:szCs w:val="18"/>
-              </w:rPr>
-              <w:t xml:space="preserve">Lesson 4 — Observe (Part 3): Food Tests Practical — Identifying Chemicals in Kenyan Foods</w:t>
-            </w:r>
-          </w:p>
-          <w:p>
-            <w:pPr>
-              <w:spacing w:after="40" w:before="0"/>
-              <w:jc w:val="left"/>
-            </w:pPr>
-            <w:r>
-              <w:rPr>
-                <w:rFonts w:ascii="Arial" w:cs="Arial" w:eastAsia="Arial" w:hAnsi="Arial"/>
-                <w:b w:val="false"/>
-                <w:bCs w:val="false"/>
-                <w:i w:val="false"/>
-                <w:iCs w:val="false"/>
-                <w:color w:val="000000"/>
-                <w:sz w:val="18"/>
-                <w:szCs w:val="18"/>
-              </w:rPr>
-              <w:t xml:space="preserve">Learners plan and carry out food tests on a set of local food samples (ugali/maize flour for starch, beans extract for protein, avocado for lipids, orange juice for vitamin C using DCPIP, glucose solution for reducing sugars). Tests used: iodine (starch), Benedict's reagent (reducing sugars), Biuret reagent (protein), ethanol emulsion/Sudan III (lipids). Learners record colour changes, construct a results table and draw conclusions about the chemical composition of each food.</w:t>
-            </w:r>
-          </w:p>
-          <w:p>
-            <w:pPr>
-              <w:spacing w:after="40" w:before="0"/>
-              <w:jc w:val="left"/>
-            </w:pPr>
-            <w:r>
-              <w:rPr>
-                <w:rFonts w:ascii="Arial" w:cs="Arial" w:eastAsia="Arial" w:hAnsi="Arial"/>
-                <w:b w:val="false"/>
-                <w:bCs w:val="false"/>
-                <w:i w:val="false"/>
-                <w:iCs w:val="false"/>
-                <w:color w:val="000000"/>
-                <w:sz w:val="18"/>
-                <w:szCs w:val="18"/>
-              </w:rPr>
-              <w:t xml:space="preserve"/>
-            </w:r>
-          </w:p>
-          <w:p>
-            <w:pPr>
-              <w:spacing w:after="40" w:before="0"/>
-              <w:jc w:val="left"/>
-            </w:pPr>
-            <w:r>
-              <w:rPr>
-                <w:rFonts w:ascii="Arial" w:cs="Arial" w:eastAsia="Arial" w:hAnsi="Arial"/>
-                <w:b w:val="false"/>
-                <w:bCs w:val="false"/>
-                <w:i w:val="false"/>
-                <w:iCs w:val="false"/>
-                <w:color w:val="000000"/>
-                <w:sz w:val="18"/>
-                <w:szCs w:val="18"/>
-              </w:rPr>
-              <w:t xml:space="preserve">Lesson 5 — Explain: Sensemaking — Connecting Chemistry to Health</w:t>
-            </w:r>
-          </w:p>
-          <w:p>
-            <w:pPr>
-              <w:spacing w:after="40" w:before="0"/>
-              <w:jc w:val="left"/>
-            </w:pPr>
-            <w:r>
-              <w:rPr>
-                <w:rFonts w:ascii="Arial" w:cs="Arial" w:eastAsia="Arial" w:hAnsi="Arial"/>
-                <w:b w:val="false"/>
-                <w:bCs w:val="false"/>
-                <w:i w:val="false"/>
-                <w:iCs w:val="false"/>
-                <w:color w:val="000000"/>
-                <w:sz w:val="18"/>
-                <w:szCs w:val="18"/>
-              </w:rPr>
-              <w:t xml:space="preserve">Learners use their food test data and molecular knowledge to construct scientific explanations for the anchoring phenomenon: the child eating only ugali gets carbohydrates but is severely protein-deficient (kwashiorkor), while the githeri-eating child receives both carbohydrates and proteins. Learners match deficiency diseases (kwashiorkor, marasmus, scurvy, rickets, anaemia) to the missing chemical of life. Groups present their explanations and update the DQB with new understanding. The teacher facilitates a class discussion connecting findings to Kenyan public health nutrition campaigns.</w:t>
-            </w:r>
-          </w:p>
-          <w:p>
-            <w:pPr>
-              <w:spacing w:after="40" w:before="0"/>
-              <w:jc w:val="left"/>
-            </w:pPr>
-            <w:r>
-              <w:rPr>
-                <w:rFonts w:ascii="Arial" w:cs="Arial" w:eastAsia="Arial" w:hAnsi="Arial"/>
-                <w:b w:val="false"/>
-                <w:bCs w:val="false"/>
-                <w:i w:val="false"/>
-                <w:iCs w:val="false"/>
-                <w:color w:val="000000"/>
-                <w:sz w:val="18"/>
-                <w:szCs w:val="18"/>
-              </w:rPr>
-              <w:t xml:space="preserve"/>
-            </w:r>
-          </w:p>
-          <w:p>
-            <w:pPr>
-              <w:spacing w:after="40" w:before="0"/>
-              <w:jc w:val="left"/>
-            </w:pPr>
-            <w:r>
-              <w:rPr>
-                <w:rFonts w:ascii="Arial" w:cs="Arial" w:eastAsia="Arial" w:hAnsi="Arial"/>
-                <w:b w:val="false"/>
-                <w:bCs w:val="false"/>
-                <w:i w:val="false"/>
-                <w:iCs w:val="false"/>
-                <w:color w:val="000000"/>
-                <w:sz w:val="18"/>
-                <w:szCs w:val="18"/>
-              </w:rPr>
-              <w:t xml:space="preserve">Lesson 6 — Model Building and DQB Consolidation: Building Our "Chemicals of Life" Model</w:t>
-            </w:r>
-          </w:p>
-          <w:p>
-            <w:pPr>
-              <w:spacing w:after="40" w:before="0"/>
-              <w:jc w:val="left"/>
-            </w:pPr>
-            <w:r>
-              <w:rPr>
-                <w:rFonts w:ascii="Arial" w:cs="Arial" w:eastAsia="Arial" w:hAnsi="Arial"/>
-                <w:b w:val="false"/>
-                <w:bCs w:val="false"/>
-                <w:i w:val="false"/>
-                <w:iCs w:val="false"/>
-                <w:color w:val="000000"/>
-                <w:sz w:val="18"/>
-                <w:szCs w:val="18"/>
-              </w:rPr>
-              <w:t xml:space="preserve">Learners revise and finalise a cumulative visual model (poster or digital diagram) showing the six chemicals of life, their molecular structures, functions, Kenyan food sources and consequences of deficiency — all anchored back to the two children from Kisumu. Each group presents their model, explains what has changed from their Lesson 1 predictions, and identifies remaining questions. The DQB is reviewed and answered questions are celebrated. A formative assessment task asks learners to evaluate a typical Kenyan daily menu and identify which chemicals of life are present, missing or insufficient.</w:t>
-            </w:r>
-          </w:p>
-        </w:tc>
-      </w:tr>
-      <w:tr>
-        <w:tc>
-          <w:tcPr>
-            <w:tcW w:type="dxa" w:w="3000"/>
-            <w:shd w:fill="EAD1F5" w:color="auto" w:val="clear"/>
-            <w:tcMar>
-              <w:top w:type="dxa" w:w="60"/>
-              <w:left w:type="dxa" w:w="120"/>
-              <w:bottom w:type="dxa" w:w="60"/>
-              <w:right w:type="dxa" w:w="120"/>
-            </w:tcMar>
-            <w:vAlign w:val="top"/>
-          </w:tcPr>
-          <w:p>
-            <w:pPr>
-              <w:spacing w:after="40" w:before="0"/>
-              <w:jc w:val="left"/>
-            </w:pPr>
-            <w:r>
-              <w:rPr>
-                <w:rFonts w:ascii="Arial" w:cs="Arial" w:eastAsia="Arial" w:hAnsi="Arial"/>
-                <w:b/>
-                <w:bCs/>
-                <w:i w:val="false"/>
-                <w:iCs w:val="false"/>
-                <w:color w:val="000000"/>
-                <w:sz w:val="18"/>
-                <w:szCs w:val="18"/>
-              </w:rPr>
-              <w:t xml:space="preserve">Supporting Phenomena</w:t>
-            </w:r>
-          </w:p>
-        </w:tc>
-        <w:tc>
-          <w:tcPr>
-            <w:tcW w:type="dxa" w:w="10680"/>
-            <w:shd w:fill="FFFFFF" w:color="auto" w:val="clear"/>
-            <w:tcMar>
-              <w:top w:type="dxa" w:w="60"/>
-              <w:left w:type="dxa" w:w="120"/>
-              <w:bottom w:type="dxa" w:w="60"/>
-              <w:right w:type="dxa" w:w="120"/>
-            </w:tcMar>
-            <w:vAlign w:val="top"/>
-          </w:tcPr>
-          <w:p>
-            <w:pPr>
-              <w:spacing w:after="30" w:before="0"/>
-              <w:ind w:left="360" w:hanging="180"/>
-              <w:jc w:val="left"/>
-            </w:pPr>
-            <w:r>
-              <w:rPr>
-                <w:rFonts w:ascii="Arial" w:cs="Arial" w:eastAsia="Arial" w:hAnsi="Arial"/>
-                <w:b w:val="false"/>
-                <w:bCs w:val="false"/>
-                <w:i w:val="false"/>
-                <w:iCs w:val="false"/>
-                <w:color w:val="000000"/>
-                <w:sz w:val="18"/>
-                <w:szCs w:val="18"/>
-              </w:rPr>
-              <w:t xml:space="preserve">–  A Kericho tea farmer notices that maize plants growing on nitrogen-poor soil are stunted and pale yellow, while maize on fertilised soil is tall and dark green — connecting mineral/protein deficiency in plants to the same chemical principles studied in human nutrition.</w:t>
-            </w:r>
-          </w:p>
-          <w:p>
-            <w:pPr>
-              <w:spacing w:after="30" w:before="0"/>
-              <w:ind w:left="360" w:hanging="180"/>
-              <w:jc w:val="left"/>
-            </w:pPr>
-            <w:r>
-              <w:rPr>
-                <w:rFonts w:ascii="Arial" w:cs="Arial" w:eastAsia="Arial" w:hAnsi="Arial"/>
-                <w:b w:val="false"/>
-                <w:bCs w:val="false"/>
-                <w:i w:val="false"/>
-                <w:iCs w:val="false"/>
-                <w:color w:val="000000"/>
-                <w:sz w:val="18"/>
-                <w:szCs w:val="18"/>
-              </w:rPr>
-              <w:t xml:space="preserve">–  A student observes that cooking oil (lipid) and water do not mix when making a salad dressing at home in Nairobi, puzzling over why these two common food substances refuse to combine — introducing the hydrophobic nature of lipids.</w:t>
-            </w:r>
-          </w:p>
-          <w:p>
-            <w:pPr>
-              <w:spacing w:after="30" w:before="0"/>
-              <w:ind w:left="360" w:hanging="180"/>
-              <w:jc w:val="left"/>
-            </w:pPr>
-            <w:r>
-              <w:rPr>
-                <w:rFonts w:ascii="Arial" w:cs="Arial" w:eastAsia="Arial" w:hAnsi="Arial"/>
-                <w:b w:val="false"/>
-                <w:bCs w:val="false"/>
-                <w:i w:val="false"/>
-                <w:iCs w:val="false"/>
-                <w:color w:val="000000"/>
-                <w:sz w:val="18"/>
-                <w:szCs w:val="18"/>
-              </w:rPr>
-              <w:t xml:space="preserve">–  A runner from Eldoret who eats a high-carbohydrate meal (ugali and beans) before a race performs better than one who skipped the meal, raising the question of how the body converts food chemicals into usable energy.</w:t>
-            </w:r>
-          </w:p>
-          <w:p>
-            <w:pPr>
-              <w:spacing w:after="30" w:before="0"/>
-              <w:ind w:left="360" w:hanging="180"/>
-              <w:jc w:val="left"/>
-            </w:pPr>
-            <w:r>
-              <w:rPr>
-                <w:rFonts w:ascii="Arial" w:cs="Arial" w:eastAsia="Arial" w:hAnsi="Arial"/>
-                <w:b w:val="false"/>
-                <w:bCs w:val="false"/>
-                <w:i w:val="false"/>
-                <w:iCs w:val="false"/>
-                <w:color w:val="000000"/>
-                <w:sz w:val="18"/>
-                <w:szCs w:val="18"/>
-              </w:rPr>
-              <w:t xml:space="preserve">–  A preserved specimen jar in the school laboratory contains an animal tissue that has remained unchanged for weeks, prompting students to ask what chemicals are responsible for the structure and preservation of living tissue.</w:t>
+              <w:t xml:space="preserve">–  Pawpaw (papain) tenderises tough meat in Kenyan cooking, showing enzyme action on proteins.</w:t>
             </w:r>
           </w:p>
         </w:tc>
@@ -2363,7 +2134,7 @@
         </w:rPr>
         <w:t xml:space="preserve">© 2026 SeaVuria and ARES. This work is licensed under a </w:t>
       </w:r>
-      <w:hyperlink w:history="1" r:id="rIdzygfoivmjm3cqs2h7psq-">
+      <w:hyperlink w:history="1" r:id="rId1qwjbcabi6qjr9tiydxwf">
         <w:r>
           <w:rPr>
             <w:rFonts w:ascii="Arial" w:cs="Arial" w:eastAsia="Arial" w:hAnsi="Arial"/>
@@ -2383,7 +2154,7 @@
         </w:rPr>
         <w:t xml:space="preserve"> (</w:t>
       </w:r>
-      <w:hyperlink w:history="1" r:id="rIdm5qe4k8j8o0ckrhyo_sim">
+      <w:hyperlink w:history="1" r:id="rId_fwbxzrce0ehybabxmqoz">
         <w:r>
           <w:rPr>
             <w:rFonts w:ascii="Arial" w:cs="Arial" w:eastAsia="Arial" w:hAnsi="Arial"/>
@@ -2403,7 +2174,7 @@
         </w:rPr>
         <w:t xml:space="preserve">). To view a copy of this license, visit </w:t>
       </w:r>
-      <w:hyperlink w:history="1" r:id="rIdsu0vknrtnic3vvmog8snk">
+      <w:hyperlink w:history="1" r:id="rIdan3zefuivao_h1htwrytp">
         <w:r>
           <w:rPr>
             <w:rFonts w:ascii="Arial" w:cs="Arial" w:eastAsia="Arial" w:hAnsi="Arial"/>
@@ -2476,7 +2247,7 @@
                 <w:sz w:val="22"/>
                 <w:szCs w:val="22"/>
               </w:rPr>
-              <w:t xml:space="preserve">LESSON 1 (80 minutes (double lesson)): Predict: What Is Food Really Made Of?</w:t>
+              <w:t xml:space="preserve">LESSON 1 (40 minutes (one double or two single periods may be used if the class is large)): A Plain Plate with Extraordinary Results</w:t>
             </w:r>
           </w:p>
         </w:tc>
@@ -2643,7 +2414,7 @@
                 <w:sz w:val="18"/>
                 <w:szCs w:val="18"/>
               </w:rPr>
-              <w:t xml:space="preserve">To launch the anchoring phenomenon and elicit students' prior ideas about what food is made of, establishing the need to investigate the chemicals present in different foods.</w:t>
+              <w:t xml:space="preserve">Launch the anchoring phenomenon: a plain plate of ugali, beans, sukuma wiki and milk fuels Kenyan marathon runners from Iten. Learners discover that this food is made of chemicals of life, meet the three main groups (carbohydrates, lipids and proteins) with a one-line role each, draw an initial model and start the Driving Question Board.</w:t>
             </w:r>
           </w:p>
         </w:tc>
@@ -2709,7 +2480,7 @@
                 <w:sz w:val="18"/>
                 <w:szCs w:val="18"/>
               </w:rPr>
-              <w:t xml:space="preserve">By the end of this lesson, the learner should be able to identify that food is composed of different chemical substances (carbohydrates, proteins, lipids, vitamins, minerals, water) and that different foods contain different proportions of these chemicals.</w:t>
+              <w:t xml:space="preserve">Learners name carbohydrates, lipids and proteins as the three main groups of chemicals of life and state one role for each: carbohydrates supply and store energy, proteins build and repair the body, lipids store a lot of energy and insulate. They recognise that water, vitamins, minerals and nucleic acids are also chemicals of life, to be met later. They note that a marathon costs about 2,200 kcal and stored glycogen is about 2,000 kcal.</w:t>
             </w:r>
           </w:p>
         </w:tc>
@@ -2775,7 +2546,7 @@
                 <w:sz w:val="18"/>
                 <w:szCs w:val="18"/>
               </w:rPr>
-              <w:t xml:space="preserve">By the end of this lesson, the learner should be able to construct an initial predictive model showing what chemicals they think are present in ugali and githeri, and articulate a testable question arising from the anchoring phenomenon.</w:t>
+              <w:t xml:space="preserve">Making predictions from prior knowledge; analysing simple data (pace, Table 1 values); asking questions; developing and using an initial model; communicating ideas in groups of 4. NGSS practices: Asking Questions, Developing and Using Models, Analysing and Interpreting Data.</w:t>
             </w:r>
           </w:p>
         </w:tc>
@@ -2841,7 +2612,7 @@
                 <w:sz w:val="18"/>
                 <w:szCs w:val="18"/>
               </w:rPr>
-              <w:t xml:space="preserve">By the end of this lesson, the learner should appreciate that scientific questions arise from real, observable puzzles in their own communities, and demonstrate curiosity and empathy when engaging with evidence of nutritional disease in Kenyan children.</w:t>
+              <w:t xml:space="preserve">Curiosity about everyday Kenyan foods; respect for each group member's ideas; appreciation that familiar foods such as ugali contain chemicals that support extraordinary performance; willingness to revise ideas when new evidence arrives.</w:t>
             </w:r>
           </w:p>
         </w:tc>
@@ -2907,7 +2678,7 @@
                 <w:sz w:val="18"/>
                 <w:szCs w:val="18"/>
               </w:rPr>
-              <w:t xml:space="preserve">What are the chemicals of life and what roles do they play in living organisms?</w:t>
+              <w:t xml:space="preserve">1. What are the chemicals of life? 2. How do chemicals of life contribute to the functioning of living organisms?</w:t>
             </w:r>
           </w:p>
         </w:tc>
@@ -2973,7 +2744,7 @@
                 <w:sz w:val="18"/>
                 <w:szCs w:val="18"/>
               </w:rPr>
-              <w:t xml:space="preserve">This is the opening lesson of the Chemicals of Life unit. It launches the anchoring phenomenon — two children in Kisumu with dramatically different health outcomes despite eating similar quantities of food — and drives learners to ask: what is food really made of at the chemical level? Students make initial predictions, open the Driving Question Board, and build a first draft of their explanatory model. Every subsequent lesson will return to this phenomenon to deepen and revise their understanding.</w:t>
+              <w:t xml:space="preserve">This lesson sets up the whole unit. Learners meet the puzzle of how simple foods fuel world-record running. Their predictions, DQB questions and initial model are the starting point that Lessons 2 to 6 will test and revise. Lesson 2 will study carbohydrates, Lesson 3 proteins, Lesson 4 lipids, Lesson 5 enzymes, and Lesson 6 will use Table 4 meals to give the final explanation.</w:t>
             </w:r>
           </w:p>
         </w:tc>
@@ -3039,7 +2810,7 @@
                 <w:sz w:val="18"/>
                 <w:szCs w:val="18"/>
               </w:rPr>
-              <w:t xml:space="preserve">No hazardous chemicals are used in this lesson. Photographs displayed must be handled with sensitivity — remind learners that the children shown represent real conditions affecting Kenyan families and should be discussed with respect and empathy, not mockery. If any learner shows signs of personal distress related to food insecurity, the teacher should respond with discretion and follow the school's pastoral care procedures.</w:t>
+              <w:t xml:space="preserve">No chemical tests or tasting of lab samples in this lesson. If a teacher brings real food for display (ugali, beans, sukuma wiki, milk), keep it for looking only, check for allergies (milk, groundnuts) and keep hands clean. Use chart paper and markers safely and keep walkways clear when learners move to the DQB.</w:t>
             </w:r>
           </w:p>
         </w:tc>
@@ -3132,7 +2903,7 @@
                 <w:sz w:val="18"/>
                 <w:szCs w:val="18"/>
               </w:rPr>
-              <w:t xml:space="preserve">Students are introduced to the anchoring phenomenon: a child in Kisumu who eats ugali daily has developed kwashiorkor (swollen belly, thin limbs, discoloured hair, extreme fatigue), while a child in the same village who eats githeri regularly is healthy and energetic. Both children consume similar quantities of food. Students examine photographs, share initial reactions, and make structured predictions about what ugali and githeri are made of at the chemical level. They record their predictions in their science notebooks as annotated diagrams and then co-construct the first entries on the class Driving Question Board (DQB). The lesson closes with students drafting their first explanatory model — a simple before-and-after diagram linking food chemicals to body outcomes. No chemical tests are performed in this lesson; the purpose is entirely to surface prior knowledge, generate curiosity, and anchor the unit question.</w:t>
+              <w:t xml:space="preserve">Learners begin by looking at a picture or real display of a plate of ugali, beans, sukuma wiki and milk, the everyday food of athletes in Iten, Rift Valley. They predict individually and then in groups of 4 what the plate is made of and why athletes such as Eliud Kipchoge eat it. In the Observe phase they look at Kipchoge's marathon figures (7,269 s over 42.195 km, 172.3 s per km, about 2,200 kcal needed, glycogen about 2,000 kcal) and a brief look at Table 1 (nutrients per 100 g). Learners notice that the food holds carbohydrate, protein and fat, and meet each of the three groups with a one-line role. In the Explain phase they use a sentence frame to link the plain plate to the performance. They then write questions on sticky notes to build the class Driving Question Board, and finally draw an initial model on paper, which is merged into one class model on chart paper that will be revised in every lesson.</w:t>
             </w:r>
           </w:p>
         </w:tc>
@@ -3415,7 +3186,957 @@
             <w:pPr>
               <w:spacing w:after="20" w:before="0"/>
             </w:pPr>
-            <w:hyperlink w:history="1" r:id="rIdpnjclh9o9stte7ejsr3tm">
+            <w:hyperlink w:history="1" r:id="rIdd7yccwfohia0rxgiw23mh">
+              <w:r>
+                <w:rPr>
+                  <w:rFonts w:ascii="Arial" w:cs="Arial" w:eastAsia="Arial" w:hAnsi="Arial"/>
+                  <w:color w:val="2E75B6"/>
+                  <w:sz w:val="16"/>
+                  <w:szCs w:val="16"/>
+                  <w:u w:val="single" w:color="2E75B6"/>
+                </w:rPr>
+                <w:t xml:space="preserve">Introduction to carbohydrates</w:t>
+              </w:r>
+            </w:hyperlink>
+          </w:p>
+          <w:p>
+            <w:pPr>
+              <w:spacing w:after="10" w:before="0"/>
+              <w:ind w:left="120"/>
+            </w:pPr>
+            <w:r>
+              <w:rPr>
+                <w:rFonts w:ascii="Arial" w:cs="Arial" w:eastAsia="Arial" w:hAnsi="Arial"/>
+                <w:color w:val="595959"/>
+                <w:sz w:val="14"/>
+                <w:szCs w:val="14"/>
+              </w:rPr>
+              <w:t xml:space="preserve">Source: Khan Academy (English - US curriculum)</w:t>
+            </w:r>
+          </w:p>
+          <w:p>
+            <w:pPr>
+              <w:spacing w:after="10" w:before="0"/>
+              <w:ind w:left="120"/>
+            </w:pPr>
+            <w:hyperlink w:history="1" r:id="rIdizpez0cyknazvoxgnjfoj">
+              <w:r>
+                <w:rPr>
+                  <w:rFonts w:ascii="Arial" w:cs="Arial" w:eastAsia="Arial" w:hAnsi="Arial"/>
+                  <w:color w:val="595959"/>
+                  <w:sz w:val="14"/>
+                  <w:szCs w:val="14"/>
+                  <w:u w:val="single" w:color="595959"/>
+                </w:rPr>
+                <w:t xml:space="preserve">🔍 Search ARES for similar videos</w:t>
+              </w:r>
+            </w:hyperlink>
+          </w:p>
+          <w:p>
+            <w:pPr>
+              <w:spacing w:after="40" w:before="0"/>
+            </w:pPr>
+            <w:r>
+              <w:rPr>
+                <w:sz w:val="14"/>
+                <w:szCs w:val="14"/>
+              </w:rPr>
+              <w:t xml:space="preserve"/>
+            </w:r>
+          </w:p>
+          <w:p>
+            <w:pPr>
+              <w:spacing w:after="20" w:before="0"/>
+            </w:pPr>
+            <w:r>
+              <w:rPr>
+                <w:rFonts w:ascii="Arial" w:cs="Arial" w:eastAsia="Arial" w:hAnsi="Arial"/>
+                <w:b/>
+                <w:bCs/>
+                <w:color w:val="1F3864"/>
+                <w:sz w:val="16"/>
+                <w:szCs w:val="16"/>
+              </w:rPr>
+              <w:t xml:space="preserve">📖 HTML:</w:t>
+            </w:r>
+          </w:p>
+          <w:p>
+            <w:pPr>
+              <w:spacing w:after="20" w:before="0"/>
+            </w:pPr>
+            <w:hyperlink w:history="1" r:id="rIdudobjiamuzbdiv-_zrsfo">
+              <w:r>
+                <w:rPr>
+                  <w:rFonts w:ascii="Arial" w:cs="Arial" w:eastAsia="Arial" w:hAnsi="Arial"/>
+                  <w:color w:val="2E75B6"/>
+                  <w:sz w:val="16"/>
+                  <w:szCs w:val="16"/>
+                  <w:u w:val="single" w:color="2E75B6"/>
+                </w:rPr>
+                <w:t xml:space="preserve">Carbohydrates (Flexbook)</w:t>
+              </w:r>
+            </w:hyperlink>
+          </w:p>
+          <w:p>
+            <w:pPr>
+              <w:spacing w:after="10" w:before="0"/>
+              <w:ind w:left="120"/>
+            </w:pPr>
+            <w:r>
+              <w:rPr>
+                <w:rFonts w:ascii="Arial" w:cs="Arial" w:eastAsia="Arial" w:hAnsi="Arial"/>
+                <w:color w:val="595959"/>
+                <w:sz w:val="14"/>
+                <w:szCs w:val="14"/>
+              </w:rPr>
+              <w:t xml:space="preserve">Source: CK-12</w:t>
+            </w:r>
+          </w:p>
+          <w:p>
+            <w:pPr>
+              <w:spacing w:after="10" w:before="0"/>
+              <w:ind w:left="120"/>
+            </w:pPr>
+            <w:hyperlink w:history="1" r:id="rIdd2pfmiekcx-_yhtfclkt-">
+              <w:r>
+                <w:rPr>
+                  <w:rFonts w:ascii="Arial" w:cs="Arial" w:eastAsia="Arial" w:hAnsi="Arial"/>
+                  <w:color w:val="595959"/>
+                  <w:sz w:val="14"/>
+                  <w:szCs w:val="14"/>
+                  <w:u w:val="single" w:color="595959"/>
+                </w:rPr>
+                <w:t xml:space="preserve">🔍 Search ARES for similar readings</w:t>
+              </w:r>
+            </w:hyperlink>
+          </w:p>
+        </w:tc>
+        <w:tc>
+          <w:tcPr>
+            <w:tcW w:type="dxa" w:w="3040"/>
+            <w:shd w:fill="FFFFFF" w:color="auto" w:val="clear"/>
+            <w:tcMar>
+              <w:top w:type="dxa" w:w="60"/>
+              <w:left w:type="dxa" w:w="120"/>
+              <w:bottom w:type="dxa" w:w="60"/>
+              <w:right w:type="dxa" w:w="120"/>
+            </w:tcMar>
+            <w:vAlign w:val="top"/>
+          </w:tcPr>
+          <w:p>
+            <w:pPr>
+              <w:spacing w:after="40" w:before="0"/>
+              <w:jc w:val="left"/>
+            </w:pPr>
+            <w:r>
+              <w:rPr>
+                <w:rFonts w:ascii="Arial" w:cs="Arial" w:eastAsia="Arial" w:hAnsi="Arial"/>
+                <w:b w:val="false"/>
+                <w:bCs w:val="false"/>
+                <w:i w:val="false"/>
+                <w:iCs w:val="false"/>
+                <w:color w:val="000000"/>
+                <w:sz w:val="18"/>
+                <w:szCs w:val="18"/>
+              </w:rPr>
+              <w:t xml:space="preserve">Learners look at a picture or real display of a plate of ugali, beans, sukuma wiki and a cup of milk. The teacher reads the phenomenon: Kenyan runners from Iten, such as Eliud Kipchoge, eat mainly ugali, githeri, sukuma wiki, beans and milk with little processed food, yet run at world-record pace for hours. Individually (2 minutes) learners write answers to: (1) What is this plate made of? (2) Why do you think athletes eat it? (3) How might it help someone run a marathon? They then share in groups of 4, agreeing on one prediction to write on a group card. They use only ideas from home and primary school.</w:t>
+            </w:r>
+          </w:p>
+        </w:tc>
+        <w:tc>
+          <w:tcPr>
+            <w:tcW w:type="dxa" w:w="3040"/>
+            <w:shd w:fill="F2F2F2" w:color="auto" w:val="clear"/>
+            <w:tcMar>
+              <w:top w:type="dxa" w:w="60"/>
+              <w:left w:type="dxa" w:w="120"/>
+              <w:bottom w:type="dxa" w:w="60"/>
+              <w:right w:type="dxa" w:w="120"/>
+            </w:tcMar>
+            <w:vAlign w:val="top"/>
+          </w:tcPr>
+          <w:p>
+            <w:pPr>
+              <w:spacing w:after="40" w:before="0"/>
+              <w:jc w:val="left"/>
+            </w:pPr>
+            <w:r>
+              <w:rPr>
+                <w:rFonts w:ascii="Arial" w:cs="Arial" w:eastAsia="Arial" w:hAnsi="Arial"/>
+                <w:b w:val="false"/>
+                <w:bCs w:val="false"/>
+                <w:i w:val="false"/>
+                <w:iCs w:val="false"/>
+                <w:color w:val="000000"/>
+                <w:sz w:val="18"/>
+                <w:szCs w:val="18"/>
+              </w:rPr>
+              <w:t xml:space="preserve">Display the plate and say: "This looks plain. Nothing fancy, nothing from a packet. Yet this is what many champions from Iten eat." Ask: "What do you think is inside this food that could power someone for two hours?" Give WAIT TIME of 10-15 seconds before anyone speaks. Say: "Write first, talk second." Circulate and listen for words such as energy, strength, vitamins, protein, sugar. Cold-call 4 groups (not volunteers) to read their group prediction aloud. Say: "I am not looking for the right answer today. I am looking for your honest thinking." Record key words on the board without judging them. Ask: "Who has a different idea from this group?" and take 2 more responses.</w:t>
+            </w:r>
+          </w:p>
+        </w:tc>
+        <w:tc>
+          <w:tcPr>
+            <w:tcW w:type="dxa" w:w="3040"/>
+            <w:shd w:fill="FFFFFF" w:color="auto" w:val="clear"/>
+            <w:tcMar>
+              <w:top w:type="dxa" w:w="60"/>
+              <w:left w:type="dxa" w:w="120"/>
+              <w:bottom w:type="dxa" w:w="60"/>
+              <w:right w:type="dxa" w:w="120"/>
+            </w:tcMar>
+            <w:vAlign w:val="top"/>
+          </w:tcPr>
+          <w:p>
+            <w:pPr>
+              <w:spacing w:after="40" w:before="0"/>
+              <w:jc w:val="left"/>
+            </w:pPr>
+            <w:r>
+              <w:rPr>
+                <w:rFonts w:ascii="Arial" w:cs="Arial" w:eastAsia="Arial" w:hAnsi="Arial"/>
+                <w:b w:val="false"/>
+                <w:bCs w:val="false"/>
+                <w:i w:val="false"/>
+                <w:iCs w:val="false"/>
+                <w:color w:val="000000"/>
+                <w:sz w:val="18"/>
+                <w:szCs w:val="18"/>
+              </w:rPr>
+              <w:t xml:space="preserve">Eliciting prior knowledge through Predict-Share-Compare (Think-Pair-Share extended to groups of 4). Writing before talking commits each learner to an idea, so later evidence can be compared with the starting prediction and learners notice how their thinking changes.</w:t>
+            </w:r>
+          </w:p>
+        </w:tc>
+        <w:tc>
+          <w:tcPr>
+            <w:tcW w:type="dxa" w:w="3040"/>
+            <w:shd w:fill="F2F2F2" w:color="auto" w:val="clear"/>
+            <w:tcMar>
+              <w:top w:type="dxa" w:w="60"/>
+              <w:left w:type="dxa" w:w="120"/>
+              <w:bottom w:type="dxa" w:w="60"/>
+              <w:right w:type="dxa" w:w="120"/>
+            </w:tcMar>
+            <w:vAlign w:val="top"/>
+          </w:tcPr>
+          <w:p>
+            <w:pPr>
+              <w:spacing w:after="40" w:before="0"/>
+              <w:jc w:val="left"/>
+            </w:pPr>
+            <w:r>
+              <w:rPr>
+                <w:rFonts w:ascii="Arial" w:cs="Arial" w:eastAsia="Arial" w:hAnsi="Arial"/>
+                <w:b w:val="false"/>
+                <w:bCs w:val="false"/>
+                <w:i w:val="false"/>
+                <w:iCs w:val="false"/>
+                <w:color w:val="000000"/>
+                <w:sz w:val="18"/>
+                <w:szCs w:val="18"/>
+              </w:rPr>
+              <w:t xml:space="preserve">Look for: (1) every learner has a written prediction before group talk (check at least 10 papers while circulating); (2) predictions use food or body words such as energy, strength, protein, sugar or vitamins; (3) groups can give a reason, not only a word (for example, 'ugali gives energy because it is heavy and fills you'); (4) note misconceptions such as 'ugali is just filler' or 'only meat gives strength' to revisit in later lessons.</w:t>
+            </w:r>
+          </w:p>
+        </w:tc>
+      </w:tr>
+      <w:tr>
+        <w:tc>
+          <w:tcPr>
+            <w:tcW w:type="dxa" w:w="1520"/>
+            <w:shd w:fill="D9EEF1" w:color="auto" w:val="clear"/>
+            <w:tcMar>
+              <w:top w:type="dxa" w:w="60"/>
+              <w:left w:type="dxa" w:w="120"/>
+              <w:bottom w:type="dxa" w:w="60"/>
+              <w:right w:type="dxa" w:w="120"/>
+            </w:tcMar>
+            <w:vAlign w:val="top"/>
+          </w:tcPr>
+          <w:p>
+            <w:pPr>
+              <w:spacing w:after="40" w:before="0"/>
+              <w:jc w:val="left"/>
+            </w:pPr>
+            <w:r>
+              <w:rPr>
+                <w:rFonts w:ascii="Arial" w:cs="Arial" w:eastAsia="Arial" w:hAnsi="Arial"/>
+                <w:b/>
+                <w:bCs/>
+                <w:i w:val="false"/>
+                <w:iCs w:val="false"/>
+                <w:color w:val="000000"/>
+                <w:sz w:val="18"/>
+                <w:szCs w:val="18"/>
+              </w:rPr>
+              <w:t xml:space="preserve">Observe Phase</w:t>
+            </w:r>
+          </w:p>
+          <w:p>
+            <w:pPr>
+              <w:spacing w:after="20" w:before="0"/>
+            </w:pPr>
+            <w:r>
+              <w:rPr>
+                <w:rFonts w:ascii="Arial" w:cs="Arial" w:eastAsia="Arial" w:hAnsi="Arial"/>
+                <w:b/>
+                <w:bCs/>
+                <w:color w:val="1F3864"/>
+                <w:sz w:val="16"/>
+                <w:szCs w:val="16"/>
+              </w:rPr>
+              <w:t xml:space="preserve">📹 VIDEO:</w:t>
+            </w:r>
+          </w:p>
+          <w:p>
+            <w:pPr>
+              <w:spacing w:after="20" w:before="0"/>
+            </w:pPr>
+            <w:hyperlink w:history="1" r:id="rIdvt30onaa5gcqsgvxfhb9k">
+              <w:r>
+                <w:rPr>
+                  <w:rFonts w:ascii="Arial" w:cs="Arial" w:eastAsia="Arial" w:hAnsi="Arial"/>
+                  <w:color w:val="2E75B6"/>
+                  <w:sz w:val="16"/>
+                  <w:szCs w:val="16"/>
+                  <w:u w:val="single" w:color="2E75B6"/>
+                </w:rPr>
+                <w:t xml:space="preserve">Introduction to carbohydrates</w:t>
+              </w:r>
+            </w:hyperlink>
+          </w:p>
+          <w:p>
+            <w:pPr>
+              <w:spacing w:after="10" w:before="0"/>
+              <w:ind w:left="120"/>
+            </w:pPr>
+            <w:r>
+              <w:rPr>
+                <w:rFonts w:ascii="Arial" w:cs="Arial" w:eastAsia="Arial" w:hAnsi="Arial"/>
+                <w:color w:val="595959"/>
+                <w:sz w:val="14"/>
+                <w:szCs w:val="14"/>
+              </w:rPr>
+              <w:t xml:space="preserve">Source: Khan Academy (English - US curriculum)</w:t>
+            </w:r>
+          </w:p>
+          <w:p>
+            <w:pPr>
+              <w:spacing w:after="10" w:before="0"/>
+              <w:ind w:left="120"/>
+            </w:pPr>
+            <w:hyperlink w:history="1" r:id="rId8fpp7xzzdxkxb8bpad8j4">
+              <w:r>
+                <w:rPr>
+                  <w:rFonts w:ascii="Arial" w:cs="Arial" w:eastAsia="Arial" w:hAnsi="Arial"/>
+                  <w:color w:val="595959"/>
+                  <w:sz w:val="14"/>
+                  <w:szCs w:val="14"/>
+                  <w:u w:val="single" w:color="595959"/>
+                </w:rPr>
+                <w:t xml:space="preserve">🔍 Search ARES for similar videos</w:t>
+              </w:r>
+            </w:hyperlink>
+          </w:p>
+          <w:p>
+            <w:pPr>
+              <w:spacing w:after="40" w:before="0"/>
+            </w:pPr>
+            <w:r>
+              <w:rPr>
+                <w:sz w:val="14"/>
+                <w:szCs w:val="14"/>
+              </w:rPr>
+              <w:t xml:space="preserve"/>
+            </w:r>
+          </w:p>
+          <w:p>
+            <w:pPr>
+              <w:spacing w:after="20" w:before="0"/>
+            </w:pPr>
+            <w:r>
+              <w:rPr>
+                <w:rFonts w:ascii="Arial" w:cs="Arial" w:eastAsia="Arial" w:hAnsi="Arial"/>
+                <w:b/>
+                <w:bCs/>
+                <w:color w:val="1F3864"/>
+                <w:sz w:val="16"/>
+                <w:szCs w:val="16"/>
+              </w:rPr>
+              <w:t xml:space="preserve">📖 HTML:</w:t>
+            </w:r>
+          </w:p>
+          <w:p>
+            <w:pPr>
+              <w:spacing w:after="20" w:before="0"/>
+            </w:pPr>
+            <w:hyperlink w:history="1" r:id="rIdal-woxqxmmily4ncblo6x">
+              <w:r>
+                <w:rPr>
+                  <w:rFonts w:ascii="Arial" w:cs="Arial" w:eastAsia="Arial" w:hAnsi="Arial"/>
+                  <w:color w:val="2E75B6"/>
+                  <w:sz w:val="16"/>
+                  <w:szCs w:val="16"/>
+                  <w:u w:val="single" w:color="2E75B6"/>
+                </w:rPr>
+                <w:t xml:space="preserve">Carbohydrates (Flexbook)</w:t>
+              </w:r>
+            </w:hyperlink>
+          </w:p>
+          <w:p>
+            <w:pPr>
+              <w:spacing w:after="10" w:before="0"/>
+              <w:ind w:left="120"/>
+            </w:pPr>
+            <w:r>
+              <w:rPr>
+                <w:rFonts w:ascii="Arial" w:cs="Arial" w:eastAsia="Arial" w:hAnsi="Arial"/>
+                <w:color w:val="595959"/>
+                <w:sz w:val="14"/>
+                <w:szCs w:val="14"/>
+              </w:rPr>
+              <w:t xml:space="preserve">Source: CK-12</w:t>
+            </w:r>
+          </w:p>
+          <w:p>
+            <w:pPr>
+              <w:spacing w:after="10" w:before="0"/>
+              <w:ind w:left="120"/>
+            </w:pPr>
+            <w:hyperlink w:history="1" r:id="rIdo3pmvp0dstg9mxmkjpm0h">
+              <w:r>
+                <w:rPr>
+                  <w:rFonts w:ascii="Arial" w:cs="Arial" w:eastAsia="Arial" w:hAnsi="Arial"/>
+                  <w:color w:val="595959"/>
+                  <w:sz w:val="14"/>
+                  <w:szCs w:val="14"/>
+                  <w:u w:val="single" w:color="595959"/>
+                </w:rPr>
+                <w:t xml:space="preserve">🔍 Search ARES for similar readings</w:t>
+              </w:r>
+            </w:hyperlink>
+          </w:p>
+        </w:tc>
+        <w:tc>
+          <w:tcPr>
+            <w:tcW w:type="dxa" w:w="3040"/>
+            <w:shd w:fill="FFFFFF" w:color="auto" w:val="clear"/>
+            <w:tcMar>
+              <w:top w:type="dxa" w:w="60"/>
+              <w:left w:type="dxa" w:w="120"/>
+              <w:bottom w:type="dxa" w:w="60"/>
+              <w:right w:type="dxa" w:w="120"/>
+            </w:tcMar>
+            <w:vAlign w:val="top"/>
+          </w:tcPr>
+          <w:p>
+            <w:pPr>
+              <w:spacing w:after="40" w:before="0"/>
+              <w:jc w:val="left"/>
+            </w:pPr>
+            <w:r>
+              <w:rPr>
+                <w:rFonts w:ascii="Arial" w:cs="Arial" w:eastAsia="Arial" w:hAnsi="Arial"/>
+                <w:b w:val="false"/>
+                <w:bCs w:val="false"/>
+                <w:i w:val="false"/>
+                <w:iCs w:val="false"/>
+                <w:color w:val="000000"/>
+                <w:sz w:val="18"/>
+                <w:szCs w:val="18"/>
+              </w:rPr>
+              <w:t xml:space="preserve">Learners study two evidence sets in their groups of 4. Set 1: Kipchoge data card. Marathon world record 2:01:09 at Berlin 2022 = 7,269 s over 42.195 km. Learners calculate average pace: 7,269 / 42.195 = 172.3 s per km, about 2 min 52 s per km, about 20.9 km/h. Body mass about 52 kg. A marathon costs about 1 kcal per kg per km, so about 52 x 42.195 = 2,194, so about 2,200 kcal. Stored glycogen in muscle and liver is about 500 g = about 2,000 kcal. Set 2: a brief look at Table 1 (per 100 g): ugali 26 g carbohydrate / 2.5 g protein / 0.6 g fat = 119.4 kcal; githeri 18 / 6 / 1.0 = 105 kcal; boiled beans 21 / 8 / 0.5 = 120.5 kcal; sukuma wiki 5 / 2.5 / 3 = 57 kcal; whole milk 4.7 / 3.3 / 3.9 = 67.1 kcal. Learners circle the biggest number in each row and write what they notice and wonder. The teacher then names the three groups in one line each: carbohydrates supply and store energy; proteins build and repair the body; lipids store a lot of energy and insulate. Water, vitamins, minerals and nucleic acids are named as other chemicals of life, to be met later.</w:t>
+            </w:r>
+          </w:p>
+        </w:tc>
+        <w:tc>
+          <w:tcPr>
+            <w:tcW w:type="dxa" w:w="3040"/>
+            <w:shd w:fill="F2F2F2" w:color="auto" w:val="clear"/>
+            <w:tcMar>
+              <w:top w:type="dxa" w:w="60"/>
+              <w:left w:type="dxa" w:w="120"/>
+              <w:bottom w:type="dxa" w:w="60"/>
+              <w:right w:type="dxa" w:w="120"/>
+            </w:tcMar>
+            <w:vAlign w:val="top"/>
+          </w:tcPr>
+          <w:p>
+            <w:pPr>
+              <w:spacing w:after="40" w:before="0"/>
+              <w:jc w:val="left"/>
+            </w:pPr>
+            <w:r>
+              <w:rPr>
+                <w:rFonts w:ascii="Arial" w:cs="Arial" w:eastAsia="Arial" w:hAnsi="Arial"/>
+                <w:b w:val="false"/>
+                <w:bCs w:val="false"/>
+                <w:i w:val="false"/>
+                <w:iCs w:val="false"/>
+                <w:color w:val="000000"/>
+                <w:sz w:val="18"/>
+                <w:szCs w:val="18"/>
+              </w:rPr>
+              <w:t xml:space="preserve">Hand out the data card and say: "Before you calculate, look at the numbers. What stands out?" WAIT TIME of 10-15 seconds. Guide the pace calculation: "Divide 7,269 seconds by 42.195 kilometres. What do you get?" Check that groups reach 172.3 s per km, then ask: "Could you run even one kilometre that fast? Think of the fastest kilometre you have run at school." Ask: "About how much energy does the marathon cost, and about how much can the body store as glycogen?" Cold-call 3 groups for the 2,200 kcal and 2,000 kcal figures. Say: "Notice how close those two numbers are. Keep that in mind." Move to Table 1: "Look at ugali. Which column is biggest?" Cold-call 3 groups. Do NOT explain structure or tests. Say: "Scientists call these three groups chemicals of life: carbohydrates, proteins and lipids. Carbohydrates supply and store energy. Proteins build and repair the body. Lipids store a lot of energy and insulate." Write the three names with their one-line roles on the board. Add: "Water, vitamins, minerals and nucleic acids are also chemicals of life. We will not study them yet." Ask: "Where in this plate do you think each group is hiding?" and take 3 ideas after WAIT TIME.</w:t>
+            </w:r>
+          </w:p>
+        </w:tc>
+        <w:tc>
+          <w:tcPr>
+            <w:tcW w:type="dxa" w:w="3040"/>
+            <w:shd w:fill="FFFFFF" w:color="auto" w:val="clear"/>
+            <w:tcMar>
+              <w:top w:type="dxa" w:w="60"/>
+              <w:left w:type="dxa" w:w="120"/>
+              <w:bottom w:type="dxa" w:w="60"/>
+              <w:right w:type="dxa" w:w="120"/>
+            </w:tcMar>
+            <w:vAlign w:val="top"/>
+          </w:tcPr>
+          <w:p>
+            <w:pPr>
+              <w:spacing w:after="40" w:before="0"/>
+              <w:jc w:val="left"/>
+            </w:pPr>
+            <w:r>
+              <w:rPr>
+                <w:rFonts w:ascii="Arial" w:cs="Arial" w:eastAsia="Arial" w:hAnsi="Arial"/>
+                <w:b w:val="false"/>
+                <w:bCs w:val="false"/>
+                <w:i w:val="false"/>
+                <w:iCs w:val="false"/>
+                <w:color w:val="000000"/>
+                <w:sz w:val="18"/>
+                <w:szCs w:val="18"/>
+              </w:rPr>
+              <w:t xml:space="preserve">Noticing and Wondering with data. Learners first notice patterns in numbers (carbohydrate is the largest column for ugali, githeri and beans) before the teacher gives the vocabulary, so the names carbohydrates, proteins and lipids attach to evidence they have already seen. Simple calculations make the extreme performance concrete.</w:t>
+            </w:r>
+          </w:p>
+        </w:tc>
+        <w:tc>
+          <w:tcPr>
+            <w:tcW w:type="dxa" w:w="3040"/>
+            <w:shd w:fill="F2F2F2" w:color="auto" w:val="clear"/>
+            <w:tcMar>
+              <w:top w:type="dxa" w:w="60"/>
+              <w:left w:type="dxa" w:w="120"/>
+              <w:bottom w:type="dxa" w:w="60"/>
+              <w:right w:type="dxa" w:w="120"/>
+            </w:tcMar>
+            <w:vAlign w:val="top"/>
+          </w:tcPr>
+          <w:p>
+            <w:pPr>
+              <w:spacing w:after="40" w:before="0"/>
+              <w:jc w:val="left"/>
+            </w:pPr>
+            <w:r>
+              <w:rPr>
+                <w:rFonts w:ascii="Arial" w:cs="Arial" w:eastAsia="Arial" w:hAnsi="Arial"/>
+                <w:b w:val="false"/>
+                <w:bCs w:val="false"/>
+                <w:i w:val="false"/>
+                <w:iCs w:val="false"/>
+                <w:color w:val="000000"/>
+                <w:sz w:val="18"/>
+                <w:szCs w:val="18"/>
+              </w:rPr>
+              <w:t xml:space="preserve">Look for: (1) groups calculate 172.3 s per km correctly (or within rounding) from 7,269 / 42.195; (2) learners identify carbohydrate as the largest value in ugali, githeri and beans in Table 1; (3) learners state that the marathon needs about 2,200 kcal and that glycogen holds about 2,000 kcal; (4) in the 3 cold-call responses, check that learners match each group name to its one-line role; (5) record 'I notice / I wonder' statements that will become DQB questions.</w:t>
+            </w:r>
+          </w:p>
+        </w:tc>
+      </w:tr>
+      <w:tr>
+        <w:tc>
+          <w:tcPr>
+            <w:tcW w:type="dxa" w:w="1520"/>
+            <w:shd w:fill="E2EFDA" w:color="auto" w:val="clear"/>
+            <w:tcMar>
+              <w:top w:type="dxa" w:w="60"/>
+              <w:left w:type="dxa" w:w="120"/>
+              <w:bottom w:type="dxa" w:w="60"/>
+              <w:right w:type="dxa" w:w="120"/>
+            </w:tcMar>
+            <w:vAlign w:val="top"/>
+          </w:tcPr>
+          <w:p>
+            <w:pPr>
+              <w:spacing w:after="40" w:before="0"/>
+              <w:jc w:val="left"/>
+            </w:pPr>
+            <w:r>
+              <w:rPr>
+                <w:rFonts w:ascii="Arial" w:cs="Arial" w:eastAsia="Arial" w:hAnsi="Arial"/>
+                <w:b/>
+                <w:bCs/>
+                <w:i w:val="false"/>
+                <w:iCs w:val="false"/>
+                <w:color w:val="000000"/>
+                <w:sz w:val="18"/>
+                <w:szCs w:val="18"/>
+              </w:rPr>
+              <w:t xml:space="preserve">Explain Phase</w:t>
+            </w:r>
+          </w:p>
+          <w:p>
+            <w:pPr>
+              <w:spacing w:after="20" w:before="0"/>
+            </w:pPr>
+            <w:r>
+              <w:rPr>
+                <w:rFonts w:ascii="Arial" w:cs="Arial" w:eastAsia="Arial" w:hAnsi="Arial"/>
+                <w:b/>
+                <w:bCs/>
+                <w:color w:val="1F3864"/>
+                <w:sz w:val="16"/>
+                <w:szCs w:val="16"/>
+              </w:rPr>
+              <w:t xml:space="preserve">📹 VIDEO:</w:t>
+            </w:r>
+          </w:p>
+          <w:p>
+            <w:pPr>
+              <w:spacing w:after="20" w:before="0"/>
+            </w:pPr>
+            <w:hyperlink w:history="1" r:id="rIddv9f7bg_beivk9qzlbx91">
+              <w:r>
+                <w:rPr>
+                  <w:rFonts w:ascii="Arial" w:cs="Arial" w:eastAsia="Arial" w:hAnsi="Arial"/>
+                  <w:color w:val="2E75B6"/>
+                  <w:sz w:val="16"/>
+                  <w:szCs w:val="16"/>
+                  <w:u w:val="single" w:color="2E75B6"/>
+                </w:rPr>
+                <w:t xml:space="preserve">Matter and energy in food webs</w:t>
+              </w:r>
+            </w:hyperlink>
+          </w:p>
+          <w:p>
+            <w:pPr>
+              <w:spacing w:after="20" w:before="0"/>
+            </w:pPr>
+            <w:r>
+              <w:rPr>
+                <w:rFonts w:ascii="Arial" w:cs="Arial" w:eastAsia="Arial" w:hAnsi="Arial"/>
+                <w:i/>
+                <w:iCs/>
+                <w:color w:val="595959"/>
+                <w:sz w:val="16"/>
+                <w:szCs w:val="16"/>
+              </w:rPr>
+              <w:t xml:space="preserve">Related topic: not an exact match for this lesson.</w:t>
+            </w:r>
+          </w:p>
+          <w:p>
+            <w:pPr>
+              <w:spacing w:after="10" w:before="0"/>
+              <w:ind w:left="120"/>
+            </w:pPr>
+            <w:r>
+              <w:rPr>
+                <w:rFonts w:ascii="Arial" w:cs="Arial" w:eastAsia="Arial" w:hAnsi="Arial"/>
+                <w:color w:val="595959"/>
+                <w:sz w:val="14"/>
+                <w:szCs w:val="14"/>
+              </w:rPr>
+              <w:t xml:space="preserve">Source: Khan Academy (English - US curriculum)</w:t>
+            </w:r>
+          </w:p>
+          <w:p>
+            <w:pPr>
+              <w:spacing w:after="10" w:before="0"/>
+              <w:ind w:left="120"/>
+            </w:pPr>
+            <w:hyperlink w:history="1" r:id="rIdir4x6ubxecpnaysiiddat">
+              <w:r>
+                <w:rPr>
+                  <w:rFonts w:ascii="Arial" w:cs="Arial" w:eastAsia="Arial" w:hAnsi="Arial"/>
+                  <w:color w:val="595959"/>
+                  <w:sz w:val="14"/>
+                  <w:szCs w:val="14"/>
+                  <w:u w:val="single" w:color="595959"/>
+                </w:rPr>
+                <w:t xml:space="preserve">🔍 Search ARES for similar videos</w:t>
+              </w:r>
+            </w:hyperlink>
+          </w:p>
+          <w:p>
+            <w:pPr>
+              <w:spacing w:after="40" w:before="0"/>
+            </w:pPr>
+            <w:r>
+              <w:rPr>
+                <w:sz w:val="14"/>
+                <w:szCs w:val="14"/>
+              </w:rPr>
+              <w:t xml:space="preserve"/>
+            </w:r>
+          </w:p>
+          <w:p>
+            <w:pPr>
+              <w:spacing w:after="20" w:before="0"/>
+            </w:pPr>
+            <w:r>
+              <w:rPr>
+                <w:rFonts w:ascii="Arial" w:cs="Arial" w:eastAsia="Arial" w:hAnsi="Arial"/>
+                <w:b/>
+                <w:bCs/>
+                <w:color w:val="1F3864"/>
+                <w:sz w:val="16"/>
+                <w:szCs w:val="16"/>
+              </w:rPr>
+              <w:t xml:space="preserve">📖 HTML:</w:t>
+            </w:r>
+          </w:p>
+          <w:p>
+            <w:pPr>
+              <w:spacing w:after="20" w:before="0"/>
+            </w:pPr>
+            <w:hyperlink w:history="1" r:id="rIdmvs0rd_lz3gwnd3wt-l8f">
+              <w:r>
+                <w:rPr>
+                  <w:rFonts w:ascii="Arial" w:cs="Arial" w:eastAsia="Arial" w:hAnsi="Arial"/>
+                  <w:color w:val="2E75B6"/>
+                  <w:sz w:val="16"/>
+                  <w:szCs w:val="16"/>
+                  <w:u w:val="single" w:color="2E75B6"/>
+                </w:rPr>
+                <w:t xml:space="preserve">Carbohydrate Classification (Flexbook)</w:t>
+              </w:r>
+            </w:hyperlink>
+          </w:p>
+          <w:p>
+            <w:pPr>
+              <w:spacing w:after="20" w:before="0"/>
+            </w:pPr>
+            <w:r>
+              <w:rPr>
+                <w:rFonts w:ascii="Arial" w:cs="Arial" w:eastAsia="Arial" w:hAnsi="Arial"/>
+                <w:i/>
+                <w:iCs/>
+                <w:color w:val="595959"/>
+                <w:sz w:val="16"/>
+                <w:szCs w:val="16"/>
+              </w:rPr>
+              <w:t xml:space="preserve">Related topic: not an exact match for this lesson.</w:t>
+            </w:r>
+          </w:p>
+          <w:p>
+            <w:pPr>
+              <w:spacing w:after="10" w:before="0"/>
+              <w:ind w:left="120"/>
+            </w:pPr>
+            <w:r>
+              <w:rPr>
+                <w:rFonts w:ascii="Arial" w:cs="Arial" w:eastAsia="Arial" w:hAnsi="Arial"/>
+                <w:color w:val="595959"/>
+                <w:sz w:val="14"/>
+                <w:szCs w:val="14"/>
+              </w:rPr>
+              <w:t xml:space="preserve">Source: CK-12</w:t>
+            </w:r>
+          </w:p>
+          <w:p>
+            <w:pPr>
+              <w:spacing w:after="10" w:before="0"/>
+              <w:ind w:left="120"/>
+            </w:pPr>
+            <w:hyperlink w:history="1" r:id="rIdogxndywrcy6wj8iltrex0">
+              <w:r>
+                <w:rPr>
+                  <w:rFonts w:ascii="Arial" w:cs="Arial" w:eastAsia="Arial" w:hAnsi="Arial"/>
+                  <w:color w:val="595959"/>
+                  <w:sz w:val="14"/>
+                  <w:szCs w:val="14"/>
+                  <w:u w:val="single" w:color="595959"/>
+                </w:rPr>
+                <w:t xml:space="preserve">🔍 Search ARES for similar readings</w:t>
+              </w:r>
+            </w:hyperlink>
+          </w:p>
+        </w:tc>
+        <w:tc>
+          <w:tcPr>
+            <w:tcW w:type="dxa" w:w="3040"/>
+            <w:shd w:fill="FFFFFF" w:color="auto" w:val="clear"/>
+            <w:tcMar>
+              <w:top w:type="dxa" w:w="60"/>
+              <w:left w:type="dxa" w:w="120"/>
+              <w:bottom w:type="dxa" w:w="60"/>
+              <w:right w:type="dxa" w:w="120"/>
+            </w:tcMar>
+            <w:vAlign w:val="top"/>
+          </w:tcPr>
+          <w:p>
+            <w:pPr>
+              <w:spacing w:after="40" w:before="0"/>
+              <w:jc w:val="left"/>
+            </w:pPr>
+            <w:r>
+              <w:rPr>
+                <w:rFonts w:ascii="Arial" w:cs="Arial" w:eastAsia="Arial" w:hAnsi="Arial"/>
+                <w:b w:val="false"/>
+                <w:bCs w:val="false"/>
+                <w:i w:val="false"/>
+                <w:iCs w:val="false"/>
+                <w:color w:val="000000"/>
+                <w:sz w:val="18"/>
+                <w:szCs w:val="18"/>
+              </w:rPr>
+              <w:t xml:space="preserve">Using their predictions, the data card and the three named groups, learners write a first explanation in their notebooks with this sentence frame: 'A plate of ugali and beans is not plain because it contains ______. For example, ______ supplies ______ and ______ helps to ______. A marathon needs about ______ kcal, and the body stores about ______ kcal as glycogen, so the athlete also needs ______.' They compare it with their earlier prediction, underline what has changed in one colour, and share with a partner. Two or three learners read out their explanations to the class. The class lists what they still cannot explain, such as how food becomes energy in the muscle.</w:t>
+            </w:r>
+          </w:p>
+        </w:tc>
+        <w:tc>
+          <w:tcPr>
+            <w:tcW w:type="dxa" w:w="3040"/>
+            <w:shd w:fill="F2F2F2" w:color="auto" w:val="clear"/>
+            <w:tcMar>
+              <w:top w:type="dxa" w:w="60"/>
+              <w:left w:type="dxa" w:w="120"/>
+              <w:bottom w:type="dxa" w:w="60"/>
+              <w:right w:type="dxa" w:w="120"/>
+            </w:tcMar>
+            <w:vAlign w:val="top"/>
+          </w:tcPr>
+          <w:p>
+            <w:pPr>
+              <w:spacing w:after="40" w:before="0"/>
+              <w:jc w:val="left"/>
+            </w:pPr>
+            <w:r>
+              <w:rPr>
+                <w:rFonts w:ascii="Arial" w:cs="Arial" w:eastAsia="Arial" w:hAnsi="Arial"/>
+                <w:b w:val="false"/>
+                <w:bCs w:val="false"/>
+                <w:i w:val="false"/>
+                <w:iCs w:val="false"/>
+                <w:color w:val="000000"/>
+                <w:sz w:val="18"/>
+                <w:szCs w:val="18"/>
+              </w:rPr>
+              <w:t xml:space="preserve">Say: "You started this lesson with a prediction. Now use evidence to improve it." Display the frame. Give WAIT TIME of 10-15 seconds, then 4 minutes writing. Circulate and ask: "Which number from the data card supports your sentence?" and "Which group of chemicals does ugali mostly give?" Prompt struggling learners: "Look at the largest value in the ugali row." Cold-call 3 learners to read their explanations. After each ask the class: "What evidence did they use?" Then ask: "The marathon costs about 2,200 kcal and glycogen holds about 2,000 kcal. What does that tell you about why eating matters on race day and in training?" Take 2 responses after WAIT TIME. Say: "Good scientists also say what they do not know yet. What can't we explain?" Record 3 gaps on the board. Do not answer them; say: "We will return to these."</w:t>
+            </w:r>
+          </w:p>
+        </w:tc>
+        <w:tc>
+          <w:tcPr>
+            <w:tcW w:type="dxa" w:w="3040"/>
+            <w:shd w:fill="FFFFFF" w:color="auto" w:val="clear"/>
+            <w:tcMar>
+              <w:top w:type="dxa" w:w="60"/>
+              <w:left w:type="dxa" w:w="120"/>
+              <w:bottom w:type="dxa" w:w="60"/>
+              <w:right w:type="dxa" w:w="120"/>
+            </w:tcMar>
+            <w:vAlign w:val="top"/>
+          </w:tcPr>
+          <w:p>
+            <w:pPr>
+              <w:spacing w:after="40" w:before="0"/>
+              <w:jc w:val="left"/>
+            </w:pPr>
+            <w:r>
+              <w:rPr>
+                <w:rFonts w:ascii="Arial" w:cs="Arial" w:eastAsia="Arial" w:hAnsi="Arial"/>
+                <w:b w:val="false"/>
+                <w:bCs w:val="false"/>
+                <w:i w:val="false"/>
+                <w:iCs w:val="false"/>
+                <w:color w:val="000000"/>
+                <w:sz w:val="18"/>
+                <w:szCs w:val="18"/>
+              </w:rPr>
+              <w:t xml:space="preserve">Claim-Evidence-Reasoning scaffold through a sentence frame. Learners connect a claim (the plate is not plain) to evidence (Table 1 and Kipchoge figures) and reasoning (chemical groups have roles). Comparing with the earlier prediction makes the change in their thinking visible and builds scientific habits of revision.</w:t>
+            </w:r>
+          </w:p>
+        </w:tc>
+        <w:tc>
+          <w:tcPr>
+            <w:tcW w:type="dxa" w:w="3040"/>
+            <w:shd w:fill="F2F2F2" w:color="auto" w:val="clear"/>
+            <w:tcMar>
+              <w:top w:type="dxa" w:w="60"/>
+              <w:left w:type="dxa" w:w="120"/>
+              <w:bottom w:type="dxa" w:w="60"/>
+              <w:right w:type="dxa" w:w="120"/>
+            </w:tcMar>
+            <w:vAlign w:val="top"/>
+          </w:tcPr>
+          <w:p>
+            <w:pPr>
+              <w:spacing w:after="40" w:before="0"/>
+              <w:jc w:val="left"/>
+            </w:pPr>
+            <w:r>
+              <w:rPr>
+                <w:rFonts w:ascii="Arial" w:cs="Arial" w:eastAsia="Arial" w:hAnsi="Arial"/>
+                <w:b w:val="false"/>
+                <w:bCs w:val="false"/>
+                <w:i w:val="false"/>
+                <w:iCs w:val="false"/>
+                <w:color w:val="000000"/>
+                <w:sz w:val="18"/>
+                <w:szCs w:val="18"/>
+              </w:rPr>
+              <w:t xml:space="preserve">Look for: (1) the explanation names at least two of carbohydrates, proteins, lipids with a correct role; (2) at least one number from the data card or Table 1 is used as evidence; (3) learners link the 2,200 kcal need to food and the 2,000 kcal glycogen store without calculating further; (4) learners mark what changed from their prediction; (5) common errors to note: calling ugali a protein food, saying fat is always bad, or confusing energy with vitamins.</w:t>
+            </w:r>
+          </w:p>
+        </w:tc>
+      </w:tr>
+      <w:tr>
+        <w:tc>
+          <w:tcPr>
+            <w:tcW w:type="dxa" w:w="1520"/>
+            <w:shd w:fill="FCE4D6" w:color="auto" w:val="clear"/>
+            <w:tcMar>
+              <w:top w:type="dxa" w:w="60"/>
+              <w:left w:type="dxa" w:w="120"/>
+              <w:bottom w:type="dxa" w:w="60"/>
+              <w:right w:type="dxa" w:w="120"/>
+            </w:tcMar>
+            <w:vAlign w:val="top"/>
+          </w:tcPr>
+          <w:p>
+            <w:pPr>
+              <w:spacing w:after="40" w:before="0"/>
+              <w:jc w:val="left"/>
+            </w:pPr>
+            <w:r>
+              <w:rPr>
+                <w:rFonts w:ascii="Arial" w:cs="Arial" w:eastAsia="Arial" w:hAnsi="Arial"/>
+                <w:b/>
+                <w:bCs/>
+                <w:i w:val="false"/>
+                <w:iCs w:val="false"/>
+                <w:color w:val="000000"/>
+                <w:sz w:val="18"/>
+                <w:szCs w:val="18"/>
+              </w:rPr>
+              <w:t xml:space="preserve">Driving Question Board (DQB) Creation</w:t>
+            </w:r>
+          </w:p>
+          <w:p>
+            <w:pPr>
+              <w:spacing w:after="20" w:before="0"/>
+            </w:pPr>
+            <w:r>
+              <w:rPr>
+                <w:rFonts w:ascii="Arial" w:cs="Arial" w:eastAsia="Arial" w:hAnsi="Arial"/>
+                <w:b/>
+                <w:bCs/>
+                <w:color w:val="1F3864"/>
+                <w:sz w:val="16"/>
+                <w:szCs w:val="16"/>
+              </w:rPr>
+              <w:t xml:space="preserve">📹 VIDEO:</w:t>
+            </w:r>
+          </w:p>
+          <w:p>
+            <w:pPr>
+              <w:spacing w:after="20" w:before="0"/>
+            </w:pPr>
+            <w:hyperlink w:history="1" r:id="rIdlozminw-qhi9uog0pb6wv">
               <w:r>
                 <w:rPr>
                   <w:rFonts w:ascii="Arial" w:cs="Arial" w:eastAsia="Arial" w:hAnsi="Arial"/>
@@ -3464,7 +4185,7 @@
               <w:spacing w:after="10" w:before="0"/>
               <w:ind w:left="120"/>
             </w:pPr>
-            <w:hyperlink w:history="1" r:id="rIdrpeln_ot93udy3kpd4s8n">
+            <w:hyperlink w:history="1" r:id="rIdai62wfct8ircoykl5os7d">
               <w:r>
                 <w:rPr>
                   <w:rFonts w:ascii="Arial" w:cs="Arial" w:eastAsia="Arial" w:hAnsi="Arial"/>
@@ -3502,14 +4223,14 @@
                 <w:sz w:val="16"/>
                 <w:szCs w:val="16"/>
               </w:rPr>
-              <w:t xml:space="preserve">📖 HTML:</w:t>
+              <w:t xml:space="preserve">📖 EXERCISE:</w:t>
             </w:r>
           </w:p>
           <w:p>
             <w:pPr>
               <w:spacing w:after="20" w:before="0"/>
             </w:pPr>
-            <w:hyperlink w:history="1" r:id="rIdpkhhwwlkqkdxb1qps9f1c">
+            <w:hyperlink w:history="1" r:id="rId6vqbyrqv6a5_4jgljeitx">
               <w:r>
                 <w:rPr>
                   <w:rFonts w:ascii="Arial" w:cs="Arial" w:eastAsia="Arial" w:hAnsi="Arial"/>
@@ -3518,7 +4239,7 @@
                   <w:szCs w:val="16"/>
                   <w:u w:val="single" w:color="2E75B6"/>
                 </w:rPr>
-                <w:t xml:space="preserve">Carbohydrate Classification (Flexbook)</w:t>
+                <w:t xml:space="preserve">Carbohydrate Classification Practice</w:t>
               </w:r>
             </w:hyperlink>
           </w:p>
@@ -3558,7 +4279,7 @@
               <w:spacing w:after="10" w:before="0"/>
               <w:ind w:left="120"/>
             </w:pPr>
-            <w:hyperlink w:history="1" r:id="rIdknrfmgel2bqtgtz_obmzp">
+            <w:hyperlink w:history="1" r:id="rIdpehetur4ixz-fcdeqkb_j">
               <w:r>
                 <w:rPr>
                   <w:rFonts w:ascii="Arial" w:cs="Arial" w:eastAsia="Arial" w:hAnsi="Arial"/>
@@ -3600,7 +4321,7 @@
                 <w:sz w:val="18"/>
                 <w:szCs w:val="18"/>
               </w:rPr>
-              <w:t xml:space="preserve">Students enter the classroom to find two large photographs projected or printed and displayed at the front: Photo A shows a child from Kisumu with visible signs of kwashiorkor (swollen abdomen, thin limbs, reddish discoloured hair, lethargic posture); Photo B shows a healthy, energetic child of the same age from the same village. A caption beneath both reads: 'Both children eat approximately the same amount of food every day. Both live in the same village near Kisumu.' Students observe silently for 60 seconds, then write a 'Notice &amp; Wonder' entry in their science notebooks: three things they NOTICE and three things they WONDER. In pairs, students share their notices and wonders. The teacher then reveals the food details: Child A eats ugali (maize starch) as the main meal daily; Child B eats githeri (maize and beans) regularly. Students individually write a prediction in response to the prompt: 'I think the difference in the children's bodies is caused by _______ because _______.' Students then sketch an annotated diagram predicting what chemicals or substances they think are inside ugali versus githeri, labelling whatever they already know or guess (e.g. starch, protein, energy, vitamins). Pairs share their diagrams and predictions with another pair (think-pair-share-square).</w:t>
+              <w:t xml:space="preserve">The teacher displays the Driving Question: 'How do the simple foods Kenyan athletes eat, like ugali, githeri and beans, provide the chemicals their bodies need for energy, growth and repair?' on a large chart at the front. Each learner writes 2 questions on sticky notes, using their wonderings and the class gap list (for example, 'How do we know ugali has starch?', 'What are proteins made of?', 'Why do athletes need fat?', 'How does the body break food down?'). In groups of 4 they pick their best question, place it on the DQB and explain it in one sentence. As a class they sort the notes into clusters (for example: what is in food, how to test food, what proteins do, how digestion works, which meal is best).</w:t>
             </w:r>
           </w:p>
         </w:tc>
@@ -3632,273 +4353,7 @@
                 <w:sz w:val="18"/>
                 <w:szCs w:val="18"/>
               </w:rPr>
-              <w:t xml:space="preserve">As students enter, say nothing — allow the photographs to speak first. After 60 seconds of silent observation, say: 'In your notebook, write three things you NOTICE about these two children and three things you WONDER. You have 90 seconds. Go.' [WAIT 90 seconds — circulate silently, do not prompt.]</w:t>
-            </w:r>
-          </w:p>
-          <w:p>
-            <w:pPr>
-              <w:spacing w:after="40" w:before="0"/>
-              <w:jc w:val="left"/>
-            </w:pPr>
-            <w:r>
-              <w:rPr>
-                <w:rFonts w:ascii="Arial" w:cs="Arial" w:eastAsia="Arial" w:hAnsi="Arial"/>
-                <w:b w:val="false"/>
-                <w:bCs w:val="false"/>
-                <w:i w:val="false"/>
-                <w:iCs w:val="false"/>
-                <w:color w:val="000000"/>
-                <w:sz w:val="18"/>
-                <w:szCs w:val="18"/>
-              </w:rPr>
-              <w:t xml:space="preserve"/>
-            </w:r>
-          </w:p>
-          <w:p>
-            <w:pPr>
-              <w:spacing w:after="40" w:before="0"/>
-              <w:jc w:val="left"/>
-            </w:pPr>
-            <w:r>
-              <w:rPr>
-                <w:rFonts w:ascii="Arial" w:cs="Arial" w:eastAsia="Arial" w:hAnsi="Arial"/>
-                <w:b w:val="false"/>
-                <w:bCs w:val="false"/>
-                <w:i w:val="false"/>
-                <w:iCs w:val="false"/>
-                <w:color w:val="000000"/>
-                <w:sz w:val="18"/>
-                <w:szCs w:val="18"/>
-              </w:rPr>
-              <w:t xml:space="preserve">After writing: 'Turn to your partner. Share one NOTICE and one WONDER each. You have 60 seconds.' [WAIT 60 seconds.]</w:t>
-            </w:r>
-          </w:p>
-          <w:p>
-            <w:pPr>
-              <w:spacing w:after="40" w:before="0"/>
-              <w:jc w:val="left"/>
-            </w:pPr>
-            <w:r>
-              <w:rPr>
-                <w:rFonts w:ascii="Arial" w:cs="Arial" w:eastAsia="Arial" w:hAnsi="Arial"/>
-                <w:b w:val="false"/>
-                <w:bCs w:val="false"/>
-                <w:i w:val="false"/>
-                <w:iCs w:val="false"/>
-                <w:color w:val="000000"/>
-                <w:sz w:val="18"/>
-                <w:szCs w:val="18"/>
-              </w:rPr>
-              <w:t xml:space="preserve"/>
-            </w:r>
-          </w:p>
-          <w:p>
-            <w:pPr>
-              <w:spacing w:after="40" w:before="0"/>
-              <w:jc w:val="left"/>
-            </w:pPr>
-            <w:r>
-              <w:rPr>
-                <w:rFonts w:ascii="Arial" w:cs="Arial" w:eastAsia="Arial" w:hAnsi="Arial"/>
-                <w:b w:val="false"/>
-                <w:bCs w:val="false"/>
-                <w:i w:val="false"/>
-                <w:iCs w:val="false"/>
-                <w:color w:val="000000"/>
-                <w:sz w:val="18"/>
-                <w:szCs w:val="18"/>
-              </w:rPr>
-              <w:t xml:space="preserve">Cold-call 4 students for NOTICES: 'Amina — tell us one thing you noticed.' [WAIT 10 seconds.] Repeat for Otieno, Wanjiru, Kipchoge.</w:t>
-            </w:r>
-          </w:p>
-          <w:p>
-            <w:pPr>
-              <w:spacing w:after="40" w:before="0"/>
-              <w:jc w:val="left"/>
-            </w:pPr>
-            <w:r>
-              <w:rPr>
-                <w:rFonts w:ascii="Arial" w:cs="Arial" w:eastAsia="Arial" w:hAnsi="Arial"/>
-                <w:b w:val="false"/>
-                <w:bCs w:val="false"/>
-                <w:i w:val="false"/>
-                <w:iCs w:val="false"/>
-                <w:color w:val="000000"/>
-                <w:sz w:val="18"/>
-                <w:szCs w:val="18"/>
-              </w:rPr>
-              <w:t xml:space="preserve"/>
-            </w:r>
-          </w:p>
-          <w:p>
-            <w:pPr>
-              <w:spacing w:after="40" w:before="0"/>
-              <w:jc w:val="left"/>
-            </w:pPr>
-            <w:r>
-              <w:rPr>
-                <w:rFonts w:ascii="Arial" w:cs="Arial" w:eastAsia="Arial" w:hAnsi="Arial"/>
-                <w:b w:val="false"/>
-                <w:bCs w:val="false"/>
-                <w:i w:val="false"/>
-                <w:iCs w:val="false"/>
-                <w:color w:val="000000"/>
-                <w:sz w:val="18"/>
-                <w:szCs w:val="18"/>
-              </w:rPr>
-              <w:t xml:space="preserve">Cold-call 3 students for WONDERS: 'Fatuma — what is one thing you wondered?' [WAIT 10 seconds.] Repeat for two more.</w:t>
-            </w:r>
-          </w:p>
-          <w:p>
-            <w:pPr>
-              <w:spacing w:after="40" w:before="0"/>
-              <w:jc w:val="left"/>
-            </w:pPr>
-            <w:r>
-              <w:rPr>
-                <w:rFonts w:ascii="Arial" w:cs="Arial" w:eastAsia="Arial" w:hAnsi="Arial"/>
-                <w:b w:val="false"/>
-                <w:bCs w:val="false"/>
-                <w:i w:val="false"/>
-                <w:iCs w:val="false"/>
-                <w:color w:val="000000"/>
-                <w:sz w:val="18"/>
-                <w:szCs w:val="18"/>
-              </w:rPr>
-              <w:t xml:space="preserve"/>
-            </w:r>
-          </w:p>
-          <w:p>
-            <w:pPr>
-              <w:spacing w:after="40" w:before="0"/>
-              <w:jc w:val="left"/>
-            </w:pPr>
-            <w:r>
-              <w:rPr>
-                <w:rFonts w:ascii="Arial" w:cs="Arial" w:eastAsia="Arial" w:hAnsi="Arial"/>
-                <w:b w:val="false"/>
-                <w:bCs w:val="false"/>
-                <w:i w:val="false"/>
-                <w:iCs w:val="false"/>
-                <w:color w:val="000000"/>
-                <w:sz w:val="18"/>
-                <w:szCs w:val="18"/>
-              </w:rPr>
-              <w:t xml:space="preserve">Now reveal the food information. Say: 'Here is one more piece of information. Child A eats ugali — maize starch — as the main meal every day. Child B eats githeri — maize and beans — regularly. Same village. Same quantity of food. Write this in your notebook and now make a prediction: I think the difference in the children's bodies is caused by _______ because _______. You have 2 minutes.'</w:t>
-            </w:r>
-          </w:p>
-          <w:p>
-            <w:pPr>
-              <w:spacing w:after="40" w:before="0"/>
-              <w:jc w:val="left"/>
-            </w:pPr>
-            <w:r>
-              <w:rPr>
-                <w:rFonts w:ascii="Arial" w:cs="Arial" w:eastAsia="Arial" w:hAnsi="Arial"/>
-                <w:b w:val="false"/>
-                <w:bCs w:val="false"/>
-                <w:i w:val="false"/>
-                <w:iCs w:val="false"/>
-                <w:color w:val="000000"/>
-                <w:sz w:val="18"/>
-                <w:szCs w:val="18"/>
-              </w:rPr>
-              <w:t xml:space="preserve"/>
-            </w:r>
-          </w:p>
-          <w:p>
-            <w:pPr>
-              <w:spacing w:after="40" w:before="0"/>
-              <w:jc w:val="left"/>
-            </w:pPr>
-            <w:r>
-              <w:rPr>
-                <w:rFonts w:ascii="Arial" w:cs="Arial" w:eastAsia="Arial" w:hAnsi="Arial"/>
-                <w:b w:val="false"/>
-                <w:bCs w:val="false"/>
-                <w:i w:val="false"/>
-                <w:iCs w:val="false"/>
-                <w:color w:val="000000"/>
-                <w:sz w:val="18"/>
-                <w:szCs w:val="18"/>
-              </w:rPr>
-              <w:t xml:space="preserve">After predictions: 'Now sketch what you think is INSIDE ugali chemically, and what is inside githeri chemically. Draw a circle for each food, and write or draw what you think is in there. Label everything — even guesses are valuable right now.' [WAIT 3 minutes.]</w:t>
-            </w:r>
-          </w:p>
-          <w:p>
-            <w:pPr>
-              <w:spacing w:after="40" w:before="0"/>
-              <w:jc w:val="left"/>
-            </w:pPr>
-            <w:r>
-              <w:rPr>
-                <w:rFonts w:ascii="Arial" w:cs="Arial" w:eastAsia="Arial" w:hAnsi="Arial"/>
-                <w:b w:val="false"/>
-                <w:bCs w:val="false"/>
-                <w:i w:val="false"/>
-                <w:iCs w:val="false"/>
-                <w:color w:val="000000"/>
-                <w:sz w:val="18"/>
-                <w:szCs w:val="18"/>
-              </w:rPr>
-              <w:t xml:space="preserve"/>
-            </w:r>
-          </w:p>
-          <w:p>
-            <w:pPr>
-              <w:spacing w:after="40" w:before="0"/>
-              <w:jc w:val="left"/>
-            </w:pPr>
-            <w:r>
-              <w:rPr>
-                <w:rFonts w:ascii="Arial" w:cs="Arial" w:eastAsia="Arial" w:hAnsi="Arial"/>
-                <w:b w:val="false"/>
-                <w:bCs w:val="false"/>
-                <w:i w:val="false"/>
-                <w:iCs w:val="false"/>
-                <w:color w:val="000000"/>
-                <w:sz w:val="18"/>
-                <w:szCs w:val="18"/>
-              </w:rPr>
-              <w:t xml:space="preserve">Pair to square: 'Share your diagram with your partner, then both pairs share with each other. Identify one prediction you AGREE on and one you DISAGREE on.' [WAIT 3 minutes.]</w:t>
-            </w:r>
-          </w:p>
-          <w:p>
-            <w:pPr>
-              <w:spacing w:after="40" w:before="0"/>
-              <w:jc w:val="left"/>
-            </w:pPr>
-            <w:r>
-              <w:rPr>
-                <w:rFonts w:ascii="Arial" w:cs="Arial" w:eastAsia="Arial" w:hAnsi="Arial"/>
-                <w:b w:val="false"/>
-                <w:bCs w:val="false"/>
-                <w:i w:val="false"/>
-                <w:iCs w:val="false"/>
-                <w:color w:val="000000"/>
-                <w:sz w:val="18"/>
-                <w:szCs w:val="18"/>
-              </w:rPr>
-              <w:t xml:space="preserve"/>
-            </w:r>
-          </w:p>
-          <w:p>
-            <w:pPr>
-              <w:spacing w:after="40" w:before="0"/>
-              <w:jc w:val="left"/>
-            </w:pPr>
-            <w:r>
-              <w:rPr>
-                <w:rFonts w:ascii="Arial" w:cs="Arial" w:eastAsia="Arial" w:hAnsi="Arial"/>
-                <w:b w:val="false"/>
-                <w:bCs w:val="false"/>
-                <w:i w:val="false"/>
-                <w:iCs w:val="false"/>
-                <w:color w:val="000000"/>
-                <w:sz w:val="18"/>
-                <w:szCs w:val="18"/>
-              </w:rPr>
-              <w:t xml:space="preserve">Close the phase: 'You have just done what every scientist does — you looked at a puzzle from your own community and asked a question. That is exactly where science begins.'</w:t>
+              <w:t xml:space="preserve">Unveil the chart and say: "This is our Driving Question. By the end of this unit, we will answer it with evidence." Say: "Write two questions you really want answered. Questions beginning with how or why are strong." WAIT TIME of 10-15 seconds before writing starts. Circulate and coach: "Can you make that question more specific to ugali or to Kipchoge?" Cold-call 5 groups to place one note each and read it aloud. Ask: "Which questions seem to belong together?" and guide the clustering. Point to the two KICD questions and say: "What are the chemicals of life? How do they help living things work? Can you find notes that match these?" Add the missing questions yourself if needed. Say: "We will come back to this board in every lesson, move questions we have answered and add new ones." Photograph the board for records.</w:t>
             </w:r>
           </w:p>
         </w:tc>
@@ -3930,7 +4385,7 @@
                 <w:sz w:val="18"/>
                 <w:szCs w:val="18"/>
               </w:rPr>
-              <w:t xml:space="preserve">Strategy: Notice &amp; Wonder + Annotated Predictive Diagram. This strategy surfaces students' prior knowledge and misconceptions before instruction begins, making thinking visible. By drawing what they think is 'inside' ugali and githeri, students externalise mental models that the teacher can assess and that students themselves can revise across the unit. Connecting the prediction to a visible, emotionally resonant phenomenon (a sick child from their own region) activates both cognitive engagement and personal relevance, increasing motivation to resolve the puzzle.</w:t>
+              <w:t xml:space="preserve">Driving Question Board as a tool for student-generated questions. Learners ask questions based on their own noticing, which gives them ownership of the investigation. Clustering shows how questions connect to later lessons and gives a purpose for each investigation.</w:t>
             </w:r>
           </w:p>
         </w:tc>
@@ -3962,7 +4417,7 @@
                 <w:sz w:val="18"/>
                 <w:szCs w:val="18"/>
               </w:rPr>
-              <w:t xml:space="preserve">Observable indicator: Every student has a written prediction ('I think… because…') and a labelled predictive diagram in their notebook within 5 minutes. Teacher circulates and looks for: (1) whether students name any specific chemicals (starch, protein, vitamins) or stay at a surface level ('ugali gives energy, githeri has more things'); (2) whether students connect the chemical difference to the physical difference in the children's bodies. Teacher mentally notes 2–3 students with rich prior knowledge (to use as discussion anchors later) and 2–3 students with blank or vague diagrams (to pair strategically). No marks are given — teacher says: 'These predictions are your starting point, not your final answer. We will come back to them at the end of the unit and see how your thinking has grown.'</w:t>
+              <w:t xml:space="preserve">Look for: (1) every learner has written at least 2 questions (count notes per group); (2) at least half the questions are testable or explainable, not just yes/no; (3) questions refer to the phenomenon (ugali, beans, Kipchoge, energy) rather than random topics; (4) groups give a reason when placing notes; (5) at least one cluster matches each KICD key inquiry question.</w:t>
             </w:r>
           </w:p>
         </w:tc>
@@ -3971,32 +4426,32 @@
         <w:tc>
           <w:tcPr>
             <w:tcW w:type="dxa" w:w="1520"/>
-            <w:shd w:fill="D9EEF1" w:color="auto" w:val="clear"/>
-            <w:tcMar>
-              <w:top w:type="dxa" w:w="60"/>
-              <w:left w:type="dxa" w:w="120"/>
-              <w:bottom w:type="dxa" w:w="60"/>
-              <w:right w:type="dxa" w:w="120"/>
-            </w:tcMar>
-            <w:vAlign w:val="top"/>
-          </w:tcPr>
-          <w:p>
-            <w:pPr>
-              <w:spacing w:after="40" w:before="0"/>
-              <w:jc w:val="left"/>
-            </w:pPr>
-            <w:r>
-              <w:rPr>
-                <w:rFonts w:ascii="Arial" w:cs="Arial" w:eastAsia="Arial" w:hAnsi="Arial"/>
-                <w:b/>
-                <w:bCs/>
-                <w:i w:val="false"/>
-                <w:iCs w:val="false"/>
-                <w:color w:val="000000"/>
-                <w:sz w:val="18"/>
-                <w:szCs w:val="18"/>
-              </w:rPr>
-              <w:t xml:space="preserve">Observe Phase</w:t>
+            <w:shd w:fill="D5E8F0" w:color="auto" w:val="clear"/>
+            <w:tcMar>
+              <w:top w:type="dxa" w:w="60"/>
+              <w:left w:type="dxa" w:w="120"/>
+              <w:bottom w:type="dxa" w:w="60"/>
+              <w:right w:type="dxa" w:w="120"/>
+            </w:tcMar>
+            <w:vAlign w:val="top"/>
+          </w:tcPr>
+          <w:p>
+            <w:pPr>
+              <w:spacing w:after="40" w:before="0"/>
+              <w:jc w:val="left"/>
+            </w:pPr>
+            <w:r>
+              <w:rPr>
+                <w:rFonts w:ascii="Arial" w:cs="Arial" w:eastAsia="Arial" w:hAnsi="Arial"/>
+                <w:b/>
+                <w:bCs/>
+                <w:i w:val="false"/>
+                <w:iCs w:val="false"/>
+                <w:color w:val="000000"/>
+                <w:sz w:val="18"/>
+                <w:szCs w:val="18"/>
+              </w:rPr>
+              <w:t xml:space="preserve">Model Building Phase</w:t>
             </w:r>
           </w:p>
           <w:p>
@@ -4019,7 +4474,7 @@
             <w:pPr>
               <w:spacing w:after="20" w:before="0"/>
             </w:pPr>
-            <w:hyperlink w:history="1" r:id="rIdabnypr9bajivwbyrjmo6n">
+            <w:hyperlink w:history="1" r:id="rIdcbyemmpnlqssjudae4ipd">
               <w:r>
                 <w:rPr>
                   <w:rFonts w:ascii="Arial" w:cs="Arial" w:eastAsia="Arial" w:hAnsi="Arial"/>
@@ -4028,7 +4483,7 @@
                   <w:szCs w:val="16"/>
                   <w:u w:val="single" w:color="2E75B6"/>
                 </w:rPr>
-                <w:t xml:space="preserve">Introduction to carbohydrates</w:t>
+                <w:t xml:space="preserve">Dehydration synthesis or a condensation reaction</w:t>
               </w:r>
             </w:hyperlink>
           </w:p>
@@ -4068,7 +4523,7 @@
               <w:spacing w:after="10" w:before="0"/>
               <w:ind w:left="120"/>
             </w:pPr>
-            <w:hyperlink w:history="1" r:id="rIdpdmvetq6e9spnfeo_a8zt">
+            <w:hyperlink w:history="1" r:id="rId9jzourc-scmkxvbhmx19e">
               <w:r>
                 <w:rPr>
                   <w:rFonts w:ascii="Arial" w:cs="Arial" w:eastAsia="Arial" w:hAnsi="Arial"/>
@@ -4113,7 +4568,7 @@
             <w:pPr>
               <w:spacing w:after="20" w:before="0"/>
             </w:pPr>
-            <w:hyperlink w:history="1" r:id="rIdla1jvrfmqlqt7wcgqn9ue">
+            <w:hyperlink w:history="1" r:id="rId63afkesdnwcajm2itpoff">
               <w:r>
                 <w:rPr>
                   <w:rFonts w:ascii="Arial" w:cs="Arial" w:eastAsia="Arial" w:hAnsi="Arial"/>
@@ -4122,7 +4577,7 @@
                   <w:szCs w:val="16"/>
                   <w:u w:val="single" w:color="2E75B6"/>
                 </w:rPr>
-                <w:t xml:space="preserve">Carbohydrate Classification Practice</w:t>
+                <w:t xml:space="preserve">Carbohydrates Practice</w:t>
               </w:r>
             </w:hyperlink>
           </w:p>
@@ -4162,7 +4617,7 @@
               <w:spacing w:after="10" w:before="0"/>
               <w:ind w:left="120"/>
             </w:pPr>
-            <w:hyperlink w:history="1" r:id="rIdns7optivdxtojeufsponc">
+            <w:hyperlink w:history="1" r:id="rId6pklbsogmo5neiyhsl_k6">
               <w:r>
                 <w:rPr>
                   <w:rFonts w:ascii="Arial" w:cs="Arial" w:eastAsia="Arial" w:hAnsi="Arial"/>
@@ -4204,7 +4659,7 @@
                 <w:sz w:val="18"/>
                 <w:szCs w:val="18"/>
               </w:rPr>
-              <w:t xml:space="preserve">Students receive a one-page Phenomenon Card containing: (a) a short narrative about the two Kisumu children with key details about their diets and symptoms, (b) a labelled photograph of a child with kwashiorkor with symptoms annotated (swollen belly = oedema, thin limbs = muscle wasting, reddish hair = hair depigmentation, fatigue = metabolic impact), (c) a simple food comparison table showing the approximate composition of ugali vs githeri in plain language (e.g. 'Ugali is made mainly from maize flour; githeri is made from maize AND beans'), and (d) one guiding question: 'What do you think beans contain that maize alone does not?' Students read the Phenomenon Card individually (3 minutes), then annotate it — circling words they don't understand, underlining things that surprise them, and starring things that connect to their predictions. Small groups of 3–4 then discuss: 'What does this evidence tell us? What does it NOT tell us yet?' Groups record their reasoning in a two-column table: 'What the evidence shows us' vs 'What we still need to find out.'</w:t>
+              <w:t xml:space="preserve">Individually, learners draw an initial model on a sheet of paper, answering: 'How does a plate of ugali, beans, sukuma wiki and milk give an athlete energy, growth and repair?' The model should show: the food on the plate, the three groups of chemicals (carbohydrates, proteins, lipids) with arrows, the athlete's body (muscles), and a question mark where they do not yet know what happens. Learners label what each group does using the one-line roles. In groups of 4 they compare models, then each group sends one member to add a feature to the class model on chart paper. The class model is displayed next to the DQB as 'Model Version 1'.</w:t>
             </w:r>
           </w:p>
         </w:tc>
@@ -4236,159 +4691,7 @@
                 <w:sz w:val="18"/>
                 <w:szCs w:val="18"/>
               </w:rPr>
-              <w:t xml:space="preserve">Distribute the Phenomenon Cards face-down. Say: 'Do not turn over until I say go. When I say go, read silently and annotate: circle words you don't know, underline surprises, star things that connect to your prediction. You have 3 minutes. Go.' [WAIT 3 minutes — circulate, do not explain vocabulary yet.]</w:t>
-            </w:r>
-          </w:p>
-          <w:p>
-            <w:pPr>
-              <w:spacing w:after="40" w:before="0"/>
-              <w:jc w:val="left"/>
-            </w:pPr>
-            <w:r>
-              <w:rPr>
-                <w:rFonts w:ascii="Arial" w:cs="Arial" w:eastAsia="Arial" w:hAnsi="Arial"/>
-                <w:b w:val="false"/>
-                <w:bCs w:val="false"/>
-                <w:i w:val="false"/>
-                <w:iCs w:val="false"/>
-                <w:color w:val="000000"/>
-                <w:sz w:val="18"/>
-                <w:szCs w:val="18"/>
-              </w:rPr>
-              <w:t xml:space="preserve"/>
-            </w:r>
-          </w:p>
-          <w:p>
-            <w:pPr>
-              <w:spacing w:after="40" w:before="0"/>
-              <w:jc w:val="left"/>
-            </w:pPr>
-            <w:r>
-              <w:rPr>
-                <w:rFonts w:ascii="Arial" w:cs="Arial" w:eastAsia="Arial" w:hAnsi="Arial"/>
-                <w:b w:val="false"/>
-                <w:bCs w:val="false"/>
-                <w:i w:val="false"/>
-                <w:iCs w:val="false"/>
-                <w:color w:val="000000"/>
-                <w:sz w:val="18"/>
-                <w:szCs w:val="18"/>
-              </w:rPr>
-              <w:t xml:space="preserve">After reading: 'Now in your groups of 3 or 4, discuss this question: What does this evidence SHOW us, and what does it NOT tell us yet? Record your answers in a two-column table in your notebook. You have 4 minutes.' [WAIT 4 minutes.]</w:t>
-            </w:r>
-          </w:p>
-          <w:p>
-            <w:pPr>
-              <w:spacing w:after="40" w:before="0"/>
-              <w:jc w:val="left"/>
-            </w:pPr>
-            <w:r>
-              <w:rPr>
-                <w:rFonts w:ascii="Arial" w:cs="Arial" w:eastAsia="Arial" w:hAnsi="Arial"/>
-                <w:b w:val="false"/>
-                <w:bCs w:val="false"/>
-                <w:i w:val="false"/>
-                <w:iCs w:val="false"/>
-                <w:color w:val="000000"/>
-                <w:sz w:val="18"/>
-                <w:szCs w:val="18"/>
-              </w:rPr>
-              <w:t xml:space="preserve"/>
-            </w:r>
-          </w:p>
-          <w:p>
-            <w:pPr>
-              <w:spacing w:after="40" w:before="0"/>
-              <w:jc w:val="left"/>
-            </w:pPr>
-            <w:r>
-              <w:rPr>
-                <w:rFonts w:ascii="Arial" w:cs="Arial" w:eastAsia="Arial" w:hAnsi="Arial"/>
-                <w:b w:val="false"/>
-                <w:bCs w:val="false"/>
-                <w:i w:val="false"/>
-                <w:iCs w:val="false"/>
-                <w:color w:val="000000"/>
-                <w:sz w:val="18"/>
-                <w:szCs w:val="18"/>
-              </w:rPr>
-              <w:t xml:space="preserve">Circulate and listen to group talk. Select one group that has identified 'we don't know what chemicals are in beans' and one group that has connected the oedema symptom to something missing in the diet. Plan to use these groups in the debrief.</w:t>
-            </w:r>
-          </w:p>
-          <w:p>
-            <w:pPr>
-              <w:spacing w:after="40" w:before="0"/>
-              <w:jc w:val="left"/>
-            </w:pPr>
-            <w:r>
-              <w:rPr>
-                <w:rFonts w:ascii="Arial" w:cs="Arial" w:eastAsia="Arial" w:hAnsi="Arial"/>
-                <w:b w:val="false"/>
-                <w:bCs w:val="false"/>
-                <w:i w:val="false"/>
-                <w:iCs w:val="false"/>
-                <w:color w:val="000000"/>
-                <w:sz w:val="18"/>
-                <w:szCs w:val="18"/>
-              </w:rPr>
-              <w:t xml:space="preserve"/>
-            </w:r>
-          </w:p>
-          <w:p>
-            <w:pPr>
-              <w:spacing w:after="40" w:before="0"/>
-              <w:jc w:val="left"/>
-            </w:pPr>
-            <w:r>
-              <w:rPr>
-                <w:rFonts w:ascii="Arial" w:cs="Arial" w:eastAsia="Arial" w:hAnsi="Arial"/>
-                <w:b w:val="false"/>
-                <w:bCs w:val="false"/>
-                <w:i w:val="false"/>
-                <w:iCs w:val="false"/>
-                <w:color w:val="000000"/>
-                <w:sz w:val="18"/>
-                <w:szCs w:val="18"/>
-              </w:rPr>
-              <w:t xml:space="preserve">Debrief cold-calls — 5 groups report one item from each column: 'Group 3 — Fatuma, tell us one thing the evidence SHOWS.' [WAIT 10 seconds.] After each response: 'Does anyone want to add to or challenge that?' [WAIT 8 seconds.]</w:t>
-            </w:r>
-          </w:p>
-          <w:p>
-            <w:pPr>
-              <w:spacing w:after="40" w:before="0"/>
-              <w:jc w:val="left"/>
-            </w:pPr>
-            <w:r>
-              <w:rPr>
-                <w:rFonts w:ascii="Arial" w:cs="Arial" w:eastAsia="Arial" w:hAnsi="Arial"/>
-                <w:b w:val="false"/>
-                <w:bCs w:val="false"/>
-                <w:i w:val="false"/>
-                <w:iCs w:val="false"/>
-                <w:color w:val="000000"/>
-                <w:sz w:val="18"/>
-                <w:szCs w:val="18"/>
-              </w:rPr>
-              <w:t xml:space="preserve"/>
-            </w:r>
-          </w:p>
-          <w:p>
-            <w:pPr>
-              <w:spacing w:after="40" w:before="0"/>
-              <w:jc w:val="left"/>
-            </w:pPr>
-            <w:r>
-              <w:rPr>
-                <w:rFonts w:ascii="Arial" w:cs="Arial" w:eastAsia="Arial" w:hAnsi="Arial"/>
-                <w:b w:val="false"/>
-                <w:bCs w:val="false"/>
-                <w:i w:val="false"/>
-                <w:iCs w:val="false"/>
-                <w:color w:val="000000"/>
-                <w:sz w:val="18"/>
-                <w:szCs w:val="18"/>
-              </w:rPr>
-              <w:t xml:space="preserve">After all groups report, say: 'Notice that almost every group wrote something like: we don't yet know what specific chemicals are different between ugali and githeri. That is EXACTLY the question that this whole unit will answer. Hold onto that question — it belongs on our Driving Question Board, which we will build next.'</w:t>
+              <w:t xml:space="preserve">Say: "Draw what you think happens from the plate to the runner. Use arrows and labels. Draw question marks where you are unsure; that is honest science." Give WAIT TIME of 10-15 seconds, then 6 minutes drawing. Circulate and ask: "Where does the energy come from in your picture? Where do repair and growth fit in?" Cold-call 3 groups to explain one feature of their model. Ask the class: "What is similar across the models? What is different?" Build the class model by inviting 4 learners to add one element each. Say: "This is Model Version 1. It will change. After each lesson we will add evidence, fix mistakes and finally explain how simple foods fuel a 2-hour marathon." Close with the template celebration: "You didn't just learn ABOUT science—you DID science!" Ask learners to bring a food label or write down one food they ate yesterday for Lesson 2. Optional homework: ask a family member what they think gives athletes strength.</w:t>
             </w:r>
           </w:p>
         </w:tc>
@@ -4420,7 +4723,7 @@
                 <w:sz w:val="18"/>
                 <w:szCs w:val="18"/>
               </w:rPr>
-              <w:t xml:space="preserve">Strategy: Phenomenon Card Annotation + Two-Column Evidence Table. Annotating the Phenomenon Card trains students to read scientific descriptions critically — distinguishing what is observed from what is inferred. The two-column table ('What the evidence shows' vs 'What we still need to find out') is a core scientific practice (NGSS SEP 6: Constructing Explanations; SEP 1: Asking Questions) that makes the boundary between current knowledge and productive ignorance explicit. This explicit boundary-marking is what makes the Driving Question Board feel purposeful rather than arbitrary.</w:t>
+              <w:t xml:space="preserve">Developing and revising a cumulative model. An initial model makes learners' ideas visible, including gaps (question marks). Because the same model is revised in each lesson, learners can see their understanding grow and link each new chemical group back to the phenomenon.</w:t>
             </w:r>
           </w:p>
         </w:tc>
@@ -4452,1553 +4755,7 @@
                 <w:sz w:val="18"/>
                 <w:szCs w:val="18"/>
               </w:rPr>
-              <w:t xml:space="preserve">Observable indicator: Each group's two-column table has at least 2 entries in each column within 4 minutes. Teacher specifically checks whether groups are able to distinguish observation ('Child A has a swollen belly') from inference ('Child A is missing something in the food'). If groups only list observations, teacher prompts: 'What do you think is CAUSING those observations?' — not as instruction, but as a thinking prompt. Teacher also listens for whether any student spontaneously uses the word 'protein' — if so, note the student's name to leverage in Phase 3.</w:t>
-            </w:r>
-          </w:p>
-        </w:tc>
-      </w:tr>
-      <w:tr>
-        <w:tc>
-          <w:tcPr>
-            <w:tcW w:type="dxa" w:w="1520"/>
-            <w:shd w:fill="E2EFDA" w:color="auto" w:val="clear"/>
-            <w:tcMar>
-              <w:top w:type="dxa" w:w="60"/>
-              <w:left w:type="dxa" w:w="120"/>
-              <w:bottom w:type="dxa" w:w="60"/>
-              <w:right w:type="dxa" w:w="120"/>
-            </w:tcMar>
-            <w:vAlign w:val="top"/>
-          </w:tcPr>
-          <w:p>
-            <w:pPr>
-              <w:spacing w:after="40" w:before="0"/>
-              <w:jc w:val="left"/>
-            </w:pPr>
-            <w:r>
-              <w:rPr>
-                <w:rFonts w:ascii="Arial" w:cs="Arial" w:eastAsia="Arial" w:hAnsi="Arial"/>
-                <w:b/>
-                <w:bCs/>
-                <w:i w:val="false"/>
-                <w:iCs w:val="false"/>
-                <w:color w:val="000000"/>
-                <w:sz w:val="18"/>
-                <w:szCs w:val="18"/>
-              </w:rPr>
-              <w:t xml:space="preserve">Explain Phase</w:t>
-            </w:r>
-          </w:p>
-          <w:p>
-            <w:pPr>
-              <w:spacing w:after="20" w:before="0"/>
-            </w:pPr>
-            <w:r>
-              <w:rPr>
-                <w:rFonts w:ascii="Arial" w:cs="Arial" w:eastAsia="Arial" w:hAnsi="Arial"/>
-                <w:b/>
-                <w:bCs/>
-                <w:color w:val="1F3864"/>
-                <w:sz w:val="16"/>
-                <w:szCs w:val="16"/>
-              </w:rPr>
-              <w:t xml:space="preserve">📹 VIDEO:</w:t>
-            </w:r>
-          </w:p>
-          <w:p>
-            <w:pPr>
-              <w:spacing w:after="20" w:before="0"/>
-            </w:pPr>
-            <w:hyperlink w:history="1" r:id="rId2xu6gfltctbb32gzoeiss">
-              <w:r>
-                <w:rPr>
-                  <w:rFonts w:ascii="Arial" w:cs="Arial" w:eastAsia="Arial" w:hAnsi="Arial"/>
-                  <w:color w:val="2E75B6"/>
-                  <w:sz w:val="16"/>
-                  <w:szCs w:val="16"/>
-                  <w:u w:val="single" w:color="2E75B6"/>
-                </w:rPr>
-                <w:t xml:space="preserve">Dehydration synthesis or a condensation reaction</w:t>
-              </w:r>
-            </w:hyperlink>
-          </w:p>
-          <w:p>
-            <w:pPr>
-              <w:spacing w:after="20" w:before="0"/>
-            </w:pPr>
-            <w:r>
-              <w:rPr>
-                <w:rFonts w:ascii="Arial" w:cs="Arial" w:eastAsia="Arial" w:hAnsi="Arial"/>
-                <w:i/>
-                <w:iCs/>
-                <w:color w:val="595959"/>
-                <w:sz w:val="16"/>
-                <w:szCs w:val="16"/>
-              </w:rPr>
-              <w:t xml:space="preserve">Related topic: not an exact match for this lesson.</w:t>
-            </w:r>
-          </w:p>
-          <w:p>
-            <w:pPr>
-              <w:spacing w:after="10" w:before="0"/>
-              <w:ind w:left="120"/>
-            </w:pPr>
-            <w:r>
-              <w:rPr>
-                <w:rFonts w:ascii="Arial" w:cs="Arial" w:eastAsia="Arial" w:hAnsi="Arial"/>
-                <w:color w:val="595959"/>
-                <w:sz w:val="14"/>
-                <w:szCs w:val="14"/>
-              </w:rPr>
-              <w:t xml:space="preserve">Source: Khan Academy (English - US curriculum)</w:t>
-            </w:r>
-          </w:p>
-          <w:p>
-            <w:pPr>
-              <w:spacing w:after="10" w:before="0"/>
-              <w:ind w:left="120"/>
-            </w:pPr>
-            <w:hyperlink w:history="1" r:id="rIds-egunzqixbkhxp_bv9as">
-              <w:r>
-                <w:rPr>
-                  <w:rFonts w:ascii="Arial" w:cs="Arial" w:eastAsia="Arial" w:hAnsi="Arial"/>
-                  <w:color w:val="595959"/>
-                  <w:sz w:val="14"/>
-                  <w:szCs w:val="14"/>
-                  <w:u w:val="single" w:color="595959"/>
-                </w:rPr>
-                <w:t xml:space="preserve">🔍 Search ARES for similar videos</w:t>
-              </w:r>
-            </w:hyperlink>
-          </w:p>
-          <w:p>
-            <w:pPr>
-              <w:spacing w:after="40" w:before="0"/>
-            </w:pPr>
-            <w:r>
-              <w:rPr>
-                <w:sz w:val="14"/>
-                <w:szCs w:val="14"/>
-              </w:rPr>
-              <w:t xml:space="preserve"/>
-            </w:r>
-          </w:p>
-          <w:p>
-            <w:pPr>
-              <w:spacing w:after="20" w:before="0"/>
-            </w:pPr>
-            <w:r>
-              <w:rPr>
-                <w:rFonts w:ascii="Arial" w:cs="Arial" w:eastAsia="Arial" w:hAnsi="Arial"/>
-                <w:b/>
-                <w:bCs/>
-                <w:color w:val="1F3864"/>
-                <w:sz w:val="16"/>
-                <w:szCs w:val="16"/>
-              </w:rPr>
-              <w:t xml:space="preserve">📖 HTML:</w:t>
-            </w:r>
-          </w:p>
-          <w:p>
-            <w:pPr>
-              <w:spacing w:after="20" w:before="0"/>
-            </w:pPr>
-            <w:hyperlink w:history="1" r:id="rIdtinqadzo8ladoi17cmm7i">
-              <w:r>
-                <w:rPr>
-                  <w:rFonts w:ascii="Arial" w:cs="Arial" w:eastAsia="Arial" w:hAnsi="Arial"/>
-                  <w:color w:val="2E75B6"/>
-                  <w:sz w:val="16"/>
-                  <w:szCs w:val="16"/>
-                  <w:u w:val="single" w:color="2E75B6"/>
-                </w:rPr>
-                <w:t xml:space="preserve">Carbohydrates (Flexbook)</w:t>
-              </w:r>
-            </w:hyperlink>
-          </w:p>
-          <w:p>
-            <w:pPr>
-              <w:spacing w:after="20" w:before="0"/>
-            </w:pPr>
-            <w:r>
-              <w:rPr>
-                <w:rFonts w:ascii="Arial" w:cs="Arial" w:eastAsia="Arial" w:hAnsi="Arial"/>
-                <w:i/>
-                <w:iCs/>
-                <w:color w:val="595959"/>
-                <w:sz w:val="16"/>
-                <w:szCs w:val="16"/>
-              </w:rPr>
-              <w:t xml:space="preserve">Related topic: not an exact match for this lesson.</w:t>
-            </w:r>
-          </w:p>
-          <w:p>
-            <w:pPr>
-              <w:spacing w:after="10" w:before="0"/>
-              <w:ind w:left="120"/>
-            </w:pPr>
-            <w:r>
-              <w:rPr>
-                <w:rFonts w:ascii="Arial" w:cs="Arial" w:eastAsia="Arial" w:hAnsi="Arial"/>
-                <w:color w:val="595959"/>
-                <w:sz w:val="14"/>
-                <w:szCs w:val="14"/>
-              </w:rPr>
-              <w:t xml:space="preserve">Source: CK-12</w:t>
-            </w:r>
-          </w:p>
-          <w:p>
-            <w:pPr>
-              <w:spacing w:after="10" w:before="0"/>
-              <w:ind w:left="120"/>
-            </w:pPr>
-            <w:hyperlink w:history="1" r:id="rIdrv2cu9cdpujuy6p5dhcfw">
-              <w:r>
-                <w:rPr>
-                  <w:rFonts w:ascii="Arial" w:cs="Arial" w:eastAsia="Arial" w:hAnsi="Arial"/>
-                  <w:color w:val="595959"/>
-                  <w:sz w:val="14"/>
-                  <w:szCs w:val="14"/>
-                  <w:u w:val="single" w:color="595959"/>
-                </w:rPr>
-                <w:t xml:space="preserve">🔍 Search ARES for similar readings</w:t>
-              </w:r>
-            </w:hyperlink>
-          </w:p>
-        </w:tc>
-        <w:tc>
-          <w:tcPr>
-            <w:tcW w:type="dxa" w:w="3040"/>
-            <w:shd w:fill="FFFFFF" w:color="auto" w:val="clear"/>
-            <w:tcMar>
-              <w:top w:type="dxa" w:w="60"/>
-              <w:left w:type="dxa" w:w="120"/>
-              <w:bottom w:type="dxa" w:w="60"/>
-              <w:right w:type="dxa" w:w="120"/>
-            </w:tcMar>
-            <w:vAlign w:val="top"/>
-          </w:tcPr>
-          <w:p>
-            <w:pPr>
-              <w:spacing w:after="40" w:before="0"/>
-              <w:jc w:val="left"/>
-            </w:pPr>
-            <w:r>
-              <w:rPr>
-                <w:rFonts w:ascii="Arial" w:cs="Arial" w:eastAsia="Arial" w:hAnsi="Arial"/>
-                <w:b w:val="false"/>
-                <w:bCs w:val="false"/>
-                <w:i w:val="false"/>
-                <w:iCs w:val="false"/>
-                <w:color w:val="000000"/>
-                <w:sz w:val="18"/>
-                <w:szCs w:val="18"/>
-              </w:rPr>
-              <w:t xml:space="preserve">The teacher leads a brief, structured whole-class activity to introduce — at a conceptual level only — the six major chemicals of life: carbohydrates, proteins, lipids (fats and oils), vitamins, mineral salts, and water. This is NOT a lecture; it is a guided inquiry using a 'Chemical Families Card Sort.' Each group receives a set of 12 cards: 6 'Chemical Family' cards (one per chemical class, with a simple name and one-line description) and 6 'Kenyan Food Example' cards (ugali, githeri, sukuma wiki, nyama choma, fish from Lake Victoria, mandazi). Groups match each food to the chemical family they think it is RICHEST in, and then place the cards on a large sheet of paper, drawing arrows and writing reasons. Groups then do a gallery walk — they place their sorted cards on a desk and walk to see other groups' sorts, using sticky notes to leave one 'I agree because…' and one 'I wonder if…' comment on each group's display.</w:t>
-            </w:r>
-          </w:p>
-        </w:tc>
-        <w:tc>
-          <w:tcPr>
-            <w:tcW w:type="dxa" w:w="3040"/>
-            <w:shd w:fill="F2F2F2" w:color="auto" w:val="clear"/>
-            <w:tcMar>
-              <w:top w:type="dxa" w:w="60"/>
-              <w:left w:type="dxa" w:w="120"/>
-              <w:bottom w:type="dxa" w:w="60"/>
-              <w:right w:type="dxa" w:w="120"/>
-            </w:tcMar>
-            <w:vAlign w:val="top"/>
-          </w:tcPr>
-          <w:p>
-            <w:pPr>
-              <w:spacing w:after="40" w:before="0"/>
-              <w:jc w:val="left"/>
-            </w:pPr>
-            <w:r>
-              <w:rPr>
-                <w:rFonts w:ascii="Arial" w:cs="Arial" w:eastAsia="Arial" w:hAnsi="Arial"/>
-                <w:b w:val="false"/>
-                <w:bCs w:val="false"/>
-                <w:i w:val="false"/>
-                <w:iCs w:val="false"/>
-                <w:color w:val="000000"/>
-                <w:sz w:val="18"/>
-                <w:szCs w:val="18"/>
-              </w:rPr>
-              <w:t xml:space="preserve">Distribute the Chemical Families Card Sort. Say: 'Each group has 6 chemical family cards and 6 Kenyan food cards. Your task: match each food to the chemical family you think it is RICHEST in. You may not use a phone or textbook yet — use only what you already know or can reason out. You have 5 minutes.' [WAIT 5 minutes.]</w:t>
-            </w:r>
-          </w:p>
-          <w:p>
-            <w:pPr>
-              <w:spacing w:after="40" w:before="0"/>
-              <w:jc w:val="left"/>
-            </w:pPr>
-            <w:r>
-              <w:rPr>
-                <w:rFonts w:ascii="Arial" w:cs="Arial" w:eastAsia="Arial" w:hAnsi="Arial"/>
-                <w:b w:val="false"/>
-                <w:bCs w:val="false"/>
-                <w:i w:val="false"/>
-                <w:iCs w:val="false"/>
-                <w:color w:val="000000"/>
-                <w:sz w:val="18"/>
-                <w:szCs w:val="18"/>
-              </w:rPr>
-              <w:t xml:space="preserve"/>
-            </w:r>
-          </w:p>
-          <w:p>
-            <w:pPr>
-              <w:spacing w:after="40" w:before="0"/>
-              <w:jc w:val="left"/>
-            </w:pPr>
-            <w:r>
-              <w:rPr>
-                <w:rFonts w:ascii="Arial" w:cs="Arial" w:eastAsia="Arial" w:hAnsi="Arial"/>
-                <w:b w:val="false"/>
-                <w:bCs w:val="false"/>
-                <w:i w:val="false"/>
-                <w:iCs w:val="false"/>
-                <w:color w:val="000000"/>
-                <w:sz w:val="18"/>
-                <w:szCs w:val="18"/>
-              </w:rPr>
-              <w:t xml:space="preserve">Circulate and note interesting matches and mismatches (e.g. students who put ugali under 'protein' or mandazi under 'vitamins'). Do NOT correct — say: 'Interesting reasoning — make sure you write your reason on the card.'</w:t>
-            </w:r>
-          </w:p>
-          <w:p>
-            <w:pPr>
-              <w:spacing w:after="40" w:before="0"/>
-              <w:jc w:val="left"/>
-            </w:pPr>
-            <w:r>
-              <w:rPr>
-                <w:rFonts w:ascii="Arial" w:cs="Arial" w:eastAsia="Arial" w:hAnsi="Arial"/>
-                <w:b w:val="false"/>
-                <w:bCs w:val="false"/>
-                <w:i w:val="false"/>
-                <w:iCs w:val="false"/>
-                <w:color w:val="000000"/>
-                <w:sz w:val="18"/>
-                <w:szCs w:val="18"/>
-              </w:rPr>
-              <w:t xml:space="preserve"/>
-            </w:r>
-          </w:p>
-          <w:p>
-            <w:pPr>
-              <w:spacing w:after="40" w:before="0"/>
-              <w:jc w:val="left"/>
-            </w:pPr>
-            <w:r>
-              <w:rPr>
-                <w:rFonts w:ascii="Arial" w:cs="Arial" w:eastAsia="Arial" w:hAnsi="Arial"/>
-                <w:b w:val="false"/>
-                <w:bCs w:val="false"/>
-                <w:i w:val="false"/>
-                <w:iCs w:val="false"/>
-                <w:color w:val="000000"/>
-                <w:sz w:val="18"/>
-                <w:szCs w:val="18"/>
-              </w:rPr>
-              <w:t xml:space="preserve">Gallery Walk instructions: 'Stand up. Leave your sorted cards on your desk. You will now rotate around the room. At each group's desk, read their sort, then leave one sticky note that says I AGREE BECAUSE… and one that says I WONDER IF… You have 6 minutes for the gallery walk.' [TIMER: 6 minutes.]</w:t>
-            </w:r>
-          </w:p>
-          <w:p>
-            <w:pPr>
-              <w:spacing w:after="40" w:before="0"/>
-              <w:jc w:val="left"/>
-            </w:pPr>
-            <w:r>
-              <w:rPr>
-                <w:rFonts w:ascii="Arial" w:cs="Arial" w:eastAsia="Arial" w:hAnsi="Arial"/>
-                <w:b w:val="false"/>
-                <w:bCs w:val="false"/>
-                <w:i w:val="false"/>
-                <w:iCs w:val="false"/>
-                <w:color w:val="000000"/>
-                <w:sz w:val="18"/>
-                <w:szCs w:val="18"/>
-              </w:rPr>
-              <w:t xml:space="preserve"/>
-            </w:r>
-          </w:p>
-          <w:p>
-            <w:pPr>
-              <w:spacing w:after="40" w:before="0"/>
-              <w:jc w:val="left"/>
-            </w:pPr>
-            <w:r>
-              <w:rPr>
-                <w:rFonts w:ascii="Arial" w:cs="Arial" w:eastAsia="Arial" w:hAnsi="Arial"/>
-                <w:b w:val="false"/>
-                <w:bCs w:val="false"/>
-                <w:i w:val="false"/>
-                <w:iCs w:val="false"/>
-                <w:color w:val="000000"/>
-                <w:sz w:val="18"/>
-                <w:szCs w:val="18"/>
-              </w:rPr>
-              <w:t xml:space="preserve">After gallery walk, groups return to their own desks. 'Look at the sticky notes left on your sort. Does anyone want to change a match based on what you saw? You have 90 seconds to revise.' [WAIT 90 seconds.]</w:t>
-            </w:r>
-          </w:p>
-          <w:p>
-            <w:pPr>
-              <w:spacing w:after="40" w:before="0"/>
-              <w:jc w:val="left"/>
-            </w:pPr>
-            <w:r>
-              <w:rPr>
-                <w:rFonts w:ascii="Arial" w:cs="Arial" w:eastAsia="Arial" w:hAnsi="Arial"/>
-                <w:b w:val="false"/>
-                <w:bCs w:val="false"/>
-                <w:i w:val="false"/>
-                <w:iCs w:val="false"/>
-                <w:color w:val="000000"/>
-                <w:sz w:val="18"/>
-                <w:szCs w:val="18"/>
-              </w:rPr>
-              <w:t xml:space="preserve"/>
-            </w:r>
-          </w:p>
-          <w:p>
-            <w:pPr>
-              <w:spacing w:after="40" w:before="0"/>
-              <w:jc w:val="left"/>
-            </w:pPr>
-            <w:r>
-              <w:rPr>
-                <w:rFonts w:ascii="Arial" w:cs="Arial" w:eastAsia="Arial" w:hAnsi="Arial"/>
-                <w:b w:val="false"/>
-                <w:bCs w:val="false"/>
-                <w:i w:val="false"/>
-                <w:iCs w:val="false"/>
-                <w:color w:val="000000"/>
-                <w:sz w:val="18"/>
-                <w:szCs w:val="18"/>
-              </w:rPr>
-              <w:t xml:space="preserve">Whole-class debrief: cold-call 3 groups to share their most debated match. 'Otieno — which match caused the most disagreement in your group and why?' [WAIT 12 seconds.] After each response, ask: 'Did another group sort that food differently? Wanjiku — what did your group decide?' [WAIT 10 seconds.]</w:t>
-            </w:r>
-          </w:p>
-          <w:p>
-            <w:pPr>
-              <w:spacing w:after="40" w:before="0"/>
-              <w:jc w:val="left"/>
-            </w:pPr>
-            <w:r>
-              <w:rPr>
-                <w:rFonts w:ascii="Arial" w:cs="Arial" w:eastAsia="Arial" w:hAnsi="Arial"/>
-                <w:b w:val="false"/>
-                <w:bCs w:val="false"/>
-                <w:i w:val="false"/>
-                <w:iCs w:val="false"/>
-                <w:color w:val="000000"/>
-                <w:sz w:val="18"/>
-                <w:szCs w:val="18"/>
-              </w:rPr>
-              <w:t xml:space="preserve"/>
-            </w:r>
-          </w:p>
-          <w:p>
-            <w:pPr>
-              <w:spacing w:after="40" w:before="0"/>
-              <w:jc w:val="left"/>
-            </w:pPr>
-            <w:r>
-              <w:rPr>
-                <w:rFonts w:ascii="Arial" w:cs="Arial" w:eastAsia="Arial" w:hAnsi="Arial"/>
-                <w:b w:val="false"/>
-                <w:bCs w:val="false"/>
-                <w:i w:val="false"/>
-                <w:iCs w:val="false"/>
-                <w:color w:val="000000"/>
-                <w:sz w:val="18"/>
-                <w:szCs w:val="18"/>
-              </w:rPr>
-              <w:t xml:space="preserve">Close with: 'You have just built a first-draft map of the chemicals of life. In the next lessons, we will use chemical tests to find out which of your matches are correct — and some of your predictions WILL be wrong, and that is perfectly good science.'</w:t>
-            </w:r>
-          </w:p>
-        </w:tc>
-        <w:tc>
-          <w:tcPr>
-            <w:tcW w:type="dxa" w:w="3040"/>
-            <w:shd w:fill="FFFFFF" w:color="auto" w:val="clear"/>
-            <w:tcMar>
-              <w:top w:type="dxa" w:w="60"/>
-              <w:left w:type="dxa" w:w="120"/>
-              <w:bottom w:type="dxa" w:w="60"/>
-              <w:right w:type="dxa" w:w="120"/>
-            </w:tcMar>
-            <w:vAlign w:val="top"/>
-          </w:tcPr>
-          <w:p>
-            <w:pPr>
-              <w:spacing w:after="40" w:before="0"/>
-              <w:jc w:val="left"/>
-            </w:pPr>
-            <w:r>
-              <w:rPr>
-                <w:rFonts w:ascii="Arial" w:cs="Arial" w:eastAsia="Arial" w:hAnsi="Arial"/>
-                <w:b w:val="false"/>
-                <w:bCs w:val="false"/>
-                <w:i w:val="false"/>
-                <w:iCs w:val="false"/>
-                <w:color w:val="000000"/>
-                <w:sz w:val="18"/>
-                <w:szCs w:val="18"/>
-              </w:rPr>
-              <w:t xml:space="preserve">Strategy: Card Sort + Gallery Walk with Peer Annotation. Card sorts are a high-leverage classification strategy (NGSS SEP 6) that force students to articulate criteria for grouping. Using Kenyan food examples (githeri, sukuma wiki, nyama choma, fish from Lake Victoria) ensures the classification task is grounded in the phenomenon and culturally meaningful. The gallery walk transforms the activity into a peer-review process, exposing students to multiple reasoning strategies and building the metacognitive habit of comparing their thinking to others'. The sticky-note protocol ('I agree because / I wonder if') scaffolds constructive scientific discourse.</w:t>
-            </w:r>
-          </w:p>
-        </w:tc>
-        <w:tc>
-          <w:tcPr>
-            <w:tcW w:type="dxa" w:w="3040"/>
-            <w:shd w:fill="F2F2F2" w:color="auto" w:val="clear"/>
-            <w:tcMar>
-              <w:top w:type="dxa" w:w="60"/>
-              <w:left w:type="dxa" w:w="120"/>
-              <w:bottom w:type="dxa" w:w="60"/>
-              <w:right w:type="dxa" w:w="120"/>
-            </w:tcMar>
-            <w:vAlign w:val="top"/>
-          </w:tcPr>
-          <w:p>
-            <w:pPr>
-              <w:spacing w:after="40" w:before="0"/>
-              <w:jc w:val="left"/>
-            </w:pPr>
-            <w:r>
-              <w:rPr>
-                <w:rFonts w:ascii="Arial" w:cs="Arial" w:eastAsia="Arial" w:hAnsi="Arial"/>
-                <w:b w:val="false"/>
-                <w:bCs w:val="false"/>
-                <w:i w:val="false"/>
-                <w:iCs w:val="false"/>
-                <w:color w:val="000000"/>
-                <w:sz w:val="18"/>
-                <w:szCs w:val="18"/>
-              </w:rPr>
-              <w:t xml:space="preserve">Observable indicator: Each group's card sort sheet shows written reasoning (not just matches) for at least 4 of the 6 food cards. Teacher specifically checks whether githeri is linked to protein (correct) and ugali to carbohydrates (correct) — these two matches are the conceptual core of the phenomenon. If most groups have both correct, the teacher can fast-track in Phase 4; if most have them wrong, the teacher flags this explicitly: 'This is exactly what our chemical tests in coming lessons will help us resolve.' Teacher also records which chemical families (e.g. vitamins, mineral salts) are the most confused — these will receive extra emphasis in Lessons 4–5.</w:t>
-            </w:r>
-          </w:p>
-        </w:tc>
-      </w:tr>
-      <w:tr>
-        <w:tc>
-          <w:tcPr>
-            <w:tcW w:type="dxa" w:w="1520"/>
-            <w:shd w:fill="FCE4D6" w:color="auto" w:val="clear"/>
-            <w:tcMar>
-              <w:top w:type="dxa" w:w="60"/>
-              <w:left w:type="dxa" w:w="120"/>
-              <w:bottom w:type="dxa" w:w="60"/>
-              <w:right w:type="dxa" w:w="120"/>
-            </w:tcMar>
-            <w:vAlign w:val="top"/>
-          </w:tcPr>
-          <w:p>
-            <w:pPr>
-              <w:spacing w:after="40" w:before="0"/>
-              <w:jc w:val="left"/>
-            </w:pPr>
-            <w:r>
-              <w:rPr>
-                <w:rFonts w:ascii="Arial" w:cs="Arial" w:eastAsia="Arial" w:hAnsi="Arial"/>
-                <w:b/>
-                <w:bCs/>
-                <w:i w:val="false"/>
-                <w:iCs w:val="false"/>
-                <w:color w:val="000000"/>
-                <w:sz w:val="18"/>
-                <w:szCs w:val="18"/>
-              </w:rPr>
-              <w:t xml:space="preserve">Driving Question Board (DQB) Creation</w:t>
-            </w:r>
-          </w:p>
-          <w:p>
-            <w:pPr>
-              <w:spacing w:after="20" w:before="0"/>
-            </w:pPr>
-            <w:r>
-              <w:rPr>
-                <w:rFonts w:ascii="Arial" w:cs="Arial" w:eastAsia="Arial" w:hAnsi="Arial"/>
-                <w:b/>
-                <w:bCs/>
-                <w:color w:val="1F3864"/>
-                <w:sz w:val="16"/>
-                <w:szCs w:val="16"/>
-              </w:rPr>
-              <w:t xml:space="preserve">📹 VIDEO:</w:t>
-            </w:r>
-          </w:p>
-          <w:p>
-            <w:pPr>
-              <w:spacing w:after="20" w:before="0"/>
-            </w:pPr>
-            <w:hyperlink w:history="1" r:id="rIdxmheihc4mmbnwbwclczxv">
-              <w:r>
-                <w:rPr>
-                  <w:rFonts w:ascii="Arial" w:cs="Arial" w:eastAsia="Arial" w:hAnsi="Arial"/>
-                  <w:color w:val="2E75B6"/>
-                  <w:sz w:val="16"/>
-                  <w:szCs w:val="16"/>
-                  <w:u w:val="single" w:color="2E75B6"/>
-                </w:rPr>
-                <w:t xml:space="preserve">Food and energy in organisms</w:t>
-              </w:r>
-            </w:hyperlink>
-          </w:p>
-          <w:p>
-            <w:pPr>
-              <w:spacing w:after="20" w:before="0"/>
-            </w:pPr>
-            <w:r>
-              <w:rPr>
-                <w:rFonts w:ascii="Arial" w:cs="Arial" w:eastAsia="Arial" w:hAnsi="Arial"/>
-                <w:i/>
-                <w:iCs/>
-                <w:color w:val="595959"/>
-                <w:sz w:val="16"/>
-                <w:szCs w:val="16"/>
-              </w:rPr>
-              <w:t xml:space="preserve">Related topic: not an exact match for this lesson.</w:t>
-            </w:r>
-          </w:p>
-          <w:p>
-            <w:pPr>
-              <w:spacing w:after="10" w:before="0"/>
-              <w:ind w:left="120"/>
-            </w:pPr>
-            <w:r>
-              <w:rPr>
-                <w:rFonts w:ascii="Arial" w:cs="Arial" w:eastAsia="Arial" w:hAnsi="Arial"/>
-                <w:color w:val="595959"/>
-                <w:sz w:val="14"/>
-                <w:szCs w:val="14"/>
-              </w:rPr>
-              <w:t xml:space="preserve">Source: Khan Academy (English - US curriculum)</w:t>
-            </w:r>
-          </w:p>
-          <w:p>
-            <w:pPr>
-              <w:spacing w:after="10" w:before="0"/>
-              <w:ind w:left="120"/>
-            </w:pPr>
-            <w:hyperlink w:history="1" r:id="rId4rwvowjru8gdyaucs-_2p">
-              <w:r>
-                <w:rPr>
-                  <w:rFonts w:ascii="Arial" w:cs="Arial" w:eastAsia="Arial" w:hAnsi="Arial"/>
-                  <w:color w:val="595959"/>
-                  <w:sz w:val="14"/>
-                  <w:szCs w:val="14"/>
-                  <w:u w:val="single" w:color="595959"/>
-                </w:rPr>
-                <w:t xml:space="preserve">🔍 Search ARES for similar videos</w:t>
-              </w:r>
-            </w:hyperlink>
-          </w:p>
-          <w:p>
-            <w:pPr>
-              <w:spacing w:after="40" w:before="0"/>
-            </w:pPr>
-            <w:r>
-              <w:rPr>
-                <w:sz w:val="14"/>
-                <w:szCs w:val="14"/>
-              </w:rPr>
-              <w:t xml:space="preserve"/>
-            </w:r>
-          </w:p>
-          <w:p>
-            <w:pPr>
-              <w:spacing w:after="20" w:before="0"/>
-            </w:pPr>
-            <w:r>
-              <w:rPr>
-                <w:rFonts w:ascii="Arial" w:cs="Arial" w:eastAsia="Arial" w:hAnsi="Arial"/>
-                <w:b/>
-                <w:bCs/>
-                <w:color w:val="1F3864"/>
-                <w:sz w:val="16"/>
-                <w:szCs w:val="16"/>
-              </w:rPr>
-              <w:t xml:space="preserve">📖 EXERCISE:</w:t>
-            </w:r>
-          </w:p>
-          <w:p>
-            <w:pPr>
-              <w:spacing w:after="20" w:before="0"/>
-            </w:pPr>
-            <w:hyperlink w:history="1" r:id="rIdvresbhyv4qa-_um4j_uoy">
-              <w:r>
-                <w:rPr>
-                  <w:rFonts w:ascii="Arial" w:cs="Arial" w:eastAsia="Arial" w:hAnsi="Arial"/>
-                  <w:color w:val="2E75B6"/>
-                  <w:sz w:val="16"/>
-                  <w:szCs w:val="16"/>
-                  <w:u w:val="single" w:color="2E75B6"/>
-                </w:rPr>
-                <w:t xml:space="preserve">Carbohydrates Practice</w:t>
-              </w:r>
-            </w:hyperlink>
-          </w:p>
-          <w:p>
-            <w:pPr>
-              <w:spacing w:after="20" w:before="0"/>
-            </w:pPr>
-            <w:r>
-              <w:rPr>
-                <w:rFonts w:ascii="Arial" w:cs="Arial" w:eastAsia="Arial" w:hAnsi="Arial"/>
-                <w:i/>
-                <w:iCs/>
-                <w:color w:val="595959"/>
-                <w:sz w:val="16"/>
-                <w:szCs w:val="16"/>
-              </w:rPr>
-              <w:t xml:space="preserve">Related topic: not an exact match for this lesson.</w:t>
-            </w:r>
-          </w:p>
-          <w:p>
-            <w:pPr>
-              <w:spacing w:after="10" w:before="0"/>
-              <w:ind w:left="120"/>
-            </w:pPr>
-            <w:r>
-              <w:rPr>
-                <w:rFonts w:ascii="Arial" w:cs="Arial" w:eastAsia="Arial" w:hAnsi="Arial"/>
-                <w:color w:val="595959"/>
-                <w:sz w:val="14"/>
-                <w:szCs w:val="14"/>
-              </w:rPr>
-              <w:t xml:space="preserve">Source: CK-12</w:t>
-            </w:r>
-          </w:p>
-          <w:p>
-            <w:pPr>
-              <w:spacing w:after="10" w:before="0"/>
-              <w:ind w:left="120"/>
-            </w:pPr>
-            <w:hyperlink w:history="1" r:id="rIdquknktix90n4w8kjdova-">
-              <w:r>
-                <w:rPr>
-                  <w:rFonts w:ascii="Arial" w:cs="Arial" w:eastAsia="Arial" w:hAnsi="Arial"/>
-                  <w:color w:val="595959"/>
-                  <w:sz w:val="14"/>
-                  <w:szCs w:val="14"/>
-                  <w:u w:val="single" w:color="595959"/>
-                </w:rPr>
-                <w:t xml:space="preserve">🔍 Search ARES for similar readings</w:t>
-              </w:r>
-            </w:hyperlink>
-          </w:p>
-        </w:tc>
-        <w:tc>
-          <w:tcPr>
-            <w:tcW w:type="dxa" w:w="3040"/>
-            <w:shd w:fill="FFFFFF" w:color="auto" w:val="clear"/>
-            <w:tcMar>
-              <w:top w:type="dxa" w:w="60"/>
-              <w:left w:type="dxa" w:w="120"/>
-              <w:bottom w:type="dxa" w:w="60"/>
-              <w:right w:type="dxa" w:w="120"/>
-            </w:tcMar>
-            <w:vAlign w:val="top"/>
-          </w:tcPr>
-          <w:p>
-            <w:pPr>
-              <w:spacing w:after="40" w:before="0"/>
-              <w:jc w:val="left"/>
-            </w:pPr>
-            <w:r>
-              <w:rPr>
-                <w:rFonts w:ascii="Arial" w:cs="Arial" w:eastAsia="Arial" w:hAnsi="Arial"/>
-                <w:b w:val="false"/>
-                <w:bCs w:val="false"/>
-                <w:i w:val="false"/>
-                <w:iCs w:val="false"/>
-                <w:color w:val="000000"/>
-                <w:sz w:val="18"/>
-                <w:szCs w:val="18"/>
-              </w:rPr>
-              <w:t xml:space="preserve">Each student receives three sticky notes (different colours: pink = question I have, yellow = something I think I know, blue = something I want to test or investigate). Students individually write one entry per sticky note in response to the phenomenon. The teacher then facilitates a whole-class DQB construction on a large display board at the front of the classroom. Students come up and place their sticky notes, guided by the teacher to cluster them into emerging themes: What is food made of? What does each chemical do? Why does the body look different without a chemical? How can we test which chemicals are in food? The board is headed by the driving question: 'Why do two children in Kisumu eating the same amount of food every day end up with completely different bodies — and what does that tell us about what food is really made of?' The DQB will remain on display and be updated at the start and end of every subsequent lesson in the unit.</w:t>
-            </w:r>
-          </w:p>
-        </w:tc>
-        <w:tc>
-          <w:tcPr>
-            <w:tcW w:type="dxa" w:w="3040"/>
-            <w:shd w:fill="F2F2F2" w:color="auto" w:val="clear"/>
-            <w:tcMar>
-              <w:top w:type="dxa" w:w="60"/>
-              <w:left w:type="dxa" w:w="120"/>
-              <w:bottom w:type="dxa" w:w="60"/>
-              <w:right w:type="dxa" w:w="120"/>
-            </w:tcMar>
-            <w:vAlign w:val="top"/>
-          </w:tcPr>
-          <w:p>
-            <w:pPr>
-              <w:spacing w:after="40" w:before="0"/>
-              <w:jc w:val="left"/>
-            </w:pPr>
-            <w:r>
-              <w:rPr>
-                <w:rFonts w:ascii="Arial" w:cs="Arial" w:eastAsia="Arial" w:hAnsi="Arial"/>
-                <w:b w:val="false"/>
-                <w:bCs w:val="false"/>
-                <w:i w:val="false"/>
-                <w:iCs w:val="false"/>
-                <w:color w:val="000000"/>
-                <w:sz w:val="18"/>
-                <w:szCs w:val="18"/>
-              </w:rPr>
-              <w:t xml:space="preserve">Distribute three sticky notes per student. Say: 'Pink note: write one QUESTION you have after everything we have done today. Yellow note: write one thing you now THINK YOU KNOW about the chemicals of life. Blue note: write one thing you want to TEST or INVESTIGATE. You have 3 minutes. Write in full sentences.' [WAIT 3 minutes — circulate, prompt quiet students with: 'What is the most confusing thing for you right now? Write that as a question.']</w:t>
-            </w:r>
-          </w:p>
-          <w:p>
-            <w:pPr>
-              <w:spacing w:after="40" w:before="0"/>
-              <w:jc w:val="left"/>
-            </w:pPr>
-            <w:r>
-              <w:rPr>
-                <w:rFonts w:ascii="Arial" w:cs="Arial" w:eastAsia="Arial" w:hAnsi="Arial"/>
-                <w:b w:val="false"/>
-                <w:bCs w:val="false"/>
-                <w:i w:val="false"/>
-                <w:iCs w:val="false"/>
-                <w:color w:val="000000"/>
-                <w:sz w:val="18"/>
-                <w:szCs w:val="18"/>
-              </w:rPr>
-              <w:t xml:space="preserve"/>
-            </w:r>
-          </w:p>
-          <w:p>
-            <w:pPr>
-              <w:spacing w:after="40" w:before="0"/>
-              <w:jc w:val="left"/>
-            </w:pPr>
-            <w:r>
-              <w:rPr>
-                <w:rFonts w:ascii="Arial" w:cs="Arial" w:eastAsia="Arial" w:hAnsi="Arial"/>
-                <w:b w:val="false"/>
-                <w:bCs w:val="false"/>
-                <w:i w:val="false"/>
-                <w:iCs w:val="false"/>
-                <w:color w:val="000000"/>
-                <w:sz w:val="18"/>
-                <w:szCs w:val="18"/>
-              </w:rPr>
-              <w:t xml:space="preserve">DQB construction: 'Come up row by row and place your notes on the board. As you place yours, read what is already there and try to put yours near a similar idea.' [Allow 4 minutes for this — create a gentle, purposeful atmosphere, not chaotic.]</w:t>
-            </w:r>
-          </w:p>
-          <w:p>
-            <w:pPr>
-              <w:spacing w:after="40" w:before="0"/>
-              <w:jc w:val="left"/>
-            </w:pPr>
-            <w:r>
-              <w:rPr>
-                <w:rFonts w:ascii="Arial" w:cs="Arial" w:eastAsia="Arial" w:hAnsi="Arial"/>
-                <w:b w:val="false"/>
-                <w:bCs w:val="false"/>
-                <w:i w:val="false"/>
-                <w:iCs w:val="false"/>
-                <w:color w:val="000000"/>
-                <w:sz w:val="18"/>
-                <w:szCs w:val="18"/>
-              </w:rPr>
-              <w:t xml:space="preserve"/>
-            </w:r>
-          </w:p>
-          <w:p>
-            <w:pPr>
-              <w:spacing w:after="40" w:before="0"/>
-              <w:jc w:val="left"/>
-            </w:pPr>
-            <w:r>
-              <w:rPr>
-                <w:rFonts w:ascii="Arial" w:cs="Arial" w:eastAsia="Arial" w:hAnsi="Arial"/>
-                <w:b w:val="false"/>
-                <w:bCs w:val="false"/>
-                <w:i w:val="false"/>
-                <w:iCs w:val="false"/>
-                <w:color w:val="000000"/>
-                <w:sz w:val="18"/>
-                <w:szCs w:val="18"/>
-              </w:rPr>
-              <w:t xml:space="preserve">After all notes are placed, teacher reads selected entries aloud and clusters them live: 'I can see a cluster forming around the question of what chemicals ARE in food — look here. And another cluster around what those chemicals DO to the body. And a third cluster around HOW we could test for them. These three clusters are exactly the three big ideas this unit will answer.'</w:t>
-            </w:r>
-          </w:p>
-          <w:p>
-            <w:pPr>
-              <w:spacing w:after="40" w:before="0"/>
-              <w:jc w:val="left"/>
-            </w:pPr>
-            <w:r>
-              <w:rPr>
-                <w:rFonts w:ascii="Arial" w:cs="Arial" w:eastAsia="Arial" w:hAnsi="Arial"/>
-                <w:b w:val="false"/>
-                <w:bCs w:val="false"/>
-                <w:i w:val="false"/>
-                <w:iCs w:val="false"/>
-                <w:color w:val="000000"/>
-                <w:sz w:val="18"/>
-                <w:szCs w:val="18"/>
-              </w:rPr>
-              <w:t xml:space="preserve"/>
-            </w:r>
-          </w:p>
-          <w:p>
-            <w:pPr>
-              <w:spacing w:after="40" w:before="0"/>
-              <w:jc w:val="left"/>
-            </w:pPr>
-            <w:r>
-              <w:rPr>
-                <w:rFonts w:ascii="Arial" w:cs="Arial" w:eastAsia="Arial" w:hAnsi="Arial"/>
-                <w:b w:val="false"/>
-                <w:bCs w:val="false"/>
-                <w:i w:val="false"/>
-                <w:iCs w:val="false"/>
-                <w:color w:val="000000"/>
-                <w:sz w:val="18"/>
-                <w:szCs w:val="18"/>
-              </w:rPr>
-              <w:t xml:space="preserve">Point to the driving question banner: 'Every lesson in this unit, we will come back to this board. We will move questions from UNANSWERED to ANSWERED as we do experiments and build knowledge. By the last lesson, I expect this board to look completely different — because your thinking will have grown.'</w:t>
-            </w:r>
-          </w:p>
-          <w:p>
-            <w:pPr>
-              <w:spacing w:after="40" w:before="0"/>
-              <w:jc w:val="left"/>
-            </w:pPr>
-            <w:r>
-              <w:rPr>
-                <w:rFonts w:ascii="Arial" w:cs="Arial" w:eastAsia="Arial" w:hAnsi="Arial"/>
-                <w:b w:val="false"/>
-                <w:bCs w:val="false"/>
-                <w:i w:val="false"/>
-                <w:iCs w:val="false"/>
-                <w:color w:val="000000"/>
-                <w:sz w:val="18"/>
-                <w:szCs w:val="18"/>
-              </w:rPr>
-              <w:t xml:space="preserve"/>
-            </w:r>
-          </w:p>
-          <w:p>
-            <w:pPr>
-              <w:spacing w:after="40" w:before="0"/>
-              <w:jc w:val="left"/>
-            </w:pPr>
-            <w:r>
-              <w:rPr>
-                <w:rFonts w:ascii="Arial" w:cs="Arial" w:eastAsia="Arial" w:hAnsi="Arial"/>
-                <w:b w:val="false"/>
-                <w:bCs w:val="false"/>
-                <w:i w:val="false"/>
-                <w:iCs w:val="false"/>
-                <w:color w:val="000000"/>
-                <w:sz w:val="18"/>
-                <w:szCs w:val="18"/>
-              </w:rPr>
-              <w:t xml:space="preserve">Cold-call 3 students to read their pink question aloud: 'Akinyi — read your question.' [WAIT 5 seconds after reading.] Ask the class: 'Raise your hand if you have a similar question.' This validates individual curiosity as shared inquiry.</w:t>
-            </w:r>
-          </w:p>
-        </w:tc>
-        <w:tc>
-          <w:tcPr>
-            <w:tcW w:type="dxa" w:w="3040"/>
-            <w:shd w:fill="FFFFFF" w:color="auto" w:val="clear"/>
-            <w:tcMar>
-              <w:top w:type="dxa" w:w="60"/>
-              <w:left w:type="dxa" w:w="120"/>
-              <w:bottom w:type="dxa" w:w="60"/>
-              <w:right w:type="dxa" w:w="120"/>
-            </w:tcMar>
-            <w:vAlign w:val="top"/>
-          </w:tcPr>
-          <w:p>
-            <w:pPr>
-              <w:spacing w:after="40" w:before="0"/>
-              <w:jc w:val="left"/>
-            </w:pPr>
-            <w:r>
-              <w:rPr>
-                <w:rFonts w:ascii="Arial" w:cs="Arial" w:eastAsia="Arial" w:hAnsi="Arial"/>
-                <w:b w:val="false"/>
-                <w:bCs w:val="false"/>
-                <w:i w:val="false"/>
-                <w:iCs w:val="false"/>
-                <w:color w:val="000000"/>
-                <w:sz w:val="18"/>
-                <w:szCs w:val="18"/>
-              </w:rPr>
-              <w:t xml:space="preserve">Strategy: Three-Colour Sticky Note DQB Protocol. The three-colour protocol (questions / knowledge / investigations) structures the DQB so it tracks three distinct dimensions of scientific thinking simultaneously: curiosity (what I want to know), current knowledge (what I think I know), and epistemic agency (what I want to DO to find out). Clustering the notes into themes models how scientists organise questions into research programmes. Displaying the board permanently makes scientific progress visible and tangible — students can physically move or annotate notes as the unit develops, reinforcing the idea that science is a cumulative, revisable process.</w:t>
-            </w:r>
-          </w:p>
-        </w:tc>
-        <w:tc>
-          <w:tcPr>
-            <w:tcW w:type="dxa" w:w="3040"/>
-            <w:shd w:fill="F2F2F2" w:color="auto" w:val="clear"/>
-            <w:tcMar>
-              <w:top w:type="dxa" w:w="60"/>
-              <w:left w:type="dxa" w:w="120"/>
-              <w:bottom w:type="dxa" w:w="60"/>
-              <w:right w:type="dxa" w:w="120"/>
-            </w:tcMar>
-            <w:vAlign w:val="top"/>
-          </w:tcPr>
-          <w:p>
-            <w:pPr>
-              <w:spacing w:after="40" w:before="0"/>
-              <w:jc w:val="left"/>
-            </w:pPr>
-            <w:r>
-              <w:rPr>
-                <w:rFonts w:ascii="Arial" w:cs="Arial" w:eastAsia="Arial" w:hAnsi="Arial"/>
-                <w:b w:val="false"/>
-                <w:bCs w:val="false"/>
-                <w:i w:val="false"/>
-                <w:iCs w:val="false"/>
-                <w:color w:val="000000"/>
-                <w:sz w:val="18"/>
-                <w:szCs w:val="18"/>
-              </w:rPr>
-              <w:t xml:space="preserve">Observable indicator: Every student has placed all three sticky notes on the DQB within the allocated time. Teacher photographs the board at the end of the lesson for a record. Teacher reviews the pink (question) notes after class to identify: (1) the most common misconceptions embedded in questions (e.g. 'Is protein only in meat?' — a very common Kenyan student misconception that beans are not a protein source); (2) the most sophisticated questions that can anchor later lessons (e.g. 'If githeri has protein and ugali doesn't, why doesn't the sick child just eat githeri?'). These questions are re-written on larger cards by the teacher and added to the DQB before Lesson 2 to signal that student questions are taken seriously.</w:t>
-            </w:r>
-          </w:p>
-        </w:tc>
-      </w:tr>
-      <w:tr>
-        <w:tc>
-          <w:tcPr>
-            <w:tcW w:type="dxa" w:w="1520"/>
-            <w:shd w:fill="D5E8F0" w:color="auto" w:val="clear"/>
-            <w:tcMar>
-              <w:top w:type="dxa" w:w="60"/>
-              <w:left w:type="dxa" w:w="120"/>
-              <w:bottom w:type="dxa" w:w="60"/>
-              <w:right w:type="dxa" w:w="120"/>
-            </w:tcMar>
-            <w:vAlign w:val="top"/>
-          </w:tcPr>
-          <w:p>
-            <w:pPr>
-              <w:spacing w:after="40" w:before="0"/>
-              <w:jc w:val="left"/>
-            </w:pPr>
-            <w:r>
-              <w:rPr>
-                <w:rFonts w:ascii="Arial" w:cs="Arial" w:eastAsia="Arial" w:hAnsi="Arial"/>
-                <w:b/>
-                <w:bCs/>
-                <w:i w:val="false"/>
-                <w:iCs w:val="false"/>
-                <w:color w:val="000000"/>
-                <w:sz w:val="18"/>
-                <w:szCs w:val="18"/>
-              </w:rPr>
-              <w:t xml:space="preserve">Model Building Phase</w:t>
-            </w:r>
-          </w:p>
-          <w:p>
-            <w:pPr>
-              <w:spacing w:after="20" w:before="0"/>
-            </w:pPr>
-            <w:r>
-              <w:rPr>
-                <w:rFonts w:ascii="Arial" w:cs="Arial" w:eastAsia="Arial" w:hAnsi="Arial"/>
-                <w:b/>
-                <w:bCs/>
-                <w:color w:val="1F3864"/>
-                <w:sz w:val="16"/>
-                <w:szCs w:val="16"/>
-              </w:rPr>
-              <w:t xml:space="preserve">📹 VIDEO:</w:t>
-            </w:r>
-          </w:p>
-          <w:p>
-            <w:pPr>
-              <w:spacing w:after="20" w:before="0"/>
-            </w:pPr>
-            <w:hyperlink w:history="1" r:id="rIdzbffksxesdwr9inbd9mgg">
-              <w:r>
-                <w:rPr>
-                  <w:rFonts w:ascii="Arial" w:cs="Arial" w:eastAsia="Arial" w:hAnsi="Arial"/>
-                  <w:color w:val="2E75B6"/>
-                  <w:sz w:val="16"/>
-                  <w:szCs w:val="16"/>
-                  <w:u w:val="single" w:color="2E75B6"/>
-                </w:rPr>
-                <w:t xml:space="preserve">Introduction to carbohydrates</w:t>
-              </w:r>
-            </w:hyperlink>
-          </w:p>
-          <w:p>
-            <w:pPr>
-              <w:spacing w:after="20" w:before="0"/>
-            </w:pPr>
-            <w:r>
-              <w:rPr>
-                <w:rFonts w:ascii="Arial" w:cs="Arial" w:eastAsia="Arial" w:hAnsi="Arial"/>
-                <w:i/>
-                <w:iCs/>
-                <w:color w:val="595959"/>
-                <w:sz w:val="16"/>
-                <w:szCs w:val="16"/>
-              </w:rPr>
-              <w:t xml:space="preserve">Related topic: not an exact match for this lesson.</w:t>
-            </w:r>
-          </w:p>
-          <w:p>
-            <w:pPr>
-              <w:spacing w:after="10" w:before="0"/>
-              <w:ind w:left="120"/>
-            </w:pPr>
-            <w:r>
-              <w:rPr>
-                <w:rFonts w:ascii="Arial" w:cs="Arial" w:eastAsia="Arial" w:hAnsi="Arial"/>
-                <w:color w:val="595959"/>
-                <w:sz w:val="14"/>
-                <w:szCs w:val="14"/>
-              </w:rPr>
-              <w:t xml:space="preserve">Source: Khan Academy (English - US curriculum)</w:t>
-            </w:r>
-          </w:p>
-          <w:p>
-            <w:pPr>
-              <w:spacing w:after="10" w:before="0"/>
-              <w:ind w:left="120"/>
-            </w:pPr>
-            <w:hyperlink w:history="1" r:id="rId0h9dl0gyu3wvwazpsrngr">
-              <w:r>
-                <w:rPr>
-                  <w:rFonts w:ascii="Arial" w:cs="Arial" w:eastAsia="Arial" w:hAnsi="Arial"/>
-                  <w:color w:val="595959"/>
-                  <w:sz w:val="14"/>
-                  <w:szCs w:val="14"/>
-                  <w:u w:val="single" w:color="595959"/>
-                </w:rPr>
-                <w:t xml:space="preserve">🔍 Search ARES for similar videos</w:t>
-              </w:r>
-            </w:hyperlink>
-          </w:p>
-          <w:p>
-            <w:pPr>
-              <w:spacing w:after="40" w:before="0"/>
-            </w:pPr>
-            <w:r>
-              <w:rPr>
-                <w:sz w:val="14"/>
-                <w:szCs w:val="14"/>
-              </w:rPr>
-              <w:t xml:space="preserve"/>
-            </w:r>
-          </w:p>
-          <w:p>
-            <w:pPr>
-              <w:spacing w:after="20" w:before="0"/>
-            </w:pPr>
-            <w:r>
-              <w:rPr>
-                <w:rFonts w:ascii="Arial" w:cs="Arial" w:eastAsia="Arial" w:hAnsi="Arial"/>
-                <w:b/>
-                <w:bCs/>
-                <w:color w:val="1F3864"/>
-                <w:sz w:val="16"/>
-                <w:szCs w:val="16"/>
-              </w:rPr>
-              <w:t xml:space="preserve">📖 EXERCISE:</w:t>
-            </w:r>
-          </w:p>
-          <w:p>
-            <w:pPr>
-              <w:spacing w:after="20" w:before="0"/>
-            </w:pPr>
-            <w:hyperlink w:history="1" r:id="rIdgskwhtjg6ccspq-lhuyom">
-              <w:r>
-                <w:rPr>
-                  <w:rFonts w:ascii="Arial" w:cs="Arial" w:eastAsia="Arial" w:hAnsi="Arial"/>
-                  <w:color w:val="2E75B6"/>
-                  <w:sz w:val="16"/>
-                  <w:szCs w:val="16"/>
-                  <w:u w:val="single" w:color="2E75B6"/>
-                </w:rPr>
-                <w:t xml:space="preserve">Carbohydrates</w:t>
-              </w:r>
-            </w:hyperlink>
-          </w:p>
-          <w:p>
-            <w:pPr>
-              <w:spacing w:after="20" w:before="0"/>
-            </w:pPr>
-            <w:r>
-              <w:rPr>
-                <w:rFonts w:ascii="Arial" w:cs="Arial" w:eastAsia="Arial" w:hAnsi="Arial"/>
-                <w:i/>
-                <w:iCs/>
-                <w:color w:val="595959"/>
-                <w:sz w:val="16"/>
-                <w:szCs w:val="16"/>
-              </w:rPr>
-              <w:t xml:space="preserve">Related topic: not an exact match for this lesson.</w:t>
-            </w:r>
-          </w:p>
-          <w:p>
-            <w:pPr>
-              <w:spacing w:after="10" w:before="0"/>
-              <w:ind w:left="120"/>
-            </w:pPr>
-            <w:r>
-              <w:rPr>
-                <w:rFonts w:ascii="Arial" w:cs="Arial" w:eastAsia="Arial" w:hAnsi="Arial"/>
-                <w:color w:val="595959"/>
-                <w:sz w:val="14"/>
-                <w:szCs w:val="14"/>
-              </w:rPr>
-              <w:t xml:space="preserve">Source: Khan Academy (English - US curriculum)</w:t>
-            </w:r>
-          </w:p>
-          <w:p>
-            <w:pPr>
-              <w:spacing w:after="10" w:before="0"/>
-              <w:ind w:left="120"/>
-            </w:pPr>
-            <w:hyperlink w:history="1" r:id="rId6fpmdeow5nolpbxj7mgw7">
-              <w:r>
-                <w:rPr>
-                  <w:rFonts w:ascii="Arial" w:cs="Arial" w:eastAsia="Arial" w:hAnsi="Arial"/>
-                  <w:color w:val="595959"/>
-                  <w:sz w:val="14"/>
-                  <w:szCs w:val="14"/>
-                  <w:u w:val="single" w:color="595959"/>
-                </w:rPr>
-                <w:t xml:space="preserve">🔍 Search ARES for similar readings</w:t>
-              </w:r>
-            </w:hyperlink>
-          </w:p>
-        </w:tc>
-        <w:tc>
-          <w:tcPr>
-            <w:tcW w:type="dxa" w:w="3040"/>
-            <w:shd w:fill="FFFFFF" w:color="auto" w:val="clear"/>
-            <w:tcMar>
-              <w:top w:type="dxa" w:w="60"/>
-              <w:left w:type="dxa" w:w="120"/>
-              <w:bottom w:type="dxa" w:w="60"/>
-              <w:right w:type="dxa" w:w="120"/>
-            </w:tcMar>
-            <w:vAlign w:val="top"/>
-          </w:tcPr>
-          <w:p>
-            <w:pPr>
-              <w:spacing w:after="40" w:before="0"/>
-              <w:jc w:val="left"/>
-            </w:pPr>
-            <w:r>
-              <w:rPr>
-                <w:rFonts w:ascii="Arial" w:cs="Arial" w:eastAsia="Arial" w:hAnsi="Arial"/>
-                <w:b w:val="false"/>
-                <w:bCs w:val="false"/>
-                <w:i w:val="false"/>
-                <w:iCs w:val="false"/>
-                <w:color w:val="000000"/>
-                <w:sz w:val="18"/>
-                <w:szCs w:val="18"/>
-              </w:rPr>
-              <w:t xml:space="preserve">Students individually draw their first explanatory model in their science notebooks. The model must show: (a) ugali going into a body on one side, (b) githeri going into a body on the other side, (c) what the student thinks is happening inside each body based on their current understanding, and (d) why this leads to the two different health outcomes seen in the Kisumu children. Students use annotated diagrams with arrows — they do not need to know all the correct chemical names yet; they use whatever language they have. Below the model, students write a 'Model Limitations Statement': 'My model cannot yet explain _______ because _______.' This forces metacognitive awareness of what the model does and does not account for. Students share their model with one partner and give each other one 'warm' comment (something the model explains well) and one 'wonder' comment (something the model doesn't explain yet). Models are kept in science notebooks and will be revised at the end of every lesson in the unit.</w:t>
-            </w:r>
-          </w:p>
-        </w:tc>
-        <w:tc>
-          <w:tcPr>
-            <w:tcW w:type="dxa" w:w="3040"/>
-            <w:shd w:fill="F2F2F2" w:color="auto" w:val="clear"/>
-            <w:tcMar>
-              <w:top w:type="dxa" w:w="60"/>
-              <w:left w:type="dxa" w:w="120"/>
-              <w:bottom w:type="dxa" w:w="60"/>
-              <w:right w:type="dxa" w:w="120"/>
-            </w:tcMar>
-            <w:vAlign w:val="top"/>
-          </w:tcPr>
-          <w:p>
-            <w:pPr>
-              <w:spacing w:after="40" w:before="0"/>
-              <w:jc w:val="left"/>
-            </w:pPr>
-            <w:r>
-              <w:rPr>
-                <w:rFonts w:ascii="Arial" w:cs="Arial" w:eastAsia="Arial" w:hAnsi="Arial"/>
-                <w:b w:val="false"/>
-                <w:bCs w:val="false"/>
-                <w:i w:val="false"/>
-                <w:iCs w:val="false"/>
-                <w:color w:val="000000"/>
-                <w:sz w:val="18"/>
-                <w:szCs w:val="18"/>
-              </w:rPr>
-              <w:t xml:space="preserve">Say: 'For the last activity today, I want you to build your first explanatory model. A model in science is a diagram that shows your BEST CURRENT EXPLANATION for something. Yours will not be perfect — that is fine. In fact, the whole point of this unit is to improve this model lesson by lesson.' </w:t>
-            </w:r>
-          </w:p>
-          <w:p>
-            <w:pPr>
-              <w:spacing w:after="40" w:before="0"/>
-              <w:jc w:val="left"/>
-            </w:pPr>
-            <w:r>
-              <w:rPr>
-                <w:rFonts w:ascii="Arial" w:cs="Arial" w:eastAsia="Arial" w:hAnsi="Arial"/>
-                <w:b w:val="false"/>
-                <w:bCs w:val="false"/>
-                <w:i w:val="false"/>
-                <w:iCs w:val="false"/>
-                <w:color w:val="000000"/>
-                <w:sz w:val="18"/>
-                <w:szCs w:val="18"/>
-              </w:rPr>
-              <w:t xml:space="preserve"/>
-            </w:r>
-          </w:p>
-          <w:p>
-            <w:pPr>
-              <w:spacing w:after="40" w:before="0"/>
-              <w:jc w:val="left"/>
-            </w:pPr>
-            <w:r>
-              <w:rPr>
-                <w:rFonts w:ascii="Arial" w:cs="Arial" w:eastAsia="Arial" w:hAnsi="Arial"/>
-                <w:b w:val="false"/>
-                <w:bCs w:val="false"/>
-                <w:i w:val="false"/>
-                <w:iCs w:val="false"/>
-                <w:color w:val="000000"/>
-                <w:sz w:val="18"/>
-                <w:szCs w:val="18"/>
-              </w:rPr>
-              <w:t xml:space="preserve">Display the model prompt on the board: 'Draw: ugali → body | githeri → body. Show what you think is happening inside each body. Show why the health outcomes are different. Label everything. Use arrows to show cause and effect. You have 6 minutes.' [WAIT 6 minutes — circulate and quietly affirm effort, not correctness: 'I can see you are thinking hard about the arrows — keep going.']</w:t>
-            </w:r>
-          </w:p>
-          <w:p>
-            <w:pPr>
-              <w:spacing w:after="40" w:before="0"/>
-              <w:jc w:val="left"/>
-            </w:pPr>
-            <w:r>
-              <w:rPr>
-                <w:rFonts w:ascii="Arial" w:cs="Arial" w:eastAsia="Arial" w:hAnsi="Arial"/>
-                <w:b w:val="false"/>
-                <w:bCs w:val="false"/>
-                <w:i w:val="false"/>
-                <w:iCs w:val="false"/>
-                <w:color w:val="000000"/>
-                <w:sz w:val="18"/>
-                <w:szCs w:val="18"/>
-              </w:rPr>
-              <w:t xml:space="preserve"/>
-            </w:r>
-          </w:p>
-          <w:p>
-            <w:pPr>
-              <w:spacing w:after="40" w:before="0"/>
-              <w:jc w:val="left"/>
-            </w:pPr>
-            <w:r>
-              <w:rPr>
-                <w:rFonts w:ascii="Arial" w:cs="Arial" w:eastAsia="Arial" w:hAnsi="Arial"/>
-                <w:b w:val="false"/>
-                <w:bCs w:val="false"/>
-                <w:i w:val="false"/>
-                <w:iCs w:val="false"/>
-                <w:color w:val="000000"/>
-                <w:sz w:val="18"/>
-                <w:szCs w:val="18"/>
-              </w:rPr>
-              <w:t xml:space="preserve">After 6 minutes: 'Below your model, write this sentence and complete it: My model cannot yet explain _______ because _______. You have 90 seconds.' [WAIT 90 seconds.]</w:t>
-            </w:r>
-          </w:p>
-          <w:p>
-            <w:pPr>
-              <w:spacing w:after="40" w:before="0"/>
-              <w:jc w:val="left"/>
-            </w:pPr>
-            <w:r>
-              <w:rPr>
-                <w:rFonts w:ascii="Arial" w:cs="Arial" w:eastAsia="Arial" w:hAnsi="Arial"/>
-                <w:b w:val="false"/>
-                <w:bCs w:val="false"/>
-                <w:i w:val="false"/>
-                <w:iCs w:val="false"/>
-                <w:color w:val="000000"/>
-                <w:sz w:val="18"/>
-                <w:szCs w:val="18"/>
-              </w:rPr>
-              <w:t xml:space="preserve"/>
-            </w:r>
-          </w:p>
-          <w:p>
-            <w:pPr>
-              <w:spacing w:after="40" w:before="0"/>
-              <w:jc w:val="left"/>
-            </w:pPr>
-            <w:r>
-              <w:rPr>
-                <w:rFonts w:ascii="Arial" w:cs="Arial" w:eastAsia="Arial" w:hAnsi="Arial"/>
-                <w:b w:val="false"/>
-                <w:bCs w:val="false"/>
-                <w:i w:val="false"/>
-                <w:iCs w:val="false"/>
-                <w:color w:val="000000"/>
-                <w:sz w:val="18"/>
-                <w:szCs w:val="18"/>
-              </w:rPr>
-              <w:t xml:space="preserve">Peer share: 'Turn to your partner. Share your model. Partner A gives one WARM comment — something the model explains well. Partner B gives one WONDER comment — something the model doesn't explain yet. Then swap. You have 3 minutes.' [WAIT 3 minutes.]</w:t>
-            </w:r>
-          </w:p>
-          <w:p>
-            <w:pPr>
-              <w:spacing w:after="40" w:before="0"/>
-              <w:jc w:val="left"/>
-            </w:pPr>
-            <w:r>
-              <w:rPr>
-                <w:rFonts w:ascii="Arial" w:cs="Arial" w:eastAsia="Arial" w:hAnsi="Arial"/>
-                <w:b w:val="false"/>
-                <w:bCs w:val="false"/>
-                <w:i w:val="false"/>
-                <w:iCs w:val="false"/>
-                <w:color w:val="000000"/>
-                <w:sz w:val="18"/>
-                <w:szCs w:val="18"/>
-              </w:rPr>
-              <w:t xml:space="preserve"/>
-            </w:r>
-          </w:p>
-          <w:p>
-            <w:pPr>
-              <w:spacing w:after="40" w:before="0"/>
-              <w:jc w:val="left"/>
-            </w:pPr>
-            <w:r>
-              <w:rPr>
-                <w:rFonts w:ascii="Arial" w:cs="Arial" w:eastAsia="Arial" w:hAnsi="Arial"/>
-                <w:b w:val="false"/>
-                <w:bCs w:val="false"/>
-                <w:i w:val="false"/>
-                <w:iCs w:val="false"/>
-                <w:color w:val="000000"/>
-                <w:sz w:val="18"/>
-                <w:szCs w:val="18"/>
-              </w:rPr>
-              <w:t xml:space="preserve">Close the lesson: 'Put a box around your model and write today's date. Do not erase anything — even if you think it is wrong. These models belong to you. By the last lesson of this unit, you will draw a new model next to this one, and you will be amazed at how much your thinking has grown. That growth IS the science.' </w:t>
-            </w:r>
-          </w:p>
-          <w:p>
-            <w:pPr>
-              <w:spacing w:after="40" w:before="0"/>
-              <w:jc w:val="left"/>
-            </w:pPr>
-            <w:r>
-              <w:rPr>
-                <w:rFonts w:ascii="Arial" w:cs="Arial" w:eastAsia="Arial" w:hAnsi="Arial"/>
-                <w:b w:val="false"/>
-                <w:bCs w:val="false"/>
-                <w:i w:val="false"/>
-                <w:iCs w:val="false"/>
-                <w:color w:val="000000"/>
-                <w:sz w:val="18"/>
-                <w:szCs w:val="18"/>
-              </w:rPr>
-              <w:t xml:space="preserve"/>
-            </w:r>
-          </w:p>
-          <w:p>
-            <w:pPr>
-              <w:spacing w:after="40" w:before="0"/>
-              <w:jc w:val="left"/>
-            </w:pPr>
-            <w:r>
-              <w:rPr>
-                <w:rFonts w:ascii="Arial" w:cs="Arial" w:eastAsia="Arial" w:hAnsi="Arial"/>
-                <w:b w:val="false"/>
-                <w:bCs w:val="false"/>
-                <w:i w:val="false"/>
-                <w:iCs w:val="false"/>
-                <w:color w:val="000000"/>
-                <w:sz w:val="18"/>
-                <w:szCs w:val="18"/>
-              </w:rPr>
-              <w:t xml:space="preserve">Final closing statement: 'Today you did what scientists at KEMRI and nutritionists working with Kenyan families do every day — you looked at a real problem in your community, asked a question, and started building an explanation. You didn't just learn ABOUT science — you DID science.'</w:t>
-            </w:r>
-          </w:p>
-        </w:tc>
-        <w:tc>
-          <w:tcPr>
-            <w:tcW w:type="dxa" w:w="3040"/>
-            <w:shd w:fill="FFFFFF" w:color="auto" w:val="clear"/>
-            <w:tcMar>
-              <w:top w:type="dxa" w:w="60"/>
-              <w:left w:type="dxa" w:w="120"/>
-              <w:bottom w:type="dxa" w:w="60"/>
-              <w:right w:type="dxa" w:w="120"/>
-            </w:tcMar>
-            <w:vAlign w:val="top"/>
-          </w:tcPr>
-          <w:p>
-            <w:pPr>
-              <w:spacing w:after="40" w:before="0"/>
-              <w:jc w:val="left"/>
-            </w:pPr>
-            <w:r>
-              <w:rPr>
-                <w:rFonts w:ascii="Arial" w:cs="Arial" w:eastAsia="Arial" w:hAnsi="Arial"/>
-                <w:b w:val="false"/>
-                <w:bCs w:val="false"/>
-                <w:i w:val="false"/>
-                <w:iCs w:val="false"/>
-                <w:color w:val="000000"/>
-                <w:sz w:val="18"/>
-                <w:szCs w:val="18"/>
-              </w:rPr>
-              <w:t xml:space="preserve">Strategy: Initial Explanatory Model + Model Limitations Statement. Initial model building is a core NGSS Science and Engineering Practice (SEP 2: Developing and Using Models). Requiring students to articulate what their model CANNOT explain is a research-backed metacognitive scaffold — it prevents premature closure and keeps students in a productive 'epistemic discomfort' that motivates further inquiry. The warm/wonder peer protocol mirrors the scientific practice of peer review and builds collaborative discourse norms early in the unit. Preserving the initial model (no erasure) creates a physical artefact of conceptual change that students can reference throughout the unit, reinforcing that revision is the engine of scientific progress.</w:t>
-            </w:r>
-          </w:p>
-        </w:tc>
-        <w:tc>
-          <w:tcPr>
-            <w:tcW w:type="dxa" w:w="3040"/>
-            <w:shd w:fill="F2F2F2" w:color="auto" w:val="clear"/>
-            <w:tcMar>
-              <w:top w:type="dxa" w:w="60"/>
-              <w:left w:type="dxa" w:w="120"/>
-              <w:bottom w:type="dxa" w:w="60"/>
-              <w:right w:type="dxa" w:w="120"/>
-            </w:tcMar>
-            <w:vAlign w:val="top"/>
-          </w:tcPr>
-          <w:p>
-            <w:pPr>
-              <w:spacing w:after="40" w:before="0"/>
-              <w:jc w:val="left"/>
-            </w:pPr>
-            <w:r>
-              <w:rPr>
-                <w:rFonts w:ascii="Arial" w:cs="Arial" w:eastAsia="Arial" w:hAnsi="Arial"/>
-                <w:b w:val="false"/>
-                <w:bCs w:val="false"/>
-                <w:i w:val="false"/>
-                <w:iCs w:val="false"/>
-                <w:color w:val="000000"/>
-                <w:sz w:val="18"/>
-                <w:szCs w:val="18"/>
-              </w:rPr>
-              <w:t xml:space="preserve">Observable indicator: Every student's model includes at least (a) both foods labelled, (b) at least one arrow showing a cause-effect relationship, and (c) a completed 'Model Limitations Statement.' Teacher collects science notebooks at the end of the lesson (or photographs open pages) and reviews the models for the following specific diagnostic information: (1) Does the student connect the missing chemical in ugali to the physical symptoms (even vaguely)? (2) Does the student use any chemical vocabulary (starch, protein, vitamins) or does the model rely entirely on general terms ('bad food', 'less nutrition')? (3) Is the 'Model Limitations Statement' substantive (e.g. 'My model cannot yet explain why the belly swells, not the whole body') or superficial ('I don't know')? This information is used to differentiate instruction in Lesson 2.</w:t>
+              <w:t xml:space="preserve">Look for: (1) models show the plate, the body and arrows linking them; (2) at least two of carbohydrates, proteins and lipids are labelled with a correct one-line role; (3) question marks or gaps are shown honestly; (4) learners can explain one arrow when asked; (5) misconceptions to note (for example, energy shown as 'coming from vitamins' or 'water is the main energy source') to address in later lessons. Collect a few models to compare with the final model in Lesson 6.</w:t>
             </w:r>
           </w:p>
         </w:tc>
@@ -6091,197 +4848,7 @@
                 <w:sz w:val="18"/>
                 <w:szCs w:val="18"/>
               </w:rPr>
-              <w:t xml:space="preserve">After delivering this lesson, reflect on the following questions in your professional journal:</w:t>
-            </w:r>
-          </w:p>
-          <w:p>
-            <w:pPr>
-              <w:spacing w:after="40" w:before="0"/>
-              <w:jc w:val="left"/>
-            </w:pPr>
-            <w:r>
-              <w:rPr>
-                <w:rFonts w:ascii="Arial" w:cs="Arial" w:eastAsia="Arial" w:hAnsi="Arial"/>
-                <w:b w:val="false"/>
-                <w:bCs w:val="false"/>
-                <w:i w:val="false"/>
-                <w:iCs w:val="false"/>
-                <w:color w:val="000000"/>
-                <w:sz w:val="18"/>
-                <w:szCs w:val="18"/>
-              </w:rPr>
-              <w:t xml:space="preserve"/>
-            </w:r>
-          </w:p>
-          <w:p>
-            <w:pPr>
-              <w:spacing w:after="40" w:before="0"/>
-              <w:jc w:val="left"/>
-            </w:pPr>
-            <w:r>
-              <w:rPr>
-                <w:rFonts w:ascii="Arial" w:cs="Arial" w:eastAsia="Arial" w:hAnsi="Arial"/>
-                <w:b w:val="false"/>
-                <w:bCs w:val="false"/>
-                <w:i w:val="false"/>
-                <w:iCs w:val="false"/>
-                <w:color w:val="000000"/>
-                <w:sz w:val="18"/>
-                <w:szCs w:val="18"/>
-              </w:rPr>
-              <w:t xml:space="preserve">1. PHENOMENON LAUNCH: Did the photographs of the two Kisumu children generate genuine curiosity and emotional engagement, or did students seem distant from the phenomenon? If students seemed disengaged, consider whether a more locally specific story (e.g. a named child from a specific Kisumu sub-county, or a short video clip) might anchor the phenomenon more powerfully in Lesson 1 of your next delivery.</w:t>
-            </w:r>
-          </w:p>
-          <w:p>
-            <w:pPr>
-              <w:spacing w:after="40" w:before="0"/>
-              <w:jc w:val="left"/>
-            </w:pPr>
-            <w:r>
-              <w:rPr>
-                <w:rFonts w:ascii="Arial" w:cs="Arial" w:eastAsia="Arial" w:hAnsi="Arial"/>
-                <w:b w:val="false"/>
-                <w:bCs w:val="false"/>
-                <w:i w:val="false"/>
-                <w:iCs w:val="false"/>
-                <w:color w:val="000000"/>
-                <w:sz w:val="18"/>
-                <w:szCs w:val="18"/>
-              </w:rPr>
-              <w:t xml:space="preserve"/>
-            </w:r>
-          </w:p>
-          <w:p>
-            <w:pPr>
-              <w:spacing w:after="40" w:before="0"/>
-              <w:jc w:val="left"/>
-            </w:pPr>
-            <w:r>
-              <w:rPr>
-                <w:rFonts w:ascii="Arial" w:cs="Arial" w:eastAsia="Arial" w:hAnsi="Arial"/>
-                <w:b w:val="false"/>
-                <w:bCs w:val="false"/>
-                <w:i w:val="false"/>
-                <w:iCs w:val="false"/>
-                <w:color w:val="000000"/>
-                <w:sz w:val="18"/>
-                <w:szCs w:val="18"/>
-              </w:rPr>
-              <w:t xml:space="preserve">2. PRIOR KNOWLEDGE RANGE: When you reviewed students' predictive diagrams and initial models, what was the range of prior knowledge in the class? Were there students who already knew the six chemical classes well (perhaps from primary school science)? If so, plan to deploy these students as 'expert consultants' during the card sort in future lessons rather than having them sit through content they already know.</w:t>
-            </w:r>
-          </w:p>
-          <w:p>
-            <w:pPr>
-              <w:spacing w:after="40" w:before="0"/>
-              <w:jc w:val="left"/>
-            </w:pPr>
-            <w:r>
-              <w:rPr>
-                <w:rFonts w:ascii="Arial" w:cs="Arial" w:eastAsia="Arial" w:hAnsi="Arial"/>
-                <w:b w:val="false"/>
-                <w:bCs w:val="false"/>
-                <w:i w:val="false"/>
-                <w:iCs w:val="false"/>
-                <w:color w:val="000000"/>
-                <w:sz w:val="18"/>
-                <w:szCs w:val="18"/>
-              </w:rPr>
-              <w:t xml:space="preserve"/>
-            </w:r>
-          </w:p>
-          <w:p>
-            <w:pPr>
-              <w:spacing w:after="40" w:before="0"/>
-              <w:jc w:val="left"/>
-            </w:pPr>
-            <w:r>
-              <w:rPr>
-                <w:rFonts w:ascii="Arial" w:cs="Arial" w:eastAsia="Arial" w:hAnsi="Arial"/>
-                <w:b w:val="false"/>
-                <w:bCs w:val="false"/>
-                <w:i w:val="false"/>
-                <w:iCs w:val="false"/>
-                <w:color w:val="000000"/>
-                <w:sz w:val="18"/>
-                <w:szCs w:val="18"/>
-              </w:rPr>
-              <w:t xml:space="preserve">3. DQB QUALITY: Were the pink (question) sticky notes substantive scientific questions, or were they mostly vague ('I want to know about food')? If questions were vague, in Lesson 2 model the difference between a 'big question' and a 'testable question' before students add to the DQB, using examples from today's board.</w:t>
-            </w:r>
-          </w:p>
-          <w:p>
-            <w:pPr>
-              <w:spacing w:after="40" w:before="0"/>
-              <w:jc w:val="left"/>
-            </w:pPr>
-            <w:r>
-              <w:rPr>
-                <w:rFonts w:ascii="Arial" w:cs="Arial" w:eastAsia="Arial" w:hAnsi="Arial"/>
-                <w:b w:val="false"/>
-                <w:bCs w:val="false"/>
-                <w:i w:val="false"/>
-                <w:iCs w:val="false"/>
-                <w:color w:val="000000"/>
-                <w:sz w:val="18"/>
-                <w:szCs w:val="18"/>
-              </w:rPr>
-              <w:t xml:space="preserve"/>
-            </w:r>
-          </w:p>
-          <w:p>
-            <w:pPr>
-              <w:spacing w:after="40" w:before="0"/>
-              <w:jc w:val="left"/>
-            </w:pPr>
-            <w:r>
-              <w:rPr>
-                <w:rFonts w:ascii="Arial" w:cs="Arial" w:eastAsia="Arial" w:hAnsi="Arial"/>
-                <w:b w:val="false"/>
-                <w:bCs w:val="false"/>
-                <w:i w:val="false"/>
-                <w:iCs w:val="false"/>
-                <w:color w:val="000000"/>
-                <w:sz w:val="18"/>
-                <w:szCs w:val="18"/>
-              </w:rPr>
-              <w:t xml:space="preserve">4. MISCONCEPTION ALERT: The most common misconception in Kenyan classrooms for this topic is that protein comes ONLY from animal sources (meat, eggs, milk) and that beans and githeri are not 'protein foods.' If you observed this misconception strongly in the card sort, prioritise addressing it explicitly at the start of Lesson 3 using the iodine and Biuret test results on githeri as direct counter-evidence.</w:t>
-            </w:r>
-          </w:p>
-          <w:p>
-            <w:pPr>
-              <w:spacing w:after="40" w:before="0"/>
-              <w:jc w:val="left"/>
-            </w:pPr>
-            <w:r>
-              <w:rPr>
-                <w:rFonts w:ascii="Arial" w:cs="Arial" w:eastAsia="Arial" w:hAnsi="Arial"/>
-                <w:b w:val="false"/>
-                <w:bCs w:val="false"/>
-                <w:i w:val="false"/>
-                <w:iCs w:val="false"/>
-                <w:color w:val="000000"/>
-                <w:sz w:val="18"/>
-                <w:szCs w:val="18"/>
-              </w:rPr>
-              <w:t xml:space="preserve"/>
-            </w:r>
-          </w:p>
-          <w:p>
-            <w:pPr>
-              <w:spacing w:after="40" w:before="0"/>
-              <w:jc w:val="left"/>
-            </w:pPr>
-            <w:r>
-              <w:rPr>
-                <w:rFonts w:ascii="Arial" w:cs="Arial" w:eastAsia="Arial" w:hAnsi="Arial"/>
-                <w:b w:val="false"/>
-                <w:bCs w:val="false"/>
-                <w:i w:val="false"/>
-                <w:iCs w:val="false"/>
-                <w:color w:val="000000"/>
-                <w:sz w:val="18"/>
-                <w:szCs w:val="18"/>
-              </w:rPr>
-              <w:t xml:space="preserve">5. SENSITIVITY CHECK: Did any student show signs of distress, hunger, or personal identification with the children in the photographs? Note any such students and consult the school counsellor if appropriate. Food insecurity is a real experience for some learners in Kenyan schools, and the phenomenon must always be handled with care and dignity.</w:t>
+              <w:t xml:space="preserve">After the lesson, consider: Did every learner write a prediction before talking? Which predictions and misconceptions were most common (for example, 'ugali is only for filling the stomach')? Could groups use the Kipchoge data to see why the food matters (pace of 172.3 s per km, about 2,200 kcal needed, about 2,000 kcal glycogen)? Were the one-line roles for carbohydrates, proteins and lipids clear without going into structure or tests? Did the DQB questions reflect the whole range of ideas, and do they cover both KICD inquiry questions? Which learners were quiet and need a different way to contribute next time? Did the initial model show honest question marks? Note which DQB clusters to address first in Lesson 2 and how to use the sticky notes in each lesson.</w:t>
             </w:r>
           </w:p>
         </w:tc>
@@ -6408,7 +4975,7 @@
                 <w:sz w:val="18"/>
                 <w:szCs w:val="18"/>
               </w:rPr>
-              <w:t xml:space="preserve">Students observed two photographs of children from Kisumu — one with signs of kwashiorkor (swollen belly, thin limbs, discoloured hair, fatigue) and one healthy and energetic — and were told both children eat similar quantities of food daily, with Child A eating ugali and Child B eating githeri.</w:t>
+              <w:t xml:space="preserve">What did we observe? Kipchoge ran 42.195 km in 7,269 s, a pace of 172.3 s per km, and the marathon costs about 2,200 kcal while stored glycogen is about 2,000 kcal. Table 1 shows that ugali, githeri and beans contain carbohydrate, protein and a little fat.</w:t>
             </w:r>
           </w:p>
         </w:tc>
@@ -6474,7 +5041,7 @@
                 <w:sz w:val="18"/>
                 <w:szCs w:val="18"/>
               </w:rPr>
-              <w:t xml:space="preserve">Students learned that food is not simply 'food' — it is composed of different chemical substances (carbohydrates, proteins, lipids, vitamins, mineral salts, water), and that two foods can look similar in quantity but be chemically very different. They were introduced to the names of the six major chemical families of life and matched them to familiar Kenyan foods in a first-draft card sort.</w:t>
+              <w:t xml:space="preserve">What did we learn? Carbohydrates, proteins and lipids are the three main groups of chemicals of life. Carbohydrates supply and store energy, proteins build and repair the body, and lipids store a lot of energy and insulate. Water, vitamins, minerals and nucleic acids are also chemicals of life, which we will meet later.</w:t>
             </w:r>
           </w:p>
         </w:tc>
@@ -6540,7 +5107,7 @@
                 <w:sz w:val="18"/>
                 <w:szCs w:val="18"/>
               </w:rPr>
-              <w:t xml:space="preserve">Students cannot yet fully explain why the two children have different bodies, because they do not yet know which specific chemicals are present in ugali versus githeri, what each chemical does in the body, or how to test for their presence. Their first explanatory models show a beginning of cause-effect thinking (missing something in ugali → sick body) but lack the chemical detail that food tests in upcoming lessons will provide. The driving question remains open: Why do two children in Kisumu eating the same amount of food every day end up with completely different bodies — and what does that tell us about what food is really made of?</w:t>
+              <w:t xml:space="preserve">How does this help explain the phenomenon? A plate of ugali, beans, sukuma wiki and milk is not plain: it contains the chemicals of life that the body needs for energy, growth and repair. We still need to find out how we can show these chemicals are in the food and how the body uses them, so we can explain how simple foods fuel a marathon runner from Iten.</w:t>
             </w:r>
           </w:p>
         </w:tc>
@@ -6562,7 +5129,7 @@
         </w:rPr>
         <w:t xml:space="preserve">© 2026 SeaVuria and ARES. Aligned with KICD objectives. Developed by SeaVuria; technical implementation by ARES (with AI assistance from Claude). Licensed under </w:t>
       </w:r>
-      <w:hyperlink w:history="1" r:id="rIdt8nkpntscs6uvimqp-tw_">
+      <w:hyperlink w:history="1" r:id="rIdxdkgkyq13yud44scyq4ht">
         <w:r>
           <w:rPr>
             <w:rFonts w:ascii="Arial" w:cs="Arial" w:eastAsia="Arial" w:hAnsi="Arial"/>
@@ -6583,7 +5150,7 @@
         </w:rPr>
         <w:t xml:space="preserve"> (</w:t>
       </w:r>
-      <w:hyperlink w:history="1" r:id="rIdhhgxiebvp8svfy6d43nfp">
+      <w:hyperlink w:history="1" r:id="rIdstcjwi-r3lf7yo-6n5r_5">
         <w:r>
           <w:rPr>
             <w:rFonts w:ascii="Arial" w:cs="Arial" w:eastAsia="Arial" w:hAnsi="Arial"/>
@@ -6657,7 +5224,7 @@
                 <w:sz w:val="22"/>
                 <w:szCs w:val="22"/>
               </w:rPr>
-              <w:t xml:space="preserve">LESSON 2 (80 minutes): What Is Food Really Made Of? Introducing the Six Chemicals of Life</w:t>
+              <w:t xml:space="preserve">LESSON 2 (80 minutes (double lesson)): Carbohydrates: starch, sugars and how to test for them</w:t>
             </w:r>
           </w:p>
         </w:tc>
@@ -6824,7 +5391,7 @@
                 <w:sz w:val="18"/>
                 <w:szCs w:val="18"/>
               </w:rPr>
-              <w:t xml:space="preserve">To introduce learners to the six major chemicals of life — carbohydrates, proteins, lipids, nucleic acids, vitamins/minerals, and water — and connect each chemical to the observable health differences seen in the two Kisumu children in the anchoring phenomenon.</w:t>
+              <w:t xml:space="preserve">Learners investigate how maize in ugali and other Kenyan foods contain carbohydrates of different structures, and use the iodine and Benedict's tests to show which foods hold starch, reducing sugar or non-reducing sugar, so they can explain how ugali supplies energy to athletes like Eliud Kipchoge.</w:t>
             </w:r>
           </w:p>
         </w:tc>
@@ -6890,7 +5457,7 @@
                 <w:sz w:val="18"/>
                 <w:szCs w:val="18"/>
               </w:rPr>
-              <w:t xml:space="preserve">Learners will identify and describe the six major chemicals of life (carbohydrates, proteins, lipids, nucleic acids, vitamins/minerals, water), state the general role of each chemical in living organisms, and explain why eating the same quantity of food does not guarantee the same health outcome if the chemical composition of those foods differs.</w:t>
+              <w:t xml:space="preserve">By the end of the lesson, learners should be able to: (a) classify carbohydrates as monosaccharides (glucose, fructose), disaccharides (sucrose, maltose) and polysaccharides (starch, glycogen, cellulose); (b) state that reducing sugars (glucose, fructose, maltose) give a positive Benedict's test while the non-reducing sugar sucrose does not until it is broken down by boiling with dilute HCl; (c) state that iodine turns blue-black with starch; (d) compare carbohydrate per 100 g in ugali (26 g), ripe banana (23 g), boiled sweet potato (20 g) and sugarcane juice (18 g).</w:t>
             </w:r>
           </w:p>
         </w:tc>
@@ -6956,7 +5523,7 @@
                 <w:sz w:val="18"/>
                 <w:szCs w:val="18"/>
               </w:rPr>
-              <w:t xml:space="preserve">Learners will practise scientific prediction, analyse photographs as evidence, construct a class Driving Question Board (DQB), categorise foods by their dominant chemical components, and begin building a cumulative molecular model of food composition.</w:t>
+              <w:t xml:space="preserve">Planning and carrying out investigations (NGSS SEP 3): carry out iodine and Benedict's tests safely using a hot water bath. Analysing and interpreting data (SEP 4): record colour changes in a table and link them to carbohydrate type. Developing and using models (SEP 2): add carbohydrate structure to the class model. Constructing explanations (SEP 6): use test evidence to explain why ugali is a good energy food.</w:t>
             </w:r>
           </w:p>
         </w:tc>
@@ -7022,7 +5589,7 @@
                 <w:sz w:val="18"/>
                 <w:szCs w:val="18"/>
               </w:rPr>
-              <w:t xml:space="preserve">Learners will appreciate that science can explain everyday health inequalities observed in Kenyan communities, show curiosity about the molecular nature of food, and demonstrate respect for diverse initial ideas during class discussion.</w:t>
+              <w:t xml:space="preserve">Learners show curiosity about everyday Kenyan foods, care and responsibility in following safety rules, honesty in recording what they actually see, and respect for group members' ideas and roles.</w:t>
             </w:r>
           </w:p>
         </w:tc>
@@ -7088,7 +5655,7 @@
                 <w:sz w:val="18"/>
                 <w:szCs w:val="18"/>
               </w:rPr>
-              <w:t xml:space="preserve">What are the chemicals of life and what roles do they play in living organisms?</w:t>
+              <w:t xml:space="preserve">What are the chemicals of life? How do chemicals of life contribute to the functioning of living organisms?</w:t>
             </w:r>
           </w:p>
         </w:tc>
@@ -7154,7 +5721,7 @@
                 <w:sz w:val="18"/>
                 <w:szCs w:val="18"/>
               </w:rPr>
-              <w:t xml:space="preserve">This is Lesson 2 of 6 in the evidence-gathering sequence. In Lesson 1 learners were introduced to the anchoring phenomenon (the two Kisumu children) and made initial observations. In this lesson learners move from surface-level observation ('they eat different foods') toward a chemical-level explanation by mapping the six chemicals of life onto the foods each child eats. This lesson establishes the conceptual framework — the six chemicals — that every subsequent lesson will investigate in depth through food tests and body-function analysis. The DQB opened in Lesson 1 becomes the living record of the class's growing understanding across all six lessons.</w:t>
+              <w:t xml:space="preserve">Lesson 1 named carbohydrates as the energy chemical and showed that ugali is made from maize. This lesson gathers the first piece of lab evidence: what kind of carbohydrate is in maize, sweet potato, banana and sugarcane, and how to prove it. It prepares learners to add protein in Lesson 3, and to understand in Lesson 5 why chewed ugali tastes sweet. It also moves learners towards the final comparison of athlete meals in Lesson 6.</w:t>
             </w:r>
           </w:p>
         </w:tc>
@@ -7220,7 +5787,7 @@
                 <w:sz w:val="18"/>
                 <w:szCs w:val="18"/>
               </w:rPr>
-              <w:t xml:space="preserve">No hazardous chemicals are used in this lesson. Photographs of children with kwashiorkor must be handled with sensitivity; remind learners that these are real conditions affecting real families and that the purpose of studying them is to understand and prevent suffering. Learners must not use stigmatising language. If any learner shows signs of personal distress when viewing the photographs, the teacher should respond with empathy and, if necessary, refer the learner to the school counsellor.</w:t>
+              <w:t xml:space="preserve">Goggles must be worn for the whole practical. Benedict's solution is heated only in a hot water bath (never over a naked flame), with test tubes pointed away from faces and a test-tube holder used. Dilute HCl is handled only by the teacher or by learners under direct supervision, and is neutralised with sodium hydrogencarbonate before retesting. Iodine stains skin and clothes. NO tasting of any laboratory sample. Wash hands after the practical. Wipe spills immediately.</w:t>
             </w:r>
           </w:p>
         </w:tc>
@@ -7313,7 +5880,7 @@
                 <w:sz w:val="18"/>
                 <w:szCs w:val="18"/>
               </w:rPr>
-              <w:t xml:space="preserve">Learners begin by revisiting the anchoring phenomenon — photographs of the child eating ugali (maize starch only) who has developed kwashiorkor, and the healthy child eating githeri (maize and beans). Working in pairs, learners write their best prediction about what food is made of at the chemical level and why quantity alone cannot explain the difference in health outcomes. The class shares predictions and the teacher returns to the Driving Question Board opened in Lesson 1. The teacher then guides learners through an interactive introduction to the six major chemicals of life using locally sourced food cards (ugali, sukuma wiki, omena, avocado, beans, milk, mango). Learners use a graphic organiser to record the name, key role, and a Kenyan food source for each chemical. The lesson closes with learners revising their initial predictions and adding new 'wonderings' to the DQB, and each learner sketching a first-draft molecular model of ugali versus githeri to explain the phenomenon.</w:t>
+              <w:t xml:space="preserve">Lesson 1 left learners with a puzzle: a plain plate of ugali and beans seems unrelated to Eliud Kipchoge's 2:01:09 marathon, which costs about 2,200 kcal. Learners named carbohydrates as the energy chemical and drew an initial model. In this lesson they ask: what exactly is the carbohydrate in ugali, and how can we prove it? Learners first predict which foods contain starch or sugar. They then test maize flour, sweet potato, ripe banana and sugarcane juice with iodine and Benedict's solution, with a surprising result: sugarcane juice tastes very sweet but Benedict's stays blue until it is boiled with dilute HCl. They explain the results using the structure of monosaccharides, disaccharides and polysaccharides, and compare carbohydrate per 100 g in Table 1 foods. The DQB and the class model are updated with carbohydrate structure and tests.</w:t>
             </w:r>
           </w:p>
         </w:tc>
@@ -7596,7 +6163,7 @@
             <w:pPr>
               <w:spacing w:after="20" w:before="0"/>
             </w:pPr>
-            <w:hyperlink w:history="1" r:id="rIdjiijgad1ow4zgoutarvld">
+            <w:hyperlink w:history="1" r:id="rId2rksqssi_iwnt07gj2q2y">
               <w:r>
                 <w:rPr>
                   <w:rFonts w:ascii="Arial" w:cs="Arial" w:eastAsia="Arial" w:hAnsi="Arial"/>
@@ -7605,7 +6172,7 @@
                   <w:szCs w:val="16"/>
                   <w:u w:val="single" w:color="2E75B6"/>
                 </w:rPr>
-                <w:t xml:space="preserve">Introduction to proteins and amino acids</w:t>
+                <w:t xml:space="preserve">Dehydration synthesis or a condensation reaction</w:t>
               </w:r>
             </w:hyperlink>
           </w:p>
@@ -7629,7 +6196,7 @@
               <w:spacing w:after="10" w:before="0"/>
               <w:ind w:left="120"/>
             </w:pPr>
-            <w:hyperlink w:history="1" r:id="rIdakunzhpqhwtg2thvyq124">
+            <w:hyperlink w:history="1" r:id="rIdtg0hvtio69ryince2mhsj">
               <w:r>
                 <w:rPr>
                   <w:rFonts w:ascii="Arial" w:cs="Arial" w:eastAsia="Arial" w:hAnsi="Arial"/>
@@ -7667,14 +6234,14 @@
                 <w:sz w:val="16"/>
                 <w:szCs w:val="16"/>
               </w:rPr>
-              <w:t xml:space="preserve">📖 HTML:</w:t>
+              <w:t xml:space="preserve">📖 EXERCISE:</w:t>
             </w:r>
           </w:p>
           <w:p>
             <w:pPr>
               <w:spacing w:after="20" w:before="0"/>
             </w:pPr>
-            <w:hyperlink w:history="1" r:id="rIdqi4altkfve_kh9ncpv00r">
+            <w:hyperlink w:history="1" r:id="rIdmgpnzdrvy9ljxdhgs5dq0">
               <w:r>
                 <w:rPr>
                   <w:rFonts w:ascii="Arial" w:cs="Arial" w:eastAsia="Arial" w:hAnsi="Arial"/>
@@ -7683,7 +6250,7 @@
                   <w:szCs w:val="16"/>
                   <w:u w:val="single" w:color="2E75B6"/>
                 </w:rPr>
-                <w:t xml:space="preserve">Carbohydrates (Flexbook)</w:t>
+                <w:t xml:space="preserve">Carbohydrates</w:t>
               </w:r>
             </w:hyperlink>
           </w:p>
@@ -7699,7 +6266,7 @@
                 <w:sz w:val="14"/>
                 <w:szCs w:val="14"/>
               </w:rPr>
-              <w:t xml:space="preserve">Source: CK-12</w:t>
+              <w:t xml:space="preserve">Source: Khan Academy (English - US curriculum)</w:t>
             </w:r>
           </w:p>
           <w:p>
@@ -7707,7 +6274,7 @@
               <w:spacing w:after="10" w:before="0"/>
               <w:ind w:left="120"/>
             </w:pPr>
-            <w:hyperlink w:history="1" r:id="rIdgovh09yk3io_i9nfokq7m">
+            <w:hyperlink w:history="1" r:id="rIdjsyqkdrxt2e9k7fjbs2wq">
               <w:r>
                 <w:rPr>
                   <w:rFonts w:ascii="Arial" w:cs="Arial" w:eastAsia="Arial" w:hAnsi="Arial"/>
@@ -7749,7 +6316,7 @@
                 <w:sz w:val="18"/>
                 <w:szCs w:val="18"/>
               </w:rPr>
-              <w:t xml:space="preserve">Learners are seated in pairs. Each pair receives a printed A5 card showing two side-by-side photographs: (1) the child from Kisumu with kwashiorkor — swollen belly, thin limbs, reddish discoloured hair; (2) the healthy child eating githeri. Below the photographs the card reads: 'Both children eat roughly the same amount of food every day. Child A eats ugali. Child B eats githeri. What do you think food is actually made of at the chemical level? Why do you think the same quantity of different foods causes such different results in the body?' Learners write individual predictions in their science notebooks (3 minutes silent writing), then discuss with their partner (2 minutes). Each pair agrees on one joint prediction sentence to share with the class.</w:t>
+              <w:t xml:space="preserve">(10 min) Recall from Lesson 1: carbohydrates are the energy chemical and ugali is made from maize. Learners see four samples on the teacher's table: dry maize flour, sweet potato, ripe banana and sugarcane juice. Individually, then in groups of 4, they complete a prediction table on a sheet: for each food, predict if it contains starch, sugar, both, or neither, and write one reason. They also answer: 'Sugarcane juice from Kisumu tastes very sweet. Do you think a sugar test will be positive? Why?' Each group draws a quick sketch of what they think a starch molecule looks like compared to a sugar molecule (for example, one bead versus a long chain of beads).</w:t>
             </w:r>
           </w:p>
         </w:tc>
@@ -7781,7 +6348,7 @@
                 <w:sz w:val="18"/>
                 <w:szCs w:val="18"/>
               </w:rPr>
-              <w:t xml:space="preserve">Display the two photographs on the board (projected or printed poster). Say verbatim: 'Before we learn anything new today, I want to know what YOU already think. Look at these two children — both in Kisumu, both eating food every day. In your notebook, write your best scientific guess: what do you think food is actually made of at the chemical level, and why does the type of food — not just the amount — seem to matter so much?' Allow 3 minutes of silent individual writing. Do NOT answer questions during this time — redirect with: 'Trust your thinking — write what you believe right now.' After 3 minutes, say: 'Now share your prediction with your partner. You have 2 minutes. Agree on one sentence you both believe.' After pair discussion, cold-call 4 pairs (select a mix of confidence levels — do not only pick raised hands). For each, ask: 'What is your joint prediction, and what experience or knowledge are you drawing on?' Allow 10 seconds of WAIT TIME after each response before responding or moving to the next pair. Record key words from predictions on the board in a 'Before' column without correcting — affirm scientific thinking: 'That is exactly the kind of question a biochemist would ask.'</w:t>
+              <w:t xml:space="preserve">Hold up the ugali picture from Lesson 1 and say: "Last lesson we said ugali carries the energy chemical. Today we ask: which carbohydrate is it, and how can we prove it?" Ask: "Which of these four foods do you think has the most starch? Write your prediction silently." WAIT TIME 10-15 seconds. Then say: "Turn to your group and agree on one prediction for each food." Cold-call 3 groups: "What did you predict for sugarcane juice, and why?" Record predictions on the board in a class prediction table and do NOT say which are right. Say: "Keep your predictions; we will check them with evidence." Circulate and note any ideas such as 'sweet means sugar, so it must test positive' for later use.</w:t>
             </w:r>
           </w:p>
         </w:tc>
@@ -7813,7 +6380,7 @@
                 <w:sz w:val="18"/>
                 <w:szCs w:val="18"/>
               </w:rPr>
-              <w:t xml:space="preserve">Strategy: Prediction Anchoring. By committing predictions to writing before instruction, learners activate prior knowledge and create a cognitive 'gap' between what they think they know and what they are about to discover. This gap drives motivation and primes learners to notice evidence that confirms or challenges their prediction — a core science practice (NGSS SEP 6: Constructing Explanations).</w:t>
+              <w:t xml:space="preserve">Prediction with reasoning (POE: Predict-Observe-Explain). Writing a prediction and a reason before seeing data surfaces learners' ideas, so a surprising result such as sugarcane juice not reacting with Benedict's creates a real cognitive conflict and a need to explain.</w:t>
             </w:r>
           </w:p>
         </w:tc>
@@ -7845,7 +6412,7 @@
                 <w:sz w:val="18"/>
                 <w:szCs w:val="18"/>
               </w:rPr>
-              <w:t xml:space="preserve">Observable indicator: Each learner has written at least one full prediction sentence in their notebook before pair discussion begins. Teacher circulates and reads over shoulders — look for whether learners mention any chemical or nutrient terms (starch, protein, vitamins) or whether they frame the difference purely in quantity terms ('githeri has more food'). This reveals the starting point for conceptual development. Note 2–3 common misconceptions to address explicitly during the Explain phase.</w:t>
+              <w:t xml:space="preserve">Observe whether learners (1) give a reason with each prediction, not only a guess, (2) link 'sweet' with sugar and 'staple food' with starch, and (3) show in their sketch the idea of one unit versus a chain. Tally on the board how many groups predict sugarcane juice will be positive. Learners who write only 'yes' or 'no' without a reason get a prompt: 'What makes you think so?'</w:t>
             </w:r>
           </w:p>
         </w:tc>
@@ -7902,7 +6469,7 @@
             <w:pPr>
               <w:spacing w:after="20" w:before="0"/>
             </w:pPr>
-            <w:hyperlink w:history="1" r:id="rIdeh-uvnvqotoczsek9n7vq">
+            <w:hyperlink w:history="1" r:id="rIde8safoogeg-nu55mse7qw">
               <w:r>
                 <w:rPr>
                   <w:rFonts w:ascii="Arial" w:cs="Arial" w:eastAsia="Arial" w:hAnsi="Arial"/>
@@ -7911,7 +6478,7 @@
                   <w:szCs w:val="16"/>
                   <w:u w:val="single" w:color="2E75B6"/>
                 </w:rPr>
-                <w:t xml:space="preserve">Introduction to vitamins and minerals</w:t>
+                <w:t xml:space="preserve">Hydrolysis</w:t>
               </w:r>
             </w:hyperlink>
           </w:p>
@@ -7935,7 +6502,7 @@
               <w:spacing w:after="10" w:before="0"/>
               <w:ind w:left="120"/>
             </w:pPr>
-            <w:hyperlink w:history="1" r:id="rIdhm0tyarzkbo-zskgbngtg">
+            <w:hyperlink w:history="1" r:id="rId0pbuluiyzwthcx2lflip5">
               <w:r>
                 <w:rPr>
                   <w:rFonts w:ascii="Arial" w:cs="Arial" w:eastAsia="Arial" w:hAnsi="Arial"/>
@@ -7980,7 +6547,7 @@
             <w:pPr>
               <w:spacing w:after="20" w:before="0"/>
             </w:pPr>
-            <w:hyperlink w:history="1" r:id="rIdzjo7wxcwr7trgenzbbjfk">
+            <w:hyperlink w:history="1" r:id="rId5yxy2cf0sxdj1h1q3ncky">
               <w:r>
                 <w:rPr>
                   <w:rFonts w:ascii="Arial" w:cs="Arial" w:eastAsia="Arial" w:hAnsi="Arial"/>
@@ -7989,7 +6556,7 @@
                   <w:szCs w:val="16"/>
                   <w:u w:val="single" w:color="2E75B6"/>
                 </w:rPr>
-                <w:t xml:space="preserve">Carbohydrates (Flexbook)</w:t>
+                <w:t xml:space="preserve">Carbohydrate Classification (Flexbook)</w:t>
               </w:r>
             </w:hyperlink>
           </w:p>
@@ -8013,7 +6580,7 @@
               <w:spacing w:after="10" w:before="0"/>
               <w:ind w:left="120"/>
             </w:pPr>
-            <w:hyperlink w:history="1" r:id="rIdznqcpuiooqx-sx0vc8727">
+            <w:hyperlink w:history="1" r:id="rIdcxzjtvnbf1maap0t2qd0a">
               <w:r>
                 <w:rPr>
                   <w:rFonts w:ascii="Arial" w:cs="Arial" w:eastAsia="Arial" w:hAnsi="Arial"/>
@@ -8055,7 +6622,7 @@
                 <w:sz w:val="18"/>
                 <w:szCs w:val="18"/>
               </w:rPr>
-              <w:t xml:space="preserve">Learners participate in a structured 'Food Card Sort' activity. Each pair receives a set of 10 laminated food cards featuring Kenyan foods with photographs: ugali, githeri, omena (small dried fish from Lake Victoria), sukuma wiki, avocado, milk, mango, groundnuts, eggs, and white sugar. On the reverse of each card is the food's approximate composition by percentage (e.g., ugali: ~75% carbohydrate, ~2% protein, ~1% fat, ~22% water). Learners are asked to sort the cards into groups based on any pattern they observe — they are NOT yet told the categories. After sorting (5 minutes), pairs examine a reference chart projected on the board: a simple table showing the six chemicals of life with a one-line description and one example each. Learners then re-sort their food cards to match each chemical category, and record in their graphic organiser which Kenyan foods are richest in each chemical.</w:t>
+              <w:t xml:space="preserve">(30 min) Groups of 4 with assigned roles (tester, recorder, timekeeper/safety officer, reporter) wearing goggles carry out food tests on four samples. Part A, iodine test: add 2 drops of iodine solution to about 2 cm3 of each sample (maize flour paste, mashed sweet potato, mashed ripe banana, sugarcane juice) on a white tile or in a test tube and record the colour. Part B, Benedict's test: add about 2 cm3 of Benedict's solution to about 2 cm3 of each sample, heat in a hot water bath for 3-5 minutes, and record the colour change (blue to green to orange to brick-red). Expected results in the class table: Maize flour: iodine blue-black, Benedict's stays blue. Sweet potato: iodine blue-black, Benedict's green-yellow. Ripe banana: iodine faint brown-orange, Benedict's orange to brick-red. Sugarcane juice: Benedict's stays blue. Part C: teacher demonstration (or supervised) of the sucrose test: boil sugarcane juice with dilute HCl in the hot water bath, neutralise with sodium hydrogencarbonate until fizzing stops, and retest with Benedict's: brick-red. Learners record all results in a results table and compare with their predictions. They then compare Table 1 carbohydrate per 100 g: ugali 26 g, ripe banana 23 g, boiled sweet potato 20 g, sugarcane juice 18 g.</w:t>
             </w:r>
           </w:p>
         </w:tc>
@@ -8087,7 +6654,7 @@
                 <w:sz w:val="18"/>
                 <w:szCs w:val="18"/>
               </w:rPr>
-              <w:t xml:space="preserve">Distribute food card sets to each pair. Say: 'Your job right now is not to get the right answer — your job is to OBSERVE patterns. Look at these foods. Sort them into groups based on whatever pattern you notice in the composition numbers on the back. You have 5 minutes.' Circulate and observe without correcting. After 5 minutes, project the Six Chemicals of Life reference chart. Say verbatim: 'Scientists have discovered that all living things are built from six major groups of chemicals. Let me show you the framework biochemists use.' Read each row aloud, pausing after each chemical to ask the class a quick question — cold-call 2 learners per chemical (12 cold-calls total): 'Looking at your food cards — which food do you think is highest in [chemical name]? Take 10 seconds.' Allow 10 seconds WAIT TIME. After the chart is reviewed, say: 'Now re-sort your food cards using THIS framework as your guide. Update your graphic organiser — write the chemical name, its main role in the body, and one Kenyan food example for each row.'</w:t>
+              <w:t xml:space="preserve">Before starting, hold up goggles and say: "No goggles, no practical. Benedict's is heated only in the hot water bath. Nobody tastes anything in this lab." Demonstrate with one tube how to read the colour scale blue-green-orange-brick-red. Say: "Recorders, write exactly the colour you see, not the colour you expect." Circulate and ask each group: "What colour did the iodine give on maize flour? What does that tell you?" For the HCl step say: "Watch carefully. Sugarcane juice stayed blue. Now I boil it with acid. Predict silently what will happen." WAIT TIME 10-15 seconds before showing the retest. Then ask: "What changed between the first and second test?" Cold-call 3 learners for their observations. Hold back the explanation: say "Hold that thought; we will explain it in the next phase." Have groups post their results on the class results table.</w:t>
             </w:r>
           </w:p>
         </w:tc>
@@ -8119,7 +6686,7 @@
                 <w:sz w:val="18"/>
                 <w:szCs w:val="18"/>
               </w:rPr>
-              <w:t xml:space="preserve">Strategy: Structured Card Sort with Progressive Reveal. The initial open sort activates learners' pattern-recognition skills without imposing categories, honouring learner agency (NGSS SEP 8: Obtaining, Evaluating and Communicating Information). The progressive reveal of the scientific framework then gives learners the vocabulary to name patterns they already noticed, creating a bridge between intuitive and formal scientific knowledge. Using Kenyan foods makes the abstract chemistry personally relevant and memorable.</w:t>
+              <w:t xml:space="preserve">Structured data collection and pattern-finding in a class results table. Pooling results from all groups lets learners see consistent patterns (starch gives blue-black, ripe banana loses starch), and spot the anomaly (sweet sugarcane juice only reacts after acid), which builds evidence-based reasoning rather than memorised facts.</w:t>
             </w:r>
           </w:p>
         </w:tc>
@@ -8151,7 +6718,7 @@
                 <w:sz w:val="18"/>
                 <w:szCs w:val="18"/>
               </w:rPr>
-              <w:t xml:space="preserve">Observable indicator: After the second sort, each pair's graphic organiser has all six chemicals named with at least one correct Kenyan food example per row. Teacher checks 6 pairs' organiser sheets during circulation — specifically look for whether learners correctly distinguish proteins from carbohydrates (common confusion point: githeri is often perceived as 'just a starch food'). Ask targeted probing question to 3 pairs: 'You placed beans under protein — what is it about beans that makes them a protein source rather than a carbohydrate source?'</w:t>
+              <w:t xml:space="preserve">Check that learners (1) wear goggles and use the water bath correctly, (2) record colours exactly (for example 'green-yellow' not just 'positive'), (3) obtain results matching Table 2, and (4) can say which food gave iodine blue-black. Use a quick checklist for each group. Ask the reporter: 'Which two foods gave the same iodine result and which gave different Benedict's results?' Groups whose results differ are asked to repeat the test and explain possible reasons such as too little heating time or too little sample.</w:t>
             </w:r>
           </w:p>
         </w:tc>
@@ -8208,7 +6775,7 @@
             <w:pPr>
               <w:spacing w:after="20" w:before="0"/>
             </w:pPr>
-            <w:hyperlink w:history="1" r:id="rIdbo5axglftb6uz8dx5ism4">
+            <w:hyperlink w:history="1" r:id="rIddrlgladxn2n9zgoyd4_cn">
               <w:r>
                 <w:rPr>
                   <w:rFonts w:ascii="Arial" w:cs="Arial" w:eastAsia="Arial" w:hAnsi="Arial"/>
@@ -8217,7 +6784,7 @@
                   <w:szCs w:val="16"/>
                   <w:u w:val="single" w:color="2E75B6"/>
                 </w:rPr>
-                <w:t xml:space="preserve">Introduction to proteins and amino acids</w:t>
+                <w:t xml:space="preserve">Dehydration synthesis or a condensation reaction</w:t>
               </w:r>
             </w:hyperlink>
           </w:p>
@@ -8241,7 +6808,7 @@
               <w:spacing w:after="10" w:before="0"/>
               <w:ind w:left="120"/>
             </w:pPr>
-            <w:hyperlink w:history="1" r:id="rId0wpiex6an_eylgt2zr3eh">
+            <w:hyperlink w:history="1" r:id="rIdcm0jsz8emrb4edkzymf3r">
               <w:r>
                 <w:rPr>
                   <w:rFonts w:ascii="Arial" w:cs="Arial" w:eastAsia="Arial" w:hAnsi="Arial"/>
@@ -8279,14 +6846,14 @@
                 <w:sz w:val="16"/>
                 <w:szCs w:val="16"/>
               </w:rPr>
-              <w:t xml:space="preserve">📖 HTML:</w:t>
+              <w:t xml:space="preserve">📖 EXERCISE:</w:t>
             </w:r>
           </w:p>
           <w:p>
             <w:pPr>
               <w:spacing w:after="20" w:before="0"/>
             </w:pPr>
-            <w:hyperlink w:history="1" r:id="rIdr3cznpskpoad50ugmrhns">
+            <w:hyperlink w:history="1" r:id="rIdbm4jykkr8nb1wqc5fqfue">
               <w:r>
                 <w:rPr>
                   <w:rFonts w:ascii="Arial" w:cs="Arial" w:eastAsia="Arial" w:hAnsi="Arial"/>
@@ -8295,25 +6862,9 @@
                   <w:szCs w:val="16"/>
                   <w:u w:val="single" w:color="2E75B6"/>
                 </w:rPr>
-                <w:t xml:space="preserve">Vitamins and Minerals (Flexbook)</w:t>
+                <w:t xml:space="preserve">Carbohydrate Classification Practice</w:t>
               </w:r>
             </w:hyperlink>
-          </w:p>
-          <w:p>
-            <w:pPr>
-              <w:spacing w:after="20" w:before="0"/>
-            </w:pPr>
-            <w:r>
-              <w:rPr>
-                <w:rFonts w:ascii="Arial" w:cs="Arial" w:eastAsia="Arial" w:hAnsi="Arial"/>
-                <w:i/>
-                <w:iCs/>
-                <w:color w:val="595959"/>
-                <w:sz w:val="16"/>
-                <w:szCs w:val="16"/>
-              </w:rPr>
-              <w:t xml:space="preserve">Related topic: not an exact match for this lesson.</w:t>
-            </w:r>
           </w:p>
           <w:p>
             <w:pPr>
@@ -8335,7 +6886,7 @@
               <w:spacing w:after="10" w:before="0"/>
               <w:ind w:left="120"/>
             </w:pPr>
-            <w:hyperlink w:history="1" r:id="rIdyalfxle7nf5vdajrazcdw">
+            <w:hyperlink w:history="1" r:id="rIddxkehwna162swwzim_ub5">
               <w:r>
                 <w:rPr>
                   <w:rFonts w:ascii="Arial" w:cs="Arial" w:eastAsia="Arial" w:hAnsi="Arial"/>
@@ -8377,7 +6928,7 @@
                 <w:sz w:val="18"/>
                 <w:szCs w:val="18"/>
               </w:rPr>
-              <w:t xml:space="preserve">The teacher leads a whole-class explanation of each of the six chemicals of life, explicitly connecting each one back to the two Kisumu children. Learners follow along using their graphic organiser, adding detail to each row. A key focus is on proteins: what they are made of (amino acids), what they do (build and repair body tissues — muscles, enzymes, hormones), and what happens when the body receives insufficient protein despite adequate calories — kwashiorkor. Learners then complete a 'Cause and Effect' structured writing task: in 3–4 sentences, they explain in their own words why the child eating ugali alone developed kwashiorkor, using the names and roles of at least three chemicals of life in their explanation.</w:t>
+              <w:t xml:space="preserve">(20 min) Using the class results table, learners work in groups to build a claim-evidence-reasoning (CER) explanation for two questions: (1) 'What kind of carbohydrate is mainly in maize flour, and how do you know?' and (2) 'Why did sugarcane juice stay blue with Benedict's, but turn brick-red after boiling with dilute HCl?' The teacher then introduces carbohydrate structure with a bead model: one bead = monosaccharide (glucose, fructose; reducing sugars); two beads joined = disaccharide (sucrose, maltose); a long chain of many beads = polysaccharide (starch, glycogen, cellulose). Learners use the model to explain: starch in maize and sweet potato is a long chain that turns iodine blue-black; ripe banana has little starch left because starch has been converted to sugars, so iodine is faint and Benedict's is orange to brick-red; sucrose is a non-reducing disaccharide, so Benedict's stays blue, but boiling with dilute HCl splits it into glucose and fructose, which are reducing sugars. Maltose is a reducing disaccharide. Learners use Table 1 to compare: ugali 26 g carbohydrate per 100 g, banana 23 g, sweet potato 20 g, sugarcane juice 18 g, and discuss why ugali, mostly starch, is a good store of energy for a runner: starch is stored in the plant as many glucose units, and in people as glycogen. Each learner writes a 2-3 sentence CER answer.</w:t>
             </w:r>
           </w:p>
         </w:tc>
@@ -8409,7 +6960,7 @@
                 <w:sz w:val="18"/>
                 <w:szCs w:val="18"/>
               </w:rPr>
-              <w:t xml:space="preserve">Begin with carbohydrates. Say: 'Ugali is almost entirely carbohydrate — specifically starch. Starch gives the body energy. So why is the child eating ugali sick? Let's think about that.' Pause 10 seconds. Cold-call 2 learners. Then work through each chemical systematically — for each one, use the sentence frame: 'The chemical is [name]. Its job in the body is [role]. If the body doesn't get enough, [consequence].' For proteins, pause for extended explanation: 'Proteins are the BUILDING chemicals. Every muscle fibre in your body, every enzyme that digests your food, every hormone that coordinates your body — all made of protein. When the Kisumu child eats only ugali, they get plenty of energy — but almost zero protein. The body cannot build or repair tissues. The swollen belly, the thin muscles, the changed hair colour — these are the body's cry for protein.' Show a simple diagram of amino acids linking into a protein chain on the board. For lipids, connect to avocado and omena. For vitamins and minerals, reference sukuma wiki. For water, ask: 'Why do you think water is listed as a chemical of life?' — 10 seconds WAIT TIME, cold-call 3 learners. For nucleic acids, say: 'DNA and RNA — we will explore these in depth later in the unit, but know that every cell in both children's bodies contains nucleic acids carrying the instructions for life.' Close the explanation phase by returning to the phenomenon: 'So now — using what we have just learned — turn to your partner and spend 2 minutes: which of the six chemicals is MOST responsible for the difference between these two children, and how do you know?' Cold-call 3 pairs to share. Then direct learners: 'Write your 3–4 sentence Cause and Effect explanation now. Use the names of at least three chemicals of life.'</w:t>
+              <w:t xml:space="preserve">Say: "Sugarcane juice is very sweet, yet Benedict's stayed blue. Talk in your group: how can that be?" WAIT TIME 10-15 seconds before taking answers. Cold-call 4 groups for their ideas and write them on the board without judging. Then introduce the bead model: "One bead is a monosaccharide. Two joined beads is a disaccharide. A long chain is a polysaccharide." Ask: "Where does sucrose fit? Where does starch fit?" Ask: "What did the acid do to the sucrose beads?" Use the sentence frame: 'My claim is... The evidence is... This shows that...'. Then ask: "Which food has the most carbohydrate per 100 g in Table 1, and what type of carbohydrate is it mostly?" Correct misconceptions: 'sweet always means reducing sugar' and 'all sugars react with Benedict's'. Link back: "Ugali is mostly starch. How could that help a runner like Kipchoge who needs about 2,200 kcal for a marathon?" Do not re-teach protein, lipids or enzymes; if asked how starch becomes sugar in the mouth say: "Great question; we will investigate that in Lesson 5."</w:t>
             </w:r>
           </w:p>
         </w:tc>
@@ -8441,7 +6992,7 @@
                 <w:sz w:val="18"/>
                 <w:szCs w:val="18"/>
               </w:rPr>
-              <w:t xml:space="preserve">Strategy: Phenomenon-Anchored Direct Instruction with Embedded Socratic Questioning. Rather than presenting the six chemicals as abstract facts, the teacher anchors each chemical to observable evidence from the phenomenon — the swollen belly (protein deficiency), the energy from ugali (carbohydrates), the healthy skin of the githeri child (protein + micronutrients). Socratic cold-calling throughout ensures learners are actively constructing meaning rather than passively receiving information (NGSS SEP 6: Constructing Explanations and Designing Solutions).</w:t>
+              <w:t xml:space="preserve">Claim-Evidence-Reasoning (CER) with a bead model. Learners must connect their lab observations (evidence) to molecular structure (reasoning), which turns colour changes into an explanation of carbohydrate type. The physical model makes an invisible idea (monosaccharide to polysaccharide) concrete.</w:t>
             </w:r>
           </w:p>
         </w:tc>
@@ -8473,7 +7024,7 @@
                 <w:sz w:val="18"/>
                 <w:szCs w:val="18"/>
               </w:rPr>
-              <w:t xml:space="preserve">Observable indicator: Learners' Cause and Effect written responses correctly name at least three chemicals of life, assign each a specific role, and connect the absence of one chemical (protein) to at least two visible symptoms in the kwashiorkor child. Teacher collects 8 written responses (selected randomly) to read between lessons — use these to identify learners who still conflate energy foods with building foods, and plan a brief re-teach at the start of Lesson 3.</w:t>
+              <w:t xml:space="preserve">Look for CER answers that (1) cite specific colours (for example 'iodine blue-black means starch present'), (2) correctly classify maize flour as containing a polysaccharide (starch) and sugarcane juice as containing a non-reducing disaccharide (sucrose), (3) explain the HCl step as splitting sucrose into glucose and fructose. Use a quick exit check: each group holds up the number of beads for sucrose (2) and starch (many). Learners who write 'sugarcane has no sugar' need to be redirected to the difference between reducing and non-reducing sugar.</w:t>
             </w:r>
           </w:p>
         </w:tc>
@@ -8530,7 +7081,7 @@
             <w:pPr>
               <w:spacing w:after="20" w:before="0"/>
             </w:pPr>
-            <w:hyperlink w:history="1" r:id="rIdywnin8e1huhjsok9h8jjn">
+            <w:hyperlink w:history="1" r:id="rIdjv_woz7iveqsfuysjsyzn">
               <w:r>
                 <w:rPr>
                   <w:rFonts w:ascii="Arial" w:cs="Arial" w:eastAsia="Arial" w:hAnsi="Arial"/>
@@ -8539,7 +7090,7 @@
                   <w:szCs w:val="16"/>
                   <w:u w:val="single" w:color="2E75B6"/>
                 </w:rPr>
-                <w:t xml:space="preserve">Introduction to vitamins and minerals</w:t>
+                <w:t xml:space="preserve">Hydrolysis</w:t>
               </w:r>
             </w:hyperlink>
           </w:p>
@@ -8563,7 +7114,7 @@
               <w:spacing w:after="10" w:before="0"/>
               <w:ind w:left="120"/>
             </w:pPr>
-            <w:hyperlink w:history="1" r:id="rIdav2fm7wx96196gqzxwyhj">
+            <w:hyperlink w:history="1" r:id="rIdrv5ooka9e675ujncbuwhy">
               <w:r>
                 <w:rPr>
                   <w:rFonts w:ascii="Arial" w:cs="Arial" w:eastAsia="Arial" w:hAnsi="Arial"/>
@@ -8608,7 +7159,7 @@
             <w:pPr>
               <w:spacing w:after="20" w:before="0"/>
             </w:pPr>
-            <w:hyperlink w:history="1" r:id="rIdmkeunylew08ehfcdni7py">
+            <w:hyperlink w:history="1" r:id="rIdmlpq9c7dde4yoen7v_xtc">
               <w:r>
                 <w:rPr>
                   <w:rFonts w:ascii="Arial" w:cs="Arial" w:eastAsia="Arial" w:hAnsi="Arial"/>
@@ -8617,25 +7168,9 @@
                   <w:szCs w:val="16"/>
                   <w:u w:val="single" w:color="2E75B6"/>
                 </w:rPr>
-                <w:t xml:space="preserve">Vitamins and Minerals Practice</w:t>
+                <w:t xml:space="preserve">Carbohydrates</w:t>
               </w:r>
             </w:hyperlink>
-          </w:p>
-          <w:p>
-            <w:pPr>
-              <w:spacing w:after="20" w:before="0"/>
-            </w:pPr>
-            <w:r>
-              <w:rPr>
-                <w:rFonts w:ascii="Arial" w:cs="Arial" w:eastAsia="Arial" w:hAnsi="Arial"/>
-                <w:i/>
-                <w:iCs/>
-                <w:color w:val="595959"/>
-                <w:sz w:val="16"/>
-                <w:szCs w:val="16"/>
-              </w:rPr>
-              <w:t xml:space="preserve">Related topic: not an exact match for this lesson.</w:t>
-            </w:r>
           </w:p>
           <w:p>
             <w:pPr>
@@ -8649,7 +7184,7 @@
                 <w:sz w:val="14"/>
                 <w:szCs w:val="14"/>
               </w:rPr>
-              <w:t xml:space="preserve">Source: CK-12</w:t>
+              <w:t xml:space="preserve">Source: Khan Academy (English - US curriculum)</w:t>
             </w:r>
           </w:p>
           <w:p>
@@ -8657,7 +7192,7 @@
               <w:spacing w:after="10" w:before="0"/>
               <w:ind w:left="120"/>
             </w:pPr>
-            <w:hyperlink w:history="1" r:id="rIdsqblcvelpikzl4jgqh31e">
+            <w:hyperlink w:history="1" r:id="rIduqvyanzqfwijdnoz3fqsm">
               <w:r>
                 <w:rPr>
                   <w:rFonts w:ascii="Arial" w:cs="Arial" w:eastAsia="Arial" w:hAnsi="Arial"/>
@@ -8699,7 +7234,7 @@
                 <w:sz w:val="18"/>
                 <w:szCs w:val="18"/>
               </w:rPr>
-              <w:t xml:space="preserve">The class returns to the unit's Driving Question Board, opened in Lesson 1. The central driving question is displayed at the top: 'Why do two children in Kisumu eating the same amount of food every day end up with completely different bodies — and what does that tell us about what food is really made of?' Each learner receives two sticky notes. On the first (green): they write one thing they now understand that they did not understand at the start of the lesson. On the second (yellow): they write one new question the lesson has sparked — something they are now curious about or confused by. Learners post their notes on the class DQB under two columns: 'What We Now Understand' and 'What We Still Wonder'. The teacher reads 5–6 yellow notes aloud and groups similar questions into themes (e.g., 'How do we actually TEST for these chemicals?' — pointing forward to Lesson 3's food tests; 'Does the body make any of these chemicals itself?').</w:t>
+              <w:t xml:space="preserve">(8 min) Learners return to the class DQB started in Lesson 1. Each group writes on sticky notes (a) one question answered by today's evidence and (b) one new question that today's evidence raised, for example: 'If ugali is starch, how does the body turn it into glucose?', 'Why does ripe banana taste sweeter than raw banana?', 'How is glycogen different from starch?' and 'Why did chewing ugali taste sweet?'. They place notes on the DQB, mark answered ones with a tick and cluster them under headings such as 'Carbohydrates', 'Other chemicals', 'Body processes'.</w:t>
             </w:r>
           </w:p>
         </w:tc>
@@ -8731,7 +7266,7 @@
                 <w:sz w:val="18"/>
                 <w:szCs w:val="18"/>
               </w:rPr>
-              <w:t xml:space="preserve">Display the DQB opened in Lesson 1, with the central driving question in large font at the top. Distribute sticky notes. Say: 'This board is going to grow across all six lessons. It is our record of how our thinking is changing. Right now, write ONE thing you understand better than you did an hour ago — green note. And ONE new question this lesson has given you — yellow note.' Allow 3 minutes for silent writing. Then direct learners to post notes. Once all notes are posted, read 5–6 yellow notes aloud without identifying the author. Say: 'I notice several of you are asking HOW we can detect these chemicals in food. That is exactly what a biochemist would ask — and it is exactly what we are going to do in our next lesson.' Group the yellow notes visually into 3–4 question clusters. Say: 'These clusters are going to guide our investigation for the rest of this unit. Each lesson, we will come back to this board and move questions from yellow to green as our understanding grows.' Take a photograph of the board to document its state at Lesson 2.</w:t>
+              <w:t xml:space="preserve">Say: "Look at the board. Which of our questions did today's tests help to answer? Which new questions do we have?" WAIT TIME 10-15 seconds while groups write. Cold-call 3 groups to read a new question aloud and say where it should go. Say: "Notice that several questions ask how the body breaks starch down. That will guide Lesson 5." Point to the main driving question: "How do simple foods like ugali, githeri and beans provide the chemicals athletes need?" and ask: "What part of this have we answered so far?"</w:t>
             </w:r>
           </w:p>
         </w:tc>
@@ -8763,7 +7298,7 @@
                 <w:sz w:val="18"/>
                 <w:szCs w:val="18"/>
               </w:rPr>
-              <w:t xml:space="preserve">Strategy: Collaborative Driving Question Board as a Living Knowledge Map. The DQB externalises the class's collective thinking, making the progression from confusion to understanding visible over time. It validates learners' questions as the engine of scientific inquiry (NGSS SEP 1: Asking Questions and Defining Problems) and creates accountability — learners can see their own question answered across the unit, giving science learning a narrative arc rooted in genuine curiosity.</w:t>
+              <w:t xml:space="preserve">Driving Question Board with question clustering. Learners see their own questions drive the unit, notice how evidence answers some questions and creates others, and take ownership of the investigation sequence.</w:t>
             </w:r>
           </w:p>
         </w:tc>
@@ -8795,7 +7330,7 @@
                 <w:sz w:val="18"/>
                 <w:szCs w:val="18"/>
               </w:rPr>
-              <w:t xml:space="preserve">Observable indicator: Every learner has posted one green and one yellow sticky note. Teacher reads all green notes to check for conceptual accuracy — if a green note contains a misconception (e.g., 'I now understand that ugali has no nutrients at all'), the teacher addresses it briefly and supportively at the start of the next lesson rather than publicly correcting in the moment. Yellow notes are catalogued by the teacher as a diagnostic of curiosity and remaining confusion; a minimum of 60% of yellow notes should reference chemical-level questions (not just 'what is the right answer') to indicate genuine scientific curiosity is developing.</w:t>
+              <w:t xml:space="preserve">Check that notes are (1) written as questions linked to today's evidence, (2) placed in a sensible cluster, and (3) include at least one question that goes beyond today's lesson (for example about digestion or glycogen). Count notes per group; groups that only repeat Lesson 1 questions are asked, 'What surprised you in today's tests?'</w:t>
             </w:r>
           </w:p>
         </w:tc>
@@ -8852,7 +7387,7 @@
             <w:pPr>
               <w:spacing w:after="20" w:before="0"/>
             </w:pPr>
-            <w:hyperlink w:history="1" r:id="rIdr75fv79z1rk2obv161vmv">
+            <w:hyperlink w:history="1" r:id="rIdow0jq_796xecyyidxchtv">
               <w:r>
                 <w:rPr>
                   <w:rFonts w:ascii="Arial" w:cs="Arial" w:eastAsia="Arial" w:hAnsi="Arial"/>
@@ -8861,7 +7396,7 @@
                   <w:szCs w:val="16"/>
                   <w:u w:val="single" w:color="2E75B6"/>
                 </w:rPr>
-                <w:t xml:space="preserve">Scale of cells</w:t>
+                <w:t xml:space="preserve">03 Carbohydrates</w:t>
               </w:r>
             </w:hyperlink>
           </w:p>
@@ -8893,7 +7428,7 @@
                 <w:sz w:val="14"/>
                 <w:szCs w:val="14"/>
               </w:rPr>
-              <w:t xml:space="preserve">Source: Khan Academy (English - US curriculum)</w:t>
+              <w:t xml:space="preserve">Source: Seavuria</w:t>
             </w:r>
           </w:p>
           <w:p>
@@ -8901,7 +7436,7 @@
               <w:spacing w:after="10" w:before="0"/>
               <w:ind w:left="120"/>
             </w:pPr>
-            <w:hyperlink w:history="1" r:id="rIdtzhruudtj760ftztvjqio">
+            <w:hyperlink w:history="1" r:id="rIdxz_veufzhkptz9purwpu3">
               <w:r>
                 <w:rPr>
                   <w:rFonts w:ascii="Arial" w:cs="Arial" w:eastAsia="Arial" w:hAnsi="Arial"/>
@@ -8946,7 +7481,7 @@
             <w:pPr>
               <w:spacing w:after="20" w:before="0"/>
             </w:pPr>
-            <w:hyperlink w:history="1" r:id="rIdgzjpewbh-gtu_eexjdg78">
+            <w:hyperlink w:history="1" r:id="rIdw8mg0eujfww9wruytgm3s">
               <w:r>
                 <w:rPr>
                   <w:rFonts w:ascii="Arial" w:cs="Arial" w:eastAsia="Arial" w:hAnsi="Arial"/>
@@ -8961,22 +7496,6 @@
           </w:p>
           <w:p>
             <w:pPr>
-              <w:spacing w:after="20" w:before="0"/>
-            </w:pPr>
-            <w:r>
-              <w:rPr>
-                <w:rFonts w:ascii="Arial" w:cs="Arial" w:eastAsia="Arial" w:hAnsi="Arial"/>
-                <w:i/>
-                <w:iCs/>
-                <w:color w:val="595959"/>
-                <w:sz w:val="16"/>
-                <w:szCs w:val="16"/>
-              </w:rPr>
-              <w:t xml:space="preserve">Related topic: not an exact match for this lesson.</w:t>
-            </w:r>
-          </w:p>
-          <w:p>
-            <w:pPr>
               <w:spacing w:after="10" w:before="0"/>
               <w:ind w:left="120"/>
             </w:pPr>
@@ -8995,7 +7514,7 @@
               <w:spacing w:after="10" w:before="0"/>
               <w:ind w:left="120"/>
             </w:pPr>
-            <w:hyperlink w:history="1" r:id="rIdfijy0lium2uzhhulbj6hd">
+            <w:hyperlink w:history="1" r:id="rIdttsz9urr1kixw30xzz-zh">
               <w:r>
                 <w:rPr>
                   <w:rFonts w:ascii="Arial" w:cs="Arial" w:eastAsia="Arial" w:hAnsi="Arial"/>
@@ -9037,7 +7556,7 @@
                 <w:sz w:val="18"/>
                 <w:szCs w:val="18"/>
               </w:rPr>
-              <w:t xml:space="preserve">Learners draw a first-draft 'molecular model' of each child's food in their science notebook. The model does not need to be chemically accurate — it is a diagrammatic representation. Learners draw two circles side by side: one labelled 'Ugali (Child A)' and one labelled 'Githeri (Child B)'. Inside each circle, they use a simple pie-chart or icon-based representation to show which of the six chemicals of life are present in significant amounts in each food. They annotate each chemical with a brief role note and, where relevant, a consequence of deficiency. At the bottom of the model, learners write one sentence connecting their model to the driving question. Pairs compare their models and discuss: 'What is the biggest chemical difference between these two foods, and how does that explain what we see in the photographs?'</w:t>
+              <w:t xml:space="preserve">(12 min) Learners return to the single class model on chart paper (and their own initial model from Lesson 1). In groups they revise it by adding: (a) a carbohydrate section showing starch in ugali (maize) as a long chain of glucose units, with arrows to glucose as the energy source and glycogen as the store in muscle and liver; (b) the three carbohydrate groups with examples (monosaccharides: glucose, fructose; disaccharides: sucrose, maltose; polysaccharides: starch, glycogen, cellulose); (c) a small key for tests: iodine blue-black = starch; Benedict's blue to green to orange to brick-red = reducing sugar; sucrose needs boiling with dilute HCl first. They add Table 1 values (ugali 26 g, banana 23 g, sweet potato 20 g, sugarcane juice 18 g per 100 g). They also mark with a question mark what the model still cannot explain, such as how starch becomes glucose in the body, and the roles of protein and lipids. Each group shares one change they made and why, then completes the lesson summary table.</w:t>
             </w:r>
           </w:p>
         </w:tc>
@@ -9069,7 +7588,7 @@
                 <w:sz w:val="18"/>
                 <w:szCs w:val="18"/>
               </w:rPr>
-              <w:t xml:space="preserve">Say: 'Scientists do not just describe the world in words — they build models that show relationships. I want you to draw your first model of what is actually inside these two foods at the chemical level. Use the six chemicals of life as your key. Show me — visually — why these two foods produce such different bodies.' Allow 7 minutes for individual model drawing. Circulate and give specific feedback: 'I can see you have carbohydrates taking up most of the ugali circle — good. Now show me protein — how much protein is in ugali compared to githeri?' After 7 minutes, say: 'Compare your model with your partner's. Where do you disagree? Spend 2 minutes discussing — whose model better explains the photographs, and why?' Cold-call 2 pairs to share their comparison. Say: 'These models are YOUR starting point. Every lesson we do, you are going to revise this model and make it more accurate and more detailed. By Lesson 6, your model will be the explanation of the entire phenomenon. Keep this page — do NOT erase it. Your first draft is evidence of your scientific thinking growing.'</w:t>
+              <w:t xml:space="preserve">Say: "Take out last lesson's model. What can you now add or change because of the evidence we collected today?" WAIT TIME 10-15 seconds before groups begin. Circulate and ask: "Which test result supports this part of your model?" Cold-call 3 groups: "Tell us one thing you added and the evidence for it." Ask: "What is still missing from our model if we want to explain Kipchoge's 2:01:09?" Record the gaps on the chart paper under 'Still to explain'. Close with the celebration: "You didn't just learn ABOUT science. You DID science!" and invite learners to note feeling accomplished, valuing the process, and feeling confident, with a thumbs-up check.</w:t>
             </w:r>
           </w:p>
         </w:tc>
@@ -9101,7 +7620,7 @@
                 <w:sz w:val="18"/>
                 <w:szCs w:val="18"/>
               </w:rPr>
-              <w:t xml:space="preserve">Strategy: Progressive Model Revision (Modelling as a Science Practice). Beginning with an imprecise, personally constructed model and iteratively revising it across lessons mirrors how scientists actually build understanding (NGSS SEP 2: Developing and Using Models). The deliberate instruction to preserve the first draft makes the growth in understanding visible and celebrates it — building scientific identity and self-efficacy. Anchoring the model to the two Kisumu children ensures the model is always in service of explaining a real, meaningful phenomenon rather than being an abstract exercise.</w:t>
+              <w:t xml:space="preserve">Cumulative model revision with evidence labels. Requiring each addition to cite a specific test result links the model to evidence and shows learners how their explanation of the phenomenon grows lesson by lesson.</w:t>
             </w:r>
           </w:p>
         </w:tc>
@@ -9133,7 +7652,7 @@
                 <w:sz w:val="18"/>
                 <w:szCs w:val="18"/>
               </w:rPr>
-              <w:t xml:space="preserve">Observable indicator: Each learner's notebook contains a two-circle model with all six chemicals of life labelled in at least one of the two circles, and protein is shown as significantly more present in the githeri circle than the ugali circle. The closing sentence connects the chemical difference to a visible difference in the children's bodies. Teacher photographs 4–5 models to use as discussion anchors at the start of Lesson 3. Look specifically for learners who are still not distinguishing between energy chemicals (carbohydrates, lipids) and structural/functional chemicals (proteins, nucleic acids) — these learners need targeted scaffolding in Lesson 3.</w:t>
+              <w:t xml:space="preserve">Look for models that (1) show starch as a chain of glucose units linked to energy, (2) correctly label the iodine and Benedict's colour changes, (3) distinguish reducing from non-reducing sugar, and (4) mark open questions. Use a 3-point check: Model includes evidence labels (yes/partly/no). Learners who draw starch as a single unit are prompted: 'What did the iodine test tell you about the size of starch?'</w:t>
             </w:r>
           </w:p>
         </w:tc>
@@ -9226,121 +7745,7 @@
                 <w:sz w:val="18"/>
                 <w:szCs w:val="18"/>
               </w:rPr>
-              <w:t xml:space="preserve">After the lesson, reflect on the following questions in your professional journal:</w:t>
-            </w:r>
-          </w:p>
-          <w:p>
-            <w:pPr>
-              <w:spacing w:after="40" w:before="0"/>
-              <w:jc w:val="left"/>
-            </w:pPr>
-            <w:r>
-              <w:rPr>
-                <w:rFonts w:ascii="Arial" w:cs="Arial" w:eastAsia="Arial" w:hAnsi="Arial"/>
-                <w:b w:val="false"/>
-                <w:bCs w:val="false"/>
-                <w:i w:val="false"/>
-                <w:iCs w:val="false"/>
-                <w:color w:val="000000"/>
-                <w:sz w:val="18"/>
-                <w:szCs w:val="18"/>
-              </w:rPr>
-              <w:t xml:space="preserve">1. PREDICTION QUALITY: What did the predictions learners made in Phase 1 reveal about their prior knowledge of food chemistry? Were learners thinking at a molecular level or purely at a quantity/type level? How will this shape your approach in Lesson 3?</w:t>
-            </w:r>
-          </w:p>
-          <w:p>
-            <w:pPr>
-              <w:spacing w:after="40" w:before="0"/>
-              <w:jc w:val="left"/>
-            </w:pPr>
-            <w:r>
-              <w:rPr>
-                <w:rFonts w:ascii="Arial" w:cs="Arial" w:eastAsia="Arial" w:hAnsi="Arial"/>
-                <w:b w:val="false"/>
-                <w:bCs w:val="false"/>
-                <w:i w:val="false"/>
-                <w:iCs w:val="false"/>
-                <w:color w:val="000000"/>
-                <w:sz w:val="18"/>
-                <w:szCs w:val="18"/>
-              </w:rPr>
-              <w:t xml:space="preserve">2. COLD-CALLING PATTERNS: Did you successfully cold-call learners across different confidence levels, gender, and seating positions? Did any group of learners remain consistently silent? Plan a strategy to draw those learners in during Lesson 3.</w:t>
-            </w:r>
-          </w:p>
-          <w:p>
-            <w:pPr>
-              <w:spacing w:after="40" w:before="0"/>
-              <w:jc w:val="left"/>
-            </w:pPr>
-            <w:r>
-              <w:rPr>
-                <w:rFonts w:ascii="Arial" w:cs="Arial" w:eastAsia="Arial" w:hAnsi="Arial"/>
-                <w:b w:val="false"/>
-                <w:bCs w:val="false"/>
-                <w:i w:val="false"/>
-                <w:iCs w:val="false"/>
-                <w:color w:val="000000"/>
-                <w:sz w:val="18"/>
-                <w:szCs w:val="18"/>
-              </w:rPr>
-              <w:t xml:space="preserve">3. PHENOMENON CONNECTION: At the close of the lesson, could learners clearly articulate — in their own words — why the ugali-eating child developed kwashiorkor? If not, which phase broke down, and how will you re-teach?</w:t>
-            </w:r>
-          </w:p>
-          <w:p>
-            <w:pPr>
-              <w:spacing w:after="40" w:before="0"/>
-              <w:jc w:val="left"/>
-            </w:pPr>
-            <w:r>
-              <w:rPr>
-                <w:rFonts w:ascii="Arial" w:cs="Arial" w:eastAsia="Arial" w:hAnsi="Arial"/>
-                <w:b w:val="false"/>
-                <w:bCs w:val="false"/>
-                <w:i w:val="false"/>
-                <w:iCs w:val="false"/>
-                <w:color w:val="000000"/>
-                <w:sz w:val="18"/>
-                <w:szCs w:val="18"/>
-              </w:rPr>
-              <w:t xml:space="preserve">4. DQB QUALITY: Were the yellow sticky note questions chemical-level questions (evidence of genuine scientific curiosity) or procedural questions ('Will this be on the exam?')? If mostly procedural, consider how to cultivate a classroom culture of curiosity more intentionally in Lesson 3.</w:t>
-            </w:r>
-          </w:p>
-          <w:p>
-            <w:pPr>
-              <w:spacing w:after="40" w:before="0"/>
-              <w:jc w:val="left"/>
-            </w:pPr>
-            <w:r>
-              <w:rPr>
-                <w:rFonts w:ascii="Arial" w:cs="Arial" w:eastAsia="Arial" w:hAnsi="Arial"/>
-                <w:b w:val="false"/>
-                <w:bCs w:val="false"/>
-                <w:i w:val="false"/>
-                <w:iCs w:val="false"/>
-                <w:color w:val="000000"/>
-                <w:sz w:val="18"/>
-                <w:szCs w:val="18"/>
-              </w:rPr>
-              <w:t xml:space="preserve">5. MODEL SOPHISTICATION: Did learners' first-draft models show the six chemicals, or did learners revert to drawing food items (ugali, githeri) rather than chemical components? If so, the distinction between food and the chemicals IN food needs reinforcing at the start of Lesson 3.</w:t>
-            </w:r>
-          </w:p>
-          <w:p>
-            <w:pPr>
-              <w:spacing w:after="40" w:before="0"/>
-              <w:jc w:val="left"/>
-            </w:pPr>
-            <w:r>
-              <w:rPr>
-                <w:rFonts w:ascii="Arial" w:cs="Arial" w:eastAsia="Arial" w:hAnsi="Arial"/>
-                <w:b w:val="false"/>
-                <w:bCs w:val="false"/>
-                <w:i w:val="false"/>
-                <w:iCs w:val="false"/>
-                <w:color w:val="000000"/>
-                <w:sz w:val="18"/>
-                <w:szCs w:val="18"/>
-              </w:rPr>
-              <w:t xml:space="preserve">6. KWASHIORKOR SENSITIVITY: Were there any signs of emotional distress when learners viewed the photographs? Was the classroom discussion conducted with dignity and appropriate scientific framing? Adjust the opening of Lesson 3 if the emotional register needs recalibration.</w:t>
+              <w:t xml:space="preserve">After the lesson, consider: Did learners record the actual colours they saw, or the colours they expected? Which groups were surprised that sweet sugarcane juice stayed blue, and did that surprise help them understand non-reducing sugar? Did any learners confuse 'reducing sugar' with 'all sugar' or think starch and sugar are unrelated? How well did the bead model help learners explain the HCl step? Was there enough time for the water bath, and were safety rules (goggles, no tasting) followed by every group? Which DQB questions about digestion should be highlighted for Lesson 5? What would you change in the grouping or timing next time?</w:t>
             </w:r>
           </w:p>
         </w:tc>
@@ -9467,7 +7872,7 @@
                 <w:sz w:val="18"/>
                 <w:szCs w:val="18"/>
               </w:rPr>
-              <w:t xml:space="preserve">Learners observed two photographs of children in Kisumu — one with kwashiorkor (eating ugali only) and one healthy (eating githeri) — and sorted laminated cards of 10 Kenyan foods (ugali, githeri, omena, sukuma wiki, avocado, milk, mango, groundnuts, eggs, white sugar) by chemical composition using percentage data printed on the reverse of each card.</w:t>
+              <w:t xml:space="preserve">We observed that maize flour and sweet potato turned iodine blue-black, ripe banana gave only a faint brown-orange with iodine, and Benedict's gave blue for maize flour, green-yellow for sweet potato, orange to brick-red for ripe banana, and blue for sugarcane juice until it was boiled with dilute HCl and then gave brick-red.</w:t>
             </w:r>
           </w:p>
         </w:tc>
@@ -9533,7 +7938,7 @@
                 <w:sz w:val="18"/>
                 <w:szCs w:val="18"/>
               </w:rPr>
-              <w:t xml:space="preserve">Learners learned that all food is composed of six major chemicals of life — carbohydrates, proteins, lipids, nucleic acids, vitamins/minerals, and water — each with a distinct role in the body. They learned that ugali is almost entirely carbohydrate (energy) with very little protein (building/repair), while githeri combines carbohydrate (maize) with significant protein (beans), explaining why the same quantity of food produces dramatically different health outcomes.</w:t>
+              <w:t xml:space="preserve">We learned that carbohydrates include monosaccharides (glucose, fructose), disaccharides (sucrose, maltose) and polysaccharides (starch, glycogen, cellulose); iodine turns blue-black with starch; Benedict's detects reducing sugars (glucose, fructose, maltose) but not the non-reducing sugar sucrose until it is split by boiling with dilute HCl. Table 1 shows 26 g carbohydrate per 100 g in ugali, 23 g in ripe banana, 20 g in boiled sweet potato and 18 g in sugarcane juice.</w:t>
             </w:r>
           </w:p>
         </w:tc>
@@ -9599,7 +8004,7 @@
                 <w:sz w:val="18"/>
                 <w:szCs w:val="18"/>
               </w:rPr>
-              <w:t xml:space="preserve">Learners explained, through a written Cause and Effect response and a first-draft molecular model, why the child eating ugali alone developed kwashiorkor: the body received sufficient energy (carbohydrates) but insufficient protein, so it could not build or repair muscle tissue, produce enzymes and hormones, or maintain normal fluid balance — causing the visible symptoms of swollen belly, thin limbs, discoloured hair, and fatigue seen in the photograph.</w:t>
+              <w:t xml:space="preserve">We can explain that ugali is not plain: its maize starch is a long chain of glucose units that stores energy, and the tests give evidence for this. This helps explain how simple Kenyan foods supply the carbohydrate energy that athletes like Eliud Kipchoge need, but we still need to find out how the body breaks starch down and what proteins and lipids do.</w:t>
             </w:r>
           </w:p>
         </w:tc>
@@ -9621,7 +8026,7 @@
         </w:rPr>
         <w:t xml:space="preserve">© 2026 SeaVuria and ARES. Aligned with KICD objectives. Developed by SeaVuria; technical implementation by ARES (with AI assistance from Claude). Licensed under </w:t>
       </w:r>
-      <w:hyperlink w:history="1" r:id="rId1lanzwsip7r8t2d6c_myw">
+      <w:hyperlink w:history="1" r:id="rIdnvfoama4y3pko1djt8nzq">
         <w:r>
           <w:rPr>
             <w:rFonts w:ascii="Arial" w:cs="Arial" w:eastAsia="Arial" w:hAnsi="Arial"/>
@@ -9642,7 +8047,7 @@
         </w:rPr>
         <w:t xml:space="preserve"> (</w:t>
       </w:r>
-      <w:hyperlink w:history="1" r:id="rIdmi3snt6a-h-wzmy6q1gkv">
+      <w:hyperlink w:history="1" r:id="rIdlwuqy8ybxtgpnsv9ioudo">
         <w:r>
           <w:rPr>
             <w:rFonts w:ascii="Arial" w:cs="Arial" w:eastAsia="Arial" w:hAnsi="Arial"/>
@@ -9716,7 +8121,7 @@
                 <w:sz w:val="22"/>
                 <w:szCs w:val="22"/>
               </w:rPr>
-              <w:t xml:space="preserve">LESSON 3 (80 minutes): Observe (Part 2): Lipids and Vitamins — Structure, Function, and Food Tests</w:t>
+              <w:t xml:space="preserve">LESSON 3 (40 minutes): Proteins: building and repairing the body</w:t>
             </w:r>
           </w:p>
         </w:tc>
@@ -9883,7 +8288,7 @@
                 <w:sz w:val="18"/>
                 <w:szCs w:val="18"/>
               </w:rPr>
-              <w:t xml:space="preserve">To investigate the structure and function of lipids and vitamins as chemicals of life, and to perform food tests to identify their presence in common Kenyan foods.</w:t>
+              <w:t xml:space="preserve">Learners use the Biuret test to find which Kenyan foods contain protein and explain how proteins, as chains of amino acids, support growth and repair of muscle in athletes such as Eliud Kipchoge.</w:t>
             </w:r>
           </w:p>
         </w:tc>
@@ -9949,7 +8354,7 @@
                 <w:sz w:val="18"/>
                 <w:szCs w:val="18"/>
               </w:rPr>
-              <w:t xml:space="preserve">By the end of the lesson, learners should be able to: (a) describe the chemical structure of lipids (glycerol and fatty acids) and classify vitamins (fat-soluble and water-soluble); (b) explain the roles of lipids and vitamins in living organisms; (c) identify lipids in food samples using the ethanol emulsion test and translucent spot test.</w:t>
+              <w:t xml:space="preserve">Proteins are long chains of amino acids. The Biuret test turns from blue to violet when protein is present. Beans, milk, egg white and omena give violet; ugali stays blue because it has too little protein to detect. Proteins supply amino acids for growth and repair of muscle. Table 1 protein per 100 g: omena 60 g, egg 13 g, beans 8 g, milk 3.3 g, ugali 2.5 g.</w:t>
             </w:r>
           </w:p>
         </w:tc>
@@ -10015,7 +8420,7 @@
                 <w:sz w:val="18"/>
                 <w:szCs w:val="18"/>
               </w:rPr>
-              <w:t xml:space="preserve">By the end of the lesson, learners should be able to: (a) perform the ethanol emulsion test and the translucent spot (grease-spot) test to identify lipids in food; (b) record, interpret, and communicate experimental observations accurately; (c) link experimental evidence to the anchoring phenomenon.</w:t>
+              <w:t xml:space="preserve">Planning and carrying out a food test safely, recording results in a table (building on Lesson 2), comparing test results with Table 1 data, constructing an explanation from evidence, and revising a model.</w:t>
             </w:r>
           </w:p>
         </w:tc>
@@ -10081,7 +8486,7 @@
                 <w:sz w:val="18"/>
                 <w:szCs w:val="18"/>
               </w:rPr>
-              <w:t xml:space="preserve">By the end of the lesson, learners should be able to: (a) appreciate the importance of dietary diversity in maintaining health; (b) show curiosity and persistence during practical investigations; (c) value accuracy and honesty in recording scientific observations.</w:t>
+              <w:t xml:space="preserve">Curiosity about everyday foods, care and responsibility when handling reagents, respect for the ideas of group members, and appreciation of locally available protein foods such as beans, milk and omena.</w:t>
             </w:r>
           </w:p>
         </w:tc>
@@ -10147,7 +8552,7 @@
                 <w:sz w:val="18"/>
                 <w:szCs w:val="18"/>
               </w:rPr>
-              <w:t xml:space="preserve">What are the chemicals of life and what roles do they play in living organisms? How can we identify the chemicals present in different foods using chemical tests?</w:t>
+              <w:t xml:space="preserve">What are the chemicals of life? How do chemicals of life contribute to the functioning of living organisms?</w:t>
             </w:r>
           </w:p>
         </w:tc>
@@ -10213,7 +8618,7 @@
                 <w:sz w:val="18"/>
                 <w:szCs w:val="18"/>
               </w:rPr>
-              <w:t xml:space="preserve">In Lesson 2, learners gathered evidence about carbohydrates (starch and simple sugars) and proteins — establishing that ugali provides carbohydrates but lacks sufficient protein, explaining the Kisumu child's kwashiorkor. In this lesson (Lesson 3), learners extend their chemical investigation to lipids and vitamins. By testing fat-containing Kenyan foods (avocado, groundnuts, milk, coconut), they discover that lipids are energy stores and essential membrane components, and that vitamins — though needed in tiny amounts — are critical for metabolic processes and immunity. This deepens learners' understanding of why dietary diversity, not just food quantity, determines health outcomes, advancing the driving question toward a complete chemical model of food.</w:t>
+              <w:t xml:space="preserve">Lesson 1 named protein as one of the three chemicals of life. Lesson 2 taught carbohydrate tests and how to record results in a table. Lesson 3 adds the second chemical, protein, to the class model: it explains the repair and body-building part of the driving question. Lesson 4 will add lipids, and Lesson 5 will show that enzymes are proteins.</w:t>
             </w:r>
           </w:p>
         </w:tc>
@@ -10279,7 +8684,7 @@
                 <w:sz w:val="18"/>
                 <w:szCs w:val="18"/>
               </w:rPr>
-              <w:t xml:space="preserve">Caution: Ethanol is flammable — ensure NO open flames during the ethanol emulsion test. Learners must not taste any food samples used in experiments. Dispose of used ethanol in the designated waste container. Wear safety goggles when handling ethanol. Learners with nut allergies must not handle groundnut samples directly — assign an alternative food (avocado) and inform the teacher in advance. Wash hands thoroughly after handling all food and chemical samples.</w:t>
+              <w:t xml:space="preserve">Wear goggles during the Biuret test. Biuret reagent contains sodium hydroxide and copper sulfate, so wash any splash on skin immediately with plenty of water. Do not taste any lab samples. Use only a few drops of reagent. Wash hands after the practical. Dispose of the mixtures as the teacher directs. Keep omena and milk samples covered and wipe benches.</w:t>
             </w:r>
           </w:p>
         </w:tc>
@@ -10372,7 +8777,7 @@
                 <w:sz w:val="18"/>
                 <w:szCs w:val="18"/>
               </w:rPr>
-              <w:t xml:space="preserve">Learners begin by predicting which Kenyan foods contain fats, drawing on prior knowledge from Lesson 2. They then perform two lipid food tests — the ethanol emulsion test and the translucent (grease-spot) test — on a range of local foods (groundnuts, avocado, ugali, githeri, coconut flesh, whole milk). Through structured observation and data recording, learners gather evidence that lipids are concentrated in certain foods absent from the Kisumu child's ugali-only diet. A guided reading activity on vitamins (fat-soluble vs. water-soluble) connects lipid consumption to vitamin A and D absorption. Learners revisit the anchoring phenomenon, updating their Driving Question Board with new chemical evidence. The lesson closes with a model-building revision where groups add lipids and vitamins to their cumulative chemical map of food.</w:t>
+              <w:t xml:space="preserve">Learners start with Eliud Kipchoge, who hard training breaks down muscle in, and ask what the plain plate of ugali and beans gives him to rebuild it. They predict which foods contain protein, then run the Biuret test on beans, milk, egg white, omena and ugali, and record results in a table as in Lesson 2. They compare the colours with the Table 1 protein values, build a model of proteins as chains of amino acids, and explain growth and repair. The class adds new questions to the DQB and adds protein to the single class model.</w:t>
             </w:r>
           </w:p>
         </w:tc>
@@ -10655,7 +9060,7 @@
             <w:pPr>
               <w:spacing w:after="20" w:before="0"/>
             </w:pPr>
-            <w:hyperlink w:history="1" r:id="rId0jstakzj29iclg03zlzeb">
+            <w:hyperlink w:history="1" r:id="rId_3lrafj8rdsv2xtq3n403">
               <w:r>
                 <w:rPr>
                   <w:rFonts w:ascii="Arial" w:cs="Arial" w:eastAsia="Arial" w:hAnsi="Arial"/>
@@ -10664,7 +9069,7 @@
                   <w:szCs w:val="16"/>
                   <w:u w:val="single" w:color="2E75B6"/>
                 </w:rPr>
-                <w:t xml:space="preserve">Molecular structure of triglycerides (fats)</w:t>
+                <w:t xml:space="preserve">Introduction to proteins and amino acids</w:t>
               </w:r>
             </w:hyperlink>
           </w:p>
@@ -10688,7 +9093,7 @@
               <w:spacing w:after="10" w:before="0"/>
               <w:ind w:left="120"/>
             </w:pPr>
-            <w:hyperlink w:history="1" r:id="rId0i4wppmoy5yrwmufd1yyh">
+            <w:hyperlink w:history="1" r:id="rIdizdrre8to5o7xnm-nutkh">
               <w:r>
                 <w:rPr>
                   <w:rFonts w:ascii="Arial" w:cs="Arial" w:eastAsia="Arial" w:hAnsi="Arial"/>
@@ -10733,7 +9138,7 @@
             <w:pPr>
               <w:spacing w:after="20" w:before="0"/>
             </w:pPr>
-            <w:hyperlink w:history="1" r:id="rIdpucialln7hby-i9_vlnb-">
+            <w:hyperlink w:history="1" r:id="rIde_9chmqgls9yfzr3ftscs">
               <w:r>
                 <w:rPr>
                   <w:rFonts w:ascii="Arial" w:cs="Arial" w:eastAsia="Arial" w:hAnsi="Arial"/>
@@ -10742,7 +9147,7 @@
                   <w:szCs w:val="16"/>
                   <w:u w:val="single" w:color="2E75B6"/>
                 </w:rPr>
-                <w:t xml:space="preserve">Lipids</w:t>
+                <w:t xml:space="preserve">Proteins</w:t>
               </w:r>
             </w:hyperlink>
           </w:p>
@@ -10766,7 +9171,7 @@
               <w:spacing w:after="10" w:before="0"/>
               <w:ind w:left="120"/>
             </w:pPr>
-            <w:hyperlink w:history="1" r:id="rIdtat-wz0ih2qywaedjtalc">
+            <w:hyperlink w:history="1" r:id="rIdknpblzzo9myoifc8koi5q">
               <w:r>
                 <w:rPr>
                   <w:rFonts w:ascii="Arial" w:cs="Arial" w:eastAsia="Arial" w:hAnsi="Arial"/>
@@ -10808,7 +9213,7 @@
                 <w:sz w:val="18"/>
                 <w:szCs w:val="18"/>
               </w:rPr>
-              <w:t xml:space="preserve">Learners are shown a visual display of eight common Kenyan foods: ugali, groundnuts, avocado, githeri, coconut flesh, whole milk, sukuma wiki, and mandazi. Working individually (2 minutes), each learner writes a prediction on a sticky note: 'I think the foods that contain the MOST fat are ___ because ___.' Learners then share predictions with a shoulder partner (1 minute). The teacher cold-calls 4 pairs to share. Learners record their predictions in their science notebooks under the heading: 'My Lipid Prediction — Lesson 3.' The teacher anchors the activity back to the phenomenon: 'Remember our child in Kisumu eating only ugali. We found it has carbohydrates but little protein. Today we ask — does it have fats? And does that matter?' Learners vote with thumbs up/down/sideways on whether they think fat deficiency could also affect the Kisumu child.</w:t>
+              <w:t xml:space="preserve">(6 min) Learners recall Lesson 1, where protein was named as the chemical for body-building, and Lesson 2, where they tested foods and recorded results in a table. The teacher shows a picture or describes the plate of ugali, beans, sukuma wiki and milk eaten in Iten. Learners individually write: 'After a hard 2-hour run, Kipchoge's muscles are damaged. Which foods on the plate do you think contain protein to repair them? Rank beans, milk, egg, omena and ugali from most to least protein, and give a reason.' Then in groups of 4 they share and agree on one predicted ranking and sketch a prediction table with a column for 'Predicted' and a column for 'Biuret result'.</w:t>
             </w:r>
           </w:p>
         </w:tc>
@@ -10840,7 +9245,7 @@
                 <w:sz w:val="18"/>
                 <w:szCs w:val="18"/>
               </w:rPr>
-              <w:t xml:space="preserve">1. Display the food images prominently on the board or screen. Say: 'Look at these eight foods you know from your homes and markets. Before we touch anything, I want your brain to make a guess — not a random guess, a reasoned one.' 2. Give explicit wait time: 'You have 2 minutes of silent thinking time. Write your prediction — no talking yet.' [WAIT 2 minutes.] 3. Say: 'Now turn to your shoulder partner. Share your prediction and your reason. You each have 30 seconds.' [WAIT 1 minute.] 4. Cold-call exactly 4 pairs: 'Pair at the window — what did you predict and why?' Probe each with: 'What evidence from your daily life made you say that?' [WAIT 10 seconds after each probe.] 5. Record 3–4 student predictions verbatim on the board under 'Our Predictions.' Say: 'We are scientists today — we don't throw away our predictions, we TEST them.' 6. Connect to phenomenon: 'The child in Kisumu eats ugali daily. We already know ugali is mostly starch, low in protein. Our question today: what about fats? Could that gap also hurt the body?' [WAIT 15 seconds for silent reflection.] 7. Conduct thumbs vote on fat deficiency impact. Acknowledge all responses without confirming: 'Interesting — we will find out.'</w:t>
+              <w:t xml:space="preserve">Say: 'Last lesson we proved that ugali is full of starch. Today we ask: what repairs the athlete's muscles after he runs? Which foods do you think contain protein? Write your own ranking first, silently, for 2 minutes.' Walk around and note ideas without correcting. Say: 'Turn to your group and agree on one ranking.' After groups finish, cold-call 4 different groups: 'Which food did you put first, and what is your reason?' WAIT TIME 10 seconds after each question before calling on anyone. Record the predictions on the board and do not say which are right. Ask: 'Which food are you least sure about? Why?' Expect uncertainty about ugali and omena, and say: 'Good, today the evidence will help us decide.'</w:t>
             </w:r>
           </w:p>
         </w:tc>
@@ -10872,7 +9277,7 @@
                 <w:sz w:val="18"/>
                 <w:szCs w:val="18"/>
               </w:rPr>
-              <w:t xml:space="preserve">Strategy: Anchored Prediction with Personal Evidence. Learners activate prior knowledge about familiar foods before instruction, reducing cognitive load when experimental data arrives. By requiring a reason ('because ___'), the teacher surfaces existing mental models to be refined or challenged during observation. Connecting predictions to the phenomenon ensures the activity is not isolated trivia but drives the unit's central question forward.</w:t>
+              <w:t xml:space="preserve">Prediction and ranking with reasons (Asking Questions and Defining Problems). Writing a prediction before testing makes learners commit to ideas and expose their preconceptions. They then judge these against the evidence, which makes the test results more meaningful.</w:t>
             </w:r>
           </w:p>
         </w:tc>
@@ -10904,7 +9309,7 @@
                 <w:sz w:val="18"/>
                 <w:szCs w:val="18"/>
               </w:rPr>
-              <w:t xml:space="preserve">Observable indicator: Each learner has a written prediction with a reason in their notebook before observation begins. Teacher circulates during silent thinking time and scans notebooks — look for learners who list only one food (prompt: 'Can you think of a food your family cooks in oil or fat?') and learners who cannot give a reason (prompt: 'Think about what ugali feels like vs. groundnuts — what is different?'). Cold-call responses reveal whether learners conflate 'fatty foods' with 'unhealthy foods' — note this misconception for targeted correction during Phase 3.</w:t>
+              <w:t xml:space="preserve">Look for: each learner has written a ranking with a reason (not just a list); groups have a prediction table ready; at least 4 groups can state a reason linked to the animal or body source of the food (e.g. 'omena is fish, so it is meat-like'). Note learners who think ugali has the most protein because it is the main food, to address later.</w:t>
             </w:r>
           </w:p>
         </w:tc>
@@ -10961,7 +9366,7 @@
             <w:pPr>
               <w:spacing w:after="20" w:before="0"/>
             </w:pPr>
-            <w:hyperlink w:history="1" r:id="rId8h-i2d5hefbr3xge-wil-">
+            <w:hyperlink w:history="1" r:id="rId01zlsanwm0s903pklzw-f">
               <w:r>
                 <w:rPr>
                   <w:rFonts w:ascii="Arial" w:cs="Arial" w:eastAsia="Arial" w:hAnsi="Arial"/>
@@ -10970,7 +9375,7 @@
                   <w:szCs w:val="16"/>
                   <w:u w:val="single" w:color="2E75B6"/>
                 </w:rPr>
-                <w:t xml:space="preserve">Lipid overview</w:t>
+                <w:t xml:space="preserve">Introduction to proteins and amino acids</w:t>
               </w:r>
             </w:hyperlink>
           </w:p>
@@ -10994,7 +9399,7 @@
               <w:spacing w:after="10" w:before="0"/>
               <w:ind w:left="120"/>
             </w:pPr>
-            <w:hyperlink w:history="1" r:id="rIdum9jrcpkmvs4vpya2kauk">
+            <w:hyperlink w:history="1" r:id="rIdglivx7uqkajjyjlkqyoti">
               <w:r>
                 <w:rPr>
                   <w:rFonts w:ascii="Arial" w:cs="Arial" w:eastAsia="Arial" w:hAnsi="Arial"/>
@@ -11039,7 +9444,7 @@
             <w:pPr>
               <w:spacing w:after="20" w:before="0"/>
             </w:pPr>
-            <w:hyperlink w:history="1" r:id="rIdopnvxq0vmybhtkbk6hig7">
+            <w:hyperlink w:history="1" r:id="rIdyz5atldzvplwmjp3hcu0m">
               <w:r>
                 <w:rPr>
                   <w:rFonts w:ascii="Arial" w:cs="Arial" w:eastAsia="Arial" w:hAnsi="Arial"/>
@@ -11048,7 +9453,7 @@
                   <w:szCs w:val="16"/>
                   <w:u w:val="single" w:color="2E75B6"/>
                 </w:rPr>
-                <w:t xml:space="preserve">Lipids</w:t>
+                <w:t xml:space="preserve">Proteins</w:t>
               </w:r>
             </w:hyperlink>
           </w:p>
@@ -11072,7 +9477,7 @@
               <w:spacing w:after="10" w:before="0"/>
               <w:ind w:left="120"/>
             </w:pPr>
-            <w:hyperlink w:history="1" r:id="rIdq43sn8yszzrrhqvsbufxr">
+            <w:hyperlink w:history="1" r:id="rIdxwzdwpnbhuwozo2fmsb0y">
               <w:r>
                 <w:rPr>
                   <w:rFonts w:ascii="Arial" w:cs="Arial" w:eastAsia="Arial" w:hAnsi="Arial"/>
@@ -11114,7 +9519,7 @@
                 <w:sz w:val="18"/>
                 <w:szCs w:val="18"/>
               </w:rPr>
-              <w:t xml:space="preserve">Learners work in groups of 4–5 at lab stations. Each station has labelled food samples: (A) ugali paste, (B) mashed groundnuts, (C) mashed avocado, (D) githeri paste, (E) coconut flesh (grated), (F) whole milk, (G) sukuma wiki (blended), (H) mandazi. ACTIVITY 1 — Translucent Spot Test (10 min): Each group rubs a small amount of each food sample onto a piece of brown paper bag, then holds it up to light after 5 minutes. Lipid-containing samples leave a permanent translucent (greasy) spot that does NOT disappear when dry; non-fat samples leave a spot that dries and disappears. Learners record results in a results table (Food Sample / Spot Present? / Spot Permanent? / Contains Lipid?). ACTIVITY 2 — Ethanol Emulsion Test (12 min): For each food sample, learners: (i) crush/dissolve a small amount in 2 cm³ ethanol in a test tube; (ii) filter or allow solids to settle; (iii) pour the clear ethanol layer into a test tube of distilled water. A cloudy white emulsion = lipid present; clear solution = lipid absent. Learners record results in the same table. ACTIVITY 3 — Guided Reading on Vitamins (8 min): Groups read a one-page structured text (provided by teacher) titled 'Vitamins: The Micro-Managers of Your Body,' covering fat-soluble vitamins (A, D, E, K) and water-soluble vitamins (B-complex, C), their food sources (local Kenyan examples), and deficiency diseases (night blindness, rickets, scurvy, beriberi). Each learner annotates: underline the role, circle the deficiency disease, star the Kenyan food source. Groups compile a shared 'Vitamin Summary Strip' poster strip (3 columns: Vitamin / Role / Kenyan Food Source). SHARE OUT: Each group nominates a 'data reporter' who shares one surprising finding with the class.</w:t>
+              <w:t xml:space="preserve">(14 min) Groups of 4 carry out the Biuret test on five prepared samples: mashed boiled beans in water, milk, egg white solution, crushed omena in water, and ugali mixed in water. Each learner takes a role: reagent handler, recorder, observer of colour, and time and safety monitor. Learners put about 2 cm of each sample in a test tube, add a few drops of Biuret reagent (or sodium hydroxide followed by a few drops of dilute copper sulfate), shake gently and watch for the colour. Blue stays blue (no protein detected); violet shows protein. They record observations in the results table and add a control tube of water. Expected results: beans, milk, egg white and omena turn violet; ugali stays blue; water stays blue. Learners then place Table 1 protein values beside their results (omena 60 g, egg 13 g, beans 8 g, milk 3.3 g, ugali 2.5 g per 100 g).</w:t>
             </w:r>
           </w:p>
         </w:tc>
@@ -11146,7 +9551,7 @@
                 <w:sz w:val="18"/>
                 <w:szCs w:val="18"/>
               </w:rPr>
-              <w:t xml:space="preserve">1. Before learners begin, demonstrate the translucent spot test using ONE sample (coconut flesh) at the front: 'Watch what I do — I rub, I wait, I observe. I am not telling you the result yet — you will discover it.' 2. Distribute lab instructions and results tables. Say: 'Read the entire procedure BEFORE you touch anything. You have 2 minutes to read silently.' [WAIT 2 minutes.] 3. Circulate to each group during Activity 1. At each station, ask: 'What are you actually observing — describe it in words, not just yes/no.' [WAIT 10 seconds.] Probe: 'Why does the spot need to be permanent? What would a water-based food leave behind?' [WAIT 15 seconds.] 4. Before Activity 2, issue the ethanol safety reminder verbatim: 'Ethanol is flammable. There are NO flames in this room while we use ethanol. Goggles on. If you spill, tell me immediately.' Scan room to confirm all goggles are worn before proceeding. 5. During Activity 2, cold-call 3 groups mid-activity: 'Tell me what you see in your test tube right now — not what you expected, what you SEE.' [WAIT 10 seconds per group.] 6. During Activity 3 (Guided Reading), circulate and check annotations. Prompt learners who are underlining everything: 'If you underline everything, nothing stands out — what is the ONE most important role of Vitamin A?' [WAIT 10 seconds.] 7. After share-out, say: 'Keep your results tables — we will need them in Phase 3 to build our argument about the Kisumu child.'</w:t>
+              <w:t xml:space="preserve">Before starting say: 'Goggles on, everyone. Biuret reagent contains sodium hydroxide, so no tasting, and wash any splash straight away.' Check goggles at every group. Model the test with beans for 1 minute. Say: 'Why do we test water as well?' and WAIT 10 seconds, then cold-call 2 learners to say it is a control showing the reagent alone stays blue. Circulate and ask: 'What colour do you see, and what does it tell you about this food?' Pause 10 seconds. Remind groups: 'Record exactly what you see, blue or violet, before you look at the Table 1 numbers.' Once results are in, give each group the Table 1 protein values and say: 'Now compare. Which food has the most protein? Which has the least? Does the colour change match the numbers?' Ask the group with ugali: 'Ugali has 2.5 g per 100 g, but stays blue. Why might that be?' (Too little to detect at the classroom concentration.) Cold-call 3 groups to report one result each.</w:t>
             </w:r>
           </w:p>
         </w:tc>
@@ -11178,7 +9583,7 @@
                 <w:sz w:val="18"/>
                 <w:szCs w:val="18"/>
               </w:rPr>
-              <w:t xml:space="preserve">Strategy: Structured Data Collection with Parallel Tests. Using TWO independent tests for lipids (spot test and ethanol emulsion) models authentic scientific practice — scientists rarely rely on a single test. The parallel structure allows learners to cross-validate their findings, building confidence in evidence. The guided reading on vitamins uses annotation (underline/circle/star) as a discipline-specific literacy strategy, requiring learners to process text actively rather than passively. The Vitamin Summary Strip creates a shared artefact that externalises group understanding and prepares for Phase 3 argumentation.</w:t>
+              <w:t xml:space="preserve">Collecting and organising data in a table (Planning and Carrying Out Investigations; Analysing and Interpreting Data). Recording first and comparing with Table 1 second keeps learners from guessing what they 'should' see, and linking colour to numbers shows that a test result is evidence about the amount of a chemical.</w:t>
             </w:r>
           </w:p>
         </w:tc>
@@ -11210,7 +9615,7 @@
                 <w:sz w:val="18"/>
                 <w:szCs w:val="18"/>
               </w:rPr>
-              <w:t xml:space="preserve">Observable indicators: (1) Results table is complete for all 8 food samples across both tests — teacher checks for consistency between the two test columns (if a food tests positive in one and negative in the other, prompt the group to repeat or explain the discrepancy). (2) Learners correctly identify ugali as lipid-absent or very low in both tests — this is a critical data point for the phenomenon; if a group marks ugali as lipid-rich, intervene immediately. (3) Vitamin Summary Strip contains at least 4 vitamins with correct Kenyan food sources — look for common errors such as listing only 'vegetables' without specifics or confusing fat-soluble and water-soluble vitamins.</w:t>
+              <w:t xml:space="preserve">Observable indicators: goggles worn by all learners; a control tube included; the results table has all five foods plus water with correct colours (beans, milk, egg white, omena violet; ugali blue); learners state that violet means protein present; at least 3 groups notice that omena (60 g) is the richest protein food in Table 1. Note learners who say ugali has no protein at all instead of 'too little to detect'.</w:t>
             </w:r>
           </w:p>
         </w:tc>
@@ -11267,7 +9672,7 @@
             <w:pPr>
               <w:spacing w:after="20" w:before="0"/>
             </w:pPr>
-            <w:hyperlink w:history="1" r:id="rIdye5vxdt1oi5mb1gggulmp">
+            <w:hyperlink w:history="1" r:id="rIdacmmlwevo5fluqt9zblub">
               <w:r>
                 <w:rPr>
                   <w:rFonts w:ascii="Arial" w:cs="Arial" w:eastAsia="Arial" w:hAnsi="Arial"/>
@@ -11276,9 +9681,25 @@
                   <w:szCs w:val="16"/>
                   <w:u w:val="single" w:color="2E75B6"/>
                 </w:rPr>
-                <w:t xml:space="preserve">Molecular structure of triglycerides (fats)</w:t>
+                <w:t xml:space="preserve">Introduction to amino acids</w:t>
               </w:r>
             </w:hyperlink>
+          </w:p>
+          <w:p>
+            <w:pPr>
+              <w:spacing w:after="20" w:before="0"/>
+            </w:pPr>
+            <w:r>
+              <w:rPr>
+                <w:rFonts w:ascii="Arial" w:cs="Arial" w:eastAsia="Arial" w:hAnsi="Arial"/>
+                <w:i/>
+                <w:iCs/>
+                <w:color w:val="595959"/>
+                <w:sz w:val="16"/>
+                <w:szCs w:val="16"/>
+              </w:rPr>
+              <w:t xml:space="preserve">Related topic: not an exact match for this lesson.</w:t>
+            </w:r>
           </w:p>
           <w:p>
             <w:pPr>
@@ -11300,7 +9721,7 @@
               <w:spacing w:after="10" w:before="0"/>
               <w:ind w:left="120"/>
             </w:pPr>
-            <w:hyperlink w:history="1" r:id="rId7ysa29iz0ralreugpcrxn">
+            <w:hyperlink w:history="1" r:id="rIdt32qiwluh7ywm5tkio50w">
               <w:r>
                 <w:rPr>
                   <w:rFonts w:ascii="Arial" w:cs="Arial" w:eastAsia="Arial" w:hAnsi="Arial"/>
@@ -11338,14 +9759,14 @@
                 <w:sz w:val="16"/>
                 <w:szCs w:val="16"/>
               </w:rPr>
-              <w:t xml:space="preserve">📖 EXERCISE:</w:t>
+              <w:t xml:space="preserve">📖 HTML:</w:t>
             </w:r>
           </w:p>
           <w:p>
             <w:pPr>
               <w:spacing w:after="20" w:before="0"/>
             </w:pPr>
-            <w:hyperlink w:history="1" r:id="rIdsviel6vc5wxb90s3il15p">
+            <w:hyperlink w:history="1" r:id="rIdl4m9avjj3bux9fjqmdaxv">
               <w:r>
                 <w:rPr>
                   <w:rFonts w:ascii="Arial" w:cs="Arial" w:eastAsia="Arial" w:hAnsi="Arial"/>
@@ -11354,7 +9775,7 @@
                   <w:szCs w:val="16"/>
                   <w:u w:val="single" w:color="2E75B6"/>
                 </w:rPr>
-                <w:t xml:space="preserve">Chemical bonds</w:t>
+                <w:t xml:space="preserve">Amino Acids (Flexbook)</w:t>
               </w:r>
             </w:hyperlink>
           </w:p>
@@ -11386,7 +9807,7 @@
                 <w:sz w:val="14"/>
                 <w:szCs w:val="14"/>
               </w:rPr>
-              <w:t xml:space="preserve">Source: Khan Academy (English - US curriculum)</w:t>
+              <w:t xml:space="preserve">Source: CK-12</w:t>
             </w:r>
           </w:p>
           <w:p>
@@ -11394,7 +9815,7 @@
               <w:spacing w:after="10" w:before="0"/>
               <w:ind w:left="120"/>
             </w:pPr>
-            <w:hyperlink w:history="1" r:id="rId9ga0jeu97omgikkqborax">
+            <w:hyperlink w:history="1" r:id="rIdwrjkfdbu2yy0bpjrtwebh">
               <w:r>
                 <w:rPr>
                   <w:rFonts w:ascii="Arial" w:cs="Arial" w:eastAsia="Arial" w:hAnsi="Arial"/>
@@ -11436,7 +9857,7 @@
                 <w:sz w:val="18"/>
                 <w:szCs w:val="18"/>
               </w:rPr>
-              <w:t xml:space="preserve">Learners use their experimental data and the Vitamin Summary Strip to construct a written 'Evidence Paragraph' using the CER (Claim–Evidence–Reasoning) framework. The prompt is displayed on the board: 'CLAIM: The Kisumu child eating only ugali is likely deficient in [___]. EVIDENCE: From our food tests, we found that [___]. REASONING: This matters because lipids/vitamins do [___] in the body, and without them [___] could happen.' Groups draft their CER paragraph collaboratively (6 minutes), then each group shares their CLAIM sentence only with the class. The teacher records all claims on the board. A whole-class discussion follows (8 minutes): the teacher introduces the concept of essential fatty acids and fat-soluble vitamin absorption (Vitamins A, D, E, K are absorbed only in the presence of dietary fat), connecting the two investigations. Learners then individually write a 'So What?' sentence: 'This means that eating ugali alone, even in large quantities, will cause ___ because ___.' The lesson pauses for a 'Temperature Check' — the teacher poses the question: 'Could the child's eye problems (night blindness) and skin dryness ALSO be caused by the same dietary gap as the swollen belly?' Learners vote and justify to a partner before the teacher clarifies.</w:t>
+              <w:t xml:space="preserve">(10 min) Learners use their results and Table 1 to answer: 'What does the evidence tell us about where protein comes from in the Iten diet?' The teacher introduces the idea that protein is a long chain of amino acids. Learners model this using paper clips or beads of different colours linked in a chain (amino acids joined into a protein), then 'break' the chain to show amino acids released during digestion and 'rebuild' a different chain to show new muscle protein. In groups they write a claim-evidence-reasoning explanation: 'Beans, milk and omena help an athlete's muscles recover because...' using the Biuret colours and Table 1 values, and they explain how protein supports growth (new cells in young athletes) and repair (damaged muscle fibres after running). They compare with Lesson 2: 'ugali is mainly starch for energy, but beans add protein.' They then explain why githeri (maize and beans, 6 g protein per 100 g) is a good combination.</w:t>
             </w:r>
           </w:p>
         </w:tc>
@@ -11468,7 +9889,7 @@
                 <w:sz w:val="18"/>
                 <w:szCs w:val="18"/>
               </w:rPr>
-              <w:t xml:space="preserve">1. Display the CER prompt. Say: 'You have collected the evidence. Now you are going to use it like a scientist — to build an argument. A scientific argument has three parts: your Claim, your Evidence, and your Reasoning. I will model one sentence of each, then you continue.' Model briefly with a non-related example (e.g., 'Githeri contains protein — evidence: biuret test turned purple — reasoning: purple colour indicates peptide bonds…'). 2. Give groups 6 minutes for CER drafting. Circulate and listen — do NOT correct content yet, only prompt: 'Is your evidence from YOUR data table, or are you writing what you already believed?' [WAIT 10 seconds.] 3. Cold-call each group for their CLAIM sentence only. Record all claims verbatim on the board. Ask class: 'Which of these claims is supported by the most specific evidence from today's tests?' [WAIT 15 seconds.] 4. Introduce fat-soluble vitamin connection: 'Here is something surprising — Vitamins A, D, E, and K cannot be absorbed by your body without fat present. So if you eat no fat, even a vitamin-rich meal cannot fully protect you. Let that sink in.' [WAIT 15 seconds of silent reflection.] 5. Prompt individual 'So What?' sentence. Cold-call 3 individual learners (not group reporters) to share their sentences. Probe: 'What specific change in the child's body are you predicting — and which chemical is responsible?' [WAIT 10 seconds per learner.] 6. Temperature Check vote: Show of hands, then partner discussion (1 minute), then reveal: 'Night blindness is caused by Vitamin A deficiency — and Vitamin A is fat-soluble. So yes, the SAME dietary gap (no fat, no varied food) causes MULTIPLE symptoms. The body is an interconnected system.'</w:t>
+              <w:t xml:space="preserve">Say: 'Protein is a very long chain made of small units called amino acids. Your paper-clip chain is one protein. When Kipchoge eats beans, his body breaks the chain into single amino acids, and then joins them again into new muscle protein.' Ask: 'What does the body do with the amino acids?' WAIT 10 seconds, cold-call 3 learners. Prompt with: 'After a long run muscle fibres are damaged. What do they need to be repaired?' Then say: 'Write a claim, then evidence from our Biuret colours and Table 1, then your reasoning.' Provide the frame: 'I claim... because the Biuret test showed... and Table 1 shows... which means...'. Circulate and challenge: 'Does Table 1 say ugali is a good protein food? So where does the athlete get most protein from this plate?' Cold-call 3 groups to read their claim aloud, and ask another group to say whether the evidence supports it. Correct misconceptions only through questions, for example 'Is protein the main energy store, or is that carbohydrate? What did we learn in Lesson 2?'</w:t>
             </w:r>
           </w:p>
         </w:tc>
@@ -11500,7 +9921,7 @@
                 <w:sz w:val="18"/>
                 <w:szCs w:val="18"/>
               </w:rPr>
-              <w:t xml:space="preserve">Strategy: Claim–Evidence–Reasoning (CER) Framework. CER is a structured argumentation scaffold that mirrors how scientists communicate findings. By requiring learners to separate their claim (conclusion), evidence (data), and reasoning (mechanism/theory), the teacher disrupts the common student practice of restating observations as explanations. The Temperature Check on night blindness creates productive cognitive dissonance — learners realise the phenomenon (kwashiorkor child) may have MORE deficiency symptoms than initially visible, deepening engagement with the driving question. Recording all group claims on the board makes reasoning public and promotes peer critique.</w:t>
+              <w:t xml:space="preserve">Claim-Evidence-Reasoning with a physical model (Constructing Explanations; Developing and Using Models). Building the chain makes an invisible molecule concrete, and the CER frame forces learners to tie the explanation to their own test results rather than to memory.</w:t>
             </w:r>
           </w:p>
         </w:tc>
@@ -11532,7 +9953,7 @@
                 <w:sz w:val="18"/>
                 <w:szCs w:val="18"/>
               </w:rPr>
-              <w:t xml:space="preserve">Observable indicators: (1) CER paragraphs name a specific deficiency (e.g., Vitamin A, lipids) rather than vague terms like 'nutrients' — groups that write 'the child lacks nutrients' need probing: 'Which nutrient? Name the chemical class.' (2) Evidence sentences cite specific test results (e.g., 'ugali showed no permanent translucent spot and no cloudy emulsion') rather than general statements. (3) Individual 'So What?' sentences connect a missing chemical to a specific body function — this is the key transfer indicator; learners who cannot complete this sentence will need additional scaffolding in Lesson 4. (4) Temperature Check vote distribution — if fewer than 50% connect night blindness to fat deficiency, pause and revisit the fat-soluble vitamin concept before moving to Phase 4.</w:t>
+              <w:t xml:space="preserve">Look for: explanations that state protein is a chain of amino acids; learners who link amino acids to repair of muscle and growth, citing beans, milk, egg or omena; use of at least one Biuret result and one Table 1 number in the evidence; correct statement that ugali is mainly a starch food with little protein. Mark as secure if learners can say why githeri supplies more protein than ugali (6 g vs 2.5 g per 100 g). Watch for 'protein gives energy first' misconceptions.</w:t>
             </w:r>
           </w:p>
         </w:tc>
@@ -11589,7 +10010,7 @@
             <w:pPr>
               <w:spacing w:after="20" w:before="0"/>
             </w:pPr>
-            <w:hyperlink w:history="1" r:id="rIdl1rp_8ocmslmp9ewgjyww">
+            <w:hyperlink w:history="1" r:id="rIdyagxtenp0g-junqpotlky">
               <w:r>
                 <w:rPr>
                   <w:rFonts w:ascii="Arial" w:cs="Arial" w:eastAsia="Arial" w:hAnsi="Arial"/>
@@ -11598,9 +10019,25 @@
                   <w:szCs w:val="16"/>
                   <w:u w:val="single" w:color="2E75B6"/>
                 </w:rPr>
-                <w:t xml:space="preserve">Lipid overview</w:t>
+                <w:t xml:space="preserve">Tertiary structure of proteins</w:t>
               </w:r>
             </w:hyperlink>
+          </w:p>
+          <w:p>
+            <w:pPr>
+              <w:spacing w:after="20" w:before="0"/>
+            </w:pPr>
+            <w:r>
+              <w:rPr>
+                <w:rFonts w:ascii="Arial" w:cs="Arial" w:eastAsia="Arial" w:hAnsi="Arial"/>
+                <w:i/>
+                <w:iCs/>
+                <w:color w:val="595959"/>
+                <w:sz w:val="16"/>
+                <w:szCs w:val="16"/>
+              </w:rPr>
+              <w:t xml:space="preserve">Related topic: not an exact match for this lesson.</w:t>
+            </w:r>
           </w:p>
           <w:p>
             <w:pPr>
@@ -11622,7 +10059,7 @@
               <w:spacing w:after="10" w:before="0"/>
               <w:ind w:left="120"/>
             </w:pPr>
-            <w:hyperlink w:history="1" r:id="rIddod5g2l1xn-k1xe3rvw7a">
+            <w:hyperlink w:history="1" r:id="rId9wkpne0ccj1tsndpns1xu">
               <w:r>
                 <w:rPr>
                   <w:rFonts w:ascii="Arial" w:cs="Arial" w:eastAsia="Arial" w:hAnsi="Arial"/>
@@ -11667,7 +10104,7 @@
             <w:pPr>
               <w:spacing w:after="20" w:before="0"/>
             </w:pPr>
-            <w:hyperlink w:history="1" r:id="rIdvxjec-suuqlpdso5mjgop">
+            <w:hyperlink w:history="1" r:id="rIdubpb-81rxzqhpwsh3hvxi">
               <w:r>
                 <w:rPr>
                   <w:rFonts w:ascii="Arial" w:cs="Arial" w:eastAsia="Arial" w:hAnsi="Arial"/>
@@ -11676,7 +10113,7 @@
                   <w:szCs w:val="16"/>
                   <w:u w:val="single" w:color="2E75B6"/>
                 </w:rPr>
-                <w:t xml:space="preserve">Lipids</w:t>
+                <w:t xml:space="preserve">Proteins</w:t>
               </w:r>
             </w:hyperlink>
           </w:p>
@@ -11700,7 +10137,7 @@
               <w:spacing w:after="10" w:before="0"/>
               <w:ind w:left="120"/>
             </w:pPr>
-            <w:hyperlink w:history="1" r:id="rIdpmwe58s9ztbyoasep-can">
+            <w:hyperlink w:history="1" r:id="rIdx9yzam3jhdn0ijmbmeslj">
               <w:r>
                 <w:rPr>
                   <w:rFonts w:ascii="Arial" w:cs="Arial" w:eastAsia="Arial" w:hAnsi="Arial"/>
@@ -11742,7 +10179,7 @@
                 <w:sz w:val="18"/>
                 <w:szCs w:val="18"/>
               </w:rPr>
-              <w:t xml:space="preserve">Each group revisits the class Driving Question Board (established in Lesson 1) and performs THREE actions: (1) ANSWER a previous sticky note question if today's evidence allows it — they write 'ANSWERED in L3' on the note and add a brief answer strip below it; (2) ADD at least one new question generated by today's findings (e.g., 'If the body can make some fats itself, why do we still need to eat fat?', 'Why does fat-soluble mean it needs fat to be absorbed?', 'Are there Kenyan foods that have BOTH protein AND fat?'); (3) REVISE their group's 'Chemical Map of Food' card, adding lipids and vitamins as new chemical categories with arrows showing their functions. Groups have 5 minutes for this. The teacher then facilitates a 3-minute whole-class DQB gallery walk — learners read new questions silently and place a dot sticker on the question they find MOST interesting or confusing. The top two dot-sticker questions are flagged as 'priority questions for Lesson 4.'</w:t>
+              <w:t xml:space="preserve">(5 min) Learners return to the class DQB started in Lesson 1. Each group writes on sticky notes (a) one question from the protein evidence that is now answered and (b) one new question that has appeared, such as 'Why do athletes in Iten eat omena or beans if ugali already fills them?', 'Do we need protein every day?', 'How does the body break the protein chain?', or 'What are enzymes made of?'. They stick the notes on the board in the sections 'Energy', 'Growth and repair', or 'Still wondering'. The class chooses one new question to follow in a later lesson.</w:t>
             </w:r>
           </w:p>
         </w:tc>
@@ -11774,7 +10211,7 @@
                 <w:sz w:val="18"/>
                 <w:szCs w:val="18"/>
               </w:rPr>
-              <w:t xml:space="preserve">1. Direct groups to the DQB: 'Go to the board with your group. You have exactly 5 minutes for three jobs — answer what you can, add what you're wondering, update your chemical map card. Assign roles: one writer, one reader of old cards, one map updater.' 2. Circulate during the 5 minutes. Prompt groups that are only adding questions but not answering: 'Look at last lesson's questions about what makes foods different — can you now answer any of those with today's data?' [WAIT 10 seconds.] 3. Facilitate gallery walk: 'Now you have 3 minutes — silent walk, read the new questions, place your dot on the ONE question you find most interesting or most confusing.' [WAIT 3 minutes.] 4. Count dot stickers aloud with the class. Announce: 'These two questions — [read them aloud] — are our priority questions. We will specifically design Lesson 4 to answer them. Write them in your science notebook now.' 5. Connect back: 'Every question you add to this board is a gap in our understanding of WHY the Kisumu child's body is suffering. We are building the answer one lesson at a time.'</w:t>
+              <w:t xml:space="preserve">Say: 'Go back to our driving question about how simple foods give the chemicals athletes need. What can we now answer about protein? What new question did the test make you ask?' Give each group 2 minutes. WAIT 10 seconds before collecting. Cold-call 4 groups to read a note and place it. Ask: 'Which of these questions will help us explain how the body gets energy and repairs itself?' Point out that the enzyme question will be taken up in Lesson 5 and the lipid question in Lesson 4, without teaching them now. Mark answered questions with a tick and a short note, for example 'Beans, milk, egg, omena = protein: Biuret violet'.</w:t>
             </w:r>
           </w:p>
         </w:tc>
@@ -11806,7 +10243,7 @@
                 <w:sz w:val="18"/>
                 <w:szCs w:val="18"/>
               </w:rPr>
-              <w:t xml:space="preserve">Strategy: Living Driving Question Board with Prioritisation Dots. The DQB is a dynamic public record of the class's evolving understanding. The dot-sticker prioritisation is a democratic, low-stakes formative tool that reveals collective confusion and curiosity without individual risk. Requiring groups to ANSWER old questions (not just add new ones) reinforces cumulative learning — learners see their own intellectual progress across lessons. Connecting new DQB questions explicitly to Lesson 4 creates anticipatory sets and maintains narrative momentum across the unit.</w:t>
+              <w:t xml:space="preserve">Driving Question Board (Asking Questions). Linking new questions to evidence shows learners that science is a cycle of answering and asking, and gives them ownership of the unit direction.</w:t>
             </w:r>
           </w:p>
         </w:tc>
@@ -11838,7 +10275,7 @@
                 <w:sz w:val="18"/>
                 <w:szCs w:val="18"/>
               </w:rPr>
-              <w:t xml:space="preserve">Observable indicators: (1) At least one old DQB question is marked 'ANSWERED in L3' per group — if no group can answer any previous question, the teacher should note this as a comprehension gap and plan a brief review at the start of Lesson 4. (2) New questions are conceptually specific (mention a chemical name, a body function, or a Kenyan food) rather than vague ('I want to know more about food') — prompt vague questions with: 'Can you name the chemical you're curious about?' (3) Chemical Map cards now include FOUR chemical categories (carbohydrates, proteins, lipids, vitamins) — cards missing lipids or vitamins indicate the group has not yet integrated today's learning into their conceptual model.</w:t>
+              <w:t xml:space="preserve">Check that each group has at least one answered and one new question; that new questions connect to the phenomenon rather than being unrelated; and that at least 2 questions are about how or why (for example how proteins are broken down). Note which groups still confuse protein with energy storage.</w:t>
             </w:r>
           </w:p>
         </w:tc>
@@ -11895,7 +10332,7 @@
             <w:pPr>
               <w:spacing w:after="20" w:before="0"/>
             </w:pPr>
-            <w:hyperlink w:history="1" r:id="rIdka3toypcewcrl0mjvjpww">
+            <w:hyperlink w:history="1" r:id="rIdafg68zxc52zib3mwwdbec">
               <w:r>
                 <w:rPr>
                   <w:rFonts w:ascii="Arial" w:cs="Arial" w:eastAsia="Arial" w:hAnsi="Arial"/>
@@ -11904,7 +10341,7 @@
                   <w:szCs w:val="16"/>
                   <w:u w:val="single" w:color="2E75B6"/>
                 </w:rPr>
-                <w:t xml:space="preserve">Food and energy in organisms</w:t>
+                <w:t xml:space="preserve">Peptide bond formation</w:t>
               </w:r>
             </w:hyperlink>
           </w:p>
@@ -11944,7 +10381,7 @@
               <w:spacing w:after="10" w:before="0"/>
               <w:ind w:left="120"/>
             </w:pPr>
-            <w:hyperlink w:history="1" r:id="rIdduzsvyiuclsf9in0dosqj">
+            <w:hyperlink w:history="1" r:id="rIdmj86cxnka8jocllmbi3cs">
               <w:r>
                 <w:rPr>
                   <w:rFonts w:ascii="Arial" w:cs="Arial" w:eastAsia="Arial" w:hAnsi="Arial"/>
@@ -11989,7 +10426,7 @@
             <w:pPr>
               <w:spacing w:after="20" w:before="0"/>
             </w:pPr>
-            <w:hyperlink w:history="1" r:id="rIdz8yucfr_fulqupxrtbz76">
+            <w:hyperlink w:history="1" r:id="rIdtzyjkdxaknyp4uomyjzl8">
               <w:r>
                 <w:rPr>
                   <w:rFonts w:ascii="Arial" w:cs="Arial" w:eastAsia="Arial" w:hAnsi="Arial"/>
@@ -11998,7 +10435,7 @@
                   <w:szCs w:val="16"/>
                   <w:u w:val="single" w:color="2E75B6"/>
                 </w:rPr>
-                <w:t xml:space="preserve">Lipids</w:t>
+                <w:t xml:space="preserve">Proteins</w:t>
               </w:r>
             </w:hyperlink>
           </w:p>
@@ -12022,7 +10459,7 @@
               <w:spacing w:after="10" w:before="0"/>
               <w:ind w:left="120"/>
             </w:pPr>
-            <w:hyperlink w:history="1" r:id="rIdvokzpkejarkmyhvx-7wm9">
+            <w:hyperlink w:history="1" r:id="rIdjnzx6vo9cbithqgm2iefw">
               <w:r>
                 <w:rPr>
                   <w:rFonts w:ascii="Arial" w:cs="Arial" w:eastAsia="Arial" w:hAnsi="Arial"/>
@@ -12064,7 +10501,7 @@
                 <w:sz w:val="18"/>
                 <w:szCs w:val="18"/>
               </w:rPr>
-              <w:t xml:space="preserve">Groups retrieve their Cumulative Chemical Model of Food (a large A3 poster building on their Lesson 1 and Lesson 2 notebook models). Today's task: REVISE AND EXPAND the model to include lipids and vitamins. Each group must add: (1) A 'Lipids' section showing the structure (glycerol backbone + 3 fatty acid chains, drawn simply), the function (energy storage, cell membrane component, fat-soluble vitamin carrier), and Kenyan food sources (groundnuts, avocado, coconut, milk); (2) A 'Vitamins' section organised into fat-soluble and water-soluble columns, with at least 2 examples each, their functions, and Kenyan food sources; (3) ARROWS connecting lipids to fat-soluble vitamins (showing that fat is needed to absorb Vitamins A, D, E, K); (4) A RED BORDER or 'MISSING FROM UGALI' label around the chemicals absent from the Kisumu child's ugali-only diet. Groups display their updated models at their stations. A 5-minute peer feedback round follows — each group visits one other group's model and leaves a sticky note with: one GREEN DOT comment ('I see evidence of ___') and one ORANGE DOT question ('I wonder why you ___'). Groups return and read their feedback before the lesson closes.</w:t>
+              <w:t xml:space="preserve">(5 min) Learners add protein to the single class model on chart paper, which already shows carbohydrates (starch in maize in ugali) as the energy chemical from Lessons 1 and 2. A representative from each group adds: foods rich in protein (beans, milk, egg, omena), a drawing of a chain of amino acids, an arrow from protein food to 'amino acids' to 'muscle growth and repair', and a note about the Biuret test (blue to violet). They label how this part explains the athlete's recovery after running, and mark a question mark where lipids and enzymes will be added. Learners then complete the summary table prompt individually in their notebooks, and the teacher closes the lesson.</w:t>
             </w:r>
           </w:p>
         </w:tc>
@@ -12096,7 +10533,7 @@
                 <w:sz w:val="18"/>
                 <w:szCs w:val="18"/>
               </w:rPr>
-              <w:t xml:space="preserve">1. Distribute group models and say: 'Your model must now tell the story of ALL the chemicals we have found so far — carbohydrates, proteins, lipids, vitamins. By the end of this unit it will be a complete chemical story of food. Add today's chemicals using the evidence from your data table and CER paragraph.' 2. Point to the specific model requirement: 'The ARROW connecting lipids to fat-soluble vitamins is non-negotiable — it is the most important scientific connection from today's lesson. Make it visible.' 3. Circulate and prompt: 'Show me on your model where the Kisumu child's diet is missing. Label it clearly — not just one missing chemical, but all the gaps you have found so far.' [WAIT 10 seconds per group.] 4. For the peer feedback round: 'You are not grading each other — you are helping each other see what is strong and what is missing. Green dot: specific evidence you can SEE in their model. Orange dot: a genuine question about their model.' 5. After groups read feedback, close with: 'Look at how much your model has grown since Lesson 1. You started with a question — why do two children eating the same amount of food end up with different bodies? Your model is becoming the answer. What chemical story does it tell so far?' Cold-call 2 individual learners for a 10-second response each. [WAIT 10 seconds per learner.] 6. Final celebration prompt: 'You didn't just learn ABOUT science today — you DID science. You tested real food, you built a real argument, and you revised a real scientific model. That is exactly what biochemists like those at the Kenya Medical Research Institute do every day.'</w:t>
+              <w:t xml:space="preserve">Say: 'Our model must now explain more of the plate. What does protein do that starch does not? Add it where it belongs.' Hand a marker to 4 different learners to add the four parts (foods, chain, arrow to muscle, test colour). WAIT 10 seconds before each, and ask the class: 'Does this addition match our evidence?' Ask: 'Which parts of the plate of ugali, beans, sukuma wiki and milk now have a job in the model?' Cold-call 3 learners. Finish with the template closing: 'You didn't just learn ABOUT science—you DID science!' and tick the celebration checklist: students feel accomplished, value the process and are confident.</w:t>
             </w:r>
           </w:p>
         </w:tc>
@@ -12128,7 +10565,7 @@
                 <w:sz w:val="18"/>
                 <w:szCs w:val="18"/>
               </w:rPr>
-              <w:t xml:space="preserve">Strategy: Cumulative Model Revision with Peer Critique. Iterative model building is a core NGSS Science and Engineering Practice (Developing and Using Models). By returning to the SAME poster across all 6 lessons, learners experience science as a process of progressive refinement rather than a set of isolated facts. The peer feedback structure (green dot / orange dot) introduces scientific peer review in an age-appropriate, non-threatening format. The 'MISSING FROM UGALI' red border keeps the anchoring phenomenon visually present in the model, preventing learners from treating the chemistry as abstract content disconnected from the real child in Kisumu.</w:t>
+              <w:t xml:space="preserve">Cumulative model revision (Developing and Using Models). Adding protein to the same model, rather than starting a new one, shows learners how each investigation builds the whole explanation of the phenomenon.</w:t>
             </w:r>
           </w:p>
         </w:tc>
@@ -12160,7 +10597,7 @@
                 <w:sz w:val="18"/>
                 <w:szCs w:val="18"/>
               </w:rPr>
-              <w:t xml:space="preserve">Observable indicators: (1) Models show the lipid structure (glycerol + fatty acids) — even a simple labelled diagram is sufficient; absence of structure (only a function list) indicates surface-level understanding; prompt: 'What is lipid actually MADE OF at the chemical level?' (2) Arrow between lipids and fat-soluble vitamins is present and labelled — this is the lesson's key integrative concept; absence indicates the connection was not consolidated. (3) 'MISSING FROM UGALI' labels cover at minimum: proteins (from Lesson 2), lipids, and fat-soluble vitamins — models that only mark lipids suggest learners have not integrated Lesson 2 evidence into their current model. (4) Peer feedback sticky notes are specific rather than generic ('I see you drew fatty acids' vs. 'Good model') — collect sticky notes after class to gauge peer understanding quality.</w:t>
+              <w:t xml:space="preserve">Check that the model includes protein foods, amino acids, and growth and repair as linked parts, and that carbohydrate is still shown as the energy source. Look for learners explaining each addition using evidence (Biuret colours, Table 1). Individual summary tables should show correct results: beans, milk, egg white and omena violet; ugali blue.</w:t>
             </w:r>
           </w:p>
         </w:tc>
@@ -12253,7 +10690,7 @@
                 <w:sz w:val="18"/>
                 <w:szCs w:val="18"/>
               </w:rPr>
-              <w:t xml:space="preserve">After the lesson, reflect on the following questions in your professional journal: (1) CONTENT: Did learners successfully make the connection between dietary fat and fat-soluble vitamin absorption? This is the most conceptually demanding idea of the lesson — if fewer than 60% of groups included the connecting arrow in their models, plan a 5-minute re-teach at the start of Lesson 4 using a concrete analogy (e.g., 'Fat-soluble vitamins are like passengers — fat is the bus. No bus, no journey into the body'). (2) EQUITY: Were learners with nut allergies fully included in all practical activities? Did the avocado alternative provide equivalent data? (3) LANGUAGE: Did learners use precise chemical language in their CER paragraphs (naming specific vitamins, fatty acids, glycerol) or did they revert to everyday language ('fats and vitamins are good for you')? Plan vocabulary reinforcement if needed. (4) PHENOMENON CONNECTION: Did the 'MISSING FROM UGALI' model labels show that learners are tracking the phenomenon across lessons (listing protein gaps from Lesson 2 alongside today's lipid/vitamin gaps), or are learners treating each lesson as isolated content? If the latter, begin Lesson 4 with a 3-minute phenomenon recap — show the photographs of the two Kisumu children again and ask: 'What can our model now explain that it couldn't two lessons ago?' (5) SAFETY: Were all ethanol safety protocols followed? Were goggles worn throughout Activity 2? Note any safety incidents for future lesson planning and report as required by school safety policy.</w:t>
+              <w:t xml:space="preserve">Which learners could explain, using Biuret colours and Table 1 values, why ugali stays blue yet beans turn violet? Did groups confuse protein with the main energy store? How well did the paper-clip chain help learners see amino acids joined together? Were safety routines with the reagent followed by every group? Which new DQB questions (for example about enzymes and lipids) should be highlighted for Lessons 4 and 5? What would I change to give quieter learners more speaking time?</w:t>
             </w:r>
           </w:p>
         </w:tc>
@@ -12380,7 +10817,7 @@
                 <w:sz w:val="18"/>
                 <w:szCs w:val="18"/>
               </w:rPr>
-              <w:t xml:space="preserve">Learners performed the translucent spot test and ethanol emulsion test on 8 Kenyan food samples (ugali, groundnuts, avocado, githeri, coconut flesh, whole milk, sukuma wiki, mandazi) and recorded which foods contain lipids. Learners observed that ugali tested negative for lipids in both tests, while groundnuts, avocado, coconut, and milk tested strongly positive. Learners also read and annotated a structured text on fat-soluble and water-soluble vitamins, identifying their roles and Kenyan food sources.</w:t>
+              <w:t xml:space="preserve">We tested beans, milk, egg white, omena and ugali with Biuret reagent. Beans, milk, egg white and omena turned violet; ugali stayed blue. Table 1 shows omena has the most protein (60 g per 100 g), then egg (13 g), beans (8 g), milk (3.3 g) and ugali (2.5 g).</w:t>
             </w:r>
           </w:p>
         </w:tc>
@@ -12446,7 +10883,7 @@
                 <w:sz w:val="18"/>
                 <w:szCs w:val="18"/>
               </w:rPr>
-              <w:t xml:space="preserve">Learners learned that lipids are composed of glycerol and fatty acids and serve as long-term energy stores, cell membrane components, and carriers for fat-soluble vitamins (A, D, E, K). They learned that vitamins are micronutrients needed in small quantities but critical for metabolic processes, immunity, and organ function. Critically, they learned that fat-soluble vitamins cannot be absorbed without dietary fat — meaning a fat-free diet causes both direct lipid deficiency AND indirect vitamin deficiency. Ugali's chemical profile now includes: rich in carbohydrates, low in protein (Lesson 2), and absent in lipids and fat-soluble vitamins (Lesson 3).</w:t>
+              <w:t xml:space="preserve">Proteins are long chains of amino acids. Biuret turns blue to violet when protein is present. Foods like beans, milk, egg and omena are good protein sources, while ugali has too little to detect.</w:t>
             </w:r>
           </w:p>
         </w:tc>
@@ -12512,7 +10949,7 @@
                 <w:sz w:val="18"/>
                 <w:szCs w:val="18"/>
               </w:rPr>
-              <w:t xml:space="preserve">Learners constructed CER (Claim–Evidence–Reasoning) paragraphs arguing that the Kisumu child eating only ugali is deficient in lipids and fat-soluble vitamins in addition to protein. They explained that this deficiency would cause multiple overlapping health effects — not only the swollen belly and thin limbs of kwashiorkor (protein deficiency, Lesson 2), but potentially also night blindness (Vitamin A), weak bones (Vitamin D), and impaired immunity. Learners updated their Cumulative Chemical Model of Food to include lipids and vitamins, connected by a structural arrow showing fat-soluble vitamin absorption dependency, and clearly labelled all chemical gaps in ugali.</w:t>
+              <w:t xml:space="preserve">Athletes in Iten eat beans, milk and omena with ugali because the proteins are digested to amino acids, which the body uses to grow and repair muscle damaged by running, while ugali supplies starch for energy. This adds protein to our model of how a plain plate supports Kipchoge's performance.</w:t>
             </w:r>
           </w:p>
         </w:tc>
@@ -12534,7 +10971,7 @@
         </w:rPr>
         <w:t xml:space="preserve">© 2026 SeaVuria and ARES. Aligned with KICD objectives. Developed by SeaVuria; technical implementation by ARES (with AI assistance from Claude). Licensed under </w:t>
       </w:r>
-      <w:hyperlink w:history="1" r:id="rId2ymqo4sb6aq_2slryuelc">
+      <w:hyperlink w:history="1" r:id="rIdylafge0ntsw3es2ucinct">
         <w:r>
           <w:rPr>
             <w:rFonts w:ascii="Arial" w:cs="Arial" w:eastAsia="Arial" w:hAnsi="Arial"/>
@@ -12555,7 +10992,7 @@
         </w:rPr>
         <w:t xml:space="preserve"> (</w:t>
       </w:r>
-      <w:hyperlink w:history="1" r:id="rId4hji1jeig8zvxuimvzbcc">
+      <w:hyperlink w:history="1" r:id="rIdn4mdl8ukfhkysii5wbnx-">
         <w:r>
           <w:rPr>
             <w:rFonts w:ascii="Arial" w:cs="Arial" w:eastAsia="Arial" w:hAnsi="Arial"/>
@@ -12629,7 +11066,7 @@
                 <w:sz w:val="22"/>
                 <w:szCs w:val="22"/>
               </w:rPr>
-              <w:t xml:space="preserve">LESSON 4 (80 minutes): Building Life's Molecules: Structure of Carbohydrates and Proteins</w:t>
+              <w:t xml:space="preserve">LESSON 4 (80 minutes (double lesson)): Lipids: stored energy and insulation</w:t>
             </w:r>
           </w:p>
         </w:tc>
@@ -12796,7 +11233,7 @@
                 <w:sz w:val="18"/>
                 <w:szCs w:val="18"/>
               </w:rPr>
-              <w:t xml:space="preserve">To investigate the molecular structure of carbohydrates and proteins, and explain how differences in structure determine differences in function — connecting chemical structure directly to the visible health differences observed between the two Kisumu children.</w:t>
+              <w:t xml:space="preserve">Learners gather evidence that lipids are a third chemical of life in Kenyan foods. They use the brown paper and emulsion tests, and use Table 1 fat values to show why lipids store more energy per gram than carbohydrates, and so explain part of how simple foods fuel athletes such as Eliud Kipchoge.</w:t>
             </w:r>
           </w:p>
         </w:tc>
@@ -12862,7 +11299,7 @@
                 <w:sz w:val="18"/>
                 <w:szCs w:val="18"/>
               </w:rPr>
-              <w:t xml:space="preserve">Learners identify and describe the structural units of carbohydrates (monosaccharides, disaccharides, polysaccharides) and proteins (amino acids linked by peptide bonds), including the role of glucose → glycogen storage and amino acids → structural/functional proteins in the body.</w:t>
+              <w:t xml:space="preserve">Lipids (fats, oils and waxes) are made of fatty acids and glycerol. Fats are solid and oils are liquid at room temperature. Lipids are insoluble in water but dissolve in ethanol. The brown paper test gives a translucent spot that stays after drying. The emulsion test gives a cloudy white layer. Lipids give 9 kcal per g, compared with 4 kcal per g for carbohydrate (Lesson 2) and for protein (Lesson 3). Lipids store energy and insulate the body.</w:t>
             </w:r>
           </w:p>
         </w:tc>
@@ -12928,7 +11365,7 @@
                 <w:sz w:val="18"/>
                 <w:szCs w:val="18"/>
               </w:rPr>
-              <w:t xml:space="preserve">Learners construct annotated molecular diagrams, build physical models of carbohydrate and protein molecules using locally available materials (bottle tops and straws), interpret guided reading passages, and map Kenyan food sources to each chemical class.</w:t>
+              <w:t xml:space="preserve">Planning and carrying out an investigation (NGSS SEP 3): performing the brown paper and emulsion tests safely. Analysing and interpreting data (SEP 4): comparing Table 1 fat values and energy. Using mathematics (SEP 5): applying Energy = 4 x C + 4 x P + 9 x F to groundnuts, mandazi and nyama choma. Constructing explanations (SEP 6) and developing models (SEP 2): adding lipids to the class model.</w:t>
             </w:r>
           </w:p>
         </w:tc>
@@ -12994,7 +11431,7 @@
                 <w:sz w:val="18"/>
                 <w:szCs w:val="18"/>
               </w:rPr>
-              <w:t xml:space="preserve">Learners appreciate that the invisible chemical composition of food — not just its quantity — determines health outcomes, developing empathy for communities like those in Kisumu affected by nutritional deficiencies.</w:t>
+              <w:t xml:space="preserve">Curiosity about how everyday Kenyan foods such as groundnuts and mandazi contain hidden chemicals. Respect for peers' ideas during group discussion. Responsibility in handling ethanol and food samples. Appreciation that science explains familiar foods and diet choices.</w:t>
             </w:r>
           </w:p>
         </w:tc>
@@ -13060,7 +11497,7 @@
                 <w:sz w:val="18"/>
                 <w:szCs w:val="18"/>
               </w:rPr>
-              <w:t xml:space="preserve">What are the chemicals of life and what roles do they play in living organisms?</w:t>
+              <w:t xml:space="preserve">1. What are the chemicals of life? 2. How do chemicals of life contribute to the functioning of living organisms?</w:t>
             </w:r>
           </w:p>
         </w:tc>
@@ -13126,7 +11563,7 @@
                 <w:sz w:val="18"/>
                 <w:szCs w:val="18"/>
               </w:rPr>
-              <w:t xml:space="preserve">Lessons 1–3 established that food contains different chemical classes (carbohydrates, proteins, lipids, vitamins, minerals, water) and that food tests can detect their presence. Lesson 4 zooms into the molecular architecture of carbohydrates and proteins — the two classes most central to the anchoring phenomenon — so learners can explain WHY ugali (starch/polysaccharide only) cannot build or repair the body tissues that the Kisumu child with kwashiorkor is visibly losing. This lesson is the structural-understanding pivot of the unit: learners move from 'what is present' to 'how it is built and therefore what it can do.'</w:t>
+              <w:t xml:space="preserve">Lesson 1 named lipids as one of three chemicals of life. Lessons 2 and 3 taught the testing routine (observe, record in a table, conclude) for carbohydrates and proteins. Lesson 4 adds lipids with two new tests and the first evidence that fat holds a lot of energy per gram. This prepares Lesson 5 (enzymes that break food down) and Lesson 6 (comparing Meals A, B and C using fat values and energy).</w:t>
             </w:r>
           </w:p>
         </w:tc>
@@ -13192,7 +11629,7 @@
                 <w:sz w:val="18"/>
                 <w:szCs w:val="18"/>
               </w:rPr>
-              <w:t xml:space="preserve">No hazardous chemicals are used in this lesson. Bottle tops and straws are handled carefully — sharp edges on cut straws should be avoided. Learners with small siblings at home are reminded that bottle tops are a choking hazard and should be stored safely after use. Learners wash hands before and after any food-handling demonstrations.</w:t>
+              <w:t xml:space="preserve">Ethanol is flammable: keep it away from flames and use only small amounts, with no heating of ethanol in the room. Wear goggles during the emulsion test. Do not taste any lab sample, including groundnuts and mandazi used for tests. Check for groundnut allergy before the lesson, and let affected learners record data and handle only the cooking oil and mandazi samples, or observe. Wash hands after testing. Wipe up oil spills at once to prevent slipping. Dispose of waste in the bin and not down the sink.</w:t>
             </w:r>
           </w:p>
         </w:tc>
@@ -13285,7 +11722,7 @@
                 <w:sz w:val="18"/>
                 <w:szCs w:val="18"/>
               </w:rPr>
-              <w:t xml:space="preserve">Learners begin by revisiting the anchoring phenomenon photographs of the two Kisumu children and predicting — now with three lessons of prior evidence — what molecular difference between ugali and githeri might explain the health gap. They then engage in three layered evidence-gathering activities: (1) guided reading and annotated diagram construction on monosaccharides → disaccharides → polysaccharides; (2) physical model-building of a dipeptide using bottle tops (amino acids) and straws (peptide bonds); and (3) a Kenyan food-mapping activity that places familiar foods — ugali, githeri, nyama choma, sugarcane juice, chai — onto a molecular classification chart. Sensemaking occurs through a Gallery Walk of peer-built models and a whole-class discussion anchored to the driving question. The lesson closes with learners revising their personal Driving Question Board cards and their cumulative molecular models.</w:t>
+              <w:t xml:space="preserve">Learners start by predicting which Kenyan foods contain lipids and why a small handful of groundnuts feels so filling. They then test groundnuts, cooking oil, mandazi, nyama choma and maize flour with the brown paper and emulsion tests, recording results in a table as in Lessons 2 and 3. In the Explain Phase they use Table 1 and the Atwater factor of 9 kcal per g to compare the energy in 100 g of groundnuts, mandazi and nyama choma with ugali, linking lipids to energy storage and insulation. The class adds a new question to the Driving Question Board (DQB) and adds lipids to the single class model on chart paper, so that the plain plate of ugali and beans is seen as one that holds several chemicals of life.</w:t>
             </w:r>
           </w:p>
         </w:tc>
@@ -13568,7 +12005,7 @@
             <w:pPr>
               <w:spacing w:after="20" w:before="0"/>
             </w:pPr>
-            <w:hyperlink w:history="1" r:id="rIdm9zq6uh0jfdjirmoswuil">
+            <w:hyperlink w:history="1" r:id="rIdoisizgbksqkqq9v2ctwem">
               <w:r>
                 <w:rPr>
                   <w:rFonts w:ascii="Arial" w:cs="Arial" w:eastAsia="Arial" w:hAnsi="Arial"/>
@@ -13577,7 +12014,7 @@
                   <w:szCs w:val="16"/>
                   <w:u w:val="single" w:color="2E75B6"/>
                 </w:rPr>
-                <w:t xml:space="preserve">Dehydration synthesis or a condensation reaction</w:t>
+                <w:t xml:space="preserve">Lipid overview</w:t>
               </w:r>
             </w:hyperlink>
           </w:p>
@@ -13601,7 +12038,7 @@
               <w:spacing w:after="10" w:before="0"/>
               <w:ind w:left="120"/>
             </w:pPr>
-            <w:hyperlink w:history="1" r:id="rIdua0qebyiiil6zxkfcszdv">
+            <w:hyperlink w:history="1" r:id="rIdpxwq6c0v2critshvlkqpn">
               <w:r>
                 <w:rPr>
                   <w:rFonts w:ascii="Arial" w:cs="Arial" w:eastAsia="Arial" w:hAnsi="Arial"/>
@@ -13639,14 +12076,14 @@
                 <w:sz w:val="16"/>
                 <w:szCs w:val="16"/>
               </w:rPr>
-              <w:t xml:space="preserve">📖 HTML:</w:t>
+              <w:t xml:space="preserve">📖 EXERCISE:</w:t>
             </w:r>
           </w:p>
           <w:p>
             <w:pPr>
               <w:spacing w:after="20" w:before="0"/>
             </w:pPr>
-            <w:hyperlink w:history="1" r:id="rIdcnjqwn_cwfrekkhtqmfly">
+            <w:hyperlink w:history="1" r:id="rIdgykvcc5g7dyxbwyuihmtt">
               <w:r>
                 <w:rPr>
                   <w:rFonts w:ascii="Arial" w:cs="Arial" w:eastAsia="Arial" w:hAnsi="Arial"/>
@@ -13655,7 +12092,7 @@
                   <w:szCs w:val="16"/>
                   <w:u w:val="single" w:color="2E75B6"/>
                 </w:rPr>
-                <w:t xml:space="preserve">Carbohydrate Classification (Flexbook)</w:t>
+                <w:t xml:space="preserve">Lipids</w:t>
               </w:r>
             </w:hyperlink>
           </w:p>
@@ -13671,7 +12108,7 @@
                 <w:sz w:val="14"/>
                 <w:szCs w:val="14"/>
               </w:rPr>
-              <w:t xml:space="preserve">Source: CK-12</w:t>
+              <w:t xml:space="preserve">Source: Khan Academy (English - US curriculum)</w:t>
             </w:r>
           </w:p>
           <w:p>
@@ -13679,7 +12116,7 @@
               <w:spacing w:after="10" w:before="0"/>
               <w:ind w:left="120"/>
             </w:pPr>
-            <w:hyperlink w:history="1" r:id="rIdpvefom3qzkvxkxfyzpesj">
+            <w:hyperlink w:history="1" r:id="rIdgfpdode8in40z3c0vzfql">
               <w:r>
                 <w:rPr>
                   <w:rFonts w:ascii="Arial" w:cs="Arial" w:eastAsia="Arial" w:hAnsi="Arial"/>
@@ -13721,7 +12158,7 @@
                 <w:sz w:val="18"/>
                 <w:szCs w:val="18"/>
               </w:rPr>
-              <w:t xml:space="preserve">Learners are shown the anchoring phenomenon photographs of the two Kisumu children (the child with kwashiorkor eating ugali daily vs. the healthy child eating githeri) displayed at the front of the room. Working individually for 2 minutes, then in pairs for 2 minutes, learners write a prediction in their science notebooks responding to the prompt: 'We now know ugali is mostly starch and githeri contains both starch and protein. Predict: what do you think is DIFFERENT about the molecules in starch versus the molecules in protein — and why might that difference matter for the child's body?' Pairs then share predictions with a neighbouring pair (think-pair-square) before three pairs are cold-called to share with the class. Predictions are recorded on a class 'Before' column of a T-chart on the board titled 'What we predicted vs. what we found.'</w:t>
+              <w:t xml:space="preserve">Learners recall the plain plate of ugali and beans from Lesson 1 and the question of how it fuels Eliud Kipchoge, who trains near Iten. The teacher shows five samples on a tray (roasted groundnuts, cooking oil, mandazi, nyama choma, dry maize flour). Individually, learners write on a sticky note or in their books: (a) which samples they think contain lipids, and (b) what evidence they could see or feel to tell. They then discuss in groups of 4 and agree a ranking from 'most lipid' to 'least lipid'. Learners record their predictions in a prediction table for later checking.</w:t>
             </w:r>
           </w:p>
         </w:tc>
@@ -13753,7 +12190,7 @@
                 <w:sz w:val="18"/>
                 <w:szCs w:val="18"/>
               </w:rPr>
-              <w:t xml:space="preserve">Display the two photographs prominently. Say: 'Look carefully at these two children. You have spent three lessons gathering evidence about the chemicals in food. Today we go deeper — we look INSIDE those chemicals at their molecular structure. Before I show you anything new, I want your best scientific prediction.' Circulate during individual writing — do not correct or affirm. After 2 minutes, say: 'Now share with your partner. You have 2 minutes — both of you must speak.' After pair discussion, say: 'I am going to cold-call three pairs — be ready.' Cold-call Pair 1, Pair 2, Pair 3. For each response, ask a probing follow-up: 'What evidence from our previous lessons supports that prediction?' Allow 10–12 seconds of WAIT TIME after each follow-up before accepting a response. Record key prediction words (e.g. 'starch is simpler,' 'protein has more parts,' 'amino acids') verbatim on the T-chart 'Before' column without evaluation.</w:t>
+              <w:t xml:space="preserve">Say: "In Lesson 1 we named lipids as one of the three chemicals of life. Today we find out how we can prove a food has them." Hold up the groundnuts and say: "A small handful of these keeps a runner going for hours. Write your own prediction first." Give 2 minutes of silent writing. Then ask: "Which of these five foods do you think has the most lipid? What makes you say so?" WAIT TIME 10-15 seconds before taking any answer. Cold-call 4 learners from different groups for their rankings and reasons. Ask 2 learners: "Where have you seen oil leave a mark on paper or a plate at home, for example after eating mandazi?" Record all predictions on the board without judging. Say: "Keep your predictions. We will check them with evidence."</w:t>
             </w:r>
           </w:p>
         </w:tc>
@@ -13785,7 +12222,7 @@
                 <w:sz w:val="18"/>
                 <w:szCs w:val="18"/>
               </w:rPr>
-              <w:t xml:space="preserve">Think-Pair-Square-Share: This strategy activates prior knowledge from Lessons 1–3, surfaces existing mental models about molecular structure, and creates cognitive dissonance that motivates the evidence-gathering phases. Recording predictions publicly commits learners to ideas they will test and revise, making the later sensemaking more meaningful.</w:t>
+              <w:t xml:space="preserve">Predict-Observe-Explain (prediction stage) with Think-Pair-Share. Writing a prediction first lets learners commit to their own ideas, and everyday experience (oil marks from mandazi) becomes the starting point. Comparing rankings in groups surfaces differences that create a need for a test, so the later evidence feels meaningful.</w:t>
             </w:r>
           </w:p>
         </w:tc>
@@ -13817,7 +12254,7 @@
                 <w:sz w:val="18"/>
                 <w:szCs w:val="18"/>
               </w:rPr>
-              <w:t xml:space="preserve">Teacher scans written predictions during circulation — look for evidence that learners are connecting chemical class names (carbohydrate, protein) to function rather than just food names. Observable indicator of readiness: learner writes at least one functional claim (e.g. 'starch gives energy but cannot build muscle'). Learners who write only food names (e.g. 'ugali has starch, githeri has beans') are noted for targeted questioning during Phase 2.</w:t>
+              <w:t xml:space="preserve">Check that at least 80% of learners wrote a ranking with a reason in their books. Look for: Do learners name oil marks, greasy feel or taste as evidence (acceptable everyday ideas)? Do some think maize flour has lipids, or that only oils count and nyama choma does not? Note these ideas on a tally to revisit in the Observe Phase. Listen for whether they connect to the earlier food tests (colour changes) in Lessons 2 and 3.</w:t>
             </w:r>
           </w:p>
         </w:tc>
@@ -13874,7 +12311,7 @@
             <w:pPr>
               <w:spacing w:after="20" w:before="0"/>
             </w:pPr>
-            <w:hyperlink w:history="1" r:id="rIds1fgs7atehusate3hqyhr">
+            <w:hyperlink w:history="1" r:id="rIdpm4yr86ivbd4y5jrwlkz_">
               <w:r>
                 <w:rPr>
                   <w:rFonts w:ascii="Arial" w:cs="Arial" w:eastAsia="Arial" w:hAnsi="Arial"/>
@@ -13883,7 +12320,7 @@
                   <w:szCs w:val="16"/>
                   <w:u w:val="single" w:color="2E75B6"/>
                 </w:rPr>
-                <w:t xml:space="preserve">Peptide bond formation</w:t>
+                <w:t xml:space="preserve">Molecular structure of triglycerides (fats)</w:t>
               </w:r>
             </w:hyperlink>
           </w:p>
@@ -13907,7 +12344,7 @@
               <w:spacing w:after="10" w:before="0"/>
               <w:ind w:left="120"/>
             </w:pPr>
-            <w:hyperlink w:history="1" r:id="rIdoy_k580csryd9e8a95crr">
+            <w:hyperlink w:history="1" r:id="rId3j6d-m_yipu6lrjrsuviv">
               <w:r>
                 <w:rPr>
                   <w:rFonts w:ascii="Arial" w:cs="Arial" w:eastAsia="Arial" w:hAnsi="Arial"/>
@@ -13945,14 +12382,14 @@
                 <w:sz w:val="16"/>
                 <w:szCs w:val="16"/>
               </w:rPr>
-              <w:t xml:space="preserve">📖 EXERCISE:</w:t>
+              <w:t xml:space="preserve">📖 HTML:</w:t>
             </w:r>
           </w:p>
           <w:p>
             <w:pPr>
               <w:spacing w:after="20" w:before="0"/>
             </w:pPr>
-            <w:hyperlink w:history="1" r:id="rId1_eanptc_mrgnmmw2blim">
+            <w:hyperlink w:history="1" r:id="rId1tam8blronzwhjarrvvze">
               <w:r>
                 <w:rPr>
                   <w:rFonts w:ascii="Arial" w:cs="Arial" w:eastAsia="Arial" w:hAnsi="Arial"/>
@@ -13961,7 +12398,7 @@
                   <w:szCs w:val="16"/>
                   <w:u w:val="single" w:color="2E75B6"/>
                 </w:rPr>
-                <w:t xml:space="preserve">Carbohydrate Classification Practice</w:t>
+                <w:t xml:space="preserve">Lipids (Flexbook)</w:t>
               </w:r>
             </w:hyperlink>
           </w:p>
@@ -13985,7 +12422,7 @@
               <w:spacing w:after="10" w:before="0"/>
               <w:ind w:left="120"/>
             </w:pPr>
-            <w:hyperlink w:history="1" r:id="rIdc3kiwr7qpnxytjf3pb_jb">
+            <w:hyperlink w:history="1" r:id="rIdyi4gksxqk-rto3yp3qcrf">
               <w:r>
                 <w:rPr>
                   <w:rFonts w:ascii="Arial" w:cs="Arial" w:eastAsia="Arial" w:hAnsi="Arial"/>
@@ -14027,7 +12464,7 @@
                 <w:sz w:val="18"/>
                 <w:szCs w:val="18"/>
               </w:rPr>
-              <w:t xml:space="preserve">ACTIVITY A — Guided Reading &amp; Annotated Diagrams (25 minutes): Learners receive a one-page illustrated reading passage (ARES platform resource) titled 'From Sugar to Starch: The Architecture of Carbohydrates' and a second passage titled 'Amino Acids: The Alphabet of Proteins.' Each passage includes structural diagrams (glucose ring, glycosidic bond forming maltose, glycogen branching diagram; generic amino acid structure, peptide bond formation, short polypeptide chain). Learners read individually for 8 minutes, then use coloured pencils to annotate their diagrams: (a) label monomer units in one colour, (b) label the bond type in a second colour, (c) write a one-sentence function note next to each polymer. ACTIVITY B — Model Building (15 minutes): In groups of four, learners receive 20 bottle tops (representing amino acids — different colours for different R-groups), 10 straws cut to 3 cm lengths (representing peptide bonds), and a modelling instruction card. Groups construct: (i) a monosaccharide 'monomer' using a single bottle top with a label; (ii) a disaccharide by connecting two bottle tops with one straw; (iii) a polysaccharide chain of at least six bottle tops; (iv) a dipeptide and then a tripeptide using bottle tops of mixed colours. Groups photograph their models using the ARES tablet (if available) or sketch them into notebooks. ACTIVITY C — Kenyan Food Molecule Mapping (5 minutes): Each group receives a blank classification chart with columns: Monosaccharide / Disaccharide / Polysaccharide / Protein. They are given cards bearing the names: glucose (in sugarcane juice), sucrose (in chai), starch (in ugali), glycogen (stored in nyama choma meat), amino acids (in beans/githeri), keratin (in hair/nails), haemoglobin (in blood). Groups place each card in the correct column.</w:t>
+              <w:t xml:space="preserve">In groups of 4, learners carry out two tests on each sample: groundnuts, cooking oil, mandazi, nyama choma and maize flour (comparison sample). BROWN PAPER TEST: rub a small amount of each sample on a labelled piece of brown paper, with water as a control. Leave to dry for 10 minutes, then hold each up to the light and note whether a translucent (see-through) spot remains. EMULSION TEST: crush a small piece of groundnut (or put 5 drops of cooking oil) in a dry test tube with about 2 cm3 of ethanol, shake well so the lipid dissolves, then pour the clear liquid into a second tube holding 2 cm3 of water. A cloudy white layer shows lipid. Learners record results in a table with columns: food, brown paper spot (translucent / no spot), emulsion test (cloudy white / clear), conclusion. Expected results: groundnuts, cooking oil, mandazi and nyama choma leave a translucent spot that stays after drying (lipid present). The emulsion test gives a cloudy white layer for groundnuts and cooking oil. Maize flour gives no translucent spot. Learners compare these with their predictions and with the Table 1 fat values (groundnuts 49 g, mandazi 15 g, nyama choma 15 g, ugali 0.6 g per 100 g). Learners must also explain why the water control spot disappears but the oil spot stays.</w:t>
             </w:r>
           </w:p>
         </w:tc>
@@ -14059,7 +12496,7 @@
                 <w:sz w:val="18"/>
                 <w:szCs w:val="18"/>
               </w:rPr>
-              <w:t xml:space="preserve">Distribute reading passages and coloured pencils. Say: 'You have 8 minutes of silent reading. As you read, use your pencils — do not just highlight, ANNOTATE. I want to see your thinking on the page.' Set a visible timer. Circulate and look for annotation quality — if a learner is not annotating, crouch to their level and whisper: 'Show me with your pencil what a monomer is in that diagram.' After 8 minutes, say: 'Now annotate your diagrams using the three tasks on the board' (display tasks). Give 7 minutes. Transition to model building: 'In your groups, you are about to become molecular architects. Your bottle tops are amino acids. Your straws are peptide bonds. Build what I describe — step by step.' Read each build step aloud, demonstrate ONE step physically at the front using oversized props if available, then release groups to build. After 10 minutes of building, say: 'You have 2 minutes — sketch your final model in your notebook and write ONE sentence: what does this model tell us about why proteins are so varied?' Allow 12 seconds WAIT TIME after posing that question before groups write. For food mapping, distribute cards and say: 'Place each card in the correct column. Disagreements are good — argue with evidence from your reading.' After 4 minutes, cold-call two groups to justify one placement each.</w:t>
+              <w:t xml:space="preserve">Before starting, hold up the safety reminders: "Goggles on. Ethanol stays away from flames. No tasting any sample, not even the groundnuts." Demonstrate once how to rub a sample on the paper and how to pour the ethanol layer into the water. Circulate with a checklist and ask: "What do you see when you hold the paper up to the light? Describe it exactly." WAIT TIME 10-15 seconds after each question before prompting. Ask: "Why do we test water on the paper too?" Ask one group: "Maize flour is the main food in ugali. What does your result tell you about the lipid in it?" Cold-call 3 groups to report their table row for nyama choma and mandazi and ask: "Did that match your prediction?" Challenge the idea that only liquid oils contain lipid: "Nyama choma is solid meat. Why does it leave a spot too?" Do not give the explanation yet; say "Keep that question for the next phase." Collect the class results on a board table.</w:t>
             </w:r>
           </w:p>
         </w:tc>
@@ -14091,7 +12528,7 @@
                 <w:sz w:val="18"/>
                 <w:szCs w:val="18"/>
               </w:rPr>
-              <w:t xml:space="preserve">Annotated Diagram + Physical Modelling (Dual Coding + Embodied Cognition): Annotating structural diagrams with colour-coded labels forces learners to distinguish monomers from polymers and bonds from molecules — a distinction that is frequently confused. Physical model-building with bottle tops and straws engages spatial and kinesthetic reasoning, making abstract molecular geometry concrete. Together, these strategies build a multi-representational understanding of molecular structure that learners can later deploy in explanation and model-building phases.</w:t>
+              <w:t xml:space="preserve">Evidence table with controlled comparison. Using a water control and a maize flour comparison helps learners see that the test result comes from the lipid and not from the paper getting wet. Reusing the same results-table routine from Lessons 2 and 3 builds transfer of method. Comparing two different tests on the same samples shows that more than one line of evidence supports the same claim.</w:t>
             </w:r>
           </w:p>
         </w:tc>
@@ -14123,7 +12560,7 @@
                 <w:sz w:val="18"/>
                 <w:szCs w:val="18"/>
               </w:rPr>
-              <w:t xml:space="preserve">During annotation: teacher looks for correct colour-coding — specifically that glycosidic bonds and peptide bonds are labelled separately and not confused. Observable indicator: learner correctly labels a peptide bond between two amino acid bottle tops AND writes a function note distinguishing 'energy storage' (glycogen) from 'body building' (protein). During food mapping: observable indicator of understanding is correct placement of glycogen (polysaccharide, not protein) — this is a common error that reveals whether learners have read carefully. Flag any group that places glycogen under 'Protein' for targeted re-teaching during Phase 3.</w:t>
+              <w:t xml:space="preserve">Observable indicators: learners wear goggles and keep ethanol away from flames (tick on checklist); the results table has all four columns filled for five foods; learners correctly state that the spot staying after drying means lipid is present; learners can say that maize flour gave no translucent spot. Common error to watch: reading a wet spot as a positive result before it has dried; reminding them to wait the full 10 minutes. Ask 3 learners to point to the control spot and explain what it shows.</w:t>
             </w:r>
           </w:p>
         </w:tc>
@@ -14180,7 +12617,7 @@
             <w:pPr>
               <w:spacing w:after="20" w:before="0"/>
             </w:pPr>
-            <w:hyperlink w:history="1" r:id="rId98blkeifadq4qig8t-91u">
+            <w:hyperlink w:history="1" r:id="rIdvtsk52dnjnafvp3izwkao">
               <w:r>
                 <w:rPr>
                   <w:rFonts w:ascii="Arial" w:cs="Arial" w:eastAsia="Arial" w:hAnsi="Arial"/>
@@ -14189,7 +12626,7 @@
                   <w:szCs w:val="16"/>
                   <w:u w:val="single" w:color="2E75B6"/>
                 </w:rPr>
-                <w:t xml:space="preserve">Dehydration synthesis or a condensation reaction</w:t>
+                <w:t xml:space="preserve">Lipid overview</w:t>
               </w:r>
             </w:hyperlink>
           </w:p>
@@ -14213,7 +12650,7 @@
               <w:spacing w:after="10" w:before="0"/>
               <w:ind w:left="120"/>
             </w:pPr>
-            <w:hyperlink w:history="1" r:id="rIdvoemqou_dizkwrtocb7pp">
+            <w:hyperlink w:history="1" r:id="rId4cw4cesusnn_yfkffeisl">
               <w:r>
                 <w:rPr>
                   <w:rFonts w:ascii="Arial" w:cs="Arial" w:eastAsia="Arial" w:hAnsi="Arial"/>
@@ -14251,14 +12688,14 @@
                 <w:sz w:val="16"/>
                 <w:szCs w:val="16"/>
               </w:rPr>
-              <w:t xml:space="preserve">📖 HTML:</w:t>
+              <w:t xml:space="preserve">📖 EXERCISE:</w:t>
             </w:r>
           </w:p>
           <w:p>
             <w:pPr>
               <w:spacing w:after="20" w:before="0"/>
             </w:pPr>
-            <w:hyperlink w:history="1" r:id="rIdeamhvfthxmrgp7yzytvzf">
+            <w:hyperlink w:history="1" r:id="rIdzxnqjxw3mu5ozilfj_phn">
               <w:r>
                 <w:rPr>
                   <w:rFonts w:ascii="Arial" w:cs="Arial" w:eastAsia="Arial" w:hAnsi="Arial"/>
@@ -14267,7 +12704,7 @@
                   <w:szCs w:val="16"/>
                   <w:u w:val="single" w:color="2E75B6"/>
                 </w:rPr>
-                <w:t xml:space="preserve">Carbohydrate Classification (Flexbook)</w:t>
+                <w:t xml:space="preserve">Lipids Practice</w:t>
               </w:r>
             </w:hyperlink>
           </w:p>
@@ -14291,7 +12728,7 @@
               <w:spacing w:after="10" w:before="0"/>
               <w:ind w:left="120"/>
             </w:pPr>
-            <w:hyperlink w:history="1" r:id="rIdghfoo3ynfcbqwt71stgln">
+            <w:hyperlink w:history="1" r:id="rIdys_cvk-ycjyqunfbj1pi3">
               <w:r>
                 <w:rPr>
                   <w:rFonts w:ascii="Arial" w:cs="Arial" w:eastAsia="Arial" w:hAnsi="Arial"/>
@@ -14333,7 +12770,7 @@
                 <w:sz w:val="18"/>
                 <w:szCs w:val="18"/>
               </w:rPr>
-              <w:t xml:space="preserve">GALLERY WALK — Molecular Model Exhibition (10 minutes): Each group's bottle-top model is placed on their desk with a sticky-note label. Half the class circulates (Walkers) while the other half stands by their model as 'Explainers.' After 4 minutes, roles swap. Walkers must write one question and one connection on a sticky note left at each model they visit. WHOLE-CLASS SENSEMAKING DISCUSSION (10 minutes): Teacher facilitates a structured discussion using the following sequence of questions, returning always to the anchoring phenomenon. Learners respond in full sentences, referencing their models and diagrams. The class builds a shared explanation on the board: 'Ugali provides starch (a polysaccharide of glucose). Glucose monomers release energy. BUT — glucose monomers contain only C, H, and O. Amino acids contain N (nitrogen) as well. The body cannot build proteins — including muscle, enzymes, and the protein albumin that prevents the swollen belly — without amino acids. Githeri provides amino acids from beans. Ugali alone does not. This is why the child eating only ugali develops kwashiorkor.' Learners write this explanation in their own words in their notebooks as a 'Sensemaking Summary.'</w:t>
+              <w:t xml:space="preserve">Learners use their test results and Table 1 to build an explanation. Step 1: In groups, they list the foods that tested positive and look at the fat per 100 g in Table 1: groundnuts 49 g, mandazi 15 g, nyama choma 15 g, ugali 0.6 g. Step 2: Learners are told that lipids (fats, oils and waxes) are made of fatty acids and glycerol, that fats are solid and oils are liquid at room temperature, and that waxes are another type of lipid, for example on plant leaves and in beeswax. Step 3: Learners calculate the energy in 100 g of groundnuts, mandazi and nyama choma using Energy = 4 x C + 4 x P + 9 x F, and check their answers: groundnuts 64 + 104 + 441 = 609 kcal; mandazi 180 + 24 + 135 = 339 kcal; nyama choma 108 + 135 = 243 kcal. Step 4: They compare how much of the energy comes from fat in groundnuts (441 of 609 kcal), and compare with ugali at 119.4 kcal per 100 g (from Lesson 2: mainly starch, 104 kcal from carbohydrate). They state that 1 g of lipid gives 9 kcal while 1 g of carbohydrate gives 4 kcal, so fat holds more than twice the energy per gram (9 / 4 = 2.25). Step 5: Learners explain roles: lipids store energy in the body in fat tissue, and lipids insulate, with a layer of fat under the skin reducing heat loss, and they link this to why Kenyan athletes need some fat but their main fuel is carbohydrate, with glycogen about 2,000 kcal against the 2,200 kcal marathon cost. Learners then write a claim-evidence-reasoning paragraph: 'Groundnuts contain lipid because...' and one sentence on why nyama choma and mandazi are also lipid foods.</w:t>
             </w:r>
           </w:p>
         </w:tc>
@@ -14365,7 +12802,7 @@
                 <w:sz w:val="18"/>
                 <w:szCs w:val="18"/>
               </w:rPr>
-              <w:t xml:space="preserve">Initiate Gallery Walk: 'Explainers — your job is to explain your model to every Walker who visits. Use the words: monomer, polymer, bond, function. Walkers — leave a question AND a connection at every model.' Set 4-minute timer. After swap, set another 4-minute timer. Bring class back together: 'Let us build our explanation together. I am going to ask you three questions. Each answer gets us closer to solving the mystery of our two Kisumu children.' Q1: 'What elements are found in carbohydrates?' (Cold-call 1 learner — WAIT 10 seconds.) Q2: 'What extra element is found in amino acids that is NOT in glucose?' (Cold-call 1 learner — WAIT 12 seconds. Expected: nitrogen.) Q3 (to whole class, think-pair then share): 'If the Kisumu child eating only ugali has NO dietary source of amino acids — what happens to body tissues that need constant protein repair, like muscle and blood proteins?' (Pair discuss 90 seconds, then cold-call 2 pairs.) Scribe key words on board: C-H-O (carbohydrates) vs. C-H-O-N-S (proteins). Say: 'This is the molecular reason. Not quantity of food — CHEMICAL COMPOSITION of food. Write your own sensemaking summary now — 3–4 sentences, in your own words, connecting molecular structure to the child's condition.'</w:t>
+              <w:t xml:space="preserve">Say: "We have evidence that lipids are in four of our foods. Now we explain what lipids are and why they matter for our runner." Introduce structure briefly using the chart: "A lipid is built from fatty acids and glycerol, like a small frame holding three tails." Ask: "Fats are solid and oils are liquid at room temperature. Name one of each from your kitchen at home." Cold-call 3 learners. Model the first calculation on the board (groundnuts), then let groups do mandazi and nyama choma. Circulate and ask: "Which part of the sum gives the fat energy? How did you get 441?" WAIT TIME 10-15 seconds. Ask: "Compare 100 g of groundnuts at 609 kcal with 100 g of ugali at 119.4 kcal. What do you notice?" Cold-call 4 groups. Ask: "Eliud Kipchoge's marathon costs about 2,200 kcal and his stored glycogen is about 2,000 kcal. Where would extra energy storage come from, and why might too much fat be a problem for running at 52 kg?" Accept reasoned answers and push for evidence: "Which number supports that?" For insulation, ask: "Why might Iten's cool mornings matter for body fat?" Do not introduce enzymes or digestion of fats; say "We will see in Lesson 5 how enzymes break food down." Give sentence frames for the CER paragraph: "The evidence is... This shows..."</w:t>
             </w:r>
           </w:p>
         </w:tc>
@@ -14397,7 +12834,7 @@
                 <w:sz w:val="18"/>
                 <w:szCs w:val="18"/>
               </w:rPr>
-              <w:t xml:space="preserve">Gallery Walk + Socratic Questioning Sequence: The Gallery Walk distributes the explanatory burden across all groups and forces learners to articulate molecular structure in their own words — a high-leverage retrieval and elaboration practice. The Socratic questioning sequence scaffolds learners from elemental composition → structural difference → physiological consequence → phenomenon explanation, mirroring the scientific reasoning chain. Writing the Sensemaking Summary consolidates understanding and produces a formative artefact.</w:t>
+              <w:t xml:space="preserve">Claim-Evidence-Reasoning (CER) with quantitative comparison. Calculating energy from fat values turns the idea of 'stored energy' into a number that learners can compare (9 kcal per g against 4 kcal per g), so the explanation is based on data. Linking each calculation back to the 2,200 kcal marathon and 2,000 kcal glycogen keeps the phenomenon central. Naming the structure (fatty acids and glycerol) after the observations ensures the vocabulary explains evidence the learners already have.</w:t>
             </w:r>
           </w:p>
         </w:tc>
@@ -14429,7 +12866,7 @@
                 <w:sz w:val="18"/>
                 <w:szCs w:val="18"/>
               </w:rPr>
-              <w:t xml:space="preserve">Teacher reads 4–5 Sensemaking Summaries during the final minutes of the phase (circulate and photograph with tablet or read over shoulder). Observable indicator of proficiency: learner's summary (a) names at least one monomer for each macromolecule class, (b) identifies nitrogen as the key distinguishing element in amino acids, and (c) explicitly connects protein absence to a named symptom of the Kisumu child (swollen belly = loss of albumin protein, or thin limbs = loss of muscle protein). Learners who write only 'ugali has no protein' without molecular reasoning are identified for additional scaffolding in Phase 5.</w:t>
+              <w:t xml:space="preserve">Check the calculations: groundnuts 609 kcal, mandazi 339 kcal, nyama choma 243 kcal (accept if shown with working). Success indicator: learners write that lipid gives 9 kcal per g and that this is more than twice the 4 kcal per g of carbohydrate. Check that the CER paragraph names a result (translucent spot or cloudy white layer), cites a Table 1 number, and states a role (energy storage or insulation). Exit prompt on a slip: 'Name the two parts of a lipid and one role.' Expect 'fatty acids and glycerol' and 'energy store' or 'insulation'. Re-teach groups that confuse lipids with carbohydrates or who use 4 instead of 9 for fat.</w:t>
             </w:r>
           </w:p>
         </w:tc>
@@ -14486,7 +12923,7 @@
             <w:pPr>
               <w:spacing w:after="20" w:before="0"/>
             </w:pPr>
-            <w:hyperlink w:history="1" r:id="rIdv9imu5my8pljmrr5ntssk">
+            <w:hyperlink w:history="1" r:id="rIdsdxagifmt5ppdb05ndhh8">
               <w:r>
                 <w:rPr>
                   <w:rFonts w:ascii="Arial" w:cs="Arial" w:eastAsia="Arial" w:hAnsi="Arial"/>
@@ -14495,7 +12932,7 @@
                   <w:szCs w:val="16"/>
                   <w:u w:val="single" w:color="2E75B6"/>
                 </w:rPr>
-                <w:t xml:space="preserve">Peptide bond formation</w:t>
+                <w:t xml:space="preserve">Molecular structure of triglycerides (fats)</w:t>
               </w:r>
             </w:hyperlink>
           </w:p>
@@ -14519,7 +12956,7 @@
               <w:spacing w:after="10" w:before="0"/>
               <w:ind w:left="120"/>
             </w:pPr>
-            <w:hyperlink w:history="1" r:id="rIdnomdcgezdu390sbpeaknt">
+            <w:hyperlink w:history="1" r:id="rIdxoh1taz1evvnsglrqccot">
               <w:r>
                 <w:rPr>
                   <w:rFonts w:ascii="Arial" w:cs="Arial" w:eastAsia="Arial" w:hAnsi="Arial"/>
@@ -14564,7 +13001,7 @@
             <w:pPr>
               <w:spacing w:after="20" w:before="0"/>
             </w:pPr>
-            <w:hyperlink w:history="1" r:id="rIdkvutmxp6i82_fitrbmrwh">
+            <w:hyperlink w:history="1" r:id="rId-h5fhxjq1-7p2qhmp9eut">
               <w:r>
                 <w:rPr>
                   <w:rFonts w:ascii="Arial" w:cs="Arial" w:eastAsia="Arial" w:hAnsi="Arial"/>
@@ -14573,7 +13010,7 @@
                   <w:szCs w:val="16"/>
                   <w:u w:val="single" w:color="2E75B6"/>
                 </w:rPr>
-                <w:t xml:space="preserve">Carbohydrate Classification Practice</w:t>
+                <w:t xml:space="preserve">Lipids</w:t>
               </w:r>
             </w:hyperlink>
           </w:p>
@@ -14589,7 +13026,7 @@
                 <w:sz w:val="14"/>
                 <w:szCs w:val="14"/>
               </w:rPr>
-              <w:t xml:space="preserve">Source: CK-12</w:t>
+              <w:t xml:space="preserve">Source: Khan Academy (English - US curriculum)</w:t>
             </w:r>
           </w:p>
           <w:p>
@@ -14597,7 +13034,7 @@
               <w:spacing w:after="10" w:before="0"/>
               <w:ind w:left="120"/>
             </w:pPr>
-            <w:hyperlink w:history="1" r:id="rId3yvckiidlxmmnwy7wuthb">
+            <w:hyperlink w:history="1" r:id="rId5ja_ho1eu7ngryvoqccmr">
               <w:r>
                 <w:rPr>
                   <w:rFonts w:ascii="Arial" w:cs="Arial" w:eastAsia="Arial" w:hAnsi="Arial"/>
@@ -14639,7 +13076,7 @@
                 <w:sz w:val="18"/>
                 <w:szCs w:val="18"/>
               </w:rPr>
-              <w:t xml:space="preserve">Learners return to the class Driving Question Board. Each learner receives two sticky notes of different colours — one colour for 'Questions this lesson ANSWERED' and one for 'New questions this lesson RAISED.' Individually (3 minutes), learners write: (a) one answered question connected to today's molecular structure learning (e.g. 'Why can't ugali alone build muscle? Because starch has no nitrogen-containing amino acids.') and (b) one new question raised (e.g. 'How does the body break polysaccharides back into glucose — and where does this happen?' or 'Are all proteins in githeri beans actually usable by the human body?'). Sticky notes are placed on the DQB. Teacher reads three 'new questions' aloud and the class votes (thumbs up) on which ones are most exciting — these become preview hooks for Lessons 5 and 6.</w:t>
+              <w:t xml:space="preserve">Learners return to the class DQB. In groups, they write new questions on sticky notes arising from today's evidence, for example: 'If groundnuts have so much energy, why do athletes eat mostly ugali?' or 'How does the body use stored fat when running?' They place each note on the board, then place one sticky note with an answer they can now give from Lesson 4 on an existing question about energy. They sort questions into: answered now, partly answered, and still to investigate (to be taken up in Lessons 5 and 6).</w:t>
             </w:r>
           </w:p>
         </w:tc>
@@ -14671,7 +13108,7 @@
                 <w:sz w:val="18"/>
                 <w:szCs w:val="18"/>
               </w:rPr>
-              <w:t xml:space="preserve">Say: 'Our Driving Question Board is a living record of our growing understanding. Today we go back to it. I want two sticky notes from each of you — one for what we can now ANSWER, one for what we still wonder.' Distribute sticky notes. Allow 3 minutes of silent individual writing. As learners post notes, circulate and read them — do not correct yet. Select three 'new question' notes that align with upcoming lessons (digestion, lipids, enzymes). Read them aloud: 'Someone asks: [read question]. Hands up — who else wonders this?' Count hands visibly. Say: 'These questions will drive our next two lessons. Your curiosity is doing exactly what scientists' curiosity does — it points to the next investigation.' Point to the DQB and say: 'Notice how our board has grown since Lesson 1. Four lessons ago, many of you could not explain the difference between the two children. What can you explain now?'</w:t>
+              <w:t xml:space="preserve">Say: "Look at the board. Which of our questions did lipids help us answer today?" WAIT TIME 10-15 seconds. Cold-call 3 groups to move or mark one note. Ask: "What new question has today's evidence made you ask?" Collect 4 new questions and read them aloud. Highlight those about digestion and about which meal is better for a runner, and say: "Lesson 5 helps with how food is broken down, and Lesson 6 will use data to compare meals." Check that the notes are specific and testable rather than 'What is a lipid?'. Prompt: "What would you need to measure or observe to answer your question?"</w:t>
             </w:r>
           </w:p>
         </w:tc>
@@ -14703,7 +13140,7 @@
                 <w:sz w:val="18"/>
                 <w:szCs w:val="18"/>
               </w:rPr>
-              <w:t xml:space="preserve">Driving Question Board Revision (Metacognitive Progress Tracking): Revisiting the DQB at the end of each lesson makes learning growth visible and tangible. Distinguishing 'answered' from 'new' questions trains learners to recognise the iterative nature of scientific inquiry — answering one question always generates new ones. Public voting on new questions builds collective ownership of the inquiry and previews upcoming lessons with genuine learner-generated curiosity.</w:t>
+              <w:t xml:space="preserve">Driving Question Board as a record of growing understanding. Having learners link evidence to existing questions and write new ones keeps ownership of the learning with them and shows how each lesson moves the inquiry on towards the driving question about how simple foods provide energy, growth and repair.</w:t>
             </w:r>
           </w:p>
         </w:tc>
@@ -14735,7 +13172,7 @@
                 <w:sz w:val="18"/>
                 <w:szCs w:val="18"/>
               </w:rPr>
-              <w:t xml:space="preserve">Teacher photographs the DQB after sticky notes are placed. Observable indicators: (a) 'answered' notes reference molecular vocabulary from today (monomer, polymer, amino acid, peptide bond, glycosidic bond) — not just food names; (b) 'new question' notes are scientifically framed (begin with 'how,' 'why,' 'what happens when') rather than purely factual ('what is a protein'). Any learner whose 'answered' note is still at the food-name level (e.g. 'githeri has protein, ugali does not') is paired with a stronger peer for the model-building phase.</w:t>
+              <w:t xml:space="preserve">Count how many groups add at least one new question and at least one answer link. Look for questions that mention a number or a food (for example 'Why does groundnut have 49 g fat?'). Note learners who connect lipids to the athlete (energy, insulation) and those who only ask definition questions. Use this to plan prompts for Lesson 5.</w:t>
             </w:r>
           </w:p>
         </w:tc>
@@ -14792,7 +13229,7 @@
             <w:pPr>
               <w:spacing w:after="20" w:before="0"/>
             </w:pPr>
-            <w:hyperlink w:history="1" r:id="rIdm__3nvxpgpatz691r_vbx">
+            <w:hyperlink w:history="1" r:id="rIdly4ublyjripur7wwtyzhv">
               <w:r>
                 <w:rPr>
                   <w:rFonts w:ascii="Arial" w:cs="Arial" w:eastAsia="Arial" w:hAnsi="Arial"/>
@@ -14801,7 +13238,7 @@
                   <w:szCs w:val="16"/>
                   <w:u w:val="single" w:color="2E75B6"/>
                 </w:rPr>
-                <w:t xml:space="preserve">Hydrolysis</w:t>
+                <w:t xml:space="preserve">Cellular respiration</w:t>
               </w:r>
             </w:hyperlink>
           </w:p>
@@ -14841,7 +13278,7 @@
               <w:spacing w:after="10" w:before="0"/>
               <w:ind w:left="120"/>
             </w:pPr>
-            <w:hyperlink w:history="1" r:id="rId4dcqez3u5c0i-1g15ev8p">
+            <w:hyperlink w:history="1" r:id="rIdpzw-hrshq56hh1_aq7f1n">
               <w:r>
                 <w:rPr>
                   <w:rFonts w:ascii="Arial" w:cs="Arial" w:eastAsia="Arial" w:hAnsi="Arial"/>
@@ -14886,7 +13323,7 @@
             <w:pPr>
               <w:spacing w:after="20" w:before="0"/>
             </w:pPr>
-            <w:hyperlink w:history="1" r:id="rIdwuqmbyhveo9fby5y3aqoh">
+            <w:hyperlink w:history="1" r:id="rIdlgpemydnuk0jpq5yjhubh">
               <w:r>
                 <w:rPr>
                   <w:rFonts w:ascii="Arial" w:cs="Arial" w:eastAsia="Arial" w:hAnsi="Arial"/>
@@ -14895,7 +13332,7 @@
                   <w:szCs w:val="16"/>
                   <w:u w:val="single" w:color="2E75B6"/>
                 </w:rPr>
-                <w:t xml:space="preserve">Carbohydrate Classification (Flexbook)</w:t>
+                <w:t xml:space="preserve">Lipids (Flexbook)</w:t>
               </w:r>
             </w:hyperlink>
           </w:p>
@@ -14919,7 +13356,7 @@
               <w:spacing w:after="10" w:before="0"/>
               <w:ind w:left="120"/>
             </w:pPr>
-            <w:hyperlink w:history="1" r:id="rIdzgptyg-gotzyhbq1yf7t0">
+            <w:hyperlink w:history="1" r:id="rIdaldrcvehcenlkwe0_vxvq">
               <w:r>
                 <w:rPr>
                   <w:rFonts w:ascii="Arial" w:cs="Arial" w:eastAsia="Arial" w:hAnsi="Arial"/>
@@ -14961,7 +13398,7 @@
                 <w:sz w:val="18"/>
                 <w:szCs w:val="18"/>
               </w:rPr>
-              <w:t xml:space="preserve">Learners open their cumulative unit model — a large annotated diagram they have been building since Lesson 1, representing 'What food is made of and what it does in the body.' Today, they add Layer 4: Molecular Structure. Using pencil and coloured pens, each learner adds to their personal model: (a) a carbohydrate section showing glucose → maltose → starch/glycogen with labelled glycosidic bonds and a note on function (energy release / energy storage); (b) a protein section showing 2–3 differently coloured amino acids connected by labelled peptide bonds, with a note on function (body-building, enzymes, transport proteins like haemoglobin); (c) a Kenyan food icon next to each chemical class (ear of maize → starch; beans/githeri → protein; sugarcane → glucose). In the corner of their model, learners draw a small 'Phenomenon Connection Arrow' pointing to a mini-sketch of the two Kisumu children and write one sentence: 'The child eating only ugali lacks [X] because ugali provides [Y] but not [Z].' Groups of four peer-review each other's models using a three-point checklist: (1) Are monomers and polymers both shown? (2) Is the bond type labelled? (3) Is there a Kenyan food example for each class? Learners initial each other's models to confirm peer review.</w:t>
+              <w:t xml:space="preserve">Learners revisit the single class model on chart paper (started in Lesson 1, with carbohydrates added in Lesson 2 and proteins in Lesson 3). Each group sends a representative to add lipids: a box for 'lipids (fats, oils, waxes)' showing groundnuts, cooking oil, milk fat and nyama choma as sources, 'fatty acids and glycerol' as building parts, an arrow labelled '9 kcal per g' to 'energy store', and a second arrow to 'insulation under the skin'. They also add a line showing how lipids connect to the other two chemicals in the plate of ugali, beans, sukuma wiki and milk, and write a brief note on the evidence (brown paper and emulsion tests, Table 1). Learners then update their own copy of the model in their books and write one sentence: 'Lipids help a runner like Kipchoge by...'. Close with the celebration: learners reflect on what they did and feel confident about.</w:t>
             </w:r>
           </w:p>
         </w:tc>
@@ -14993,7 +13430,7 @@
                 <w:sz w:val="18"/>
                 <w:szCs w:val="18"/>
               </w:rPr>
-              <w:t xml:space="preserve">Say: 'Your model is your most important scientific artefact in this unit. Today it grows again. Open to your model page. You are adding Layer 4 — Molecular Structure. I will give you 10 minutes. Use the board diagram and your annotated reading to guide you — do not copy, TRANSLATE the ideas into your own model.' Display a partially completed exemplar model on the board (teacher-drawn, deliberately imperfect — missing one bond label — so learners must improve on it). After 10 minutes, say: 'Now peer review in your group of four. Use the three-point checklist on the board. Be specific — do not just say 'good job.' Say: 'You labelled the glycosidic bond here but not here.' Give 5 minutes for peer review. Close by asking one learner to read their 'Phenomenon Connection' sentence aloud. Cold-call 2 learners. After the second reading, say: 'Four lessons ago, you could not explain those two children. Listen to what you just said. That is science — that is YOU doing science.'</w:t>
+              <w:t xml:space="preserve">Say: "Our model must show what we have evidence for. What new part do we add today?" Ask each group to propose one addition and justify it with data: "Which test or number shows that?" Cold-call 3 groups. Use colour coding: carbohydrate, protein and lipid each in their own colour. Challenge: "Does our model explain why ugali alone can fuel a marathon? What is still missing?" WAIT TIME 10-15 seconds. Record gaps such as 'how the body breaks food down' for Lesson 5. Finish with the tick-list: "Do you feel accomplished? Did you value the process? Do you feel confident?" Close with: "You didn't just learn ABOUT science—you DID science!"</w:t>
             </w:r>
           </w:p>
         </w:tc>
@@ -15025,7 +13462,7 @@
                 <w:sz w:val="18"/>
                 <w:szCs w:val="18"/>
               </w:rPr>
-              <w:t xml:space="preserve">Cumulative Model Revision (Progressive Knowledge Building): Requiring learners to add a new molecular layer to a model they have been building since Lesson 1 makes knowledge accumulation visible and prevents compartmentalisation. Each revision forces learners to integrate new structural knowledge with prior functional knowledge. The 'Phenomenon Connection Arrow' is a deliberate device to prevent the model from becoming an abstract exercise — every structural addition must be tethered back to the two Kisumu children, maintaining the explanatory purpose of the unit.</w:t>
+              <w:t xml:space="preserve">Cumulative modelling. Adding lipids to the same class model shows how the three chemicals of life work together in one plate of food. Citing evidence for every addition keeps the model tied to data, and noting what is missing sets up the next lesson on enzymes.</w:t>
             </w:r>
           </w:p>
         </w:tc>
@@ -15057,7 +13494,7 @@
                 <w:sz w:val="18"/>
                 <w:szCs w:val="18"/>
               </w:rPr>
-              <w:t xml:space="preserve">Collect 6 models (one per group, rotate which member's model is collected each lesson) for detailed written feedback. Observable indicators of proficiency in model: (a) glucose/amino acid monomers are visually distinct from their polymers (not just named but drawn as connected units); (b) glycosidic bond and peptide bond are both labelled and not confused with each other; (c) the Phenomenon Connection sentence names a specific protein function lost in the kwashiorkor child (e.g. albumin, muscle protein, or enzyme) — not just 'protein is missing.' Models that meet all three criteria are marked 'Proficient.' Models meeting only (a) are flagged for re-teaching in Lesson 5 warm-up.</w:t>
+              <w:t xml:space="preserve">Check that each learner's model includes lipids with sources, fatty acids and glycerol, 9 kcal per g, and two roles (energy store and insulation). Look for evidence labels. Check the written sentence for a correct link to the athlete. Identify learners who still place lipids as the main fuel without reference to carbohydrate and glycogen, and discuss with them using the numbers 2,200 kcal and 2,000 kcal.</w:t>
             </w:r>
           </w:p>
         </w:tc>
@@ -15150,102 +13587,7 @@
                 <w:sz w:val="18"/>
                 <w:szCs w:val="18"/>
               </w:rPr>
-              <w:t xml:space="preserve">After the lesson, reflect on the following questions in your professional journal:</w:t>
-            </w:r>
-          </w:p>
-          <w:p>
-            <w:pPr>
-              <w:spacing w:after="40" w:before="0"/>
-              <w:jc w:val="left"/>
-            </w:pPr>
-            <w:r>
-              <w:rPr>
-                <w:rFonts w:ascii="Arial" w:cs="Arial" w:eastAsia="Arial" w:hAnsi="Arial"/>
-                <w:b w:val="false"/>
-                <w:bCs w:val="false"/>
-                <w:i w:val="false"/>
-                <w:iCs w:val="false"/>
-                <w:color w:val="000000"/>
-                <w:sz w:val="18"/>
-                <w:szCs w:val="18"/>
-              </w:rPr>
-              <w:t xml:space="preserve">1. PHENOMENON CONNECTION: Did learners' Sensemaking Summaries and Phenomenon Connection Arrows in their models explicitly name a molecular reason for the Kisumu child's symptoms — or did they remain at the food-name level ('ugali has no protein')? If most learners stayed at the food-name level, plan a 5-minute warm-up for Lesson 5 using cold-call questioning that pushes from food names to molecular vocabulary.</w:t>
-            </w:r>
-          </w:p>
-          <w:p>
-            <w:pPr>
-              <w:spacing w:after="40" w:before="0"/>
-              <w:jc w:val="left"/>
-            </w:pPr>
-            <w:r>
-              <w:rPr>
-                <w:rFonts w:ascii="Arial" w:cs="Arial" w:eastAsia="Arial" w:hAnsi="Arial"/>
-                <w:b w:val="false"/>
-                <w:bCs w:val="false"/>
-                <w:i w:val="false"/>
-                <w:iCs w:val="false"/>
-                <w:color w:val="000000"/>
-                <w:sz w:val="18"/>
-                <w:szCs w:val="18"/>
-              </w:rPr>
-              <w:t xml:space="preserve">2. MODEL BUILDING: Were learners able to distinguish glycosidic bonds (carbohydrates) from peptide bonds (proteins) in their diagrams and bottle-top models? Confusion between these two bond types is a strong diagnostic signal that the reading passages and model-building activity need additional scaffolding — consider providing a bond-type reference card at the start of Lesson 5.</w:t>
-            </w:r>
-          </w:p>
-          <w:p>
-            <w:pPr>
-              <w:spacing w:after="40" w:before="0"/>
-              <w:jc w:val="left"/>
-            </w:pPr>
-            <w:r>
-              <w:rPr>
-                <w:rFonts w:ascii="Arial" w:cs="Arial" w:eastAsia="Arial" w:hAnsi="Arial"/>
-                <w:b w:val="false"/>
-                <w:bCs w:val="false"/>
-                <w:i w:val="false"/>
-                <w:iCs w:val="false"/>
-                <w:color w:val="000000"/>
-                <w:sz w:val="18"/>
-                <w:szCs w:val="18"/>
-              </w:rPr>
-              <w:t xml:space="preserve">3. DQB QUALITY: Did the 'new questions' on the Driving Question Board advance toward the next lessons (digestion, enzyme action, lipid structure) — or did they circle back to already-answered questions? If learners' questions are not advancing, the Gallery Walk may not be generating enough cross-pollination of ideas — consider restructuring Explainer roles in the next Gallery Walk so that groups must present to a partner group, not just to Walkers passing by.</w:t>
-            </w:r>
-          </w:p>
-          <w:p>
-            <w:pPr>
-              <w:spacing w:after="40" w:before="0"/>
-              <w:jc w:val="left"/>
-            </w:pPr>
-            <w:r>
-              <w:rPr>
-                <w:rFonts w:ascii="Arial" w:cs="Arial" w:eastAsia="Arial" w:hAnsi="Arial"/>
-                <w:b w:val="false"/>
-                <w:bCs w:val="false"/>
-                <w:i w:val="false"/>
-                <w:iCs w:val="false"/>
-                <w:color w:val="000000"/>
-                <w:sz w:val="18"/>
-                <w:szCs w:val="18"/>
-              </w:rPr>
-              <w:t xml:space="preserve">4. EQUITY CHECK: Which learners were not cold-called today? Ensure your cold-call record is balanced across gender, home language, and prior performance. The molecular structure content in this lesson (bond types, elemental composition) tends to advantage learners with stronger literacy — were hands-on model builders who struggle with reading given sufficient opportunity to demonstrate understanding through their bottle-top models?</w:t>
-            </w:r>
-          </w:p>
-          <w:p>
-            <w:pPr>
-              <w:spacing w:after="40" w:before="0"/>
-              <w:jc w:val="left"/>
-            </w:pPr>
-            <w:r>
-              <w:rPr>
-                <w:rFonts w:ascii="Arial" w:cs="Arial" w:eastAsia="Arial" w:hAnsi="Arial"/>
-                <w:b w:val="false"/>
-                <w:bCs w:val="false"/>
-                <w:i w:val="false"/>
-                <w:iCs w:val="false"/>
-                <w:color w:val="000000"/>
-                <w:sz w:val="18"/>
-                <w:szCs w:val="18"/>
-              </w:rPr>
-              <w:t xml:space="preserve">5. KENYAN CONTEXT: Did learners successfully map githeri, ugali, nyama choma, and chai onto the molecular classification chart — or did they struggle to move from food name to chemical class? If the food-mapping activity felt disconnected, consider opening Lesson 5 with a brief cooking analogy: 'When your mother makes githeri, she is combining a polysaccharide (maize) with a protein source (beans) in the same pot — your digestive system does something similar at the molecular level.'</w:t>
+              <w:t xml:space="preserve">Which learners used numbers (translucent spot, 609 kcal, 9 kcal per g) rather than everyday ideas to justify claims? Did any hold the misconception that fat is always bad, or that only liquid oils are lipids, and how did the nyama choma and mandazi results address this? Was the 10-minute drying time managed well? Were safety practices with ethanol followed and groundnut allergies handled? Did learners link lipids back to Kipchoge's energy needs? Which DQB questions should open Lesson 5 on enzymes?</w:t>
             </w:r>
           </w:p>
         </w:tc>
@@ -15372,7 +13714,7 @@
                 <w:sz w:val="18"/>
                 <w:szCs w:val="18"/>
               </w:rPr>
-              <w:t xml:space="preserve">Learners constructed annotated diagrams of carbohydrate and protein molecular structures from guided reading passages, built physical models of monosaccharides, disaccharides, polysaccharides, and dipeptides using bottle tops and straws, and mapped Kenyan foods (ugali, githeri, nyama choma, sugarcane juice, chai) to their correct molecular classification (monosaccharide, disaccharide, polysaccharide, protein).</w:t>
+              <w:t xml:space="preserve">Groundnuts, cooking oil, mandazi and nyama choma left a translucent spot on brown paper that stayed after drying, and groundnuts and cooking oil gave a cloudy white layer in the emulsion test. Maize flour left no translucent spot. Table 1 shows groundnuts have 49 g fat per 100 g, mandazi 15 g, nyama choma 15 g and ugali only 0.6 g.</w:t>
             </w:r>
           </w:p>
         </w:tc>
@@ -15438,7 +13780,7 @@
                 <w:sz w:val="18"/>
                 <w:szCs w:val="18"/>
               </w:rPr>
-              <w:t xml:space="preserve">Carbohydrates are made of monosaccharide monomers (e.g. glucose) joined by glycosidic bonds to form disaccharides (e.g. sucrose in chai) and polysaccharides (e.g. starch in ugali, glycogen stored in muscle/liver). Proteins are made of amino acid monomers joined by peptide bonds; amino acids contain nitrogen (N) in addition to C, H, and O — an element absent in carbohydrates. This elemental and structural difference means starch can supply energy but cannot provide the building blocks for muscle, blood proteins (haemoglobin), or albumin. A diet of ugali alone provides no amino acids, so the body cannot build or repair proteins — explaining the swollen belly (loss of albumin), thin limbs (loss of muscle protein), and discoloured hair (loss of keratin) seen in the Kisumu child with kwashiorkor.</w:t>
+              <w:t xml:space="preserve">Lipids (fats, oils and waxes) are made of fatty acids and glycerol. Lipids give 9 kcal per g, more than twice the 4 kcal per g of carbohydrate. They store energy and insulate the body.</w:t>
             </w:r>
           </w:p>
         </w:tc>
@@ -15504,7 +13846,7 @@
                 <w:sz w:val="18"/>
                 <w:szCs w:val="18"/>
               </w:rPr>
-              <w:t xml:space="preserve">The two Kisumu children eating similar quantities of food have completely different bodies because the MOLECULAR COMPOSITION of their food differs, not just the amount. Ugali is almost entirely starch — a polysaccharide composed only of glucose monomers containing C, H, and O. Githeri adds beans, which are rich in protein — polymers of amino acids containing N. Without amino acids, the child's body cannot synthesise the proteins essential for tissue building, immune function, and fluid balance. The anchoring phenomenon (kwashiorkor) is therefore a direct consequence of molecular absence: no amino acids in the diet → no protein synthesis → visible, devastating loss of body structure and function. Food quantity is irrelevant if the molecular composition is incomplete.</w:t>
+              <w:t xml:space="preserve">Groundnuts have 609 kcal per 100 g (64 + 104 + 441) compared with 119.4 kcal for ugali, because fat holds 9 kcal per g. Lipids in foods like milk, groundnuts and cooking oil add stored energy and insulation to a runner's body, but the main fuel for the marathon (about 2,200 kcal) is carbohydrate stored as glycogen (about 2,000 kcal).</w:t>
             </w:r>
           </w:p>
         </w:tc>
@@ -15526,7 +13868,7 @@
         </w:rPr>
         <w:t xml:space="preserve">© 2026 SeaVuria and ARES. Aligned with KICD objectives. Developed by SeaVuria; technical implementation by ARES (with AI assistance from Claude). Licensed under </w:t>
       </w:r>
-      <w:hyperlink w:history="1" r:id="rId8d8lrshysnjtjolfcof1g">
+      <w:hyperlink w:history="1" r:id="rIdm8ybg9xpb8ezlsncqjbpd">
         <w:r>
           <w:rPr>
             <w:rFonts w:ascii="Arial" w:cs="Arial" w:eastAsia="Arial" w:hAnsi="Arial"/>
@@ -15547,7 +13889,7 @@
         </w:rPr>
         <w:t xml:space="preserve"> (</w:t>
       </w:r>
-      <w:hyperlink w:history="1" r:id="rIditmvquctcevs5jptwt-kd">
+      <w:hyperlink w:history="1" r:id="rIdzvl0xup6dtiaao6_dpafl">
         <w:r>
           <w:rPr>
             <w:rFonts w:ascii="Arial" w:cs="Arial" w:eastAsia="Arial" w:hAnsi="Arial"/>
@@ -15621,7 +13963,7 @@
                 <w:sz w:val="22"/>
                 <w:szCs w:val="22"/>
               </w:rPr>
-              <w:t xml:space="preserve">LESSON 5 (40 minutes): Sensemaking: Connecting the Chemistry of Food to Health Outcomes in Kisumu</w:t>
+              <w:t xml:space="preserve">LESSON 5 (80 minutes (double lesson)): Enzymes: Why Chewed Ugali Tastes Sweet</w:t>
             </w:r>
           </w:p>
         </w:tc>
@@ -15788,7 +14130,7 @@
                 <w:sz w:val="18"/>
                 <w:szCs w:val="18"/>
               </w:rPr>
-              <w:t xml:space="preserve">Learners use evidence gathered from food tests and molecular structure investigations to construct and communicate scientific explanations for why two children eating the same quantity of food have completely different health outcomes, anchoring all reasoning to the chemicals of life.</w:t>
+              <w:t xml:space="preserve">Learners investigate how temperature and pH affect the rate at which saliva amylase breaks down starch, and use the data to explain how enzymes help the body turn simple foods such as ugali into energy for athletes like Eliud Kipchoge.</w:t>
             </w:r>
           </w:p>
         </w:tc>
@@ -15854,7 +14196,7 @@
                 <w:sz w:val="18"/>
                 <w:szCs w:val="18"/>
               </w:rPr>
-              <w:t xml:space="preserve">Learners will be able to: (1) explain that ugali provides carbohydrates but lacks sufficient protein, leading to kwashiorkor in the Kisumu child; (2) match each deficiency disease (kwashiorkor, marasmus, scurvy, rickets, anaemia) to the specific missing chemical of life; (3) explain how albumin loss causes oedema (swollen belly), keratin loss causes hair discolouration, and muscle protein loss causes thin limbs.</w:t>
+              <w:t xml:space="preserve">Enzymes are protein catalysts (made of amino acids, from Lesson 3) that speed up the breakdown of big food molecules into small ones. Amylase breaks starch (Lesson 2) into maltose, a reducing sugar. Enzymes have an optimum temperature (about 37 C) and pH (near neutral, 6.8). Extreme heat or pH denatures an enzyme permanently. Each enzyme is specific to one substrate.</w:t>
             </w:r>
           </w:p>
         </w:tc>
@@ -15920,7 +14262,7 @@
                 <w:sz w:val="18"/>
                 <w:szCs w:val="18"/>
               </w:rPr>
-              <w:t xml:space="preserve">Learners will: analyse and interpret food test data from Lesson 4 to construct evidence-based explanations; evaluate dietary composition using chemical evidence; communicate scientific reasoning orally and in writing; update the Driving Question Board with evidence-supported answers.</w:t>
+              <w:t xml:space="preserve">Planning a fair test and controlling variables; using the iodine test and Benedict's test; measuring time; calculating relative rate = 60 / time in seconds; drawing and interpreting line graphs; using data as evidence for an explanation (NGSS practices: planning and carrying out investigations, analysing and interpreting data, constructing explanations).</w:t>
             </w:r>
           </w:p>
         </w:tc>
@@ -15986,7 +14328,7 @@
                 <w:sz w:val="18"/>
                 <w:szCs w:val="18"/>
               </w:rPr>
-              <w:t xml:space="preserve">Learners will demonstrate curiosity about the chemical basis of health, empathy for communities affected by malnutrition in Kenya, and confidence in using scientific evidence to explain real-world phenomena.</w:t>
+              <w:t xml:space="preserve">Curiosity about everyday food experiences; honesty in recording results; teamwork and respect for others' ideas in groups of 4; appreciation that traditional Kenyan foods work with the chemistry of the body.</w:t>
             </w:r>
           </w:p>
         </w:tc>
@@ -16052,7 +14394,7 @@
                 <w:sz w:val="18"/>
                 <w:szCs w:val="18"/>
               </w:rPr>
-              <w:t xml:space="preserve">What are the chemicals of life and what roles do they play in living organisms?</w:t>
+              <w:t xml:space="preserve">KICD: How do chemicals of life contribute to the functioning of living organisms? Lesson question: Why does chewed ugali taste sweet, and what conditions does the enzyme need to work?</w:t>
             </w:r>
           </w:p>
         </w:tc>
@@ -16118,7 +14460,7 @@
                 <w:sz w:val="18"/>
                 <w:szCs w:val="18"/>
               </w:rPr>
-              <w:t xml:space="preserve">This is the Explain lesson — the sensemaking pivot of the entire unit. Learners have now gathered sufficient evidence (molecular structures in Lessons 3 and 4, lipid food test data in Lesson 3) to construct a full scientific explanation for the anchoring phenomenon. This lesson transforms accumulated observations into causal understanding: the child with kwashiorkor is not food-insecure in quantity but is chemically deficient in protein, and the githeri child thrives because maize and beans together supply both carbohydrates and essential amino acids. All six chemicals of life are connected to health consequences, preparing learners for the model-building consolidation in Lesson 6.</w:t>
+              <w:t xml:space="preserve">Lessons 2 to 4 showed that ugali and beans contain carbohydrates, proteins and lipids. Lesson 5 answers the next question: how can the body use big molecules such as starch? Enzymes break them into small molecules that can be absorbed. This adds digestion to the class model and prepares Lesson 6, where learners compare meals using evidence.</w:t>
             </w:r>
           </w:p>
         </w:tc>
@@ -16184,7 +14526,7 @@
                 <w:sz w:val="18"/>
                 <w:szCs w:val="18"/>
               </w:rPr>
-              <w:t xml:space="preserve">No laboratory chemicals are used in this lesson. If photographs of children with kwashiorkor or other deficiency diseases are displayed, the teacher should frame them with sensitivity and respect, reminding learners that these conditions are preventable and that real families are affected. Avoid stigmatising language.</w:t>
+              <w:t xml:space="preserve">Goggles on for Benedict's test and hot water baths. Use only your own saliva or teacher-supplied amylase solution, and do not share. Never taste any lab sample; the ugali tasting is done only with clean, teacher-approved ugali before the lab begins, outside the lab area. Handle hot water with care and keep it away from the edge of the bench. Dilute HCl and NaOH (if used for pH) are prepared by the teacher only, and spills are wiped up straight away. Wash hands after the practical.</w:t>
             </w:r>
           </w:p>
         </w:tc>
@@ -16277,7 +14619,7 @@
                 <w:sz w:val="18"/>
                 <w:szCs w:val="18"/>
               </w:rPr>
-              <w:t xml:space="preserve">Learners open the lesson by revisiting the photographs of the two Kisumu children and their Lesson 4 food test results table. In the Predict phase, they are asked what they now think is the single most important chemical difference between ugali and githeri. In the Observe phase, groups analyse their food test data alongside a provided deficiency disease matching card. In the Explain phase, each group constructs a written scientific explanation for the anchoring phenomenon, presents it to the class, and the teacher facilitates whole-class sensemaking discussion linking findings to Kenyan public health nutrition campaigns (e.g. the Kenya National School Feeding Programme). The DQB is updated with answered questions. The lesson closes with a brief model-building preview task in which learners identify one gap remaining in their understanding before Lesson 6.</w:t>
+              <w:t xml:space="preserve">Learners begin by predicting what happens when ugali is chewed for a long time. They then run a fair test on amylase: 1% starch solution plus saliva amylase at 0, 20, 37, 60 and 80 C and at pH 2, 4, 6.8, 9 and 12 (at 37 C). Time for iodine to stop turning blue-black is recorded, and relative rate = 60 / time is calculated. Data show 37 C is 5 times faster than 20 C (1.0 / 0.2), and no starch is cleared at 0, 60, 80 C or at pH 2 and 12 within 600 s. Learners explain denaturation and specificity, update the DQB and add enzymes to the class model on chart paper. The phenomenon returns to Iten, where an athlete's body temperature of about 37 C keeps amylase working on the ugali he eats.</w:t>
             </w:r>
           </w:p>
         </w:tc>
@@ -16560,7 +14902,7 @@
             <w:pPr>
               <w:spacing w:after="20" w:before="0"/>
             </w:pPr>
-            <w:hyperlink w:history="1" r:id="rIdi_jzu-j4st7kcvzru7xjt">
+            <w:hyperlink w:history="1" r:id="rId0uc62mvanrnfgtag9mp2l">
               <w:r>
                 <w:rPr>
                   <w:rFonts w:ascii="Arial" w:cs="Arial" w:eastAsia="Arial" w:hAnsi="Arial"/>
@@ -16569,7 +14911,7 @@
                   <w:szCs w:val="16"/>
                   <w:u w:val="single" w:color="2E75B6"/>
                 </w:rPr>
-                <w:t xml:space="preserve">Introduction to proteins and amino acids</w:t>
+                <w:t xml:space="preserve">Enzymes</w:t>
               </w:r>
             </w:hyperlink>
           </w:p>
@@ -16593,7 +14935,7 @@
               <w:spacing w:after="10" w:before="0"/>
               <w:ind w:left="120"/>
             </w:pPr>
-            <w:hyperlink w:history="1" r:id="rIdn98okrabcvu4oru1162uf">
+            <w:hyperlink w:history="1" r:id="rIdqlkn461kgnng4vbznqzpj">
               <w:r>
                 <w:rPr>
                   <w:rFonts w:ascii="Arial" w:cs="Arial" w:eastAsia="Arial" w:hAnsi="Arial"/>
@@ -16631,14 +14973,14 @@
                 <w:sz w:val="16"/>
                 <w:szCs w:val="16"/>
               </w:rPr>
-              <w:t xml:space="preserve">📖 EXERCISE:</w:t>
+              <w:t xml:space="preserve">📖 HTML:</w:t>
             </w:r>
           </w:p>
           <w:p>
             <w:pPr>
               <w:spacing w:after="20" w:before="0"/>
             </w:pPr>
-            <w:hyperlink w:history="1" r:id="rId2d_6mrzp2xoxucgmu7by9">
+            <w:hyperlink w:history="1" r:id="rIdg7zowynwnf-yxago073xc">
               <w:r>
                 <w:rPr>
                   <w:rFonts w:ascii="Arial" w:cs="Arial" w:eastAsia="Arial" w:hAnsi="Arial"/>
@@ -16647,7 +14989,7 @@
                   <w:szCs w:val="16"/>
                   <w:u w:val="single" w:color="2E75B6"/>
                 </w:rPr>
-                <w:t xml:space="preserve">Proteins</w:t>
+                <w:t xml:space="preserve">Enzymes in the Digestive System (Flexbook)</w:t>
               </w:r>
             </w:hyperlink>
           </w:p>
@@ -16663,7 +15005,7 @@
                 <w:sz w:val="14"/>
                 <w:szCs w:val="14"/>
               </w:rPr>
-              <w:t xml:space="preserve">Source: Khan Academy (English - US curriculum)</w:t>
+              <w:t xml:space="preserve">Source: CK-12</w:t>
             </w:r>
           </w:p>
           <w:p>
@@ -16671,7 +15013,7 @@
               <w:spacing w:after="10" w:before="0"/>
               <w:ind w:left="120"/>
             </w:pPr>
-            <w:hyperlink w:history="1" r:id="rIdcaxw4o-iup0rcqa9fnfxz">
+            <w:hyperlink w:history="1" r:id="rId6s0lggwj1nb2kuqlmz6j3">
               <w:r>
                 <w:rPr>
                   <w:rFonts w:ascii="Arial" w:cs="Arial" w:eastAsia="Arial" w:hAnsi="Arial"/>
@@ -16713,7 +15055,7 @@
                 <w:sz w:val="18"/>
                 <w:szCs w:val="18"/>
               </w:rPr>
-              <w:t xml:space="preserve">Learners are shown the two photographs of the Kisumu children displayed at the front of the room — the same images used in Lesson 1. The teacher returns their Lesson 4 food test results tables (or learners retrieve their notebooks). Working in their established groups of four, learners spend 3 minutes silently reviewing their food test results and then answer one prompt written on the board: 'Based on your food test results, what is the single most important chemical difference between ugali and githeri — and how does that difference explain what you see in the two children?' Each learner writes an individual prediction sentence before group discussion begins. Groups share their prediction sentences verbally within the group.</w:t>
+              <w:t xml:space="preserve">Learners are given a small piece of clean, teacher-approved ugali (or shown a photograph if there is no food) and asked to chew it slowly for one minute without swallowing. They record in notebooks what happens to the taste. Then they individually predict: (1) Why does it taste sweeter when chewed for longer? (2) What would happen to this change if the ugali were very cold or very hot? They draw a quick sketch of a prediction graph of reaction rate against temperature, linking to how an athlete such as Kipchoge in Iten digests his ugali.</w:t>
             </w:r>
           </w:p>
         </w:tc>
@@ -16745,7 +15087,7 @@
                 <w:sz w:val="18"/>
                 <w:szCs w:val="18"/>
               </w:rPr>
-              <w:t xml:space="preserve">The teacher displays the two photographs and says: 'Look carefully at these two children from Kisumu. You saw them in Lesson 1 — but now you have evidence you did not have then. You have your food test data. You know what carbohydrates, proteins and lipids look like at the molecular level. So I want you to think harder than you did in Lesson 1.' The teacher writes the prompt on the board and says: 'Read the prompt. Write your own sentence first — do not talk yet. You have 2 minutes of silent thinking time.' WAIT TIME: 2 minutes of enforced silence while learners write. After 2 minutes the teacher says: 'Now share your sentence with your group. You have 1 minute.' After sharing the teacher asks 2 to 3 groups to read their prediction sentences aloud and records key words (protein, amino acids, nitrogen, kwashiorkor) on the board without evaluating them yet, saying: 'I am not telling you if you are right yet — we are going to use your evidence to find out.'</w:t>
+              <w:t xml:space="preserve">Say: 'Ugali is mostly starch, and you learned in Lesson 2 that starch does not give a sweet taste. So where does the sweetness come from?' Give WAIT TIME of 10-15 seconds in silence after the question. Cold-call 4 learners to share the taste observation, and ask 'What evidence from your mouth tells you that something changed?' Do not confirm anything yet. Ask 3 learners to share their prediction graph and write the different shapes on the board. Say: 'Keep your prediction. By the end of the lesson we will check it against data.'</w:t>
             </w:r>
           </w:p>
         </w:tc>
@@ -16777,7 +15119,7 @@
                 <w:sz w:val="18"/>
                 <w:szCs w:val="18"/>
               </w:rPr>
-              <w:t xml:space="preserve">Activating prior knowledge through structured prediction — learners are required to connect two evidence sources (visual phenomenon plus food test data) before instruction, surfacing the conceptual link between protein absence and observed symptoms.</w:t>
+              <w:t xml:space="preserve">Predict-Observe-Explain (POE) with a personal experience hook: learners commit to a prediction using a familiar experience (the taste of chewed ugali). Recording a prediction first exposes prior ideas and creates a reason to check the evidence later.</w:t>
             </w:r>
           </w:p>
         </w:tc>
@@ -16809,7 +15151,7 @@
                 <w:sz w:val="18"/>
                 <w:szCs w:val="18"/>
               </w:rPr>
-              <w:t xml:space="preserve">Teacher circulates during silent writing and reads learner sentences over shoulders to identify whether learners are connecting protein absence (not just food quantity) to the health difference. Learners who write only 'ugali has more starch' without mentioning protein are flagged for targeted questioning during the Observe phase.</w:t>
+              <w:t xml:space="preserve">Look for: a written prediction that links sweetness to starch changing (even if it lacks the word 'enzyme'); a sketched graph with some shape (rising, peak or flat). Tally on the board how many learners predict that more heat gives faster change. Misconception to note: 'Hotter always means faster', or 'saliva only wets the food'.</w:t>
             </w:r>
           </w:p>
         </w:tc>
@@ -16866,7 +15208,7 @@
             <w:pPr>
               <w:spacing w:after="20" w:before="0"/>
             </w:pPr>
-            <w:hyperlink w:history="1" r:id="rIdstahhmmwtmmuzfaanacnz">
+            <w:hyperlink w:history="1" r:id="rId3d4eicn85utdyrw_zilyd">
               <w:r>
                 <w:rPr>
                   <w:rFonts w:ascii="Arial" w:cs="Arial" w:eastAsia="Arial" w:hAnsi="Arial"/>
@@ -16875,7 +15217,7 @@
                   <w:szCs w:val="16"/>
                   <w:u w:val="single" w:color="2E75B6"/>
                 </w:rPr>
-                <w:t xml:space="preserve">Introduction to proteins and amino acids</w:t>
+                <w:t xml:space="preserve">Enzymes</w:t>
               </w:r>
             </w:hyperlink>
           </w:p>
@@ -16899,7 +15241,7 @@
               <w:spacing w:after="10" w:before="0"/>
               <w:ind w:left="120"/>
             </w:pPr>
-            <w:hyperlink w:history="1" r:id="rId06rlg24lqgxbsg-2avc6q">
+            <w:hyperlink w:history="1" r:id="rIdthvxfzqx261rvdfdl_jx4">
               <w:r>
                 <w:rPr>
                   <w:rFonts w:ascii="Arial" w:cs="Arial" w:eastAsia="Arial" w:hAnsi="Arial"/>
@@ -16944,7 +15286,7 @@
             <w:pPr>
               <w:spacing w:after="20" w:before="0"/>
             </w:pPr>
-            <w:hyperlink w:history="1" r:id="rIdkvwd-9t-jtcfwmhazpx1l">
+            <w:hyperlink w:history="1" r:id="rIdvieyb-sh57wbmefdflhzs">
               <w:r>
                 <w:rPr>
                   <w:rFonts w:ascii="Arial" w:cs="Arial" w:eastAsia="Arial" w:hAnsi="Arial"/>
@@ -16953,7 +15295,7 @@
                   <w:szCs w:val="16"/>
                   <w:u w:val="single" w:color="2E75B6"/>
                 </w:rPr>
-                <w:t xml:space="preserve">Proteins</w:t>
+                <w:t xml:space="preserve">Enzymes in the Digestive System Practice</w:t>
               </w:r>
             </w:hyperlink>
           </w:p>
@@ -16969,7 +15311,7 @@
                 <w:sz w:val="14"/>
                 <w:szCs w:val="14"/>
               </w:rPr>
-              <w:t xml:space="preserve">Source: Khan Academy (English - US curriculum)</w:t>
+              <w:t xml:space="preserve">Source: CK-12</w:t>
             </w:r>
           </w:p>
           <w:p>
@@ -16977,7 +15319,7 @@
               <w:spacing w:after="10" w:before="0"/>
               <w:ind w:left="120"/>
             </w:pPr>
-            <w:hyperlink w:history="1" r:id="rIdu584wr6-ouo-3sxhgr5iu">
+            <w:hyperlink w:history="1" r:id="rId3hncsvqgqjcyptl4bqvao">
               <w:r>
                 <w:rPr>
                   <w:rFonts w:ascii="Arial" w:cs="Arial" w:eastAsia="Arial" w:hAnsi="Arial"/>
@@ -17019,7 +15361,7 @@
                 <w:sz w:val="18"/>
                 <w:szCs w:val="18"/>
               </w:rPr>
-              <w:t xml:space="preserve">Each group receives a Deficiency Disease Matching Card — a structured card with five rows (kwashiorkor, marasmus, scurvy, rickets, anaemia) and four columns (disease name, missing chemical of life, visible symptoms, Kenyan food that could prevent it). Two columns are pre-filled (disease name and visible symptoms) and two are blank (missing chemical and Kenyan food source). Learners use their Lesson 2 and 3 notes and their Lesson 4 food test data table to complete the blank columns collaboratively. For kwashiorkor specifically, they must cite their Biuret test result on the beans extract (purple colour = protein present) and connect the absence of such a result for ugali to the protein-deficient diet. Groups also calculate a simple diet audit: they are given a typical daily menu for each Kisumu child (child 1: ugali three times, child 2: githeri twice and ugali once) and must list which chemicals of life are present and which are absent or insufficient in each menu.</w:t>
+              <w:t xml:space="preserve">In groups of 4, learners carry out the amylase investigation. Roles: timekeeper, pipette handler, recorder, safety officer. Step 1: Label test tubes with temperature (0, 20, 37, 60, 80 C). Add 5 cm3 of 1% starch solution and place each in its water bath (ice, room temperature, 37 C, 60 C, 80 C) for 3 minutes. Step 2: Place drops of iodine on a white tile. Step 3: Add 1 cm3 of saliva amylase to a tube, mix, and every 30 seconds transfer a drop to the iodine. Record the time when the iodine no longer turns blue-black, or stop at 600 s. Step 4: For pH, repeat at 37 C with buffers at pH 2, 4, 6.8, 9 and 12. The class pools the results in a table: temperature 0 C not cleared in 600 s (rate 0); 20 C 300 s (0.2); 37 C 60 s (1.0); 60 C not cleared (0); 80 C not cleared (0). pH 2 not cleared (0); pH 4 240 s (0.25); pH 6.8 60 s (1.0); pH 9 180 s (0.33); pH 12 not cleared (0). Groups also test a sample at the end of the 37 C tube with Benedict's (hot water bath) and see an orange to brick-red colour, showing a reducing sugar (maltose) was made.</w:t>
             </w:r>
           </w:p>
         </w:tc>
@@ -17051,7 +15393,7 @@
                 <w:sz w:val="18"/>
                 <w:szCs w:val="18"/>
               </w:rPr>
-              <w:t xml:space="preserve">The teacher distributes the Deficiency Disease Matching Cards and says: 'Your food test data is your evidence. Your molecular structure notes are your background knowledge. Use both to fill in the two blank columns on this card. Start with kwashiorkor because that is the disease we can see in our Kisumu child.' WAIT TIME: Allow 6 minutes for group work without interruption. The teacher circulates, listening to group talk. If a group is stuck on scurvy, the teacher prompts: 'Which chemical of life did we test with DCPIP in Lesson 4? What did you find in orange juice?' If a group conflates marasmus and kwashiorkor, the teacher asks: 'What is the difference between getting no food at all and getting food that is only starch? Which child in our phenomenon is closer to which disease?' After 6 minutes the teacher pauses the class and cold-calls one group per disease row to share their answer, asking the class: 'Does your card agree or disagree? Correct your card now if needed.' The teacher writes the completed table on the board as a class reference.</w:t>
+              <w:t xml:space="preserve">Before starting, say: 'What must we keep the same so this is a fair test?' Cold-call 3 learners to name the control variables (volume of starch, volume of amylase, concentration, same drop size). Remind everyone: 'Goggles on. No tasting. Hot water baths are only for the safety officer to move.' Circulate and ask each group: 'What colour do you expect at the end if starch is gone?' Give WAIT TIME of 10-15 seconds before taking answers. Stop groups that cannot clear the starch after 600 s and say: 'No change after 600 s is still a result. Record it as not cleared.' Give the class table at the end so all groups have the same data and any outliers are discussed.</w:t>
             </w:r>
           </w:p>
         </w:tc>
@@ -17083,7 +15425,7 @@
                 <w:sz w:val="18"/>
                 <w:szCs w:val="18"/>
               </w:rPr>
-              <w:t xml:space="preserve">Evidence-to-explanation scaffolding — the partially completed Deficiency Disease Matching Card structures the cognitive task so learners focus on the causal link (missing chemical causes specific symptoms) rather than rote recall. The diet audit task operationalises the phenomenon as a real dietary analysis.</w:t>
+              <w:t xml:space="preserve">Collaborative investigation with a class data pool: pooling results lets learners compare many conditions and see patterns that a single group could not. Role cards keep every learner involved in the evidence collection.</w:t>
             </w:r>
           </w:p>
         </w:tc>
@@ -17115,7 +15457,7 @@
                 <w:sz w:val="18"/>
                 <w:szCs w:val="18"/>
               </w:rPr>
-              <w:t xml:space="preserve">The teacher checks that learners correctly identify protein (specifically essential amino acids) as the missing chemical in kwashiorkor, and that their Biuret test evidence is cited in their reasoning. Misconception to watch for: learners attributing kwashiorkor to 'not enough food' rather than 'not enough protein specifically.' If this appears, the teacher re-asks: 'The child with kwashiorkor is eating the same amount of food in quantity as the healthy child. So what is different?'</w:t>
+              <w:t xml:space="preserve">Observe: Are variables controlled (same volumes, same temperature before mixing)? Does the recorder write times in seconds and write 'not cleared' correctly? Does the group's Benedict's result match the class result? Check that learners use the iodine colour correctly (blue-black = starch present). Use a quick checklist for each group, noting safety behaviour.</w:t>
             </w:r>
           </w:p>
         </w:tc>
@@ -17172,7 +15514,7 @@
             <w:pPr>
               <w:spacing w:after="20" w:before="0"/>
             </w:pPr>
-            <w:hyperlink w:history="1" r:id="rIde9lt8kndsdasversorhgd">
+            <w:hyperlink w:history="1" r:id="rIdwgjaokmfcxghcnaiwvfxh">
               <w:r>
                 <w:rPr>
                   <w:rFonts w:ascii="Arial" w:cs="Arial" w:eastAsia="Arial" w:hAnsi="Arial"/>
@@ -17181,7 +15523,7 @@
                   <w:szCs w:val="16"/>
                   <w:u w:val="single" w:color="2E75B6"/>
                 </w:rPr>
-                <w:t xml:space="preserve">Food and energy in organisms</w:t>
+                <w:t xml:space="preserve">Introduction to kinetics</w:t>
               </w:r>
             </w:hyperlink>
           </w:p>
@@ -17221,7 +15563,7 @@
               <w:spacing w:after="10" w:before="0"/>
               <w:ind w:left="120"/>
             </w:pPr>
-            <w:hyperlink w:history="1" r:id="rIdydmgb0dmmrogzttakgkum">
+            <w:hyperlink w:history="1" r:id="rId-mzruwrw69nra7vl6yulc">
               <w:r>
                 <w:rPr>
                   <w:rFonts w:ascii="Arial" w:cs="Arial" w:eastAsia="Arial" w:hAnsi="Arial"/>
@@ -17259,14 +15601,14 @@
                 <w:sz w:val="16"/>
                 <w:szCs w:val="16"/>
               </w:rPr>
-              <w:t xml:space="preserve">📖 EXERCISE:</w:t>
+              <w:t xml:space="preserve">📖 HTML:</w:t>
             </w:r>
           </w:p>
           <w:p>
             <w:pPr>
               <w:spacing w:after="20" w:before="0"/>
             </w:pPr>
-            <w:hyperlink w:history="1" r:id="rIdxtrisqx1xh-caypjwzvla">
+            <w:hyperlink w:history="1" r:id="rIdiofzuz_dc0qzcaodlxjhs">
               <w:r>
                 <w:rPr>
                   <w:rFonts w:ascii="Arial" w:cs="Arial" w:eastAsia="Arial" w:hAnsi="Arial"/>
@@ -17275,25 +15617,9 @@
                   <w:szCs w:val="16"/>
                   <w:u w:val="single" w:color="2E75B6"/>
                 </w:rPr>
-                <w:t xml:space="preserve">Types of chemical bonds</w:t>
+                <w:t xml:space="preserve">Enzymes in the Digestive System (Flexbook)</w:t>
               </w:r>
             </w:hyperlink>
-          </w:p>
-          <w:p>
-            <w:pPr>
-              <w:spacing w:after="20" w:before="0"/>
-            </w:pPr>
-            <w:r>
-              <w:rPr>
-                <w:rFonts w:ascii="Arial" w:cs="Arial" w:eastAsia="Arial" w:hAnsi="Arial"/>
-                <w:i/>
-                <w:iCs/>
-                <w:color w:val="595959"/>
-                <w:sz w:val="16"/>
-                <w:szCs w:val="16"/>
-              </w:rPr>
-              <w:t xml:space="preserve">Related topic: not an exact match for this lesson.</w:t>
-            </w:r>
           </w:p>
           <w:p>
             <w:pPr>
@@ -17307,7 +15633,7 @@
                 <w:sz w:val="14"/>
                 <w:szCs w:val="14"/>
               </w:rPr>
-              <w:t xml:space="preserve">Source: Khan Academy (English - US curriculum)</w:t>
+              <w:t xml:space="preserve">Source: CK-12</w:t>
             </w:r>
           </w:p>
           <w:p>
@@ -17315,7 +15641,7 @@
               <w:spacing w:after="10" w:before="0"/>
               <w:ind w:left="120"/>
             </w:pPr>
-            <w:hyperlink w:history="1" r:id="rId2m-fv5d1nhxnryzgcz_sx">
+            <w:hyperlink w:history="1" r:id="rIductuiquuvirmf9psi6pj5">
               <w:r>
                 <w:rPr>
                   <w:rFonts w:ascii="Arial" w:cs="Arial" w:eastAsia="Arial" w:hAnsi="Arial"/>
@@ -17357,7 +15683,7 @@
                 <w:sz w:val="18"/>
                 <w:szCs w:val="18"/>
               </w:rPr>
-              <w:t xml:space="preserve">Each group constructs a written scientific explanation (5 to 7 sentences) for the anchoring phenomenon using a provided sentence-starter framework: (1) 'Ugali is made mainly of... because our iodine test showed...'; (2) 'Githeri contains both... and... because our Biuret test showed...'; (3) 'The child eating only ugali develops kwashiorkor because...'; (4) 'Proteins are needed in the body to build... including albumin (which prevents oedema), keratin (hair), and muscle fibres...'; (5) 'Therefore the two children have different bodies because...'. One group spokesperson reads the completed explanation aloud. The teacher facilitates a whole-class discussion in which learners evaluate each other's explanations. The teacher then connects the class findings to the Kenya National School Feeding Programme and to the work of nutritional scientists at the Kenya Medical Research Institute (KEMRI) who study childhood malnutrition in Nyanza and Western Kenya. Learners update their individual DQB sticky notes: answered questions are moved to an 'Answered' column and any new questions are added.</w:t>
+              <w:t xml:space="preserve">Learners calculate relative rate = 60 / time in seconds for each condition (for example 60 / 300 = 0.2 at 20 C and 60 / 60 = 1.0 at 37 C) and plot two line graphs (rate against temperature, rate against pH). They compare with their predictions. They calculate the comparison 1.0 / 0.2 = 5, so the reaction at 37 C is 5 times faster than at 20 C. In groups, they use a Claim-Evidence-Reasoning (CER) frame to answer: 'Why does chewed ugali taste sweet, and why does the enzyme stop working at 60 C and pH 12?' Teacher introduces the key ideas: an enzyme is a protein (made of amino acids, Lesson 3) that acts as a catalyst; amylase breaks starch into maltose (a reducing sugar, Lesson 2); the optimum is about 37 C and near pH 6.8; heat or extreme pH changes the shape of the enzyme permanently, so it is denatured; each enzyme is specific, so amylase works on starch, not on protein or fat. Learners link this to a human body at about 37 C in Iten, where the ugali is broken down so the glucose can fuel running.</w:t>
             </w:r>
           </w:p>
         </w:tc>
@@ -17389,7 +15715,7 @@
                 <w:sz w:val="18"/>
                 <w:szCs w:val="18"/>
               </w:rPr>
-              <w:t xml:space="preserve">The teacher says: 'You now have enough evidence to answer the driving question — at least part of it. Your group is going to write a scientific explanation. I am not asking you to guess. I am asking you to use your food test results, your molecular structure knowledge, and your deficiency disease card as evidence. Use the sentence starters on the board.' WAIT TIME: Allow 5 minutes for group writing. After groups present, the teacher says: 'Listen carefully to each group. When they finish, I want you to say one thing you agree with and one thing you would add or change.' After all groups have presented, the teacher synthesises: 'Every group arrived at the same core idea: the Kisumu child with kwashiorkor is not starving in terms of energy — ugali gives energy through carbohydrates — but is starving in terms of the building-block molecules that only proteins can supply. That is a profound scientific insight and it is exactly what nutritional scientists at KEMRI and the World Food Programme have been telling Kenyan communities for decades.' The teacher then asks: 'What does this tell us about what food is really made of?' — re-echoing the driving question — and allows learners to respond freely for 2 minutes before summarising.</w:t>
+              <w:t xml:space="preserve">Ask: 'At which temperature was the rate fastest? How do you know?' WAIT TIME of 10-15 seconds, then cold-call 4 learners. Ask: 'Between 37 C and 60 C the rate drops from 1.0 to 0. Is the enzyme just resting, or has something changed permanently?' Cold-call 3 groups. Use a model: a key fitting a lock (starch fits amylase, protein does not) to show specificity, and crumple a paper key to show denaturation. Ask: 'If we cool the 60 C tube back to 37 C, would the enzyme work again? Why not?' Give the vocabulary: optimum, denatured, specific. Then say: 'Using only the table, what is your claim?' and check that each CER statement includes at least two numbers.</w:t>
             </w:r>
           </w:p>
         </w:tc>
@@ -17421,7 +15747,7 @@
                 <w:sz w:val="18"/>
                 <w:szCs w:val="18"/>
               </w:rPr>
-              <w:t xml:space="preserve">Collaborative explanation construction using sentence-starter scaffolds ensures all learners produce evidence-based reasoning rather than opinion. Peer evaluation of group explanations deepens critical thinking. Connecting to KEMRI scientists and the Kenya National School Feeding Programme grounds the science in authentic Kenyan societal context.</w:t>
+              <w:t xml:space="preserve">Claim-Evidence-Reasoning with data graphing: learners turn the numbers into a graph, find the peak, and justify claims with specific values. The lock-and-key analogy helps learners visualise the shape of the active site so they can reason about specificity and denaturation.</w:t>
             </w:r>
           </w:p>
         </w:tc>
@@ -17453,7 +15779,7 @@
                 <w:sz w:val="18"/>
                 <w:szCs w:val="18"/>
               </w:rPr>
-              <w:t xml:space="preserve">Teacher collects the written group explanations at the end of the lesson to assess whether learners: (1) correctly cite food test evidence (iodine for starch, Biuret for protein); (2) identify specific proteins (albumin, keratin, muscle protein) and explain their functions; (3) make a clear causal link between protein absence and kwashiorkor symptoms. A three-point rubric is used: 1 = identifies protein as missing; 2 = connects protein absence to specific symptoms; 3 = cites food test evidence and names specific proteins and their functions.</w:t>
+              <w:t xml:space="preserve">Success indicators: graphs have labelled axes with units and a smooth curve peaking at 37 C and pH 6.8; the rate calculation is correct (0.2, 1.0, 0.25, 0.33); the CER cites at least two data values (e.g. 'rate 1.0 at 37 C compared with 0.2 at 20 C, 5 times faster') and uses the word denatured correctly. Misconceptions to catch: 'cold kills the enzyme' (at 0 C the enzyme is slowed, not denatured), and 'enzymes are living'.</w:t>
             </w:r>
           </w:p>
         </w:tc>
@@ -17510,7 +15836,7 @@
             <w:pPr>
               <w:spacing w:after="20" w:before="0"/>
             </w:pPr>
-            <w:hyperlink w:history="1" r:id="rId6cs2v8hxshmkgsx1kdrkx">
+            <w:hyperlink w:history="1" r:id="rIdrlikj2w2b0kx4xn75jnm8">
               <w:r>
                 <w:rPr>
                   <w:rFonts w:ascii="Arial" w:cs="Arial" w:eastAsia="Arial" w:hAnsi="Arial"/>
@@ -17519,7 +15845,7 @@
                   <w:szCs w:val="16"/>
                   <w:u w:val="single" w:color="2E75B6"/>
                 </w:rPr>
-                <w:t xml:space="preserve">Overview of protein structure</w:t>
+                <w:t xml:space="preserve">Introduction to kinetics -dubbed(KY)</w:t>
               </w:r>
             </w:hyperlink>
           </w:p>
@@ -17551,7 +15877,7 @@
                 <w:sz w:val="14"/>
                 <w:szCs w:val="14"/>
               </w:rPr>
-              <w:t xml:space="preserve">Source: Khan Academy (English - US curriculum)</w:t>
+              <w:t xml:space="preserve">Source: Khan Academy (Kiswahili)</w:t>
             </w:r>
           </w:p>
           <w:p>
@@ -17559,7 +15885,7 @@
               <w:spacing w:after="10" w:before="0"/>
               <w:ind w:left="120"/>
             </w:pPr>
-            <w:hyperlink w:history="1" r:id="rIdqshh8n85rh5xdewaj5nje">
+            <w:hyperlink w:history="1" r:id="rIdnc5zed72auqn9d-9bmorx">
               <w:r>
                 <w:rPr>
                   <w:rFonts w:ascii="Arial" w:cs="Arial" w:eastAsia="Arial" w:hAnsi="Arial"/>
@@ -17604,7 +15930,7 @@
             <w:pPr>
               <w:spacing w:after="20" w:before="0"/>
             </w:pPr>
-            <w:hyperlink w:history="1" r:id="rId9y-ypmeu3w8hjgqopdwpr">
+            <w:hyperlink w:history="1" r:id="rIdvuojc8n_mom7iajpyfe9q">
               <w:r>
                 <w:rPr>
                   <w:rFonts w:ascii="Arial" w:cs="Arial" w:eastAsia="Arial" w:hAnsi="Arial"/>
@@ -17613,25 +15939,9 @@
                   <w:szCs w:val="16"/>
                   <w:u w:val="single" w:color="2E75B6"/>
                 </w:rPr>
-                <w:t xml:space="preserve">Proteins Practice</w:t>
+                <w:t xml:space="preserve">Enzymes in the Digestive System Practice</w:t>
               </w:r>
             </w:hyperlink>
-          </w:p>
-          <w:p>
-            <w:pPr>
-              <w:spacing w:after="20" w:before="0"/>
-            </w:pPr>
-            <w:r>
-              <w:rPr>
-                <w:rFonts w:ascii="Arial" w:cs="Arial" w:eastAsia="Arial" w:hAnsi="Arial"/>
-                <w:i/>
-                <w:iCs/>
-                <w:color w:val="595959"/>
-                <w:sz w:val="16"/>
-                <w:szCs w:val="16"/>
-              </w:rPr>
-              <w:t xml:space="preserve">Related topic: not an exact match for this lesson.</w:t>
-            </w:r>
           </w:p>
           <w:p>
             <w:pPr>
@@ -17653,7 +15963,7 @@
               <w:spacing w:after="10" w:before="0"/>
               <w:ind w:left="120"/>
             </w:pPr>
-            <w:hyperlink w:history="1" r:id="rId75f7n77xiv6ezvxsg1dk0">
+            <w:hyperlink w:history="1" r:id="rIdx4nxs9jfqcejck6zbi2nc">
               <w:r>
                 <w:rPr>
                   <w:rFonts w:ascii="Arial" w:cs="Arial" w:eastAsia="Arial" w:hAnsi="Arial"/>
@@ -17695,7 +16005,7 @@
                 <w:sz w:val="18"/>
                 <w:szCs w:val="18"/>
               </w:rPr>
-              <w:t xml:space="preserve">Learners retrieve their individual DQB sticky notes from the board (posted in Lesson 1). Each learner reads their original Lesson 1 question and decides: (a) Can I now answer this question using evidence from Lessons 1 to 5? If yes, the learner writes a brief answer on the back of the sticky note and moves it to the 'Answered' column on the DQB. (b) If the question is still partially unanswered or has generated a new question, the learner writes a new sticky note for the 'Still Wondering' column. The class briefly reviews which questions have been answered (typically questions about what food is made of, what causes kwashiorkor, and what proteins do) and which remain (typically questions about DNA, vitamins in detail, or how the body digests food). The teacher acknowledges remaining questions as the focus for Lesson 6 model building.</w:t>
+              <w:t xml:space="preserve">Learners revisit the class DQB. Each group writes on sticky notes (a) one question that is now answered by Lesson 5, (b) one new question. Examples: 'Why does chewed ugali taste sweet?' (moved to answered: amylase breaks starch to maltose at about 37 C), 'Do we have enzymes for proteins and fats too?', 'Does Kipchoge's fever or very hot weather affect digestion?', 'Can a person with a very acidic stomach digest starch?'. They place the notes on the DQB and link them to the main driving question about how simple foods supply energy, growth and repair.</w:t>
             </w:r>
           </w:p>
         </w:tc>
@@ -17727,7 +16037,7 @@
                 <w:sz w:val="18"/>
                 <w:szCs w:val="18"/>
               </w:rPr>
-              <w:t xml:space="preserve">The teacher says: 'Go to the DQB. Find your sticky note from Lesson 1. Read your question. Ask yourself honestly: can I answer this now using evidence? If yes, write your answer on the back and move it to Answered. If not, write a new question on a fresh sticky note and add it to Still Wondering.' WAIT TIME: Allow 3 minutes for le